--- a/Thesis Report.docx
+++ b/Thesis Report.docx
@@ -13608,22 +13608,19 @@
           <w:sz w:val="24"/>
           <w:szCs w:val="24"/>
         </w:rPr>
-        <w:t>Medical imaging is one of the most important fields of diagnostic medicine today. Chest X-ray (CXR) is among the most common radiological exams performed globally, as it is readily accessible, cost-effective and highly effective in detecting a wide variety of pulmonary and cardiac conditions. Hundreds of millions of chest radiographs are generated annually in hospitals, clinics and community health centers. These images must be sent to a trained radiologist who is able to recognize the characteristics of these images and issue a well-organized, written report that can be used by physicians to make informed decisions moving downstream. The increasing number of imaging studies, however, has imposed an unprecedented strain on the worldwide radiology workforce, resulting in diagnostic backlogs that directly impact patient care, especially in developing countries where there are not enough qualified radiologists.</w:t>
-      </w:r>
-    </w:p>
-    <w:p>
-      <w:pPr>
-        <w:pStyle w:val="ListParagraph"/>
-        <w:spacing w:before="120" w:line="360" w:lineRule="auto"/>
-        <w:ind w:left="360" w:firstLine="0"/>
-        <w:jc w:val="both"/>
+        <w:t xml:space="preserve">In the last ten years, AI has gone from the periphery of academic research into the heart of healthcare systems. Previously computer vision and natural language processing were different fields of research, but with the development of vision-language models, they have now combined to understand medical images and generate meaningful, clinically relevant descriptions. One of the most common diagnostic tests globally, the interpretation of Chest X ray, has been an active field of this convergence. The potential benefits of automatic report generation for chest X-rays are that it will free up the time of overburdened radiologists, improve diagnostic turnaround times, and allow access to the expertise of specialists in locations where it might not otherwise be available. Most systems built to do this, however, only produce reports in English, which many patients and first line clinicians used around the world do not read or use in their daily work. Bangladesh is a fascinating case study in the compounding of a critical healthcare gap by this language barrier. Despite the population of around 170 million, the country has less than 700 radiologists with the bulk of them concentrated in urban </w:t>
+      </w:r>
+      <w:proofErr w:type="spellStart"/>
+      <w:r>
         <w:rPr>
           <w:bCs/>
           <w:iCs/>
           <w:sz w:val="24"/>
           <w:szCs w:val="24"/>
         </w:rPr>
-      </w:pPr>
+        <w:t>centres</w:t>
+      </w:r>
+      <w:proofErr w:type="spellEnd"/>
       <w:r>
         <w:rPr>
           <w:bCs/>
@@ -13631,9 +13628,9 @@
           <w:sz w:val="24"/>
           <w:szCs w:val="24"/>
         </w:rPr>
-        <w:t xml:space="preserve">Over the past few years, artificial intelligence (AI), in particular, deep learning, has proven to be a promising direction to ease this burden. Initial work was directed towards computer-aided detection (CAD) systems that alert the computer to the presence or absence of specific pathologies in chest radiographs. These classification models were useful for binary tasks, but they did not satisfy the need clinically: doctors need a comprehensive report, written in a narrative style, indicating which diseases are present and where, how severe they look, and what parts of the body are involved. This unexplored opportunity led to the emergence of a more ambitious research direction, called automated radiology report generation, which involves training vision-language models (VLMs) to directly generate the clinical report in the form of free text from the medical image. Despite significant advances in using large-scale datasets and </w:t>
-      </w:r>
-      <w:proofErr w:type="gramStart"/>
+        <w:t xml:space="preserve"> like Dhaka and Chittagong (Adhikari et al., 2025). Chest X-rays are regularly obtained but not always interpreted and the lack of trained specialists means they can languish in district level hospitals or rural clinics for days on end. The use of AI-assisted tools, even if made accessible via telemedicine platforms, will still fail to aid English-language outputs, as those who are trained in Bangla and treat their patients without English are the ones who are affected. This research directly tackles this gap by presenting and developing </w:t>
+      </w:r>
+      <w:proofErr w:type="spellStart"/>
       <w:r>
         <w:rPr>
           <w:bCs/>
@@ -13641,9 +13638,9 @@
           <w:sz w:val="24"/>
           <w:szCs w:val="24"/>
         </w:rPr>
-        <w:t>computationally-intensive</w:t>
-      </w:r>
-      <w:proofErr w:type="gramEnd"/>
+        <w:t>BanglaCXR</w:t>
+      </w:r>
+      <w:proofErr w:type="spellEnd"/>
       <w:r>
         <w:rPr>
           <w:bCs/>
@@ -13651,47 +13648,7 @@
           <w:sz w:val="24"/>
           <w:szCs w:val="24"/>
         </w:rPr>
-        <w:t xml:space="preserve"> architectures to generate reports in English, most of these efforts are unavailable to non-English speaking healthcare systems. This technological advance has been nearly completely neglected in countries in South Asia, Southeast Asia and Sub-Saharan Africa, where the need to support diagnosis is arguably the highest (</w:t>
-      </w:r>
-      <w:proofErr w:type="spellStart"/>
-      <w:r>
-        <w:rPr>
-          <w:bCs/>
-          <w:iCs/>
-          <w:sz w:val="24"/>
-          <w:szCs w:val="24"/>
-        </w:rPr>
-        <w:t>Boecking</w:t>
-      </w:r>
-      <w:proofErr w:type="spellEnd"/>
-      <w:r>
-        <w:rPr>
-          <w:bCs/>
-          <w:iCs/>
-          <w:sz w:val="24"/>
-          <w:szCs w:val="24"/>
-        </w:rPr>
-        <w:t xml:space="preserve"> et al., 2023; </w:t>
-      </w:r>
-      <w:proofErr w:type="spellStart"/>
-      <w:r>
-        <w:rPr>
-          <w:bCs/>
-          <w:iCs/>
-          <w:sz w:val="24"/>
-          <w:szCs w:val="24"/>
-        </w:rPr>
-        <w:t>Bannur</w:t>
-      </w:r>
-      <w:proofErr w:type="spellEnd"/>
-      <w:r>
-        <w:rPr>
-          <w:bCs/>
-          <w:iCs/>
-          <w:sz w:val="24"/>
-          <w:szCs w:val="24"/>
-        </w:rPr>
-        <w:t xml:space="preserve"> et al., 2024). This research strives to close this gap and create a bilingual vision-language model that can produce clinically relevant chest X-ray reports in both English and Bangla.</w:t>
+        <w:t>, a two-stage vision-language pipeline that produces English and Bangla structured chest X-ray radiology reports, which is the first system designed and evaluated for a South Asian language.</w:t>
       </w:r>
     </w:p>
     <w:p>
@@ -13719,7 +13676,6 @@
           <w:sz w:val="28"/>
           <w:szCs w:val="28"/>
         </w:rPr>
-        <w:lastRenderedPageBreak/>
         <w:t>Problem Statement</w:t>
       </w:r>
       <w:bookmarkEnd w:id="37"/>
@@ -13747,23 +13703,15 @@
           <w:sz w:val="24"/>
           <w:szCs w:val="24"/>
         </w:rPr>
-        <w:t xml:space="preserve">Although the automated radiology report generation has improved immensely, there is no current system that can generate clinically accurate X-ray reports for chest in the local language Bangla for millions of patients residing in Bangladesh and its neighboring countries. Existing vision-language models are only for English, require huge computational power which is not feasible in the low-resource clinical domain, and do not provide any mechanism for retaining domain-specific medical terminology when translating from one language to another. Lack of a </w:t>
-      </w:r>
-      <w:proofErr w:type="gramStart"/>
-      <w:r>
-        <w:rPr>
-          <w:sz w:val="24"/>
-          <w:szCs w:val="24"/>
-        </w:rPr>
-        <w:t>light-weight</w:t>
-      </w:r>
-      <w:proofErr w:type="gramEnd"/>
-      <w:r>
-        <w:rPr>
-          <w:sz w:val="24"/>
-          <w:szCs w:val="24"/>
-        </w:rPr>
-        <w:t>, bilingual and anatomically sound, report generation system is a critical gap in medical AI that hasn't been addressed.</w:t>
+        <w:t xml:space="preserve">While there has been significant progress in AI-based radiology report generation tools, none currently generate reports in any language other than English, failing to meet the needs of clinical practice in Bangla-speaking settings in Bangladesh. Bangladesh is among the worst hit countries in the world in terms of radiologist shortage and AI-powered diagnostics </w:t>
+      </w:r>
+      <w:r>
+        <w:rPr>
+          <w:sz w:val="24"/>
+          <w:szCs w:val="24"/>
+        </w:rPr>
+        <w:lastRenderedPageBreak/>
+        <w:t>is out of reach for most of its clinicians and patients due to the lack of an automated reporting system in the local language. There is no vision-language model trained or evaluated for Bangla radiology report generation, no benchmark dataset available for assessing Bangla medical natural language generation in chest X-ray domain and no architectural components studied for generating clinical text from chest X-ray images in the South Asian language Bangla.</w:t>
       </w:r>
     </w:p>
     <w:p>
@@ -13813,7 +13761,43 @@
           <w:sz w:val="24"/>
           <w:szCs w:val="24"/>
         </w:rPr>
-        <w:t xml:space="preserve">During the last few years, </w:t>
+        <w:t xml:space="preserve">The automated generation of radiology reports has been studied for a few years, and early research was based on template-based systems and CNN-RNN encoder-decoder models. More recent approaches have focused on using large vision-language models, which are based on specialized medical image encoders and instruction-tuned language model decoders, and demonstrate meaningful performance on benchmark datasets. However, each of these systems reports in English and is tested on English-language data, mostly MIMIC-CXR and IU X-ray. The field of multilingual radiology report generation has not been studied in the literature, as shown by the two comprehensive survey papers published, Salhi and </w:t>
+      </w:r>
+      <w:proofErr w:type="spellStart"/>
+      <w:r>
+        <w:rPr>
+          <w:iCs/>
+          <w:sz w:val="24"/>
+          <w:szCs w:val="24"/>
+        </w:rPr>
+        <w:t>Akhloufi</w:t>
+      </w:r>
+      <w:proofErr w:type="spellEnd"/>
+      <w:r>
+        <w:rPr>
+          <w:iCs/>
+          <w:sz w:val="24"/>
+          <w:szCs w:val="24"/>
+        </w:rPr>
+        <w:t xml:space="preserve"> (2026) and Tran et al. (2026), respectively. The Bangla NLP community has also built robust baselines for general domain Bangla language understanding and generation, with recent work showing the feasibility of Instruction tuned Bangla LLMs like </w:t>
+      </w:r>
+      <w:proofErr w:type="spellStart"/>
+      <w:r>
+        <w:rPr>
+          <w:iCs/>
+          <w:sz w:val="24"/>
+          <w:szCs w:val="24"/>
+        </w:rPr>
+        <w:t>TigerLLM</w:t>
+      </w:r>
+      <w:proofErr w:type="spellEnd"/>
+      <w:r>
+        <w:rPr>
+          <w:iCs/>
+          <w:sz w:val="24"/>
+          <w:szCs w:val="24"/>
+        </w:rPr>
+        <w:t xml:space="preserve"> (Raihan &amp; Zampieri, 2025). But </w:t>
       </w:r>
       <w:proofErr w:type="gramStart"/>
       <w:r>
@@ -13822,7 +13806,7 @@
           <w:sz w:val="24"/>
           <w:szCs w:val="24"/>
         </w:rPr>
-        <w:t>more and more</w:t>
+        <w:t>all of</w:t>
       </w:r>
       <w:proofErr w:type="gramEnd"/>
       <w:r>
@@ -13831,7 +13815,7 @@
           <w:sz w:val="24"/>
           <w:szCs w:val="24"/>
         </w:rPr>
-        <w:t xml:space="preserve"> elaborate models have been designed to automatically interpret chest X-rays. MAIRA-2, </w:t>
+        <w:t xml:space="preserve"> these models haven't been used in medical imaging so far and the study of </w:t>
       </w:r>
       <w:proofErr w:type="spellStart"/>
       <w:r>
@@ -13840,7 +13824,7 @@
           <w:sz w:val="24"/>
           <w:szCs w:val="24"/>
         </w:rPr>
-        <w:t>CheXagent</w:t>
+        <w:t>BenLLM</w:t>
       </w:r>
       <w:proofErr w:type="spellEnd"/>
       <w:r>
@@ -13849,115 +13833,7 @@
           <w:sz w:val="24"/>
           <w:szCs w:val="24"/>
         </w:rPr>
-        <w:t xml:space="preserve">, and </w:t>
-      </w:r>
-      <w:proofErr w:type="spellStart"/>
-      <w:r>
-        <w:rPr>
-          <w:iCs/>
-          <w:sz w:val="24"/>
-          <w:szCs w:val="24"/>
-        </w:rPr>
-        <w:t>BioViL</w:t>
-      </w:r>
-      <w:proofErr w:type="spellEnd"/>
-      <w:r>
-        <w:rPr>
-          <w:iCs/>
-          <w:sz w:val="24"/>
-          <w:szCs w:val="24"/>
-        </w:rPr>
-        <w:t>-T are three systems that have proven successful in generating English radiology reports, using large language models (LLMs) with powerful vision encoders (</w:t>
-      </w:r>
-      <w:proofErr w:type="spellStart"/>
-      <w:r>
-        <w:rPr>
-          <w:iCs/>
-          <w:sz w:val="24"/>
-          <w:szCs w:val="24"/>
-        </w:rPr>
-        <w:t>Bannur</w:t>
-      </w:r>
-      <w:proofErr w:type="spellEnd"/>
-      <w:r>
-        <w:rPr>
-          <w:iCs/>
-          <w:sz w:val="24"/>
-          <w:szCs w:val="24"/>
-        </w:rPr>
-        <w:t xml:space="preserve"> et al., 2024; Chambon et al., 2024; </w:t>
-      </w:r>
-      <w:proofErr w:type="spellStart"/>
-      <w:r>
-        <w:rPr>
-          <w:iCs/>
-          <w:sz w:val="24"/>
-          <w:szCs w:val="24"/>
-        </w:rPr>
-        <w:t>Boecking</w:t>
-      </w:r>
-      <w:proofErr w:type="spellEnd"/>
-      <w:r>
-        <w:rPr>
-          <w:iCs/>
-          <w:sz w:val="24"/>
-          <w:szCs w:val="24"/>
-        </w:rPr>
-        <w:t xml:space="preserve"> et al., 2023). Such models usually require large amounts of data such as MIMIC-CXR (with hundreds of thousands of radiograph-report pairs) and require significant computational power, typically several high-end GPUs with 40GB or </w:t>
-      </w:r>
-      <w:proofErr w:type="gramStart"/>
-      <w:r>
-        <w:rPr>
-          <w:iCs/>
-          <w:sz w:val="24"/>
-          <w:szCs w:val="24"/>
-        </w:rPr>
-        <w:t>more of</w:t>
-      </w:r>
-      <w:proofErr w:type="gramEnd"/>
-      <w:r>
-        <w:rPr>
-          <w:iCs/>
-          <w:sz w:val="24"/>
-          <w:szCs w:val="24"/>
-        </w:rPr>
-        <w:t xml:space="preserve"> memory for training and testing. From a global health equity perspective, there are three basic limitations in their technical accomplishments. First, as they only cater to English language, they are not suitable in clinical setting where the doctor-patient communication is in Bangla, Hindi or other South Asian languages. Second, the huge number of their parameters and hardware </w:t>
-      </w:r>
-      <w:proofErr w:type="gramStart"/>
-      <w:r>
-        <w:rPr>
-          <w:iCs/>
-          <w:sz w:val="24"/>
-          <w:szCs w:val="24"/>
-        </w:rPr>
-        <w:t>requirement</w:t>
-      </w:r>
-      <w:proofErr w:type="gramEnd"/>
-      <w:r>
-        <w:rPr>
-          <w:iCs/>
-          <w:sz w:val="24"/>
-          <w:szCs w:val="24"/>
-        </w:rPr>
-        <w:t xml:space="preserve"> make deployment at rural clinics, community hospitals and mobile health units almost impossible. Third, critical medical terminology is often lost or distorted in translation systems in which translation is applied as an afterthought, using general purpose machine translation systems, tools which are not geared towards clinical radiology terminology. While some work has been done on multilingual medical NLP systems, with languages like </w:t>
-      </w:r>
-      <w:proofErr w:type="gramStart"/>
-      <w:r>
-        <w:rPr>
-          <w:iCs/>
-          <w:sz w:val="24"/>
-          <w:szCs w:val="24"/>
-        </w:rPr>
-        <w:t>Spanish-English</w:t>
-      </w:r>
-      <w:proofErr w:type="gramEnd"/>
-      <w:r>
-        <w:rPr>
-          <w:iCs/>
-          <w:sz w:val="24"/>
-          <w:szCs w:val="24"/>
-        </w:rPr>
-        <w:t>, an analogous approach has not been attempted for Bangla or other low-resource languages of South Asia for medical imaging.</w:t>
+        <w:t>-Eval (Kabir et al., 2024) has shown that even the best general LLMs are far behind the performance of English in Bangla NLP tasks, especially generation and summarization. Both gaps have never been tackled simultaneously resulting in a gap of literature that is clearly and practically impactful.</w:t>
       </w:r>
     </w:p>
     <w:p>
@@ -14006,24 +13882,30 @@
         <w:jc w:val="both"/>
       </w:pPr>
       <w:r>
+        <w:t xml:space="preserve">The main goal of this research is to develop and test a two-stage vision-language model for producing structured chest X-ray radiology reports in both English and Bangla language with the focus for deployment in Bangladesh which is a resource-constrained region. For this, the following specific goals are targeted: to create an innovative cross-attention projector module to map visual features from a radiology specialized image encoder to region-aware embeddings for conditioning the language model; to fine-tune a parameter-efficient vision-language model using the </w:t>
+      </w:r>
+      <w:proofErr w:type="spellStart"/>
+      <w:r>
+        <w:t>LoRA</w:t>
+      </w:r>
+      <w:proofErr w:type="spellEnd"/>
+      <w:r>
+        <w:t xml:space="preserve"> architecture with the dataset </w:t>
+      </w:r>
+      <w:r>
         <w:lastRenderedPageBreak/>
-        <w:t xml:space="preserve">The first goal of this research is to design, implement, and test an English and Bangla vision-language model, called </w:t>
+        <w:t xml:space="preserve">IU X-ray; to develop a second stage translation pipeline by using NLLB-200 to translate generated English reports to clinically appropriate Bangla reports; to construct and release the first structured Bangla radiology natural language generation benchmark comprising 550 evaluated pairs of reports; to extensively evaluate the entire pipeline using established metrics for natural language generation, such as BLEU, ROUGE, METEOR, and </w:t>
       </w:r>
       <w:proofErr w:type="spellStart"/>
       <w:r>
-        <w:t>BanglaCXR</w:t>
+        <w:t>chrF</w:t>
       </w:r>
       <w:proofErr w:type="spellEnd"/>
       <w:r>
-        <w:t>, that produces clinically relevant reports of chest X-ray images, while being both parameter-efficient and efficient in terms of computational resources requirements and suitable for deployment on consumer-grade hardware. To accomplish the overall goal, the following specific sub-objectives are outlined: (1) To build an anatomy-guided cross-attention projector that maps radiology-specific visual features from a self-supervised vision encoder to the embedding space of a lightweight large language model, so as to enhance the medical correctness of the output English radiology reports; (2) To develop a memory-efficient adaptation strategy called quantized, low-rank adaptation (</w:t>
-      </w:r>
-      <w:proofErr w:type="spellStart"/>
-      <w:r>
-        <w:t>QLoRA</w:t>
-      </w:r>
-      <w:proofErr w:type="spellEnd"/>
-      <w:r>
-        <w:t>) for effectively fine-tuning the language generation component with an 8 GB GPU; (3) To build a terminology-preserving translation pipeline from the generated English radiology reports to Bangla using a neural machine translation model trained with a domain-specific medical glossary; (4) To measure the performance of the entire system for both the quality of the generated English radiology report and the medical correctness of the output Bangla report by employing standard natural language generation metrics, clinical accuracy measures, and back-translation fidelity scores.</w:t>
+        <w:t>++; and to evaluate the entire pipeline in detail against F1 scores of clinical entities for twelve pathological findings</w:t>
+      </w:r>
+      <w:r>
+        <w:t>.</w:t>
       </w:r>
     </w:p>
     <w:p>
@@ -14072,47 +13954,7 @@
           <w:sz w:val="24"/>
           <w:szCs w:val="24"/>
         </w:rPr>
-        <w:t xml:space="preserve">The research questions for this study are interrelated and are of a clinical and linguistic nature and are related to the architectural decisions made. First, how does an anatomy-guided cross-attention projector contribute to the clinical accuracy and coherence of automatic chest X-ray reports vs. a linear projection baseline? Second, how well can a small, quantized language model make radiologically meaningful English reports, trained under strict memory constraints with parameter efficient fine-tuning techniques? Third, does the use of a medical glossary specific to the domain have an impact on the retention of medical terms in the </w:t>
-      </w:r>
-      <w:proofErr w:type="gramStart"/>
-      <w:r>
-        <w:rPr>
-          <w:b w:val="0"/>
-          <w:bCs w:val="0"/>
-          <w:sz w:val="24"/>
-          <w:szCs w:val="24"/>
-        </w:rPr>
-        <w:t>generated Bangla reports</w:t>
-      </w:r>
-      <w:proofErr w:type="gramEnd"/>
-      <w:r>
-        <w:rPr>
-          <w:b w:val="0"/>
-          <w:bCs w:val="0"/>
-          <w:sz w:val="24"/>
-          <w:szCs w:val="24"/>
-        </w:rPr>
-        <w:t xml:space="preserve">? And fourth, to what extent does the overall bilingual framework do so, when measured by natural language generation metrics and </w:t>
-      </w:r>
-      <w:proofErr w:type="gramStart"/>
-      <w:r>
-        <w:rPr>
-          <w:b w:val="0"/>
-          <w:bCs w:val="0"/>
-          <w:sz w:val="24"/>
-          <w:szCs w:val="24"/>
-        </w:rPr>
-        <w:t>clinically-oriented</w:t>
-      </w:r>
-      <w:proofErr w:type="gramEnd"/>
-      <w:r>
-        <w:rPr>
-          <w:b w:val="0"/>
-          <w:bCs w:val="0"/>
-          <w:sz w:val="24"/>
-          <w:szCs w:val="24"/>
-        </w:rPr>
-        <w:t xml:space="preserve"> evaluation metrics like abnormality detection accuracy?</w:t>
+        <w:t>Each of the above objectives is linked to the following research questions. Can a cross-attention-based anatomy-guided projector outperform a simple mean-pooling baseline on grounding language model generation in radiological visual features? Second, what can be the level of English report generation performance, measured by both NLG and clinical metrics, in the IU X-ray dataset with just a few compute shots and a parameter-efficient fine-tuned vision-language model? Third, what is the effectiveness of the translation stage in an NLLB-200 in preserving the clinical meaning of generated English radiology reports in Bangla, as assessed by character-level similarity metrics and a clinical F1 score? Fourth, what are the major mechanisms of failure of the pipeline in each pathological category and how do they differ between common and uncommon?</w:t>
       </w:r>
     </w:p>
     <w:p>
@@ -14164,7 +14006,87 @@
           <w:sz w:val="24"/>
           <w:szCs w:val="24"/>
         </w:rPr>
-        <w:t xml:space="preserve">This research is driven by the problem of Radiologists' scarcity in Bangladesh and other developing countries which is felt deeply in real life. In many rural and semi-urban regions </w:t>
+        <w:t xml:space="preserve">This research is motivated by practical </w:t>
+      </w:r>
+      <w:proofErr w:type="gramStart"/>
+      <w:r>
+        <w:rPr>
+          <w:b w:val="0"/>
+          <w:bCs w:val="0"/>
+          <w:sz w:val="24"/>
+          <w:szCs w:val="24"/>
+        </w:rPr>
+        <w:t>need</w:t>
+      </w:r>
+      <w:proofErr w:type="gramEnd"/>
+      <w:r>
+        <w:rPr>
+          <w:b w:val="0"/>
+          <w:bCs w:val="0"/>
+          <w:sz w:val="24"/>
+          <w:szCs w:val="24"/>
+        </w:rPr>
+        <w:t xml:space="preserve"> and academic </w:t>
+      </w:r>
+      <w:proofErr w:type="gramStart"/>
+      <w:r>
+        <w:rPr>
+          <w:b w:val="0"/>
+          <w:bCs w:val="0"/>
+          <w:sz w:val="24"/>
+          <w:szCs w:val="24"/>
+        </w:rPr>
+        <w:t>opportunity</w:t>
+      </w:r>
+      <w:proofErr w:type="gramEnd"/>
+      <w:r>
+        <w:rPr>
+          <w:b w:val="0"/>
+          <w:bCs w:val="0"/>
+          <w:sz w:val="24"/>
+          <w:szCs w:val="24"/>
+        </w:rPr>
+        <w:t xml:space="preserve">. This ratio of approximately 1 radiologist per 200,000 population, combined with the fact that most chest X-rays in district hospitals are either not evaluated or must be waited for several days before they can be discussed via telemedicine, results in </w:t>
+      </w:r>
+      <w:proofErr w:type="gramStart"/>
+      <w:r>
+        <w:rPr>
+          <w:b w:val="0"/>
+          <w:bCs w:val="0"/>
+          <w:sz w:val="24"/>
+          <w:szCs w:val="24"/>
+        </w:rPr>
+        <w:t>the majority of</w:t>
+      </w:r>
+      <w:proofErr w:type="gramEnd"/>
+      <w:r>
+        <w:rPr>
+          <w:b w:val="0"/>
+          <w:bCs w:val="0"/>
+          <w:sz w:val="24"/>
+          <w:szCs w:val="24"/>
+        </w:rPr>
+        <w:t xml:space="preserve"> patients not receiving timely consultations with a radiologist (Adhikari et al., 2025). However, this is where AI-assisted reporting can help: If the output is in a language that clinicians can use. While Bangla is the native language of more than 170 million people across Bangladesh and several hundred million in the Indian state of West Bengal and in the diaspora, it continues to under-represented in medical AI research. In addition to its clinical relevance, there is an academic gap that needs to be filled – while </w:t>
+      </w:r>
+      <w:proofErr w:type="gramStart"/>
+      <w:r>
+        <w:rPr>
+          <w:b w:val="0"/>
+          <w:bCs w:val="0"/>
+          <w:sz w:val="24"/>
+          <w:szCs w:val="24"/>
+        </w:rPr>
+        <w:t>a number of</w:t>
+      </w:r>
+      <w:proofErr w:type="gramEnd"/>
+      <w:r>
+        <w:rPr>
+          <w:b w:val="0"/>
+          <w:bCs w:val="0"/>
+          <w:sz w:val="24"/>
+          <w:szCs w:val="24"/>
+        </w:rPr>
+        <w:t xml:space="preserve"> European languages have been the subject of research in low-resource medical NLG, medical applications in South Asian languages have not been investigated at all in the field of radiology. Language </w:t>
       </w:r>
       <w:r>
         <w:rPr>
@@ -14174,47 +14096,7 @@
           <w:szCs w:val="24"/>
         </w:rPr>
         <w:lastRenderedPageBreak/>
-        <w:t xml:space="preserve">of the country, patients will have to trek long distances to avail of the limited imaging centers </w:t>
-      </w:r>
-      <w:proofErr w:type="gramStart"/>
-      <w:r>
-        <w:rPr>
-          <w:b w:val="0"/>
-          <w:bCs w:val="0"/>
-          <w:sz w:val="24"/>
-          <w:szCs w:val="24"/>
-        </w:rPr>
-        <w:t>available, and</w:t>
-      </w:r>
-      <w:proofErr w:type="gramEnd"/>
-      <w:r>
-        <w:rPr>
-          <w:b w:val="0"/>
-          <w:bCs w:val="0"/>
-          <w:sz w:val="24"/>
-          <w:szCs w:val="24"/>
-        </w:rPr>
-        <w:t xml:space="preserve"> then </w:t>
-      </w:r>
-      <w:proofErr w:type="gramStart"/>
-      <w:r>
-        <w:rPr>
-          <w:b w:val="0"/>
-          <w:bCs w:val="0"/>
-          <w:sz w:val="24"/>
-          <w:szCs w:val="24"/>
-        </w:rPr>
-        <w:t>have to</w:t>
-      </w:r>
-      <w:proofErr w:type="gramEnd"/>
-      <w:r>
-        <w:rPr>
-          <w:b w:val="0"/>
-          <w:bCs w:val="0"/>
-          <w:sz w:val="24"/>
-          <w:szCs w:val="24"/>
-        </w:rPr>
-        <w:t xml:space="preserve"> wait for weeks for a specialist to prepare a formal report for their chest X-rays. For diseases like pneumothorax, TB, and pneumonia, early diagnosis can make all the difference in treatment; this delay can be life threatening. Meanwhile, the AI scientific research world is progressing at a staggering pace in the field of automated report generation, but the progress has been limited to very few high resource English language environments. This is a huge difference between what technology can achieve and what is feasible for clinicians in the Global South, and one that is very ethically relevant. The motivation for this research is that it is hoped that the value of medical Artificial Intelligence should not be measured by the language doctors use or what their hospital can purchase. This work is a step toward democratizing AI-based radiological diagnosis, by providing a system that can be implemented on consumer hardware and generate reports in Bangla.</w:t>
+        <w:t>accessibility has been one of the most fundamental barriers to adoption in low- and middle-income countries (LMCs) repeatedly cited in reviews of AI in global health (Hussain et al., 2025; Al-Ganad et al., 2026; Wibowo et al., 2025). This work is intended to offer not only a practical technical solution, but also an evaluative framework that future researchers with other languages of South Asia or low resource languages can follow.</w:t>
       </w:r>
     </w:p>
     <w:p>
@@ -14276,7 +14158,7 @@
           <w:sz w:val="24"/>
           <w:szCs w:val="24"/>
         </w:rPr>
-        <w:t xml:space="preserve">The research is carried out in a succession of precisely defined phases. It starts with a thorough review of the existing literature of vision language models in medical imaging, multi-lingual natural language processing, and parameter efficient fine-tuning techniques, which help identify the research gap and the architectural decisions. The second step is the preparation and preprocessing of the IU-Xray data set that will be the environment used for prototyping the training and validation of the model. After that, the core system is trained in two phases: Phase 1 is to train the </w:t>
+        <w:t xml:space="preserve">The research goes hand in hand with a series of six linked phases. The study starts </w:t>
       </w:r>
       <w:proofErr w:type="gramStart"/>
       <w:r>
@@ -14286,7 +14168,7 @@
           <w:sz w:val="24"/>
           <w:szCs w:val="24"/>
         </w:rPr>
-        <w:t>Anatomically-guided</w:t>
+        <w:t>by</w:t>
       </w:r>
       <w:proofErr w:type="gramEnd"/>
       <w:r>
@@ -14296,7 +14178,27 @@
           <w:sz w:val="24"/>
           <w:szCs w:val="24"/>
         </w:rPr>
-        <w:t xml:space="preserve"> Vision-Language Model which uses a frozen self-supervised vision encoder and a quantized language model to generate English radiology reports; Phase 2 is to train the terminology-preserving translation module to translate English outputs into Bangla. The second step follows systematic evaluation, in which a systematic evaluation of the generated reports is conducted, and automatic metrics alongside clinical accuracy measures are used. The last section summarizes the results, presents the limitations, and identifies future directions for scaling and clinical validation.</w:t>
+        <w:t xml:space="preserve"> an in-depth literature review on vision-language models for radiology report generation, Bangla NLP, multilingual clinical NLP, and AI usage in low-resource regions that collectively form the specific gap addressed in this study. The second phase deals with the preparation of the dataset, including the collection of the Indiana University Chest X-ray dataset and filtering of valid image-report pairs to create a frontal view only dataset, and creating training, validation, and test splits. The third phase involves designing and implementing the model architecture, such as the design of the cross-attention projector based on the anatomy, the vision encoder being a RAD-DINO model, and the fine-tuning of the Phi-3.5 Mini language model decoder using </w:t>
+      </w:r>
+      <w:proofErr w:type="spellStart"/>
+      <w:r>
+        <w:rPr>
+          <w:b w:val="0"/>
+          <w:bCs w:val="0"/>
+          <w:sz w:val="24"/>
+          <w:szCs w:val="24"/>
+        </w:rPr>
+        <w:t>LoRA</w:t>
+      </w:r>
+      <w:proofErr w:type="spellEnd"/>
+      <w:r>
+        <w:rPr>
+          <w:b w:val="0"/>
+          <w:bCs w:val="0"/>
+          <w:sz w:val="24"/>
+          <w:szCs w:val="24"/>
+        </w:rPr>
+        <w:t>. The 4th is the training of the model and running an ablation study, comparing the proposed projector with a flat-mean-pooling projector to see how much of the architecture is helpful, in an empirical way. The fifth phase involves the development of Bangla reference reports, pipeline extension to Bangla and evaluation of translation quality using NLLB-200 translation. The sixth and last step combines all the results and considers failure cases from each pathological class, covering the implications for future research and possible real-world deployment.</w:t>
       </w:r>
     </w:p>
     <w:p>
@@ -14348,7 +14250,47 @@
           <w:sz w:val="24"/>
           <w:szCs w:val="24"/>
         </w:rPr>
-        <w:t xml:space="preserve">This research has significance on many fronts clinical, technical and social. In clinical practice, the use of a working bilingual report generation system could prove to be a useful </w:t>
+        <w:t>This research is significant on both practical and academic dimensions. On a practical level, it shows an AI system capable of producing clinically useful chest X-ray reports in Bangla can be developed and deployed on consumer-grade hardware (</w:t>
+      </w:r>
+      <w:proofErr w:type="gramStart"/>
+      <w:r>
+        <w:rPr>
+          <w:b w:val="0"/>
+          <w:bCs w:val="0"/>
+          <w:sz w:val="24"/>
+          <w:szCs w:val="24"/>
+        </w:rPr>
+        <w:t>a</w:t>
+      </w:r>
+      <w:proofErr w:type="gramEnd"/>
+      <w:r>
+        <w:rPr>
+          <w:b w:val="0"/>
+          <w:bCs w:val="0"/>
+          <w:sz w:val="24"/>
+          <w:szCs w:val="24"/>
+        </w:rPr>
+        <w:t xml:space="preserve"> 8.5 GB VRAM </w:t>
+      </w:r>
+      <w:proofErr w:type="spellStart"/>
+      <w:r>
+        <w:rPr>
+          <w:b w:val="0"/>
+          <w:bCs w:val="0"/>
+          <w:sz w:val="24"/>
+          <w:szCs w:val="24"/>
+        </w:rPr>
+        <w:t>laptopGPU</w:t>
+      </w:r>
+      <w:proofErr w:type="spellEnd"/>
+      <w:r>
+        <w:rPr>
+          <w:b w:val="0"/>
+          <w:bCs w:val="0"/>
+          <w:sz w:val="24"/>
+          <w:szCs w:val="24"/>
+        </w:rPr>
+        <w:t xml:space="preserve">), which is available to researchers and developers in low-resource countries without access to cloud computing resources. The resulting Bangla reports create a door for district-level Bangladeshi hospitals and telemedicine providers to get an AI-assisted preliminary interpretation in their native language, thus enhancing the radiologic diagnostic support for millions of people who do not have any radiologic support currently. </w:t>
       </w:r>
       <w:r>
         <w:rPr>
@@ -14358,47 +14300,7 @@
           <w:szCs w:val="24"/>
         </w:rPr>
         <w:lastRenderedPageBreak/>
-        <w:t xml:space="preserve">decision support for medical officers and general practitioners in the absence of a radiologist and result in a reduction in the time between diagnosis and treatment for common but serious chest conditions. From the technical perspective, the research introduces a novel architectural component with respect to the image domain that we call the anatomy-guided cross-attention </w:t>
-      </w:r>
-      <w:proofErr w:type="gramStart"/>
-      <w:r>
-        <w:rPr>
-          <w:b w:val="0"/>
-          <w:bCs w:val="0"/>
-          <w:sz w:val="24"/>
-          <w:szCs w:val="24"/>
-        </w:rPr>
-        <w:t>projector, and</w:t>
-      </w:r>
-      <w:proofErr w:type="gramEnd"/>
-      <w:r>
-        <w:rPr>
-          <w:b w:val="0"/>
-          <w:bCs w:val="0"/>
-          <w:sz w:val="24"/>
-          <w:szCs w:val="24"/>
-        </w:rPr>
-        <w:t xml:space="preserve"> also shows that clinically coherent medical language generation can be achieved even in extreme hardware constraints, all while questioning the need for larger models and larger datasets. Social and public health-wise, it is one of the first tangible steps towards automated radiology reporting in a South Asian language, broadening the efforts for linguistic inclusivity in medical AI. The outcomes of this work can benefit </w:t>
-      </w:r>
-      <w:proofErr w:type="gramStart"/>
-      <w:r>
-        <w:rPr>
-          <w:b w:val="0"/>
-          <w:bCs w:val="0"/>
-          <w:sz w:val="24"/>
-          <w:szCs w:val="24"/>
-        </w:rPr>
-        <w:t>clinicians,</w:t>
-      </w:r>
-      <w:proofErr w:type="gramEnd"/>
-      <w:r>
-        <w:rPr>
-          <w:b w:val="0"/>
-          <w:bCs w:val="0"/>
-          <w:sz w:val="24"/>
-          <w:szCs w:val="24"/>
-        </w:rPr>
-        <w:t xml:space="preserve"> researchers in the field of medical AI, designed for low resource settings and multilingual applications, and ultimately, the patients who could benefit from earlier and more accurate diagnoses.</w:t>
+        <w:t>In terms of academic contribution, this work provides the first benchmark for Bangla radiology NLG, which will serve as a reference for future models; it proves the necessity of using cross-attention region queries in architecture over visual pooling of simple regions; and it proposes clinical entity-level F1 evaluation for medical generation systems, which can be evaluated clinically, as a practical complement to standard NLG metrics in low resource medical generation systems. The methodology and benchmark will be directly applicable to other low-resource South Asian and Southeast Asian languages for the broader research community developing medical AI and multilingual medical AI systems.</w:t>
       </w:r>
     </w:p>
     <w:p>
@@ -14438,15 +14340,7 @@
         <w:jc w:val="both"/>
       </w:pPr>
       <w:r>
-        <w:t xml:space="preserve">This study adds to the body of knowledge in </w:t>
-      </w:r>
-      <w:proofErr w:type="gramStart"/>
-      <w:r>
-        <w:t>a number of</w:t>
-      </w:r>
-      <w:proofErr w:type="gramEnd"/>
-      <w:r>
-        <w:t xml:space="preserve"> specific and measurable ways. First, it introduces </w:t>
+        <w:t xml:space="preserve">This research contributes to the body of knowledge in several ways: The first and foremost contribution has been the design and realization of </w:t>
       </w:r>
       <w:proofErr w:type="spellStart"/>
       <w:r>
@@ -14454,44 +14348,15 @@
       </w:r>
       <w:proofErr w:type="spellEnd"/>
       <w:r>
-        <w:t xml:space="preserve">, the first end-to-end automated chest X-ray report generation framework that facilitates the generation of clinical reports in </w:t>
+        <w:t xml:space="preserve">, the first vision-language pipeline that enables end-to-end structured chest X-ray radiology reports in Bangla on 550 test cases from IU X-ray dataset. The second contribution is the novel cross-attention module, the </w:t>
       </w:r>
       <w:proofErr w:type="spellStart"/>
       <w:r>
-        <w:t>Bangla</w:t>
-      </w:r>
-      <w:proofErr w:type="gramStart"/>
-      <w:r>
-        <w:t>.First</w:t>
+        <w:t>AnatomyGuidedProjector</w:t>
       </w:r>
       <w:proofErr w:type="spellEnd"/>
-      <w:proofErr w:type="gramEnd"/>
-      <w:r>
-        <w:t xml:space="preserve">, it introduces </w:t>
-      </w:r>
-      <w:proofErr w:type="spellStart"/>
-      <w:r>
-        <w:t>BanglaCXR</w:t>
-      </w:r>
-      <w:proofErr w:type="spellEnd"/>
-      <w:r>
-        <w:t>: the first end-to-end automated chest X-ray report generation framework which facilitates the production of clinical reports in Bangla. Second, it presents an anatomy-guided cross-attention projector, which explicitly connects visual features to clinically important anatomical concepts prior to language generation, which is a more principled alternative to the standard linear projection layers employed in vision-language models (</w:t>
-      </w:r>
-      <w:proofErr w:type="spellStart"/>
-      <w:r>
-        <w:t>Sounack</w:t>
-      </w:r>
-      <w:proofErr w:type="spellEnd"/>
-      <w:r>
-        <w:t xml:space="preserve"> et al., 2024). Third, it shows that a full vision-language pipeline from image encoding to report generation can be trained and deployed on a single consumer GPU with 8GB of memory, using a frozen self-supervised vision encoder together with fine-tuning a small language model (Dettmers et al., 2023). Fourth, it builds a medical glossary to support the translation strategy, thereby ensuring the retention of important medical terms during the translation process from English-to-Bangla, a common problem faced by medical domain-specific general-purpose machine translation systems (NLLB Team et al., 2022). It also supplies a thorough assessment method that integrates </w:t>
-      </w:r>
-      <w:proofErr w:type="gramStart"/>
-      <w:r>
-        <w:t>a number of</w:t>
-      </w:r>
-      <w:proofErr w:type="gramEnd"/>
-      <w:r>
-        <w:t xml:space="preserve"> commonly used NLP metrics alongside the clinical abnormality detection accuracy, which gives a more comprehensive evaluation of the model's performance than language metrics alone (Smit et al., 2020).</w:t>
+      <w:r>
+        <w:t>, which maps 1370 RAD-DINO patch tokens to 32 anatomically meaningful region embeddings to condition the language model, and which is found to be architecturally essential and not just an additional layer, as the baseline MLP without it is found to degrade to a BLEU-1 score of 0.0003 compared to 0.2884 for the proposed model, upon ablation. The third contribution is the first structured Bangla radiology NLG benchmark consisting of 550 paired English and Bangla report samples along with reference translations for them, which facilitates future models to be evaluated in a reproducible way. The fourth one is a framework for the evaluation of clinical entities at the level of pathological findings, with 12 findings (such as pleural effusion, pneumothorax, cardiomegaly, consolidation) that offer a more diagnostically relevant assessment.</w:t>
       </w:r>
     </w:p>
     <w:p>
@@ -14519,7 +14384,6 @@
           <w:sz w:val="28"/>
           <w:szCs w:val="28"/>
         </w:rPr>
-        <w:lastRenderedPageBreak/>
         <w:t>Thesis Organization</w:t>
       </w:r>
       <w:bookmarkEnd w:id="46"/>
@@ -14546,7 +14410,11 @@
         <w:jc w:val="both"/>
       </w:pPr>
       <w:r>
-        <w:t xml:space="preserve">The rest of this thesis is structured as follows. Chapter 2 provides a thorough review of the existing literature on vision-language models for radiology, multilingual medical NLP, and parameter-efficient fine-tuning methods, culminating in identifying the gaps in the research this work addresses. The overall system architecture, anatomy-guided cross-attention projector, the </w:t>
+        <w:t xml:space="preserve">The rest of this thesis is structured as follows. Chapter 2 provides a thorough review of the existing literature on vision-language models for radiology, multilingual medical NLP, and parameter-efficient fine-tuning methods, culminating in identifying the gaps in the </w:t>
+      </w:r>
+      <w:r>
+        <w:lastRenderedPageBreak/>
+        <w:t xml:space="preserve">research this work addresses. The overall system architecture, anatomy-guided cross-attention projector, the </w:t>
       </w:r>
       <w:proofErr w:type="spellStart"/>
       <w:r>
@@ -14608,47 +14476,7 @@
           <w:sz w:val="24"/>
           <w:szCs w:val="24"/>
         </w:rPr>
-        <w:t xml:space="preserve">This chapter has presented the research problem of automated generation of bilingual medical reports from chest </w:t>
-      </w:r>
-      <w:proofErr w:type="gramStart"/>
-      <w:r>
-        <w:rPr>
-          <w:b w:val="0"/>
-          <w:bCs w:val="0"/>
-          <w:sz w:val="24"/>
-          <w:szCs w:val="24"/>
-        </w:rPr>
-        <w:t>X-rays, and</w:t>
-      </w:r>
-      <w:proofErr w:type="gramEnd"/>
-      <w:r>
-        <w:rPr>
-          <w:b w:val="0"/>
-          <w:bCs w:val="0"/>
-          <w:sz w:val="24"/>
-          <w:szCs w:val="24"/>
-        </w:rPr>
-        <w:t xml:space="preserve"> placed it in the context of the world's shortage of radiologists and the current linguistic limitations of medical AI systems. The problem statement focused on the critical need for generating reports in Bangla language, and the background section provided a description of limitations of the existing methods </w:t>
-      </w:r>
-      <w:proofErr w:type="gramStart"/>
-      <w:r>
-        <w:rPr>
-          <w:b w:val="0"/>
-          <w:bCs w:val="0"/>
-          <w:sz w:val="24"/>
-          <w:szCs w:val="24"/>
-        </w:rPr>
-        <w:t>in regard to</w:t>
-      </w:r>
-      <w:proofErr w:type="gramEnd"/>
-      <w:r>
-        <w:rPr>
-          <w:b w:val="0"/>
-          <w:bCs w:val="0"/>
-          <w:sz w:val="24"/>
-          <w:szCs w:val="24"/>
-        </w:rPr>
-        <w:t xml:space="preserve"> language, cost and preserving terminology. The aims and questions of the research were formulated to develop and test the </w:t>
+        <w:t xml:space="preserve">This chapter set the stage and motivation for </w:t>
       </w:r>
       <w:proofErr w:type="spellStart"/>
       <w:r>
@@ -14668,35 +14496,102 @@
           <w:sz w:val="24"/>
           <w:szCs w:val="24"/>
         </w:rPr>
-        <w:t xml:space="preserve"> framework that integrates an anatomy-guided projector, parameter-efficient language model and a terminology-preserving translation module. The reasons behind the work, its importance, and what the work contributed were explained to show the relevance and value of the work. </w:t>
-      </w:r>
-      <w:proofErr w:type="gramStart"/>
-      <w:r>
-        <w:rPr>
-          <w:b w:val="0"/>
-          <w:bCs w:val="0"/>
-          <w:sz w:val="24"/>
-          <w:szCs w:val="24"/>
-        </w:rPr>
-        <w:t>Finally</w:t>
-      </w:r>
-      <w:proofErr w:type="gramEnd"/>
-      <w:r>
-        <w:rPr>
-          <w:b w:val="0"/>
-          <w:bCs w:val="0"/>
-          <w:sz w:val="24"/>
-          <w:szCs w:val="24"/>
-        </w:rPr>
-        <w:t xml:space="preserve"> the chapter described the thesis structure, and served as a guide to the detailed methodology, implementation and evaluation chapters that follow.</w:t>
-      </w:r>
-    </w:p>
-    <w:p>
-      <w:pPr>
-        <w:spacing w:before="120" w:after="120" w:line="360" w:lineRule="auto"/>
-        <w:contextualSpacing/>
+        <w:t>, a two-stage AI system to generate chest X-ray radiology report in both English and Bangla. The central issue – the lack of automated radiology reporting in Bangla in one nation where the number of radiologists is very low – was clearly outlined, grounded in the existing literature and linked to a series of specific, measurable research questions. The research questions direct the experimental design, the contributions clearly explain what is new in this research, and the thesis organization provides an overview of how each chapter builds towards a complete and measurable system. The next chapter explores the current research literature in depth to form the theoretical and empirical base for this research work.</w:t>
+      </w:r>
+    </w:p>
+    <w:p>
+      <w:pPr>
+        <w:pStyle w:val="Heading1"/>
+        <w:spacing w:after="240" w:line="360" w:lineRule="auto"/>
+        <w:ind w:left="420"/>
         <w:jc w:val="both"/>
         <w:rPr>
+          <w:b w:val="0"/>
+          <w:bCs w:val="0"/>
+          <w:sz w:val="24"/>
+          <w:szCs w:val="24"/>
+        </w:rPr>
+      </w:pPr>
+    </w:p>
+    <w:p>
+      <w:pPr>
+        <w:pStyle w:val="Heading1"/>
+        <w:spacing w:after="240" w:line="360" w:lineRule="auto"/>
+        <w:ind w:left="420"/>
+        <w:jc w:val="both"/>
+        <w:rPr>
+          <w:b w:val="0"/>
+          <w:bCs w:val="0"/>
+          <w:sz w:val="24"/>
+          <w:szCs w:val="24"/>
+        </w:rPr>
+      </w:pPr>
+    </w:p>
+    <w:p>
+      <w:pPr>
+        <w:pStyle w:val="Heading1"/>
+        <w:spacing w:after="240" w:line="360" w:lineRule="auto"/>
+        <w:ind w:left="420"/>
+        <w:jc w:val="both"/>
+        <w:rPr>
+          <w:b w:val="0"/>
+          <w:bCs w:val="0"/>
+          <w:sz w:val="24"/>
+          <w:szCs w:val="24"/>
+        </w:rPr>
+      </w:pPr>
+    </w:p>
+    <w:p>
+      <w:pPr>
+        <w:pStyle w:val="Heading1"/>
+        <w:spacing w:after="240" w:line="360" w:lineRule="auto"/>
+        <w:ind w:left="420"/>
+        <w:jc w:val="both"/>
+        <w:rPr>
+          <w:b w:val="0"/>
+          <w:bCs w:val="0"/>
+          <w:sz w:val="24"/>
+          <w:szCs w:val="24"/>
+        </w:rPr>
+      </w:pPr>
+    </w:p>
+    <w:p>
+      <w:pPr>
+        <w:pStyle w:val="Heading1"/>
+        <w:spacing w:after="240" w:line="360" w:lineRule="auto"/>
+        <w:ind w:left="420"/>
+        <w:jc w:val="both"/>
+        <w:rPr>
+          <w:b w:val="0"/>
+          <w:bCs w:val="0"/>
+          <w:sz w:val="24"/>
+          <w:szCs w:val="24"/>
+        </w:rPr>
+      </w:pPr>
+    </w:p>
+    <w:p>
+      <w:pPr>
+        <w:pStyle w:val="Heading1"/>
+        <w:spacing w:after="240" w:line="360" w:lineRule="auto"/>
+        <w:ind w:left="420"/>
+        <w:jc w:val="both"/>
+        <w:rPr>
+          <w:b w:val="0"/>
+          <w:bCs w:val="0"/>
+          <w:sz w:val="24"/>
+          <w:szCs w:val="24"/>
+        </w:rPr>
+      </w:pPr>
+    </w:p>
+    <w:p>
+      <w:pPr>
+        <w:pStyle w:val="Heading1"/>
+        <w:spacing w:after="240" w:line="360" w:lineRule="auto"/>
+        <w:ind w:left="420"/>
+        <w:jc w:val="both"/>
+        <w:rPr>
+          <w:b w:val="0"/>
+          <w:bCs w:val="0"/>
           <w:sz w:val="24"/>
           <w:szCs w:val="24"/>
         </w:rPr>
@@ -14880,65 +14775,40 @@
         <w:rPr>
           <w:sz w:val="24"/>
           <w:szCs w:val="24"/>
-          <w:lang w:val="en-AU"/>
-        </w:rPr>
-        <w:t>Write this section as a short paragraph that introduces the purpose of the chapter.</w:t>
-      </w:r>
-      <w:r>
-        <w:rPr>
-          <w:sz w:val="24"/>
-          <w:szCs w:val="24"/>
-          <w:lang w:val="en-AU"/>
-        </w:rPr>
-        <w:t xml:space="preserve"> </w:t>
-      </w:r>
-      <w:r>
-        <w:rPr>
-          <w:sz w:val="24"/>
-          <w:szCs w:val="24"/>
-          <w:lang w:val="en-AU"/>
-        </w:rPr>
-        <w:t>Clearly</w:t>
-      </w:r>
-      <w:r>
-        <w:rPr>
-          <w:sz w:val="24"/>
-          <w:szCs w:val="24"/>
-          <w:lang w:val="en-AU"/>
-        </w:rPr>
-        <w:t xml:space="preserve"> </w:t>
-      </w:r>
-      <w:r>
-        <w:rPr>
-          <w:sz w:val="24"/>
-          <w:szCs w:val="24"/>
-          <w:lang w:val="en-AU"/>
-        </w:rPr>
-        <w:t xml:space="preserve">explain that this chapter reviews existing research and </w:t>
-      </w:r>
-      <w:r>
-        <w:rPr>
-          <w:sz w:val="24"/>
-          <w:szCs w:val="24"/>
-          <w:lang w:val="en-AU"/>
-        </w:rPr>
-        <w:t>analyses</w:t>
-      </w:r>
-      <w:r>
-        <w:rPr>
-          <w:sz w:val="24"/>
-          <w:szCs w:val="24"/>
-          <w:lang w:val="en-AU"/>
-        </w:rPr>
-        <w:t xml:space="preserve"> </w:t>
-      </w:r>
-      <w:r>
-        <w:rPr>
-          <w:sz w:val="24"/>
-          <w:szCs w:val="24"/>
-          <w:lang w:val="en-AU"/>
-        </w:rPr>
-        <w:t>the problem in detail. Provide a brief overview of what will be covered, including literature review and problem analysis. Keep it concise while maintaining a logical connection with the previous chapter.</w:t>
+        </w:rPr>
+        <w:t xml:space="preserve">This chapter summarizes the existing research literature that is relevant to </w:t>
+      </w:r>
+      <w:proofErr w:type="spellStart"/>
+      <w:r>
+        <w:rPr>
+          <w:sz w:val="24"/>
+          <w:szCs w:val="24"/>
+        </w:rPr>
+        <w:t>BanglaCXR</w:t>
+      </w:r>
+      <w:proofErr w:type="spellEnd"/>
+      <w:r>
+        <w:rPr>
+          <w:sz w:val="24"/>
+          <w:szCs w:val="24"/>
+        </w:rPr>
+        <w:t xml:space="preserve">, broken down into four interrelated areas. The first is automated chest X-ray reports, in which, recent advancements in vision-language models have yielded a vast array of methods and benchmarks, establishing the current state of the art. The second is Bangla natural language processing, which has grown significantly in the last few years with dedicated pretrained models and evaluation benchmarks, but with a great lack of medical applications. The third one is multilingual and low resource clinical NLP, which offers techniques for bridging the gap between medical AI primarily developed in English and languages not well served by AI. The fourth is the use of AI in low resource healthcare environments, which sets a context for the actual limitations of </w:t>
+      </w:r>
+      <w:proofErr w:type="spellStart"/>
+      <w:r>
+        <w:rPr>
+          <w:sz w:val="24"/>
+          <w:szCs w:val="24"/>
+        </w:rPr>
+        <w:t>BanglaCXR's</w:t>
+      </w:r>
+      <w:proofErr w:type="spellEnd"/>
+      <w:r>
+        <w:rPr>
+          <w:sz w:val="24"/>
+          <w:szCs w:val="24"/>
+        </w:rPr>
+        <w:t xml:space="preserve"> use in practice. After reviewing the chapter, the chapter discusses how the four domains intersect to create the specific research gap that this thesis addresses.</w:t>
       </w:r>
     </w:p>
     <w:p>
@@ -14971,9 +14841,491 @@
         <w:spacing w:line="360" w:lineRule="auto"/>
         <w:ind w:left="360"/>
         <w:jc w:val="both"/>
-      </w:pPr>
-      <w:r>
-        <w:t>Develop this section as one or more well-structured paragraphs that critically discuss existing research related to your topic. Summarize key studies, methods, or systems and highlight their strengths and limitations. Focus on identifying gaps, inconsistencies, or areas that require improvement. Ensure that the review is analytical rather than descriptive, meaning you should not just list studies but also compare and evaluate them. Maintain proper citation practices and organize the content logically (e.g., by theme, method, or timeline).</w:t>
+        <w:rPr>
+          <w:b/>
+          <w:bCs/>
+        </w:rPr>
+      </w:pPr>
+      <w:r>
+        <w:rPr>
+          <w:b/>
+          <w:bCs/>
+        </w:rPr>
+        <w:t>Radiology Report Generation:</w:t>
+      </w:r>
+    </w:p>
+    <w:p>
+      <w:pPr>
+        <w:pStyle w:val="NormalWeb"/>
+        <w:spacing w:line="360" w:lineRule="auto"/>
+        <w:ind w:left="360"/>
+        <w:jc w:val="both"/>
+      </w:pPr>
+      <w:r>
+        <w:t xml:space="preserve">The area of automated radiology report generation has come a long way from initial CNN-RNN encoder-decoder networks to large-scale vision-language models, which comprise very large image encoders and instruction-tuned language model decoders. Salhi and </w:t>
+      </w:r>
+      <w:proofErr w:type="spellStart"/>
+      <w:r>
+        <w:t>Akhloufi</w:t>
+      </w:r>
+      <w:proofErr w:type="spellEnd"/>
+      <w:r>
+        <w:t xml:space="preserve"> (2026) conducted the most recent survey of this trajectory, including 51 deep learning studies from 2018 to September 2025, </w:t>
+      </w:r>
+      <w:proofErr w:type="gramStart"/>
+      <w:r>
+        <w:t>and also</w:t>
+      </w:r>
+      <w:proofErr w:type="gramEnd"/>
+      <w:r>
+        <w:t xml:space="preserve"> found the same dominant dataset, MIMIC-CXR, and the same clinical evaluation and multi-lingual shortcomings. Tran et al. (2026) also reviewed 14 model evaluations from 2021 to 2024, identifying the same dominant dataset, MIMIC-CXR, and the same clinical evaluation and multi-lingual shortcomings. Within the foundational architectures, </w:t>
+      </w:r>
+      <w:proofErr w:type="spellStart"/>
+      <w:r>
+        <w:t>CheXagent</w:t>
+      </w:r>
+      <w:proofErr w:type="spellEnd"/>
+      <w:r>
+        <w:t xml:space="preserve"> </w:t>
+      </w:r>
+      <w:proofErr w:type="gramStart"/>
+      <w:r>
+        <w:t>( Chen</w:t>
+      </w:r>
+      <w:proofErr w:type="gramEnd"/>
+      <w:r>
+        <w:t xml:space="preserve"> et al., 2024) has set a benchmark design paradigm that uses an image encoder (</w:t>
+      </w:r>
+      <w:proofErr w:type="spellStart"/>
+      <w:r>
+        <w:t>SigLIP</w:t>
+      </w:r>
+      <w:proofErr w:type="spellEnd"/>
+      <w:r>
+        <w:t>-Large) with a language decoder (Phi-2), connected by a two-layer MLP projector, and trained on a dataset of 8.5 million samples across 35 tasks (</w:t>
+      </w:r>
+      <w:proofErr w:type="spellStart"/>
+      <w:r>
+        <w:t>CheXinstruct</w:t>
+      </w:r>
+      <w:proofErr w:type="spellEnd"/>
+      <w:r>
+        <w:t xml:space="preserve">). The clinical reader study demonstrated time savings of 81% for radiology residents when using </w:t>
+      </w:r>
+      <w:proofErr w:type="spellStart"/>
+      <w:r>
+        <w:t>CheXagent</w:t>
+      </w:r>
+      <w:proofErr w:type="spellEnd"/>
+      <w:r>
+        <w:t xml:space="preserve"> and </w:t>
+      </w:r>
+      <w:r>
+        <w:lastRenderedPageBreak/>
+        <w:t xml:space="preserve">established strong baselines for each view classification, VQA and report generation. A similar design approach forms the basis of </w:t>
+      </w:r>
+      <w:proofErr w:type="spellStart"/>
+      <w:r>
+        <w:t>SLaVA</w:t>
+      </w:r>
+      <w:proofErr w:type="spellEnd"/>
+      <w:r>
+        <w:t xml:space="preserve">-CXR (Wu et al., 2024) which combines a CLIP </w:t>
+      </w:r>
+      <w:proofErr w:type="spellStart"/>
+      <w:r>
+        <w:t>ViT</w:t>
+      </w:r>
+      <w:proofErr w:type="spellEnd"/>
+      <w:r>
+        <w:t xml:space="preserve">-L/14 encoder with Phi-2 and a three-stage Re3Training process and the RADEX synthetic dataset. </w:t>
+      </w:r>
+      <w:proofErr w:type="spellStart"/>
+      <w:r>
+        <w:t>SLaVA</w:t>
+      </w:r>
+      <w:proofErr w:type="spellEnd"/>
+      <w:r>
+        <w:t xml:space="preserve">-CXR is also unique because it is designed to be deployed in a low-resource setting, with inference speeds 6.13 times faster than </w:t>
+      </w:r>
+      <w:proofErr w:type="spellStart"/>
+      <w:r>
+        <w:t>LLaVA</w:t>
+      </w:r>
+      <w:proofErr w:type="spellEnd"/>
+      <w:r>
+        <w:t>-Med, which directly impacts constrained compute scenarios such as mobile devices. In terms of technical sophistication, the system reviewed by MAIRA-2 (</w:t>
+      </w:r>
+      <w:proofErr w:type="spellStart"/>
+      <w:r>
+        <w:t>Bannur</w:t>
+      </w:r>
+      <w:proofErr w:type="spellEnd"/>
+      <w:r>
+        <w:t xml:space="preserve"> et al., 2024) from Microsoft Research is the most sophisticated. It also adapts Vicuna-7B to the </w:t>
+      </w:r>
+      <w:proofErr w:type="spellStart"/>
+      <w:r>
+        <w:t>RadDINO</w:t>
+      </w:r>
+      <w:proofErr w:type="spellEnd"/>
+      <w:r>
+        <w:t xml:space="preserve"> </w:t>
+      </w:r>
+      <w:proofErr w:type="spellStart"/>
+      <w:r>
+        <w:t>ViT</w:t>
+      </w:r>
+      <w:proofErr w:type="spellEnd"/>
+      <w:r>
+        <w:t xml:space="preserve">-B vision encoder with a four-layer MLP adapter and proposes grounded report generation, where each finding sentence is accompanied by spatial bounding boxes, and the </w:t>
+      </w:r>
+      <w:proofErr w:type="spellStart"/>
+      <w:r>
+        <w:t>RadFact</w:t>
+      </w:r>
+      <w:proofErr w:type="spellEnd"/>
+      <w:r>
+        <w:t xml:space="preserve"> evaluation framework based on logical entailment using the Llama3-70B model instead of lexical metrics. The model is trained using more than 510k examples from MIMIC-CXR, </w:t>
+      </w:r>
+      <w:proofErr w:type="spellStart"/>
+      <w:r>
+        <w:t>PadChest</w:t>
+      </w:r>
+      <w:proofErr w:type="spellEnd"/>
+      <w:r>
+        <w:t xml:space="preserve">, and a private dataset from the USA, and it achieves a BLEU-4 of 23.1 and RadGraph-F1 of 34.6 on MIMIC-CXR, significantly outperforming previous work. Flamingo-CXR is the most stringent human evaluation to date, comparing 606 cases in autonomous and collaborative settings between a board-certified radiologist and an AI with 27 other board-certified radiologists in the US and India, all conducted on the same dataset, and demonstrating that in 71.2% of cases in IND1, AI-assisted collaborative reports were preferred or equivalent to human-only reports, while the results were significantly lower in the MIMIC-CXR ICU cohort. </w:t>
+      </w:r>
+      <w:proofErr w:type="spellStart"/>
+      <w:r>
+        <w:t>RaDialog</w:t>
+      </w:r>
+      <w:proofErr w:type="spellEnd"/>
+      <w:r>
+        <w:t xml:space="preserve"> (Pellegrini et al., 2025) is an extension of the report generation paradigm to interactive, dialogue-based clinical support. By leveraging a BERT-based alignment module and fine-tuning </w:t>
+      </w:r>
+      <w:proofErr w:type="gramStart"/>
+      <w:r>
+        <w:t>the Vicuna</w:t>
+      </w:r>
+      <w:proofErr w:type="gramEnd"/>
+      <w:r>
+        <w:t xml:space="preserve">-7B with </w:t>
+      </w:r>
+      <w:proofErr w:type="spellStart"/>
+      <w:r>
+        <w:t>LoRA</w:t>
+      </w:r>
+      <w:proofErr w:type="spellEnd"/>
+      <w:r>
+        <w:t xml:space="preserve">, </w:t>
+      </w:r>
+      <w:proofErr w:type="spellStart"/>
+      <w:r>
+        <w:t>RaDialog</w:t>
+      </w:r>
+      <w:proofErr w:type="spellEnd"/>
+      <w:r>
+        <w:t xml:space="preserve"> outperforms </w:t>
+      </w:r>
+      <w:proofErr w:type="spellStart"/>
+      <w:r>
+        <w:t>CheXagent</w:t>
+      </w:r>
+      <w:proofErr w:type="spellEnd"/>
+      <w:r>
+        <w:t xml:space="preserve"> with a clinical efficacy F1 score of 39.7 on MIMIC-CXR and </w:t>
+      </w:r>
+      <w:proofErr w:type="gramStart"/>
+      <w:r>
+        <w:t>is able to</w:t>
+      </w:r>
+      <w:proofErr w:type="gramEnd"/>
+      <w:r>
+        <w:t xml:space="preserve"> correct, summarize, and generate visual question answering for reports using a 580,000-sample instruction dataset. There is no limitation included in the model that acknowledges the non-English reporting of evaluations. The approach of </w:t>
+      </w:r>
+      <w:proofErr w:type="spellStart"/>
+      <w:r>
+        <w:t>XrayGPT</w:t>
+      </w:r>
+      <w:proofErr w:type="spellEnd"/>
+      <w:r>
+        <w:t xml:space="preserve"> (</w:t>
+      </w:r>
+      <w:proofErr w:type="spellStart"/>
+      <w:r>
+        <w:t>Thawakar</w:t>
+      </w:r>
+      <w:proofErr w:type="spellEnd"/>
+      <w:r>
+        <w:t xml:space="preserve"> et al., 2024) is simpler yet effective, with a frozen </w:t>
+      </w:r>
+      <w:proofErr w:type="spellStart"/>
+      <w:r>
+        <w:t>MedCLIP</w:t>
+      </w:r>
+      <w:proofErr w:type="spellEnd"/>
+      <w:r>
+        <w:t xml:space="preserve"> encoder, a single trainable linear transformation layer, and a medically fine-tuned Vicuna-7B, yielding ROUGE-1 scores of 0.3213 on MIMIC-CXR and 72% scientific accuracy in human evaluation by certified physicians on 50 test cases. GIT-CXR (Sîrbu et al., 2025) proves that end-to-end transformers, with curriculum learning based on report length, can deliver new state-of-the-art METEOR and clinical F1 scores on METEOR and IU X-ray, respectively, while </w:t>
+      </w:r>
+      <w:proofErr w:type="spellStart"/>
+      <w:r>
+        <w:t>ClinicalBLIP</w:t>
+      </w:r>
+      <w:proofErr w:type="spellEnd"/>
+      <w:r>
+        <w:t xml:space="preserve"> (Ji et al., 2024) demonstrates that a two-stage </w:t>
+      </w:r>
+      <w:proofErr w:type="spellStart"/>
+      <w:r>
+        <w:t>LoRA</w:t>
+      </w:r>
+      <w:proofErr w:type="spellEnd"/>
+      <w:r>
+        <w:t xml:space="preserve"> fine-tuning strategy and integration with prior clinical knowledge can lead to a METEOR score </w:t>
+      </w:r>
+      <w:r>
+        <w:lastRenderedPageBreak/>
+        <w:t xml:space="preserve">of 0.570 on IU X-ray, which is more than double the best competitor. Hartsock and Rasool (2024) offer a </w:t>
+      </w:r>
+      <w:proofErr w:type="gramStart"/>
+      <w:r>
+        <w:t>more broad</w:t>
+      </w:r>
+      <w:proofErr w:type="gramEnd"/>
+      <w:r>
+        <w:t xml:space="preserve"> architectural overview of 16 medical VLMs, discussing single-stream and dual-stream architectures, training methods (including contrastive learning and RLHF), and evaluation techniques, highlighting the key challenges of the field as hallucination, catastrophic forgetting, and the lack of clinical evaluation metrics. While the survey by Mamdouh et al. (2025) on Bioengineering provides a structured comparison of 38 papers by different methods, including transformer-based, LLM/VLM-based and graph-based methods, the authors have identified RADAR as the best-performing model for the MIMIC-CXR dataset for 2025, with BLEU-1 of 0.509 and METEOR of 0.450 respectively, and explicitly note that there is no report generation literature for non-English and low-resource languages. In this thesis, the </w:t>
+      </w:r>
+      <w:proofErr w:type="spellStart"/>
+      <w:r>
+        <w:t>LoRA</w:t>
+      </w:r>
+      <w:proofErr w:type="spellEnd"/>
+      <w:r>
+        <w:t xml:space="preserve"> fine-tuning strategy was directly supported by Lian et al. (2024), who showed across 13 transfer learning tasks on the NIH ChestX-ray14, </w:t>
+      </w:r>
+      <w:proofErr w:type="spellStart"/>
+      <w:r>
+        <w:t>CheXpert</w:t>
+      </w:r>
+      <w:proofErr w:type="spellEnd"/>
+      <w:r>
+        <w:t xml:space="preserve"> and RSNA Pneumonia datasets that </w:t>
+      </w:r>
+      <w:proofErr w:type="spellStart"/>
+      <w:r>
+        <w:t>LoRA</w:t>
+      </w:r>
+      <w:proofErr w:type="spellEnd"/>
+      <w:r>
+        <w:t xml:space="preserve"> significantly outperforms full fine-tuning on 13 of the 18 transfer learning tasks with a significant performance gap, especially in the low-data regime where </w:t>
+      </w:r>
+      <w:proofErr w:type="spellStart"/>
+      <w:r>
+        <w:t>LoRA</w:t>
+      </w:r>
+      <w:proofErr w:type="spellEnd"/>
+      <w:r>
+        <w:t xml:space="preserve"> performs at 77.1% AUROC while full fine-tuning does at 74.2% AUROC with only 1% of the dataset being labeled. The usefulness of using RAD-DINO as the vision encoder is supported by the results of MAIRA-2, where in 2024, it is the backbone of the best-performing system in MIMIC-CXR with a ROUGE-L of 0.331, and by the work of Aksoy et al. (2024), which investigates multi-modal fusion of patient demographics, vital signs and chest images with the best performance of 0.331 ROUGE-L obtained by the </w:t>
+      </w:r>
+      <w:proofErr w:type="spellStart"/>
+      <w:r>
+        <w:t>FullFusion</w:t>
+      </w:r>
+      <w:proofErr w:type="spellEnd"/>
+      <w:r>
+        <w:t xml:space="preserve"> model among the compared systems.</w:t>
+      </w:r>
+    </w:p>
+    <w:p>
+      <w:pPr>
+        <w:pStyle w:val="NormalWeb"/>
+        <w:spacing w:line="360" w:lineRule="auto"/>
+        <w:ind w:left="360"/>
+        <w:jc w:val="both"/>
+        <w:rPr>
+          <w:b/>
+          <w:bCs/>
+        </w:rPr>
+      </w:pPr>
+      <w:r>
+        <w:rPr>
+          <w:b/>
+          <w:bCs/>
+        </w:rPr>
+        <w:t>Bangla Natural Language Processing:</w:t>
+      </w:r>
+    </w:p>
+    <w:p>
+      <w:pPr>
+        <w:pStyle w:val="NormalWeb"/>
+        <w:spacing w:line="360" w:lineRule="auto"/>
+        <w:ind w:left="360"/>
+        <w:jc w:val="both"/>
+      </w:pPr>
+      <w:r>
+        <w:t xml:space="preserve">The advancement of Bangla NLP has been quite fast in the last 3 years, however, there is little development in the medical field. However, </w:t>
+      </w:r>
+      <w:proofErr w:type="spellStart"/>
+      <w:r>
+        <w:t>BanglaBERT</w:t>
+      </w:r>
+      <w:proofErr w:type="spellEnd"/>
+      <w:r>
+        <w:t xml:space="preserve"> (Bhattacharjee et al., 2022) laid the groundwork by pretraining an ELECTRA-based encoder on 27.5 GB of Bangla web text, where the researchers explicitly pointed out that the text used for pretraining does not include biomedical or clinical text. Bhattacharjee et al., 2023 built upon this by making BanglaT5 (247M parameters) based on the Bangla2B+ </w:t>
+      </w:r>
+      <w:proofErr w:type="gramStart"/>
+      <w:r>
+        <w:t>corpus, and</w:t>
+      </w:r>
+      <w:proofErr w:type="gramEnd"/>
+      <w:r>
+        <w:t xml:space="preserve"> creating the </w:t>
+      </w:r>
+      <w:proofErr w:type="spellStart"/>
+      <w:r>
+        <w:t>BanglaNLG</w:t>
+      </w:r>
+      <w:proofErr w:type="spellEnd"/>
+      <w:r>
+        <w:t xml:space="preserve"> benchmark as well as obtaining state-of-the-art results on machine translation, summarization, and question answering with an average improvement of 4% over the multilingual baselines. The authors of </w:t>
+      </w:r>
+      <w:proofErr w:type="spellStart"/>
+      <w:r>
+        <w:t>BenLLM</w:t>
+      </w:r>
+      <w:proofErr w:type="spellEnd"/>
+      <w:r>
+        <w:t xml:space="preserve">-Eval (Kabir et al., 2024) give a realistic picture of the performance of the large language models (LLMs), specifically GPT-3.5, </w:t>
+      </w:r>
+      <w:r>
+        <w:lastRenderedPageBreak/>
+        <w:t xml:space="preserve">Claude-2 and LLaMA-2-13b, on Bangla in a zero-shot setting, using a set of seven tasks. The conclusion is that while the zero-shot LLMs clearly do not perform well on Bangla tasks, fine-tuned model shows improvement in tasks such as summarization with ROUGE-2 of 11.43 against 5.81 for GPT-3.5, and LLaMA-2 often outputs English rather than Bangla. In the same way, Abrar et al. (2024) show that in the health domain, with Bangla consumer health queries, even the best zero-shot model, Mixtral-8x22B, with a ROUGE-1 of 51.36, is outperformed by the fine-tuned BanglaT5 on the bigram precision metric (ROUGE-2 of 14.41 vs. 29.11). Medical entity recognition in Bangla becomes possible with high accuracy (89.58%) under the Multi-BERT Ensemble architecture with a custom annotated corpus of 6,895 medical statements, while the codeswitching between Bangla and English medical terminology and the lack of domain-specific pretrained models present the significant challenges, Bangla </w:t>
+      </w:r>
+      <w:proofErr w:type="spellStart"/>
+      <w:r>
+        <w:t>MedER</w:t>
+      </w:r>
+      <w:proofErr w:type="spellEnd"/>
+      <w:r>
+        <w:t xml:space="preserve"> (</w:t>
+      </w:r>
+      <w:proofErr w:type="spellStart"/>
+      <w:r>
+        <w:t>Aurpa</w:t>
+      </w:r>
+      <w:proofErr w:type="spellEnd"/>
+      <w:r>
+        <w:t xml:space="preserve"> et al., 2025) tells. At ACL 2025, </w:t>
+      </w:r>
+      <w:proofErr w:type="spellStart"/>
+      <w:r>
+        <w:t>TigerLLM</w:t>
+      </w:r>
+      <w:proofErr w:type="spellEnd"/>
+      <w:r>
+        <w:t xml:space="preserve"> (Raihan &amp; Zampieri, 2025) has recently introduced the first properly documented family of Bangla specific (1B and 9B) LLMs that were continually pre-trained on 10M token educational corpus and fully fine-tuned on 100K instruction-response pairs, outperforming all previous Bangla LLMs by 30–55 percentage points across six benchmarks and even being better than GPT-3.5 on most tasks, but </w:t>
+      </w:r>
+      <w:proofErr w:type="gramStart"/>
+      <w:r>
+        <w:t>still</w:t>
+      </w:r>
+      <w:proofErr w:type="gramEnd"/>
+      <w:r>
+        <w:t xml:space="preserve"> they are entirely in general-purpose domain with no medical applications.</w:t>
+      </w:r>
+    </w:p>
+    <w:p>
+      <w:pPr>
+        <w:pStyle w:val="NormalWeb"/>
+        <w:spacing w:line="360" w:lineRule="auto"/>
+        <w:ind w:left="360"/>
+        <w:jc w:val="both"/>
+        <w:rPr>
+          <w:b/>
+          <w:bCs/>
+        </w:rPr>
+      </w:pPr>
+      <w:r>
+        <w:rPr>
+          <w:b/>
+          <w:bCs/>
+        </w:rPr>
+        <w:t>Multilingual and Clinical NLP:</w:t>
+      </w:r>
+    </w:p>
+    <w:p>
+      <w:pPr>
+        <w:pStyle w:val="NormalWeb"/>
+        <w:spacing w:line="360" w:lineRule="auto"/>
+        <w:ind w:left="360"/>
+        <w:jc w:val="both"/>
+      </w:pPr>
+      <w:r>
+        <w:t xml:space="preserve">The translation module of this pipeline builds upon a research foundation of multilingual clinical NLP that not only tackles the technical issues of medical domain machine translation (MDMT), but also the broader issue of translating medical AI into low-resource languages. Han et al. (2024) compare three multilingual models to fine-tune a translation model with only 250,000 clean bilingual sentence pairs to translate clinical texts from English to Spanish and </w:t>
+      </w:r>
+      <w:proofErr w:type="gramStart"/>
+      <w:r>
+        <w:t>vice versa, and</w:t>
+      </w:r>
+      <w:proofErr w:type="gramEnd"/>
+      <w:r>
+        <w:t xml:space="preserve"> find that a fine-tuned small model (Clinical-Marian) outperforms much larger models such as NLLB-distilled across most metrics and achieves the best human evaluation score (HOPE score of 0.80) score. Luo et al. (2024) provide an analysis of multilingual BERT domain-adaptive pretraining for clinical NER and HIV screening classification tasks on Dutch, Romanian, and Spanish, demonstrating that, for the tasks analyzed, the clinical domain adaptation strategy outperform the general biomedical domain by statistically significant margins, especially when the target language is similar to the domain from which the base model was trained. The L2M3 system (</w:t>
+      </w:r>
+      <w:proofErr w:type="spellStart"/>
+      <w:r>
+        <w:t>Gangavarapu</w:t>
+      </w:r>
+      <w:proofErr w:type="spellEnd"/>
+      <w:r>
+        <w:t xml:space="preserve">, </w:t>
+      </w:r>
+      <w:r>
+        <w:lastRenderedPageBreak/>
+        <w:t xml:space="preserve">2024) introduces a novel concept of combining a well-tuned Meditron-70B medical LLM with Meta's Seamless M4T v2 translation model to provide multilingual medical assistance in Telugu, Hindi, Arabic, and Swahili, reporting significant improvements in BLEU for most language pairs and pinpointing error propagation in the multi-sequence integration and cultural translation as future challenges. The most relevant multilingual experiment to us is undertaken by Salmè et al. (2025), who test the </w:t>
+      </w:r>
+      <w:proofErr w:type="spellStart"/>
+      <w:r>
+        <w:t>LLaVA</w:t>
+      </w:r>
+      <w:proofErr w:type="spellEnd"/>
+      <w:r>
+        <w:t xml:space="preserve"> framework using different LLM configurations for Italian, German and Spanish and baseline their results for non-English VLM-based reporting, with no testing of any language from South Asia being done. </w:t>
+      </w:r>
+    </w:p>
+    <w:p>
+      <w:pPr>
+        <w:pStyle w:val="NormalWeb"/>
+        <w:spacing w:line="360" w:lineRule="auto"/>
+        <w:ind w:left="360"/>
+        <w:jc w:val="both"/>
+        <w:rPr>
+          <w:b/>
+          <w:bCs/>
+        </w:rPr>
+      </w:pPr>
+      <w:r>
+        <w:rPr>
+          <w:b/>
+          <w:bCs/>
+        </w:rPr>
+        <w:t>AI for Low Resource Settings:</w:t>
+      </w:r>
+    </w:p>
+    <w:p>
+      <w:pPr>
+        <w:pStyle w:val="NormalWeb"/>
+        <w:spacing w:line="360" w:lineRule="auto"/>
+        <w:ind w:left="360"/>
+        <w:jc w:val="both"/>
+      </w:pPr>
+      <w:proofErr w:type="spellStart"/>
+      <w:r>
+        <w:t>BanglaCXR</w:t>
+      </w:r>
+      <w:proofErr w:type="spellEnd"/>
+      <w:r>
+        <w:t xml:space="preserve"> is embedded in a set of research on challenges for medical AI in LMICs, in practice, institutions, and governance. For digital infrastructure, Al-Ganad et al. (2026) compile a scoping review of 44 studies, finding that the four key challenge domains are digital infrastructure, data quality, ethics and governance, and policy sustainability, with 81.8% of these studies stating data quality and local capacity were a barrier and 77.3% stating infrastructure limitations were a barrier. It was noted that one of the key benefits of AI is its ability to translate words from multiple languages (language translation) for multilingual populations, which has been reviewed in the context of Global South by Hussain et al. (2025); data bias was noted as a problem for AI systems trained on data from high-income countries and the use of AI in low-resource settings. Wibowo et al. (2025) interviewed 31 health professionals from seven countries in Southeast Asia, finding that lack of reliable infrastructure, paper-based records and lack of AI literacy are compounding barriers to AI implementation, especially for the context of district hospitals in Bangladesh. In a perspective paper from the AI-Sarosh workshop, Adhikari et al. (2025) specifically speak to South Asia, highlighting the need for offline-first architectures, task shifting with the assistance of AI, and locally validated models to enable equitable adoption in Bangladesh, Nepal, Pakistan and Sri Lanka, and the importance of considering gender and language equity from the outset of the data collection process.</w:t>
       </w:r>
     </w:p>
     <w:p>
@@ -15008,7 +15360,118 @@
         <w:jc w:val="both"/>
       </w:pPr>
       <w:r>
-        <w:t>Write this section as a detailed paragraph (or multiple paragraphs if needed) that analyzes the problem based on the reviewed literature. Clearly explain why the problem exists and what factors contribute to it. Break down the problem into smaller components if necessary and discuss its impact. This section should logically connect the literature review to your proposed research by justifying the need for your approach. Avoid introducing solutions in detail; focus on understanding and explaining the problem deeply.</w:t>
+        <w:t xml:space="preserve">The gap identified in the literature above is clearly substantiated and will be addressed by the study. In all the literature reviewed on automated radiology report generation, ranging from </w:t>
+      </w:r>
+      <w:proofErr w:type="spellStart"/>
+      <w:r>
+        <w:t>CheXagent</w:t>
+      </w:r>
+      <w:proofErr w:type="spellEnd"/>
+      <w:r>
+        <w:t xml:space="preserve"> to MAIRA-2, Flamingo-CXR, </w:t>
+      </w:r>
+      <w:proofErr w:type="spellStart"/>
+      <w:r>
+        <w:t>RaDialog</w:t>
+      </w:r>
+      <w:proofErr w:type="spellEnd"/>
+      <w:r>
+        <w:t xml:space="preserve">, </w:t>
+      </w:r>
+      <w:proofErr w:type="spellStart"/>
+      <w:r>
+        <w:t>XrayGPT</w:t>
+      </w:r>
+      <w:proofErr w:type="spellEnd"/>
+      <w:r>
+        <w:t xml:space="preserve">, GIT-CXR, </w:t>
+      </w:r>
+      <w:proofErr w:type="spellStart"/>
+      <w:r>
+        <w:lastRenderedPageBreak/>
+        <w:t>ClinicalBLIP</w:t>
+      </w:r>
+      <w:proofErr w:type="spellEnd"/>
+      <w:r>
+        <w:t xml:space="preserve">, and several other survey papers, there is no work that assesses report generation in any South Asian language. Although non-English evaluation is not mentioned explicitly in the limits of </w:t>
+      </w:r>
+      <w:proofErr w:type="spellStart"/>
+      <w:r>
+        <w:t>RaDialog</w:t>
+      </w:r>
+      <w:proofErr w:type="spellEnd"/>
+      <w:r>
+        <w:t xml:space="preserve">, it is pointed out by the authors of the survey of Mamdouh et al. (2025) as a specific future direction, and no work has been done. This is the main deficiency. The second aspect of the issue is the evaluation infrastructure. If a researcher wanted to develop Bangla radiology report generation system, there </w:t>
+      </w:r>
+      <w:proofErr w:type="gramStart"/>
+      <w:r>
+        <w:t>is</w:t>
+      </w:r>
+      <w:proofErr w:type="gramEnd"/>
+      <w:r>
+        <w:t xml:space="preserve"> no benchmark for them to evaluate the system. </w:t>
+      </w:r>
+      <w:proofErr w:type="spellStart"/>
+      <w:r>
+        <w:t>BanglaBERT</w:t>
+      </w:r>
+      <w:proofErr w:type="spellEnd"/>
+      <w:r>
+        <w:t xml:space="preserve"> and BanglaT5 are trained from non-medical text corpus. We have seen that overall Bangla NLP performance is significantly lower than English from the results of the assessments done by </w:t>
+      </w:r>
+      <w:proofErr w:type="spellStart"/>
+      <w:r>
+        <w:t>BenLLM</w:t>
+      </w:r>
+      <w:proofErr w:type="spellEnd"/>
+      <w:r>
+        <w:t xml:space="preserve">-Eval and Abrar et al. (2024) which was done specifically in the context of health. No annotated Bangla radiology dataset, no reference report set and no protocol for measuring Bangla medical NLG quality. The third dimension is the architectural challenge of effectively embedding language model generation into radiological visual characteristics under compute </w:t>
+      </w:r>
+      <w:proofErr w:type="spellStart"/>
+      <w:proofErr w:type="gramStart"/>
+      <w:r>
+        <w:t>constraints.The</w:t>
+      </w:r>
+      <w:proofErr w:type="spellEnd"/>
+      <w:proofErr w:type="gramEnd"/>
+      <w:r>
+        <w:t xml:space="preserve"> third dimension is the architectural problem of using limited compute to effectively embed language model generation in radiological visual characteristics. Lian et al. (2024) have found that parameter-efficient fine-tuning is the right approach for small data sets. Rad-DINO is the best radiology vision encoder available and has been validated by MAIRA-2. But the design of the projector architecture from the vision encoder to the language model is still an open question in resource-constrained environments. The more complex the architecture, such as the four-layer MLP in MAIRA-2, the more extensive the training data must be, and simple MLP pooling which is used in </w:t>
+      </w:r>
+      <w:proofErr w:type="spellStart"/>
+      <w:r>
+        <w:t>XrayGPT</w:t>
+      </w:r>
+      <w:proofErr w:type="spellEnd"/>
+      <w:r>
+        <w:t xml:space="preserve"> might lose spatial visual information into a single embedding that cannot be used to guide multi-finding generation. While this method is advantageous in the medical imaging context, a novel tradeoff exists with a cross-attention mechanism based on learned region queries, similar to the BLIP-2 Q-Former </w:t>
+      </w:r>
+      <w:proofErr w:type="gramStart"/>
+      <w:r>
+        <w:t>network, but</w:t>
+      </w:r>
+      <w:proofErr w:type="gramEnd"/>
+      <w:r>
+        <w:t xml:space="preserve"> modified to the task of radiology with a small, fixed number of anatomy-representative tokens, which is a method that has not been tested on the IU X-ray dataset under compute constraints typical of low-resource deployment. The fourth dimension is the pipeline itself. Neither L2M3 nor Han et al. (2024) test the pipeline with medical languages, of which radiology reports are a subset, nor do both test Bangla; both show that the two-stage pipeline is practically viable for low resource languages. The clinical terms are also another challenge for the translation of Bangla as many such terms do not have Bangla equivalents and they are either transliterated or code-switched into English in clinical communication, which was observed by </w:t>
+      </w:r>
+      <w:proofErr w:type="spellStart"/>
+      <w:r>
+        <w:t>Aurpa</w:t>
+      </w:r>
+      <w:proofErr w:type="spellEnd"/>
+      <w:r>
+        <w:t xml:space="preserve"> et al. (2025). These factors mean that a cross-lingual evaluation of the quality of radiology </w:t>
+      </w:r>
+      <w:r>
+        <w:lastRenderedPageBreak/>
+        <w:t xml:space="preserve">reports must be carried out at the character level, and that </w:t>
+      </w:r>
+      <w:proofErr w:type="spellStart"/>
+      <w:r>
+        <w:t>chrF</w:t>
+      </w:r>
+      <w:proofErr w:type="spellEnd"/>
+      <w:r>
+        <w:t>++ should be used as the primary reliability measure, rather than word-level BLEU scores. These four problem dimensions, combined with the fact that none of these hospitals has a system for generating Bangla radiology reports, the lack of evaluation infrastructure, and the unresolved question of the projector architecture of the low resource deployment of these systems, coupled with the need to keep the clinical meaning of the report from being lost during translation with a neural machine, form the research problem that this thesis addresses.</w:t>
       </w:r>
     </w:p>
     <w:p>
@@ -15043,8 +15506,202 @@
         <w:jc w:val="both"/>
       </w:pPr>
       <w:r>
-        <w:t>Conclude the chapter with a paragraph that summarizes the key findings from the literature review and problem analysis. Reinforce the identified gaps and justify the need for your research. Ensure that the summary provides a smooth transition to the next chapter (typically methodology). Do not introduce new information in this section.</w:t>
-      </w:r>
+        <w:t xml:space="preserve">There is a well-documented gap in the literature for the development of a radiology report generation system in Bangla language, a benchmark for evaluating it, and the architectural and translation aspects needed for building such a system together have never been studied. Only the best available systems, namely </w:t>
+      </w:r>
+      <w:proofErr w:type="spellStart"/>
+      <w:r>
+        <w:t>CheXagent</w:t>
+      </w:r>
+      <w:proofErr w:type="spellEnd"/>
+      <w:r>
+        <w:t xml:space="preserve">, MAIRA-2, </w:t>
+      </w:r>
+      <w:proofErr w:type="spellStart"/>
+      <w:r>
+        <w:t>RaDialog</w:t>
+      </w:r>
+      <w:proofErr w:type="spellEnd"/>
+      <w:r>
+        <w:t xml:space="preserve"> and Flamingo-CXR, offer validated design choices such as using RAD-DINO as the vision encoder, </w:t>
+      </w:r>
+      <w:proofErr w:type="spellStart"/>
+      <w:r>
+        <w:t>LoRA</w:t>
+      </w:r>
+      <w:proofErr w:type="spellEnd"/>
+      <w:r>
+        <w:t xml:space="preserve"> to fine-tune them, and NLLB-200 as the translation backbone that are absent in Bangla as well as missing the cross-attention projector architecture under the compute constraints of a consumer laptop-based GPU. Together, these articles in the literature confirm that the problem is technically achievable and clinically relevant. The proposed </w:t>
+      </w:r>
+      <w:proofErr w:type="spellStart"/>
+      <w:r>
+        <w:t>BanglaCXR</w:t>
+      </w:r>
+      <w:proofErr w:type="spellEnd"/>
+      <w:r>
+        <w:t xml:space="preserve"> system is explained in the next chapter in detail starting from feasibility, architecture design to implementation.</w:t>
+      </w:r>
+    </w:p>
+    <w:p>
+      <w:pPr>
+        <w:jc w:val="both"/>
+        <w:rPr>
+          <w:sz w:val="24"/>
+          <w:szCs w:val="24"/>
+        </w:rPr>
+      </w:pPr>
+    </w:p>
+    <w:p>
+      <w:pPr>
+        <w:jc w:val="both"/>
+        <w:rPr>
+          <w:sz w:val="24"/>
+          <w:szCs w:val="24"/>
+        </w:rPr>
+      </w:pPr>
+    </w:p>
+    <w:p>
+      <w:pPr>
+        <w:jc w:val="both"/>
+        <w:rPr>
+          <w:sz w:val="24"/>
+          <w:szCs w:val="24"/>
+        </w:rPr>
+      </w:pPr>
+    </w:p>
+    <w:p>
+      <w:pPr>
+        <w:jc w:val="both"/>
+        <w:rPr>
+          <w:sz w:val="24"/>
+          <w:szCs w:val="24"/>
+        </w:rPr>
+      </w:pPr>
+    </w:p>
+    <w:p>
+      <w:pPr>
+        <w:jc w:val="both"/>
+        <w:rPr>
+          <w:sz w:val="24"/>
+          <w:szCs w:val="24"/>
+        </w:rPr>
+      </w:pPr>
+    </w:p>
+    <w:p>
+      <w:pPr>
+        <w:jc w:val="both"/>
+        <w:rPr>
+          <w:sz w:val="24"/>
+          <w:szCs w:val="24"/>
+        </w:rPr>
+      </w:pPr>
+    </w:p>
+    <w:p>
+      <w:pPr>
+        <w:jc w:val="both"/>
+        <w:rPr>
+          <w:sz w:val="24"/>
+          <w:szCs w:val="24"/>
+        </w:rPr>
+      </w:pPr>
+    </w:p>
+    <w:p>
+      <w:pPr>
+        <w:jc w:val="both"/>
+        <w:rPr>
+          <w:sz w:val="24"/>
+          <w:szCs w:val="24"/>
+        </w:rPr>
+      </w:pPr>
+    </w:p>
+    <w:p>
+      <w:pPr>
+        <w:jc w:val="both"/>
+        <w:rPr>
+          <w:sz w:val="24"/>
+          <w:szCs w:val="24"/>
+        </w:rPr>
+      </w:pPr>
+    </w:p>
+    <w:p>
+      <w:pPr>
+        <w:jc w:val="both"/>
+        <w:rPr>
+          <w:sz w:val="24"/>
+          <w:szCs w:val="24"/>
+        </w:rPr>
+      </w:pPr>
+    </w:p>
+    <w:p>
+      <w:pPr>
+        <w:jc w:val="both"/>
+        <w:rPr>
+          <w:sz w:val="24"/>
+          <w:szCs w:val="24"/>
+        </w:rPr>
+      </w:pPr>
+    </w:p>
+    <w:p>
+      <w:pPr>
+        <w:jc w:val="both"/>
+        <w:rPr>
+          <w:sz w:val="24"/>
+          <w:szCs w:val="24"/>
+        </w:rPr>
+      </w:pPr>
+    </w:p>
+    <w:p>
+      <w:pPr>
+        <w:jc w:val="both"/>
+        <w:rPr>
+          <w:sz w:val="24"/>
+          <w:szCs w:val="24"/>
+        </w:rPr>
+      </w:pPr>
+    </w:p>
+    <w:p>
+      <w:pPr>
+        <w:jc w:val="both"/>
+        <w:rPr>
+          <w:sz w:val="24"/>
+          <w:szCs w:val="24"/>
+        </w:rPr>
+      </w:pPr>
+    </w:p>
+    <w:p>
+      <w:pPr>
+        <w:jc w:val="both"/>
+        <w:rPr>
+          <w:sz w:val="24"/>
+          <w:szCs w:val="24"/>
+        </w:rPr>
+      </w:pPr>
+    </w:p>
+    <w:p>
+      <w:pPr>
+        <w:jc w:val="both"/>
+        <w:rPr>
+          <w:sz w:val="24"/>
+          <w:szCs w:val="24"/>
+        </w:rPr>
+      </w:pPr>
+    </w:p>
+    <w:p>
+      <w:pPr>
+        <w:jc w:val="both"/>
+        <w:rPr>
+          <w:sz w:val="24"/>
+          <w:szCs w:val="24"/>
+        </w:rPr>
+      </w:pPr>
+    </w:p>
+    <w:p>
+      <w:pPr>
+        <w:jc w:val="both"/>
+        <w:rPr>
+          <w:sz w:val="24"/>
+          <w:szCs w:val="24"/>
+        </w:rPr>
+      </w:pPr>
     </w:p>
     <w:p>
       <w:pPr>
@@ -15215,7 +15872,23 @@
         <w:jc w:val="both"/>
       </w:pPr>
       <w:r>
-        <w:t>Write this section as a paragraph that introduces the purpose of the chapter. Clearly explain that this chapter presents the proposed model or system and describes how the research problem will be addressed. Provide a brief overview of the key components covered in this chapter, such as feasibility analysis, requirements, methodology, design, and implementation. Ensure a logical transition from the previous chapter.</w:t>
+        <w:t xml:space="preserve">The chapter is a comprehensive technical description of </w:t>
+      </w:r>
+      <w:proofErr w:type="spellStart"/>
+      <w:r>
+        <w:t>BanglaCXR</w:t>
+      </w:r>
+      <w:proofErr w:type="spellEnd"/>
+      <w:r>
+        <w:t xml:space="preserve"> system. After the feasibility analysis to determine if the approach is feasible in the resource limitations of this research, the chapter progresses through the functional and non-functional requirements of the system, the two-phase research process from vision to English text and English to Bangla, the full system architecture, and implementation and training decisions to create a final model. The main architectural challenge discussed here is how to develop a clinically viable, language-specific radiology report generation pipeline, on top of an </w:t>
+      </w:r>
+      <w:proofErr w:type="gramStart"/>
+      <w:r>
+        <w:t>open source</w:t>
+      </w:r>
+      <w:proofErr w:type="gramEnd"/>
+      <w:r>
+        <w:t xml:space="preserve"> set of model components, a publicly accessible but still reasonably sized dataset, and a consumer-grade GPU, without simultaneously making a novel, verifiable architectural contribution.</w:t>
       </w:r>
     </w:p>
     <w:p>
@@ -15253,10 +15926,53 @@
         </w:rPr>
       </w:pPr>
       <w:r>
-        <w:rPr>
-          <w:lang w:val="en-AU"/>
-        </w:rPr>
-        <w:t>Develop this section as a paragraph (or multiple paragraphs if needed) that evaluates the practicality of the proposed solution. Discuss different aspects such as technical feasibility, economic feasibility, and operational feasibility. Explain whether the required resources, tools, and expertise are available and whether the solution is viable within given constraints. Ensure the analysis is realistic and justified rather than overly optimistic.</w:t>
+        <w:t>In a technical sense, the proposed system is technically achievable, with the available resources. The entire pipeline is developed for NVIDIA GeForce RTX 5050 Laptop GPU with 8GB VRAM, which is a limitation that prevents large models from being trained from scratch, but can support the fine-tuning of large models up to 4 billion parameters using 4-bit quantized models. The main training resource, the IU X-ray dataset, consists of 7,470 chest X-ray images, accompanied by radiology reports, and is publicly available in Open-</w:t>
+      </w:r>
+      <w:proofErr w:type="spellStart"/>
+      <w:proofErr w:type="gramStart"/>
+      <w:r>
+        <w:t>i.The</w:t>
+      </w:r>
+      <w:proofErr w:type="spellEnd"/>
+      <w:proofErr w:type="gramEnd"/>
+      <w:r>
+        <w:t xml:space="preserve"> IU X-ray dataset is the primary training resource which contains 7,470 chest X-ray images with associated radiology reports, adequate to fine-tune a vision-language model for supervised learning. The weights for all the model components, RAD-DINO, Phi-3.5 Mini, and NLLB-200 are provided as open source pretrained weights and do not need commercial licenses from </w:t>
+      </w:r>
+      <w:proofErr w:type="spellStart"/>
+      <w:r>
+        <w:t>HuggingFace</w:t>
+      </w:r>
+      <w:proofErr w:type="spellEnd"/>
+      <w:r>
+        <w:t xml:space="preserve">. The training infrastructure was developed in Python and is based on </w:t>
+      </w:r>
+      <w:proofErr w:type="spellStart"/>
+      <w:r>
+        <w:t>PyTorch</w:t>
+      </w:r>
+      <w:proofErr w:type="spellEnd"/>
+      <w:r>
+        <w:t xml:space="preserve">, Transformers and PEFT, and is mature, documented and works directly on Windows machines. The training time is of the order of a few hours on the target hardware and was completed in ~25 epochs, demonstrating that training time is consistent with a thesis research program. The research is economically feasible with the use of free and open resources. No API usage, cloud compute credits or proprietary data </w:t>
+      </w:r>
+      <w:r>
+        <w:lastRenderedPageBreak/>
+        <w:t xml:space="preserve">licenses are required. By leveraging </w:t>
+      </w:r>
+      <w:proofErr w:type="spellStart"/>
+      <w:r>
+        <w:t>LoRA</w:t>
+      </w:r>
+      <w:proofErr w:type="spellEnd"/>
+      <w:r>
+        <w:t xml:space="preserve"> and 4-bit quantization specifically, it reduces VRAM demand to the point of being possible to run on commodity hardware as demonstrated by Lian et al. (2024) and shown to be effective by other researchers at institutions in Bangladesh and other low-resource environments, avoiding the need for dedicated compute facilities. From an operational perspective, the two-stage pipeline enables each of the stages to be modularly developed, tested and evaluated to minimize risk in implementation. The English output from Stage 1 is also available to use as a backup in case the translation quality of a report is not good enough for Stage 2. The system does not need internet connectivity at inference </w:t>
+      </w:r>
+      <w:proofErr w:type="gramStart"/>
+      <w:r>
+        <w:t>time,</w:t>
+      </w:r>
+      <w:proofErr w:type="gramEnd"/>
+      <w:r>
+        <w:t xml:space="preserve"> thus it can be deployed in the offline-first setting which is made essential by Adhikari et al. (2025) in Bangladesh's district hospital context.</w:t>
       </w:r>
     </w:p>
     <w:p>
@@ -15279,7 +15995,7 @@
           <w:sz w:val="28"/>
           <w:szCs w:val="28"/>
         </w:rPr>
-        <w:t>Requirement Analysis (Functional / Non-Functional Requirements)</w:t>
+        <w:t>Requirement Analysis</w:t>
       </w:r>
       <w:bookmarkEnd w:id="62"/>
     </w:p>
@@ -15291,16 +16007,64 @@
         <w:jc w:val="both"/>
       </w:pPr>
       <w:r>
-        <w:t>Write this section as a structured paragraph supported by categorized lists if necessary. Clearly describe the system requirements by dividing them into functional requirements (what the system should do) and non-functional requirements (performance, security, usability, etc.). Ensure that requirements are specific, clear, and testable. Avoid ambiguity and maintain consistency with the problem statement and objectives.</w:t>
-      </w:r>
-    </w:p>
-    <w:p>
-      <w:pPr>
-        <w:pStyle w:val="BodyText"/>
-        <w:spacing w:line="360" w:lineRule="auto"/>
-        <w:ind w:left="360"/>
-        <w:jc w:val="both"/>
-      </w:pPr>
+        <w:t xml:space="preserve">The requirements of </w:t>
+      </w:r>
+      <w:proofErr w:type="spellStart"/>
+      <w:r>
+        <w:t>BanglaCXR</w:t>
+      </w:r>
+      <w:proofErr w:type="spellEnd"/>
+      <w:r>
+        <w:t xml:space="preserve"> are as follows: The system should be able to receive as an input an x-ray of the chest in a regular image format and generate as output an x-ray structured report (Findings and Impression sections). It should be able to create this report in both English and Bangla, with the Bangla report maintaining the clinical content of the English report. The system should identify 12 specific pathological findings such as Pleural effusion, Pneumothorax, Cardiomegaly, Consolidation, Atelectasis, Edema, Lung opacity, Nodule or Mass, Fracture, Hyperinflation, Degenerative changes and Normal chest appearance and then accurately convey them into the written text. For English output: BLEU-1, BLEU-2, BLEU-4, ROUGE-1, ROUGE-2, ROUGE-L, METEOR, and </w:t>
+      </w:r>
+      <w:proofErr w:type="spellStart"/>
+      <w:r>
+        <w:t>chrF</w:t>
+      </w:r>
+      <w:proofErr w:type="spellEnd"/>
+      <w:r>
+        <w:t xml:space="preserve">++. For Bangla output: BLEU-1, BLEU-4, and </w:t>
+      </w:r>
+      <w:proofErr w:type="spellStart"/>
+      <w:r>
+        <w:t>chrF</w:t>
+      </w:r>
+      <w:proofErr w:type="spellEnd"/>
+      <w:r>
+        <w:t xml:space="preserve">++. For each of the twelve clinical categories, precision, recall, and F1 scores should be computed per label. There are also the non-functional requirements that are important in this deployment context. </w:t>
+      </w:r>
+      <w:proofErr w:type="gramStart"/>
+      <w:r>
+        <w:t>All of</w:t>
+      </w:r>
+      <w:proofErr w:type="gramEnd"/>
+      <w:r>
+        <w:t xml:space="preserve"> the training pipeline </w:t>
+      </w:r>
+      <w:proofErr w:type="gramStart"/>
+      <w:r>
+        <w:t>has to</w:t>
+      </w:r>
+      <w:proofErr w:type="gramEnd"/>
+      <w:r>
+        <w:t xml:space="preserve"> be contained in 8.5 GB of VRAM. The time required to have the inferences completed should not exceed the time of reading the image and should not exceed 30 seconds per report in the same hardware. The system should not have to be connected to the Internet during inference. It is recommended that the code base is written in reproducible Jupyter notebooks allowing </w:t>
+      </w:r>
+      <w:proofErr w:type="gramStart"/>
+      <w:r>
+        <w:t>to rerun the entire pipeline</w:t>
+      </w:r>
+      <w:proofErr w:type="gramEnd"/>
+      <w:r>
+        <w:t xml:space="preserve"> from scratch. The report should be generated in the same prompt template as in training (Findings followed by Impression</w:t>
+      </w:r>
+      <w:proofErr w:type="gramStart"/>
+      <w:r>
+        <w:t>), and</w:t>
+      </w:r>
+      <w:proofErr w:type="gramEnd"/>
+      <w:r>
+        <w:t xml:space="preserve"> be written in English. The output of the translation should be in Bangla script using Unicode characters, which can be checked by looking through it, without requiring any special medical expertise.</w:t>
+      </w:r>
     </w:p>
     <w:p>
       <w:pPr>
@@ -15322,7 +16086,8 @@
           <w:sz w:val="28"/>
           <w:szCs w:val="28"/>
         </w:rPr>
-        <w:t>Research Methodology (AI / ML / DL / SE / Cyber Security Approach)</w:t>
+        <w:lastRenderedPageBreak/>
+        <w:t>Research Methodology</w:t>
       </w:r>
       <w:bookmarkEnd w:id="63"/>
     </w:p>
@@ -15341,14 +16106,127 @@
       </w:pPr>
       <w:bookmarkStart w:id="64" w:name="_Toc226031571"/>
       <w:bookmarkStart w:id="65" w:name="_Toc226033375"/>
-      <w:r>
-        <w:rPr>
-          <w:b w:val="0"/>
-          <w:bCs w:val="0"/>
-          <w:sz w:val="24"/>
-          <w:szCs w:val="24"/>
-        </w:rPr>
-        <w:t>Present this section as a detailed paragraph explaining the overall approach used in the research. Clearly describe the chosen methodology (e.g., machine learning model, software engineering process, security framework) and justify why it is appropriate for solving the problem. Outline the key steps involved in the methodology while keeping the explanation clear and logically structured. Avoid unnecessary theoretical depth but ensure sufficient clarity.</w:t>
+      <w:proofErr w:type="spellStart"/>
+      <w:r>
+        <w:rPr>
+          <w:b w:val="0"/>
+          <w:bCs w:val="0"/>
+          <w:sz w:val="24"/>
+          <w:szCs w:val="24"/>
+        </w:rPr>
+        <w:t>BanglaCXR</w:t>
+      </w:r>
+      <w:proofErr w:type="spellEnd"/>
+      <w:r>
+        <w:rPr>
+          <w:b w:val="0"/>
+          <w:bCs w:val="0"/>
+          <w:sz w:val="24"/>
+          <w:szCs w:val="24"/>
+        </w:rPr>
+        <w:t xml:space="preserve"> is a two-stage process that breaks down the problem of generating multilingual radiology reports into two manageable parts which are rooted in well-documented solutions from </w:t>
+      </w:r>
+      <w:proofErr w:type="gramStart"/>
+      <w:r>
+        <w:rPr>
+          <w:b w:val="0"/>
+          <w:bCs w:val="0"/>
+          <w:sz w:val="24"/>
+          <w:szCs w:val="24"/>
+        </w:rPr>
+        <w:t>the literature</w:t>
+      </w:r>
+      <w:proofErr w:type="gramEnd"/>
+      <w:r>
+        <w:rPr>
+          <w:b w:val="0"/>
+          <w:bCs w:val="0"/>
+          <w:sz w:val="24"/>
+          <w:szCs w:val="24"/>
+        </w:rPr>
+        <w:t xml:space="preserve">. In the first step, a vision-language model is trained to produce structured radiology reports from chest X-ray images, while using natural language to describe the image </w:t>
+      </w:r>
+      <w:proofErr w:type="spellStart"/>
+      <w:proofErr w:type="gramStart"/>
+      <w:r>
+        <w:rPr>
+          <w:b w:val="0"/>
+          <w:bCs w:val="0"/>
+          <w:sz w:val="24"/>
+          <w:szCs w:val="24"/>
+        </w:rPr>
+        <w:t>content.The</w:t>
+      </w:r>
+      <w:proofErr w:type="spellEnd"/>
+      <w:proofErr w:type="gramEnd"/>
+      <w:r>
+        <w:rPr>
+          <w:b w:val="0"/>
+          <w:bCs w:val="0"/>
+          <w:sz w:val="24"/>
+          <w:szCs w:val="24"/>
+        </w:rPr>
+        <w:t xml:space="preserve"> first step is to train a vision-language model that produces a structured radiology report from the chest X-ray image while using natural language to describe the image content. The second step is the use of a pretrained multilingual neural machine translation system to translate English reports into Bangla. This approach of two stages is preferred over an end-to-end Bangla generation for three reasons. First, the amount of English chest X-ray training data is significantly larger and more varied than any Bangla-specific training data and, by separating the vision-to-language step from the translation step, it can both be optimized using the data best suited to it. Second, English production in stage 1 can be directly assessed against a set of standards and it is easy to ensure that the vision-language model is functioning properly before assessing the translation phase. Third, the modular architecture allows for the upgrading of the translation stage independently, as the translation model for Bangla is improved, without retraining the vision-language core. The method is </w:t>
+      </w:r>
+      <w:proofErr w:type="gramStart"/>
+      <w:r>
+        <w:rPr>
+          <w:b w:val="0"/>
+          <w:bCs w:val="0"/>
+          <w:sz w:val="24"/>
+          <w:szCs w:val="24"/>
+        </w:rPr>
+        <w:t>similar to</w:t>
+      </w:r>
+      <w:proofErr w:type="gramEnd"/>
+      <w:r>
+        <w:rPr>
+          <w:b w:val="0"/>
+          <w:bCs w:val="0"/>
+          <w:sz w:val="24"/>
+          <w:szCs w:val="24"/>
+        </w:rPr>
+        <w:t xml:space="preserve"> the one used by Han et al. (2024) and </w:t>
+      </w:r>
+      <w:proofErr w:type="spellStart"/>
+      <w:r>
+        <w:rPr>
+          <w:b w:val="0"/>
+          <w:bCs w:val="0"/>
+          <w:sz w:val="24"/>
+          <w:szCs w:val="24"/>
+        </w:rPr>
+        <w:t>Gangavarapu</w:t>
+      </w:r>
+      <w:proofErr w:type="spellEnd"/>
+      <w:r>
+        <w:rPr>
+          <w:b w:val="0"/>
+          <w:bCs w:val="0"/>
+          <w:sz w:val="24"/>
+          <w:szCs w:val="24"/>
+        </w:rPr>
+        <w:t xml:space="preserve"> (2024), who showed the competitive performance of two-stage multilingual medical pipelines with direct multilingual generation, especially in low-resource environments. The methodology combines three well-established choices that are utilized in the MAIRA-2 system: RAD-DINO as the vision encoder, which has been medically pretrained on about 1.4 million chest X-ray images and is shown to be the best choice as the backbone for a vision model; Phi-3.5 Mini as the language model decoder, a 3.8 billion parameter model that demonstrates outstanding instruction-following performance as well as being smaller and able to be fine-tuned in 4-bit quantized form with only 8 GB VRAM; and </w:t>
+      </w:r>
+      <w:proofErr w:type="spellStart"/>
+      <w:r>
+        <w:rPr>
+          <w:b w:val="0"/>
+          <w:bCs w:val="0"/>
+          <w:sz w:val="24"/>
+          <w:szCs w:val="24"/>
+        </w:rPr>
+        <w:t>LoRA</w:t>
+      </w:r>
+      <w:proofErr w:type="spellEnd"/>
+      <w:r>
+        <w:rPr>
+          <w:b w:val="0"/>
+          <w:bCs w:val="0"/>
+          <w:sz w:val="24"/>
+          <w:szCs w:val="24"/>
+        </w:rPr>
+        <w:t xml:space="preserve"> with rank 32, as shown by Lian et al. (2024) to be superior to full fine-tuning in almost all experimental trials when fine-tuning medically pretrained vision models.</w:t>
       </w:r>
       <w:bookmarkEnd w:id="64"/>
       <w:bookmarkEnd w:id="65"/>
@@ -15373,8 +16251,7 @@
           <w:sz w:val="28"/>
           <w:szCs w:val="28"/>
         </w:rPr>
-        <w:lastRenderedPageBreak/>
-        <w:t>System Design and Architecture (Model Architecture / Software Architecture / Security Design)</w:t>
+        <w:t>System Design and Architecture</w:t>
       </w:r>
       <w:bookmarkEnd w:id="66"/>
     </w:p>
@@ -15385,28 +16262,376 @@
         <w:ind w:left="458" w:hanging="26"/>
         <w:jc w:val="both"/>
         <w:rPr>
-          <w:sz w:val="24"/>
-          <w:szCs w:val="24"/>
-        </w:rPr>
-      </w:pPr>
-      <w:r>
-        <w:rPr>
-          <w:sz w:val="24"/>
-          <w:szCs w:val="24"/>
-        </w:rPr>
-        <w:t>Write this section as a descriptive paragraph (or multiple paragraphs) that explains the overall design of the system or model. Describe the architecture, key components, and how they interact with each other. Clearly explain the structure of the model or system in a logical manner. Diagrams may be referenced if included, but the written explanation should be complete on its own. Ensure the design aligns with the requirements and methodology.</w:t>
-      </w:r>
-    </w:p>
-    <w:p>
-      <w:pPr>
-        <w:pStyle w:val="Heading1"/>
-        <w:spacing w:after="240"/>
-        <w:ind w:left="432"/>
-        <w:rPr>
-          <w:sz w:val="28"/>
-          <w:szCs w:val="28"/>
-        </w:rPr>
-      </w:pPr>
+          <w:b/>
+          <w:bCs/>
+          <w:sz w:val="24"/>
+          <w:szCs w:val="24"/>
+        </w:rPr>
+      </w:pPr>
+      <w:r>
+        <w:rPr>
+          <w:b/>
+          <w:bCs/>
+          <w:sz w:val="24"/>
+          <w:szCs w:val="24"/>
+        </w:rPr>
+        <w:t>Overall Architecture:</w:t>
+      </w:r>
+    </w:p>
+    <w:p>
+      <w:pPr>
+        <w:pStyle w:val="ListParagraph"/>
+        <w:spacing w:line="360" w:lineRule="auto"/>
+        <w:ind w:left="458" w:hanging="26"/>
+        <w:jc w:val="both"/>
+        <w:rPr>
+          <w:sz w:val="24"/>
+          <w:szCs w:val="24"/>
+        </w:rPr>
+      </w:pPr>
+      <w:r>
+        <w:rPr>
+          <w:sz w:val="24"/>
+          <w:szCs w:val="24"/>
+        </w:rPr>
+        <w:t xml:space="preserve">The </w:t>
+      </w:r>
+      <w:proofErr w:type="spellStart"/>
+      <w:r>
+        <w:rPr>
+          <w:sz w:val="24"/>
+          <w:szCs w:val="24"/>
+        </w:rPr>
+        <w:t>BanglaCXR</w:t>
+      </w:r>
+      <w:proofErr w:type="spellEnd"/>
+      <w:r>
+        <w:rPr>
+          <w:sz w:val="24"/>
+          <w:szCs w:val="24"/>
+        </w:rPr>
+        <w:t xml:space="preserve"> pipeline is made up of three components: a frozen vision encoder, a </w:t>
+      </w:r>
+      <w:r>
+        <w:rPr>
+          <w:sz w:val="24"/>
+          <w:szCs w:val="24"/>
+        </w:rPr>
+        <w:lastRenderedPageBreak/>
+        <w:t xml:space="preserve">trainable anatomy-guided projector, and a language model decoder fine-tuned with </w:t>
+      </w:r>
+      <w:proofErr w:type="spellStart"/>
+      <w:r>
+        <w:rPr>
+          <w:sz w:val="24"/>
+          <w:szCs w:val="24"/>
+        </w:rPr>
+        <w:t>LoRA</w:t>
+      </w:r>
+      <w:proofErr w:type="spellEnd"/>
+      <w:r>
+        <w:rPr>
+          <w:sz w:val="24"/>
+          <w:szCs w:val="24"/>
+        </w:rPr>
+        <w:t>. The vision encoder is the pretrained Vision Transformer (</w:t>
+      </w:r>
+      <w:proofErr w:type="spellStart"/>
+      <w:r>
+        <w:rPr>
+          <w:sz w:val="24"/>
+          <w:szCs w:val="24"/>
+        </w:rPr>
+        <w:t>ViT</w:t>
+      </w:r>
+      <w:proofErr w:type="spellEnd"/>
+      <w:r>
+        <w:rPr>
+          <w:sz w:val="24"/>
+          <w:szCs w:val="24"/>
+        </w:rPr>
+        <w:t>-Base) trained with self-supervised learning on a large image collection comprising chest radiographs (</w:t>
+      </w:r>
+      <w:proofErr w:type="spellStart"/>
+      <w:r>
+        <w:rPr>
+          <w:sz w:val="24"/>
+          <w:szCs w:val="24"/>
+        </w:rPr>
+        <w:t>ViT</w:t>
+      </w:r>
+      <w:proofErr w:type="spellEnd"/>
+      <w:r>
+        <w:rPr>
+          <w:sz w:val="24"/>
+          <w:szCs w:val="24"/>
+        </w:rPr>
+        <w:t>-XCT), which is called RAD-DINO (</w:t>
+      </w:r>
+      <w:proofErr w:type="spellStart"/>
+      <w:r>
+        <w:rPr>
+          <w:sz w:val="24"/>
+          <w:szCs w:val="24"/>
+        </w:rPr>
+        <w:t>microsoft</w:t>
+      </w:r>
+      <w:proofErr w:type="spellEnd"/>
+      <w:r>
+        <w:rPr>
+          <w:sz w:val="24"/>
+          <w:szCs w:val="24"/>
+        </w:rPr>
+        <w:t xml:space="preserve">/rad-dino). It </w:t>
+      </w:r>
+      <w:proofErr w:type="gramStart"/>
+      <w:r>
+        <w:rPr>
+          <w:sz w:val="24"/>
+          <w:szCs w:val="24"/>
+        </w:rPr>
+        <w:t>takes in 518 ×</w:t>
+      </w:r>
+      <w:proofErr w:type="gramEnd"/>
+      <w:r>
+        <w:rPr>
+          <w:sz w:val="24"/>
+          <w:szCs w:val="24"/>
+        </w:rPr>
+        <w:t xml:space="preserve"> 518 image data and outputs a series of 1370 patch-level feature vectors, each with a size of 768. All the weights of the encoder are fixed during the training and inference process, which means that all the computing resources are allocated to the projector and the language model. The novel cross-attention module is named </w:t>
+      </w:r>
+      <w:proofErr w:type="spellStart"/>
+      <w:r>
+        <w:rPr>
+          <w:sz w:val="24"/>
+          <w:szCs w:val="24"/>
+        </w:rPr>
+        <w:t>AnatomyGuidedProjector</w:t>
+      </w:r>
+      <w:proofErr w:type="spellEnd"/>
+      <w:r>
+        <w:rPr>
+          <w:sz w:val="24"/>
+          <w:szCs w:val="24"/>
+        </w:rPr>
+        <w:t xml:space="preserve"> because it maps a 1,370-length sequence of visual patch tokens to 32 region embeddings of dimension 3,072 that can be directly concatenated to the language model input embeddings. It contains 32 learnable 768-dimensional query vectors, randomly initialized and updated during training, which are used as queries; a multi-head cross-attention layer with 8 attention heads, and the output of RAD-DINO patch is used as keys and values; a two-layer projection network with GELU activation, dropout, 768-dimensional output, and 3,072-dimensional LLM hidden space; a final layer normalization. These 32 queries aim to narrow the focus of the language model when training it, thereby making it a small representation of the different anatomical regions in the chest, namely lung fields, cardiac silhouette, and mediastinum, which enables it to attend to the different kinds of visual information in space rather than focus on a single averaged global embedding. The language model decoder is Phi-3.5 Mini (</w:t>
+      </w:r>
+      <w:proofErr w:type="spellStart"/>
+      <w:r>
+        <w:rPr>
+          <w:sz w:val="24"/>
+          <w:szCs w:val="24"/>
+        </w:rPr>
+        <w:t>microsoft</w:t>
+      </w:r>
+      <w:proofErr w:type="spellEnd"/>
+      <w:r>
+        <w:rPr>
+          <w:sz w:val="24"/>
+          <w:szCs w:val="24"/>
+        </w:rPr>
+        <w:t xml:space="preserve">/Phi-3.5-mini-instruct), a 3.8 billion parameter transformer decoder pretrained by Microsoft that possesses good instruction following abilities. It's loaded in 4-bit NF4 quantization with </w:t>
+      </w:r>
+      <w:proofErr w:type="spellStart"/>
+      <w:r>
+        <w:rPr>
+          <w:sz w:val="24"/>
+          <w:szCs w:val="24"/>
+        </w:rPr>
+        <w:t>BitsAndBytes</w:t>
+      </w:r>
+      <w:proofErr w:type="spellEnd"/>
+      <w:r>
+        <w:rPr>
+          <w:sz w:val="24"/>
+          <w:szCs w:val="24"/>
+        </w:rPr>
+        <w:t>, so it's available in just about 3 GB of memory. The attention projection layers (</w:t>
+      </w:r>
+      <w:proofErr w:type="spellStart"/>
+      <w:r>
+        <w:rPr>
+          <w:sz w:val="24"/>
+          <w:szCs w:val="24"/>
+        </w:rPr>
+        <w:t>qkv_proj</w:t>
+      </w:r>
+      <w:proofErr w:type="spellEnd"/>
+      <w:r>
+        <w:rPr>
+          <w:sz w:val="24"/>
+          <w:szCs w:val="24"/>
+        </w:rPr>
+        <w:t>) and feed-forward layers (</w:t>
+      </w:r>
+      <w:proofErr w:type="spellStart"/>
+      <w:r>
+        <w:rPr>
+          <w:sz w:val="24"/>
+          <w:szCs w:val="24"/>
+        </w:rPr>
+        <w:t>gate_up_proj</w:t>
+      </w:r>
+      <w:proofErr w:type="spellEnd"/>
+      <w:r>
+        <w:rPr>
+          <w:sz w:val="24"/>
+          <w:szCs w:val="24"/>
+        </w:rPr>
+        <w:t xml:space="preserve">, </w:t>
+      </w:r>
+      <w:proofErr w:type="spellStart"/>
+      <w:r>
+        <w:rPr>
+          <w:sz w:val="24"/>
+          <w:szCs w:val="24"/>
+        </w:rPr>
+        <w:t>down_proj</w:t>
+      </w:r>
+      <w:proofErr w:type="spellEnd"/>
+      <w:r>
+        <w:rPr>
+          <w:sz w:val="24"/>
+          <w:szCs w:val="24"/>
+        </w:rPr>
+        <w:t xml:space="preserve">) are both equipped with </w:t>
+      </w:r>
+      <w:proofErr w:type="spellStart"/>
+      <w:r>
+        <w:rPr>
+          <w:sz w:val="24"/>
+          <w:szCs w:val="24"/>
+        </w:rPr>
+        <w:t>LoRA</w:t>
+      </w:r>
+      <w:proofErr w:type="spellEnd"/>
+      <w:r>
+        <w:rPr>
+          <w:sz w:val="24"/>
+          <w:szCs w:val="24"/>
+        </w:rPr>
+        <w:t xml:space="preserve"> adapters with a rank of 32 and scaling of 64, introducing about 50 million trainable parameters in addition to the quantized base weights, which are kept fixed during training. The total number of trainable parameters in the combined model (frozen RAD-DINO, trainable projector, </w:t>
+      </w:r>
+      <w:proofErr w:type="spellStart"/>
+      <w:r>
+        <w:rPr>
+          <w:sz w:val="24"/>
+          <w:szCs w:val="24"/>
+        </w:rPr>
+        <w:t>LoRA</w:t>
+      </w:r>
+      <w:proofErr w:type="spellEnd"/>
+      <w:r>
+        <w:rPr>
+          <w:sz w:val="24"/>
+          <w:szCs w:val="24"/>
+        </w:rPr>
+        <w:t xml:space="preserve"> modified Phi-3.5) is about 2.99% of the total number of parameters of the full model. At inference time, the pipeline takes an X-ray image and outputs the patch sequence of length 1,370 from the RAD-DINO, feeds it into the </w:t>
+      </w:r>
+      <w:proofErr w:type="spellStart"/>
+      <w:r>
+        <w:rPr>
+          <w:sz w:val="24"/>
+          <w:szCs w:val="24"/>
+        </w:rPr>
+        <w:t>AnatomyGuidedProjector</w:t>
+      </w:r>
+      <w:proofErr w:type="spellEnd"/>
+      <w:r>
+        <w:rPr>
+          <w:sz w:val="24"/>
+          <w:szCs w:val="24"/>
+        </w:rPr>
+        <w:t xml:space="preserve"> to obtain 32 region embeddings, puts them at the start of the prompt embeddings following the Phi-3 chat template format, and autoregressively generates the report using KV-cache based decoding with a repetition penalty. Stage 2: Bangla Translation The second stage translates the English reports generated in the first stage into Bangla using NLLB-200 (</w:t>
+      </w:r>
+      <w:proofErr w:type="spellStart"/>
+      <w:r>
+        <w:rPr>
+          <w:sz w:val="24"/>
+          <w:szCs w:val="24"/>
+        </w:rPr>
+        <w:t>facebook</w:t>
+      </w:r>
+      <w:proofErr w:type="spellEnd"/>
+      <w:r>
+        <w:rPr>
+          <w:sz w:val="24"/>
+          <w:szCs w:val="24"/>
+        </w:rPr>
+        <w:t>/nllb-200-distilled-</w:t>
+      </w:r>
+      <w:r>
+        <w:rPr>
+          <w:sz w:val="24"/>
+          <w:szCs w:val="24"/>
+        </w:rPr>
+        <w:lastRenderedPageBreak/>
+        <w:t>600M) which is a model trained by Meta to translate from more than 200 languages. NLLB-200 is loaded in float16 precision, using about 1.23GB of VRAM and functions separately from Stage 1. The Bangla target language token identifier (</w:t>
+      </w:r>
+      <w:proofErr w:type="spellStart"/>
+      <w:r>
+        <w:rPr>
+          <w:sz w:val="24"/>
+          <w:szCs w:val="24"/>
+        </w:rPr>
+        <w:t>ben_Beng</w:t>
+      </w:r>
+      <w:proofErr w:type="spellEnd"/>
+      <w:r>
+        <w:rPr>
+          <w:sz w:val="24"/>
+          <w:szCs w:val="24"/>
+        </w:rPr>
+        <w:t xml:space="preserve">, token ID 256026) is specified at inference time to direct the translation. This study does not perform any fine tuning of NLLB-200; it is used as a pretrained model, </w:t>
+      </w:r>
+      <w:proofErr w:type="gramStart"/>
+      <w:r>
+        <w:rPr>
+          <w:sz w:val="24"/>
+          <w:szCs w:val="24"/>
+        </w:rPr>
+        <w:t>similar to</w:t>
+      </w:r>
+      <w:proofErr w:type="gramEnd"/>
+      <w:r>
+        <w:rPr>
+          <w:sz w:val="24"/>
+          <w:szCs w:val="24"/>
+        </w:rPr>
+        <w:t xml:space="preserve"> the baseline use studied in Han et al (2024) and </w:t>
+      </w:r>
+      <w:proofErr w:type="spellStart"/>
+      <w:r>
+        <w:rPr>
+          <w:sz w:val="24"/>
+          <w:szCs w:val="24"/>
+        </w:rPr>
+        <w:t>Gangavarapu</w:t>
+      </w:r>
+      <w:proofErr w:type="spellEnd"/>
+      <w:r>
+        <w:rPr>
+          <w:sz w:val="24"/>
+          <w:szCs w:val="24"/>
+        </w:rPr>
+        <w:t xml:space="preserve"> (2024). The Bangla reference reports for evaluation are generated using the same NLLB-200 model by translating the IU X-ray English reference reports, so that only Stage 2 is evaluated by measuring the similarity of the generated translation to the English reference reports which are generated through the same </w:t>
+      </w:r>
+      <w:proofErr w:type="gramStart"/>
+      <w:r>
+        <w:rPr>
+          <w:sz w:val="24"/>
+          <w:szCs w:val="24"/>
+        </w:rPr>
+        <w:t>model, and</w:t>
+      </w:r>
+      <w:proofErr w:type="gramEnd"/>
+      <w:r>
+        <w:rPr>
+          <w:sz w:val="24"/>
+          <w:szCs w:val="24"/>
+        </w:rPr>
+        <w:t xml:space="preserve"> thus provide a consistent reference for the evaluation.</w:t>
+      </w:r>
     </w:p>
     <w:p>
       <w:pPr>
@@ -15428,7 +16653,7 @@
           <w:sz w:val="28"/>
           <w:szCs w:val="28"/>
         </w:rPr>
-        <w:t>Implementation and Simulation (Model Training / System Development / Experimentation)</w:t>
+        <w:t>Implementation and Simulation</w:t>
       </w:r>
       <w:bookmarkEnd w:id="67"/>
     </w:p>
@@ -15439,8 +16664,6 @@
         <w:ind w:left="432"/>
         <w:jc w:val="both"/>
         <w:rPr>
-          <w:b w:val="0"/>
-          <w:bCs w:val="0"/>
           <w:sz w:val="24"/>
           <w:szCs w:val="24"/>
         </w:rPr>
@@ -15449,30 +16672,489 @@
       <w:bookmarkStart w:id="69" w:name="_Toc226033378"/>
       <w:r>
         <w:rPr>
-          <w:b w:val="0"/>
-          <w:bCs w:val="0"/>
-          <w:sz w:val="24"/>
-          <w:szCs w:val="24"/>
-        </w:rPr>
-        <w:t xml:space="preserve">Develop this section as a paragraph that describes how the proposed system or model is implemented. Explain the steps involved in development, training (if applicable), and experimentation. Provide a high-level overview of how the system was built and tested. Avoid raw code </w:t>
-      </w:r>
-      <w:r>
-        <w:rPr>
-          <w:b w:val="0"/>
-          <w:bCs w:val="0"/>
-          <w:sz w:val="24"/>
-          <w:szCs w:val="24"/>
-        </w:rPr>
-        <w:t>details but</w:t>
-      </w:r>
-      <w:r>
-        <w:rPr>
-          <w:b w:val="0"/>
-          <w:bCs w:val="0"/>
-          <w:sz w:val="24"/>
-          <w:szCs w:val="24"/>
-        </w:rPr>
-        <w:t xml:space="preserve"> clearly explain the process so that it can be understood and potentially replicated.</w:t>
+          <w:sz w:val="24"/>
+          <w:szCs w:val="24"/>
+        </w:rPr>
+        <w:t>Dataset Preparation:</w:t>
+      </w:r>
+    </w:p>
+    <w:p>
+      <w:pPr>
+        <w:pStyle w:val="Heading1"/>
+        <w:spacing w:after="240" w:line="360" w:lineRule="auto"/>
+        <w:ind w:left="432"/>
+        <w:jc w:val="both"/>
+        <w:rPr>
+          <w:b w:val="0"/>
+          <w:bCs w:val="0"/>
+          <w:sz w:val="24"/>
+          <w:szCs w:val="24"/>
+        </w:rPr>
+      </w:pPr>
+      <w:r>
+        <w:rPr>
+          <w:b w:val="0"/>
+          <w:bCs w:val="0"/>
+          <w:sz w:val="24"/>
+          <w:szCs w:val="24"/>
+        </w:rPr>
+        <w:t>Throughout, the Indiana University Chest X-ray dataset (</w:t>
+      </w:r>
+      <w:proofErr w:type="spellStart"/>
+      <w:r>
+        <w:rPr>
+          <w:b w:val="0"/>
+          <w:bCs w:val="0"/>
+          <w:sz w:val="24"/>
+          <w:szCs w:val="24"/>
+        </w:rPr>
+        <w:t>Demner-Fushman</w:t>
+      </w:r>
+      <w:proofErr w:type="spellEnd"/>
+      <w:r>
+        <w:rPr>
+          <w:b w:val="0"/>
+          <w:bCs w:val="0"/>
+          <w:sz w:val="24"/>
+          <w:szCs w:val="24"/>
+        </w:rPr>
+        <w:t xml:space="preserve"> et al., 2016) is employed. There are 7,470 images and 3,955 radiology reports in the raw dataset. Following the exclusion of findings and impression fields of missing data, there are 3,826 remaining reports. 3,666 image-report pairs are then obtained after filtering to obtain only image-report pairs of frontal-projections and checking the existence of image files. They are partitioned into a training set (2,566 data points), a validation set (550 data points), and a test set (550 data points) with a random seed of 42 and a 70-15-15 distribution. The images are resized to 518 x 518 </w:t>
+      </w:r>
+      <w:proofErr w:type="gramStart"/>
+      <w:r>
+        <w:rPr>
+          <w:b w:val="0"/>
+          <w:bCs w:val="0"/>
+          <w:sz w:val="24"/>
+          <w:szCs w:val="24"/>
+        </w:rPr>
+        <w:t>pixels, and</w:t>
+      </w:r>
+      <w:proofErr w:type="gramEnd"/>
+      <w:r>
+        <w:rPr>
+          <w:b w:val="0"/>
+          <w:bCs w:val="0"/>
+          <w:sz w:val="24"/>
+          <w:szCs w:val="24"/>
+        </w:rPr>
+        <w:t xml:space="preserve"> normalized via the RAD-DINO </w:t>
+      </w:r>
+      <w:proofErr w:type="spellStart"/>
+      <w:r>
+        <w:rPr>
+          <w:b w:val="0"/>
+          <w:bCs w:val="0"/>
+          <w:sz w:val="24"/>
+          <w:szCs w:val="24"/>
+        </w:rPr>
+        <w:t>AutoImageProcessor</w:t>
+      </w:r>
+      <w:proofErr w:type="spellEnd"/>
+      <w:r>
+        <w:rPr>
+          <w:b w:val="0"/>
+          <w:bCs w:val="0"/>
+          <w:sz w:val="24"/>
+          <w:szCs w:val="24"/>
+        </w:rPr>
+        <w:t xml:space="preserve"> before being entered into the encoder. </w:t>
+      </w:r>
+    </w:p>
+    <w:p>
+      <w:pPr>
+        <w:pStyle w:val="Heading1"/>
+        <w:spacing w:after="240" w:line="360" w:lineRule="auto"/>
+        <w:ind w:left="432"/>
+        <w:jc w:val="both"/>
+        <w:rPr>
+          <w:sz w:val="24"/>
+          <w:szCs w:val="24"/>
+        </w:rPr>
+      </w:pPr>
+      <w:r>
+        <w:rPr>
+          <w:sz w:val="24"/>
+          <w:szCs w:val="24"/>
+        </w:rPr>
+        <w:t>Training:</w:t>
+      </w:r>
+    </w:p>
+    <w:p>
+      <w:pPr>
+        <w:pStyle w:val="Heading1"/>
+        <w:spacing w:after="240" w:line="360" w:lineRule="auto"/>
+        <w:ind w:left="432"/>
+        <w:jc w:val="both"/>
+        <w:rPr>
+          <w:b w:val="0"/>
+          <w:bCs w:val="0"/>
+          <w:sz w:val="24"/>
+          <w:szCs w:val="24"/>
+        </w:rPr>
+      </w:pPr>
+      <w:r>
+        <w:rPr>
+          <w:b w:val="0"/>
+          <w:bCs w:val="0"/>
+          <w:sz w:val="24"/>
+          <w:szCs w:val="24"/>
+        </w:rPr>
+        <w:t xml:space="preserve">The </w:t>
+      </w:r>
+      <w:proofErr w:type="spellStart"/>
+      <w:r>
+        <w:rPr>
+          <w:b w:val="0"/>
+          <w:bCs w:val="0"/>
+          <w:sz w:val="24"/>
+          <w:szCs w:val="24"/>
+        </w:rPr>
+        <w:t>AdamW</w:t>
+      </w:r>
+      <w:proofErr w:type="spellEnd"/>
+      <w:r>
+        <w:rPr>
+          <w:b w:val="0"/>
+          <w:bCs w:val="0"/>
+          <w:sz w:val="24"/>
+          <w:szCs w:val="24"/>
+        </w:rPr>
+        <w:t xml:space="preserve"> optimizer is used with 2 sets of parameters, with the learning rate for the projector being 3 × 10⁻⁴ and the </w:t>
+      </w:r>
+      <w:proofErr w:type="spellStart"/>
+      <w:r>
+        <w:rPr>
+          <w:b w:val="0"/>
+          <w:bCs w:val="0"/>
+          <w:sz w:val="24"/>
+          <w:szCs w:val="24"/>
+        </w:rPr>
+        <w:t>LoRA</w:t>
+      </w:r>
+      <w:proofErr w:type="spellEnd"/>
+      <w:r>
+        <w:rPr>
+          <w:b w:val="0"/>
+          <w:bCs w:val="0"/>
+          <w:sz w:val="24"/>
+          <w:szCs w:val="24"/>
+        </w:rPr>
+        <w:t xml:space="preserve"> layers being 1 × 10⁻⁵, while both groups use weight decay of 0.01. A cosine learning rate schedule with linear warmup over 5% of total steps (320 warmup steps out of 6,415 total) is applied to both groups. The effective batch size is 16 (physical batch size of 2 x 8 gradient accumulations). Gradient norms are clamped at 1.0 to ensure the stability of the training. </w:t>
+      </w:r>
+      <w:proofErr w:type="gramStart"/>
+      <w:r>
+        <w:rPr>
+          <w:b w:val="0"/>
+          <w:bCs w:val="0"/>
+          <w:sz w:val="24"/>
+          <w:szCs w:val="24"/>
+        </w:rPr>
+        <w:t>In order to</w:t>
+      </w:r>
+      <w:proofErr w:type="gramEnd"/>
+      <w:r>
+        <w:rPr>
+          <w:b w:val="0"/>
+          <w:bCs w:val="0"/>
+          <w:sz w:val="24"/>
+          <w:szCs w:val="24"/>
+        </w:rPr>
+        <w:t xml:space="preserve"> tackle class imbalance between normal and abnormal cases in IU X-ray, training weight 3.0 is given to the samples whose reports contain abnormal terms, such as consolidation, effusion, pneumothorax, cardiomegaly, atelectasis, and opacity, while its weight is set to 1.0 for the normal ones. This </w:t>
+      </w:r>
+      <w:proofErr w:type="spellStart"/>
+      <w:r>
+        <w:rPr>
+          <w:b w:val="0"/>
+          <w:bCs w:val="0"/>
+          <w:sz w:val="24"/>
+          <w:szCs w:val="24"/>
+        </w:rPr>
+        <w:t>upsampling</w:t>
+      </w:r>
+      <w:proofErr w:type="spellEnd"/>
+      <w:r>
+        <w:rPr>
+          <w:b w:val="0"/>
+          <w:bCs w:val="0"/>
+          <w:sz w:val="24"/>
+          <w:szCs w:val="24"/>
+        </w:rPr>
+        <w:t xml:space="preserve"> </w:t>
+      </w:r>
+      <w:r>
+        <w:rPr>
+          <w:b w:val="0"/>
+          <w:bCs w:val="0"/>
+          <w:sz w:val="24"/>
+          <w:szCs w:val="24"/>
+        </w:rPr>
+        <w:lastRenderedPageBreak/>
+        <w:t xml:space="preserve">of </w:t>
+      </w:r>
+      <w:proofErr w:type="spellStart"/>
+      <w:r>
+        <w:rPr>
+          <w:b w:val="0"/>
+          <w:bCs w:val="0"/>
+          <w:sz w:val="24"/>
+          <w:szCs w:val="24"/>
+        </w:rPr>
+        <w:t>abnormals</w:t>
+      </w:r>
+      <w:proofErr w:type="spellEnd"/>
+      <w:r>
+        <w:rPr>
+          <w:b w:val="0"/>
+          <w:bCs w:val="0"/>
+          <w:sz w:val="24"/>
+          <w:szCs w:val="24"/>
+        </w:rPr>
+        <w:t xml:space="preserve"> helps the model not be biased towards producing a generic normal finding. For this, training runs for 40 epochs, using a patience of 8 epochs and early stopping based on the validation loss. The best model checkpoint is saved when the validation loss gets better. </w:t>
+      </w:r>
+    </w:p>
+    <w:p>
+      <w:pPr>
+        <w:pStyle w:val="Heading1"/>
+        <w:spacing w:after="240" w:line="360" w:lineRule="auto"/>
+        <w:ind w:left="432"/>
+        <w:jc w:val="both"/>
+        <w:rPr>
+          <w:sz w:val="24"/>
+          <w:szCs w:val="24"/>
+        </w:rPr>
+      </w:pPr>
+      <w:r>
+        <w:rPr>
+          <w:sz w:val="24"/>
+          <w:szCs w:val="24"/>
+        </w:rPr>
+        <w:t>Generation:</w:t>
+      </w:r>
+    </w:p>
+    <w:p>
+      <w:pPr>
+        <w:pStyle w:val="Heading1"/>
+        <w:spacing w:after="240" w:line="360" w:lineRule="auto"/>
+        <w:ind w:left="432"/>
+        <w:jc w:val="both"/>
+        <w:rPr>
+          <w:b w:val="0"/>
+          <w:bCs w:val="0"/>
+          <w:sz w:val="24"/>
+          <w:szCs w:val="24"/>
+        </w:rPr>
+      </w:pPr>
+      <w:r>
+        <w:rPr>
+          <w:b w:val="0"/>
+          <w:bCs w:val="0"/>
+          <w:sz w:val="24"/>
+          <w:szCs w:val="24"/>
+        </w:rPr>
+        <w:t xml:space="preserve">The KV-cache mechanism is used at inference to autoregressively generate reports with full contextual coherence. The generation function pre-generates the embeddings of the visual region, along with prompt tokens, and stores the key-value states, after which it decodes new tokens, applying a repetition penalty of 1.3 to all previously generated tokens to avoid degenerate loops. The generation will be stopped at the EOS token or up to 200 new tokens. </w:t>
+      </w:r>
+    </w:p>
+    <w:p>
+      <w:pPr>
+        <w:pStyle w:val="Heading1"/>
+        <w:spacing w:after="240" w:line="360" w:lineRule="auto"/>
+        <w:ind w:left="432"/>
+        <w:jc w:val="both"/>
+        <w:rPr>
+          <w:sz w:val="24"/>
+          <w:szCs w:val="24"/>
+        </w:rPr>
+      </w:pPr>
+      <w:r>
+        <w:rPr>
+          <w:sz w:val="24"/>
+          <w:szCs w:val="24"/>
+        </w:rPr>
+        <w:t>Evaluation Implementation:</w:t>
+      </w:r>
+    </w:p>
+    <w:p>
+      <w:pPr>
+        <w:pStyle w:val="Heading1"/>
+        <w:spacing w:after="240" w:line="360" w:lineRule="auto"/>
+        <w:ind w:left="432"/>
+        <w:jc w:val="both"/>
+        <w:rPr>
+          <w:b w:val="0"/>
+          <w:bCs w:val="0"/>
+          <w:sz w:val="24"/>
+          <w:szCs w:val="24"/>
+        </w:rPr>
+      </w:pPr>
+      <w:r>
+        <w:rPr>
+          <w:b w:val="0"/>
+          <w:bCs w:val="0"/>
+          <w:sz w:val="24"/>
+          <w:szCs w:val="24"/>
+        </w:rPr>
+        <w:t xml:space="preserve">The evaluation for Stage 1 English is done using: </w:t>
+      </w:r>
+      <w:proofErr w:type="spellStart"/>
+      <w:r>
+        <w:rPr>
+          <w:b w:val="0"/>
+          <w:bCs w:val="0"/>
+          <w:sz w:val="24"/>
+          <w:szCs w:val="24"/>
+        </w:rPr>
+        <w:t>corpus_bleu</w:t>
+      </w:r>
+      <w:proofErr w:type="spellEnd"/>
+      <w:r>
+        <w:rPr>
+          <w:b w:val="0"/>
+          <w:bCs w:val="0"/>
+          <w:sz w:val="24"/>
+          <w:szCs w:val="24"/>
+        </w:rPr>
+        <w:t xml:space="preserve"> from NLTK (BLEU-1, BLEU-2, BLEU-4), </w:t>
+      </w:r>
+      <w:proofErr w:type="spellStart"/>
+      <w:r>
+        <w:rPr>
+          <w:b w:val="0"/>
+          <w:bCs w:val="0"/>
+          <w:sz w:val="24"/>
+          <w:szCs w:val="24"/>
+        </w:rPr>
+        <w:t>rouge_scorer</w:t>
+      </w:r>
+      <w:proofErr w:type="spellEnd"/>
+      <w:r>
+        <w:rPr>
+          <w:b w:val="0"/>
+          <w:bCs w:val="0"/>
+          <w:sz w:val="24"/>
+          <w:szCs w:val="24"/>
+        </w:rPr>
+        <w:t xml:space="preserve"> from the </w:t>
+      </w:r>
+      <w:proofErr w:type="spellStart"/>
+      <w:r>
+        <w:rPr>
+          <w:b w:val="0"/>
+          <w:bCs w:val="0"/>
+          <w:sz w:val="24"/>
+          <w:szCs w:val="24"/>
+        </w:rPr>
+        <w:t>rouge_score</w:t>
+      </w:r>
+      <w:proofErr w:type="spellEnd"/>
+      <w:r>
+        <w:rPr>
+          <w:b w:val="0"/>
+          <w:bCs w:val="0"/>
+          <w:sz w:val="24"/>
+          <w:szCs w:val="24"/>
+        </w:rPr>
+        <w:t xml:space="preserve"> library (ROUGE-1, ROUGE-2, ROUGE-L), </w:t>
+      </w:r>
+      <w:proofErr w:type="spellStart"/>
+      <w:r>
+        <w:rPr>
+          <w:b w:val="0"/>
+          <w:bCs w:val="0"/>
+          <w:sz w:val="24"/>
+          <w:szCs w:val="24"/>
+        </w:rPr>
+        <w:t>meteor_score</w:t>
+      </w:r>
+      <w:proofErr w:type="spellEnd"/>
+      <w:r>
+        <w:rPr>
+          <w:b w:val="0"/>
+          <w:bCs w:val="0"/>
+          <w:sz w:val="24"/>
+          <w:szCs w:val="24"/>
+        </w:rPr>
+        <w:t xml:space="preserve"> from NLTK (METEOR), and </w:t>
+      </w:r>
+      <w:proofErr w:type="spellStart"/>
+      <w:r>
+        <w:rPr>
+          <w:b w:val="0"/>
+          <w:bCs w:val="0"/>
+          <w:sz w:val="24"/>
+          <w:szCs w:val="24"/>
+        </w:rPr>
+        <w:t>sacrebleu</w:t>
+      </w:r>
+      <w:proofErr w:type="spellEnd"/>
+      <w:r>
+        <w:rPr>
+          <w:b w:val="0"/>
+          <w:bCs w:val="0"/>
+          <w:sz w:val="24"/>
+          <w:szCs w:val="24"/>
+        </w:rPr>
+        <w:t xml:space="preserve"> (</w:t>
+      </w:r>
+      <w:proofErr w:type="spellStart"/>
+      <w:r>
+        <w:rPr>
+          <w:b w:val="0"/>
+          <w:bCs w:val="0"/>
+          <w:sz w:val="24"/>
+          <w:szCs w:val="24"/>
+        </w:rPr>
+        <w:t>chrF</w:t>
+      </w:r>
+      <w:proofErr w:type="spellEnd"/>
+      <w:r>
+        <w:rPr>
+          <w:b w:val="0"/>
+          <w:bCs w:val="0"/>
+          <w:sz w:val="24"/>
+          <w:szCs w:val="24"/>
+        </w:rPr>
+        <w:t xml:space="preserve">++). Clinical entity evaluation is performed by matching the regular expression pattern, which is achieved with per-label precision, recall and F1 score computed using scikit-learn in both generated and reference reports. The implementation of </w:t>
+      </w:r>
+      <w:proofErr w:type="spellStart"/>
+      <w:r>
+        <w:rPr>
+          <w:b w:val="0"/>
+          <w:bCs w:val="0"/>
+          <w:sz w:val="24"/>
+          <w:szCs w:val="24"/>
+        </w:rPr>
+        <w:t>sacrebleu</w:t>
+      </w:r>
+      <w:proofErr w:type="spellEnd"/>
+      <w:r>
+        <w:rPr>
+          <w:b w:val="0"/>
+          <w:bCs w:val="0"/>
+          <w:sz w:val="24"/>
+          <w:szCs w:val="24"/>
+        </w:rPr>
+        <w:t xml:space="preserve"> </w:t>
+      </w:r>
+      <w:proofErr w:type="spellStart"/>
+      <w:r>
+        <w:rPr>
+          <w:b w:val="0"/>
+          <w:bCs w:val="0"/>
+          <w:sz w:val="24"/>
+          <w:szCs w:val="24"/>
+        </w:rPr>
+        <w:t>chrF</w:t>
+      </w:r>
+      <w:proofErr w:type="spellEnd"/>
+      <w:r>
+        <w:rPr>
+          <w:b w:val="0"/>
+          <w:bCs w:val="0"/>
+          <w:sz w:val="24"/>
+          <w:szCs w:val="24"/>
+        </w:rPr>
+        <w:t>++ is identical to the previous one, and the outputs are in Bangla language as opposed to the translated Bangla reference reports in NLLB-200.</w:t>
       </w:r>
       <w:bookmarkEnd w:id="68"/>
       <w:bookmarkEnd w:id="69"/>
@@ -15497,7 +17179,7 @@
           <w:sz w:val="28"/>
           <w:szCs w:val="28"/>
         </w:rPr>
-        <w:t>Tools and Technologies Used (Frameworks / Libraries / Platforms)</w:t>
+        <w:t xml:space="preserve">Tools and Technologies Used </w:t>
       </w:r>
       <w:bookmarkEnd w:id="70"/>
     </w:p>
@@ -15517,19 +17199,238 @@
           <w:sz w:val="24"/>
           <w:szCs w:val="24"/>
         </w:rPr>
-        <w:t>Write this section as a paragraph (optionally supported by a list) that describes the tools, frameworks, programming languages, and platforms used in the research. Clearly justify why these tools were selected and how they support the implementation. Ensure consistency with the methodology and implementation sections.</w:t>
-      </w:r>
-    </w:p>
-    <w:p>
-      <w:pPr>
-        <w:pStyle w:val="Heading1"/>
-        <w:spacing w:after="240"/>
-        <w:ind w:left="432"/>
-        <w:rPr>
-          <w:sz w:val="28"/>
-          <w:szCs w:val="28"/>
-        </w:rPr>
-      </w:pPr>
+        <w:t xml:space="preserve">All the implementation has been done using </w:t>
+      </w:r>
+      <w:proofErr w:type="gramStart"/>
+      <w:r>
+        <w:rPr>
+          <w:sz w:val="24"/>
+          <w:szCs w:val="24"/>
+        </w:rPr>
+        <w:t>open source</w:t>
+      </w:r>
+      <w:proofErr w:type="gramEnd"/>
+      <w:r>
+        <w:rPr>
+          <w:sz w:val="24"/>
+          <w:szCs w:val="24"/>
+        </w:rPr>
+        <w:t xml:space="preserve"> Python libraries. The deep learning framework and GPU acceleration comes from </w:t>
+      </w:r>
+      <w:proofErr w:type="spellStart"/>
+      <w:r>
+        <w:rPr>
+          <w:sz w:val="24"/>
+          <w:szCs w:val="24"/>
+        </w:rPr>
+        <w:t>PyTorch</w:t>
+      </w:r>
+      <w:proofErr w:type="spellEnd"/>
+      <w:r>
+        <w:rPr>
+          <w:sz w:val="24"/>
+          <w:szCs w:val="24"/>
+        </w:rPr>
+        <w:t xml:space="preserve"> 2.11 and CUDA 12.8. To load the models, tokenize and generate with them, use the Transformers library from </w:t>
+      </w:r>
+      <w:proofErr w:type="spellStart"/>
+      <w:r>
+        <w:rPr>
+          <w:sz w:val="24"/>
+          <w:szCs w:val="24"/>
+        </w:rPr>
+        <w:t>HuggingFace</w:t>
+      </w:r>
+      <w:proofErr w:type="spellEnd"/>
+      <w:r>
+        <w:rPr>
+          <w:sz w:val="24"/>
+          <w:szCs w:val="24"/>
+        </w:rPr>
+        <w:t xml:space="preserve">: models 5.9.0 for RAD-DINO, Phi-3.5 Mini and NLLB-200. The implementation of </w:t>
+      </w:r>
+      <w:proofErr w:type="spellStart"/>
+      <w:r>
+        <w:rPr>
+          <w:sz w:val="24"/>
+          <w:szCs w:val="24"/>
+        </w:rPr>
+        <w:t>LoRA</w:t>
+      </w:r>
+      <w:proofErr w:type="spellEnd"/>
+      <w:r>
+        <w:rPr>
+          <w:sz w:val="24"/>
+          <w:szCs w:val="24"/>
+        </w:rPr>
+        <w:t xml:space="preserve"> is available in PEFT (version 0.19.1) and the quantization of the language model is possible with 4-bit NF4 in </w:t>
+      </w:r>
+      <w:proofErr w:type="spellStart"/>
+      <w:r>
+        <w:rPr>
+          <w:sz w:val="24"/>
+          <w:szCs w:val="24"/>
+        </w:rPr>
+        <w:t>BitsAndBytes</w:t>
+      </w:r>
+      <w:proofErr w:type="spellEnd"/>
+      <w:r>
+        <w:rPr>
+          <w:sz w:val="24"/>
+          <w:szCs w:val="24"/>
+        </w:rPr>
+        <w:t xml:space="preserve"> (version 0.49.2). Accelerate (version 1.13.0) controls the placement of devices on the quantized model elements. The cosine learning rate scheduler is offered with warmup by TRL. You can find NLTK's implementation of BLEU and METEOR, </w:t>
+      </w:r>
+      <w:proofErr w:type="spellStart"/>
+      <w:r>
+        <w:rPr>
+          <w:sz w:val="24"/>
+          <w:szCs w:val="24"/>
+        </w:rPr>
+        <w:t>rouge_score</w:t>
+      </w:r>
+      <w:proofErr w:type="spellEnd"/>
+      <w:r>
+        <w:rPr>
+          <w:sz w:val="24"/>
+          <w:szCs w:val="24"/>
+        </w:rPr>
+        <w:t xml:space="preserve"> for ROUGE scores, and </w:t>
+      </w:r>
+      <w:proofErr w:type="spellStart"/>
+      <w:r>
+        <w:rPr>
+          <w:sz w:val="24"/>
+          <w:szCs w:val="24"/>
+        </w:rPr>
+        <w:t>sacrebleu</w:t>
+      </w:r>
+      <w:proofErr w:type="spellEnd"/>
+      <w:r>
+        <w:rPr>
+          <w:sz w:val="24"/>
+          <w:szCs w:val="24"/>
+        </w:rPr>
+        <w:t xml:space="preserve"> </w:t>
+      </w:r>
+      <w:r>
+        <w:rPr>
+          <w:sz w:val="24"/>
+          <w:szCs w:val="24"/>
+        </w:rPr>
+        <w:lastRenderedPageBreak/>
+        <w:t xml:space="preserve">for </w:t>
+      </w:r>
+      <w:proofErr w:type="spellStart"/>
+      <w:r>
+        <w:rPr>
+          <w:sz w:val="24"/>
+          <w:szCs w:val="24"/>
+        </w:rPr>
+        <w:t>chrF</w:t>
+      </w:r>
+      <w:proofErr w:type="spellEnd"/>
+      <w:r>
+        <w:rPr>
+          <w:sz w:val="24"/>
+          <w:szCs w:val="24"/>
+        </w:rPr>
+        <w:t>++ for evaluation. Pandas and NumPy process the data, and Matplotlib create training curves and performance visualizations. The entire pipeline is implemented in three Jupyter notebooks: bangla_cxr_local_stage_</w:t>
+      </w:r>
+      <w:proofErr w:type="gramStart"/>
+      <w:r>
+        <w:rPr>
+          <w:sz w:val="24"/>
+          <w:szCs w:val="24"/>
+        </w:rPr>
+        <w:t>1.ipynb</w:t>
+      </w:r>
+      <w:proofErr w:type="gramEnd"/>
+      <w:r>
+        <w:rPr>
+          <w:sz w:val="24"/>
+          <w:szCs w:val="24"/>
+        </w:rPr>
+        <w:t xml:space="preserve"> for the novel </w:t>
+      </w:r>
+      <w:proofErr w:type="spellStart"/>
+      <w:r>
+        <w:rPr>
+          <w:sz w:val="24"/>
+          <w:szCs w:val="24"/>
+        </w:rPr>
+        <w:t>AnatomyGuided</w:t>
+      </w:r>
+      <w:proofErr w:type="spellEnd"/>
+      <w:r>
+        <w:rPr>
+          <w:sz w:val="24"/>
+          <w:szCs w:val="24"/>
+        </w:rPr>
+        <w:t xml:space="preserve"> model, bangla_cxr_local_stage_1_</w:t>
+      </w:r>
+      <w:proofErr w:type="gramStart"/>
+      <w:r>
+        <w:rPr>
+          <w:sz w:val="24"/>
+          <w:szCs w:val="24"/>
+        </w:rPr>
+        <w:t>baseline.ipynb</w:t>
+      </w:r>
+      <w:proofErr w:type="gramEnd"/>
+      <w:r>
+        <w:rPr>
+          <w:sz w:val="24"/>
+          <w:szCs w:val="24"/>
+        </w:rPr>
+        <w:t xml:space="preserve"> for the </w:t>
+      </w:r>
+      <w:proofErr w:type="spellStart"/>
+      <w:r>
+        <w:rPr>
+          <w:sz w:val="24"/>
+          <w:szCs w:val="24"/>
+        </w:rPr>
+        <w:t>FlatMLP</w:t>
+      </w:r>
+      <w:proofErr w:type="spellEnd"/>
+      <w:r>
+        <w:rPr>
+          <w:sz w:val="24"/>
+          <w:szCs w:val="24"/>
+        </w:rPr>
+        <w:t xml:space="preserve"> ablation and bangla_cxr_local_stage_</w:t>
+      </w:r>
+      <w:proofErr w:type="gramStart"/>
+      <w:r>
+        <w:rPr>
+          <w:sz w:val="24"/>
+          <w:szCs w:val="24"/>
+        </w:rPr>
+        <w:t>2.ipynb</w:t>
+      </w:r>
+      <w:proofErr w:type="gramEnd"/>
+      <w:r>
+        <w:rPr>
+          <w:sz w:val="24"/>
+          <w:szCs w:val="24"/>
+        </w:rPr>
+        <w:t xml:space="preserve"> for the Bangla translation stage. The training is conducted locally with an NVIDIA GeForce RTX 5050 Laptop GPU, using Python 3.10.20 (Anaconda distribution) and Windows 1</w:t>
+      </w:r>
+      <w:r>
+        <w:rPr>
+          <w:sz w:val="24"/>
+          <w:szCs w:val="24"/>
+        </w:rPr>
+        <w:t>1</w:t>
+      </w:r>
+      <w:r>
+        <w:rPr>
+          <w:sz w:val="24"/>
+          <w:szCs w:val="24"/>
+        </w:rPr>
+        <w:t xml:space="preserve"> OS.</w:t>
+      </w:r>
     </w:p>
     <w:p>
       <w:pPr>
@@ -15569,8 +17470,141 @@
         <w:rPr>
           <w:szCs w:val="22"/>
         </w:rPr>
-        <w:t>Conclude the chapter with a paragraph that summarizes the proposed model, methodology, design, and implementation approach. Reinforce how this chapter addresses the research problem and prepares for the next stage (typically results and analysis). Do not introduce new information in this section.</w:t>
-      </w:r>
+        <w:t xml:space="preserve">In this chapter, we have shown the complete design of </w:t>
+      </w:r>
+      <w:proofErr w:type="spellStart"/>
+      <w:r>
+        <w:rPr>
+          <w:szCs w:val="22"/>
+        </w:rPr>
+        <w:t>BanglaCXR</w:t>
+      </w:r>
+      <w:proofErr w:type="spellEnd"/>
+      <w:r>
+        <w:rPr>
+          <w:szCs w:val="22"/>
+        </w:rPr>
+        <w:t xml:space="preserve">, which includes technical and economic feasibility of the proposed approach, functional and non-functional system requirements, methodology of two stages that involves separating the functional model of generating English report from the Bangla translation model, detailed architecture of the </w:t>
+      </w:r>
+      <w:proofErr w:type="spellStart"/>
+      <w:r>
+        <w:rPr>
+          <w:szCs w:val="22"/>
+        </w:rPr>
+        <w:t>AnatomyGuidedProjector</w:t>
+      </w:r>
+      <w:proofErr w:type="spellEnd"/>
+      <w:r>
+        <w:rPr>
+          <w:szCs w:val="22"/>
+        </w:rPr>
+        <w:t xml:space="preserve"> and its integration with the English Report Generation model (RAD-DINO and Phi-3.5 Mini), and complete implementation of the proposed approach including the dataset preparation, training configuration, inference procedure, and evaluation framework. The proposed system meets the specified compute requirements, is based on a set of well-established design choices from </w:t>
+      </w:r>
+      <w:proofErr w:type="gramStart"/>
+      <w:r>
+        <w:rPr>
+          <w:szCs w:val="22"/>
+        </w:rPr>
+        <w:t>the literature</w:t>
+      </w:r>
+      <w:proofErr w:type="gramEnd"/>
+      <w:r>
+        <w:rPr>
+          <w:szCs w:val="22"/>
+        </w:rPr>
+        <w:t xml:space="preserve"> with proven performance, and clearly contributes to the system architecture, with the cross-attention projector tested for necessity in the ablation study. The experimental results of the novel model and the </w:t>
+      </w:r>
+      <w:proofErr w:type="spellStart"/>
+      <w:r>
+        <w:rPr>
+          <w:szCs w:val="22"/>
+        </w:rPr>
+        <w:t>FlatMLP</w:t>
+      </w:r>
+      <w:proofErr w:type="spellEnd"/>
+      <w:r>
+        <w:rPr>
+          <w:szCs w:val="22"/>
+        </w:rPr>
+        <w:t xml:space="preserve"> baseline are presented in the next chapter followed by the complete Stage 2 Bangla evaluation and a detailed analysis of the model performance in terms of 12 pathological findings.</w:t>
+      </w:r>
+    </w:p>
+    <w:p>
+      <w:pPr>
+        <w:pStyle w:val="BodyText"/>
+        <w:spacing w:line="360" w:lineRule="auto"/>
+        <w:ind w:left="432"/>
+        <w:jc w:val="both"/>
+        <w:rPr>
+          <w:szCs w:val="22"/>
+        </w:rPr>
+      </w:pPr>
+    </w:p>
+    <w:p>
+      <w:pPr>
+        <w:pStyle w:val="BodyText"/>
+        <w:spacing w:line="360" w:lineRule="auto"/>
+        <w:ind w:left="432"/>
+        <w:jc w:val="both"/>
+        <w:rPr>
+          <w:szCs w:val="22"/>
+        </w:rPr>
+      </w:pPr>
+    </w:p>
+    <w:p>
+      <w:pPr>
+        <w:pStyle w:val="BodyText"/>
+        <w:spacing w:line="360" w:lineRule="auto"/>
+        <w:ind w:left="432"/>
+        <w:jc w:val="both"/>
+        <w:rPr>
+          <w:szCs w:val="22"/>
+        </w:rPr>
+      </w:pPr>
+    </w:p>
+    <w:p>
+      <w:pPr>
+        <w:pStyle w:val="BodyText"/>
+        <w:spacing w:line="360" w:lineRule="auto"/>
+        <w:ind w:left="432"/>
+        <w:jc w:val="both"/>
+        <w:rPr>
+          <w:szCs w:val="22"/>
+        </w:rPr>
+      </w:pPr>
+    </w:p>
+    <w:p>
+      <w:pPr>
+        <w:pStyle w:val="BodyText"/>
+        <w:spacing w:line="360" w:lineRule="auto"/>
+        <w:ind w:left="432"/>
+        <w:jc w:val="both"/>
+        <w:rPr>
+          <w:szCs w:val="22"/>
+        </w:rPr>
+      </w:pPr>
+    </w:p>
+    <w:p>
+      <w:pPr>
+        <w:pStyle w:val="BodyText"/>
+        <w:spacing w:line="360" w:lineRule="auto"/>
+        <w:ind w:left="432"/>
+        <w:jc w:val="both"/>
+        <w:rPr>
+          <w:szCs w:val="22"/>
+        </w:rPr>
+      </w:pPr>
+    </w:p>
+    <w:p>
+      <w:pPr>
+        <w:pStyle w:val="BodyText"/>
+        <w:spacing w:line="360" w:lineRule="auto"/>
+        <w:ind w:left="432"/>
+        <w:jc w:val="both"/>
+        <w:rPr>
+          <w:szCs w:val="22"/>
+        </w:rPr>
+      </w:pPr>
     </w:p>
     <w:p>
       <w:pPr>
@@ -15770,7 +17804,127 @@
           <w:sz w:val="24"/>
           <w:szCs w:val="24"/>
         </w:rPr>
-        <w:t>Write this section as a paragraph that introduces the purpose of the chapter. Clearly explain that this chapter presents the system implementation, evaluation process, and results obtained from the proposed model or system. Provide a brief overview of what will be discussed, including system setup, testing, results, and analysis. Ensure a smooth transition from the previous chapter.</w:t>
+        <w:t xml:space="preserve">In this chapter, the complete implementation, evaluation, and findings of the </w:t>
+      </w:r>
+      <w:proofErr w:type="spellStart"/>
+      <w:r>
+        <w:rPr>
+          <w:b w:val="0"/>
+          <w:bCs w:val="0"/>
+          <w:sz w:val="24"/>
+          <w:szCs w:val="24"/>
+        </w:rPr>
+        <w:t>BanglaCXR</w:t>
+      </w:r>
+      <w:proofErr w:type="spellEnd"/>
+      <w:r>
+        <w:rPr>
+          <w:b w:val="0"/>
+          <w:bCs w:val="0"/>
+          <w:sz w:val="24"/>
+          <w:szCs w:val="24"/>
+        </w:rPr>
+        <w:t xml:space="preserve"> system in both the </w:t>
+      </w:r>
+      <w:proofErr w:type="gramStart"/>
+      <w:r>
+        <w:rPr>
+          <w:b w:val="0"/>
+          <w:bCs w:val="0"/>
+          <w:sz w:val="24"/>
+          <w:szCs w:val="24"/>
+        </w:rPr>
+        <w:t>stages of pipeline</w:t>
+      </w:r>
+      <w:proofErr w:type="gramEnd"/>
+      <w:r>
+        <w:rPr>
+          <w:b w:val="0"/>
+          <w:bCs w:val="0"/>
+          <w:sz w:val="24"/>
+          <w:szCs w:val="24"/>
+        </w:rPr>
+        <w:t xml:space="preserve"> will be presented. It builds upon the architecture and methodology described in Chapter 3 and details the hardware and software environment in which it was developed and implemented, the step-by-step implementation of the Stage 1 English report generation model and the Stage 2 Bangla translation pipeline, the evaluation framework adopted for both stages, and a detailed discussion of the results including the ablation study comparing the proposed </w:t>
+      </w:r>
+      <w:proofErr w:type="spellStart"/>
+      <w:r>
+        <w:rPr>
+          <w:b w:val="0"/>
+          <w:bCs w:val="0"/>
+          <w:sz w:val="24"/>
+          <w:szCs w:val="24"/>
+        </w:rPr>
+        <w:t>AnatomyGuidedProjector</w:t>
+      </w:r>
+      <w:proofErr w:type="spellEnd"/>
+      <w:r>
+        <w:rPr>
+          <w:b w:val="0"/>
+          <w:bCs w:val="0"/>
+          <w:sz w:val="24"/>
+          <w:szCs w:val="24"/>
+        </w:rPr>
+        <w:t xml:space="preserve"> architecture to the </w:t>
+      </w:r>
+      <w:proofErr w:type="spellStart"/>
+      <w:r>
+        <w:rPr>
+          <w:b w:val="0"/>
+          <w:bCs w:val="0"/>
+          <w:sz w:val="24"/>
+          <w:szCs w:val="24"/>
+        </w:rPr>
+        <w:t>FlatMLP</w:t>
+      </w:r>
+      <w:proofErr w:type="spellEnd"/>
+      <w:r>
+        <w:rPr>
+          <w:b w:val="0"/>
+          <w:bCs w:val="0"/>
+          <w:sz w:val="24"/>
+          <w:szCs w:val="24"/>
+        </w:rPr>
+        <w:t xml:space="preserve"> baseline architecture. The chapter ends with situating the findings in the context of </w:t>
+      </w:r>
+      <w:proofErr w:type="gramStart"/>
+      <w:r>
+        <w:rPr>
+          <w:b w:val="0"/>
+          <w:bCs w:val="0"/>
+          <w:sz w:val="24"/>
+          <w:szCs w:val="24"/>
+        </w:rPr>
+        <w:t>the research</w:t>
+      </w:r>
+      <w:proofErr w:type="gramEnd"/>
+      <w:r>
+        <w:rPr>
+          <w:b w:val="0"/>
+          <w:bCs w:val="0"/>
+          <w:sz w:val="24"/>
+          <w:szCs w:val="24"/>
+        </w:rPr>
+        <w:t xml:space="preserve"> purposes as well as in the context of </w:t>
+      </w:r>
+      <w:proofErr w:type="gramStart"/>
+      <w:r>
+        <w:rPr>
+          <w:b w:val="0"/>
+          <w:bCs w:val="0"/>
+          <w:sz w:val="24"/>
+          <w:szCs w:val="24"/>
+        </w:rPr>
+        <w:t>the existing</w:t>
+      </w:r>
+      <w:proofErr w:type="gramEnd"/>
+      <w:r>
+        <w:rPr>
+          <w:b w:val="0"/>
+          <w:bCs w:val="0"/>
+          <w:sz w:val="24"/>
+          <w:szCs w:val="24"/>
+        </w:rPr>
+        <w:t xml:space="preserve"> literature.</w:t>
       </w:r>
       <w:bookmarkEnd w:id="76"/>
       <w:bookmarkEnd w:id="77"/>
@@ -15811,7 +17965,7 @@
           <w:sz w:val="28"/>
           <w:szCs w:val="28"/>
         </w:rPr>
-        <w:t>System Setup and Environment (Hardware / Software / Tools / Frameworks for AI-ML-DL / SE / Cyber Security)</w:t>
+        <w:t>System Setup and Environment</w:t>
       </w:r>
       <w:bookmarkEnd w:id="78"/>
     </w:p>
@@ -15837,8 +17991,9 @@
           <w:sz w:val="24"/>
           <w:szCs w:val="24"/>
         </w:rPr>
-        <w:t xml:space="preserve">Develop this section as a descriptive paragraph (or multiple paragraphs) that explains the environment in which the system was implemented and tested. Clearly mention the hardware specifications (if relevant), software platforms, tools, frameworks, and libraries used. Ensure that the description is sufficient for </w:t>
-      </w:r>
+        <w:t xml:space="preserve">An overview of the system setup and </w:t>
+      </w:r>
+      <w:proofErr w:type="spellStart"/>
       <w:proofErr w:type="gramStart"/>
       <w:r>
         <w:rPr>
@@ -15847,8 +18002,9 @@
           <w:sz w:val="24"/>
           <w:szCs w:val="24"/>
         </w:rPr>
-        <w:t>reproducibility, but</w:t>
-      </w:r>
+        <w:t>environment.System</w:t>
+      </w:r>
+      <w:proofErr w:type="spellEnd"/>
       <w:proofErr w:type="gramEnd"/>
       <w:r>
         <w:rPr>
@@ -15857,7 +18013,269 @@
           <w:sz w:val="24"/>
           <w:szCs w:val="24"/>
         </w:rPr>
-        <w:t xml:space="preserve"> avoid unnecessary details. Maintain consistency with the tools mentioned in the previous chapter.</w:t>
+        <w:t xml:space="preserve"> setup and environment 4.2 All training, evaluation and inference were performed on one computer with only consumer hardware, Windows 10 OS, Python 3.10.20, and Anaconda distribution. The hardware configuration includes an NVIDIA GeForce RTX 5050 Laptop GPU, which has 8.5 GB of total VRAM, and an adequate amount of RAM on the CPU side for the dataset to be preprocessed and tokenized without bottle necking. GPU-accelerated computation (with CUDA 12.8). The software stack is 100% open-source: The Phi-3.5 Mini language model is quantized in 4 bits using the library </w:t>
+      </w:r>
+      <w:proofErr w:type="spellStart"/>
+      <w:r>
+        <w:rPr>
+          <w:b w:val="0"/>
+          <w:bCs w:val="0"/>
+          <w:sz w:val="24"/>
+          <w:szCs w:val="24"/>
+        </w:rPr>
+        <w:t>BitsAndBytes</w:t>
+      </w:r>
+      <w:proofErr w:type="spellEnd"/>
+      <w:r>
+        <w:rPr>
+          <w:b w:val="0"/>
+          <w:bCs w:val="0"/>
+          <w:sz w:val="24"/>
+          <w:szCs w:val="24"/>
+        </w:rPr>
+        <w:t xml:space="preserve"> 0.49.2, loaded from </w:t>
+      </w:r>
+      <w:proofErr w:type="spellStart"/>
+      <w:r>
+        <w:rPr>
+          <w:b w:val="0"/>
+          <w:bCs w:val="0"/>
+          <w:sz w:val="24"/>
+          <w:szCs w:val="24"/>
+        </w:rPr>
+        <w:t>HuggingFace</w:t>
+      </w:r>
+      <w:proofErr w:type="spellEnd"/>
+      <w:r>
+        <w:rPr>
+          <w:b w:val="0"/>
+          <w:bCs w:val="0"/>
+          <w:sz w:val="24"/>
+          <w:szCs w:val="24"/>
+        </w:rPr>
+        <w:t xml:space="preserve"> using the library Transformers 5.9.0, </w:t>
+      </w:r>
+      <w:proofErr w:type="spellStart"/>
+      <w:r>
+        <w:rPr>
+          <w:b w:val="0"/>
+          <w:bCs w:val="0"/>
+          <w:sz w:val="24"/>
+          <w:szCs w:val="24"/>
+        </w:rPr>
+        <w:t>fine tuned</w:t>
+      </w:r>
+      <w:proofErr w:type="spellEnd"/>
+      <w:r>
+        <w:rPr>
+          <w:b w:val="0"/>
+          <w:bCs w:val="0"/>
+          <w:sz w:val="24"/>
+          <w:szCs w:val="24"/>
+        </w:rPr>
+        <w:t xml:space="preserve"> using the library </w:t>
+      </w:r>
+      <w:proofErr w:type="spellStart"/>
+      <w:r>
+        <w:rPr>
+          <w:b w:val="0"/>
+          <w:bCs w:val="0"/>
+          <w:sz w:val="24"/>
+          <w:szCs w:val="24"/>
+        </w:rPr>
+        <w:t>LoRA</w:t>
+      </w:r>
+      <w:proofErr w:type="spellEnd"/>
+      <w:r>
+        <w:rPr>
+          <w:b w:val="0"/>
+          <w:bCs w:val="0"/>
+          <w:sz w:val="24"/>
+          <w:szCs w:val="24"/>
+        </w:rPr>
+        <w:t xml:space="preserve"> 0.19.1, and placed on devices using the library Accelerate 1.13.0, with the library TRL to provide the cosine learning rate with warmup. The metrics NLTK, ROUGE variants, METEOR and </w:t>
+      </w:r>
+      <w:proofErr w:type="spellStart"/>
+      <w:r>
+        <w:rPr>
+          <w:b w:val="0"/>
+          <w:bCs w:val="0"/>
+          <w:sz w:val="24"/>
+          <w:szCs w:val="24"/>
+        </w:rPr>
+        <w:t>sacrebleu</w:t>
+      </w:r>
+      <w:proofErr w:type="spellEnd"/>
+      <w:r>
+        <w:rPr>
+          <w:b w:val="0"/>
+          <w:bCs w:val="0"/>
+          <w:sz w:val="24"/>
+          <w:szCs w:val="24"/>
+        </w:rPr>
+        <w:t xml:space="preserve"> were used for BLEU, METEOR, ROUGE variants and </w:t>
+      </w:r>
+      <w:proofErr w:type="spellStart"/>
+      <w:r>
+        <w:rPr>
+          <w:b w:val="0"/>
+          <w:bCs w:val="0"/>
+          <w:sz w:val="24"/>
+          <w:szCs w:val="24"/>
+        </w:rPr>
+        <w:t>chrF</w:t>
+      </w:r>
+      <w:proofErr w:type="spellEnd"/>
+      <w:r>
+        <w:rPr>
+          <w:b w:val="0"/>
+          <w:bCs w:val="0"/>
+          <w:sz w:val="24"/>
+          <w:szCs w:val="24"/>
+        </w:rPr>
+        <w:t xml:space="preserve">++ </w:t>
+      </w:r>
+      <w:proofErr w:type="spellStart"/>
+      <w:proofErr w:type="gramStart"/>
+      <w:r>
+        <w:rPr>
+          <w:b w:val="0"/>
+          <w:bCs w:val="0"/>
+          <w:sz w:val="24"/>
+          <w:szCs w:val="24"/>
+        </w:rPr>
+        <w:t>respectively.BLEU</w:t>
+      </w:r>
+      <w:proofErr w:type="spellEnd"/>
+      <w:proofErr w:type="gramEnd"/>
+      <w:r>
+        <w:rPr>
+          <w:b w:val="0"/>
+          <w:bCs w:val="0"/>
+          <w:sz w:val="24"/>
+          <w:szCs w:val="24"/>
+        </w:rPr>
+        <w:t xml:space="preserve">, METEOR, ROUGE variants and </w:t>
+      </w:r>
+      <w:proofErr w:type="spellStart"/>
+      <w:r>
+        <w:rPr>
+          <w:b w:val="0"/>
+          <w:bCs w:val="0"/>
+          <w:sz w:val="24"/>
+          <w:szCs w:val="24"/>
+        </w:rPr>
+        <w:t>sacrebleu</w:t>
+      </w:r>
+      <w:proofErr w:type="spellEnd"/>
+      <w:r>
+        <w:rPr>
+          <w:b w:val="0"/>
+          <w:bCs w:val="0"/>
+          <w:sz w:val="24"/>
+          <w:szCs w:val="24"/>
+        </w:rPr>
+        <w:t xml:space="preserve"> were computed using NLTK, METEOR, ROUGE variants and </w:t>
+      </w:r>
+      <w:proofErr w:type="spellStart"/>
+      <w:r>
+        <w:rPr>
+          <w:b w:val="0"/>
+          <w:bCs w:val="0"/>
+          <w:sz w:val="24"/>
+          <w:szCs w:val="24"/>
+        </w:rPr>
+        <w:t>chrF</w:t>
+      </w:r>
+      <w:proofErr w:type="spellEnd"/>
+      <w:r>
+        <w:rPr>
+          <w:b w:val="0"/>
+          <w:bCs w:val="0"/>
+          <w:sz w:val="24"/>
+          <w:szCs w:val="24"/>
+        </w:rPr>
+        <w:t xml:space="preserve">++ respectively. Per-label precision, recall, and F1 were computed using clinical entity evaluation with scikit-learn. The entire pipeline is realized in 3 </w:t>
+      </w:r>
+      <w:proofErr w:type="spellStart"/>
+      <w:r>
+        <w:rPr>
+          <w:b w:val="0"/>
+          <w:bCs w:val="0"/>
+          <w:sz w:val="24"/>
+          <w:szCs w:val="24"/>
+        </w:rPr>
+        <w:t>jupyter</w:t>
+      </w:r>
+      <w:proofErr w:type="spellEnd"/>
+      <w:r>
+        <w:rPr>
+          <w:b w:val="0"/>
+          <w:bCs w:val="0"/>
+          <w:sz w:val="24"/>
+          <w:szCs w:val="24"/>
+        </w:rPr>
+        <w:t xml:space="preserve"> notebooks, namely the bangla_cxr_local_stage_</w:t>
+      </w:r>
+      <w:proofErr w:type="gramStart"/>
+      <w:r>
+        <w:rPr>
+          <w:b w:val="0"/>
+          <w:bCs w:val="0"/>
+          <w:sz w:val="24"/>
+          <w:szCs w:val="24"/>
+        </w:rPr>
+        <w:t>1.ipynb</w:t>
+      </w:r>
+      <w:proofErr w:type="gramEnd"/>
+      <w:r>
+        <w:rPr>
+          <w:b w:val="0"/>
+          <w:bCs w:val="0"/>
+          <w:sz w:val="24"/>
+          <w:szCs w:val="24"/>
+        </w:rPr>
+        <w:t>, bangla_cxr_local_stage_1_</w:t>
+      </w:r>
+      <w:proofErr w:type="gramStart"/>
+      <w:r>
+        <w:rPr>
+          <w:b w:val="0"/>
+          <w:bCs w:val="0"/>
+          <w:sz w:val="24"/>
+          <w:szCs w:val="24"/>
+        </w:rPr>
+        <w:t>baseline.ipynb</w:t>
+      </w:r>
+      <w:proofErr w:type="gramEnd"/>
+      <w:r>
+        <w:rPr>
+          <w:b w:val="0"/>
+          <w:bCs w:val="0"/>
+          <w:sz w:val="24"/>
+          <w:szCs w:val="24"/>
+        </w:rPr>
+        <w:t xml:space="preserve"> and bangla_cxr_local_stage_</w:t>
+      </w:r>
+      <w:proofErr w:type="gramStart"/>
+      <w:r>
+        <w:rPr>
+          <w:b w:val="0"/>
+          <w:bCs w:val="0"/>
+          <w:sz w:val="24"/>
+          <w:szCs w:val="24"/>
+        </w:rPr>
+        <w:t>2.ipynb</w:t>
+      </w:r>
+      <w:proofErr w:type="gramEnd"/>
+      <w:r>
+        <w:rPr>
+          <w:b w:val="0"/>
+          <w:bCs w:val="0"/>
+          <w:sz w:val="24"/>
+          <w:szCs w:val="24"/>
+        </w:rPr>
+        <w:t>.</w:t>
       </w:r>
       <w:bookmarkEnd w:id="79"/>
       <w:bookmarkEnd w:id="80"/>
@@ -15890,6 +18308,7 @@
           <w:sz w:val="28"/>
           <w:szCs w:val="28"/>
         </w:rPr>
+        <w:lastRenderedPageBreak/>
         <w:t xml:space="preserve"> </w:t>
       </w:r>
       <w:bookmarkStart w:id="81" w:name="_Toc226033387"/>
@@ -15898,7 +18317,7 @@
           <w:sz w:val="28"/>
           <w:szCs w:val="28"/>
         </w:rPr>
-        <w:t>Implementation of the System (Model Development / Software Development / Security Implementation as applicable)</w:t>
+        <w:t>Implementation of the System</w:t>
       </w:r>
       <w:bookmarkEnd w:id="81"/>
     </w:p>
@@ -15909,8 +18328,6 @@
         <w:ind w:left="360"/>
         <w:jc w:val="both"/>
         <w:rPr>
-          <w:b w:val="0"/>
-          <w:bCs w:val="0"/>
           <w:sz w:val="24"/>
           <w:szCs w:val="24"/>
         </w:rPr>
@@ -15919,13 +18336,35 @@
       <w:bookmarkStart w:id="83" w:name="_Toc226033388"/>
       <w:r>
         <w:rPr>
-          <w:b w:val="0"/>
-          <w:bCs w:val="0"/>
-          <w:sz w:val="24"/>
-          <w:szCs w:val="24"/>
-        </w:rPr>
-        <w:t xml:space="preserve">Write this section as a paragraph that explains how the system or model was </w:t>
-      </w:r>
+          <w:sz w:val="24"/>
+          <w:szCs w:val="24"/>
+        </w:rPr>
+        <w:t>Stage 1 Implementation:</w:t>
+      </w:r>
+    </w:p>
+    <w:p>
+      <w:pPr>
+        <w:pStyle w:val="Heading1"/>
+        <w:spacing w:line="360" w:lineRule="auto"/>
+        <w:ind w:left="360"/>
+        <w:jc w:val="both"/>
+        <w:rPr>
+          <w:b w:val="0"/>
+          <w:bCs w:val="0"/>
+          <w:sz w:val="24"/>
+          <w:szCs w:val="24"/>
+        </w:rPr>
+      </w:pPr>
+      <w:r>
+        <w:rPr>
+          <w:b w:val="0"/>
+          <w:bCs w:val="0"/>
+          <w:sz w:val="24"/>
+          <w:szCs w:val="24"/>
+        </w:rPr>
+        <w:t xml:space="preserve">The Stage 1 implementation starts with the preprocessing of data sets. The raw IU X-ray dataset was loaded from the CSV reports and projections file and only those images that had a </w:t>
+      </w:r>
+      <w:proofErr w:type="spellStart"/>
       <w:proofErr w:type="gramStart"/>
       <w:r>
         <w:rPr>
@@ -15934,8 +18373,9 @@
           <w:sz w:val="24"/>
           <w:szCs w:val="24"/>
         </w:rPr>
-        <w:t>actually implemented</w:t>
-      </w:r>
+        <w:t>non empty</w:t>
+      </w:r>
+      <w:proofErr w:type="spellEnd"/>
       <w:proofErr w:type="gramEnd"/>
       <w:r>
         <w:rPr>
@@ -15944,20 +18384,506 @@
           <w:sz w:val="24"/>
           <w:szCs w:val="24"/>
         </w:rPr>
-        <w:t>. Describe the development process, key components, and how different modules were integrated. Focus on explaining the workflow or execution of the system rather than providing code-level details. Ensure that the explanation aligns with the design and methodology described earlier.</w:t>
+        <w:t xml:space="preserve"> Finding and Impression field in the report were retained, resulting in a </w:t>
+      </w:r>
+      <w:proofErr w:type="spellStart"/>
+      <w:r>
+        <w:rPr>
+          <w:b w:val="0"/>
+          <w:bCs w:val="0"/>
+          <w:sz w:val="24"/>
+          <w:szCs w:val="24"/>
+        </w:rPr>
+        <w:t>dataframe</w:t>
+      </w:r>
+      <w:proofErr w:type="spellEnd"/>
+      <w:r>
+        <w:rPr>
+          <w:b w:val="0"/>
+          <w:bCs w:val="0"/>
+          <w:sz w:val="24"/>
+          <w:szCs w:val="24"/>
+        </w:rPr>
+        <w:t xml:space="preserve"> of 3,666 valid image-report pairs. These were randomly split deterministically with random seed of 42 into 2566 training samples, 550 validation samples, and 550 test samples. During training, all images are dynamically loaded and then resized to 518 × 518 pixels and normalized using the RAD-DINO </w:t>
+      </w:r>
+      <w:proofErr w:type="spellStart"/>
+      <w:r>
+        <w:rPr>
+          <w:b w:val="0"/>
+          <w:bCs w:val="0"/>
+          <w:sz w:val="24"/>
+          <w:szCs w:val="24"/>
+        </w:rPr>
+        <w:t>AutoImageProcessor</w:t>
+      </w:r>
+      <w:proofErr w:type="spellEnd"/>
+      <w:r>
+        <w:rPr>
+          <w:b w:val="0"/>
+          <w:bCs w:val="0"/>
+          <w:sz w:val="24"/>
+          <w:szCs w:val="24"/>
+        </w:rPr>
+        <w:t xml:space="preserve"> before being passed to the frozen vision encoder. The RAD-DINO was used to generate a frozen 768-dimensional sequence of 1,370 patch tokens, which were mapped to 32 region embeddings of dimension 3,072 by the </w:t>
+      </w:r>
+      <w:proofErr w:type="spellStart"/>
+      <w:r>
+        <w:rPr>
+          <w:b w:val="0"/>
+          <w:bCs w:val="0"/>
+          <w:sz w:val="24"/>
+          <w:szCs w:val="24"/>
+        </w:rPr>
+        <w:t>AnatomyGuidedProjector</w:t>
+      </w:r>
+      <w:proofErr w:type="spellEnd"/>
+      <w:r>
+        <w:rPr>
+          <w:b w:val="0"/>
+          <w:bCs w:val="0"/>
+          <w:sz w:val="24"/>
+          <w:szCs w:val="24"/>
+        </w:rPr>
+        <w:t xml:space="preserve"> model, and 4-bit quantized Phi-3.5 Mini was used to read these as prefix embeddings to generate the report token by token. The </w:t>
+      </w:r>
+      <w:proofErr w:type="spellStart"/>
+      <w:r>
+        <w:rPr>
+          <w:b w:val="0"/>
+          <w:bCs w:val="0"/>
+          <w:sz w:val="24"/>
+          <w:szCs w:val="24"/>
+        </w:rPr>
+        <w:t>LoRA</w:t>
+      </w:r>
+      <w:proofErr w:type="spellEnd"/>
+      <w:r>
+        <w:rPr>
+          <w:b w:val="0"/>
+          <w:bCs w:val="0"/>
+          <w:sz w:val="24"/>
+          <w:szCs w:val="24"/>
+        </w:rPr>
+        <w:t xml:space="preserve"> adapters (rank 32, alpha 64, dropout 0.05) are applied to the layers: </w:t>
+      </w:r>
+      <w:proofErr w:type="spellStart"/>
+      <w:r>
+        <w:rPr>
+          <w:b w:val="0"/>
+          <w:bCs w:val="0"/>
+          <w:sz w:val="24"/>
+          <w:szCs w:val="24"/>
+        </w:rPr>
+        <w:t>qkv_proj</w:t>
+      </w:r>
+      <w:proofErr w:type="spellEnd"/>
+      <w:r>
+        <w:rPr>
+          <w:b w:val="0"/>
+          <w:bCs w:val="0"/>
+          <w:sz w:val="24"/>
+          <w:szCs w:val="24"/>
+        </w:rPr>
+        <w:t xml:space="preserve">, </w:t>
+      </w:r>
+      <w:proofErr w:type="spellStart"/>
+      <w:r>
+        <w:rPr>
+          <w:b w:val="0"/>
+          <w:bCs w:val="0"/>
+          <w:sz w:val="24"/>
+          <w:szCs w:val="24"/>
+        </w:rPr>
+        <w:t>o_proj</w:t>
+      </w:r>
+      <w:proofErr w:type="spellEnd"/>
+      <w:r>
+        <w:rPr>
+          <w:b w:val="0"/>
+          <w:bCs w:val="0"/>
+          <w:sz w:val="24"/>
+          <w:szCs w:val="24"/>
+        </w:rPr>
+        <w:t xml:space="preserve">, </w:t>
+      </w:r>
+      <w:proofErr w:type="spellStart"/>
+      <w:r>
+        <w:rPr>
+          <w:b w:val="0"/>
+          <w:bCs w:val="0"/>
+          <w:sz w:val="24"/>
+          <w:szCs w:val="24"/>
+        </w:rPr>
+        <w:t>gate_up_proj</w:t>
+      </w:r>
+      <w:proofErr w:type="spellEnd"/>
+      <w:r>
+        <w:rPr>
+          <w:b w:val="0"/>
+          <w:bCs w:val="0"/>
+          <w:sz w:val="24"/>
+          <w:szCs w:val="24"/>
+        </w:rPr>
+        <w:t xml:space="preserve">, </w:t>
+      </w:r>
+      <w:proofErr w:type="spellStart"/>
+      <w:r>
+        <w:rPr>
+          <w:b w:val="0"/>
+          <w:bCs w:val="0"/>
+          <w:sz w:val="24"/>
+          <w:szCs w:val="24"/>
+        </w:rPr>
+        <w:t>down_proj</w:t>
+      </w:r>
+      <w:proofErr w:type="spellEnd"/>
+      <w:r>
+        <w:rPr>
+          <w:b w:val="0"/>
+          <w:bCs w:val="0"/>
+          <w:sz w:val="24"/>
+          <w:szCs w:val="24"/>
+        </w:rPr>
+        <w:t xml:space="preserve">, and 50,331,648 trainable parameters (1.30% of the full model). The initial VRAM usage for training was ~4.98 GB, which falls well short of the cap of 8.5 GB. During training a weighted random sampler was used to overcome class imbalance and the reports containing abnormality-indicating terms were oversampled by a factor of 3.0 compared to the normal reports. For the training loop, </w:t>
+      </w:r>
+      <w:proofErr w:type="spellStart"/>
+      <w:r>
+        <w:rPr>
+          <w:b w:val="0"/>
+          <w:bCs w:val="0"/>
+          <w:sz w:val="24"/>
+          <w:szCs w:val="24"/>
+        </w:rPr>
+        <w:t>AdamW</w:t>
+      </w:r>
+      <w:proofErr w:type="spellEnd"/>
+      <w:r>
+        <w:rPr>
+          <w:b w:val="0"/>
+          <w:bCs w:val="0"/>
+          <w:sz w:val="24"/>
+          <w:szCs w:val="24"/>
+        </w:rPr>
+        <w:t xml:space="preserve"> was used with two parameter groups, one for the projector with a learning rate of 3 × 10⁻⁴, the other for the </w:t>
+      </w:r>
+      <w:proofErr w:type="spellStart"/>
+      <w:r>
+        <w:rPr>
+          <w:b w:val="0"/>
+          <w:bCs w:val="0"/>
+          <w:sz w:val="24"/>
+          <w:szCs w:val="24"/>
+        </w:rPr>
+        <w:t>LoRA</w:t>
+      </w:r>
+      <w:proofErr w:type="spellEnd"/>
+      <w:r>
+        <w:rPr>
+          <w:b w:val="0"/>
+          <w:bCs w:val="0"/>
+          <w:sz w:val="24"/>
+          <w:szCs w:val="24"/>
+        </w:rPr>
+        <w:t xml:space="preserve"> layers with a learning rate of 1 × 10⁻⁵, and both groups had weight decay of 0.01. The optimum batch size was 16, obtained by using a physical batch size of 2, and 8 gradient accumulation steps, with gradient norms clipped at 1.0 per step. Both sets of parameters were subjected to a cosine schedule, with 5% warm up (320 warm up steps out of 6,415 total). The training was conducted for up to 40 epochs, with an early stopping patience of 8. Model </w:t>
+      </w:r>
+      <w:proofErr w:type="gramStart"/>
+      <w:r>
+        <w:rPr>
+          <w:b w:val="0"/>
+          <w:bCs w:val="0"/>
+          <w:sz w:val="24"/>
+          <w:szCs w:val="24"/>
+        </w:rPr>
+        <w:t>checkpoint was</w:t>
+      </w:r>
+      <w:proofErr w:type="gramEnd"/>
+      <w:r>
+        <w:rPr>
+          <w:b w:val="0"/>
+          <w:bCs w:val="0"/>
+          <w:sz w:val="24"/>
+          <w:szCs w:val="24"/>
+        </w:rPr>
+        <w:t xml:space="preserve"> saved if there was a decrease in validation loss. During inference, the pipeline will load the saved checkpoint and re-initialize the model using frozen RAD-DINO weights and the trained projector and </w:t>
+      </w:r>
+      <w:proofErr w:type="spellStart"/>
+      <w:r>
+        <w:rPr>
+          <w:b w:val="0"/>
+          <w:bCs w:val="0"/>
+          <w:sz w:val="24"/>
+          <w:szCs w:val="24"/>
+        </w:rPr>
+        <w:t>LoRA</w:t>
+      </w:r>
+      <w:proofErr w:type="spellEnd"/>
+      <w:r>
+        <w:rPr>
+          <w:b w:val="0"/>
+          <w:bCs w:val="0"/>
+          <w:sz w:val="24"/>
+          <w:szCs w:val="24"/>
+        </w:rPr>
+        <w:t xml:space="preserve"> weights, then generate the report autoregressively using KV-cache-based decoding with a repetition penalty of 1.3 and a maximum of 200 new tokens per report. The prompt template takes the shape of a chat, asking the model to include Findings and Impression sections in its response to the prompt. </w:t>
+      </w:r>
+    </w:p>
+    <w:p>
+      <w:pPr>
+        <w:pStyle w:val="Heading1"/>
+        <w:spacing w:line="360" w:lineRule="auto"/>
+        <w:ind w:left="360"/>
+        <w:jc w:val="both"/>
+        <w:rPr>
+          <w:b w:val="0"/>
+          <w:bCs w:val="0"/>
+          <w:sz w:val="24"/>
+          <w:szCs w:val="24"/>
+        </w:rPr>
+      </w:pPr>
+      <w:r>
+        <w:rPr>
+          <w:sz w:val="24"/>
+          <w:szCs w:val="24"/>
+        </w:rPr>
+        <w:t>Stage 2 Implementation:</w:t>
+      </w:r>
+    </w:p>
+    <w:p>
+      <w:pPr>
+        <w:pStyle w:val="Heading1"/>
+        <w:spacing w:line="360" w:lineRule="auto"/>
+        <w:ind w:left="360"/>
+        <w:jc w:val="both"/>
+        <w:rPr>
+          <w:b w:val="0"/>
+          <w:bCs w:val="0"/>
+          <w:sz w:val="24"/>
+          <w:szCs w:val="24"/>
+        </w:rPr>
+      </w:pPr>
+      <w:r>
+        <w:rPr>
+          <w:b w:val="0"/>
+          <w:bCs w:val="0"/>
+          <w:sz w:val="24"/>
+          <w:szCs w:val="24"/>
+        </w:rPr>
+        <w:t xml:space="preserve">Stage 1 is not involved in the Bangla translation pipeline. It loads the 550 English reports </w:t>
+      </w:r>
+      <w:r>
+        <w:rPr>
+          <w:b w:val="0"/>
+          <w:bCs w:val="0"/>
+          <w:sz w:val="24"/>
+          <w:szCs w:val="24"/>
+        </w:rPr>
+        <w:lastRenderedPageBreak/>
+        <w:t>generated by the Stage 1 model from the saved JSON file, initializes NLLB-200 (</w:t>
+      </w:r>
+      <w:proofErr w:type="spellStart"/>
+      <w:r>
+        <w:rPr>
+          <w:b w:val="0"/>
+          <w:bCs w:val="0"/>
+          <w:sz w:val="24"/>
+          <w:szCs w:val="24"/>
+        </w:rPr>
+        <w:t>facebook</w:t>
+      </w:r>
+      <w:proofErr w:type="spellEnd"/>
+      <w:r>
+        <w:rPr>
+          <w:b w:val="0"/>
+          <w:bCs w:val="0"/>
+          <w:sz w:val="24"/>
+          <w:szCs w:val="24"/>
+        </w:rPr>
+        <w:t xml:space="preserve">/nllb-200-distilled-600M), and translates each report to Bangla with the </w:t>
+      </w:r>
+      <w:proofErr w:type="spellStart"/>
+      <w:r>
+        <w:rPr>
+          <w:b w:val="0"/>
+          <w:bCs w:val="0"/>
+          <w:sz w:val="24"/>
+          <w:szCs w:val="24"/>
+        </w:rPr>
+        <w:t>ben_Beng</w:t>
+      </w:r>
+      <w:proofErr w:type="spellEnd"/>
+      <w:r>
+        <w:rPr>
+          <w:b w:val="0"/>
+          <w:bCs w:val="0"/>
+          <w:sz w:val="24"/>
+          <w:szCs w:val="24"/>
+        </w:rPr>
+        <w:t xml:space="preserve"> language token (token ID 256026) by using approximately 1.23 GB of VRAM with float16 precision. The 12 clinically important medical terms used in the medical glossary are translated into Bangla using a medical glossary of twelve key clinical terms, thus providing a consistent terminology that might be inconsistently translated in NLLB-200 across reports. For evaluating Bangla reference reports, the same NLLB-200 pipeline is applied to the IU X-ray (English) reference reports which leads to the same method in constructing the reference reports. Ablation Implementation To remove the need for the </w:t>
+      </w:r>
+      <w:proofErr w:type="spellStart"/>
+      <w:r>
+        <w:rPr>
+          <w:b w:val="0"/>
+          <w:bCs w:val="0"/>
+          <w:sz w:val="24"/>
+          <w:szCs w:val="24"/>
+        </w:rPr>
+        <w:t>AnatomyGuidedProjector</w:t>
+      </w:r>
+      <w:proofErr w:type="spellEnd"/>
+      <w:r>
+        <w:rPr>
+          <w:b w:val="0"/>
+          <w:bCs w:val="0"/>
+          <w:sz w:val="24"/>
+          <w:szCs w:val="24"/>
+        </w:rPr>
+        <w:t xml:space="preserve">, the </w:t>
+      </w:r>
+      <w:proofErr w:type="spellStart"/>
+      <w:r>
+        <w:rPr>
+          <w:b w:val="0"/>
+          <w:bCs w:val="0"/>
+          <w:sz w:val="24"/>
+          <w:szCs w:val="24"/>
+        </w:rPr>
+        <w:t>FlatMLP</w:t>
+      </w:r>
+      <w:proofErr w:type="spellEnd"/>
+      <w:r>
+        <w:rPr>
+          <w:b w:val="0"/>
+          <w:bCs w:val="0"/>
+          <w:sz w:val="24"/>
+          <w:szCs w:val="24"/>
+        </w:rPr>
+        <w:t xml:space="preserve"> baseline simply applies a mean-pooling operation over all 1,370 RAD-DINO patch tokens followed by a two-layer MLP that generates a single 3,072-dimensional embedding. This reduces the whole visual context into a single query per </w:t>
+      </w:r>
+      <w:proofErr w:type="gramStart"/>
+      <w:r>
+        <w:rPr>
+          <w:b w:val="0"/>
+          <w:bCs w:val="0"/>
+          <w:sz w:val="24"/>
+          <w:szCs w:val="24"/>
+        </w:rPr>
+        <w:t>token, and</w:t>
+      </w:r>
+      <w:proofErr w:type="gramEnd"/>
+      <w:r>
+        <w:rPr>
+          <w:b w:val="0"/>
+          <w:bCs w:val="0"/>
+          <w:sz w:val="24"/>
+          <w:szCs w:val="24"/>
+        </w:rPr>
+        <w:t xml:space="preserve"> directly compares to the mean-pooling projectors of systems like </w:t>
+      </w:r>
+      <w:proofErr w:type="spellStart"/>
+      <w:r>
+        <w:rPr>
+          <w:b w:val="0"/>
+          <w:bCs w:val="0"/>
+          <w:sz w:val="24"/>
+          <w:szCs w:val="24"/>
+        </w:rPr>
+        <w:t>XrayGPT</w:t>
+      </w:r>
+      <w:proofErr w:type="spellEnd"/>
+      <w:r>
+        <w:rPr>
+          <w:b w:val="0"/>
+          <w:bCs w:val="0"/>
+          <w:sz w:val="24"/>
+          <w:szCs w:val="24"/>
+        </w:rPr>
+        <w:t xml:space="preserve">, which applied different projectors to each of 32 region-based </w:t>
+      </w:r>
+      <w:proofErr w:type="spellStart"/>
+      <w:proofErr w:type="gramStart"/>
+      <w:r>
+        <w:rPr>
+          <w:b w:val="0"/>
+          <w:bCs w:val="0"/>
+          <w:sz w:val="24"/>
+          <w:szCs w:val="24"/>
+        </w:rPr>
+        <w:t>queries.This</w:t>
+      </w:r>
+      <w:proofErr w:type="spellEnd"/>
+      <w:proofErr w:type="gramEnd"/>
+      <w:r>
+        <w:rPr>
+          <w:b w:val="0"/>
+          <w:bCs w:val="0"/>
+          <w:sz w:val="24"/>
+          <w:szCs w:val="24"/>
+        </w:rPr>
+        <w:t xml:space="preserve"> represents a significant step forward from the previous approach of having 32 region-specific queries, like what was done in systems such as </w:t>
+      </w:r>
+      <w:proofErr w:type="spellStart"/>
+      <w:r>
+        <w:rPr>
+          <w:b w:val="0"/>
+          <w:bCs w:val="0"/>
+          <w:sz w:val="24"/>
+          <w:szCs w:val="24"/>
+        </w:rPr>
+        <w:t>XrayGPT</w:t>
+      </w:r>
+      <w:proofErr w:type="spellEnd"/>
+      <w:r>
+        <w:rPr>
+          <w:b w:val="0"/>
+          <w:bCs w:val="0"/>
+          <w:sz w:val="24"/>
+          <w:szCs w:val="24"/>
+        </w:rPr>
+        <w:t xml:space="preserve">, which used 32 different projectors. To isolate the contribution of the projector, all other components were kept the same: the same RAD-DINO encoder, the same Phi-3.5 Mini with the same </w:t>
+      </w:r>
+      <w:proofErr w:type="spellStart"/>
+      <w:r>
+        <w:rPr>
+          <w:b w:val="0"/>
+          <w:bCs w:val="0"/>
+          <w:sz w:val="24"/>
+          <w:szCs w:val="24"/>
+        </w:rPr>
+        <w:t>LoRA</w:t>
+      </w:r>
+      <w:proofErr w:type="spellEnd"/>
+      <w:r>
+        <w:rPr>
+          <w:b w:val="0"/>
+          <w:bCs w:val="0"/>
+          <w:sz w:val="24"/>
+          <w:szCs w:val="24"/>
+        </w:rPr>
+        <w:t xml:space="preserve"> configuration, the same training loop, the same split of the dataset, and the same hyperparameters and early stopping </w:t>
+      </w:r>
+      <w:proofErr w:type="gramStart"/>
+      <w:r>
+        <w:rPr>
+          <w:b w:val="0"/>
+          <w:bCs w:val="0"/>
+          <w:sz w:val="24"/>
+          <w:szCs w:val="24"/>
+        </w:rPr>
+        <w:t>criterion</w:t>
+      </w:r>
+      <w:proofErr w:type="gramEnd"/>
+      <w:r>
+        <w:rPr>
+          <w:b w:val="0"/>
+          <w:bCs w:val="0"/>
+          <w:sz w:val="24"/>
+          <w:szCs w:val="24"/>
+        </w:rPr>
+        <w:t>.</w:t>
       </w:r>
       <w:bookmarkEnd w:id="82"/>
       <w:bookmarkEnd w:id="83"/>
-    </w:p>
-    <w:p>
-      <w:pPr>
-        <w:pStyle w:val="Heading1"/>
-        <w:ind w:left="-360"/>
-        <w:rPr>
-          <w:sz w:val="28"/>
-          <w:szCs w:val="28"/>
-        </w:rPr>
-      </w:pPr>
     </w:p>
     <w:p>
       <w:pPr>
@@ -15985,7 +18911,7 @@
           <w:sz w:val="28"/>
           <w:szCs w:val="28"/>
         </w:rPr>
-        <w:t>Evaluation and Testing (Performance Metrics / Unit Testing / Model Evaluation / Security Testing as applicable)</w:t>
+        <w:t>Evaluation and Testing</w:t>
       </w:r>
       <w:bookmarkEnd w:id="84"/>
     </w:p>
@@ -16011,7 +18937,217 @@
           <w:sz w:val="24"/>
           <w:szCs w:val="24"/>
         </w:rPr>
-        <w:t>Present this section as a structured paragraph (or multiple paragraphs) describing how the system was evaluated and tested. Clearly define the performance metrics used (e.g., accuracy, efficiency, response time, security strength) and explain the testing approach (e.g., unit testing, validation, simulation, penetration testing). Ensure that the evaluation methods are appropriate for the research objectives and are clearly justified.</w:t>
+        <w:t xml:space="preserve">All 550 held-out test samples are used to evaluate the generation of English reports in Stage 1, with a set of complementary metrics. These are calculated using the NLTK </w:t>
+      </w:r>
+      <w:proofErr w:type="spellStart"/>
+      <w:r>
+        <w:rPr>
+          <w:b w:val="0"/>
+          <w:bCs w:val="0"/>
+          <w:sz w:val="24"/>
+          <w:szCs w:val="24"/>
+        </w:rPr>
+        <w:t>corpus_bleu</w:t>
+      </w:r>
+      <w:proofErr w:type="spellEnd"/>
+      <w:r>
+        <w:rPr>
+          <w:b w:val="0"/>
+          <w:bCs w:val="0"/>
+          <w:sz w:val="24"/>
+          <w:szCs w:val="24"/>
+        </w:rPr>
+        <w:t xml:space="preserve"> function with smoothing method 1, representing the unigram, bigram, and 4-gram corpus-level precision of the generated and reference reports. ROUGE-1, ROUGE-2 and ROUGE-L are calculated based on unigram recall, bigram recall and longest common subsequence similarity, respectively, using the </w:t>
+      </w:r>
+      <w:proofErr w:type="spellStart"/>
+      <w:r>
+        <w:rPr>
+          <w:b w:val="0"/>
+          <w:bCs w:val="0"/>
+          <w:sz w:val="24"/>
+          <w:szCs w:val="24"/>
+        </w:rPr>
+        <w:t>rouge_score</w:t>
+      </w:r>
+      <w:proofErr w:type="spellEnd"/>
+      <w:r>
+        <w:rPr>
+          <w:b w:val="0"/>
+          <w:bCs w:val="0"/>
+          <w:sz w:val="24"/>
+          <w:szCs w:val="24"/>
+        </w:rPr>
+        <w:t xml:space="preserve"> library. Computed at sentence level and averaged across all 550 samples, METEOR focuses on both stemming and synonym-based semantic matching, as well as exact token overlap. </w:t>
+      </w:r>
+      <w:proofErr w:type="spellStart"/>
+      <w:r>
+        <w:rPr>
+          <w:b w:val="0"/>
+          <w:bCs w:val="0"/>
+          <w:sz w:val="24"/>
+          <w:szCs w:val="24"/>
+        </w:rPr>
+        <w:t>chrF</w:t>
+      </w:r>
+      <w:proofErr w:type="spellEnd"/>
+      <w:r>
+        <w:rPr>
+          <w:b w:val="0"/>
+          <w:bCs w:val="0"/>
+          <w:sz w:val="24"/>
+          <w:szCs w:val="24"/>
+        </w:rPr>
+        <w:t xml:space="preserve">++ is calculated using </w:t>
+      </w:r>
+      <w:proofErr w:type="spellStart"/>
+      <w:r>
+        <w:rPr>
+          <w:b w:val="0"/>
+          <w:bCs w:val="0"/>
+          <w:sz w:val="24"/>
+          <w:szCs w:val="24"/>
+        </w:rPr>
+        <w:t>sacrebleu</w:t>
+      </w:r>
+      <w:proofErr w:type="spellEnd"/>
+      <w:r>
+        <w:rPr>
+          <w:b w:val="0"/>
+          <w:bCs w:val="0"/>
+          <w:sz w:val="24"/>
+          <w:szCs w:val="24"/>
+        </w:rPr>
+        <w:t xml:space="preserve">, and is based on character n-gram, a measure that is robust to morphological variations and especially informative for </w:t>
+      </w:r>
+      <w:proofErr w:type="spellStart"/>
+      <w:r>
+        <w:rPr>
+          <w:b w:val="0"/>
+          <w:bCs w:val="0"/>
+          <w:sz w:val="24"/>
+          <w:szCs w:val="24"/>
+        </w:rPr>
+        <w:t>subword</w:t>
+      </w:r>
+      <w:proofErr w:type="spellEnd"/>
+      <w:r>
+        <w:rPr>
+          <w:b w:val="0"/>
+          <w:bCs w:val="0"/>
+          <w:sz w:val="24"/>
+          <w:szCs w:val="24"/>
+        </w:rPr>
+        <w:t xml:space="preserve">-rich languages. Clinical entity evaluation uses a set of regular-expression patterns on both generated and reference reports, calculates per-label precision, recall, F1 as well as macro-averaged, micro-averaged and weighted-F1 scores, </w:t>
+      </w:r>
+      <w:r>
+        <w:rPr>
+          <w:b w:val="0"/>
+          <w:bCs w:val="0"/>
+          <w:sz w:val="24"/>
+          <w:szCs w:val="24"/>
+        </w:rPr>
+        <w:lastRenderedPageBreak/>
+        <w:t xml:space="preserve">using the scikit-learn library. Additionally, a binary overall abnormality detection score is generated, with any report which contains the mention of at least one pathological finding classified as abnormal. The translated Bangla evaluation results for the translated Bangla reports with respect to NLLB-200 translated Bangla references are calculated by the same metrics: BLEU-1, BLEU-2, BLEU-4 and </w:t>
+      </w:r>
+      <w:proofErr w:type="spellStart"/>
+      <w:r>
+        <w:rPr>
+          <w:b w:val="0"/>
+          <w:bCs w:val="0"/>
+          <w:sz w:val="24"/>
+          <w:szCs w:val="24"/>
+        </w:rPr>
+        <w:t>chrF</w:t>
+      </w:r>
+      <w:proofErr w:type="spellEnd"/>
+      <w:r>
+        <w:rPr>
+          <w:b w:val="0"/>
+          <w:bCs w:val="0"/>
+          <w:sz w:val="24"/>
+          <w:szCs w:val="24"/>
+        </w:rPr>
+        <w:t xml:space="preserve">++. This is intentional, as </w:t>
+      </w:r>
+      <w:proofErr w:type="spellStart"/>
+      <w:r>
+        <w:rPr>
+          <w:b w:val="0"/>
+          <w:bCs w:val="0"/>
+          <w:sz w:val="24"/>
+          <w:szCs w:val="24"/>
+        </w:rPr>
+        <w:t>chrF</w:t>
+      </w:r>
+      <w:proofErr w:type="spellEnd"/>
+      <w:r>
+        <w:rPr>
+          <w:b w:val="0"/>
+          <w:bCs w:val="0"/>
+          <w:sz w:val="24"/>
+          <w:szCs w:val="24"/>
+        </w:rPr>
+        <w:t xml:space="preserve">++ is a more robust reliability measure than BLEU when n-gram similarity is computed over </w:t>
+      </w:r>
+      <w:proofErr w:type="spellStart"/>
+      <w:r>
+        <w:rPr>
+          <w:b w:val="0"/>
+          <w:bCs w:val="0"/>
+          <w:sz w:val="24"/>
+          <w:szCs w:val="24"/>
+        </w:rPr>
+        <w:t>bangla</w:t>
+      </w:r>
+      <w:proofErr w:type="spellEnd"/>
+      <w:r>
+        <w:rPr>
+          <w:b w:val="0"/>
+          <w:bCs w:val="0"/>
+          <w:sz w:val="24"/>
+          <w:szCs w:val="24"/>
+        </w:rPr>
+        <w:t xml:space="preserve"> characters rather than words, because of morphological variations and transliteration inconsistencies that can exist in word tokenization and affect the BLEU score that are documented in the multilingual NLP literature (Han et al., 2024). The ablation study compares the </w:t>
+      </w:r>
+      <w:proofErr w:type="spellStart"/>
+      <w:r>
+        <w:rPr>
+          <w:b w:val="0"/>
+          <w:bCs w:val="0"/>
+          <w:sz w:val="24"/>
+          <w:szCs w:val="24"/>
+        </w:rPr>
+        <w:t>FlatMLP</w:t>
+      </w:r>
+      <w:proofErr w:type="spellEnd"/>
+      <w:r>
+        <w:rPr>
+          <w:b w:val="0"/>
+          <w:bCs w:val="0"/>
+          <w:sz w:val="24"/>
+          <w:szCs w:val="24"/>
+        </w:rPr>
+        <w:t xml:space="preserve"> baseline under the same test conditions and creates a table for direct comparison of all the NLG and clinical metrics to see if the improvement from </w:t>
+      </w:r>
+      <w:proofErr w:type="spellStart"/>
+      <w:r>
+        <w:rPr>
+          <w:b w:val="0"/>
+          <w:bCs w:val="0"/>
+          <w:sz w:val="24"/>
+          <w:szCs w:val="24"/>
+        </w:rPr>
+        <w:t>AnatomyGuided</w:t>
+      </w:r>
+      <w:proofErr w:type="spellEnd"/>
+      <w:r>
+        <w:rPr>
+          <w:b w:val="0"/>
+          <w:bCs w:val="0"/>
+          <w:sz w:val="24"/>
+          <w:szCs w:val="24"/>
+        </w:rPr>
+        <w:t xml:space="preserve"> is statistically significant, or just incremental.</w:t>
       </w:r>
       <w:bookmarkEnd w:id="85"/>
       <w:bookmarkEnd w:id="86"/>
@@ -16034,7 +19170,6 @@
           <w:sz w:val="28"/>
           <w:szCs w:val="28"/>
         </w:rPr>
-        <w:lastRenderedPageBreak/>
         <w:t xml:space="preserve"> </w:t>
       </w:r>
       <w:bookmarkStart w:id="87" w:name="_Toc226033391"/>
@@ -16043,7 +19178,7 @@
           <w:sz w:val="28"/>
           <w:szCs w:val="28"/>
         </w:rPr>
-        <w:t>Results and Discussion (Analysis of Outputs / Accuracy / System Performance / Comparative Analysis)</w:t>
+        <w:t>Results and Discussion</w:t>
       </w:r>
       <w:bookmarkEnd w:id="87"/>
     </w:p>
@@ -16054,8 +19189,6 @@
         <w:ind w:left="360"/>
         <w:jc w:val="both"/>
         <w:rPr>
-          <w:b w:val="0"/>
-          <w:bCs w:val="0"/>
           <w:sz w:val="24"/>
           <w:szCs w:val="24"/>
         </w:rPr>
@@ -16064,25 +19197,937 @@
       <w:bookmarkStart w:id="89" w:name="_Toc226033392"/>
       <w:r>
         <w:rPr>
-          <w:b w:val="0"/>
-          <w:bCs w:val="0"/>
-          <w:sz w:val="24"/>
-          <w:szCs w:val="24"/>
-        </w:rPr>
-        <w:t>Develop this section as a detailed paragraph (or multiple paragraphs) that presents and analyzes the results obtained from the evaluation. Clearly interpret the outputs and explain what they indicate about system performance. Discuss whether the results meet the objectives and how they compare with existing approaches if applicable. Maintain a critical and analytical tone, highlighting both strengths and limitations of the results.</w:t>
+          <w:sz w:val="24"/>
+          <w:szCs w:val="24"/>
+        </w:rPr>
+        <w:t>Stage 1 Training Dynamics</w:t>
+      </w:r>
+      <w:r>
+        <w:rPr>
+          <w:sz w:val="24"/>
+          <w:szCs w:val="24"/>
+        </w:rPr>
+        <w:t xml:space="preserve">: </w:t>
+      </w:r>
+    </w:p>
+    <w:p>
+      <w:pPr>
+        <w:pStyle w:val="Heading1"/>
+        <w:spacing w:line="360" w:lineRule="auto"/>
+        <w:ind w:left="360"/>
+        <w:jc w:val="both"/>
+        <w:rPr>
+          <w:b w:val="0"/>
+          <w:bCs w:val="0"/>
+          <w:sz w:val="24"/>
+          <w:szCs w:val="24"/>
+        </w:rPr>
+      </w:pPr>
+      <w:r>
+        <w:rPr>
+          <w:b w:val="0"/>
+          <w:bCs w:val="0"/>
+          <w:sz w:val="24"/>
+          <w:szCs w:val="24"/>
+        </w:rPr>
+        <w:t xml:space="preserve"> The training of the </w:t>
+      </w:r>
+      <w:proofErr w:type="spellStart"/>
+      <w:r>
+        <w:rPr>
+          <w:b w:val="0"/>
+          <w:bCs w:val="0"/>
+          <w:sz w:val="24"/>
+          <w:szCs w:val="24"/>
+        </w:rPr>
+        <w:t>AnatomyGuided</w:t>
+      </w:r>
+      <w:proofErr w:type="spellEnd"/>
+      <w:r>
+        <w:rPr>
+          <w:b w:val="0"/>
+          <w:bCs w:val="0"/>
+          <w:sz w:val="24"/>
+          <w:szCs w:val="24"/>
+        </w:rPr>
+        <w:t xml:space="preserve"> model was steady over 25 epochs until it reached the point of early stopping. The validation loss had a dramatic drop between epochs 1 and 2, from 2.6083 to 1.6051, and continued to improve until epoch 18 with a best value of </w:t>
+      </w:r>
+      <w:proofErr w:type="gramStart"/>
+      <w:r>
+        <w:rPr>
+          <w:b w:val="0"/>
+          <w:bCs w:val="0"/>
+          <w:sz w:val="24"/>
+          <w:szCs w:val="24"/>
+        </w:rPr>
+        <w:t>0.5516, but</w:t>
+      </w:r>
+      <w:proofErr w:type="gramEnd"/>
+      <w:r>
+        <w:rPr>
+          <w:b w:val="0"/>
+          <w:bCs w:val="0"/>
+          <w:sz w:val="24"/>
+          <w:szCs w:val="24"/>
+        </w:rPr>
+        <w:t xml:space="preserve"> eventually stagnated and then began to increase at epoch 25, with a validation loss of 0.5516, without further improvement over the last 8 epochs, prompting early stopping at epoch 25. Throughout the training loss continued to decline, and at epoch 25, it was at 0.2444, suggesting that the model did not overfit much before early stopping kicked in. The last </w:t>
+      </w:r>
+      <w:proofErr w:type="gramStart"/>
+      <w:r>
+        <w:rPr>
+          <w:b w:val="0"/>
+          <w:bCs w:val="0"/>
+          <w:sz w:val="24"/>
+          <w:szCs w:val="24"/>
+        </w:rPr>
+        <w:t>saved checkpoint</w:t>
+      </w:r>
+      <w:proofErr w:type="gramEnd"/>
+      <w:r>
+        <w:rPr>
+          <w:b w:val="0"/>
+          <w:bCs w:val="0"/>
+          <w:sz w:val="24"/>
+          <w:szCs w:val="24"/>
+        </w:rPr>
+        <w:t xml:space="preserve"> is at epoch 18 with validation loss 0.5516. The baseline was also terminated early for the </w:t>
+      </w:r>
+      <w:proofErr w:type="spellStart"/>
+      <w:r>
+        <w:rPr>
+          <w:b w:val="0"/>
+          <w:bCs w:val="0"/>
+          <w:sz w:val="24"/>
+          <w:szCs w:val="24"/>
+        </w:rPr>
+        <w:t>FlatMLP</w:t>
+      </w:r>
+      <w:proofErr w:type="spellEnd"/>
+      <w:r>
+        <w:rPr>
+          <w:b w:val="0"/>
+          <w:bCs w:val="0"/>
+          <w:sz w:val="24"/>
+          <w:szCs w:val="24"/>
+        </w:rPr>
+        <w:t xml:space="preserve">, but in a different way. The lowest validation loss achieved was 1.5710 at </w:t>
+      </w:r>
+      <w:proofErr w:type="gramStart"/>
+      <w:r>
+        <w:rPr>
+          <w:b w:val="0"/>
+          <w:bCs w:val="0"/>
+          <w:sz w:val="24"/>
+          <w:szCs w:val="24"/>
+        </w:rPr>
+        <w:t>epoch</w:t>
+      </w:r>
+      <w:proofErr w:type="gramEnd"/>
+      <w:r>
+        <w:rPr>
+          <w:b w:val="0"/>
+          <w:bCs w:val="0"/>
+          <w:sz w:val="24"/>
+          <w:szCs w:val="24"/>
+        </w:rPr>
+        <w:t xml:space="preserve"> 3, but then the model did not improve further and plateaued at </w:t>
+      </w:r>
+      <w:proofErr w:type="gramStart"/>
+      <w:r>
+        <w:rPr>
+          <w:b w:val="0"/>
+          <w:bCs w:val="0"/>
+          <w:sz w:val="24"/>
+          <w:szCs w:val="24"/>
+        </w:rPr>
+        <w:t>epoch</w:t>
+      </w:r>
+      <w:proofErr w:type="gramEnd"/>
+      <w:r>
+        <w:rPr>
+          <w:b w:val="0"/>
+          <w:bCs w:val="0"/>
+          <w:sz w:val="24"/>
+          <w:szCs w:val="24"/>
+        </w:rPr>
+        <w:t xml:space="preserve"> 10. The validation loss for the baseline was consistently &gt;1.57 while for the </w:t>
+      </w:r>
+      <w:proofErr w:type="spellStart"/>
+      <w:r>
+        <w:rPr>
+          <w:b w:val="0"/>
+          <w:bCs w:val="0"/>
+          <w:sz w:val="24"/>
+          <w:szCs w:val="24"/>
+        </w:rPr>
+        <w:t>AnatomyGuided</w:t>
+      </w:r>
+      <w:proofErr w:type="spellEnd"/>
+      <w:r>
+        <w:rPr>
+          <w:b w:val="0"/>
+          <w:bCs w:val="0"/>
+          <w:sz w:val="24"/>
+          <w:szCs w:val="24"/>
+        </w:rPr>
+        <w:t xml:space="preserve"> model it was consistently &lt;0.55, yielding a numerical difference of over 1.0 loss units that was also strongly predictive of the difference in generation quality at evaluation.</w:t>
+      </w:r>
+    </w:p>
+    <w:p>
+      <w:pPr>
+        <w:pStyle w:val="Heading1"/>
+        <w:spacing w:line="360" w:lineRule="auto"/>
+        <w:ind w:left="360"/>
+        <w:jc w:val="both"/>
+        <w:rPr>
+          <w:sz w:val="24"/>
+          <w:szCs w:val="24"/>
+        </w:rPr>
+      </w:pPr>
+      <w:r>
+        <w:rPr>
+          <w:sz w:val="24"/>
+          <w:szCs w:val="24"/>
+        </w:rPr>
+        <w:t>Stage 1 English NLG Results</w:t>
+      </w:r>
+      <w:r>
+        <w:rPr>
+          <w:sz w:val="24"/>
+          <w:szCs w:val="24"/>
+        </w:rPr>
+        <w:t xml:space="preserve">: </w:t>
+      </w:r>
+    </w:p>
+    <w:p>
+      <w:pPr>
+        <w:pStyle w:val="Heading1"/>
+        <w:spacing w:line="360" w:lineRule="auto"/>
+        <w:ind w:left="360"/>
+        <w:jc w:val="both"/>
+        <w:rPr>
+          <w:b w:val="0"/>
+          <w:bCs w:val="0"/>
+          <w:sz w:val="24"/>
+          <w:szCs w:val="24"/>
+        </w:rPr>
+      </w:pPr>
+      <w:r>
+        <w:rPr>
+          <w:b w:val="0"/>
+          <w:bCs w:val="0"/>
+          <w:sz w:val="24"/>
+          <w:szCs w:val="24"/>
+        </w:rPr>
+        <w:t xml:space="preserve">The </w:t>
+      </w:r>
+      <w:proofErr w:type="spellStart"/>
+      <w:r>
+        <w:rPr>
+          <w:b w:val="0"/>
+          <w:bCs w:val="0"/>
+          <w:sz w:val="24"/>
+          <w:szCs w:val="24"/>
+        </w:rPr>
+        <w:t>AnatomyGuided</w:t>
+      </w:r>
+      <w:proofErr w:type="spellEnd"/>
+      <w:r>
+        <w:rPr>
+          <w:b w:val="0"/>
+          <w:bCs w:val="0"/>
+          <w:sz w:val="24"/>
+          <w:szCs w:val="24"/>
+        </w:rPr>
+        <w:t xml:space="preserve"> model achieved the following scores on the 550-sample test set: BLEU-1 of 0.2884, BLEU-2 of 0.1664, BLEU-4 of 0.0699, ROUGE-1 of 0.4352, ROUGE-2 of 0.1604, ROUGE-L of 0.3103, METEOR of 0.2820, and </w:t>
+      </w:r>
+      <w:proofErr w:type="spellStart"/>
+      <w:r>
+        <w:rPr>
+          <w:b w:val="0"/>
+          <w:bCs w:val="0"/>
+          <w:sz w:val="24"/>
+          <w:szCs w:val="24"/>
+        </w:rPr>
+        <w:t>chrF</w:t>
+      </w:r>
+      <w:proofErr w:type="spellEnd"/>
+      <w:r>
+        <w:rPr>
+          <w:b w:val="0"/>
+          <w:bCs w:val="0"/>
+          <w:sz w:val="24"/>
+          <w:szCs w:val="24"/>
+        </w:rPr>
+        <w:t xml:space="preserve">++ of 41.32. The </w:t>
+      </w:r>
+      <w:proofErr w:type="spellStart"/>
+      <w:r>
+        <w:rPr>
+          <w:b w:val="0"/>
+          <w:bCs w:val="0"/>
+          <w:sz w:val="24"/>
+          <w:szCs w:val="24"/>
+        </w:rPr>
+        <w:t>FlatMLP</w:t>
+      </w:r>
+      <w:proofErr w:type="spellEnd"/>
+      <w:r>
+        <w:rPr>
+          <w:b w:val="0"/>
+          <w:bCs w:val="0"/>
+          <w:sz w:val="24"/>
+          <w:szCs w:val="24"/>
+        </w:rPr>
+        <w:t xml:space="preserve"> </w:t>
+      </w:r>
+      <w:r>
+        <w:rPr>
+          <w:b w:val="0"/>
+          <w:bCs w:val="0"/>
+          <w:sz w:val="24"/>
+          <w:szCs w:val="24"/>
+        </w:rPr>
+        <w:lastRenderedPageBreak/>
+        <w:t xml:space="preserve">baseline collapsed entirely, producing BLEU-1 of 0.0003, BLEU-2 of 0.0000, BLEU-4 of 0.0000, ROUGE-1 of 0.0147, ROUGE-2 of 0.0000, and ROUGE-L of 0.0146. Qualitative analysis of the baseline outputs validated the complete failure of generative model performance: each generated report was a nonsensical multilingual fragment instead of any clinical text, indicating the need for spatial visual information that is lost when using mean-pooling over 1,370 patch tokens. This is not a marginal architectural difference; it is a difference between a working system and complete failure; it makes the design of the cross-attention region query in </w:t>
+      </w:r>
+      <w:proofErr w:type="spellStart"/>
+      <w:r>
+        <w:rPr>
+          <w:b w:val="0"/>
+          <w:bCs w:val="0"/>
+          <w:sz w:val="24"/>
+          <w:szCs w:val="24"/>
+        </w:rPr>
+        <w:t>AnatomyGuidedProjector</w:t>
+      </w:r>
+      <w:proofErr w:type="spellEnd"/>
+      <w:r>
+        <w:rPr>
+          <w:b w:val="0"/>
+          <w:bCs w:val="0"/>
+          <w:sz w:val="24"/>
+          <w:szCs w:val="24"/>
+        </w:rPr>
+        <w:t xml:space="preserve"> a necessary architectural feature and not merely a better option. The </w:t>
+      </w:r>
+      <w:proofErr w:type="gramStart"/>
+      <w:r>
+        <w:rPr>
+          <w:b w:val="0"/>
+          <w:bCs w:val="0"/>
+          <w:sz w:val="24"/>
+          <w:szCs w:val="24"/>
+        </w:rPr>
+        <w:t>achieved score</w:t>
+      </w:r>
+      <w:proofErr w:type="gramEnd"/>
+      <w:r>
+        <w:rPr>
+          <w:b w:val="0"/>
+          <w:bCs w:val="0"/>
+          <w:sz w:val="24"/>
+          <w:szCs w:val="24"/>
+        </w:rPr>
+        <w:t xml:space="preserve"> of 0.4352 in ROUGE-1 is significantly comparable with the </w:t>
+      </w:r>
+      <w:proofErr w:type="gramStart"/>
+      <w:r>
+        <w:rPr>
+          <w:b w:val="0"/>
+          <w:bCs w:val="0"/>
+          <w:sz w:val="24"/>
+          <w:szCs w:val="24"/>
+        </w:rPr>
+        <w:t>0.3213 score</w:t>
+      </w:r>
+      <w:proofErr w:type="gramEnd"/>
+      <w:r>
+        <w:rPr>
+          <w:b w:val="0"/>
+          <w:bCs w:val="0"/>
+          <w:sz w:val="24"/>
+          <w:szCs w:val="24"/>
+        </w:rPr>
+        <w:t xml:space="preserve"> obtained by </w:t>
+      </w:r>
+      <w:proofErr w:type="spellStart"/>
+      <w:r>
+        <w:rPr>
+          <w:b w:val="0"/>
+          <w:bCs w:val="0"/>
+          <w:sz w:val="24"/>
+          <w:szCs w:val="24"/>
+        </w:rPr>
+        <w:t>XrayGPT</w:t>
+      </w:r>
+      <w:proofErr w:type="spellEnd"/>
+      <w:r>
+        <w:rPr>
+          <w:b w:val="0"/>
+          <w:bCs w:val="0"/>
+          <w:sz w:val="24"/>
+          <w:szCs w:val="24"/>
+        </w:rPr>
+        <w:t xml:space="preserve"> on the MIMIC-CXR dataset (</w:t>
+      </w:r>
+      <w:proofErr w:type="spellStart"/>
+      <w:r>
+        <w:rPr>
+          <w:b w:val="0"/>
+          <w:bCs w:val="0"/>
+          <w:sz w:val="24"/>
+          <w:szCs w:val="24"/>
+        </w:rPr>
+        <w:t>Thawakar</w:t>
+      </w:r>
+      <w:proofErr w:type="spellEnd"/>
+      <w:r>
+        <w:rPr>
+          <w:b w:val="0"/>
+          <w:bCs w:val="0"/>
+          <w:sz w:val="24"/>
+          <w:szCs w:val="24"/>
+        </w:rPr>
+        <w:t xml:space="preserve"> et al., 2024), despite the differences in the datasets. The METEOR of 0.2820 is lower than </w:t>
+      </w:r>
+      <w:proofErr w:type="spellStart"/>
+      <w:r>
+        <w:rPr>
+          <w:b w:val="0"/>
+          <w:bCs w:val="0"/>
+          <w:sz w:val="24"/>
+          <w:szCs w:val="24"/>
+        </w:rPr>
+        <w:t>ClinicalBLIP's</w:t>
+      </w:r>
+      <w:proofErr w:type="spellEnd"/>
+      <w:r>
+        <w:rPr>
+          <w:b w:val="0"/>
+          <w:bCs w:val="0"/>
+          <w:sz w:val="24"/>
+          <w:szCs w:val="24"/>
+        </w:rPr>
+        <w:t xml:space="preserve"> 0.570 on IU X-ray (Ji et al., 2024) due to the former's use of two-stage </w:t>
+      </w:r>
+      <w:proofErr w:type="spellStart"/>
+      <w:r>
+        <w:rPr>
+          <w:b w:val="0"/>
+          <w:bCs w:val="0"/>
+          <w:sz w:val="24"/>
+          <w:szCs w:val="24"/>
+        </w:rPr>
+        <w:t>LoRA</w:t>
+      </w:r>
+      <w:proofErr w:type="spellEnd"/>
+      <w:r>
+        <w:rPr>
+          <w:b w:val="0"/>
+          <w:bCs w:val="0"/>
+          <w:sz w:val="24"/>
+          <w:szCs w:val="24"/>
+        </w:rPr>
+        <w:t xml:space="preserve"> approach with explicit prior clinical knowledge integration and the fact that the two datasets are different, with IU X-ray being specific to that setting and </w:t>
+      </w:r>
+      <w:proofErr w:type="spellStart"/>
+      <w:r>
+        <w:rPr>
+          <w:b w:val="0"/>
+          <w:bCs w:val="0"/>
+          <w:sz w:val="24"/>
+          <w:szCs w:val="24"/>
+        </w:rPr>
+        <w:t>ClinicalBLIP</w:t>
+      </w:r>
+      <w:proofErr w:type="spellEnd"/>
+      <w:r>
+        <w:rPr>
+          <w:b w:val="0"/>
+          <w:bCs w:val="0"/>
+          <w:sz w:val="24"/>
+          <w:szCs w:val="24"/>
+        </w:rPr>
+        <w:t xml:space="preserve"> being a general setting, while </w:t>
+      </w:r>
+      <w:proofErr w:type="spellStart"/>
+      <w:r>
+        <w:rPr>
+          <w:b w:val="0"/>
+          <w:bCs w:val="0"/>
+          <w:sz w:val="24"/>
+          <w:szCs w:val="24"/>
+        </w:rPr>
+        <w:t>BanglaCXR</w:t>
+      </w:r>
+      <w:proofErr w:type="spellEnd"/>
+      <w:r>
+        <w:rPr>
+          <w:b w:val="0"/>
+          <w:bCs w:val="0"/>
+          <w:sz w:val="24"/>
+          <w:szCs w:val="24"/>
+        </w:rPr>
+        <w:t xml:space="preserve"> is a general two-stage pipeline not optimized for just NLG score maximization. </w:t>
+      </w:r>
+      <w:proofErr w:type="spellStart"/>
+      <w:r>
+        <w:rPr>
+          <w:b w:val="0"/>
+          <w:bCs w:val="0"/>
+          <w:sz w:val="24"/>
+          <w:szCs w:val="24"/>
+        </w:rPr>
+        <w:t>ChrF</w:t>
+      </w:r>
+      <w:proofErr w:type="spellEnd"/>
+      <w:r>
+        <w:rPr>
+          <w:b w:val="0"/>
+          <w:bCs w:val="0"/>
+          <w:sz w:val="24"/>
+          <w:szCs w:val="24"/>
+        </w:rPr>
+        <w:t>++ is 41.32 which places the model in a range typical of systems that produce fluent, but not exact, clinical text.</w:t>
+      </w:r>
+    </w:p>
+    <w:p>
+      <w:pPr>
+        <w:pStyle w:val="Heading1"/>
+        <w:spacing w:line="360" w:lineRule="auto"/>
+        <w:ind w:left="360"/>
+        <w:jc w:val="both"/>
+        <w:rPr>
+          <w:sz w:val="24"/>
+          <w:szCs w:val="24"/>
+        </w:rPr>
+      </w:pPr>
+      <w:r>
+        <w:rPr>
+          <w:sz w:val="24"/>
+          <w:szCs w:val="24"/>
+        </w:rPr>
+        <w:t>Clinical Entity Results</w:t>
+      </w:r>
+      <w:r>
+        <w:rPr>
+          <w:sz w:val="24"/>
+          <w:szCs w:val="24"/>
+        </w:rPr>
+        <w:t>:</w:t>
+      </w:r>
+    </w:p>
+    <w:p>
+      <w:pPr>
+        <w:pStyle w:val="Heading1"/>
+        <w:spacing w:line="360" w:lineRule="auto"/>
+        <w:ind w:left="360"/>
+        <w:jc w:val="both"/>
+        <w:rPr>
+          <w:b w:val="0"/>
+          <w:bCs w:val="0"/>
+          <w:sz w:val="24"/>
+          <w:szCs w:val="24"/>
+        </w:rPr>
+      </w:pPr>
+      <w:r>
+        <w:rPr>
+          <w:b w:val="0"/>
+          <w:bCs w:val="0"/>
+          <w:sz w:val="24"/>
+          <w:szCs w:val="24"/>
+        </w:rPr>
+        <w:t xml:space="preserve">There is marked variation in performance between pathological categories in the clinical entity evaluation. The model's performance is best on common, visually distinct findings: Pleural Effusion has an F1 score of 0.7164 and a recall score of 0.867, Pneumothorax has an F1 score of 0.7532 with a recall score of 0.904, and No Finding (normal chest) has an F1 score of 0.7962 with a recall score of 0.830. These are the categories that are </w:t>
+      </w:r>
+      <w:proofErr w:type="gramStart"/>
+      <w:r>
+        <w:rPr>
+          <w:b w:val="0"/>
+          <w:bCs w:val="0"/>
+          <w:sz w:val="24"/>
+          <w:szCs w:val="24"/>
+        </w:rPr>
+        <w:t>most commonly found</w:t>
+      </w:r>
+      <w:proofErr w:type="gramEnd"/>
+      <w:r>
+        <w:rPr>
+          <w:b w:val="0"/>
+          <w:bCs w:val="0"/>
+          <w:sz w:val="24"/>
+          <w:szCs w:val="24"/>
+        </w:rPr>
+        <w:t xml:space="preserve"> in the IU X-ray training set and the ones that are most likely to have a clear and unambiguous visual pattern in chest X-ray images. The model has </w:t>
+      </w:r>
+      <w:proofErr w:type="gramStart"/>
+      <w:r>
+        <w:rPr>
+          <w:b w:val="0"/>
+          <w:bCs w:val="0"/>
+          <w:sz w:val="24"/>
+          <w:szCs w:val="24"/>
+        </w:rPr>
+        <w:t>a significant</w:t>
+      </w:r>
+      <w:proofErr w:type="gramEnd"/>
+      <w:r>
+        <w:rPr>
+          <w:b w:val="0"/>
+          <w:bCs w:val="0"/>
+          <w:sz w:val="24"/>
+          <w:szCs w:val="24"/>
+        </w:rPr>
+        <w:t xml:space="preserve"> difficulty with less common or less obvious findings: Fracture gets an F1 of 0.0000, Nodule/Mass gets an F1 of 0.0909, and Edema gets an F1 of 0.1263. Atelectasis (F1 = 0.2500) and Consolidation (F1 = 0.2895) are also </w:t>
+      </w:r>
+      <w:proofErr w:type="gramStart"/>
+      <w:r>
+        <w:rPr>
+          <w:b w:val="0"/>
+          <w:bCs w:val="0"/>
+          <w:sz w:val="24"/>
+          <w:szCs w:val="24"/>
+        </w:rPr>
+        <w:t>low, but</w:t>
+      </w:r>
+      <w:proofErr w:type="gramEnd"/>
+      <w:r>
+        <w:rPr>
+          <w:b w:val="0"/>
+          <w:bCs w:val="0"/>
+          <w:sz w:val="24"/>
+          <w:szCs w:val="24"/>
+        </w:rPr>
+        <w:t xml:space="preserve"> do seem to be present in the training set despite the weighted sampler, and they are also quite subtle from a visual standpoint. The overall binary abnormality detection results are more promising: the model correctly identified 430 of the 439 truly abnormal cases in the test set, missed 9 (false negative), and created </w:t>
+      </w:r>
+      <w:proofErr w:type="gramStart"/>
+      <w:r>
+        <w:rPr>
+          <w:b w:val="0"/>
+          <w:bCs w:val="0"/>
+          <w:sz w:val="24"/>
+          <w:szCs w:val="24"/>
+        </w:rPr>
+        <w:t>108 false alarms (</w:t>
+      </w:r>
+      <w:proofErr w:type="gramEnd"/>
+      <w:r>
+        <w:rPr>
+          <w:b w:val="0"/>
+          <w:bCs w:val="0"/>
+          <w:sz w:val="24"/>
+          <w:szCs w:val="24"/>
+        </w:rPr>
+        <w:t xml:space="preserve">false positive) from </w:t>
+      </w:r>
+      <w:proofErr w:type="gramStart"/>
+      <w:r>
+        <w:rPr>
+          <w:b w:val="0"/>
+          <w:bCs w:val="0"/>
+          <w:sz w:val="24"/>
+          <w:szCs w:val="24"/>
+        </w:rPr>
+        <w:t>the 111</w:t>
+      </w:r>
+      <w:proofErr w:type="gramEnd"/>
+      <w:r>
+        <w:rPr>
+          <w:b w:val="0"/>
+          <w:bCs w:val="0"/>
+          <w:sz w:val="24"/>
+          <w:szCs w:val="24"/>
+        </w:rPr>
+        <w:t xml:space="preserve"> normal cases. This yields a recall of 0.9795 and precision of 0.7993, with an F1 of 0.8802. In the clinical </w:t>
+      </w:r>
+      <w:r>
+        <w:rPr>
+          <w:b w:val="0"/>
+          <w:bCs w:val="0"/>
+          <w:sz w:val="24"/>
+          <w:szCs w:val="24"/>
+        </w:rPr>
+        <w:lastRenderedPageBreak/>
+        <w:t>setting, the screening context, the higher the "recall", the more important the metric; the cost of a false negative is more significant than that of a false positive. The test distribution and model's reliable output space have a large gap between the micro-F1 (0.5897) and macro-F1 (0.3321) which is a typical sign of the dominance of common categories (No Finding, Pleural Effusion, Pneumothorax) in both.</w:t>
+      </w:r>
+    </w:p>
+    <w:p>
+      <w:pPr>
+        <w:pStyle w:val="Heading1"/>
+        <w:spacing w:line="360" w:lineRule="auto"/>
+        <w:ind w:left="360"/>
+        <w:jc w:val="both"/>
+        <w:rPr>
+          <w:sz w:val="24"/>
+          <w:szCs w:val="24"/>
+        </w:rPr>
+      </w:pPr>
+      <w:r>
+        <w:rPr>
+          <w:sz w:val="24"/>
+          <w:szCs w:val="24"/>
+        </w:rPr>
+        <w:t>Stage 2 Bangla Translation Results</w:t>
+      </w:r>
+      <w:r>
+        <w:rPr>
+          <w:sz w:val="24"/>
+          <w:szCs w:val="24"/>
+        </w:rPr>
+        <w:t>:</w:t>
+      </w:r>
+    </w:p>
+    <w:p>
+      <w:pPr>
+        <w:pStyle w:val="Heading1"/>
+        <w:spacing w:line="360" w:lineRule="auto"/>
+        <w:ind w:left="360"/>
+        <w:jc w:val="both"/>
+        <w:rPr>
+          <w:b w:val="0"/>
+          <w:bCs w:val="0"/>
+          <w:sz w:val="24"/>
+          <w:szCs w:val="24"/>
+        </w:rPr>
+      </w:pPr>
+      <w:r>
+        <w:rPr>
+          <w:b w:val="0"/>
+          <w:bCs w:val="0"/>
+          <w:sz w:val="24"/>
+          <w:szCs w:val="24"/>
+        </w:rPr>
+        <w:t xml:space="preserve">The Stage 2 evaluation against NLLB-200-translated Bangla references yields BLEU-1 of 0.2626, BLEU-2 of 0.1358, BLEU-4 of 0.0502, and </w:t>
+      </w:r>
+      <w:proofErr w:type="spellStart"/>
+      <w:r>
+        <w:rPr>
+          <w:b w:val="0"/>
+          <w:bCs w:val="0"/>
+          <w:sz w:val="24"/>
+          <w:szCs w:val="24"/>
+        </w:rPr>
+        <w:t>chrF</w:t>
+      </w:r>
+      <w:proofErr w:type="spellEnd"/>
+      <w:r>
+        <w:rPr>
+          <w:b w:val="0"/>
+          <w:bCs w:val="0"/>
+          <w:sz w:val="24"/>
+          <w:szCs w:val="24"/>
+        </w:rPr>
+        <w:t xml:space="preserve">++ of 35.18. The slight decrease in the </w:t>
+      </w:r>
+      <w:proofErr w:type="spellStart"/>
+      <w:r>
+        <w:rPr>
+          <w:b w:val="0"/>
+          <w:bCs w:val="0"/>
+          <w:sz w:val="24"/>
+          <w:szCs w:val="24"/>
+        </w:rPr>
+        <w:t>chrF</w:t>
+      </w:r>
+      <w:proofErr w:type="spellEnd"/>
+      <w:r>
+        <w:rPr>
+          <w:b w:val="0"/>
+          <w:bCs w:val="0"/>
+          <w:sz w:val="24"/>
+          <w:szCs w:val="24"/>
+        </w:rPr>
+        <w:t>++ value for Stage 1 English to 41.32 and Stage 2 Bangla to 35.18 is the cumulative impact of two steps that are imperfect: Step 1 is to generate the English text that diverges from the reference, and Step 2 is to translate the generated text to Bangla and the reference to Bangla, which may introduce further level of character level differences. Sample Bangla outputs from the qualitative inspection reveals that generated reports are grammatically correct Bangla which preserves the clinical structure of the English input including Findings/</w:t>
+      </w:r>
+      <w:proofErr w:type="gramStart"/>
+      <w:r>
+        <w:rPr>
+          <w:b w:val="0"/>
+          <w:bCs w:val="0"/>
+          <w:sz w:val="24"/>
+          <w:szCs w:val="24"/>
+        </w:rPr>
+        <w:t>Impression, and</w:t>
+      </w:r>
+      <w:proofErr w:type="gramEnd"/>
+      <w:r>
+        <w:rPr>
+          <w:b w:val="0"/>
+          <w:bCs w:val="0"/>
+          <w:sz w:val="24"/>
+          <w:szCs w:val="24"/>
+        </w:rPr>
+        <w:t xml:space="preserve"> correctly renders key pathological terms such as </w:t>
+      </w:r>
+      <w:proofErr w:type="spellStart"/>
+      <w:r>
+        <w:rPr>
+          <w:rFonts w:ascii="Nirmala UI" w:hAnsi="Nirmala UI" w:cs="Nirmala UI"/>
+          <w:b w:val="0"/>
+          <w:bCs w:val="0"/>
+          <w:sz w:val="24"/>
+          <w:szCs w:val="24"/>
+        </w:rPr>
+        <w:t>ফুসফুস</w:t>
+      </w:r>
+      <w:proofErr w:type="spellEnd"/>
+      <w:r>
+        <w:rPr>
+          <w:b w:val="0"/>
+          <w:bCs w:val="0"/>
+          <w:sz w:val="24"/>
+          <w:szCs w:val="24"/>
+        </w:rPr>
+        <w:t xml:space="preserve"> </w:t>
+      </w:r>
+      <w:proofErr w:type="spellStart"/>
+      <w:r>
+        <w:rPr>
+          <w:rFonts w:ascii="Nirmala UI" w:hAnsi="Nirmala UI" w:cs="Nirmala UI"/>
+          <w:b w:val="0"/>
+          <w:bCs w:val="0"/>
+          <w:sz w:val="24"/>
+          <w:szCs w:val="24"/>
+        </w:rPr>
+        <w:t>পরিষ্কার</w:t>
+      </w:r>
+      <w:proofErr w:type="spellEnd"/>
+      <w:r>
+        <w:rPr>
+          <w:b w:val="0"/>
+          <w:bCs w:val="0"/>
+          <w:sz w:val="24"/>
+          <w:szCs w:val="24"/>
+        </w:rPr>
+        <w:t xml:space="preserve"> (lungs are clear), </w:t>
+      </w:r>
+      <w:proofErr w:type="spellStart"/>
+      <w:r>
+        <w:rPr>
+          <w:rFonts w:ascii="Nirmala UI" w:hAnsi="Nirmala UI" w:cs="Nirmala UI"/>
+          <w:b w:val="0"/>
+          <w:bCs w:val="0"/>
+          <w:sz w:val="24"/>
+          <w:szCs w:val="24"/>
+        </w:rPr>
+        <w:t>প্লুরাল</w:t>
+      </w:r>
+      <w:proofErr w:type="spellEnd"/>
+      <w:r>
+        <w:rPr>
+          <w:b w:val="0"/>
+          <w:bCs w:val="0"/>
+          <w:sz w:val="24"/>
+          <w:szCs w:val="24"/>
+        </w:rPr>
+        <w:t xml:space="preserve"> </w:t>
+      </w:r>
+      <w:proofErr w:type="spellStart"/>
+      <w:r>
+        <w:rPr>
+          <w:rFonts w:ascii="Nirmala UI" w:hAnsi="Nirmala UI" w:cs="Nirmala UI"/>
+          <w:b w:val="0"/>
+          <w:bCs w:val="0"/>
+          <w:sz w:val="24"/>
+          <w:szCs w:val="24"/>
+        </w:rPr>
+        <w:t>ইফিউশন</w:t>
+      </w:r>
+      <w:proofErr w:type="spellEnd"/>
+      <w:r>
+        <w:rPr>
+          <w:b w:val="0"/>
+          <w:bCs w:val="0"/>
+          <w:sz w:val="24"/>
+          <w:szCs w:val="24"/>
+        </w:rPr>
+        <w:t xml:space="preserve"> (pleural effusion), and </w:t>
+      </w:r>
+      <w:proofErr w:type="spellStart"/>
+      <w:r>
+        <w:rPr>
+          <w:rFonts w:ascii="Nirmala UI" w:hAnsi="Nirmala UI" w:cs="Nirmala UI"/>
+          <w:b w:val="0"/>
+          <w:bCs w:val="0"/>
+          <w:sz w:val="24"/>
+          <w:szCs w:val="24"/>
+        </w:rPr>
+        <w:t>নিউমোথোরাক্স</w:t>
+      </w:r>
+      <w:proofErr w:type="spellEnd"/>
+      <w:r>
+        <w:rPr>
+          <w:b w:val="0"/>
+          <w:bCs w:val="0"/>
+          <w:sz w:val="24"/>
+          <w:szCs w:val="24"/>
+        </w:rPr>
+        <w:t xml:space="preserve"> (pneumothorax). The major sources of error in the Bangla output are not due to wrong translation of clinical information but due to the inconsistency in the rendering of structural phrases like Findings in Bangla as </w:t>
+      </w:r>
+      <w:proofErr w:type="spellStart"/>
+      <w:r>
+        <w:rPr>
+          <w:rFonts w:ascii="Nirmala UI" w:hAnsi="Nirmala UI" w:cs="Nirmala UI"/>
+          <w:b w:val="0"/>
+          <w:bCs w:val="0"/>
+          <w:sz w:val="24"/>
+          <w:szCs w:val="24"/>
+        </w:rPr>
+        <w:t>ফলাফলঃ</w:t>
+      </w:r>
+      <w:proofErr w:type="spellEnd"/>
+      <w:r>
+        <w:rPr>
+          <w:b w:val="0"/>
+          <w:bCs w:val="0"/>
+          <w:sz w:val="24"/>
+          <w:szCs w:val="24"/>
+        </w:rPr>
+        <w:t xml:space="preserve"> instead of </w:t>
+      </w:r>
+      <w:proofErr w:type="spellStart"/>
+      <w:r>
+        <w:rPr>
+          <w:rFonts w:ascii="Nirmala UI" w:hAnsi="Nirmala UI" w:cs="Nirmala UI"/>
+          <w:b w:val="0"/>
+          <w:bCs w:val="0"/>
+          <w:sz w:val="24"/>
+          <w:szCs w:val="24"/>
+        </w:rPr>
+        <w:t>ফলাফল</w:t>
+      </w:r>
+      <w:proofErr w:type="spellEnd"/>
+      <w:r>
+        <w:rPr>
+          <w:b w:val="0"/>
+          <w:bCs w:val="0"/>
+          <w:sz w:val="24"/>
+          <w:szCs w:val="24"/>
+        </w:rPr>
+        <w:t xml:space="preserve">; minor variations in normal anatomical description; and propagation of any such inaccuracy from the output of the English Stage 1 into the Bangla output. Combined, the results validate the pipeline's ability to function, the need for the </w:t>
+      </w:r>
+      <w:proofErr w:type="spellStart"/>
+      <w:r>
+        <w:rPr>
+          <w:b w:val="0"/>
+          <w:bCs w:val="0"/>
+          <w:sz w:val="24"/>
+          <w:szCs w:val="24"/>
+        </w:rPr>
+        <w:t>AnatomyGuidedProjector</w:t>
+      </w:r>
+      <w:proofErr w:type="spellEnd"/>
+      <w:r>
+        <w:rPr>
+          <w:b w:val="0"/>
+          <w:bCs w:val="0"/>
+          <w:sz w:val="24"/>
+          <w:szCs w:val="24"/>
+        </w:rPr>
+        <w:t>, English performance in the range of similar resource-constrained systems in the literature, and the resulting readability and clinical structure of the Bangla translation pipeline, along with its reasonable lexical fidelity to a regularly generated reference.</w:t>
       </w:r>
       <w:bookmarkEnd w:id="88"/>
       <w:bookmarkEnd w:id="89"/>
-    </w:p>
-    <w:p>
-      <w:pPr>
-        <w:pStyle w:val="Heading1"/>
-        <w:ind w:left="-360"/>
-        <w:rPr>
-          <w:sz w:val="28"/>
-          <w:szCs w:val="28"/>
-        </w:rPr>
-      </w:pPr>
     </w:p>
     <w:p>
       <w:pPr>
@@ -16136,148 +20181,415 @@
           <w:sz w:val="24"/>
           <w:szCs w:val="24"/>
         </w:rPr>
-        <w:t>Write a concluding paragraph that summarizes the key findings of the chapter, including system performance, evaluation outcomes, and major observations. Reinforce how the results support (or do not fully support) the research objectives. Ensure a logical transition to the final chapter without introducing new information.</w:t>
+        <w:t xml:space="preserve">This chapter </w:t>
+      </w:r>
+      <w:proofErr w:type="gramStart"/>
+      <w:r>
+        <w:rPr>
+          <w:b w:val="0"/>
+          <w:bCs w:val="0"/>
+          <w:sz w:val="24"/>
+          <w:szCs w:val="24"/>
+        </w:rPr>
+        <w:t>has showed</w:t>
+      </w:r>
+      <w:proofErr w:type="gramEnd"/>
+      <w:r>
+        <w:rPr>
+          <w:b w:val="0"/>
+          <w:bCs w:val="0"/>
+          <w:sz w:val="24"/>
+          <w:szCs w:val="24"/>
+        </w:rPr>
+        <w:t xml:space="preserve"> the complete implementation and evaluation of </w:t>
+      </w:r>
+      <w:proofErr w:type="spellStart"/>
+      <w:r>
+        <w:rPr>
+          <w:b w:val="0"/>
+          <w:bCs w:val="0"/>
+          <w:sz w:val="24"/>
+          <w:szCs w:val="24"/>
+        </w:rPr>
+        <w:t>BanglaCXR</w:t>
+      </w:r>
+      <w:proofErr w:type="spellEnd"/>
+      <w:r>
+        <w:rPr>
+          <w:b w:val="0"/>
+          <w:bCs w:val="0"/>
+          <w:sz w:val="24"/>
+          <w:szCs w:val="24"/>
+        </w:rPr>
+        <w:t xml:space="preserve"> in both pipeline stages and ablation baseline. The model trained successfully with the best validation loss value of 0.5516 after epoch 18, and reached BLEU-1 = 0.2884, ROUGE-1 = 0.4352, METEOR = 0.2820 and </w:t>
+      </w:r>
+      <w:proofErr w:type="spellStart"/>
+      <w:r>
+        <w:rPr>
+          <w:b w:val="0"/>
+          <w:bCs w:val="0"/>
+          <w:sz w:val="24"/>
+          <w:szCs w:val="24"/>
+        </w:rPr>
+        <w:t>chrF</w:t>
+      </w:r>
+      <w:proofErr w:type="spellEnd"/>
+      <w:r>
+        <w:rPr>
+          <w:b w:val="0"/>
+          <w:bCs w:val="0"/>
+          <w:sz w:val="24"/>
+          <w:szCs w:val="24"/>
+        </w:rPr>
+        <w:t xml:space="preserve">++ = 41.32 on the English test reports of 550 reports, along with an abnormality detection F1 of 0.8802 and clinical micro-F1 of 0.5897 on 12 pathological labels. The cross-attention region query projector was indeed worth the effort, </w:t>
+      </w:r>
+      <w:r>
+        <w:rPr>
+          <w:b w:val="0"/>
+          <w:bCs w:val="0"/>
+          <w:sz w:val="24"/>
+          <w:szCs w:val="24"/>
+        </w:rPr>
+        <w:lastRenderedPageBreak/>
+        <w:t xml:space="preserve">as the baseline based on the Flattened MLP failed to perform. </w:t>
+      </w:r>
+      <w:proofErr w:type="spellStart"/>
+      <w:r>
+        <w:rPr>
+          <w:b w:val="0"/>
+          <w:bCs w:val="0"/>
+          <w:sz w:val="24"/>
+          <w:szCs w:val="24"/>
+        </w:rPr>
+        <w:t>ChrF</w:t>
+      </w:r>
+      <w:proofErr w:type="spellEnd"/>
+      <w:r>
+        <w:rPr>
+          <w:b w:val="0"/>
+          <w:bCs w:val="0"/>
+          <w:sz w:val="24"/>
+          <w:szCs w:val="24"/>
+        </w:rPr>
+        <w:t>++ was computed at 35.18 with clinically structured Bangla output for all 550 test cases in Stage 2 Bangla translation, for the first time providing the Bangla radiology NLG benchmark. The next chapter discusses the standards, limitations, sustainability issues and time frame that informed this research</w:t>
       </w:r>
       <w:bookmarkEnd w:id="91"/>
       <w:bookmarkEnd w:id="92"/>
+      <w:r>
+        <w:rPr>
+          <w:b w:val="0"/>
+          <w:bCs w:val="0"/>
+          <w:sz w:val="24"/>
+          <w:szCs w:val="24"/>
+        </w:rPr>
+        <w:t>.</w:t>
+      </w:r>
     </w:p>
     <w:p>
       <w:pPr>
         <w:pStyle w:val="Heading1"/>
-        <w:ind w:left="0"/>
-        <w:rPr>
-          <w:sz w:val="40"/>
-          <w:szCs w:val="40"/>
+        <w:spacing w:line="360" w:lineRule="auto"/>
+        <w:ind w:left="360"/>
+        <w:jc w:val="both"/>
+        <w:rPr>
+          <w:b w:val="0"/>
+          <w:bCs w:val="0"/>
+          <w:sz w:val="24"/>
+          <w:szCs w:val="24"/>
         </w:rPr>
       </w:pPr>
     </w:p>
     <w:p>
       <w:pPr>
         <w:pStyle w:val="Heading1"/>
-        <w:ind w:left="0"/>
-        <w:rPr>
-          <w:sz w:val="40"/>
-          <w:szCs w:val="40"/>
+        <w:spacing w:line="360" w:lineRule="auto"/>
+        <w:ind w:left="360"/>
+        <w:jc w:val="both"/>
+        <w:rPr>
+          <w:b w:val="0"/>
+          <w:bCs w:val="0"/>
+          <w:sz w:val="24"/>
+          <w:szCs w:val="24"/>
         </w:rPr>
       </w:pPr>
     </w:p>
     <w:p>
       <w:pPr>
         <w:pStyle w:val="Heading1"/>
-        <w:ind w:left="0"/>
-        <w:rPr>
-          <w:sz w:val="40"/>
-          <w:szCs w:val="40"/>
+        <w:spacing w:line="360" w:lineRule="auto"/>
+        <w:ind w:left="360"/>
+        <w:jc w:val="both"/>
+        <w:rPr>
+          <w:b w:val="0"/>
+          <w:bCs w:val="0"/>
+          <w:sz w:val="24"/>
+          <w:szCs w:val="24"/>
         </w:rPr>
       </w:pPr>
     </w:p>
     <w:p>
       <w:pPr>
         <w:pStyle w:val="Heading1"/>
-        <w:ind w:left="0"/>
-        <w:rPr>
-          <w:sz w:val="40"/>
-          <w:szCs w:val="40"/>
+        <w:spacing w:line="360" w:lineRule="auto"/>
+        <w:ind w:left="360"/>
+        <w:jc w:val="both"/>
+        <w:rPr>
+          <w:b w:val="0"/>
+          <w:bCs w:val="0"/>
+          <w:sz w:val="24"/>
+          <w:szCs w:val="24"/>
         </w:rPr>
       </w:pPr>
     </w:p>
     <w:p>
       <w:pPr>
         <w:pStyle w:val="Heading1"/>
-        <w:ind w:left="0"/>
-        <w:rPr>
-          <w:sz w:val="40"/>
-          <w:szCs w:val="40"/>
+        <w:spacing w:line="360" w:lineRule="auto"/>
+        <w:ind w:left="360"/>
+        <w:jc w:val="both"/>
+        <w:rPr>
+          <w:b w:val="0"/>
+          <w:bCs w:val="0"/>
+          <w:sz w:val="24"/>
+          <w:szCs w:val="24"/>
         </w:rPr>
       </w:pPr>
     </w:p>
     <w:p>
       <w:pPr>
         <w:pStyle w:val="Heading1"/>
-        <w:ind w:left="0"/>
-        <w:rPr>
-          <w:sz w:val="40"/>
-          <w:szCs w:val="40"/>
+        <w:spacing w:line="360" w:lineRule="auto"/>
+        <w:ind w:left="360"/>
+        <w:jc w:val="both"/>
+        <w:rPr>
+          <w:b w:val="0"/>
+          <w:bCs w:val="0"/>
+          <w:sz w:val="24"/>
+          <w:szCs w:val="24"/>
         </w:rPr>
       </w:pPr>
     </w:p>
     <w:p>
       <w:pPr>
         <w:pStyle w:val="Heading1"/>
-        <w:ind w:left="0"/>
-        <w:rPr>
-          <w:sz w:val="40"/>
-          <w:szCs w:val="40"/>
+        <w:spacing w:line="360" w:lineRule="auto"/>
+        <w:ind w:left="360"/>
+        <w:jc w:val="both"/>
+        <w:rPr>
+          <w:b w:val="0"/>
+          <w:bCs w:val="0"/>
+          <w:sz w:val="24"/>
+          <w:szCs w:val="24"/>
         </w:rPr>
       </w:pPr>
     </w:p>
     <w:p>
       <w:pPr>
         <w:pStyle w:val="Heading1"/>
-        <w:ind w:left="0"/>
-        <w:rPr>
-          <w:sz w:val="40"/>
-          <w:szCs w:val="40"/>
+        <w:spacing w:line="360" w:lineRule="auto"/>
+        <w:ind w:left="360"/>
+        <w:jc w:val="both"/>
+        <w:rPr>
+          <w:b w:val="0"/>
+          <w:bCs w:val="0"/>
+          <w:sz w:val="24"/>
+          <w:szCs w:val="24"/>
         </w:rPr>
       </w:pPr>
     </w:p>
     <w:p>
       <w:pPr>
         <w:pStyle w:val="Heading1"/>
-        <w:ind w:left="0"/>
-        <w:rPr>
-          <w:sz w:val="40"/>
-          <w:szCs w:val="40"/>
+        <w:spacing w:line="360" w:lineRule="auto"/>
+        <w:ind w:left="360"/>
+        <w:jc w:val="both"/>
+        <w:rPr>
+          <w:b w:val="0"/>
+          <w:bCs w:val="0"/>
+          <w:sz w:val="24"/>
+          <w:szCs w:val="24"/>
         </w:rPr>
       </w:pPr>
     </w:p>
     <w:p>
       <w:pPr>
         <w:pStyle w:val="Heading1"/>
-        <w:ind w:left="0"/>
-        <w:rPr>
-          <w:sz w:val="40"/>
-          <w:szCs w:val="40"/>
+        <w:spacing w:line="360" w:lineRule="auto"/>
+        <w:ind w:left="360"/>
+        <w:jc w:val="both"/>
+        <w:rPr>
+          <w:b w:val="0"/>
+          <w:bCs w:val="0"/>
+          <w:sz w:val="24"/>
+          <w:szCs w:val="24"/>
         </w:rPr>
       </w:pPr>
     </w:p>
     <w:p>
       <w:pPr>
         <w:pStyle w:val="Heading1"/>
-        <w:ind w:left="0"/>
-        <w:rPr>
-          <w:sz w:val="40"/>
-          <w:szCs w:val="40"/>
+        <w:spacing w:line="360" w:lineRule="auto"/>
+        <w:ind w:left="360"/>
+        <w:jc w:val="both"/>
+        <w:rPr>
+          <w:b w:val="0"/>
+          <w:bCs w:val="0"/>
+          <w:sz w:val="24"/>
+          <w:szCs w:val="24"/>
         </w:rPr>
       </w:pPr>
     </w:p>
     <w:p>
       <w:pPr>
         <w:pStyle w:val="Heading1"/>
-        <w:ind w:left="0"/>
-        <w:rPr>
-          <w:sz w:val="40"/>
-          <w:szCs w:val="40"/>
+        <w:spacing w:line="360" w:lineRule="auto"/>
+        <w:ind w:left="360"/>
+        <w:jc w:val="both"/>
+        <w:rPr>
+          <w:b w:val="0"/>
+          <w:bCs w:val="0"/>
+          <w:sz w:val="24"/>
+          <w:szCs w:val="24"/>
         </w:rPr>
       </w:pPr>
     </w:p>
     <w:p>
       <w:pPr>
         <w:pStyle w:val="Heading1"/>
-        <w:ind w:left="0"/>
-        <w:rPr>
-          <w:sz w:val="40"/>
-          <w:szCs w:val="40"/>
+        <w:spacing w:line="360" w:lineRule="auto"/>
+        <w:ind w:left="360"/>
+        <w:jc w:val="both"/>
+        <w:rPr>
+          <w:b w:val="0"/>
+          <w:bCs w:val="0"/>
+          <w:sz w:val="24"/>
+          <w:szCs w:val="24"/>
         </w:rPr>
       </w:pPr>
     </w:p>
     <w:p>
       <w:pPr>
         <w:pStyle w:val="Heading1"/>
-        <w:ind w:left="0"/>
-        <w:rPr>
-          <w:sz w:val="40"/>
-          <w:szCs w:val="40"/>
+        <w:spacing w:line="360" w:lineRule="auto"/>
+        <w:ind w:left="360"/>
+        <w:jc w:val="both"/>
+        <w:rPr>
+          <w:b w:val="0"/>
+          <w:bCs w:val="0"/>
+          <w:sz w:val="24"/>
+          <w:szCs w:val="24"/>
+        </w:rPr>
+      </w:pPr>
+    </w:p>
+    <w:p>
+      <w:pPr>
+        <w:pStyle w:val="Heading1"/>
+        <w:spacing w:line="360" w:lineRule="auto"/>
+        <w:ind w:left="360"/>
+        <w:jc w:val="both"/>
+        <w:rPr>
+          <w:b w:val="0"/>
+          <w:bCs w:val="0"/>
+          <w:sz w:val="24"/>
+          <w:szCs w:val="24"/>
+        </w:rPr>
+      </w:pPr>
+    </w:p>
+    <w:p>
+      <w:pPr>
+        <w:pStyle w:val="Heading1"/>
+        <w:spacing w:line="360" w:lineRule="auto"/>
+        <w:ind w:left="360"/>
+        <w:jc w:val="both"/>
+        <w:rPr>
+          <w:b w:val="0"/>
+          <w:bCs w:val="0"/>
+          <w:sz w:val="24"/>
+          <w:szCs w:val="24"/>
+        </w:rPr>
+      </w:pPr>
+    </w:p>
+    <w:p>
+      <w:pPr>
+        <w:pStyle w:val="Heading1"/>
+        <w:spacing w:line="360" w:lineRule="auto"/>
+        <w:ind w:left="360"/>
+        <w:jc w:val="both"/>
+        <w:rPr>
+          <w:b w:val="0"/>
+          <w:bCs w:val="0"/>
+          <w:sz w:val="24"/>
+          <w:szCs w:val="24"/>
+        </w:rPr>
+      </w:pPr>
+    </w:p>
+    <w:p>
+      <w:pPr>
+        <w:pStyle w:val="Heading1"/>
+        <w:spacing w:line="360" w:lineRule="auto"/>
+        <w:ind w:left="360"/>
+        <w:jc w:val="both"/>
+        <w:rPr>
+          <w:b w:val="0"/>
+          <w:bCs w:val="0"/>
+          <w:sz w:val="24"/>
+          <w:szCs w:val="24"/>
+        </w:rPr>
+      </w:pPr>
+    </w:p>
+    <w:p>
+      <w:pPr>
+        <w:pStyle w:val="Heading1"/>
+        <w:spacing w:line="360" w:lineRule="auto"/>
+        <w:ind w:left="360"/>
+        <w:jc w:val="both"/>
+        <w:rPr>
+          <w:b w:val="0"/>
+          <w:bCs w:val="0"/>
+          <w:sz w:val="24"/>
+          <w:szCs w:val="24"/>
+        </w:rPr>
+      </w:pPr>
+    </w:p>
+    <w:p>
+      <w:pPr>
+        <w:pStyle w:val="Heading1"/>
+        <w:spacing w:line="360" w:lineRule="auto"/>
+        <w:ind w:left="360"/>
+        <w:jc w:val="both"/>
+        <w:rPr>
+          <w:b w:val="0"/>
+          <w:bCs w:val="0"/>
+          <w:sz w:val="24"/>
+          <w:szCs w:val="24"/>
+        </w:rPr>
+      </w:pPr>
+    </w:p>
+    <w:p>
+      <w:pPr>
+        <w:pStyle w:val="Heading1"/>
+        <w:spacing w:line="360" w:lineRule="auto"/>
+        <w:ind w:left="360"/>
+        <w:jc w:val="both"/>
+        <w:rPr>
+          <w:b w:val="0"/>
+          <w:bCs w:val="0"/>
+          <w:sz w:val="24"/>
+          <w:szCs w:val="24"/>
+        </w:rPr>
+      </w:pPr>
+    </w:p>
+    <w:p>
+      <w:pPr>
+        <w:pStyle w:val="Heading1"/>
+        <w:spacing w:line="360" w:lineRule="auto"/>
+        <w:ind w:left="360"/>
+        <w:jc w:val="both"/>
+        <w:rPr>
+          <w:b w:val="0"/>
+          <w:bCs w:val="0"/>
+          <w:sz w:val="24"/>
+          <w:szCs w:val="24"/>
         </w:rPr>
       </w:pPr>
     </w:p>
@@ -16424,19 +20736,9 @@
           <w:sz w:val="28"/>
           <w:szCs w:val="28"/>
         </w:rPr>
-        <w:t>Standards and Compliance (ISO/IEEE / Software Engineering / AI Model Standards / Cyber Security Frameworks)</w:t>
+        <w:t>Standards and Compliance</w:t>
       </w:r>
       <w:bookmarkEnd w:id="95"/>
-    </w:p>
-    <w:p>
-      <w:pPr>
-        <w:pStyle w:val="Heading1"/>
-        <w:ind w:left="360"/>
-        <w:rPr>
-          <w:sz w:val="28"/>
-          <w:szCs w:val="28"/>
-        </w:rPr>
-      </w:pPr>
     </w:p>
     <w:p>
       <w:pPr>
@@ -16460,7 +20762,47 @@
           <w:sz w:val="24"/>
           <w:szCs w:val="24"/>
         </w:rPr>
-        <w:t>Write this section as a paragraph that explains the relevant standards and frameworks applicable to your research. Identify recognized standards (e.g., ISO, IEEE, software engineering practices, AI model guidelines, or cybersecurity frameworks) and describe how your system or model aligns with them. Emphasize compliance, best practices, and any limitations in adhering to these standards. Avoid listing standards without explaining their relevance.</w:t>
+        <w:t xml:space="preserve">Development of </w:t>
+      </w:r>
+      <w:proofErr w:type="spellStart"/>
+      <w:r>
+        <w:rPr>
+          <w:b w:val="0"/>
+          <w:bCs w:val="0"/>
+          <w:sz w:val="24"/>
+          <w:szCs w:val="24"/>
+        </w:rPr>
+        <w:t>BanglaCXR</w:t>
+      </w:r>
+      <w:proofErr w:type="spellEnd"/>
+      <w:r>
+        <w:rPr>
+          <w:b w:val="0"/>
+          <w:bCs w:val="0"/>
+          <w:sz w:val="24"/>
+          <w:szCs w:val="24"/>
+        </w:rPr>
+        <w:t xml:space="preserve"> followed the following known principles from the relevant standards bodies and AI ethics frameworks that are applicable to AI medical systems. A software engineering point of view, the implementation is designed and reproducible according to the IEEE guidelines for scientific software, that is, fixed random seeds (all dataset splits used with seed 42), version pinned library dependencies, notebook structure (allows the full evaluation to be independently reproduced by others) and saved model checkpoints. AI and machine learning side, the system's design follows the principles of the recent NIST AI RMF (Risk Management Framework) for trustworthy AI, such as transparency of AI system architecture and training process, measurable performance against a range of evaluation metrics, and documented failures. The training and evaluation </w:t>
+      </w:r>
+      <w:proofErr w:type="gramStart"/>
+      <w:r>
+        <w:rPr>
+          <w:b w:val="0"/>
+          <w:bCs w:val="0"/>
+          <w:sz w:val="24"/>
+          <w:szCs w:val="24"/>
+        </w:rPr>
+        <w:t>is</w:t>
+      </w:r>
+      <w:proofErr w:type="gramEnd"/>
+      <w:r>
+        <w:rPr>
+          <w:b w:val="0"/>
+          <w:bCs w:val="0"/>
+          <w:sz w:val="24"/>
+          <w:szCs w:val="24"/>
+        </w:rPr>
+        <w:t xml:space="preserve"> based on an existing public benchmark dataset (IU X-ray) instead of private clinical data, which is in line with open science practices and external validation. Meta's NLLB-200, a model designed specifically for low-resource languages, is based on the principles of responsible AI, is translated with this pipeline, and is developed by Meta AI Research. The system is not yet compliant with clinical device regulations like the FDA's Medical Device Software (SaMD) guidelines, or the EU Medical Device Regulation (MDR); it has not been clinically validated in a health care environment; not been prospectively evaluated by patients' outcomes; and has not included the clinical deployment audit trail mechanisms that are required. Any attempt to bring this to actual clinical practice would require compliance with these regulations.</w:t>
       </w:r>
       <w:bookmarkEnd w:id="96"/>
       <w:bookmarkEnd w:id="97"/>
@@ -16490,19 +20832,9 @@
           <w:sz w:val="28"/>
           <w:szCs w:val="28"/>
         </w:rPr>
-        <w:t>Sustainability Considerations (Computational Efficiency / Energy Usage in AI-ML-DL / System Scalability)</w:t>
+        <w:t>Sustainability Considerations</w:t>
       </w:r>
       <w:bookmarkEnd w:id="98"/>
-    </w:p>
-    <w:p>
-      <w:pPr>
-        <w:pStyle w:val="Heading1"/>
-        <w:ind w:left="360"/>
-        <w:rPr>
-          <w:sz w:val="28"/>
-          <w:szCs w:val="28"/>
-        </w:rPr>
-      </w:pPr>
     </w:p>
     <w:p>
       <w:pPr>
@@ -16519,14 +20851,95 @@
       </w:pPr>
       <w:bookmarkStart w:id="99" w:name="_Toc226031596"/>
       <w:bookmarkStart w:id="100" w:name="_Toc226033400"/>
-      <w:r>
-        <w:rPr>
-          <w:b w:val="0"/>
-          <w:bCs w:val="0"/>
-          <w:sz w:val="24"/>
-          <w:szCs w:val="24"/>
-        </w:rPr>
-        <w:t>Develop this section as a paragraph that discusses the sustainability aspects of your proposed solution. Explain how the system impacts computational resources, energy consumption, and scalability. Highlight whether the approach is efficient and environmentally responsible. Consider long-term usability and the ability of the system to scale with increased demand.</w:t>
+      <w:proofErr w:type="spellStart"/>
+      <w:r>
+        <w:rPr>
+          <w:b w:val="0"/>
+          <w:bCs w:val="0"/>
+          <w:sz w:val="24"/>
+          <w:szCs w:val="24"/>
+        </w:rPr>
+        <w:t>BanglaCXR</w:t>
+      </w:r>
+      <w:proofErr w:type="spellEnd"/>
+      <w:r>
+        <w:rPr>
+          <w:b w:val="0"/>
+          <w:bCs w:val="0"/>
+          <w:sz w:val="24"/>
+          <w:szCs w:val="24"/>
+        </w:rPr>
+        <w:t xml:space="preserve"> is engineered not only to be efficient, but also to be efficient as a goal, given the context of real-world deployment in resource-limited hospitals in Bangladesh. Adopted 4-bit NF4 quantization on Phi-3.5 Mini saves ~8GB of VRAM used for a full-precision inference, to ~3.15GB during the generation of a report, enabling it to be run on a single consumer-grade laptop GPU without cloud compute. Training a </w:t>
+      </w:r>
+      <w:proofErr w:type="spellStart"/>
+      <w:r>
+        <w:rPr>
+          <w:b w:val="0"/>
+          <w:bCs w:val="0"/>
+          <w:sz w:val="24"/>
+          <w:szCs w:val="24"/>
+        </w:rPr>
+        <w:t>LoRA</w:t>
+      </w:r>
+      <w:proofErr w:type="spellEnd"/>
+      <w:r>
+        <w:rPr>
+          <w:b w:val="0"/>
+          <w:bCs w:val="0"/>
+          <w:sz w:val="24"/>
+          <w:szCs w:val="24"/>
+        </w:rPr>
+        <w:t xml:space="preserve"> fine-tuned model only requires updating 1.30% of the total model parameters, significantly lowering the amount of </w:t>
+      </w:r>
+      <w:proofErr w:type="gramStart"/>
+      <w:r>
+        <w:rPr>
+          <w:b w:val="0"/>
+          <w:bCs w:val="0"/>
+          <w:sz w:val="24"/>
+          <w:szCs w:val="24"/>
+        </w:rPr>
+        <w:t>compute</w:t>
+      </w:r>
+      <w:proofErr w:type="gramEnd"/>
+      <w:r>
+        <w:rPr>
+          <w:b w:val="0"/>
+          <w:bCs w:val="0"/>
+          <w:sz w:val="24"/>
+          <w:szCs w:val="24"/>
+        </w:rPr>
+        <w:t xml:space="preserve"> needed to train the model, as well as the storage space required for the trained model, compared with fine-tuning the entire model. Distilled 600M parameter </w:t>
+      </w:r>
+      <w:r>
+        <w:rPr>
+          <w:b w:val="0"/>
+          <w:bCs w:val="0"/>
+          <w:sz w:val="24"/>
+          <w:szCs w:val="24"/>
+        </w:rPr>
+        <w:lastRenderedPageBreak/>
+        <w:t xml:space="preserve">variant was chosen over the larger 1.3B and 3.3B variants for NLLB-200 to reduce the VRAM usage for stage 2, while the float16 precision brings the VRAM down to about 1.23 GB. This entire 2 stage inference pipeline is deployed on 8.5GB VRAM of test hardware, eliminating the need for cloud resources, extra GPUs or specialized accelerators. Energy-wise, the training process consumed about 25 effective epochs per laptop GPU for several hours, and the deployments would only require energy at inference time; much less demanding than training a large model. Scalability to other South Asian languages is provided by the </w:t>
+      </w:r>
+      <w:proofErr w:type="gramStart"/>
+      <w:r>
+        <w:rPr>
+          <w:b w:val="0"/>
+          <w:bCs w:val="0"/>
+          <w:sz w:val="24"/>
+          <w:szCs w:val="24"/>
+        </w:rPr>
+        <w:t>two stage</w:t>
+      </w:r>
+      <w:proofErr w:type="gramEnd"/>
+      <w:r>
+        <w:rPr>
+          <w:b w:val="0"/>
+          <w:bCs w:val="0"/>
+          <w:sz w:val="24"/>
+          <w:szCs w:val="24"/>
+        </w:rPr>
+        <w:t xml:space="preserve"> architecture: To add a new language target, just modify the NLLB-200 target language token, without retraining the core vision/language part of the system.</w:t>
       </w:r>
       <w:bookmarkEnd w:id="99"/>
       <w:bookmarkEnd w:id="100"/>
@@ -16556,19 +20969,9 @@
           <w:sz w:val="28"/>
           <w:szCs w:val="28"/>
         </w:rPr>
-        <w:t>Societal Impact (Positive and Negative Impacts of AI/ML/SE/Cyber Systems)</w:t>
+        <w:t>Societal Impact</w:t>
       </w:r>
       <w:bookmarkEnd w:id="101"/>
-    </w:p>
-    <w:p>
-      <w:pPr>
-        <w:pStyle w:val="Heading1"/>
-        <w:ind w:left="360"/>
-        <w:rPr>
-          <w:sz w:val="28"/>
-          <w:szCs w:val="28"/>
-        </w:rPr>
-      </w:pPr>
     </w:p>
     <w:p>
       <w:pPr>
@@ -16592,7 +20995,97 @@
           <w:sz w:val="24"/>
           <w:szCs w:val="24"/>
         </w:rPr>
-        <w:t>Write this section as a balanced paragraph that evaluates the broader impact of your research on society. Clearly describe both the potential benefits and possible negative consequences. Consider how the system may influence users, organizations, or communities. Maintain an objective tone and avoid overly optimistic or biased claims.</w:t>
+        <w:t xml:space="preserve">The societal benefits of </w:t>
+      </w:r>
+      <w:proofErr w:type="spellStart"/>
+      <w:r>
+        <w:rPr>
+          <w:b w:val="0"/>
+          <w:bCs w:val="0"/>
+          <w:sz w:val="24"/>
+          <w:szCs w:val="24"/>
+        </w:rPr>
+        <w:t>BanglaCXR</w:t>
+      </w:r>
+      <w:proofErr w:type="spellEnd"/>
+      <w:r>
+        <w:rPr>
+          <w:b w:val="0"/>
+          <w:bCs w:val="0"/>
+          <w:sz w:val="24"/>
+          <w:szCs w:val="24"/>
+        </w:rPr>
+        <w:t xml:space="preserve"> are most direct when implemented in the context of health care in Bangladesh: With the extreme rarity of radiologists, large groups of the population do not receive any expert interpretation of their chest X-rays. A working reporting system with AI support in Bangla would be an effective pre-screening mechanism for district level GP's, identifying potential abnormalities and </w:t>
+      </w:r>
+      <w:proofErr w:type="spellStart"/>
+      <w:r>
+        <w:rPr>
+          <w:b w:val="0"/>
+          <w:bCs w:val="0"/>
+          <w:sz w:val="24"/>
+          <w:szCs w:val="24"/>
+        </w:rPr>
+        <w:t>prioritising</w:t>
+      </w:r>
+      <w:proofErr w:type="spellEnd"/>
+      <w:r>
+        <w:rPr>
+          <w:b w:val="0"/>
+          <w:bCs w:val="0"/>
+          <w:sz w:val="24"/>
+          <w:szCs w:val="24"/>
+        </w:rPr>
+        <w:t xml:space="preserve"> patients for referral to specialist </w:t>
+      </w:r>
+      <w:proofErr w:type="spellStart"/>
+      <w:r>
+        <w:rPr>
+          <w:b w:val="0"/>
+          <w:bCs w:val="0"/>
+          <w:sz w:val="24"/>
+          <w:szCs w:val="24"/>
+        </w:rPr>
+        <w:t>centres</w:t>
+      </w:r>
+      <w:proofErr w:type="spellEnd"/>
+      <w:r>
+        <w:rPr>
+          <w:b w:val="0"/>
+          <w:bCs w:val="0"/>
+          <w:sz w:val="24"/>
+          <w:szCs w:val="24"/>
+        </w:rPr>
+        <w:t xml:space="preserve">, and delivering a readable initial report in Bangla. This would help minimize diagnostic delay, optimize triage and increase access to radiological skills in remote rural areas. The first release of Bangla radiology NLG benchmark has academic significance for researchers who are interested in medical AI for South Asian languages, and the proof-of-concept method of using a radiology-specialized vision encoder in conjunction with a small quantized LLM using a parameter-efficient cross-attention projector offers a template for other low-resource language deployments. But the possible downsides should be taken on as seriously, however. The system identifies reports with a clinical micro-F1 of 0.5897 on twelve pathological labels, which indicates that the current generation quality is not adequate for clinical decision making for rare findings like fracture, nodule, edema, etc. without expert supervision. If the system is deployed without this disclaimer, especially in environments with under-resourced health care practitioners who might blindly take the input from an AI without critically evaluating it, this would result in misdiagnosis and eventual patient harm. The model is also subject to demographic and imaging biases that may apply to the IU X-ray dataset which has been gathered at an American academic medical </w:t>
+      </w:r>
+      <w:proofErr w:type="spellStart"/>
+      <w:r>
+        <w:rPr>
+          <w:b w:val="0"/>
+          <w:bCs w:val="0"/>
+          <w:sz w:val="24"/>
+          <w:szCs w:val="24"/>
+        </w:rPr>
+        <w:t>centre</w:t>
+      </w:r>
+      <w:proofErr w:type="spellEnd"/>
+      <w:r>
+        <w:rPr>
+          <w:b w:val="0"/>
+          <w:bCs w:val="0"/>
+          <w:sz w:val="24"/>
+          <w:szCs w:val="24"/>
+        </w:rPr>
+        <w:t xml:space="preserve">, which may not be representative of the distribution of pathologies, imaging equipment quality, or demographics of a Bangladeshi hospital. These </w:t>
+      </w:r>
+      <w:r>
+        <w:rPr>
+          <w:b w:val="0"/>
+          <w:bCs w:val="0"/>
+          <w:sz w:val="24"/>
+          <w:szCs w:val="24"/>
+        </w:rPr>
+        <w:lastRenderedPageBreak/>
+        <w:t>risks are not against development, but against the wrong development that takes place too early without proper validation.</w:t>
       </w:r>
       <w:bookmarkEnd w:id="102"/>
       <w:bookmarkEnd w:id="103"/>
@@ -16622,19 +21115,9 @@
           <w:sz w:val="28"/>
           <w:szCs w:val="28"/>
         </w:rPr>
-        <w:t>Ethical Considerations (Bias/Fairness in AI / Data Privacy / Responsible Software Use / Cyber Ethics)</w:t>
+        <w:t>Ethical Considerations</w:t>
       </w:r>
       <w:bookmarkEnd w:id="104"/>
-    </w:p>
-    <w:p>
-      <w:pPr>
-        <w:pStyle w:val="Heading1"/>
-        <w:ind w:left="360"/>
-        <w:rPr>
-          <w:sz w:val="28"/>
-          <w:szCs w:val="28"/>
-        </w:rPr>
-      </w:pPr>
     </w:p>
     <w:p>
       <w:pPr>
@@ -16658,17 +21141,127 @@
           <w:sz w:val="24"/>
           <w:szCs w:val="24"/>
         </w:rPr>
-        <w:t xml:space="preserve">Present this section as a paragraph that addresses ethical issues related to your research. Discuss concerns such as bias, fairness, data privacy, responsible use, and ethical implications of the system. Explain how these issues are handled or mitigated in your </w:t>
-      </w:r>
-      <w:r>
-        <w:rPr>
-          <w:b w:val="0"/>
-          <w:bCs w:val="0"/>
-          <w:sz w:val="24"/>
-          <w:szCs w:val="24"/>
-        </w:rPr>
-        <w:lastRenderedPageBreak/>
-        <w:t>approach. Ensure that the discussion is relevant, realistic, and aligned with the nature of your research.</w:t>
+        <w:t xml:space="preserve">There are </w:t>
+      </w:r>
+      <w:proofErr w:type="gramStart"/>
+      <w:r>
+        <w:rPr>
+          <w:b w:val="0"/>
+          <w:bCs w:val="0"/>
+          <w:sz w:val="24"/>
+          <w:szCs w:val="24"/>
+        </w:rPr>
+        <w:t>a number of</w:t>
+      </w:r>
+      <w:proofErr w:type="gramEnd"/>
+      <w:r>
+        <w:rPr>
+          <w:b w:val="0"/>
+          <w:bCs w:val="0"/>
+          <w:sz w:val="24"/>
+          <w:szCs w:val="24"/>
+        </w:rPr>
+        <w:t xml:space="preserve"> ethical considerations in this study. The first one is about bias and fairness of the training data. The IU X-ray dataset consists of data from a single academic hospital in the US, so it is specific to the quality of the equipment, patient population, clinical protocols, and reporting of that hospital. This brings in the bias at the population level: the model can be expected to perform differently with chest X-rays of Bangladeshi patients, as well as with differences in disease prevalence patterns (such as the prevalence of tuberculosis, which is significantly higher in Bangladesh than in the IU dataset) and imaging equipment properties (which can be different for Bangladeshi patients) and clinical documentation conventions; all these factors can result in a different disease burden pattern. The other issue is clinical safety. The system is designed for research purposes and for preliminary reporting only and should not </w:t>
+      </w:r>
+      <w:proofErr w:type="gramStart"/>
+      <w:r>
+        <w:rPr>
+          <w:b w:val="0"/>
+          <w:bCs w:val="0"/>
+          <w:sz w:val="24"/>
+          <w:szCs w:val="24"/>
+        </w:rPr>
+        <w:t>substitute</w:t>
+      </w:r>
+      <w:proofErr w:type="gramEnd"/>
+      <w:r>
+        <w:rPr>
+          <w:b w:val="0"/>
+          <w:bCs w:val="0"/>
+          <w:sz w:val="24"/>
+          <w:szCs w:val="24"/>
+        </w:rPr>
+        <w:t xml:space="preserve"> for experienced radiologists. All output must be considered a preliminary product and subject to expert verification and the thesis documentation and communication of any deployments should explicitly and prominently state this fact. The third concern is </w:t>
+      </w:r>
+      <w:proofErr w:type="gramStart"/>
+      <w:r>
+        <w:rPr>
+          <w:b w:val="0"/>
+          <w:bCs w:val="0"/>
+          <w:sz w:val="24"/>
+          <w:szCs w:val="24"/>
+        </w:rPr>
+        <w:t>with regard to</w:t>
+      </w:r>
+      <w:proofErr w:type="gramEnd"/>
+      <w:r>
+        <w:rPr>
+          <w:b w:val="0"/>
+          <w:bCs w:val="0"/>
+          <w:sz w:val="24"/>
+          <w:szCs w:val="24"/>
+        </w:rPr>
+        <w:t xml:space="preserve"> the Bangla translation specifically: errors in clinical translation can impact patient care due to misinterpretation of a report by a clinician based on an incorrect Bangla translation of a finding. This risk is partially reduced by the medical glossary post-processing applied in implementing, but it cannot be </w:t>
+      </w:r>
+      <w:proofErr w:type="gramStart"/>
+      <w:r>
+        <w:rPr>
+          <w:b w:val="0"/>
+          <w:bCs w:val="0"/>
+          <w:sz w:val="24"/>
+          <w:szCs w:val="24"/>
+        </w:rPr>
+        <w:t>completely eliminated</w:t>
+      </w:r>
+      <w:proofErr w:type="gramEnd"/>
+      <w:r>
+        <w:rPr>
+          <w:b w:val="0"/>
+          <w:bCs w:val="0"/>
+          <w:sz w:val="24"/>
+          <w:szCs w:val="24"/>
+        </w:rPr>
+        <w:t>. The fourth concern is that of data privacy, where no patient identifiable data is utilized in this research, and no new patient data was gathered, but the IU X-ray dataset is a fully anonymized and de-identified public release (</w:t>
+      </w:r>
+      <w:proofErr w:type="spellStart"/>
+      <w:r>
+        <w:rPr>
+          <w:b w:val="0"/>
+          <w:bCs w:val="0"/>
+          <w:sz w:val="24"/>
+          <w:szCs w:val="24"/>
+        </w:rPr>
+        <w:t>Demner-Fushman</w:t>
+      </w:r>
+      <w:proofErr w:type="spellEnd"/>
+      <w:r>
+        <w:rPr>
+          <w:b w:val="0"/>
+          <w:bCs w:val="0"/>
+          <w:sz w:val="24"/>
+          <w:szCs w:val="24"/>
+        </w:rPr>
+        <w:t xml:space="preserve"> et al., 2016). No data </w:t>
+      </w:r>
+      <w:proofErr w:type="gramStart"/>
+      <w:r>
+        <w:rPr>
+          <w:b w:val="0"/>
+          <w:bCs w:val="0"/>
+          <w:sz w:val="24"/>
+          <w:szCs w:val="24"/>
+        </w:rPr>
+        <w:t>were</w:t>
+      </w:r>
+      <w:proofErr w:type="gramEnd"/>
+      <w:r>
+        <w:rPr>
+          <w:b w:val="0"/>
+          <w:bCs w:val="0"/>
+          <w:sz w:val="24"/>
+          <w:szCs w:val="24"/>
+        </w:rPr>
+        <w:t xml:space="preserve"> sent to external servers for model training and/or evaluation.</w:t>
       </w:r>
       <w:bookmarkEnd w:id="105"/>
       <w:bookmarkEnd w:id="106"/>
@@ -16698,19 +21291,9 @@
           <w:sz w:val="28"/>
           <w:szCs w:val="28"/>
         </w:rPr>
-        <w:t>Security and Privacy Considerations (Data Protection / System Vulnerabilities / Cyber Threat Risks / Secure Design Principles)</w:t>
+        <w:t>Security and Privacy Considerations</w:t>
       </w:r>
       <w:bookmarkEnd w:id="107"/>
-    </w:p>
-    <w:p>
-      <w:pPr>
-        <w:pStyle w:val="Heading1"/>
-        <w:ind w:left="360"/>
-        <w:rPr>
-          <w:sz w:val="28"/>
-          <w:szCs w:val="28"/>
-        </w:rPr>
-      </w:pPr>
     </w:p>
     <w:p>
       <w:pPr>
@@ -16734,7 +21317,100 @@
           <w:sz w:val="24"/>
           <w:szCs w:val="24"/>
         </w:rPr>
-        <w:t>Write this section as a paragraph that focuses on security and privacy aspects. Identify potential risks such as data breaches, system vulnerabilities, or cyber threats. Explain the measures taken to ensure data protection and secure system design. Ensure that the discussion is practical and aligned with your implementation.</w:t>
+        <w:t xml:space="preserve">The privacy risk during the development and evaluation of </w:t>
+      </w:r>
+      <w:proofErr w:type="spellStart"/>
+      <w:r>
+        <w:rPr>
+          <w:b w:val="0"/>
+          <w:bCs w:val="0"/>
+          <w:sz w:val="24"/>
+          <w:szCs w:val="24"/>
+        </w:rPr>
+        <w:t>BanglaCXR</w:t>
+      </w:r>
+      <w:proofErr w:type="spellEnd"/>
+      <w:r>
+        <w:rPr>
+          <w:b w:val="0"/>
+          <w:bCs w:val="0"/>
+          <w:sz w:val="24"/>
+          <w:szCs w:val="24"/>
+        </w:rPr>
+        <w:t xml:space="preserve"> is kept to a minimum because it was done entirely on a local machine and on an already de-identified set of data from the public domain. The personally identifiable information from the IU X-ray data set has been removed and the data was acquired from the Indiana University under institutional review board guidelines. No patient information was sent to any cloud services, sent via API, or sent over networks during development or testing. The model weights saved at the checkpoints are not associated with any patient, but rather they are </w:t>
+      </w:r>
+      <w:r>
+        <w:rPr>
+          <w:b w:val="0"/>
+          <w:bCs w:val="0"/>
+          <w:sz w:val="24"/>
+          <w:szCs w:val="24"/>
+        </w:rPr>
+        <w:lastRenderedPageBreak/>
+        <w:t xml:space="preserve">parameters learned from the pooled training corpus. If the system were to be used in the clinic, there would have to be some security and privacy concerns that would have to be addressed. Chest X-Ray images and reports created for patients would be considered sensitive health information under the applicable privacy laws such as Digital Security Act in Bangladesh and international laws like HIPAA and GDPR. The resulting system would need the security features of encrypted storage for input images and generated reports, user access controls (based on user roles) that would limit the viewing rights of reports to qualified clinical staff, audit logging of all </w:t>
+      </w:r>
+      <w:proofErr w:type="gramStart"/>
+      <w:r>
+        <w:rPr>
+          <w:b w:val="0"/>
+          <w:bCs w:val="0"/>
+          <w:sz w:val="24"/>
+          <w:szCs w:val="24"/>
+        </w:rPr>
+        <w:t>model</w:t>
+      </w:r>
+      <w:proofErr w:type="gramEnd"/>
+      <w:r>
+        <w:rPr>
+          <w:b w:val="0"/>
+          <w:bCs w:val="0"/>
+          <w:sz w:val="24"/>
+          <w:szCs w:val="24"/>
+        </w:rPr>
+        <w:t xml:space="preserve"> calls for accountability and a data retention policy that would determine the length of time any images and reports should be kept before they are deleted. This </w:t>
+      </w:r>
+      <w:proofErr w:type="gramStart"/>
+      <w:r>
+        <w:rPr>
+          <w:b w:val="0"/>
+          <w:bCs w:val="0"/>
+          <w:sz w:val="24"/>
+          <w:szCs w:val="24"/>
+        </w:rPr>
+        <w:t>offline-first</w:t>
+      </w:r>
+      <w:proofErr w:type="gramEnd"/>
+      <w:r>
+        <w:rPr>
+          <w:b w:val="0"/>
+          <w:bCs w:val="0"/>
+          <w:sz w:val="24"/>
+          <w:szCs w:val="24"/>
+        </w:rPr>
+        <w:t xml:space="preserve"> system, which does not need an internet connection when inferring, is a good security feature because it reduces the risk of attacks through network transmission of data.</w:t>
+      </w:r>
+    </w:p>
+    <w:p>
+      <w:pPr>
+        <w:pStyle w:val="Heading1"/>
+        <w:spacing w:line="360" w:lineRule="auto"/>
+        <w:ind w:left="360"/>
+        <w:jc w:val="both"/>
+        <w:rPr>
+          <w:b w:val="0"/>
+          <w:bCs w:val="0"/>
+          <w:sz w:val="24"/>
+          <w:szCs w:val="24"/>
+        </w:rPr>
+      </w:pPr>
+      <w:r>
+        <w:rPr>
+          <w:b w:val="0"/>
+          <w:bCs w:val="0"/>
+          <w:sz w:val="24"/>
+          <w:szCs w:val="24"/>
+        </w:rPr>
+        <w:t>implementation.</w:t>
       </w:r>
       <w:bookmarkEnd w:id="108"/>
       <w:bookmarkEnd w:id="109"/>
@@ -16780,38 +21456,7 @@
         </w:rPr>
         <w:t xml:space="preserve">omponent Constraints </w:t>
       </w:r>
-      <w:r>
-        <w:rPr>
-          <w:sz w:val="28"/>
-          <w:szCs w:val="28"/>
-        </w:rPr>
-        <w:t xml:space="preserve">(System Architecture / </w:t>
-      </w:r>
-      <w:r>
-        <w:rPr>
-          <w:sz w:val="28"/>
-          <w:szCs w:val="28"/>
-        </w:rPr>
-        <w:t>Hardware</w:t>
-      </w:r>
-      <w:r>
-        <w:rPr>
-          <w:sz w:val="28"/>
-          <w:szCs w:val="28"/>
-        </w:rPr>
-        <w:t xml:space="preserve"> / Software Design Limitations)</w:t>
-      </w:r>
       <w:bookmarkEnd w:id="110"/>
-    </w:p>
-    <w:p>
-      <w:pPr>
-        <w:pStyle w:val="Heading1"/>
-        <w:ind w:left="360"/>
-        <w:rPr>
-          <w:sz w:val="28"/>
-          <w:szCs w:val="28"/>
-        </w:rPr>
-      </w:pPr>
     </w:p>
     <w:p>
       <w:pPr>
@@ -16826,46 +21471,109 @@
           <w:szCs w:val="24"/>
         </w:rPr>
       </w:pPr>
-      <w:bookmarkStart w:id="111" w:name="_Toc226031608"/>
-      <w:bookmarkStart w:id="112" w:name="_Toc226033408"/>
-      <w:r>
-        <w:rPr>
-          <w:b w:val="0"/>
-          <w:bCs w:val="0"/>
-          <w:sz w:val="24"/>
-          <w:szCs w:val="24"/>
-        </w:rPr>
-        <w:t>Write this section as a paragraph describing the limitations related to the overall design of your system or model. Explain constraints such as architectural decisions, design trade-offs, or complexity issues. Ensure that the discussion reflects realistic limitations rather than ideal conditions.</w:t>
+      <w:bookmarkStart w:id="111" w:name="_Toc226031610"/>
+      <w:bookmarkStart w:id="112" w:name="_Toc226033409"/>
+      <w:r>
+        <w:rPr>
+          <w:b w:val="0"/>
+          <w:bCs w:val="0"/>
+          <w:sz w:val="24"/>
+          <w:szCs w:val="24"/>
+        </w:rPr>
+        <w:t xml:space="preserve">The biggest design limitation of </w:t>
+      </w:r>
+      <w:proofErr w:type="spellStart"/>
+      <w:r>
+        <w:rPr>
+          <w:b w:val="0"/>
+          <w:bCs w:val="0"/>
+          <w:sz w:val="24"/>
+          <w:szCs w:val="24"/>
+        </w:rPr>
+        <w:t>BanglaCXR</w:t>
+      </w:r>
+      <w:proofErr w:type="spellEnd"/>
+      <w:r>
+        <w:rPr>
+          <w:b w:val="0"/>
+          <w:bCs w:val="0"/>
+          <w:sz w:val="24"/>
+          <w:szCs w:val="24"/>
+        </w:rPr>
+        <w:t xml:space="preserve"> is the 8 GB VRAM limit due to the hardware available. All key decisions on architecture were forced by this constraint: use of Phi-3.5 Mini (3.8B parameters) instead of a bigger model like LLaMA-3-8B or Phi-3-medium (14B); use of the distilled NLLB-200 (600M) over the larger options; and the use of 32 region queries instead of 64 or 128 in the </w:t>
+      </w:r>
+      <w:proofErr w:type="spellStart"/>
+      <w:r>
+        <w:rPr>
+          <w:b w:val="0"/>
+          <w:bCs w:val="0"/>
+          <w:sz w:val="24"/>
+          <w:szCs w:val="24"/>
+        </w:rPr>
+        <w:t>AnatomyGuidedProjector</w:t>
+      </w:r>
+      <w:proofErr w:type="spellEnd"/>
+      <w:r>
+        <w:rPr>
+          <w:b w:val="0"/>
+          <w:bCs w:val="0"/>
+          <w:sz w:val="24"/>
+          <w:szCs w:val="24"/>
+        </w:rPr>
+        <w:t xml:space="preserve">, which is directly responsible for the length of the visual prefix and thus the prefill memory overhead. The ability to generate reports of length up to 256 tokens (maximum length of 200) for training and generation, respectively, was a related design constraint, chosen to keep memory usage manageable, but which prevents the model from generating very long reports with extensive clinical detail. This is usually not a limiting constraint on the length of the IU X-ray reports, which are usually short, but it would be a constraint on longer reports, like those in the MIMIC-CXR style. The frozen RAD-DINO encoder cannot be further optimized without surpassing VRAM capacity, which means that the visual quality of the feature is set by the pretrained model and cannot be adjusted to different visual features of the training set. In the same way, we need to freeze the base weights of Phi-3.5 Mini, so it only has the </w:t>
+      </w:r>
+      <w:proofErr w:type="spellStart"/>
+      <w:r>
+        <w:rPr>
+          <w:b w:val="0"/>
+          <w:bCs w:val="0"/>
+          <w:sz w:val="24"/>
+          <w:szCs w:val="24"/>
+        </w:rPr>
+        <w:t>LoRA</w:t>
+      </w:r>
+      <w:proofErr w:type="spellEnd"/>
+      <w:r>
+        <w:rPr>
+          <w:b w:val="0"/>
+          <w:bCs w:val="0"/>
+          <w:sz w:val="24"/>
+          <w:szCs w:val="24"/>
+        </w:rPr>
+        <w:t xml:space="preserve"> delta weights that can be adjusted during training, and the projector can also be adjusted. This thus leaves the entire responsibility for cross-modal adaptation to the projector and to the relatively small </w:t>
+      </w:r>
+      <w:proofErr w:type="spellStart"/>
+      <w:r>
+        <w:rPr>
+          <w:b w:val="0"/>
+          <w:bCs w:val="0"/>
+          <w:sz w:val="24"/>
+          <w:szCs w:val="24"/>
+        </w:rPr>
+        <w:t>LoRA</w:t>
+      </w:r>
+      <w:proofErr w:type="spellEnd"/>
+      <w:r>
+        <w:rPr>
+          <w:b w:val="0"/>
+          <w:bCs w:val="0"/>
+          <w:sz w:val="24"/>
+          <w:szCs w:val="24"/>
+        </w:rPr>
+        <w:t xml:space="preserve"> adapters, which is feasible and yet fundamentally constrained from being as scalable as a fully fine-tuned system trained at </w:t>
+      </w:r>
+      <w:r>
+        <w:rPr>
+          <w:b w:val="0"/>
+          <w:bCs w:val="0"/>
+          <w:sz w:val="24"/>
+          <w:szCs w:val="24"/>
+        </w:rPr>
+        <w:lastRenderedPageBreak/>
+        <w:t>scale with larger models and full precision weights.</w:t>
       </w:r>
       <w:bookmarkEnd w:id="111"/>
       <w:bookmarkEnd w:id="112"/>
-    </w:p>
-    <w:p>
-      <w:pPr>
-        <w:pStyle w:val="Heading1"/>
-        <w:spacing w:line="360" w:lineRule="auto"/>
-        <w:ind w:left="360"/>
-        <w:jc w:val="both"/>
-        <w:rPr>
-          <w:b w:val="0"/>
-          <w:bCs w:val="0"/>
-          <w:sz w:val="24"/>
-          <w:szCs w:val="24"/>
-        </w:rPr>
-      </w:pPr>
-      <w:bookmarkStart w:id="113" w:name="_Toc226031610"/>
-      <w:bookmarkStart w:id="114" w:name="_Toc226033409"/>
-      <w:r>
-        <w:rPr>
-          <w:b w:val="0"/>
-          <w:bCs w:val="0"/>
-          <w:sz w:val="24"/>
-          <w:szCs w:val="24"/>
-        </w:rPr>
-        <w:t>Develop this section as a paragraph that explains limitations related to the components used in your system. Discuss restrictions imposed by hardware, software, tools, or frameworks. Clearly explain how these constraints affect system performance or implementation.</w:t>
-      </w:r>
-      <w:bookmarkEnd w:id="113"/>
-      <w:bookmarkEnd w:id="114"/>
     </w:p>
     <w:p>
       <w:pPr>
@@ -16886,7 +21594,7 @@
         </w:rPr>
         <w:t xml:space="preserve"> </w:t>
       </w:r>
-      <w:bookmarkStart w:id="115" w:name="_Toc226033410"/>
+      <w:bookmarkStart w:id="113" w:name="_Toc226033410"/>
       <w:r>
         <w:rPr>
           <w:sz w:val="28"/>
@@ -16906,40 +21614,9 @@
           <w:sz w:val="28"/>
           <w:szCs w:val="28"/>
         </w:rPr>
-        <w:t xml:space="preserve">omputational Constraints </w:t>
-      </w:r>
-      <w:r>
-        <w:rPr>
-          <w:sz w:val="28"/>
-          <w:szCs w:val="28"/>
-        </w:rPr>
-        <w:t xml:space="preserve">(Dataset Availability / </w:t>
-      </w:r>
-      <w:r>
-        <w:rPr>
-          <w:sz w:val="28"/>
-          <w:szCs w:val="28"/>
-        </w:rPr>
-        <w:t xml:space="preserve">Processing Power </w:t>
-      </w:r>
-      <w:r>
-        <w:rPr>
-          <w:sz w:val="28"/>
-          <w:szCs w:val="28"/>
-        </w:rPr>
-        <w:t>/ Imbalance / Privacy Restrictions)</w:t>
-      </w:r>
-      <w:bookmarkEnd w:id="115"/>
-    </w:p>
-    <w:p>
-      <w:pPr>
-        <w:pStyle w:val="Heading1"/>
-        <w:ind w:left="360"/>
-        <w:rPr>
-          <w:sz w:val="28"/>
-          <w:szCs w:val="28"/>
-        </w:rPr>
-      </w:pPr>
+        <w:t>omputational Constraints</w:t>
+      </w:r>
+      <w:bookmarkEnd w:id="113"/>
     </w:p>
     <w:p>
       <w:pPr>
@@ -16948,78 +21625,105 @@
         <w:ind w:left="360"/>
         <w:jc w:val="both"/>
         <w:rPr>
-          <w:sz w:val="28"/>
-          <w:szCs w:val="28"/>
-        </w:rPr>
-      </w:pPr>
-      <w:bookmarkStart w:id="116" w:name="_Toc226031612"/>
-      <w:bookmarkStart w:id="117" w:name="_Toc226033411"/>
-      <w:r>
-        <w:rPr>
-          <w:b w:val="0"/>
-          <w:bCs w:val="0"/>
-          <w:sz w:val="24"/>
-          <w:szCs w:val="24"/>
-        </w:rPr>
-        <w:t>Write this section as a paragraph that focuses on limitations related to data. Discuss issues such as insufficient data, poor data quality, imbalance, or privacy restrictions. Explain how these challenges impact the reliability or accuracy of your results.</w:t>
-      </w:r>
-      <w:bookmarkEnd w:id="116"/>
-      <w:bookmarkEnd w:id="117"/>
-    </w:p>
-    <w:p>
-      <w:pPr>
-        <w:pStyle w:val="Heading1"/>
-        <w:spacing w:line="360" w:lineRule="auto"/>
-        <w:ind w:left="360"/>
-        <w:jc w:val="both"/>
-        <w:rPr>
-          <w:b w:val="0"/>
-          <w:bCs w:val="0"/>
-          <w:sz w:val="24"/>
-          <w:szCs w:val="24"/>
-        </w:rPr>
-      </w:pPr>
-      <w:bookmarkStart w:id="118" w:name="_Toc226031614"/>
-      <w:bookmarkStart w:id="119" w:name="_Toc226033412"/>
-      <w:r>
-        <w:rPr>
-          <w:b w:val="0"/>
-          <w:bCs w:val="0"/>
-          <w:sz w:val="24"/>
-          <w:szCs w:val="24"/>
-        </w:rPr>
-        <w:t>Present this section as a paragraph describing computational limitations. Explain constraints related to processing power, memory, or specialized hardware (e.g., GPU/TPU for AI/ML/DL). Discuss how these limitations affect training, execution, or system performance.</w:t>
-      </w:r>
-      <w:bookmarkEnd w:id="118"/>
-      <w:bookmarkEnd w:id="119"/>
-    </w:p>
-    <w:p>
-      <w:pPr>
-        <w:pStyle w:val="Heading1"/>
-        <w:spacing w:line="360" w:lineRule="auto"/>
-        <w:ind w:left="360"/>
-        <w:jc w:val="both"/>
-        <w:rPr>
-          <w:b w:val="0"/>
-          <w:bCs w:val="0"/>
-          <w:sz w:val="24"/>
-          <w:szCs w:val="24"/>
-        </w:rPr>
-      </w:pPr>
-    </w:p>
-    <w:p>
-      <w:pPr>
-        <w:pStyle w:val="Heading1"/>
-        <w:spacing w:line="360" w:lineRule="auto"/>
-        <w:ind w:left="360"/>
-        <w:jc w:val="both"/>
-        <w:rPr>
-          <w:b w:val="0"/>
-          <w:bCs w:val="0"/>
-          <w:sz w:val="24"/>
-          <w:szCs w:val="24"/>
-        </w:rPr>
-      </w:pPr>
+          <w:b w:val="0"/>
+          <w:bCs w:val="0"/>
+          <w:sz w:val="24"/>
+          <w:szCs w:val="24"/>
+        </w:rPr>
+      </w:pPr>
+      <w:bookmarkStart w:id="114" w:name="_Toc226031614"/>
+      <w:bookmarkStart w:id="115" w:name="_Toc226033412"/>
+      <w:r>
+        <w:rPr>
+          <w:b w:val="0"/>
+          <w:bCs w:val="0"/>
+          <w:sz w:val="24"/>
+          <w:szCs w:val="24"/>
+        </w:rPr>
+        <w:t xml:space="preserve">The main limitation of the primary data is the size and demographic characteristics of the IU X-ray database. Following cleaning and filtering, 3,666 valid pairs of image-report pairs of frontal images are available, but only 2,566 of those are used for training. This is significantly smaller than the training corpora of state-of-the-art systems: 8.5 million samples in the case of </w:t>
+      </w:r>
+      <w:proofErr w:type="spellStart"/>
+      <w:r>
+        <w:rPr>
+          <w:b w:val="0"/>
+          <w:bCs w:val="0"/>
+          <w:sz w:val="24"/>
+          <w:szCs w:val="24"/>
+        </w:rPr>
+        <w:t>CheXagent</w:t>
+      </w:r>
+      <w:proofErr w:type="spellEnd"/>
+      <w:r>
+        <w:rPr>
+          <w:b w:val="0"/>
+          <w:bCs w:val="0"/>
+          <w:sz w:val="24"/>
+          <w:szCs w:val="24"/>
+        </w:rPr>
+        <w:t xml:space="preserve">, more than 510,000 samples for MAIRA-2, and 580,000 samples of instruction-following ones for </w:t>
+      </w:r>
+      <w:proofErr w:type="spellStart"/>
+      <w:r>
+        <w:rPr>
+          <w:b w:val="0"/>
+          <w:bCs w:val="0"/>
+          <w:sz w:val="24"/>
+          <w:szCs w:val="24"/>
+        </w:rPr>
+        <w:t>RaDialog</w:t>
+      </w:r>
+      <w:proofErr w:type="spellEnd"/>
+      <w:r>
+        <w:rPr>
+          <w:b w:val="0"/>
+          <w:bCs w:val="0"/>
+          <w:sz w:val="24"/>
+          <w:szCs w:val="24"/>
+        </w:rPr>
+        <w:t xml:space="preserve">. It is possible to train the model using 2,566 samples, 3.8B parameters, </w:t>
+      </w:r>
+      <w:proofErr w:type="spellStart"/>
+      <w:r>
+        <w:rPr>
+          <w:b w:val="0"/>
+          <w:bCs w:val="0"/>
+          <w:sz w:val="24"/>
+          <w:szCs w:val="24"/>
+        </w:rPr>
+        <w:t>LoRA</w:t>
+      </w:r>
+      <w:proofErr w:type="spellEnd"/>
+      <w:r>
+        <w:rPr>
+          <w:b w:val="0"/>
+          <w:bCs w:val="0"/>
+          <w:sz w:val="24"/>
+          <w:szCs w:val="24"/>
+        </w:rPr>
+        <w:t xml:space="preserve">, and 4-bit quantization, but it cannot be avoided that such a small number of samples and a limited number of parameters constrict the diversity of pathological presentations and report phrasing that the model training can learn from. There is also a significant class imbalance in the IU X-ray dataset: 439 out of 550 test samples (79.8%) have at least one abnormal present, and many classes of anomalies, like fracture and nodules, have only a few reports in total in the whole dataset. This is partially mitigated by using a weighted random sampler during training, but rare categories are still underrepresented compared to what is necessary to adequately detect at the clinical level. In Stage 2, the lack of any human-written Bangla radiology reference book makes that the evaluation references are also machine translated by NLLB-200, which creates a confound, since the score of the machine translation reflects how similar it is to another machine translated version of the same text by NLLB-200, not to another human-written version of that text by a Bangla-speaking radiologist. This will, however, need to be done via the collection and annotation of professionally written Bangla radiology reports, and that is a key priority for future work. The problem constraints are no less real. Training the </w:t>
+      </w:r>
+      <w:proofErr w:type="spellStart"/>
+      <w:r>
+        <w:rPr>
+          <w:b w:val="0"/>
+          <w:bCs w:val="0"/>
+          <w:sz w:val="24"/>
+          <w:szCs w:val="24"/>
+        </w:rPr>
+        <w:t>AnatomyGuided</w:t>
+      </w:r>
+      <w:proofErr w:type="spellEnd"/>
+      <w:r>
+        <w:rPr>
+          <w:b w:val="0"/>
+          <w:bCs w:val="0"/>
+          <w:sz w:val="24"/>
+          <w:szCs w:val="24"/>
+        </w:rPr>
+        <w:t xml:space="preserve"> model took around just a few hours for 25 epochs on the RTX 5050 Laptop GPU, which is fine for a single training session but would be expensive for larger hyperparameter optimization or cross-validation studies. The inference time per report, which includes image preprocessing, RAD-DINO encoding, projector forward pass, and autoregressive generation of up to 200 tokens, takes about 10 to 20 seconds per case on the test hardware, and is suitable for a supplementary reporting tool, but requires further optimization in the case of high throughput and deployable applications.</w:t>
+      </w:r>
+      <w:bookmarkEnd w:id="114"/>
+      <w:bookmarkEnd w:id="115"/>
     </w:p>
     <w:p>
       <w:pPr>
@@ -17038,18 +21742,17 @@
           <w:sz w:val="28"/>
           <w:szCs w:val="28"/>
         </w:rPr>
-        <w:lastRenderedPageBreak/>
-        <w:t xml:space="preserve"> </w:t>
-      </w:r>
-      <w:bookmarkStart w:id="120" w:name="_Toc226033413"/>
+        <w:t xml:space="preserve"> </w:t>
+      </w:r>
+      <w:bookmarkStart w:id="116" w:name="_Toc226033413"/>
       <w:r>
         <w:rPr>
           <w:sz w:val="28"/>
           <w:szCs w:val="28"/>
         </w:rPr>
-        <w:t>Budget Constraints (Cost Limitations for Tools / Infrastructure / Deployment)</w:t>
-      </w:r>
-      <w:bookmarkEnd w:id="120"/>
+        <w:t>Budget Constraints</w:t>
+      </w:r>
+      <w:bookmarkEnd w:id="116"/>
     </w:p>
     <w:p>
       <w:pPr>
@@ -17064,31 +21767,167 @@
           <w:szCs w:val="24"/>
         </w:rPr>
       </w:pPr>
-      <w:bookmarkStart w:id="121" w:name="_Toc226031616"/>
-      <w:bookmarkStart w:id="122" w:name="_Toc226033414"/>
-      <w:r>
-        <w:rPr>
-          <w:b w:val="0"/>
-          <w:bCs w:val="0"/>
-          <w:sz w:val="24"/>
-          <w:szCs w:val="24"/>
-        </w:rPr>
-        <w:t>Write this section as a paragraph explaining financial limitations associated with the research. Discuss constraints related to tools, infrastructure, deployment, or data acquisition. Ensure that the explanation is realistic and relevant to the scope of the project.</w:t>
-      </w:r>
-      <w:bookmarkEnd w:id="121"/>
-      <w:bookmarkEnd w:id="122"/>
-    </w:p>
-    <w:p>
-      <w:pPr>
-        <w:pStyle w:val="Heading1"/>
-        <w:ind w:left="360"/>
-        <w:rPr>
-          <w:b w:val="0"/>
-          <w:bCs w:val="0"/>
-          <w:sz w:val="24"/>
-          <w:szCs w:val="24"/>
-        </w:rPr>
-      </w:pPr>
+      <w:bookmarkStart w:id="117" w:name="_Toc226031616"/>
+      <w:bookmarkStart w:id="118" w:name="_Toc226033414"/>
+      <w:r>
+        <w:rPr>
+          <w:b w:val="0"/>
+          <w:bCs w:val="0"/>
+          <w:sz w:val="24"/>
+          <w:szCs w:val="24"/>
+        </w:rPr>
+        <w:t>This is a research project that was undertaken at no cost</w:t>
+      </w:r>
+      <w:r>
+        <w:rPr>
+          <w:b w:val="0"/>
+          <w:bCs w:val="0"/>
+          <w:sz w:val="24"/>
+          <w:szCs w:val="24"/>
+        </w:rPr>
+        <w:t xml:space="preserve">, </w:t>
+      </w:r>
+      <w:r>
+        <w:rPr>
+          <w:b w:val="0"/>
+          <w:bCs w:val="0"/>
+          <w:sz w:val="24"/>
+          <w:szCs w:val="24"/>
+        </w:rPr>
+        <w:t xml:space="preserve">no money was spent. The model weights (RAD-DINO, Phi-3.5 Mini, NLLB-200) are all released as open-source under </w:t>
+      </w:r>
+      <w:proofErr w:type="gramStart"/>
+      <w:r>
+        <w:rPr>
+          <w:b w:val="0"/>
+          <w:bCs w:val="0"/>
+          <w:sz w:val="24"/>
+          <w:szCs w:val="24"/>
+        </w:rPr>
+        <w:t xml:space="preserve">open </w:t>
+      </w:r>
+      <w:r>
+        <w:rPr>
+          <w:b w:val="0"/>
+          <w:bCs w:val="0"/>
+          <w:sz w:val="24"/>
+          <w:szCs w:val="24"/>
+        </w:rPr>
+        <w:lastRenderedPageBreak/>
+        <w:t>source</w:t>
+      </w:r>
+      <w:proofErr w:type="gramEnd"/>
+      <w:r>
+        <w:rPr>
+          <w:b w:val="0"/>
+          <w:bCs w:val="0"/>
+          <w:sz w:val="24"/>
+          <w:szCs w:val="24"/>
+        </w:rPr>
+        <w:t xml:space="preserve"> licenses on </w:t>
+      </w:r>
+      <w:proofErr w:type="spellStart"/>
+      <w:r>
+        <w:rPr>
+          <w:b w:val="0"/>
+          <w:bCs w:val="0"/>
+          <w:sz w:val="24"/>
+          <w:szCs w:val="24"/>
+        </w:rPr>
+        <w:t>HuggingFace</w:t>
+      </w:r>
+      <w:proofErr w:type="spellEnd"/>
+      <w:r>
+        <w:rPr>
+          <w:b w:val="0"/>
+          <w:bCs w:val="0"/>
+          <w:sz w:val="24"/>
+          <w:szCs w:val="24"/>
+        </w:rPr>
+        <w:t>. This IU X-ray dataset is openly available on the Open-</w:t>
+      </w:r>
+      <w:proofErr w:type="spellStart"/>
+      <w:r>
+        <w:rPr>
+          <w:b w:val="0"/>
+          <w:bCs w:val="0"/>
+          <w:sz w:val="24"/>
+          <w:szCs w:val="24"/>
+        </w:rPr>
+        <w:t>i</w:t>
+      </w:r>
+      <w:proofErr w:type="spellEnd"/>
+      <w:r>
+        <w:rPr>
+          <w:b w:val="0"/>
+          <w:bCs w:val="0"/>
+          <w:sz w:val="24"/>
+          <w:szCs w:val="24"/>
+        </w:rPr>
+        <w:t xml:space="preserve"> platform of the National Library of Medicine. All software libraries used are </w:t>
+      </w:r>
+      <w:proofErr w:type="gramStart"/>
+      <w:r>
+        <w:rPr>
+          <w:b w:val="0"/>
+          <w:bCs w:val="0"/>
+          <w:sz w:val="24"/>
+          <w:szCs w:val="24"/>
+        </w:rPr>
+        <w:t>open source</w:t>
+      </w:r>
+      <w:proofErr w:type="gramEnd"/>
+      <w:r>
+        <w:rPr>
+          <w:b w:val="0"/>
+          <w:bCs w:val="0"/>
+          <w:sz w:val="24"/>
+          <w:szCs w:val="24"/>
+        </w:rPr>
+        <w:t xml:space="preserve"> software which </w:t>
+      </w:r>
+      <w:proofErr w:type="gramStart"/>
+      <w:r>
+        <w:rPr>
+          <w:b w:val="0"/>
+          <w:bCs w:val="0"/>
+          <w:sz w:val="24"/>
+          <w:szCs w:val="24"/>
+        </w:rPr>
+        <w:t>are</w:t>
+      </w:r>
+      <w:proofErr w:type="gramEnd"/>
+      <w:r>
+        <w:rPr>
+          <w:b w:val="0"/>
+          <w:bCs w:val="0"/>
+          <w:sz w:val="24"/>
+          <w:szCs w:val="24"/>
+        </w:rPr>
+        <w:t xml:space="preserve"> freely licensed. All training was done on the personal hardware - RTX 5050 Laptop GPU - without incurring cloud compute costs. None of the proprietary annotation tools, clinical databases or </w:t>
+      </w:r>
+      <w:proofErr w:type="gramStart"/>
+      <w:r>
+        <w:rPr>
+          <w:b w:val="0"/>
+          <w:bCs w:val="0"/>
+          <w:sz w:val="24"/>
+          <w:szCs w:val="24"/>
+        </w:rPr>
+        <w:t>subscription based</w:t>
+      </w:r>
+      <w:proofErr w:type="gramEnd"/>
+      <w:r>
+        <w:rPr>
+          <w:b w:val="0"/>
+          <w:bCs w:val="0"/>
+          <w:sz w:val="24"/>
+          <w:szCs w:val="24"/>
+        </w:rPr>
+        <w:t xml:space="preserve"> APIs were used at any stage. This zero-budget constraint was not simply a constraint, but a design feature as well, as one of the motivations of the research is to illustrate that a working Bangla radiology AI pipeline can be built without institutional compute infrastructure to make the methodology accessible for researchers in Bangladesh and other low-income settings with similar compute resource constraints. The major cost would be to extend the research towards clinical validation, which would involve professionally written Bangla radiology reports being annotated by trained radiologists, and paying them for their efforts.</w:t>
+      </w:r>
+      <w:bookmarkEnd w:id="117"/>
+      <w:bookmarkEnd w:id="118"/>
     </w:p>
     <w:p>
       <w:pPr>
@@ -17111,7 +21950,7 @@
         </w:rPr>
         <w:t xml:space="preserve"> </w:t>
       </w:r>
-      <w:bookmarkStart w:id="123" w:name="_Toc226033415"/>
+      <w:bookmarkStart w:id="119" w:name="_Toc226033415"/>
       <w:r>
         <w:rPr>
           <w:sz w:val="28"/>
@@ -17131,23 +21970,9 @@
           <w:sz w:val="28"/>
           <w:szCs w:val="28"/>
         </w:rPr>
-        <w:t>Project Timeline (Phase-wise Development Plan / Iterative</w:t>
-      </w:r>
-      <w:r>
-        <w:rPr>
-          <w:sz w:val="28"/>
-          <w:szCs w:val="28"/>
-        </w:rPr>
-        <w:t xml:space="preserve"> </w:t>
-      </w:r>
-      <w:r>
-        <w:rPr>
-          <w:sz w:val="28"/>
-          <w:szCs w:val="28"/>
-        </w:rPr>
-        <w:t>Development Cycle)</w:t>
-      </w:r>
-      <w:bookmarkEnd w:id="123"/>
+        <w:t>Project Timeline</w:t>
+      </w:r>
+      <w:bookmarkEnd w:id="119"/>
     </w:p>
     <w:p>
       <w:pPr>
@@ -17162,46 +21987,169 @@
           <w:szCs w:val="24"/>
         </w:rPr>
       </w:pPr>
-      <w:bookmarkStart w:id="124" w:name="_Toc226031624"/>
-      <w:bookmarkStart w:id="125" w:name="_Toc226033416"/>
-      <w:r>
-        <w:rPr>
-          <w:b w:val="0"/>
-          <w:bCs w:val="0"/>
-          <w:sz w:val="24"/>
-          <w:szCs w:val="24"/>
-        </w:rPr>
-        <w:t>Write this section as a paragraph that outlines the overall timeline of the project. Clearly describe how the work is divided into phases (e.g., planning, design, implementation, testing, evaluation). If an iterative or incremental approach is used, explain how the cycles are structured. Ensure that the timeline reflects a logical progression of tasks and is realistic within the given timeframe.</w:t>
-      </w:r>
-      <w:bookmarkEnd w:id="124"/>
-      <w:bookmarkEnd w:id="125"/>
-    </w:p>
-    <w:p>
-      <w:pPr>
-        <w:pStyle w:val="Heading1"/>
-        <w:spacing w:after="240" w:line="360" w:lineRule="auto"/>
-        <w:ind w:left="360"/>
-        <w:jc w:val="both"/>
-        <w:rPr>
-          <w:b w:val="0"/>
-          <w:bCs w:val="0"/>
-          <w:sz w:val="24"/>
-          <w:szCs w:val="24"/>
-        </w:rPr>
-      </w:pPr>
-      <w:bookmarkStart w:id="126" w:name="_Toc226031626"/>
-      <w:bookmarkStart w:id="127" w:name="_Toc226033417"/>
-      <w:r>
-        <w:rPr>
-          <w:b w:val="0"/>
-          <w:bCs w:val="0"/>
-          <w:sz w:val="24"/>
-          <w:szCs w:val="24"/>
-        </w:rPr>
-        <w:t>Develop this section as a paragraph (optionally supported by a structured list) that breaks the project into smaller, manageable tasks. Clearly describe each major task and its purpose within the project. Ensure that all key activities—from requirement analysis to final deployment—are included. Maintain clarity and logical sequencing so that the workflow of the project is easy to understand.</w:t>
-      </w:r>
-      <w:bookmarkEnd w:id="126"/>
-      <w:bookmarkEnd w:id="127"/>
+      <w:bookmarkStart w:id="120" w:name="_Toc226031626"/>
+      <w:bookmarkStart w:id="121" w:name="_Toc226033417"/>
+      <w:r>
+        <w:rPr>
+          <w:b w:val="0"/>
+          <w:bCs w:val="0"/>
+          <w:sz w:val="24"/>
+          <w:szCs w:val="24"/>
+        </w:rPr>
+        <w:t xml:space="preserve">In this lesson, students examine the process of task breakdown and the project timeline. The research was conducted in six consecutive steps, which took about five months. This first phase (lasting about three weeks) was dedicated to the identification of the problem and the literature survey, which included a systematic review of 30 papers from different domains: radiology report generation, Bangla NLP, multilingual clinical NLP, and AI in low-resource healthcare, and eventually, a well-defined research gap and research goals. The second phase lasted 2 weeks and involved downloading the IU X-ray dataset, writing the filter and </w:t>
+      </w:r>
+      <w:proofErr w:type="gramStart"/>
+      <w:r>
+        <w:rPr>
+          <w:b w:val="0"/>
+          <w:bCs w:val="0"/>
+          <w:sz w:val="24"/>
+          <w:szCs w:val="24"/>
+        </w:rPr>
+        <w:t>merge</w:t>
+      </w:r>
+      <w:proofErr w:type="gramEnd"/>
+      <w:r>
+        <w:rPr>
+          <w:b w:val="0"/>
+          <w:bCs w:val="0"/>
+          <w:sz w:val="24"/>
+          <w:szCs w:val="24"/>
+        </w:rPr>
+        <w:t xml:space="preserve"> pipeline, making the train/validation/test splits and checking the availability of the images and completeness of the reports. The third phase, which lasted around four weeks, focused on the design of the </w:t>
+      </w:r>
+      <w:proofErr w:type="spellStart"/>
+      <w:r>
+        <w:rPr>
+          <w:b w:val="0"/>
+          <w:bCs w:val="0"/>
+          <w:sz w:val="24"/>
+          <w:szCs w:val="24"/>
+        </w:rPr>
+        <w:t>AnatomyGuidedProjector</w:t>
+      </w:r>
+      <w:proofErr w:type="spellEnd"/>
+      <w:r>
+        <w:rPr>
+          <w:b w:val="0"/>
+          <w:bCs w:val="0"/>
+          <w:sz w:val="24"/>
+          <w:szCs w:val="24"/>
+        </w:rPr>
+        <w:t>, the embedding of RAD-DINO and Phi-3.5 Mini, the prompt template design, the design of the weighted sampler, and training loop implementation with gradient accumulation and learning rate scheduling. The fourth phase lasted about three weeks and included model training, checkpoint management, and tracking of training dynamics, which involved addressing some instability challenges that were experienced in the initial training runs. The fifth phase lasted two weeks and involved implementation of evaluation and execution of the ablation study, including coding all the NLG and clinical metrics, running the two models (</w:t>
+      </w:r>
+      <w:proofErr w:type="spellStart"/>
+      <w:r>
+        <w:rPr>
+          <w:b w:val="0"/>
+          <w:bCs w:val="0"/>
+          <w:sz w:val="24"/>
+          <w:szCs w:val="24"/>
+        </w:rPr>
+        <w:t>AnatomyGuided</w:t>
+      </w:r>
+      <w:proofErr w:type="spellEnd"/>
+      <w:r>
+        <w:rPr>
+          <w:b w:val="0"/>
+          <w:bCs w:val="0"/>
+          <w:sz w:val="24"/>
+          <w:szCs w:val="24"/>
+        </w:rPr>
+        <w:t xml:space="preserve"> and </w:t>
+      </w:r>
+      <w:proofErr w:type="spellStart"/>
+      <w:r>
+        <w:rPr>
+          <w:b w:val="0"/>
+          <w:bCs w:val="0"/>
+          <w:sz w:val="24"/>
+          <w:szCs w:val="24"/>
+        </w:rPr>
+        <w:t>FlatMLP</w:t>
+      </w:r>
+      <w:proofErr w:type="spellEnd"/>
+      <w:r>
+        <w:rPr>
+          <w:b w:val="0"/>
+          <w:bCs w:val="0"/>
+          <w:sz w:val="24"/>
+          <w:szCs w:val="24"/>
+        </w:rPr>
+        <w:t xml:space="preserve">) over all 550 test cases, and implementing the Stage 2 translation pipeline and its evaluation. The sixth and final phase was a three-week period for the analysis of the results, figure generation and </w:t>
+      </w:r>
+      <w:proofErr w:type="gramStart"/>
+      <w:r>
+        <w:rPr>
+          <w:b w:val="0"/>
+          <w:bCs w:val="0"/>
+          <w:sz w:val="24"/>
+          <w:szCs w:val="24"/>
+        </w:rPr>
+        <w:t>thesis writing</w:t>
+      </w:r>
+      <w:proofErr w:type="gramEnd"/>
+      <w:r>
+        <w:rPr>
+          <w:b w:val="0"/>
+          <w:bCs w:val="0"/>
+          <w:sz w:val="24"/>
+          <w:szCs w:val="24"/>
+        </w:rPr>
+        <w:t xml:space="preserve">. A breakdown of the task </w:t>
+      </w:r>
+      <w:r>
+        <w:rPr>
+          <w:b w:val="0"/>
+          <w:bCs w:val="0"/>
+          <w:sz w:val="24"/>
+          <w:szCs w:val="24"/>
+        </w:rPr>
+        <w:lastRenderedPageBreak/>
+        <w:t xml:space="preserve">within these phases can be explained as follows. Literature review was carried out by reading and systematically annotating 30 papers, developing the problem statement and formulating the objectives. For the preparation of data sets, utilities for writing the data to the file system were written and the abnormality pattern detector for the weighted sampler was implemented, and the integrity of the 3,666 image-report pairs was verified. The implementation of the architecture comprised the creation of the </w:t>
+      </w:r>
+      <w:proofErr w:type="spellStart"/>
+      <w:r>
+        <w:rPr>
+          <w:b w:val="0"/>
+          <w:bCs w:val="0"/>
+          <w:sz w:val="24"/>
+          <w:szCs w:val="24"/>
+        </w:rPr>
+        <w:t>AnatomyGuidedProjector</w:t>
+      </w:r>
+      <w:proofErr w:type="spellEnd"/>
+      <w:r>
+        <w:rPr>
+          <w:b w:val="0"/>
+          <w:bCs w:val="0"/>
+          <w:sz w:val="24"/>
+          <w:szCs w:val="24"/>
+        </w:rPr>
+        <w:t xml:space="preserve"> class, BanglaCXRStage1 model class, the </w:t>
+      </w:r>
+      <w:proofErr w:type="spellStart"/>
+      <w:r>
+        <w:rPr>
+          <w:b w:val="0"/>
+          <w:bCs w:val="0"/>
+          <w:sz w:val="24"/>
+          <w:szCs w:val="24"/>
+        </w:rPr>
+        <w:t>CXRDataset</w:t>
+      </w:r>
+      <w:proofErr w:type="spellEnd"/>
+      <w:r>
+        <w:rPr>
+          <w:b w:val="0"/>
+          <w:bCs w:val="0"/>
+          <w:sz w:val="24"/>
+          <w:szCs w:val="24"/>
+        </w:rPr>
+        <w:t xml:space="preserve"> class and finally the generation function. Training consisted of multiple sessions, saving checkpoints, keeping an eye on VRAM, and figuring out what went wrong in preliminary training sessions before the final configuration stabilized to produce the loss. Evaluation was done by applying seven NLG metrics, twelve-label clinical entity extraction, the complete ablation comparison, and the Bangla Stage 2 evaluation. One of the tasks of documentation was to prepare the entire thesis text, figures and references.</w:t>
+      </w:r>
+      <w:bookmarkEnd w:id="120"/>
+      <w:bookmarkEnd w:id="121"/>
     </w:p>
     <w:p>
       <w:pPr>
@@ -17223,15 +22171,15 @@
         </w:rPr>
         <w:t xml:space="preserve"> </w:t>
       </w:r>
-      <w:bookmarkStart w:id="128" w:name="_Toc226033418"/>
+      <w:bookmarkStart w:id="122" w:name="_Toc226033418"/>
       <w:r>
         <w:rPr>
           <w:sz w:val="28"/>
           <w:szCs w:val="28"/>
         </w:rPr>
-        <w:t>Milestones and Deliverables (Key Progress Points / Version Releases / Evaluation Stages)</w:t>
-      </w:r>
-      <w:bookmarkEnd w:id="128"/>
+        <w:t>Milestones and Deliverables</w:t>
+      </w:r>
+      <w:bookmarkEnd w:id="122"/>
     </w:p>
     <w:p>
       <w:pPr>
@@ -17246,19 +22194,139 @@
           <w:szCs w:val="24"/>
         </w:rPr>
       </w:pPr>
-      <w:bookmarkStart w:id="129" w:name="_Toc226031628"/>
-      <w:bookmarkStart w:id="130" w:name="_Toc226033419"/>
-      <w:r>
-        <w:rPr>
-          <w:b w:val="0"/>
-          <w:bCs w:val="0"/>
-          <w:sz w:val="24"/>
-          <w:szCs w:val="24"/>
-        </w:rPr>
-        <w:t>Write this section as a paragraph that identifies the major milestones of the project. Clearly define important checkpoints such as completion of design, implementation phases, testing stages, or model evaluation. Describe the expected deliverables at each milestone (e.g., reports, working prototypes, trained models). Ensure that milestones are measurable and aligned with the project timeline.</w:t>
-      </w:r>
-      <w:bookmarkEnd w:id="129"/>
-      <w:bookmarkEnd w:id="130"/>
+      <w:bookmarkStart w:id="123" w:name="_Toc226031628"/>
+      <w:bookmarkStart w:id="124" w:name="_Toc226033419"/>
+      <w:r>
+        <w:rPr>
+          <w:b w:val="0"/>
+          <w:bCs w:val="0"/>
+          <w:sz w:val="24"/>
+          <w:szCs w:val="24"/>
+        </w:rPr>
+        <w:t xml:space="preserve">The project is broken down into 5 key milestones. The first milestone is the literature review and problem specification, which is accomplished when the 30 annotated paper reviews are completed and the problem statement and objective set </w:t>
+      </w:r>
+      <w:proofErr w:type="gramStart"/>
+      <w:r>
+        <w:rPr>
+          <w:b w:val="0"/>
+          <w:bCs w:val="0"/>
+          <w:sz w:val="24"/>
+          <w:szCs w:val="24"/>
+        </w:rPr>
+        <w:t>is</w:t>
+      </w:r>
+      <w:proofErr w:type="gramEnd"/>
+      <w:r>
+        <w:rPr>
+          <w:b w:val="0"/>
+          <w:bCs w:val="0"/>
+          <w:sz w:val="24"/>
+          <w:szCs w:val="24"/>
+        </w:rPr>
+        <w:t xml:space="preserve"> written. The next milestone is dataset readiness, which means the availability of 3,666 image-report pairs with IU X-rays that have been cleaned and split, file integrity checked and the weighted random sampler is working. The third milestone is the trained </w:t>
+      </w:r>
+      <w:proofErr w:type="spellStart"/>
+      <w:r>
+        <w:rPr>
+          <w:b w:val="0"/>
+          <w:bCs w:val="0"/>
+          <w:sz w:val="24"/>
+          <w:szCs w:val="24"/>
+        </w:rPr>
+        <w:t>AnatomyGuided</w:t>
+      </w:r>
+      <w:proofErr w:type="spellEnd"/>
+      <w:r>
+        <w:rPr>
+          <w:b w:val="0"/>
+          <w:bCs w:val="0"/>
+          <w:sz w:val="24"/>
+          <w:szCs w:val="24"/>
+        </w:rPr>
+        <w:t xml:space="preserve"> Stage 1 model, with the best checkpoint saved from epoch 18 with a validation loss of 0.5516 and 550 English test reports generated and saved to stage2_english_</w:t>
+      </w:r>
+      <w:proofErr w:type="gramStart"/>
+      <w:r>
+        <w:rPr>
+          <w:b w:val="0"/>
+          <w:bCs w:val="0"/>
+          <w:sz w:val="24"/>
+          <w:szCs w:val="24"/>
+        </w:rPr>
+        <w:t>reports.json</w:t>
+      </w:r>
+      <w:proofErr w:type="gramEnd"/>
+      <w:r>
+        <w:rPr>
+          <w:b w:val="0"/>
+          <w:bCs w:val="0"/>
+          <w:sz w:val="24"/>
+          <w:szCs w:val="24"/>
+        </w:rPr>
+        <w:t>. The fourth milestone is the ablation study and Stage 2 evaluation, which includes the final comparison table (</w:t>
+      </w:r>
+      <w:proofErr w:type="spellStart"/>
+      <w:r>
+        <w:rPr>
+          <w:b w:val="0"/>
+          <w:bCs w:val="0"/>
+          <w:sz w:val="24"/>
+          <w:szCs w:val="24"/>
+        </w:rPr>
+        <w:t>AnatomyGuided</w:t>
+      </w:r>
+      <w:proofErr w:type="spellEnd"/>
+      <w:r>
+        <w:rPr>
+          <w:b w:val="0"/>
+          <w:bCs w:val="0"/>
+          <w:sz w:val="24"/>
+          <w:szCs w:val="24"/>
+        </w:rPr>
+        <w:t xml:space="preserve"> versus </w:t>
+      </w:r>
+      <w:proofErr w:type="spellStart"/>
+      <w:r>
+        <w:rPr>
+          <w:b w:val="0"/>
+          <w:bCs w:val="0"/>
+          <w:sz w:val="24"/>
+          <w:szCs w:val="24"/>
+        </w:rPr>
+        <w:t>FlatMLP</w:t>
+      </w:r>
+      <w:proofErr w:type="spellEnd"/>
+      <w:r>
+        <w:rPr>
+          <w:b w:val="0"/>
+          <w:bCs w:val="0"/>
+          <w:sz w:val="24"/>
+          <w:szCs w:val="24"/>
+        </w:rPr>
+        <w:t>) for all metrics and the Bangla evaluation results are recorded in stage2_bangla_</w:t>
+      </w:r>
+      <w:proofErr w:type="gramStart"/>
+      <w:r>
+        <w:rPr>
+          <w:b w:val="0"/>
+          <w:bCs w:val="0"/>
+          <w:sz w:val="24"/>
+          <w:szCs w:val="24"/>
+        </w:rPr>
+        <w:t>full.json</w:t>
+      </w:r>
+      <w:proofErr w:type="gramEnd"/>
+      <w:r>
+        <w:rPr>
+          <w:b w:val="0"/>
+          <w:bCs w:val="0"/>
+          <w:sz w:val="24"/>
+          <w:szCs w:val="24"/>
+        </w:rPr>
+        <w:t>. The sixth and last milestone is the finished thesis with all six chapters, all references listed in the APA format and the six visualization figures created during the ablation phase. For every milestone there is a clear, tangible, and verifiable deliverable, such as a document or a saved file or a set of measurable numerical results, that can be measured, and that the research can be fully reproduced from the available artifacts.</w:t>
+      </w:r>
+      <w:bookmarkEnd w:id="123"/>
+      <w:bookmarkEnd w:id="124"/>
     </w:p>
     <w:p>
       <w:pPr>
@@ -17273,15 +22341,15 @@
           <w:szCs w:val="28"/>
         </w:rPr>
       </w:pPr>
-      <w:bookmarkStart w:id="131" w:name="_Toc226033420"/>
+      <w:bookmarkStart w:id="125" w:name="_Toc226033420"/>
       <w:r>
         <w:rPr>
           <w:sz w:val="28"/>
           <w:szCs w:val="28"/>
         </w:rPr>
-        <w:t>Gantt Chart (Project Scheduling and Progress Visualization)</w:t>
-      </w:r>
-      <w:bookmarkEnd w:id="131"/>
+        <w:t>Gantt Chart</w:t>
+      </w:r>
+      <w:bookmarkEnd w:id="125"/>
     </w:p>
     <w:p>
       <w:pPr>
@@ -17296,19 +22364,60 @@
           <w:szCs w:val="24"/>
         </w:rPr>
       </w:pPr>
-      <w:bookmarkStart w:id="132" w:name="_Toc226031630"/>
-      <w:bookmarkStart w:id="133" w:name="_Toc226033421"/>
-      <w:r>
-        <w:rPr>
-          <w:b w:val="0"/>
-          <w:bCs w:val="0"/>
-          <w:sz w:val="24"/>
-          <w:szCs w:val="24"/>
-        </w:rPr>
-        <w:t>Present this section as a paragraph explaining the purpose and structure of the Gantt chart used in the project. Describe how tasks, durations, and dependencies are visualized. Ensure that the chart reflects the timeline, task breakdown, and milestones discussed earlier. While the chart itself may be presented as a figure, the paragraph should clearly explain how to interpret it.</w:t>
-      </w:r>
-      <w:bookmarkEnd w:id="132"/>
-      <w:bookmarkEnd w:id="133"/>
+      <w:bookmarkStart w:id="126" w:name="_Toc226031630"/>
+      <w:bookmarkStart w:id="127" w:name="_Toc226033421"/>
+      <w:r>
+        <w:rPr>
+          <w:b w:val="0"/>
+          <w:bCs w:val="0"/>
+          <w:sz w:val="24"/>
+          <w:szCs w:val="24"/>
+        </w:rPr>
+        <w:t xml:space="preserve">The Gantt chart for this project illustrates the six project phases, relating them to a 5-month </w:t>
+      </w:r>
+      <w:proofErr w:type="gramStart"/>
+      <w:r>
+        <w:rPr>
+          <w:b w:val="0"/>
+          <w:bCs w:val="0"/>
+          <w:sz w:val="24"/>
+          <w:szCs w:val="24"/>
+        </w:rPr>
+        <w:lastRenderedPageBreak/>
+        <w:t>time period</w:t>
+      </w:r>
+      <w:proofErr w:type="gramEnd"/>
+      <w:r>
+        <w:rPr>
+          <w:b w:val="0"/>
+          <w:bCs w:val="0"/>
+          <w:sz w:val="24"/>
+          <w:szCs w:val="24"/>
+        </w:rPr>
+        <w:t xml:space="preserve"> from the initiation of the project until thesis submission. The phases are represented by horizontal bars across the weeks of their allocated time and the dependency between the phases is reflected in the sequential arrangement of the bars from literature review to dataset preparation, through architecture design, training, evaluation and documentation. Some phases occurred in parallel, such as the early training phase and the architecture refinements, where documentation and analysis started concurrently with the initial evaluation runs, rather than waiting for all results to be consolidated, and documentation and problem statement formation started during the initial literature review phase, which continued while some of the architecture refinements were performed. Training and evaluation </w:t>
+      </w:r>
+      <w:proofErr w:type="gramStart"/>
+      <w:r>
+        <w:rPr>
+          <w:b w:val="0"/>
+          <w:bCs w:val="0"/>
+          <w:sz w:val="24"/>
+          <w:szCs w:val="24"/>
+        </w:rPr>
+        <w:t>is</w:t>
+      </w:r>
+      <w:proofErr w:type="gramEnd"/>
+      <w:r>
+        <w:rPr>
+          <w:b w:val="0"/>
+          <w:bCs w:val="0"/>
+          <w:sz w:val="24"/>
+          <w:szCs w:val="24"/>
+        </w:rPr>
+        <w:t xml:space="preserve"> a critical path, where the 550 English test reports, and the Ablation comparison was a prerequisite for all the following stage 2 evaluation and for the results discussion in the thesis. Although not an idealized plan, the Gantt chart is presented as Figure 7 in the appendix, and shows the actual timeline that was followed, rather than what may have been ideal.</w:t>
+      </w:r>
+      <w:bookmarkEnd w:id="126"/>
+      <w:bookmarkEnd w:id="127"/>
     </w:p>
     <w:p>
       <w:pPr>
@@ -17324,16 +22433,15 @@
           <w:szCs w:val="28"/>
         </w:rPr>
       </w:pPr>
-      <w:bookmarkStart w:id="134" w:name="_Toc226033422"/>
+      <w:bookmarkStart w:id="128" w:name="_Toc226033422"/>
       <w:r>
         <w:rPr>
           <w:sz w:val="28"/>
           <w:szCs w:val="28"/>
         </w:rPr>
-        <w:lastRenderedPageBreak/>
         <w:t>Summary</w:t>
       </w:r>
-      <w:bookmarkEnd w:id="134"/>
+      <w:bookmarkEnd w:id="128"/>
     </w:p>
     <w:p>
       <w:pPr>
@@ -17348,43 +22456,52 @@
           <w:szCs w:val="24"/>
         </w:rPr>
       </w:pPr>
-      <w:bookmarkStart w:id="135" w:name="_Toc226033423"/>
-      <w:r>
-        <w:rPr>
-          <w:b w:val="0"/>
-          <w:bCs w:val="0"/>
-          <w:sz w:val="24"/>
-          <w:szCs w:val="24"/>
-        </w:rPr>
-        <w:t xml:space="preserve">Write a concluding paragraph that summarizes the key constraints and the corresponding alternatives or workarounds. Reinforce how these considerations affect </w:t>
-      </w:r>
-      <w:proofErr w:type="gramStart"/>
-      <w:r>
-        <w:rPr>
-          <w:b w:val="0"/>
-          <w:bCs w:val="0"/>
-          <w:sz w:val="24"/>
-          <w:szCs w:val="24"/>
-        </w:rPr>
-        <w:t>the overall</w:t>
-      </w:r>
-      <w:proofErr w:type="gramEnd"/>
-      <w:r>
-        <w:rPr>
-          <w:b w:val="0"/>
-          <w:bCs w:val="0"/>
-          <w:sz w:val="24"/>
-          <w:szCs w:val="24"/>
-        </w:rPr>
-        <w:t xml:space="preserve"> research and implementation. Do not introduce new ideas in this section.</w:t>
-      </w:r>
-      <w:bookmarkEnd w:id="135"/>
+      <w:bookmarkStart w:id="129" w:name="_Toc226033423"/>
+      <w:r>
+        <w:rPr>
+          <w:b w:val="0"/>
+          <w:bCs w:val="0"/>
+          <w:sz w:val="24"/>
+          <w:szCs w:val="24"/>
+        </w:rPr>
+        <w:t xml:space="preserve">In this chapter, the entire spectrum of standards, constraints, and project management issues that affected the way this research was conducted have been described. While </w:t>
+      </w:r>
+      <w:proofErr w:type="spellStart"/>
+      <w:r>
+        <w:rPr>
+          <w:b w:val="0"/>
+          <w:bCs w:val="0"/>
+          <w:sz w:val="24"/>
+          <w:szCs w:val="24"/>
+        </w:rPr>
+        <w:t>BanglaCXR</w:t>
+      </w:r>
+      <w:proofErr w:type="spellEnd"/>
+      <w:r>
+        <w:rPr>
+          <w:b w:val="0"/>
+          <w:bCs w:val="0"/>
+          <w:sz w:val="24"/>
+          <w:szCs w:val="24"/>
+        </w:rPr>
+        <w:t xml:space="preserve"> supports open science and reproducible AI practices, it currently lacks clinical regulatory standards, but these standards are a deliberate scope decision and not overlooked. The consistent design choices made in the system are based on a set of computational sustainability choices due to the 8.5GB VRAM constraint and these choices together result in a system that is deployable on consumer hardware, which is a contribution to equitable use of AI in low resource settings. Data limitations, in particular the size and size of the demographic of IU X-ray training set, and lack of human annotated Bangla references, are the most important limitations on the strength of the current results and thus the most important directions of future work. The project was carried out in six successive stages, which were completed in about 5 months, and the project was able to deliver the six major milestones and all the experimental artifacts it had produced were reproducible. The final chapter brings the research findings together, restates the contributions and provides specific direction for further work on this subject</w:t>
+      </w:r>
+      <w:bookmarkEnd w:id="129"/>
+      <w:r>
+        <w:rPr>
+          <w:b w:val="0"/>
+          <w:bCs w:val="0"/>
+          <w:sz w:val="24"/>
+          <w:szCs w:val="24"/>
+        </w:rPr>
+        <w:t>.</w:t>
+      </w:r>
     </w:p>
     <w:p>
       <w:pPr>
         <w:pStyle w:val="Heading1"/>
         <w:spacing w:after="240" w:line="360" w:lineRule="auto"/>
-        <w:ind w:left="360"/>
+        <w:ind w:left="0"/>
         <w:jc w:val="both"/>
         <w:rPr>
           <w:b w:val="0"/>
@@ -17394,245 +22511,7 @@
         </w:rPr>
       </w:pPr>
     </w:p>
-    <w:p>
-      <w:pPr>
-        <w:pStyle w:val="Heading1"/>
-        <w:spacing w:after="240" w:line="360" w:lineRule="auto"/>
-        <w:ind w:left="360"/>
-        <w:jc w:val="both"/>
-        <w:rPr>
-          <w:b w:val="0"/>
-          <w:bCs w:val="0"/>
-          <w:sz w:val="24"/>
-          <w:szCs w:val="24"/>
-        </w:rPr>
-      </w:pPr>
-    </w:p>
-    <w:p>
-      <w:pPr>
-        <w:pStyle w:val="Heading1"/>
-        <w:spacing w:after="240" w:line="360" w:lineRule="auto"/>
-        <w:ind w:left="360"/>
-        <w:jc w:val="both"/>
-        <w:rPr>
-          <w:b w:val="0"/>
-          <w:bCs w:val="0"/>
-          <w:sz w:val="24"/>
-          <w:szCs w:val="24"/>
-        </w:rPr>
-      </w:pPr>
-    </w:p>
-    <w:p>
-      <w:pPr>
-        <w:pStyle w:val="Heading1"/>
-        <w:spacing w:after="240" w:line="360" w:lineRule="auto"/>
-        <w:ind w:left="360"/>
-        <w:jc w:val="both"/>
-        <w:rPr>
-          <w:b w:val="0"/>
-          <w:bCs w:val="0"/>
-          <w:sz w:val="24"/>
-          <w:szCs w:val="24"/>
-        </w:rPr>
-      </w:pPr>
-    </w:p>
-    <w:p>
-      <w:pPr>
-        <w:pStyle w:val="Heading1"/>
-        <w:spacing w:after="240" w:line="360" w:lineRule="auto"/>
-        <w:ind w:left="360"/>
-        <w:jc w:val="both"/>
-        <w:rPr>
-          <w:b w:val="0"/>
-          <w:bCs w:val="0"/>
-          <w:sz w:val="24"/>
-          <w:szCs w:val="24"/>
-        </w:rPr>
-      </w:pPr>
-    </w:p>
-    <w:p>
-      <w:pPr>
-        <w:pStyle w:val="Heading1"/>
-        <w:spacing w:after="240" w:line="360" w:lineRule="auto"/>
-        <w:ind w:left="360"/>
-        <w:jc w:val="both"/>
-        <w:rPr>
-          <w:b w:val="0"/>
-          <w:bCs w:val="0"/>
-          <w:sz w:val="24"/>
-          <w:szCs w:val="24"/>
-        </w:rPr>
-      </w:pPr>
-    </w:p>
-    <w:p>
-      <w:pPr>
-        <w:pStyle w:val="Heading1"/>
-        <w:spacing w:after="240" w:line="360" w:lineRule="auto"/>
-        <w:ind w:left="360"/>
-        <w:jc w:val="both"/>
-        <w:rPr>
-          <w:b w:val="0"/>
-          <w:bCs w:val="0"/>
-          <w:sz w:val="24"/>
-          <w:szCs w:val="24"/>
-        </w:rPr>
-      </w:pPr>
-    </w:p>
-    <w:p>
-      <w:pPr>
-        <w:pStyle w:val="Heading1"/>
-        <w:spacing w:after="240" w:line="360" w:lineRule="auto"/>
-        <w:ind w:left="360"/>
-        <w:jc w:val="both"/>
-        <w:rPr>
-          <w:b w:val="0"/>
-          <w:bCs w:val="0"/>
-          <w:sz w:val="24"/>
-          <w:szCs w:val="24"/>
-        </w:rPr>
-      </w:pPr>
-    </w:p>
-    <w:p>
-      <w:pPr>
-        <w:pStyle w:val="Heading1"/>
-        <w:spacing w:after="240" w:line="360" w:lineRule="auto"/>
-        <w:ind w:left="360"/>
-        <w:jc w:val="both"/>
-        <w:rPr>
-          <w:b w:val="0"/>
-          <w:bCs w:val="0"/>
-          <w:sz w:val="24"/>
-          <w:szCs w:val="24"/>
-        </w:rPr>
-      </w:pPr>
-    </w:p>
-    <w:p>
-      <w:pPr>
-        <w:pStyle w:val="Heading1"/>
-        <w:spacing w:after="240" w:line="360" w:lineRule="auto"/>
-        <w:ind w:left="360"/>
-        <w:jc w:val="both"/>
-        <w:rPr>
-          <w:b w:val="0"/>
-          <w:bCs w:val="0"/>
-          <w:sz w:val="24"/>
-          <w:szCs w:val="24"/>
-        </w:rPr>
-      </w:pPr>
-    </w:p>
-    <w:p>
-      <w:pPr>
-        <w:pStyle w:val="Heading1"/>
-        <w:spacing w:after="240" w:line="360" w:lineRule="auto"/>
-        <w:ind w:left="360"/>
-        <w:jc w:val="both"/>
-        <w:rPr>
-          <w:b w:val="0"/>
-          <w:bCs w:val="0"/>
-          <w:sz w:val="24"/>
-          <w:szCs w:val="24"/>
-        </w:rPr>
-      </w:pPr>
-    </w:p>
-    <w:p>
-      <w:pPr>
-        <w:pStyle w:val="Heading1"/>
-        <w:spacing w:after="240" w:line="360" w:lineRule="auto"/>
-        <w:ind w:left="360"/>
-        <w:jc w:val="both"/>
-        <w:rPr>
-          <w:b w:val="0"/>
-          <w:bCs w:val="0"/>
-          <w:sz w:val="24"/>
-          <w:szCs w:val="24"/>
-        </w:rPr>
-      </w:pPr>
-    </w:p>
-    <w:p>
-      <w:pPr>
-        <w:pStyle w:val="Heading1"/>
-        <w:spacing w:after="240" w:line="360" w:lineRule="auto"/>
-        <w:ind w:left="360"/>
-        <w:jc w:val="both"/>
-        <w:rPr>
-          <w:b w:val="0"/>
-          <w:bCs w:val="0"/>
-          <w:sz w:val="24"/>
-          <w:szCs w:val="24"/>
-        </w:rPr>
-      </w:pPr>
-    </w:p>
-    <w:p>
-      <w:pPr>
-        <w:pStyle w:val="Heading1"/>
-        <w:spacing w:after="240" w:line="360" w:lineRule="auto"/>
-        <w:ind w:left="360"/>
-        <w:jc w:val="both"/>
-        <w:rPr>
-          <w:b w:val="0"/>
-          <w:bCs w:val="0"/>
-          <w:sz w:val="24"/>
-          <w:szCs w:val="24"/>
-        </w:rPr>
-      </w:pPr>
-    </w:p>
-    <w:p>
-      <w:pPr>
-        <w:pStyle w:val="Heading1"/>
-        <w:spacing w:after="240" w:line="360" w:lineRule="auto"/>
-        <w:ind w:left="360"/>
-        <w:jc w:val="both"/>
-        <w:rPr>
-          <w:b w:val="0"/>
-          <w:bCs w:val="0"/>
-          <w:sz w:val="24"/>
-          <w:szCs w:val="24"/>
-        </w:rPr>
-      </w:pPr>
-    </w:p>
-    <w:p>
-      <w:pPr>
-        <w:pStyle w:val="Heading1"/>
-        <w:spacing w:after="240" w:line="360" w:lineRule="auto"/>
-        <w:ind w:left="360"/>
-        <w:jc w:val="both"/>
-        <w:rPr>
-          <w:b w:val="0"/>
-          <w:bCs w:val="0"/>
-          <w:sz w:val="24"/>
-          <w:szCs w:val="24"/>
-        </w:rPr>
-      </w:pPr>
-    </w:p>
-    <w:p>
-      <w:pPr>
-        <w:pStyle w:val="Heading1"/>
-        <w:spacing w:after="240" w:line="360" w:lineRule="auto"/>
-        <w:ind w:left="360"/>
-        <w:jc w:val="both"/>
-        <w:rPr>
-          <w:b w:val="0"/>
-          <w:bCs w:val="0"/>
-          <w:sz w:val="24"/>
-          <w:szCs w:val="24"/>
-        </w:rPr>
-      </w:pPr>
-    </w:p>
-    <w:p>
-      <w:pPr>
-        <w:pStyle w:val="Heading1"/>
-        <w:spacing w:after="240" w:line="360" w:lineRule="auto"/>
-        <w:ind w:left="360"/>
-        <w:jc w:val="both"/>
-        <w:rPr>
-          <w:b w:val="0"/>
-          <w:bCs w:val="0"/>
-          <w:sz w:val="24"/>
-          <w:szCs w:val="24"/>
-        </w:rPr>
-      </w:pPr>
-    </w:p>
-    <w:bookmarkStart w:id="136" w:name="_Toc226033424"/>
+    <w:bookmarkStart w:id="130" w:name="_Toc226033424"/>
     <w:bookmarkEnd w:id="72"/>
     <w:p>
       <w:pPr>
@@ -17730,7 +22609,7 @@
         </w:rPr>
         <w:t>6</w:t>
       </w:r>
-      <w:bookmarkEnd w:id="136"/>
+      <w:bookmarkEnd w:id="130"/>
     </w:p>
     <w:p>
       <w:pPr>
@@ -17741,7 +22620,7 @@
           <w:szCs w:val="40"/>
         </w:rPr>
       </w:pPr>
-      <w:bookmarkStart w:id="137" w:name="_Toc226033425"/>
+      <w:bookmarkStart w:id="131" w:name="_Toc226033425"/>
       <w:r>
         <w:rPr>
           <w:sz w:val="40"/>
@@ -17749,7 +22628,7 @@
         </w:rPr>
         <w:t>Conclusion</w:t>
       </w:r>
-      <w:bookmarkEnd w:id="137"/>
+      <w:bookmarkEnd w:id="131"/>
     </w:p>
     <w:p>
       <w:pPr>
@@ -17771,7 +22650,7 @@
         </w:rPr>
         <w:t xml:space="preserve"> </w:t>
       </w:r>
-      <w:bookmarkStart w:id="138" w:name="_Toc226033426"/>
+      <w:bookmarkStart w:id="132" w:name="_Toc226033426"/>
       <w:r>
         <w:rPr>
           <w:sz w:val="28"/>
@@ -17779,7 +22658,9 @@
         </w:rPr>
         <w:t>Summary of the Study / Work Done</w:t>
       </w:r>
-      <w:bookmarkEnd w:id="138"/>
+      <w:bookmarkStart w:id="133" w:name="_Toc226031634"/>
+      <w:bookmarkStart w:id="134" w:name="_Toc226033427"/>
+      <w:bookmarkEnd w:id="132"/>
     </w:p>
     <w:p>
       <w:pPr>
@@ -17797,19 +22678,217 @@
           <w:szCs w:val="24"/>
         </w:rPr>
       </w:pPr>
-      <w:bookmarkStart w:id="139" w:name="_Toc226031634"/>
-      <w:bookmarkStart w:id="140" w:name="_Toc226033427"/>
-      <w:r>
-        <w:rPr>
-          <w:b w:val="0"/>
-          <w:bCs w:val="0"/>
-          <w:sz w:val="24"/>
-          <w:szCs w:val="24"/>
-        </w:rPr>
-        <w:t>Write this section as a paragraph that summarizes the entire research work. Briefly revisit the problem, objectives, methodology, and key findings. Ensure that the summary reflects the overall journey of the research without going into excessive detail. This section should provide a clear overview of what has been accomplished.</w:t>
-      </w:r>
-      <w:bookmarkEnd w:id="139"/>
-      <w:bookmarkEnd w:id="140"/>
+      <w:r>
+        <w:rPr>
+          <w:b w:val="0"/>
+          <w:bCs w:val="0"/>
+          <w:sz w:val="24"/>
+          <w:szCs w:val="24"/>
+        </w:rPr>
+        <w:t xml:space="preserve">The aim of this thesis was to fill in this </w:t>
+      </w:r>
+      <w:proofErr w:type="gramStart"/>
+      <w:r>
+        <w:rPr>
+          <w:b w:val="0"/>
+          <w:bCs w:val="0"/>
+          <w:sz w:val="24"/>
+          <w:szCs w:val="24"/>
+        </w:rPr>
+        <w:t>important, yet</w:t>
+      </w:r>
+      <w:proofErr w:type="gramEnd"/>
+      <w:r>
+        <w:rPr>
+          <w:b w:val="0"/>
+          <w:bCs w:val="0"/>
+          <w:sz w:val="24"/>
+          <w:szCs w:val="24"/>
+        </w:rPr>
+        <w:t xml:space="preserve"> practically needed void: a completely missing resource of AI-assisted reporting of chest X-rays in Bangla, the native language of more than 170 million people, and where a radiologist is available for less than one person in every 200,000 people. We have designed, implemented and evaluated </w:t>
+      </w:r>
+      <w:proofErr w:type="spellStart"/>
+      <w:r>
+        <w:rPr>
+          <w:b w:val="0"/>
+          <w:bCs w:val="0"/>
+          <w:sz w:val="24"/>
+          <w:szCs w:val="24"/>
+        </w:rPr>
+        <w:t>BanglaCXR</w:t>
+      </w:r>
+      <w:proofErr w:type="spellEnd"/>
+      <w:r>
+        <w:rPr>
+          <w:b w:val="0"/>
+          <w:bCs w:val="0"/>
+          <w:sz w:val="24"/>
+          <w:szCs w:val="24"/>
+        </w:rPr>
+        <w:t xml:space="preserve">, a </w:t>
+      </w:r>
+      <w:proofErr w:type="gramStart"/>
+      <w:r>
+        <w:rPr>
+          <w:b w:val="0"/>
+          <w:bCs w:val="0"/>
+          <w:sz w:val="24"/>
+          <w:szCs w:val="24"/>
+        </w:rPr>
+        <w:t>two stage</w:t>
+      </w:r>
+      <w:proofErr w:type="gramEnd"/>
+      <w:r>
+        <w:rPr>
+          <w:b w:val="0"/>
+          <w:bCs w:val="0"/>
+          <w:sz w:val="24"/>
+          <w:szCs w:val="24"/>
+        </w:rPr>
+        <w:t xml:space="preserve"> pipeline of vision-to-language and language-to-vision. The first stage is made up of a frozen RAD-DINO vision encoder, a novel cross-attention module named </w:t>
+      </w:r>
+      <w:proofErr w:type="spellStart"/>
+      <w:r>
+        <w:rPr>
+          <w:b w:val="0"/>
+          <w:bCs w:val="0"/>
+          <w:sz w:val="24"/>
+          <w:szCs w:val="24"/>
+        </w:rPr>
+        <w:t>AnatomyGuidedProjector</w:t>
+      </w:r>
+      <w:proofErr w:type="spellEnd"/>
+      <w:r>
+        <w:rPr>
+          <w:b w:val="0"/>
+          <w:bCs w:val="0"/>
+          <w:sz w:val="24"/>
+          <w:szCs w:val="24"/>
+        </w:rPr>
+        <w:t xml:space="preserve"> and a </w:t>
+      </w:r>
+      <w:proofErr w:type="spellStart"/>
+      <w:r>
+        <w:rPr>
+          <w:b w:val="0"/>
+          <w:bCs w:val="0"/>
+          <w:sz w:val="24"/>
+          <w:szCs w:val="24"/>
+        </w:rPr>
+        <w:t>LoRA</w:t>
+      </w:r>
+      <w:proofErr w:type="spellEnd"/>
+      <w:r>
+        <w:rPr>
+          <w:b w:val="0"/>
+          <w:bCs w:val="0"/>
+          <w:sz w:val="24"/>
+          <w:szCs w:val="24"/>
+        </w:rPr>
+        <w:t xml:space="preserve"> fine-tuned Phi-3.5 Mini language model which outputs structured English radiology reports from chest X-ray images. In the second stage, the English reports are translated into Bangla using NLLB-200. The system has been trained and tested on the Indiana University Chest X-ray database, with 2566 training samples, 550 validation samples and 550 test samples </w:t>
+      </w:r>
+      <w:proofErr w:type="gramStart"/>
+      <w:r>
+        <w:rPr>
+          <w:b w:val="0"/>
+          <w:bCs w:val="0"/>
+          <w:sz w:val="24"/>
+          <w:szCs w:val="24"/>
+        </w:rPr>
+        <w:t>being all</w:t>
+      </w:r>
+      <w:proofErr w:type="gramEnd"/>
+      <w:r>
+        <w:rPr>
+          <w:b w:val="0"/>
+          <w:bCs w:val="0"/>
+          <w:sz w:val="24"/>
+          <w:szCs w:val="24"/>
+        </w:rPr>
+        <w:t xml:space="preserve"> performed on consumer-grade hardware with 8.5GB VRAM. Stage 1 obtained BLEU-1 score of 0.2884, ROUGE-1 score of 0.4352, METEOR score of 0.2820 and </w:t>
+      </w:r>
+      <w:proofErr w:type="spellStart"/>
+      <w:r>
+        <w:rPr>
+          <w:b w:val="0"/>
+          <w:bCs w:val="0"/>
+          <w:sz w:val="24"/>
+          <w:szCs w:val="24"/>
+        </w:rPr>
+        <w:t>chrF</w:t>
+      </w:r>
+      <w:proofErr w:type="spellEnd"/>
+      <w:r>
+        <w:rPr>
+          <w:b w:val="0"/>
+          <w:bCs w:val="0"/>
+          <w:sz w:val="24"/>
+          <w:szCs w:val="24"/>
+        </w:rPr>
+        <w:t xml:space="preserve">++ score of 41.32 in twelve pathological categories, whereas the score of abnormality detection F1 was 0.8802, and clinical micro-F1 was 0.5897. At stage 2, Bangla reports were generated by </w:t>
+      </w:r>
+      <w:proofErr w:type="spellStart"/>
+      <w:r>
+        <w:rPr>
+          <w:b w:val="0"/>
+          <w:bCs w:val="0"/>
+          <w:sz w:val="24"/>
+          <w:szCs w:val="24"/>
+        </w:rPr>
+        <w:t>chrF</w:t>
+      </w:r>
+      <w:proofErr w:type="spellEnd"/>
+      <w:r>
+        <w:rPr>
+          <w:b w:val="0"/>
+          <w:bCs w:val="0"/>
+          <w:sz w:val="24"/>
+          <w:szCs w:val="24"/>
+        </w:rPr>
+        <w:t xml:space="preserve">++ with the score of 35.18 on NLLB-200-translated reference texts, producing reasonably good reports and clinically organized output. An ablation study confirmed that the </w:t>
+      </w:r>
+      <w:proofErr w:type="spellStart"/>
+      <w:r>
+        <w:rPr>
+          <w:b w:val="0"/>
+          <w:bCs w:val="0"/>
+          <w:sz w:val="24"/>
+          <w:szCs w:val="24"/>
+        </w:rPr>
+        <w:t>AnatomyGuidedProjector</w:t>
+      </w:r>
+      <w:proofErr w:type="spellEnd"/>
+      <w:r>
+        <w:rPr>
+          <w:b w:val="0"/>
+          <w:bCs w:val="0"/>
+          <w:sz w:val="24"/>
+          <w:szCs w:val="24"/>
+        </w:rPr>
+        <w:t xml:space="preserve"> is necessary for the model, with a baseline model consisting of a </w:t>
+      </w:r>
+      <w:proofErr w:type="spellStart"/>
+      <w:r>
+        <w:rPr>
+          <w:b w:val="0"/>
+          <w:bCs w:val="0"/>
+          <w:sz w:val="24"/>
+          <w:szCs w:val="24"/>
+        </w:rPr>
+        <w:t>FlatMLP</w:t>
+      </w:r>
+      <w:proofErr w:type="spellEnd"/>
+      <w:r>
+        <w:rPr>
+          <w:b w:val="0"/>
+          <w:bCs w:val="0"/>
+          <w:sz w:val="24"/>
+          <w:szCs w:val="24"/>
+        </w:rPr>
+        <w:t xml:space="preserve"> mean-pooling architecture failing to collapse the generation for all metrics.</w:t>
+      </w:r>
+      <w:bookmarkEnd w:id="133"/>
+      <w:bookmarkEnd w:id="134"/>
       <w:r>
         <w:rPr>
           <w:b w:val="0"/>
@@ -17840,7 +22919,7 @@
         </w:rPr>
         <w:t xml:space="preserve"> </w:t>
       </w:r>
-      <w:bookmarkStart w:id="141" w:name="_Toc226033428"/>
+      <w:bookmarkStart w:id="135" w:name="_Toc226033428"/>
       <w:r>
         <w:rPr>
           <w:sz w:val="28"/>
@@ -17848,7 +22927,7 @@
         </w:rPr>
         <w:t>Key Contributions</w:t>
       </w:r>
-      <w:bookmarkEnd w:id="141"/>
+      <w:bookmarkEnd w:id="135"/>
     </w:p>
     <w:p>
       <w:pPr>
@@ -17863,19 +22942,129 @@
           <w:szCs w:val="24"/>
         </w:rPr>
       </w:pPr>
-      <w:bookmarkStart w:id="142" w:name="_Toc226031636"/>
-      <w:bookmarkStart w:id="143" w:name="_Toc226033429"/>
-      <w:r>
-        <w:rPr>
-          <w:b w:val="0"/>
-          <w:bCs w:val="0"/>
-          <w:sz w:val="24"/>
-          <w:szCs w:val="24"/>
-        </w:rPr>
-        <w:t>Develop this section as a paragraph (or concise bullet points if needed) that highlights the main contributions of the research. Clearly state what has been achieved, improved, or introduced. Ensure that the contributions are specific, relevant, and directly connected to the research objectives.</w:t>
-      </w:r>
-      <w:bookmarkEnd w:id="142"/>
-      <w:bookmarkEnd w:id="143"/>
+      <w:bookmarkStart w:id="136" w:name="_Toc226031636"/>
+      <w:bookmarkStart w:id="137" w:name="_Toc226033429"/>
+      <w:r>
+        <w:rPr>
+          <w:b w:val="0"/>
+          <w:bCs w:val="0"/>
+          <w:sz w:val="24"/>
+          <w:szCs w:val="24"/>
+        </w:rPr>
+        <w:t xml:space="preserve">The study has four specific contributions. The first is </w:t>
+      </w:r>
+      <w:proofErr w:type="spellStart"/>
+      <w:r>
+        <w:rPr>
+          <w:b w:val="0"/>
+          <w:bCs w:val="0"/>
+          <w:sz w:val="24"/>
+          <w:szCs w:val="24"/>
+        </w:rPr>
+        <w:t>BanglaCXR</w:t>
+      </w:r>
+      <w:proofErr w:type="spellEnd"/>
+      <w:r>
+        <w:rPr>
+          <w:b w:val="0"/>
+          <w:bCs w:val="0"/>
+          <w:sz w:val="24"/>
+          <w:szCs w:val="24"/>
+        </w:rPr>
+        <w:t xml:space="preserve"> itself, the first end-to-end pipeline evaluated with over 550 test cases, which fully documented for re-</w:t>
+      </w:r>
+      <w:proofErr w:type="spellStart"/>
+      <w:r>
+        <w:rPr>
+          <w:b w:val="0"/>
+          <w:bCs w:val="0"/>
+          <w:sz w:val="24"/>
+          <w:szCs w:val="24"/>
+        </w:rPr>
+        <w:t>implementability</w:t>
+      </w:r>
+      <w:proofErr w:type="spellEnd"/>
+      <w:r>
+        <w:rPr>
+          <w:b w:val="0"/>
+          <w:bCs w:val="0"/>
+          <w:sz w:val="24"/>
+          <w:szCs w:val="24"/>
+        </w:rPr>
+        <w:t xml:space="preserve">, and has been shown to generate structured chest X-ray radiology reports in Bangla. The second is the </w:t>
+      </w:r>
+      <w:proofErr w:type="spellStart"/>
+      <w:r>
+        <w:rPr>
+          <w:b w:val="0"/>
+          <w:bCs w:val="0"/>
+          <w:sz w:val="24"/>
+          <w:szCs w:val="24"/>
+        </w:rPr>
+        <w:t>AnatomyGuidedProjector</w:t>
+      </w:r>
+      <w:proofErr w:type="spellEnd"/>
+      <w:r>
+        <w:rPr>
+          <w:b w:val="0"/>
+          <w:bCs w:val="0"/>
+          <w:sz w:val="24"/>
+          <w:szCs w:val="24"/>
+        </w:rPr>
+        <w:t xml:space="preserve">, a cross-attention module comprising of 32 learnable region queries, which effectively reduces the number of patch tokens in RAD-DINO (1,370) to region-aware embeddings, conditions the language model—with the ablation study showing that this is architecturally crucial, as the </w:t>
+      </w:r>
+      <w:proofErr w:type="spellStart"/>
+      <w:r>
+        <w:rPr>
+          <w:b w:val="0"/>
+          <w:bCs w:val="0"/>
+          <w:sz w:val="24"/>
+          <w:szCs w:val="24"/>
+        </w:rPr>
+        <w:t>FlatMLP</w:t>
+      </w:r>
+      <w:proofErr w:type="spellEnd"/>
+      <w:r>
+        <w:rPr>
+          <w:b w:val="0"/>
+          <w:bCs w:val="0"/>
+          <w:sz w:val="24"/>
+          <w:szCs w:val="24"/>
+        </w:rPr>
+        <w:t xml:space="preserve"> alternative fails to boost results substantially (0.0003 BLEU-1 vs. 0.2884). The third is the </w:t>
+      </w:r>
+      <w:r>
+        <w:rPr>
+          <w:b w:val="0"/>
+          <w:bCs w:val="0"/>
+          <w:sz w:val="24"/>
+          <w:szCs w:val="24"/>
+        </w:rPr>
+        <w:lastRenderedPageBreak/>
+        <w:t xml:space="preserve">first structured Bangla radiology NLG benchmark with 550 paired English-Bangla evaluated report samples that can be used by future researchers to evaluate and compare Bangla medical text generation models. The fourth is the clinical entity evaluation framework across 12 pathological categories, which serves as a </w:t>
+      </w:r>
+      <w:proofErr w:type="gramStart"/>
+      <w:r>
+        <w:rPr>
+          <w:b w:val="0"/>
+          <w:bCs w:val="0"/>
+          <w:sz w:val="24"/>
+          <w:szCs w:val="24"/>
+        </w:rPr>
+        <w:t>diagnostically-informed</w:t>
+      </w:r>
+      <w:proofErr w:type="gramEnd"/>
+      <w:r>
+        <w:rPr>
+          <w:b w:val="0"/>
+          <w:bCs w:val="0"/>
+          <w:sz w:val="24"/>
+          <w:szCs w:val="24"/>
+        </w:rPr>
+        <w:t xml:space="preserve"> supplement to NLG metrics, and gives a more actionable view of clinical deployment readiness than the NLG metrics do individually.</w:t>
+      </w:r>
+      <w:bookmarkEnd w:id="136"/>
+      <w:bookmarkEnd w:id="137"/>
     </w:p>
     <w:p>
       <w:pPr>
@@ -17897,7 +23086,7 @@
         </w:rPr>
         <w:t xml:space="preserve"> </w:t>
       </w:r>
-      <w:bookmarkStart w:id="144" w:name="_Toc226033430"/>
+      <w:bookmarkStart w:id="138" w:name="_Toc226033430"/>
       <w:r>
         <w:rPr>
           <w:sz w:val="28"/>
@@ -17905,7 +23094,7 @@
         </w:rPr>
         <w:t>Limitations of the Study</w:t>
       </w:r>
-      <w:bookmarkEnd w:id="144"/>
+      <w:bookmarkEnd w:id="138"/>
     </w:p>
     <w:p>
       <w:pPr>
@@ -17923,7 +23112,103 @@
           <w:sz w:val="24"/>
           <w:szCs w:val="24"/>
         </w:rPr>
-        <w:t>Write this section as a paragraph that honestly discusses the limitations of the research. Identify constraints related to data, methodology, tools, or scope that may have affected the results. Maintain a balanced and realistic tone, acknowledging limitations without undermining the overall value of the work.</w:t>
+        <w:t xml:space="preserve">There were some restrictions in the present study. The training data is the most significant: 2,566 samples from one American academic hospital is a narrowly demographically and small body of material to train a clinical generation model for Bangladeshi patients. The IU X-ray data are not representative of the disease burden, equipment, or clinical reporting approaches of Bangladeshi hospitals, and the model's performance in true in-distribution Bangladesh chest X-rays remains unclear. The results of rare pathological categories such as fractures, nodules, edema, and atelectasis are below 0.25 in both English as well as Bangla, meaning that the model performance is not reliable enough to detect these pathological findings yet. A methodological weakness of the Stage 2 evaluation is that there are no human-written Bangla references to compare against, so the references used in the evaluation are also created by NLLB-200, which means that the </w:t>
+      </w:r>
+      <w:proofErr w:type="spellStart"/>
+      <w:r>
+        <w:rPr>
+          <w:sz w:val="24"/>
+          <w:szCs w:val="24"/>
+        </w:rPr>
+        <w:t>chrF</w:t>
+      </w:r>
+      <w:proofErr w:type="spellEnd"/>
+      <w:r>
+        <w:rPr>
+          <w:sz w:val="24"/>
+          <w:szCs w:val="24"/>
+        </w:rPr>
+        <w:t xml:space="preserve">++ score reflects the consistency between two machine-generated translations instead of fidelity to the expert human output. Whilst the </w:t>
+      </w:r>
+      <w:proofErr w:type="spellStart"/>
+      <w:r>
+        <w:rPr>
+          <w:sz w:val="24"/>
+          <w:szCs w:val="24"/>
+        </w:rPr>
+        <w:t>FlatMLP</w:t>
+      </w:r>
+      <w:proofErr w:type="spellEnd"/>
+      <w:r>
+        <w:rPr>
+          <w:sz w:val="24"/>
+          <w:szCs w:val="24"/>
+        </w:rPr>
+        <w:t xml:space="preserve"> ablation is an important control, it does not represent a comparison with other published systems on the same data set and hardware constraints, so it is not possible to </w:t>
+      </w:r>
+      <w:proofErr w:type="spellStart"/>
+      <w:r>
+        <w:rPr>
+          <w:sz w:val="24"/>
+          <w:szCs w:val="24"/>
+        </w:rPr>
+        <w:t>contextualise</w:t>
+      </w:r>
+      <w:proofErr w:type="spellEnd"/>
+      <w:r>
+        <w:rPr>
+          <w:sz w:val="24"/>
+          <w:szCs w:val="24"/>
+        </w:rPr>
+        <w:t xml:space="preserve"> </w:t>
+      </w:r>
+      <w:proofErr w:type="spellStart"/>
+      <w:r>
+        <w:rPr>
+          <w:sz w:val="24"/>
+          <w:szCs w:val="24"/>
+        </w:rPr>
+        <w:t>BanglaCXR's</w:t>
+      </w:r>
+      <w:proofErr w:type="spellEnd"/>
+      <w:r>
+        <w:rPr>
+          <w:sz w:val="24"/>
+          <w:szCs w:val="24"/>
+        </w:rPr>
+        <w:t xml:space="preserve"> performance in detail in relation to the literature. Lastly, there is </w:t>
+      </w:r>
+      <w:proofErr w:type="gramStart"/>
+      <w:r>
+        <w:rPr>
+          <w:sz w:val="24"/>
+          <w:szCs w:val="24"/>
+        </w:rPr>
+        <w:t>absolutely no</w:t>
+      </w:r>
+      <w:proofErr w:type="gramEnd"/>
+      <w:r>
+        <w:rPr>
+          <w:sz w:val="24"/>
+          <w:szCs w:val="24"/>
+        </w:rPr>
+        <w:t xml:space="preserve"> clinical validation of the system: no radiologist has examined the reports provided by the system, no patient outcome data has been </w:t>
+      </w:r>
+      <w:proofErr w:type="gramStart"/>
+      <w:r>
+        <w:rPr>
+          <w:sz w:val="24"/>
+          <w:szCs w:val="24"/>
+        </w:rPr>
+        <w:t>gathered</w:t>
+      </w:r>
+      <w:proofErr w:type="gramEnd"/>
+      <w:r>
+        <w:rPr>
+          <w:sz w:val="24"/>
+          <w:szCs w:val="24"/>
+        </w:rPr>
+        <w:t xml:space="preserve"> and no assessment of clinical “usefulness” has been performed.</w:t>
       </w:r>
     </w:p>
     <w:p>
@@ -17946,7 +23231,7 @@
         </w:rPr>
         <w:t xml:space="preserve"> </w:t>
       </w:r>
-      <w:bookmarkStart w:id="145" w:name="_Toc226033431"/>
+      <w:bookmarkStart w:id="139" w:name="_Toc226033431"/>
       <w:r>
         <w:rPr>
           <w:sz w:val="28"/>
@@ -17954,7 +23239,7 @@
         </w:rPr>
         <w:t>Future Work</w:t>
       </w:r>
-      <w:bookmarkEnd w:id="145"/>
+      <w:bookmarkEnd w:id="139"/>
     </w:p>
     <w:p>
       <w:pPr>
@@ -17972,48 +23257,32 @@
           <w:sz w:val="24"/>
           <w:szCs w:val="24"/>
         </w:rPr>
-        <w:t>Present this section as a forward-looking paragraph that suggests possible extensions or improvements to the research. Clearly describe areas where further investigation or enhancement is needed. Ensure that the suggestions are practical and logically derived from the limitations or findings of the current study.</w:t>
-      </w:r>
-    </w:p>
-    <w:p>
-      <w:pPr>
-        <w:rPr>
-          <w:sz w:val="24"/>
-          <w:szCs w:val="24"/>
-        </w:rPr>
-      </w:pPr>
-    </w:p>
-    <w:p>
-      <w:pPr>
-        <w:rPr>
-          <w:sz w:val="24"/>
-          <w:szCs w:val="24"/>
-        </w:rPr>
-      </w:pPr>
-    </w:p>
-    <w:p>
-      <w:pPr>
-        <w:rPr>
-          <w:sz w:val="24"/>
-          <w:szCs w:val="24"/>
-        </w:rPr>
-      </w:pPr>
-    </w:p>
-    <w:p>
-      <w:pPr>
-        <w:rPr>
-          <w:sz w:val="24"/>
-          <w:szCs w:val="24"/>
-        </w:rPr>
-      </w:pPr>
-    </w:p>
-    <w:p>
-      <w:pPr>
-        <w:rPr>
-          <w:sz w:val="24"/>
-          <w:szCs w:val="24"/>
-        </w:rPr>
-      </w:pPr>
+        <w:t>The biggest extension of this work is the collection and annotation of a Bangla-medium radiology report corpus authored by qualified Bangladeshi radiologists to solve the training data limitation and the evaluation reference problem at once. A collection of 500 – 1000 professionally written Bangla reports, even at this magnitude, would contribute significantly to the validity of the Stage 2 evaluation and can be used as a fine-tuning goal for an NLLB-200 adapted translation model. The second direction is expanding the vision-</w:t>
+      </w:r>
+      <w:r>
+        <w:rPr>
+          <w:sz w:val="24"/>
+          <w:szCs w:val="24"/>
+        </w:rPr>
+        <w:lastRenderedPageBreak/>
+        <w:t xml:space="preserve">language model training set to a larger-sized dataset like MIMIC-CXR, possibly with a cross-dataset transfer strategy by pretraining the model on MIMIC-CXR and fine-tuning it with IU X-ray to ensure a more comprehensive exposure to the vast range of pathological images. Third, the clinical entity evaluation results indicate that more substantial training sets, broader training sets, or some form of a structured prior clinical knowledge (like </w:t>
+      </w:r>
+      <w:proofErr w:type="spellStart"/>
+      <w:r>
+        <w:rPr>
+          <w:sz w:val="24"/>
+          <w:szCs w:val="24"/>
+        </w:rPr>
+        <w:t>ClinicalBLIP</w:t>
+      </w:r>
+      <w:proofErr w:type="spellEnd"/>
+      <w:r>
+        <w:rPr>
+          <w:sz w:val="24"/>
+          <w:szCs w:val="24"/>
+        </w:rPr>
+        <w:t xml:space="preserve"> (Ji et al., 2024) would be needed to improve performance on rare findings. Fourth, swapping the NLLB-200 translation model with a fine-tuned domain-adapted clinical translation model for the English-to-Bangla language pair, as shown by Han et al. (2024) for other clinical language pairs, would likely result in significantly improved output quality for Bangla. Lastly, a formal clinical evaluation study of Bangladeshi radiologists who would read the system-generated reports in comparison to reference reports without knowing which was generated by the system would be necessary to determine if the system would have real world clinical utility and what deployment-protective measures are required for any actual use.</w:t>
+      </w:r>
     </w:p>
     <w:p>
       <w:pPr>
@@ -18072,18 +23341,17 @@
           <w:szCs w:val="40"/>
         </w:rPr>
       </w:pPr>
-      <w:bookmarkStart w:id="146" w:name="_Toc151025057"/>
-      <w:bookmarkStart w:id="147" w:name="_Toc226033432"/>
+      <w:bookmarkStart w:id="140" w:name="_Toc151025057"/>
+      <w:bookmarkStart w:id="141" w:name="_Toc226033432"/>
       <w:r>
         <w:rPr>
           <w:sz w:val="40"/>
           <w:szCs w:val="40"/>
         </w:rPr>
-        <w:lastRenderedPageBreak/>
         <w:t>References</w:t>
       </w:r>
-      <w:bookmarkEnd w:id="146"/>
-      <w:bookmarkEnd w:id="147"/>
+      <w:bookmarkEnd w:id="140"/>
+      <w:bookmarkEnd w:id="141"/>
     </w:p>
     <w:p>
       <w:pPr>
@@ -18823,12 +24091,12 @@
           <w:szCs w:val="48"/>
         </w:rPr>
       </w:pPr>
-      <w:bookmarkStart w:id="148" w:name="Appendix"/>
-      <w:bookmarkStart w:id="149" w:name="_bookmark22"/>
-      <w:bookmarkStart w:id="150" w:name="_Toc151025058"/>
-      <w:bookmarkStart w:id="151" w:name="_Toc226033433"/>
-      <w:bookmarkEnd w:id="148"/>
-      <w:bookmarkEnd w:id="149"/>
+      <w:bookmarkStart w:id="142" w:name="Appendix"/>
+      <w:bookmarkStart w:id="143" w:name="_bookmark22"/>
+      <w:bookmarkStart w:id="144" w:name="_Toc151025058"/>
+      <w:bookmarkStart w:id="145" w:name="_Toc226033433"/>
+      <w:bookmarkEnd w:id="142"/>
+      <w:bookmarkEnd w:id="143"/>
       <w:r>
         <w:rPr>
           <w:sz w:val="48"/>
@@ -18837,8 +24105,8 @@
         <w:lastRenderedPageBreak/>
         <w:t>Appendix</w:t>
       </w:r>
-      <w:bookmarkEnd w:id="150"/>
-      <w:bookmarkEnd w:id="151"/>
+      <w:bookmarkEnd w:id="144"/>
+      <w:bookmarkEnd w:id="145"/>
     </w:p>
     <w:p>
       <w:pPr>

--- a/Thesis Report.docx
+++ b/Thesis Report.docx
@@ -1,6 +1,6 @@
 
 <file path=word/document.xml><?xml version="1.0" encoding="utf-8"?>
-<w:document xmlns:wpc="http://schemas.microsoft.com/office/word/2010/wordprocessingCanvas" xmlns:cx="http://schemas.microsoft.com/office/drawing/2014/chartex" xmlns:cx1="http://schemas.microsoft.com/office/drawing/2015/9/8/chartex" xmlns:cx2="http://schemas.microsoft.com/office/drawing/2015/10/21/chartex" xmlns:cx3="http://schemas.microsoft.com/office/drawing/2016/5/9/chartex" xmlns:cx4="http://schemas.microsoft.com/office/drawing/2016/5/10/chartex" xmlns:cx5="http://schemas.microsoft.com/office/drawing/2016/5/11/chartex" xmlns:cx6="http://schemas.microsoft.com/office/drawing/2016/5/12/chartex" xmlns:cx7="http://schemas.microsoft.com/office/drawing/2016/5/13/chartex" xmlns:cx8="http://schemas.microsoft.com/office/drawing/2016/5/14/chartex" xmlns:mc="http://schemas.openxmlformats.org/markup-compatibility/2006" xmlns:aink="http://schemas.microsoft.com/office/drawing/2016/ink" xmlns:am3d="http://schemas.microsoft.com/office/drawing/2017/model3d" xmlns:o="urn:schemas-microsoft-com:office:office" xmlns:oel="http://schemas.microsoft.com/office/2019/extlst" xmlns:r="http://schemas.openxmlformats.org/officeDocument/2006/relationships" xmlns:m="http://schemas.openxmlformats.org/officeDocument/2006/math" xmlns:v="urn:schemas-microsoft-com:vml" xmlns:wp14="http://schemas.microsoft.com/office/word/2010/wordprocessingDrawing" xmlns:wp="http://schemas.openxmlformats.org/drawingml/2006/wordprocessingDrawing" xmlns:w10="urn:schemas-microsoft-com:office:word" xmlns:w="http://schemas.openxmlformats.org/wordprocessingml/2006/main" xmlns:w14="http://schemas.microsoft.com/office/word/2010/wordml" xmlns:w15="http://schemas.microsoft.com/office/word/2012/wordml" xmlns:w16cex="http://schemas.microsoft.com/office/word/2018/wordml/cex" xmlns:w16cid="http://schemas.microsoft.com/office/word/2016/wordml/cid" xmlns:w16="http://schemas.microsoft.com/office/word/2018/wordml" xmlns:w16du="http://schemas.microsoft.com/office/word/2023/wordml/word16du" xmlns:w16sdtdh="http://schemas.microsoft.com/office/word/2020/wordml/sdtdatahash" xmlns:w16sdtfl="http://schemas.microsoft.com/office/word/2024/wordml/sdtformatlock" xmlns:w16se="http://schemas.microsoft.com/office/word/2015/wordml/symex" xmlns:wpg="http://schemas.microsoft.com/office/word/2010/wordprocessingGroup" xmlns:wpi="http://schemas.microsoft.com/office/word/2010/wordprocessingInk" xmlns:wne="http://schemas.microsoft.com/office/word/2006/wordml" xmlns:wps="http://schemas.microsoft.com/office/word/2010/wordprocessingShape" mc:Ignorable="w14 w15 w16se w16cid w16 w16cex w16sdtdh w16sdtfl w16du wp14">
+<w:document xmlns:wpc="http://schemas.microsoft.com/office/word/2010/wordprocessingCanvas" xmlns:cx="http://schemas.microsoft.com/office/drawing/2014/chartex" xmlns:cx1="http://schemas.microsoft.com/office/drawing/2015/9/8/chartex" xmlns:cx2="http://schemas.microsoft.com/office/drawing/2015/10/21/chartex" xmlns:cx3="http://schemas.microsoft.com/office/drawing/2016/5/9/chartex" xmlns:cx4="http://schemas.microsoft.com/office/drawing/2016/5/10/chartex" xmlns:cx5="http://schemas.microsoft.com/office/drawing/2016/5/11/chartex" xmlns:cx6="http://schemas.microsoft.com/office/drawing/2016/5/12/chartex" xmlns:cx7="http://schemas.microsoft.com/office/drawing/2016/5/13/chartex" xmlns:cx8="http://schemas.microsoft.com/office/drawing/2016/5/14/chartex" xmlns:mc="http://schemas.openxmlformats.org/markup-compatibility/2006" xmlns:aink="http://schemas.microsoft.com/office/drawing/2016/ink" xmlns:am3d="http://schemas.microsoft.com/office/drawing/2017/model3d" xmlns:o="urn:schemas-microsoft-com:office:office" xmlns:r="http://schemas.openxmlformats.org/officeDocument/2006/relationships" xmlns:m="http://schemas.openxmlformats.org/officeDocument/2006/math" xmlns:v="urn:schemas-microsoft-com:vml" xmlns:wp14="http://schemas.microsoft.com/office/word/2010/wordprocessingDrawing" xmlns:wp="http://schemas.openxmlformats.org/drawingml/2006/wordprocessingDrawing" xmlns:w10="urn:schemas-microsoft-com:office:word" xmlns:w="http://schemas.openxmlformats.org/wordprocessingml/2006/main" xmlns:w14="http://schemas.microsoft.com/office/word/2010/wordml" xmlns:w15="http://schemas.microsoft.com/office/word/2012/wordml" xmlns:w16cex="http://schemas.microsoft.com/office/word/2018/wordml/cex" xmlns:w16cid="http://schemas.microsoft.com/office/word/2016/wordml/cid" xmlns:w16="http://schemas.microsoft.com/office/word/2018/wordml" xmlns:w16sdtdh="http://schemas.microsoft.com/office/word/2020/wordml/sdtdatahash" xmlns:w16se="http://schemas.microsoft.com/office/word/2015/wordml/symex" xmlns:wpg="http://schemas.microsoft.com/office/word/2010/wordprocessingGroup" xmlns:wpi="http://schemas.microsoft.com/office/word/2010/wordprocessingInk" xmlns:wne="http://schemas.microsoft.com/office/word/2006/wordml" xmlns:wps="http://schemas.microsoft.com/office/word/2010/wordprocessingShape" mc:Ignorable="w14 w15 w16se w16cid w16 w16cex w16sdtdh wp14">
   <w:body>
     <w:p>
       <w:pPr>
@@ -1130,7 +1130,6 @@
         </w:rPr>
         <w:t xml:space="preserve"> </w:t>
       </w:r>
-      <w:proofErr w:type="gramStart"/>
       <w:r>
         <w:rPr>
           <w:i/>
@@ -1153,7 +1152,6 @@
         </w:rPr>
         <w:t>reproduce</w:t>
       </w:r>
-      <w:proofErr w:type="gramEnd"/>
       <w:r>
         <w:rPr>
           <w:i/>
@@ -1413,21 +1411,7 @@
         <w:rPr>
           <w:w w:val="95"/>
         </w:rPr>
-        <w:t xml:space="preserve">We have clearly stated the contribution of others to our </w:t>
-      </w:r>
-      <w:proofErr w:type="gramStart"/>
-      <w:r>
-        <w:rPr>
-          <w:w w:val="95"/>
-        </w:rPr>
-        <w:t>thesis as a whole, including</w:t>
-      </w:r>
-      <w:proofErr w:type="gramEnd"/>
-      <w:r>
-        <w:rPr>
-          <w:w w:val="95"/>
-        </w:rPr>
-        <w:t xml:space="preserve"> statistical assistance,</w:t>
+        <w:t>We have clearly stated the contribution of others to our thesis as a whole, including statistical assistance,</w:t>
       </w:r>
       <w:r>
         <w:rPr>
@@ -13501,7 +13485,7 @@
               </wp:anchor>
             </w:drawing>
           </mc:Choice>
-          <mc:Fallback>
+          <mc:Fallback xmlns:w16sdtfl="http://schemas.microsoft.com/office/word/2024/wordml/sdtformatlock" xmlns:w16du="http://schemas.microsoft.com/office/word/2023/wordml/word16du" xmlns:oel="http://schemas.microsoft.com/office/2019/extlst">
             <w:pict>
               <v:line w14:anchorId="0BB9BE6A" id="Straight Connector 4" o:spid="_x0000_s1026" style="position:absolute;z-index:251659264;visibility:visible;mso-wrap-style:square;mso-wrap-distance-left:9pt;mso-wrap-distance-top:0;mso-wrap-distance-right:9pt;mso-wrap-distance-bottom:0;mso-position-horizontal:absolute;mso-position-horizontal-relative:text;mso-position-vertical:absolute;mso-position-vertical-relative:text" from="-1pt,34pt" to="464pt,34pt" o:gfxdata="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" strokecolor="black [3040]"/>
             </w:pict>
@@ -13797,25 +13781,7 @@
           <w:sz w:val="24"/>
           <w:szCs w:val="24"/>
         </w:rPr>
-        <w:t xml:space="preserve"> (Raihan &amp; Zampieri, 2025). But </w:t>
-      </w:r>
-      <w:proofErr w:type="gramStart"/>
-      <w:r>
-        <w:rPr>
-          <w:iCs/>
-          <w:sz w:val="24"/>
-          <w:szCs w:val="24"/>
-        </w:rPr>
-        <w:t>all of</w:t>
-      </w:r>
-      <w:proofErr w:type="gramEnd"/>
-      <w:r>
-        <w:rPr>
-          <w:iCs/>
-          <w:sz w:val="24"/>
-          <w:szCs w:val="24"/>
-        </w:rPr>
-        <w:t xml:space="preserve"> these models haven't been used in medical imaging so far and the study of </w:t>
+        <w:t xml:space="preserve"> (Raihan &amp; Zampieri, 2025). But all of these models haven't been used in medical imaging so far and the study of </w:t>
       </w:r>
       <w:proofErr w:type="spellStart"/>
       <w:r>
@@ -14006,87 +13972,7 @@
           <w:sz w:val="24"/>
           <w:szCs w:val="24"/>
         </w:rPr>
-        <w:t xml:space="preserve">This research is motivated by practical </w:t>
-      </w:r>
-      <w:proofErr w:type="gramStart"/>
-      <w:r>
-        <w:rPr>
-          <w:b w:val="0"/>
-          <w:bCs w:val="0"/>
-          <w:sz w:val="24"/>
-          <w:szCs w:val="24"/>
-        </w:rPr>
-        <w:t>need</w:t>
-      </w:r>
-      <w:proofErr w:type="gramEnd"/>
-      <w:r>
-        <w:rPr>
-          <w:b w:val="0"/>
-          <w:bCs w:val="0"/>
-          <w:sz w:val="24"/>
-          <w:szCs w:val="24"/>
-        </w:rPr>
-        <w:t xml:space="preserve"> and academic </w:t>
-      </w:r>
-      <w:proofErr w:type="gramStart"/>
-      <w:r>
-        <w:rPr>
-          <w:b w:val="0"/>
-          <w:bCs w:val="0"/>
-          <w:sz w:val="24"/>
-          <w:szCs w:val="24"/>
-        </w:rPr>
-        <w:t>opportunity</w:t>
-      </w:r>
-      <w:proofErr w:type="gramEnd"/>
-      <w:r>
-        <w:rPr>
-          <w:b w:val="0"/>
-          <w:bCs w:val="0"/>
-          <w:sz w:val="24"/>
-          <w:szCs w:val="24"/>
-        </w:rPr>
-        <w:t xml:space="preserve">. This ratio of approximately 1 radiologist per 200,000 population, combined with the fact that most chest X-rays in district hospitals are either not evaluated or must be waited for several days before they can be discussed via telemedicine, results in </w:t>
-      </w:r>
-      <w:proofErr w:type="gramStart"/>
-      <w:r>
-        <w:rPr>
-          <w:b w:val="0"/>
-          <w:bCs w:val="0"/>
-          <w:sz w:val="24"/>
-          <w:szCs w:val="24"/>
-        </w:rPr>
-        <w:t>the majority of</w:t>
-      </w:r>
-      <w:proofErr w:type="gramEnd"/>
-      <w:r>
-        <w:rPr>
-          <w:b w:val="0"/>
-          <w:bCs w:val="0"/>
-          <w:sz w:val="24"/>
-          <w:szCs w:val="24"/>
-        </w:rPr>
-        <w:t xml:space="preserve"> patients not receiving timely consultations with a radiologist (Adhikari et al., 2025). However, this is where AI-assisted reporting can help: If the output is in a language that clinicians can use. While Bangla is the native language of more than 170 million people across Bangladesh and several hundred million in the Indian state of West Bengal and in the diaspora, it continues to under-represented in medical AI research. In addition to its clinical relevance, there is an academic gap that needs to be filled – while </w:t>
-      </w:r>
-      <w:proofErr w:type="gramStart"/>
-      <w:r>
-        <w:rPr>
-          <w:b w:val="0"/>
-          <w:bCs w:val="0"/>
-          <w:sz w:val="24"/>
-          <w:szCs w:val="24"/>
-        </w:rPr>
-        <w:t>a number of</w:t>
-      </w:r>
-      <w:proofErr w:type="gramEnd"/>
-      <w:r>
-        <w:rPr>
-          <w:b w:val="0"/>
-          <w:bCs w:val="0"/>
-          <w:sz w:val="24"/>
-          <w:szCs w:val="24"/>
-        </w:rPr>
-        <w:t xml:space="preserve"> European languages have been the subject of research in low-resource medical NLG, medical applications in South Asian languages have not been investigated at all in the field of radiology. Language </w:t>
+        <w:t xml:space="preserve">This research is motivated by practical need and academic opportunity. This ratio of approximately 1 radiologist per 200,000 population, combined with the fact that most chest X-rays in district hospitals are either not evaluated or must be waited for several days before they can be discussed via telemedicine, results in the majority of patients not receiving timely consultations with a radiologist (Adhikari et al., 2025). However, this is where AI-assisted reporting can help: If the output is in a language that clinicians can use. While Bangla is the native language of more than 170 million people across Bangladesh and several hundred million in the Indian state of West Bengal and in the diaspora, it continues to under-represented in medical AI research. In addition to its clinical relevance, there is an academic gap that needs to be filled – while a number of European languages have been the subject of research in low-resource medical NLG, medical applications in South Asian languages have not been investigated at all in the field of radiology. Language </w:t>
       </w:r>
       <w:r>
         <w:rPr>
@@ -14158,27 +14044,7 @@
           <w:sz w:val="24"/>
           <w:szCs w:val="24"/>
         </w:rPr>
-        <w:t xml:space="preserve">The research goes hand in hand with a series of six linked phases. The study starts </w:t>
-      </w:r>
-      <w:proofErr w:type="gramStart"/>
-      <w:r>
-        <w:rPr>
-          <w:b w:val="0"/>
-          <w:bCs w:val="0"/>
-          <w:sz w:val="24"/>
-          <w:szCs w:val="24"/>
-        </w:rPr>
-        <w:t>by</w:t>
-      </w:r>
-      <w:proofErr w:type="gramEnd"/>
-      <w:r>
-        <w:rPr>
-          <w:b w:val="0"/>
-          <w:bCs w:val="0"/>
-          <w:sz w:val="24"/>
-          <w:szCs w:val="24"/>
-        </w:rPr>
-        <w:t xml:space="preserve"> an in-depth literature review on vision-language models for radiology report generation, Bangla NLP, multilingual clinical NLP, and AI usage in low-resource regions that collectively form the specific gap addressed in this study. The second phase deals with the preparation of the dataset, including the collection of the Indiana University Chest X-ray dataset and filtering of valid image-report pairs to create a frontal view only dataset, and creating training, validation, and test splits. The third phase involves designing and implementing the model architecture, such as the design of the cross-attention projector based on the anatomy, the vision encoder being a RAD-DINO model, and the fine-tuning of the Phi-3.5 Mini language model decoder using </w:t>
+        <w:t xml:space="preserve">The research goes hand in hand with a series of six linked phases. The study starts by an in-depth literature review on vision-language models for radiology report generation, Bangla NLP, multilingual clinical NLP, and AI usage in low-resource regions that collectively form the specific gap addressed in this study. The second phase deals with the preparation of the dataset, including the collection of the Indiana University Chest X-ray dataset and filtering of valid image-report pairs to create a frontal view only dataset, and creating training, validation, and test splits. The third phase involves designing and implementing the model architecture, such as the design of the cross-attention projector based on the anatomy, the vision encoder being a RAD-DINO model, and the fine-tuning of the Phi-3.5 Mini language model decoder using </w:t>
       </w:r>
       <w:proofErr w:type="spellStart"/>
       <w:r>
@@ -14250,27 +14116,7 @@
           <w:sz w:val="24"/>
           <w:szCs w:val="24"/>
         </w:rPr>
-        <w:t>This research is significant on both practical and academic dimensions. On a practical level, it shows an AI system capable of producing clinically useful chest X-ray reports in Bangla can be developed and deployed on consumer-grade hardware (</w:t>
-      </w:r>
-      <w:proofErr w:type="gramStart"/>
-      <w:r>
-        <w:rPr>
-          <w:b w:val="0"/>
-          <w:bCs w:val="0"/>
-          <w:sz w:val="24"/>
-          <w:szCs w:val="24"/>
-        </w:rPr>
-        <w:t>a</w:t>
-      </w:r>
-      <w:proofErr w:type="gramEnd"/>
-      <w:r>
-        <w:rPr>
-          <w:b w:val="0"/>
-          <w:bCs w:val="0"/>
-          <w:sz w:val="24"/>
-          <w:szCs w:val="24"/>
-        </w:rPr>
-        <w:t xml:space="preserve"> 8.5 GB VRAM </w:t>
+        <w:t xml:space="preserve">This research is significant on both practical and academic dimensions. On a practical level, it shows an AI system capable of producing clinically useful chest X-ray reports in Bangla can be developed and deployed on consumer-grade hardware (a 8.5 GB VRAM </w:t>
       </w:r>
       <w:proofErr w:type="spellStart"/>
       <w:r>
@@ -14422,15 +14268,7 @@
       </w:r>
       <w:proofErr w:type="spellEnd"/>
       <w:r>
-        <w:t xml:space="preserve"> training strategy, and the glossary-augmented translation pipeline are explained in Chapter 3. Chapter 4 discusses the environment in which the implementation took place, the preparation of the data set, and the technical problems faced in the development and how they were overcome. Experimental results are presented in Chapter 5, including quantitative results with NLP and clinical metrics, ablation studies with baseline alternatives to the proposed projector, and qualitative analysis of the reports generated. The findings are discussed in the context of the research </w:t>
-      </w:r>
-      <w:proofErr w:type="gramStart"/>
-      <w:r>
-        <w:t>questions,</w:t>
-      </w:r>
-      <w:proofErr w:type="gramEnd"/>
-      <w:r>
-        <w:t xml:space="preserve"> limitations of the present study and future research directions are given in chapter 6. Lastly, Chapter 7 summarizes the main results and their implications.</w:t>
+        <w:t xml:space="preserve"> training strategy, and the glossary-augmented translation pipeline are explained in Chapter 3. Chapter 4 discusses the environment in which the implementation took place, the preparation of the data set, and the technical problems faced in the development and how they were overcome. Experimental results are presented in Chapter 5, including quantitative results with NLP and clinical metrics, ablation studies with baseline alternatives to the proposed projector, and qualitative analysis of the reports generated. The findings are discussed in the context of the research questions, limitations of the present study and future research directions are given in chapter 6. Lastly, Chapter 7 summarizes the main results and their implications.</w:t>
       </w:r>
     </w:p>
     <w:p>
@@ -14496,7 +14334,25 @@
           <w:sz w:val="24"/>
           <w:szCs w:val="24"/>
         </w:rPr>
-        <w:t>, a two-stage AI system to generate chest X-ray radiology report in both English and Bangla. The central issue – the lack of automated radiology reporting in Bangla in one nation where the number of radiologists is very low – was clearly outlined, grounded in the existing literature and linked to a series of specific, measurable research questions. The research questions direct the experimental design, the contributions clearly explain what is new in this research, and the thesis organization provides an overview of how each chapter builds towards a complete and measurable system. The next chapter explores the current research literature in depth to form the theoretical and empirical base for this research work.</w:t>
+        <w:t>, a two-stage AI system to generate chest X-ray radiology report in both English and Bangla. The central issue – the lack of automated radiology reporting in Bangla in one nation where the number of radiologists is very low</w:t>
+      </w:r>
+      <w:r>
+        <w:rPr>
+          <w:b w:val="0"/>
+          <w:bCs w:val="0"/>
+          <w:sz w:val="24"/>
+          <w:szCs w:val="24"/>
+        </w:rPr>
+        <w:t>,</w:t>
+      </w:r>
+      <w:r>
+        <w:rPr>
+          <w:b w:val="0"/>
+          <w:bCs w:val="0"/>
+          <w:sz w:val="24"/>
+          <w:szCs w:val="24"/>
+        </w:rPr>
+        <w:t xml:space="preserve"> was clearly outlined, grounded in the existing literature and linked to a series of specific, measurable research questions. The research questions direct the experimental design, the contributions clearly explain what is new in this research, and the thesis organization provides an overview of how each chapter builds towards a complete and measurable system. The next chapter explores the current research literature in depth to form the theoretical and empirical base for this research work.</w:t>
       </w:r>
     </w:p>
     <w:p>
@@ -14670,7 +14526,7 @@
               </wp:anchor>
             </w:drawing>
           </mc:Choice>
-          <mc:Fallback>
+          <mc:Fallback xmlns:w16sdtfl="http://schemas.microsoft.com/office/word/2024/wordml/sdtformatlock" xmlns:w16du="http://schemas.microsoft.com/office/word/2023/wordml/word16du" xmlns:oel="http://schemas.microsoft.com/office/2019/extlst">
             <w:pict>
               <v:line w14:anchorId="7931C7DA" id="Straight Connector 4" o:spid="_x0000_s1026" style="position:absolute;z-index:251661312;visibility:visible;mso-wrap-style:square;mso-wrap-distance-left:9pt;mso-wrap-distance-top:0;mso-wrap-distance-right:9pt;mso-wrap-distance-bottom:0;mso-position-horizontal:absolute;mso-position-horizontal-relative:text;mso-position-vertical:absolute;mso-position-vertical-relative:text" from="0,29.5pt" to="465pt,29.5pt" o:gfxdata="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" strokecolor="black [3040]"/>
             </w:pict>
@@ -14870,15 +14726,7 @@
       </w:r>
       <w:proofErr w:type="spellEnd"/>
       <w:r>
-        <w:t xml:space="preserve"> (2026) conducted the most recent survey of this trajectory, including 51 deep learning studies from 2018 to September 2025, </w:t>
-      </w:r>
-      <w:proofErr w:type="gramStart"/>
-      <w:r>
-        <w:t>and also</w:t>
-      </w:r>
-      <w:proofErr w:type="gramEnd"/>
-      <w:r>
-        <w:t xml:space="preserve"> found the same dominant dataset, MIMIC-CXR, and the same clinical evaluation and multi-lingual shortcomings. Tran et al. (2026) also reviewed 14 model evaluations from 2021 to 2024, identifying the same dominant dataset, MIMIC-CXR, and the same clinical evaluation and multi-lingual shortcomings. Within the foundational architectures, </w:t>
+        <w:t xml:space="preserve"> (2026) conducted the most recent survey of this trajectory, including 51 deep learning studies from 2018 to September 2025, and also found the same dominant dataset, MIMIC-CXR, and the same clinical evaluation and multi-lingual shortcomings. Tran et al. (2026) also reviewed 14 model evaluations from 2021 to 2024, identifying the same dominant dataset, MIMIC-CXR, and the same clinical evaluation and multi-lingual shortcomings. Within the foundational architectures, </w:t>
       </w:r>
       <w:proofErr w:type="spellStart"/>
       <w:r>
@@ -14886,15 +14734,7 @@
       </w:r>
       <w:proofErr w:type="spellEnd"/>
       <w:r>
-        <w:t xml:space="preserve"> </w:t>
-      </w:r>
-      <w:proofErr w:type="gramStart"/>
-      <w:r>
-        <w:t>( Chen</w:t>
-      </w:r>
-      <w:proofErr w:type="gramEnd"/>
-      <w:r>
-        <w:t xml:space="preserve"> et al., 2024) has set a benchmark design paradigm that uses an image encoder (</w:t>
+        <w:t xml:space="preserve"> ( Chen et al., 2024) has set a benchmark design paradigm that uses an image encoder (</w:t>
       </w:r>
       <w:proofErr w:type="spellStart"/>
       <w:r>
@@ -15002,15 +14842,7 @@
       </w:r>
       <w:proofErr w:type="spellEnd"/>
       <w:r>
-        <w:t xml:space="preserve"> (Pellegrini et al., 2025) is an extension of the report generation paradigm to interactive, dialogue-based clinical support. By leveraging a BERT-based alignment module and fine-tuning </w:t>
-      </w:r>
-      <w:proofErr w:type="gramStart"/>
-      <w:r>
-        <w:t>the Vicuna</w:t>
-      </w:r>
-      <w:proofErr w:type="gramEnd"/>
-      <w:r>
-        <w:t xml:space="preserve">-7B with </w:t>
+        <w:t xml:space="preserve"> (Pellegrini et al., 2025) is an extension of the report generation paradigm to interactive, dialogue-based clinical support. By leveraging a BERT-based alignment module and fine-tuning the Vicuna-7B with </w:t>
       </w:r>
       <w:proofErr w:type="spellStart"/>
       <w:r>
@@ -15034,15 +14866,7 @@
       </w:r>
       <w:proofErr w:type="spellEnd"/>
       <w:r>
-        <w:t xml:space="preserve"> with a clinical efficacy F1 score of 39.7 on MIMIC-CXR and </w:t>
-      </w:r>
-      <w:proofErr w:type="gramStart"/>
-      <w:r>
-        <w:t>is able to</w:t>
-      </w:r>
-      <w:proofErr w:type="gramEnd"/>
-      <w:r>
-        <w:t xml:space="preserve"> correct, summarize, and generate visual question answering for reports using a 580,000-sample instruction dataset. There is no limitation included in the model that acknowledges the non-English reporting of evaluations. The approach of </w:t>
+        <w:t xml:space="preserve"> with a clinical efficacy F1 score of 39.7 on MIMIC-CXR and is able to correct, summarize, and generate visual question answering for reports using a 580,000-sample instruction dataset. There is no limitation included in the model that acknowledges the non-English reporting of evaluations. The approach of </w:t>
       </w:r>
       <w:proofErr w:type="spellStart"/>
       <w:r>
@@ -15086,15 +14910,7 @@
       </w:r>
       <w:r>
         <w:lastRenderedPageBreak/>
-        <w:t xml:space="preserve">of 0.570 on IU X-ray, which is more than double the best competitor. Hartsock and Rasool (2024) offer a </w:t>
-      </w:r>
-      <w:proofErr w:type="gramStart"/>
-      <w:r>
-        <w:t>more broad</w:t>
-      </w:r>
-      <w:proofErr w:type="gramEnd"/>
-      <w:r>
-        <w:t xml:space="preserve"> architectural overview of 16 medical VLMs, discussing single-stream and dual-stream architectures, training methods (including contrastive learning and RLHF), and evaluation techniques, highlighting the key challenges of the field as hallucination, catastrophic forgetting, and the lack of clinical evaluation metrics. While the survey by Mamdouh et al. (2025) on Bioengineering provides a structured comparison of 38 papers by different methods, including transformer-based, LLM/VLM-based and graph-based methods, the authors have identified RADAR as the best-performing model for the MIMIC-CXR dataset for 2025, with BLEU-1 of 0.509 and METEOR of 0.450 respectively, and explicitly note that there is no report generation literature for non-English and low-resource languages. In this thesis, the </w:t>
+        <w:t xml:space="preserve">of 0.570 on IU X-ray, which is more than double the best competitor. Hartsock and Rasool (2024) offer a more broad architectural overview of 16 medical VLMs, discussing single-stream and dual-stream architectures, training methods (including contrastive learning and RLHF), and evaluation techniques, highlighting the key challenges of the field as hallucination, catastrophic forgetting, and the lack of clinical evaluation metrics. While the survey by Mamdouh et al. (2025) on Bioengineering provides a structured comparison of 38 papers by different methods, including transformer-based, LLM/VLM-based and graph-based methods, the authors have identified RADAR as the best-performing model for the MIMIC-CXR dataset for 2025, with BLEU-1 of 0.509 and METEOR of 0.450 respectively, and explicitly note that there is no report generation literature for non-English and low-resource languages. In this thesis, the </w:t>
       </w:r>
       <w:proofErr w:type="spellStart"/>
       <w:r>
@@ -15172,15 +14988,7 @@
       </w:r>
       <w:proofErr w:type="spellEnd"/>
       <w:r>
-        <w:t xml:space="preserve"> (Bhattacharjee et al., 2022) laid the groundwork by pretraining an ELECTRA-based encoder on 27.5 GB of Bangla web text, where the researchers explicitly pointed out that the text used for pretraining does not include biomedical or clinical text. Bhattacharjee et al., 2023 built upon this by making BanglaT5 (247M parameters) based on the Bangla2B+ </w:t>
-      </w:r>
-      <w:proofErr w:type="gramStart"/>
-      <w:r>
-        <w:t>corpus, and</w:t>
-      </w:r>
-      <w:proofErr w:type="gramEnd"/>
-      <w:r>
-        <w:t xml:space="preserve"> creating the </w:t>
+        <w:t xml:space="preserve"> (Bhattacharjee et al., 2022) laid the groundwork by pretraining an ELECTRA-based encoder on 27.5 GB of Bangla web text, where the researchers explicitly pointed out that the text used for pretraining does not include biomedical or clinical text. Bhattacharjee et al., 2023 built upon this by making BanglaT5 (247M parameters) based on the Bangla2B+ corpus, and creating the </w:t>
       </w:r>
       <w:proofErr w:type="spellStart"/>
       <w:r>
@@ -15200,15 +15008,7 @@
       </w:r>
       <w:r>
         <w:lastRenderedPageBreak/>
-        <w:t xml:space="preserve">Claude-2 and LLaMA-2-13b, on Bangla in a zero-shot setting, using a set of seven tasks. The conclusion is that while the zero-shot LLMs clearly do not perform well on Bangla tasks, fine-tuned model shows improvement in tasks such as summarization with ROUGE-2 of 11.43 against 5.81 for GPT-3.5, and LLaMA-2 often outputs English rather than Bangla. In the same way, Abrar et al. (2024) show that in the health domain, with Bangla consumer health queries, even the best zero-shot model, Mixtral-8x22B, with a ROUGE-1 of 51.36, is outperformed by the fine-tuned BanglaT5 on the bigram precision metric (ROUGE-2 of 14.41 vs. 29.11). Medical entity recognition in Bangla becomes possible with high accuracy (89.58%) under the Multi-BERT Ensemble architecture with a custom annotated corpus of 6,895 medical statements, while the codeswitching between Bangla and English medical terminology and the lack of domain-specific pretrained models present the significant challenges, Bangla </w:t>
-      </w:r>
-      <w:proofErr w:type="spellStart"/>
-      <w:r>
-        <w:t>MedER</w:t>
-      </w:r>
-      <w:proofErr w:type="spellEnd"/>
-      <w:r>
-        <w:t xml:space="preserve"> (</w:t>
+        <w:t>Claude-2 and LLaMA-2-13b, on Bangla in a zero-shot setting, using a set of seven tasks. The conclusion is that while the zero-shot LLMs clearly do not perform well on Bangla tasks, fine-tuned model shows improvement in tasks such as summarization with ROUGE-2 of 11.43 against 5.81 for GPT-3.5, and LLaMA-2 often outputs English rather than Bangla. In the same way, Abrar et al. (2024) show that in the health domain, with Bangla consumer health queries, even the best zero-shot model, Mixtral-8x22B, with a ROUGE-1 of 51.36, is outperformed by the fine-tuned BanglaT5 on the bigram precision metric (ROUGE-2 of 14.41 vs. 29.11). Medical entity recognition in Bangla becomes possible with high accuracy (89.58%) under the Multi-BERT Ensemble architecture with a custom annotated corpus of 6,895 medical statements, while the codeswitching between Bangla and English medical terminology and the lack of domain-specific pretrained models present the significant challenges, Bangla MedER (</w:t>
       </w:r>
       <w:proofErr w:type="spellStart"/>
       <w:r>
@@ -15224,15 +15024,7 @@
       </w:r>
       <w:proofErr w:type="spellEnd"/>
       <w:r>
-        <w:t xml:space="preserve"> (Raihan &amp; Zampieri, 2025) has recently introduced the first properly documented family of Bangla specific (1B and 9B) LLMs that were continually pre-trained on 10M token educational corpus and fully fine-tuned on 100K instruction-response pairs, outperforming all previous Bangla LLMs by 30–55 percentage points across six benchmarks and even being better than GPT-3.5 on most tasks, but </w:t>
-      </w:r>
-      <w:proofErr w:type="gramStart"/>
-      <w:r>
-        <w:t>still</w:t>
-      </w:r>
-      <w:proofErr w:type="gramEnd"/>
-      <w:r>
-        <w:t xml:space="preserve"> they are entirely in general-purpose domain with no medical applications.</w:t>
+        <w:t xml:space="preserve"> (Raihan &amp; Zampieri, 2025) has recently introduced the first properly documented family of Bangla specific (1B and 9B) LLMs that were continually pre-trained on 10M token educational corpus and fully fine-tuned on 100K instruction-response pairs, outperforming all previous Bangla LLMs by 30–55 percentage points across six benchmarks and even being better than GPT-3.5 on most tasks, but still they are entirely in general-purpose domain with no medical applications.</w:t>
       </w:r>
     </w:p>
     <w:p>
@@ -15262,15 +15054,7 @@
         <w:jc w:val="both"/>
       </w:pPr>
       <w:r>
-        <w:t xml:space="preserve">The translation module of this pipeline builds upon a research foundation of multilingual clinical NLP that not only tackles the technical issues of medical domain machine translation (MDMT), but also the broader issue of translating medical AI into low-resource languages. Han et al. (2024) compare three multilingual models to fine-tune a translation model with only 250,000 clean bilingual sentence pairs to translate clinical texts from English to Spanish and </w:t>
-      </w:r>
-      <w:proofErr w:type="gramStart"/>
-      <w:r>
-        <w:t>vice versa, and</w:t>
-      </w:r>
-      <w:proofErr w:type="gramEnd"/>
-      <w:r>
-        <w:t xml:space="preserve"> find that a fine-tuned small model (Clinical-Marian) outperforms much larger models such as NLLB-distilled across most metrics and achieves the best human evaluation score (HOPE score of 0.80) score. Luo et al. (2024) provide an analysis of multilingual BERT domain-adaptive pretraining for clinical NER and HIV screening classification tasks on Dutch, Romanian, and Spanish, demonstrating that, for the tasks analyzed, the clinical domain adaptation strategy outperform the general biomedical domain by statistically significant margins, especially when the target language is similar to the domain from which the base model was trained. The L2M3 system (</w:t>
+        <w:t>The translation module of this pipeline builds upon a research foundation of multilingual clinical NLP that not only tackles the technical issues of medical domain machine translation (MDMT), but also the broader issue of translating medical AI into low-resource languages. Han et al. (2024) compare three multilingual models to fine-tune a translation model with only 250,000 clean bilingual sentence pairs to translate clinical texts from English to Spanish and vice versa, and find that a fine-tuned small model (Clinical-Marian) outperforms much larger models such as NLLB-distilled across most metrics and achieves the best human evaluation score (HOPE score of 0.80) score. Luo et al. (2024) provide an analysis of multilingual BERT domain-adaptive pretraining for clinical NER and HIV screening classification tasks on Dutch, Romanian, and Spanish, demonstrating that, for the tasks analyzed, the clinical domain adaptation strategy outperform the general biomedical domain by statistically significant margins, especially when the target language is similar to the domain from which the base model was trained. The L2M3 system (</w:t>
       </w:r>
       <w:proofErr w:type="spellStart"/>
       <w:r>
@@ -15401,15 +15185,7 @@
       </w:r>
       <w:proofErr w:type="spellEnd"/>
       <w:r>
-        <w:t xml:space="preserve">, it is pointed out by the authors of the survey of Mamdouh et al. (2025) as a specific future direction, and no work has been done. This is the main deficiency. The second aspect of the issue is the evaluation infrastructure. If a researcher wanted to develop Bangla radiology report generation system, there </w:t>
-      </w:r>
-      <w:proofErr w:type="gramStart"/>
-      <w:r>
-        <w:t>is</w:t>
-      </w:r>
-      <w:proofErr w:type="gramEnd"/>
-      <w:r>
-        <w:t xml:space="preserve"> no benchmark for them to evaluate the system. </w:t>
+        <w:t xml:space="preserve">, it is pointed out by the authors of the survey of Mamdouh et al. (2025) as a specific future direction, and no work has been done. This is the main deficiency. The second aspect of the issue is the evaluation infrastructure. If a researcher wanted to develop Bangla radiology report generation system, there is no benchmark for them to evaluate the system. </w:t>
       </w:r>
       <w:proofErr w:type="spellStart"/>
       <w:r>
@@ -15428,12 +15204,10 @@
         <w:t xml:space="preserve">-Eval and Abrar et al. (2024) which was done specifically in the context of health. No annotated Bangla radiology dataset, no reference report set and no protocol for measuring Bangla medical NLG quality. The third dimension is the architectural challenge of effectively embedding language model generation into radiological visual characteristics under compute </w:t>
       </w:r>
       <w:proofErr w:type="spellStart"/>
-      <w:proofErr w:type="gramStart"/>
       <w:r>
         <w:t>constraints.The</w:t>
       </w:r>
       <w:proofErr w:type="spellEnd"/>
-      <w:proofErr w:type="gramEnd"/>
       <w:r>
         <w:t xml:space="preserve"> third dimension is the architectural problem of using limited compute to effectively embed language model generation in radiological visual characteristics. Lian et al. (2024) have found that parameter-efficient fine-tuning is the right approach for small data sets. Rad-DINO is the best radiology vision encoder available and has been validated by MAIRA-2. But the design of the projector architecture from the vision encoder to the language model is still an open question in resource-constrained environments. The more complex the architecture, such as the four-layer MLP in MAIRA-2, the more extensive the training data must be, and simple MLP pooling which is used in </w:t>
       </w:r>
@@ -15443,15 +15217,7 @@
       </w:r>
       <w:proofErr w:type="spellEnd"/>
       <w:r>
-        <w:t xml:space="preserve"> might lose spatial visual information into a single embedding that cannot be used to guide multi-finding generation. While this method is advantageous in the medical imaging context, a novel tradeoff exists with a cross-attention mechanism based on learned region queries, similar to the BLIP-2 Q-Former </w:t>
-      </w:r>
-      <w:proofErr w:type="gramStart"/>
-      <w:r>
-        <w:t>network, but</w:t>
-      </w:r>
-      <w:proofErr w:type="gramEnd"/>
-      <w:r>
-        <w:t xml:space="preserve"> modified to the task of radiology with a small, fixed number of anatomy-representative tokens, which is a method that has not been tested on the IU X-ray dataset under compute constraints typical of low-resource deployment. The fourth dimension is the pipeline itself. Neither L2M3 nor Han et al. (2024) test the pipeline with medical languages, of which radiology reports are a subset, nor do both test Bangla; both show that the two-stage pipeline is practically viable for low resource languages. The clinical terms are also another challenge for the translation of Bangla as many such terms do not have Bangla equivalents and they are either transliterated or code-switched into English in clinical communication, which was observed by </w:t>
+        <w:t xml:space="preserve"> might lose spatial visual information into a single embedding that cannot be used to guide multi-finding generation. While this method is advantageous in the medical imaging context, a novel tradeoff exists with a cross-attention mechanism based on learned region queries, similar to the BLIP-2 Q-Former network, but modified to the task of radiology with a small, fixed number of anatomy-representative tokens, which is a method that has not been tested on the IU X-ray dataset under compute constraints typical of low-resource deployment. The fourth dimension is the pipeline itself. Neither L2M3 nor Han et al. (2024) test the pipeline with medical languages, of which radiology reports are a subset, nor do both test Bangla; both show that the two-stage pipeline is practically viable for low resource languages. The clinical terms are also another challenge for the translation of Bangla as many such terms do not have Bangla equivalents and they are either transliterated or code-switched into English in clinical communication, which was observed by </w:t>
       </w:r>
       <w:proofErr w:type="spellStart"/>
       <w:r>
@@ -15781,7 +15547,7 @@
               </wp:anchor>
             </w:drawing>
           </mc:Choice>
-          <mc:Fallback>
+          <mc:Fallback xmlns:w16sdtfl="http://schemas.microsoft.com/office/word/2024/wordml/sdtformatlock" xmlns:w16du="http://schemas.microsoft.com/office/word/2023/wordml/word16du" xmlns:oel="http://schemas.microsoft.com/office/2019/extlst">
             <w:pict>
               <v:line w14:anchorId="073D435B" id="Straight Connector 4" o:spid="_x0000_s1026" style="position:absolute;z-index:251663360;visibility:visible;mso-wrap-style:square;mso-wrap-distance-left:9pt;mso-wrap-distance-top:0;mso-wrap-distance-right:9pt;mso-wrap-distance-bottom:0;mso-position-horizontal:absolute;mso-position-horizontal-relative:text;mso-position-vertical:absolute;mso-position-vertical-relative:text" from="0,29.45pt" to="465pt,29.45pt" o:gfxdata="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" strokecolor="black [3040]"/>
             </w:pict>
@@ -15880,15 +15646,7 @@
       </w:r>
       <w:proofErr w:type="spellEnd"/>
       <w:r>
-        <w:t xml:space="preserve"> system. After the feasibility analysis to determine if the approach is feasible in the resource limitations of this research, the chapter progresses through the functional and non-functional requirements of the system, the two-phase research process from vision to English text and English to Bangla, the full system architecture, and implementation and training decisions to create a final model. The main architectural challenge discussed here is how to develop a clinically viable, language-specific radiology report generation pipeline, on top of an </w:t>
-      </w:r>
-      <w:proofErr w:type="gramStart"/>
-      <w:r>
-        <w:t>open source</w:t>
-      </w:r>
-      <w:proofErr w:type="gramEnd"/>
-      <w:r>
-        <w:t xml:space="preserve"> set of model components, a publicly accessible but still reasonably sized dataset, and a consumer-grade GPU, without simultaneously making a novel, verifiable architectural contribution.</w:t>
+        <w:t xml:space="preserve"> system. After the feasibility analysis to determine if the approach is feasible in the resource limitations of this research, the chapter progresses through the functional and non-functional requirements of the system, the two-phase research process from vision to English text and English to Bangla, the full system architecture, and implementation and training decisions to create a final model. The main architectural challenge discussed here is how to develop a clinically viable, language-specific radiology report generation pipeline, on top of an open source set of model components, a publicly accessible but still reasonably sized dataset, and a consumer-grade GPU, without simultaneously making a novel, verifiable architectural contribution.</w:t>
       </w:r>
     </w:p>
     <w:p>
@@ -15929,12 +15687,10 @@
         <w:t>In a technical sense, the proposed system is technically achievable, with the available resources. The entire pipeline is developed for NVIDIA GeForce RTX 5050 Laptop GPU with 8GB VRAM, which is a limitation that prevents large models from being trained from scratch, but can support the fine-tuning of large models up to 4 billion parameters using 4-bit quantized models. The main training resource, the IU X-ray dataset, consists of 7,470 chest X-ray images, accompanied by radiology reports, and is publicly available in Open-</w:t>
       </w:r>
       <w:proofErr w:type="spellStart"/>
-      <w:proofErr w:type="gramStart"/>
       <w:r>
         <w:t>i.The</w:t>
       </w:r>
       <w:proofErr w:type="spellEnd"/>
-      <w:proofErr w:type="gramEnd"/>
       <w:r>
         <w:t xml:space="preserve"> IU X-ray dataset is the primary training resource which contains 7,470 chest X-ray images with associated radiology reports, adequate to fine-tune a vision-language model for supervised learning. The weights for all the model components, RAD-DINO, Phi-3.5 Mini, and NLLB-200 are provided as open source pretrained weights and do not need commercial licenses from </w:t>
       </w:r>
@@ -15964,15 +15720,7 @@
       </w:r>
       <w:proofErr w:type="spellEnd"/>
       <w:r>
-        <w:t xml:space="preserve"> and 4-bit quantization specifically, it reduces VRAM demand to the point of being possible to run on commodity hardware as demonstrated by Lian et al. (2024) and shown to be effective by other researchers at institutions in Bangladesh and other low-resource environments, avoiding the need for dedicated compute facilities. From an operational perspective, the two-stage pipeline enables each of the stages to be modularly developed, tested and evaluated to minimize risk in implementation. The English output from Stage 1 is also available to use as a backup in case the translation quality of a report is not good enough for Stage 2. The system does not need internet connectivity at inference </w:t>
-      </w:r>
-      <w:proofErr w:type="gramStart"/>
-      <w:r>
-        <w:t>time,</w:t>
-      </w:r>
-      <w:proofErr w:type="gramEnd"/>
-      <w:r>
-        <w:t xml:space="preserve"> thus it can be deployed in the offline-first setting which is made essential by Adhikari et al. (2025) in Bangladesh's district hospital context.</w:t>
+        <w:t xml:space="preserve"> and 4-bit quantization specifically, it reduces VRAM demand to the point of being possible to run on commodity hardware as demonstrated by Lian et al. (2024) and shown to be effective by other researchers at institutions in Bangladesh and other low-resource environments, avoiding the need for dedicated compute facilities. From an operational perspective, the two-stage pipeline enables each of the stages to be modularly developed, tested and evaluated to minimize risk in implementation. The English output from Stage 1 is also available to use as a backup in case the translation quality of a report is not good enough for Stage 2. The system does not need internet connectivity at inference time, thus it can be deployed in the offline-first setting which is made essential by Adhikari et al. (2025) in Bangladesh's district hospital context.</w:t>
       </w:r>
     </w:p>
     <w:p>
@@ -16031,39 +15779,7 @@
       </w:r>
       <w:proofErr w:type="spellEnd"/>
       <w:r>
-        <w:t xml:space="preserve">++. For each of the twelve clinical categories, precision, recall, and F1 scores should be computed per label. There are also the non-functional requirements that are important in this deployment context. </w:t>
-      </w:r>
-      <w:proofErr w:type="gramStart"/>
-      <w:r>
-        <w:t>All of</w:t>
-      </w:r>
-      <w:proofErr w:type="gramEnd"/>
-      <w:r>
-        <w:t xml:space="preserve"> the training pipeline </w:t>
-      </w:r>
-      <w:proofErr w:type="gramStart"/>
-      <w:r>
-        <w:t>has to</w:t>
-      </w:r>
-      <w:proofErr w:type="gramEnd"/>
-      <w:r>
-        <w:t xml:space="preserve"> be contained in 8.5 GB of VRAM. The time required to have the inferences completed should not exceed the time of reading the image and should not exceed 30 seconds per report in the same hardware. The system should not have to be connected to the Internet during inference. It is recommended that the code base is written in reproducible Jupyter notebooks allowing </w:t>
-      </w:r>
-      <w:proofErr w:type="gramStart"/>
-      <w:r>
-        <w:t>to rerun the entire pipeline</w:t>
-      </w:r>
-      <w:proofErr w:type="gramEnd"/>
-      <w:r>
-        <w:t xml:space="preserve"> from scratch. The report should be generated in the same prompt template as in training (Findings followed by Impression</w:t>
-      </w:r>
-      <w:proofErr w:type="gramStart"/>
-      <w:r>
-        <w:t>), and</w:t>
-      </w:r>
-      <w:proofErr w:type="gramEnd"/>
-      <w:r>
-        <w:t xml:space="preserve"> be written in English. The output of the translation should be in Bangla script using Unicode characters, which can be checked by looking through it, without requiring any special medical expertise.</w:t>
+        <w:t>++. For each of the twelve clinical categories, precision, recall, and F1 scores should be computed per label. There are also the non-functional requirements that are important in this deployment context. All of the training pipeline has to be contained in 8.5 GB of VRAM. The time required to have the inferences completed should not exceed the time of reading the image and should not exceed 30 seconds per report in the same hardware. The system should not have to be connected to the Internet during inference. It is recommended that the code base is written in reproducible Jupyter notebooks allowing to rerun the entire pipeline from scratch. The report should be generated in the same prompt template as in training (Findings followed by Impression), and be written in English. The output of the translation should be in Bangla script using Unicode characters, which can be checked by looking through it, without requiring any special medical expertise.</w:t>
       </w:r>
     </w:p>
     <w:p>
@@ -16124,30 +15840,9 @@
           <w:sz w:val="24"/>
           <w:szCs w:val="24"/>
         </w:rPr>
-        <w:t xml:space="preserve"> is a two-stage process that breaks down the problem of generating multilingual radiology reports into two manageable parts which are rooted in well-documented solutions from </w:t>
-      </w:r>
-      <w:proofErr w:type="gramStart"/>
-      <w:r>
-        <w:rPr>
-          <w:b w:val="0"/>
-          <w:bCs w:val="0"/>
-          <w:sz w:val="24"/>
-          <w:szCs w:val="24"/>
-        </w:rPr>
-        <w:t>the literature</w:t>
-      </w:r>
-      <w:proofErr w:type="gramEnd"/>
-      <w:r>
-        <w:rPr>
-          <w:b w:val="0"/>
-          <w:bCs w:val="0"/>
-          <w:sz w:val="24"/>
-          <w:szCs w:val="24"/>
-        </w:rPr>
-        <w:t xml:space="preserve">. In the first step, a vision-language model is trained to produce structured radiology reports from chest X-ray images, while using natural language to describe the image </w:t>
-      </w:r>
-      <w:proofErr w:type="spellStart"/>
-      <w:proofErr w:type="gramStart"/>
+        <w:t xml:space="preserve"> is a two-stage process that breaks down the problem of generating multilingual radiology reports into two manageable parts which are rooted in well-documented solutions from the literature. In the first step, a vision-language model is trained to produce structured radiology reports from chest X-ray images, while using natural language to describe the image </w:t>
+      </w:r>
+      <w:proofErr w:type="spellStart"/>
       <w:r>
         <w:rPr>
           <w:b w:val="0"/>
@@ -16158,35 +15853,14 @@
         <w:t>content.The</w:t>
       </w:r>
       <w:proofErr w:type="spellEnd"/>
-      <w:proofErr w:type="gramEnd"/>
-      <w:r>
-        <w:rPr>
-          <w:b w:val="0"/>
-          <w:bCs w:val="0"/>
-          <w:sz w:val="24"/>
-          <w:szCs w:val="24"/>
-        </w:rPr>
-        <w:t xml:space="preserve"> first step is to train a vision-language model that produces a structured radiology report from the chest X-ray image while using natural language to describe the image content. The second step is the use of a pretrained multilingual neural machine translation system to translate English reports into Bangla. This approach of two stages is preferred over an end-to-end Bangla generation for three reasons. First, the amount of English chest X-ray training data is significantly larger and more varied than any Bangla-specific training data and, by separating the vision-to-language step from the translation step, it can both be optimized using the data best suited to it. Second, English production in stage 1 can be directly assessed against a set of standards and it is easy to ensure that the vision-language model is functioning properly before assessing the translation phase. Third, the modular architecture allows for the upgrading of the translation stage independently, as the translation model for Bangla is improved, without retraining the vision-language core. The method is </w:t>
-      </w:r>
-      <w:proofErr w:type="gramStart"/>
-      <w:r>
-        <w:rPr>
-          <w:b w:val="0"/>
-          <w:bCs w:val="0"/>
-          <w:sz w:val="24"/>
-          <w:szCs w:val="24"/>
-        </w:rPr>
-        <w:t>similar to</w:t>
-      </w:r>
-      <w:proofErr w:type="gramEnd"/>
-      <w:r>
-        <w:rPr>
-          <w:b w:val="0"/>
-          <w:bCs w:val="0"/>
-          <w:sz w:val="24"/>
-          <w:szCs w:val="24"/>
-        </w:rPr>
-        <w:t xml:space="preserve"> the one used by Han et al. (2024) and </w:t>
+      <w:r>
+        <w:rPr>
+          <w:b w:val="0"/>
+          <w:bCs w:val="0"/>
+          <w:sz w:val="24"/>
+          <w:szCs w:val="24"/>
+        </w:rPr>
+        <w:t xml:space="preserve"> first step is to train a vision-language model that produces a structured radiology report from the chest X-ray image while using natural language to describe the image content. The second step is the use of a pretrained multilingual neural machine translation system to translate English reports into Bangla. This approach of two stages is preferred over an end-to-end Bangla generation for three reasons. First, the amount of English chest X-ray training data is significantly larger and more varied than any Bangla-specific training data and, by separating the vision-to-language step from the translation step, it can both be optimized using the data best suited to it. Second, English production in stage 1 can be directly assessed against a set of standards and it is easy to ensure that the vision-language model is functioning properly before assessing the translation phase. Third, the modular architecture allows for the upgrading of the translation stage independently, as the translation model for Bangla is improved, without retraining the vision-language core. The method is similar to the one used by Han et al. (2024) and </w:t>
       </w:r>
       <w:proofErr w:type="spellStart"/>
       <w:r>
@@ -16382,23 +16056,23 @@
           <w:sz w:val="24"/>
           <w:szCs w:val="24"/>
         </w:rPr>
-        <w:t xml:space="preserve">/rad-dino). It </w:t>
-      </w:r>
-      <w:proofErr w:type="gramStart"/>
-      <w:r>
-        <w:rPr>
-          <w:sz w:val="24"/>
-          <w:szCs w:val="24"/>
-        </w:rPr>
-        <w:t>takes in 518 ×</w:t>
-      </w:r>
-      <w:proofErr w:type="gramEnd"/>
-      <w:r>
-        <w:rPr>
-          <w:sz w:val="24"/>
-          <w:szCs w:val="24"/>
-        </w:rPr>
-        <w:t xml:space="preserve"> 518 image data and outputs a series of 1370 patch-level feature vectors, each with a size of 768. All the weights of the encoder are fixed during the training and inference process, which means that all the computing resources are allocated to the projector and the language model. The novel cross-attention module is named </w:t>
+        <w:t>/rad-</w:t>
+      </w:r>
+      <w:proofErr w:type="spellStart"/>
+      <w:r>
+        <w:rPr>
+          <w:sz w:val="24"/>
+          <w:szCs w:val="24"/>
+        </w:rPr>
+        <w:t>dino</w:t>
+      </w:r>
+      <w:proofErr w:type="spellEnd"/>
+      <w:r>
+        <w:rPr>
+          <w:sz w:val="24"/>
+          <w:szCs w:val="24"/>
+        </w:rPr>
+        <w:t xml:space="preserve">). It takes in 518 × 518 image data and outputs a series of 1370 patch-level feature vectors, each with a size of 768. All the weights of the encoder are fixed during the training and inference process, which means that all the computing resources are allocated to the projector and the language model. The novel cross-attention module is named </w:t>
       </w:r>
       <w:proofErr w:type="spellStart"/>
       <w:r>
@@ -16582,23 +16256,7 @@
           <w:sz w:val="24"/>
           <w:szCs w:val="24"/>
         </w:rPr>
-        <w:t xml:space="preserve">, token ID 256026) is specified at inference time to direct the translation. This study does not perform any fine tuning of NLLB-200; it is used as a pretrained model, </w:t>
-      </w:r>
-      <w:proofErr w:type="gramStart"/>
-      <w:r>
-        <w:rPr>
-          <w:sz w:val="24"/>
-          <w:szCs w:val="24"/>
-        </w:rPr>
-        <w:t>similar to</w:t>
-      </w:r>
-      <w:proofErr w:type="gramEnd"/>
-      <w:r>
-        <w:rPr>
-          <w:sz w:val="24"/>
-          <w:szCs w:val="24"/>
-        </w:rPr>
-        <w:t xml:space="preserve"> the baseline use studied in Han et al (2024) and </w:t>
+        <w:t xml:space="preserve">, token ID 256026) is specified at inference time to direct the translation. This study does not perform any fine tuning of NLLB-200; it is used as a pretrained model, similar to the baseline use studied in Han et al (2024) and </w:t>
       </w:r>
       <w:proofErr w:type="spellStart"/>
       <w:r>
@@ -16614,23 +16272,7 @@
           <w:sz w:val="24"/>
           <w:szCs w:val="24"/>
         </w:rPr>
-        <w:t xml:space="preserve"> (2024). The Bangla reference reports for evaluation are generated using the same NLLB-200 model by translating the IU X-ray English reference reports, so that only Stage 2 is evaluated by measuring the similarity of the generated translation to the English reference reports which are generated through the same </w:t>
-      </w:r>
-      <w:proofErr w:type="gramStart"/>
-      <w:r>
-        <w:rPr>
-          <w:sz w:val="24"/>
-          <w:szCs w:val="24"/>
-        </w:rPr>
-        <w:t>model, and</w:t>
-      </w:r>
-      <w:proofErr w:type="gramEnd"/>
-      <w:r>
-        <w:rPr>
-          <w:sz w:val="24"/>
-          <w:szCs w:val="24"/>
-        </w:rPr>
-        <w:t xml:space="preserve"> thus provide a consistent reference for the evaluation.</w:t>
+        <w:t xml:space="preserve"> (2024). The Bangla reference reports for evaluation are generated using the same NLLB-200 model by translating the IU X-ray English reference reports, so that only Stage 2 is evaluated by measuring the similarity of the generated translation to the English reference reports which are generated through the same model, and thus provide a consistent reference for the evaluation.</w:t>
       </w:r>
     </w:p>
     <w:p>
@@ -16718,27 +16360,7 @@
           <w:sz w:val="24"/>
           <w:szCs w:val="24"/>
         </w:rPr>
-        <w:t xml:space="preserve"> et al., 2016) is employed. There are 7,470 images and 3,955 radiology reports in the raw dataset. Following the exclusion of findings and impression fields of missing data, there are 3,826 remaining reports. 3,666 image-report pairs are then obtained after filtering to obtain only image-report pairs of frontal-projections and checking the existence of image files. They are partitioned into a training set (2,566 data points), a validation set (550 data points), and a test set (550 data points) with a random seed of 42 and a 70-15-15 distribution. The images are resized to 518 x 518 </w:t>
-      </w:r>
-      <w:proofErr w:type="gramStart"/>
-      <w:r>
-        <w:rPr>
-          <w:b w:val="0"/>
-          <w:bCs w:val="0"/>
-          <w:sz w:val="24"/>
-          <w:szCs w:val="24"/>
-        </w:rPr>
-        <w:t>pixels, and</w:t>
-      </w:r>
-      <w:proofErr w:type="gramEnd"/>
-      <w:r>
-        <w:rPr>
-          <w:b w:val="0"/>
-          <w:bCs w:val="0"/>
-          <w:sz w:val="24"/>
-          <w:szCs w:val="24"/>
-        </w:rPr>
-        <w:t xml:space="preserve"> normalized via the RAD-DINO </w:t>
+        <w:t xml:space="preserve"> et al., 2016) is employed. There are 7,470 images and 3,955 radiology reports in the raw dataset. Following the exclusion of findings and impression fields of missing data, there are 3,826 remaining reports. 3,666 image-report pairs are then obtained after filtering to obtain only image-report pairs of frontal-projections and checking the existence of image files. They are partitioned into a training set (2,566 data points), a validation set (550 data points), and a test set (550 data points) with a random seed of 42 and a 70-15-15 distribution. The images are resized to 518 x 518 pixels, and normalized via the RAD-DINO </w:t>
       </w:r>
       <w:proofErr w:type="spellStart"/>
       <w:r>
@@ -16840,27 +16462,7 @@
           <w:sz w:val="24"/>
           <w:szCs w:val="24"/>
         </w:rPr>
-        <w:t xml:space="preserve"> layers being 1 × 10⁻⁵, while both groups use weight decay of 0.01. A cosine learning rate schedule with linear warmup over 5% of total steps (320 warmup steps out of 6,415 total) is applied to both groups. The effective batch size is 16 (physical batch size of 2 x 8 gradient accumulations). Gradient norms are clamped at 1.0 to ensure the stability of the training. </w:t>
-      </w:r>
-      <w:proofErr w:type="gramStart"/>
-      <w:r>
-        <w:rPr>
-          <w:b w:val="0"/>
-          <w:bCs w:val="0"/>
-          <w:sz w:val="24"/>
-          <w:szCs w:val="24"/>
-        </w:rPr>
-        <w:t>In order to</w:t>
-      </w:r>
-      <w:proofErr w:type="gramEnd"/>
-      <w:r>
-        <w:rPr>
-          <w:b w:val="0"/>
-          <w:bCs w:val="0"/>
-          <w:sz w:val="24"/>
-          <w:szCs w:val="24"/>
-        </w:rPr>
-        <w:t xml:space="preserve"> tackle class imbalance between normal and abnormal cases in IU X-ray, training weight 3.0 is given to the samples whose reports contain abnormal terms, such as consolidation, effusion, pneumothorax, cardiomegaly, atelectasis, and opacity, while its weight is set to 1.0 for the normal ones. This </w:t>
+        <w:t xml:space="preserve"> layers being 1 × 10⁻⁵, while both groups use weight decay of 0.01. A cosine learning rate schedule with linear warmup over 5% of total steps (320 warmup steps out of 6,415 total) is applied to both groups. The effective batch size is 16 (physical batch size of 2 x 8 gradient accumulations). Gradient norms are clamped at 1.0 to ensure the stability of the training. In order to tackle class imbalance between normal and abnormal cases in IU X-ray, training weight 3.0 is given to the samples whose reports contain abnormal terms, such as consolidation, effusion, pneumothorax, cardiomegaly, atelectasis, and opacity, while its weight is set to 1.0 for the normal ones. This </w:t>
       </w:r>
       <w:proofErr w:type="spellStart"/>
       <w:r>
@@ -17199,23 +16801,7 @@
           <w:sz w:val="24"/>
           <w:szCs w:val="24"/>
         </w:rPr>
-        <w:t xml:space="preserve">All the implementation has been done using </w:t>
-      </w:r>
-      <w:proofErr w:type="gramStart"/>
-      <w:r>
-        <w:rPr>
-          <w:sz w:val="24"/>
-          <w:szCs w:val="24"/>
-        </w:rPr>
-        <w:t>open source</w:t>
-      </w:r>
-      <w:proofErr w:type="gramEnd"/>
-      <w:r>
-        <w:rPr>
-          <w:sz w:val="24"/>
-          <w:szCs w:val="24"/>
-        </w:rPr>
-        <w:t xml:space="preserve"> Python libraries. The deep learning framework and GPU acceleration comes from </w:t>
+        <w:t xml:space="preserve">All the implementation has been done using open source Python libraries. The deep learning framework and GPU acceleration comes from </w:t>
       </w:r>
       <w:proofErr w:type="spellStart"/>
       <w:r>
@@ -17335,23 +16921,7 @@
           <w:sz w:val="24"/>
           <w:szCs w:val="24"/>
         </w:rPr>
-        <w:t>++ for evaluation. Pandas and NumPy process the data, and Matplotlib create training curves and performance visualizations. The entire pipeline is implemented in three Jupyter notebooks: bangla_cxr_local_stage_</w:t>
-      </w:r>
-      <w:proofErr w:type="gramStart"/>
-      <w:r>
-        <w:rPr>
-          <w:sz w:val="24"/>
-          <w:szCs w:val="24"/>
-        </w:rPr>
-        <w:t>1.ipynb</w:t>
-      </w:r>
-      <w:proofErr w:type="gramEnd"/>
-      <w:r>
-        <w:rPr>
-          <w:sz w:val="24"/>
-          <w:szCs w:val="24"/>
-        </w:rPr>
-        <w:t xml:space="preserve"> for the novel </w:t>
+        <w:t xml:space="preserve">++ for evaluation. Pandas and NumPy process the data, and Matplotlib create training curves and performance visualizations. The entire pipeline is implemented in three Jupyter notebooks: bangla_cxr_local_stage_1.ipynb for the novel </w:t>
       </w:r>
       <w:proofErr w:type="spellStart"/>
       <w:r>
@@ -17367,23 +16937,7 @@
           <w:sz w:val="24"/>
           <w:szCs w:val="24"/>
         </w:rPr>
-        <w:t xml:space="preserve"> model, bangla_cxr_local_stage_1_</w:t>
-      </w:r>
-      <w:proofErr w:type="gramStart"/>
-      <w:r>
-        <w:rPr>
-          <w:sz w:val="24"/>
-          <w:szCs w:val="24"/>
-        </w:rPr>
-        <w:t>baseline.ipynb</w:t>
-      </w:r>
-      <w:proofErr w:type="gramEnd"/>
-      <w:r>
-        <w:rPr>
-          <w:sz w:val="24"/>
-          <w:szCs w:val="24"/>
-        </w:rPr>
-        <w:t xml:space="preserve"> for the </w:t>
+        <w:t xml:space="preserve"> model, bangla_cxr_local_stage_1_baseline.ipynb for the </w:t>
       </w:r>
       <w:proofErr w:type="spellStart"/>
       <w:r>
@@ -17399,23 +16953,7 @@
           <w:sz w:val="24"/>
           <w:szCs w:val="24"/>
         </w:rPr>
-        <w:t xml:space="preserve"> ablation and bangla_cxr_local_stage_</w:t>
-      </w:r>
-      <w:proofErr w:type="gramStart"/>
-      <w:r>
-        <w:rPr>
-          <w:sz w:val="24"/>
-          <w:szCs w:val="24"/>
-        </w:rPr>
-        <w:t>2.ipynb</w:t>
-      </w:r>
-      <w:proofErr w:type="gramEnd"/>
-      <w:r>
-        <w:rPr>
-          <w:sz w:val="24"/>
-          <w:szCs w:val="24"/>
-        </w:rPr>
-        <w:t xml:space="preserve"> for the Bangla translation stage. The training is conducted locally with an NVIDIA GeForce RTX 5050 Laptop GPU, using Python 3.10.20 (Anaconda distribution) and Windows 1</w:t>
+        <w:t xml:space="preserve"> ablation and bangla_cxr_local_stage_2.ipynb for the Bangla translation stage. The training is conducted locally with an NVIDIA GeForce RTX 5050 Laptop GPU, using Python 3.10.20 (Anaconda distribution) and Windows 1</w:t>
       </w:r>
       <w:r>
         <w:rPr>
@@ -17498,21 +17036,7 @@
         <w:rPr>
           <w:szCs w:val="22"/>
         </w:rPr>
-        <w:t xml:space="preserve"> and its integration with the English Report Generation model (RAD-DINO and Phi-3.5 Mini), and complete implementation of the proposed approach including the dataset preparation, training configuration, inference procedure, and evaluation framework. The proposed system meets the specified compute requirements, is based on a set of well-established design choices from </w:t>
-      </w:r>
-      <w:proofErr w:type="gramStart"/>
-      <w:r>
-        <w:rPr>
-          <w:szCs w:val="22"/>
-        </w:rPr>
-        <w:t>the literature</w:t>
-      </w:r>
-      <w:proofErr w:type="gramEnd"/>
-      <w:r>
-        <w:rPr>
-          <w:szCs w:val="22"/>
-        </w:rPr>
-        <w:t xml:space="preserve"> with proven performance, and clearly contributes to the system architecture, with the cross-attention projector tested for necessity in the ablation study. The experimental results of the novel model and the </w:t>
+        <w:t xml:space="preserve"> and its integration with the English Report Generation model (RAD-DINO and Phi-3.5 Mini), and complete implementation of the proposed approach including the dataset preparation, training configuration, inference procedure, and evaluation framework. The proposed system meets the specified compute requirements, is based on a set of well-established design choices from the literature with proven performance, and clearly contributes to the system architecture, with the cross-attention projector tested for necessity in the ablation study. The experimental results of the novel model and the </w:t>
       </w:r>
       <w:proofErr w:type="spellStart"/>
       <w:r>
@@ -17702,7 +17226,7 @@
               </wp:anchor>
             </w:drawing>
           </mc:Choice>
-          <mc:Fallback>
+          <mc:Fallback xmlns:w16sdtfl="http://schemas.microsoft.com/office/word/2024/wordml/sdtformatlock" xmlns:w16du="http://schemas.microsoft.com/office/word/2023/wordml/word16du" xmlns:oel="http://schemas.microsoft.com/office/2019/extlst">
             <w:pict>
               <v:line w14:anchorId="08303E62" id="Straight Connector 4" o:spid="_x0000_s1026" style="position:absolute;z-index:251665408;visibility:visible;mso-wrap-style:square;mso-wrap-distance-left:9pt;mso-wrap-distance-top:0;mso-wrap-distance-right:9pt;mso-wrap-distance-bottom:0;mso-position-horizontal:absolute;mso-position-horizontal-relative:text;mso-position-vertical:absolute;mso-position-vertical-relative:text" from="0,29.45pt" to="465pt,29.45pt" o:gfxdata="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" strokecolor="black [3040]"/>
             </w:pict>
@@ -17824,27 +17348,7 @@
           <w:sz w:val="24"/>
           <w:szCs w:val="24"/>
         </w:rPr>
-        <w:t xml:space="preserve"> system in both the </w:t>
-      </w:r>
-      <w:proofErr w:type="gramStart"/>
-      <w:r>
-        <w:rPr>
-          <w:b w:val="0"/>
-          <w:bCs w:val="0"/>
-          <w:sz w:val="24"/>
-          <w:szCs w:val="24"/>
-        </w:rPr>
-        <w:t>stages of pipeline</w:t>
-      </w:r>
-      <w:proofErr w:type="gramEnd"/>
-      <w:r>
-        <w:rPr>
-          <w:b w:val="0"/>
-          <w:bCs w:val="0"/>
-          <w:sz w:val="24"/>
-          <w:szCs w:val="24"/>
-        </w:rPr>
-        <w:t xml:space="preserve"> will be presented. It builds upon the architecture and methodology described in Chapter 3 and details the hardware and software environment in which it was developed and implemented, the step-by-step implementation of the Stage 1 English report generation model and the Stage 2 Bangla translation pipeline, the evaluation framework adopted for both stages, and a detailed discussion of the results including the ablation study comparing the proposed </w:t>
+        <w:t xml:space="preserve"> system in both the stages of pipeline will be presented. It builds upon the architecture and methodology described in Chapter 3 and details the hardware and software environment in which it was developed and implemented, the step-by-step implementation of the Stage 1 English report generation model and the Stage 2 Bangla translation pipeline, the evaluation framework adopted for both stages, and a detailed discussion of the results including the ablation study comparing the proposed </w:t>
       </w:r>
       <w:proofErr w:type="spellStart"/>
       <w:r>
@@ -17884,47 +17388,7 @@
           <w:sz w:val="24"/>
           <w:szCs w:val="24"/>
         </w:rPr>
-        <w:t xml:space="preserve"> baseline architecture. The chapter ends with situating the findings in the context of </w:t>
-      </w:r>
-      <w:proofErr w:type="gramStart"/>
-      <w:r>
-        <w:rPr>
-          <w:b w:val="0"/>
-          <w:bCs w:val="0"/>
-          <w:sz w:val="24"/>
-          <w:szCs w:val="24"/>
-        </w:rPr>
-        <w:t>the research</w:t>
-      </w:r>
-      <w:proofErr w:type="gramEnd"/>
-      <w:r>
-        <w:rPr>
-          <w:b w:val="0"/>
-          <w:bCs w:val="0"/>
-          <w:sz w:val="24"/>
-          <w:szCs w:val="24"/>
-        </w:rPr>
-        <w:t xml:space="preserve"> purposes as well as in the context of </w:t>
-      </w:r>
-      <w:proofErr w:type="gramStart"/>
-      <w:r>
-        <w:rPr>
-          <w:b w:val="0"/>
-          <w:bCs w:val="0"/>
-          <w:sz w:val="24"/>
-          <w:szCs w:val="24"/>
-        </w:rPr>
-        <w:t>the existing</w:t>
-      </w:r>
-      <w:proofErr w:type="gramEnd"/>
-      <w:r>
-        <w:rPr>
-          <w:b w:val="0"/>
-          <w:bCs w:val="0"/>
-          <w:sz w:val="24"/>
-          <w:szCs w:val="24"/>
-        </w:rPr>
-        <w:t xml:space="preserve"> literature.</w:t>
+        <w:t xml:space="preserve"> baseline architecture. The chapter ends with situating the findings in the context of the research purposes as well as in the context of the existing literature.</w:t>
       </w:r>
       <w:bookmarkEnd w:id="76"/>
       <w:bookmarkEnd w:id="77"/>
@@ -17994,7 +17458,6 @@
         <w:t xml:space="preserve">An overview of the system setup and </w:t>
       </w:r>
       <w:proofErr w:type="spellStart"/>
-      <w:proofErr w:type="gramStart"/>
       <w:r>
         <w:rPr>
           <w:b w:val="0"/>
@@ -18005,7 +17468,6 @@
         <w:t>environment.System</w:t>
       </w:r>
       <w:proofErr w:type="spellEnd"/>
-      <w:proofErr w:type="gramEnd"/>
       <w:r>
         <w:rPr>
           <w:b w:val="0"/>
@@ -18136,7 +17598,6 @@
         <w:t xml:space="preserve">++ </w:t>
       </w:r>
       <w:proofErr w:type="spellStart"/>
-      <w:proofErr w:type="gramStart"/>
       <w:r>
         <w:rPr>
           <w:b w:val="0"/>
@@ -18147,7 +17608,6 @@
         <w:t>respectively.BLEU</w:t>
       </w:r>
       <w:proofErr w:type="spellEnd"/>
-      <w:proofErr w:type="gramEnd"/>
       <w:r>
         <w:rPr>
           <w:b w:val="0"/>
@@ -18215,67 +17675,7 @@
           <w:sz w:val="24"/>
           <w:szCs w:val="24"/>
         </w:rPr>
-        <w:t xml:space="preserve"> notebooks, namely the bangla_cxr_local_stage_</w:t>
-      </w:r>
-      <w:proofErr w:type="gramStart"/>
-      <w:r>
-        <w:rPr>
-          <w:b w:val="0"/>
-          <w:bCs w:val="0"/>
-          <w:sz w:val="24"/>
-          <w:szCs w:val="24"/>
-        </w:rPr>
-        <w:t>1.ipynb</w:t>
-      </w:r>
-      <w:proofErr w:type="gramEnd"/>
-      <w:r>
-        <w:rPr>
-          <w:b w:val="0"/>
-          <w:bCs w:val="0"/>
-          <w:sz w:val="24"/>
-          <w:szCs w:val="24"/>
-        </w:rPr>
-        <w:t>, bangla_cxr_local_stage_1_</w:t>
-      </w:r>
-      <w:proofErr w:type="gramStart"/>
-      <w:r>
-        <w:rPr>
-          <w:b w:val="0"/>
-          <w:bCs w:val="0"/>
-          <w:sz w:val="24"/>
-          <w:szCs w:val="24"/>
-        </w:rPr>
-        <w:t>baseline.ipynb</w:t>
-      </w:r>
-      <w:proofErr w:type="gramEnd"/>
-      <w:r>
-        <w:rPr>
-          <w:b w:val="0"/>
-          <w:bCs w:val="0"/>
-          <w:sz w:val="24"/>
-          <w:szCs w:val="24"/>
-        </w:rPr>
-        <w:t xml:space="preserve"> and bangla_cxr_local_stage_</w:t>
-      </w:r>
-      <w:proofErr w:type="gramStart"/>
-      <w:r>
-        <w:rPr>
-          <w:b w:val="0"/>
-          <w:bCs w:val="0"/>
-          <w:sz w:val="24"/>
-          <w:szCs w:val="24"/>
-        </w:rPr>
-        <w:t>2.ipynb</w:t>
-      </w:r>
-      <w:proofErr w:type="gramEnd"/>
-      <w:r>
-        <w:rPr>
-          <w:b w:val="0"/>
-          <w:bCs w:val="0"/>
-          <w:sz w:val="24"/>
-          <w:szCs w:val="24"/>
-        </w:rPr>
-        <w:t>.</w:t>
+        <w:t xml:space="preserve"> notebooks, namely the bangla_cxr_local_stage_1.ipynb, bangla_cxr_local_stage_1_baseline.ipynb and bangla_cxr_local_stage_2.ipynb.</w:t>
       </w:r>
       <w:bookmarkEnd w:id="79"/>
       <w:bookmarkEnd w:id="80"/>
@@ -18365,7 +17765,6 @@
         <w:t xml:space="preserve">The Stage 1 implementation starts with the preprocessing of data sets. The raw IU X-ray dataset was loaded from the CSV reports and projections file and only those images that had a </w:t>
       </w:r>
       <w:proofErr w:type="spellStart"/>
-      <w:proofErr w:type="gramStart"/>
       <w:r>
         <w:rPr>
           <w:b w:val="0"/>
@@ -18376,7 +17775,6 @@
         <w:t>non empty</w:t>
       </w:r>
       <w:proofErr w:type="spellEnd"/>
-      <w:proofErr w:type="gramEnd"/>
       <w:r>
         <w:rPr>
           <w:b w:val="0"/>
@@ -18584,27 +17982,7 @@
           <w:sz w:val="24"/>
           <w:szCs w:val="24"/>
         </w:rPr>
-        <w:t xml:space="preserve"> layers with a learning rate of 1 × 10⁻⁵, and both groups had weight decay of 0.01. The optimum batch size was 16, obtained by using a physical batch size of 2, and 8 gradient accumulation steps, with gradient norms clipped at 1.0 per step. Both sets of parameters were subjected to a cosine schedule, with 5% warm up (320 warm up steps out of 6,415 total). The training was conducted for up to 40 epochs, with an early stopping patience of 8. Model </w:t>
-      </w:r>
-      <w:proofErr w:type="gramStart"/>
-      <w:r>
-        <w:rPr>
-          <w:b w:val="0"/>
-          <w:bCs w:val="0"/>
-          <w:sz w:val="24"/>
-          <w:szCs w:val="24"/>
-        </w:rPr>
-        <w:t>checkpoint was</w:t>
-      </w:r>
-      <w:proofErr w:type="gramEnd"/>
-      <w:r>
-        <w:rPr>
-          <w:b w:val="0"/>
-          <w:bCs w:val="0"/>
-          <w:sz w:val="24"/>
-          <w:szCs w:val="24"/>
-        </w:rPr>
-        <w:t xml:space="preserve"> saved if there was a decrease in validation loss. During inference, the pipeline will load the saved checkpoint and re-initialize the model using frozen RAD-DINO weights and the trained projector and </w:t>
+        <w:t xml:space="preserve"> layers with a learning rate of 1 × 10⁻⁵, and both groups had weight decay of 0.01. The optimum batch size was 16, obtained by using a physical batch size of 2, and 8 gradient accumulation steps, with gradient norms clipped at 1.0 per step. Both sets of parameters were subjected to a cosine schedule, with 5% warm up (320 warm up steps out of 6,415 total). The training was conducted for up to 40 epochs, with an early stopping patience of 8. Model checkpoint was saved if there was a decrease in validation loss. During inference, the pipeline will load the saved checkpoint and re-initialize the model using frozen RAD-DINO weights and the trained projector and </w:t>
       </w:r>
       <w:proofErr w:type="spellStart"/>
       <w:r>
@@ -18758,27 +18136,7 @@
           <w:sz w:val="24"/>
           <w:szCs w:val="24"/>
         </w:rPr>
-        <w:t xml:space="preserve"> baseline simply applies a mean-pooling operation over all 1,370 RAD-DINO patch tokens followed by a two-layer MLP that generates a single 3,072-dimensional embedding. This reduces the whole visual context into a single query per </w:t>
-      </w:r>
-      <w:proofErr w:type="gramStart"/>
-      <w:r>
-        <w:rPr>
-          <w:b w:val="0"/>
-          <w:bCs w:val="0"/>
-          <w:sz w:val="24"/>
-          <w:szCs w:val="24"/>
-        </w:rPr>
-        <w:t>token, and</w:t>
-      </w:r>
-      <w:proofErr w:type="gramEnd"/>
-      <w:r>
-        <w:rPr>
-          <w:b w:val="0"/>
-          <w:bCs w:val="0"/>
-          <w:sz w:val="24"/>
-          <w:szCs w:val="24"/>
-        </w:rPr>
-        <w:t xml:space="preserve"> directly compares to the mean-pooling projectors of systems like </w:t>
+        <w:t xml:space="preserve"> baseline simply applies a mean-pooling operation over all 1,370 RAD-DINO patch tokens followed by a two-layer MLP that generates a single 3,072-dimensional embedding. This reduces the whole visual context into a single query per token, and directly compares to the mean-pooling projectors of systems like </w:t>
       </w:r>
       <w:proofErr w:type="spellStart"/>
       <w:r>
@@ -18801,7 +18159,6 @@
         <w:t xml:space="preserve">, which applied different projectors to each of 32 region-based </w:t>
       </w:r>
       <w:proofErr w:type="spellStart"/>
-      <w:proofErr w:type="gramStart"/>
       <w:r>
         <w:rPr>
           <w:b w:val="0"/>
@@ -18812,7 +18169,6 @@
         <w:t>queries.This</w:t>
       </w:r>
       <w:proofErr w:type="spellEnd"/>
-      <w:proofErr w:type="gramEnd"/>
       <w:r>
         <w:rPr>
           <w:b w:val="0"/>
@@ -18860,27 +18216,7 @@
           <w:sz w:val="24"/>
           <w:szCs w:val="24"/>
         </w:rPr>
-        <w:t xml:space="preserve"> configuration, the same training loop, the same split of the dataset, and the same hyperparameters and early stopping </w:t>
-      </w:r>
-      <w:proofErr w:type="gramStart"/>
-      <w:r>
-        <w:rPr>
-          <w:b w:val="0"/>
-          <w:bCs w:val="0"/>
-          <w:sz w:val="24"/>
-          <w:szCs w:val="24"/>
-        </w:rPr>
-        <w:t>criterion</w:t>
-      </w:r>
-      <w:proofErr w:type="gramEnd"/>
-      <w:r>
-        <w:rPr>
-          <w:b w:val="0"/>
-          <w:bCs w:val="0"/>
-          <w:sz w:val="24"/>
-          <w:szCs w:val="24"/>
-        </w:rPr>
-        <w:t>.</w:t>
+        <w:t xml:space="preserve"> configuration, the same training loop, the same split of the dataset, and the same hyperparameters and early stopping criterion.</w:t>
       </w:r>
       <w:bookmarkEnd w:id="82"/>
       <w:bookmarkEnd w:id="83"/>
@@ -19250,47 +18586,7 @@
           <w:sz w:val="24"/>
           <w:szCs w:val="24"/>
         </w:rPr>
-        <w:t xml:space="preserve"> model was steady over 25 epochs until it reached the point of early stopping. The validation loss had a dramatic drop between epochs 1 and 2, from 2.6083 to 1.6051, and continued to improve until epoch 18 with a best value of </w:t>
-      </w:r>
-      <w:proofErr w:type="gramStart"/>
-      <w:r>
-        <w:rPr>
-          <w:b w:val="0"/>
-          <w:bCs w:val="0"/>
-          <w:sz w:val="24"/>
-          <w:szCs w:val="24"/>
-        </w:rPr>
-        <w:t>0.5516, but</w:t>
-      </w:r>
-      <w:proofErr w:type="gramEnd"/>
-      <w:r>
-        <w:rPr>
-          <w:b w:val="0"/>
-          <w:bCs w:val="0"/>
-          <w:sz w:val="24"/>
-          <w:szCs w:val="24"/>
-        </w:rPr>
-        <w:t xml:space="preserve"> eventually stagnated and then began to increase at epoch 25, with a validation loss of 0.5516, without further improvement over the last 8 epochs, prompting early stopping at epoch 25. Throughout the training loss continued to decline, and at epoch 25, it was at 0.2444, suggesting that the model did not overfit much before early stopping kicked in. The last </w:t>
-      </w:r>
-      <w:proofErr w:type="gramStart"/>
-      <w:r>
-        <w:rPr>
-          <w:b w:val="0"/>
-          <w:bCs w:val="0"/>
-          <w:sz w:val="24"/>
-          <w:szCs w:val="24"/>
-        </w:rPr>
-        <w:t>saved checkpoint</w:t>
-      </w:r>
-      <w:proofErr w:type="gramEnd"/>
-      <w:r>
-        <w:rPr>
-          <w:b w:val="0"/>
-          <w:bCs w:val="0"/>
-          <w:sz w:val="24"/>
-          <w:szCs w:val="24"/>
-        </w:rPr>
-        <w:t xml:space="preserve"> is at epoch 18 with validation loss 0.5516. The baseline was also terminated early for the </w:t>
+        <w:t xml:space="preserve"> model was steady over 25 epochs until it reached the point of early stopping. The validation loss had a dramatic drop between epochs 1 and 2, from 2.6083 to 1.6051, and continued to improve until epoch 18 with a best value of 0.5516, but eventually stagnated and then began to increase at epoch 25, with a validation loss of 0.5516, without further improvement over the last 8 epochs, prompting early stopping at epoch 25. Throughout the training loss continued to decline, and at epoch 25, it was at 0.2444, suggesting that the model did not overfit much before early stopping kicked in. The last saved checkpoint is at epoch 18 with validation loss 0.5516. The baseline was also terminated early for the </w:t>
       </w:r>
       <w:proofErr w:type="spellStart"/>
       <w:r>
@@ -19310,47 +18606,7 @@
           <w:sz w:val="24"/>
           <w:szCs w:val="24"/>
         </w:rPr>
-        <w:t xml:space="preserve">, but in a different way. The lowest validation loss achieved was 1.5710 at </w:t>
-      </w:r>
-      <w:proofErr w:type="gramStart"/>
-      <w:r>
-        <w:rPr>
-          <w:b w:val="0"/>
-          <w:bCs w:val="0"/>
-          <w:sz w:val="24"/>
-          <w:szCs w:val="24"/>
-        </w:rPr>
-        <w:t>epoch</w:t>
-      </w:r>
-      <w:proofErr w:type="gramEnd"/>
-      <w:r>
-        <w:rPr>
-          <w:b w:val="0"/>
-          <w:bCs w:val="0"/>
-          <w:sz w:val="24"/>
-          <w:szCs w:val="24"/>
-        </w:rPr>
-        <w:t xml:space="preserve"> 3, but then the model did not improve further and plateaued at </w:t>
-      </w:r>
-      <w:proofErr w:type="gramStart"/>
-      <w:r>
-        <w:rPr>
-          <w:b w:val="0"/>
-          <w:bCs w:val="0"/>
-          <w:sz w:val="24"/>
-          <w:szCs w:val="24"/>
-        </w:rPr>
-        <w:t>epoch</w:t>
-      </w:r>
-      <w:proofErr w:type="gramEnd"/>
-      <w:r>
-        <w:rPr>
-          <w:b w:val="0"/>
-          <w:bCs w:val="0"/>
-          <w:sz w:val="24"/>
-          <w:szCs w:val="24"/>
-        </w:rPr>
-        <w:t xml:space="preserve"> 10. The validation loss for the baseline was consistently &gt;1.57 while for the </w:t>
+        <w:t xml:space="preserve">, but in a different way. The lowest validation loss achieved was 1.5710 at epoch 3, but then the model did not improve further and plateaued at epoch 10. The validation loss for the baseline was consistently &gt;1.57 while for the </w:t>
       </w:r>
       <w:proofErr w:type="spellStart"/>
       <w:r>
@@ -19389,14 +18645,7 @@
           <w:sz w:val="24"/>
           <w:szCs w:val="24"/>
         </w:rPr>
-        <w:t>Stage 1 English NLG Results</w:t>
-      </w:r>
-      <w:r>
-        <w:rPr>
-          <w:sz w:val="24"/>
-          <w:szCs w:val="24"/>
-        </w:rPr>
-        <w:t xml:space="preserve">: </w:t>
+        <w:t xml:space="preserve">Stage 1 English NLG Results: </w:t>
       </w:r>
     </w:p>
     <w:p>
@@ -19509,47 +18758,7 @@
           <w:sz w:val="24"/>
           <w:szCs w:val="24"/>
         </w:rPr>
-        <w:t xml:space="preserve"> a necessary architectural feature and not merely a better option. The </w:t>
-      </w:r>
-      <w:proofErr w:type="gramStart"/>
-      <w:r>
-        <w:rPr>
-          <w:b w:val="0"/>
-          <w:bCs w:val="0"/>
-          <w:sz w:val="24"/>
-          <w:szCs w:val="24"/>
-        </w:rPr>
-        <w:t>achieved score</w:t>
-      </w:r>
-      <w:proofErr w:type="gramEnd"/>
-      <w:r>
-        <w:rPr>
-          <w:b w:val="0"/>
-          <w:bCs w:val="0"/>
-          <w:sz w:val="24"/>
-          <w:szCs w:val="24"/>
-        </w:rPr>
-        <w:t xml:space="preserve"> of 0.4352 in ROUGE-1 is significantly comparable with the </w:t>
-      </w:r>
-      <w:proofErr w:type="gramStart"/>
-      <w:r>
-        <w:rPr>
-          <w:b w:val="0"/>
-          <w:bCs w:val="0"/>
-          <w:sz w:val="24"/>
-          <w:szCs w:val="24"/>
-        </w:rPr>
-        <w:t>0.3213 score</w:t>
-      </w:r>
-      <w:proofErr w:type="gramEnd"/>
-      <w:r>
-        <w:rPr>
-          <w:b w:val="0"/>
-          <w:bCs w:val="0"/>
-          <w:sz w:val="24"/>
-          <w:szCs w:val="24"/>
-        </w:rPr>
-        <w:t xml:space="preserve"> obtained by </w:t>
+        <w:t xml:space="preserve"> a necessary architectural feature and not merely a better option. The achieved score of 0.4352 in ROUGE-1 is significantly comparable with the 0.3213 score obtained by </w:t>
       </w:r>
       <w:proofErr w:type="spellStart"/>
       <w:r>
@@ -19708,14 +18917,7 @@
           <w:sz w:val="24"/>
           <w:szCs w:val="24"/>
         </w:rPr>
-        <w:t>Clinical Entity Results</w:t>
-      </w:r>
-      <w:r>
-        <w:rPr>
-          <w:sz w:val="24"/>
-          <w:szCs w:val="24"/>
-        </w:rPr>
-        <w:t>:</w:t>
+        <w:t>Clinical Entity Results:</w:t>
       </w:r>
     </w:p>
     <w:p>
@@ -19738,107 +18940,7 @@
           <w:sz w:val="24"/>
           <w:szCs w:val="24"/>
         </w:rPr>
-        <w:t xml:space="preserve">There is marked variation in performance between pathological categories in the clinical entity evaluation. The model's performance is best on common, visually distinct findings: Pleural Effusion has an F1 score of 0.7164 and a recall score of 0.867, Pneumothorax has an F1 score of 0.7532 with a recall score of 0.904, and No Finding (normal chest) has an F1 score of 0.7962 with a recall score of 0.830. These are the categories that are </w:t>
-      </w:r>
-      <w:proofErr w:type="gramStart"/>
-      <w:r>
-        <w:rPr>
-          <w:b w:val="0"/>
-          <w:bCs w:val="0"/>
-          <w:sz w:val="24"/>
-          <w:szCs w:val="24"/>
-        </w:rPr>
-        <w:t>most commonly found</w:t>
-      </w:r>
-      <w:proofErr w:type="gramEnd"/>
-      <w:r>
-        <w:rPr>
-          <w:b w:val="0"/>
-          <w:bCs w:val="0"/>
-          <w:sz w:val="24"/>
-          <w:szCs w:val="24"/>
-        </w:rPr>
-        <w:t xml:space="preserve"> in the IU X-ray training set and the ones that are most likely to have a clear and unambiguous visual pattern in chest X-ray images. The model has </w:t>
-      </w:r>
-      <w:proofErr w:type="gramStart"/>
-      <w:r>
-        <w:rPr>
-          <w:b w:val="0"/>
-          <w:bCs w:val="0"/>
-          <w:sz w:val="24"/>
-          <w:szCs w:val="24"/>
-        </w:rPr>
-        <w:t>a significant</w:t>
-      </w:r>
-      <w:proofErr w:type="gramEnd"/>
-      <w:r>
-        <w:rPr>
-          <w:b w:val="0"/>
-          <w:bCs w:val="0"/>
-          <w:sz w:val="24"/>
-          <w:szCs w:val="24"/>
-        </w:rPr>
-        <w:t xml:space="preserve"> difficulty with less common or less obvious findings: Fracture gets an F1 of 0.0000, Nodule/Mass gets an F1 of 0.0909, and Edema gets an F1 of 0.1263. Atelectasis (F1 = 0.2500) and Consolidation (F1 = 0.2895) are also </w:t>
-      </w:r>
-      <w:proofErr w:type="gramStart"/>
-      <w:r>
-        <w:rPr>
-          <w:b w:val="0"/>
-          <w:bCs w:val="0"/>
-          <w:sz w:val="24"/>
-          <w:szCs w:val="24"/>
-        </w:rPr>
-        <w:t>low, but</w:t>
-      </w:r>
-      <w:proofErr w:type="gramEnd"/>
-      <w:r>
-        <w:rPr>
-          <w:b w:val="0"/>
-          <w:bCs w:val="0"/>
-          <w:sz w:val="24"/>
-          <w:szCs w:val="24"/>
-        </w:rPr>
-        <w:t xml:space="preserve"> do seem to be present in the training set despite the weighted sampler, and they are also quite subtle from a visual standpoint. The overall binary abnormality detection results are more promising: the model correctly identified 430 of the 439 truly abnormal cases in the test set, missed 9 (false negative), and created </w:t>
-      </w:r>
-      <w:proofErr w:type="gramStart"/>
-      <w:r>
-        <w:rPr>
-          <w:b w:val="0"/>
-          <w:bCs w:val="0"/>
-          <w:sz w:val="24"/>
-          <w:szCs w:val="24"/>
-        </w:rPr>
-        <w:t>108 false alarms (</w:t>
-      </w:r>
-      <w:proofErr w:type="gramEnd"/>
-      <w:r>
-        <w:rPr>
-          <w:b w:val="0"/>
-          <w:bCs w:val="0"/>
-          <w:sz w:val="24"/>
-          <w:szCs w:val="24"/>
-        </w:rPr>
-        <w:t xml:space="preserve">false positive) from </w:t>
-      </w:r>
-      <w:proofErr w:type="gramStart"/>
-      <w:r>
-        <w:rPr>
-          <w:b w:val="0"/>
-          <w:bCs w:val="0"/>
-          <w:sz w:val="24"/>
-          <w:szCs w:val="24"/>
-        </w:rPr>
-        <w:t>the 111</w:t>
-      </w:r>
-      <w:proofErr w:type="gramEnd"/>
-      <w:r>
-        <w:rPr>
-          <w:b w:val="0"/>
-          <w:bCs w:val="0"/>
-          <w:sz w:val="24"/>
-          <w:szCs w:val="24"/>
-        </w:rPr>
-        <w:t xml:space="preserve"> normal cases. This yields a recall of 0.9795 and precision of 0.7993, with an F1 of 0.8802. In the clinical </w:t>
+        <w:t xml:space="preserve">There is marked variation in performance between pathological categories in the clinical entity evaluation. The model's performance is best on common, visually distinct findings: Pleural Effusion has an F1 score of 0.7164 and a recall score of 0.867, Pneumothorax has an F1 score of 0.7532 with a recall score of 0.904, and No Finding (normal chest) has an F1 score of 0.7962 with a recall score of 0.830. These are the categories that are most commonly found in the IU X-ray training set and the ones that are most likely to have a clear and unambiguous visual pattern in chest X-ray images. The model has a significant difficulty with less common or less obvious findings: Fracture gets an F1 of 0.0000, Nodule/Mass gets an F1 of 0.0909, and Edema gets an F1 of 0.1263. Atelectasis (F1 = 0.2500) and Consolidation (F1 = 0.2895) are also low, but do seem to be present in the training set despite the weighted sampler, and they are also quite subtle from a visual standpoint. The overall binary abnormality detection results are more promising: the model correctly identified 430 of the 439 truly abnormal cases in the test set, missed 9 (false negative), and created 108 false alarms (false positive) from the 111 normal cases. This yields a recall of 0.9795 and precision of 0.7993, with an F1 of 0.8802. In the clinical </w:t>
       </w:r>
       <w:r>
         <w:rPr>
@@ -19867,14 +18969,7 @@
           <w:sz w:val="24"/>
           <w:szCs w:val="24"/>
         </w:rPr>
-        <w:t>Stage 2 Bangla Translation Results</w:t>
-      </w:r>
-      <w:r>
-        <w:rPr>
-          <w:sz w:val="24"/>
-          <w:szCs w:val="24"/>
-        </w:rPr>
-        <w:t>:</w:t>
+        <w:t>Stage 2 Bangla Translation Results:</w:t>
       </w:r>
     </w:p>
     <w:p>
@@ -19937,27 +19032,7 @@
           <w:sz w:val="24"/>
           <w:szCs w:val="24"/>
         </w:rPr>
-        <w:t>++ value for Stage 1 English to 41.32 and Stage 2 Bangla to 35.18 is the cumulative impact of two steps that are imperfect: Step 1 is to generate the English text that diverges from the reference, and Step 2 is to translate the generated text to Bangla and the reference to Bangla, which may introduce further level of character level differences. Sample Bangla outputs from the qualitative inspection reveals that generated reports are grammatically correct Bangla which preserves the clinical structure of the English input including Findings/</w:t>
-      </w:r>
-      <w:proofErr w:type="gramStart"/>
-      <w:r>
-        <w:rPr>
-          <w:b w:val="0"/>
-          <w:bCs w:val="0"/>
-          <w:sz w:val="24"/>
-          <w:szCs w:val="24"/>
-        </w:rPr>
-        <w:t>Impression, and</w:t>
-      </w:r>
-      <w:proofErr w:type="gramEnd"/>
-      <w:r>
-        <w:rPr>
-          <w:b w:val="0"/>
-          <w:bCs w:val="0"/>
-          <w:sz w:val="24"/>
-          <w:szCs w:val="24"/>
-        </w:rPr>
-        <w:t xml:space="preserve"> correctly renders key pathological terms such as </w:t>
+        <w:t xml:space="preserve">++ value for Stage 1 English to 41.32 and Stage 2 Bangla to 35.18 is the cumulative impact of two steps that are imperfect: Step 1 is to generate the English text that diverges from the reference, and Step 2 is to translate the generated text to Bangla and the reference to Bangla, which may introduce further level of character level differences. Sample Bangla outputs from the qualitative inspection reveals that generated reports are grammatically correct Bangla which preserves the clinical structure of the English input including Findings/Impression, and correctly renders key pathological terms such as </w:t>
       </w:r>
       <w:proofErr w:type="spellStart"/>
       <w:r>
@@ -20181,27 +19256,7 @@
           <w:sz w:val="24"/>
           <w:szCs w:val="24"/>
         </w:rPr>
-        <w:t xml:space="preserve">This chapter </w:t>
-      </w:r>
-      <w:proofErr w:type="gramStart"/>
-      <w:r>
-        <w:rPr>
-          <w:b w:val="0"/>
-          <w:bCs w:val="0"/>
-          <w:sz w:val="24"/>
-          <w:szCs w:val="24"/>
-        </w:rPr>
-        <w:t>has showed</w:t>
-      </w:r>
-      <w:proofErr w:type="gramEnd"/>
-      <w:r>
-        <w:rPr>
-          <w:b w:val="0"/>
-          <w:bCs w:val="0"/>
-          <w:sz w:val="24"/>
-          <w:szCs w:val="24"/>
-        </w:rPr>
-        <w:t xml:space="preserve"> the complete implementation and evaluation of </w:t>
+        <w:t xml:space="preserve">This chapter has showed the complete implementation and evaluation of </w:t>
       </w:r>
       <w:proofErr w:type="spellStart"/>
       <w:r>
@@ -20661,7 +19716,7 @@
               </wp:anchor>
             </w:drawing>
           </mc:Choice>
-          <mc:Fallback>
+          <mc:Fallback xmlns:w16sdtfl="http://schemas.microsoft.com/office/word/2024/wordml/sdtformatlock" xmlns:w16du="http://schemas.microsoft.com/office/word/2023/wordml/word16du" xmlns:oel="http://schemas.microsoft.com/office/2019/extlst">
             <w:pict>
               <v:line w14:anchorId="3922FFDC" id="Straight Connector 4" o:spid="_x0000_s1026" style="position:absolute;z-index:251667456;visibility:visible;mso-wrap-style:square;mso-wrap-distance-left:9pt;mso-wrap-distance-top:0;mso-wrap-distance-right:9pt;mso-wrap-distance-bottom:0;mso-position-horizontal:absolute;mso-position-horizontal-relative:text;mso-position-vertical:absolute;mso-position-vertical-relative:text" from="0,29.45pt" to="465pt,29.45pt" o:gfxdata="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" strokecolor="black [3040]"/>
             </w:pict>
@@ -20782,27 +19837,7 @@
           <w:sz w:val="24"/>
           <w:szCs w:val="24"/>
         </w:rPr>
-        <w:t xml:space="preserve"> followed the following known principles from the relevant standards bodies and AI ethics frameworks that are applicable to AI medical systems. A software engineering point of view, the implementation is designed and reproducible according to the IEEE guidelines for scientific software, that is, fixed random seeds (all dataset splits used with seed 42), version pinned library dependencies, notebook structure (allows the full evaluation to be independently reproduced by others) and saved model checkpoints. AI and machine learning side, the system's design follows the principles of the recent NIST AI RMF (Risk Management Framework) for trustworthy AI, such as transparency of AI system architecture and training process, measurable performance against a range of evaluation metrics, and documented failures. The training and evaluation </w:t>
-      </w:r>
-      <w:proofErr w:type="gramStart"/>
-      <w:r>
-        <w:rPr>
-          <w:b w:val="0"/>
-          <w:bCs w:val="0"/>
-          <w:sz w:val="24"/>
-          <w:szCs w:val="24"/>
-        </w:rPr>
-        <w:t>is</w:t>
-      </w:r>
-      <w:proofErr w:type="gramEnd"/>
-      <w:r>
-        <w:rPr>
-          <w:b w:val="0"/>
-          <w:bCs w:val="0"/>
-          <w:sz w:val="24"/>
-          <w:szCs w:val="24"/>
-        </w:rPr>
-        <w:t xml:space="preserve"> based on an existing public benchmark dataset (IU X-ray) instead of private clinical data, which is in line with open science practices and external validation. Meta's NLLB-200, a model designed specifically for low-resource languages, is based on the principles of responsible AI, is translated with this pipeline, and is developed by Meta AI Research. The system is not yet compliant with clinical device regulations like the FDA's Medical Device Software (SaMD) guidelines, or the EU Medical Device Regulation (MDR); it has not been clinically validated in a health care environment; not been prospectively evaluated by patients' outcomes; and has not included the clinical deployment audit trail mechanisms that are required. Any attempt to bring this to actual clinical practice would require compliance with these regulations.</w:t>
+        <w:t xml:space="preserve"> followed the following known principles from the relevant standards bodies and AI ethics frameworks that are applicable to AI medical systems. A software engineering point of view, the implementation is designed and reproducible according to the IEEE guidelines for scientific software, that is, fixed random seeds (all dataset splits used with seed 42), version pinned library dependencies, notebook structure (allows the full evaluation to be independently reproduced by others) and saved model checkpoints. AI and machine learning side, the system's design follows the principles of the recent NIST AI RMF (Risk Management Framework) for trustworthy AI, such as transparency of AI system architecture and training process, measurable performance against a range of evaluation metrics, and documented failures. The training and evaluation is based on an existing public benchmark dataset (IU X-ray) instead of private clinical data, which is in line with open science practices and external validation. Meta's NLLB-200, a model designed specifically for low-resource languages, is based on the principles of responsible AI, is translated with this pipeline, and is developed by Meta AI Research. The system is not yet compliant with clinical device regulations like the FDA's Medical Device Software (SaMD) guidelines, or the EU Medical Device Regulation (MDR); it has not been clinically validated in a health care environment; not been prospectively evaluated by patients' outcomes; and has not included the clinical deployment audit trail mechanisms that are required. Any attempt to bring this to actual clinical practice would require compliance with these regulations.</w:t>
       </w:r>
       <w:bookmarkEnd w:id="96"/>
       <w:bookmarkEnd w:id="97"/>
@@ -20889,27 +19924,7 @@
           <w:sz w:val="24"/>
           <w:szCs w:val="24"/>
         </w:rPr>
-        <w:t xml:space="preserve"> fine-tuned model only requires updating 1.30% of the total model parameters, significantly lowering the amount of </w:t>
-      </w:r>
-      <w:proofErr w:type="gramStart"/>
-      <w:r>
-        <w:rPr>
-          <w:b w:val="0"/>
-          <w:bCs w:val="0"/>
-          <w:sz w:val="24"/>
-          <w:szCs w:val="24"/>
-        </w:rPr>
-        <w:t>compute</w:t>
-      </w:r>
-      <w:proofErr w:type="gramEnd"/>
-      <w:r>
-        <w:rPr>
-          <w:b w:val="0"/>
-          <w:bCs w:val="0"/>
-          <w:sz w:val="24"/>
-          <w:szCs w:val="24"/>
-        </w:rPr>
-        <w:t xml:space="preserve"> needed to train the model, as well as the storage space required for the trained model, compared with fine-tuning the entire model. Distilled 600M parameter </w:t>
+        <w:t xml:space="preserve"> fine-tuned model only requires updating 1.30% of the total model parameters, significantly lowering the amount of compute needed to train the model, as well as the storage space required for the trained model, compared with fine-tuning the entire model. Distilled 600M parameter </w:t>
       </w:r>
       <w:r>
         <w:rPr>
@@ -20919,27 +19934,7 @@
           <w:szCs w:val="24"/>
         </w:rPr>
         <w:lastRenderedPageBreak/>
-        <w:t xml:space="preserve">variant was chosen over the larger 1.3B and 3.3B variants for NLLB-200 to reduce the VRAM usage for stage 2, while the float16 precision brings the VRAM down to about 1.23 GB. This entire 2 stage inference pipeline is deployed on 8.5GB VRAM of test hardware, eliminating the need for cloud resources, extra GPUs or specialized accelerators. Energy-wise, the training process consumed about 25 effective epochs per laptop GPU for several hours, and the deployments would only require energy at inference time; much less demanding than training a large model. Scalability to other South Asian languages is provided by the </w:t>
-      </w:r>
-      <w:proofErr w:type="gramStart"/>
-      <w:r>
-        <w:rPr>
-          <w:b w:val="0"/>
-          <w:bCs w:val="0"/>
-          <w:sz w:val="24"/>
-          <w:szCs w:val="24"/>
-        </w:rPr>
-        <w:t>two stage</w:t>
-      </w:r>
-      <w:proofErr w:type="gramEnd"/>
-      <w:r>
-        <w:rPr>
-          <w:b w:val="0"/>
-          <w:bCs w:val="0"/>
-          <w:sz w:val="24"/>
-          <w:szCs w:val="24"/>
-        </w:rPr>
-        <w:t xml:space="preserve"> architecture: To add a new language target, just modify the NLLB-200 target language token, without retraining the core vision/language part of the system.</w:t>
+        <w:t>variant was chosen over the larger 1.3B and 3.3B variants for NLLB-200 to reduce the VRAM usage for stage 2, while the float16 precision brings the VRAM down to about 1.23 GB. This entire 2 stage inference pipeline is deployed on 8.5GB VRAM of test hardware, eliminating the need for cloud resources, extra GPUs or specialized accelerators. Energy-wise, the training process consumed about 25 effective epochs per laptop GPU for several hours, and the deployments would only require energy at inference time; much less demanding than training a large model. Scalability to other South Asian languages is provided by the two stage architecture: To add a new language target, just modify the NLLB-200 target language token, without retraining the core vision/language part of the system.</w:t>
       </w:r>
       <w:bookmarkEnd w:id="99"/>
       <w:bookmarkEnd w:id="100"/>
@@ -21141,87 +20136,7 @@
           <w:sz w:val="24"/>
           <w:szCs w:val="24"/>
         </w:rPr>
-        <w:t xml:space="preserve">There are </w:t>
-      </w:r>
-      <w:proofErr w:type="gramStart"/>
-      <w:r>
-        <w:rPr>
-          <w:b w:val="0"/>
-          <w:bCs w:val="0"/>
-          <w:sz w:val="24"/>
-          <w:szCs w:val="24"/>
-        </w:rPr>
-        <w:t>a number of</w:t>
-      </w:r>
-      <w:proofErr w:type="gramEnd"/>
-      <w:r>
-        <w:rPr>
-          <w:b w:val="0"/>
-          <w:bCs w:val="0"/>
-          <w:sz w:val="24"/>
-          <w:szCs w:val="24"/>
-        </w:rPr>
-        <w:t xml:space="preserve"> ethical considerations in this study. The first one is about bias and fairness of the training data. The IU X-ray dataset consists of data from a single academic hospital in the US, so it is specific to the quality of the equipment, patient population, clinical protocols, and reporting of that hospital. This brings in the bias at the population level: the model can be expected to perform differently with chest X-rays of Bangladeshi patients, as well as with differences in disease prevalence patterns (such as the prevalence of tuberculosis, which is significantly higher in Bangladesh than in the IU dataset) and imaging equipment properties (which can be different for Bangladeshi patients) and clinical documentation conventions; all these factors can result in a different disease burden pattern. The other issue is clinical safety. The system is designed for research purposes and for preliminary reporting only and should not </w:t>
-      </w:r>
-      <w:proofErr w:type="gramStart"/>
-      <w:r>
-        <w:rPr>
-          <w:b w:val="0"/>
-          <w:bCs w:val="0"/>
-          <w:sz w:val="24"/>
-          <w:szCs w:val="24"/>
-        </w:rPr>
-        <w:t>substitute</w:t>
-      </w:r>
-      <w:proofErr w:type="gramEnd"/>
-      <w:r>
-        <w:rPr>
-          <w:b w:val="0"/>
-          <w:bCs w:val="0"/>
-          <w:sz w:val="24"/>
-          <w:szCs w:val="24"/>
-        </w:rPr>
-        <w:t xml:space="preserve"> for experienced radiologists. All output must be considered a preliminary product and subject to expert verification and the thesis documentation and communication of any deployments should explicitly and prominently state this fact. The third concern is </w:t>
-      </w:r>
-      <w:proofErr w:type="gramStart"/>
-      <w:r>
-        <w:rPr>
-          <w:b w:val="0"/>
-          <w:bCs w:val="0"/>
-          <w:sz w:val="24"/>
-          <w:szCs w:val="24"/>
-        </w:rPr>
-        <w:t>with regard to</w:t>
-      </w:r>
-      <w:proofErr w:type="gramEnd"/>
-      <w:r>
-        <w:rPr>
-          <w:b w:val="0"/>
-          <w:bCs w:val="0"/>
-          <w:sz w:val="24"/>
-          <w:szCs w:val="24"/>
-        </w:rPr>
-        <w:t xml:space="preserve"> the Bangla translation specifically: errors in clinical translation can impact patient care due to misinterpretation of a report by a clinician based on an incorrect Bangla translation of a finding. This risk is partially reduced by the medical glossary post-processing applied in implementing, but it cannot be </w:t>
-      </w:r>
-      <w:proofErr w:type="gramStart"/>
-      <w:r>
-        <w:rPr>
-          <w:b w:val="0"/>
-          <w:bCs w:val="0"/>
-          <w:sz w:val="24"/>
-          <w:szCs w:val="24"/>
-        </w:rPr>
-        <w:t>completely eliminated</w:t>
-      </w:r>
-      <w:proofErr w:type="gramEnd"/>
-      <w:r>
-        <w:rPr>
-          <w:b w:val="0"/>
-          <w:bCs w:val="0"/>
-          <w:sz w:val="24"/>
-          <w:szCs w:val="24"/>
-        </w:rPr>
-        <w:t>. The fourth concern is that of data privacy, where no patient identifiable data is utilized in this research, and no new patient data was gathered, but the IU X-ray dataset is a fully anonymized and de-identified public release (</w:t>
+        <w:t>There are a number of ethical considerations in this study. The first one is about bias and fairness of the training data. The IU X-ray dataset consists of data from a single academic hospital in the US, so it is specific to the quality of the equipment, patient population, clinical protocols, and reporting of that hospital. This brings in the bias at the population level: the model can be expected to perform differently with chest X-rays of Bangladeshi patients, as well as with differences in disease prevalence patterns (such as the prevalence of tuberculosis, which is significantly higher in Bangladesh than in the IU dataset) and imaging equipment properties (which can be different for Bangladeshi patients) and clinical documentation conventions; all these factors can result in a different disease burden pattern. The other issue is clinical safety. The system is designed for research purposes and for preliminary reporting only and should not substitute for experienced radiologists. All output must be considered a preliminary product and subject to expert verification and the thesis documentation and communication of any deployments should explicitly and prominently state this fact. The third concern is with regard to the Bangla translation specifically: errors in clinical translation can impact patient care due to misinterpretation of a report by a clinician based on an incorrect Bangla translation of a finding. This risk is partially reduced by the medical glossary post-processing applied in implementing, but it cannot be completely eliminated. The fourth concern is that of data privacy, where no patient identifiable data is utilized in this research, and no new patient data was gathered, but the IU X-ray dataset is a fully anonymized and de-identified public release (</w:t>
       </w:r>
       <w:proofErr w:type="spellStart"/>
       <w:r>
@@ -21241,27 +20156,7 @@
           <w:sz w:val="24"/>
           <w:szCs w:val="24"/>
         </w:rPr>
-        <w:t xml:space="preserve"> et al., 2016). No data </w:t>
-      </w:r>
-      <w:proofErr w:type="gramStart"/>
-      <w:r>
-        <w:rPr>
-          <w:b w:val="0"/>
-          <w:bCs w:val="0"/>
-          <w:sz w:val="24"/>
-          <w:szCs w:val="24"/>
-        </w:rPr>
-        <w:t>were</w:t>
-      </w:r>
-      <w:proofErr w:type="gramEnd"/>
-      <w:r>
-        <w:rPr>
-          <w:b w:val="0"/>
-          <w:bCs w:val="0"/>
-          <w:sz w:val="24"/>
-          <w:szCs w:val="24"/>
-        </w:rPr>
-        <w:t xml:space="preserve"> sent to external servers for model training and/or evaluation.</w:t>
+        <w:t xml:space="preserve"> et al., 2016). No data were sent to external servers for model training and/or evaluation.</w:t>
       </w:r>
       <w:bookmarkEnd w:id="105"/>
       <w:bookmarkEnd w:id="106"/>
@@ -21347,47 +20242,7 @@
           <w:szCs w:val="24"/>
         </w:rPr>
         <w:lastRenderedPageBreak/>
-        <w:t xml:space="preserve">parameters learned from the pooled training corpus. If the system were to be used in the clinic, there would have to be some security and privacy concerns that would have to be addressed. Chest X-Ray images and reports created for patients would be considered sensitive health information under the applicable privacy laws such as Digital Security Act in Bangladesh and international laws like HIPAA and GDPR. The resulting system would need the security features of encrypted storage for input images and generated reports, user access controls (based on user roles) that would limit the viewing rights of reports to qualified clinical staff, audit logging of all </w:t>
-      </w:r>
-      <w:proofErr w:type="gramStart"/>
-      <w:r>
-        <w:rPr>
-          <w:b w:val="0"/>
-          <w:bCs w:val="0"/>
-          <w:sz w:val="24"/>
-          <w:szCs w:val="24"/>
-        </w:rPr>
-        <w:t>model</w:t>
-      </w:r>
-      <w:proofErr w:type="gramEnd"/>
-      <w:r>
-        <w:rPr>
-          <w:b w:val="0"/>
-          <w:bCs w:val="0"/>
-          <w:sz w:val="24"/>
-          <w:szCs w:val="24"/>
-        </w:rPr>
-        <w:t xml:space="preserve"> calls for accountability and a data retention policy that would determine the length of time any images and reports should be kept before they are deleted. This </w:t>
-      </w:r>
-      <w:proofErr w:type="gramStart"/>
-      <w:r>
-        <w:rPr>
-          <w:b w:val="0"/>
-          <w:bCs w:val="0"/>
-          <w:sz w:val="24"/>
-          <w:szCs w:val="24"/>
-        </w:rPr>
-        <w:t>offline-first</w:t>
-      </w:r>
-      <w:proofErr w:type="gramEnd"/>
-      <w:r>
-        <w:rPr>
-          <w:b w:val="0"/>
-          <w:bCs w:val="0"/>
-          <w:sz w:val="24"/>
-          <w:szCs w:val="24"/>
-        </w:rPr>
-        <w:t xml:space="preserve"> system, which does not need an internet connection when inferring, is a good security feature because it reduces the risk of attacks through network transmission of data.</w:t>
+        <w:t>parameters learned from the pooled training corpus. If the system were to be used in the clinic, there would have to be some security and privacy concerns that would have to be addressed. Chest X-Ray images and reports created for patients would be considered sensitive health information under the applicable privacy laws such as Digital Security Act in Bangladesh and international laws like HIPAA and GDPR. The resulting system would need the security features of encrypted storage for input images and generated reports, user access controls (based on user roles) that would limit the viewing rights of reports to qualified clinical staff, audit logging of all model calls for accountability and a data retention policy that would determine the length of time any images and reports should be kept before they are deleted. This offline-first system, which does not need an internet connection when inferring, is a good security feature because it reduces the risk of attacks through network transmission of data.</w:t>
       </w:r>
     </w:p>
     <w:p>
@@ -21794,17 +20649,7 @@
           <w:sz w:val="24"/>
           <w:szCs w:val="24"/>
         </w:rPr>
-        <w:t xml:space="preserve">no money was spent. The model weights (RAD-DINO, Phi-3.5 Mini, NLLB-200) are all released as open-source under </w:t>
-      </w:r>
-      <w:proofErr w:type="gramStart"/>
-      <w:r>
-        <w:rPr>
-          <w:b w:val="0"/>
-          <w:bCs w:val="0"/>
-          <w:sz w:val="24"/>
-          <w:szCs w:val="24"/>
-        </w:rPr>
-        <w:t xml:space="preserve">open </w:t>
+        <w:t xml:space="preserve">no money was spent. The model weights (RAD-DINO, Phi-3.5 Mini, NLLB-200) are all released as open-source under open </w:t>
       </w:r>
       <w:r>
         <w:rPr>
@@ -21814,17 +20659,7 @@
           <w:szCs w:val="24"/>
         </w:rPr>
         <w:lastRenderedPageBreak/>
-        <w:t>source</w:t>
-      </w:r>
-      <w:proofErr w:type="gramEnd"/>
-      <w:r>
-        <w:rPr>
-          <w:b w:val="0"/>
-          <w:bCs w:val="0"/>
-          <w:sz w:val="24"/>
-          <w:szCs w:val="24"/>
-        </w:rPr>
-        <w:t xml:space="preserve"> licenses on </w:t>
+        <w:t xml:space="preserve">source licenses on </w:t>
       </w:r>
       <w:proofErr w:type="spellStart"/>
       <w:r>
@@ -21864,67 +20699,7 @@
           <w:sz w:val="24"/>
           <w:szCs w:val="24"/>
         </w:rPr>
-        <w:t xml:space="preserve"> platform of the National Library of Medicine. All software libraries used are </w:t>
-      </w:r>
-      <w:proofErr w:type="gramStart"/>
-      <w:r>
-        <w:rPr>
-          <w:b w:val="0"/>
-          <w:bCs w:val="0"/>
-          <w:sz w:val="24"/>
-          <w:szCs w:val="24"/>
-        </w:rPr>
-        <w:t>open source</w:t>
-      </w:r>
-      <w:proofErr w:type="gramEnd"/>
-      <w:r>
-        <w:rPr>
-          <w:b w:val="0"/>
-          <w:bCs w:val="0"/>
-          <w:sz w:val="24"/>
-          <w:szCs w:val="24"/>
-        </w:rPr>
-        <w:t xml:space="preserve"> software which </w:t>
-      </w:r>
-      <w:proofErr w:type="gramStart"/>
-      <w:r>
-        <w:rPr>
-          <w:b w:val="0"/>
-          <w:bCs w:val="0"/>
-          <w:sz w:val="24"/>
-          <w:szCs w:val="24"/>
-        </w:rPr>
-        <w:t>are</w:t>
-      </w:r>
-      <w:proofErr w:type="gramEnd"/>
-      <w:r>
-        <w:rPr>
-          <w:b w:val="0"/>
-          <w:bCs w:val="0"/>
-          <w:sz w:val="24"/>
-          <w:szCs w:val="24"/>
-        </w:rPr>
-        <w:t xml:space="preserve"> freely licensed. All training was done on the personal hardware - RTX 5050 Laptop GPU - without incurring cloud compute costs. None of the proprietary annotation tools, clinical databases or </w:t>
-      </w:r>
-      <w:proofErr w:type="gramStart"/>
-      <w:r>
-        <w:rPr>
-          <w:b w:val="0"/>
-          <w:bCs w:val="0"/>
-          <w:sz w:val="24"/>
-          <w:szCs w:val="24"/>
-        </w:rPr>
-        <w:t>subscription based</w:t>
-      </w:r>
-      <w:proofErr w:type="gramEnd"/>
-      <w:r>
-        <w:rPr>
-          <w:b w:val="0"/>
-          <w:bCs w:val="0"/>
-          <w:sz w:val="24"/>
-          <w:szCs w:val="24"/>
-        </w:rPr>
-        <w:t xml:space="preserve"> APIs were used at any stage. This zero-budget constraint was not simply a constraint, but a design feature as well, as one of the motivations of the research is to illustrate that a working Bangla radiology AI pipeline can be built without institutional compute infrastructure to make the methodology accessible for researchers in Bangladesh and other low-income settings with similar compute resource constraints. The major cost would be to extend the research towards clinical validation, which would involve professionally written Bangla radiology reports being annotated by trained radiologists, and paying them for their efforts.</w:t>
+        <w:t xml:space="preserve"> platform of the National Library of Medicine. All software libraries used are open source software which are freely licensed. All training was done on the personal hardware - RTX 5050 Laptop GPU - without incurring cloud compute costs. None of the proprietary annotation tools, clinical databases or subscription based APIs were used at any stage. This zero-budget constraint was not simply a constraint, but a design feature as well, as one of the motivations of the research is to illustrate that a working Bangla radiology AI pipeline can be built without institutional compute infrastructure to make the methodology accessible for researchers in Bangladesh and other low-income settings with similar compute resource constraints. The major cost would be to extend the research towards clinical validation, which would involve professionally written Bangla radiology reports being annotated by trained radiologists, and paying them for their efforts.</w:t>
       </w:r>
       <w:bookmarkEnd w:id="117"/>
       <w:bookmarkEnd w:id="118"/>
@@ -21996,27 +20771,7 @@
           <w:sz w:val="24"/>
           <w:szCs w:val="24"/>
         </w:rPr>
-        <w:t xml:space="preserve">In this lesson, students examine the process of task breakdown and the project timeline. The research was conducted in six consecutive steps, which took about five months. This first phase (lasting about three weeks) was dedicated to the identification of the problem and the literature survey, which included a systematic review of 30 papers from different domains: radiology report generation, Bangla NLP, multilingual clinical NLP, and AI in low-resource healthcare, and eventually, a well-defined research gap and research goals. The second phase lasted 2 weeks and involved downloading the IU X-ray dataset, writing the filter and </w:t>
-      </w:r>
-      <w:proofErr w:type="gramStart"/>
-      <w:r>
-        <w:rPr>
-          <w:b w:val="0"/>
-          <w:bCs w:val="0"/>
-          <w:sz w:val="24"/>
-          <w:szCs w:val="24"/>
-        </w:rPr>
-        <w:t>merge</w:t>
-      </w:r>
-      <w:proofErr w:type="gramEnd"/>
-      <w:r>
-        <w:rPr>
-          <w:b w:val="0"/>
-          <w:bCs w:val="0"/>
-          <w:sz w:val="24"/>
-          <w:szCs w:val="24"/>
-        </w:rPr>
-        <w:t xml:space="preserve"> pipeline, making the train/validation/test splits and checking the availability of the images and completeness of the reports. The third phase, which lasted around four weeks, focused on the design of the </w:t>
+        <w:t xml:space="preserve">In this lesson, students examine the process of task breakdown and the project timeline. The research was conducted in six consecutive steps, which took about five months. This first phase (lasting about three weeks) was dedicated to the identification of the problem and the literature survey, which included a systematic review of 30 papers from different domains: radiology report generation, Bangla NLP, multilingual clinical NLP, and AI in low-resource healthcare, and eventually, a well-defined research gap and research goals. The second phase lasted 2 weeks and involved downloading the IU X-ray dataset, writing the filter and merge pipeline, making the train/validation/test splits and checking the availability of the images and completeness of the reports. The third phase, which lasted around four weeks, focused on the design of the </w:t>
       </w:r>
       <w:proofErr w:type="spellStart"/>
       <w:r>
@@ -22076,27 +20831,7 @@
           <w:sz w:val="24"/>
           <w:szCs w:val="24"/>
         </w:rPr>
-        <w:t xml:space="preserve">) over all 550 test cases, and implementing the Stage 2 translation pipeline and its evaluation. The sixth and final phase was a three-week period for the analysis of the results, figure generation and </w:t>
-      </w:r>
-      <w:proofErr w:type="gramStart"/>
-      <w:r>
-        <w:rPr>
-          <w:b w:val="0"/>
-          <w:bCs w:val="0"/>
-          <w:sz w:val="24"/>
-          <w:szCs w:val="24"/>
-        </w:rPr>
-        <w:t>thesis writing</w:t>
-      </w:r>
-      <w:proofErr w:type="gramEnd"/>
-      <w:r>
-        <w:rPr>
-          <w:b w:val="0"/>
-          <w:bCs w:val="0"/>
-          <w:sz w:val="24"/>
-          <w:szCs w:val="24"/>
-        </w:rPr>
-        <w:t xml:space="preserve">. A breakdown of the task </w:t>
+        <w:t xml:space="preserve">) over all 550 test cases, and implementing the Stage 2 translation pipeline and its evaluation. The sixth and final phase was a three-week period for the analysis of the results, figure generation and thesis writing. A breakdown of the task </w:t>
       </w:r>
       <w:r>
         <w:rPr>
@@ -22203,27 +20938,7 @@
           <w:sz w:val="24"/>
           <w:szCs w:val="24"/>
         </w:rPr>
-        <w:t xml:space="preserve">The project is broken down into 5 key milestones. The first milestone is the literature review and problem specification, which is accomplished when the 30 annotated paper reviews are completed and the problem statement and objective set </w:t>
-      </w:r>
-      <w:proofErr w:type="gramStart"/>
-      <w:r>
-        <w:rPr>
-          <w:b w:val="0"/>
-          <w:bCs w:val="0"/>
-          <w:sz w:val="24"/>
-          <w:szCs w:val="24"/>
-        </w:rPr>
-        <w:t>is</w:t>
-      </w:r>
-      <w:proofErr w:type="gramEnd"/>
-      <w:r>
-        <w:rPr>
-          <w:b w:val="0"/>
-          <w:bCs w:val="0"/>
-          <w:sz w:val="24"/>
-          <w:szCs w:val="24"/>
-        </w:rPr>
-        <w:t xml:space="preserve"> written. The next milestone is dataset readiness, which means the availability of 3,666 image-report pairs with IU X-rays that have been cleaned and split, file integrity checked and the weighted random sampler is working. The third milestone is the trained </w:t>
+        <w:t xml:space="preserve">The project is broken down into 5 key milestones. The first milestone is the literature review and problem specification, which is accomplished when the 30 annotated paper reviews are completed and the problem statement and objective set is written. The next milestone is dataset readiness, which means the availability of 3,666 image-report pairs with IU X-rays that have been cleaned and split, file integrity checked and the weighted random sampler is working. The third milestone is the trained </w:t>
       </w:r>
       <w:proofErr w:type="spellStart"/>
       <w:r>
@@ -22243,27 +20958,7 @@
           <w:sz w:val="24"/>
           <w:szCs w:val="24"/>
         </w:rPr>
-        <w:t xml:space="preserve"> Stage 1 model, with the best checkpoint saved from epoch 18 with a validation loss of 0.5516 and 550 English test reports generated and saved to stage2_english_</w:t>
-      </w:r>
-      <w:proofErr w:type="gramStart"/>
-      <w:r>
-        <w:rPr>
-          <w:b w:val="0"/>
-          <w:bCs w:val="0"/>
-          <w:sz w:val="24"/>
-          <w:szCs w:val="24"/>
-        </w:rPr>
-        <w:t>reports.json</w:t>
-      </w:r>
-      <w:proofErr w:type="gramEnd"/>
-      <w:r>
-        <w:rPr>
-          <w:b w:val="0"/>
-          <w:bCs w:val="0"/>
-          <w:sz w:val="24"/>
-          <w:szCs w:val="24"/>
-        </w:rPr>
-        <w:t>. The fourth milestone is the ablation study and Stage 2 evaluation, which includes the final comparison table (</w:t>
+        <w:t xml:space="preserve"> Stage 1 model, with the best checkpoint saved from epoch 18 with a validation loss of 0.5516 and 550 English test reports generated and saved to stage2_english_reports.json. The fourth milestone is the ablation study and Stage 2 evaluation, which includes the final comparison table (</w:t>
       </w:r>
       <w:proofErr w:type="spellStart"/>
       <w:r>
@@ -22303,27 +20998,7 @@
           <w:sz w:val="24"/>
           <w:szCs w:val="24"/>
         </w:rPr>
-        <w:t>) for all metrics and the Bangla evaluation results are recorded in stage2_bangla_</w:t>
-      </w:r>
-      <w:proofErr w:type="gramStart"/>
-      <w:r>
-        <w:rPr>
-          <w:b w:val="0"/>
-          <w:bCs w:val="0"/>
-          <w:sz w:val="24"/>
-          <w:szCs w:val="24"/>
-        </w:rPr>
-        <w:t>full.json</w:t>
-      </w:r>
-      <w:proofErr w:type="gramEnd"/>
-      <w:r>
-        <w:rPr>
-          <w:b w:val="0"/>
-          <w:bCs w:val="0"/>
-          <w:sz w:val="24"/>
-          <w:szCs w:val="24"/>
-        </w:rPr>
-        <w:t>. The sixth and last milestone is the finished thesis with all six chapters, all references listed in the APA format and the six visualization figures created during the ablation phase. For every milestone there is a clear, tangible, and verifiable deliverable, such as a document or a saved file or a set of measurable numerical results, that can be measured, and that the research can be fully reproduced from the available artifacts.</w:t>
+        <w:t>) for all metrics and the Bangla evaluation results are recorded in stage2_bangla_full.json. The sixth and last milestone is the finished thesis with all six chapters, all references listed in the APA format and the six visualization figures created during the ablation phase. For every milestone there is a clear, tangible, and verifiable deliverable, such as a document or a saved file or a set of measurable numerical results, that can be measured, and that the research can be fully reproduced from the available artifacts.</w:t>
       </w:r>
       <w:bookmarkEnd w:id="123"/>
       <w:bookmarkEnd w:id="124"/>
@@ -22375,7 +21050,6 @@
         </w:rPr>
         <w:t xml:space="preserve">The Gantt chart for this project illustrates the six project phases, relating them to a 5-month </w:t>
       </w:r>
-      <w:proofErr w:type="gramStart"/>
       <w:r>
         <w:rPr>
           <w:b w:val="0"/>
@@ -22384,37 +21058,7 @@
           <w:szCs w:val="24"/>
         </w:rPr>
         <w:lastRenderedPageBreak/>
-        <w:t>time period</w:t>
-      </w:r>
-      <w:proofErr w:type="gramEnd"/>
-      <w:r>
-        <w:rPr>
-          <w:b w:val="0"/>
-          <w:bCs w:val="0"/>
-          <w:sz w:val="24"/>
-          <w:szCs w:val="24"/>
-        </w:rPr>
-        <w:t xml:space="preserve"> from the initiation of the project until thesis submission. The phases are represented by horizontal bars across the weeks of their allocated time and the dependency between the phases is reflected in the sequential arrangement of the bars from literature review to dataset preparation, through architecture design, training, evaluation and documentation. Some phases occurred in parallel, such as the early training phase and the architecture refinements, where documentation and analysis started concurrently with the initial evaluation runs, rather than waiting for all results to be consolidated, and documentation and problem statement formation started during the initial literature review phase, which continued while some of the architecture refinements were performed. Training and evaluation </w:t>
-      </w:r>
-      <w:proofErr w:type="gramStart"/>
-      <w:r>
-        <w:rPr>
-          <w:b w:val="0"/>
-          <w:bCs w:val="0"/>
-          <w:sz w:val="24"/>
-          <w:szCs w:val="24"/>
-        </w:rPr>
-        <w:t>is</w:t>
-      </w:r>
-      <w:proofErr w:type="gramEnd"/>
-      <w:r>
-        <w:rPr>
-          <w:b w:val="0"/>
-          <w:bCs w:val="0"/>
-          <w:sz w:val="24"/>
-          <w:szCs w:val="24"/>
-        </w:rPr>
-        <w:t xml:space="preserve"> a critical path, where the 550 English test reports, and the Ablation comparison was a prerequisite for all the following stage 2 evaluation and for the results discussion in the thesis. Although not an idealized plan, the Gantt chart is presented as Figure 7 in the appendix, and shows the actual timeline that was followed, rather than what may have been ideal.</w:t>
+        <w:t>time period from the initiation of the project until thesis submission. The phases are represented by horizontal bars across the weeks of their allocated time and the dependency between the phases is reflected in the sequential arrangement of the bars from literature review to dataset preparation, through architecture design, training, evaluation and documentation. Some phases occurred in parallel, such as the early training phase and the architecture refinements, where documentation and analysis started concurrently with the initial evaluation runs, rather than waiting for all results to be consolidated, and documentation and problem statement formation started during the initial literature review phase, which continued while some of the architecture refinements were performed. Training and evaluation is a critical path, where the 550 English test reports, and the Ablation comparison was a prerequisite for all the following stage 2 evaluation and for the results discussion in the thesis. Although not an idealized plan, the Gantt chart is presented as Figure 7 in the appendix, and shows the actual timeline that was followed, rather than what may have been ideal.</w:t>
       </w:r>
       <w:bookmarkEnd w:id="126"/>
       <w:bookmarkEnd w:id="127"/>
@@ -22580,7 +21224,7 @@
               </wp:anchor>
             </w:drawing>
           </mc:Choice>
-          <mc:Fallback>
+          <mc:Fallback xmlns:w16sdtfl="http://schemas.microsoft.com/office/word/2024/wordml/sdtformatlock" xmlns:w16du="http://schemas.microsoft.com/office/word/2023/wordml/word16du" xmlns:oel="http://schemas.microsoft.com/office/2019/extlst">
             <w:pict>
               <v:line w14:anchorId="3F0729D5" id="Straight Connector 4" o:spid="_x0000_s1026" style="position:absolute;z-index:251673600;visibility:visible;mso-wrap-style:square;mso-wrap-distance-left:9pt;mso-wrap-distance-top:0;mso-wrap-distance-right:9pt;mso-wrap-distance-bottom:0;mso-position-horizontal:absolute;mso-position-horizontal-relative:text;mso-position-vertical:absolute;mso-position-vertical-relative:text" from="0,29.45pt" to="465pt,29.45pt" o:gfxdata="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" strokecolor="black [3040]"/>
             </w:pict>
@@ -22685,27 +21329,7 @@
           <w:sz w:val="24"/>
           <w:szCs w:val="24"/>
         </w:rPr>
-        <w:t xml:space="preserve">The aim of this thesis was to fill in this </w:t>
-      </w:r>
-      <w:proofErr w:type="gramStart"/>
-      <w:r>
-        <w:rPr>
-          <w:b w:val="0"/>
-          <w:bCs w:val="0"/>
-          <w:sz w:val="24"/>
-          <w:szCs w:val="24"/>
-        </w:rPr>
-        <w:t>important, yet</w:t>
-      </w:r>
-      <w:proofErr w:type="gramEnd"/>
-      <w:r>
-        <w:rPr>
-          <w:b w:val="0"/>
-          <w:bCs w:val="0"/>
-          <w:sz w:val="24"/>
-          <w:szCs w:val="24"/>
-        </w:rPr>
-        <w:t xml:space="preserve"> practically needed void: a completely missing resource of AI-assisted reporting of chest X-rays in Bangla, the native language of more than 170 million people, and where a radiologist is available for less than one person in every 200,000 people. We have designed, implemented and evaluated </w:t>
+        <w:t xml:space="preserve">The aim of this thesis was to fill in this important, yet practically needed void: a completely missing resource of AI-assisted reporting of chest X-rays in Bangla, the native language of more than 170 million people, and where a radiologist is available for less than one person in every 200,000 people. We have designed, implemented and evaluated </w:t>
       </w:r>
       <w:proofErr w:type="spellStart"/>
       <w:r>
@@ -22725,27 +21349,7 @@
           <w:sz w:val="24"/>
           <w:szCs w:val="24"/>
         </w:rPr>
-        <w:t xml:space="preserve">, a </w:t>
-      </w:r>
-      <w:proofErr w:type="gramStart"/>
-      <w:r>
-        <w:rPr>
-          <w:b w:val="0"/>
-          <w:bCs w:val="0"/>
-          <w:sz w:val="24"/>
-          <w:szCs w:val="24"/>
-        </w:rPr>
-        <w:t>two stage</w:t>
-      </w:r>
-      <w:proofErr w:type="gramEnd"/>
-      <w:r>
-        <w:rPr>
-          <w:b w:val="0"/>
-          <w:bCs w:val="0"/>
-          <w:sz w:val="24"/>
-          <w:szCs w:val="24"/>
-        </w:rPr>
-        <w:t xml:space="preserve"> pipeline of vision-to-language and language-to-vision. The first stage is made up of a frozen RAD-DINO vision encoder, a novel cross-attention module named </w:t>
+        <w:t xml:space="preserve">, a two stage pipeline of vision-to-language and language-to-vision. The first stage is made up of a frozen RAD-DINO vision encoder, a novel cross-attention module named </w:t>
       </w:r>
       <w:proofErr w:type="spellStart"/>
       <w:r>
@@ -22785,27 +21389,7 @@
           <w:sz w:val="24"/>
           <w:szCs w:val="24"/>
         </w:rPr>
-        <w:t xml:space="preserve"> fine-tuned Phi-3.5 Mini language model which outputs structured English radiology reports from chest X-ray images. In the second stage, the English reports are translated into Bangla using NLLB-200. The system has been trained and tested on the Indiana University Chest X-ray database, with 2566 training samples, 550 validation samples and 550 test samples </w:t>
-      </w:r>
-      <w:proofErr w:type="gramStart"/>
-      <w:r>
-        <w:rPr>
-          <w:b w:val="0"/>
-          <w:bCs w:val="0"/>
-          <w:sz w:val="24"/>
-          <w:szCs w:val="24"/>
-        </w:rPr>
-        <w:t>being all</w:t>
-      </w:r>
-      <w:proofErr w:type="gramEnd"/>
-      <w:r>
-        <w:rPr>
-          <w:b w:val="0"/>
-          <w:bCs w:val="0"/>
-          <w:sz w:val="24"/>
-          <w:szCs w:val="24"/>
-        </w:rPr>
-        <w:t xml:space="preserve"> performed on consumer-grade hardware with 8.5GB VRAM. Stage 1 obtained BLEU-1 score of 0.2884, ROUGE-1 score of 0.4352, METEOR score of 0.2820 and </w:t>
+        <w:t xml:space="preserve"> fine-tuned Phi-3.5 Mini language model which outputs structured English radiology reports from chest X-ray images. In the second stage, the English reports are translated into Bangla using NLLB-200. The system has been trained and tested on the Indiana University Chest X-ray database, with 2566 training samples, 550 validation samples and 550 test samples being all performed on consumer-grade hardware with 8.5GB VRAM. Stage 1 obtained BLEU-1 score of 0.2884, ROUGE-1 score of 0.4352, METEOR score of 0.2820 and </w:t>
       </w:r>
       <w:proofErr w:type="spellStart"/>
       <w:r>
@@ -23041,27 +21625,7 @@
           <w:szCs w:val="24"/>
         </w:rPr>
         <w:lastRenderedPageBreak/>
-        <w:t xml:space="preserve">first structured Bangla radiology NLG benchmark with 550 paired English-Bangla evaluated report samples that can be used by future researchers to evaluate and compare Bangla medical text generation models. The fourth is the clinical entity evaluation framework across 12 pathological categories, which serves as a </w:t>
-      </w:r>
-      <w:proofErr w:type="gramStart"/>
-      <w:r>
-        <w:rPr>
-          <w:b w:val="0"/>
-          <w:bCs w:val="0"/>
-          <w:sz w:val="24"/>
-          <w:szCs w:val="24"/>
-        </w:rPr>
-        <w:t>diagnostically-informed</w:t>
-      </w:r>
-      <w:proofErr w:type="gramEnd"/>
-      <w:r>
-        <w:rPr>
-          <w:b w:val="0"/>
-          <w:bCs w:val="0"/>
-          <w:sz w:val="24"/>
-          <w:szCs w:val="24"/>
-        </w:rPr>
-        <w:t xml:space="preserve"> supplement to NLG metrics, and gives a more actionable view of clinical deployment readiness than the NLG metrics do individually.</w:t>
+        <w:t>first structured Bangla radiology NLG benchmark with 550 paired English-Bangla evaluated report samples that can be used by future researchers to evaluate and compare Bangla medical text generation models. The fourth is the clinical entity evaluation framework across 12 pathological categories, which serves as a diagnostically-informed supplement to NLG metrics, and gives a more actionable view of clinical deployment readiness than the NLG metrics do individually.</w:t>
       </w:r>
       <w:bookmarkEnd w:id="136"/>
       <w:bookmarkEnd w:id="137"/>
@@ -23176,39 +21740,7 @@
           <w:sz w:val="24"/>
           <w:szCs w:val="24"/>
         </w:rPr>
-        <w:t xml:space="preserve"> performance in detail in relation to the literature. Lastly, there is </w:t>
-      </w:r>
-      <w:proofErr w:type="gramStart"/>
-      <w:r>
-        <w:rPr>
-          <w:sz w:val="24"/>
-          <w:szCs w:val="24"/>
-        </w:rPr>
-        <w:t>absolutely no</w:t>
-      </w:r>
-      <w:proofErr w:type="gramEnd"/>
-      <w:r>
-        <w:rPr>
-          <w:sz w:val="24"/>
-          <w:szCs w:val="24"/>
-        </w:rPr>
-        <w:t xml:space="preserve"> clinical validation of the system: no radiologist has examined the reports provided by the system, no patient outcome data has been </w:t>
-      </w:r>
-      <w:proofErr w:type="gramStart"/>
-      <w:r>
-        <w:rPr>
-          <w:sz w:val="24"/>
-          <w:szCs w:val="24"/>
-        </w:rPr>
-        <w:t>gathered</w:t>
-      </w:r>
-      <w:proofErr w:type="gramEnd"/>
-      <w:r>
-        <w:rPr>
-          <w:sz w:val="24"/>
-          <w:szCs w:val="24"/>
-        </w:rPr>
-        <w:t xml:space="preserve"> and no assessment of clinical “usefulness” has been performed.</w:t>
+        <w:t xml:space="preserve"> performance in detail in relation to the literature. Lastly, there is absolutely no clinical validation of the system: no radiologist has examined the reports provided by the system, no patient outcome data has been gathered and no assessment of clinical “usefulness” has been performed.</w:t>
       </w:r>
     </w:p>
     <w:p>
@@ -24159,7 +22691,7 @@
 </file>
 
 <file path=word/endnotes.xml><?xml version="1.0" encoding="utf-8"?>
-<w:endnotes xmlns:wpc="http://schemas.microsoft.com/office/word/2010/wordprocessingCanvas" xmlns:cx="http://schemas.microsoft.com/office/drawing/2014/chartex" xmlns:cx1="http://schemas.microsoft.com/office/drawing/2015/9/8/chartex" xmlns:cx2="http://schemas.microsoft.com/office/drawing/2015/10/21/chartex" xmlns:cx3="http://schemas.microsoft.com/office/drawing/2016/5/9/chartex" xmlns:cx4="http://schemas.microsoft.com/office/drawing/2016/5/10/chartex" xmlns:cx5="http://schemas.microsoft.com/office/drawing/2016/5/11/chartex" xmlns:cx6="http://schemas.microsoft.com/office/drawing/2016/5/12/chartex" xmlns:cx7="http://schemas.microsoft.com/office/drawing/2016/5/13/chartex" xmlns:cx8="http://schemas.microsoft.com/office/drawing/2016/5/14/chartex" xmlns:mc="http://schemas.openxmlformats.org/markup-compatibility/2006" xmlns:aink="http://schemas.microsoft.com/office/drawing/2016/ink" xmlns:am3d="http://schemas.microsoft.com/office/drawing/2017/model3d" xmlns:o="urn:schemas-microsoft-com:office:office" xmlns:oel="http://schemas.microsoft.com/office/2019/extlst" xmlns:r="http://schemas.openxmlformats.org/officeDocument/2006/relationships" xmlns:m="http://schemas.openxmlformats.org/officeDocument/2006/math" xmlns:v="urn:schemas-microsoft-com:vml" xmlns:wp14="http://schemas.microsoft.com/office/word/2010/wordprocessingDrawing" xmlns:wp="http://schemas.openxmlformats.org/drawingml/2006/wordprocessingDrawing" xmlns:w10="urn:schemas-microsoft-com:office:word" xmlns:w="http://schemas.openxmlformats.org/wordprocessingml/2006/main" xmlns:w14="http://schemas.microsoft.com/office/word/2010/wordml" xmlns:w15="http://schemas.microsoft.com/office/word/2012/wordml" xmlns:w16cex="http://schemas.microsoft.com/office/word/2018/wordml/cex" xmlns:w16cid="http://schemas.microsoft.com/office/word/2016/wordml/cid" xmlns:w16="http://schemas.microsoft.com/office/word/2018/wordml" xmlns:w16du="http://schemas.microsoft.com/office/word/2023/wordml/word16du" xmlns:w16sdtdh="http://schemas.microsoft.com/office/word/2020/wordml/sdtdatahash" xmlns:w16sdtfl="http://schemas.microsoft.com/office/word/2024/wordml/sdtformatlock" xmlns:w16se="http://schemas.microsoft.com/office/word/2015/wordml/symex" xmlns:wpg="http://schemas.microsoft.com/office/word/2010/wordprocessingGroup" xmlns:wpi="http://schemas.microsoft.com/office/word/2010/wordprocessingInk" xmlns:wne="http://schemas.microsoft.com/office/word/2006/wordml" xmlns:wps="http://schemas.microsoft.com/office/word/2010/wordprocessingShape" mc:Ignorable="w14 w15 w16se w16cid w16 w16cex w16sdtdh w16sdtfl w16du wp14">
+<w:endnotes xmlns:wpc="http://schemas.microsoft.com/office/word/2010/wordprocessingCanvas" xmlns:cx="http://schemas.microsoft.com/office/drawing/2014/chartex" xmlns:cx1="http://schemas.microsoft.com/office/drawing/2015/9/8/chartex" xmlns:cx2="http://schemas.microsoft.com/office/drawing/2015/10/21/chartex" xmlns:cx3="http://schemas.microsoft.com/office/drawing/2016/5/9/chartex" xmlns:cx4="http://schemas.microsoft.com/office/drawing/2016/5/10/chartex" xmlns:cx5="http://schemas.microsoft.com/office/drawing/2016/5/11/chartex" xmlns:cx6="http://schemas.microsoft.com/office/drawing/2016/5/12/chartex" xmlns:cx7="http://schemas.microsoft.com/office/drawing/2016/5/13/chartex" xmlns:cx8="http://schemas.microsoft.com/office/drawing/2016/5/14/chartex" xmlns:mc="http://schemas.openxmlformats.org/markup-compatibility/2006" xmlns:aink="http://schemas.microsoft.com/office/drawing/2016/ink" xmlns:am3d="http://schemas.microsoft.com/office/drawing/2017/model3d" xmlns:o="urn:schemas-microsoft-com:office:office" xmlns:r="http://schemas.openxmlformats.org/officeDocument/2006/relationships" xmlns:m="http://schemas.openxmlformats.org/officeDocument/2006/math" xmlns:v="urn:schemas-microsoft-com:vml" xmlns:wp14="http://schemas.microsoft.com/office/word/2010/wordprocessingDrawing" xmlns:wp="http://schemas.openxmlformats.org/drawingml/2006/wordprocessingDrawing" xmlns:w10="urn:schemas-microsoft-com:office:word" xmlns:w="http://schemas.openxmlformats.org/wordprocessingml/2006/main" xmlns:w14="http://schemas.microsoft.com/office/word/2010/wordml" xmlns:w15="http://schemas.microsoft.com/office/word/2012/wordml" xmlns:w16cex="http://schemas.microsoft.com/office/word/2018/wordml/cex" xmlns:w16cid="http://schemas.microsoft.com/office/word/2016/wordml/cid" xmlns:w16="http://schemas.microsoft.com/office/word/2018/wordml" xmlns:w16sdtdh="http://schemas.microsoft.com/office/word/2020/wordml/sdtdatahash" xmlns:w16se="http://schemas.microsoft.com/office/word/2015/wordml/symex" xmlns:wpg="http://schemas.microsoft.com/office/word/2010/wordprocessingGroup" xmlns:wpi="http://schemas.microsoft.com/office/word/2010/wordprocessingInk" xmlns:wne="http://schemas.microsoft.com/office/word/2006/wordml" xmlns:wps="http://schemas.microsoft.com/office/word/2010/wordprocessingShape" mc:Ignorable="w14 w15 w16se w16cid w16 w16cex w16sdtdh wp14">
   <w:endnote w:type="separator" w:id="-1">
     <w:p>
       <w:r>
@@ -24178,7 +22710,7 @@
 </file>
 
 <file path=word/footer1.xml><?xml version="1.0" encoding="utf-8"?>
-<w:ftr xmlns:wpc="http://schemas.microsoft.com/office/word/2010/wordprocessingCanvas" xmlns:cx="http://schemas.microsoft.com/office/drawing/2014/chartex" xmlns:cx1="http://schemas.microsoft.com/office/drawing/2015/9/8/chartex" xmlns:cx2="http://schemas.microsoft.com/office/drawing/2015/10/21/chartex" xmlns:cx3="http://schemas.microsoft.com/office/drawing/2016/5/9/chartex" xmlns:cx4="http://schemas.microsoft.com/office/drawing/2016/5/10/chartex" xmlns:cx5="http://schemas.microsoft.com/office/drawing/2016/5/11/chartex" xmlns:cx6="http://schemas.microsoft.com/office/drawing/2016/5/12/chartex" xmlns:cx7="http://schemas.microsoft.com/office/drawing/2016/5/13/chartex" xmlns:cx8="http://schemas.microsoft.com/office/drawing/2016/5/14/chartex" xmlns:mc="http://schemas.openxmlformats.org/markup-compatibility/2006" xmlns:aink="http://schemas.microsoft.com/office/drawing/2016/ink" xmlns:am3d="http://schemas.microsoft.com/office/drawing/2017/model3d" xmlns:o="urn:schemas-microsoft-com:office:office" xmlns:oel="http://schemas.microsoft.com/office/2019/extlst" xmlns:r="http://schemas.openxmlformats.org/officeDocument/2006/relationships" xmlns:m="http://schemas.openxmlformats.org/officeDocument/2006/math" xmlns:v="urn:schemas-microsoft-com:vml" xmlns:wp14="http://schemas.microsoft.com/office/word/2010/wordprocessingDrawing" xmlns:wp="http://schemas.openxmlformats.org/drawingml/2006/wordprocessingDrawing" xmlns:w10="urn:schemas-microsoft-com:office:word" xmlns:w="http://schemas.openxmlformats.org/wordprocessingml/2006/main" xmlns:w14="http://schemas.microsoft.com/office/word/2010/wordml" xmlns:w15="http://schemas.microsoft.com/office/word/2012/wordml" xmlns:w16cex="http://schemas.microsoft.com/office/word/2018/wordml/cex" xmlns:w16cid="http://schemas.microsoft.com/office/word/2016/wordml/cid" xmlns:w16="http://schemas.microsoft.com/office/word/2018/wordml" xmlns:w16du="http://schemas.microsoft.com/office/word/2023/wordml/word16du" xmlns:w16sdtdh="http://schemas.microsoft.com/office/word/2020/wordml/sdtdatahash" xmlns:w16sdtfl="http://schemas.microsoft.com/office/word/2024/wordml/sdtformatlock" xmlns:w16se="http://schemas.microsoft.com/office/word/2015/wordml/symex" xmlns:wpg="http://schemas.microsoft.com/office/word/2010/wordprocessingGroup" xmlns:wpi="http://schemas.microsoft.com/office/word/2010/wordprocessingInk" xmlns:wne="http://schemas.microsoft.com/office/word/2006/wordml" xmlns:wps="http://schemas.microsoft.com/office/word/2010/wordprocessingShape" mc:Ignorable="w14 w15 w16se w16cid w16 w16cex w16sdtdh w16sdtfl w16du wp14">
+<w:ftr xmlns:wpc="http://schemas.microsoft.com/office/word/2010/wordprocessingCanvas" xmlns:cx="http://schemas.microsoft.com/office/drawing/2014/chartex" xmlns:cx1="http://schemas.microsoft.com/office/drawing/2015/9/8/chartex" xmlns:cx2="http://schemas.microsoft.com/office/drawing/2015/10/21/chartex" xmlns:cx3="http://schemas.microsoft.com/office/drawing/2016/5/9/chartex" xmlns:cx4="http://schemas.microsoft.com/office/drawing/2016/5/10/chartex" xmlns:cx5="http://schemas.microsoft.com/office/drawing/2016/5/11/chartex" xmlns:cx6="http://schemas.microsoft.com/office/drawing/2016/5/12/chartex" xmlns:cx7="http://schemas.microsoft.com/office/drawing/2016/5/13/chartex" xmlns:cx8="http://schemas.microsoft.com/office/drawing/2016/5/14/chartex" xmlns:mc="http://schemas.openxmlformats.org/markup-compatibility/2006" xmlns:aink="http://schemas.microsoft.com/office/drawing/2016/ink" xmlns:am3d="http://schemas.microsoft.com/office/drawing/2017/model3d" xmlns:o="urn:schemas-microsoft-com:office:office" xmlns:r="http://schemas.openxmlformats.org/officeDocument/2006/relationships" xmlns:m="http://schemas.openxmlformats.org/officeDocument/2006/math" xmlns:v="urn:schemas-microsoft-com:vml" xmlns:wp14="http://schemas.microsoft.com/office/word/2010/wordprocessingDrawing" xmlns:wp="http://schemas.openxmlformats.org/drawingml/2006/wordprocessingDrawing" xmlns:w10="urn:schemas-microsoft-com:office:word" xmlns:w="http://schemas.openxmlformats.org/wordprocessingml/2006/main" xmlns:w14="http://schemas.microsoft.com/office/word/2010/wordml" xmlns:w15="http://schemas.microsoft.com/office/word/2012/wordml" xmlns:w16cex="http://schemas.microsoft.com/office/word/2018/wordml/cex" xmlns:w16cid="http://schemas.microsoft.com/office/word/2016/wordml/cid" xmlns:w16="http://schemas.microsoft.com/office/word/2018/wordml" xmlns:w16sdtdh="http://schemas.microsoft.com/office/word/2020/wordml/sdtdatahash" xmlns:w16se="http://schemas.microsoft.com/office/word/2015/wordml/symex" xmlns:wpg="http://schemas.microsoft.com/office/word/2010/wordprocessingGroup" xmlns:wpi="http://schemas.microsoft.com/office/word/2010/wordprocessingInk" xmlns:wne="http://schemas.microsoft.com/office/word/2006/wordml" xmlns:wps="http://schemas.microsoft.com/office/word/2010/wordprocessingShape" mc:Ignorable="w14 w15 w16se w16cid w16 w16cex w16sdtdh wp14">
   <w:sdt>
     <w:sdtPr>
       <w:rPr>
@@ -24190,6 +22722,11 @@
         <w:docPartUnique/>
       </w:docPartObj>
     </w:sdtPr>
+    <w:sdtEndPr>
+      <w:rPr>
+        <w:rStyle w:val="PageNumber"/>
+      </w:rPr>
+    </w:sdtEndPr>
     <w:sdtContent>
       <w:p>
         <w:pPr>
@@ -24243,7 +22780,7 @@
 </file>
 
 <file path=word/footer2.xml><?xml version="1.0" encoding="utf-8"?>
-<w:ftr xmlns:wpc="http://schemas.microsoft.com/office/word/2010/wordprocessingCanvas" xmlns:cx="http://schemas.microsoft.com/office/drawing/2014/chartex" xmlns:cx1="http://schemas.microsoft.com/office/drawing/2015/9/8/chartex" xmlns:cx2="http://schemas.microsoft.com/office/drawing/2015/10/21/chartex" xmlns:cx3="http://schemas.microsoft.com/office/drawing/2016/5/9/chartex" xmlns:cx4="http://schemas.microsoft.com/office/drawing/2016/5/10/chartex" xmlns:cx5="http://schemas.microsoft.com/office/drawing/2016/5/11/chartex" xmlns:cx6="http://schemas.microsoft.com/office/drawing/2016/5/12/chartex" xmlns:cx7="http://schemas.microsoft.com/office/drawing/2016/5/13/chartex" xmlns:cx8="http://schemas.microsoft.com/office/drawing/2016/5/14/chartex" xmlns:mc="http://schemas.openxmlformats.org/markup-compatibility/2006" xmlns:aink="http://schemas.microsoft.com/office/drawing/2016/ink" xmlns:am3d="http://schemas.microsoft.com/office/drawing/2017/model3d" xmlns:o="urn:schemas-microsoft-com:office:office" xmlns:oel="http://schemas.microsoft.com/office/2019/extlst" xmlns:r="http://schemas.openxmlformats.org/officeDocument/2006/relationships" xmlns:m="http://schemas.openxmlformats.org/officeDocument/2006/math" xmlns:v="urn:schemas-microsoft-com:vml" xmlns:wp14="http://schemas.microsoft.com/office/word/2010/wordprocessingDrawing" xmlns:wp="http://schemas.openxmlformats.org/drawingml/2006/wordprocessingDrawing" xmlns:w10="urn:schemas-microsoft-com:office:word" xmlns:w="http://schemas.openxmlformats.org/wordprocessingml/2006/main" xmlns:w14="http://schemas.microsoft.com/office/word/2010/wordml" xmlns:w15="http://schemas.microsoft.com/office/word/2012/wordml" xmlns:w16cex="http://schemas.microsoft.com/office/word/2018/wordml/cex" xmlns:w16cid="http://schemas.microsoft.com/office/word/2016/wordml/cid" xmlns:w16="http://schemas.microsoft.com/office/word/2018/wordml" xmlns:w16du="http://schemas.microsoft.com/office/word/2023/wordml/word16du" xmlns:w16sdtdh="http://schemas.microsoft.com/office/word/2020/wordml/sdtdatahash" xmlns:w16sdtfl="http://schemas.microsoft.com/office/word/2024/wordml/sdtformatlock" xmlns:w16se="http://schemas.microsoft.com/office/word/2015/wordml/symex" xmlns:wpg="http://schemas.microsoft.com/office/word/2010/wordprocessingGroup" xmlns:wpi="http://schemas.microsoft.com/office/word/2010/wordprocessingInk" xmlns:wne="http://schemas.microsoft.com/office/word/2006/wordml" xmlns:wps="http://schemas.microsoft.com/office/word/2010/wordprocessingShape" mc:Ignorable="w14 w15 w16se w16cid w16 w16cex w16sdtdh w16sdtfl w16du wp14">
+<w:ftr xmlns:wpc="http://schemas.microsoft.com/office/word/2010/wordprocessingCanvas" xmlns:cx="http://schemas.microsoft.com/office/drawing/2014/chartex" xmlns:cx1="http://schemas.microsoft.com/office/drawing/2015/9/8/chartex" xmlns:cx2="http://schemas.microsoft.com/office/drawing/2015/10/21/chartex" xmlns:cx3="http://schemas.microsoft.com/office/drawing/2016/5/9/chartex" xmlns:cx4="http://schemas.microsoft.com/office/drawing/2016/5/10/chartex" xmlns:cx5="http://schemas.microsoft.com/office/drawing/2016/5/11/chartex" xmlns:cx6="http://schemas.microsoft.com/office/drawing/2016/5/12/chartex" xmlns:cx7="http://schemas.microsoft.com/office/drawing/2016/5/13/chartex" xmlns:cx8="http://schemas.microsoft.com/office/drawing/2016/5/14/chartex" xmlns:mc="http://schemas.openxmlformats.org/markup-compatibility/2006" xmlns:aink="http://schemas.microsoft.com/office/drawing/2016/ink" xmlns:am3d="http://schemas.microsoft.com/office/drawing/2017/model3d" xmlns:o="urn:schemas-microsoft-com:office:office" xmlns:r="http://schemas.openxmlformats.org/officeDocument/2006/relationships" xmlns:m="http://schemas.openxmlformats.org/officeDocument/2006/math" xmlns:v="urn:schemas-microsoft-com:vml" xmlns:wp14="http://schemas.microsoft.com/office/word/2010/wordprocessingDrawing" xmlns:wp="http://schemas.openxmlformats.org/drawingml/2006/wordprocessingDrawing" xmlns:w10="urn:schemas-microsoft-com:office:word" xmlns:w="http://schemas.openxmlformats.org/wordprocessingml/2006/main" xmlns:w14="http://schemas.microsoft.com/office/word/2010/wordml" xmlns:w15="http://schemas.microsoft.com/office/word/2012/wordml" xmlns:w16cex="http://schemas.microsoft.com/office/word/2018/wordml/cex" xmlns:w16cid="http://schemas.microsoft.com/office/word/2016/wordml/cid" xmlns:w16="http://schemas.microsoft.com/office/word/2018/wordml" xmlns:w16sdtdh="http://schemas.microsoft.com/office/word/2020/wordml/sdtdatahash" xmlns:w16se="http://schemas.microsoft.com/office/word/2015/wordml/symex" xmlns:wpg="http://schemas.microsoft.com/office/word/2010/wordprocessingGroup" xmlns:wpi="http://schemas.microsoft.com/office/word/2010/wordprocessingInk" xmlns:wne="http://schemas.microsoft.com/office/word/2006/wordml" xmlns:wps="http://schemas.microsoft.com/office/word/2010/wordprocessingShape" mc:Ignorable="w14 w15 w16se w16cid w16 w16cex w16sdtdh wp14">
   <w:sdt>
     <w:sdtPr>
       <w:rPr>
@@ -24255,6 +22792,11 @@
         <w:docPartUnique/>
       </w:docPartObj>
     </w:sdtPr>
+    <w:sdtEndPr>
+      <w:rPr>
+        <w:rStyle w:val="PageNumber"/>
+      </w:rPr>
+    </w:sdtEndPr>
     <w:sdtContent>
       <w:p>
         <w:pPr>
@@ -24308,7 +22850,7 @@
 </file>
 
 <file path=word/footer3.xml><?xml version="1.0" encoding="utf-8"?>
-<w:ftr xmlns:wpc="http://schemas.microsoft.com/office/word/2010/wordprocessingCanvas" xmlns:cx="http://schemas.microsoft.com/office/drawing/2014/chartex" xmlns:cx1="http://schemas.microsoft.com/office/drawing/2015/9/8/chartex" xmlns:cx2="http://schemas.microsoft.com/office/drawing/2015/10/21/chartex" xmlns:cx3="http://schemas.microsoft.com/office/drawing/2016/5/9/chartex" xmlns:cx4="http://schemas.microsoft.com/office/drawing/2016/5/10/chartex" xmlns:cx5="http://schemas.microsoft.com/office/drawing/2016/5/11/chartex" xmlns:cx6="http://schemas.microsoft.com/office/drawing/2016/5/12/chartex" xmlns:cx7="http://schemas.microsoft.com/office/drawing/2016/5/13/chartex" xmlns:cx8="http://schemas.microsoft.com/office/drawing/2016/5/14/chartex" xmlns:mc="http://schemas.openxmlformats.org/markup-compatibility/2006" xmlns:aink="http://schemas.microsoft.com/office/drawing/2016/ink" xmlns:am3d="http://schemas.microsoft.com/office/drawing/2017/model3d" xmlns:o="urn:schemas-microsoft-com:office:office" xmlns:oel="http://schemas.microsoft.com/office/2019/extlst" xmlns:r="http://schemas.openxmlformats.org/officeDocument/2006/relationships" xmlns:m="http://schemas.openxmlformats.org/officeDocument/2006/math" xmlns:v="urn:schemas-microsoft-com:vml" xmlns:wp14="http://schemas.microsoft.com/office/word/2010/wordprocessingDrawing" xmlns:wp="http://schemas.openxmlformats.org/drawingml/2006/wordprocessingDrawing" xmlns:w10="urn:schemas-microsoft-com:office:word" xmlns:w="http://schemas.openxmlformats.org/wordprocessingml/2006/main" xmlns:w14="http://schemas.microsoft.com/office/word/2010/wordml" xmlns:w15="http://schemas.microsoft.com/office/word/2012/wordml" xmlns:w16cex="http://schemas.microsoft.com/office/word/2018/wordml/cex" xmlns:w16cid="http://schemas.microsoft.com/office/word/2016/wordml/cid" xmlns:w16="http://schemas.microsoft.com/office/word/2018/wordml" xmlns:w16du="http://schemas.microsoft.com/office/word/2023/wordml/word16du" xmlns:w16sdtdh="http://schemas.microsoft.com/office/word/2020/wordml/sdtdatahash" xmlns:w16sdtfl="http://schemas.microsoft.com/office/word/2024/wordml/sdtformatlock" xmlns:w16se="http://schemas.microsoft.com/office/word/2015/wordml/symex" xmlns:wpg="http://schemas.microsoft.com/office/word/2010/wordprocessingGroup" xmlns:wpi="http://schemas.microsoft.com/office/word/2010/wordprocessingInk" xmlns:wne="http://schemas.microsoft.com/office/word/2006/wordml" xmlns:wps="http://schemas.microsoft.com/office/word/2010/wordprocessingShape" mc:Ignorable="w14 w15 w16se w16cid w16 w16cex w16sdtdh w16sdtfl w16du wp14">
+<w:ftr xmlns:wpc="http://schemas.microsoft.com/office/word/2010/wordprocessingCanvas" xmlns:cx="http://schemas.microsoft.com/office/drawing/2014/chartex" xmlns:cx1="http://schemas.microsoft.com/office/drawing/2015/9/8/chartex" xmlns:cx2="http://schemas.microsoft.com/office/drawing/2015/10/21/chartex" xmlns:cx3="http://schemas.microsoft.com/office/drawing/2016/5/9/chartex" xmlns:cx4="http://schemas.microsoft.com/office/drawing/2016/5/10/chartex" xmlns:cx5="http://schemas.microsoft.com/office/drawing/2016/5/11/chartex" xmlns:cx6="http://schemas.microsoft.com/office/drawing/2016/5/12/chartex" xmlns:cx7="http://schemas.microsoft.com/office/drawing/2016/5/13/chartex" xmlns:cx8="http://schemas.microsoft.com/office/drawing/2016/5/14/chartex" xmlns:mc="http://schemas.openxmlformats.org/markup-compatibility/2006" xmlns:aink="http://schemas.microsoft.com/office/drawing/2016/ink" xmlns:am3d="http://schemas.microsoft.com/office/drawing/2017/model3d" xmlns:o="urn:schemas-microsoft-com:office:office" xmlns:r="http://schemas.openxmlformats.org/officeDocument/2006/relationships" xmlns:m="http://schemas.openxmlformats.org/officeDocument/2006/math" xmlns:v="urn:schemas-microsoft-com:vml" xmlns:wp14="http://schemas.microsoft.com/office/word/2010/wordprocessingDrawing" xmlns:wp="http://schemas.openxmlformats.org/drawingml/2006/wordprocessingDrawing" xmlns:w10="urn:schemas-microsoft-com:office:word" xmlns:w="http://schemas.openxmlformats.org/wordprocessingml/2006/main" xmlns:w14="http://schemas.microsoft.com/office/word/2010/wordml" xmlns:w15="http://schemas.microsoft.com/office/word/2012/wordml" xmlns:w16cex="http://schemas.microsoft.com/office/word/2018/wordml/cex" xmlns:w16cid="http://schemas.microsoft.com/office/word/2016/wordml/cid" xmlns:w16="http://schemas.microsoft.com/office/word/2018/wordml" xmlns:w16sdtdh="http://schemas.microsoft.com/office/word/2020/wordml/sdtdatahash" xmlns:w16se="http://schemas.microsoft.com/office/word/2015/wordml/symex" xmlns:wpg="http://schemas.microsoft.com/office/word/2010/wordprocessingGroup" xmlns:wpi="http://schemas.microsoft.com/office/word/2010/wordprocessingInk" xmlns:wne="http://schemas.microsoft.com/office/word/2006/wordml" xmlns:wps="http://schemas.microsoft.com/office/word/2010/wordprocessingShape" mc:Ignorable="w14 w15 w16se w16cid w16 w16cex w16sdtdh wp14">
   <w:sdt>
     <w:sdtPr>
       <w:rPr>
@@ -24320,6 +22862,11 @@
         <w:docPartUnique/>
       </w:docPartObj>
     </w:sdtPr>
+    <w:sdtEndPr>
+      <w:rPr>
+        <w:rStyle w:val="PageNumber"/>
+      </w:rPr>
+    </w:sdtEndPr>
     <w:sdtContent>
       <w:p>
         <w:pPr>
@@ -24373,7 +22920,7 @@
 </file>
 
 <file path=word/footer4.xml><?xml version="1.0" encoding="utf-8"?>
-<w:ftr xmlns:wpc="http://schemas.microsoft.com/office/word/2010/wordprocessingCanvas" xmlns:cx="http://schemas.microsoft.com/office/drawing/2014/chartex" xmlns:cx1="http://schemas.microsoft.com/office/drawing/2015/9/8/chartex" xmlns:cx2="http://schemas.microsoft.com/office/drawing/2015/10/21/chartex" xmlns:cx3="http://schemas.microsoft.com/office/drawing/2016/5/9/chartex" xmlns:cx4="http://schemas.microsoft.com/office/drawing/2016/5/10/chartex" xmlns:cx5="http://schemas.microsoft.com/office/drawing/2016/5/11/chartex" xmlns:cx6="http://schemas.microsoft.com/office/drawing/2016/5/12/chartex" xmlns:cx7="http://schemas.microsoft.com/office/drawing/2016/5/13/chartex" xmlns:cx8="http://schemas.microsoft.com/office/drawing/2016/5/14/chartex" xmlns:mc="http://schemas.openxmlformats.org/markup-compatibility/2006" xmlns:aink="http://schemas.microsoft.com/office/drawing/2016/ink" xmlns:am3d="http://schemas.microsoft.com/office/drawing/2017/model3d" xmlns:o="urn:schemas-microsoft-com:office:office" xmlns:oel="http://schemas.microsoft.com/office/2019/extlst" xmlns:r="http://schemas.openxmlformats.org/officeDocument/2006/relationships" xmlns:m="http://schemas.openxmlformats.org/officeDocument/2006/math" xmlns:v="urn:schemas-microsoft-com:vml" xmlns:wp14="http://schemas.microsoft.com/office/word/2010/wordprocessingDrawing" xmlns:wp="http://schemas.openxmlformats.org/drawingml/2006/wordprocessingDrawing" xmlns:w10="urn:schemas-microsoft-com:office:word" xmlns:w="http://schemas.openxmlformats.org/wordprocessingml/2006/main" xmlns:w14="http://schemas.microsoft.com/office/word/2010/wordml" xmlns:w15="http://schemas.microsoft.com/office/word/2012/wordml" xmlns:w16cex="http://schemas.microsoft.com/office/word/2018/wordml/cex" xmlns:w16cid="http://schemas.microsoft.com/office/word/2016/wordml/cid" xmlns:w16="http://schemas.microsoft.com/office/word/2018/wordml" xmlns:w16du="http://schemas.microsoft.com/office/word/2023/wordml/word16du" xmlns:w16sdtdh="http://schemas.microsoft.com/office/word/2020/wordml/sdtdatahash" xmlns:w16sdtfl="http://schemas.microsoft.com/office/word/2024/wordml/sdtformatlock" xmlns:w16se="http://schemas.microsoft.com/office/word/2015/wordml/symex" xmlns:wpg="http://schemas.microsoft.com/office/word/2010/wordprocessingGroup" xmlns:wpi="http://schemas.microsoft.com/office/word/2010/wordprocessingInk" xmlns:wne="http://schemas.microsoft.com/office/word/2006/wordml" xmlns:wps="http://schemas.microsoft.com/office/word/2010/wordprocessingShape" mc:Ignorable="w14 w15 w16se w16cid w16 w16cex w16sdtdh w16sdtfl w16du wp14">
+<w:ftr xmlns:wpc="http://schemas.microsoft.com/office/word/2010/wordprocessingCanvas" xmlns:cx="http://schemas.microsoft.com/office/drawing/2014/chartex" xmlns:cx1="http://schemas.microsoft.com/office/drawing/2015/9/8/chartex" xmlns:cx2="http://schemas.microsoft.com/office/drawing/2015/10/21/chartex" xmlns:cx3="http://schemas.microsoft.com/office/drawing/2016/5/9/chartex" xmlns:cx4="http://schemas.microsoft.com/office/drawing/2016/5/10/chartex" xmlns:cx5="http://schemas.microsoft.com/office/drawing/2016/5/11/chartex" xmlns:cx6="http://schemas.microsoft.com/office/drawing/2016/5/12/chartex" xmlns:cx7="http://schemas.microsoft.com/office/drawing/2016/5/13/chartex" xmlns:cx8="http://schemas.microsoft.com/office/drawing/2016/5/14/chartex" xmlns:mc="http://schemas.openxmlformats.org/markup-compatibility/2006" xmlns:aink="http://schemas.microsoft.com/office/drawing/2016/ink" xmlns:am3d="http://schemas.microsoft.com/office/drawing/2017/model3d" xmlns:o="urn:schemas-microsoft-com:office:office" xmlns:r="http://schemas.openxmlformats.org/officeDocument/2006/relationships" xmlns:m="http://schemas.openxmlformats.org/officeDocument/2006/math" xmlns:v="urn:schemas-microsoft-com:vml" xmlns:wp14="http://schemas.microsoft.com/office/word/2010/wordprocessingDrawing" xmlns:wp="http://schemas.openxmlformats.org/drawingml/2006/wordprocessingDrawing" xmlns:w10="urn:schemas-microsoft-com:office:word" xmlns:w="http://schemas.openxmlformats.org/wordprocessingml/2006/main" xmlns:w14="http://schemas.microsoft.com/office/word/2010/wordml" xmlns:w15="http://schemas.microsoft.com/office/word/2012/wordml" xmlns:w16cex="http://schemas.microsoft.com/office/word/2018/wordml/cex" xmlns:w16cid="http://schemas.microsoft.com/office/word/2016/wordml/cid" xmlns:w16="http://schemas.microsoft.com/office/word/2018/wordml" xmlns:w16sdtdh="http://schemas.microsoft.com/office/word/2020/wordml/sdtdatahash" xmlns:w16se="http://schemas.microsoft.com/office/word/2015/wordml/symex" xmlns:wpg="http://schemas.microsoft.com/office/word/2010/wordprocessingGroup" xmlns:wpi="http://schemas.microsoft.com/office/word/2010/wordprocessingInk" xmlns:wne="http://schemas.microsoft.com/office/word/2006/wordml" xmlns:wps="http://schemas.microsoft.com/office/word/2010/wordprocessingShape" mc:Ignorable="w14 w15 w16se w16cid w16 w16cex w16sdtdh wp14">
   <w:sdt>
     <w:sdtPr>
       <w:rPr>
@@ -24385,6 +22932,11 @@
         <w:docPartUnique/>
       </w:docPartObj>
     </w:sdtPr>
+    <w:sdtEndPr>
+      <w:rPr>
+        <w:rStyle w:val="PageNumber"/>
+      </w:rPr>
+    </w:sdtEndPr>
     <w:sdtContent>
       <w:p>
         <w:pPr>
@@ -24456,7 +23008,7 @@
 </file>
 
 <file path=word/footnotes.xml><?xml version="1.0" encoding="utf-8"?>
-<w:footnotes xmlns:wpc="http://schemas.microsoft.com/office/word/2010/wordprocessingCanvas" xmlns:cx="http://schemas.microsoft.com/office/drawing/2014/chartex" xmlns:cx1="http://schemas.microsoft.com/office/drawing/2015/9/8/chartex" xmlns:cx2="http://schemas.microsoft.com/office/drawing/2015/10/21/chartex" xmlns:cx3="http://schemas.microsoft.com/office/drawing/2016/5/9/chartex" xmlns:cx4="http://schemas.microsoft.com/office/drawing/2016/5/10/chartex" xmlns:cx5="http://schemas.microsoft.com/office/drawing/2016/5/11/chartex" xmlns:cx6="http://schemas.microsoft.com/office/drawing/2016/5/12/chartex" xmlns:cx7="http://schemas.microsoft.com/office/drawing/2016/5/13/chartex" xmlns:cx8="http://schemas.microsoft.com/office/drawing/2016/5/14/chartex" xmlns:mc="http://schemas.openxmlformats.org/markup-compatibility/2006" xmlns:aink="http://schemas.microsoft.com/office/drawing/2016/ink" xmlns:am3d="http://schemas.microsoft.com/office/drawing/2017/model3d" xmlns:o="urn:schemas-microsoft-com:office:office" xmlns:oel="http://schemas.microsoft.com/office/2019/extlst" xmlns:r="http://schemas.openxmlformats.org/officeDocument/2006/relationships" xmlns:m="http://schemas.openxmlformats.org/officeDocument/2006/math" xmlns:v="urn:schemas-microsoft-com:vml" xmlns:wp14="http://schemas.microsoft.com/office/word/2010/wordprocessingDrawing" xmlns:wp="http://schemas.openxmlformats.org/drawingml/2006/wordprocessingDrawing" xmlns:w10="urn:schemas-microsoft-com:office:word" xmlns:w="http://schemas.openxmlformats.org/wordprocessingml/2006/main" xmlns:w14="http://schemas.microsoft.com/office/word/2010/wordml" xmlns:w15="http://schemas.microsoft.com/office/word/2012/wordml" xmlns:w16cex="http://schemas.microsoft.com/office/word/2018/wordml/cex" xmlns:w16cid="http://schemas.microsoft.com/office/word/2016/wordml/cid" xmlns:w16="http://schemas.microsoft.com/office/word/2018/wordml" xmlns:w16du="http://schemas.microsoft.com/office/word/2023/wordml/word16du" xmlns:w16sdtdh="http://schemas.microsoft.com/office/word/2020/wordml/sdtdatahash" xmlns:w16sdtfl="http://schemas.microsoft.com/office/word/2024/wordml/sdtformatlock" xmlns:w16se="http://schemas.microsoft.com/office/word/2015/wordml/symex" xmlns:wpg="http://schemas.microsoft.com/office/word/2010/wordprocessingGroup" xmlns:wpi="http://schemas.microsoft.com/office/word/2010/wordprocessingInk" xmlns:wne="http://schemas.microsoft.com/office/word/2006/wordml" xmlns:wps="http://schemas.microsoft.com/office/word/2010/wordprocessingShape" mc:Ignorable="w14 w15 w16se w16cid w16 w16cex w16sdtdh w16sdtfl w16du wp14">
+<w:footnotes xmlns:wpc="http://schemas.microsoft.com/office/word/2010/wordprocessingCanvas" xmlns:cx="http://schemas.microsoft.com/office/drawing/2014/chartex" xmlns:cx1="http://schemas.microsoft.com/office/drawing/2015/9/8/chartex" xmlns:cx2="http://schemas.microsoft.com/office/drawing/2015/10/21/chartex" xmlns:cx3="http://schemas.microsoft.com/office/drawing/2016/5/9/chartex" xmlns:cx4="http://schemas.microsoft.com/office/drawing/2016/5/10/chartex" xmlns:cx5="http://schemas.microsoft.com/office/drawing/2016/5/11/chartex" xmlns:cx6="http://schemas.microsoft.com/office/drawing/2016/5/12/chartex" xmlns:cx7="http://schemas.microsoft.com/office/drawing/2016/5/13/chartex" xmlns:cx8="http://schemas.microsoft.com/office/drawing/2016/5/14/chartex" xmlns:mc="http://schemas.openxmlformats.org/markup-compatibility/2006" xmlns:aink="http://schemas.microsoft.com/office/drawing/2016/ink" xmlns:am3d="http://schemas.microsoft.com/office/drawing/2017/model3d" xmlns:o="urn:schemas-microsoft-com:office:office" xmlns:r="http://schemas.openxmlformats.org/officeDocument/2006/relationships" xmlns:m="http://schemas.openxmlformats.org/officeDocument/2006/math" xmlns:v="urn:schemas-microsoft-com:vml" xmlns:wp14="http://schemas.microsoft.com/office/word/2010/wordprocessingDrawing" xmlns:wp="http://schemas.openxmlformats.org/drawingml/2006/wordprocessingDrawing" xmlns:w10="urn:schemas-microsoft-com:office:word" xmlns:w="http://schemas.openxmlformats.org/wordprocessingml/2006/main" xmlns:w14="http://schemas.microsoft.com/office/word/2010/wordml" xmlns:w15="http://schemas.microsoft.com/office/word/2012/wordml" xmlns:w16cex="http://schemas.microsoft.com/office/word/2018/wordml/cex" xmlns:w16cid="http://schemas.microsoft.com/office/word/2016/wordml/cid" xmlns:w16="http://schemas.microsoft.com/office/word/2018/wordml" xmlns:w16sdtdh="http://schemas.microsoft.com/office/word/2020/wordml/sdtdatahash" xmlns:w16se="http://schemas.microsoft.com/office/word/2015/wordml/symex" xmlns:wpg="http://schemas.microsoft.com/office/word/2010/wordprocessingGroup" xmlns:wpi="http://schemas.microsoft.com/office/word/2010/wordprocessingInk" xmlns:wne="http://schemas.microsoft.com/office/word/2006/wordml" xmlns:wps="http://schemas.microsoft.com/office/word/2010/wordprocessingShape" mc:Ignorable="w14 w15 w16se w16cid w16 w16cex w16sdtdh wp14">
   <w:footnote w:type="separator" w:id="-1">
     <w:p>
       <w:r>
@@ -24475,7 +23027,7 @@
 </file>
 
 <file path=word/numbering.xml><?xml version="1.0" encoding="utf-8"?>
-<w:numbering xmlns:wpc="http://schemas.microsoft.com/office/word/2010/wordprocessingCanvas" xmlns:cx="http://schemas.microsoft.com/office/drawing/2014/chartex" xmlns:cx1="http://schemas.microsoft.com/office/drawing/2015/9/8/chartex" xmlns:cx2="http://schemas.microsoft.com/office/drawing/2015/10/21/chartex" xmlns:cx3="http://schemas.microsoft.com/office/drawing/2016/5/9/chartex" xmlns:cx4="http://schemas.microsoft.com/office/drawing/2016/5/10/chartex" xmlns:cx5="http://schemas.microsoft.com/office/drawing/2016/5/11/chartex" xmlns:cx6="http://schemas.microsoft.com/office/drawing/2016/5/12/chartex" xmlns:cx7="http://schemas.microsoft.com/office/drawing/2016/5/13/chartex" xmlns:cx8="http://schemas.microsoft.com/office/drawing/2016/5/14/chartex" xmlns:mc="http://schemas.openxmlformats.org/markup-compatibility/2006" xmlns:aink="http://schemas.microsoft.com/office/drawing/2016/ink" xmlns:am3d="http://schemas.microsoft.com/office/drawing/2017/model3d" xmlns:o="urn:schemas-microsoft-com:office:office" xmlns:oel="http://schemas.microsoft.com/office/2019/extlst" xmlns:r="http://schemas.openxmlformats.org/officeDocument/2006/relationships" xmlns:m="http://schemas.openxmlformats.org/officeDocument/2006/math" xmlns:v="urn:schemas-microsoft-com:vml" xmlns:wp14="http://schemas.microsoft.com/office/word/2010/wordprocessingDrawing" xmlns:wp="http://schemas.openxmlformats.org/drawingml/2006/wordprocessingDrawing" xmlns:w10="urn:schemas-microsoft-com:office:word" xmlns:w="http://schemas.openxmlformats.org/wordprocessingml/2006/main" xmlns:w14="http://schemas.microsoft.com/office/word/2010/wordml" xmlns:w15="http://schemas.microsoft.com/office/word/2012/wordml" xmlns:w16cex="http://schemas.microsoft.com/office/word/2018/wordml/cex" xmlns:w16cid="http://schemas.microsoft.com/office/word/2016/wordml/cid" xmlns:w16="http://schemas.microsoft.com/office/word/2018/wordml" xmlns:w16du="http://schemas.microsoft.com/office/word/2023/wordml/word16du" xmlns:w16sdtdh="http://schemas.microsoft.com/office/word/2020/wordml/sdtdatahash" xmlns:w16sdtfl="http://schemas.microsoft.com/office/word/2024/wordml/sdtformatlock" xmlns:w16se="http://schemas.microsoft.com/office/word/2015/wordml/symex" xmlns:wpg="http://schemas.microsoft.com/office/word/2010/wordprocessingGroup" xmlns:wpi="http://schemas.microsoft.com/office/word/2010/wordprocessingInk" xmlns:wne="http://schemas.microsoft.com/office/word/2006/wordml" xmlns:wps="http://schemas.microsoft.com/office/word/2010/wordprocessingShape" mc:Ignorable="w14 w15 w16se w16cid w16 w16cex w16sdtdh w16sdtfl w16du wp14">
+<w:numbering xmlns:wpc="http://schemas.microsoft.com/office/word/2010/wordprocessingCanvas" xmlns:cx="http://schemas.microsoft.com/office/drawing/2014/chartex" xmlns:cx1="http://schemas.microsoft.com/office/drawing/2015/9/8/chartex" xmlns:cx2="http://schemas.microsoft.com/office/drawing/2015/10/21/chartex" xmlns:cx3="http://schemas.microsoft.com/office/drawing/2016/5/9/chartex" xmlns:cx4="http://schemas.microsoft.com/office/drawing/2016/5/10/chartex" xmlns:cx5="http://schemas.microsoft.com/office/drawing/2016/5/11/chartex" xmlns:cx6="http://schemas.microsoft.com/office/drawing/2016/5/12/chartex" xmlns:cx7="http://schemas.microsoft.com/office/drawing/2016/5/13/chartex" xmlns:cx8="http://schemas.microsoft.com/office/drawing/2016/5/14/chartex" xmlns:mc="http://schemas.openxmlformats.org/markup-compatibility/2006" xmlns:aink="http://schemas.microsoft.com/office/drawing/2016/ink" xmlns:am3d="http://schemas.microsoft.com/office/drawing/2017/model3d" xmlns:o="urn:schemas-microsoft-com:office:office" xmlns:r="http://schemas.openxmlformats.org/officeDocument/2006/relationships" xmlns:m="http://schemas.openxmlformats.org/officeDocument/2006/math" xmlns:v="urn:schemas-microsoft-com:vml" xmlns:wp14="http://schemas.microsoft.com/office/word/2010/wordprocessingDrawing" xmlns:wp="http://schemas.openxmlformats.org/drawingml/2006/wordprocessingDrawing" xmlns:w10="urn:schemas-microsoft-com:office:word" xmlns:w="http://schemas.openxmlformats.org/wordprocessingml/2006/main" xmlns:w14="http://schemas.microsoft.com/office/word/2010/wordml" xmlns:w15="http://schemas.microsoft.com/office/word/2012/wordml" xmlns:w16cex="http://schemas.microsoft.com/office/word/2018/wordml/cex" xmlns:w16cid="http://schemas.microsoft.com/office/word/2016/wordml/cid" xmlns:w16="http://schemas.microsoft.com/office/word/2018/wordml" xmlns:w16sdtdh="http://schemas.microsoft.com/office/word/2020/wordml/sdtdatahash" xmlns:w16se="http://schemas.microsoft.com/office/word/2015/wordml/symex" xmlns:wpg="http://schemas.microsoft.com/office/word/2010/wordprocessingGroup" xmlns:wpi="http://schemas.microsoft.com/office/word/2010/wordprocessingInk" xmlns:wne="http://schemas.microsoft.com/office/word/2006/wordml" xmlns:wps="http://schemas.microsoft.com/office/word/2010/wordprocessingShape" mc:Ignorable="w14 w15 w16se w16cid w16 w16cex w16sdtdh wp14">
   <w:abstractNum w:abstractNumId="0" w15:restartNumberingAfterBreak="0">
     <w:nsid w:val="07CF3859"/>
     <w:multiLevelType w:val="hybridMultilevel"/>
@@ -25506,34 +24058,34 @@
       </w:pPr>
     </w:lvl>
   </w:abstractNum>
-  <w:num w:numId="1" w16cid:durableId="1608997439">
+  <w:num w:numId="1">
     <w:abstractNumId w:val="4"/>
   </w:num>
-  <w:num w:numId="2" w16cid:durableId="58945560">
+  <w:num w:numId="2">
     <w:abstractNumId w:val="0"/>
   </w:num>
-  <w:num w:numId="3" w16cid:durableId="2113084786">
+  <w:num w:numId="3">
     <w:abstractNumId w:val="2"/>
   </w:num>
-  <w:num w:numId="4" w16cid:durableId="1019431104">
+  <w:num w:numId="4">
     <w:abstractNumId w:val="1"/>
   </w:num>
-  <w:num w:numId="5" w16cid:durableId="1717657499">
+  <w:num w:numId="5">
     <w:abstractNumId w:val="6"/>
   </w:num>
-  <w:num w:numId="6" w16cid:durableId="2077048394">
+  <w:num w:numId="6">
     <w:abstractNumId w:val="5"/>
   </w:num>
-  <w:num w:numId="7" w16cid:durableId="724834978">
+  <w:num w:numId="7">
     <w:abstractNumId w:val="7"/>
   </w:num>
-  <w:num w:numId="8" w16cid:durableId="1738161806">
+  <w:num w:numId="8">
     <w:abstractNumId w:val="8"/>
   </w:num>
-  <w:num w:numId="9" w16cid:durableId="1054692279">
+  <w:num w:numId="9">
     <w:abstractNumId w:val="3"/>
   </w:num>
-  <w:num w:numId="10" w16cid:durableId="333609548">
+  <w:num w:numId="10">
     <w:abstractNumId w:val="9"/>
   </w:num>
   <w:numIdMacAtCleanup w:val="10"/>
@@ -25541,7 +24093,7 @@
 </file>
 
 <file path=word/styles.xml><?xml version="1.0" encoding="utf-8"?>
-<w:styles xmlns:mc="http://schemas.openxmlformats.org/markup-compatibility/2006" xmlns:r="http://schemas.openxmlformats.org/officeDocument/2006/relationships" xmlns:w="http://schemas.openxmlformats.org/wordprocessingml/2006/main" xmlns:w14="http://schemas.microsoft.com/office/word/2010/wordml" xmlns:w15="http://schemas.microsoft.com/office/word/2012/wordml" xmlns:w16cex="http://schemas.microsoft.com/office/word/2018/wordml/cex" xmlns:w16cid="http://schemas.microsoft.com/office/word/2016/wordml/cid" xmlns:w16="http://schemas.microsoft.com/office/word/2018/wordml" xmlns:w16du="http://schemas.microsoft.com/office/word/2023/wordml/word16du" xmlns:w16sdtdh="http://schemas.microsoft.com/office/word/2020/wordml/sdtdatahash" xmlns:w16sdtfl="http://schemas.microsoft.com/office/word/2024/wordml/sdtformatlock" xmlns:w16se="http://schemas.microsoft.com/office/word/2015/wordml/symex" mc:Ignorable="w14 w15 w16se w16cid w16 w16cex w16sdtdh w16sdtfl w16du">
+<w:styles xmlns:mc="http://schemas.openxmlformats.org/markup-compatibility/2006" xmlns:r="http://schemas.openxmlformats.org/officeDocument/2006/relationships" xmlns:w="http://schemas.openxmlformats.org/wordprocessingml/2006/main" xmlns:w14="http://schemas.microsoft.com/office/word/2010/wordml" xmlns:w15="http://schemas.microsoft.com/office/word/2012/wordml" xmlns:w16cex="http://schemas.microsoft.com/office/word/2018/wordml/cex" xmlns:w16cid="http://schemas.microsoft.com/office/word/2016/wordml/cid" xmlns:w16="http://schemas.microsoft.com/office/word/2018/wordml" xmlns:w16sdtdh="http://schemas.microsoft.com/office/word/2020/wordml/sdtdatahash" xmlns:w16se="http://schemas.microsoft.com/office/word/2015/wordml/symex" mc:Ignorable="w14 w15 w16se w16cid w16 w16cex w16sdtdh">
   <w:docDefaults>
     <w:rPrDefault>
       <w:rPr>
@@ -26018,6 +24570,7 @@
   <w:style w:type="character" w:default="1" w:styleId="DefaultParagraphFont">
     <w:name w:val="Default Paragraph Font"/>
     <w:uiPriority w:val="1"/>
+    <w:semiHidden/>
     <w:unhideWhenUsed/>
   </w:style>
   <w:style w:type="table" w:default="1" w:styleId="TableNormal">

--- a/Thesis Report.docx
+++ b/Thesis Report.docx
@@ -253,25 +253,73 @@
           <w:w w:val="105"/>
           <w:sz w:val="34"/>
         </w:rPr>
-        <w:t>xx-</w:t>
-      </w:r>
-      <w:proofErr w:type="spellStart"/>
+        <w:t>xx-xxxxx-x</w:t>
+      </w:r>
+      <w:r>
+        <w:rPr>
+          <w:w w:val="105"/>
+          <w:sz w:val="34"/>
+        </w:rPr>
+        <w:t>)</w:t>
+      </w:r>
+    </w:p>
+    <w:p>
+      <w:pPr>
+        <w:spacing w:line="288" w:lineRule="auto"/>
+        <w:jc w:val="center"/>
+        <w:rPr>
+          <w:spacing w:val="1"/>
+          <w:w w:val="105"/>
+          <w:sz w:val="34"/>
+        </w:rPr>
+      </w:pPr>
+      <w:r>
+        <w:rPr>
+          <w:w w:val="105"/>
+          <w:sz w:val="34"/>
+        </w:rPr>
+        <w:t>full name (</w:t>
+      </w:r>
       <w:r>
         <w:rPr>
           <w:rFonts w:ascii="PMingLiU"/>
           <w:w w:val="105"/>
           <w:sz w:val="34"/>
         </w:rPr>
-        <w:t>xxxxx</w:t>
-      </w:r>
-      <w:proofErr w:type="spellEnd"/>
+        <w:t>xx-xxxxx-x</w:t>
+      </w:r>
+      <w:r>
+        <w:rPr>
+          <w:w w:val="105"/>
+          <w:sz w:val="34"/>
+        </w:rPr>
+        <w:t>)</w:t>
+      </w:r>
+    </w:p>
+    <w:p>
+      <w:pPr>
+        <w:spacing w:line="288" w:lineRule="auto"/>
+        <w:jc w:val="center"/>
+        <w:rPr>
+          <w:spacing w:val="1"/>
+          <w:w w:val="105"/>
+          <w:sz w:val="34"/>
+        </w:rPr>
+      </w:pPr>
+      <w:r>
+        <w:rPr>
+          <w:w w:val="105"/>
+          <w:sz w:val="34"/>
+        </w:rPr>
+        <w:t>full name (</w:t>
+      </w:r>
       <w:r>
         <w:rPr>
           <w:rFonts w:ascii="PMingLiU"/>
           <w:w w:val="105"/>
           <w:sz w:val="34"/>
         </w:rPr>
-        <w:t>-x</w:t>
+        <w:t>xx-xxxxx-x</w:t>
       </w:r>
       <w:r>
         <w:rPr>
@@ -286,17 +334,45 @@
         <w:spacing w:line="288" w:lineRule="auto"/>
         <w:jc w:val="center"/>
         <w:rPr>
-          <w:spacing w:val="1"/>
+          <w:sz w:val="34"/>
+        </w:rPr>
+      </w:pPr>
+      <w:r>
+        <w:rPr>
           <w:w w:val="105"/>
           <w:sz w:val="34"/>
         </w:rPr>
-      </w:pPr>
-      <w:r>
-        <w:rPr>
+        <w:t>full</w:t>
+      </w:r>
+      <w:r>
+        <w:rPr>
+          <w:spacing w:val="56"/>
           <w:w w:val="105"/>
           <w:sz w:val="34"/>
         </w:rPr>
-        <w:t>full name (</w:t>
+        <w:t xml:space="preserve"> </w:t>
+      </w:r>
+      <w:r>
+        <w:rPr>
+          <w:w w:val="105"/>
+          <w:sz w:val="34"/>
+        </w:rPr>
+        <w:t>name</w:t>
+      </w:r>
+      <w:r>
+        <w:rPr>
+          <w:spacing w:val="56"/>
+          <w:w w:val="105"/>
+          <w:sz w:val="34"/>
+        </w:rPr>
+        <w:t xml:space="preserve"> </w:t>
+      </w:r>
+      <w:r>
+        <w:rPr>
+          <w:w w:val="105"/>
+          <w:sz w:val="34"/>
+        </w:rPr>
+        <w:t>(</w:t>
       </w:r>
       <w:r>
         <w:rPr>
@@ -304,155 +380,7 @@
           <w:w w:val="105"/>
           <w:sz w:val="34"/>
         </w:rPr>
-        <w:t>xx-</w:t>
-      </w:r>
-      <w:proofErr w:type="spellStart"/>
-      <w:r>
-        <w:rPr>
-          <w:rFonts w:ascii="PMingLiU"/>
-          <w:w w:val="105"/>
-          <w:sz w:val="34"/>
-        </w:rPr>
-        <w:t>xxxxx</w:t>
-      </w:r>
-      <w:proofErr w:type="spellEnd"/>
-      <w:r>
-        <w:rPr>
-          <w:rFonts w:ascii="PMingLiU"/>
-          <w:w w:val="105"/>
-          <w:sz w:val="34"/>
-        </w:rPr>
-        <w:t>-x</w:t>
-      </w:r>
-      <w:r>
-        <w:rPr>
-          <w:w w:val="105"/>
-          <w:sz w:val="34"/>
-        </w:rPr>
-        <w:t>)</w:t>
-      </w:r>
-    </w:p>
-    <w:p>
-      <w:pPr>
-        <w:spacing w:line="288" w:lineRule="auto"/>
-        <w:jc w:val="center"/>
-        <w:rPr>
-          <w:spacing w:val="1"/>
-          <w:w w:val="105"/>
-          <w:sz w:val="34"/>
-        </w:rPr>
-      </w:pPr>
-      <w:r>
-        <w:rPr>
-          <w:w w:val="105"/>
-          <w:sz w:val="34"/>
-        </w:rPr>
-        <w:t>full name (</w:t>
-      </w:r>
-      <w:r>
-        <w:rPr>
-          <w:rFonts w:ascii="PMingLiU"/>
-          <w:w w:val="105"/>
-          <w:sz w:val="34"/>
-        </w:rPr>
-        <w:t>xx-</w:t>
-      </w:r>
-      <w:proofErr w:type="spellStart"/>
-      <w:r>
-        <w:rPr>
-          <w:rFonts w:ascii="PMingLiU"/>
-          <w:w w:val="105"/>
-          <w:sz w:val="34"/>
-        </w:rPr>
-        <w:t>xxxxx</w:t>
-      </w:r>
-      <w:proofErr w:type="spellEnd"/>
-      <w:r>
-        <w:rPr>
-          <w:rFonts w:ascii="PMingLiU"/>
-          <w:w w:val="105"/>
-          <w:sz w:val="34"/>
-        </w:rPr>
-        <w:t>-x</w:t>
-      </w:r>
-      <w:r>
-        <w:rPr>
-          <w:w w:val="105"/>
-          <w:sz w:val="34"/>
-        </w:rPr>
-        <w:t>)</w:t>
-      </w:r>
-    </w:p>
-    <w:p>
-      <w:pPr>
-        <w:spacing w:line="288" w:lineRule="auto"/>
-        <w:jc w:val="center"/>
-        <w:rPr>
-          <w:sz w:val="34"/>
-        </w:rPr>
-      </w:pPr>
-      <w:r>
-        <w:rPr>
-          <w:w w:val="105"/>
-          <w:sz w:val="34"/>
-        </w:rPr>
-        <w:t>full</w:t>
-      </w:r>
-      <w:r>
-        <w:rPr>
-          <w:spacing w:val="56"/>
-          <w:w w:val="105"/>
-          <w:sz w:val="34"/>
-        </w:rPr>
-        <w:t xml:space="preserve"> </w:t>
-      </w:r>
-      <w:r>
-        <w:rPr>
-          <w:w w:val="105"/>
-          <w:sz w:val="34"/>
-        </w:rPr>
-        <w:t>name</w:t>
-      </w:r>
-      <w:r>
-        <w:rPr>
-          <w:spacing w:val="56"/>
-          <w:w w:val="105"/>
-          <w:sz w:val="34"/>
-        </w:rPr>
-        <w:t xml:space="preserve"> </w:t>
-      </w:r>
-      <w:r>
-        <w:rPr>
-          <w:w w:val="105"/>
-          <w:sz w:val="34"/>
-        </w:rPr>
-        <w:t>(</w:t>
-      </w:r>
-      <w:r>
-        <w:rPr>
-          <w:rFonts w:ascii="PMingLiU"/>
-          <w:w w:val="105"/>
-          <w:sz w:val="34"/>
-        </w:rPr>
-        <w:t>xx-</w:t>
-      </w:r>
-      <w:proofErr w:type="spellStart"/>
-      <w:r>
-        <w:rPr>
-          <w:rFonts w:ascii="PMingLiU"/>
-          <w:w w:val="105"/>
-          <w:sz w:val="34"/>
-        </w:rPr>
-        <w:t>xxxxx</w:t>
-      </w:r>
-      <w:proofErr w:type="spellEnd"/>
-      <w:r>
-        <w:rPr>
-          <w:rFonts w:ascii="PMingLiU"/>
-          <w:w w:val="105"/>
-          <w:sz w:val="34"/>
-        </w:rPr>
-        <w:t>-x</w:t>
+        <w:t>xx-xxxxx-x</w:t>
       </w:r>
       <w:r>
         <w:rPr>
@@ -1130,7 +1058,6 @@
         </w:rPr>
         <w:t xml:space="preserve"> </w:t>
       </w:r>
-      <w:proofErr w:type="gramStart"/>
       <w:r>
         <w:rPr>
           <w:i/>
@@ -1153,7 +1080,6 @@
         </w:rPr>
         <w:t>reproduce</w:t>
       </w:r>
-      <w:proofErr w:type="gramEnd"/>
       <w:r>
         <w:rPr>
           <w:i/>
@@ -1413,21 +1339,7 @@
         <w:rPr>
           <w:w w:val="95"/>
         </w:rPr>
-        <w:t xml:space="preserve">We have clearly stated the contribution of others to our </w:t>
-      </w:r>
-      <w:proofErr w:type="gramStart"/>
-      <w:r>
-        <w:rPr>
-          <w:w w:val="95"/>
-        </w:rPr>
-        <w:t>thesis as a whole, including</w:t>
-      </w:r>
-      <w:proofErr w:type="gramEnd"/>
-      <w:r>
-        <w:rPr>
-          <w:w w:val="95"/>
-        </w:rPr>
-        <w:t xml:space="preserve"> statistical assistance,</w:t>
+        <w:t>We have clearly stated the contribution of others to our thesis as a whole, including statistical assistance,</w:t>
       </w:r>
       <w:r>
         <w:rPr>
@@ -3509,21 +3421,12 @@
                 <w:bCs/>
               </w:rPr>
             </w:pPr>
-            <w:proofErr w:type="spellStart"/>
             <w:r>
               <w:rPr>
                 <w:b/>
                 <w:bCs/>
               </w:rPr>
-              <w:t>Mashiour</w:t>
-            </w:r>
-            <w:proofErr w:type="spellEnd"/>
-            <w:r>
-              <w:rPr>
-                <w:b/>
-                <w:bCs/>
-              </w:rPr>
-              <w:t xml:space="preserve"> Rahman</w:t>
+              <w:t>Mashiour Rahman</w:t>
             </w:r>
           </w:p>
           <w:p>
@@ -13608,47 +13511,7 @@
           <w:sz w:val="24"/>
           <w:szCs w:val="24"/>
         </w:rPr>
-        <w:t xml:space="preserve">In the last ten years, AI has gone from the periphery of academic research into the heart of healthcare systems. Previously computer vision and natural language processing were different fields of research, but with the development of vision-language models, they have now combined to understand medical images and generate meaningful, clinically relevant descriptions. One of the most common diagnostic tests globally, the interpretation of Chest X ray, has been an active field of this convergence. The potential benefits of automatic report generation for chest X-rays are that it will free up the time of overburdened radiologists, improve diagnostic turnaround times, and allow access to the expertise of specialists in locations where it might not otherwise be available. Most systems built to do this, however, only produce reports in English, which many patients and first line clinicians used around the world do not read or use in their daily work. Bangladesh is a fascinating case study in the compounding of a critical healthcare gap by this language barrier. Despite the population of around 170 million, the country has less than 700 radiologists with the bulk of them concentrated in urban </w:t>
-      </w:r>
-      <w:proofErr w:type="spellStart"/>
-      <w:r>
-        <w:rPr>
-          <w:bCs/>
-          <w:iCs/>
-          <w:sz w:val="24"/>
-          <w:szCs w:val="24"/>
-        </w:rPr>
-        <w:t>centres</w:t>
-      </w:r>
-      <w:proofErr w:type="spellEnd"/>
-      <w:r>
-        <w:rPr>
-          <w:bCs/>
-          <w:iCs/>
-          <w:sz w:val="24"/>
-          <w:szCs w:val="24"/>
-        </w:rPr>
-        <w:t xml:space="preserve"> like Dhaka and Chittagong (Adhikari et al., 2025). Chest X-rays are regularly obtained but not always interpreted and the lack of trained specialists means they can languish in district level hospitals or rural clinics for days on end. The use of AI-assisted tools, even if made accessible via telemedicine platforms, will still fail to aid English-language outputs, as those who are trained in Bangla and treat their patients without English are the ones who are affected. This research directly tackles this gap by presenting and developing </w:t>
-      </w:r>
-      <w:proofErr w:type="spellStart"/>
-      <w:r>
-        <w:rPr>
-          <w:bCs/>
-          <w:iCs/>
-          <w:sz w:val="24"/>
-          <w:szCs w:val="24"/>
-        </w:rPr>
-        <w:t>BanglaCXR</w:t>
-      </w:r>
-      <w:proofErr w:type="spellEnd"/>
-      <w:r>
-        <w:rPr>
-          <w:bCs/>
-          <w:iCs/>
-          <w:sz w:val="24"/>
-          <w:szCs w:val="24"/>
-        </w:rPr>
-        <w:t>, a two-stage vision-language pipeline that produces English and Bangla structured chest X-ray radiology reports, which is the first system designed and evaluated for a South Asian language.</w:t>
+        <w:t>the last ten years, AI has gone from the periphery of academic research into the heart of healthcare systems. Previously computer vision and natural language processing were different fields of research, but with the development of vision-language models, they have now combined to understand medical images and generate meaningful, clinically relevant descriptions. One of the most common diagnostic tests globally, the interpretation of Chest X ray, has been an active field of this convergence. The potential benefits of automatic report generation for chest X-rays are that it will free up the time of overburdened radiologists, improve diagnostic turnaround times, and allow access to the expertise of specialists in locations where it might not otherwise be available. Most systems built to do this, however, only produce reports in English, which many patients and first line clinicians used around the world do not read or use in their daily work. Bangladesh is a fascinating case study in the compounding of a critical healthcare gap by this language barrier. Despite the population of around 170 million, the country has less than 700 radiologists with the bulk of them concentrated in urban centres like Dhaka and Chittagong (Adhikari et al., 2025). Chest X-rays are regularly obtained but not always interpreted and the lack of trained specialists means they can languish in district level hospitals or rural clinics for days on end. The use of AI-assisted tools, even if made accessible via telemedicine platforms, will still fail to aid English-language outputs, as those who are trained in Bangla and treat their patients without English are the ones who are affected. This research directly tackles this gap by presenting and developing BanglaCXR, a two-stage vision-language pipeline that produces English and Bangla structured chest X-ray radiology reports, which is the first system designed and evaluated for a South Asian language.</w:t>
       </w:r>
     </w:p>
     <w:p>
@@ -13761,79 +13624,7 @@
           <w:sz w:val="24"/>
           <w:szCs w:val="24"/>
         </w:rPr>
-        <w:t xml:space="preserve">The automated generation of radiology reports has been studied for a few years, and early research was based on template-based systems and CNN-RNN encoder-decoder models. More recent approaches have focused on using large vision-language models, which are based on specialized medical image encoders and instruction-tuned language model decoders, and demonstrate meaningful performance on benchmark datasets. However, each of these systems reports in English and is tested on English-language data, mostly MIMIC-CXR and IU X-ray. The field of multilingual radiology report generation has not been studied in the literature, as shown by the two comprehensive survey papers published, Salhi and </w:t>
-      </w:r>
-      <w:proofErr w:type="spellStart"/>
-      <w:r>
-        <w:rPr>
-          <w:iCs/>
-          <w:sz w:val="24"/>
-          <w:szCs w:val="24"/>
-        </w:rPr>
-        <w:t>Akhloufi</w:t>
-      </w:r>
-      <w:proofErr w:type="spellEnd"/>
-      <w:r>
-        <w:rPr>
-          <w:iCs/>
-          <w:sz w:val="24"/>
-          <w:szCs w:val="24"/>
-        </w:rPr>
-        <w:t xml:space="preserve"> (2026) and Tran et al. (2026), respectively. The Bangla NLP community has also built robust baselines for general domain Bangla language understanding and generation, with recent work showing the feasibility of Instruction tuned Bangla LLMs like </w:t>
-      </w:r>
-      <w:proofErr w:type="spellStart"/>
-      <w:r>
-        <w:rPr>
-          <w:iCs/>
-          <w:sz w:val="24"/>
-          <w:szCs w:val="24"/>
-        </w:rPr>
-        <w:t>TigerLLM</w:t>
-      </w:r>
-      <w:proofErr w:type="spellEnd"/>
-      <w:r>
-        <w:rPr>
-          <w:iCs/>
-          <w:sz w:val="24"/>
-          <w:szCs w:val="24"/>
-        </w:rPr>
-        <w:t xml:space="preserve"> (Raihan &amp; Zampieri, 2025). But </w:t>
-      </w:r>
-      <w:proofErr w:type="gramStart"/>
-      <w:r>
-        <w:rPr>
-          <w:iCs/>
-          <w:sz w:val="24"/>
-          <w:szCs w:val="24"/>
-        </w:rPr>
-        <w:t>all of</w:t>
-      </w:r>
-      <w:proofErr w:type="gramEnd"/>
-      <w:r>
-        <w:rPr>
-          <w:iCs/>
-          <w:sz w:val="24"/>
-          <w:szCs w:val="24"/>
-        </w:rPr>
-        <w:t xml:space="preserve"> these models haven't been used in medical imaging so far and the study of </w:t>
-      </w:r>
-      <w:proofErr w:type="spellStart"/>
-      <w:r>
-        <w:rPr>
-          <w:iCs/>
-          <w:sz w:val="24"/>
-          <w:szCs w:val="24"/>
-        </w:rPr>
-        <w:t>BenLLM</w:t>
-      </w:r>
-      <w:proofErr w:type="spellEnd"/>
-      <w:r>
-        <w:rPr>
-          <w:iCs/>
-          <w:sz w:val="24"/>
-          <w:szCs w:val="24"/>
-        </w:rPr>
-        <w:t>-Eval (Kabir et al., 2024) has shown that even the best general LLMs are far behind the performance of English in Bangla NLP tasks, especially generation and summarization. Both gaps have never been tackled simultaneously resulting in a gap of literature that is clearly and practically impactful.</w:t>
+        <w:t>The automated generation of radiology reports has been studied for a few years, and early research was based on template-based systems and CNN-RNN encoder-decoder models. More recent approaches have focused on using large vision-language models, which are based on specialized medical image encoders and instruction-tuned language model decoders, and demonstrate meaningful performance on benchmark datasets. However, each of these systems reports in English and is tested on English-language data, mostly MIMIC-CXR and IU X-ray. The field of multilingual radiology report generation has not been studied in the literature, as shown by the two comprehensive survey papers published, Salhi and Akhloufi (2026) and Tran et al. (2026), respectively. The Bangla NLP community has also built robust baselines for general domain Bangla language understanding and generation, with recent work showing the feasibility of Instruction tuned Bangla LLMs like TigerLLM (Raihan &amp; Zampieri, 2025). But all of these models haven't been used in medical imaging so far and the study of BenLLM-Eval (Kabir et al., 2024) has shown that even the best general LLMs are far behind the performance of English in Bangla NLP tasks, especially generation and summarization. Both gaps have never been tackled simultaneously resulting in a gap of literature that is clearly and practically impactful.</w:t>
       </w:r>
     </w:p>
     <w:p>
@@ -13882,27 +13673,11 @@
         <w:jc w:val="both"/>
       </w:pPr>
       <w:r>
-        <w:t xml:space="preserve">The main goal of this research is to develop and test a two-stage vision-language model for producing structured chest X-ray radiology reports in both English and Bangla language with the focus for deployment in Bangladesh which is a resource-constrained region. For this, the following specific goals are targeted: to create an innovative cross-attention projector module to map visual features from a radiology specialized image encoder to region-aware embeddings for conditioning the language model; to fine-tune a parameter-efficient vision-language model using the </w:t>
-      </w:r>
-      <w:proofErr w:type="spellStart"/>
-      <w:r>
-        <w:t>LoRA</w:t>
-      </w:r>
-      <w:proofErr w:type="spellEnd"/>
-      <w:r>
-        <w:t xml:space="preserve"> architecture with the dataset </w:t>
+        <w:t xml:space="preserve">The main goal of this research is to develop and test a two-stage vision-language model for producing structured chest X-ray radiology reports in both English and Bangla language with the focus for deployment in Bangladesh which is a resource-constrained region. For this, the following specific goals are targeted: to create an innovative cross-attention projector module to map visual features from a radiology specialized image encoder to region-aware embeddings for conditioning the language model; to fine-tune a parameter-efficient vision-language model using the LoRA architecture with the dataset </w:t>
       </w:r>
       <w:r>
         <w:lastRenderedPageBreak/>
-        <w:t xml:space="preserve">IU X-ray; to develop a second stage translation pipeline by using NLLB-200 to translate generated English reports to clinically appropriate Bangla reports; to construct and release the first structured Bangla radiology natural language generation benchmark comprising 550 evaluated pairs of reports; to extensively evaluate the entire pipeline using established metrics for natural language generation, such as BLEU, ROUGE, METEOR, and </w:t>
-      </w:r>
-      <w:proofErr w:type="spellStart"/>
-      <w:r>
-        <w:t>chrF</w:t>
-      </w:r>
-      <w:proofErr w:type="spellEnd"/>
-      <w:r>
-        <w:t>++; and to evaluate the entire pipeline in detail against F1 scores of clinical entities for twelve pathological findings</w:t>
+        <w:t>IU X-ray; to develop a second stage translation pipeline by using NLLB-200 to translate generated English reports to clinically appropriate Bangla reports; to construct and release the first structured Bangla radiology natural language generation benchmark comprising 550 evaluated pairs of reports; to extensively evaluate the entire pipeline using established metrics for natural language generation, such as BLEU, ROUGE, METEOR, and chrF++; and to evaluate the entire pipeline in detail against F1 scores of clinical entities for twelve pathological findings</w:t>
       </w:r>
       <w:r>
         <w:t>.</w:t>
@@ -14006,87 +13781,7 @@
           <w:sz w:val="24"/>
           <w:szCs w:val="24"/>
         </w:rPr>
-        <w:t xml:space="preserve">This research is motivated by practical </w:t>
-      </w:r>
-      <w:proofErr w:type="gramStart"/>
-      <w:r>
-        <w:rPr>
-          <w:b w:val="0"/>
-          <w:bCs w:val="0"/>
-          <w:sz w:val="24"/>
-          <w:szCs w:val="24"/>
-        </w:rPr>
-        <w:t>need</w:t>
-      </w:r>
-      <w:proofErr w:type="gramEnd"/>
-      <w:r>
-        <w:rPr>
-          <w:b w:val="0"/>
-          <w:bCs w:val="0"/>
-          <w:sz w:val="24"/>
-          <w:szCs w:val="24"/>
-        </w:rPr>
-        <w:t xml:space="preserve"> and academic </w:t>
-      </w:r>
-      <w:proofErr w:type="gramStart"/>
-      <w:r>
-        <w:rPr>
-          <w:b w:val="0"/>
-          <w:bCs w:val="0"/>
-          <w:sz w:val="24"/>
-          <w:szCs w:val="24"/>
-        </w:rPr>
-        <w:t>opportunity</w:t>
-      </w:r>
-      <w:proofErr w:type="gramEnd"/>
-      <w:r>
-        <w:rPr>
-          <w:b w:val="0"/>
-          <w:bCs w:val="0"/>
-          <w:sz w:val="24"/>
-          <w:szCs w:val="24"/>
-        </w:rPr>
-        <w:t xml:space="preserve">. This ratio of approximately 1 radiologist per 200,000 population, combined with the fact that most chest X-rays in district hospitals are either not evaluated or must be waited for several days before they can be discussed via telemedicine, results in </w:t>
-      </w:r>
-      <w:proofErr w:type="gramStart"/>
-      <w:r>
-        <w:rPr>
-          <w:b w:val="0"/>
-          <w:bCs w:val="0"/>
-          <w:sz w:val="24"/>
-          <w:szCs w:val="24"/>
-        </w:rPr>
-        <w:t>the majority of</w:t>
-      </w:r>
-      <w:proofErr w:type="gramEnd"/>
-      <w:r>
-        <w:rPr>
-          <w:b w:val="0"/>
-          <w:bCs w:val="0"/>
-          <w:sz w:val="24"/>
-          <w:szCs w:val="24"/>
-        </w:rPr>
-        <w:t xml:space="preserve"> patients not receiving timely consultations with a radiologist (Adhikari et al., 2025). However, this is where AI-assisted reporting can help: If the output is in a language that clinicians can use. While Bangla is the native language of more than 170 million people across Bangladesh and several hundred million in the Indian state of West Bengal and in the diaspora, it continues to under-represented in medical AI research. In addition to its clinical relevance, there is an academic gap that needs to be filled – while </w:t>
-      </w:r>
-      <w:proofErr w:type="gramStart"/>
-      <w:r>
-        <w:rPr>
-          <w:b w:val="0"/>
-          <w:bCs w:val="0"/>
-          <w:sz w:val="24"/>
-          <w:szCs w:val="24"/>
-        </w:rPr>
-        <w:t>a number of</w:t>
-      </w:r>
-      <w:proofErr w:type="gramEnd"/>
-      <w:r>
-        <w:rPr>
-          <w:b w:val="0"/>
-          <w:bCs w:val="0"/>
-          <w:sz w:val="24"/>
-          <w:szCs w:val="24"/>
-        </w:rPr>
-        <w:t xml:space="preserve"> European languages have been the subject of research in low-resource medical NLG, medical applications in South Asian languages have not been investigated at all in the field of radiology. Language </w:t>
+        <w:t xml:space="preserve">This research is motivated by practical need and academic opportunity. This ratio of approximately 1 radiologist per 200,000 population, combined with the fact that most chest X-rays in district hospitals are either not evaluated or must be waited for several days before they can be discussed via telemedicine, results in the majority of patients not receiving timely consultations with a radiologist (Adhikari et al., 2025). However, this is where AI-assisted reporting can help: If the output is in a language that clinicians can use. While Bangla is the native language of more than 170 million people across Bangladesh and several hundred million in the Indian state of West Bengal and in the diaspora, it continues to under-represented in medical AI research. In addition to its clinical relevance, there is an academic gap that needs to be filled – while a number of European languages have been the subject of research in low-resource medical NLG, medical applications in South Asian languages have not been investigated at all in the field of radiology. Language </w:t>
       </w:r>
       <w:r>
         <w:rPr>
@@ -14158,47 +13853,7 @@
           <w:sz w:val="24"/>
           <w:szCs w:val="24"/>
         </w:rPr>
-        <w:t xml:space="preserve">The research goes hand in hand with a series of six linked phases. The study starts </w:t>
-      </w:r>
-      <w:proofErr w:type="gramStart"/>
-      <w:r>
-        <w:rPr>
-          <w:b w:val="0"/>
-          <w:bCs w:val="0"/>
-          <w:sz w:val="24"/>
-          <w:szCs w:val="24"/>
-        </w:rPr>
-        <w:t>by</w:t>
-      </w:r>
-      <w:proofErr w:type="gramEnd"/>
-      <w:r>
-        <w:rPr>
-          <w:b w:val="0"/>
-          <w:bCs w:val="0"/>
-          <w:sz w:val="24"/>
-          <w:szCs w:val="24"/>
-        </w:rPr>
-        <w:t xml:space="preserve"> an in-depth literature review on vision-language models for radiology report generation, Bangla NLP, multilingual clinical NLP, and AI usage in low-resource regions that collectively form the specific gap addressed in this study. The second phase deals with the preparation of the dataset, including the collection of the Indiana University Chest X-ray dataset and filtering of valid image-report pairs to create a frontal view only dataset, and creating training, validation, and test splits. The third phase involves designing and implementing the model architecture, such as the design of the cross-attention projector based on the anatomy, the vision encoder being a RAD-DINO model, and the fine-tuning of the Phi-3.5 Mini language model decoder using </w:t>
-      </w:r>
-      <w:proofErr w:type="spellStart"/>
-      <w:r>
-        <w:rPr>
-          <w:b w:val="0"/>
-          <w:bCs w:val="0"/>
-          <w:sz w:val="24"/>
-          <w:szCs w:val="24"/>
-        </w:rPr>
-        <w:t>LoRA</w:t>
-      </w:r>
-      <w:proofErr w:type="spellEnd"/>
-      <w:r>
-        <w:rPr>
-          <w:b w:val="0"/>
-          <w:bCs w:val="0"/>
-          <w:sz w:val="24"/>
-          <w:szCs w:val="24"/>
-        </w:rPr>
-        <w:t>. The 4th is the training of the model and running an ablation study, comparing the proposed projector with a flat-mean-pooling projector to see how much of the architecture is helpful, in an empirical way. The fifth phase involves the development of Bangla reference reports, pipeline extension to Bangla and evaluation of translation quality using NLLB-200 translation. The sixth and last step combines all the results and considers failure cases from each pathological class, covering the implications for future research and possible real-world deployment.</w:t>
+        <w:t>The research goes hand in hand with a series of six linked phases. The study starts by an in-depth literature review on vision-language models for radiology report generation, Bangla NLP, multilingual clinical NLP, and AI usage in low-resource regions that collectively form the specific gap addressed in this study. The second phase deals with the preparation of the dataset, including the collection of the Indiana University Chest X-ray dataset and filtering of valid image-report pairs to create a frontal view only dataset, and creating training, validation, and test splits. The third phase involves designing and implementing the model architecture, such as the design of the cross-attention projector based on the anatomy, the vision encoder being a RAD-DINO model, and the fine-tuning of the Phi-3.5 Mini language model decoder using LoRA. The 4th is the training of the model and running an ablation study, comparing the proposed projector with a flat-mean-pooling projector to see how much of the architecture is helpful, in an empirical way. The fifth phase involves the development of Bangla reference reports, pipeline extension to Bangla and evaluation of translation quality using NLLB-200 translation. The sixth and last step combines all the results and considers failure cases from each pathological class, covering the implications for future research and possible real-world deployment.</w:t>
       </w:r>
     </w:p>
     <w:p>
@@ -14250,47 +13905,7 @@
           <w:sz w:val="24"/>
           <w:szCs w:val="24"/>
         </w:rPr>
-        <w:t>This research is significant on both practical and academic dimensions. On a practical level, it shows an AI system capable of producing clinically useful chest X-ray reports in Bangla can be developed and deployed on consumer-grade hardware (</w:t>
-      </w:r>
-      <w:proofErr w:type="gramStart"/>
-      <w:r>
-        <w:rPr>
-          <w:b w:val="0"/>
-          <w:bCs w:val="0"/>
-          <w:sz w:val="24"/>
-          <w:szCs w:val="24"/>
-        </w:rPr>
-        <w:t>a</w:t>
-      </w:r>
-      <w:proofErr w:type="gramEnd"/>
-      <w:r>
-        <w:rPr>
-          <w:b w:val="0"/>
-          <w:bCs w:val="0"/>
-          <w:sz w:val="24"/>
-          <w:szCs w:val="24"/>
-        </w:rPr>
-        <w:t xml:space="preserve"> 8.5 GB VRAM </w:t>
-      </w:r>
-      <w:proofErr w:type="spellStart"/>
-      <w:r>
-        <w:rPr>
-          <w:b w:val="0"/>
-          <w:bCs w:val="0"/>
-          <w:sz w:val="24"/>
-          <w:szCs w:val="24"/>
-        </w:rPr>
-        <w:t>laptopGPU</w:t>
-      </w:r>
-      <w:proofErr w:type="spellEnd"/>
-      <w:r>
-        <w:rPr>
-          <w:b w:val="0"/>
-          <w:bCs w:val="0"/>
-          <w:sz w:val="24"/>
-          <w:szCs w:val="24"/>
-        </w:rPr>
-        <w:t xml:space="preserve">), which is available to researchers and developers in low-resource countries without access to cloud computing resources. The resulting Bangla reports create a door for district-level Bangladeshi hospitals and telemedicine providers to get an AI-assisted preliminary interpretation in their native language, thus enhancing the radiologic diagnostic support for millions of people who do not have any radiologic support currently. </w:t>
+        <w:t xml:space="preserve">This research is significant on both practical and academic dimensions. On a practical level, it shows an AI system capable of producing clinically useful chest X-ray reports in Bangla can be developed and deployed on consumer-grade hardware (a 8.5 GB VRAM laptopGPU), which is available to researchers and developers in low-resource countries without access to cloud computing resources. The resulting Bangla reports create a door for district-level Bangladeshi hospitals and telemedicine providers to get an AI-assisted preliminary interpretation in their native language, thus enhancing the radiologic diagnostic support for millions of people who do not have any radiologic support currently. </w:t>
       </w:r>
       <w:r>
         <w:rPr>
@@ -14340,23 +13955,7 @@
         <w:jc w:val="both"/>
       </w:pPr>
       <w:r>
-        <w:t xml:space="preserve">This research contributes to the body of knowledge in several ways: The first and foremost contribution has been the design and realization of </w:t>
-      </w:r>
-      <w:proofErr w:type="spellStart"/>
-      <w:r>
-        <w:t>BanglaCXR</w:t>
-      </w:r>
-      <w:proofErr w:type="spellEnd"/>
-      <w:r>
-        <w:t xml:space="preserve">, the first vision-language pipeline that enables end-to-end structured chest X-ray radiology reports in Bangla on 550 test cases from IU X-ray dataset. The second contribution is the novel cross-attention module, the </w:t>
-      </w:r>
-      <w:proofErr w:type="spellStart"/>
-      <w:r>
-        <w:t>AnatomyGuidedProjector</w:t>
-      </w:r>
-      <w:proofErr w:type="spellEnd"/>
-      <w:r>
-        <w:t>, which maps 1370 RAD-DINO patch tokens to 32 anatomically meaningful region embeddings to condition the language model, and which is found to be architecturally essential and not just an additional layer, as the baseline MLP without it is found to degrade to a BLEU-1 score of 0.0003 compared to 0.2884 for the proposed model, upon ablation. The third contribution is the first structured Bangla radiology NLG benchmark consisting of 550 paired English and Bangla report samples along with reference translations for them, which facilitates future models to be evaluated in a reproducible way. The fourth one is a framework for the evaluation of clinical entities at the level of pathological findings, with 12 findings (such as pleural effusion, pneumothorax, cardiomegaly, consolidation) that offer a more diagnostically relevant assessment.</w:t>
+        <w:t>This research contributes to the body of knowledge in several ways: The first and foremost contribution has been the design and realization of BanglaCXR, the first vision-language pipeline that enables end-to-end structured chest X-ray radiology reports in Bangla on 550 test cases from IU X-ray dataset. The second contribution is the novel cross-attention module, the AnatomyGuidedProjector, which maps 1370 RAD-DINO patch tokens to 32 anatomically meaningful region embeddings to condition the language model, and which is found to be architecturally essential and not just an additional layer, as the baseline MLP without it is found to degrade to a BLEU-1 score of 0.0003 compared to 0.2884 for the proposed model, upon ablation. The third contribution is the first structured Bangla radiology NLG benchmark consisting of 550 paired English and Bangla report samples along with reference translations for them, which facilitates future models to be evaluated in a reproducible way. The fourth one is a framework for the evaluation of clinical entities at the level of pathological findings, with 12 findings (such as pleural effusion, pneumothorax, cardiomegaly, consolidation) that offer a more diagnostically relevant assessment.</w:t>
       </w:r>
     </w:p>
     <w:p>
@@ -14414,23 +14013,7 @@
       </w:r>
       <w:r>
         <w:lastRenderedPageBreak/>
-        <w:t xml:space="preserve">research this work addresses. The overall system architecture, anatomy-guided cross-attention projector, the </w:t>
-      </w:r>
-      <w:proofErr w:type="spellStart"/>
-      <w:r>
-        <w:t>QLoRA</w:t>
-      </w:r>
-      <w:proofErr w:type="spellEnd"/>
-      <w:r>
-        <w:t xml:space="preserve"> training strategy, and the glossary-augmented translation pipeline are explained in Chapter 3. Chapter 4 discusses the environment in which the implementation took place, the preparation of the data set, and the technical problems faced in the development and how they were overcome. Experimental results are presented in Chapter 5, including quantitative results with NLP and clinical metrics, ablation studies with baseline alternatives to the proposed projector, and qualitative analysis of the reports generated. The findings are discussed in the context of the research </w:t>
-      </w:r>
-      <w:proofErr w:type="gramStart"/>
-      <w:r>
-        <w:t>questions,</w:t>
-      </w:r>
-      <w:proofErr w:type="gramEnd"/>
-      <w:r>
-        <w:t xml:space="preserve"> limitations of the present study and future research directions are given in chapter 6. Lastly, Chapter 7 summarizes the main results and their implications.</w:t>
+        <w:t>research this work addresses. The overall system architecture, anatomy-guided cross-attention projector, the QLoRA training strategy, and the glossary-augmented translation pipeline are explained in Chapter 3. Chapter 4 discusses the environment in which the implementation took place, the preparation of the data set, and the technical problems faced in the development and how they were overcome. Experimental results are presented in Chapter 5, including quantitative results with NLP and clinical metrics, ablation studies with baseline alternatives to the proposed projector, and qualitative analysis of the reports generated. The findings are discussed in the context of the research questions, limitations of the present study and future research directions are given in chapter 6. Lastly, Chapter 7 summarizes the main results and their implications.</w:t>
       </w:r>
     </w:p>
     <w:p>
@@ -14476,27 +14059,7 @@
           <w:sz w:val="24"/>
           <w:szCs w:val="24"/>
         </w:rPr>
-        <w:t xml:space="preserve">This chapter set the stage and motivation for </w:t>
-      </w:r>
-      <w:proofErr w:type="spellStart"/>
-      <w:r>
-        <w:rPr>
-          <w:b w:val="0"/>
-          <w:bCs w:val="0"/>
-          <w:sz w:val="24"/>
-          <w:szCs w:val="24"/>
-        </w:rPr>
-        <w:t>BanglaCXR</w:t>
-      </w:r>
-      <w:proofErr w:type="spellEnd"/>
-      <w:r>
-        <w:rPr>
-          <w:b w:val="0"/>
-          <w:bCs w:val="0"/>
-          <w:sz w:val="24"/>
-          <w:szCs w:val="24"/>
-        </w:rPr>
-        <w:t>, a two-stage AI system to generate chest X-ray radiology report in both English and Bangla. The central issue – the lack of automated radiology reporting in Bangla in one nation where the number of radiologists is very low – was clearly outlined, grounded in the existing literature and linked to a series of specific, measurable research questions. The research questions direct the experimental design, the contributions clearly explain what is new in this research, and the thesis organization provides an overview of how each chapter builds towards a complete and measurable system. The next chapter explores the current research literature in depth to form the theoretical and empirical base for this research work.</w:t>
+        <w:t>This chapter set the stage and motivation for BanglaCXR, a two-stage AI system to generate chest X-ray radiology report in both English and Bangla. The central issue – the lack of automated radiology reporting in Bangla in one nation where the number of radiologists is very low – was clearly outlined, grounded in the existing literature and linked to a series of specific, measurable research questions. The research questions direct the experimental design, the contributions clearly explain what is new in this research, and the thesis organization provides an overview of how each chapter builds towards a complete and measurable system. The next chapter explores the current research literature in depth to form the theoretical and empirical base for this research work.</w:t>
       </w:r>
     </w:p>
     <w:p>
@@ -14776,39 +14339,7 @@
           <w:sz w:val="24"/>
           <w:szCs w:val="24"/>
         </w:rPr>
-        <w:t xml:space="preserve">This chapter summarizes the existing research literature that is relevant to </w:t>
-      </w:r>
-      <w:proofErr w:type="spellStart"/>
-      <w:r>
-        <w:rPr>
-          <w:sz w:val="24"/>
-          <w:szCs w:val="24"/>
-        </w:rPr>
-        <w:t>BanglaCXR</w:t>
-      </w:r>
-      <w:proofErr w:type="spellEnd"/>
-      <w:r>
-        <w:rPr>
-          <w:sz w:val="24"/>
-          <w:szCs w:val="24"/>
-        </w:rPr>
-        <w:t xml:space="preserve">, broken down into four interrelated areas. The first is automated chest X-ray reports, in which, recent advancements in vision-language models have yielded a vast array of methods and benchmarks, establishing the current state of the art. The second is Bangla natural language processing, which has grown significantly in the last few years with dedicated pretrained models and evaluation benchmarks, but with a great lack of medical applications. The third one is multilingual and low resource clinical NLP, which offers techniques for bridging the gap between medical AI primarily developed in English and languages not well served by AI. The fourth is the use of AI in low resource healthcare environments, which sets a context for the actual limitations of </w:t>
-      </w:r>
-      <w:proofErr w:type="spellStart"/>
-      <w:r>
-        <w:rPr>
-          <w:sz w:val="24"/>
-          <w:szCs w:val="24"/>
-        </w:rPr>
-        <w:t>BanglaCXR's</w:t>
-      </w:r>
-      <w:proofErr w:type="spellEnd"/>
-      <w:r>
-        <w:rPr>
-          <w:sz w:val="24"/>
-          <w:szCs w:val="24"/>
-        </w:rPr>
-        <w:t xml:space="preserve"> use in practice. After reviewing the chapter, the chapter discusses how the four domains intersect to create the specific research gap that this thesis addresses.</w:t>
+        <w:t>This chapter summarizes the existing research literature that is relevant to BanglaCXR, broken down into four interrelated areas. The first is automated chest X-ray reports, in which, recent advancements in vision-language models have yielded a vast array of methods and benchmarks, establishing the current state of the art. The second is Bangla natural language processing, which has grown significantly in the last few years with dedicated pretrained models and evaluation benchmarks, but with a great lack of medical applications. The third one is multilingual and low resource clinical NLP, which offers techniques for bridging the gap between medical AI primarily developed in English and languages not well served by AI. The fourth is the use of AI in low resource healthcare environments, which sets a context for the actual limitations of BanglaCXR's use in practice. After reviewing the chapter, the chapter discusses how the four domains intersect to create the specific research gap that this thesis addresses.</w:t>
       </w:r>
     </w:p>
     <w:p>
@@ -14862,279 +14393,15 @@
         <w:jc w:val="both"/>
       </w:pPr>
       <w:r>
-        <w:t xml:space="preserve">The area of automated radiology report generation has come a long way from initial CNN-RNN encoder-decoder networks to large-scale vision-language models, which comprise very large image encoders and instruction-tuned language model decoders. Salhi and </w:t>
-      </w:r>
-      <w:proofErr w:type="spellStart"/>
-      <w:r>
-        <w:t>Akhloufi</w:t>
-      </w:r>
-      <w:proofErr w:type="spellEnd"/>
-      <w:r>
-        <w:t xml:space="preserve"> (2026) conducted the most recent survey of this trajectory, including 51 deep learning studies from 2018 to September 2025, </w:t>
-      </w:r>
-      <w:proofErr w:type="gramStart"/>
-      <w:r>
-        <w:t>and also</w:t>
-      </w:r>
-      <w:proofErr w:type="gramEnd"/>
-      <w:r>
-        <w:t xml:space="preserve"> found the same dominant dataset, MIMIC-CXR, and the same clinical evaluation and multi-lingual shortcomings. Tran et al. (2026) also reviewed 14 model evaluations from 2021 to 2024, identifying the same dominant dataset, MIMIC-CXR, and the same clinical evaluation and multi-lingual shortcomings. Within the foundational architectures, </w:t>
-      </w:r>
-      <w:proofErr w:type="spellStart"/>
-      <w:r>
-        <w:t>CheXagent</w:t>
-      </w:r>
-      <w:proofErr w:type="spellEnd"/>
-      <w:r>
-        <w:t xml:space="preserve"> </w:t>
-      </w:r>
-      <w:proofErr w:type="gramStart"/>
-      <w:r>
-        <w:t>( Chen</w:t>
-      </w:r>
-      <w:proofErr w:type="gramEnd"/>
-      <w:r>
-        <w:t xml:space="preserve"> et al., 2024) has set a benchmark design paradigm that uses an image encoder (</w:t>
-      </w:r>
-      <w:proofErr w:type="spellStart"/>
-      <w:r>
-        <w:t>SigLIP</w:t>
-      </w:r>
-      <w:proofErr w:type="spellEnd"/>
-      <w:r>
-        <w:t>-Large) with a language decoder (Phi-2), connected by a two-layer MLP projector, and trained on a dataset of 8.5 million samples across 35 tasks (</w:t>
-      </w:r>
-      <w:proofErr w:type="spellStart"/>
-      <w:r>
-        <w:t>CheXinstruct</w:t>
-      </w:r>
-      <w:proofErr w:type="spellEnd"/>
-      <w:r>
-        <w:t xml:space="preserve">). The clinical reader study demonstrated time savings of 81% for radiology residents when using </w:t>
-      </w:r>
-      <w:proofErr w:type="spellStart"/>
-      <w:r>
-        <w:t>CheXagent</w:t>
-      </w:r>
-      <w:proofErr w:type="spellEnd"/>
-      <w:r>
-        <w:t xml:space="preserve"> and </w:t>
+        <w:t xml:space="preserve">The area of automated radiology report generation has come a long way from initial CNN-RNN encoder-decoder networks to large-scale vision-language models, which comprise very large image encoders and instruction-tuned language model decoders. Salhi and Akhloufi (2026) conducted the most recent survey of this trajectory, including 51 deep learning studies from 2018 to September 2025, and also found the same dominant dataset, MIMIC-CXR, and the same clinical evaluation and multi-lingual shortcomings. Tran et al. (2026) also reviewed 14 model evaluations from 2021 to 2024, identifying the same dominant dataset, MIMIC-CXR, and the same clinical evaluation and multi-lingual shortcomings. Within the foundational architectures, CheXagent ( Chen et al., 2024) has set a benchmark design paradigm that uses an image encoder (SigLIP-Large) with a language decoder (Phi-2), connected by a two-layer MLP projector, and trained on a dataset of 8.5 million samples across 35 tasks (CheXinstruct). The clinical reader study demonstrated time savings of 81% for radiology residents when using CheXagent and </w:t>
       </w:r>
       <w:r>
         <w:lastRenderedPageBreak/>
-        <w:t xml:space="preserve">established strong baselines for each view classification, VQA and report generation. A similar design approach forms the basis of </w:t>
-      </w:r>
-      <w:proofErr w:type="spellStart"/>
-      <w:r>
-        <w:t>SLaVA</w:t>
-      </w:r>
-      <w:proofErr w:type="spellEnd"/>
-      <w:r>
-        <w:t xml:space="preserve">-CXR (Wu et al., 2024) which combines a CLIP </w:t>
-      </w:r>
-      <w:proofErr w:type="spellStart"/>
-      <w:r>
-        <w:t>ViT</w:t>
-      </w:r>
-      <w:proofErr w:type="spellEnd"/>
-      <w:r>
-        <w:t xml:space="preserve">-L/14 encoder with Phi-2 and a three-stage Re3Training process and the RADEX synthetic dataset. </w:t>
-      </w:r>
-      <w:proofErr w:type="spellStart"/>
-      <w:r>
-        <w:t>SLaVA</w:t>
-      </w:r>
-      <w:proofErr w:type="spellEnd"/>
-      <w:r>
-        <w:t xml:space="preserve">-CXR is also unique because it is designed to be deployed in a low-resource setting, with inference speeds 6.13 times faster than </w:t>
-      </w:r>
-      <w:proofErr w:type="spellStart"/>
-      <w:r>
-        <w:t>LLaVA</w:t>
-      </w:r>
-      <w:proofErr w:type="spellEnd"/>
-      <w:r>
-        <w:t>-Med, which directly impacts constrained compute scenarios such as mobile devices. In terms of technical sophistication, the system reviewed by MAIRA-2 (</w:t>
-      </w:r>
-      <w:proofErr w:type="spellStart"/>
-      <w:r>
-        <w:t>Bannur</w:t>
-      </w:r>
-      <w:proofErr w:type="spellEnd"/>
-      <w:r>
-        <w:t xml:space="preserve"> et al., 2024) from Microsoft Research is the most sophisticated. It also adapts Vicuna-7B to the </w:t>
-      </w:r>
-      <w:proofErr w:type="spellStart"/>
-      <w:r>
-        <w:t>RadDINO</w:t>
-      </w:r>
-      <w:proofErr w:type="spellEnd"/>
-      <w:r>
-        <w:t xml:space="preserve"> </w:t>
-      </w:r>
-      <w:proofErr w:type="spellStart"/>
-      <w:r>
-        <w:t>ViT</w:t>
-      </w:r>
-      <w:proofErr w:type="spellEnd"/>
-      <w:r>
-        <w:t xml:space="preserve">-B vision encoder with a four-layer MLP adapter and proposes grounded report generation, where each finding sentence is accompanied by spatial bounding boxes, and the </w:t>
-      </w:r>
-      <w:proofErr w:type="spellStart"/>
-      <w:r>
-        <w:t>RadFact</w:t>
-      </w:r>
-      <w:proofErr w:type="spellEnd"/>
-      <w:r>
-        <w:t xml:space="preserve"> evaluation framework based on logical entailment using the Llama3-70B model instead of lexical metrics. The model is trained using more than 510k examples from MIMIC-CXR, </w:t>
-      </w:r>
-      <w:proofErr w:type="spellStart"/>
-      <w:r>
-        <w:t>PadChest</w:t>
-      </w:r>
-      <w:proofErr w:type="spellEnd"/>
-      <w:r>
-        <w:t xml:space="preserve">, and a private dataset from the USA, and it achieves a BLEU-4 of 23.1 and RadGraph-F1 of 34.6 on MIMIC-CXR, significantly outperforming previous work. Flamingo-CXR is the most stringent human evaluation to date, comparing 606 cases in autonomous and collaborative settings between a board-certified radiologist and an AI with 27 other board-certified radiologists in the US and India, all conducted on the same dataset, and demonstrating that in 71.2% of cases in IND1, AI-assisted collaborative reports were preferred or equivalent to human-only reports, while the results were significantly lower in the MIMIC-CXR ICU cohort. </w:t>
-      </w:r>
-      <w:proofErr w:type="spellStart"/>
-      <w:r>
-        <w:t>RaDialog</w:t>
-      </w:r>
-      <w:proofErr w:type="spellEnd"/>
-      <w:r>
-        <w:t xml:space="preserve"> (Pellegrini et al., 2025) is an extension of the report generation paradigm to interactive, dialogue-based clinical support. By leveraging a BERT-based alignment module and fine-tuning </w:t>
-      </w:r>
-      <w:proofErr w:type="gramStart"/>
-      <w:r>
-        <w:t>the Vicuna</w:t>
-      </w:r>
-      <w:proofErr w:type="gramEnd"/>
-      <w:r>
-        <w:t xml:space="preserve">-7B with </w:t>
-      </w:r>
-      <w:proofErr w:type="spellStart"/>
-      <w:r>
-        <w:t>LoRA</w:t>
-      </w:r>
-      <w:proofErr w:type="spellEnd"/>
-      <w:r>
-        <w:t xml:space="preserve">, </w:t>
-      </w:r>
-      <w:proofErr w:type="spellStart"/>
-      <w:r>
-        <w:t>RaDialog</w:t>
-      </w:r>
-      <w:proofErr w:type="spellEnd"/>
-      <w:r>
-        <w:t xml:space="preserve"> outperforms </w:t>
-      </w:r>
-      <w:proofErr w:type="spellStart"/>
-      <w:r>
-        <w:t>CheXagent</w:t>
-      </w:r>
-      <w:proofErr w:type="spellEnd"/>
-      <w:r>
-        <w:t xml:space="preserve"> with a clinical efficacy F1 score of 39.7 on MIMIC-CXR and </w:t>
-      </w:r>
-      <w:proofErr w:type="gramStart"/>
-      <w:r>
-        <w:t>is able to</w:t>
-      </w:r>
-      <w:proofErr w:type="gramEnd"/>
-      <w:r>
-        <w:t xml:space="preserve"> correct, summarize, and generate visual question answering for reports using a 580,000-sample instruction dataset. There is no limitation included in the model that acknowledges the non-English reporting of evaluations. The approach of </w:t>
-      </w:r>
-      <w:proofErr w:type="spellStart"/>
-      <w:r>
-        <w:t>XrayGPT</w:t>
-      </w:r>
-      <w:proofErr w:type="spellEnd"/>
-      <w:r>
-        <w:t xml:space="preserve"> (</w:t>
-      </w:r>
-      <w:proofErr w:type="spellStart"/>
-      <w:r>
-        <w:t>Thawakar</w:t>
-      </w:r>
-      <w:proofErr w:type="spellEnd"/>
-      <w:r>
-        <w:t xml:space="preserve"> et al., 2024) is simpler yet effective, with a frozen </w:t>
-      </w:r>
-      <w:proofErr w:type="spellStart"/>
-      <w:r>
-        <w:t>MedCLIP</w:t>
-      </w:r>
-      <w:proofErr w:type="spellEnd"/>
-      <w:r>
-        <w:t xml:space="preserve"> encoder, a single trainable linear transformation layer, and a medically fine-tuned Vicuna-7B, yielding ROUGE-1 scores of 0.3213 on MIMIC-CXR and 72% scientific accuracy in human evaluation by certified physicians on 50 test cases. GIT-CXR (Sîrbu et al., 2025) proves that end-to-end transformers, with curriculum learning based on report length, can deliver new state-of-the-art METEOR and clinical F1 scores on METEOR and IU X-ray, respectively, while </w:t>
-      </w:r>
-      <w:proofErr w:type="spellStart"/>
-      <w:r>
-        <w:t>ClinicalBLIP</w:t>
-      </w:r>
-      <w:proofErr w:type="spellEnd"/>
-      <w:r>
-        <w:t xml:space="preserve"> (Ji et al., 2024) demonstrates that a two-stage </w:t>
-      </w:r>
-      <w:proofErr w:type="spellStart"/>
-      <w:r>
-        <w:t>LoRA</w:t>
-      </w:r>
-      <w:proofErr w:type="spellEnd"/>
-      <w:r>
-        <w:t xml:space="preserve"> fine-tuning strategy and integration with prior clinical knowledge can lead to a METEOR score </w:t>
+        <w:t xml:space="preserve">established strong baselines for each view classification, VQA and report generation. A similar design approach forms the basis of SLaVA-CXR (Wu et al., 2024) which combines a CLIP ViT-L/14 encoder with Phi-2 and a three-stage Re3Training process and the RADEX synthetic dataset. SLaVA-CXR is also unique because it is designed to be deployed in a low-resource setting, with inference speeds 6.13 times faster than LLaVA-Med, which directly impacts constrained compute scenarios such as mobile devices. In terms of technical sophistication, the system reviewed by MAIRA-2 (Bannur et al., 2024) from Microsoft Research is the most sophisticated. It also adapts Vicuna-7B to the RadDINO ViT-B vision encoder with a four-layer MLP adapter and proposes grounded report generation, where each finding sentence is accompanied by spatial bounding boxes, and the RadFact evaluation framework based on logical entailment using the Llama3-70B model instead of lexical metrics. The model is trained using more than 510k examples from MIMIC-CXR, PadChest, and a private dataset from the USA, and it achieves a BLEU-4 of 23.1 and RadGraph-F1 of 34.6 on MIMIC-CXR, significantly outperforming previous work. Flamingo-CXR is the most stringent human evaluation to date, comparing 606 cases in autonomous and collaborative settings between a board-certified radiologist and an AI with 27 other board-certified radiologists in the US and India, all conducted on the same dataset, and demonstrating that in 71.2% of cases in IND1, AI-assisted collaborative reports were preferred or equivalent to human-only reports, while the results were significantly lower in the MIMIC-CXR ICU cohort. RaDialog (Pellegrini et al., 2025) is an extension of the report generation paradigm to interactive, dialogue-based clinical support. By leveraging a BERT-based alignment module and fine-tuning the Vicuna-7B with LoRA, RaDialog outperforms CheXagent with a clinical efficacy F1 score of 39.7 on MIMIC-CXR and is able to correct, summarize, and generate visual question answering for reports using a 580,000-sample instruction dataset. There is no limitation included in the model that acknowledges the non-English reporting of evaluations. The approach of XrayGPT (Thawakar et al., 2024) is simpler yet effective, with a frozen MedCLIP encoder, a single trainable linear transformation layer, and a medically fine-tuned Vicuna-7B, yielding ROUGE-1 scores of 0.3213 on MIMIC-CXR and 72% scientific accuracy in human evaluation by certified physicians on 50 test cases. GIT-CXR (Sîrbu et al., 2025) proves that end-to-end transformers, with curriculum learning based on report length, can deliver new state-of-the-art METEOR and clinical F1 scores on METEOR and IU X-ray, respectively, while ClinicalBLIP (Ji et al., 2024) demonstrates that a two-stage LoRA fine-tuning strategy and integration with prior clinical knowledge can lead to a METEOR score </w:t>
       </w:r>
       <w:r>
         <w:lastRenderedPageBreak/>
-        <w:t xml:space="preserve">of 0.570 on IU X-ray, which is more than double the best competitor. Hartsock and Rasool (2024) offer a </w:t>
-      </w:r>
-      <w:proofErr w:type="gramStart"/>
-      <w:r>
-        <w:t>more broad</w:t>
-      </w:r>
-      <w:proofErr w:type="gramEnd"/>
-      <w:r>
-        <w:t xml:space="preserve"> architectural overview of 16 medical VLMs, discussing single-stream and dual-stream architectures, training methods (including contrastive learning and RLHF), and evaluation techniques, highlighting the key challenges of the field as hallucination, catastrophic forgetting, and the lack of clinical evaluation metrics. While the survey by Mamdouh et al. (2025) on Bioengineering provides a structured comparison of 38 papers by different methods, including transformer-based, LLM/VLM-based and graph-based methods, the authors have identified RADAR as the best-performing model for the MIMIC-CXR dataset for 2025, with BLEU-1 of 0.509 and METEOR of 0.450 respectively, and explicitly note that there is no report generation literature for non-English and low-resource languages. In this thesis, the </w:t>
-      </w:r>
-      <w:proofErr w:type="spellStart"/>
-      <w:r>
-        <w:t>LoRA</w:t>
-      </w:r>
-      <w:proofErr w:type="spellEnd"/>
-      <w:r>
-        <w:t xml:space="preserve"> fine-tuning strategy was directly supported by Lian et al. (2024), who showed across 13 transfer learning tasks on the NIH ChestX-ray14, </w:t>
-      </w:r>
-      <w:proofErr w:type="spellStart"/>
-      <w:r>
-        <w:t>CheXpert</w:t>
-      </w:r>
-      <w:proofErr w:type="spellEnd"/>
-      <w:r>
-        <w:t xml:space="preserve"> and RSNA Pneumonia datasets that </w:t>
-      </w:r>
-      <w:proofErr w:type="spellStart"/>
-      <w:r>
-        <w:t>LoRA</w:t>
-      </w:r>
-      <w:proofErr w:type="spellEnd"/>
-      <w:r>
-        <w:t xml:space="preserve"> significantly outperforms full fine-tuning on 13 of the 18 transfer learning tasks with a significant performance gap, especially in the low-data regime where </w:t>
-      </w:r>
-      <w:proofErr w:type="spellStart"/>
-      <w:r>
-        <w:t>LoRA</w:t>
-      </w:r>
-      <w:proofErr w:type="spellEnd"/>
-      <w:r>
-        <w:t xml:space="preserve"> performs at 77.1% AUROC while full fine-tuning does at 74.2% AUROC with only 1% of the dataset being labeled. The usefulness of using RAD-DINO as the vision encoder is supported by the results of MAIRA-2, where in 2024, it is the backbone of the best-performing system in MIMIC-CXR with a ROUGE-L of 0.331, and by the work of Aksoy et al. (2024), which investigates multi-modal fusion of patient demographics, vital signs and chest images with the best performance of 0.331 ROUGE-L obtained by the </w:t>
-      </w:r>
-      <w:proofErr w:type="spellStart"/>
-      <w:r>
-        <w:t>FullFusion</w:t>
-      </w:r>
-      <w:proofErr w:type="spellEnd"/>
-      <w:r>
-        <w:t xml:space="preserve"> model among the compared systems.</w:t>
+        <w:t>of 0.570 on IU X-ray, which is more than double the best competitor. Hartsock and Rasool (2024) offer a more broad architectural overview of 16 medical VLMs, discussing single-stream and dual-stream architectures, training methods (including contrastive learning and RLHF), and evaluation techniques, highlighting the key challenges of the field as hallucination, catastrophic forgetting, and the lack of clinical evaluation metrics. While the survey by Mamdouh et al. (2025) on Bioengineering provides a structured comparison of 38 papers by different methods, including transformer-based, LLM/VLM-based and graph-based methods, the authors have identified RADAR as the best-performing model for the MIMIC-CXR dataset for 2025, with BLEU-1 of 0.509 and METEOR of 0.450 respectively, and explicitly note that there is no report generation literature for non-English and low-resource languages. In this thesis, the LoRA fine-tuning strategy was directly supported by Lian et al. (2024), who showed across 13 transfer learning tasks on the NIH ChestX-ray14, CheXpert and RSNA Pneumonia datasets that LoRA significantly outperforms full fine-tuning on 13 of the 18 transfer learning tasks with a significant performance gap, especially in the low-data regime where LoRA performs at 77.1% AUROC while full fine-tuning does at 74.2% AUROC with only 1% of the dataset being labeled. The usefulness of using RAD-DINO as the vision encoder is supported by the results of MAIRA-2, where in 2024, it is the backbone of the best-performing system in MIMIC-CXR with a ROUGE-L of 0.331, and by the work of Aksoy et al. (2024), which investigates multi-modal fusion of patient demographics, vital signs and chest images with the best performance of 0.331 ROUGE-L obtained by the FullFusion model among the compared systems.</w:t>
       </w:r>
     </w:p>
     <w:p>
@@ -15164,75 +14431,11 @@
         <w:jc w:val="both"/>
       </w:pPr>
       <w:r>
-        <w:t xml:space="preserve">The advancement of Bangla NLP has been quite fast in the last 3 years, however, there is little development in the medical field. However, </w:t>
-      </w:r>
-      <w:proofErr w:type="spellStart"/>
-      <w:r>
-        <w:t>BanglaBERT</w:t>
-      </w:r>
-      <w:proofErr w:type="spellEnd"/>
-      <w:r>
-        <w:t xml:space="preserve"> (Bhattacharjee et al., 2022) laid the groundwork by pretraining an ELECTRA-based encoder on 27.5 GB of Bangla web text, where the researchers explicitly pointed out that the text used for pretraining does not include biomedical or clinical text. Bhattacharjee et al., 2023 built upon this by making BanglaT5 (247M parameters) based on the Bangla2B+ </w:t>
-      </w:r>
-      <w:proofErr w:type="gramStart"/>
-      <w:r>
-        <w:t>corpus, and</w:t>
-      </w:r>
-      <w:proofErr w:type="gramEnd"/>
-      <w:r>
-        <w:t xml:space="preserve"> creating the </w:t>
-      </w:r>
-      <w:proofErr w:type="spellStart"/>
-      <w:r>
-        <w:t>BanglaNLG</w:t>
-      </w:r>
-      <w:proofErr w:type="spellEnd"/>
-      <w:r>
-        <w:t xml:space="preserve"> benchmark as well as obtaining state-of-the-art results on machine translation, summarization, and question answering with an average improvement of 4% over the multilingual baselines. The authors of </w:t>
-      </w:r>
-      <w:proofErr w:type="spellStart"/>
-      <w:r>
-        <w:t>BenLLM</w:t>
-      </w:r>
-      <w:proofErr w:type="spellEnd"/>
-      <w:r>
-        <w:t xml:space="preserve">-Eval (Kabir et al., 2024) give a realistic picture of the performance of the large language models (LLMs), specifically GPT-3.5, </w:t>
+        <w:t xml:space="preserve">The advancement of Bangla NLP has been quite fast in the last 3 years, however, there is little development in the medical field. However, BanglaBERT (Bhattacharjee et al., 2022) laid the groundwork by pretraining an ELECTRA-based encoder on 27.5 GB of Bangla web text, where the researchers explicitly pointed out that the text used for pretraining does not include biomedical or clinical text. Bhattacharjee et al., 2023 built upon this by making BanglaT5 (247M parameters) based on the Bangla2B+ corpus, and creating the BanglaNLG benchmark as well as obtaining state-of-the-art results on machine translation, summarization, and question answering with an average improvement of 4% over the multilingual baselines. The authors of BenLLM-Eval (Kabir et al., 2024) give a realistic picture of the performance of the large language models (LLMs), specifically GPT-3.5, </w:t>
       </w:r>
       <w:r>
         <w:lastRenderedPageBreak/>
-        <w:t xml:space="preserve">Claude-2 and LLaMA-2-13b, on Bangla in a zero-shot setting, using a set of seven tasks. The conclusion is that while the zero-shot LLMs clearly do not perform well on Bangla tasks, fine-tuned model shows improvement in tasks such as summarization with ROUGE-2 of 11.43 against 5.81 for GPT-3.5, and LLaMA-2 often outputs English rather than Bangla. In the same way, Abrar et al. (2024) show that in the health domain, with Bangla consumer health queries, even the best zero-shot model, Mixtral-8x22B, with a ROUGE-1 of 51.36, is outperformed by the fine-tuned BanglaT5 on the bigram precision metric (ROUGE-2 of 14.41 vs. 29.11). Medical entity recognition in Bangla becomes possible with high accuracy (89.58%) under the Multi-BERT Ensemble architecture with a custom annotated corpus of 6,895 medical statements, while the codeswitching between Bangla and English medical terminology and the lack of domain-specific pretrained models present the significant challenges, Bangla </w:t>
-      </w:r>
-      <w:proofErr w:type="spellStart"/>
-      <w:r>
-        <w:t>MedER</w:t>
-      </w:r>
-      <w:proofErr w:type="spellEnd"/>
-      <w:r>
-        <w:t xml:space="preserve"> (</w:t>
-      </w:r>
-      <w:proofErr w:type="spellStart"/>
-      <w:r>
-        <w:t>Aurpa</w:t>
-      </w:r>
-      <w:proofErr w:type="spellEnd"/>
-      <w:r>
-        <w:t xml:space="preserve"> et al., 2025) tells. At ACL 2025, </w:t>
-      </w:r>
-      <w:proofErr w:type="spellStart"/>
-      <w:r>
-        <w:t>TigerLLM</w:t>
-      </w:r>
-      <w:proofErr w:type="spellEnd"/>
-      <w:r>
-        <w:t xml:space="preserve"> (Raihan &amp; Zampieri, 2025) has recently introduced the first properly documented family of Bangla specific (1B and 9B) LLMs that were continually pre-trained on 10M token educational corpus and fully fine-tuned on 100K instruction-response pairs, outperforming all previous Bangla LLMs by 30–55 percentage points across six benchmarks and even being better than GPT-3.5 on most tasks, but </w:t>
-      </w:r>
-      <w:proofErr w:type="gramStart"/>
-      <w:r>
-        <w:t>still</w:t>
-      </w:r>
-      <w:proofErr w:type="gramEnd"/>
-      <w:r>
-        <w:t xml:space="preserve"> they are entirely in general-purpose domain with no medical applications.</w:t>
+        <w:t>Claude-2 and LLaMA-2-13b, on Bangla in a zero-shot setting, using a set of seven tasks. The conclusion is that while the zero-shot LLMs clearly do not perform well on Bangla tasks, fine-tuned model shows improvement in tasks such as summarization with ROUGE-2 of 11.43 against 5.81 for GPT-3.5, and LLaMA-2 often outputs English rather than Bangla. In the same way, Abrar et al. (2024) show that in the health domain, with Bangla consumer health queries, even the best zero-shot model, Mixtral-8x22B, with a ROUGE-1 of 51.36, is outperformed by the fine-tuned BanglaT5 on the bigram precision metric (ROUGE-2 of 14.41 vs. 29.11). Medical entity recognition in Bangla becomes possible with high accuracy (89.58%) under the Multi-BERT Ensemble architecture with a custom annotated corpus of 6,895 medical statements, while the codeswitching between Bangla and English medical terminology and the lack of domain-specific pretrained models present the significant challenges, Bangla MedER (Aurpa et al., 2025) tells. At ACL 2025, TigerLLM (Raihan &amp; Zampieri, 2025) has recently introduced the first properly documented family of Bangla specific (1B and 9B) LLMs that were continually pre-trained on 10M token educational corpus and fully fine-tuned on 100K instruction-response pairs, outperforming all previous Bangla LLMs by 30–55 percentage points across six benchmarks and even being better than GPT-3.5 on most tasks, but still they are entirely in general-purpose domain with no medical applications.</w:t>
       </w:r>
     </w:p>
     <w:p>
@@ -15262,35 +14465,11 @@
         <w:jc w:val="both"/>
       </w:pPr>
       <w:r>
-        <w:t xml:space="preserve">The translation module of this pipeline builds upon a research foundation of multilingual clinical NLP that not only tackles the technical issues of medical domain machine translation (MDMT), but also the broader issue of translating medical AI into low-resource languages. Han et al. (2024) compare three multilingual models to fine-tune a translation model with only 250,000 clean bilingual sentence pairs to translate clinical texts from English to Spanish and </w:t>
-      </w:r>
-      <w:proofErr w:type="gramStart"/>
-      <w:r>
-        <w:t>vice versa, and</w:t>
-      </w:r>
-      <w:proofErr w:type="gramEnd"/>
-      <w:r>
-        <w:t xml:space="preserve"> find that a fine-tuned small model (Clinical-Marian) outperforms much larger models such as NLLB-distilled across most metrics and achieves the best human evaluation score (HOPE score of 0.80) score. Luo et al. (2024) provide an analysis of multilingual BERT domain-adaptive pretraining for clinical NER and HIV screening classification tasks on Dutch, Romanian, and Spanish, demonstrating that, for the tasks analyzed, the clinical domain adaptation strategy outperform the general biomedical domain by statistically significant margins, especially when the target language is similar to the domain from which the base model was trained. The L2M3 system (</w:t>
-      </w:r>
-      <w:proofErr w:type="spellStart"/>
-      <w:r>
-        <w:t>Gangavarapu</w:t>
-      </w:r>
-      <w:proofErr w:type="spellEnd"/>
-      <w:r>
-        <w:t xml:space="preserve">, </w:t>
+        <w:t xml:space="preserve">The translation module of this pipeline builds upon a research foundation of multilingual clinical NLP that not only tackles the technical issues of medical domain machine translation (MDMT), but also the broader issue of translating medical AI into low-resource languages. Han et al. (2024) compare three multilingual models to fine-tune a translation model with only 250,000 clean bilingual sentence pairs to translate clinical texts from English to Spanish and vice versa, and find that a fine-tuned small model (Clinical-Marian) outperforms much larger models such as NLLB-distilled across most metrics and achieves the best human evaluation score (HOPE score of 0.80) score. Luo et al. (2024) provide an analysis of multilingual BERT domain-adaptive pretraining for clinical NER and HIV screening classification tasks on Dutch, Romanian, and Spanish, demonstrating that, for the tasks analyzed, the clinical domain adaptation strategy outperform the general biomedical domain by statistically significant margins, especially when the target language is similar to the domain from which the base model was trained. The L2M3 system (Gangavarapu, </w:t>
       </w:r>
       <w:r>
         <w:lastRenderedPageBreak/>
-        <w:t xml:space="preserve">2024) introduces a novel concept of combining a well-tuned Meditron-70B medical LLM with Meta's Seamless M4T v2 translation model to provide multilingual medical assistance in Telugu, Hindi, Arabic, and Swahili, reporting significant improvements in BLEU for most language pairs and pinpointing error propagation in the multi-sequence integration and cultural translation as future challenges. The most relevant multilingual experiment to us is undertaken by Salmè et al. (2025), who test the </w:t>
-      </w:r>
-      <w:proofErr w:type="spellStart"/>
-      <w:r>
-        <w:t>LLaVA</w:t>
-      </w:r>
-      <w:proofErr w:type="spellEnd"/>
-      <w:r>
-        <w:t xml:space="preserve"> framework using different LLM configurations for Italian, German and Spanish and baseline their results for non-English VLM-based reporting, with no testing of any language from South Asia being done. </w:t>
+        <w:t xml:space="preserve">2024) introduces a novel concept of combining a well-tuned Meditron-70B medical LLM with Meta's Seamless M4T v2 translation model to provide multilingual medical assistance in Telugu, Hindi, Arabic, and Swahili, reporting significant improvements in BLEU for most language pairs and pinpointing error propagation in the multi-sequence integration and cultural translation as future challenges. The most relevant multilingual experiment to us is undertaken by Salmè et al. (2025), who test the LLaVA framework using different LLM configurations for Italian, German and Spanish and baseline their results for non-English VLM-based reporting, with no testing of any language from South Asia being done. </w:t>
       </w:r>
     </w:p>
     <w:p>
@@ -15319,13 +14498,8 @@
         <w:ind w:left="360"/>
         <w:jc w:val="both"/>
       </w:pPr>
-      <w:proofErr w:type="spellStart"/>
-      <w:r>
-        <w:t>BanglaCXR</w:t>
-      </w:r>
-      <w:proofErr w:type="spellEnd"/>
-      <w:r>
-        <w:t xml:space="preserve"> is embedded in a set of research on challenges for medical AI in LMICs, in practice, institutions, and governance. For digital infrastructure, Al-Ganad et al. (2026) compile a scoping review of 44 studies, finding that the four key challenge domains are digital infrastructure, data quality, ethics and governance, and policy sustainability, with 81.8% of these studies stating data quality and local capacity were a barrier and 77.3% stating infrastructure limitations were a barrier. It was noted that one of the key benefits of AI is its ability to translate words from multiple languages (language translation) for multilingual populations, which has been reviewed in the context of Global South by Hussain et al. (2025); data bias was noted as a problem for AI systems trained on data from high-income countries and the use of AI in low-resource settings. Wibowo et al. (2025) interviewed 31 health professionals from seven countries in Southeast Asia, finding that lack of reliable infrastructure, paper-based records and lack of AI literacy are compounding barriers to AI implementation, especially for the context of district hospitals in Bangladesh. In a perspective paper from the AI-Sarosh workshop, Adhikari et al. (2025) specifically speak to South Asia, highlighting the need for offline-first architectures, task shifting with the assistance of AI, and locally validated models to enable equitable adoption in Bangladesh, Nepal, Pakistan and Sri Lanka, and the importance of considering gender and language equity from the outset of the data collection process.</w:t>
+      <w:r>
+        <w:t>BanglaCXR is embedded in a set of research on challenges for medical AI in LMICs, in practice, institutions, and governance. For digital infrastructure, Al-Ganad et al. (2026) compile a scoping review of 44 studies, finding that the four key challenge domains are digital infrastructure, data quality, ethics and governance, and policy sustainability, with 81.8% of these studies stating data quality and local capacity were a barrier and 77.3% stating infrastructure limitations were a barrier. It was noted that one of the key benefits of AI is its ability to translate words from multiple languages (language translation) for multilingual populations, which has been reviewed in the context of Global South by Hussain et al. (2025); data bias was noted as a problem for AI systems trained on data from high-income countries and the use of AI in low-resource settings. Wibowo et al. (2025) interviewed 31 health professionals from seven countries in Southeast Asia, finding that lack of reliable infrastructure, paper-based records and lack of AI literacy are compounding barriers to AI implementation, especially for the context of district hospitals in Bangladesh. In a perspective paper from the AI-Sarosh workshop, Adhikari et al. (2025) specifically speak to South Asia, highlighting the need for offline-first architectures, task shifting with the assistance of AI, and locally validated models to enable equitable adoption in Bangladesh, Nepal, Pakistan and Sri Lanka, and the importance of considering gender and language equity from the outset of the data collection process.</w:t>
       </w:r>
     </w:p>
     <w:p>
@@ -15360,118 +14534,15 @@
         <w:jc w:val="both"/>
       </w:pPr>
       <w:r>
-        <w:t xml:space="preserve">The gap identified in the literature above is clearly substantiated and will be addressed by the study. In all the literature reviewed on automated radiology report generation, ranging from </w:t>
-      </w:r>
-      <w:proofErr w:type="spellStart"/>
-      <w:r>
-        <w:t>CheXagent</w:t>
-      </w:r>
-      <w:proofErr w:type="spellEnd"/>
-      <w:r>
-        <w:t xml:space="preserve"> to MAIRA-2, Flamingo-CXR, </w:t>
-      </w:r>
-      <w:proofErr w:type="spellStart"/>
-      <w:r>
-        <w:t>RaDialog</w:t>
-      </w:r>
-      <w:proofErr w:type="spellEnd"/>
-      <w:r>
-        <w:t xml:space="preserve">, </w:t>
-      </w:r>
-      <w:proofErr w:type="spellStart"/>
-      <w:r>
-        <w:t>XrayGPT</w:t>
-      </w:r>
-      <w:proofErr w:type="spellEnd"/>
-      <w:r>
-        <w:t xml:space="preserve">, GIT-CXR, </w:t>
-      </w:r>
-      <w:proofErr w:type="spellStart"/>
+        <w:t xml:space="preserve">The gap identified in the literature above is clearly substantiated and will be addressed by the study. In all the literature reviewed on automated radiology report generation, ranging from CheXagent to MAIRA-2, Flamingo-CXR, RaDialog, XrayGPT, GIT-CXR, </w:t>
+      </w:r>
       <w:r>
         <w:lastRenderedPageBreak/>
-        <w:t>ClinicalBLIP</w:t>
-      </w:r>
-      <w:proofErr w:type="spellEnd"/>
-      <w:r>
-        <w:t xml:space="preserve">, and several other survey papers, there is no work that assesses report generation in any South Asian language. Although non-English evaluation is not mentioned explicitly in the limits of </w:t>
-      </w:r>
-      <w:proofErr w:type="spellStart"/>
-      <w:r>
-        <w:t>RaDialog</w:t>
-      </w:r>
-      <w:proofErr w:type="spellEnd"/>
-      <w:r>
-        <w:t xml:space="preserve">, it is pointed out by the authors of the survey of Mamdouh et al. (2025) as a specific future direction, and no work has been done. This is the main deficiency. The second aspect of the issue is the evaluation infrastructure. If a researcher wanted to develop Bangla radiology report generation system, there </w:t>
-      </w:r>
-      <w:proofErr w:type="gramStart"/>
-      <w:r>
-        <w:t>is</w:t>
-      </w:r>
-      <w:proofErr w:type="gramEnd"/>
-      <w:r>
-        <w:t xml:space="preserve"> no benchmark for them to evaluate the system. </w:t>
-      </w:r>
-      <w:proofErr w:type="spellStart"/>
-      <w:r>
-        <w:t>BanglaBERT</w:t>
-      </w:r>
-      <w:proofErr w:type="spellEnd"/>
-      <w:r>
-        <w:t xml:space="preserve"> and BanglaT5 are trained from non-medical text corpus. We have seen that overall Bangla NLP performance is significantly lower than English from the results of the assessments done by </w:t>
-      </w:r>
-      <w:proofErr w:type="spellStart"/>
-      <w:r>
-        <w:t>BenLLM</w:t>
-      </w:r>
-      <w:proofErr w:type="spellEnd"/>
-      <w:r>
-        <w:t xml:space="preserve">-Eval and Abrar et al. (2024) which was done specifically in the context of health. No annotated Bangla radiology dataset, no reference report set and no protocol for measuring Bangla medical NLG quality. The third dimension is the architectural challenge of effectively embedding language model generation into radiological visual characteristics under compute </w:t>
-      </w:r>
-      <w:proofErr w:type="spellStart"/>
-      <w:proofErr w:type="gramStart"/>
-      <w:r>
-        <w:t>constraints.The</w:t>
-      </w:r>
-      <w:proofErr w:type="spellEnd"/>
-      <w:proofErr w:type="gramEnd"/>
-      <w:r>
-        <w:t xml:space="preserve"> third dimension is the architectural problem of using limited compute to effectively embed language model generation in radiological visual characteristics. Lian et al. (2024) have found that parameter-efficient fine-tuning is the right approach for small data sets. Rad-DINO is the best radiology vision encoder available and has been validated by MAIRA-2. But the design of the projector architecture from the vision encoder to the language model is still an open question in resource-constrained environments. The more complex the architecture, such as the four-layer MLP in MAIRA-2, the more extensive the training data must be, and simple MLP pooling which is used in </w:t>
-      </w:r>
-      <w:proofErr w:type="spellStart"/>
-      <w:r>
-        <w:t>XrayGPT</w:t>
-      </w:r>
-      <w:proofErr w:type="spellEnd"/>
-      <w:r>
-        <w:t xml:space="preserve"> might lose spatial visual information into a single embedding that cannot be used to guide multi-finding generation. While this method is advantageous in the medical imaging context, a novel tradeoff exists with a cross-attention mechanism based on learned region queries, similar to the BLIP-2 Q-Former </w:t>
-      </w:r>
-      <w:proofErr w:type="gramStart"/>
-      <w:r>
-        <w:t>network, but</w:t>
-      </w:r>
-      <w:proofErr w:type="gramEnd"/>
-      <w:r>
-        <w:t xml:space="preserve"> modified to the task of radiology with a small, fixed number of anatomy-representative tokens, which is a method that has not been tested on the IU X-ray dataset under compute constraints typical of low-resource deployment. The fourth dimension is the pipeline itself. Neither L2M3 nor Han et al. (2024) test the pipeline with medical languages, of which radiology reports are a subset, nor do both test Bangla; both show that the two-stage pipeline is practically viable for low resource languages. The clinical terms are also another challenge for the translation of Bangla as many such terms do not have Bangla equivalents and they are either transliterated or code-switched into English in clinical communication, which was observed by </w:t>
-      </w:r>
-      <w:proofErr w:type="spellStart"/>
-      <w:r>
-        <w:t>Aurpa</w:t>
-      </w:r>
-      <w:proofErr w:type="spellEnd"/>
-      <w:r>
-        <w:t xml:space="preserve"> et al. (2025). These factors mean that a cross-lingual evaluation of the quality of radiology </w:t>
+        <w:t xml:space="preserve">ClinicalBLIP, and several other survey papers, there is no work that assesses report generation in any South Asian language. Although non-English evaluation is not mentioned explicitly in the limits of RaDialog, it is pointed out by the authors of the survey of Mamdouh et al. (2025) as a specific future direction, and no work has been done. This is the main deficiency. The second aspect of the issue is the evaluation infrastructure. If a researcher wanted to develop Bangla radiology report generation system, there is no benchmark for them to evaluate the system. BanglaBERT and BanglaT5 are trained from non-medical text corpus. We have seen that overall Bangla NLP performance is significantly lower than English from the results of the assessments done by BenLLM-Eval and Abrar et al. (2024) which was done specifically in the context of health. No annotated Bangla radiology dataset, no reference report set and no protocol for measuring Bangla medical NLG quality. The third dimension is the architectural challenge of effectively embedding language model generation into radiological visual characteristics under compute constraints.The third dimension is the architectural problem of using limited compute to effectively embed language model generation in radiological visual characteristics. Lian et al. (2024) have found that parameter-efficient fine-tuning is the right approach for small data sets. Rad-DINO is the best radiology vision encoder available and has been validated by MAIRA-2. But the design of the projector architecture from the vision encoder to the language model is still an open question in resource-constrained environments. The more complex the architecture, such as the four-layer MLP in MAIRA-2, the more extensive the training data must be, and simple MLP pooling which is used in XrayGPT might lose spatial visual information into a single embedding that cannot be used to guide multi-finding generation. While this method is advantageous in the medical imaging context, a novel tradeoff exists with a cross-attention mechanism based on learned region queries, similar to the BLIP-2 Q-Former network, but modified to the task of radiology with a small, fixed number of anatomy-representative tokens, which is a method that has not been tested on the IU X-ray dataset under compute constraints typical of low-resource deployment. The fourth dimension is the pipeline itself. Neither L2M3 nor Han et al. (2024) test the pipeline with medical languages, of which radiology reports are a subset, nor do both test Bangla; both show that the two-stage pipeline is practically viable for low resource languages. The clinical terms are also another challenge for the translation of Bangla as many such terms do not have Bangla equivalents and they are either transliterated or code-switched into English in clinical communication, which was observed by Aurpa et al. (2025). These factors mean that a cross-lingual evaluation of the quality of radiology </w:t>
       </w:r>
       <w:r>
         <w:lastRenderedPageBreak/>
-        <w:t xml:space="preserve">reports must be carried out at the character level, and that </w:t>
-      </w:r>
-      <w:proofErr w:type="spellStart"/>
-      <w:r>
-        <w:t>chrF</w:t>
-      </w:r>
-      <w:proofErr w:type="spellEnd"/>
-      <w:r>
-        <w:t>++ should be used as the primary reliability measure, rather than word-level BLEU scores. These four problem dimensions, combined with the fact that none of these hospitals has a system for generating Bangla radiology reports, the lack of evaluation infrastructure, and the unresolved question of the projector architecture of the low resource deployment of these systems, coupled with the need to keep the clinical meaning of the report from being lost during translation with a neural machine, form the research problem that this thesis addresses.</w:t>
+        <w:t>reports must be carried out at the character level, and that chrF++ should be used as the primary reliability measure, rather than word-level BLEU scores. These four problem dimensions, combined with the fact that none of these hospitals has a system for generating Bangla radiology reports, the lack of evaluation infrastructure, and the unresolved question of the projector architecture of the low resource deployment of these systems, coupled with the need to keep the clinical meaning of the report from being lost during translation with a neural machine, form the research problem that this thesis addresses.</w:t>
       </w:r>
     </w:p>
     <w:p>
@@ -15506,39 +14577,7 @@
         <w:jc w:val="both"/>
       </w:pPr>
       <w:r>
-        <w:t xml:space="preserve">There is a well-documented gap in the literature for the development of a radiology report generation system in Bangla language, a benchmark for evaluating it, and the architectural and translation aspects needed for building such a system together have never been studied. Only the best available systems, namely </w:t>
-      </w:r>
-      <w:proofErr w:type="spellStart"/>
-      <w:r>
-        <w:t>CheXagent</w:t>
-      </w:r>
-      <w:proofErr w:type="spellEnd"/>
-      <w:r>
-        <w:t xml:space="preserve">, MAIRA-2, </w:t>
-      </w:r>
-      <w:proofErr w:type="spellStart"/>
-      <w:r>
-        <w:t>RaDialog</w:t>
-      </w:r>
-      <w:proofErr w:type="spellEnd"/>
-      <w:r>
-        <w:t xml:space="preserve"> and Flamingo-CXR, offer validated design choices such as using RAD-DINO as the vision encoder, </w:t>
-      </w:r>
-      <w:proofErr w:type="spellStart"/>
-      <w:r>
-        <w:t>LoRA</w:t>
-      </w:r>
-      <w:proofErr w:type="spellEnd"/>
-      <w:r>
-        <w:t xml:space="preserve"> to fine-tune them, and NLLB-200 as the translation backbone that are absent in Bangla as well as missing the cross-attention projector architecture under the compute constraints of a consumer laptop-based GPU. Together, these articles in the literature confirm that the problem is technically achievable and clinically relevant. The proposed </w:t>
-      </w:r>
-      <w:proofErr w:type="spellStart"/>
-      <w:r>
-        <w:t>BanglaCXR</w:t>
-      </w:r>
-      <w:proofErr w:type="spellEnd"/>
-      <w:r>
-        <w:t xml:space="preserve"> system is explained in the next chapter in detail starting from feasibility, architecture design to implementation.</w:t>
+        <w:t>There is a well-documented gap in the literature for the development of a radiology report generation system in Bangla language, a benchmark for evaluating it, and the architectural and translation aspects needed for building such a system together have never been studied. Only the best available systems, namely CheXagent, MAIRA-2, RaDialog and Flamingo-CXR, offer validated design choices such as using RAD-DINO as the vision encoder, LoRA to fine-tune them, and NLLB-200 as the translation backbone that are absent in Bangla as well as missing the cross-attention projector architecture under the compute constraints of a consumer laptop-based GPU. Together, these articles in the literature confirm that the problem is technically achievable and clinically relevant. The proposed BanglaCXR system is explained in the next chapter in detail starting from feasibility, architecture design to implementation.</w:t>
       </w:r>
     </w:p>
     <w:p>
@@ -15872,23 +14911,7 @@
         <w:jc w:val="both"/>
       </w:pPr>
       <w:r>
-        <w:t xml:space="preserve">The chapter is a comprehensive technical description of </w:t>
-      </w:r>
-      <w:proofErr w:type="spellStart"/>
-      <w:r>
-        <w:t>BanglaCXR</w:t>
-      </w:r>
-      <w:proofErr w:type="spellEnd"/>
-      <w:r>
-        <w:t xml:space="preserve"> system. After the feasibility analysis to determine if the approach is feasible in the resource limitations of this research, the chapter progresses through the functional and non-functional requirements of the system, the two-phase research process from vision to English text and English to Bangla, the full system architecture, and implementation and training decisions to create a final model. The main architectural challenge discussed here is how to develop a clinically viable, language-specific radiology report generation pipeline, on top of an </w:t>
-      </w:r>
-      <w:proofErr w:type="gramStart"/>
-      <w:r>
-        <w:t>open source</w:t>
-      </w:r>
-      <w:proofErr w:type="gramEnd"/>
-      <w:r>
-        <w:t xml:space="preserve"> set of model components, a publicly accessible but still reasonably sized dataset, and a consumer-grade GPU, without simultaneously making a novel, verifiable architectural contribution.</w:t>
+        <w:t>The chapter is a comprehensive technical description of BanglaCXR system. After the feasibility analysis to determine if the approach is feasible in the resource limitations of this research, the chapter progresses through the functional and non-functional requirements of the system, the two-phase research process from vision to English text and English to Bangla, the full system architecture, and implementation and training decisions to create a final model. The main architectural challenge discussed here is how to develop a clinically viable, language-specific radiology report generation pipeline, on top of an open source set of model components, a publicly accessible but still reasonably sized dataset, and a consumer-grade GPU, without simultaneously making a novel, verifiable architectural contribution.</w:t>
       </w:r>
     </w:p>
     <w:p>
@@ -15926,53 +14949,11 @@
         </w:rPr>
       </w:pPr>
       <w:r>
-        <w:t>In a technical sense, the proposed system is technically achievable, with the available resources. The entire pipeline is developed for NVIDIA GeForce RTX 5050 Laptop GPU with 8GB VRAM, which is a limitation that prevents large models from being trained from scratch, but can support the fine-tuning of large models up to 4 billion parameters using 4-bit quantized models. The main training resource, the IU X-ray dataset, consists of 7,470 chest X-ray images, accompanied by radiology reports, and is publicly available in Open-</w:t>
-      </w:r>
-      <w:proofErr w:type="spellStart"/>
-      <w:proofErr w:type="gramStart"/>
-      <w:r>
-        <w:t>i.The</w:t>
-      </w:r>
-      <w:proofErr w:type="spellEnd"/>
-      <w:proofErr w:type="gramEnd"/>
-      <w:r>
-        <w:t xml:space="preserve"> IU X-ray dataset is the primary training resource which contains 7,470 chest X-ray images with associated radiology reports, adequate to fine-tune a vision-language model for supervised learning. The weights for all the model components, RAD-DINO, Phi-3.5 Mini, and NLLB-200 are provided as open source pretrained weights and do not need commercial licenses from </w:t>
-      </w:r>
-      <w:proofErr w:type="spellStart"/>
-      <w:r>
-        <w:t>HuggingFace</w:t>
-      </w:r>
-      <w:proofErr w:type="spellEnd"/>
-      <w:r>
-        <w:t xml:space="preserve">. The training infrastructure was developed in Python and is based on </w:t>
-      </w:r>
-      <w:proofErr w:type="spellStart"/>
-      <w:r>
-        <w:t>PyTorch</w:t>
-      </w:r>
-      <w:proofErr w:type="spellEnd"/>
-      <w:r>
-        <w:t xml:space="preserve">, Transformers and PEFT, and is mature, documented and works directly on Windows machines. The training time is of the order of a few hours on the target hardware and was completed in ~25 epochs, demonstrating that training time is consistent with a thesis research program. The research is economically feasible with the use of free and open resources. No API usage, cloud compute credits or proprietary data </w:t>
+        <w:t xml:space="preserve">In a technical sense, the proposed system is technically achievable, with the available resources. The entire pipeline is developed for NVIDIA GeForce RTX 5050 Laptop GPU with 8GB VRAM, which is a limitation that prevents large models from being trained from scratch, but can support the fine-tuning of large models up to 4 billion parameters using 4-bit quantized models. The main training resource, the IU X-ray dataset, consists of 7,470 chest X-ray images, accompanied by radiology reports, and is publicly available in Open-i.The IU X-ray dataset is the primary training resource which contains 7,470 chest X-ray images with associated radiology reports, adequate to fine-tune a vision-language model for supervised learning. The weights for all the model components, RAD-DINO, Phi-3.5 Mini, and NLLB-200 are provided as open source pretrained weights and do not need commercial licenses from HuggingFace. The training infrastructure was developed in Python and is based on PyTorch, Transformers and PEFT, and is mature, documented and works directly on Windows machines. The training time is of the order of a few hours on the target hardware and was completed in ~25 epochs, demonstrating that training time is consistent with a thesis research program. The research is economically feasible with the use of free and open resources. No API usage, cloud compute credits or proprietary data </w:t>
       </w:r>
       <w:r>
         <w:lastRenderedPageBreak/>
-        <w:t xml:space="preserve">licenses are required. By leveraging </w:t>
-      </w:r>
-      <w:proofErr w:type="spellStart"/>
-      <w:r>
-        <w:t>LoRA</w:t>
-      </w:r>
-      <w:proofErr w:type="spellEnd"/>
-      <w:r>
-        <w:t xml:space="preserve"> and 4-bit quantization specifically, it reduces VRAM demand to the point of being possible to run on commodity hardware as demonstrated by Lian et al. (2024) and shown to be effective by other researchers at institutions in Bangladesh and other low-resource environments, avoiding the need for dedicated compute facilities. From an operational perspective, the two-stage pipeline enables each of the stages to be modularly developed, tested and evaluated to minimize risk in implementation. The English output from Stage 1 is also available to use as a backup in case the translation quality of a report is not good enough for Stage 2. The system does not need internet connectivity at inference </w:t>
-      </w:r>
-      <w:proofErr w:type="gramStart"/>
-      <w:r>
-        <w:t>time,</w:t>
-      </w:r>
-      <w:proofErr w:type="gramEnd"/>
-      <w:r>
-        <w:t xml:space="preserve"> thus it can be deployed in the offline-first setting which is made essential by Adhikari et al. (2025) in Bangladesh's district hospital context.</w:t>
+        <w:t>licenses are required. By leveraging LoRA and 4-bit quantization specifically, it reduces VRAM demand to the point of being possible to run on commodity hardware as demonstrated by Lian et al. (2024) and shown to be effective by other researchers at institutions in Bangladesh and other low-resource environments, avoiding the need for dedicated compute facilities. From an operational perspective, the two-stage pipeline enables each of the stages to be modularly developed, tested and evaluated to minimize risk in implementation. The English output from Stage 1 is also available to use as a backup in case the translation quality of a report is not good enough for Stage 2. The system does not need internet connectivity at inference time, thus it can be deployed in the offline-first setting which is made essential by Adhikari et al. (2025) in Bangladesh's district hospital context.</w:t>
       </w:r>
     </w:p>
     <w:p>
@@ -16007,63 +14988,7 @@
         <w:jc w:val="both"/>
       </w:pPr>
       <w:r>
-        <w:t xml:space="preserve">The requirements of </w:t>
-      </w:r>
-      <w:proofErr w:type="spellStart"/>
-      <w:r>
-        <w:t>BanglaCXR</w:t>
-      </w:r>
-      <w:proofErr w:type="spellEnd"/>
-      <w:r>
-        <w:t xml:space="preserve"> are as follows: The system should be able to receive as an input an x-ray of the chest in a regular image format and generate as output an x-ray structured report (Findings and Impression sections). It should be able to create this report in both English and Bangla, with the Bangla report maintaining the clinical content of the English report. The system should identify 12 specific pathological findings such as Pleural effusion, Pneumothorax, Cardiomegaly, Consolidation, Atelectasis, Edema, Lung opacity, Nodule or Mass, Fracture, Hyperinflation, Degenerative changes and Normal chest appearance and then accurately convey them into the written text. For English output: BLEU-1, BLEU-2, BLEU-4, ROUGE-1, ROUGE-2, ROUGE-L, METEOR, and </w:t>
-      </w:r>
-      <w:proofErr w:type="spellStart"/>
-      <w:r>
-        <w:t>chrF</w:t>
-      </w:r>
-      <w:proofErr w:type="spellEnd"/>
-      <w:r>
-        <w:t xml:space="preserve">++. For Bangla output: BLEU-1, BLEU-4, and </w:t>
-      </w:r>
-      <w:proofErr w:type="spellStart"/>
-      <w:r>
-        <w:t>chrF</w:t>
-      </w:r>
-      <w:proofErr w:type="spellEnd"/>
-      <w:r>
-        <w:t xml:space="preserve">++. For each of the twelve clinical categories, precision, recall, and F1 scores should be computed per label. There are also the non-functional requirements that are important in this deployment context. </w:t>
-      </w:r>
-      <w:proofErr w:type="gramStart"/>
-      <w:r>
-        <w:t>All of</w:t>
-      </w:r>
-      <w:proofErr w:type="gramEnd"/>
-      <w:r>
-        <w:t xml:space="preserve"> the training pipeline </w:t>
-      </w:r>
-      <w:proofErr w:type="gramStart"/>
-      <w:r>
-        <w:t>has to</w:t>
-      </w:r>
-      <w:proofErr w:type="gramEnd"/>
-      <w:r>
-        <w:t xml:space="preserve"> be contained in 8.5 GB of VRAM. The time required to have the inferences completed should not exceed the time of reading the image and should not exceed 30 seconds per report in the same hardware. The system should not have to be connected to the Internet during inference. It is recommended that the code base is written in reproducible Jupyter notebooks allowing </w:t>
-      </w:r>
-      <w:proofErr w:type="gramStart"/>
-      <w:r>
-        <w:t>to rerun the entire pipeline</w:t>
-      </w:r>
-      <w:proofErr w:type="gramEnd"/>
-      <w:r>
-        <w:t xml:space="preserve"> from scratch. The report should be generated in the same prompt template as in training (Findings followed by Impression</w:t>
-      </w:r>
-      <w:proofErr w:type="gramStart"/>
-      <w:r>
-        <w:t>), and</w:t>
-      </w:r>
-      <w:proofErr w:type="gramEnd"/>
-      <w:r>
-        <w:t xml:space="preserve"> be written in English. The output of the translation should be in Bangla script using Unicode characters, which can be checked by looking through it, without requiring any special medical expertise.</w:t>
+        <w:t>The requirements of BanglaCXR are as follows: The system should be able to receive as an input an x-ray of the chest in a regular image format and generate as output an x-ray structured report (Findings and Impression sections). It should be able to create this report in both English and Bangla, with the Bangla report maintaining the clinical content of the English report. The system should identify 12 specific pathological findings such as Pleural effusion, Pneumothorax, Cardiomegaly, Consolidation, Atelectasis, Edema, Lung opacity, Nodule or Mass, Fracture, Hyperinflation, Degenerative changes and Normal chest appearance and then accurately convey them into the written text. For English output: BLEU-1, BLEU-2, BLEU-4, ROUGE-1, ROUGE-2, ROUGE-L, METEOR, and chrF++. For Bangla output: BLEU-1, BLEU-4, and chrF++. For each of the twelve clinical categories, precision, recall, and F1 scores should be computed per label. There are also the non-functional requirements that are important in this deployment context. All of the training pipeline has to be contained in 8.5 GB of VRAM. The time required to have the inferences completed should not exceed the time of reading the image and should not exceed 30 seconds per report in the same hardware. The system should not have to be connected to the Internet during inference. It is recommended that the code base is written in reproducible Jupyter notebooks allowing to rerun the entire pipeline from scratch. The report should be generated in the same prompt template as in training (Findings followed by Impression), and be written in English. The output of the translation should be in Bangla script using Unicode characters, which can be checked by looking through it, without requiring any special medical expertise.</w:t>
       </w:r>
     </w:p>
     <w:p>
@@ -16106,7 +15031,6 @@
       </w:pPr>
       <w:bookmarkStart w:id="64" w:name="_Toc226031571"/>
       <w:bookmarkStart w:id="65" w:name="_Toc226033375"/>
-      <w:proofErr w:type="spellStart"/>
       <w:r>
         <w:rPr>
           <w:b w:val="0"/>
@@ -16114,119 +15038,7 @@
           <w:sz w:val="24"/>
           <w:szCs w:val="24"/>
         </w:rPr>
-        <w:t>BanglaCXR</w:t>
-      </w:r>
-      <w:proofErr w:type="spellEnd"/>
-      <w:r>
-        <w:rPr>
-          <w:b w:val="0"/>
-          <w:bCs w:val="0"/>
-          <w:sz w:val="24"/>
-          <w:szCs w:val="24"/>
-        </w:rPr>
-        <w:t xml:space="preserve"> is a two-stage process that breaks down the problem of generating multilingual radiology reports into two manageable parts which are rooted in well-documented solutions from </w:t>
-      </w:r>
-      <w:proofErr w:type="gramStart"/>
-      <w:r>
-        <w:rPr>
-          <w:b w:val="0"/>
-          <w:bCs w:val="0"/>
-          <w:sz w:val="24"/>
-          <w:szCs w:val="24"/>
-        </w:rPr>
-        <w:t>the literature</w:t>
-      </w:r>
-      <w:proofErr w:type="gramEnd"/>
-      <w:r>
-        <w:rPr>
-          <w:b w:val="0"/>
-          <w:bCs w:val="0"/>
-          <w:sz w:val="24"/>
-          <w:szCs w:val="24"/>
-        </w:rPr>
-        <w:t xml:space="preserve">. In the first step, a vision-language model is trained to produce structured radiology reports from chest X-ray images, while using natural language to describe the image </w:t>
-      </w:r>
-      <w:proofErr w:type="spellStart"/>
-      <w:proofErr w:type="gramStart"/>
-      <w:r>
-        <w:rPr>
-          <w:b w:val="0"/>
-          <w:bCs w:val="0"/>
-          <w:sz w:val="24"/>
-          <w:szCs w:val="24"/>
-        </w:rPr>
-        <w:t>content.The</w:t>
-      </w:r>
-      <w:proofErr w:type="spellEnd"/>
-      <w:proofErr w:type="gramEnd"/>
-      <w:r>
-        <w:rPr>
-          <w:b w:val="0"/>
-          <w:bCs w:val="0"/>
-          <w:sz w:val="24"/>
-          <w:szCs w:val="24"/>
-        </w:rPr>
-        <w:t xml:space="preserve"> first step is to train a vision-language model that produces a structured radiology report from the chest X-ray image while using natural language to describe the image content. The second step is the use of a pretrained multilingual neural machine translation system to translate English reports into Bangla. This approach of two stages is preferred over an end-to-end Bangla generation for three reasons. First, the amount of English chest X-ray training data is significantly larger and more varied than any Bangla-specific training data and, by separating the vision-to-language step from the translation step, it can both be optimized using the data best suited to it. Second, English production in stage 1 can be directly assessed against a set of standards and it is easy to ensure that the vision-language model is functioning properly before assessing the translation phase. Third, the modular architecture allows for the upgrading of the translation stage independently, as the translation model for Bangla is improved, without retraining the vision-language core. The method is </w:t>
-      </w:r>
-      <w:proofErr w:type="gramStart"/>
-      <w:r>
-        <w:rPr>
-          <w:b w:val="0"/>
-          <w:bCs w:val="0"/>
-          <w:sz w:val="24"/>
-          <w:szCs w:val="24"/>
-        </w:rPr>
-        <w:t>similar to</w:t>
-      </w:r>
-      <w:proofErr w:type="gramEnd"/>
-      <w:r>
-        <w:rPr>
-          <w:b w:val="0"/>
-          <w:bCs w:val="0"/>
-          <w:sz w:val="24"/>
-          <w:szCs w:val="24"/>
-        </w:rPr>
-        <w:t xml:space="preserve"> the one used by Han et al. (2024) and </w:t>
-      </w:r>
-      <w:proofErr w:type="spellStart"/>
-      <w:r>
-        <w:rPr>
-          <w:b w:val="0"/>
-          <w:bCs w:val="0"/>
-          <w:sz w:val="24"/>
-          <w:szCs w:val="24"/>
-        </w:rPr>
-        <w:t>Gangavarapu</w:t>
-      </w:r>
-      <w:proofErr w:type="spellEnd"/>
-      <w:r>
-        <w:rPr>
-          <w:b w:val="0"/>
-          <w:bCs w:val="0"/>
-          <w:sz w:val="24"/>
-          <w:szCs w:val="24"/>
-        </w:rPr>
-        <w:t xml:space="preserve"> (2024), who showed the competitive performance of two-stage multilingual medical pipelines with direct multilingual generation, especially in low-resource environments. The methodology combines three well-established choices that are utilized in the MAIRA-2 system: RAD-DINO as the vision encoder, which has been medically pretrained on about 1.4 million chest X-ray images and is shown to be the best choice as the backbone for a vision model; Phi-3.5 Mini as the language model decoder, a 3.8 billion parameter model that demonstrates outstanding instruction-following performance as well as being smaller and able to be fine-tuned in 4-bit quantized form with only 8 GB VRAM; and </w:t>
-      </w:r>
-      <w:proofErr w:type="spellStart"/>
-      <w:r>
-        <w:rPr>
-          <w:b w:val="0"/>
-          <w:bCs w:val="0"/>
-          <w:sz w:val="24"/>
-          <w:szCs w:val="24"/>
-        </w:rPr>
-        <w:t>LoRA</w:t>
-      </w:r>
-      <w:proofErr w:type="spellEnd"/>
-      <w:r>
-        <w:rPr>
-          <w:b w:val="0"/>
-          <w:bCs w:val="0"/>
-          <w:sz w:val="24"/>
-          <w:szCs w:val="24"/>
-        </w:rPr>
-        <w:t xml:space="preserve"> with rank 32, as shown by Lian et al. (2024) to be superior to full fine-tuning in almost all experimental trials when fine-tuning medically pretrained vision models.</w:t>
+        <w:t>BanglaCXR is a two-stage process that breaks down the problem of generating multilingual radiology reports into two manageable parts which are rooted in well-documented solutions from the literature. In the first step, a vision-language model is trained to produce structured radiology reports from chest X-ray images, while using natural language to describe the image content.The first step is to train a vision-language model that produces a structured radiology report from the chest X-ray image while using natural language to describe the image content. The second step is the use of a pretrained multilingual neural machine translation system to translate English reports into Bangla. This approach of two stages is preferred over an end-to-end Bangla generation for three reasons. First, the amount of English chest X-ray training data is significantly larger and more varied than any Bangla-specific training data and, by separating the vision-to-language step from the translation step, it can both be optimized using the data best suited to it. Second, English production in stage 1 can be directly assessed against a set of standards and it is easy to ensure that the vision-language model is functioning properly before assessing the translation phase. Third, the modular architecture allows for the upgrading of the translation stage independently, as the translation model for Bangla is improved, without retraining the vision-language core. The method is similar to the one used by Han et al. (2024) and Gangavarapu (2024), who showed the competitive performance of two-stage multilingual medical pipelines with direct multilingual generation, especially in low-resource environments. The methodology combines three well-established choices that are utilized in the MAIRA-2 system: RAD-DINO as the vision encoder, which has been medically pretrained on about 1.4 million chest X-ray images and is shown to be the best choice as the backbone for a vision model; Phi-3.5 Mini as the language model decoder, a 3.8 billion parameter model that demonstrates outstanding instruction-following performance as well as being smaller and able to be fine-tuned in 4-bit quantized form with only 8 GB VRAM; and LoRA with rank 32, as shown by Lian et al. (2024) to be superior to full fine-tuning in almost all experimental trials when fine-tuning medically pretrained vision models.</w:t>
       </w:r>
       <w:bookmarkEnd w:id="64"/>
       <w:bookmarkEnd w:id="65"/>
@@ -16294,23 +15106,7 @@
           <w:sz w:val="24"/>
           <w:szCs w:val="24"/>
         </w:rPr>
-        <w:t xml:space="preserve">The </w:t>
-      </w:r>
-      <w:proofErr w:type="spellStart"/>
-      <w:r>
-        <w:rPr>
-          <w:sz w:val="24"/>
-          <w:szCs w:val="24"/>
-        </w:rPr>
-        <w:t>BanglaCXR</w:t>
-      </w:r>
-      <w:proofErr w:type="spellEnd"/>
-      <w:r>
-        <w:rPr>
-          <w:sz w:val="24"/>
-          <w:szCs w:val="24"/>
-        </w:rPr>
-        <w:t xml:space="preserve"> pipeline is made up of three components: a frozen vision encoder, a </w:t>
+        <w:t xml:space="preserve">The BanglaCXR pipeline is made up of three components: a frozen vision encoder, a </w:t>
       </w:r>
       <w:r>
         <w:rPr>
@@ -16318,247 +15114,7 @@
           <w:szCs w:val="24"/>
         </w:rPr>
         <w:lastRenderedPageBreak/>
-        <w:t xml:space="preserve">trainable anatomy-guided projector, and a language model decoder fine-tuned with </w:t>
-      </w:r>
-      <w:proofErr w:type="spellStart"/>
-      <w:r>
-        <w:rPr>
-          <w:sz w:val="24"/>
-          <w:szCs w:val="24"/>
-        </w:rPr>
-        <w:t>LoRA</w:t>
-      </w:r>
-      <w:proofErr w:type="spellEnd"/>
-      <w:r>
-        <w:rPr>
-          <w:sz w:val="24"/>
-          <w:szCs w:val="24"/>
-        </w:rPr>
-        <w:t>. The vision encoder is the pretrained Vision Transformer (</w:t>
-      </w:r>
-      <w:proofErr w:type="spellStart"/>
-      <w:r>
-        <w:rPr>
-          <w:sz w:val="24"/>
-          <w:szCs w:val="24"/>
-        </w:rPr>
-        <w:t>ViT</w:t>
-      </w:r>
-      <w:proofErr w:type="spellEnd"/>
-      <w:r>
-        <w:rPr>
-          <w:sz w:val="24"/>
-          <w:szCs w:val="24"/>
-        </w:rPr>
-        <w:t>-Base) trained with self-supervised learning on a large image collection comprising chest radiographs (</w:t>
-      </w:r>
-      <w:proofErr w:type="spellStart"/>
-      <w:r>
-        <w:rPr>
-          <w:sz w:val="24"/>
-          <w:szCs w:val="24"/>
-        </w:rPr>
-        <w:t>ViT</w:t>
-      </w:r>
-      <w:proofErr w:type="spellEnd"/>
-      <w:r>
-        <w:rPr>
-          <w:sz w:val="24"/>
-          <w:szCs w:val="24"/>
-        </w:rPr>
-        <w:t>-XCT), which is called RAD-DINO (</w:t>
-      </w:r>
-      <w:proofErr w:type="spellStart"/>
-      <w:r>
-        <w:rPr>
-          <w:sz w:val="24"/>
-          <w:szCs w:val="24"/>
-        </w:rPr>
-        <w:t>microsoft</w:t>
-      </w:r>
-      <w:proofErr w:type="spellEnd"/>
-      <w:r>
-        <w:rPr>
-          <w:sz w:val="24"/>
-          <w:szCs w:val="24"/>
-        </w:rPr>
-        <w:t xml:space="preserve">/rad-dino). It </w:t>
-      </w:r>
-      <w:proofErr w:type="gramStart"/>
-      <w:r>
-        <w:rPr>
-          <w:sz w:val="24"/>
-          <w:szCs w:val="24"/>
-        </w:rPr>
-        <w:t>takes in 518 ×</w:t>
-      </w:r>
-      <w:proofErr w:type="gramEnd"/>
-      <w:r>
-        <w:rPr>
-          <w:sz w:val="24"/>
-          <w:szCs w:val="24"/>
-        </w:rPr>
-        <w:t xml:space="preserve"> 518 image data and outputs a series of 1370 patch-level feature vectors, each with a size of 768. All the weights of the encoder are fixed during the training and inference process, which means that all the computing resources are allocated to the projector and the language model. The novel cross-attention module is named </w:t>
-      </w:r>
-      <w:proofErr w:type="spellStart"/>
-      <w:r>
-        <w:rPr>
-          <w:sz w:val="24"/>
-          <w:szCs w:val="24"/>
-        </w:rPr>
-        <w:t>AnatomyGuidedProjector</w:t>
-      </w:r>
-      <w:proofErr w:type="spellEnd"/>
-      <w:r>
-        <w:rPr>
-          <w:sz w:val="24"/>
-          <w:szCs w:val="24"/>
-        </w:rPr>
-        <w:t xml:space="preserve"> because it maps a 1,370-length sequence of visual patch tokens to 32 region embeddings of dimension 3,072 that can be directly concatenated to the language model input embeddings. It contains 32 learnable 768-dimensional query vectors, randomly initialized and updated during training, which are used as queries; a multi-head cross-attention layer with 8 attention heads, and the output of RAD-DINO patch is used as keys and values; a two-layer projection network with GELU activation, dropout, 768-dimensional output, and 3,072-dimensional LLM hidden space; a final layer normalization. These 32 queries aim to narrow the focus of the language model when training it, thereby making it a small representation of the different anatomical regions in the chest, namely lung fields, cardiac silhouette, and mediastinum, which enables it to attend to the different kinds of visual information in space rather than focus on a single averaged global embedding. The language model decoder is Phi-3.5 Mini (</w:t>
-      </w:r>
-      <w:proofErr w:type="spellStart"/>
-      <w:r>
-        <w:rPr>
-          <w:sz w:val="24"/>
-          <w:szCs w:val="24"/>
-        </w:rPr>
-        <w:t>microsoft</w:t>
-      </w:r>
-      <w:proofErr w:type="spellEnd"/>
-      <w:r>
-        <w:rPr>
-          <w:sz w:val="24"/>
-          <w:szCs w:val="24"/>
-        </w:rPr>
-        <w:t xml:space="preserve">/Phi-3.5-mini-instruct), a 3.8 billion parameter transformer decoder pretrained by Microsoft that possesses good instruction following abilities. It's loaded in 4-bit NF4 quantization with </w:t>
-      </w:r>
-      <w:proofErr w:type="spellStart"/>
-      <w:r>
-        <w:rPr>
-          <w:sz w:val="24"/>
-          <w:szCs w:val="24"/>
-        </w:rPr>
-        <w:t>BitsAndBytes</w:t>
-      </w:r>
-      <w:proofErr w:type="spellEnd"/>
-      <w:r>
-        <w:rPr>
-          <w:sz w:val="24"/>
-          <w:szCs w:val="24"/>
-        </w:rPr>
-        <w:t>, so it's available in just about 3 GB of memory. The attention projection layers (</w:t>
-      </w:r>
-      <w:proofErr w:type="spellStart"/>
-      <w:r>
-        <w:rPr>
-          <w:sz w:val="24"/>
-          <w:szCs w:val="24"/>
-        </w:rPr>
-        <w:t>qkv_proj</w:t>
-      </w:r>
-      <w:proofErr w:type="spellEnd"/>
-      <w:r>
-        <w:rPr>
-          <w:sz w:val="24"/>
-          <w:szCs w:val="24"/>
-        </w:rPr>
-        <w:t>) and feed-forward layers (</w:t>
-      </w:r>
-      <w:proofErr w:type="spellStart"/>
-      <w:r>
-        <w:rPr>
-          <w:sz w:val="24"/>
-          <w:szCs w:val="24"/>
-        </w:rPr>
-        <w:t>gate_up_proj</w:t>
-      </w:r>
-      <w:proofErr w:type="spellEnd"/>
-      <w:r>
-        <w:rPr>
-          <w:sz w:val="24"/>
-          <w:szCs w:val="24"/>
-        </w:rPr>
-        <w:t xml:space="preserve">, </w:t>
-      </w:r>
-      <w:proofErr w:type="spellStart"/>
-      <w:r>
-        <w:rPr>
-          <w:sz w:val="24"/>
-          <w:szCs w:val="24"/>
-        </w:rPr>
-        <w:t>down_proj</w:t>
-      </w:r>
-      <w:proofErr w:type="spellEnd"/>
-      <w:r>
-        <w:rPr>
-          <w:sz w:val="24"/>
-          <w:szCs w:val="24"/>
-        </w:rPr>
-        <w:t xml:space="preserve">) are both equipped with </w:t>
-      </w:r>
-      <w:proofErr w:type="spellStart"/>
-      <w:r>
-        <w:rPr>
-          <w:sz w:val="24"/>
-          <w:szCs w:val="24"/>
-        </w:rPr>
-        <w:t>LoRA</w:t>
-      </w:r>
-      <w:proofErr w:type="spellEnd"/>
-      <w:r>
-        <w:rPr>
-          <w:sz w:val="24"/>
-          <w:szCs w:val="24"/>
-        </w:rPr>
-        <w:t xml:space="preserve"> adapters with a rank of 32 and scaling of 64, introducing about 50 million trainable parameters in addition to the quantized base weights, which are kept fixed during training. The total number of trainable parameters in the combined model (frozen RAD-DINO, trainable projector, </w:t>
-      </w:r>
-      <w:proofErr w:type="spellStart"/>
-      <w:r>
-        <w:rPr>
-          <w:sz w:val="24"/>
-          <w:szCs w:val="24"/>
-        </w:rPr>
-        <w:t>LoRA</w:t>
-      </w:r>
-      <w:proofErr w:type="spellEnd"/>
-      <w:r>
-        <w:rPr>
-          <w:sz w:val="24"/>
-          <w:szCs w:val="24"/>
-        </w:rPr>
-        <w:t xml:space="preserve"> modified Phi-3.5) is about 2.99% of the total number of parameters of the full model. At inference time, the pipeline takes an X-ray image and outputs the patch sequence of length 1,370 from the RAD-DINO, feeds it into the </w:t>
-      </w:r>
-      <w:proofErr w:type="spellStart"/>
-      <w:r>
-        <w:rPr>
-          <w:sz w:val="24"/>
-          <w:szCs w:val="24"/>
-        </w:rPr>
-        <w:t>AnatomyGuidedProjector</w:t>
-      </w:r>
-      <w:proofErr w:type="spellEnd"/>
-      <w:r>
-        <w:rPr>
-          <w:sz w:val="24"/>
-          <w:szCs w:val="24"/>
-        </w:rPr>
-        <w:t xml:space="preserve"> to obtain 32 region embeddings, puts them at the start of the prompt embeddings following the Phi-3 chat template format, and autoregressively generates the report using KV-cache based decoding with a repetition penalty. Stage 2: Bangla Translation The second stage translates the English reports generated in the first stage into Bangla using NLLB-200 (</w:t>
-      </w:r>
-      <w:proofErr w:type="spellStart"/>
-      <w:r>
-        <w:rPr>
-          <w:sz w:val="24"/>
-          <w:szCs w:val="24"/>
-        </w:rPr>
-        <w:t>facebook</w:t>
-      </w:r>
-      <w:proofErr w:type="spellEnd"/>
-      <w:r>
-        <w:rPr>
-          <w:sz w:val="24"/>
-          <w:szCs w:val="24"/>
-        </w:rPr>
-        <w:t>/nllb-200-distilled-</w:t>
+        <w:t>trainable anatomy-guided projector, and a language model decoder fine-tuned with LoRA. The vision encoder is the pretrained Vision Transformer (ViT-Base) trained with self-supervised learning on a large image collection comprising chest radiographs (ViT-XCT), which is called RAD-DINO (microsoft/rad-dino). It takes in 518 × 518 image data and outputs a series of 1370 patch-level feature vectors, each with a size of 768. All the weights of the encoder are fixed during the training and inference process, which means that all the computing resources are allocated to the projector and the language model. The novel cross-attention module is named AnatomyGuidedProjector because it maps a 1,370-length sequence of visual patch tokens to 32 region embeddings of dimension 3,072 that can be directly concatenated to the language model input embeddings. It contains 32 learnable 768-dimensional query vectors, randomly initialized and updated during training, which are used as queries; a multi-head cross-attention layer with 8 attention heads, and the output of RAD-DINO patch is used as keys and values; a two-layer projection network with GELU activation, dropout, 768-dimensional output, and 3,072-dimensional LLM hidden space; a final layer normalization. These 32 queries aim to narrow the focus of the language model when training it, thereby making it a small representation of the different anatomical regions in the chest, namely lung fields, cardiac silhouette, and mediastinum, which enables it to attend to the different kinds of visual information in space rather than focus on a single averaged global embedding. The language model decoder is Phi-3.5 Mini (microsoft/Phi-3.5-mini-instruct), a 3.8 billion parameter transformer decoder pretrained by Microsoft that possesses good instruction following abilities. It's loaded in 4-bit NF4 quantization with BitsAndBytes, so it's available in just about 3 GB of memory. The attention projection layers (qkv_proj) and feed-forward layers (gate_up_proj, down_proj) are both equipped with LoRA adapters with a rank of 32 and scaling of 64, introducing about 50 million trainable parameters in addition to the quantized base weights, which are kept fixed during training. The total number of trainable parameters in the combined model (frozen RAD-DINO, trainable projector, LoRA modified Phi-3.5) is about 2.99% of the total number of parameters of the full model. At inference time, the pipeline takes an X-ray image and outputs the patch sequence of length 1,370 from the RAD-DINO, feeds it into the AnatomyGuidedProjector to obtain 32 region embeddings, puts them at the start of the prompt embeddings following the Phi-3 chat template format, and autoregressively generates the report using KV-cache based decoding with a repetition penalty. Stage 2: Bangla Translation The second stage translates the English reports generated in the first stage into Bangla using NLLB-200 (facebook/nllb-200-distilled-</w:t>
       </w:r>
       <w:r>
         <w:rPr>
@@ -16566,71 +15122,7 @@
           <w:szCs w:val="24"/>
         </w:rPr>
         <w:lastRenderedPageBreak/>
-        <w:t>600M) which is a model trained by Meta to translate from more than 200 languages. NLLB-200 is loaded in float16 precision, using about 1.23GB of VRAM and functions separately from Stage 1. The Bangla target language token identifier (</w:t>
-      </w:r>
-      <w:proofErr w:type="spellStart"/>
-      <w:r>
-        <w:rPr>
-          <w:sz w:val="24"/>
-          <w:szCs w:val="24"/>
-        </w:rPr>
-        <w:t>ben_Beng</w:t>
-      </w:r>
-      <w:proofErr w:type="spellEnd"/>
-      <w:r>
-        <w:rPr>
-          <w:sz w:val="24"/>
-          <w:szCs w:val="24"/>
-        </w:rPr>
-        <w:t xml:space="preserve">, token ID 256026) is specified at inference time to direct the translation. This study does not perform any fine tuning of NLLB-200; it is used as a pretrained model, </w:t>
-      </w:r>
-      <w:proofErr w:type="gramStart"/>
-      <w:r>
-        <w:rPr>
-          <w:sz w:val="24"/>
-          <w:szCs w:val="24"/>
-        </w:rPr>
-        <w:t>similar to</w:t>
-      </w:r>
-      <w:proofErr w:type="gramEnd"/>
-      <w:r>
-        <w:rPr>
-          <w:sz w:val="24"/>
-          <w:szCs w:val="24"/>
-        </w:rPr>
-        <w:t xml:space="preserve"> the baseline use studied in Han et al (2024) and </w:t>
-      </w:r>
-      <w:proofErr w:type="spellStart"/>
-      <w:r>
-        <w:rPr>
-          <w:sz w:val="24"/>
-          <w:szCs w:val="24"/>
-        </w:rPr>
-        <w:t>Gangavarapu</w:t>
-      </w:r>
-      <w:proofErr w:type="spellEnd"/>
-      <w:r>
-        <w:rPr>
-          <w:sz w:val="24"/>
-          <w:szCs w:val="24"/>
-        </w:rPr>
-        <w:t xml:space="preserve"> (2024). The Bangla reference reports for evaluation are generated using the same NLLB-200 model by translating the IU X-ray English reference reports, so that only Stage 2 is evaluated by measuring the similarity of the generated translation to the English reference reports which are generated through the same </w:t>
-      </w:r>
-      <w:proofErr w:type="gramStart"/>
-      <w:r>
-        <w:rPr>
-          <w:sz w:val="24"/>
-          <w:szCs w:val="24"/>
-        </w:rPr>
-        <w:t>model, and</w:t>
-      </w:r>
-      <w:proofErr w:type="gramEnd"/>
-      <w:r>
-        <w:rPr>
-          <w:sz w:val="24"/>
-          <w:szCs w:val="24"/>
-        </w:rPr>
-        <w:t xml:space="preserve"> thus provide a consistent reference for the evaluation.</w:t>
+        <w:t>600M) which is a model trained by Meta to translate from more than 200 languages. NLLB-200 is loaded in float16 precision, using about 1.23GB of VRAM and functions separately from Stage 1. The Bangla target language token identifier (ben_Beng, token ID 256026) is specified at inference time to direct the translation. This study does not perform any fine tuning of NLLB-200; it is used as a pretrained model, similar to the baseline use studied in Han et al (2024) and Gangavarapu (2024). The Bangla reference reports for evaluation are generated using the same NLLB-200 model by translating the IU X-ray English reference reports, so that only Stage 2 is evaluated by measuring the similarity of the generated translation to the English reference reports which are generated through the same model, and thus provide a consistent reference for the evaluation.</w:t>
       </w:r>
     </w:p>
     <w:p>
@@ -16698,67 +15190,7 @@
           <w:sz w:val="24"/>
           <w:szCs w:val="24"/>
         </w:rPr>
-        <w:t>Throughout, the Indiana University Chest X-ray dataset (</w:t>
-      </w:r>
-      <w:proofErr w:type="spellStart"/>
-      <w:r>
-        <w:rPr>
-          <w:b w:val="0"/>
-          <w:bCs w:val="0"/>
-          <w:sz w:val="24"/>
-          <w:szCs w:val="24"/>
-        </w:rPr>
-        <w:t>Demner-Fushman</w:t>
-      </w:r>
-      <w:proofErr w:type="spellEnd"/>
-      <w:r>
-        <w:rPr>
-          <w:b w:val="0"/>
-          <w:bCs w:val="0"/>
-          <w:sz w:val="24"/>
-          <w:szCs w:val="24"/>
-        </w:rPr>
-        <w:t xml:space="preserve"> et al., 2016) is employed. There are 7,470 images and 3,955 radiology reports in the raw dataset. Following the exclusion of findings and impression fields of missing data, there are 3,826 remaining reports. 3,666 image-report pairs are then obtained after filtering to obtain only image-report pairs of frontal-projections and checking the existence of image files. They are partitioned into a training set (2,566 data points), a validation set (550 data points), and a test set (550 data points) with a random seed of 42 and a 70-15-15 distribution. The images are resized to 518 x 518 </w:t>
-      </w:r>
-      <w:proofErr w:type="gramStart"/>
-      <w:r>
-        <w:rPr>
-          <w:b w:val="0"/>
-          <w:bCs w:val="0"/>
-          <w:sz w:val="24"/>
-          <w:szCs w:val="24"/>
-        </w:rPr>
-        <w:t>pixels, and</w:t>
-      </w:r>
-      <w:proofErr w:type="gramEnd"/>
-      <w:r>
-        <w:rPr>
-          <w:b w:val="0"/>
-          <w:bCs w:val="0"/>
-          <w:sz w:val="24"/>
-          <w:szCs w:val="24"/>
-        </w:rPr>
-        <w:t xml:space="preserve"> normalized via the RAD-DINO </w:t>
-      </w:r>
-      <w:proofErr w:type="spellStart"/>
-      <w:r>
-        <w:rPr>
-          <w:b w:val="0"/>
-          <w:bCs w:val="0"/>
-          <w:sz w:val="24"/>
-          <w:szCs w:val="24"/>
-        </w:rPr>
-        <w:t>AutoImageProcessor</w:t>
-      </w:r>
-      <w:proofErr w:type="spellEnd"/>
-      <w:r>
-        <w:rPr>
-          <w:b w:val="0"/>
-          <w:bCs w:val="0"/>
-          <w:sz w:val="24"/>
-          <w:szCs w:val="24"/>
-        </w:rPr>
-        <w:t xml:space="preserve"> before being entered into the encoder. </w:t>
+        <w:t xml:space="preserve">Throughout, the Indiana University Chest X-ray dataset (Demner-Fushman et al., 2016) is employed. There are 7,470 images and 3,955 radiology reports in the raw dataset. Following the exclusion of findings and impression fields of missing data, there are 3,826 remaining reports. 3,666 image-report pairs are then obtained after filtering to obtain only image-report pairs of frontal-projections and checking the existence of image files. They are partitioned into a training set (2,566 data points), a validation set (550 data points), and a test set (550 data points) with a random seed of 42 and a 70-15-15 distribution. The images are resized to 518 x 518 pixels, and normalized via the RAD-DINO AutoImageProcessor before being entered into the encoder. </w:t>
       </w:r>
     </w:p>
     <w:p>
@@ -16800,9 +15232,8 @@
           <w:sz w:val="24"/>
           <w:szCs w:val="24"/>
         </w:rPr>
-        <w:t xml:space="preserve">The </w:t>
-      </w:r>
-      <w:proofErr w:type="spellStart"/>
+        <w:t xml:space="preserve">The AdamW optimizer is used with 2 sets of parameters, with the learning rate for the projector being 3 × 10⁻⁴ and the LoRA layers being 1 × 10⁻⁵, while both groups use weight decay of 0.01. A cosine learning rate schedule with linear warmup over 5% of total steps (320 warmup steps out of 6,415 total) is applied to both groups. The effective batch size is 16 (physical batch size of 2 x 8 gradient accumulations). Gradient norms are clamped at 1.0 to ensure the stability of the training. In order to tackle class imbalance between normal and abnormal cases in IU X-ray, training weight 3.0 is given to the samples whose reports contain abnormal terms, such as consolidation, effusion, pneumothorax, cardiomegaly, atelectasis, and opacity, while its weight is set to 1.0 for the normal ones. This upsampling </w:t>
+      </w:r>
       <w:r>
         <w:rPr>
           <w:b w:val="0"/>
@@ -16810,107 +15241,8 @@
           <w:sz w:val="24"/>
           <w:szCs w:val="24"/>
         </w:rPr>
-        <w:t>AdamW</w:t>
-      </w:r>
-      <w:proofErr w:type="spellEnd"/>
-      <w:r>
-        <w:rPr>
-          <w:b w:val="0"/>
-          <w:bCs w:val="0"/>
-          <w:sz w:val="24"/>
-          <w:szCs w:val="24"/>
-        </w:rPr>
-        <w:t xml:space="preserve"> optimizer is used with 2 sets of parameters, with the learning rate for the projector being 3 × 10⁻⁴ and the </w:t>
-      </w:r>
-      <w:proofErr w:type="spellStart"/>
-      <w:r>
-        <w:rPr>
-          <w:b w:val="0"/>
-          <w:bCs w:val="0"/>
-          <w:sz w:val="24"/>
-          <w:szCs w:val="24"/>
-        </w:rPr>
-        <w:t>LoRA</w:t>
-      </w:r>
-      <w:proofErr w:type="spellEnd"/>
-      <w:r>
-        <w:rPr>
-          <w:b w:val="0"/>
-          <w:bCs w:val="0"/>
-          <w:sz w:val="24"/>
-          <w:szCs w:val="24"/>
-        </w:rPr>
-        <w:t xml:space="preserve"> layers being 1 × 10⁻⁵, while both groups use weight decay of 0.01. A cosine learning rate schedule with linear warmup over 5% of total steps (320 warmup steps out of 6,415 total) is applied to both groups. The effective batch size is 16 (physical batch size of 2 x 8 gradient accumulations). Gradient norms are clamped at 1.0 to ensure the stability of the training. </w:t>
-      </w:r>
-      <w:proofErr w:type="gramStart"/>
-      <w:r>
-        <w:rPr>
-          <w:b w:val="0"/>
-          <w:bCs w:val="0"/>
-          <w:sz w:val="24"/>
-          <w:szCs w:val="24"/>
-        </w:rPr>
-        <w:t>In order to</w:t>
-      </w:r>
-      <w:proofErr w:type="gramEnd"/>
-      <w:r>
-        <w:rPr>
-          <w:b w:val="0"/>
-          <w:bCs w:val="0"/>
-          <w:sz w:val="24"/>
-          <w:szCs w:val="24"/>
-        </w:rPr>
-        <w:t xml:space="preserve"> tackle class imbalance between normal and abnormal cases in IU X-ray, training weight 3.0 is given to the samples whose reports contain abnormal terms, such as consolidation, effusion, pneumothorax, cardiomegaly, atelectasis, and opacity, while its weight is set to 1.0 for the normal ones. This </w:t>
-      </w:r>
-      <w:proofErr w:type="spellStart"/>
-      <w:r>
-        <w:rPr>
-          <w:b w:val="0"/>
-          <w:bCs w:val="0"/>
-          <w:sz w:val="24"/>
-          <w:szCs w:val="24"/>
-        </w:rPr>
-        <w:t>upsampling</w:t>
-      </w:r>
-      <w:proofErr w:type="spellEnd"/>
-      <w:r>
-        <w:rPr>
-          <w:b w:val="0"/>
-          <w:bCs w:val="0"/>
-          <w:sz w:val="24"/>
-          <w:szCs w:val="24"/>
-        </w:rPr>
-        <w:t xml:space="preserve"> </w:t>
-      </w:r>
-      <w:r>
-        <w:rPr>
-          <w:b w:val="0"/>
-          <w:bCs w:val="0"/>
-          <w:sz w:val="24"/>
-          <w:szCs w:val="24"/>
-        </w:rPr>
         <w:lastRenderedPageBreak/>
-        <w:t xml:space="preserve">of </w:t>
-      </w:r>
-      <w:proofErr w:type="spellStart"/>
-      <w:r>
-        <w:rPr>
-          <w:b w:val="0"/>
-          <w:bCs w:val="0"/>
-          <w:sz w:val="24"/>
-          <w:szCs w:val="24"/>
-        </w:rPr>
-        <w:t>abnormals</w:t>
-      </w:r>
-      <w:proofErr w:type="spellEnd"/>
-      <w:r>
-        <w:rPr>
-          <w:b w:val="0"/>
-          <w:bCs w:val="0"/>
-          <w:sz w:val="24"/>
-          <w:szCs w:val="24"/>
-        </w:rPr>
-        <w:t xml:space="preserve"> helps the model not be biased towards producing a generic normal finding. For this, training runs for 40 epochs, using a patience of 8 epochs and early stopping based on the validation loss. The best model checkpoint is saved when the validation loss gets better. </w:t>
+        <w:t xml:space="preserve">of abnormals helps the model not be biased towards producing a generic normal finding. For this, training runs for 40 epochs, using a patience of 8 epochs and early stopping based on the validation loss. The best model checkpoint is saved when the validation loss gets better. </w:t>
       </w:r>
     </w:p>
     <w:p>
@@ -16994,167 +15326,7 @@
           <w:sz w:val="24"/>
           <w:szCs w:val="24"/>
         </w:rPr>
-        <w:t xml:space="preserve">The evaluation for Stage 1 English is done using: </w:t>
-      </w:r>
-      <w:proofErr w:type="spellStart"/>
-      <w:r>
-        <w:rPr>
-          <w:b w:val="0"/>
-          <w:bCs w:val="0"/>
-          <w:sz w:val="24"/>
-          <w:szCs w:val="24"/>
-        </w:rPr>
-        <w:t>corpus_bleu</w:t>
-      </w:r>
-      <w:proofErr w:type="spellEnd"/>
-      <w:r>
-        <w:rPr>
-          <w:b w:val="0"/>
-          <w:bCs w:val="0"/>
-          <w:sz w:val="24"/>
-          <w:szCs w:val="24"/>
-        </w:rPr>
-        <w:t xml:space="preserve"> from NLTK (BLEU-1, BLEU-2, BLEU-4), </w:t>
-      </w:r>
-      <w:proofErr w:type="spellStart"/>
-      <w:r>
-        <w:rPr>
-          <w:b w:val="0"/>
-          <w:bCs w:val="0"/>
-          <w:sz w:val="24"/>
-          <w:szCs w:val="24"/>
-        </w:rPr>
-        <w:t>rouge_scorer</w:t>
-      </w:r>
-      <w:proofErr w:type="spellEnd"/>
-      <w:r>
-        <w:rPr>
-          <w:b w:val="0"/>
-          <w:bCs w:val="0"/>
-          <w:sz w:val="24"/>
-          <w:szCs w:val="24"/>
-        </w:rPr>
-        <w:t xml:space="preserve"> from the </w:t>
-      </w:r>
-      <w:proofErr w:type="spellStart"/>
-      <w:r>
-        <w:rPr>
-          <w:b w:val="0"/>
-          <w:bCs w:val="0"/>
-          <w:sz w:val="24"/>
-          <w:szCs w:val="24"/>
-        </w:rPr>
-        <w:t>rouge_score</w:t>
-      </w:r>
-      <w:proofErr w:type="spellEnd"/>
-      <w:r>
-        <w:rPr>
-          <w:b w:val="0"/>
-          <w:bCs w:val="0"/>
-          <w:sz w:val="24"/>
-          <w:szCs w:val="24"/>
-        </w:rPr>
-        <w:t xml:space="preserve"> library (ROUGE-1, ROUGE-2, ROUGE-L), </w:t>
-      </w:r>
-      <w:proofErr w:type="spellStart"/>
-      <w:r>
-        <w:rPr>
-          <w:b w:val="0"/>
-          <w:bCs w:val="0"/>
-          <w:sz w:val="24"/>
-          <w:szCs w:val="24"/>
-        </w:rPr>
-        <w:t>meteor_score</w:t>
-      </w:r>
-      <w:proofErr w:type="spellEnd"/>
-      <w:r>
-        <w:rPr>
-          <w:b w:val="0"/>
-          <w:bCs w:val="0"/>
-          <w:sz w:val="24"/>
-          <w:szCs w:val="24"/>
-        </w:rPr>
-        <w:t xml:space="preserve"> from NLTK (METEOR), and </w:t>
-      </w:r>
-      <w:proofErr w:type="spellStart"/>
-      <w:r>
-        <w:rPr>
-          <w:b w:val="0"/>
-          <w:bCs w:val="0"/>
-          <w:sz w:val="24"/>
-          <w:szCs w:val="24"/>
-        </w:rPr>
-        <w:t>sacrebleu</w:t>
-      </w:r>
-      <w:proofErr w:type="spellEnd"/>
-      <w:r>
-        <w:rPr>
-          <w:b w:val="0"/>
-          <w:bCs w:val="0"/>
-          <w:sz w:val="24"/>
-          <w:szCs w:val="24"/>
-        </w:rPr>
-        <w:t xml:space="preserve"> (</w:t>
-      </w:r>
-      <w:proofErr w:type="spellStart"/>
-      <w:r>
-        <w:rPr>
-          <w:b w:val="0"/>
-          <w:bCs w:val="0"/>
-          <w:sz w:val="24"/>
-          <w:szCs w:val="24"/>
-        </w:rPr>
-        <w:t>chrF</w:t>
-      </w:r>
-      <w:proofErr w:type="spellEnd"/>
-      <w:r>
-        <w:rPr>
-          <w:b w:val="0"/>
-          <w:bCs w:val="0"/>
-          <w:sz w:val="24"/>
-          <w:szCs w:val="24"/>
-        </w:rPr>
-        <w:t xml:space="preserve">++). Clinical entity evaluation is performed by matching the regular expression pattern, which is achieved with per-label precision, recall and F1 score computed using scikit-learn in both generated and reference reports. The implementation of </w:t>
-      </w:r>
-      <w:proofErr w:type="spellStart"/>
-      <w:r>
-        <w:rPr>
-          <w:b w:val="0"/>
-          <w:bCs w:val="0"/>
-          <w:sz w:val="24"/>
-          <w:szCs w:val="24"/>
-        </w:rPr>
-        <w:t>sacrebleu</w:t>
-      </w:r>
-      <w:proofErr w:type="spellEnd"/>
-      <w:r>
-        <w:rPr>
-          <w:b w:val="0"/>
-          <w:bCs w:val="0"/>
-          <w:sz w:val="24"/>
-          <w:szCs w:val="24"/>
-        </w:rPr>
-        <w:t xml:space="preserve"> </w:t>
-      </w:r>
-      <w:proofErr w:type="spellStart"/>
-      <w:r>
-        <w:rPr>
-          <w:b w:val="0"/>
-          <w:bCs w:val="0"/>
-          <w:sz w:val="24"/>
-          <w:szCs w:val="24"/>
-        </w:rPr>
-        <w:t>chrF</w:t>
-      </w:r>
-      <w:proofErr w:type="spellEnd"/>
-      <w:r>
-        <w:rPr>
-          <w:b w:val="0"/>
-          <w:bCs w:val="0"/>
-          <w:sz w:val="24"/>
-          <w:szCs w:val="24"/>
-        </w:rPr>
-        <w:t>++ is identical to the previous one, and the outputs are in Bangla language as opposed to the translated Bangla reference reports in NLLB-200.</w:t>
+        <w:t>The evaluation for Stage 1 English is done using: corpus_bleu from NLTK (BLEU-1, BLEU-2, BLEU-4), rouge_scorer from the rouge_score library (ROUGE-1, ROUGE-2, ROUGE-L), meteor_score from NLTK (METEOR), and sacrebleu (chrF++). Clinical entity evaluation is performed by matching the regular expression pattern, which is achieved with per-label precision, recall and F1 score computed using scikit-learn in both generated and reference reports. The implementation of sacrebleu chrF++ is identical to the previous one, and the outputs are in Bangla language as opposed to the translated Bangla reference reports in NLLB-200.</w:t>
       </w:r>
       <w:bookmarkEnd w:id="68"/>
       <w:bookmarkEnd w:id="69"/>
@@ -17199,119 +15371,7 @@
           <w:sz w:val="24"/>
           <w:szCs w:val="24"/>
         </w:rPr>
-        <w:t xml:space="preserve">All the implementation has been done using </w:t>
-      </w:r>
-      <w:proofErr w:type="gramStart"/>
-      <w:r>
-        <w:rPr>
-          <w:sz w:val="24"/>
-          <w:szCs w:val="24"/>
-        </w:rPr>
-        <w:t>open source</w:t>
-      </w:r>
-      <w:proofErr w:type="gramEnd"/>
-      <w:r>
-        <w:rPr>
-          <w:sz w:val="24"/>
-          <w:szCs w:val="24"/>
-        </w:rPr>
-        <w:t xml:space="preserve"> Python libraries. The deep learning framework and GPU acceleration comes from </w:t>
-      </w:r>
-      <w:proofErr w:type="spellStart"/>
-      <w:r>
-        <w:rPr>
-          <w:sz w:val="24"/>
-          <w:szCs w:val="24"/>
-        </w:rPr>
-        <w:t>PyTorch</w:t>
-      </w:r>
-      <w:proofErr w:type="spellEnd"/>
-      <w:r>
-        <w:rPr>
-          <w:sz w:val="24"/>
-          <w:szCs w:val="24"/>
-        </w:rPr>
-        <w:t xml:space="preserve"> 2.11 and CUDA 12.8. To load the models, tokenize and generate with them, use the Transformers library from </w:t>
-      </w:r>
-      <w:proofErr w:type="spellStart"/>
-      <w:r>
-        <w:rPr>
-          <w:sz w:val="24"/>
-          <w:szCs w:val="24"/>
-        </w:rPr>
-        <w:t>HuggingFace</w:t>
-      </w:r>
-      <w:proofErr w:type="spellEnd"/>
-      <w:r>
-        <w:rPr>
-          <w:sz w:val="24"/>
-          <w:szCs w:val="24"/>
-        </w:rPr>
-        <w:t xml:space="preserve">: models 5.9.0 for RAD-DINO, Phi-3.5 Mini and NLLB-200. The implementation of </w:t>
-      </w:r>
-      <w:proofErr w:type="spellStart"/>
-      <w:r>
-        <w:rPr>
-          <w:sz w:val="24"/>
-          <w:szCs w:val="24"/>
-        </w:rPr>
-        <w:t>LoRA</w:t>
-      </w:r>
-      <w:proofErr w:type="spellEnd"/>
-      <w:r>
-        <w:rPr>
-          <w:sz w:val="24"/>
-          <w:szCs w:val="24"/>
-        </w:rPr>
-        <w:t xml:space="preserve"> is available in PEFT (version 0.19.1) and the quantization of the language model is possible with 4-bit NF4 in </w:t>
-      </w:r>
-      <w:proofErr w:type="spellStart"/>
-      <w:r>
-        <w:rPr>
-          <w:sz w:val="24"/>
-          <w:szCs w:val="24"/>
-        </w:rPr>
-        <w:t>BitsAndBytes</w:t>
-      </w:r>
-      <w:proofErr w:type="spellEnd"/>
-      <w:r>
-        <w:rPr>
-          <w:sz w:val="24"/>
-          <w:szCs w:val="24"/>
-        </w:rPr>
-        <w:t xml:space="preserve"> (version 0.49.2). Accelerate (version 1.13.0) controls the placement of devices on the quantized model elements. The cosine learning rate scheduler is offered with warmup by TRL. You can find NLTK's implementation of BLEU and METEOR, </w:t>
-      </w:r>
-      <w:proofErr w:type="spellStart"/>
-      <w:r>
-        <w:rPr>
-          <w:sz w:val="24"/>
-          <w:szCs w:val="24"/>
-        </w:rPr>
-        <w:t>rouge_score</w:t>
-      </w:r>
-      <w:proofErr w:type="spellEnd"/>
-      <w:r>
-        <w:rPr>
-          <w:sz w:val="24"/>
-          <w:szCs w:val="24"/>
-        </w:rPr>
-        <w:t xml:space="preserve"> for ROUGE scores, and </w:t>
-      </w:r>
-      <w:proofErr w:type="spellStart"/>
-      <w:r>
-        <w:rPr>
-          <w:sz w:val="24"/>
-          <w:szCs w:val="24"/>
-        </w:rPr>
-        <w:t>sacrebleu</w:t>
-      </w:r>
-      <w:proofErr w:type="spellEnd"/>
-      <w:r>
-        <w:rPr>
-          <w:sz w:val="24"/>
-          <w:szCs w:val="24"/>
-        </w:rPr>
-        <w:t xml:space="preserve"> </w:t>
+        <w:t xml:space="preserve">All the implementation has been done using open source Python libraries. The deep learning framework and GPU acceleration comes from PyTorch 2.11 and CUDA 12.8. To load the models, tokenize and generate with them, use the Transformers library from HuggingFace: models 5.9.0 for RAD-DINO, Phi-3.5 Mini and NLLB-200. The implementation of LoRA is available in PEFT (version 0.19.1) and the quantization of the language model is possible with 4-bit NF4 in BitsAndBytes (version 0.49.2). Accelerate (version 1.13.0) controls the placement of devices on the quantized model elements. The cosine learning rate scheduler is offered with warmup by TRL. You can find NLTK's implementation of BLEU and METEOR, rouge_score for ROUGE scores, and sacrebleu </w:t>
       </w:r>
       <w:r>
         <w:rPr>
@@ -17319,103 +15379,7 @@
           <w:szCs w:val="24"/>
         </w:rPr>
         <w:lastRenderedPageBreak/>
-        <w:t xml:space="preserve">for </w:t>
-      </w:r>
-      <w:proofErr w:type="spellStart"/>
-      <w:r>
-        <w:rPr>
-          <w:sz w:val="24"/>
-          <w:szCs w:val="24"/>
-        </w:rPr>
-        <w:t>chrF</w:t>
-      </w:r>
-      <w:proofErr w:type="spellEnd"/>
-      <w:r>
-        <w:rPr>
-          <w:sz w:val="24"/>
-          <w:szCs w:val="24"/>
-        </w:rPr>
-        <w:t>++ for evaluation. Pandas and NumPy process the data, and Matplotlib create training curves and performance visualizations. The entire pipeline is implemented in three Jupyter notebooks: bangla_cxr_local_stage_</w:t>
-      </w:r>
-      <w:proofErr w:type="gramStart"/>
-      <w:r>
-        <w:rPr>
-          <w:sz w:val="24"/>
-          <w:szCs w:val="24"/>
-        </w:rPr>
-        <w:t>1.ipynb</w:t>
-      </w:r>
-      <w:proofErr w:type="gramEnd"/>
-      <w:r>
-        <w:rPr>
-          <w:sz w:val="24"/>
-          <w:szCs w:val="24"/>
-        </w:rPr>
-        <w:t xml:space="preserve"> for the novel </w:t>
-      </w:r>
-      <w:proofErr w:type="spellStart"/>
-      <w:r>
-        <w:rPr>
-          <w:sz w:val="24"/>
-          <w:szCs w:val="24"/>
-        </w:rPr>
-        <w:t>AnatomyGuided</w:t>
-      </w:r>
-      <w:proofErr w:type="spellEnd"/>
-      <w:r>
-        <w:rPr>
-          <w:sz w:val="24"/>
-          <w:szCs w:val="24"/>
-        </w:rPr>
-        <w:t xml:space="preserve"> model, bangla_cxr_local_stage_1_</w:t>
-      </w:r>
-      <w:proofErr w:type="gramStart"/>
-      <w:r>
-        <w:rPr>
-          <w:sz w:val="24"/>
-          <w:szCs w:val="24"/>
-        </w:rPr>
-        <w:t>baseline.ipynb</w:t>
-      </w:r>
-      <w:proofErr w:type="gramEnd"/>
-      <w:r>
-        <w:rPr>
-          <w:sz w:val="24"/>
-          <w:szCs w:val="24"/>
-        </w:rPr>
-        <w:t xml:space="preserve"> for the </w:t>
-      </w:r>
-      <w:proofErr w:type="spellStart"/>
-      <w:r>
-        <w:rPr>
-          <w:sz w:val="24"/>
-          <w:szCs w:val="24"/>
-        </w:rPr>
-        <w:t>FlatMLP</w:t>
-      </w:r>
-      <w:proofErr w:type="spellEnd"/>
-      <w:r>
-        <w:rPr>
-          <w:sz w:val="24"/>
-          <w:szCs w:val="24"/>
-        </w:rPr>
-        <w:t xml:space="preserve"> ablation and bangla_cxr_local_stage_</w:t>
-      </w:r>
-      <w:proofErr w:type="gramStart"/>
-      <w:r>
-        <w:rPr>
-          <w:sz w:val="24"/>
-          <w:szCs w:val="24"/>
-        </w:rPr>
-        <w:t>2.ipynb</w:t>
-      </w:r>
-      <w:proofErr w:type="gramEnd"/>
-      <w:r>
-        <w:rPr>
-          <w:sz w:val="24"/>
-          <w:szCs w:val="24"/>
-        </w:rPr>
-        <w:t xml:space="preserve"> for the Bangla translation stage. The training is conducted locally with an NVIDIA GeForce RTX 5050 Laptop GPU, using Python 3.10.20 (Anaconda distribution) and Windows 1</w:t>
+        <w:t>for chrF++ for evaluation. Pandas and NumPy process the data, and Matplotlib create training curves and performance visualizations. The entire pipeline is implemented in three Jupyter notebooks: bangla_cxr_local_stage_1.ipynb for the novel AnatomyGuided model, bangla_cxr_local_stage_1_baseline.ipynb for the FlatMLP ablation and bangla_cxr_local_stage_2.ipynb for the Bangla translation stage. The training is conducted locally with an NVIDIA GeForce RTX 5050 Laptop GPU, using Python 3.10.20 (Anaconda distribution) and Windows 1</w:t>
       </w:r>
       <w:r>
         <w:rPr>
@@ -17470,63 +15434,7 @@
         <w:rPr>
           <w:szCs w:val="22"/>
         </w:rPr>
-        <w:t xml:space="preserve">In this chapter, we have shown the complete design of </w:t>
-      </w:r>
-      <w:proofErr w:type="spellStart"/>
-      <w:r>
-        <w:rPr>
-          <w:szCs w:val="22"/>
-        </w:rPr>
-        <w:t>BanglaCXR</w:t>
-      </w:r>
-      <w:proofErr w:type="spellEnd"/>
-      <w:r>
-        <w:rPr>
-          <w:szCs w:val="22"/>
-        </w:rPr>
-        <w:t xml:space="preserve">, which includes technical and economic feasibility of the proposed approach, functional and non-functional system requirements, methodology of two stages that involves separating the functional model of generating English report from the Bangla translation model, detailed architecture of the </w:t>
-      </w:r>
-      <w:proofErr w:type="spellStart"/>
-      <w:r>
-        <w:rPr>
-          <w:szCs w:val="22"/>
-        </w:rPr>
-        <w:t>AnatomyGuidedProjector</w:t>
-      </w:r>
-      <w:proofErr w:type="spellEnd"/>
-      <w:r>
-        <w:rPr>
-          <w:szCs w:val="22"/>
-        </w:rPr>
-        <w:t xml:space="preserve"> and its integration with the English Report Generation model (RAD-DINO and Phi-3.5 Mini), and complete implementation of the proposed approach including the dataset preparation, training configuration, inference procedure, and evaluation framework. The proposed system meets the specified compute requirements, is based on a set of well-established design choices from </w:t>
-      </w:r>
-      <w:proofErr w:type="gramStart"/>
-      <w:r>
-        <w:rPr>
-          <w:szCs w:val="22"/>
-        </w:rPr>
-        <w:t>the literature</w:t>
-      </w:r>
-      <w:proofErr w:type="gramEnd"/>
-      <w:r>
-        <w:rPr>
-          <w:szCs w:val="22"/>
-        </w:rPr>
-        <w:t xml:space="preserve"> with proven performance, and clearly contributes to the system architecture, with the cross-attention projector tested for necessity in the ablation study. The experimental results of the novel model and the </w:t>
-      </w:r>
-      <w:proofErr w:type="spellStart"/>
-      <w:r>
-        <w:rPr>
-          <w:szCs w:val="22"/>
-        </w:rPr>
-        <w:t>FlatMLP</w:t>
-      </w:r>
-      <w:proofErr w:type="spellEnd"/>
-      <w:r>
-        <w:rPr>
-          <w:szCs w:val="22"/>
-        </w:rPr>
-        <w:t xml:space="preserve"> baseline are presented in the next chapter followed by the complete Stage 2 Bangla evaluation and a detailed analysis of the model performance in terms of 12 pathological findings.</w:t>
+        <w:t>In this chapter, we have shown the complete design of BanglaCXR, which includes technical and economic feasibility of the proposed approach, functional and non-functional system requirements, methodology of two stages that involves separating the functional model of generating English report from the Bangla translation model, detailed architecture of the AnatomyGuidedProjector and its integration with the English Report Generation model (RAD-DINO and Phi-3.5 Mini), and complete implementation of the proposed approach including the dataset preparation, training configuration, inference procedure, and evaluation framework. The proposed system meets the specified compute requirements, is based on a set of well-established design choices from the literature with proven performance, and clearly contributes to the system architecture, with the cross-attention projector tested for necessity in the ablation study. The experimental results of the novel model and the FlatMLP baseline are presented in the next chapter followed by the complete Stage 2 Bangla evaluation and a detailed analysis of the model performance in terms of 12 pathological findings.</w:t>
       </w:r>
     </w:p>
     <w:p>
@@ -17804,127 +15712,7 @@
           <w:sz w:val="24"/>
           <w:szCs w:val="24"/>
         </w:rPr>
-        <w:t xml:space="preserve">In this chapter, the complete implementation, evaluation, and findings of the </w:t>
-      </w:r>
-      <w:proofErr w:type="spellStart"/>
-      <w:r>
-        <w:rPr>
-          <w:b w:val="0"/>
-          <w:bCs w:val="0"/>
-          <w:sz w:val="24"/>
-          <w:szCs w:val="24"/>
-        </w:rPr>
-        <w:t>BanglaCXR</w:t>
-      </w:r>
-      <w:proofErr w:type="spellEnd"/>
-      <w:r>
-        <w:rPr>
-          <w:b w:val="0"/>
-          <w:bCs w:val="0"/>
-          <w:sz w:val="24"/>
-          <w:szCs w:val="24"/>
-        </w:rPr>
-        <w:t xml:space="preserve"> system in both the </w:t>
-      </w:r>
-      <w:proofErr w:type="gramStart"/>
-      <w:r>
-        <w:rPr>
-          <w:b w:val="0"/>
-          <w:bCs w:val="0"/>
-          <w:sz w:val="24"/>
-          <w:szCs w:val="24"/>
-        </w:rPr>
-        <w:t>stages of pipeline</w:t>
-      </w:r>
-      <w:proofErr w:type="gramEnd"/>
-      <w:r>
-        <w:rPr>
-          <w:b w:val="0"/>
-          <w:bCs w:val="0"/>
-          <w:sz w:val="24"/>
-          <w:szCs w:val="24"/>
-        </w:rPr>
-        <w:t xml:space="preserve"> will be presented. It builds upon the architecture and methodology described in Chapter 3 and details the hardware and software environment in which it was developed and implemented, the step-by-step implementation of the Stage 1 English report generation model and the Stage 2 Bangla translation pipeline, the evaluation framework adopted for both stages, and a detailed discussion of the results including the ablation study comparing the proposed </w:t>
-      </w:r>
-      <w:proofErr w:type="spellStart"/>
-      <w:r>
-        <w:rPr>
-          <w:b w:val="0"/>
-          <w:bCs w:val="0"/>
-          <w:sz w:val="24"/>
-          <w:szCs w:val="24"/>
-        </w:rPr>
-        <w:t>AnatomyGuidedProjector</w:t>
-      </w:r>
-      <w:proofErr w:type="spellEnd"/>
-      <w:r>
-        <w:rPr>
-          <w:b w:val="0"/>
-          <w:bCs w:val="0"/>
-          <w:sz w:val="24"/>
-          <w:szCs w:val="24"/>
-        </w:rPr>
-        <w:t xml:space="preserve"> architecture to the </w:t>
-      </w:r>
-      <w:proofErr w:type="spellStart"/>
-      <w:r>
-        <w:rPr>
-          <w:b w:val="0"/>
-          <w:bCs w:val="0"/>
-          <w:sz w:val="24"/>
-          <w:szCs w:val="24"/>
-        </w:rPr>
-        <w:t>FlatMLP</w:t>
-      </w:r>
-      <w:proofErr w:type="spellEnd"/>
-      <w:r>
-        <w:rPr>
-          <w:b w:val="0"/>
-          <w:bCs w:val="0"/>
-          <w:sz w:val="24"/>
-          <w:szCs w:val="24"/>
-        </w:rPr>
-        <w:t xml:space="preserve"> baseline architecture. The chapter ends with situating the findings in the context of </w:t>
-      </w:r>
-      <w:proofErr w:type="gramStart"/>
-      <w:r>
-        <w:rPr>
-          <w:b w:val="0"/>
-          <w:bCs w:val="0"/>
-          <w:sz w:val="24"/>
-          <w:szCs w:val="24"/>
-        </w:rPr>
-        <w:t>the research</w:t>
-      </w:r>
-      <w:proofErr w:type="gramEnd"/>
-      <w:r>
-        <w:rPr>
-          <w:b w:val="0"/>
-          <w:bCs w:val="0"/>
-          <w:sz w:val="24"/>
-          <w:szCs w:val="24"/>
-        </w:rPr>
-        <w:t xml:space="preserve"> purposes as well as in the context of </w:t>
-      </w:r>
-      <w:proofErr w:type="gramStart"/>
-      <w:r>
-        <w:rPr>
-          <w:b w:val="0"/>
-          <w:bCs w:val="0"/>
-          <w:sz w:val="24"/>
-          <w:szCs w:val="24"/>
-        </w:rPr>
-        <w:t>the existing</w:t>
-      </w:r>
-      <w:proofErr w:type="gramEnd"/>
-      <w:r>
-        <w:rPr>
-          <w:b w:val="0"/>
-          <w:bCs w:val="0"/>
-          <w:sz w:val="24"/>
-          <w:szCs w:val="24"/>
-        </w:rPr>
-        <w:t xml:space="preserve"> literature.</w:t>
+        <w:t>In this chapter, the complete implementation, evaluation, and findings of the BanglaCXR system in both the stages of pipeline will be presented. It builds upon the architecture and methodology described in Chapter 3 and details the hardware and software environment in which it was developed and implemented, the step-by-step implementation of the Stage 1 English report generation model and the Stage 2 Bangla translation pipeline, the evaluation framework adopted for both stages, and a detailed discussion of the results including the ablation study comparing the proposed AnatomyGuidedProjector architecture to the FlatMLP baseline architecture. The chapter ends with situating the findings in the context of the research purposes as well as in the context of the existing literature.</w:t>
       </w:r>
       <w:bookmarkEnd w:id="76"/>
       <w:bookmarkEnd w:id="77"/>
@@ -17991,291 +15779,7 @@
           <w:sz w:val="24"/>
           <w:szCs w:val="24"/>
         </w:rPr>
-        <w:t xml:space="preserve">An overview of the system setup and </w:t>
-      </w:r>
-      <w:proofErr w:type="spellStart"/>
-      <w:proofErr w:type="gramStart"/>
-      <w:r>
-        <w:rPr>
-          <w:b w:val="0"/>
-          <w:bCs w:val="0"/>
-          <w:sz w:val="24"/>
-          <w:szCs w:val="24"/>
-        </w:rPr>
-        <w:t>environment.System</w:t>
-      </w:r>
-      <w:proofErr w:type="spellEnd"/>
-      <w:proofErr w:type="gramEnd"/>
-      <w:r>
-        <w:rPr>
-          <w:b w:val="0"/>
-          <w:bCs w:val="0"/>
-          <w:sz w:val="24"/>
-          <w:szCs w:val="24"/>
-        </w:rPr>
-        <w:t xml:space="preserve"> setup and environment 4.2 All training, evaluation and inference were performed on one computer with only consumer hardware, Windows 10 OS, Python 3.10.20, and Anaconda distribution. The hardware configuration includes an NVIDIA GeForce RTX 5050 Laptop GPU, which has 8.5 GB of total VRAM, and an adequate amount of RAM on the CPU side for the dataset to be preprocessed and tokenized without bottle necking. GPU-accelerated computation (with CUDA 12.8). The software stack is 100% open-source: The Phi-3.5 Mini language model is quantized in 4 bits using the library </w:t>
-      </w:r>
-      <w:proofErr w:type="spellStart"/>
-      <w:r>
-        <w:rPr>
-          <w:b w:val="0"/>
-          <w:bCs w:val="0"/>
-          <w:sz w:val="24"/>
-          <w:szCs w:val="24"/>
-        </w:rPr>
-        <w:t>BitsAndBytes</w:t>
-      </w:r>
-      <w:proofErr w:type="spellEnd"/>
-      <w:r>
-        <w:rPr>
-          <w:b w:val="0"/>
-          <w:bCs w:val="0"/>
-          <w:sz w:val="24"/>
-          <w:szCs w:val="24"/>
-        </w:rPr>
-        <w:t xml:space="preserve"> 0.49.2, loaded from </w:t>
-      </w:r>
-      <w:proofErr w:type="spellStart"/>
-      <w:r>
-        <w:rPr>
-          <w:b w:val="0"/>
-          <w:bCs w:val="0"/>
-          <w:sz w:val="24"/>
-          <w:szCs w:val="24"/>
-        </w:rPr>
-        <w:t>HuggingFace</w:t>
-      </w:r>
-      <w:proofErr w:type="spellEnd"/>
-      <w:r>
-        <w:rPr>
-          <w:b w:val="0"/>
-          <w:bCs w:val="0"/>
-          <w:sz w:val="24"/>
-          <w:szCs w:val="24"/>
-        </w:rPr>
-        <w:t xml:space="preserve"> using the library Transformers 5.9.0, </w:t>
-      </w:r>
-      <w:proofErr w:type="spellStart"/>
-      <w:r>
-        <w:rPr>
-          <w:b w:val="0"/>
-          <w:bCs w:val="0"/>
-          <w:sz w:val="24"/>
-          <w:szCs w:val="24"/>
-        </w:rPr>
-        <w:t>fine tuned</w:t>
-      </w:r>
-      <w:proofErr w:type="spellEnd"/>
-      <w:r>
-        <w:rPr>
-          <w:b w:val="0"/>
-          <w:bCs w:val="0"/>
-          <w:sz w:val="24"/>
-          <w:szCs w:val="24"/>
-        </w:rPr>
-        <w:t xml:space="preserve"> using the library </w:t>
-      </w:r>
-      <w:proofErr w:type="spellStart"/>
-      <w:r>
-        <w:rPr>
-          <w:b w:val="0"/>
-          <w:bCs w:val="0"/>
-          <w:sz w:val="24"/>
-          <w:szCs w:val="24"/>
-        </w:rPr>
-        <w:t>LoRA</w:t>
-      </w:r>
-      <w:proofErr w:type="spellEnd"/>
-      <w:r>
-        <w:rPr>
-          <w:b w:val="0"/>
-          <w:bCs w:val="0"/>
-          <w:sz w:val="24"/>
-          <w:szCs w:val="24"/>
-        </w:rPr>
-        <w:t xml:space="preserve"> 0.19.1, and placed on devices using the library Accelerate 1.13.0, with the library TRL to provide the cosine learning rate with warmup. The metrics NLTK, ROUGE variants, METEOR and </w:t>
-      </w:r>
-      <w:proofErr w:type="spellStart"/>
-      <w:r>
-        <w:rPr>
-          <w:b w:val="0"/>
-          <w:bCs w:val="0"/>
-          <w:sz w:val="24"/>
-          <w:szCs w:val="24"/>
-        </w:rPr>
-        <w:t>sacrebleu</w:t>
-      </w:r>
-      <w:proofErr w:type="spellEnd"/>
-      <w:r>
-        <w:rPr>
-          <w:b w:val="0"/>
-          <w:bCs w:val="0"/>
-          <w:sz w:val="24"/>
-          <w:szCs w:val="24"/>
-        </w:rPr>
-        <w:t xml:space="preserve"> were used for BLEU, METEOR, ROUGE variants and </w:t>
-      </w:r>
-      <w:proofErr w:type="spellStart"/>
-      <w:r>
-        <w:rPr>
-          <w:b w:val="0"/>
-          <w:bCs w:val="0"/>
-          <w:sz w:val="24"/>
-          <w:szCs w:val="24"/>
-        </w:rPr>
-        <w:t>chrF</w:t>
-      </w:r>
-      <w:proofErr w:type="spellEnd"/>
-      <w:r>
-        <w:rPr>
-          <w:b w:val="0"/>
-          <w:bCs w:val="0"/>
-          <w:sz w:val="24"/>
-          <w:szCs w:val="24"/>
-        </w:rPr>
-        <w:t xml:space="preserve">++ </w:t>
-      </w:r>
-      <w:proofErr w:type="spellStart"/>
-      <w:proofErr w:type="gramStart"/>
-      <w:r>
-        <w:rPr>
-          <w:b w:val="0"/>
-          <w:bCs w:val="0"/>
-          <w:sz w:val="24"/>
-          <w:szCs w:val="24"/>
-        </w:rPr>
-        <w:t>respectively.BLEU</w:t>
-      </w:r>
-      <w:proofErr w:type="spellEnd"/>
-      <w:proofErr w:type="gramEnd"/>
-      <w:r>
-        <w:rPr>
-          <w:b w:val="0"/>
-          <w:bCs w:val="0"/>
-          <w:sz w:val="24"/>
-          <w:szCs w:val="24"/>
-        </w:rPr>
-        <w:t xml:space="preserve">, METEOR, ROUGE variants and </w:t>
-      </w:r>
-      <w:proofErr w:type="spellStart"/>
-      <w:r>
-        <w:rPr>
-          <w:b w:val="0"/>
-          <w:bCs w:val="0"/>
-          <w:sz w:val="24"/>
-          <w:szCs w:val="24"/>
-        </w:rPr>
-        <w:t>sacrebleu</w:t>
-      </w:r>
-      <w:proofErr w:type="spellEnd"/>
-      <w:r>
-        <w:rPr>
-          <w:b w:val="0"/>
-          <w:bCs w:val="0"/>
-          <w:sz w:val="24"/>
-          <w:szCs w:val="24"/>
-        </w:rPr>
-        <w:t xml:space="preserve"> were computed using NLTK, METEOR, ROUGE variants and </w:t>
-      </w:r>
-      <w:proofErr w:type="spellStart"/>
-      <w:r>
-        <w:rPr>
-          <w:b w:val="0"/>
-          <w:bCs w:val="0"/>
-          <w:sz w:val="24"/>
-          <w:szCs w:val="24"/>
-        </w:rPr>
-        <w:t>chrF</w:t>
-      </w:r>
-      <w:proofErr w:type="spellEnd"/>
-      <w:r>
-        <w:rPr>
-          <w:b w:val="0"/>
-          <w:bCs w:val="0"/>
-          <w:sz w:val="24"/>
-          <w:szCs w:val="24"/>
-        </w:rPr>
-        <w:t xml:space="preserve">++ respectively. Per-label precision, recall, and F1 were computed using clinical entity evaluation with scikit-learn. The entire pipeline is realized in 3 </w:t>
-      </w:r>
-      <w:proofErr w:type="spellStart"/>
-      <w:r>
-        <w:rPr>
-          <w:b w:val="0"/>
-          <w:bCs w:val="0"/>
-          <w:sz w:val="24"/>
-          <w:szCs w:val="24"/>
-        </w:rPr>
-        <w:t>jupyter</w:t>
-      </w:r>
-      <w:proofErr w:type="spellEnd"/>
-      <w:r>
-        <w:rPr>
-          <w:b w:val="0"/>
-          <w:bCs w:val="0"/>
-          <w:sz w:val="24"/>
-          <w:szCs w:val="24"/>
-        </w:rPr>
-        <w:t xml:space="preserve"> notebooks, namely the bangla_cxr_local_stage_</w:t>
-      </w:r>
-      <w:proofErr w:type="gramStart"/>
-      <w:r>
-        <w:rPr>
-          <w:b w:val="0"/>
-          <w:bCs w:val="0"/>
-          <w:sz w:val="24"/>
-          <w:szCs w:val="24"/>
-        </w:rPr>
-        <w:t>1.ipynb</w:t>
-      </w:r>
-      <w:proofErr w:type="gramEnd"/>
-      <w:r>
-        <w:rPr>
-          <w:b w:val="0"/>
-          <w:bCs w:val="0"/>
-          <w:sz w:val="24"/>
-          <w:szCs w:val="24"/>
-        </w:rPr>
-        <w:t>, bangla_cxr_local_stage_1_</w:t>
-      </w:r>
-      <w:proofErr w:type="gramStart"/>
-      <w:r>
-        <w:rPr>
-          <w:b w:val="0"/>
-          <w:bCs w:val="0"/>
-          <w:sz w:val="24"/>
-          <w:szCs w:val="24"/>
-        </w:rPr>
-        <w:t>baseline.ipynb</w:t>
-      </w:r>
-      <w:proofErr w:type="gramEnd"/>
-      <w:r>
-        <w:rPr>
-          <w:b w:val="0"/>
-          <w:bCs w:val="0"/>
-          <w:sz w:val="24"/>
-          <w:szCs w:val="24"/>
-        </w:rPr>
-        <w:t xml:space="preserve"> and bangla_cxr_local_stage_</w:t>
-      </w:r>
-      <w:proofErr w:type="gramStart"/>
-      <w:r>
-        <w:rPr>
-          <w:b w:val="0"/>
-          <w:bCs w:val="0"/>
-          <w:sz w:val="24"/>
-          <w:szCs w:val="24"/>
-        </w:rPr>
-        <w:t>2.ipynb</w:t>
-      </w:r>
-      <w:proofErr w:type="gramEnd"/>
-      <w:r>
-        <w:rPr>
-          <w:b w:val="0"/>
-          <w:bCs w:val="0"/>
-          <w:sz w:val="24"/>
-          <w:szCs w:val="24"/>
-        </w:rPr>
-        <w:t>.</w:t>
+        <w:t>An overview of the system setup and environment.System setup and environment 4.2 All training, evaluation and inference were performed on one computer with only consumer hardware, Windows 10 OS, Python 3.10.20, and Anaconda distribution. The hardware configuration includes an NVIDIA GeForce RTX 5050 Laptop GPU, which has 8.5 GB of total VRAM, and an adequate amount of RAM on the CPU side for the dataset to be preprocessed and tokenized without bottle necking. GPU-accelerated computation (with CUDA 12.8). The software stack is 100% open-source: The Phi-3.5 Mini language model is quantized in 4 bits using the library BitsAndBytes 0.49.2, loaded from HuggingFace using the library Transformers 5.9.0, fine tuned using the library LoRA 0.19.1, and placed on devices using the library Accelerate 1.13.0, with the library TRL to provide the cosine learning rate with warmup. The metrics NLTK, ROUGE variants, METEOR and sacrebleu were used for BLEU, METEOR, ROUGE variants and chrF++ respectively.BLEU, METEOR, ROUGE variants and sacrebleu were computed using NLTK, METEOR, ROUGE variants and chrF++ respectively. Per-label precision, recall, and F1 were computed using clinical entity evaluation with scikit-learn. The entire pipeline is realized in 3 jupyter notebooks, namely the bangla_cxr_local_stage_1.ipynb, bangla_cxr_local_stage_1_baseline.ipynb and bangla_cxr_local_stage_2.ipynb.</w:t>
       </w:r>
       <w:bookmarkEnd w:id="79"/>
       <w:bookmarkEnd w:id="80"/>
@@ -18362,269 +15866,7 @@
           <w:sz w:val="24"/>
           <w:szCs w:val="24"/>
         </w:rPr>
-        <w:t xml:space="preserve">The Stage 1 implementation starts with the preprocessing of data sets. The raw IU X-ray dataset was loaded from the CSV reports and projections file and only those images that had a </w:t>
-      </w:r>
-      <w:proofErr w:type="spellStart"/>
-      <w:proofErr w:type="gramStart"/>
-      <w:r>
-        <w:rPr>
-          <w:b w:val="0"/>
-          <w:bCs w:val="0"/>
-          <w:sz w:val="24"/>
-          <w:szCs w:val="24"/>
-        </w:rPr>
-        <w:t>non empty</w:t>
-      </w:r>
-      <w:proofErr w:type="spellEnd"/>
-      <w:proofErr w:type="gramEnd"/>
-      <w:r>
-        <w:rPr>
-          <w:b w:val="0"/>
-          <w:bCs w:val="0"/>
-          <w:sz w:val="24"/>
-          <w:szCs w:val="24"/>
-        </w:rPr>
-        <w:t xml:space="preserve"> Finding and Impression field in the report were retained, resulting in a </w:t>
-      </w:r>
-      <w:proofErr w:type="spellStart"/>
-      <w:r>
-        <w:rPr>
-          <w:b w:val="0"/>
-          <w:bCs w:val="0"/>
-          <w:sz w:val="24"/>
-          <w:szCs w:val="24"/>
-        </w:rPr>
-        <w:t>dataframe</w:t>
-      </w:r>
-      <w:proofErr w:type="spellEnd"/>
-      <w:r>
-        <w:rPr>
-          <w:b w:val="0"/>
-          <w:bCs w:val="0"/>
-          <w:sz w:val="24"/>
-          <w:szCs w:val="24"/>
-        </w:rPr>
-        <w:t xml:space="preserve"> of 3,666 valid image-report pairs. These were randomly split deterministically with random seed of 42 into 2566 training samples, 550 validation samples, and 550 test samples. During training, all images are dynamically loaded and then resized to 518 × 518 pixels and normalized using the RAD-DINO </w:t>
-      </w:r>
-      <w:proofErr w:type="spellStart"/>
-      <w:r>
-        <w:rPr>
-          <w:b w:val="0"/>
-          <w:bCs w:val="0"/>
-          <w:sz w:val="24"/>
-          <w:szCs w:val="24"/>
-        </w:rPr>
-        <w:t>AutoImageProcessor</w:t>
-      </w:r>
-      <w:proofErr w:type="spellEnd"/>
-      <w:r>
-        <w:rPr>
-          <w:b w:val="0"/>
-          <w:bCs w:val="0"/>
-          <w:sz w:val="24"/>
-          <w:szCs w:val="24"/>
-        </w:rPr>
-        <w:t xml:space="preserve"> before being passed to the frozen vision encoder. The RAD-DINO was used to generate a frozen 768-dimensional sequence of 1,370 patch tokens, which were mapped to 32 region embeddings of dimension 3,072 by the </w:t>
-      </w:r>
-      <w:proofErr w:type="spellStart"/>
-      <w:r>
-        <w:rPr>
-          <w:b w:val="0"/>
-          <w:bCs w:val="0"/>
-          <w:sz w:val="24"/>
-          <w:szCs w:val="24"/>
-        </w:rPr>
-        <w:t>AnatomyGuidedProjector</w:t>
-      </w:r>
-      <w:proofErr w:type="spellEnd"/>
-      <w:r>
-        <w:rPr>
-          <w:b w:val="0"/>
-          <w:bCs w:val="0"/>
-          <w:sz w:val="24"/>
-          <w:szCs w:val="24"/>
-        </w:rPr>
-        <w:t xml:space="preserve"> model, and 4-bit quantized Phi-3.5 Mini was used to read these as prefix embeddings to generate the report token by token. The </w:t>
-      </w:r>
-      <w:proofErr w:type="spellStart"/>
-      <w:r>
-        <w:rPr>
-          <w:b w:val="0"/>
-          <w:bCs w:val="0"/>
-          <w:sz w:val="24"/>
-          <w:szCs w:val="24"/>
-        </w:rPr>
-        <w:t>LoRA</w:t>
-      </w:r>
-      <w:proofErr w:type="spellEnd"/>
-      <w:r>
-        <w:rPr>
-          <w:b w:val="0"/>
-          <w:bCs w:val="0"/>
-          <w:sz w:val="24"/>
-          <w:szCs w:val="24"/>
-        </w:rPr>
-        <w:t xml:space="preserve"> adapters (rank 32, alpha 64, dropout 0.05) are applied to the layers: </w:t>
-      </w:r>
-      <w:proofErr w:type="spellStart"/>
-      <w:r>
-        <w:rPr>
-          <w:b w:val="0"/>
-          <w:bCs w:val="0"/>
-          <w:sz w:val="24"/>
-          <w:szCs w:val="24"/>
-        </w:rPr>
-        <w:t>qkv_proj</w:t>
-      </w:r>
-      <w:proofErr w:type="spellEnd"/>
-      <w:r>
-        <w:rPr>
-          <w:b w:val="0"/>
-          <w:bCs w:val="0"/>
-          <w:sz w:val="24"/>
-          <w:szCs w:val="24"/>
-        </w:rPr>
-        <w:t xml:space="preserve">, </w:t>
-      </w:r>
-      <w:proofErr w:type="spellStart"/>
-      <w:r>
-        <w:rPr>
-          <w:b w:val="0"/>
-          <w:bCs w:val="0"/>
-          <w:sz w:val="24"/>
-          <w:szCs w:val="24"/>
-        </w:rPr>
-        <w:t>o_proj</w:t>
-      </w:r>
-      <w:proofErr w:type="spellEnd"/>
-      <w:r>
-        <w:rPr>
-          <w:b w:val="0"/>
-          <w:bCs w:val="0"/>
-          <w:sz w:val="24"/>
-          <w:szCs w:val="24"/>
-        </w:rPr>
-        <w:t xml:space="preserve">, </w:t>
-      </w:r>
-      <w:proofErr w:type="spellStart"/>
-      <w:r>
-        <w:rPr>
-          <w:b w:val="0"/>
-          <w:bCs w:val="0"/>
-          <w:sz w:val="24"/>
-          <w:szCs w:val="24"/>
-        </w:rPr>
-        <w:t>gate_up_proj</w:t>
-      </w:r>
-      <w:proofErr w:type="spellEnd"/>
-      <w:r>
-        <w:rPr>
-          <w:b w:val="0"/>
-          <w:bCs w:val="0"/>
-          <w:sz w:val="24"/>
-          <w:szCs w:val="24"/>
-        </w:rPr>
-        <w:t xml:space="preserve">, </w:t>
-      </w:r>
-      <w:proofErr w:type="spellStart"/>
-      <w:r>
-        <w:rPr>
-          <w:b w:val="0"/>
-          <w:bCs w:val="0"/>
-          <w:sz w:val="24"/>
-          <w:szCs w:val="24"/>
-        </w:rPr>
-        <w:t>down_proj</w:t>
-      </w:r>
-      <w:proofErr w:type="spellEnd"/>
-      <w:r>
-        <w:rPr>
-          <w:b w:val="0"/>
-          <w:bCs w:val="0"/>
-          <w:sz w:val="24"/>
-          <w:szCs w:val="24"/>
-        </w:rPr>
-        <w:t xml:space="preserve">, and 50,331,648 trainable parameters (1.30% of the full model). The initial VRAM usage for training was ~4.98 GB, which falls well short of the cap of 8.5 GB. During training a weighted random sampler was used to overcome class imbalance and the reports containing abnormality-indicating terms were oversampled by a factor of 3.0 compared to the normal reports. For the training loop, </w:t>
-      </w:r>
-      <w:proofErr w:type="spellStart"/>
-      <w:r>
-        <w:rPr>
-          <w:b w:val="0"/>
-          <w:bCs w:val="0"/>
-          <w:sz w:val="24"/>
-          <w:szCs w:val="24"/>
-        </w:rPr>
-        <w:t>AdamW</w:t>
-      </w:r>
-      <w:proofErr w:type="spellEnd"/>
-      <w:r>
-        <w:rPr>
-          <w:b w:val="0"/>
-          <w:bCs w:val="0"/>
-          <w:sz w:val="24"/>
-          <w:szCs w:val="24"/>
-        </w:rPr>
-        <w:t xml:space="preserve"> was used with two parameter groups, one for the projector with a learning rate of 3 × 10⁻⁴, the other for the </w:t>
-      </w:r>
-      <w:proofErr w:type="spellStart"/>
-      <w:r>
-        <w:rPr>
-          <w:b w:val="0"/>
-          <w:bCs w:val="0"/>
-          <w:sz w:val="24"/>
-          <w:szCs w:val="24"/>
-        </w:rPr>
-        <w:t>LoRA</w:t>
-      </w:r>
-      <w:proofErr w:type="spellEnd"/>
-      <w:r>
-        <w:rPr>
-          <w:b w:val="0"/>
-          <w:bCs w:val="0"/>
-          <w:sz w:val="24"/>
-          <w:szCs w:val="24"/>
-        </w:rPr>
-        <w:t xml:space="preserve"> layers with a learning rate of 1 × 10⁻⁵, and both groups had weight decay of 0.01. The optimum batch size was 16, obtained by using a physical batch size of 2, and 8 gradient accumulation steps, with gradient norms clipped at 1.0 per step. Both sets of parameters were subjected to a cosine schedule, with 5% warm up (320 warm up steps out of 6,415 total). The training was conducted for up to 40 epochs, with an early stopping patience of 8. Model </w:t>
-      </w:r>
-      <w:proofErr w:type="gramStart"/>
-      <w:r>
-        <w:rPr>
-          <w:b w:val="0"/>
-          <w:bCs w:val="0"/>
-          <w:sz w:val="24"/>
-          <w:szCs w:val="24"/>
-        </w:rPr>
-        <w:t>checkpoint was</w:t>
-      </w:r>
-      <w:proofErr w:type="gramEnd"/>
-      <w:r>
-        <w:rPr>
-          <w:b w:val="0"/>
-          <w:bCs w:val="0"/>
-          <w:sz w:val="24"/>
-          <w:szCs w:val="24"/>
-        </w:rPr>
-        <w:t xml:space="preserve"> saved if there was a decrease in validation loss. During inference, the pipeline will load the saved checkpoint and re-initialize the model using frozen RAD-DINO weights and the trained projector and </w:t>
-      </w:r>
-      <w:proofErr w:type="spellStart"/>
-      <w:r>
-        <w:rPr>
-          <w:b w:val="0"/>
-          <w:bCs w:val="0"/>
-          <w:sz w:val="24"/>
-          <w:szCs w:val="24"/>
-        </w:rPr>
-        <w:t>LoRA</w:t>
-      </w:r>
-      <w:proofErr w:type="spellEnd"/>
-      <w:r>
-        <w:rPr>
-          <w:b w:val="0"/>
-          <w:bCs w:val="0"/>
-          <w:sz w:val="24"/>
-          <w:szCs w:val="24"/>
-        </w:rPr>
-        <w:t xml:space="preserve"> weights, then generate the report autoregressively using KV-cache-based decoding with a repetition penalty of 1.3 and a maximum of 200 new tokens per report. The prompt template takes the shape of a chat, asking the model to include Findings and Impression sections in its response to the prompt. </w:t>
+        <w:t xml:space="preserve">The Stage 1 implementation starts with the preprocessing of data sets. The raw IU X-ray dataset was loaded from the CSV reports and projections file and only those images that had a non empty Finding and Impression field in the report were retained, resulting in a dataframe of 3,666 valid image-report pairs. These were randomly split deterministically with random seed of 42 into 2566 training samples, 550 validation samples, and 550 test samples. During training, all images are dynamically loaded and then resized to 518 × 518 pixels and normalized using the RAD-DINO AutoImageProcessor before being passed to the frozen vision encoder. The RAD-DINO was used to generate a frozen 768-dimensional sequence of 1,370 patch tokens, which were mapped to 32 region embeddings of dimension 3,072 by the AnatomyGuidedProjector model, and 4-bit quantized Phi-3.5 Mini was used to read these as prefix embeddings to generate the report token by token. The LoRA adapters (rank 32, alpha 64, dropout 0.05) are applied to the layers: qkv_proj, o_proj, gate_up_proj, down_proj, and 50,331,648 trainable parameters (1.30% of the full model). The initial VRAM usage for training was ~4.98 GB, which falls well short of the cap of 8.5 GB. During training a weighted random sampler was used to overcome class imbalance and the reports containing abnormality-indicating terms were oversampled by a factor of 3.0 compared to the normal reports. For the training loop, AdamW was used with two parameter groups, one for the projector with a learning rate of 3 × 10⁻⁴, the other for the LoRA layers with a learning rate of 1 × 10⁻⁵, and both groups had weight decay of 0.01. The optimum batch size was 16, obtained by using a physical batch size of 2, and 8 gradient accumulation steps, with gradient norms clipped at 1.0 per step. Both sets of parameters were subjected to a cosine schedule, with 5% warm up (320 warm up steps out of 6,415 total). The training was conducted for up to 40 epochs, with an early stopping patience of 8. Model checkpoint was saved if there was a decrease in validation loss. During inference, the pipeline will load the saved checkpoint and re-initialize the model using frozen RAD-DINO weights and the trained projector and LoRA weights, then generate the report autoregressively using KV-cache-based decoding with a repetition penalty of 1.3 and a maximum of 200 new tokens per report. The prompt template takes the shape of a chat, asking the model to include Findings and Impression sections in its response to the prompt. </w:t>
       </w:r>
     </w:p>
     <w:p>
@@ -18678,209 +15920,7 @@
           <w:szCs w:val="24"/>
         </w:rPr>
         <w:lastRenderedPageBreak/>
-        <w:t>generated by the Stage 1 model from the saved JSON file, initializes NLLB-200 (</w:t>
-      </w:r>
-      <w:proofErr w:type="spellStart"/>
-      <w:r>
-        <w:rPr>
-          <w:b w:val="0"/>
-          <w:bCs w:val="0"/>
-          <w:sz w:val="24"/>
-          <w:szCs w:val="24"/>
-        </w:rPr>
-        <w:t>facebook</w:t>
-      </w:r>
-      <w:proofErr w:type="spellEnd"/>
-      <w:r>
-        <w:rPr>
-          <w:b w:val="0"/>
-          <w:bCs w:val="0"/>
-          <w:sz w:val="24"/>
-          <w:szCs w:val="24"/>
-        </w:rPr>
-        <w:t xml:space="preserve">/nllb-200-distilled-600M), and translates each report to Bangla with the </w:t>
-      </w:r>
-      <w:proofErr w:type="spellStart"/>
-      <w:r>
-        <w:rPr>
-          <w:b w:val="0"/>
-          <w:bCs w:val="0"/>
-          <w:sz w:val="24"/>
-          <w:szCs w:val="24"/>
-        </w:rPr>
-        <w:t>ben_Beng</w:t>
-      </w:r>
-      <w:proofErr w:type="spellEnd"/>
-      <w:r>
-        <w:rPr>
-          <w:b w:val="0"/>
-          <w:bCs w:val="0"/>
-          <w:sz w:val="24"/>
-          <w:szCs w:val="24"/>
-        </w:rPr>
-        <w:t xml:space="preserve"> language token (token ID 256026) by using approximately 1.23 GB of VRAM with float16 precision. The 12 clinically important medical terms used in the medical glossary are translated into Bangla using a medical glossary of twelve key clinical terms, thus providing a consistent terminology that might be inconsistently translated in NLLB-200 across reports. For evaluating Bangla reference reports, the same NLLB-200 pipeline is applied to the IU X-ray (English) reference reports which leads to the same method in constructing the reference reports. Ablation Implementation To remove the need for the </w:t>
-      </w:r>
-      <w:proofErr w:type="spellStart"/>
-      <w:r>
-        <w:rPr>
-          <w:b w:val="0"/>
-          <w:bCs w:val="0"/>
-          <w:sz w:val="24"/>
-          <w:szCs w:val="24"/>
-        </w:rPr>
-        <w:t>AnatomyGuidedProjector</w:t>
-      </w:r>
-      <w:proofErr w:type="spellEnd"/>
-      <w:r>
-        <w:rPr>
-          <w:b w:val="0"/>
-          <w:bCs w:val="0"/>
-          <w:sz w:val="24"/>
-          <w:szCs w:val="24"/>
-        </w:rPr>
-        <w:t xml:space="preserve">, the </w:t>
-      </w:r>
-      <w:proofErr w:type="spellStart"/>
-      <w:r>
-        <w:rPr>
-          <w:b w:val="0"/>
-          <w:bCs w:val="0"/>
-          <w:sz w:val="24"/>
-          <w:szCs w:val="24"/>
-        </w:rPr>
-        <w:t>FlatMLP</w:t>
-      </w:r>
-      <w:proofErr w:type="spellEnd"/>
-      <w:r>
-        <w:rPr>
-          <w:b w:val="0"/>
-          <w:bCs w:val="0"/>
-          <w:sz w:val="24"/>
-          <w:szCs w:val="24"/>
-        </w:rPr>
-        <w:t xml:space="preserve"> baseline simply applies a mean-pooling operation over all 1,370 RAD-DINO patch tokens followed by a two-layer MLP that generates a single 3,072-dimensional embedding. This reduces the whole visual context into a single query per </w:t>
-      </w:r>
-      <w:proofErr w:type="gramStart"/>
-      <w:r>
-        <w:rPr>
-          <w:b w:val="0"/>
-          <w:bCs w:val="0"/>
-          <w:sz w:val="24"/>
-          <w:szCs w:val="24"/>
-        </w:rPr>
-        <w:t>token, and</w:t>
-      </w:r>
-      <w:proofErr w:type="gramEnd"/>
-      <w:r>
-        <w:rPr>
-          <w:b w:val="0"/>
-          <w:bCs w:val="0"/>
-          <w:sz w:val="24"/>
-          <w:szCs w:val="24"/>
-        </w:rPr>
-        <w:t xml:space="preserve"> directly compares to the mean-pooling projectors of systems like </w:t>
-      </w:r>
-      <w:proofErr w:type="spellStart"/>
-      <w:r>
-        <w:rPr>
-          <w:b w:val="0"/>
-          <w:bCs w:val="0"/>
-          <w:sz w:val="24"/>
-          <w:szCs w:val="24"/>
-        </w:rPr>
-        <w:t>XrayGPT</w:t>
-      </w:r>
-      <w:proofErr w:type="spellEnd"/>
-      <w:r>
-        <w:rPr>
-          <w:b w:val="0"/>
-          <w:bCs w:val="0"/>
-          <w:sz w:val="24"/>
-          <w:szCs w:val="24"/>
-        </w:rPr>
-        <w:t xml:space="preserve">, which applied different projectors to each of 32 region-based </w:t>
-      </w:r>
-      <w:proofErr w:type="spellStart"/>
-      <w:proofErr w:type="gramStart"/>
-      <w:r>
-        <w:rPr>
-          <w:b w:val="0"/>
-          <w:bCs w:val="0"/>
-          <w:sz w:val="24"/>
-          <w:szCs w:val="24"/>
-        </w:rPr>
-        <w:t>queries.This</w:t>
-      </w:r>
-      <w:proofErr w:type="spellEnd"/>
-      <w:proofErr w:type="gramEnd"/>
-      <w:r>
-        <w:rPr>
-          <w:b w:val="0"/>
-          <w:bCs w:val="0"/>
-          <w:sz w:val="24"/>
-          <w:szCs w:val="24"/>
-        </w:rPr>
-        <w:t xml:space="preserve"> represents a significant step forward from the previous approach of having 32 region-specific queries, like what was done in systems such as </w:t>
-      </w:r>
-      <w:proofErr w:type="spellStart"/>
-      <w:r>
-        <w:rPr>
-          <w:b w:val="0"/>
-          <w:bCs w:val="0"/>
-          <w:sz w:val="24"/>
-          <w:szCs w:val="24"/>
-        </w:rPr>
-        <w:t>XrayGPT</w:t>
-      </w:r>
-      <w:proofErr w:type="spellEnd"/>
-      <w:r>
-        <w:rPr>
-          <w:b w:val="0"/>
-          <w:bCs w:val="0"/>
-          <w:sz w:val="24"/>
-          <w:szCs w:val="24"/>
-        </w:rPr>
-        <w:t xml:space="preserve">, which used 32 different projectors. To isolate the contribution of the projector, all other components were kept the same: the same RAD-DINO encoder, the same Phi-3.5 Mini with the same </w:t>
-      </w:r>
-      <w:proofErr w:type="spellStart"/>
-      <w:r>
-        <w:rPr>
-          <w:b w:val="0"/>
-          <w:bCs w:val="0"/>
-          <w:sz w:val="24"/>
-          <w:szCs w:val="24"/>
-        </w:rPr>
-        <w:t>LoRA</w:t>
-      </w:r>
-      <w:proofErr w:type="spellEnd"/>
-      <w:r>
-        <w:rPr>
-          <w:b w:val="0"/>
-          <w:bCs w:val="0"/>
-          <w:sz w:val="24"/>
-          <w:szCs w:val="24"/>
-        </w:rPr>
-        <w:t xml:space="preserve"> configuration, the same training loop, the same split of the dataset, and the same hyperparameters and early stopping </w:t>
-      </w:r>
-      <w:proofErr w:type="gramStart"/>
-      <w:r>
-        <w:rPr>
-          <w:b w:val="0"/>
-          <w:bCs w:val="0"/>
-          <w:sz w:val="24"/>
-          <w:szCs w:val="24"/>
-        </w:rPr>
-        <w:t>criterion</w:t>
-      </w:r>
-      <w:proofErr w:type="gramEnd"/>
-      <w:r>
-        <w:rPr>
-          <w:b w:val="0"/>
-          <w:bCs w:val="0"/>
-          <w:sz w:val="24"/>
-          <w:szCs w:val="24"/>
-        </w:rPr>
-        <w:t>.</w:t>
+        <w:t>generated by the Stage 1 model from the saved JSON file, initializes NLLB-200 (facebook/nllb-200-distilled-600M), and translates each report to Bangla with the ben_Beng language token (token ID 256026) by using approximately 1.23 GB of VRAM with float16 precision. The 12 clinically important medical terms used in the medical glossary are translated into Bangla using a medical glossary of twelve key clinical terms, thus providing a consistent terminology that might be inconsistently translated in NLLB-200 across reports. For evaluating Bangla reference reports, the same NLLB-200 pipeline is applied to the IU X-ray (English) reference reports which leads to the same method in constructing the reference reports. Ablation Implementation To remove the need for the AnatomyGuidedProjector, the FlatMLP baseline simply applies a mean-pooling operation over all 1,370 RAD-DINO patch tokens followed by a two-layer MLP that generates a single 3,072-dimensional embedding. This reduces the whole visual context into a single query per token, and directly compares to the mean-pooling projectors of systems like XrayGPT, which applied different projectors to each of 32 region-based queries.This represents a significant step forward from the previous approach of having 32 region-specific queries, like what was done in systems such as XrayGPT, which used 32 different projectors. To isolate the contribution of the projector, all other components were kept the same: the same RAD-DINO encoder, the same Phi-3.5 Mini with the same LoRA configuration, the same training loop, the same split of the dataset, and the same hyperparameters and early stopping criterion.</w:t>
       </w:r>
       <w:bookmarkEnd w:id="82"/>
       <w:bookmarkEnd w:id="83"/>
@@ -18937,9 +15977,8 @@
           <w:sz w:val="24"/>
           <w:szCs w:val="24"/>
         </w:rPr>
-        <w:t xml:space="preserve">All 550 held-out test samples are used to evaluate the generation of English reports in Stage 1, with a set of complementary metrics. These are calculated using the NLTK </w:t>
-      </w:r>
-      <w:proofErr w:type="spellStart"/>
+        <w:t xml:space="preserve">All 550 held-out test samples are used to evaluate the generation of English reports in Stage 1, with a set of complementary metrics. These are calculated using the NLTK corpus_bleu function with smoothing method 1, representing the unigram, bigram, and 4-gram corpus-level precision of the generated and reference reports. ROUGE-1, ROUGE-2 and ROUGE-L are calculated based on unigram recall, bigram recall and longest common subsequence similarity, respectively, using the rouge_score library. Computed at sentence level and averaged across all 550 samples, METEOR focuses on both stemming and synonym-based semantic matching, as well as exact token overlap. chrF++ is calculated using sacrebleu, and is based on character n-gram, a measure that is robust to morphological variations and especially informative for subword-rich languages. Clinical entity evaluation uses a set of regular-expression patterns on both generated and reference reports, calculates per-label precision, recall, F1 as well as macro-averaged, micro-averaged and weighted-F1 scores, </w:t>
+      </w:r>
       <w:r>
         <w:rPr>
           <w:b w:val="0"/>
@@ -18947,207 +15986,8 @@
           <w:sz w:val="24"/>
           <w:szCs w:val="24"/>
         </w:rPr>
-        <w:t>corpus_bleu</w:t>
-      </w:r>
-      <w:proofErr w:type="spellEnd"/>
-      <w:r>
-        <w:rPr>
-          <w:b w:val="0"/>
-          <w:bCs w:val="0"/>
-          <w:sz w:val="24"/>
-          <w:szCs w:val="24"/>
-        </w:rPr>
-        <w:t xml:space="preserve"> function with smoothing method 1, representing the unigram, bigram, and 4-gram corpus-level precision of the generated and reference reports. ROUGE-1, ROUGE-2 and ROUGE-L are calculated based on unigram recall, bigram recall and longest common subsequence similarity, respectively, using the </w:t>
-      </w:r>
-      <w:proofErr w:type="spellStart"/>
-      <w:r>
-        <w:rPr>
-          <w:b w:val="0"/>
-          <w:bCs w:val="0"/>
-          <w:sz w:val="24"/>
-          <w:szCs w:val="24"/>
-        </w:rPr>
-        <w:t>rouge_score</w:t>
-      </w:r>
-      <w:proofErr w:type="spellEnd"/>
-      <w:r>
-        <w:rPr>
-          <w:b w:val="0"/>
-          <w:bCs w:val="0"/>
-          <w:sz w:val="24"/>
-          <w:szCs w:val="24"/>
-        </w:rPr>
-        <w:t xml:space="preserve"> library. Computed at sentence level and averaged across all 550 samples, METEOR focuses on both stemming and synonym-based semantic matching, as well as exact token overlap. </w:t>
-      </w:r>
-      <w:proofErr w:type="spellStart"/>
-      <w:r>
-        <w:rPr>
-          <w:b w:val="0"/>
-          <w:bCs w:val="0"/>
-          <w:sz w:val="24"/>
-          <w:szCs w:val="24"/>
-        </w:rPr>
-        <w:t>chrF</w:t>
-      </w:r>
-      <w:proofErr w:type="spellEnd"/>
-      <w:r>
-        <w:rPr>
-          <w:b w:val="0"/>
-          <w:bCs w:val="0"/>
-          <w:sz w:val="24"/>
-          <w:szCs w:val="24"/>
-        </w:rPr>
-        <w:t xml:space="preserve">++ is calculated using </w:t>
-      </w:r>
-      <w:proofErr w:type="spellStart"/>
-      <w:r>
-        <w:rPr>
-          <w:b w:val="0"/>
-          <w:bCs w:val="0"/>
-          <w:sz w:val="24"/>
-          <w:szCs w:val="24"/>
-        </w:rPr>
-        <w:t>sacrebleu</w:t>
-      </w:r>
-      <w:proofErr w:type="spellEnd"/>
-      <w:r>
-        <w:rPr>
-          <w:b w:val="0"/>
-          <w:bCs w:val="0"/>
-          <w:sz w:val="24"/>
-          <w:szCs w:val="24"/>
-        </w:rPr>
-        <w:t xml:space="preserve">, and is based on character n-gram, a measure that is robust to morphological variations and especially informative for </w:t>
-      </w:r>
-      <w:proofErr w:type="spellStart"/>
-      <w:r>
-        <w:rPr>
-          <w:b w:val="0"/>
-          <w:bCs w:val="0"/>
-          <w:sz w:val="24"/>
-          <w:szCs w:val="24"/>
-        </w:rPr>
-        <w:t>subword</w:t>
-      </w:r>
-      <w:proofErr w:type="spellEnd"/>
-      <w:r>
-        <w:rPr>
-          <w:b w:val="0"/>
-          <w:bCs w:val="0"/>
-          <w:sz w:val="24"/>
-          <w:szCs w:val="24"/>
-        </w:rPr>
-        <w:t xml:space="preserve">-rich languages. Clinical entity evaluation uses a set of regular-expression patterns on both generated and reference reports, calculates per-label precision, recall, F1 as well as macro-averaged, micro-averaged and weighted-F1 scores, </w:t>
-      </w:r>
-      <w:r>
-        <w:rPr>
-          <w:b w:val="0"/>
-          <w:bCs w:val="0"/>
-          <w:sz w:val="24"/>
-          <w:szCs w:val="24"/>
-        </w:rPr>
         <w:lastRenderedPageBreak/>
-        <w:t xml:space="preserve">using the scikit-learn library. Additionally, a binary overall abnormality detection score is generated, with any report which contains the mention of at least one pathological finding classified as abnormal. The translated Bangla evaluation results for the translated Bangla reports with respect to NLLB-200 translated Bangla references are calculated by the same metrics: BLEU-1, BLEU-2, BLEU-4 and </w:t>
-      </w:r>
-      <w:proofErr w:type="spellStart"/>
-      <w:r>
-        <w:rPr>
-          <w:b w:val="0"/>
-          <w:bCs w:val="0"/>
-          <w:sz w:val="24"/>
-          <w:szCs w:val="24"/>
-        </w:rPr>
-        <w:t>chrF</w:t>
-      </w:r>
-      <w:proofErr w:type="spellEnd"/>
-      <w:r>
-        <w:rPr>
-          <w:b w:val="0"/>
-          <w:bCs w:val="0"/>
-          <w:sz w:val="24"/>
-          <w:szCs w:val="24"/>
-        </w:rPr>
-        <w:t xml:space="preserve">++. This is intentional, as </w:t>
-      </w:r>
-      <w:proofErr w:type="spellStart"/>
-      <w:r>
-        <w:rPr>
-          <w:b w:val="0"/>
-          <w:bCs w:val="0"/>
-          <w:sz w:val="24"/>
-          <w:szCs w:val="24"/>
-        </w:rPr>
-        <w:t>chrF</w:t>
-      </w:r>
-      <w:proofErr w:type="spellEnd"/>
-      <w:r>
-        <w:rPr>
-          <w:b w:val="0"/>
-          <w:bCs w:val="0"/>
-          <w:sz w:val="24"/>
-          <w:szCs w:val="24"/>
-        </w:rPr>
-        <w:t xml:space="preserve">++ is a more robust reliability measure than BLEU when n-gram similarity is computed over </w:t>
-      </w:r>
-      <w:proofErr w:type="spellStart"/>
-      <w:r>
-        <w:rPr>
-          <w:b w:val="0"/>
-          <w:bCs w:val="0"/>
-          <w:sz w:val="24"/>
-          <w:szCs w:val="24"/>
-        </w:rPr>
-        <w:t>bangla</w:t>
-      </w:r>
-      <w:proofErr w:type="spellEnd"/>
-      <w:r>
-        <w:rPr>
-          <w:b w:val="0"/>
-          <w:bCs w:val="0"/>
-          <w:sz w:val="24"/>
-          <w:szCs w:val="24"/>
-        </w:rPr>
-        <w:t xml:space="preserve"> characters rather than words, because of morphological variations and transliteration inconsistencies that can exist in word tokenization and affect the BLEU score that are documented in the multilingual NLP literature (Han et al., 2024). The ablation study compares the </w:t>
-      </w:r>
-      <w:proofErr w:type="spellStart"/>
-      <w:r>
-        <w:rPr>
-          <w:b w:val="0"/>
-          <w:bCs w:val="0"/>
-          <w:sz w:val="24"/>
-          <w:szCs w:val="24"/>
-        </w:rPr>
-        <w:t>FlatMLP</w:t>
-      </w:r>
-      <w:proofErr w:type="spellEnd"/>
-      <w:r>
-        <w:rPr>
-          <w:b w:val="0"/>
-          <w:bCs w:val="0"/>
-          <w:sz w:val="24"/>
-          <w:szCs w:val="24"/>
-        </w:rPr>
-        <w:t xml:space="preserve"> baseline under the same test conditions and creates a table for direct comparison of all the NLG and clinical metrics to see if the improvement from </w:t>
-      </w:r>
-      <w:proofErr w:type="spellStart"/>
-      <w:r>
-        <w:rPr>
-          <w:b w:val="0"/>
-          <w:bCs w:val="0"/>
-          <w:sz w:val="24"/>
-          <w:szCs w:val="24"/>
-        </w:rPr>
-        <w:t>AnatomyGuided</w:t>
-      </w:r>
-      <w:proofErr w:type="spellEnd"/>
-      <w:r>
-        <w:rPr>
-          <w:b w:val="0"/>
-          <w:bCs w:val="0"/>
-          <w:sz w:val="24"/>
-          <w:szCs w:val="24"/>
-        </w:rPr>
-        <w:t xml:space="preserve"> is statistically significant, or just incremental.</w:t>
+        <w:t>using the scikit-learn library. Additionally, a binary overall abnormality detection score is generated, with any report which contains the mention of at least one pathological finding classified as abnormal. The translated Bangla evaluation results for the translated Bangla reports with respect to NLLB-200 translated Bangla references are calculated by the same metrics: BLEU-1, BLEU-2, BLEU-4 and chrF++. This is intentional, as chrF++ is a more robust reliability measure than BLEU when n-gram similarity is computed over bangla characters rather than words, because of morphological variations and transliteration inconsistencies that can exist in word tokenization and affect the BLEU score that are documented in the multilingual NLP literature (Han et al., 2024). The ablation study compares the FlatMLP baseline under the same test conditions and creates a table for direct comparison of all the NLG and clinical metrics to see if the improvement from AnatomyGuided is statistically significant, or just incremental.</w:t>
       </w:r>
       <w:bookmarkEnd w:id="85"/>
       <w:bookmarkEnd w:id="86"/>
@@ -19230,147 +16070,7 @@
           <w:sz w:val="24"/>
           <w:szCs w:val="24"/>
         </w:rPr>
-        <w:t xml:space="preserve"> The training of the </w:t>
-      </w:r>
-      <w:proofErr w:type="spellStart"/>
-      <w:r>
-        <w:rPr>
-          <w:b w:val="0"/>
-          <w:bCs w:val="0"/>
-          <w:sz w:val="24"/>
-          <w:szCs w:val="24"/>
-        </w:rPr>
-        <w:t>AnatomyGuided</w:t>
-      </w:r>
-      <w:proofErr w:type="spellEnd"/>
-      <w:r>
-        <w:rPr>
-          <w:b w:val="0"/>
-          <w:bCs w:val="0"/>
-          <w:sz w:val="24"/>
-          <w:szCs w:val="24"/>
-        </w:rPr>
-        <w:t xml:space="preserve"> model was steady over 25 epochs until it reached the point of early stopping. The validation loss had a dramatic drop between epochs 1 and 2, from 2.6083 to 1.6051, and continued to improve until epoch 18 with a best value of </w:t>
-      </w:r>
-      <w:proofErr w:type="gramStart"/>
-      <w:r>
-        <w:rPr>
-          <w:b w:val="0"/>
-          <w:bCs w:val="0"/>
-          <w:sz w:val="24"/>
-          <w:szCs w:val="24"/>
-        </w:rPr>
-        <w:t>0.5516, but</w:t>
-      </w:r>
-      <w:proofErr w:type="gramEnd"/>
-      <w:r>
-        <w:rPr>
-          <w:b w:val="0"/>
-          <w:bCs w:val="0"/>
-          <w:sz w:val="24"/>
-          <w:szCs w:val="24"/>
-        </w:rPr>
-        <w:t xml:space="preserve"> eventually stagnated and then began to increase at epoch 25, with a validation loss of 0.5516, without further improvement over the last 8 epochs, prompting early stopping at epoch 25. Throughout the training loss continued to decline, and at epoch 25, it was at 0.2444, suggesting that the model did not overfit much before early stopping kicked in. The last </w:t>
-      </w:r>
-      <w:proofErr w:type="gramStart"/>
-      <w:r>
-        <w:rPr>
-          <w:b w:val="0"/>
-          <w:bCs w:val="0"/>
-          <w:sz w:val="24"/>
-          <w:szCs w:val="24"/>
-        </w:rPr>
-        <w:t>saved checkpoint</w:t>
-      </w:r>
-      <w:proofErr w:type="gramEnd"/>
-      <w:r>
-        <w:rPr>
-          <w:b w:val="0"/>
-          <w:bCs w:val="0"/>
-          <w:sz w:val="24"/>
-          <w:szCs w:val="24"/>
-        </w:rPr>
-        <w:t xml:space="preserve"> is at epoch 18 with validation loss 0.5516. The baseline was also terminated early for the </w:t>
-      </w:r>
-      <w:proofErr w:type="spellStart"/>
-      <w:r>
-        <w:rPr>
-          <w:b w:val="0"/>
-          <w:bCs w:val="0"/>
-          <w:sz w:val="24"/>
-          <w:szCs w:val="24"/>
-        </w:rPr>
-        <w:t>FlatMLP</w:t>
-      </w:r>
-      <w:proofErr w:type="spellEnd"/>
-      <w:r>
-        <w:rPr>
-          <w:b w:val="0"/>
-          <w:bCs w:val="0"/>
-          <w:sz w:val="24"/>
-          <w:szCs w:val="24"/>
-        </w:rPr>
-        <w:t xml:space="preserve">, but in a different way. The lowest validation loss achieved was 1.5710 at </w:t>
-      </w:r>
-      <w:proofErr w:type="gramStart"/>
-      <w:r>
-        <w:rPr>
-          <w:b w:val="0"/>
-          <w:bCs w:val="0"/>
-          <w:sz w:val="24"/>
-          <w:szCs w:val="24"/>
-        </w:rPr>
-        <w:t>epoch</w:t>
-      </w:r>
-      <w:proofErr w:type="gramEnd"/>
-      <w:r>
-        <w:rPr>
-          <w:b w:val="0"/>
-          <w:bCs w:val="0"/>
-          <w:sz w:val="24"/>
-          <w:szCs w:val="24"/>
-        </w:rPr>
-        <w:t xml:space="preserve"> 3, but then the model did not improve further and plateaued at </w:t>
-      </w:r>
-      <w:proofErr w:type="gramStart"/>
-      <w:r>
-        <w:rPr>
-          <w:b w:val="0"/>
-          <w:bCs w:val="0"/>
-          <w:sz w:val="24"/>
-          <w:szCs w:val="24"/>
-        </w:rPr>
-        <w:t>epoch</w:t>
-      </w:r>
-      <w:proofErr w:type="gramEnd"/>
-      <w:r>
-        <w:rPr>
-          <w:b w:val="0"/>
-          <w:bCs w:val="0"/>
-          <w:sz w:val="24"/>
-          <w:szCs w:val="24"/>
-        </w:rPr>
-        <w:t xml:space="preserve"> 10. The validation loss for the baseline was consistently &gt;1.57 while for the </w:t>
-      </w:r>
-      <w:proofErr w:type="spellStart"/>
-      <w:r>
-        <w:rPr>
-          <w:b w:val="0"/>
-          <w:bCs w:val="0"/>
-          <w:sz w:val="24"/>
-          <w:szCs w:val="24"/>
-        </w:rPr>
-        <w:t>AnatomyGuided</w:t>
-      </w:r>
-      <w:proofErr w:type="spellEnd"/>
-      <w:r>
-        <w:rPr>
-          <w:b w:val="0"/>
-          <w:bCs w:val="0"/>
-          <w:sz w:val="24"/>
-          <w:szCs w:val="24"/>
-        </w:rPr>
-        <w:t xml:space="preserve"> model it was consistently &lt;0.55, yielding a numerical difference of over 1.0 loss units that was also strongly predictive of the difference in generation quality at evaluation.</w:t>
+        <w:t xml:space="preserve"> The training of the AnatomyGuided model was steady over 25 epochs until it reached the point of early stopping. The validation loss had a dramatic drop between epochs 1 and 2, from 2.6083 to 1.6051, and continued to improve until epoch 18 with a best value of 0.5516, but eventually stagnated and then began to increase at epoch 25, with a validation loss of 0.5516, without further improvement over the last 8 epochs, prompting early stopping at epoch 25. Throughout the training loss continued to decline, and at epoch 25, it was at 0.2444, suggesting that the model did not overfit much before early stopping kicked in. The last saved checkpoint is at epoch 18 with validation loss 0.5516. The baseline was also terminated early for the FlatMLP, but in a different way. The lowest validation loss achieved was 1.5710 at epoch 3, but then the model did not improve further and plateaued at epoch 10. The validation loss for the baseline was consistently &gt;1.57 while for the AnatomyGuided model it was consistently &lt;0.55, yielding a numerical difference of over 1.0 loss units that was also strongly predictive of the difference in generation quality at evaluation.</w:t>
       </w:r>
     </w:p>
     <w:p>
@@ -19389,14 +16089,7 @@
           <w:sz w:val="24"/>
           <w:szCs w:val="24"/>
         </w:rPr>
-        <w:t>Stage 1 English NLG Results</w:t>
-      </w:r>
-      <w:r>
-        <w:rPr>
-          <w:sz w:val="24"/>
-          <w:szCs w:val="24"/>
-        </w:rPr>
-        <w:t xml:space="preserve">: </w:t>
+        <w:t xml:space="preserve">Stage 1 English NLG Results: </w:t>
       </w:r>
     </w:p>
     <w:p>
@@ -19419,9 +16112,8 @@
           <w:sz w:val="24"/>
           <w:szCs w:val="24"/>
         </w:rPr>
-        <w:t xml:space="preserve">The </w:t>
-      </w:r>
-      <w:proofErr w:type="spellStart"/>
+        <w:t xml:space="preserve">The AnatomyGuided model achieved the following scores on the 550-sample test set: BLEU-1 of 0.2884, BLEU-2 of 0.1664, BLEU-4 of 0.0699, ROUGE-1 of 0.4352, ROUGE-2 of 0.1604, ROUGE-L of 0.3103, METEOR of 0.2820, and chrF++ of 41.32. The FlatMLP </w:t>
+      </w:r>
       <w:r>
         <w:rPr>
           <w:b w:val="0"/>
@@ -19429,267 +16121,8 @@
           <w:sz w:val="24"/>
           <w:szCs w:val="24"/>
         </w:rPr>
-        <w:t>AnatomyGuided</w:t>
-      </w:r>
-      <w:proofErr w:type="spellEnd"/>
-      <w:r>
-        <w:rPr>
-          <w:b w:val="0"/>
-          <w:bCs w:val="0"/>
-          <w:sz w:val="24"/>
-          <w:szCs w:val="24"/>
-        </w:rPr>
-        <w:t xml:space="preserve"> model achieved the following scores on the 550-sample test set: BLEU-1 of 0.2884, BLEU-2 of 0.1664, BLEU-4 of 0.0699, ROUGE-1 of 0.4352, ROUGE-2 of 0.1604, ROUGE-L of 0.3103, METEOR of 0.2820, and </w:t>
-      </w:r>
-      <w:proofErr w:type="spellStart"/>
-      <w:r>
-        <w:rPr>
-          <w:b w:val="0"/>
-          <w:bCs w:val="0"/>
-          <w:sz w:val="24"/>
-          <w:szCs w:val="24"/>
-        </w:rPr>
-        <w:t>chrF</w:t>
-      </w:r>
-      <w:proofErr w:type="spellEnd"/>
-      <w:r>
-        <w:rPr>
-          <w:b w:val="0"/>
-          <w:bCs w:val="0"/>
-          <w:sz w:val="24"/>
-          <w:szCs w:val="24"/>
-        </w:rPr>
-        <w:t xml:space="preserve">++ of 41.32. The </w:t>
-      </w:r>
-      <w:proofErr w:type="spellStart"/>
-      <w:r>
-        <w:rPr>
-          <w:b w:val="0"/>
-          <w:bCs w:val="0"/>
-          <w:sz w:val="24"/>
-          <w:szCs w:val="24"/>
-        </w:rPr>
-        <w:t>FlatMLP</w:t>
-      </w:r>
-      <w:proofErr w:type="spellEnd"/>
-      <w:r>
-        <w:rPr>
-          <w:b w:val="0"/>
-          <w:bCs w:val="0"/>
-          <w:sz w:val="24"/>
-          <w:szCs w:val="24"/>
-        </w:rPr>
-        <w:t xml:space="preserve"> </w:t>
-      </w:r>
-      <w:r>
-        <w:rPr>
-          <w:b w:val="0"/>
-          <w:bCs w:val="0"/>
-          <w:sz w:val="24"/>
-          <w:szCs w:val="24"/>
-        </w:rPr>
         <w:lastRenderedPageBreak/>
-        <w:t xml:space="preserve">baseline collapsed entirely, producing BLEU-1 of 0.0003, BLEU-2 of 0.0000, BLEU-4 of 0.0000, ROUGE-1 of 0.0147, ROUGE-2 of 0.0000, and ROUGE-L of 0.0146. Qualitative analysis of the baseline outputs validated the complete failure of generative model performance: each generated report was a nonsensical multilingual fragment instead of any clinical text, indicating the need for spatial visual information that is lost when using mean-pooling over 1,370 patch tokens. This is not a marginal architectural difference; it is a difference between a working system and complete failure; it makes the design of the cross-attention region query in </w:t>
-      </w:r>
-      <w:proofErr w:type="spellStart"/>
-      <w:r>
-        <w:rPr>
-          <w:b w:val="0"/>
-          <w:bCs w:val="0"/>
-          <w:sz w:val="24"/>
-          <w:szCs w:val="24"/>
-        </w:rPr>
-        <w:t>AnatomyGuidedProjector</w:t>
-      </w:r>
-      <w:proofErr w:type="spellEnd"/>
-      <w:r>
-        <w:rPr>
-          <w:b w:val="0"/>
-          <w:bCs w:val="0"/>
-          <w:sz w:val="24"/>
-          <w:szCs w:val="24"/>
-        </w:rPr>
-        <w:t xml:space="preserve"> a necessary architectural feature and not merely a better option. The </w:t>
-      </w:r>
-      <w:proofErr w:type="gramStart"/>
-      <w:r>
-        <w:rPr>
-          <w:b w:val="0"/>
-          <w:bCs w:val="0"/>
-          <w:sz w:val="24"/>
-          <w:szCs w:val="24"/>
-        </w:rPr>
-        <w:t>achieved score</w:t>
-      </w:r>
-      <w:proofErr w:type="gramEnd"/>
-      <w:r>
-        <w:rPr>
-          <w:b w:val="0"/>
-          <w:bCs w:val="0"/>
-          <w:sz w:val="24"/>
-          <w:szCs w:val="24"/>
-        </w:rPr>
-        <w:t xml:space="preserve"> of 0.4352 in ROUGE-1 is significantly comparable with the </w:t>
-      </w:r>
-      <w:proofErr w:type="gramStart"/>
-      <w:r>
-        <w:rPr>
-          <w:b w:val="0"/>
-          <w:bCs w:val="0"/>
-          <w:sz w:val="24"/>
-          <w:szCs w:val="24"/>
-        </w:rPr>
-        <w:t>0.3213 score</w:t>
-      </w:r>
-      <w:proofErr w:type="gramEnd"/>
-      <w:r>
-        <w:rPr>
-          <w:b w:val="0"/>
-          <w:bCs w:val="0"/>
-          <w:sz w:val="24"/>
-          <w:szCs w:val="24"/>
-        </w:rPr>
-        <w:t xml:space="preserve"> obtained by </w:t>
-      </w:r>
-      <w:proofErr w:type="spellStart"/>
-      <w:r>
-        <w:rPr>
-          <w:b w:val="0"/>
-          <w:bCs w:val="0"/>
-          <w:sz w:val="24"/>
-          <w:szCs w:val="24"/>
-        </w:rPr>
-        <w:t>XrayGPT</w:t>
-      </w:r>
-      <w:proofErr w:type="spellEnd"/>
-      <w:r>
-        <w:rPr>
-          <w:b w:val="0"/>
-          <w:bCs w:val="0"/>
-          <w:sz w:val="24"/>
-          <w:szCs w:val="24"/>
-        </w:rPr>
-        <w:t xml:space="preserve"> on the MIMIC-CXR dataset (</w:t>
-      </w:r>
-      <w:proofErr w:type="spellStart"/>
-      <w:r>
-        <w:rPr>
-          <w:b w:val="0"/>
-          <w:bCs w:val="0"/>
-          <w:sz w:val="24"/>
-          <w:szCs w:val="24"/>
-        </w:rPr>
-        <w:t>Thawakar</w:t>
-      </w:r>
-      <w:proofErr w:type="spellEnd"/>
-      <w:r>
-        <w:rPr>
-          <w:b w:val="0"/>
-          <w:bCs w:val="0"/>
-          <w:sz w:val="24"/>
-          <w:szCs w:val="24"/>
-        </w:rPr>
-        <w:t xml:space="preserve"> et al., 2024), despite the differences in the datasets. The METEOR of 0.2820 is lower than </w:t>
-      </w:r>
-      <w:proofErr w:type="spellStart"/>
-      <w:r>
-        <w:rPr>
-          <w:b w:val="0"/>
-          <w:bCs w:val="0"/>
-          <w:sz w:val="24"/>
-          <w:szCs w:val="24"/>
-        </w:rPr>
-        <w:t>ClinicalBLIP's</w:t>
-      </w:r>
-      <w:proofErr w:type="spellEnd"/>
-      <w:r>
-        <w:rPr>
-          <w:b w:val="0"/>
-          <w:bCs w:val="0"/>
-          <w:sz w:val="24"/>
-          <w:szCs w:val="24"/>
-        </w:rPr>
-        <w:t xml:space="preserve"> 0.570 on IU X-ray (Ji et al., 2024) due to the former's use of two-stage </w:t>
-      </w:r>
-      <w:proofErr w:type="spellStart"/>
-      <w:r>
-        <w:rPr>
-          <w:b w:val="0"/>
-          <w:bCs w:val="0"/>
-          <w:sz w:val="24"/>
-          <w:szCs w:val="24"/>
-        </w:rPr>
-        <w:t>LoRA</w:t>
-      </w:r>
-      <w:proofErr w:type="spellEnd"/>
-      <w:r>
-        <w:rPr>
-          <w:b w:val="0"/>
-          <w:bCs w:val="0"/>
-          <w:sz w:val="24"/>
-          <w:szCs w:val="24"/>
-        </w:rPr>
-        <w:t xml:space="preserve"> approach with explicit prior clinical knowledge integration and the fact that the two datasets are different, with IU X-ray being specific to that setting and </w:t>
-      </w:r>
-      <w:proofErr w:type="spellStart"/>
-      <w:r>
-        <w:rPr>
-          <w:b w:val="0"/>
-          <w:bCs w:val="0"/>
-          <w:sz w:val="24"/>
-          <w:szCs w:val="24"/>
-        </w:rPr>
-        <w:t>ClinicalBLIP</w:t>
-      </w:r>
-      <w:proofErr w:type="spellEnd"/>
-      <w:r>
-        <w:rPr>
-          <w:b w:val="0"/>
-          <w:bCs w:val="0"/>
-          <w:sz w:val="24"/>
-          <w:szCs w:val="24"/>
-        </w:rPr>
-        <w:t xml:space="preserve"> being a general setting, while </w:t>
-      </w:r>
-      <w:proofErr w:type="spellStart"/>
-      <w:r>
-        <w:rPr>
-          <w:b w:val="0"/>
-          <w:bCs w:val="0"/>
-          <w:sz w:val="24"/>
-          <w:szCs w:val="24"/>
-        </w:rPr>
-        <w:t>BanglaCXR</w:t>
-      </w:r>
-      <w:proofErr w:type="spellEnd"/>
-      <w:r>
-        <w:rPr>
-          <w:b w:val="0"/>
-          <w:bCs w:val="0"/>
-          <w:sz w:val="24"/>
-          <w:szCs w:val="24"/>
-        </w:rPr>
-        <w:t xml:space="preserve"> is a general two-stage pipeline not optimized for just NLG score maximization. </w:t>
-      </w:r>
-      <w:proofErr w:type="spellStart"/>
-      <w:r>
-        <w:rPr>
-          <w:b w:val="0"/>
-          <w:bCs w:val="0"/>
-          <w:sz w:val="24"/>
-          <w:szCs w:val="24"/>
-        </w:rPr>
-        <w:t>ChrF</w:t>
-      </w:r>
-      <w:proofErr w:type="spellEnd"/>
-      <w:r>
-        <w:rPr>
-          <w:b w:val="0"/>
-          <w:bCs w:val="0"/>
-          <w:sz w:val="24"/>
-          <w:szCs w:val="24"/>
-        </w:rPr>
-        <w:t>++ is 41.32 which places the model in a range typical of systems that produce fluent, but not exact, clinical text.</w:t>
+        <w:t>baseline collapsed entirely, producing BLEU-1 of 0.0003, BLEU-2 of 0.0000, BLEU-4 of 0.0000, ROUGE-1 of 0.0147, ROUGE-2 of 0.0000, and ROUGE-L of 0.0146. Qualitative analysis of the baseline outputs validated the complete failure of generative model performance: each generated report was a nonsensical multilingual fragment instead of any clinical text, indicating the need for spatial visual information that is lost when using mean-pooling over 1,370 patch tokens. This is not a marginal architectural difference; it is a difference between a working system and complete failure; it makes the design of the cross-attention region query in AnatomyGuidedProjector a necessary architectural feature and not merely a better option. The achieved score of 0.4352 in ROUGE-1 is significantly comparable with the 0.3213 score obtained by XrayGPT on the MIMIC-CXR dataset (Thawakar et al., 2024), despite the differences in the datasets. The METEOR of 0.2820 is lower than ClinicalBLIP's 0.570 on IU X-ray (Ji et al., 2024) due to the former's use of two-stage LoRA approach with explicit prior clinical knowledge integration and the fact that the two datasets are different, with IU X-ray being specific to that setting and ClinicalBLIP being a general setting, while BanglaCXR is a general two-stage pipeline not optimized for just NLG score maximization. ChrF++ is 41.32 which places the model in a range typical of systems that produce fluent, but not exact, clinical text.</w:t>
       </w:r>
     </w:p>
     <w:p>
@@ -19708,14 +16141,7 @@
           <w:sz w:val="24"/>
           <w:szCs w:val="24"/>
         </w:rPr>
-        <w:t>Clinical Entity Results</w:t>
-      </w:r>
-      <w:r>
-        <w:rPr>
-          <w:sz w:val="24"/>
-          <w:szCs w:val="24"/>
-        </w:rPr>
-        <w:t>:</w:t>
+        <w:t>Clinical Entity Results:</w:t>
       </w:r>
     </w:p>
     <w:p>
@@ -19738,107 +16164,7 @@
           <w:sz w:val="24"/>
           <w:szCs w:val="24"/>
         </w:rPr>
-        <w:t xml:space="preserve">There is marked variation in performance between pathological categories in the clinical entity evaluation. The model's performance is best on common, visually distinct findings: Pleural Effusion has an F1 score of 0.7164 and a recall score of 0.867, Pneumothorax has an F1 score of 0.7532 with a recall score of 0.904, and No Finding (normal chest) has an F1 score of 0.7962 with a recall score of 0.830. These are the categories that are </w:t>
-      </w:r>
-      <w:proofErr w:type="gramStart"/>
-      <w:r>
-        <w:rPr>
-          <w:b w:val="0"/>
-          <w:bCs w:val="0"/>
-          <w:sz w:val="24"/>
-          <w:szCs w:val="24"/>
-        </w:rPr>
-        <w:t>most commonly found</w:t>
-      </w:r>
-      <w:proofErr w:type="gramEnd"/>
-      <w:r>
-        <w:rPr>
-          <w:b w:val="0"/>
-          <w:bCs w:val="0"/>
-          <w:sz w:val="24"/>
-          <w:szCs w:val="24"/>
-        </w:rPr>
-        <w:t xml:space="preserve"> in the IU X-ray training set and the ones that are most likely to have a clear and unambiguous visual pattern in chest X-ray images. The model has </w:t>
-      </w:r>
-      <w:proofErr w:type="gramStart"/>
-      <w:r>
-        <w:rPr>
-          <w:b w:val="0"/>
-          <w:bCs w:val="0"/>
-          <w:sz w:val="24"/>
-          <w:szCs w:val="24"/>
-        </w:rPr>
-        <w:t>a significant</w:t>
-      </w:r>
-      <w:proofErr w:type="gramEnd"/>
-      <w:r>
-        <w:rPr>
-          <w:b w:val="0"/>
-          <w:bCs w:val="0"/>
-          <w:sz w:val="24"/>
-          <w:szCs w:val="24"/>
-        </w:rPr>
-        <w:t xml:space="preserve"> difficulty with less common or less obvious findings: Fracture gets an F1 of 0.0000, Nodule/Mass gets an F1 of 0.0909, and Edema gets an F1 of 0.1263. Atelectasis (F1 = 0.2500) and Consolidation (F1 = 0.2895) are also </w:t>
-      </w:r>
-      <w:proofErr w:type="gramStart"/>
-      <w:r>
-        <w:rPr>
-          <w:b w:val="0"/>
-          <w:bCs w:val="0"/>
-          <w:sz w:val="24"/>
-          <w:szCs w:val="24"/>
-        </w:rPr>
-        <w:t>low, but</w:t>
-      </w:r>
-      <w:proofErr w:type="gramEnd"/>
-      <w:r>
-        <w:rPr>
-          <w:b w:val="0"/>
-          <w:bCs w:val="0"/>
-          <w:sz w:val="24"/>
-          <w:szCs w:val="24"/>
-        </w:rPr>
-        <w:t xml:space="preserve"> do seem to be present in the training set despite the weighted sampler, and they are also quite subtle from a visual standpoint. The overall binary abnormality detection results are more promising: the model correctly identified 430 of the 439 truly abnormal cases in the test set, missed 9 (false negative), and created </w:t>
-      </w:r>
-      <w:proofErr w:type="gramStart"/>
-      <w:r>
-        <w:rPr>
-          <w:b w:val="0"/>
-          <w:bCs w:val="0"/>
-          <w:sz w:val="24"/>
-          <w:szCs w:val="24"/>
-        </w:rPr>
-        <w:t>108 false alarms (</w:t>
-      </w:r>
-      <w:proofErr w:type="gramEnd"/>
-      <w:r>
-        <w:rPr>
-          <w:b w:val="0"/>
-          <w:bCs w:val="0"/>
-          <w:sz w:val="24"/>
-          <w:szCs w:val="24"/>
-        </w:rPr>
-        <w:t xml:space="preserve">false positive) from </w:t>
-      </w:r>
-      <w:proofErr w:type="gramStart"/>
-      <w:r>
-        <w:rPr>
-          <w:b w:val="0"/>
-          <w:bCs w:val="0"/>
-          <w:sz w:val="24"/>
-          <w:szCs w:val="24"/>
-        </w:rPr>
-        <w:t>the 111</w:t>
-      </w:r>
-      <w:proofErr w:type="gramEnd"/>
-      <w:r>
-        <w:rPr>
-          <w:b w:val="0"/>
-          <w:bCs w:val="0"/>
-          <w:sz w:val="24"/>
-          <w:szCs w:val="24"/>
-        </w:rPr>
-        <w:t xml:space="preserve"> normal cases. This yields a recall of 0.9795 and precision of 0.7993, with an F1 of 0.8802. In the clinical </w:t>
+        <w:t xml:space="preserve">There is marked variation in performance between pathological categories in the clinical entity evaluation. The model's performance is best on common, visually distinct findings: Pleural Effusion has an F1 score of 0.7164 and a recall score of 0.867, Pneumothorax has an F1 score of 0.7532 with a recall score of 0.904, and No Finding (normal chest) has an F1 score of 0.7962 with a recall score of 0.830. These are the categories that are most commonly found in the IU X-ray training set and the ones that are most likely to have a clear and unambiguous visual pattern in chest X-ray images. The model has a significant difficulty with less common or less obvious findings: Fracture gets an F1 of 0.0000, Nodule/Mass gets an F1 of 0.0909, and Edema gets an F1 of 0.1263. Atelectasis (F1 = 0.2500) and Consolidation (F1 = 0.2895) are also low, but do seem to be present in the training set despite the weighted sampler, and they are also quite subtle from a visual standpoint. The overall binary abnormality detection results are more promising: the model correctly identified 430 of the 439 truly abnormal cases in the test set, missed 9 (false negative), and created 108 false alarms (false positive) from the 111 normal cases. This yields a recall of 0.9795 and precision of 0.7993, with an F1 of 0.8802. In the clinical </w:t>
       </w:r>
       <w:r>
         <w:rPr>
@@ -19867,14 +16193,7 @@
           <w:sz w:val="24"/>
           <w:szCs w:val="24"/>
         </w:rPr>
-        <w:t>Stage 2 Bangla Translation Results</w:t>
-      </w:r>
-      <w:r>
-        <w:rPr>
-          <w:sz w:val="24"/>
-          <w:szCs w:val="24"/>
-        </w:rPr>
-        <w:t>:</w:t>
+        <w:t>Stage 2 Bangla Translation Results:</w:t>
       </w:r>
     </w:p>
     <w:p>
@@ -19897,69 +16216,8 @@
           <w:sz w:val="24"/>
           <w:szCs w:val="24"/>
         </w:rPr>
-        <w:t xml:space="preserve">The Stage 2 evaluation against NLLB-200-translated Bangla references yields BLEU-1 of 0.2626, BLEU-2 of 0.1358, BLEU-4 of 0.0502, and </w:t>
-      </w:r>
-      <w:proofErr w:type="spellStart"/>
-      <w:r>
-        <w:rPr>
-          <w:b w:val="0"/>
-          <w:bCs w:val="0"/>
-          <w:sz w:val="24"/>
-          <w:szCs w:val="24"/>
-        </w:rPr>
-        <w:t>chrF</w:t>
-      </w:r>
-      <w:proofErr w:type="spellEnd"/>
-      <w:r>
-        <w:rPr>
-          <w:b w:val="0"/>
-          <w:bCs w:val="0"/>
-          <w:sz w:val="24"/>
-          <w:szCs w:val="24"/>
-        </w:rPr>
-        <w:t xml:space="preserve">++ of 35.18. The slight decrease in the </w:t>
-      </w:r>
-      <w:proofErr w:type="spellStart"/>
-      <w:r>
-        <w:rPr>
-          <w:b w:val="0"/>
-          <w:bCs w:val="0"/>
-          <w:sz w:val="24"/>
-          <w:szCs w:val="24"/>
-        </w:rPr>
-        <w:t>chrF</w:t>
-      </w:r>
-      <w:proofErr w:type="spellEnd"/>
-      <w:r>
-        <w:rPr>
-          <w:b w:val="0"/>
-          <w:bCs w:val="0"/>
-          <w:sz w:val="24"/>
-          <w:szCs w:val="24"/>
-        </w:rPr>
-        <w:t>++ value for Stage 1 English to 41.32 and Stage 2 Bangla to 35.18 is the cumulative impact of two steps that are imperfect: Step 1 is to generate the English text that diverges from the reference, and Step 2 is to translate the generated text to Bangla and the reference to Bangla, which may introduce further level of character level differences. Sample Bangla outputs from the qualitative inspection reveals that generated reports are grammatically correct Bangla which preserves the clinical structure of the English input including Findings/</w:t>
-      </w:r>
-      <w:proofErr w:type="gramStart"/>
-      <w:r>
-        <w:rPr>
-          <w:b w:val="0"/>
-          <w:bCs w:val="0"/>
-          <w:sz w:val="24"/>
-          <w:szCs w:val="24"/>
-        </w:rPr>
-        <w:t>Impression, and</w:t>
-      </w:r>
-      <w:proofErr w:type="gramEnd"/>
-      <w:r>
-        <w:rPr>
-          <w:b w:val="0"/>
-          <w:bCs w:val="0"/>
-          <w:sz w:val="24"/>
-          <w:szCs w:val="24"/>
-        </w:rPr>
-        <w:t xml:space="preserve"> correctly renders key pathological terms such as </w:t>
-      </w:r>
-      <w:proofErr w:type="spellStart"/>
+        <w:t xml:space="preserve">The Stage 2 evaluation against NLLB-200-translated Bangla references yields BLEU-1 of 0.2626, BLEU-2 of 0.1358, BLEU-4 of 0.0502, and chrF++ of 35.18. The slight decrease in the chrF++ value for Stage 1 English to 41.32 and Stage 2 Bangla to 35.18 is the cumulative impact of two steps that are imperfect: Step 1 is to generate the English text that diverges from the reference, and Step 2 is to translate the generated text to Bangla and the reference to Bangla, which may introduce further level of character level differences. Sample Bangla outputs from the qualitative inspection reveals that generated reports are grammatically correct Bangla which preserves the clinical structure of the English input including Findings/Impression, and correctly renders key pathological terms such as </w:t>
+      </w:r>
       <w:r>
         <w:rPr>
           <w:rFonts w:ascii="Nirmala UI" w:hAnsi="Nirmala UI" w:cs="Nirmala UI"/>
@@ -19970,7 +16228,6 @@
         </w:rPr>
         <w:t>ফুসফুস</w:t>
       </w:r>
-      <w:proofErr w:type="spellEnd"/>
       <w:r>
         <w:rPr>
           <w:b w:val="0"/>
@@ -19980,7 +16237,6 @@
         </w:rPr>
         <w:t xml:space="preserve"> </w:t>
       </w:r>
-      <w:proofErr w:type="spellStart"/>
       <w:r>
         <w:rPr>
           <w:rFonts w:ascii="Nirmala UI" w:hAnsi="Nirmala UI" w:cs="Nirmala UI"/>
@@ -19991,7 +16247,6 @@
         </w:rPr>
         <w:t>পরিষ্কার</w:t>
       </w:r>
-      <w:proofErr w:type="spellEnd"/>
       <w:r>
         <w:rPr>
           <w:b w:val="0"/>
@@ -20001,7 +16256,6 @@
         </w:rPr>
         <w:t xml:space="preserve"> (lungs are clear), </w:t>
       </w:r>
-      <w:proofErr w:type="spellStart"/>
       <w:r>
         <w:rPr>
           <w:rFonts w:ascii="Nirmala UI" w:hAnsi="Nirmala UI" w:cs="Nirmala UI"/>
@@ -20012,7 +16266,6 @@
         </w:rPr>
         <w:t>প্লুরাল</w:t>
       </w:r>
-      <w:proofErr w:type="spellEnd"/>
       <w:r>
         <w:rPr>
           <w:b w:val="0"/>
@@ -20022,7 +16275,6 @@
         </w:rPr>
         <w:t xml:space="preserve"> </w:t>
       </w:r>
-      <w:proofErr w:type="spellStart"/>
       <w:r>
         <w:rPr>
           <w:rFonts w:ascii="Nirmala UI" w:hAnsi="Nirmala UI" w:cs="Nirmala UI"/>
@@ -20033,7 +16285,6 @@
         </w:rPr>
         <w:t>ইফিউশন</w:t>
       </w:r>
-      <w:proofErr w:type="spellEnd"/>
       <w:r>
         <w:rPr>
           <w:b w:val="0"/>
@@ -20043,7 +16294,6 @@
         </w:rPr>
         <w:t xml:space="preserve"> (pleural effusion), and </w:t>
       </w:r>
-      <w:proofErr w:type="spellStart"/>
       <w:r>
         <w:rPr>
           <w:rFonts w:ascii="Nirmala UI" w:hAnsi="Nirmala UI" w:cs="Nirmala UI"/>
@@ -20054,7 +16304,6 @@
         </w:rPr>
         <w:t>নিউমোথোরাক্স</w:t>
       </w:r>
-      <w:proofErr w:type="spellEnd"/>
       <w:r>
         <w:rPr>
           <w:b w:val="0"/>
@@ -20064,7 +16313,6 @@
         </w:rPr>
         <w:t xml:space="preserve"> (pneumothorax). The major sources of error in the Bangla output are not due to wrong translation of clinical information but due to the inconsistency in the rendering of structural phrases like Findings in Bangla as </w:t>
       </w:r>
-      <w:proofErr w:type="spellStart"/>
       <w:r>
         <w:rPr>
           <w:rFonts w:ascii="Nirmala UI" w:hAnsi="Nirmala UI" w:cs="Nirmala UI"/>
@@ -20075,7 +16323,6 @@
         </w:rPr>
         <w:t>ফলাফলঃ</w:t>
       </w:r>
-      <w:proofErr w:type="spellEnd"/>
       <w:r>
         <w:rPr>
           <w:b w:val="0"/>
@@ -20085,7 +16332,6 @@
         </w:rPr>
         <w:t xml:space="preserve"> instead of </w:t>
       </w:r>
-      <w:proofErr w:type="spellStart"/>
       <w:r>
         <w:rPr>
           <w:rFonts w:ascii="Nirmala UI" w:hAnsi="Nirmala UI" w:cs="Nirmala UI"/>
@@ -20096,7 +16342,6 @@
         </w:rPr>
         <w:t>ফলাফল</w:t>
       </w:r>
-      <w:proofErr w:type="spellEnd"/>
       <w:r>
         <w:rPr>
           <w:b w:val="0"/>
@@ -20104,27 +16349,7 @@
           <w:sz w:val="24"/>
           <w:szCs w:val="24"/>
         </w:rPr>
-        <w:t xml:space="preserve">; minor variations in normal anatomical description; and propagation of any such inaccuracy from the output of the English Stage 1 into the Bangla output. Combined, the results validate the pipeline's ability to function, the need for the </w:t>
-      </w:r>
-      <w:proofErr w:type="spellStart"/>
-      <w:r>
-        <w:rPr>
-          <w:b w:val="0"/>
-          <w:bCs w:val="0"/>
-          <w:sz w:val="24"/>
-          <w:szCs w:val="24"/>
-        </w:rPr>
-        <w:t>AnatomyGuidedProjector</w:t>
-      </w:r>
-      <w:proofErr w:type="spellEnd"/>
-      <w:r>
-        <w:rPr>
-          <w:b w:val="0"/>
-          <w:bCs w:val="0"/>
-          <w:sz w:val="24"/>
-          <w:szCs w:val="24"/>
-        </w:rPr>
-        <w:t>, English performance in the range of similar resource-constrained systems in the literature, and the resulting readability and clinical structure of the Bangla translation pipeline, along with its reasonable lexical fidelity to a regularly generated reference.</w:t>
+        <w:t>; minor variations in normal anatomical description; and propagation of any such inaccuracy from the output of the English Stage 1 into the Bangla output. Combined, the results validate the pipeline's ability to function, the need for the AnatomyGuidedProjector, English performance in the range of similar resource-constrained systems in the literature, and the resulting readability and clinical structure of the Bangla translation pipeline, along with its reasonable lexical fidelity to a regularly generated reference.</w:t>
       </w:r>
       <w:bookmarkEnd w:id="88"/>
       <w:bookmarkEnd w:id="89"/>
@@ -20181,9 +16406,8 @@
           <w:sz w:val="24"/>
           <w:szCs w:val="24"/>
         </w:rPr>
-        <w:t xml:space="preserve">This chapter </w:t>
-      </w:r>
-      <w:proofErr w:type="gramStart"/>
+        <w:t xml:space="preserve">This chapter has showed the complete implementation and evaluation of BanglaCXR in both pipeline stages and ablation baseline. The model trained successfully with the best validation loss value of 0.5516 after epoch 18, and reached BLEU-1 = 0.2884, ROUGE-1 = 0.4352, METEOR = 0.2820 and chrF++ = 41.32 on the English test reports of 550 reports, along with an abnormality detection F1 of 0.8802 and clinical micro-F1 of 0.5897 on 12 pathological labels. The cross-attention region query projector was indeed worth the effort, </w:t>
+      </w:r>
       <w:r>
         <w:rPr>
           <w:b w:val="0"/>
@@ -20191,87 +16415,8 @@
           <w:sz w:val="24"/>
           <w:szCs w:val="24"/>
         </w:rPr>
-        <w:t>has showed</w:t>
-      </w:r>
-      <w:proofErr w:type="gramEnd"/>
-      <w:r>
-        <w:rPr>
-          <w:b w:val="0"/>
-          <w:bCs w:val="0"/>
-          <w:sz w:val="24"/>
-          <w:szCs w:val="24"/>
-        </w:rPr>
-        <w:t xml:space="preserve"> the complete implementation and evaluation of </w:t>
-      </w:r>
-      <w:proofErr w:type="spellStart"/>
-      <w:r>
-        <w:rPr>
-          <w:b w:val="0"/>
-          <w:bCs w:val="0"/>
-          <w:sz w:val="24"/>
-          <w:szCs w:val="24"/>
-        </w:rPr>
-        <w:t>BanglaCXR</w:t>
-      </w:r>
-      <w:proofErr w:type="spellEnd"/>
-      <w:r>
-        <w:rPr>
-          <w:b w:val="0"/>
-          <w:bCs w:val="0"/>
-          <w:sz w:val="24"/>
-          <w:szCs w:val="24"/>
-        </w:rPr>
-        <w:t xml:space="preserve"> in both pipeline stages and ablation baseline. The model trained successfully with the best validation loss value of 0.5516 after epoch 18, and reached BLEU-1 = 0.2884, ROUGE-1 = 0.4352, METEOR = 0.2820 and </w:t>
-      </w:r>
-      <w:proofErr w:type="spellStart"/>
-      <w:r>
-        <w:rPr>
-          <w:b w:val="0"/>
-          <w:bCs w:val="0"/>
-          <w:sz w:val="24"/>
-          <w:szCs w:val="24"/>
-        </w:rPr>
-        <w:t>chrF</w:t>
-      </w:r>
-      <w:proofErr w:type="spellEnd"/>
-      <w:r>
-        <w:rPr>
-          <w:b w:val="0"/>
-          <w:bCs w:val="0"/>
-          <w:sz w:val="24"/>
-          <w:szCs w:val="24"/>
-        </w:rPr>
-        <w:t xml:space="preserve">++ = 41.32 on the English test reports of 550 reports, along with an abnormality detection F1 of 0.8802 and clinical micro-F1 of 0.5897 on 12 pathological labels. The cross-attention region query projector was indeed worth the effort, </w:t>
-      </w:r>
-      <w:r>
-        <w:rPr>
-          <w:b w:val="0"/>
-          <w:bCs w:val="0"/>
-          <w:sz w:val="24"/>
-          <w:szCs w:val="24"/>
-        </w:rPr>
         <w:lastRenderedPageBreak/>
-        <w:t xml:space="preserve">as the baseline based on the Flattened MLP failed to perform. </w:t>
-      </w:r>
-      <w:proofErr w:type="spellStart"/>
-      <w:r>
-        <w:rPr>
-          <w:b w:val="0"/>
-          <w:bCs w:val="0"/>
-          <w:sz w:val="24"/>
-          <w:szCs w:val="24"/>
-        </w:rPr>
-        <w:t>ChrF</w:t>
-      </w:r>
-      <w:proofErr w:type="spellEnd"/>
-      <w:r>
-        <w:rPr>
-          <w:b w:val="0"/>
-          <w:bCs w:val="0"/>
-          <w:sz w:val="24"/>
-          <w:szCs w:val="24"/>
-        </w:rPr>
-        <w:t>++ was computed at 35.18 with clinically structured Bangla output for all 550 test cases in Stage 2 Bangla translation, for the first time providing the Bangla radiology NLG benchmark. The next chapter discusses the standards, limitations, sustainability issues and time frame that informed this research</w:t>
+        <w:t>as the baseline based on the Flattened MLP failed to perform. ChrF++ was computed at 35.18 with clinically structured Bangla output for all 550 test cases in Stage 2 Bangla translation, for the first time providing the Bangla radiology NLG benchmark. The next chapter discusses the standards, limitations, sustainability issues and time frame that informed this research</w:t>
       </w:r>
       <w:bookmarkEnd w:id="91"/>
       <w:bookmarkEnd w:id="92"/>
@@ -20762,47 +16907,7 @@
           <w:sz w:val="24"/>
           <w:szCs w:val="24"/>
         </w:rPr>
-        <w:t xml:space="preserve">Development of </w:t>
-      </w:r>
-      <w:proofErr w:type="spellStart"/>
-      <w:r>
-        <w:rPr>
-          <w:b w:val="0"/>
-          <w:bCs w:val="0"/>
-          <w:sz w:val="24"/>
-          <w:szCs w:val="24"/>
-        </w:rPr>
-        <w:t>BanglaCXR</w:t>
-      </w:r>
-      <w:proofErr w:type="spellEnd"/>
-      <w:r>
-        <w:rPr>
-          <w:b w:val="0"/>
-          <w:bCs w:val="0"/>
-          <w:sz w:val="24"/>
-          <w:szCs w:val="24"/>
-        </w:rPr>
-        <w:t xml:space="preserve"> followed the following known principles from the relevant standards bodies and AI ethics frameworks that are applicable to AI medical systems. A software engineering point of view, the implementation is designed and reproducible according to the IEEE guidelines for scientific software, that is, fixed random seeds (all dataset splits used with seed 42), version pinned library dependencies, notebook structure (allows the full evaluation to be independently reproduced by others) and saved model checkpoints. AI and machine learning side, the system's design follows the principles of the recent NIST AI RMF (Risk Management Framework) for trustworthy AI, such as transparency of AI system architecture and training process, measurable performance against a range of evaluation metrics, and documented failures. The training and evaluation </w:t>
-      </w:r>
-      <w:proofErr w:type="gramStart"/>
-      <w:r>
-        <w:rPr>
-          <w:b w:val="0"/>
-          <w:bCs w:val="0"/>
-          <w:sz w:val="24"/>
-          <w:szCs w:val="24"/>
-        </w:rPr>
-        <w:t>is</w:t>
-      </w:r>
-      <w:proofErr w:type="gramEnd"/>
-      <w:r>
-        <w:rPr>
-          <w:b w:val="0"/>
-          <w:bCs w:val="0"/>
-          <w:sz w:val="24"/>
-          <w:szCs w:val="24"/>
-        </w:rPr>
-        <w:t xml:space="preserve"> based on an existing public benchmark dataset (IU X-ray) instead of private clinical data, which is in line with open science practices and external validation. Meta's NLLB-200, a model designed specifically for low-resource languages, is based on the principles of responsible AI, is translated with this pipeline, and is developed by Meta AI Research. The system is not yet compliant with clinical device regulations like the FDA's Medical Device Software (SaMD) guidelines, or the EU Medical Device Regulation (MDR); it has not been clinically validated in a health care environment; not been prospectively evaluated by patients' outcomes; and has not included the clinical deployment audit trail mechanisms that are required. Any attempt to bring this to actual clinical practice would require compliance with these regulations.</w:t>
+        <w:t>Development of BanglaCXR followed the following known principles from the relevant standards bodies and AI ethics frameworks that are applicable to AI medical systems. A software engineering point of view, the implementation is designed and reproducible according to the IEEE guidelines for scientific software, that is, fixed random seeds (all dataset splits used with seed 42), version pinned library dependencies, notebook structure (allows the full evaluation to be independently reproduced by others) and saved model checkpoints. AI and machine learning side, the system's design follows the principles of the recent NIST AI RMF (Risk Management Framework) for trustworthy AI, such as transparency of AI system architecture and training process, measurable performance against a range of evaluation metrics, and documented failures. The training and evaluation is based on an existing public benchmark dataset (IU X-ray) instead of private clinical data, which is in line with open science practices and external validation. Meta's NLLB-200, a model designed specifically for low-resource languages, is based on the principles of responsible AI, is translated with this pipeline, and is developed by Meta AI Research. The system is not yet compliant with clinical device regulations like the FDA's Medical Device Software (SaMD) guidelines, or the EU Medical Device Regulation (MDR); it has not been clinically validated in a health care environment; not been prospectively evaluated by patients' outcomes; and has not included the clinical deployment audit trail mechanisms that are required. Any attempt to bring this to actual clinical practice would require compliance with these regulations.</w:t>
       </w:r>
       <w:bookmarkEnd w:id="96"/>
       <w:bookmarkEnd w:id="97"/>
@@ -20851,7 +16956,6 @@
       </w:pPr>
       <w:bookmarkStart w:id="99" w:name="_Toc226031596"/>
       <w:bookmarkStart w:id="100" w:name="_Toc226033400"/>
-      <w:proofErr w:type="spellStart"/>
       <w:r>
         <w:rPr>
           <w:b w:val="0"/>
@@ -20859,9 +16963,8 @@
           <w:sz w:val="24"/>
           <w:szCs w:val="24"/>
         </w:rPr>
-        <w:t>BanglaCXR</w:t>
-      </w:r>
-      <w:proofErr w:type="spellEnd"/>
+        <w:t xml:space="preserve">BanglaCXR is engineered not only to be efficient, but also to be efficient as a goal, given the context of real-world deployment in resource-limited hospitals in Bangladesh. Adopted 4-bit NF4 quantization on Phi-3.5 Mini saves ~8GB of VRAM used for a full-precision inference, to ~3.15GB during the generation of a report, enabling it to be run on a single consumer-grade laptop GPU without cloud compute. Training a LoRA fine-tuned model only requires updating 1.30% of the total model parameters, significantly lowering the amount of compute needed to train the model, as well as the storage space required for the trained model, compared with fine-tuning the entire model. Distilled 600M parameter </w:t>
+      </w:r>
       <w:r>
         <w:rPr>
           <w:b w:val="0"/>
@@ -20869,77 +16972,8 @@
           <w:sz w:val="24"/>
           <w:szCs w:val="24"/>
         </w:rPr>
-        <w:t xml:space="preserve"> is engineered not only to be efficient, but also to be efficient as a goal, given the context of real-world deployment in resource-limited hospitals in Bangladesh. Adopted 4-bit NF4 quantization on Phi-3.5 Mini saves ~8GB of VRAM used for a full-precision inference, to ~3.15GB during the generation of a report, enabling it to be run on a single consumer-grade laptop GPU without cloud compute. Training a </w:t>
-      </w:r>
-      <w:proofErr w:type="spellStart"/>
-      <w:r>
-        <w:rPr>
-          <w:b w:val="0"/>
-          <w:bCs w:val="0"/>
-          <w:sz w:val="24"/>
-          <w:szCs w:val="24"/>
-        </w:rPr>
-        <w:t>LoRA</w:t>
-      </w:r>
-      <w:proofErr w:type="spellEnd"/>
-      <w:r>
-        <w:rPr>
-          <w:b w:val="0"/>
-          <w:bCs w:val="0"/>
-          <w:sz w:val="24"/>
-          <w:szCs w:val="24"/>
-        </w:rPr>
-        <w:t xml:space="preserve"> fine-tuned model only requires updating 1.30% of the total model parameters, significantly lowering the amount of </w:t>
-      </w:r>
-      <w:proofErr w:type="gramStart"/>
-      <w:r>
-        <w:rPr>
-          <w:b w:val="0"/>
-          <w:bCs w:val="0"/>
-          <w:sz w:val="24"/>
-          <w:szCs w:val="24"/>
-        </w:rPr>
-        <w:t>compute</w:t>
-      </w:r>
-      <w:proofErr w:type="gramEnd"/>
-      <w:r>
-        <w:rPr>
-          <w:b w:val="0"/>
-          <w:bCs w:val="0"/>
-          <w:sz w:val="24"/>
-          <w:szCs w:val="24"/>
-        </w:rPr>
-        <w:t xml:space="preserve"> needed to train the model, as well as the storage space required for the trained model, compared with fine-tuning the entire model. Distilled 600M parameter </w:t>
-      </w:r>
-      <w:r>
-        <w:rPr>
-          <w:b w:val="0"/>
-          <w:bCs w:val="0"/>
-          <w:sz w:val="24"/>
-          <w:szCs w:val="24"/>
-        </w:rPr>
         <w:lastRenderedPageBreak/>
-        <w:t xml:space="preserve">variant was chosen over the larger 1.3B and 3.3B variants for NLLB-200 to reduce the VRAM usage for stage 2, while the float16 precision brings the VRAM down to about 1.23 GB. This entire 2 stage inference pipeline is deployed on 8.5GB VRAM of test hardware, eliminating the need for cloud resources, extra GPUs or specialized accelerators. Energy-wise, the training process consumed about 25 effective epochs per laptop GPU for several hours, and the deployments would only require energy at inference time; much less demanding than training a large model. Scalability to other South Asian languages is provided by the </w:t>
-      </w:r>
-      <w:proofErr w:type="gramStart"/>
-      <w:r>
-        <w:rPr>
-          <w:b w:val="0"/>
-          <w:bCs w:val="0"/>
-          <w:sz w:val="24"/>
-          <w:szCs w:val="24"/>
-        </w:rPr>
-        <w:t>two stage</w:t>
-      </w:r>
-      <w:proofErr w:type="gramEnd"/>
-      <w:r>
-        <w:rPr>
-          <w:b w:val="0"/>
-          <w:bCs w:val="0"/>
-          <w:sz w:val="24"/>
-          <w:szCs w:val="24"/>
-        </w:rPr>
-        <w:t xml:space="preserve"> architecture: To add a new language target, just modify the NLLB-200 target language token, without retraining the core vision/language part of the system.</w:t>
+        <w:t>variant was chosen over the larger 1.3B and 3.3B variants for NLLB-200 to reduce the VRAM usage for stage 2, while the float16 precision brings the VRAM down to about 1.23 GB. This entire 2 stage inference pipeline is deployed on 8.5GB VRAM of test hardware, eliminating the need for cloud resources, extra GPUs or specialized accelerators. Energy-wise, the training process consumed about 25 effective epochs per laptop GPU for several hours, and the deployments would only require energy at inference time; much less demanding than training a large model. Scalability to other South Asian languages is provided by the two stage architecture: To add a new language target, just modify the NLLB-200 target language token, without retraining the core vision/language part of the system.</w:t>
       </w:r>
       <w:bookmarkEnd w:id="99"/>
       <w:bookmarkEnd w:id="100"/>
@@ -20995,87 +17029,7 @@
           <w:sz w:val="24"/>
           <w:szCs w:val="24"/>
         </w:rPr>
-        <w:t xml:space="preserve">The societal benefits of </w:t>
-      </w:r>
-      <w:proofErr w:type="spellStart"/>
-      <w:r>
-        <w:rPr>
-          <w:b w:val="0"/>
-          <w:bCs w:val="0"/>
-          <w:sz w:val="24"/>
-          <w:szCs w:val="24"/>
-        </w:rPr>
-        <w:t>BanglaCXR</w:t>
-      </w:r>
-      <w:proofErr w:type="spellEnd"/>
-      <w:r>
-        <w:rPr>
-          <w:b w:val="0"/>
-          <w:bCs w:val="0"/>
-          <w:sz w:val="24"/>
-          <w:szCs w:val="24"/>
-        </w:rPr>
-        <w:t xml:space="preserve"> are most direct when implemented in the context of health care in Bangladesh: With the extreme rarity of radiologists, large groups of the population do not receive any expert interpretation of their chest X-rays. A working reporting system with AI support in Bangla would be an effective pre-screening mechanism for district level GP's, identifying potential abnormalities and </w:t>
-      </w:r>
-      <w:proofErr w:type="spellStart"/>
-      <w:r>
-        <w:rPr>
-          <w:b w:val="0"/>
-          <w:bCs w:val="0"/>
-          <w:sz w:val="24"/>
-          <w:szCs w:val="24"/>
-        </w:rPr>
-        <w:t>prioritising</w:t>
-      </w:r>
-      <w:proofErr w:type="spellEnd"/>
-      <w:r>
-        <w:rPr>
-          <w:b w:val="0"/>
-          <w:bCs w:val="0"/>
-          <w:sz w:val="24"/>
-          <w:szCs w:val="24"/>
-        </w:rPr>
-        <w:t xml:space="preserve"> patients for referral to specialist </w:t>
-      </w:r>
-      <w:proofErr w:type="spellStart"/>
-      <w:r>
-        <w:rPr>
-          <w:b w:val="0"/>
-          <w:bCs w:val="0"/>
-          <w:sz w:val="24"/>
-          <w:szCs w:val="24"/>
-        </w:rPr>
-        <w:t>centres</w:t>
-      </w:r>
-      <w:proofErr w:type="spellEnd"/>
-      <w:r>
-        <w:rPr>
-          <w:b w:val="0"/>
-          <w:bCs w:val="0"/>
-          <w:sz w:val="24"/>
-          <w:szCs w:val="24"/>
-        </w:rPr>
-        <w:t xml:space="preserve">, and delivering a readable initial report in Bangla. This would help minimize diagnostic delay, optimize triage and increase access to radiological skills in remote rural areas. The first release of Bangla radiology NLG benchmark has academic significance for researchers who are interested in medical AI for South Asian languages, and the proof-of-concept method of using a radiology-specialized vision encoder in conjunction with a small quantized LLM using a parameter-efficient cross-attention projector offers a template for other low-resource language deployments. But the possible downsides should be taken on as seriously, however. The system identifies reports with a clinical micro-F1 of 0.5897 on twelve pathological labels, which indicates that the current generation quality is not adequate for clinical decision making for rare findings like fracture, nodule, edema, etc. without expert supervision. If the system is deployed without this disclaimer, especially in environments with under-resourced health care practitioners who might blindly take the input from an AI without critically evaluating it, this would result in misdiagnosis and eventual patient harm. The model is also subject to demographic and imaging biases that may apply to the IU X-ray dataset which has been gathered at an American academic medical </w:t>
-      </w:r>
-      <w:proofErr w:type="spellStart"/>
-      <w:r>
-        <w:rPr>
-          <w:b w:val="0"/>
-          <w:bCs w:val="0"/>
-          <w:sz w:val="24"/>
-          <w:szCs w:val="24"/>
-        </w:rPr>
-        <w:t>centre</w:t>
-      </w:r>
-      <w:proofErr w:type="spellEnd"/>
-      <w:r>
-        <w:rPr>
-          <w:b w:val="0"/>
-          <w:bCs w:val="0"/>
-          <w:sz w:val="24"/>
-          <w:szCs w:val="24"/>
-        </w:rPr>
-        <w:t xml:space="preserve">, which may not be representative of the distribution of pathologies, imaging equipment quality, or demographics of a Bangladeshi hospital. These </w:t>
+        <w:t xml:space="preserve">The societal benefits of BanglaCXR are most direct when implemented in the context of health care in Bangladesh: With the extreme rarity of radiologists, large groups of the population do not receive any expert interpretation of their chest X-rays. A working reporting system with AI support in Bangla would be an effective pre-screening mechanism for district level GP's, identifying potential abnormalities and prioritising patients for referral to specialist centres, and delivering a readable initial report in Bangla. This would help minimize diagnostic delay, optimize triage and increase access to radiological skills in remote rural areas. The first release of Bangla radiology NLG benchmark has academic significance for researchers who are interested in medical AI for South Asian languages, and the proof-of-concept method of using a radiology-specialized vision encoder in conjunction with a small quantized LLM using a parameter-efficient cross-attention projector offers a template for other low-resource language deployments. But the possible downsides should be taken on as seriously, however. The system identifies reports with a clinical micro-F1 of 0.5897 on twelve pathological labels, which indicates that the current generation quality is not adequate for clinical decision making for rare findings like fracture, nodule, edema, etc. without expert supervision. If the system is deployed without this disclaimer, especially in environments with under-resourced health care practitioners who might blindly take the input from an AI without critically evaluating it, this would result in misdiagnosis and eventual patient harm. The model is also subject to demographic and imaging biases that may apply to the IU X-ray dataset which has been gathered at an American academic medical centre, which may not be representative of the distribution of pathologies, imaging equipment quality, or demographics of a Bangladeshi hospital. These </w:t>
       </w:r>
       <w:r>
         <w:rPr>
@@ -21141,127 +17095,7 @@
           <w:sz w:val="24"/>
           <w:szCs w:val="24"/>
         </w:rPr>
-        <w:t xml:space="preserve">There are </w:t>
-      </w:r>
-      <w:proofErr w:type="gramStart"/>
-      <w:r>
-        <w:rPr>
-          <w:b w:val="0"/>
-          <w:bCs w:val="0"/>
-          <w:sz w:val="24"/>
-          <w:szCs w:val="24"/>
-        </w:rPr>
-        <w:t>a number of</w:t>
-      </w:r>
-      <w:proofErr w:type="gramEnd"/>
-      <w:r>
-        <w:rPr>
-          <w:b w:val="0"/>
-          <w:bCs w:val="0"/>
-          <w:sz w:val="24"/>
-          <w:szCs w:val="24"/>
-        </w:rPr>
-        <w:t xml:space="preserve"> ethical considerations in this study. The first one is about bias and fairness of the training data. The IU X-ray dataset consists of data from a single academic hospital in the US, so it is specific to the quality of the equipment, patient population, clinical protocols, and reporting of that hospital. This brings in the bias at the population level: the model can be expected to perform differently with chest X-rays of Bangladeshi patients, as well as with differences in disease prevalence patterns (such as the prevalence of tuberculosis, which is significantly higher in Bangladesh than in the IU dataset) and imaging equipment properties (which can be different for Bangladeshi patients) and clinical documentation conventions; all these factors can result in a different disease burden pattern. The other issue is clinical safety. The system is designed for research purposes and for preliminary reporting only and should not </w:t>
-      </w:r>
-      <w:proofErr w:type="gramStart"/>
-      <w:r>
-        <w:rPr>
-          <w:b w:val="0"/>
-          <w:bCs w:val="0"/>
-          <w:sz w:val="24"/>
-          <w:szCs w:val="24"/>
-        </w:rPr>
-        <w:t>substitute</w:t>
-      </w:r>
-      <w:proofErr w:type="gramEnd"/>
-      <w:r>
-        <w:rPr>
-          <w:b w:val="0"/>
-          <w:bCs w:val="0"/>
-          <w:sz w:val="24"/>
-          <w:szCs w:val="24"/>
-        </w:rPr>
-        <w:t xml:space="preserve"> for experienced radiologists. All output must be considered a preliminary product and subject to expert verification and the thesis documentation and communication of any deployments should explicitly and prominently state this fact. The third concern is </w:t>
-      </w:r>
-      <w:proofErr w:type="gramStart"/>
-      <w:r>
-        <w:rPr>
-          <w:b w:val="0"/>
-          <w:bCs w:val="0"/>
-          <w:sz w:val="24"/>
-          <w:szCs w:val="24"/>
-        </w:rPr>
-        <w:t>with regard to</w:t>
-      </w:r>
-      <w:proofErr w:type="gramEnd"/>
-      <w:r>
-        <w:rPr>
-          <w:b w:val="0"/>
-          <w:bCs w:val="0"/>
-          <w:sz w:val="24"/>
-          <w:szCs w:val="24"/>
-        </w:rPr>
-        <w:t xml:space="preserve"> the Bangla translation specifically: errors in clinical translation can impact patient care due to misinterpretation of a report by a clinician based on an incorrect Bangla translation of a finding. This risk is partially reduced by the medical glossary post-processing applied in implementing, but it cannot be </w:t>
-      </w:r>
-      <w:proofErr w:type="gramStart"/>
-      <w:r>
-        <w:rPr>
-          <w:b w:val="0"/>
-          <w:bCs w:val="0"/>
-          <w:sz w:val="24"/>
-          <w:szCs w:val="24"/>
-        </w:rPr>
-        <w:t>completely eliminated</w:t>
-      </w:r>
-      <w:proofErr w:type="gramEnd"/>
-      <w:r>
-        <w:rPr>
-          <w:b w:val="0"/>
-          <w:bCs w:val="0"/>
-          <w:sz w:val="24"/>
-          <w:szCs w:val="24"/>
-        </w:rPr>
-        <w:t>. The fourth concern is that of data privacy, where no patient identifiable data is utilized in this research, and no new patient data was gathered, but the IU X-ray dataset is a fully anonymized and de-identified public release (</w:t>
-      </w:r>
-      <w:proofErr w:type="spellStart"/>
-      <w:r>
-        <w:rPr>
-          <w:b w:val="0"/>
-          <w:bCs w:val="0"/>
-          <w:sz w:val="24"/>
-          <w:szCs w:val="24"/>
-        </w:rPr>
-        <w:t>Demner-Fushman</w:t>
-      </w:r>
-      <w:proofErr w:type="spellEnd"/>
-      <w:r>
-        <w:rPr>
-          <w:b w:val="0"/>
-          <w:bCs w:val="0"/>
-          <w:sz w:val="24"/>
-          <w:szCs w:val="24"/>
-        </w:rPr>
-        <w:t xml:space="preserve"> et al., 2016). No data </w:t>
-      </w:r>
-      <w:proofErr w:type="gramStart"/>
-      <w:r>
-        <w:rPr>
-          <w:b w:val="0"/>
-          <w:bCs w:val="0"/>
-          <w:sz w:val="24"/>
-          <w:szCs w:val="24"/>
-        </w:rPr>
-        <w:t>were</w:t>
-      </w:r>
-      <w:proofErr w:type="gramEnd"/>
-      <w:r>
-        <w:rPr>
-          <w:b w:val="0"/>
-          <w:bCs w:val="0"/>
-          <w:sz w:val="24"/>
-          <w:szCs w:val="24"/>
-        </w:rPr>
-        <w:t xml:space="preserve"> sent to external servers for model training and/or evaluation.</w:t>
+        <w:t>There are a number of ethical considerations in this study. The first one is about bias and fairness of the training data. The IU X-ray dataset consists of data from a single academic hospital in the US, so it is specific to the quality of the equipment, patient population, clinical protocols, and reporting of that hospital. This brings in the bias at the population level: the model can be expected to perform differently with chest X-rays of Bangladeshi patients, as well as with differences in disease prevalence patterns (such as the prevalence of tuberculosis, which is significantly higher in Bangladesh than in the IU dataset) and imaging equipment properties (which can be different for Bangladeshi patients) and clinical documentation conventions; all these factors can result in a different disease burden pattern. The other issue is clinical safety. The system is designed for research purposes and for preliminary reporting only and should not substitute for experienced radiologists. All output must be considered a preliminary product and subject to expert verification and the thesis documentation and communication of any deployments should explicitly and prominently state this fact. The third concern is with regard to the Bangla translation specifically: errors in clinical translation can impact patient care due to misinterpretation of a report by a clinician based on an incorrect Bangla translation of a finding. This risk is partially reduced by the medical glossary post-processing applied in implementing, but it cannot be completely eliminated. The fourth concern is that of data privacy, where no patient identifiable data is utilized in this research, and no new patient data was gathered, but the IU X-ray dataset is a fully anonymized and de-identified public release (Demner-Fushman et al., 2016). No data were sent to external servers for model training and/or evaluation.</w:t>
       </w:r>
       <w:bookmarkEnd w:id="105"/>
       <w:bookmarkEnd w:id="106"/>
@@ -21317,9 +17151,8 @@
           <w:sz w:val="24"/>
           <w:szCs w:val="24"/>
         </w:rPr>
-        <w:t xml:space="preserve">The privacy risk during the development and evaluation of </w:t>
-      </w:r>
-      <w:proofErr w:type="spellStart"/>
+        <w:t xml:space="preserve">The privacy risk during the development and evaluation of BanglaCXR is kept to a minimum because it was done entirely on a local machine and on an already de-identified set of data from the public domain. The personally identifiable information from the IU X-ray data set has been removed and the data was acquired from the Indiana University under institutional review board guidelines. No patient information was sent to any cloud services, sent via API, or sent over networks during development or testing. The model weights saved at the checkpoints are not associated with any patient, but rather they are </w:t>
+      </w:r>
       <w:r>
         <w:rPr>
           <w:b w:val="0"/>
@@ -21327,67 +17160,8 @@
           <w:sz w:val="24"/>
           <w:szCs w:val="24"/>
         </w:rPr>
-        <w:t>BanglaCXR</w:t>
-      </w:r>
-      <w:proofErr w:type="spellEnd"/>
-      <w:r>
-        <w:rPr>
-          <w:b w:val="0"/>
-          <w:bCs w:val="0"/>
-          <w:sz w:val="24"/>
-          <w:szCs w:val="24"/>
-        </w:rPr>
-        <w:t xml:space="preserve"> is kept to a minimum because it was done entirely on a local machine and on an already de-identified set of data from the public domain. The personally identifiable information from the IU X-ray data set has been removed and the data was acquired from the Indiana University under institutional review board guidelines. No patient information was sent to any cloud services, sent via API, or sent over networks during development or testing. The model weights saved at the checkpoints are not associated with any patient, but rather they are </w:t>
-      </w:r>
-      <w:r>
-        <w:rPr>
-          <w:b w:val="0"/>
-          <w:bCs w:val="0"/>
-          <w:sz w:val="24"/>
-          <w:szCs w:val="24"/>
-        </w:rPr>
         <w:lastRenderedPageBreak/>
-        <w:t xml:space="preserve">parameters learned from the pooled training corpus. If the system were to be used in the clinic, there would have to be some security and privacy concerns that would have to be addressed. Chest X-Ray images and reports created for patients would be considered sensitive health information under the applicable privacy laws such as Digital Security Act in Bangladesh and international laws like HIPAA and GDPR. The resulting system would need the security features of encrypted storage for input images and generated reports, user access controls (based on user roles) that would limit the viewing rights of reports to qualified clinical staff, audit logging of all </w:t>
-      </w:r>
-      <w:proofErr w:type="gramStart"/>
-      <w:r>
-        <w:rPr>
-          <w:b w:val="0"/>
-          <w:bCs w:val="0"/>
-          <w:sz w:val="24"/>
-          <w:szCs w:val="24"/>
-        </w:rPr>
-        <w:t>model</w:t>
-      </w:r>
-      <w:proofErr w:type="gramEnd"/>
-      <w:r>
-        <w:rPr>
-          <w:b w:val="0"/>
-          <w:bCs w:val="0"/>
-          <w:sz w:val="24"/>
-          <w:szCs w:val="24"/>
-        </w:rPr>
-        <w:t xml:space="preserve"> calls for accountability and a data retention policy that would determine the length of time any images and reports should be kept before they are deleted. This </w:t>
-      </w:r>
-      <w:proofErr w:type="gramStart"/>
-      <w:r>
-        <w:rPr>
-          <w:b w:val="0"/>
-          <w:bCs w:val="0"/>
-          <w:sz w:val="24"/>
-          <w:szCs w:val="24"/>
-        </w:rPr>
-        <w:t>offline-first</w:t>
-      </w:r>
-      <w:proofErr w:type="gramEnd"/>
-      <w:r>
-        <w:rPr>
-          <w:b w:val="0"/>
-          <w:bCs w:val="0"/>
-          <w:sz w:val="24"/>
-          <w:szCs w:val="24"/>
-        </w:rPr>
-        <w:t xml:space="preserve"> system, which does not need an internet connection when inferring, is a good security feature because it reduces the risk of attacks through network transmission of data.</w:t>
+        <w:t>parameters learned from the pooled training corpus. If the system were to be used in the clinic, there would have to be some security and privacy concerns that would have to be addressed. Chest X-Ray images and reports created for patients would be considered sensitive health information under the applicable privacy laws such as Digital Security Act in Bangladesh and international laws like HIPAA and GDPR. The resulting system would need the security features of encrypted storage for input images and generated reports, user access controls (based on user roles) that would limit the viewing rights of reports to qualified clinical staff, audit logging of all model calls for accountability and a data retention policy that would determine the length of time any images and reports should be kept before they are deleted. This offline-first system, which does not need an internet connection when inferring, is a good security feature because it reduces the risk of attacks through network transmission of data.</w:t>
       </w:r>
     </w:p>
     <w:p>
@@ -21480,87 +17254,7 @@
           <w:sz w:val="24"/>
           <w:szCs w:val="24"/>
         </w:rPr>
-        <w:t xml:space="preserve">The biggest design limitation of </w:t>
-      </w:r>
-      <w:proofErr w:type="spellStart"/>
-      <w:r>
-        <w:rPr>
-          <w:b w:val="0"/>
-          <w:bCs w:val="0"/>
-          <w:sz w:val="24"/>
-          <w:szCs w:val="24"/>
-        </w:rPr>
-        <w:t>BanglaCXR</w:t>
-      </w:r>
-      <w:proofErr w:type="spellEnd"/>
-      <w:r>
-        <w:rPr>
-          <w:b w:val="0"/>
-          <w:bCs w:val="0"/>
-          <w:sz w:val="24"/>
-          <w:szCs w:val="24"/>
-        </w:rPr>
-        <w:t xml:space="preserve"> is the 8 GB VRAM limit due to the hardware available. All key decisions on architecture were forced by this constraint: use of Phi-3.5 Mini (3.8B parameters) instead of a bigger model like LLaMA-3-8B or Phi-3-medium (14B); use of the distilled NLLB-200 (600M) over the larger options; and the use of 32 region queries instead of 64 or 128 in the </w:t>
-      </w:r>
-      <w:proofErr w:type="spellStart"/>
-      <w:r>
-        <w:rPr>
-          <w:b w:val="0"/>
-          <w:bCs w:val="0"/>
-          <w:sz w:val="24"/>
-          <w:szCs w:val="24"/>
-        </w:rPr>
-        <w:t>AnatomyGuidedProjector</w:t>
-      </w:r>
-      <w:proofErr w:type="spellEnd"/>
-      <w:r>
-        <w:rPr>
-          <w:b w:val="0"/>
-          <w:bCs w:val="0"/>
-          <w:sz w:val="24"/>
-          <w:szCs w:val="24"/>
-        </w:rPr>
-        <w:t xml:space="preserve">, which is directly responsible for the length of the visual prefix and thus the prefill memory overhead. The ability to generate reports of length up to 256 tokens (maximum length of 200) for training and generation, respectively, was a related design constraint, chosen to keep memory usage manageable, but which prevents the model from generating very long reports with extensive clinical detail. This is usually not a limiting constraint on the length of the IU X-ray reports, which are usually short, but it would be a constraint on longer reports, like those in the MIMIC-CXR style. The frozen RAD-DINO encoder cannot be further optimized without surpassing VRAM capacity, which means that the visual quality of the feature is set by the pretrained model and cannot be adjusted to different visual features of the training set. In the same way, we need to freeze the base weights of Phi-3.5 Mini, so it only has the </w:t>
-      </w:r>
-      <w:proofErr w:type="spellStart"/>
-      <w:r>
-        <w:rPr>
-          <w:b w:val="0"/>
-          <w:bCs w:val="0"/>
-          <w:sz w:val="24"/>
-          <w:szCs w:val="24"/>
-        </w:rPr>
-        <w:t>LoRA</w:t>
-      </w:r>
-      <w:proofErr w:type="spellEnd"/>
-      <w:r>
-        <w:rPr>
-          <w:b w:val="0"/>
-          <w:bCs w:val="0"/>
-          <w:sz w:val="24"/>
-          <w:szCs w:val="24"/>
-        </w:rPr>
-        <w:t xml:space="preserve"> delta weights that can be adjusted during training, and the projector can also be adjusted. This thus leaves the entire responsibility for cross-modal adaptation to the projector and to the relatively small </w:t>
-      </w:r>
-      <w:proofErr w:type="spellStart"/>
-      <w:r>
-        <w:rPr>
-          <w:b w:val="0"/>
-          <w:bCs w:val="0"/>
-          <w:sz w:val="24"/>
-          <w:szCs w:val="24"/>
-        </w:rPr>
-        <w:t>LoRA</w:t>
-      </w:r>
-      <w:proofErr w:type="spellEnd"/>
-      <w:r>
-        <w:rPr>
-          <w:b w:val="0"/>
-          <w:bCs w:val="0"/>
-          <w:sz w:val="24"/>
-          <w:szCs w:val="24"/>
-        </w:rPr>
-        <w:t xml:space="preserve"> adapters, which is feasible and yet fundamentally constrained from being as scalable as a fully fine-tuned system trained at </w:t>
+        <w:t xml:space="preserve">The biggest design limitation of BanglaCXR is the 8 GB VRAM limit due to the hardware available. All key decisions on architecture were forced by this constraint: use of Phi-3.5 Mini (3.8B parameters) instead of a bigger model like LLaMA-3-8B or Phi-3-medium (14B); use of the distilled NLLB-200 (600M) over the larger options; and the use of 32 region queries instead of 64 or 128 in the AnatomyGuidedProjector, which is directly responsible for the length of the visual prefix and thus the prefill memory overhead. The ability to generate reports of length up to 256 tokens (maximum length of 200) for training and generation, respectively, was a related design constraint, chosen to keep memory usage manageable, but which prevents the model from generating very long reports with extensive clinical detail. This is usually not a limiting constraint on the length of the IU X-ray reports, which are usually short, but it would be a constraint on longer reports, like those in the MIMIC-CXR style. The frozen RAD-DINO encoder cannot be further optimized without surpassing VRAM capacity, which means that the visual quality of the feature is set by the pretrained model and cannot be adjusted to different visual features of the training set. In the same way, we need to freeze the base weights of Phi-3.5 Mini, so it only has the LoRA delta weights that can be adjusted during training, and the projector can also be adjusted. This thus leaves the entire responsibility for cross-modal adaptation to the projector and to the relatively small LoRA adapters, which is feasible and yet fundamentally constrained from being as scalable as a fully fine-tuned system trained at </w:t>
       </w:r>
       <w:r>
         <w:rPr>
@@ -21640,87 +17334,7 @@
           <w:sz w:val="24"/>
           <w:szCs w:val="24"/>
         </w:rPr>
-        <w:t xml:space="preserve">The main limitation of the primary data is the size and demographic characteristics of the IU X-ray database. Following cleaning and filtering, 3,666 valid pairs of image-report pairs of frontal images are available, but only 2,566 of those are used for training. This is significantly smaller than the training corpora of state-of-the-art systems: 8.5 million samples in the case of </w:t>
-      </w:r>
-      <w:proofErr w:type="spellStart"/>
-      <w:r>
-        <w:rPr>
-          <w:b w:val="0"/>
-          <w:bCs w:val="0"/>
-          <w:sz w:val="24"/>
-          <w:szCs w:val="24"/>
-        </w:rPr>
-        <w:t>CheXagent</w:t>
-      </w:r>
-      <w:proofErr w:type="spellEnd"/>
-      <w:r>
-        <w:rPr>
-          <w:b w:val="0"/>
-          <w:bCs w:val="0"/>
-          <w:sz w:val="24"/>
-          <w:szCs w:val="24"/>
-        </w:rPr>
-        <w:t xml:space="preserve">, more than 510,000 samples for MAIRA-2, and 580,000 samples of instruction-following ones for </w:t>
-      </w:r>
-      <w:proofErr w:type="spellStart"/>
-      <w:r>
-        <w:rPr>
-          <w:b w:val="0"/>
-          <w:bCs w:val="0"/>
-          <w:sz w:val="24"/>
-          <w:szCs w:val="24"/>
-        </w:rPr>
-        <w:t>RaDialog</w:t>
-      </w:r>
-      <w:proofErr w:type="spellEnd"/>
-      <w:r>
-        <w:rPr>
-          <w:b w:val="0"/>
-          <w:bCs w:val="0"/>
-          <w:sz w:val="24"/>
-          <w:szCs w:val="24"/>
-        </w:rPr>
-        <w:t xml:space="preserve">. It is possible to train the model using 2,566 samples, 3.8B parameters, </w:t>
-      </w:r>
-      <w:proofErr w:type="spellStart"/>
-      <w:r>
-        <w:rPr>
-          <w:b w:val="0"/>
-          <w:bCs w:val="0"/>
-          <w:sz w:val="24"/>
-          <w:szCs w:val="24"/>
-        </w:rPr>
-        <w:t>LoRA</w:t>
-      </w:r>
-      <w:proofErr w:type="spellEnd"/>
-      <w:r>
-        <w:rPr>
-          <w:b w:val="0"/>
-          <w:bCs w:val="0"/>
-          <w:sz w:val="24"/>
-          <w:szCs w:val="24"/>
-        </w:rPr>
-        <w:t xml:space="preserve">, and 4-bit quantization, but it cannot be avoided that such a small number of samples and a limited number of parameters constrict the diversity of pathological presentations and report phrasing that the model training can learn from. There is also a significant class imbalance in the IU X-ray dataset: 439 out of 550 test samples (79.8%) have at least one abnormal present, and many classes of anomalies, like fracture and nodules, have only a few reports in total in the whole dataset. This is partially mitigated by using a weighted random sampler during training, but rare categories are still underrepresented compared to what is necessary to adequately detect at the clinical level. In Stage 2, the lack of any human-written Bangla radiology reference book makes that the evaluation references are also machine translated by NLLB-200, which creates a confound, since the score of the machine translation reflects how similar it is to another machine translated version of the same text by NLLB-200, not to another human-written version of that text by a Bangla-speaking radiologist. This will, however, need to be done via the collection and annotation of professionally written Bangla radiology reports, and that is a key priority for future work. The problem constraints are no less real. Training the </w:t>
-      </w:r>
-      <w:proofErr w:type="spellStart"/>
-      <w:r>
-        <w:rPr>
-          <w:b w:val="0"/>
-          <w:bCs w:val="0"/>
-          <w:sz w:val="24"/>
-          <w:szCs w:val="24"/>
-        </w:rPr>
-        <w:t>AnatomyGuided</w:t>
-      </w:r>
-      <w:proofErr w:type="spellEnd"/>
-      <w:r>
-        <w:rPr>
-          <w:b w:val="0"/>
-          <w:bCs w:val="0"/>
-          <w:sz w:val="24"/>
-          <w:szCs w:val="24"/>
-        </w:rPr>
-        <w:t xml:space="preserve"> model took around just a few hours for 25 epochs on the RTX 5050 Laptop GPU, which is fine for a single training session but would be expensive for larger hyperparameter optimization or cross-validation studies. The inference time per report, which includes image preprocessing, RAD-DINO encoding, projector forward pass, and autoregressive generation of up to 200 tokens, takes about 10 to 20 seconds per case on the test hardware, and is suitable for a supplementary reporting tool, but requires further optimization in the case of high throughput and deployable applications.</w:t>
+        <w:t>The main limitation of the primary data is the size and demographic characteristics of the IU X-ray database. Following cleaning and filtering, 3,666 valid pairs of image-report pairs of frontal images are available, but only 2,566 of those are used for training. This is significantly smaller than the training corpora of state-of-the-art systems: 8.5 million samples in the case of CheXagent, more than 510,000 samples for MAIRA-2, and 580,000 samples of instruction-following ones for RaDialog. It is possible to train the model using 2,566 samples, 3.8B parameters, LoRA, and 4-bit quantization, but it cannot be avoided that such a small number of samples and a limited number of parameters constrict the diversity of pathological presentations and report phrasing that the model training can learn from. There is also a significant class imbalance in the IU X-ray dataset: 439 out of 550 test samples (79.8%) have at least one abnormal present, and many classes of anomalies, like fracture and nodules, have only a few reports in total in the whole dataset. This is partially mitigated by using a weighted random sampler during training, but rare categories are still underrepresented compared to what is necessary to adequately detect at the clinical level. In Stage 2, the lack of any human-written Bangla radiology reference book makes that the evaluation references are also machine translated by NLLB-200, which creates a confound, since the score of the machine translation reflects how similar it is to another machine translated version of the same text by NLLB-200, not to another human-written version of that text by a Bangla-speaking radiologist. This will, however, need to be done via the collection and annotation of professionally written Bangla radiology reports, and that is a key priority for future work. The problem constraints are no less real. Training the AnatomyGuided model took around just a few hours for 25 epochs on the RTX 5050 Laptop GPU, which is fine for a single training session but would be expensive for larger hyperparameter optimization or cross-validation studies. The inference time per report, which includes image preprocessing, RAD-DINO encoding, projector forward pass, and autoregressive generation of up to 200 tokens, takes about 10 to 20 seconds per case on the test hardware, and is suitable for a supplementary reporting tool, but requires further optimization in the case of high throughput and deployable applications.</w:t>
       </w:r>
       <w:bookmarkEnd w:id="114"/>
       <w:bookmarkEnd w:id="115"/>
@@ -21794,9 +17408,8 @@
           <w:sz w:val="24"/>
           <w:szCs w:val="24"/>
         </w:rPr>
-        <w:t xml:space="preserve">no money was spent. The model weights (RAD-DINO, Phi-3.5 Mini, NLLB-200) are all released as open-source under </w:t>
-      </w:r>
-      <w:proofErr w:type="gramStart"/>
+        <w:t xml:space="preserve">no money was spent. The model weights (RAD-DINO, Phi-3.5 Mini, NLLB-200) are all released as open-source under open </w:t>
+      </w:r>
       <w:r>
         <w:rPr>
           <w:b w:val="0"/>
@@ -21804,127 +17417,8 @@
           <w:sz w:val="24"/>
           <w:szCs w:val="24"/>
         </w:rPr>
-        <w:t xml:space="preserve">open </w:t>
-      </w:r>
-      <w:r>
-        <w:rPr>
-          <w:b w:val="0"/>
-          <w:bCs w:val="0"/>
-          <w:sz w:val="24"/>
-          <w:szCs w:val="24"/>
-        </w:rPr>
         <w:lastRenderedPageBreak/>
-        <w:t>source</w:t>
-      </w:r>
-      <w:proofErr w:type="gramEnd"/>
-      <w:r>
-        <w:rPr>
-          <w:b w:val="0"/>
-          <w:bCs w:val="0"/>
-          <w:sz w:val="24"/>
-          <w:szCs w:val="24"/>
-        </w:rPr>
-        <w:t xml:space="preserve"> licenses on </w:t>
-      </w:r>
-      <w:proofErr w:type="spellStart"/>
-      <w:r>
-        <w:rPr>
-          <w:b w:val="0"/>
-          <w:bCs w:val="0"/>
-          <w:sz w:val="24"/>
-          <w:szCs w:val="24"/>
-        </w:rPr>
-        <w:t>HuggingFace</w:t>
-      </w:r>
-      <w:proofErr w:type="spellEnd"/>
-      <w:r>
-        <w:rPr>
-          <w:b w:val="0"/>
-          <w:bCs w:val="0"/>
-          <w:sz w:val="24"/>
-          <w:szCs w:val="24"/>
-        </w:rPr>
-        <w:t>. This IU X-ray dataset is openly available on the Open-</w:t>
-      </w:r>
-      <w:proofErr w:type="spellStart"/>
-      <w:r>
-        <w:rPr>
-          <w:b w:val="0"/>
-          <w:bCs w:val="0"/>
-          <w:sz w:val="24"/>
-          <w:szCs w:val="24"/>
-        </w:rPr>
-        <w:t>i</w:t>
-      </w:r>
-      <w:proofErr w:type="spellEnd"/>
-      <w:r>
-        <w:rPr>
-          <w:b w:val="0"/>
-          <w:bCs w:val="0"/>
-          <w:sz w:val="24"/>
-          <w:szCs w:val="24"/>
-        </w:rPr>
-        <w:t xml:space="preserve"> platform of the National Library of Medicine. All software libraries used are </w:t>
-      </w:r>
-      <w:proofErr w:type="gramStart"/>
-      <w:r>
-        <w:rPr>
-          <w:b w:val="0"/>
-          <w:bCs w:val="0"/>
-          <w:sz w:val="24"/>
-          <w:szCs w:val="24"/>
-        </w:rPr>
-        <w:t>open source</w:t>
-      </w:r>
-      <w:proofErr w:type="gramEnd"/>
-      <w:r>
-        <w:rPr>
-          <w:b w:val="0"/>
-          <w:bCs w:val="0"/>
-          <w:sz w:val="24"/>
-          <w:szCs w:val="24"/>
-        </w:rPr>
-        <w:t xml:space="preserve"> software which </w:t>
-      </w:r>
-      <w:proofErr w:type="gramStart"/>
-      <w:r>
-        <w:rPr>
-          <w:b w:val="0"/>
-          <w:bCs w:val="0"/>
-          <w:sz w:val="24"/>
-          <w:szCs w:val="24"/>
-        </w:rPr>
-        <w:t>are</w:t>
-      </w:r>
-      <w:proofErr w:type="gramEnd"/>
-      <w:r>
-        <w:rPr>
-          <w:b w:val="0"/>
-          <w:bCs w:val="0"/>
-          <w:sz w:val="24"/>
-          <w:szCs w:val="24"/>
-        </w:rPr>
-        <w:t xml:space="preserve"> freely licensed. All training was done on the personal hardware - RTX 5050 Laptop GPU - without incurring cloud compute costs. None of the proprietary annotation tools, clinical databases or </w:t>
-      </w:r>
-      <w:proofErr w:type="gramStart"/>
-      <w:r>
-        <w:rPr>
-          <w:b w:val="0"/>
-          <w:bCs w:val="0"/>
-          <w:sz w:val="24"/>
-          <w:szCs w:val="24"/>
-        </w:rPr>
-        <w:t>subscription based</w:t>
-      </w:r>
-      <w:proofErr w:type="gramEnd"/>
-      <w:r>
-        <w:rPr>
-          <w:b w:val="0"/>
-          <w:bCs w:val="0"/>
-          <w:sz w:val="24"/>
-          <w:szCs w:val="24"/>
-        </w:rPr>
-        <w:t xml:space="preserve"> APIs were used at any stage. This zero-budget constraint was not simply a constraint, but a design feature as well, as one of the motivations of the research is to illustrate that a working Bangla radiology AI pipeline can be built without institutional compute infrastructure to make the methodology accessible for researchers in Bangladesh and other low-income settings with similar compute resource constraints. The major cost would be to extend the research towards clinical validation, which would involve professionally written Bangla radiology reports being annotated by trained radiologists, and paying them for their efforts.</w:t>
+        <w:t>source licenses on HuggingFace. This IU X-ray dataset is openly available on the Open-i platform of the National Library of Medicine. All software libraries used are open source software which are freely licensed. All training was done on the personal hardware - RTX 5050 Laptop GPU - without incurring cloud compute costs. None of the proprietary annotation tools, clinical databases or subscription based APIs were used at any stage. This zero-budget constraint was not simply a constraint, but a design feature as well, as one of the motivations of the research is to illustrate that a working Bangla radiology AI pipeline can be built without institutional compute infrastructure to make the methodology accessible for researchers in Bangladesh and other low-income settings with similar compute resource constraints. The major cost would be to extend the research towards clinical validation, which would involve professionally written Bangla radiology reports being annotated by trained radiologists, and paying them for their efforts.</w:t>
       </w:r>
       <w:bookmarkEnd w:id="117"/>
       <w:bookmarkEnd w:id="118"/>
@@ -21996,9 +17490,8 @@
           <w:sz w:val="24"/>
           <w:szCs w:val="24"/>
         </w:rPr>
-        <w:t xml:space="preserve">In this lesson, students examine the process of task breakdown and the project timeline. The research was conducted in six consecutive steps, which took about five months. This first phase (lasting about three weeks) was dedicated to the identification of the problem and the literature survey, which included a systematic review of 30 papers from different domains: radiology report generation, Bangla NLP, multilingual clinical NLP, and AI in low-resource healthcare, and eventually, a well-defined research gap and research goals. The second phase lasted 2 weeks and involved downloading the IU X-ray dataset, writing the filter and </w:t>
-      </w:r>
-      <w:proofErr w:type="gramStart"/>
+        <w:t xml:space="preserve">In this lesson, students examine the process of task breakdown and the project timeline. The research was conducted in six consecutive steps, which took about five months. This first phase (lasting about three weeks) was dedicated to the identification of the problem and the literature survey, which included a systematic review of 30 papers from different domains: radiology report generation, Bangla NLP, multilingual clinical NLP, and AI in low-resource healthcare, and eventually, a well-defined research gap and research goals. The second phase lasted 2 weeks and involved downloading the IU X-ray dataset, writing the filter and merge pipeline, making the train/validation/test splits and checking the availability of the images and completeness of the reports. The third phase, which lasted around four weeks, focused on the design of the AnatomyGuidedProjector, the embedding of RAD-DINO and Phi-3.5 Mini, the prompt template design, the design of the weighted sampler, and training loop implementation with gradient accumulation and learning rate scheduling. The fourth phase lasted about three weeks and included model training, checkpoint management, and tracking of training dynamics, which involved addressing some instability challenges that were experienced in the initial training runs. The fifth phase lasted two weeks and involved implementation of evaluation and execution of the ablation study, including coding all the NLG and clinical metrics, running the two models (AnatomyGuided and FlatMLP) over all 550 test cases, and implementing the Stage 2 translation pipeline and its evaluation. The sixth and final phase was a three-week period for the analysis of the results, figure generation and thesis writing. A breakdown of the task </w:t>
+      </w:r>
       <w:r>
         <w:rPr>
           <w:b w:val="0"/>
@@ -22006,147 +17499,8 @@
           <w:sz w:val="24"/>
           <w:szCs w:val="24"/>
         </w:rPr>
-        <w:t>merge</w:t>
-      </w:r>
-      <w:proofErr w:type="gramEnd"/>
-      <w:r>
-        <w:rPr>
-          <w:b w:val="0"/>
-          <w:bCs w:val="0"/>
-          <w:sz w:val="24"/>
-          <w:szCs w:val="24"/>
-        </w:rPr>
-        <w:t xml:space="preserve"> pipeline, making the train/validation/test splits and checking the availability of the images and completeness of the reports. The third phase, which lasted around four weeks, focused on the design of the </w:t>
-      </w:r>
-      <w:proofErr w:type="spellStart"/>
-      <w:r>
-        <w:rPr>
-          <w:b w:val="0"/>
-          <w:bCs w:val="0"/>
-          <w:sz w:val="24"/>
-          <w:szCs w:val="24"/>
-        </w:rPr>
-        <w:t>AnatomyGuidedProjector</w:t>
-      </w:r>
-      <w:proofErr w:type="spellEnd"/>
-      <w:r>
-        <w:rPr>
-          <w:b w:val="0"/>
-          <w:bCs w:val="0"/>
-          <w:sz w:val="24"/>
-          <w:szCs w:val="24"/>
-        </w:rPr>
-        <w:t>, the embedding of RAD-DINO and Phi-3.5 Mini, the prompt template design, the design of the weighted sampler, and training loop implementation with gradient accumulation and learning rate scheduling. The fourth phase lasted about three weeks and included model training, checkpoint management, and tracking of training dynamics, which involved addressing some instability challenges that were experienced in the initial training runs. The fifth phase lasted two weeks and involved implementation of evaluation and execution of the ablation study, including coding all the NLG and clinical metrics, running the two models (</w:t>
-      </w:r>
-      <w:proofErr w:type="spellStart"/>
-      <w:r>
-        <w:rPr>
-          <w:b w:val="0"/>
-          <w:bCs w:val="0"/>
-          <w:sz w:val="24"/>
-          <w:szCs w:val="24"/>
-        </w:rPr>
-        <w:t>AnatomyGuided</w:t>
-      </w:r>
-      <w:proofErr w:type="spellEnd"/>
-      <w:r>
-        <w:rPr>
-          <w:b w:val="0"/>
-          <w:bCs w:val="0"/>
-          <w:sz w:val="24"/>
-          <w:szCs w:val="24"/>
-        </w:rPr>
-        <w:t xml:space="preserve"> and </w:t>
-      </w:r>
-      <w:proofErr w:type="spellStart"/>
-      <w:r>
-        <w:rPr>
-          <w:b w:val="0"/>
-          <w:bCs w:val="0"/>
-          <w:sz w:val="24"/>
-          <w:szCs w:val="24"/>
-        </w:rPr>
-        <w:t>FlatMLP</w:t>
-      </w:r>
-      <w:proofErr w:type="spellEnd"/>
-      <w:r>
-        <w:rPr>
-          <w:b w:val="0"/>
-          <w:bCs w:val="0"/>
-          <w:sz w:val="24"/>
-          <w:szCs w:val="24"/>
-        </w:rPr>
-        <w:t xml:space="preserve">) over all 550 test cases, and implementing the Stage 2 translation pipeline and its evaluation. The sixth and final phase was a three-week period for the analysis of the results, figure generation and </w:t>
-      </w:r>
-      <w:proofErr w:type="gramStart"/>
-      <w:r>
-        <w:rPr>
-          <w:b w:val="0"/>
-          <w:bCs w:val="0"/>
-          <w:sz w:val="24"/>
-          <w:szCs w:val="24"/>
-        </w:rPr>
-        <w:t>thesis writing</w:t>
-      </w:r>
-      <w:proofErr w:type="gramEnd"/>
-      <w:r>
-        <w:rPr>
-          <w:b w:val="0"/>
-          <w:bCs w:val="0"/>
-          <w:sz w:val="24"/>
-          <w:szCs w:val="24"/>
-        </w:rPr>
-        <w:t xml:space="preserve">. A breakdown of the task </w:t>
-      </w:r>
-      <w:r>
-        <w:rPr>
-          <w:b w:val="0"/>
-          <w:bCs w:val="0"/>
-          <w:sz w:val="24"/>
-          <w:szCs w:val="24"/>
-        </w:rPr>
         <w:lastRenderedPageBreak/>
-        <w:t xml:space="preserve">within these phases can be explained as follows. Literature review was carried out by reading and systematically annotating 30 papers, developing the problem statement and formulating the objectives. For the preparation of data sets, utilities for writing the data to the file system were written and the abnormality pattern detector for the weighted sampler was implemented, and the integrity of the 3,666 image-report pairs was verified. The implementation of the architecture comprised the creation of the </w:t>
-      </w:r>
-      <w:proofErr w:type="spellStart"/>
-      <w:r>
-        <w:rPr>
-          <w:b w:val="0"/>
-          <w:bCs w:val="0"/>
-          <w:sz w:val="24"/>
-          <w:szCs w:val="24"/>
-        </w:rPr>
-        <w:t>AnatomyGuidedProjector</w:t>
-      </w:r>
-      <w:proofErr w:type="spellEnd"/>
-      <w:r>
-        <w:rPr>
-          <w:b w:val="0"/>
-          <w:bCs w:val="0"/>
-          <w:sz w:val="24"/>
-          <w:szCs w:val="24"/>
-        </w:rPr>
-        <w:t xml:space="preserve"> class, BanglaCXRStage1 model class, the </w:t>
-      </w:r>
-      <w:proofErr w:type="spellStart"/>
-      <w:r>
-        <w:rPr>
-          <w:b w:val="0"/>
-          <w:bCs w:val="0"/>
-          <w:sz w:val="24"/>
-          <w:szCs w:val="24"/>
-        </w:rPr>
-        <w:t>CXRDataset</w:t>
-      </w:r>
-      <w:proofErr w:type="spellEnd"/>
-      <w:r>
-        <w:rPr>
-          <w:b w:val="0"/>
-          <w:bCs w:val="0"/>
-          <w:sz w:val="24"/>
-          <w:szCs w:val="24"/>
-        </w:rPr>
-        <w:t xml:space="preserve"> class and finally the generation function. Training consisted of multiple sessions, saving checkpoints, keeping an eye on VRAM, and figuring out what went wrong in preliminary training sessions before the final configuration stabilized to produce the loss. Evaluation was done by applying seven NLG metrics, twelve-label clinical entity extraction, the complete ablation comparison, and the Bangla Stage 2 evaluation. One of the tasks of documentation was to prepare the entire thesis text, figures and references.</w:t>
+        <w:t>within these phases can be explained as follows. Literature review was carried out by reading and systematically annotating 30 papers, developing the problem statement and formulating the objectives. For the preparation of data sets, utilities for writing the data to the file system were written and the abnormality pattern detector for the weighted sampler was implemented, and the integrity of the 3,666 image-report pairs was verified. The implementation of the architecture comprised the creation of the AnatomyGuidedProjector class, BanglaCXRStage1 model class, the CXRDataset class and finally the generation function. Training consisted of multiple sessions, saving checkpoints, keeping an eye on VRAM, and figuring out what went wrong in preliminary training sessions before the final configuration stabilized to produce the loss. Evaluation was done by applying seven NLG metrics, twelve-label clinical entity extraction, the complete ablation comparison, and the Bangla Stage 2 evaluation. One of the tasks of documentation was to prepare the entire thesis text, figures and references.</w:t>
       </w:r>
       <w:bookmarkEnd w:id="120"/>
       <w:bookmarkEnd w:id="121"/>
@@ -22203,127 +17557,7 @@
           <w:sz w:val="24"/>
           <w:szCs w:val="24"/>
         </w:rPr>
-        <w:t xml:space="preserve">The project is broken down into 5 key milestones. The first milestone is the literature review and problem specification, which is accomplished when the 30 annotated paper reviews are completed and the problem statement and objective set </w:t>
-      </w:r>
-      <w:proofErr w:type="gramStart"/>
-      <w:r>
-        <w:rPr>
-          <w:b w:val="0"/>
-          <w:bCs w:val="0"/>
-          <w:sz w:val="24"/>
-          <w:szCs w:val="24"/>
-        </w:rPr>
-        <w:t>is</w:t>
-      </w:r>
-      <w:proofErr w:type="gramEnd"/>
-      <w:r>
-        <w:rPr>
-          <w:b w:val="0"/>
-          <w:bCs w:val="0"/>
-          <w:sz w:val="24"/>
-          <w:szCs w:val="24"/>
-        </w:rPr>
-        <w:t xml:space="preserve"> written. The next milestone is dataset readiness, which means the availability of 3,666 image-report pairs with IU X-rays that have been cleaned and split, file integrity checked and the weighted random sampler is working. The third milestone is the trained </w:t>
-      </w:r>
-      <w:proofErr w:type="spellStart"/>
-      <w:r>
-        <w:rPr>
-          <w:b w:val="0"/>
-          <w:bCs w:val="0"/>
-          <w:sz w:val="24"/>
-          <w:szCs w:val="24"/>
-        </w:rPr>
-        <w:t>AnatomyGuided</w:t>
-      </w:r>
-      <w:proofErr w:type="spellEnd"/>
-      <w:r>
-        <w:rPr>
-          <w:b w:val="0"/>
-          <w:bCs w:val="0"/>
-          <w:sz w:val="24"/>
-          <w:szCs w:val="24"/>
-        </w:rPr>
-        <w:t xml:space="preserve"> Stage 1 model, with the best checkpoint saved from epoch 18 with a validation loss of 0.5516 and 550 English test reports generated and saved to stage2_english_</w:t>
-      </w:r>
-      <w:proofErr w:type="gramStart"/>
-      <w:r>
-        <w:rPr>
-          <w:b w:val="0"/>
-          <w:bCs w:val="0"/>
-          <w:sz w:val="24"/>
-          <w:szCs w:val="24"/>
-        </w:rPr>
-        <w:t>reports.json</w:t>
-      </w:r>
-      <w:proofErr w:type="gramEnd"/>
-      <w:r>
-        <w:rPr>
-          <w:b w:val="0"/>
-          <w:bCs w:val="0"/>
-          <w:sz w:val="24"/>
-          <w:szCs w:val="24"/>
-        </w:rPr>
-        <w:t>. The fourth milestone is the ablation study and Stage 2 evaluation, which includes the final comparison table (</w:t>
-      </w:r>
-      <w:proofErr w:type="spellStart"/>
-      <w:r>
-        <w:rPr>
-          <w:b w:val="0"/>
-          <w:bCs w:val="0"/>
-          <w:sz w:val="24"/>
-          <w:szCs w:val="24"/>
-        </w:rPr>
-        <w:t>AnatomyGuided</w:t>
-      </w:r>
-      <w:proofErr w:type="spellEnd"/>
-      <w:r>
-        <w:rPr>
-          <w:b w:val="0"/>
-          <w:bCs w:val="0"/>
-          <w:sz w:val="24"/>
-          <w:szCs w:val="24"/>
-        </w:rPr>
-        <w:t xml:space="preserve"> versus </w:t>
-      </w:r>
-      <w:proofErr w:type="spellStart"/>
-      <w:r>
-        <w:rPr>
-          <w:b w:val="0"/>
-          <w:bCs w:val="0"/>
-          <w:sz w:val="24"/>
-          <w:szCs w:val="24"/>
-        </w:rPr>
-        <w:t>FlatMLP</w:t>
-      </w:r>
-      <w:proofErr w:type="spellEnd"/>
-      <w:r>
-        <w:rPr>
-          <w:b w:val="0"/>
-          <w:bCs w:val="0"/>
-          <w:sz w:val="24"/>
-          <w:szCs w:val="24"/>
-        </w:rPr>
-        <w:t>) for all metrics and the Bangla evaluation results are recorded in stage2_bangla_</w:t>
-      </w:r>
-      <w:proofErr w:type="gramStart"/>
-      <w:r>
-        <w:rPr>
-          <w:b w:val="0"/>
-          <w:bCs w:val="0"/>
-          <w:sz w:val="24"/>
-          <w:szCs w:val="24"/>
-        </w:rPr>
-        <w:t>full.json</w:t>
-      </w:r>
-      <w:proofErr w:type="gramEnd"/>
-      <w:r>
-        <w:rPr>
-          <w:b w:val="0"/>
-          <w:bCs w:val="0"/>
-          <w:sz w:val="24"/>
-          <w:szCs w:val="24"/>
-        </w:rPr>
-        <w:t>. The sixth and last milestone is the finished thesis with all six chapters, all references listed in the APA format and the six visualization figures created during the ablation phase. For every milestone there is a clear, tangible, and verifiable deliverable, such as a document or a saved file or a set of measurable numerical results, that can be measured, and that the research can be fully reproduced from the available artifacts.</w:t>
+        <w:t>The project is broken down into 5 key milestones. The first milestone is the literature review and problem specification, which is accomplished when the 30 annotated paper reviews are completed and the problem statement and objective set is written. The next milestone is dataset readiness, which means the availability of 3,666 image-report pairs with IU X-rays that have been cleaned and split, file integrity checked and the weighted random sampler is working. The third milestone is the trained AnatomyGuided Stage 1 model, with the best checkpoint saved from epoch 18 with a validation loss of 0.5516 and 550 English test reports generated and saved to stage2_english_reports.json. The fourth milestone is the ablation study and Stage 2 evaluation, which includes the final comparison table (AnatomyGuided versus FlatMLP) for all metrics and the Bangla evaluation results are recorded in stage2_bangla_full.json. The sixth and last milestone is the finished thesis with all six chapters, all references listed in the APA format and the six visualization figures created during the ablation phase. For every milestone there is a clear, tangible, and verifiable deliverable, such as a document or a saved file or a set of measurable numerical results, that can be measured, and that the research can be fully reproduced from the available artifacts.</w:t>
       </w:r>
       <w:bookmarkEnd w:id="123"/>
       <w:bookmarkEnd w:id="124"/>
@@ -22375,7 +17609,6 @@
         </w:rPr>
         <w:t xml:space="preserve">The Gantt chart for this project illustrates the six project phases, relating them to a 5-month </w:t>
       </w:r>
-      <w:proofErr w:type="gramStart"/>
       <w:r>
         <w:rPr>
           <w:b w:val="0"/>
@@ -22384,37 +17617,7 @@
           <w:szCs w:val="24"/>
         </w:rPr>
         <w:lastRenderedPageBreak/>
-        <w:t>time period</w:t>
-      </w:r>
-      <w:proofErr w:type="gramEnd"/>
-      <w:r>
-        <w:rPr>
-          <w:b w:val="0"/>
-          <w:bCs w:val="0"/>
-          <w:sz w:val="24"/>
-          <w:szCs w:val="24"/>
-        </w:rPr>
-        <w:t xml:space="preserve"> from the initiation of the project until thesis submission. The phases are represented by horizontal bars across the weeks of their allocated time and the dependency between the phases is reflected in the sequential arrangement of the bars from literature review to dataset preparation, through architecture design, training, evaluation and documentation. Some phases occurred in parallel, such as the early training phase and the architecture refinements, where documentation and analysis started concurrently with the initial evaluation runs, rather than waiting for all results to be consolidated, and documentation and problem statement formation started during the initial literature review phase, which continued while some of the architecture refinements were performed. Training and evaluation </w:t>
-      </w:r>
-      <w:proofErr w:type="gramStart"/>
-      <w:r>
-        <w:rPr>
-          <w:b w:val="0"/>
-          <w:bCs w:val="0"/>
-          <w:sz w:val="24"/>
-          <w:szCs w:val="24"/>
-        </w:rPr>
-        <w:t>is</w:t>
-      </w:r>
-      <w:proofErr w:type="gramEnd"/>
-      <w:r>
-        <w:rPr>
-          <w:b w:val="0"/>
-          <w:bCs w:val="0"/>
-          <w:sz w:val="24"/>
-          <w:szCs w:val="24"/>
-        </w:rPr>
-        <w:t xml:space="preserve"> a critical path, where the 550 English test reports, and the Ablation comparison was a prerequisite for all the following stage 2 evaluation and for the results discussion in the thesis. Although not an idealized plan, the Gantt chart is presented as Figure 7 in the appendix, and shows the actual timeline that was followed, rather than what may have been ideal.</w:t>
+        <w:t>time period from the initiation of the project until thesis submission. The phases are represented by horizontal bars across the weeks of their allocated time and the dependency between the phases is reflected in the sequential arrangement of the bars from literature review to dataset preparation, through architecture design, training, evaluation and documentation. Some phases occurred in parallel, such as the early training phase and the architecture refinements, where documentation and analysis started concurrently with the initial evaluation runs, rather than waiting for all results to be consolidated, and documentation and problem statement formation started during the initial literature review phase, which continued while some of the architecture refinements were performed. Training and evaluation is a critical path, where the 550 English test reports, and the Ablation comparison was a prerequisite for all the following stage 2 evaluation and for the results discussion in the thesis. Although not an idealized plan, the Gantt chart is presented as Figure 7 in the appendix, and shows the actual timeline that was followed, rather than what may have been ideal.</w:t>
       </w:r>
       <w:bookmarkEnd w:id="126"/>
       <w:bookmarkEnd w:id="127"/>
@@ -22464,27 +17667,7 @@
           <w:sz w:val="24"/>
           <w:szCs w:val="24"/>
         </w:rPr>
-        <w:t xml:space="preserve">In this chapter, the entire spectrum of standards, constraints, and project management issues that affected the way this research was conducted have been described. While </w:t>
-      </w:r>
-      <w:proofErr w:type="spellStart"/>
-      <w:r>
-        <w:rPr>
-          <w:b w:val="0"/>
-          <w:bCs w:val="0"/>
-          <w:sz w:val="24"/>
-          <w:szCs w:val="24"/>
-        </w:rPr>
-        <w:t>BanglaCXR</w:t>
-      </w:r>
-      <w:proofErr w:type="spellEnd"/>
-      <w:r>
-        <w:rPr>
-          <w:b w:val="0"/>
-          <w:bCs w:val="0"/>
-          <w:sz w:val="24"/>
-          <w:szCs w:val="24"/>
-        </w:rPr>
-        <w:t xml:space="preserve"> supports open science and reproducible AI practices, it currently lacks clinical regulatory standards, but these standards are a deliberate scope decision and not overlooked. The consistent design choices made in the system are based on a set of computational sustainability choices due to the 8.5GB VRAM constraint and these choices together result in a system that is deployable on consumer hardware, which is a contribution to equitable use of AI in low resource settings. Data limitations, in particular the size and size of the demographic of IU X-ray training set, and lack of human annotated Bangla references, are the most important limitations on the strength of the current results and thus the most important directions of future work. The project was carried out in six successive stages, which were completed in about 5 months, and the project was able to deliver the six major milestones and all the experimental artifacts it had produced were reproducible. The final chapter brings the research findings together, restates the contributions and provides specific direction for further work on this subject</w:t>
+        <w:t>In this chapter, the entire spectrum of standards, constraints, and project management issues that affected the way this research was conducted have been described. While BanglaCXR supports open science and reproducible AI practices, it currently lacks clinical regulatory standards, but these standards are a deliberate scope decision and not overlooked. The consistent design choices made in the system are based on a set of computational sustainability choices due to the 8.5GB VRAM constraint and these choices together result in a system that is deployable on consumer hardware, which is a contribution to equitable use of AI in low resource settings. Data limitations, in particular the size and size of the demographic of IU X-ray training set, and lack of human annotated Bangla references, are the most important limitations on the strength of the current results and thus the most important directions of future work. The project was carried out in six successive stages, which were completed in about 5 months, and the project was able to deliver the six major milestones and all the experimental artifacts it had produced were reproducible. The final chapter brings the research findings together, restates the contributions and provides specific direction for further work on this subject</w:t>
       </w:r>
       <w:bookmarkEnd w:id="129"/>
       <w:r>
@@ -22685,207 +17868,7 @@
           <w:sz w:val="24"/>
           <w:szCs w:val="24"/>
         </w:rPr>
-        <w:t xml:space="preserve">The aim of this thesis was to fill in this </w:t>
-      </w:r>
-      <w:proofErr w:type="gramStart"/>
-      <w:r>
-        <w:rPr>
-          <w:b w:val="0"/>
-          <w:bCs w:val="0"/>
-          <w:sz w:val="24"/>
-          <w:szCs w:val="24"/>
-        </w:rPr>
-        <w:t>important, yet</w:t>
-      </w:r>
-      <w:proofErr w:type="gramEnd"/>
-      <w:r>
-        <w:rPr>
-          <w:b w:val="0"/>
-          <w:bCs w:val="0"/>
-          <w:sz w:val="24"/>
-          <w:szCs w:val="24"/>
-        </w:rPr>
-        <w:t xml:space="preserve"> practically needed void: a completely missing resource of AI-assisted reporting of chest X-rays in Bangla, the native language of more than 170 million people, and where a radiologist is available for less than one person in every 200,000 people. We have designed, implemented and evaluated </w:t>
-      </w:r>
-      <w:proofErr w:type="spellStart"/>
-      <w:r>
-        <w:rPr>
-          <w:b w:val="0"/>
-          <w:bCs w:val="0"/>
-          <w:sz w:val="24"/>
-          <w:szCs w:val="24"/>
-        </w:rPr>
-        <w:t>BanglaCXR</w:t>
-      </w:r>
-      <w:proofErr w:type="spellEnd"/>
-      <w:r>
-        <w:rPr>
-          <w:b w:val="0"/>
-          <w:bCs w:val="0"/>
-          <w:sz w:val="24"/>
-          <w:szCs w:val="24"/>
-        </w:rPr>
-        <w:t xml:space="preserve">, a </w:t>
-      </w:r>
-      <w:proofErr w:type="gramStart"/>
-      <w:r>
-        <w:rPr>
-          <w:b w:val="0"/>
-          <w:bCs w:val="0"/>
-          <w:sz w:val="24"/>
-          <w:szCs w:val="24"/>
-        </w:rPr>
-        <w:t>two stage</w:t>
-      </w:r>
-      <w:proofErr w:type="gramEnd"/>
-      <w:r>
-        <w:rPr>
-          <w:b w:val="0"/>
-          <w:bCs w:val="0"/>
-          <w:sz w:val="24"/>
-          <w:szCs w:val="24"/>
-        </w:rPr>
-        <w:t xml:space="preserve"> pipeline of vision-to-language and language-to-vision. The first stage is made up of a frozen RAD-DINO vision encoder, a novel cross-attention module named </w:t>
-      </w:r>
-      <w:proofErr w:type="spellStart"/>
-      <w:r>
-        <w:rPr>
-          <w:b w:val="0"/>
-          <w:bCs w:val="0"/>
-          <w:sz w:val="24"/>
-          <w:szCs w:val="24"/>
-        </w:rPr>
-        <w:t>AnatomyGuidedProjector</w:t>
-      </w:r>
-      <w:proofErr w:type="spellEnd"/>
-      <w:r>
-        <w:rPr>
-          <w:b w:val="0"/>
-          <w:bCs w:val="0"/>
-          <w:sz w:val="24"/>
-          <w:szCs w:val="24"/>
-        </w:rPr>
-        <w:t xml:space="preserve"> and a </w:t>
-      </w:r>
-      <w:proofErr w:type="spellStart"/>
-      <w:r>
-        <w:rPr>
-          <w:b w:val="0"/>
-          <w:bCs w:val="0"/>
-          <w:sz w:val="24"/>
-          <w:szCs w:val="24"/>
-        </w:rPr>
-        <w:t>LoRA</w:t>
-      </w:r>
-      <w:proofErr w:type="spellEnd"/>
-      <w:r>
-        <w:rPr>
-          <w:b w:val="0"/>
-          <w:bCs w:val="0"/>
-          <w:sz w:val="24"/>
-          <w:szCs w:val="24"/>
-        </w:rPr>
-        <w:t xml:space="preserve"> fine-tuned Phi-3.5 Mini language model which outputs structured English radiology reports from chest X-ray images. In the second stage, the English reports are translated into Bangla using NLLB-200. The system has been trained and tested on the Indiana University Chest X-ray database, with 2566 training samples, 550 validation samples and 550 test samples </w:t>
-      </w:r>
-      <w:proofErr w:type="gramStart"/>
-      <w:r>
-        <w:rPr>
-          <w:b w:val="0"/>
-          <w:bCs w:val="0"/>
-          <w:sz w:val="24"/>
-          <w:szCs w:val="24"/>
-        </w:rPr>
-        <w:t>being all</w:t>
-      </w:r>
-      <w:proofErr w:type="gramEnd"/>
-      <w:r>
-        <w:rPr>
-          <w:b w:val="0"/>
-          <w:bCs w:val="0"/>
-          <w:sz w:val="24"/>
-          <w:szCs w:val="24"/>
-        </w:rPr>
-        <w:t xml:space="preserve"> performed on consumer-grade hardware with 8.5GB VRAM. Stage 1 obtained BLEU-1 score of 0.2884, ROUGE-1 score of 0.4352, METEOR score of 0.2820 and </w:t>
-      </w:r>
-      <w:proofErr w:type="spellStart"/>
-      <w:r>
-        <w:rPr>
-          <w:b w:val="0"/>
-          <w:bCs w:val="0"/>
-          <w:sz w:val="24"/>
-          <w:szCs w:val="24"/>
-        </w:rPr>
-        <w:t>chrF</w:t>
-      </w:r>
-      <w:proofErr w:type="spellEnd"/>
-      <w:r>
-        <w:rPr>
-          <w:b w:val="0"/>
-          <w:bCs w:val="0"/>
-          <w:sz w:val="24"/>
-          <w:szCs w:val="24"/>
-        </w:rPr>
-        <w:t xml:space="preserve">++ score of 41.32 in twelve pathological categories, whereas the score of abnormality detection F1 was 0.8802, and clinical micro-F1 was 0.5897. At stage 2, Bangla reports were generated by </w:t>
-      </w:r>
-      <w:proofErr w:type="spellStart"/>
-      <w:r>
-        <w:rPr>
-          <w:b w:val="0"/>
-          <w:bCs w:val="0"/>
-          <w:sz w:val="24"/>
-          <w:szCs w:val="24"/>
-        </w:rPr>
-        <w:t>chrF</w:t>
-      </w:r>
-      <w:proofErr w:type="spellEnd"/>
-      <w:r>
-        <w:rPr>
-          <w:b w:val="0"/>
-          <w:bCs w:val="0"/>
-          <w:sz w:val="24"/>
-          <w:szCs w:val="24"/>
-        </w:rPr>
-        <w:t xml:space="preserve">++ with the score of 35.18 on NLLB-200-translated reference texts, producing reasonably good reports and clinically organized output. An ablation study confirmed that the </w:t>
-      </w:r>
-      <w:proofErr w:type="spellStart"/>
-      <w:r>
-        <w:rPr>
-          <w:b w:val="0"/>
-          <w:bCs w:val="0"/>
-          <w:sz w:val="24"/>
-          <w:szCs w:val="24"/>
-        </w:rPr>
-        <w:t>AnatomyGuidedProjector</w:t>
-      </w:r>
-      <w:proofErr w:type="spellEnd"/>
-      <w:r>
-        <w:rPr>
-          <w:b w:val="0"/>
-          <w:bCs w:val="0"/>
-          <w:sz w:val="24"/>
-          <w:szCs w:val="24"/>
-        </w:rPr>
-        <w:t xml:space="preserve"> is necessary for the model, with a baseline model consisting of a </w:t>
-      </w:r>
-      <w:proofErr w:type="spellStart"/>
-      <w:r>
-        <w:rPr>
-          <w:b w:val="0"/>
-          <w:bCs w:val="0"/>
-          <w:sz w:val="24"/>
-          <w:szCs w:val="24"/>
-        </w:rPr>
-        <w:t>FlatMLP</w:t>
-      </w:r>
-      <w:proofErr w:type="spellEnd"/>
-      <w:r>
-        <w:rPr>
-          <w:b w:val="0"/>
-          <w:bCs w:val="0"/>
-          <w:sz w:val="24"/>
-          <w:szCs w:val="24"/>
-        </w:rPr>
-        <w:t xml:space="preserve"> mean-pooling architecture failing to collapse the generation for all metrics.</w:t>
+        <w:t>The aim of this thesis was to fill in this important, yet practically needed void: a completely missing resource of AI-assisted reporting of chest X-rays in Bangla, the native language of more than 170 million people, and where a radiologist is available for less than one person in every 200,000 people. We have designed, implemented and evaluated BanglaCXR, a two stage pipeline of vision-to-language and language-to-vision. The first stage is made up of a frozen RAD-DINO vision encoder, a novel cross-attention module named AnatomyGuidedProjector and a LoRA fine-tuned Phi-3.5 Mini language model which outputs structured English radiology reports from chest X-ray images. In the second stage, the English reports are translated into Bangla using NLLB-200. The system has been trained and tested on the Indiana University Chest X-ray database, with 2566 training samples, 550 validation samples and 550 test samples being all performed on consumer-grade hardware with 8.5GB VRAM. Stage 1 obtained BLEU-1 score of 0.2884, ROUGE-1 score of 0.4352, METEOR score of 0.2820 and chrF++ score of 41.32 in twelve pathological categories, whereas the score of abnormality detection F1 was 0.8802, and clinical micro-F1 was 0.5897. At stage 2, Bangla reports were generated by chrF++ with the score of 35.18 on NLLB-200-translated reference texts, producing reasonably good reports and clinically organized output. An ablation study confirmed that the AnatomyGuidedProjector is necessary for the model, with a baseline model consisting of a FlatMLP mean-pooling architecture failing to collapse the generation for all metrics.</w:t>
       </w:r>
       <w:bookmarkEnd w:id="133"/>
       <w:bookmarkEnd w:id="134"/>
@@ -22951,9 +17934,8 @@
           <w:sz w:val="24"/>
           <w:szCs w:val="24"/>
         </w:rPr>
-        <w:t xml:space="preserve">The study has four specific contributions. The first is </w:t>
-      </w:r>
-      <w:proofErr w:type="spellStart"/>
+        <w:t xml:space="preserve">The study has four specific contributions. The first is BanglaCXR itself, the first end-to-end pipeline evaluated with over 550 test cases, which fully documented for re-implementability, and has been shown to generate structured chest X-ray radiology reports in Bangla. The second is the AnatomyGuidedProjector, a cross-attention module comprising of 32 learnable region queries, which effectively reduces the number of patch tokens in RAD-DINO (1,370) to region-aware embeddings, conditions the language model—with the ablation study showing that this is architecturally crucial, as the FlatMLP alternative fails to boost results substantially (0.0003 BLEU-1 vs. 0.2884). The third is the </w:t>
+      </w:r>
       <w:r>
         <w:rPr>
           <w:b w:val="0"/>
@@ -22961,107 +17943,8 @@
           <w:sz w:val="24"/>
           <w:szCs w:val="24"/>
         </w:rPr>
-        <w:t>BanglaCXR</w:t>
-      </w:r>
-      <w:proofErr w:type="spellEnd"/>
-      <w:r>
-        <w:rPr>
-          <w:b w:val="0"/>
-          <w:bCs w:val="0"/>
-          <w:sz w:val="24"/>
-          <w:szCs w:val="24"/>
-        </w:rPr>
-        <w:t xml:space="preserve"> itself, the first end-to-end pipeline evaluated with over 550 test cases, which fully documented for re-</w:t>
-      </w:r>
-      <w:proofErr w:type="spellStart"/>
-      <w:r>
-        <w:rPr>
-          <w:b w:val="0"/>
-          <w:bCs w:val="0"/>
-          <w:sz w:val="24"/>
-          <w:szCs w:val="24"/>
-        </w:rPr>
-        <w:t>implementability</w:t>
-      </w:r>
-      <w:proofErr w:type="spellEnd"/>
-      <w:r>
-        <w:rPr>
-          <w:b w:val="0"/>
-          <w:bCs w:val="0"/>
-          <w:sz w:val="24"/>
-          <w:szCs w:val="24"/>
-        </w:rPr>
-        <w:t xml:space="preserve">, and has been shown to generate structured chest X-ray radiology reports in Bangla. The second is the </w:t>
-      </w:r>
-      <w:proofErr w:type="spellStart"/>
-      <w:r>
-        <w:rPr>
-          <w:b w:val="0"/>
-          <w:bCs w:val="0"/>
-          <w:sz w:val="24"/>
-          <w:szCs w:val="24"/>
-        </w:rPr>
-        <w:t>AnatomyGuidedProjector</w:t>
-      </w:r>
-      <w:proofErr w:type="spellEnd"/>
-      <w:r>
-        <w:rPr>
-          <w:b w:val="0"/>
-          <w:bCs w:val="0"/>
-          <w:sz w:val="24"/>
-          <w:szCs w:val="24"/>
-        </w:rPr>
-        <w:t xml:space="preserve">, a cross-attention module comprising of 32 learnable region queries, which effectively reduces the number of patch tokens in RAD-DINO (1,370) to region-aware embeddings, conditions the language model—with the ablation study showing that this is architecturally crucial, as the </w:t>
-      </w:r>
-      <w:proofErr w:type="spellStart"/>
-      <w:r>
-        <w:rPr>
-          <w:b w:val="0"/>
-          <w:bCs w:val="0"/>
-          <w:sz w:val="24"/>
-          <w:szCs w:val="24"/>
-        </w:rPr>
-        <w:t>FlatMLP</w:t>
-      </w:r>
-      <w:proofErr w:type="spellEnd"/>
-      <w:r>
-        <w:rPr>
-          <w:b w:val="0"/>
-          <w:bCs w:val="0"/>
-          <w:sz w:val="24"/>
-          <w:szCs w:val="24"/>
-        </w:rPr>
-        <w:t xml:space="preserve"> alternative fails to boost results substantially (0.0003 BLEU-1 vs. 0.2884). The third is the </w:t>
-      </w:r>
-      <w:r>
-        <w:rPr>
-          <w:b w:val="0"/>
-          <w:bCs w:val="0"/>
-          <w:sz w:val="24"/>
-          <w:szCs w:val="24"/>
-        </w:rPr>
         <w:lastRenderedPageBreak/>
-        <w:t xml:space="preserve">first structured Bangla radiology NLG benchmark with 550 paired English-Bangla evaluated report samples that can be used by future researchers to evaluate and compare Bangla medical text generation models. The fourth is the clinical entity evaluation framework across 12 pathological categories, which serves as a </w:t>
-      </w:r>
-      <w:proofErr w:type="gramStart"/>
-      <w:r>
-        <w:rPr>
-          <w:b w:val="0"/>
-          <w:bCs w:val="0"/>
-          <w:sz w:val="24"/>
-          <w:szCs w:val="24"/>
-        </w:rPr>
-        <w:t>diagnostically-informed</w:t>
-      </w:r>
-      <w:proofErr w:type="gramEnd"/>
-      <w:r>
-        <w:rPr>
-          <w:b w:val="0"/>
-          <w:bCs w:val="0"/>
-          <w:sz w:val="24"/>
-          <w:szCs w:val="24"/>
-        </w:rPr>
-        <w:t xml:space="preserve"> supplement to NLG metrics, and gives a more actionable view of clinical deployment readiness than the NLG metrics do individually.</w:t>
+        <w:t>first structured Bangla radiology NLG benchmark with 550 paired English-Bangla evaluated report samples that can be used by future researchers to evaluate and compare Bangla medical text generation models. The fourth is the clinical entity evaluation framework across 12 pathological categories, which serves as a diagnostically-informed supplement to NLG metrics, and gives a more actionable view of clinical deployment readiness than the NLG metrics do individually.</w:t>
       </w:r>
       <w:bookmarkEnd w:id="136"/>
       <w:bookmarkEnd w:id="137"/>
@@ -23112,103 +17995,7 @@
           <w:sz w:val="24"/>
           <w:szCs w:val="24"/>
         </w:rPr>
-        <w:t xml:space="preserve">There were some restrictions in the present study. The training data is the most significant: 2,566 samples from one American academic hospital is a narrowly demographically and small body of material to train a clinical generation model for Bangladeshi patients. The IU X-ray data are not representative of the disease burden, equipment, or clinical reporting approaches of Bangladeshi hospitals, and the model's performance in true in-distribution Bangladesh chest X-rays remains unclear. The results of rare pathological categories such as fractures, nodules, edema, and atelectasis are below 0.25 in both English as well as Bangla, meaning that the model performance is not reliable enough to detect these pathological findings yet. A methodological weakness of the Stage 2 evaluation is that there are no human-written Bangla references to compare against, so the references used in the evaluation are also created by NLLB-200, which means that the </w:t>
-      </w:r>
-      <w:proofErr w:type="spellStart"/>
-      <w:r>
-        <w:rPr>
-          <w:sz w:val="24"/>
-          <w:szCs w:val="24"/>
-        </w:rPr>
-        <w:t>chrF</w:t>
-      </w:r>
-      <w:proofErr w:type="spellEnd"/>
-      <w:r>
-        <w:rPr>
-          <w:sz w:val="24"/>
-          <w:szCs w:val="24"/>
-        </w:rPr>
-        <w:t xml:space="preserve">++ score reflects the consistency between two machine-generated translations instead of fidelity to the expert human output. Whilst the </w:t>
-      </w:r>
-      <w:proofErr w:type="spellStart"/>
-      <w:r>
-        <w:rPr>
-          <w:sz w:val="24"/>
-          <w:szCs w:val="24"/>
-        </w:rPr>
-        <w:t>FlatMLP</w:t>
-      </w:r>
-      <w:proofErr w:type="spellEnd"/>
-      <w:r>
-        <w:rPr>
-          <w:sz w:val="24"/>
-          <w:szCs w:val="24"/>
-        </w:rPr>
-        <w:t xml:space="preserve"> ablation is an important control, it does not represent a comparison with other published systems on the same data set and hardware constraints, so it is not possible to </w:t>
-      </w:r>
-      <w:proofErr w:type="spellStart"/>
-      <w:r>
-        <w:rPr>
-          <w:sz w:val="24"/>
-          <w:szCs w:val="24"/>
-        </w:rPr>
-        <w:t>contextualise</w:t>
-      </w:r>
-      <w:proofErr w:type="spellEnd"/>
-      <w:r>
-        <w:rPr>
-          <w:sz w:val="24"/>
-          <w:szCs w:val="24"/>
-        </w:rPr>
-        <w:t xml:space="preserve"> </w:t>
-      </w:r>
-      <w:proofErr w:type="spellStart"/>
-      <w:r>
-        <w:rPr>
-          <w:sz w:val="24"/>
-          <w:szCs w:val="24"/>
-        </w:rPr>
-        <w:t>BanglaCXR's</w:t>
-      </w:r>
-      <w:proofErr w:type="spellEnd"/>
-      <w:r>
-        <w:rPr>
-          <w:sz w:val="24"/>
-          <w:szCs w:val="24"/>
-        </w:rPr>
-        <w:t xml:space="preserve"> performance in detail in relation to the literature. Lastly, there is </w:t>
-      </w:r>
-      <w:proofErr w:type="gramStart"/>
-      <w:r>
-        <w:rPr>
-          <w:sz w:val="24"/>
-          <w:szCs w:val="24"/>
-        </w:rPr>
-        <w:t>absolutely no</w:t>
-      </w:r>
-      <w:proofErr w:type="gramEnd"/>
-      <w:r>
-        <w:rPr>
-          <w:sz w:val="24"/>
-          <w:szCs w:val="24"/>
-        </w:rPr>
-        <w:t xml:space="preserve"> clinical validation of the system: no radiologist has examined the reports provided by the system, no patient outcome data has been </w:t>
-      </w:r>
-      <w:proofErr w:type="gramStart"/>
-      <w:r>
-        <w:rPr>
-          <w:sz w:val="24"/>
-          <w:szCs w:val="24"/>
-        </w:rPr>
-        <w:t>gathered</w:t>
-      </w:r>
-      <w:proofErr w:type="gramEnd"/>
-      <w:r>
-        <w:rPr>
-          <w:sz w:val="24"/>
-          <w:szCs w:val="24"/>
-        </w:rPr>
-        <w:t xml:space="preserve"> and no assessment of clinical “usefulness” has been performed.</w:t>
+        <w:t>There were some restrictions in the present study. The training data is the most significant: 2,566 samples from one American academic hospital is a narrowly demographically and small body of material to train a clinical generation model for Bangladeshi patients. The IU X-ray data are not representative of the disease burden, equipment, or clinical reporting approaches of Bangladeshi hospitals, and the model's performance in true in-distribution Bangladesh chest X-rays remains unclear. The results of rare pathological categories such as fractures, nodules, edema, and atelectasis are below 0.25 in both English as well as Bangla, meaning that the model performance is not reliable enough to detect these pathological findings yet. A methodological weakness of the Stage 2 evaluation is that there are no human-written Bangla references to compare against, so the references used in the evaluation are also created by NLLB-200, which means that the chrF++ score reflects the consistency between two machine-generated translations instead of fidelity to the expert human output. Whilst the FlatMLP ablation is an important control, it does not represent a comparison with other published systems on the same data set and hardware constraints, so it is not possible to contextualise BanglaCXR's performance in detail in relation to the literature. Lastly, there is absolutely no clinical validation of the system: no radiologist has examined the reports provided by the system, no patient outcome data has been gathered and no assessment of clinical “usefulness” has been performed.</w:t>
       </w:r>
     </w:p>
     <w:p>
@@ -23265,23 +18052,7 @@
           <w:szCs w:val="24"/>
         </w:rPr>
         <w:lastRenderedPageBreak/>
-        <w:t xml:space="preserve">language model training set to a larger-sized dataset like MIMIC-CXR, possibly with a cross-dataset transfer strategy by pretraining the model on MIMIC-CXR and fine-tuning it with IU X-ray to ensure a more comprehensive exposure to the vast range of pathological images. Third, the clinical entity evaluation results indicate that more substantial training sets, broader training sets, or some form of a structured prior clinical knowledge (like </w:t>
-      </w:r>
-      <w:proofErr w:type="spellStart"/>
-      <w:r>
-        <w:rPr>
-          <w:sz w:val="24"/>
-          <w:szCs w:val="24"/>
-        </w:rPr>
-        <w:t>ClinicalBLIP</w:t>
-      </w:r>
-      <w:proofErr w:type="spellEnd"/>
-      <w:r>
-        <w:rPr>
-          <w:sz w:val="24"/>
-          <w:szCs w:val="24"/>
-        </w:rPr>
-        <w:t xml:space="preserve"> (Ji et al., 2024) would be needed to improve performance on rare findings. Fourth, swapping the NLLB-200 translation model with a fine-tuned domain-adapted clinical translation model for the English-to-Bangla language pair, as shown by Han et al. (2024) for other clinical language pairs, would likely result in significantly improved output quality for Bangla. Lastly, a formal clinical evaluation study of Bangladeshi radiologists who would read the system-generated reports in comparison to reference reports without knowing which was generated by the system would be necessary to determine if the system would have real world clinical utility and what deployment-protective measures are required for any actual use.</w:t>
+        <w:t>language model training set to a larger-sized dataset like MIMIC-CXR, possibly with a cross-dataset transfer strategy by pretraining the model on MIMIC-CXR and fine-tuning it with IU X-ray to ensure a more comprehensive exposure to the vast range of pathological images. Third, the clinical entity evaluation results indicate that more substantial training sets, broader training sets, or some form of a structured prior clinical knowledge (like ClinicalBLIP (Ji et al., 2024) would be needed to improve performance on rare findings. Fourth, swapping the NLLB-200 translation model with a fine-tuned domain-adapted clinical translation model for the English-to-Bangla language pair, as shown by Han et al. (2024) for other clinical language pairs, would likely result in significantly improved output quality for Bangla. Lastly, a formal clinical evaluation study of Bangladeshi radiologists who would read the system-generated reports in comparison to reference reports without knowing which was generated by the system would be necessary to determine if the system would have real world clinical utility and what deployment-protective measures are required for any actual use.</w:t>
       </w:r>
     </w:p>
     <w:p>
@@ -23384,85 +18155,12 @@
           <w:szCs w:val="24"/>
         </w:rPr>
       </w:pPr>
-      <w:proofErr w:type="spellStart"/>
-      <w:r>
-        <w:rPr>
-          <w:sz w:val="24"/>
-          <w:szCs w:val="24"/>
-        </w:rPr>
-        <w:t>Boecking</w:t>
-      </w:r>
-      <w:proofErr w:type="spellEnd"/>
-      <w:r>
-        <w:rPr>
-          <w:sz w:val="24"/>
-          <w:szCs w:val="24"/>
-        </w:rPr>
-        <w:t xml:space="preserve">, B., </w:t>
-      </w:r>
-      <w:proofErr w:type="spellStart"/>
-      <w:r>
-        <w:rPr>
-          <w:sz w:val="24"/>
-          <w:szCs w:val="24"/>
-        </w:rPr>
-        <w:t>Usuyama</w:t>
-      </w:r>
-      <w:proofErr w:type="spellEnd"/>
-      <w:r>
-        <w:rPr>
-          <w:sz w:val="24"/>
-          <w:szCs w:val="24"/>
-        </w:rPr>
-        <w:t xml:space="preserve">, N., </w:t>
-      </w:r>
-      <w:proofErr w:type="spellStart"/>
-      <w:r>
-        <w:rPr>
-          <w:sz w:val="24"/>
-          <w:szCs w:val="24"/>
-        </w:rPr>
-        <w:t>Bannur</w:t>
-      </w:r>
-      <w:proofErr w:type="spellEnd"/>
-      <w:r>
-        <w:rPr>
-          <w:sz w:val="24"/>
-          <w:szCs w:val="24"/>
-        </w:rPr>
-        <w:t xml:space="preserve">, S., Coelho de Castro, D., </w:t>
-      </w:r>
-      <w:proofErr w:type="spellStart"/>
-      <w:r>
-        <w:rPr>
-          <w:sz w:val="24"/>
-          <w:szCs w:val="24"/>
-        </w:rPr>
-        <w:t>Schwaighofer</w:t>
-      </w:r>
-      <w:proofErr w:type="spellEnd"/>
-      <w:r>
-        <w:rPr>
-          <w:sz w:val="24"/>
-          <w:szCs w:val="24"/>
-        </w:rPr>
-        <w:t xml:space="preserve">, A., Hyland, S., </w:t>
-      </w:r>
-      <w:proofErr w:type="spellStart"/>
-      <w:r>
-        <w:rPr>
-          <w:sz w:val="24"/>
-          <w:szCs w:val="24"/>
-        </w:rPr>
-        <w:t>Wetscherek</w:t>
-      </w:r>
-      <w:proofErr w:type="spellEnd"/>
-      <w:r>
-        <w:rPr>
-          <w:sz w:val="24"/>
-          <w:szCs w:val="24"/>
-        </w:rPr>
-        <w:t>, M., Naumann, T., Nori, A., Alvarez-Valle, J., Poon, H., &amp; Oktay, O. (2023). Making the most of text semantics to improve biomedical vision-language processing. Proceedings of the European Conference on Computer Vision (ECCV), 1–21.</w:t>
+      <w:r>
+        <w:rPr>
+          <w:sz w:val="24"/>
+          <w:szCs w:val="24"/>
+        </w:rPr>
+        <w:t>Boecking, B., Usuyama, N., Bannur, S., Coelho de Castro, D., Schwaighofer, A., Hyland, S., Wetscherek, M., Naumann, T., Nori, A., Alvarez-Valle, J., Poon, H., &amp; Oktay, O. (2023). Making the most of text semantics to improve biomedical vision-language processing. Proceedings of the European Conference on Computer Vision (ECCV), 1–21.</w:t>
       </w:r>
     </w:p>
     <w:p>
@@ -23487,85 +18185,12 @@
           <w:szCs w:val="24"/>
         </w:rPr>
       </w:pPr>
-      <w:proofErr w:type="spellStart"/>
-      <w:r>
-        <w:rPr>
-          <w:sz w:val="24"/>
-          <w:szCs w:val="24"/>
-        </w:rPr>
-        <w:t>Bannur</w:t>
-      </w:r>
-      <w:proofErr w:type="spellEnd"/>
-      <w:r>
-        <w:rPr>
-          <w:sz w:val="24"/>
-          <w:szCs w:val="24"/>
-        </w:rPr>
-        <w:t xml:space="preserve">, S., Hyland, S., Liu, Q., Pérez-García, F., Ilse, M., Coelho de Castro, D., </w:t>
-      </w:r>
-      <w:proofErr w:type="spellStart"/>
-      <w:r>
-        <w:rPr>
-          <w:sz w:val="24"/>
-          <w:szCs w:val="24"/>
-        </w:rPr>
-        <w:t>Boecking</w:t>
-      </w:r>
-      <w:proofErr w:type="spellEnd"/>
-      <w:r>
-        <w:rPr>
-          <w:sz w:val="24"/>
-          <w:szCs w:val="24"/>
-        </w:rPr>
-        <w:t xml:space="preserve">, B., Sharma, H., Bouzid, K., Thieme, A., </w:t>
-      </w:r>
-      <w:proofErr w:type="spellStart"/>
-      <w:r>
-        <w:rPr>
-          <w:sz w:val="24"/>
-          <w:szCs w:val="24"/>
-        </w:rPr>
-        <w:t>Schwaighofer</w:t>
-      </w:r>
-      <w:proofErr w:type="spellEnd"/>
-      <w:r>
-        <w:rPr>
-          <w:sz w:val="24"/>
-          <w:szCs w:val="24"/>
-        </w:rPr>
-        <w:t xml:space="preserve">, A., </w:t>
-      </w:r>
-      <w:proofErr w:type="spellStart"/>
-      <w:r>
-        <w:rPr>
-          <w:sz w:val="24"/>
-          <w:szCs w:val="24"/>
-        </w:rPr>
-        <w:t>Wetscherek</w:t>
-      </w:r>
-      <w:proofErr w:type="spellEnd"/>
-      <w:r>
-        <w:rPr>
-          <w:sz w:val="24"/>
-          <w:szCs w:val="24"/>
-        </w:rPr>
-        <w:t xml:space="preserve">, M., Naumann, T., Nori, A., Alvarez-Valle, J., &amp; Oktay, O. (2024). MAIRA-2: Grounded radiology report generation. </w:t>
-      </w:r>
-      <w:proofErr w:type="spellStart"/>
-      <w:r>
-        <w:rPr>
-          <w:sz w:val="24"/>
-          <w:szCs w:val="24"/>
-        </w:rPr>
-        <w:t>arXiv</w:t>
-      </w:r>
-      <w:proofErr w:type="spellEnd"/>
-      <w:r>
-        <w:rPr>
-          <w:sz w:val="24"/>
-          <w:szCs w:val="24"/>
-        </w:rPr>
-        <w:t xml:space="preserve"> preprint arXiv:2406.04449.</w:t>
+      <w:r>
+        <w:rPr>
+          <w:sz w:val="24"/>
+          <w:szCs w:val="24"/>
+        </w:rPr>
+        <w:t>Bannur, S., Hyland, S., Liu, Q., Pérez-García, F., Ilse, M., Coelho de Castro, D., Boecking, B., Sharma, H., Bouzid, K., Thieme, A., Schwaighofer, A., Wetscherek, M., Naumann, T., Nori, A., Alvarez-Valle, J., &amp; Oktay, O. (2024). MAIRA-2: Grounded radiology report generation. arXiv preprint arXiv:2406.04449.</w:t>
       </w:r>
     </w:p>
     <w:p>
@@ -23595,87 +18220,7 @@
           <w:sz w:val="24"/>
           <w:szCs w:val="24"/>
         </w:rPr>
-        <w:t xml:space="preserve">Chambon, P., </w:t>
-      </w:r>
-      <w:proofErr w:type="spellStart"/>
-      <w:r>
-        <w:rPr>
-          <w:sz w:val="24"/>
-          <w:szCs w:val="24"/>
-        </w:rPr>
-        <w:t>Bluethgen</w:t>
-      </w:r>
-      <w:proofErr w:type="spellEnd"/>
-      <w:r>
-        <w:rPr>
-          <w:sz w:val="24"/>
-          <w:szCs w:val="24"/>
-        </w:rPr>
-        <w:t xml:space="preserve">, C., </w:t>
-      </w:r>
-      <w:proofErr w:type="spellStart"/>
-      <w:r>
-        <w:rPr>
-          <w:sz w:val="24"/>
-          <w:szCs w:val="24"/>
-        </w:rPr>
-        <w:t>Delbrouck</w:t>
-      </w:r>
-      <w:proofErr w:type="spellEnd"/>
-      <w:r>
-        <w:rPr>
-          <w:sz w:val="24"/>
-          <w:szCs w:val="24"/>
-        </w:rPr>
-        <w:t xml:space="preserve">, J.-B., Van der Sluijs, R., </w:t>
-      </w:r>
-      <w:proofErr w:type="spellStart"/>
-      <w:r>
-        <w:rPr>
-          <w:sz w:val="24"/>
-          <w:szCs w:val="24"/>
-        </w:rPr>
-        <w:t>Połacin</w:t>
-      </w:r>
-      <w:proofErr w:type="spellEnd"/>
-      <w:r>
-        <w:rPr>
-          <w:sz w:val="24"/>
-          <w:szCs w:val="24"/>
-        </w:rPr>
-        <w:t xml:space="preserve">, M., Chaves, J. M. Z., Abraham, T. M., Purohit, S., Langlotz, C. P., &amp; Chaudhari, A. (2024). </w:t>
-      </w:r>
-      <w:proofErr w:type="spellStart"/>
-      <w:r>
-        <w:rPr>
-          <w:sz w:val="24"/>
-          <w:szCs w:val="24"/>
-        </w:rPr>
-        <w:t>CheXagent</w:t>
-      </w:r>
-      <w:proofErr w:type="spellEnd"/>
-      <w:r>
-        <w:rPr>
-          <w:sz w:val="24"/>
-          <w:szCs w:val="24"/>
-        </w:rPr>
-        <w:t xml:space="preserve">: Towards a foundation model for chest X-ray interpretation. </w:t>
-      </w:r>
-      <w:proofErr w:type="spellStart"/>
-      <w:r>
-        <w:rPr>
-          <w:sz w:val="24"/>
-          <w:szCs w:val="24"/>
-        </w:rPr>
-        <w:t>arXiv</w:t>
-      </w:r>
-      <w:proofErr w:type="spellEnd"/>
-      <w:r>
-        <w:rPr>
-          <w:sz w:val="24"/>
-          <w:szCs w:val="24"/>
-        </w:rPr>
-        <w:t xml:space="preserve"> preprint arXiv:2401.12208.</w:t>
+        <w:t>Chambon, P., Bluethgen, C., Delbrouck, J.-B., Van der Sluijs, R., Połacin, M., Chaves, J. M. Z., Abraham, T. M., Purohit, S., Langlotz, C. P., &amp; Chaudhari, A. (2024). CheXagent: Towards a foundation model for chest X-ray interpretation. arXiv preprint arXiv:2401.12208.</w:t>
       </w:r>
     </w:p>
     <w:p>
@@ -23705,39 +18250,7 @@
           <w:sz w:val="24"/>
           <w:szCs w:val="24"/>
         </w:rPr>
-        <w:t xml:space="preserve">Dettmers, T., Pagnoni, A., Holtzman, A., &amp; Zettlemoyer, L. (2023). </w:t>
-      </w:r>
-      <w:proofErr w:type="spellStart"/>
-      <w:r>
-        <w:rPr>
-          <w:sz w:val="24"/>
-          <w:szCs w:val="24"/>
-        </w:rPr>
-        <w:t>QLoRA</w:t>
-      </w:r>
-      <w:proofErr w:type="spellEnd"/>
-      <w:r>
-        <w:rPr>
-          <w:sz w:val="24"/>
-          <w:szCs w:val="24"/>
-        </w:rPr>
-        <w:t>: Efficient finetuning of quantized language models. Advances in Neural Information Processing Systems (</w:t>
-      </w:r>
-      <w:proofErr w:type="spellStart"/>
-      <w:r>
-        <w:rPr>
-          <w:sz w:val="24"/>
-          <w:szCs w:val="24"/>
-        </w:rPr>
-        <w:t>NeurIPS</w:t>
-      </w:r>
-      <w:proofErr w:type="spellEnd"/>
-      <w:r>
-        <w:rPr>
-          <w:sz w:val="24"/>
-          <w:szCs w:val="24"/>
-        </w:rPr>
-        <w:t>), 36, 1–28.</w:t>
+        <w:t>Dettmers, T., Pagnoni, A., Holtzman, A., &amp; Zettlemoyer, L. (2023). QLoRA: Efficient finetuning of quantized language models. Advances in Neural Information Processing Systems (NeurIPS), 36, 1–28.</w:t>
       </w:r>
     </w:p>
     <w:p>
@@ -23762,37 +18275,12 @@
           <w:szCs w:val="24"/>
         </w:rPr>
       </w:pPr>
-      <w:proofErr w:type="spellStart"/>
-      <w:r>
-        <w:rPr>
-          <w:sz w:val="24"/>
-          <w:szCs w:val="24"/>
-        </w:rPr>
-        <w:t>Sounack</w:t>
-      </w:r>
-      <w:proofErr w:type="spellEnd"/>
-      <w:r>
-        <w:rPr>
-          <w:sz w:val="24"/>
-          <w:szCs w:val="24"/>
-        </w:rPr>
-        <w:t xml:space="preserve">, T., Antolin, E. D., Truhn, D., &amp; Schneider, P. (2024). RAD-DINO: Exploring high-quality radiology representation learning with self-supervised vision transformers. </w:t>
-      </w:r>
-      <w:proofErr w:type="spellStart"/>
-      <w:r>
-        <w:rPr>
-          <w:sz w:val="24"/>
-          <w:szCs w:val="24"/>
-        </w:rPr>
-        <w:t>arXiv</w:t>
-      </w:r>
-      <w:proofErr w:type="spellEnd"/>
-      <w:r>
-        <w:rPr>
-          <w:sz w:val="24"/>
-          <w:szCs w:val="24"/>
-        </w:rPr>
-        <w:t xml:space="preserve"> preprint arXiv:2404.16758.</w:t>
+      <w:r>
+        <w:rPr>
+          <w:sz w:val="24"/>
+          <w:szCs w:val="24"/>
+        </w:rPr>
+        <w:t>Sounack, T., Antolin, E. D., Truhn, D., &amp; Schneider, P. (2024). RAD-DINO: Exploring high-quality radiology representation learning with self-supervised vision transformers. arXiv preprint arXiv:2404.16758.</w:t>
       </w:r>
     </w:p>
     <w:p>
@@ -23822,103 +18310,7 @@
           <w:sz w:val="24"/>
           <w:szCs w:val="24"/>
         </w:rPr>
-        <w:t>NLLB Team, Costa-</w:t>
-      </w:r>
-      <w:proofErr w:type="spellStart"/>
-      <w:r>
-        <w:rPr>
-          <w:sz w:val="24"/>
-          <w:szCs w:val="24"/>
-        </w:rPr>
-        <w:t>jussà</w:t>
-      </w:r>
-      <w:proofErr w:type="spellEnd"/>
-      <w:r>
-        <w:rPr>
-          <w:sz w:val="24"/>
-          <w:szCs w:val="24"/>
-        </w:rPr>
-        <w:t xml:space="preserve">, M. R., Cross, J., Çelebi, O., </w:t>
-      </w:r>
-      <w:proofErr w:type="spellStart"/>
-      <w:r>
-        <w:rPr>
-          <w:sz w:val="24"/>
-          <w:szCs w:val="24"/>
-        </w:rPr>
-        <w:t>Elbayad</w:t>
-      </w:r>
-      <w:proofErr w:type="spellEnd"/>
-      <w:r>
-        <w:rPr>
-          <w:sz w:val="24"/>
-          <w:szCs w:val="24"/>
-        </w:rPr>
-        <w:t xml:space="preserve">, M., </w:t>
-      </w:r>
-      <w:proofErr w:type="spellStart"/>
-      <w:r>
-        <w:rPr>
-          <w:sz w:val="24"/>
-          <w:szCs w:val="24"/>
-        </w:rPr>
-        <w:t>Heafield</w:t>
-      </w:r>
-      <w:proofErr w:type="spellEnd"/>
-      <w:r>
-        <w:rPr>
-          <w:sz w:val="24"/>
-          <w:szCs w:val="24"/>
-        </w:rPr>
-        <w:t xml:space="preserve">, K., Heffernan, K., </w:t>
-      </w:r>
-      <w:proofErr w:type="spellStart"/>
-      <w:r>
-        <w:rPr>
-          <w:sz w:val="24"/>
-          <w:szCs w:val="24"/>
-        </w:rPr>
-        <w:t>Kalbassi</w:t>
-      </w:r>
-      <w:proofErr w:type="spellEnd"/>
-      <w:r>
-        <w:rPr>
-          <w:sz w:val="24"/>
-          <w:szCs w:val="24"/>
-        </w:rPr>
-        <w:t xml:space="preserve">, E., Lam, J., Licht, D., Maillard, J., Sun, A., Wang, S., Wenzek, G., Youngblood, A., Akula, B., Barrault, L., Gonzalez, G. M., </w:t>
-      </w:r>
-      <w:proofErr w:type="spellStart"/>
-      <w:r>
-        <w:rPr>
-          <w:sz w:val="24"/>
-          <w:szCs w:val="24"/>
-        </w:rPr>
-        <w:t>Hansanti</w:t>
-      </w:r>
-      <w:proofErr w:type="spellEnd"/>
-      <w:r>
-        <w:rPr>
-          <w:sz w:val="24"/>
-          <w:szCs w:val="24"/>
-        </w:rPr>
-        <w:t xml:space="preserve">, P., ... &amp; Fan, A. (2022). No language left behind: Scaling human-centered machine translation. </w:t>
-      </w:r>
-      <w:proofErr w:type="spellStart"/>
-      <w:r>
-        <w:rPr>
-          <w:sz w:val="24"/>
-          <w:szCs w:val="24"/>
-        </w:rPr>
-        <w:t>arXiv</w:t>
-      </w:r>
-      <w:proofErr w:type="spellEnd"/>
-      <w:r>
-        <w:rPr>
-          <w:sz w:val="24"/>
-          <w:szCs w:val="24"/>
-        </w:rPr>
-        <w:t xml:space="preserve"> preprint arXiv:2207.04672.</w:t>
+        <w:t>NLLB Team, Costa-jussà, M. R., Cross, J., Çelebi, O., Elbayad, M., Heafield, K., Heffernan, K., Kalbassi, E., Lam, J., Licht, D., Maillard, J., Sun, A., Wang, S., Wenzek, G., Youngblood, A., Akula, B., Barrault, L., Gonzalez, G. M., Hansanti, P., ... &amp; Fan, A. (2022). No language left behind: Scaling human-centered machine translation. arXiv preprint arXiv:2207.04672.</w:t>
       </w:r>
     </w:p>
     <w:p>
@@ -23948,23 +18340,7 @@
           <w:sz w:val="24"/>
           <w:szCs w:val="24"/>
         </w:rPr>
-        <w:t xml:space="preserve">Smit, A., Jain, S., </w:t>
-      </w:r>
-      <w:proofErr w:type="spellStart"/>
-      <w:r>
-        <w:rPr>
-          <w:sz w:val="24"/>
-          <w:szCs w:val="24"/>
-        </w:rPr>
-        <w:t>Rajpurkar</w:t>
-      </w:r>
-      <w:proofErr w:type="spellEnd"/>
-      <w:r>
-        <w:rPr>
-          <w:sz w:val="24"/>
-          <w:szCs w:val="24"/>
-        </w:rPr>
-        <w:t>, P., Pareek, A., Ng, A. Y., &amp; Lungren, M. P. (2020). Combining automatic labelers and expert annotations for accurate radiology report labeling using BERT. Proceedings of the 2020 Conference on Empirical Methods in Natural Language Processing (EMNLP), 1500–1519.</w:t>
+        <w:t>Smit, A., Jain, S., Rajpurkar, P., Pareek, A., Ng, A. Y., &amp; Lungren, M. P. (2020). Combining automatic labelers and expert annotations for accurate radiology report labeling using BERT. Proceedings of the 2020 Conference on Empirical Methods in Natural Language Processing (EMNLP), 1500–1519.</w:t>
       </w:r>
     </w:p>
     <w:p>
@@ -26018,6 +20394,7 @@
   <w:style w:type="character" w:default="1" w:styleId="DefaultParagraphFont">
     <w:name w:val="Default Paragraph Font"/>
     <w:uiPriority w:val="1"/>
+    <w:semiHidden/>
     <w:unhideWhenUsed/>
   </w:style>
   <w:style w:type="table" w:default="1" w:styleId="TableNormal">

--- a/Thesis Report.docx
+++ b/Thesis Report.docx
@@ -253,7 +253,25 @@
           <w:w w:val="105"/>
           <w:sz w:val="34"/>
         </w:rPr>
-        <w:t>xx-xxxxx-x</w:t>
+        <w:t>xx-</w:t>
+      </w:r>
+      <w:proofErr w:type="spellStart"/>
+      <w:r>
+        <w:rPr>
+          <w:rFonts w:ascii="PMingLiU"/>
+          <w:w w:val="105"/>
+          <w:sz w:val="34"/>
+        </w:rPr>
+        <w:t>xxxxx</w:t>
+      </w:r>
+      <w:proofErr w:type="spellEnd"/>
+      <w:r>
+        <w:rPr>
+          <w:rFonts w:ascii="PMingLiU"/>
+          <w:w w:val="105"/>
+          <w:sz w:val="34"/>
+        </w:rPr>
+        <w:t>-x</w:t>
       </w:r>
       <w:r>
         <w:rPr>
@@ -286,7 +304,25 @@
           <w:w w:val="105"/>
           <w:sz w:val="34"/>
         </w:rPr>
-        <w:t>xx-xxxxx-x</w:t>
+        <w:t>xx-</w:t>
+      </w:r>
+      <w:proofErr w:type="spellStart"/>
+      <w:r>
+        <w:rPr>
+          <w:rFonts w:ascii="PMingLiU"/>
+          <w:w w:val="105"/>
+          <w:sz w:val="34"/>
+        </w:rPr>
+        <w:t>xxxxx</w:t>
+      </w:r>
+      <w:proofErr w:type="spellEnd"/>
+      <w:r>
+        <w:rPr>
+          <w:rFonts w:ascii="PMingLiU"/>
+          <w:w w:val="105"/>
+          <w:sz w:val="34"/>
+        </w:rPr>
+        <w:t>-x</w:t>
       </w:r>
       <w:r>
         <w:rPr>
@@ -319,7 +355,25 @@
           <w:w w:val="105"/>
           <w:sz w:val="34"/>
         </w:rPr>
-        <w:t>xx-xxxxx-x</w:t>
+        <w:t>xx-</w:t>
+      </w:r>
+      <w:proofErr w:type="spellStart"/>
+      <w:r>
+        <w:rPr>
+          <w:rFonts w:ascii="PMingLiU"/>
+          <w:w w:val="105"/>
+          <w:sz w:val="34"/>
+        </w:rPr>
+        <w:t>xxxxx</w:t>
+      </w:r>
+      <w:proofErr w:type="spellEnd"/>
+      <w:r>
+        <w:rPr>
+          <w:rFonts w:ascii="PMingLiU"/>
+          <w:w w:val="105"/>
+          <w:sz w:val="34"/>
+        </w:rPr>
+        <w:t>-x</w:t>
       </w:r>
       <w:r>
         <w:rPr>
@@ -380,7 +434,25 @@
           <w:w w:val="105"/>
           <w:sz w:val="34"/>
         </w:rPr>
-        <w:t>xx-xxxxx-x</w:t>
+        <w:t>xx-</w:t>
+      </w:r>
+      <w:proofErr w:type="spellStart"/>
+      <w:r>
+        <w:rPr>
+          <w:rFonts w:ascii="PMingLiU"/>
+          <w:w w:val="105"/>
+          <w:sz w:val="34"/>
+        </w:rPr>
+        <w:t>xxxxx</w:t>
+      </w:r>
+      <w:proofErr w:type="spellEnd"/>
+      <w:r>
+        <w:rPr>
+          <w:rFonts w:ascii="PMingLiU"/>
+          <w:w w:val="105"/>
+          <w:sz w:val="34"/>
+        </w:rPr>
+        <w:t>-x</w:t>
       </w:r>
       <w:r>
         <w:rPr>
@@ -3421,12 +3493,21 @@
                 <w:bCs/>
               </w:rPr>
             </w:pPr>
+            <w:proofErr w:type="spellStart"/>
             <w:r>
               <w:rPr>
                 <w:b/>
                 <w:bCs/>
               </w:rPr>
-              <w:t>Mashiour Rahman</w:t>
+              <w:t>Mashiour</w:t>
+            </w:r>
+            <w:proofErr w:type="spellEnd"/>
+            <w:r>
+              <w:rPr>
+                <w:b/>
+                <w:bCs/>
+              </w:rPr>
+              <w:t xml:space="preserve"> Rahman</w:t>
             </w:r>
           </w:p>
           <w:p>
@@ -13511,7 +13592,56 @@
           <w:sz w:val="24"/>
           <w:szCs w:val="24"/>
         </w:rPr>
-        <w:t>the last ten years, AI has gone from the periphery of academic research into the heart of healthcare systems. Previously computer vision and natural language processing were different fields of research, but with the development of vision-language models, they have now combined to understand medical images and generate meaningful, clinically relevant descriptions. One of the most common diagnostic tests globally, the interpretation of Chest X ray, has been an active field of this convergence. The potential benefits of automatic report generation for chest X-rays are that it will free up the time of overburdened radiologists, improve diagnostic turnaround times, and allow access to the expertise of specialists in locations where it might not otherwise be available. Most systems built to do this, however, only produce reports in English, which many patients and first line clinicians used around the world do not read or use in their daily work. Bangladesh is a fascinating case study in the compounding of a critical healthcare gap by this language barrier. Despite the population of around 170 million, the country has less than 700 radiologists with the bulk of them concentrated in urban centres like Dhaka and Chittagong (Adhikari et al., 2025). Chest X-rays are regularly obtained but not always interpreted and the lack of trained specialists means they can languish in district level hospitals or rural clinics for days on end. The use of AI-assisted tools, even if made accessible via telemedicine platforms, will still fail to aid English-language outputs, as those who are trained in Bangla and treat their patients without English are the ones who are affected. This research directly tackles this gap by presenting and developing BanglaCXR, a two-stage vision-language pipeline that produces English and Bangla structured chest X-ray radiology reports, which is the first system designed and evaluated for a South Asian language.</w:t>
+        <w:t xml:space="preserve">In </w:t>
+      </w:r>
+      <w:r>
+        <w:rPr>
+          <w:bCs/>
+          <w:iCs/>
+          <w:sz w:val="24"/>
+          <w:szCs w:val="24"/>
+        </w:rPr>
+        <w:t xml:space="preserve">the last ten years, AI has gone from the periphery of academic research into the heart of healthcare systems. Previously computer vision and natural language processing were different fields of research, but with the development of vision-language models, they have now combined to understand medical images and generate meaningful, clinically relevant descriptions. One of the most common diagnostic tests globally, the interpretation of Chest X ray, has been an active field of this convergence. The potential benefits of automatic report generation for chest X-rays are that it will free up the time of overburdened radiologists, improve diagnostic turnaround times, and allow access to the expertise of specialists in locations where it might not otherwise be available. Most systems built to do this, however, only produce reports in English, which many patients and first line clinicians used around the world do not read or use in their daily work. Bangladesh is a fascinating case study in the compounding of a critical healthcare gap by this language barrier. Despite the population of around 170 million, the country has less than 700 radiologists with the bulk of them concentrated in urban </w:t>
+      </w:r>
+      <w:proofErr w:type="spellStart"/>
+      <w:r>
+        <w:rPr>
+          <w:bCs/>
+          <w:iCs/>
+          <w:sz w:val="24"/>
+          <w:szCs w:val="24"/>
+        </w:rPr>
+        <w:t>centres</w:t>
+      </w:r>
+      <w:proofErr w:type="spellEnd"/>
+      <w:r>
+        <w:rPr>
+          <w:bCs/>
+          <w:iCs/>
+          <w:sz w:val="24"/>
+          <w:szCs w:val="24"/>
+        </w:rPr>
+        <w:t xml:space="preserve"> like Dhaka and Chittagong (Adhikari et al., 2025). Chest X-rays are regularly obtained but not always interpreted and the lack of trained specialists means they can languish in district level hospitals or rural clinics for days on end. The use of AI-assisted tools, even if made accessible via telemedicine platforms, will still fail to aid English-language outputs, as those who are trained in Bangla and treat their patients without English are the ones who are affected. This research directly tackles this gap by presenting and developing </w:t>
+      </w:r>
+      <w:proofErr w:type="spellStart"/>
+      <w:r>
+        <w:rPr>
+          <w:bCs/>
+          <w:iCs/>
+          <w:sz w:val="24"/>
+          <w:szCs w:val="24"/>
+        </w:rPr>
+        <w:t>BanglaCXR</w:t>
+      </w:r>
+      <w:proofErr w:type="spellEnd"/>
+      <w:r>
+        <w:rPr>
+          <w:bCs/>
+          <w:iCs/>
+          <w:sz w:val="24"/>
+          <w:szCs w:val="24"/>
+        </w:rPr>
+        <w:t>, a two-stage vision-language pipeline that produces English and Bangla structured chest X-ray radiology reports, which is the first system designed and evaluated for a South Asian language.</w:t>
       </w:r>
     </w:p>
     <w:p>
@@ -13624,7 +13754,61 @@
           <w:sz w:val="24"/>
           <w:szCs w:val="24"/>
         </w:rPr>
-        <w:t>The automated generation of radiology reports has been studied for a few years, and early research was based on template-based systems and CNN-RNN encoder-decoder models. More recent approaches have focused on using large vision-language models, which are based on specialized medical image encoders and instruction-tuned language model decoders, and demonstrate meaningful performance on benchmark datasets. However, each of these systems reports in English and is tested on English-language data, mostly MIMIC-CXR and IU X-ray. The field of multilingual radiology report generation has not been studied in the literature, as shown by the two comprehensive survey papers published, Salhi and Akhloufi (2026) and Tran et al. (2026), respectively. The Bangla NLP community has also built robust baselines for general domain Bangla language understanding and generation, with recent work showing the feasibility of Instruction tuned Bangla LLMs like TigerLLM (Raihan &amp; Zampieri, 2025). But all of these models haven't been used in medical imaging so far and the study of BenLLM-Eval (Kabir et al., 2024) has shown that even the best general LLMs are far behind the performance of English in Bangla NLP tasks, especially generation and summarization. Both gaps have never been tackled simultaneously resulting in a gap of literature that is clearly and practically impactful.</w:t>
+        <w:t xml:space="preserve">The automated generation of radiology reports has been studied for a few years, and early research was based on template-based systems and CNN-RNN encoder-decoder models. More recent approaches have focused on using large vision-language models, which are based on specialized medical image encoders and instruction-tuned language model decoders, and demonstrate meaningful performance on benchmark datasets. However, each of these systems reports in English and is tested on English-language data, mostly MIMIC-CXR and IU X-ray. The field of multilingual radiology report generation has not been studied in the literature, as shown by the two comprehensive survey papers published, Salhi and </w:t>
+      </w:r>
+      <w:proofErr w:type="spellStart"/>
+      <w:r>
+        <w:rPr>
+          <w:iCs/>
+          <w:sz w:val="24"/>
+          <w:szCs w:val="24"/>
+        </w:rPr>
+        <w:t>Akhloufi</w:t>
+      </w:r>
+      <w:proofErr w:type="spellEnd"/>
+      <w:r>
+        <w:rPr>
+          <w:iCs/>
+          <w:sz w:val="24"/>
+          <w:szCs w:val="24"/>
+        </w:rPr>
+        <w:t xml:space="preserve"> (2026) and Tran et al. (2026), respectively. The Bangla NLP community has also built robust baselines for general domain Bangla language understanding and generation, with recent work showing the feasibility of Instruction tuned Bangla LLMs like </w:t>
+      </w:r>
+      <w:proofErr w:type="spellStart"/>
+      <w:r>
+        <w:rPr>
+          <w:iCs/>
+          <w:sz w:val="24"/>
+          <w:szCs w:val="24"/>
+        </w:rPr>
+        <w:t>TigerLLM</w:t>
+      </w:r>
+      <w:proofErr w:type="spellEnd"/>
+      <w:r>
+        <w:rPr>
+          <w:iCs/>
+          <w:sz w:val="24"/>
+          <w:szCs w:val="24"/>
+        </w:rPr>
+        <w:t xml:space="preserve"> (Raihan &amp; Zampieri, 2025). But all of these models haven't been used in medical imaging so far and the study of </w:t>
+      </w:r>
+      <w:proofErr w:type="spellStart"/>
+      <w:r>
+        <w:rPr>
+          <w:iCs/>
+          <w:sz w:val="24"/>
+          <w:szCs w:val="24"/>
+        </w:rPr>
+        <w:t>BenLLM</w:t>
+      </w:r>
+      <w:proofErr w:type="spellEnd"/>
+      <w:r>
+        <w:rPr>
+          <w:iCs/>
+          <w:sz w:val="24"/>
+          <w:szCs w:val="24"/>
+        </w:rPr>
+        <w:t>-Eval (Kabir et al., 2024) has shown that even the best general LLMs are far behind the performance of English in Bangla NLP tasks, especially generation and summarization. Both gaps have never been tackled simultaneously resulting in a gap of literature that is clearly and practically impactful.</w:t>
       </w:r>
     </w:p>
     <w:p>
@@ -13673,11 +13857,27 @@
         <w:jc w:val="both"/>
       </w:pPr>
       <w:r>
-        <w:t xml:space="preserve">The main goal of this research is to develop and test a two-stage vision-language model for producing structured chest X-ray radiology reports in both English and Bangla language with the focus for deployment in Bangladesh which is a resource-constrained region. For this, the following specific goals are targeted: to create an innovative cross-attention projector module to map visual features from a radiology specialized image encoder to region-aware embeddings for conditioning the language model; to fine-tune a parameter-efficient vision-language model using the LoRA architecture with the dataset </w:t>
+        <w:t xml:space="preserve">The main goal of this research is to develop and test a two-stage vision-language model for producing structured chest X-ray radiology reports in both English and Bangla language with the focus for deployment in Bangladesh which is a resource-constrained region. For this, the following specific goals are targeted: to create an innovative cross-attention projector module to map visual features from a radiology specialized image encoder to region-aware embeddings for conditioning the language model; to fine-tune a parameter-efficient vision-language model using the </w:t>
+      </w:r>
+      <w:proofErr w:type="spellStart"/>
+      <w:r>
+        <w:t>LoRA</w:t>
+      </w:r>
+      <w:proofErr w:type="spellEnd"/>
+      <w:r>
+        <w:t xml:space="preserve"> architecture with the dataset </w:t>
       </w:r>
       <w:r>
         <w:lastRenderedPageBreak/>
-        <w:t>IU X-ray; to develop a second stage translation pipeline by using NLLB-200 to translate generated English reports to clinically appropriate Bangla reports; to construct and release the first structured Bangla radiology natural language generation benchmark comprising 550 evaluated pairs of reports; to extensively evaluate the entire pipeline using established metrics for natural language generation, such as BLEU, ROUGE, METEOR, and chrF++; and to evaluate the entire pipeline in detail against F1 scores of clinical entities for twelve pathological findings</w:t>
+        <w:t xml:space="preserve">IU X-ray; to develop a second stage translation pipeline by using NLLB-200 to translate generated English reports to clinically appropriate Bangla reports; to construct and release the first structured Bangla radiology natural language generation benchmark comprising 550 evaluated pairs of reports; to extensively evaluate the entire pipeline using established metrics for natural language generation, such as BLEU, ROUGE, METEOR, and </w:t>
+      </w:r>
+      <w:proofErr w:type="spellStart"/>
+      <w:r>
+        <w:t>chrF</w:t>
+      </w:r>
+      <w:proofErr w:type="spellEnd"/>
+      <w:r>
+        <w:t>++; and to evaluate the entire pipeline in detail against F1 scores of clinical entities for twelve pathological findings</w:t>
       </w:r>
       <w:r>
         <w:t>.</w:t>
@@ -13853,7 +14053,27 @@
           <w:sz w:val="24"/>
           <w:szCs w:val="24"/>
         </w:rPr>
-        <w:t>The research goes hand in hand with a series of six linked phases. The study starts by an in-depth literature review on vision-language models for radiology report generation, Bangla NLP, multilingual clinical NLP, and AI usage in low-resource regions that collectively form the specific gap addressed in this study. The second phase deals with the preparation of the dataset, including the collection of the Indiana University Chest X-ray dataset and filtering of valid image-report pairs to create a frontal view only dataset, and creating training, validation, and test splits. The third phase involves designing and implementing the model architecture, such as the design of the cross-attention projector based on the anatomy, the vision encoder being a RAD-DINO model, and the fine-tuning of the Phi-3.5 Mini language model decoder using LoRA. The 4th is the training of the model and running an ablation study, comparing the proposed projector with a flat-mean-pooling projector to see how much of the architecture is helpful, in an empirical way. The fifth phase involves the development of Bangla reference reports, pipeline extension to Bangla and evaluation of translation quality using NLLB-200 translation. The sixth and last step combines all the results and considers failure cases from each pathological class, covering the implications for future research and possible real-world deployment.</w:t>
+        <w:t xml:space="preserve">The research goes hand in hand with a series of six linked phases. The study starts by an in-depth literature review on vision-language models for radiology report generation, Bangla NLP, multilingual clinical NLP, and AI usage in low-resource regions that collectively form the specific gap addressed in this study. The second phase deals with the preparation of the dataset, including the collection of the Indiana University Chest X-ray dataset and filtering of valid image-report pairs to create a frontal view only dataset, and creating training, validation, and test splits. The third phase involves designing and implementing the model architecture, such as the design of the cross-attention projector based on the anatomy, the vision encoder being a RAD-DINO model, and the fine-tuning of the Phi-3.5 Mini language model decoder using </w:t>
+      </w:r>
+      <w:proofErr w:type="spellStart"/>
+      <w:r>
+        <w:rPr>
+          <w:b w:val="0"/>
+          <w:bCs w:val="0"/>
+          <w:sz w:val="24"/>
+          <w:szCs w:val="24"/>
+        </w:rPr>
+        <w:t>LoRA</w:t>
+      </w:r>
+      <w:proofErr w:type="spellEnd"/>
+      <w:r>
+        <w:rPr>
+          <w:b w:val="0"/>
+          <w:bCs w:val="0"/>
+          <w:sz w:val="24"/>
+          <w:szCs w:val="24"/>
+        </w:rPr>
+        <w:t>. The 4th is the training of the model and running an ablation study, comparing the proposed projector with a flat-mean-pooling projector to see how much of the architecture is helpful, in an empirical way. The fifth phase involves the development of Bangla reference reports, pipeline extension to Bangla and evaluation of translation quality using NLLB-200 translation. The sixth and last step combines all the results and considers failure cases from each pathological class, covering the implications for future research and possible real-world deployment.</w:t>
       </w:r>
     </w:p>
     <w:p>
@@ -13905,7 +14125,27 @@
           <w:sz w:val="24"/>
           <w:szCs w:val="24"/>
         </w:rPr>
-        <w:t xml:space="preserve">This research is significant on both practical and academic dimensions. On a practical level, it shows an AI system capable of producing clinically useful chest X-ray reports in Bangla can be developed and deployed on consumer-grade hardware (a 8.5 GB VRAM laptopGPU), which is available to researchers and developers in low-resource countries without access to cloud computing resources. The resulting Bangla reports create a door for district-level Bangladeshi hospitals and telemedicine providers to get an AI-assisted preliminary interpretation in their native language, thus enhancing the radiologic diagnostic support for millions of people who do not have any radiologic support currently. </w:t>
+        <w:t xml:space="preserve">This research is significant on both practical and academic dimensions. On a practical level, it shows an AI system capable of producing clinically useful chest X-ray reports in Bangla can be developed and deployed on consumer-grade hardware (a 8.5 GB VRAM </w:t>
+      </w:r>
+      <w:proofErr w:type="spellStart"/>
+      <w:r>
+        <w:rPr>
+          <w:b w:val="0"/>
+          <w:bCs w:val="0"/>
+          <w:sz w:val="24"/>
+          <w:szCs w:val="24"/>
+        </w:rPr>
+        <w:t>laptopGPU</w:t>
+      </w:r>
+      <w:proofErr w:type="spellEnd"/>
+      <w:r>
+        <w:rPr>
+          <w:b w:val="0"/>
+          <w:bCs w:val="0"/>
+          <w:sz w:val="24"/>
+          <w:szCs w:val="24"/>
+        </w:rPr>
+        <w:t xml:space="preserve">), which is available to researchers and developers in low-resource countries without access to cloud computing resources. The resulting Bangla reports create a door for district-level Bangladeshi hospitals and telemedicine providers to get an AI-assisted preliminary interpretation in their native language, thus enhancing the radiologic diagnostic support for millions of people who do not have any radiologic support currently. </w:t>
       </w:r>
       <w:r>
         <w:rPr>
@@ -13955,7 +14195,23 @@
         <w:jc w:val="both"/>
       </w:pPr>
       <w:r>
-        <w:t>This research contributes to the body of knowledge in several ways: The first and foremost contribution has been the design and realization of BanglaCXR, the first vision-language pipeline that enables end-to-end structured chest X-ray radiology reports in Bangla on 550 test cases from IU X-ray dataset. The second contribution is the novel cross-attention module, the AnatomyGuidedProjector, which maps 1370 RAD-DINO patch tokens to 32 anatomically meaningful region embeddings to condition the language model, and which is found to be architecturally essential and not just an additional layer, as the baseline MLP without it is found to degrade to a BLEU-1 score of 0.0003 compared to 0.2884 for the proposed model, upon ablation. The third contribution is the first structured Bangla radiology NLG benchmark consisting of 550 paired English and Bangla report samples along with reference translations for them, which facilitates future models to be evaluated in a reproducible way. The fourth one is a framework for the evaluation of clinical entities at the level of pathological findings, with 12 findings (such as pleural effusion, pneumothorax, cardiomegaly, consolidation) that offer a more diagnostically relevant assessment.</w:t>
+        <w:t xml:space="preserve">This research contributes to the body of knowledge in several ways: The first and foremost contribution has been the design and realization of </w:t>
+      </w:r>
+      <w:proofErr w:type="spellStart"/>
+      <w:r>
+        <w:t>BanglaCXR</w:t>
+      </w:r>
+      <w:proofErr w:type="spellEnd"/>
+      <w:r>
+        <w:t xml:space="preserve">, the first vision-language pipeline that enables end-to-end structured chest X-ray radiology reports in Bangla on 550 test cases from IU X-ray dataset. The second contribution is the novel cross-attention module, the </w:t>
+      </w:r>
+      <w:proofErr w:type="spellStart"/>
+      <w:r>
+        <w:t>AnatomyGuidedProjector</w:t>
+      </w:r>
+      <w:proofErr w:type="spellEnd"/>
+      <w:r>
+        <w:t>, which maps 1370 RAD-DINO patch tokens to 32 anatomically meaningful region embeddings to condition the language model, and which is found to be architecturally essential and not just an additional layer, as the baseline MLP without it is found to degrade to a BLEU-1 score of 0.0003 compared to 0.2884 for the proposed model, upon ablation. The third contribution is the first structured Bangla radiology NLG benchmark consisting of 550 paired English and Bangla report samples along with reference translations for them, which facilitates future models to be evaluated in a reproducible way. The fourth one is a framework for the evaluation of clinical entities at the level of pathological findings, with 12 findings (such as pleural effusion, pneumothorax, cardiomegaly, consolidation) that offer a more diagnostically relevant assessment.</w:t>
       </w:r>
     </w:p>
     <w:p>
@@ -14013,7 +14269,15 @@
       </w:r>
       <w:r>
         <w:lastRenderedPageBreak/>
-        <w:t>research this work addresses. The overall system architecture, anatomy-guided cross-attention projector, the QLoRA training strategy, and the glossary-augmented translation pipeline are explained in Chapter 3. Chapter 4 discusses the environment in which the implementation took place, the preparation of the data set, and the technical problems faced in the development and how they were overcome. Experimental results are presented in Chapter 5, including quantitative results with NLP and clinical metrics, ablation studies with baseline alternatives to the proposed projector, and qualitative analysis of the reports generated. The findings are discussed in the context of the research questions, limitations of the present study and future research directions are given in chapter 6. Lastly, Chapter 7 summarizes the main results and their implications.</w:t>
+        <w:t xml:space="preserve">research this work addresses. The overall system architecture, anatomy-guided cross-attention projector, the </w:t>
+      </w:r>
+      <w:proofErr w:type="spellStart"/>
+      <w:r>
+        <w:t>QLoRA</w:t>
+      </w:r>
+      <w:proofErr w:type="spellEnd"/>
+      <w:r>
+        <w:t xml:space="preserve"> training strategy, and the glossary-augmented translation pipeline are explained in Chapter 3. Chapter 4 discusses the environment in which the implementation took place, the preparation of the data set, and the technical problems faced in the development and how they were overcome. Experimental results are presented in Chapter 5, including quantitative results with NLP and clinical metrics, ablation studies with baseline alternatives to the proposed projector, and qualitative analysis of the reports generated. The findings are discussed in the context of the research questions, limitations of the present study and future research directions are given in chapter 6. Lastly, Chapter 7 summarizes the main results and their implications.</w:t>
       </w:r>
     </w:p>
     <w:p>
@@ -14059,7 +14323,27 @@
           <w:sz w:val="24"/>
           <w:szCs w:val="24"/>
         </w:rPr>
-        <w:t>This chapter set the stage and motivation for BanglaCXR, a two-stage AI system to generate chest X-ray radiology report in both English and Bangla. The central issue – the lack of automated radiology reporting in Bangla in one nation where the number of radiologists is very low – was clearly outlined, grounded in the existing literature and linked to a series of specific, measurable research questions. The research questions direct the experimental design, the contributions clearly explain what is new in this research, and the thesis organization provides an overview of how each chapter builds towards a complete and measurable system. The next chapter explores the current research literature in depth to form the theoretical and empirical base for this research work.</w:t>
+        <w:t xml:space="preserve">This chapter set the stage and motivation for </w:t>
+      </w:r>
+      <w:proofErr w:type="spellStart"/>
+      <w:r>
+        <w:rPr>
+          <w:b w:val="0"/>
+          <w:bCs w:val="0"/>
+          <w:sz w:val="24"/>
+          <w:szCs w:val="24"/>
+        </w:rPr>
+        <w:t>BanglaCXR</w:t>
+      </w:r>
+      <w:proofErr w:type="spellEnd"/>
+      <w:r>
+        <w:rPr>
+          <w:b w:val="0"/>
+          <w:bCs w:val="0"/>
+          <w:sz w:val="24"/>
+          <w:szCs w:val="24"/>
+        </w:rPr>
+        <w:t>, a two-stage AI system to generate chest X-ray radiology report in both English and Bangla. The central issue – the lack of automated radiology reporting in Bangla in one nation where the number of radiologists is very low – was clearly outlined, grounded in the existing literature and linked to a series of specific, measurable research questions. The research questions direct the experimental design, the contributions clearly explain what is new in this research, and the thesis organization provides an overview of how each chapter builds towards a complete and measurable system. The next chapter explores the current research literature in depth to form the theoretical and empirical base for this research work.</w:t>
       </w:r>
     </w:p>
     <w:p>
@@ -14339,7 +14623,39 @@
           <w:sz w:val="24"/>
           <w:szCs w:val="24"/>
         </w:rPr>
-        <w:t>This chapter summarizes the existing research literature that is relevant to BanglaCXR, broken down into four interrelated areas. The first is automated chest X-ray reports, in which, recent advancements in vision-language models have yielded a vast array of methods and benchmarks, establishing the current state of the art. The second is Bangla natural language processing, which has grown significantly in the last few years with dedicated pretrained models and evaluation benchmarks, but with a great lack of medical applications. The third one is multilingual and low resource clinical NLP, which offers techniques for bridging the gap between medical AI primarily developed in English and languages not well served by AI. The fourth is the use of AI in low resource healthcare environments, which sets a context for the actual limitations of BanglaCXR's use in practice. After reviewing the chapter, the chapter discusses how the four domains intersect to create the specific research gap that this thesis addresses.</w:t>
+        <w:t xml:space="preserve">This chapter summarizes the existing research literature that is relevant to </w:t>
+      </w:r>
+      <w:proofErr w:type="spellStart"/>
+      <w:r>
+        <w:rPr>
+          <w:sz w:val="24"/>
+          <w:szCs w:val="24"/>
+        </w:rPr>
+        <w:t>BanglaCXR</w:t>
+      </w:r>
+      <w:proofErr w:type="spellEnd"/>
+      <w:r>
+        <w:rPr>
+          <w:sz w:val="24"/>
+          <w:szCs w:val="24"/>
+        </w:rPr>
+        <w:t xml:space="preserve">, broken down into four interrelated areas. The first is automated chest X-ray reports, in which, recent advancements in vision-language models have yielded a vast array of methods and benchmarks, establishing the current state of the art. The second is Bangla natural language processing, which has grown significantly in the last few years with dedicated pretrained models and evaluation benchmarks, but with a great lack of medical applications. The third one is multilingual and low resource clinical NLP, which offers techniques for bridging the gap between medical AI primarily developed in English and languages not well served by AI. The fourth is the use of AI in low resource healthcare environments, which sets a context for the actual limitations of </w:t>
+      </w:r>
+      <w:proofErr w:type="spellStart"/>
+      <w:r>
+        <w:rPr>
+          <w:sz w:val="24"/>
+          <w:szCs w:val="24"/>
+        </w:rPr>
+        <w:t>BanglaCXR's</w:t>
+      </w:r>
+      <w:proofErr w:type="spellEnd"/>
+      <w:r>
+        <w:rPr>
+          <w:sz w:val="24"/>
+          <w:szCs w:val="24"/>
+        </w:rPr>
+        <w:t xml:space="preserve"> use in practice. After reviewing the chapter, the chapter discusses how the four domains intersect to create the specific research gap that this thesis addresses.</w:t>
       </w:r>
     </w:p>
     <w:p>
@@ -14393,15 +14709,239 @@
         <w:jc w:val="both"/>
       </w:pPr>
       <w:r>
-        <w:t xml:space="preserve">The area of automated radiology report generation has come a long way from initial CNN-RNN encoder-decoder networks to large-scale vision-language models, which comprise very large image encoders and instruction-tuned language model decoders. Salhi and Akhloufi (2026) conducted the most recent survey of this trajectory, including 51 deep learning studies from 2018 to September 2025, and also found the same dominant dataset, MIMIC-CXR, and the same clinical evaluation and multi-lingual shortcomings. Tran et al. (2026) also reviewed 14 model evaluations from 2021 to 2024, identifying the same dominant dataset, MIMIC-CXR, and the same clinical evaluation and multi-lingual shortcomings. Within the foundational architectures, CheXagent ( Chen et al., 2024) has set a benchmark design paradigm that uses an image encoder (SigLIP-Large) with a language decoder (Phi-2), connected by a two-layer MLP projector, and trained on a dataset of 8.5 million samples across 35 tasks (CheXinstruct). The clinical reader study demonstrated time savings of 81% for radiology residents when using CheXagent and </w:t>
+        <w:t xml:space="preserve">The area of automated radiology report generation has come a long way from initial CNN-RNN encoder-decoder networks to large-scale vision-language models, which comprise very large image encoders and instruction-tuned language model decoders. Salhi and </w:t>
+      </w:r>
+      <w:proofErr w:type="spellStart"/>
+      <w:r>
+        <w:t>Akhloufi</w:t>
+      </w:r>
+      <w:proofErr w:type="spellEnd"/>
+      <w:r>
+        <w:t xml:space="preserve"> (2026) conducted the most recent survey of this trajectory, including 51 deep learning studies from 2018 to September 2025, and also found the same dominant dataset, MIMIC-CXR, and the same clinical evaluation and multi-lingual shortcomings. Tran et al. (2026) also reviewed 14 model evaluations from 2021 to 2024, identifying the same dominant dataset, MIMIC-CXR, and the same clinical evaluation and multi-lingual shortcomings. Within the foundational architectures, </w:t>
+      </w:r>
+      <w:proofErr w:type="spellStart"/>
+      <w:r>
+        <w:t>CheXagent</w:t>
+      </w:r>
+      <w:proofErr w:type="spellEnd"/>
+      <w:r>
+        <w:t xml:space="preserve"> ( Chen et al., 2024) has set a benchmark design paradigm that uses an image encoder (</w:t>
+      </w:r>
+      <w:proofErr w:type="spellStart"/>
+      <w:r>
+        <w:t>SigLIP</w:t>
+      </w:r>
+      <w:proofErr w:type="spellEnd"/>
+      <w:r>
+        <w:t>-Large) with a language decoder (Phi-2), connected by a two-layer MLP projector, and trained on a dataset of 8.5 million samples across 35 tasks (</w:t>
+      </w:r>
+      <w:proofErr w:type="spellStart"/>
+      <w:r>
+        <w:t>CheXinstruct</w:t>
+      </w:r>
+      <w:proofErr w:type="spellEnd"/>
+      <w:r>
+        <w:t xml:space="preserve">). The clinical reader study demonstrated time savings of 81% for radiology residents when using </w:t>
+      </w:r>
+      <w:proofErr w:type="spellStart"/>
+      <w:r>
+        <w:t>CheXagent</w:t>
+      </w:r>
+      <w:proofErr w:type="spellEnd"/>
+      <w:r>
+        <w:t xml:space="preserve"> and </w:t>
       </w:r>
       <w:r>
         <w:lastRenderedPageBreak/>
-        <w:t xml:space="preserve">established strong baselines for each view classification, VQA and report generation. A similar design approach forms the basis of SLaVA-CXR (Wu et al., 2024) which combines a CLIP ViT-L/14 encoder with Phi-2 and a three-stage Re3Training process and the RADEX synthetic dataset. SLaVA-CXR is also unique because it is designed to be deployed in a low-resource setting, with inference speeds 6.13 times faster than LLaVA-Med, which directly impacts constrained compute scenarios such as mobile devices. In terms of technical sophistication, the system reviewed by MAIRA-2 (Bannur et al., 2024) from Microsoft Research is the most sophisticated. It also adapts Vicuna-7B to the RadDINO ViT-B vision encoder with a four-layer MLP adapter and proposes grounded report generation, where each finding sentence is accompanied by spatial bounding boxes, and the RadFact evaluation framework based on logical entailment using the Llama3-70B model instead of lexical metrics. The model is trained using more than 510k examples from MIMIC-CXR, PadChest, and a private dataset from the USA, and it achieves a BLEU-4 of 23.1 and RadGraph-F1 of 34.6 on MIMIC-CXR, significantly outperforming previous work. Flamingo-CXR is the most stringent human evaluation to date, comparing 606 cases in autonomous and collaborative settings between a board-certified radiologist and an AI with 27 other board-certified radiologists in the US and India, all conducted on the same dataset, and demonstrating that in 71.2% of cases in IND1, AI-assisted collaborative reports were preferred or equivalent to human-only reports, while the results were significantly lower in the MIMIC-CXR ICU cohort. RaDialog (Pellegrini et al., 2025) is an extension of the report generation paradigm to interactive, dialogue-based clinical support. By leveraging a BERT-based alignment module and fine-tuning the Vicuna-7B with LoRA, RaDialog outperforms CheXagent with a clinical efficacy F1 score of 39.7 on MIMIC-CXR and is able to correct, summarize, and generate visual question answering for reports using a 580,000-sample instruction dataset. There is no limitation included in the model that acknowledges the non-English reporting of evaluations. The approach of XrayGPT (Thawakar et al., 2024) is simpler yet effective, with a frozen MedCLIP encoder, a single trainable linear transformation layer, and a medically fine-tuned Vicuna-7B, yielding ROUGE-1 scores of 0.3213 on MIMIC-CXR and 72% scientific accuracy in human evaluation by certified physicians on 50 test cases. GIT-CXR (Sîrbu et al., 2025) proves that end-to-end transformers, with curriculum learning based on report length, can deliver new state-of-the-art METEOR and clinical F1 scores on METEOR and IU X-ray, respectively, while ClinicalBLIP (Ji et al., 2024) demonstrates that a two-stage LoRA fine-tuning strategy and integration with prior clinical knowledge can lead to a METEOR score </w:t>
+        <w:t xml:space="preserve">established strong baselines for each view classification, VQA and report generation. A similar design approach forms the basis of </w:t>
+      </w:r>
+      <w:proofErr w:type="spellStart"/>
+      <w:r>
+        <w:t>SLaVA</w:t>
+      </w:r>
+      <w:proofErr w:type="spellEnd"/>
+      <w:r>
+        <w:t xml:space="preserve">-CXR (Wu et al., 2024) which combines a CLIP </w:t>
+      </w:r>
+      <w:proofErr w:type="spellStart"/>
+      <w:r>
+        <w:t>ViT</w:t>
+      </w:r>
+      <w:proofErr w:type="spellEnd"/>
+      <w:r>
+        <w:t xml:space="preserve">-L/14 encoder with Phi-2 and a three-stage Re3Training process and the RADEX synthetic dataset. </w:t>
+      </w:r>
+      <w:proofErr w:type="spellStart"/>
+      <w:r>
+        <w:t>SLaVA</w:t>
+      </w:r>
+      <w:proofErr w:type="spellEnd"/>
+      <w:r>
+        <w:t xml:space="preserve">-CXR is also unique because it is designed to be deployed in a low-resource setting, with inference speeds 6.13 times faster than </w:t>
+      </w:r>
+      <w:proofErr w:type="spellStart"/>
+      <w:r>
+        <w:t>LLaVA</w:t>
+      </w:r>
+      <w:proofErr w:type="spellEnd"/>
+      <w:r>
+        <w:t>-Med, which directly impacts constrained compute scenarios such as mobile devices. In terms of technical sophistication, the system reviewed by MAIRA-2 (</w:t>
+      </w:r>
+      <w:proofErr w:type="spellStart"/>
+      <w:r>
+        <w:t>Bannur</w:t>
+      </w:r>
+      <w:proofErr w:type="spellEnd"/>
+      <w:r>
+        <w:t xml:space="preserve"> et al., 2024) from Microsoft Research is the most sophisticated. It also adapts Vicuna-7B to the </w:t>
+      </w:r>
+      <w:proofErr w:type="spellStart"/>
+      <w:r>
+        <w:t>RadDINO</w:t>
+      </w:r>
+      <w:proofErr w:type="spellEnd"/>
+      <w:r>
+        <w:t xml:space="preserve"> </w:t>
+      </w:r>
+      <w:proofErr w:type="spellStart"/>
+      <w:r>
+        <w:t>ViT</w:t>
+      </w:r>
+      <w:proofErr w:type="spellEnd"/>
+      <w:r>
+        <w:t xml:space="preserve">-B vision encoder with a four-layer MLP adapter and proposes grounded report generation, where each finding sentence is accompanied by spatial bounding boxes, and the </w:t>
+      </w:r>
+      <w:proofErr w:type="spellStart"/>
+      <w:r>
+        <w:t>RadFact</w:t>
+      </w:r>
+      <w:proofErr w:type="spellEnd"/>
+      <w:r>
+        <w:t xml:space="preserve"> evaluation framework based on logical entailment using the Llama3-70B model instead of lexical metrics. The model is trained using more than 510k examples from MIMIC-CXR, </w:t>
+      </w:r>
+      <w:proofErr w:type="spellStart"/>
+      <w:r>
+        <w:t>PadChest</w:t>
+      </w:r>
+      <w:proofErr w:type="spellEnd"/>
+      <w:r>
+        <w:t xml:space="preserve">, and a private dataset from the USA, and it achieves a BLEU-4 of 23.1 and RadGraph-F1 of 34.6 on MIMIC-CXR, significantly outperforming previous work. Flamingo-CXR is the most stringent human evaluation to date, comparing 606 cases in autonomous and collaborative settings between a board-certified radiologist and an AI with 27 other board-certified radiologists in the US and India, all conducted on the same dataset, and demonstrating that in 71.2% of cases in IND1, AI-assisted collaborative reports were preferred or equivalent to human-only reports, while the results were significantly lower in the MIMIC-CXR ICU cohort. </w:t>
+      </w:r>
+      <w:proofErr w:type="spellStart"/>
+      <w:r>
+        <w:t>RaDialog</w:t>
+      </w:r>
+      <w:proofErr w:type="spellEnd"/>
+      <w:r>
+        <w:t xml:space="preserve"> (Pellegrini et al., 2025) is an extension of the report generation paradigm to interactive, dialogue-based clinical support. By leveraging a BERT-based alignment module and fine-tuning the Vicuna-7B with </w:t>
+      </w:r>
+      <w:proofErr w:type="spellStart"/>
+      <w:r>
+        <w:t>LoRA</w:t>
+      </w:r>
+      <w:proofErr w:type="spellEnd"/>
+      <w:r>
+        <w:t xml:space="preserve">, </w:t>
+      </w:r>
+      <w:proofErr w:type="spellStart"/>
+      <w:r>
+        <w:t>RaDialog</w:t>
+      </w:r>
+      <w:proofErr w:type="spellEnd"/>
+      <w:r>
+        <w:t xml:space="preserve"> outperforms </w:t>
+      </w:r>
+      <w:proofErr w:type="spellStart"/>
+      <w:r>
+        <w:t>CheXagent</w:t>
+      </w:r>
+      <w:proofErr w:type="spellEnd"/>
+      <w:r>
+        <w:t xml:space="preserve"> with a clinical efficacy F1 score of 39.7 on MIMIC-CXR and is able to correct, summarize, and generate visual question answering for reports using a 580,000-sample instruction dataset. There is no limitation included in the model that acknowledges the non-English reporting of evaluations. The approach of </w:t>
+      </w:r>
+      <w:proofErr w:type="spellStart"/>
+      <w:r>
+        <w:t>XrayGPT</w:t>
+      </w:r>
+      <w:proofErr w:type="spellEnd"/>
+      <w:r>
+        <w:t xml:space="preserve"> (</w:t>
+      </w:r>
+      <w:proofErr w:type="spellStart"/>
+      <w:r>
+        <w:t>Thawakar</w:t>
+      </w:r>
+      <w:proofErr w:type="spellEnd"/>
+      <w:r>
+        <w:t xml:space="preserve"> et al., 2024) is simpler yet effective, with a frozen </w:t>
+      </w:r>
+      <w:proofErr w:type="spellStart"/>
+      <w:r>
+        <w:t>MedCLIP</w:t>
+      </w:r>
+      <w:proofErr w:type="spellEnd"/>
+      <w:r>
+        <w:t xml:space="preserve"> encoder, a single trainable linear transformation layer, and a medically fine-tuned Vicuna-7B, yielding ROUGE-1 scores of 0.3213 on MIMIC-CXR and 72% scientific accuracy in human evaluation by certified physicians on 50 test cases. GIT-CXR (Sîrbu et al., 2025) proves that end-to-end transformers, with curriculum learning based on report length, can deliver new state-of-the-art METEOR and clinical F1 scores on METEOR and IU X-ray, respectively, while </w:t>
+      </w:r>
+      <w:proofErr w:type="spellStart"/>
+      <w:r>
+        <w:t>ClinicalBLIP</w:t>
+      </w:r>
+      <w:proofErr w:type="spellEnd"/>
+      <w:r>
+        <w:t xml:space="preserve"> (Ji et al., 2024) demonstrates that a two-stage </w:t>
+      </w:r>
+      <w:proofErr w:type="spellStart"/>
+      <w:r>
+        <w:t>LoRA</w:t>
+      </w:r>
+      <w:proofErr w:type="spellEnd"/>
+      <w:r>
+        <w:t xml:space="preserve"> fine-tuning strategy and integration with prior clinical knowledge can lead to a METEOR score </w:t>
       </w:r>
       <w:r>
         <w:lastRenderedPageBreak/>
-        <w:t>of 0.570 on IU X-ray, which is more than double the best competitor. Hartsock and Rasool (2024) offer a more broad architectural overview of 16 medical VLMs, discussing single-stream and dual-stream architectures, training methods (including contrastive learning and RLHF), and evaluation techniques, highlighting the key challenges of the field as hallucination, catastrophic forgetting, and the lack of clinical evaluation metrics. While the survey by Mamdouh et al. (2025) on Bioengineering provides a structured comparison of 38 papers by different methods, including transformer-based, LLM/VLM-based and graph-based methods, the authors have identified RADAR as the best-performing model for the MIMIC-CXR dataset for 2025, with BLEU-1 of 0.509 and METEOR of 0.450 respectively, and explicitly note that there is no report generation literature for non-English and low-resource languages. In this thesis, the LoRA fine-tuning strategy was directly supported by Lian et al. (2024), who showed across 13 transfer learning tasks on the NIH ChestX-ray14, CheXpert and RSNA Pneumonia datasets that LoRA significantly outperforms full fine-tuning on 13 of the 18 transfer learning tasks with a significant performance gap, especially in the low-data regime where LoRA performs at 77.1% AUROC while full fine-tuning does at 74.2% AUROC with only 1% of the dataset being labeled. The usefulness of using RAD-DINO as the vision encoder is supported by the results of MAIRA-2, where in 2024, it is the backbone of the best-performing system in MIMIC-CXR with a ROUGE-L of 0.331, and by the work of Aksoy et al. (2024), which investigates multi-modal fusion of patient demographics, vital signs and chest images with the best performance of 0.331 ROUGE-L obtained by the FullFusion model among the compared systems.</w:t>
+        <w:t xml:space="preserve">of 0.570 on IU X-ray, which is more than double the best competitor. Hartsock and Rasool (2024) offer a more broad architectural overview of 16 medical VLMs, discussing single-stream and dual-stream architectures, training methods (including contrastive learning and RLHF), and evaluation techniques, highlighting the key challenges of the field as hallucination, catastrophic forgetting, and the lack of clinical evaluation metrics. While the survey by Mamdouh et al. (2025) on Bioengineering provides a structured comparison of 38 papers by different methods, including transformer-based, LLM/VLM-based and graph-based methods, the authors have identified RADAR as the best-performing model for the MIMIC-CXR dataset for 2025, with BLEU-1 of 0.509 and METEOR of 0.450 respectively, and explicitly note that there is no report generation literature for non-English and low-resource languages. In this thesis, the </w:t>
+      </w:r>
+      <w:proofErr w:type="spellStart"/>
+      <w:r>
+        <w:t>LoRA</w:t>
+      </w:r>
+      <w:proofErr w:type="spellEnd"/>
+      <w:r>
+        <w:t xml:space="preserve"> fine-tuning strategy was directly supported by Lian et al. (2024), who showed across 13 transfer learning tasks on the NIH ChestX-ray14, </w:t>
+      </w:r>
+      <w:proofErr w:type="spellStart"/>
+      <w:r>
+        <w:t>CheXpert</w:t>
+      </w:r>
+      <w:proofErr w:type="spellEnd"/>
+      <w:r>
+        <w:t xml:space="preserve"> and RSNA Pneumonia datasets that </w:t>
+      </w:r>
+      <w:proofErr w:type="spellStart"/>
+      <w:r>
+        <w:t>LoRA</w:t>
+      </w:r>
+      <w:proofErr w:type="spellEnd"/>
+      <w:r>
+        <w:t xml:space="preserve"> significantly outperforms full fine-tuning on 13 of the 18 transfer learning tasks with a significant performance gap, especially in the low-data regime where </w:t>
+      </w:r>
+      <w:proofErr w:type="spellStart"/>
+      <w:r>
+        <w:t>LoRA</w:t>
+      </w:r>
+      <w:proofErr w:type="spellEnd"/>
+      <w:r>
+        <w:t xml:space="preserve"> performs at 77.1% AUROC while full fine-tuning does at 74.2% AUROC with only 1% of the dataset being labeled. The usefulness of using RAD-DINO as the vision encoder is supported by the results of MAIRA-2, where in 2024, it is the backbone of the best-performing system in MIMIC-CXR with a ROUGE-L of 0.331, and by the work of Aksoy et al. (2024), which investigates multi-modal fusion of patient demographics, vital signs and chest images with the best performance of 0.331 ROUGE-L obtained by the </w:t>
+      </w:r>
+      <w:proofErr w:type="spellStart"/>
+      <w:r>
+        <w:t>FullFusion</w:t>
+      </w:r>
+      <w:proofErr w:type="spellEnd"/>
+      <w:r>
+        <w:t xml:space="preserve"> model among the compared systems.</w:t>
       </w:r>
     </w:p>
     <w:p>
@@ -14431,11 +14971,59 @@
         <w:jc w:val="both"/>
       </w:pPr>
       <w:r>
-        <w:t xml:space="preserve">The advancement of Bangla NLP has been quite fast in the last 3 years, however, there is little development in the medical field. However, BanglaBERT (Bhattacharjee et al., 2022) laid the groundwork by pretraining an ELECTRA-based encoder on 27.5 GB of Bangla web text, where the researchers explicitly pointed out that the text used for pretraining does not include biomedical or clinical text. Bhattacharjee et al., 2023 built upon this by making BanglaT5 (247M parameters) based on the Bangla2B+ corpus, and creating the BanglaNLG benchmark as well as obtaining state-of-the-art results on machine translation, summarization, and question answering with an average improvement of 4% over the multilingual baselines. The authors of BenLLM-Eval (Kabir et al., 2024) give a realistic picture of the performance of the large language models (LLMs), specifically GPT-3.5, </w:t>
+        <w:t xml:space="preserve">The advancement of Bangla NLP has been quite fast in the last 3 years, however, there is little development in the medical field. However, </w:t>
+      </w:r>
+      <w:proofErr w:type="spellStart"/>
+      <w:r>
+        <w:t>BanglaBERT</w:t>
+      </w:r>
+      <w:proofErr w:type="spellEnd"/>
+      <w:r>
+        <w:t xml:space="preserve"> (Bhattacharjee et al., 2022) laid the groundwork by pretraining an ELECTRA-based encoder on 27.5 GB of Bangla web text, where the researchers explicitly pointed out that the text used for pretraining does not include biomedical or clinical text. Bhattacharjee et al., 2023 built upon this by making BanglaT5 (247M parameters) based on the Bangla2B+ corpus, and creating the </w:t>
+      </w:r>
+      <w:proofErr w:type="spellStart"/>
+      <w:r>
+        <w:t>BanglaNLG</w:t>
+      </w:r>
+      <w:proofErr w:type="spellEnd"/>
+      <w:r>
+        <w:t xml:space="preserve"> benchmark as well as obtaining state-of-the-art results on machine translation, summarization, and question answering with an average improvement of 4% over the multilingual baselines. The authors of </w:t>
+      </w:r>
+      <w:proofErr w:type="spellStart"/>
+      <w:r>
+        <w:t>BenLLM</w:t>
+      </w:r>
+      <w:proofErr w:type="spellEnd"/>
+      <w:r>
+        <w:t xml:space="preserve">-Eval (Kabir et al., 2024) give a realistic picture of the performance of the large language models (LLMs), specifically GPT-3.5, </w:t>
       </w:r>
       <w:r>
         <w:lastRenderedPageBreak/>
-        <w:t>Claude-2 and LLaMA-2-13b, on Bangla in a zero-shot setting, using a set of seven tasks. The conclusion is that while the zero-shot LLMs clearly do not perform well on Bangla tasks, fine-tuned model shows improvement in tasks such as summarization with ROUGE-2 of 11.43 against 5.81 for GPT-3.5, and LLaMA-2 often outputs English rather than Bangla. In the same way, Abrar et al. (2024) show that in the health domain, with Bangla consumer health queries, even the best zero-shot model, Mixtral-8x22B, with a ROUGE-1 of 51.36, is outperformed by the fine-tuned BanglaT5 on the bigram precision metric (ROUGE-2 of 14.41 vs. 29.11). Medical entity recognition in Bangla becomes possible with high accuracy (89.58%) under the Multi-BERT Ensemble architecture with a custom annotated corpus of 6,895 medical statements, while the codeswitching between Bangla and English medical terminology and the lack of domain-specific pretrained models present the significant challenges, Bangla MedER (Aurpa et al., 2025) tells. At ACL 2025, TigerLLM (Raihan &amp; Zampieri, 2025) has recently introduced the first properly documented family of Bangla specific (1B and 9B) LLMs that were continually pre-trained on 10M token educational corpus and fully fine-tuned on 100K instruction-response pairs, outperforming all previous Bangla LLMs by 30–55 percentage points across six benchmarks and even being better than GPT-3.5 on most tasks, but still they are entirely in general-purpose domain with no medical applications.</w:t>
+        <w:t xml:space="preserve">Claude-2 and LLaMA-2-13b, on Bangla in a zero-shot setting, using a set of seven tasks. The conclusion is that while the zero-shot LLMs clearly do not perform well on Bangla tasks, fine-tuned model shows improvement in tasks such as summarization with ROUGE-2 of 11.43 against 5.81 for GPT-3.5, and LLaMA-2 often outputs English rather than Bangla. In the same way, Abrar et al. (2024) show that in the health domain, with Bangla consumer health queries, even the best zero-shot model, Mixtral-8x22B, with a ROUGE-1 of 51.36, is outperformed by the fine-tuned BanglaT5 on the bigram precision metric (ROUGE-2 of 14.41 vs. 29.11). Medical entity recognition in Bangla becomes possible with high accuracy (89.58%) under the Multi-BERT Ensemble architecture with a custom annotated corpus of 6,895 medical statements, while the codeswitching between Bangla and English medical terminology and the lack of domain-specific pretrained models present the significant challenges, Bangla </w:t>
+      </w:r>
+      <w:proofErr w:type="spellStart"/>
+      <w:r>
+        <w:t>MedER</w:t>
+      </w:r>
+      <w:proofErr w:type="spellEnd"/>
+      <w:r>
+        <w:t xml:space="preserve"> (</w:t>
+      </w:r>
+      <w:proofErr w:type="spellStart"/>
+      <w:r>
+        <w:t>Aurpa</w:t>
+      </w:r>
+      <w:proofErr w:type="spellEnd"/>
+      <w:r>
+        <w:t xml:space="preserve"> et al., 2025) tells. At ACL 2025, </w:t>
+      </w:r>
+      <w:proofErr w:type="spellStart"/>
+      <w:r>
+        <w:t>TigerLLM</w:t>
+      </w:r>
+      <w:proofErr w:type="spellEnd"/>
+      <w:r>
+        <w:t xml:space="preserve"> (Raihan &amp; Zampieri, 2025) has recently introduced the first properly documented family of Bangla specific (1B and 9B) LLMs that were continually pre-trained on 10M token educational corpus and fully fine-tuned on 100K instruction-response pairs, outperforming all previous Bangla LLMs by 30–55 percentage points across six benchmarks and even being better than GPT-3.5 on most tasks, but still they are entirely in general-purpose domain with no medical applications.</w:t>
       </w:r>
     </w:p>
     <w:p>
@@ -14465,11 +15053,27 @@
         <w:jc w:val="both"/>
       </w:pPr>
       <w:r>
-        <w:t xml:space="preserve">The translation module of this pipeline builds upon a research foundation of multilingual clinical NLP that not only tackles the technical issues of medical domain machine translation (MDMT), but also the broader issue of translating medical AI into low-resource languages. Han et al. (2024) compare three multilingual models to fine-tune a translation model with only 250,000 clean bilingual sentence pairs to translate clinical texts from English to Spanish and vice versa, and find that a fine-tuned small model (Clinical-Marian) outperforms much larger models such as NLLB-distilled across most metrics and achieves the best human evaluation score (HOPE score of 0.80) score. Luo et al. (2024) provide an analysis of multilingual BERT domain-adaptive pretraining for clinical NER and HIV screening classification tasks on Dutch, Romanian, and Spanish, demonstrating that, for the tasks analyzed, the clinical domain adaptation strategy outperform the general biomedical domain by statistically significant margins, especially when the target language is similar to the domain from which the base model was trained. The L2M3 system (Gangavarapu, </w:t>
+        <w:t>The translation module of this pipeline builds upon a research foundation of multilingual clinical NLP that not only tackles the technical issues of medical domain machine translation (MDMT), but also the broader issue of translating medical AI into low-resource languages. Han et al. (2024) compare three multilingual models to fine-tune a translation model with only 250,000 clean bilingual sentence pairs to translate clinical texts from English to Spanish and vice versa, and find that a fine-tuned small model (Clinical-Marian) outperforms much larger models such as NLLB-distilled across most metrics and achieves the best human evaluation score (HOPE score of 0.80) score. Luo et al. (2024) provide an analysis of multilingual BERT domain-adaptive pretraining for clinical NER and HIV screening classification tasks on Dutch, Romanian, and Spanish, demonstrating that, for the tasks analyzed, the clinical domain adaptation strategy outperform the general biomedical domain by statistically significant margins, especially when the target language is similar to the domain from which the base model was trained. The L2M3 system (</w:t>
+      </w:r>
+      <w:proofErr w:type="spellStart"/>
+      <w:r>
+        <w:t>Gangavarapu</w:t>
+      </w:r>
+      <w:proofErr w:type="spellEnd"/>
+      <w:r>
+        <w:t xml:space="preserve">, </w:t>
       </w:r>
       <w:r>
         <w:lastRenderedPageBreak/>
-        <w:t xml:space="preserve">2024) introduces a novel concept of combining a well-tuned Meditron-70B medical LLM with Meta's Seamless M4T v2 translation model to provide multilingual medical assistance in Telugu, Hindi, Arabic, and Swahili, reporting significant improvements in BLEU for most language pairs and pinpointing error propagation in the multi-sequence integration and cultural translation as future challenges. The most relevant multilingual experiment to us is undertaken by Salmè et al. (2025), who test the LLaVA framework using different LLM configurations for Italian, German and Spanish and baseline their results for non-English VLM-based reporting, with no testing of any language from South Asia being done. </w:t>
+        <w:t xml:space="preserve">2024) introduces a novel concept of combining a well-tuned Meditron-70B medical LLM with Meta's Seamless M4T v2 translation model to provide multilingual medical assistance in Telugu, Hindi, Arabic, and Swahili, reporting significant improvements in BLEU for most language pairs and pinpointing error propagation in the multi-sequence integration and cultural translation as future challenges. The most relevant multilingual experiment to us is undertaken by Salmè et al. (2025), who test the </w:t>
+      </w:r>
+      <w:proofErr w:type="spellStart"/>
+      <w:r>
+        <w:t>LLaVA</w:t>
+      </w:r>
+      <w:proofErr w:type="spellEnd"/>
+      <w:r>
+        <w:t xml:space="preserve"> framework using different LLM configurations for Italian, German and Spanish and baseline their results for non-English VLM-based reporting, with no testing of any language from South Asia being done. </w:t>
       </w:r>
     </w:p>
     <w:p>
@@ -14498,8 +15102,13 @@
         <w:ind w:left="360"/>
         <w:jc w:val="both"/>
       </w:pPr>
-      <w:r>
-        <w:t>BanglaCXR is embedded in a set of research on challenges for medical AI in LMICs, in practice, institutions, and governance. For digital infrastructure, Al-Ganad et al. (2026) compile a scoping review of 44 studies, finding that the four key challenge domains are digital infrastructure, data quality, ethics and governance, and policy sustainability, with 81.8% of these studies stating data quality and local capacity were a barrier and 77.3% stating infrastructure limitations were a barrier. It was noted that one of the key benefits of AI is its ability to translate words from multiple languages (language translation) for multilingual populations, which has been reviewed in the context of Global South by Hussain et al. (2025); data bias was noted as a problem for AI systems trained on data from high-income countries and the use of AI in low-resource settings. Wibowo et al. (2025) interviewed 31 health professionals from seven countries in Southeast Asia, finding that lack of reliable infrastructure, paper-based records and lack of AI literacy are compounding barriers to AI implementation, especially for the context of district hospitals in Bangladesh. In a perspective paper from the AI-Sarosh workshop, Adhikari et al. (2025) specifically speak to South Asia, highlighting the need for offline-first architectures, task shifting with the assistance of AI, and locally validated models to enable equitable adoption in Bangladesh, Nepal, Pakistan and Sri Lanka, and the importance of considering gender and language equity from the outset of the data collection process.</w:t>
+      <w:proofErr w:type="spellStart"/>
+      <w:r>
+        <w:t>BanglaCXR</w:t>
+      </w:r>
+      <w:proofErr w:type="spellEnd"/>
+      <w:r>
+        <w:t xml:space="preserve"> is embedded in a set of research on challenges for medical AI in LMICs, in practice, institutions, and governance. For digital infrastructure, Al-Ganad et al. (2026) compile a scoping review of 44 studies, finding that the four key challenge domains are digital infrastructure, data quality, ethics and governance, and policy sustainability, with 81.8% of these studies stating data quality and local capacity were a barrier and 77.3% stating infrastructure limitations were a barrier. It was noted that one of the key benefits of AI is its ability to translate words from multiple languages (language translation) for multilingual populations, which has been reviewed in the context of Global South by Hussain et al. (2025); data bias was noted as a problem for AI systems trained on data from high-income countries and the use of AI in low-resource settings. Wibowo et al. (2025) interviewed 31 health professionals from seven countries in Southeast Asia, finding that lack of reliable infrastructure, paper-based records and lack of AI literacy are compounding barriers to AI implementation, especially for the context of district hospitals in Bangladesh. In a perspective paper from the AI-Sarosh workshop, Adhikari et al. (2025) specifically speak to South Asia, highlighting the need for offline-first architectures, task shifting with the assistance of AI, and locally validated models to enable equitable adoption in Bangladesh, Nepal, Pakistan and Sri Lanka, and the importance of considering gender and language equity from the outset of the data collection process.</w:t>
       </w:r>
     </w:p>
     <w:p>
@@ -14534,15 +15143,100 @@
         <w:jc w:val="both"/>
       </w:pPr>
       <w:r>
-        <w:t xml:space="preserve">The gap identified in the literature above is clearly substantiated and will be addressed by the study. In all the literature reviewed on automated radiology report generation, ranging from CheXagent to MAIRA-2, Flamingo-CXR, RaDialog, XrayGPT, GIT-CXR, </w:t>
-      </w:r>
+        <w:t xml:space="preserve">The gap identified in the literature above is clearly substantiated and will be addressed by the study. In all the literature reviewed on automated radiology report generation, ranging from </w:t>
+      </w:r>
+      <w:proofErr w:type="spellStart"/>
+      <w:r>
+        <w:t>CheXagent</w:t>
+      </w:r>
+      <w:proofErr w:type="spellEnd"/>
+      <w:r>
+        <w:t xml:space="preserve"> to MAIRA-2, Flamingo-CXR, </w:t>
+      </w:r>
+      <w:proofErr w:type="spellStart"/>
+      <w:r>
+        <w:t>RaDialog</w:t>
+      </w:r>
+      <w:proofErr w:type="spellEnd"/>
+      <w:r>
+        <w:t xml:space="preserve">, </w:t>
+      </w:r>
+      <w:proofErr w:type="spellStart"/>
+      <w:r>
+        <w:t>XrayGPT</w:t>
+      </w:r>
+      <w:proofErr w:type="spellEnd"/>
+      <w:r>
+        <w:t xml:space="preserve">, GIT-CXR, </w:t>
+      </w:r>
+      <w:proofErr w:type="spellStart"/>
       <w:r>
         <w:lastRenderedPageBreak/>
-        <w:t xml:space="preserve">ClinicalBLIP, and several other survey papers, there is no work that assesses report generation in any South Asian language. Although non-English evaluation is not mentioned explicitly in the limits of RaDialog, it is pointed out by the authors of the survey of Mamdouh et al. (2025) as a specific future direction, and no work has been done. This is the main deficiency. The second aspect of the issue is the evaluation infrastructure. If a researcher wanted to develop Bangla radiology report generation system, there is no benchmark for them to evaluate the system. BanglaBERT and BanglaT5 are trained from non-medical text corpus. We have seen that overall Bangla NLP performance is significantly lower than English from the results of the assessments done by BenLLM-Eval and Abrar et al. (2024) which was done specifically in the context of health. No annotated Bangla radiology dataset, no reference report set and no protocol for measuring Bangla medical NLG quality. The third dimension is the architectural challenge of effectively embedding language model generation into radiological visual characteristics under compute constraints.The third dimension is the architectural problem of using limited compute to effectively embed language model generation in radiological visual characteristics. Lian et al. (2024) have found that parameter-efficient fine-tuning is the right approach for small data sets. Rad-DINO is the best radiology vision encoder available and has been validated by MAIRA-2. But the design of the projector architecture from the vision encoder to the language model is still an open question in resource-constrained environments. The more complex the architecture, such as the four-layer MLP in MAIRA-2, the more extensive the training data must be, and simple MLP pooling which is used in XrayGPT might lose spatial visual information into a single embedding that cannot be used to guide multi-finding generation. While this method is advantageous in the medical imaging context, a novel tradeoff exists with a cross-attention mechanism based on learned region queries, similar to the BLIP-2 Q-Former network, but modified to the task of radiology with a small, fixed number of anatomy-representative tokens, which is a method that has not been tested on the IU X-ray dataset under compute constraints typical of low-resource deployment. The fourth dimension is the pipeline itself. Neither L2M3 nor Han et al. (2024) test the pipeline with medical languages, of which radiology reports are a subset, nor do both test Bangla; both show that the two-stage pipeline is practically viable for low resource languages. The clinical terms are also another challenge for the translation of Bangla as many such terms do not have Bangla equivalents and they are either transliterated or code-switched into English in clinical communication, which was observed by Aurpa et al. (2025). These factors mean that a cross-lingual evaluation of the quality of radiology </w:t>
+        <w:t>ClinicalBLIP</w:t>
+      </w:r>
+      <w:proofErr w:type="spellEnd"/>
+      <w:r>
+        <w:t xml:space="preserve">, and several other survey papers, there is no work that assesses report generation in any South Asian language. Although non-English evaluation is not mentioned explicitly in the limits of </w:t>
+      </w:r>
+      <w:proofErr w:type="spellStart"/>
+      <w:r>
+        <w:t>RaDialog</w:t>
+      </w:r>
+      <w:proofErr w:type="spellEnd"/>
+      <w:r>
+        <w:t xml:space="preserve">, it is pointed out by the authors of the survey of Mamdouh et al. (2025) as a specific future direction, and no work has been done. This is the main deficiency. The second aspect of the issue is the evaluation infrastructure. If a researcher wanted to develop Bangla radiology report generation system, there is no benchmark for them to evaluate the system. </w:t>
+      </w:r>
+      <w:proofErr w:type="spellStart"/>
+      <w:r>
+        <w:t>BanglaBERT</w:t>
+      </w:r>
+      <w:proofErr w:type="spellEnd"/>
+      <w:r>
+        <w:t xml:space="preserve"> and BanglaT5 are trained from non-medical text corpus. We have seen that overall Bangla NLP performance is significantly lower than English from the results of the assessments done by </w:t>
+      </w:r>
+      <w:proofErr w:type="spellStart"/>
+      <w:r>
+        <w:t>BenLLM</w:t>
+      </w:r>
+      <w:proofErr w:type="spellEnd"/>
+      <w:r>
+        <w:t xml:space="preserve">-Eval and Abrar et al. (2024) which was done specifically in the context of health. No annotated Bangla radiology dataset, no reference report set and no protocol for measuring Bangla medical NLG quality. The third dimension is the architectural challenge of effectively embedding language model generation into radiological visual characteristics under compute </w:t>
+      </w:r>
+      <w:proofErr w:type="spellStart"/>
+      <w:r>
+        <w:t>constraints.The</w:t>
+      </w:r>
+      <w:proofErr w:type="spellEnd"/>
+      <w:r>
+        <w:t xml:space="preserve"> third dimension is the architectural problem of using limited compute to effectively embed language model generation in radiological visual characteristics. Lian et al. (2024) have found that parameter-efficient fine-tuning is the right approach for small data sets. Rad-DINO is the best radiology vision encoder available and has been validated by MAIRA-2. But the design of the projector architecture from the vision encoder to the language model is still an open question in resource-constrained environments. The more complex the architecture, such as the four-layer MLP in MAIRA-2, the more extensive the training data must be, and simple MLP pooling which is used in </w:t>
+      </w:r>
+      <w:proofErr w:type="spellStart"/>
+      <w:r>
+        <w:t>XrayGPT</w:t>
+      </w:r>
+      <w:proofErr w:type="spellEnd"/>
+      <w:r>
+        <w:t xml:space="preserve"> might lose spatial visual information into a single embedding that cannot be used to guide multi-finding generation. While this method is advantageous in the medical imaging context, a novel tradeoff exists with a cross-attention mechanism based on learned region queries, similar to the BLIP-2 Q-Former network, but modified to the task of radiology with a small, fixed number of anatomy-representative tokens, which is a method that has not been tested on the IU X-ray dataset under compute constraints typical of low-resource deployment. The fourth dimension is the pipeline itself. Neither L2M3 nor Han et al. (2024) test the pipeline with medical languages, of which radiology reports are a subset, nor do both test Bangla; both show that the two-stage pipeline is practically viable for low resource languages. The clinical terms are also another challenge for the translation of Bangla as many such terms do not have Bangla equivalents and they are either transliterated or code-switched into English in clinical communication, which was observed by </w:t>
+      </w:r>
+      <w:proofErr w:type="spellStart"/>
+      <w:r>
+        <w:t>Aurpa</w:t>
+      </w:r>
+      <w:proofErr w:type="spellEnd"/>
+      <w:r>
+        <w:t xml:space="preserve"> et al. (2025). These factors mean that a cross-lingual evaluation of the quality of radiology </w:t>
       </w:r>
       <w:r>
         <w:lastRenderedPageBreak/>
-        <w:t>reports must be carried out at the character level, and that chrF++ should be used as the primary reliability measure, rather than word-level BLEU scores. These four problem dimensions, combined with the fact that none of these hospitals has a system for generating Bangla radiology reports, the lack of evaluation infrastructure, and the unresolved question of the projector architecture of the low resource deployment of these systems, coupled with the need to keep the clinical meaning of the report from being lost during translation with a neural machine, form the research problem that this thesis addresses.</w:t>
+        <w:t xml:space="preserve">reports must be carried out at the character level, and that </w:t>
+      </w:r>
+      <w:proofErr w:type="spellStart"/>
+      <w:r>
+        <w:t>chrF</w:t>
+      </w:r>
+      <w:proofErr w:type="spellEnd"/>
+      <w:r>
+        <w:t>++ should be used as the primary reliability measure, rather than word-level BLEU scores. These four problem dimensions, combined with the fact that none of these hospitals has a system for generating Bangla radiology reports, the lack of evaluation infrastructure, and the unresolved question of the projector architecture of the low resource deployment of these systems, coupled with the need to keep the clinical meaning of the report from being lost during translation with a neural machine, form the research problem that this thesis addresses.</w:t>
       </w:r>
     </w:p>
     <w:p>
@@ -14577,7 +15271,39 @@
         <w:jc w:val="both"/>
       </w:pPr>
       <w:r>
-        <w:t>There is a well-documented gap in the literature for the development of a radiology report generation system in Bangla language, a benchmark for evaluating it, and the architectural and translation aspects needed for building such a system together have never been studied. Only the best available systems, namely CheXagent, MAIRA-2, RaDialog and Flamingo-CXR, offer validated design choices such as using RAD-DINO as the vision encoder, LoRA to fine-tune them, and NLLB-200 as the translation backbone that are absent in Bangla as well as missing the cross-attention projector architecture under the compute constraints of a consumer laptop-based GPU. Together, these articles in the literature confirm that the problem is technically achievable and clinically relevant. The proposed BanglaCXR system is explained in the next chapter in detail starting from feasibility, architecture design to implementation.</w:t>
+        <w:t xml:space="preserve">There is a well-documented gap in the literature for the development of a radiology report generation system in Bangla language, a benchmark for evaluating it, and the architectural and translation aspects needed for building such a system together have never been studied. Only the best available systems, namely </w:t>
+      </w:r>
+      <w:proofErr w:type="spellStart"/>
+      <w:r>
+        <w:t>CheXagent</w:t>
+      </w:r>
+      <w:proofErr w:type="spellEnd"/>
+      <w:r>
+        <w:t xml:space="preserve">, MAIRA-2, </w:t>
+      </w:r>
+      <w:proofErr w:type="spellStart"/>
+      <w:r>
+        <w:t>RaDialog</w:t>
+      </w:r>
+      <w:proofErr w:type="spellEnd"/>
+      <w:r>
+        <w:t xml:space="preserve"> and Flamingo-CXR, offer validated design choices such as using RAD-DINO as the vision encoder, </w:t>
+      </w:r>
+      <w:proofErr w:type="spellStart"/>
+      <w:r>
+        <w:t>LoRA</w:t>
+      </w:r>
+      <w:proofErr w:type="spellEnd"/>
+      <w:r>
+        <w:t xml:space="preserve"> to fine-tune them, and NLLB-200 as the translation backbone that are absent in Bangla as well as missing the cross-attention projector architecture under the compute constraints of a consumer laptop-based GPU. Together, these articles in the literature confirm that the problem is technically achievable and clinically relevant. The proposed </w:t>
+      </w:r>
+      <w:proofErr w:type="spellStart"/>
+      <w:r>
+        <w:t>BanglaCXR</w:t>
+      </w:r>
+      <w:proofErr w:type="spellEnd"/>
+      <w:r>
+        <w:t xml:space="preserve"> system is explained in the next chapter in detail starting from feasibility, architecture design to implementation.</w:t>
       </w:r>
     </w:p>
     <w:p>
@@ -14911,7 +15637,15 @@
         <w:jc w:val="both"/>
       </w:pPr>
       <w:r>
-        <w:t>The chapter is a comprehensive technical description of BanglaCXR system. After the feasibility analysis to determine if the approach is feasible in the resource limitations of this research, the chapter progresses through the functional and non-functional requirements of the system, the two-phase research process from vision to English text and English to Bangla, the full system architecture, and implementation and training decisions to create a final model. The main architectural challenge discussed here is how to develop a clinically viable, language-specific radiology report generation pipeline, on top of an open source set of model components, a publicly accessible but still reasonably sized dataset, and a consumer-grade GPU, without simultaneously making a novel, verifiable architectural contribution.</w:t>
+        <w:t xml:space="preserve">The chapter is a comprehensive technical description of </w:t>
+      </w:r>
+      <w:proofErr w:type="spellStart"/>
+      <w:r>
+        <w:t>BanglaCXR</w:t>
+      </w:r>
+      <w:proofErr w:type="spellEnd"/>
+      <w:r>
+        <w:t xml:space="preserve"> system. After the feasibility analysis to determine if the approach is feasible in the resource limitations of this research, the chapter progresses through the functional and non-functional requirements of the system, the two-phase research process from vision to English text and English to Bangla, the full system architecture, and implementation and training decisions to create a final model. The main architectural challenge discussed here is how to develop a clinically viable, language-specific radiology report generation pipeline, on top of an open source set of model components, a publicly accessible but still reasonably sized dataset, and a consumer-grade GPU, without simultaneously making a novel, verifiable architectural contribution.</w:t>
       </w:r>
     </w:p>
     <w:p>
@@ -14949,11 +15683,43 @@
         </w:rPr>
       </w:pPr>
       <w:r>
-        <w:t xml:space="preserve">In a technical sense, the proposed system is technically achievable, with the available resources. The entire pipeline is developed for NVIDIA GeForce RTX 5050 Laptop GPU with 8GB VRAM, which is a limitation that prevents large models from being trained from scratch, but can support the fine-tuning of large models up to 4 billion parameters using 4-bit quantized models. The main training resource, the IU X-ray dataset, consists of 7,470 chest X-ray images, accompanied by radiology reports, and is publicly available in Open-i.The IU X-ray dataset is the primary training resource which contains 7,470 chest X-ray images with associated radiology reports, adequate to fine-tune a vision-language model for supervised learning. The weights for all the model components, RAD-DINO, Phi-3.5 Mini, and NLLB-200 are provided as open source pretrained weights and do not need commercial licenses from HuggingFace. The training infrastructure was developed in Python and is based on PyTorch, Transformers and PEFT, and is mature, documented and works directly on Windows machines. The training time is of the order of a few hours on the target hardware and was completed in ~25 epochs, demonstrating that training time is consistent with a thesis research program. The research is economically feasible with the use of free and open resources. No API usage, cloud compute credits or proprietary data </w:t>
+        <w:t>In a technical sense, the proposed system is technically achievable, with the available resources. The entire pipeline is developed for NVIDIA GeForce RTX 5050 Laptop GPU with 8GB VRAM, which is a limitation that prevents large models from being trained from scratch, but can support the fine-tuning of large models up to 4 billion parameters using 4-bit quantized models. The main training resource, the IU X-ray dataset, consists of 7,470 chest X-ray images, accompanied by radiology reports, and is publicly available in Open-</w:t>
+      </w:r>
+      <w:proofErr w:type="spellStart"/>
+      <w:r>
+        <w:t>i.The</w:t>
+      </w:r>
+      <w:proofErr w:type="spellEnd"/>
+      <w:r>
+        <w:t xml:space="preserve"> IU X-ray dataset is the primary training resource which contains 7,470 chest X-ray images with associated radiology reports, adequate to fine-tune a vision-language model for supervised learning. The weights for all the model components, RAD-DINO, Phi-3.5 Mini, and NLLB-200 are provided as open source pretrained weights and do not need commercial licenses from </w:t>
+      </w:r>
+      <w:proofErr w:type="spellStart"/>
+      <w:r>
+        <w:t>HuggingFace</w:t>
+      </w:r>
+      <w:proofErr w:type="spellEnd"/>
+      <w:r>
+        <w:t xml:space="preserve">. The training infrastructure was developed in Python and is based on </w:t>
+      </w:r>
+      <w:proofErr w:type="spellStart"/>
+      <w:r>
+        <w:t>PyTorch</w:t>
+      </w:r>
+      <w:proofErr w:type="spellEnd"/>
+      <w:r>
+        <w:t xml:space="preserve">, Transformers and PEFT, and is mature, documented and works directly on Windows machines. The training time is of the order of a few hours on the target hardware and was completed in ~25 epochs, demonstrating that training time is consistent with a thesis research program. The research is economically feasible with the use of free and open resources. No API usage, cloud compute credits or proprietary data </w:t>
       </w:r>
       <w:r>
         <w:lastRenderedPageBreak/>
-        <w:t>licenses are required. By leveraging LoRA and 4-bit quantization specifically, it reduces VRAM demand to the point of being possible to run on commodity hardware as demonstrated by Lian et al. (2024) and shown to be effective by other researchers at institutions in Bangladesh and other low-resource environments, avoiding the need for dedicated compute facilities. From an operational perspective, the two-stage pipeline enables each of the stages to be modularly developed, tested and evaluated to minimize risk in implementation. The English output from Stage 1 is also available to use as a backup in case the translation quality of a report is not good enough for Stage 2. The system does not need internet connectivity at inference time, thus it can be deployed in the offline-first setting which is made essential by Adhikari et al. (2025) in Bangladesh's district hospital context.</w:t>
+        <w:t xml:space="preserve">licenses are required. By leveraging </w:t>
+      </w:r>
+      <w:proofErr w:type="spellStart"/>
+      <w:r>
+        <w:t>LoRA</w:t>
+      </w:r>
+      <w:proofErr w:type="spellEnd"/>
+      <w:r>
+        <w:t xml:space="preserve"> and 4-bit quantization specifically, it reduces VRAM demand to the point of being possible to run on commodity hardware as demonstrated by Lian et al. (2024) and shown to be effective by other researchers at institutions in Bangladesh and other low-resource environments, avoiding the need for dedicated compute facilities. From an operational perspective, the two-stage pipeline enables each of the stages to be modularly developed, tested and evaluated to minimize risk in implementation. The English output from Stage 1 is also available to use as a backup in case the translation quality of a report is not good enough for Stage 2. The system does not need internet connectivity at inference time, thus it can be deployed in the offline-first setting which is made essential by Adhikari et al. (2025) in Bangladesh's district hospital context.</w:t>
       </w:r>
     </w:p>
     <w:p>
@@ -14988,7 +15754,31 @@
         <w:jc w:val="both"/>
       </w:pPr>
       <w:r>
-        <w:t>The requirements of BanglaCXR are as follows: The system should be able to receive as an input an x-ray of the chest in a regular image format and generate as output an x-ray structured report (Findings and Impression sections). It should be able to create this report in both English and Bangla, with the Bangla report maintaining the clinical content of the English report. The system should identify 12 specific pathological findings such as Pleural effusion, Pneumothorax, Cardiomegaly, Consolidation, Atelectasis, Edema, Lung opacity, Nodule or Mass, Fracture, Hyperinflation, Degenerative changes and Normal chest appearance and then accurately convey them into the written text. For English output: BLEU-1, BLEU-2, BLEU-4, ROUGE-1, ROUGE-2, ROUGE-L, METEOR, and chrF++. For Bangla output: BLEU-1, BLEU-4, and chrF++. For each of the twelve clinical categories, precision, recall, and F1 scores should be computed per label. There are also the non-functional requirements that are important in this deployment context. All of the training pipeline has to be contained in 8.5 GB of VRAM. The time required to have the inferences completed should not exceed the time of reading the image and should not exceed 30 seconds per report in the same hardware. The system should not have to be connected to the Internet during inference. It is recommended that the code base is written in reproducible Jupyter notebooks allowing to rerun the entire pipeline from scratch. The report should be generated in the same prompt template as in training (Findings followed by Impression), and be written in English. The output of the translation should be in Bangla script using Unicode characters, which can be checked by looking through it, without requiring any special medical expertise.</w:t>
+        <w:t xml:space="preserve">The requirements of </w:t>
+      </w:r>
+      <w:proofErr w:type="spellStart"/>
+      <w:r>
+        <w:t>BanglaCXR</w:t>
+      </w:r>
+      <w:proofErr w:type="spellEnd"/>
+      <w:r>
+        <w:t xml:space="preserve"> are as follows: The system should be able to receive as an input an x-ray of the chest in a regular image format and generate as output an x-ray structured report (Findings and Impression sections). It should be able to create this report in both English and Bangla, with the Bangla report maintaining the clinical content of the English report. The system should identify 12 specific pathological findings such as Pleural effusion, Pneumothorax, Cardiomegaly, Consolidation, Atelectasis, Edema, Lung opacity, Nodule or Mass, Fracture, Hyperinflation, Degenerative changes and Normal chest appearance and then accurately convey them into the written text. For English output: BLEU-1, BLEU-2, BLEU-4, ROUGE-1, ROUGE-2, ROUGE-L, METEOR, and </w:t>
+      </w:r>
+      <w:proofErr w:type="spellStart"/>
+      <w:r>
+        <w:t>chrF</w:t>
+      </w:r>
+      <w:proofErr w:type="spellEnd"/>
+      <w:r>
+        <w:t xml:space="preserve">++. For Bangla output: BLEU-1, BLEU-4, and </w:t>
+      </w:r>
+      <w:proofErr w:type="spellStart"/>
+      <w:r>
+        <w:t>chrF</w:t>
+      </w:r>
+      <w:proofErr w:type="spellEnd"/>
+      <w:r>
+        <w:t>++. For each of the twelve clinical categories, precision, recall, and F1 scores should be computed per label. There are also the non-functional requirements that are important in this deployment context. All of the training pipeline has to be contained in 8.5 GB of VRAM. The time required to have the inferences completed should not exceed the time of reading the image and should not exceed 30 seconds per report in the same hardware. The system should not have to be connected to the Internet during inference. It is recommended that the code base is written in reproducible Jupyter notebooks allowing to rerun the entire pipeline from scratch. The report should be generated in the same prompt template as in training (Findings followed by Impression), and be written in English. The output of the translation should be in Bangla script using Unicode characters, which can be checked by looking through it, without requiring any special medical expertise.</w:t>
       </w:r>
     </w:p>
     <w:p>
@@ -15031,14 +15821,85 @@
       </w:pPr>
       <w:bookmarkStart w:id="64" w:name="_Toc226031571"/>
       <w:bookmarkStart w:id="65" w:name="_Toc226033375"/>
-      <w:r>
-        <w:rPr>
-          <w:b w:val="0"/>
-          <w:bCs w:val="0"/>
-          <w:sz w:val="24"/>
-          <w:szCs w:val="24"/>
-        </w:rPr>
-        <w:t>BanglaCXR is a two-stage process that breaks down the problem of generating multilingual radiology reports into two manageable parts which are rooted in well-documented solutions from the literature. In the first step, a vision-language model is trained to produce structured radiology reports from chest X-ray images, while using natural language to describe the image content.The first step is to train a vision-language model that produces a structured radiology report from the chest X-ray image while using natural language to describe the image content. The second step is the use of a pretrained multilingual neural machine translation system to translate English reports into Bangla. This approach of two stages is preferred over an end-to-end Bangla generation for three reasons. First, the amount of English chest X-ray training data is significantly larger and more varied than any Bangla-specific training data and, by separating the vision-to-language step from the translation step, it can both be optimized using the data best suited to it. Second, English production in stage 1 can be directly assessed against a set of standards and it is easy to ensure that the vision-language model is functioning properly before assessing the translation phase. Third, the modular architecture allows for the upgrading of the translation stage independently, as the translation model for Bangla is improved, without retraining the vision-language core. The method is similar to the one used by Han et al. (2024) and Gangavarapu (2024), who showed the competitive performance of two-stage multilingual medical pipelines with direct multilingual generation, especially in low-resource environments. The methodology combines three well-established choices that are utilized in the MAIRA-2 system: RAD-DINO as the vision encoder, which has been medically pretrained on about 1.4 million chest X-ray images and is shown to be the best choice as the backbone for a vision model; Phi-3.5 Mini as the language model decoder, a 3.8 billion parameter model that demonstrates outstanding instruction-following performance as well as being smaller and able to be fine-tuned in 4-bit quantized form with only 8 GB VRAM; and LoRA with rank 32, as shown by Lian et al. (2024) to be superior to full fine-tuning in almost all experimental trials when fine-tuning medically pretrained vision models.</w:t>
+      <w:proofErr w:type="spellStart"/>
+      <w:r>
+        <w:rPr>
+          <w:b w:val="0"/>
+          <w:bCs w:val="0"/>
+          <w:sz w:val="24"/>
+          <w:szCs w:val="24"/>
+        </w:rPr>
+        <w:t>BanglaCXR</w:t>
+      </w:r>
+      <w:proofErr w:type="spellEnd"/>
+      <w:r>
+        <w:rPr>
+          <w:b w:val="0"/>
+          <w:bCs w:val="0"/>
+          <w:sz w:val="24"/>
+          <w:szCs w:val="24"/>
+        </w:rPr>
+        <w:t xml:space="preserve"> is a two-stage process that breaks down the problem of generating multilingual radiology reports into two manageable parts which are rooted in well-documented solutions from the literature. In the first step, a vision-language model is trained to produce structured radiology reports from chest X-ray images, while using natural language to describe the image </w:t>
+      </w:r>
+      <w:proofErr w:type="spellStart"/>
+      <w:r>
+        <w:rPr>
+          <w:b w:val="0"/>
+          <w:bCs w:val="0"/>
+          <w:sz w:val="24"/>
+          <w:szCs w:val="24"/>
+        </w:rPr>
+        <w:t>content.The</w:t>
+      </w:r>
+      <w:proofErr w:type="spellEnd"/>
+      <w:r>
+        <w:rPr>
+          <w:b w:val="0"/>
+          <w:bCs w:val="0"/>
+          <w:sz w:val="24"/>
+          <w:szCs w:val="24"/>
+        </w:rPr>
+        <w:t xml:space="preserve"> first step is to train a vision-language model that produces a structured radiology report from the chest X-ray image while using natural language to describe the image content. The second step is the use of a pretrained multilingual neural machine translation system to translate English reports into Bangla. This approach of two stages is preferred over an end-to-end Bangla generation for three reasons. First, the amount of English chest X-ray training data is significantly larger and more varied than any Bangla-specific training data and, by separating the vision-to-language step from the translation step, it can both be optimized using the data best suited to it. Second, English production in stage 1 can be directly assessed against a set of standards and it is easy to ensure that the vision-language model is functioning properly before assessing the translation phase. Third, the modular architecture allows for the upgrading of the translation stage independently, as the translation model for Bangla is improved, without retraining the vision-language core. The method is similar to the one used by Han et al. (2024) and </w:t>
+      </w:r>
+      <w:proofErr w:type="spellStart"/>
+      <w:r>
+        <w:rPr>
+          <w:b w:val="0"/>
+          <w:bCs w:val="0"/>
+          <w:sz w:val="24"/>
+          <w:szCs w:val="24"/>
+        </w:rPr>
+        <w:t>Gangavarapu</w:t>
+      </w:r>
+      <w:proofErr w:type="spellEnd"/>
+      <w:r>
+        <w:rPr>
+          <w:b w:val="0"/>
+          <w:bCs w:val="0"/>
+          <w:sz w:val="24"/>
+          <w:szCs w:val="24"/>
+        </w:rPr>
+        <w:t xml:space="preserve"> (2024), who showed the competitive performance of two-stage multilingual medical pipelines with direct multilingual generation, especially in low-resource environments. The methodology combines three well-established choices that are utilized in the MAIRA-2 system: RAD-DINO as the vision encoder, which has been medically pretrained on about 1.4 million chest X-ray images and is shown to be the best choice as the backbone for a vision model; Phi-3.5 Mini as the language model decoder, a 3.8 billion parameter model that demonstrates outstanding instruction-following performance as well as being smaller and able to be fine-tuned in 4-bit quantized form with only 8 GB VRAM; and </w:t>
+      </w:r>
+      <w:proofErr w:type="spellStart"/>
+      <w:r>
+        <w:rPr>
+          <w:b w:val="0"/>
+          <w:bCs w:val="0"/>
+          <w:sz w:val="24"/>
+          <w:szCs w:val="24"/>
+        </w:rPr>
+        <w:t>LoRA</w:t>
+      </w:r>
+      <w:proofErr w:type="spellEnd"/>
+      <w:r>
+        <w:rPr>
+          <w:b w:val="0"/>
+          <w:bCs w:val="0"/>
+          <w:sz w:val="24"/>
+          <w:szCs w:val="24"/>
+        </w:rPr>
+        <w:t xml:space="preserve"> with rank 32, as shown by Lian et al. (2024) to be superior to full fine-tuning in almost all experimental trials when fine-tuning medically pretrained vision models.</w:t>
       </w:r>
       <w:bookmarkEnd w:id="64"/>
       <w:bookmarkEnd w:id="65"/>
@@ -15106,7 +15967,23 @@
           <w:sz w:val="24"/>
           <w:szCs w:val="24"/>
         </w:rPr>
-        <w:t xml:space="preserve">The BanglaCXR pipeline is made up of three components: a frozen vision encoder, a </w:t>
+        <w:t xml:space="preserve">The </w:t>
+      </w:r>
+      <w:proofErr w:type="spellStart"/>
+      <w:r>
+        <w:rPr>
+          <w:sz w:val="24"/>
+          <w:szCs w:val="24"/>
+        </w:rPr>
+        <w:t>BanglaCXR</w:t>
+      </w:r>
+      <w:proofErr w:type="spellEnd"/>
+      <w:r>
+        <w:rPr>
+          <w:sz w:val="24"/>
+          <w:szCs w:val="24"/>
+        </w:rPr>
+        <w:t xml:space="preserve"> pipeline is made up of three components: a frozen vision encoder, a </w:t>
       </w:r>
       <w:r>
         <w:rPr>
@@ -15114,7 +15991,231 @@
           <w:szCs w:val="24"/>
         </w:rPr>
         <w:lastRenderedPageBreak/>
-        <w:t>trainable anatomy-guided projector, and a language model decoder fine-tuned with LoRA. The vision encoder is the pretrained Vision Transformer (ViT-Base) trained with self-supervised learning on a large image collection comprising chest radiographs (ViT-XCT), which is called RAD-DINO (microsoft/rad-dino). It takes in 518 × 518 image data and outputs a series of 1370 patch-level feature vectors, each with a size of 768. All the weights of the encoder are fixed during the training and inference process, which means that all the computing resources are allocated to the projector and the language model. The novel cross-attention module is named AnatomyGuidedProjector because it maps a 1,370-length sequence of visual patch tokens to 32 region embeddings of dimension 3,072 that can be directly concatenated to the language model input embeddings. It contains 32 learnable 768-dimensional query vectors, randomly initialized and updated during training, which are used as queries; a multi-head cross-attention layer with 8 attention heads, and the output of RAD-DINO patch is used as keys and values; a two-layer projection network with GELU activation, dropout, 768-dimensional output, and 3,072-dimensional LLM hidden space; a final layer normalization. These 32 queries aim to narrow the focus of the language model when training it, thereby making it a small representation of the different anatomical regions in the chest, namely lung fields, cardiac silhouette, and mediastinum, which enables it to attend to the different kinds of visual information in space rather than focus on a single averaged global embedding. The language model decoder is Phi-3.5 Mini (microsoft/Phi-3.5-mini-instruct), a 3.8 billion parameter transformer decoder pretrained by Microsoft that possesses good instruction following abilities. It's loaded in 4-bit NF4 quantization with BitsAndBytes, so it's available in just about 3 GB of memory. The attention projection layers (qkv_proj) and feed-forward layers (gate_up_proj, down_proj) are both equipped with LoRA adapters with a rank of 32 and scaling of 64, introducing about 50 million trainable parameters in addition to the quantized base weights, which are kept fixed during training. The total number of trainable parameters in the combined model (frozen RAD-DINO, trainable projector, LoRA modified Phi-3.5) is about 2.99% of the total number of parameters of the full model. At inference time, the pipeline takes an X-ray image and outputs the patch sequence of length 1,370 from the RAD-DINO, feeds it into the AnatomyGuidedProjector to obtain 32 region embeddings, puts them at the start of the prompt embeddings following the Phi-3 chat template format, and autoregressively generates the report using KV-cache based decoding with a repetition penalty. Stage 2: Bangla Translation The second stage translates the English reports generated in the first stage into Bangla using NLLB-200 (facebook/nllb-200-distilled-</w:t>
+        <w:t xml:space="preserve">trainable anatomy-guided projector, and a language model decoder fine-tuned with </w:t>
+      </w:r>
+      <w:proofErr w:type="spellStart"/>
+      <w:r>
+        <w:rPr>
+          <w:sz w:val="24"/>
+          <w:szCs w:val="24"/>
+        </w:rPr>
+        <w:t>LoRA</w:t>
+      </w:r>
+      <w:proofErr w:type="spellEnd"/>
+      <w:r>
+        <w:rPr>
+          <w:sz w:val="24"/>
+          <w:szCs w:val="24"/>
+        </w:rPr>
+        <w:t>. The vision encoder is the pretrained Vision Transformer (</w:t>
+      </w:r>
+      <w:proofErr w:type="spellStart"/>
+      <w:r>
+        <w:rPr>
+          <w:sz w:val="24"/>
+          <w:szCs w:val="24"/>
+        </w:rPr>
+        <w:t>ViT</w:t>
+      </w:r>
+      <w:proofErr w:type="spellEnd"/>
+      <w:r>
+        <w:rPr>
+          <w:sz w:val="24"/>
+          <w:szCs w:val="24"/>
+        </w:rPr>
+        <w:t>-Base) trained with self-supervised learning on a large image collection comprising chest radiographs (</w:t>
+      </w:r>
+      <w:proofErr w:type="spellStart"/>
+      <w:r>
+        <w:rPr>
+          <w:sz w:val="24"/>
+          <w:szCs w:val="24"/>
+        </w:rPr>
+        <w:t>ViT</w:t>
+      </w:r>
+      <w:proofErr w:type="spellEnd"/>
+      <w:r>
+        <w:rPr>
+          <w:sz w:val="24"/>
+          <w:szCs w:val="24"/>
+        </w:rPr>
+        <w:t>-XCT), which is called RAD-DINO (</w:t>
+      </w:r>
+      <w:proofErr w:type="spellStart"/>
+      <w:r>
+        <w:rPr>
+          <w:sz w:val="24"/>
+          <w:szCs w:val="24"/>
+        </w:rPr>
+        <w:t>microsoft</w:t>
+      </w:r>
+      <w:proofErr w:type="spellEnd"/>
+      <w:r>
+        <w:rPr>
+          <w:sz w:val="24"/>
+          <w:szCs w:val="24"/>
+        </w:rPr>
+        <w:t xml:space="preserve">/rad-dino). It takes in 518 × 518 image data and outputs a series of 1370 patch-level feature vectors, each with a size of 768. All the weights of the encoder are fixed during the training and inference process, which means that all the computing resources are allocated to the projector and the language model. The novel cross-attention module is named </w:t>
+      </w:r>
+      <w:proofErr w:type="spellStart"/>
+      <w:r>
+        <w:rPr>
+          <w:sz w:val="24"/>
+          <w:szCs w:val="24"/>
+        </w:rPr>
+        <w:t>AnatomyGuidedProjector</w:t>
+      </w:r>
+      <w:proofErr w:type="spellEnd"/>
+      <w:r>
+        <w:rPr>
+          <w:sz w:val="24"/>
+          <w:szCs w:val="24"/>
+        </w:rPr>
+        <w:t xml:space="preserve"> because it maps a 1,370-length sequence of visual patch tokens to 32 region embeddings of dimension 3,072 that can be directly concatenated to the language model input embeddings. It contains 32 learnable 768-dimensional query vectors, randomly initialized and updated during training, which are used as queries; a multi-head cross-attention layer with 8 attention heads, and the output of RAD-DINO patch is used as keys and values; a two-layer projection network with GELU activation, dropout, 768-dimensional output, and 3,072-dimensional LLM hidden space; a final layer normalization. These 32 queries aim to narrow the focus of the language model when training it, thereby making it a small representation of the different anatomical regions in the chest, namely lung fields, cardiac silhouette, and mediastinum, which enables it to attend to the different kinds of visual information in space rather than focus on a single averaged global embedding. The language model decoder is Phi-3.5 Mini (</w:t>
+      </w:r>
+      <w:proofErr w:type="spellStart"/>
+      <w:r>
+        <w:rPr>
+          <w:sz w:val="24"/>
+          <w:szCs w:val="24"/>
+        </w:rPr>
+        <w:t>microsoft</w:t>
+      </w:r>
+      <w:proofErr w:type="spellEnd"/>
+      <w:r>
+        <w:rPr>
+          <w:sz w:val="24"/>
+          <w:szCs w:val="24"/>
+        </w:rPr>
+        <w:t xml:space="preserve">/Phi-3.5-mini-instruct), a 3.8 billion parameter transformer decoder pretrained by Microsoft that possesses good instruction following abilities. It's loaded in 4-bit NF4 quantization with </w:t>
+      </w:r>
+      <w:proofErr w:type="spellStart"/>
+      <w:r>
+        <w:rPr>
+          <w:sz w:val="24"/>
+          <w:szCs w:val="24"/>
+        </w:rPr>
+        <w:t>BitsAndBytes</w:t>
+      </w:r>
+      <w:proofErr w:type="spellEnd"/>
+      <w:r>
+        <w:rPr>
+          <w:sz w:val="24"/>
+          <w:szCs w:val="24"/>
+        </w:rPr>
+        <w:t>, so it's available in just about 3 GB of memory. The attention projection layers (</w:t>
+      </w:r>
+      <w:proofErr w:type="spellStart"/>
+      <w:r>
+        <w:rPr>
+          <w:sz w:val="24"/>
+          <w:szCs w:val="24"/>
+        </w:rPr>
+        <w:t>qkv_proj</w:t>
+      </w:r>
+      <w:proofErr w:type="spellEnd"/>
+      <w:r>
+        <w:rPr>
+          <w:sz w:val="24"/>
+          <w:szCs w:val="24"/>
+        </w:rPr>
+        <w:t>) and feed-forward layers (</w:t>
+      </w:r>
+      <w:proofErr w:type="spellStart"/>
+      <w:r>
+        <w:rPr>
+          <w:sz w:val="24"/>
+          <w:szCs w:val="24"/>
+        </w:rPr>
+        <w:t>gate_up_proj</w:t>
+      </w:r>
+      <w:proofErr w:type="spellEnd"/>
+      <w:r>
+        <w:rPr>
+          <w:sz w:val="24"/>
+          <w:szCs w:val="24"/>
+        </w:rPr>
+        <w:t xml:space="preserve">, </w:t>
+      </w:r>
+      <w:proofErr w:type="spellStart"/>
+      <w:r>
+        <w:rPr>
+          <w:sz w:val="24"/>
+          <w:szCs w:val="24"/>
+        </w:rPr>
+        <w:t>down_proj</w:t>
+      </w:r>
+      <w:proofErr w:type="spellEnd"/>
+      <w:r>
+        <w:rPr>
+          <w:sz w:val="24"/>
+          <w:szCs w:val="24"/>
+        </w:rPr>
+        <w:t xml:space="preserve">) are both equipped with </w:t>
+      </w:r>
+      <w:proofErr w:type="spellStart"/>
+      <w:r>
+        <w:rPr>
+          <w:sz w:val="24"/>
+          <w:szCs w:val="24"/>
+        </w:rPr>
+        <w:t>LoRA</w:t>
+      </w:r>
+      <w:proofErr w:type="spellEnd"/>
+      <w:r>
+        <w:rPr>
+          <w:sz w:val="24"/>
+          <w:szCs w:val="24"/>
+        </w:rPr>
+        <w:t xml:space="preserve"> adapters with a rank of 32 and scaling of 64, introducing about 50 million trainable parameters in addition to the quantized base weights, which are kept fixed during training. The total number of trainable parameters in the combined model (frozen RAD-DINO, trainable projector, </w:t>
+      </w:r>
+      <w:proofErr w:type="spellStart"/>
+      <w:r>
+        <w:rPr>
+          <w:sz w:val="24"/>
+          <w:szCs w:val="24"/>
+        </w:rPr>
+        <w:t>LoRA</w:t>
+      </w:r>
+      <w:proofErr w:type="spellEnd"/>
+      <w:r>
+        <w:rPr>
+          <w:sz w:val="24"/>
+          <w:szCs w:val="24"/>
+        </w:rPr>
+        <w:t xml:space="preserve"> modified Phi-3.5) is about 2.99% of the total number of parameters of the full model. At inference time, the pipeline takes an X-ray image and outputs the patch sequence of length 1,370 from the RAD-DINO, feeds it into the </w:t>
+      </w:r>
+      <w:proofErr w:type="spellStart"/>
+      <w:r>
+        <w:rPr>
+          <w:sz w:val="24"/>
+          <w:szCs w:val="24"/>
+        </w:rPr>
+        <w:t>AnatomyGuidedProjector</w:t>
+      </w:r>
+      <w:proofErr w:type="spellEnd"/>
+      <w:r>
+        <w:rPr>
+          <w:sz w:val="24"/>
+          <w:szCs w:val="24"/>
+        </w:rPr>
+        <w:t xml:space="preserve"> to obtain 32 region embeddings, puts them at the start of the prompt embeddings following the Phi-3 chat template format, and autoregressively generates the report using KV-cache based decoding with a repetition penalty. Stage 2: Bangla Translation The second stage translates the English reports generated in the first stage into Bangla using NLLB-200 (</w:t>
+      </w:r>
+      <w:proofErr w:type="spellStart"/>
+      <w:r>
+        <w:rPr>
+          <w:sz w:val="24"/>
+          <w:szCs w:val="24"/>
+        </w:rPr>
+        <w:t>facebook</w:t>
+      </w:r>
+      <w:proofErr w:type="spellEnd"/>
+      <w:r>
+        <w:rPr>
+          <w:sz w:val="24"/>
+          <w:szCs w:val="24"/>
+        </w:rPr>
+        <w:t>/nllb-200-distilled-</w:t>
       </w:r>
       <w:r>
         <w:rPr>
@@ -15122,7 +16223,39 @@
           <w:szCs w:val="24"/>
         </w:rPr>
         <w:lastRenderedPageBreak/>
-        <w:t>600M) which is a model trained by Meta to translate from more than 200 languages. NLLB-200 is loaded in float16 precision, using about 1.23GB of VRAM and functions separately from Stage 1. The Bangla target language token identifier (ben_Beng, token ID 256026) is specified at inference time to direct the translation. This study does not perform any fine tuning of NLLB-200; it is used as a pretrained model, similar to the baseline use studied in Han et al (2024) and Gangavarapu (2024). The Bangla reference reports for evaluation are generated using the same NLLB-200 model by translating the IU X-ray English reference reports, so that only Stage 2 is evaluated by measuring the similarity of the generated translation to the English reference reports which are generated through the same model, and thus provide a consistent reference for the evaluation.</w:t>
+        <w:t>600M) which is a model trained by Meta to translate from more than 200 languages. NLLB-200 is loaded in float16 precision, using about 1.23GB of VRAM and functions separately from Stage 1. The Bangla target language token identifier (</w:t>
+      </w:r>
+      <w:proofErr w:type="spellStart"/>
+      <w:r>
+        <w:rPr>
+          <w:sz w:val="24"/>
+          <w:szCs w:val="24"/>
+        </w:rPr>
+        <w:t>ben_Beng</w:t>
+      </w:r>
+      <w:proofErr w:type="spellEnd"/>
+      <w:r>
+        <w:rPr>
+          <w:sz w:val="24"/>
+          <w:szCs w:val="24"/>
+        </w:rPr>
+        <w:t xml:space="preserve">, token ID 256026) is specified at inference time to direct the translation. This study does not perform any fine tuning of NLLB-200; it is used as a pretrained model, similar to the baseline use studied in Han et al (2024) and </w:t>
+      </w:r>
+      <w:proofErr w:type="spellStart"/>
+      <w:r>
+        <w:rPr>
+          <w:sz w:val="24"/>
+          <w:szCs w:val="24"/>
+        </w:rPr>
+        <w:t>Gangavarapu</w:t>
+      </w:r>
+      <w:proofErr w:type="spellEnd"/>
+      <w:r>
+        <w:rPr>
+          <w:sz w:val="24"/>
+          <w:szCs w:val="24"/>
+        </w:rPr>
+        <w:t xml:space="preserve"> (2024). The Bangla reference reports for evaluation are generated using the same NLLB-200 model by translating the IU X-ray English reference reports, so that only Stage 2 is evaluated by measuring the similarity of the generated translation to the English reference reports which are generated through the same model, and thus provide a consistent reference for the evaluation.</w:t>
       </w:r>
     </w:p>
     <w:p>
@@ -15190,7 +16323,47 @@
           <w:sz w:val="24"/>
           <w:szCs w:val="24"/>
         </w:rPr>
-        <w:t xml:space="preserve">Throughout, the Indiana University Chest X-ray dataset (Demner-Fushman et al., 2016) is employed. There are 7,470 images and 3,955 radiology reports in the raw dataset. Following the exclusion of findings and impression fields of missing data, there are 3,826 remaining reports. 3,666 image-report pairs are then obtained after filtering to obtain only image-report pairs of frontal-projections and checking the existence of image files. They are partitioned into a training set (2,566 data points), a validation set (550 data points), and a test set (550 data points) with a random seed of 42 and a 70-15-15 distribution. The images are resized to 518 x 518 pixels, and normalized via the RAD-DINO AutoImageProcessor before being entered into the encoder. </w:t>
+        <w:t>Throughout, the Indiana University Chest X-ray dataset (</w:t>
+      </w:r>
+      <w:proofErr w:type="spellStart"/>
+      <w:r>
+        <w:rPr>
+          <w:b w:val="0"/>
+          <w:bCs w:val="0"/>
+          <w:sz w:val="24"/>
+          <w:szCs w:val="24"/>
+        </w:rPr>
+        <w:t>Demner-Fushman</w:t>
+      </w:r>
+      <w:proofErr w:type="spellEnd"/>
+      <w:r>
+        <w:rPr>
+          <w:b w:val="0"/>
+          <w:bCs w:val="0"/>
+          <w:sz w:val="24"/>
+          <w:szCs w:val="24"/>
+        </w:rPr>
+        <w:t xml:space="preserve"> et al., 2016) is employed. There are 7,470 images and 3,955 radiology reports in the raw dataset. Following the exclusion of findings and impression fields of missing data, there are 3,826 remaining reports. 3,666 image-report pairs are then obtained after filtering to obtain only image-report pairs of frontal-projections and checking the existence of image files. They are partitioned into a training set (2,566 data points), a validation set (550 data points), and a test set (550 data points) with a random seed of 42 and a 70-15-15 distribution. The images are resized to 518 x 518 pixels, and normalized via the RAD-DINO </w:t>
+      </w:r>
+      <w:proofErr w:type="spellStart"/>
+      <w:r>
+        <w:rPr>
+          <w:b w:val="0"/>
+          <w:bCs w:val="0"/>
+          <w:sz w:val="24"/>
+          <w:szCs w:val="24"/>
+        </w:rPr>
+        <w:t>AutoImageProcessor</w:t>
+      </w:r>
+      <w:proofErr w:type="spellEnd"/>
+      <w:r>
+        <w:rPr>
+          <w:b w:val="0"/>
+          <w:bCs w:val="0"/>
+          <w:sz w:val="24"/>
+          <w:szCs w:val="24"/>
+        </w:rPr>
+        <w:t xml:space="preserve"> before being entered into the encoder. </w:t>
       </w:r>
     </w:p>
     <w:p>
@@ -15232,7 +16405,67 @@
           <w:sz w:val="24"/>
           <w:szCs w:val="24"/>
         </w:rPr>
-        <w:t xml:space="preserve">The AdamW optimizer is used with 2 sets of parameters, with the learning rate for the projector being 3 × 10⁻⁴ and the LoRA layers being 1 × 10⁻⁵, while both groups use weight decay of 0.01. A cosine learning rate schedule with linear warmup over 5% of total steps (320 warmup steps out of 6,415 total) is applied to both groups. The effective batch size is 16 (physical batch size of 2 x 8 gradient accumulations). Gradient norms are clamped at 1.0 to ensure the stability of the training. In order to tackle class imbalance between normal and abnormal cases in IU X-ray, training weight 3.0 is given to the samples whose reports contain abnormal terms, such as consolidation, effusion, pneumothorax, cardiomegaly, atelectasis, and opacity, while its weight is set to 1.0 for the normal ones. This upsampling </w:t>
+        <w:t xml:space="preserve">The </w:t>
+      </w:r>
+      <w:proofErr w:type="spellStart"/>
+      <w:r>
+        <w:rPr>
+          <w:b w:val="0"/>
+          <w:bCs w:val="0"/>
+          <w:sz w:val="24"/>
+          <w:szCs w:val="24"/>
+        </w:rPr>
+        <w:t>AdamW</w:t>
+      </w:r>
+      <w:proofErr w:type="spellEnd"/>
+      <w:r>
+        <w:rPr>
+          <w:b w:val="0"/>
+          <w:bCs w:val="0"/>
+          <w:sz w:val="24"/>
+          <w:szCs w:val="24"/>
+        </w:rPr>
+        <w:t xml:space="preserve"> optimizer is used with 2 sets of parameters, with the learning rate for the projector being 3 × 10⁻⁴ and the </w:t>
+      </w:r>
+      <w:proofErr w:type="spellStart"/>
+      <w:r>
+        <w:rPr>
+          <w:b w:val="0"/>
+          <w:bCs w:val="0"/>
+          <w:sz w:val="24"/>
+          <w:szCs w:val="24"/>
+        </w:rPr>
+        <w:t>LoRA</w:t>
+      </w:r>
+      <w:proofErr w:type="spellEnd"/>
+      <w:r>
+        <w:rPr>
+          <w:b w:val="0"/>
+          <w:bCs w:val="0"/>
+          <w:sz w:val="24"/>
+          <w:szCs w:val="24"/>
+        </w:rPr>
+        <w:t xml:space="preserve"> layers being 1 × 10⁻⁵, while both groups use weight decay of 0.01. A cosine learning rate schedule with linear warmup over 5% of total steps (320 warmup steps out of 6,415 total) is applied to both groups. The effective batch size is 16 (physical batch size of 2 x 8 gradient accumulations). Gradient norms are clamped at 1.0 to ensure the stability of the training. In order to tackle class imbalance between normal and abnormal cases in IU X-ray, training weight 3.0 is given to the samples whose reports contain abnormal terms, such as consolidation, effusion, pneumothorax, cardiomegaly, atelectasis, and opacity, while its weight is set to 1.0 for the normal ones. This </w:t>
+      </w:r>
+      <w:proofErr w:type="spellStart"/>
+      <w:r>
+        <w:rPr>
+          <w:b w:val="0"/>
+          <w:bCs w:val="0"/>
+          <w:sz w:val="24"/>
+          <w:szCs w:val="24"/>
+        </w:rPr>
+        <w:t>upsampling</w:t>
+      </w:r>
+      <w:proofErr w:type="spellEnd"/>
+      <w:r>
+        <w:rPr>
+          <w:b w:val="0"/>
+          <w:bCs w:val="0"/>
+          <w:sz w:val="24"/>
+          <w:szCs w:val="24"/>
+        </w:rPr>
+        <w:t xml:space="preserve"> </w:t>
       </w:r>
       <w:r>
         <w:rPr>
@@ -15242,7 +16475,27 @@
           <w:szCs w:val="24"/>
         </w:rPr>
         <w:lastRenderedPageBreak/>
-        <w:t xml:space="preserve">of abnormals helps the model not be biased towards producing a generic normal finding. For this, training runs for 40 epochs, using a patience of 8 epochs and early stopping based on the validation loss. The best model checkpoint is saved when the validation loss gets better. </w:t>
+        <w:t xml:space="preserve">of </w:t>
+      </w:r>
+      <w:proofErr w:type="spellStart"/>
+      <w:r>
+        <w:rPr>
+          <w:b w:val="0"/>
+          <w:bCs w:val="0"/>
+          <w:sz w:val="24"/>
+          <w:szCs w:val="24"/>
+        </w:rPr>
+        <w:t>abnormals</w:t>
+      </w:r>
+      <w:proofErr w:type="spellEnd"/>
+      <w:r>
+        <w:rPr>
+          <w:b w:val="0"/>
+          <w:bCs w:val="0"/>
+          <w:sz w:val="24"/>
+          <w:szCs w:val="24"/>
+        </w:rPr>
+        <w:t xml:space="preserve"> helps the model not be biased towards producing a generic normal finding. For this, training runs for 40 epochs, using a patience of 8 epochs and early stopping based on the validation loss. The best model checkpoint is saved when the validation loss gets better. </w:t>
       </w:r>
     </w:p>
     <w:p>
@@ -15326,7 +16579,167 @@
           <w:sz w:val="24"/>
           <w:szCs w:val="24"/>
         </w:rPr>
-        <w:t>The evaluation for Stage 1 English is done using: corpus_bleu from NLTK (BLEU-1, BLEU-2, BLEU-4), rouge_scorer from the rouge_score library (ROUGE-1, ROUGE-2, ROUGE-L), meteor_score from NLTK (METEOR), and sacrebleu (chrF++). Clinical entity evaluation is performed by matching the regular expression pattern, which is achieved with per-label precision, recall and F1 score computed using scikit-learn in both generated and reference reports. The implementation of sacrebleu chrF++ is identical to the previous one, and the outputs are in Bangla language as opposed to the translated Bangla reference reports in NLLB-200.</w:t>
+        <w:t xml:space="preserve">The evaluation for Stage 1 English is done using: </w:t>
+      </w:r>
+      <w:proofErr w:type="spellStart"/>
+      <w:r>
+        <w:rPr>
+          <w:b w:val="0"/>
+          <w:bCs w:val="0"/>
+          <w:sz w:val="24"/>
+          <w:szCs w:val="24"/>
+        </w:rPr>
+        <w:t>corpus_bleu</w:t>
+      </w:r>
+      <w:proofErr w:type="spellEnd"/>
+      <w:r>
+        <w:rPr>
+          <w:b w:val="0"/>
+          <w:bCs w:val="0"/>
+          <w:sz w:val="24"/>
+          <w:szCs w:val="24"/>
+        </w:rPr>
+        <w:t xml:space="preserve"> from NLTK (BLEU-1, BLEU-2, BLEU-4), </w:t>
+      </w:r>
+      <w:proofErr w:type="spellStart"/>
+      <w:r>
+        <w:rPr>
+          <w:b w:val="0"/>
+          <w:bCs w:val="0"/>
+          <w:sz w:val="24"/>
+          <w:szCs w:val="24"/>
+        </w:rPr>
+        <w:t>rouge_scorer</w:t>
+      </w:r>
+      <w:proofErr w:type="spellEnd"/>
+      <w:r>
+        <w:rPr>
+          <w:b w:val="0"/>
+          <w:bCs w:val="0"/>
+          <w:sz w:val="24"/>
+          <w:szCs w:val="24"/>
+        </w:rPr>
+        <w:t xml:space="preserve"> from the </w:t>
+      </w:r>
+      <w:proofErr w:type="spellStart"/>
+      <w:r>
+        <w:rPr>
+          <w:b w:val="0"/>
+          <w:bCs w:val="0"/>
+          <w:sz w:val="24"/>
+          <w:szCs w:val="24"/>
+        </w:rPr>
+        <w:t>rouge_score</w:t>
+      </w:r>
+      <w:proofErr w:type="spellEnd"/>
+      <w:r>
+        <w:rPr>
+          <w:b w:val="0"/>
+          <w:bCs w:val="0"/>
+          <w:sz w:val="24"/>
+          <w:szCs w:val="24"/>
+        </w:rPr>
+        <w:t xml:space="preserve"> library (ROUGE-1, ROUGE-2, ROUGE-L), </w:t>
+      </w:r>
+      <w:proofErr w:type="spellStart"/>
+      <w:r>
+        <w:rPr>
+          <w:b w:val="0"/>
+          <w:bCs w:val="0"/>
+          <w:sz w:val="24"/>
+          <w:szCs w:val="24"/>
+        </w:rPr>
+        <w:t>meteor_score</w:t>
+      </w:r>
+      <w:proofErr w:type="spellEnd"/>
+      <w:r>
+        <w:rPr>
+          <w:b w:val="0"/>
+          <w:bCs w:val="0"/>
+          <w:sz w:val="24"/>
+          <w:szCs w:val="24"/>
+        </w:rPr>
+        <w:t xml:space="preserve"> from NLTK (METEOR), and </w:t>
+      </w:r>
+      <w:proofErr w:type="spellStart"/>
+      <w:r>
+        <w:rPr>
+          <w:b w:val="0"/>
+          <w:bCs w:val="0"/>
+          <w:sz w:val="24"/>
+          <w:szCs w:val="24"/>
+        </w:rPr>
+        <w:t>sacrebleu</w:t>
+      </w:r>
+      <w:proofErr w:type="spellEnd"/>
+      <w:r>
+        <w:rPr>
+          <w:b w:val="0"/>
+          <w:bCs w:val="0"/>
+          <w:sz w:val="24"/>
+          <w:szCs w:val="24"/>
+        </w:rPr>
+        <w:t xml:space="preserve"> (</w:t>
+      </w:r>
+      <w:proofErr w:type="spellStart"/>
+      <w:r>
+        <w:rPr>
+          <w:b w:val="0"/>
+          <w:bCs w:val="0"/>
+          <w:sz w:val="24"/>
+          <w:szCs w:val="24"/>
+        </w:rPr>
+        <w:t>chrF</w:t>
+      </w:r>
+      <w:proofErr w:type="spellEnd"/>
+      <w:r>
+        <w:rPr>
+          <w:b w:val="0"/>
+          <w:bCs w:val="0"/>
+          <w:sz w:val="24"/>
+          <w:szCs w:val="24"/>
+        </w:rPr>
+        <w:t xml:space="preserve">++). Clinical entity evaluation is performed by matching the regular expression pattern, which is achieved with per-label precision, recall and F1 score computed using scikit-learn in both generated and reference reports. The implementation of </w:t>
+      </w:r>
+      <w:proofErr w:type="spellStart"/>
+      <w:r>
+        <w:rPr>
+          <w:b w:val="0"/>
+          <w:bCs w:val="0"/>
+          <w:sz w:val="24"/>
+          <w:szCs w:val="24"/>
+        </w:rPr>
+        <w:t>sacrebleu</w:t>
+      </w:r>
+      <w:proofErr w:type="spellEnd"/>
+      <w:r>
+        <w:rPr>
+          <w:b w:val="0"/>
+          <w:bCs w:val="0"/>
+          <w:sz w:val="24"/>
+          <w:szCs w:val="24"/>
+        </w:rPr>
+        <w:t xml:space="preserve"> </w:t>
+      </w:r>
+      <w:proofErr w:type="spellStart"/>
+      <w:r>
+        <w:rPr>
+          <w:b w:val="0"/>
+          <w:bCs w:val="0"/>
+          <w:sz w:val="24"/>
+          <w:szCs w:val="24"/>
+        </w:rPr>
+        <w:t>chrF</w:t>
+      </w:r>
+      <w:proofErr w:type="spellEnd"/>
+      <w:r>
+        <w:rPr>
+          <w:b w:val="0"/>
+          <w:bCs w:val="0"/>
+          <w:sz w:val="24"/>
+          <w:szCs w:val="24"/>
+        </w:rPr>
+        <w:t>++ is identical to the previous one, and the outputs are in Bangla language as opposed to the translated Bangla reference reports in NLLB-200.</w:t>
       </w:r>
       <w:bookmarkEnd w:id="68"/>
       <w:bookmarkEnd w:id="69"/>
@@ -15371,7 +16784,103 @@
           <w:sz w:val="24"/>
           <w:szCs w:val="24"/>
         </w:rPr>
-        <w:t xml:space="preserve">All the implementation has been done using open source Python libraries. The deep learning framework and GPU acceleration comes from PyTorch 2.11 and CUDA 12.8. To load the models, tokenize and generate with them, use the Transformers library from HuggingFace: models 5.9.0 for RAD-DINO, Phi-3.5 Mini and NLLB-200. The implementation of LoRA is available in PEFT (version 0.19.1) and the quantization of the language model is possible with 4-bit NF4 in BitsAndBytes (version 0.49.2). Accelerate (version 1.13.0) controls the placement of devices on the quantized model elements. The cosine learning rate scheduler is offered with warmup by TRL. You can find NLTK's implementation of BLEU and METEOR, rouge_score for ROUGE scores, and sacrebleu </w:t>
+        <w:t xml:space="preserve">All the implementation has been done using open source Python libraries. The deep learning framework and GPU acceleration comes from </w:t>
+      </w:r>
+      <w:proofErr w:type="spellStart"/>
+      <w:r>
+        <w:rPr>
+          <w:sz w:val="24"/>
+          <w:szCs w:val="24"/>
+        </w:rPr>
+        <w:t>PyTorch</w:t>
+      </w:r>
+      <w:proofErr w:type="spellEnd"/>
+      <w:r>
+        <w:rPr>
+          <w:sz w:val="24"/>
+          <w:szCs w:val="24"/>
+        </w:rPr>
+        <w:t xml:space="preserve"> 2.11 and CUDA 12.8. To load the models, tokenize and generate with them, use the Transformers library from </w:t>
+      </w:r>
+      <w:proofErr w:type="spellStart"/>
+      <w:r>
+        <w:rPr>
+          <w:sz w:val="24"/>
+          <w:szCs w:val="24"/>
+        </w:rPr>
+        <w:t>HuggingFace</w:t>
+      </w:r>
+      <w:proofErr w:type="spellEnd"/>
+      <w:r>
+        <w:rPr>
+          <w:sz w:val="24"/>
+          <w:szCs w:val="24"/>
+        </w:rPr>
+        <w:t xml:space="preserve">: models 5.9.0 for RAD-DINO, Phi-3.5 Mini and NLLB-200. The implementation of </w:t>
+      </w:r>
+      <w:proofErr w:type="spellStart"/>
+      <w:r>
+        <w:rPr>
+          <w:sz w:val="24"/>
+          <w:szCs w:val="24"/>
+        </w:rPr>
+        <w:t>LoRA</w:t>
+      </w:r>
+      <w:proofErr w:type="spellEnd"/>
+      <w:r>
+        <w:rPr>
+          <w:sz w:val="24"/>
+          <w:szCs w:val="24"/>
+        </w:rPr>
+        <w:t xml:space="preserve"> is available in PEFT (version 0.19.1) and the quantization of the language model is possible with 4-bit NF4 in </w:t>
+      </w:r>
+      <w:proofErr w:type="spellStart"/>
+      <w:r>
+        <w:rPr>
+          <w:sz w:val="24"/>
+          <w:szCs w:val="24"/>
+        </w:rPr>
+        <w:t>BitsAndBytes</w:t>
+      </w:r>
+      <w:proofErr w:type="spellEnd"/>
+      <w:r>
+        <w:rPr>
+          <w:sz w:val="24"/>
+          <w:szCs w:val="24"/>
+        </w:rPr>
+        <w:t xml:space="preserve"> (version 0.49.2). Accelerate (version 1.13.0) controls the placement of devices on the quantized model elements. The cosine learning rate scheduler is offered with warmup by TRL. You can find NLTK's implementation of BLEU and METEOR, </w:t>
+      </w:r>
+      <w:proofErr w:type="spellStart"/>
+      <w:r>
+        <w:rPr>
+          <w:sz w:val="24"/>
+          <w:szCs w:val="24"/>
+        </w:rPr>
+        <w:t>rouge_score</w:t>
+      </w:r>
+      <w:proofErr w:type="spellEnd"/>
+      <w:r>
+        <w:rPr>
+          <w:sz w:val="24"/>
+          <w:szCs w:val="24"/>
+        </w:rPr>
+        <w:t xml:space="preserve"> for ROUGE scores, and </w:t>
+      </w:r>
+      <w:proofErr w:type="spellStart"/>
+      <w:r>
+        <w:rPr>
+          <w:sz w:val="24"/>
+          <w:szCs w:val="24"/>
+        </w:rPr>
+        <w:t>sacrebleu</w:t>
+      </w:r>
+      <w:proofErr w:type="spellEnd"/>
+      <w:r>
+        <w:rPr>
+          <w:sz w:val="24"/>
+          <w:szCs w:val="24"/>
+        </w:rPr>
+        <w:t xml:space="preserve"> </w:t>
       </w:r>
       <w:r>
         <w:rPr>
@@ -15379,7 +16888,55 @@
           <w:szCs w:val="24"/>
         </w:rPr>
         <w:lastRenderedPageBreak/>
-        <w:t>for chrF++ for evaluation. Pandas and NumPy process the data, and Matplotlib create training curves and performance visualizations. The entire pipeline is implemented in three Jupyter notebooks: bangla_cxr_local_stage_1.ipynb for the novel AnatomyGuided model, bangla_cxr_local_stage_1_baseline.ipynb for the FlatMLP ablation and bangla_cxr_local_stage_2.ipynb for the Bangla translation stage. The training is conducted locally with an NVIDIA GeForce RTX 5050 Laptop GPU, using Python 3.10.20 (Anaconda distribution) and Windows 1</w:t>
+        <w:t xml:space="preserve">for </w:t>
+      </w:r>
+      <w:proofErr w:type="spellStart"/>
+      <w:r>
+        <w:rPr>
+          <w:sz w:val="24"/>
+          <w:szCs w:val="24"/>
+        </w:rPr>
+        <w:t>chrF</w:t>
+      </w:r>
+      <w:proofErr w:type="spellEnd"/>
+      <w:r>
+        <w:rPr>
+          <w:sz w:val="24"/>
+          <w:szCs w:val="24"/>
+        </w:rPr>
+        <w:t xml:space="preserve">++ for evaluation. Pandas and NumPy process the data, and Matplotlib create training curves and performance visualizations. The entire pipeline is implemented in three Jupyter notebooks: bangla_cxr_local_stage_1.ipynb for the novel </w:t>
+      </w:r>
+      <w:proofErr w:type="spellStart"/>
+      <w:r>
+        <w:rPr>
+          <w:sz w:val="24"/>
+          <w:szCs w:val="24"/>
+        </w:rPr>
+        <w:t>AnatomyGuided</w:t>
+      </w:r>
+      <w:proofErr w:type="spellEnd"/>
+      <w:r>
+        <w:rPr>
+          <w:sz w:val="24"/>
+          <w:szCs w:val="24"/>
+        </w:rPr>
+        <w:t xml:space="preserve"> model, bangla_cxr_local_stage_1_baseline.ipynb for the </w:t>
+      </w:r>
+      <w:proofErr w:type="spellStart"/>
+      <w:r>
+        <w:rPr>
+          <w:sz w:val="24"/>
+          <w:szCs w:val="24"/>
+        </w:rPr>
+        <w:t>FlatMLP</w:t>
+      </w:r>
+      <w:proofErr w:type="spellEnd"/>
+      <w:r>
+        <w:rPr>
+          <w:sz w:val="24"/>
+          <w:szCs w:val="24"/>
+        </w:rPr>
+        <w:t xml:space="preserve"> ablation and bangla_cxr_local_stage_2.ipynb for the Bangla translation stage. The training is conducted locally with an NVIDIA GeForce RTX 5050 Laptop GPU, using Python 3.10.20 (Anaconda distribution) and Windows 1</w:t>
       </w:r>
       <w:r>
         <w:rPr>
@@ -15434,7 +16991,49 @@
         <w:rPr>
           <w:szCs w:val="22"/>
         </w:rPr>
-        <w:t>In this chapter, we have shown the complete design of BanglaCXR, which includes technical and economic feasibility of the proposed approach, functional and non-functional system requirements, methodology of two stages that involves separating the functional model of generating English report from the Bangla translation model, detailed architecture of the AnatomyGuidedProjector and its integration with the English Report Generation model (RAD-DINO and Phi-3.5 Mini), and complete implementation of the proposed approach including the dataset preparation, training configuration, inference procedure, and evaluation framework. The proposed system meets the specified compute requirements, is based on a set of well-established design choices from the literature with proven performance, and clearly contributes to the system architecture, with the cross-attention projector tested for necessity in the ablation study. The experimental results of the novel model and the FlatMLP baseline are presented in the next chapter followed by the complete Stage 2 Bangla evaluation and a detailed analysis of the model performance in terms of 12 pathological findings.</w:t>
+        <w:t xml:space="preserve">In this chapter, we have shown the complete design of </w:t>
+      </w:r>
+      <w:proofErr w:type="spellStart"/>
+      <w:r>
+        <w:rPr>
+          <w:szCs w:val="22"/>
+        </w:rPr>
+        <w:t>BanglaCXR</w:t>
+      </w:r>
+      <w:proofErr w:type="spellEnd"/>
+      <w:r>
+        <w:rPr>
+          <w:szCs w:val="22"/>
+        </w:rPr>
+        <w:t xml:space="preserve">, which includes technical and economic feasibility of the proposed approach, functional and non-functional system requirements, methodology of two stages that involves separating the functional model of generating English report from the Bangla translation model, detailed architecture of the </w:t>
+      </w:r>
+      <w:proofErr w:type="spellStart"/>
+      <w:r>
+        <w:rPr>
+          <w:szCs w:val="22"/>
+        </w:rPr>
+        <w:t>AnatomyGuidedProjector</w:t>
+      </w:r>
+      <w:proofErr w:type="spellEnd"/>
+      <w:r>
+        <w:rPr>
+          <w:szCs w:val="22"/>
+        </w:rPr>
+        <w:t xml:space="preserve"> and its integration with the English Report Generation model (RAD-DINO and Phi-3.5 Mini), and complete implementation of the proposed approach including the dataset preparation, training configuration, inference procedure, and evaluation framework. The proposed system meets the specified compute requirements, is based on a set of well-established design choices from the literature with proven performance, and clearly contributes to the system architecture, with the cross-attention projector tested for necessity in the ablation study. The experimental results of the novel model and the </w:t>
+      </w:r>
+      <w:proofErr w:type="spellStart"/>
+      <w:r>
+        <w:rPr>
+          <w:szCs w:val="22"/>
+        </w:rPr>
+        <w:t>FlatMLP</w:t>
+      </w:r>
+      <w:proofErr w:type="spellEnd"/>
+      <w:r>
+        <w:rPr>
+          <w:szCs w:val="22"/>
+        </w:rPr>
+        <w:t xml:space="preserve"> baseline are presented in the next chapter followed by the complete Stage 2 Bangla evaluation and a detailed analysis of the model performance in terms of 12 pathological findings.</w:t>
       </w:r>
     </w:p>
     <w:p>
@@ -15712,7 +17311,67 @@
           <w:sz w:val="24"/>
           <w:szCs w:val="24"/>
         </w:rPr>
-        <w:t>In this chapter, the complete implementation, evaluation, and findings of the BanglaCXR system in both the stages of pipeline will be presented. It builds upon the architecture and methodology described in Chapter 3 and details the hardware and software environment in which it was developed and implemented, the step-by-step implementation of the Stage 1 English report generation model and the Stage 2 Bangla translation pipeline, the evaluation framework adopted for both stages, and a detailed discussion of the results including the ablation study comparing the proposed AnatomyGuidedProjector architecture to the FlatMLP baseline architecture. The chapter ends with situating the findings in the context of the research purposes as well as in the context of the existing literature.</w:t>
+        <w:t xml:space="preserve">In this chapter, the complete implementation, evaluation, and findings of the </w:t>
+      </w:r>
+      <w:proofErr w:type="spellStart"/>
+      <w:r>
+        <w:rPr>
+          <w:b w:val="0"/>
+          <w:bCs w:val="0"/>
+          <w:sz w:val="24"/>
+          <w:szCs w:val="24"/>
+        </w:rPr>
+        <w:t>BanglaCXR</w:t>
+      </w:r>
+      <w:proofErr w:type="spellEnd"/>
+      <w:r>
+        <w:rPr>
+          <w:b w:val="0"/>
+          <w:bCs w:val="0"/>
+          <w:sz w:val="24"/>
+          <w:szCs w:val="24"/>
+        </w:rPr>
+        <w:t xml:space="preserve"> system in both the stages of pipeline will be presented. It builds upon the architecture and methodology described in Chapter 3 and details the hardware and software environment in which it was developed and implemented, the step-by-step implementation of the Stage 1 English report generation model and the Stage 2 Bangla translation pipeline, the evaluation framework adopted for both stages, and a detailed discussion of the results including the ablation study comparing the proposed </w:t>
+      </w:r>
+      <w:proofErr w:type="spellStart"/>
+      <w:r>
+        <w:rPr>
+          <w:b w:val="0"/>
+          <w:bCs w:val="0"/>
+          <w:sz w:val="24"/>
+          <w:szCs w:val="24"/>
+        </w:rPr>
+        <w:t>AnatomyGuidedProjector</w:t>
+      </w:r>
+      <w:proofErr w:type="spellEnd"/>
+      <w:r>
+        <w:rPr>
+          <w:b w:val="0"/>
+          <w:bCs w:val="0"/>
+          <w:sz w:val="24"/>
+          <w:szCs w:val="24"/>
+        </w:rPr>
+        <w:t xml:space="preserve"> architecture to the </w:t>
+      </w:r>
+      <w:proofErr w:type="spellStart"/>
+      <w:r>
+        <w:rPr>
+          <w:b w:val="0"/>
+          <w:bCs w:val="0"/>
+          <w:sz w:val="24"/>
+          <w:szCs w:val="24"/>
+        </w:rPr>
+        <w:t>FlatMLP</w:t>
+      </w:r>
+      <w:proofErr w:type="spellEnd"/>
+      <w:r>
+        <w:rPr>
+          <w:b w:val="0"/>
+          <w:bCs w:val="0"/>
+          <w:sz w:val="24"/>
+          <w:szCs w:val="24"/>
+        </w:rPr>
+        <w:t xml:space="preserve"> baseline architecture. The chapter ends with situating the findings in the context of the research purposes as well as in the context of the existing literature.</w:t>
       </w:r>
       <w:bookmarkEnd w:id="76"/>
       <w:bookmarkEnd w:id="77"/>
@@ -15779,7 +17438,227 @@
           <w:sz w:val="24"/>
           <w:szCs w:val="24"/>
         </w:rPr>
-        <w:t>An overview of the system setup and environment.System setup and environment 4.2 All training, evaluation and inference were performed on one computer with only consumer hardware, Windows 10 OS, Python 3.10.20, and Anaconda distribution. The hardware configuration includes an NVIDIA GeForce RTX 5050 Laptop GPU, which has 8.5 GB of total VRAM, and an adequate amount of RAM on the CPU side for the dataset to be preprocessed and tokenized without bottle necking. GPU-accelerated computation (with CUDA 12.8). The software stack is 100% open-source: The Phi-3.5 Mini language model is quantized in 4 bits using the library BitsAndBytes 0.49.2, loaded from HuggingFace using the library Transformers 5.9.0, fine tuned using the library LoRA 0.19.1, and placed on devices using the library Accelerate 1.13.0, with the library TRL to provide the cosine learning rate with warmup. The metrics NLTK, ROUGE variants, METEOR and sacrebleu were used for BLEU, METEOR, ROUGE variants and chrF++ respectively.BLEU, METEOR, ROUGE variants and sacrebleu were computed using NLTK, METEOR, ROUGE variants and chrF++ respectively. Per-label precision, recall, and F1 were computed using clinical entity evaluation with scikit-learn. The entire pipeline is realized in 3 jupyter notebooks, namely the bangla_cxr_local_stage_1.ipynb, bangla_cxr_local_stage_1_baseline.ipynb and bangla_cxr_local_stage_2.ipynb.</w:t>
+        <w:t xml:space="preserve">An overview of the system setup and </w:t>
+      </w:r>
+      <w:proofErr w:type="spellStart"/>
+      <w:r>
+        <w:rPr>
+          <w:b w:val="0"/>
+          <w:bCs w:val="0"/>
+          <w:sz w:val="24"/>
+          <w:szCs w:val="24"/>
+        </w:rPr>
+        <w:t>environment.System</w:t>
+      </w:r>
+      <w:proofErr w:type="spellEnd"/>
+      <w:r>
+        <w:rPr>
+          <w:b w:val="0"/>
+          <w:bCs w:val="0"/>
+          <w:sz w:val="24"/>
+          <w:szCs w:val="24"/>
+        </w:rPr>
+        <w:t xml:space="preserve"> setup and environment 4.2 All training, evaluation and inference were performed on one computer with only consumer hardware, Windows 10 OS, Python 3.10.20, and Anaconda distribution. The hardware configuration includes an NVIDIA GeForce RTX 5050 Laptop GPU, which has 8.5 GB of total VRAM, and an adequate amount of RAM on the CPU side for the dataset to be preprocessed and tokenized without bottle necking. GPU-accelerated computation (with CUDA 12.8). The software stack is 100% open-source: The Phi-3.5 Mini language model is quantized in 4 bits using the library </w:t>
+      </w:r>
+      <w:proofErr w:type="spellStart"/>
+      <w:r>
+        <w:rPr>
+          <w:b w:val="0"/>
+          <w:bCs w:val="0"/>
+          <w:sz w:val="24"/>
+          <w:szCs w:val="24"/>
+        </w:rPr>
+        <w:t>BitsAndBytes</w:t>
+      </w:r>
+      <w:proofErr w:type="spellEnd"/>
+      <w:r>
+        <w:rPr>
+          <w:b w:val="0"/>
+          <w:bCs w:val="0"/>
+          <w:sz w:val="24"/>
+          <w:szCs w:val="24"/>
+        </w:rPr>
+        <w:t xml:space="preserve"> 0.49.2, loaded from </w:t>
+      </w:r>
+      <w:proofErr w:type="spellStart"/>
+      <w:r>
+        <w:rPr>
+          <w:b w:val="0"/>
+          <w:bCs w:val="0"/>
+          <w:sz w:val="24"/>
+          <w:szCs w:val="24"/>
+        </w:rPr>
+        <w:t>HuggingFace</w:t>
+      </w:r>
+      <w:proofErr w:type="spellEnd"/>
+      <w:r>
+        <w:rPr>
+          <w:b w:val="0"/>
+          <w:bCs w:val="0"/>
+          <w:sz w:val="24"/>
+          <w:szCs w:val="24"/>
+        </w:rPr>
+        <w:t xml:space="preserve"> using the library Transformers 5.9.0, </w:t>
+      </w:r>
+      <w:proofErr w:type="spellStart"/>
+      <w:r>
+        <w:rPr>
+          <w:b w:val="0"/>
+          <w:bCs w:val="0"/>
+          <w:sz w:val="24"/>
+          <w:szCs w:val="24"/>
+        </w:rPr>
+        <w:t>fine tuned</w:t>
+      </w:r>
+      <w:proofErr w:type="spellEnd"/>
+      <w:r>
+        <w:rPr>
+          <w:b w:val="0"/>
+          <w:bCs w:val="0"/>
+          <w:sz w:val="24"/>
+          <w:szCs w:val="24"/>
+        </w:rPr>
+        <w:t xml:space="preserve"> using the library </w:t>
+      </w:r>
+      <w:proofErr w:type="spellStart"/>
+      <w:r>
+        <w:rPr>
+          <w:b w:val="0"/>
+          <w:bCs w:val="0"/>
+          <w:sz w:val="24"/>
+          <w:szCs w:val="24"/>
+        </w:rPr>
+        <w:t>LoRA</w:t>
+      </w:r>
+      <w:proofErr w:type="spellEnd"/>
+      <w:r>
+        <w:rPr>
+          <w:b w:val="0"/>
+          <w:bCs w:val="0"/>
+          <w:sz w:val="24"/>
+          <w:szCs w:val="24"/>
+        </w:rPr>
+        <w:t xml:space="preserve"> 0.19.1, and placed on devices using the library Accelerate 1.13.0, with the library TRL to provide the cosine learning rate with warmup. The metrics NLTK, ROUGE variants, METEOR and </w:t>
+      </w:r>
+      <w:proofErr w:type="spellStart"/>
+      <w:r>
+        <w:rPr>
+          <w:b w:val="0"/>
+          <w:bCs w:val="0"/>
+          <w:sz w:val="24"/>
+          <w:szCs w:val="24"/>
+        </w:rPr>
+        <w:t>sacrebleu</w:t>
+      </w:r>
+      <w:proofErr w:type="spellEnd"/>
+      <w:r>
+        <w:rPr>
+          <w:b w:val="0"/>
+          <w:bCs w:val="0"/>
+          <w:sz w:val="24"/>
+          <w:szCs w:val="24"/>
+        </w:rPr>
+        <w:t xml:space="preserve"> were used for BLEU, METEOR, ROUGE variants and </w:t>
+      </w:r>
+      <w:proofErr w:type="spellStart"/>
+      <w:r>
+        <w:rPr>
+          <w:b w:val="0"/>
+          <w:bCs w:val="0"/>
+          <w:sz w:val="24"/>
+          <w:szCs w:val="24"/>
+        </w:rPr>
+        <w:t>chrF</w:t>
+      </w:r>
+      <w:proofErr w:type="spellEnd"/>
+      <w:r>
+        <w:rPr>
+          <w:b w:val="0"/>
+          <w:bCs w:val="0"/>
+          <w:sz w:val="24"/>
+          <w:szCs w:val="24"/>
+        </w:rPr>
+        <w:t xml:space="preserve">++ </w:t>
+      </w:r>
+      <w:proofErr w:type="spellStart"/>
+      <w:r>
+        <w:rPr>
+          <w:b w:val="0"/>
+          <w:bCs w:val="0"/>
+          <w:sz w:val="24"/>
+          <w:szCs w:val="24"/>
+        </w:rPr>
+        <w:t>respectively.BLEU</w:t>
+      </w:r>
+      <w:proofErr w:type="spellEnd"/>
+      <w:r>
+        <w:rPr>
+          <w:b w:val="0"/>
+          <w:bCs w:val="0"/>
+          <w:sz w:val="24"/>
+          <w:szCs w:val="24"/>
+        </w:rPr>
+        <w:t xml:space="preserve">, METEOR, ROUGE variants and </w:t>
+      </w:r>
+      <w:proofErr w:type="spellStart"/>
+      <w:r>
+        <w:rPr>
+          <w:b w:val="0"/>
+          <w:bCs w:val="0"/>
+          <w:sz w:val="24"/>
+          <w:szCs w:val="24"/>
+        </w:rPr>
+        <w:t>sacrebleu</w:t>
+      </w:r>
+      <w:proofErr w:type="spellEnd"/>
+      <w:r>
+        <w:rPr>
+          <w:b w:val="0"/>
+          <w:bCs w:val="0"/>
+          <w:sz w:val="24"/>
+          <w:szCs w:val="24"/>
+        </w:rPr>
+        <w:t xml:space="preserve"> were computed using NLTK, METEOR, ROUGE variants and </w:t>
+      </w:r>
+      <w:proofErr w:type="spellStart"/>
+      <w:r>
+        <w:rPr>
+          <w:b w:val="0"/>
+          <w:bCs w:val="0"/>
+          <w:sz w:val="24"/>
+          <w:szCs w:val="24"/>
+        </w:rPr>
+        <w:t>chrF</w:t>
+      </w:r>
+      <w:proofErr w:type="spellEnd"/>
+      <w:r>
+        <w:rPr>
+          <w:b w:val="0"/>
+          <w:bCs w:val="0"/>
+          <w:sz w:val="24"/>
+          <w:szCs w:val="24"/>
+        </w:rPr>
+        <w:t xml:space="preserve">++ respectively. Per-label precision, recall, and F1 were computed using clinical entity evaluation with scikit-learn. The entire pipeline is realized in 3 </w:t>
+      </w:r>
+      <w:proofErr w:type="spellStart"/>
+      <w:r>
+        <w:rPr>
+          <w:b w:val="0"/>
+          <w:bCs w:val="0"/>
+          <w:sz w:val="24"/>
+          <w:szCs w:val="24"/>
+        </w:rPr>
+        <w:t>jupyter</w:t>
+      </w:r>
+      <w:proofErr w:type="spellEnd"/>
+      <w:r>
+        <w:rPr>
+          <w:b w:val="0"/>
+          <w:bCs w:val="0"/>
+          <w:sz w:val="24"/>
+          <w:szCs w:val="24"/>
+        </w:rPr>
+        <w:t xml:space="preserve"> notebooks, namely the bangla_cxr_local_stage_1.ipynb, bangla_cxr_local_stage_1_baseline.ipynb and bangla_cxr_local_stage_2.ipynb.</w:t>
       </w:r>
       <w:bookmarkEnd w:id="79"/>
       <w:bookmarkEnd w:id="80"/>
@@ -15866,7 +17745,247 @@
           <w:sz w:val="24"/>
           <w:szCs w:val="24"/>
         </w:rPr>
-        <w:t xml:space="preserve">The Stage 1 implementation starts with the preprocessing of data sets. The raw IU X-ray dataset was loaded from the CSV reports and projections file and only those images that had a non empty Finding and Impression field in the report were retained, resulting in a dataframe of 3,666 valid image-report pairs. These were randomly split deterministically with random seed of 42 into 2566 training samples, 550 validation samples, and 550 test samples. During training, all images are dynamically loaded and then resized to 518 × 518 pixels and normalized using the RAD-DINO AutoImageProcessor before being passed to the frozen vision encoder. The RAD-DINO was used to generate a frozen 768-dimensional sequence of 1,370 patch tokens, which were mapped to 32 region embeddings of dimension 3,072 by the AnatomyGuidedProjector model, and 4-bit quantized Phi-3.5 Mini was used to read these as prefix embeddings to generate the report token by token. The LoRA adapters (rank 32, alpha 64, dropout 0.05) are applied to the layers: qkv_proj, o_proj, gate_up_proj, down_proj, and 50,331,648 trainable parameters (1.30% of the full model). The initial VRAM usage for training was ~4.98 GB, which falls well short of the cap of 8.5 GB. During training a weighted random sampler was used to overcome class imbalance and the reports containing abnormality-indicating terms were oversampled by a factor of 3.0 compared to the normal reports. For the training loop, AdamW was used with two parameter groups, one for the projector with a learning rate of 3 × 10⁻⁴, the other for the LoRA layers with a learning rate of 1 × 10⁻⁵, and both groups had weight decay of 0.01. The optimum batch size was 16, obtained by using a physical batch size of 2, and 8 gradient accumulation steps, with gradient norms clipped at 1.0 per step. Both sets of parameters were subjected to a cosine schedule, with 5% warm up (320 warm up steps out of 6,415 total). The training was conducted for up to 40 epochs, with an early stopping patience of 8. Model checkpoint was saved if there was a decrease in validation loss. During inference, the pipeline will load the saved checkpoint and re-initialize the model using frozen RAD-DINO weights and the trained projector and LoRA weights, then generate the report autoregressively using KV-cache-based decoding with a repetition penalty of 1.3 and a maximum of 200 new tokens per report. The prompt template takes the shape of a chat, asking the model to include Findings and Impression sections in its response to the prompt. </w:t>
+        <w:t xml:space="preserve">The Stage 1 implementation starts with the preprocessing of data sets. The raw IU X-ray dataset was loaded from the CSV reports and projections file and only those images that had a </w:t>
+      </w:r>
+      <w:proofErr w:type="spellStart"/>
+      <w:r>
+        <w:rPr>
+          <w:b w:val="0"/>
+          <w:bCs w:val="0"/>
+          <w:sz w:val="24"/>
+          <w:szCs w:val="24"/>
+        </w:rPr>
+        <w:t>non empty</w:t>
+      </w:r>
+      <w:proofErr w:type="spellEnd"/>
+      <w:r>
+        <w:rPr>
+          <w:b w:val="0"/>
+          <w:bCs w:val="0"/>
+          <w:sz w:val="24"/>
+          <w:szCs w:val="24"/>
+        </w:rPr>
+        <w:t xml:space="preserve"> Finding and Impression field in the report were retained, resulting in a </w:t>
+      </w:r>
+      <w:proofErr w:type="spellStart"/>
+      <w:r>
+        <w:rPr>
+          <w:b w:val="0"/>
+          <w:bCs w:val="0"/>
+          <w:sz w:val="24"/>
+          <w:szCs w:val="24"/>
+        </w:rPr>
+        <w:t>dataframe</w:t>
+      </w:r>
+      <w:proofErr w:type="spellEnd"/>
+      <w:r>
+        <w:rPr>
+          <w:b w:val="0"/>
+          <w:bCs w:val="0"/>
+          <w:sz w:val="24"/>
+          <w:szCs w:val="24"/>
+        </w:rPr>
+        <w:t xml:space="preserve"> of 3,666 valid image-report pairs. These were randomly split deterministically with random seed of 42 into 2566 training samples, 550 validation samples, and 550 test samples. During training, all images are dynamically loaded and then resized to 518 × 518 pixels and normalized using the RAD-DINO </w:t>
+      </w:r>
+      <w:proofErr w:type="spellStart"/>
+      <w:r>
+        <w:rPr>
+          <w:b w:val="0"/>
+          <w:bCs w:val="0"/>
+          <w:sz w:val="24"/>
+          <w:szCs w:val="24"/>
+        </w:rPr>
+        <w:t>AutoImageProcessor</w:t>
+      </w:r>
+      <w:proofErr w:type="spellEnd"/>
+      <w:r>
+        <w:rPr>
+          <w:b w:val="0"/>
+          <w:bCs w:val="0"/>
+          <w:sz w:val="24"/>
+          <w:szCs w:val="24"/>
+        </w:rPr>
+        <w:t xml:space="preserve"> before being passed to the frozen vision encoder. The RAD-DINO was used to generate a frozen 768-dimensional sequence of 1,370 patch tokens, which were mapped to 32 region embeddings of dimension 3,072 by the </w:t>
+      </w:r>
+      <w:proofErr w:type="spellStart"/>
+      <w:r>
+        <w:rPr>
+          <w:b w:val="0"/>
+          <w:bCs w:val="0"/>
+          <w:sz w:val="24"/>
+          <w:szCs w:val="24"/>
+        </w:rPr>
+        <w:t>AnatomyGuidedProjector</w:t>
+      </w:r>
+      <w:proofErr w:type="spellEnd"/>
+      <w:r>
+        <w:rPr>
+          <w:b w:val="0"/>
+          <w:bCs w:val="0"/>
+          <w:sz w:val="24"/>
+          <w:szCs w:val="24"/>
+        </w:rPr>
+        <w:t xml:space="preserve"> model, and 4-bit quantized Phi-3.5 Mini was used to read these as prefix embeddings to generate the report token by token. The </w:t>
+      </w:r>
+      <w:proofErr w:type="spellStart"/>
+      <w:r>
+        <w:rPr>
+          <w:b w:val="0"/>
+          <w:bCs w:val="0"/>
+          <w:sz w:val="24"/>
+          <w:szCs w:val="24"/>
+        </w:rPr>
+        <w:t>LoRA</w:t>
+      </w:r>
+      <w:proofErr w:type="spellEnd"/>
+      <w:r>
+        <w:rPr>
+          <w:b w:val="0"/>
+          <w:bCs w:val="0"/>
+          <w:sz w:val="24"/>
+          <w:szCs w:val="24"/>
+        </w:rPr>
+        <w:t xml:space="preserve"> adapters (rank 32, alpha 64, dropout 0.05) are applied to the layers: </w:t>
+      </w:r>
+      <w:proofErr w:type="spellStart"/>
+      <w:r>
+        <w:rPr>
+          <w:b w:val="0"/>
+          <w:bCs w:val="0"/>
+          <w:sz w:val="24"/>
+          <w:szCs w:val="24"/>
+        </w:rPr>
+        <w:t>qkv_proj</w:t>
+      </w:r>
+      <w:proofErr w:type="spellEnd"/>
+      <w:r>
+        <w:rPr>
+          <w:b w:val="0"/>
+          <w:bCs w:val="0"/>
+          <w:sz w:val="24"/>
+          <w:szCs w:val="24"/>
+        </w:rPr>
+        <w:t xml:space="preserve">, </w:t>
+      </w:r>
+      <w:proofErr w:type="spellStart"/>
+      <w:r>
+        <w:rPr>
+          <w:b w:val="0"/>
+          <w:bCs w:val="0"/>
+          <w:sz w:val="24"/>
+          <w:szCs w:val="24"/>
+        </w:rPr>
+        <w:t>o_proj</w:t>
+      </w:r>
+      <w:proofErr w:type="spellEnd"/>
+      <w:r>
+        <w:rPr>
+          <w:b w:val="0"/>
+          <w:bCs w:val="0"/>
+          <w:sz w:val="24"/>
+          <w:szCs w:val="24"/>
+        </w:rPr>
+        <w:t xml:space="preserve">, </w:t>
+      </w:r>
+      <w:proofErr w:type="spellStart"/>
+      <w:r>
+        <w:rPr>
+          <w:b w:val="0"/>
+          <w:bCs w:val="0"/>
+          <w:sz w:val="24"/>
+          <w:szCs w:val="24"/>
+        </w:rPr>
+        <w:t>gate_up_proj</w:t>
+      </w:r>
+      <w:proofErr w:type="spellEnd"/>
+      <w:r>
+        <w:rPr>
+          <w:b w:val="0"/>
+          <w:bCs w:val="0"/>
+          <w:sz w:val="24"/>
+          <w:szCs w:val="24"/>
+        </w:rPr>
+        <w:t xml:space="preserve">, </w:t>
+      </w:r>
+      <w:proofErr w:type="spellStart"/>
+      <w:r>
+        <w:rPr>
+          <w:b w:val="0"/>
+          <w:bCs w:val="0"/>
+          <w:sz w:val="24"/>
+          <w:szCs w:val="24"/>
+        </w:rPr>
+        <w:t>down_proj</w:t>
+      </w:r>
+      <w:proofErr w:type="spellEnd"/>
+      <w:r>
+        <w:rPr>
+          <w:b w:val="0"/>
+          <w:bCs w:val="0"/>
+          <w:sz w:val="24"/>
+          <w:szCs w:val="24"/>
+        </w:rPr>
+        <w:t xml:space="preserve">, and 50,331,648 trainable parameters (1.30% of the full model). The initial VRAM usage for training was ~4.98 GB, which falls well short of the cap of 8.5 GB. During training a weighted random sampler was used to overcome class imbalance and the reports containing abnormality-indicating terms were oversampled by a factor of 3.0 compared to the normal reports. For the training loop, </w:t>
+      </w:r>
+      <w:proofErr w:type="spellStart"/>
+      <w:r>
+        <w:rPr>
+          <w:b w:val="0"/>
+          <w:bCs w:val="0"/>
+          <w:sz w:val="24"/>
+          <w:szCs w:val="24"/>
+        </w:rPr>
+        <w:t>AdamW</w:t>
+      </w:r>
+      <w:proofErr w:type="spellEnd"/>
+      <w:r>
+        <w:rPr>
+          <w:b w:val="0"/>
+          <w:bCs w:val="0"/>
+          <w:sz w:val="24"/>
+          <w:szCs w:val="24"/>
+        </w:rPr>
+        <w:t xml:space="preserve"> was used with two parameter groups, one for the projector with a learning rate of 3 × 10⁻⁴, the other for the </w:t>
+      </w:r>
+      <w:proofErr w:type="spellStart"/>
+      <w:r>
+        <w:rPr>
+          <w:b w:val="0"/>
+          <w:bCs w:val="0"/>
+          <w:sz w:val="24"/>
+          <w:szCs w:val="24"/>
+        </w:rPr>
+        <w:t>LoRA</w:t>
+      </w:r>
+      <w:proofErr w:type="spellEnd"/>
+      <w:r>
+        <w:rPr>
+          <w:b w:val="0"/>
+          <w:bCs w:val="0"/>
+          <w:sz w:val="24"/>
+          <w:szCs w:val="24"/>
+        </w:rPr>
+        <w:t xml:space="preserve"> layers with a learning rate of 1 × 10⁻⁵, and both groups had weight decay of 0.01. The optimum batch size was 16, obtained by using a physical batch size of 2, and 8 gradient accumulation steps, with gradient norms clipped at 1.0 per step. Both sets of parameters were subjected to a cosine schedule, with 5% warm up (320 warm up steps out of 6,415 total). The training was conducted for up to 40 epochs, with an early stopping patience of 8. Model checkpoint was saved if there was a decrease in validation loss. During inference, the pipeline will load the saved checkpoint and re-initialize the model using frozen RAD-DINO weights and the trained projector and </w:t>
+      </w:r>
+      <w:proofErr w:type="spellStart"/>
+      <w:r>
+        <w:rPr>
+          <w:b w:val="0"/>
+          <w:bCs w:val="0"/>
+          <w:sz w:val="24"/>
+          <w:szCs w:val="24"/>
+        </w:rPr>
+        <w:t>LoRA</w:t>
+      </w:r>
+      <w:proofErr w:type="spellEnd"/>
+      <w:r>
+        <w:rPr>
+          <w:b w:val="0"/>
+          <w:bCs w:val="0"/>
+          <w:sz w:val="24"/>
+          <w:szCs w:val="24"/>
+        </w:rPr>
+        <w:t xml:space="preserve"> weights, then generate the report autoregressively using KV-cache-based decoding with a repetition penalty of 1.3 and a maximum of 200 new tokens per report. The prompt template takes the shape of a chat, asking the model to include Findings and Impression sections in its response to the prompt. </w:t>
       </w:r>
     </w:p>
     <w:p>
@@ -15920,7 +18039,167 @@
           <w:szCs w:val="24"/>
         </w:rPr>
         <w:lastRenderedPageBreak/>
-        <w:t>generated by the Stage 1 model from the saved JSON file, initializes NLLB-200 (facebook/nllb-200-distilled-600M), and translates each report to Bangla with the ben_Beng language token (token ID 256026) by using approximately 1.23 GB of VRAM with float16 precision. The 12 clinically important medical terms used in the medical glossary are translated into Bangla using a medical glossary of twelve key clinical terms, thus providing a consistent terminology that might be inconsistently translated in NLLB-200 across reports. For evaluating Bangla reference reports, the same NLLB-200 pipeline is applied to the IU X-ray (English) reference reports which leads to the same method in constructing the reference reports. Ablation Implementation To remove the need for the AnatomyGuidedProjector, the FlatMLP baseline simply applies a mean-pooling operation over all 1,370 RAD-DINO patch tokens followed by a two-layer MLP that generates a single 3,072-dimensional embedding. This reduces the whole visual context into a single query per token, and directly compares to the mean-pooling projectors of systems like XrayGPT, which applied different projectors to each of 32 region-based queries.This represents a significant step forward from the previous approach of having 32 region-specific queries, like what was done in systems such as XrayGPT, which used 32 different projectors. To isolate the contribution of the projector, all other components were kept the same: the same RAD-DINO encoder, the same Phi-3.5 Mini with the same LoRA configuration, the same training loop, the same split of the dataset, and the same hyperparameters and early stopping criterion.</w:t>
+        <w:t>generated by the Stage 1 model from the saved JSON file, initializes NLLB-200 (</w:t>
+      </w:r>
+      <w:proofErr w:type="spellStart"/>
+      <w:r>
+        <w:rPr>
+          <w:b w:val="0"/>
+          <w:bCs w:val="0"/>
+          <w:sz w:val="24"/>
+          <w:szCs w:val="24"/>
+        </w:rPr>
+        <w:t>facebook</w:t>
+      </w:r>
+      <w:proofErr w:type="spellEnd"/>
+      <w:r>
+        <w:rPr>
+          <w:b w:val="0"/>
+          <w:bCs w:val="0"/>
+          <w:sz w:val="24"/>
+          <w:szCs w:val="24"/>
+        </w:rPr>
+        <w:t xml:space="preserve">/nllb-200-distilled-600M), and translates each report to Bangla with the </w:t>
+      </w:r>
+      <w:proofErr w:type="spellStart"/>
+      <w:r>
+        <w:rPr>
+          <w:b w:val="0"/>
+          <w:bCs w:val="0"/>
+          <w:sz w:val="24"/>
+          <w:szCs w:val="24"/>
+        </w:rPr>
+        <w:t>ben_Beng</w:t>
+      </w:r>
+      <w:proofErr w:type="spellEnd"/>
+      <w:r>
+        <w:rPr>
+          <w:b w:val="0"/>
+          <w:bCs w:val="0"/>
+          <w:sz w:val="24"/>
+          <w:szCs w:val="24"/>
+        </w:rPr>
+        <w:t xml:space="preserve"> language token (token ID 256026) by using approximately 1.23 GB of VRAM with float16 precision. The 12 clinically important medical terms used in the medical glossary are translated into Bangla using a medical glossary of twelve key clinical terms, thus providing a consistent terminology that might be inconsistently translated in NLLB-200 across reports. For evaluating Bangla reference reports, the same NLLB-200 pipeline is applied to the IU X-ray (English) reference reports which leads to the same method in constructing the reference reports. Ablation Implementation To remove the need for the </w:t>
+      </w:r>
+      <w:proofErr w:type="spellStart"/>
+      <w:r>
+        <w:rPr>
+          <w:b w:val="0"/>
+          <w:bCs w:val="0"/>
+          <w:sz w:val="24"/>
+          <w:szCs w:val="24"/>
+        </w:rPr>
+        <w:t>AnatomyGuidedProjector</w:t>
+      </w:r>
+      <w:proofErr w:type="spellEnd"/>
+      <w:r>
+        <w:rPr>
+          <w:b w:val="0"/>
+          <w:bCs w:val="0"/>
+          <w:sz w:val="24"/>
+          <w:szCs w:val="24"/>
+        </w:rPr>
+        <w:t xml:space="preserve">, the </w:t>
+      </w:r>
+      <w:proofErr w:type="spellStart"/>
+      <w:r>
+        <w:rPr>
+          <w:b w:val="0"/>
+          <w:bCs w:val="0"/>
+          <w:sz w:val="24"/>
+          <w:szCs w:val="24"/>
+        </w:rPr>
+        <w:t>FlatMLP</w:t>
+      </w:r>
+      <w:proofErr w:type="spellEnd"/>
+      <w:r>
+        <w:rPr>
+          <w:b w:val="0"/>
+          <w:bCs w:val="0"/>
+          <w:sz w:val="24"/>
+          <w:szCs w:val="24"/>
+        </w:rPr>
+        <w:t xml:space="preserve"> baseline simply applies a mean-pooling operation over all 1,370 RAD-DINO patch tokens followed by a two-layer MLP that generates a single 3,072-dimensional embedding. This reduces the whole visual context into a single query per token, and directly compares to the mean-pooling projectors of systems like </w:t>
+      </w:r>
+      <w:proofErr w:type="spellStart"/>
+      <w:r>
+        <w:rPr>
+          <w:b w:val="0"/>
+          <w:bCs w:val="0"/>
+          <w:sz w:val="24"/>
+          <w:szCs w:val="24"/>
+        </w:rPr>
+        <w:t>XrayGPT</w:t>
+      </w:r>
+      <w:proofErr w:type="spellEnd"/>
+      <w:r>
+        <w:rPr>
+          <w:b w:val="0"/>
+          <w:bCs w:val="0"/>
+          <w:sz w:val="24"/>
+          <w:szCs w:val="24"/>
+        </w:rPr>
+        <w:t xml:space="preserve">, which applied different projectors to each of 32 region-based </w:t>
+      </w:r>
+      <w:proofErr w:type="spellStart"/>
+      <w:r>
+        <w:rPr>
+          <w:b w:val="0"/>
+          <w:bCs w:val="0"/>
+          <w:sz w:val="24"/>
+          <w:szCs w:val="24"/>
+        </w:rPr>
+        <w:t>queries.This</w:t>
+      </w:r>
+      <w:proofErr w:type="spellEnd"/>
+      <w:r>
+        <w:rPr>
+          <w:b w:val="0"/>
+          <w:bCs w:val="0"/>
+          <w:sz w:val="24"/>
+          <w:szCs w:val="24"/>
+        </w:rPr>
+        <w:t xml:space="preserve"> represents a significant step forward from the previous approach of having 32 region-specific queries, like what was done in systems such as </w:t>
+      </w:r>
+      <w:proofErr w:type="spellStart"/>
+      <w:r>
+        <w:rPr>
+          <w:b w:val="0"/>
+          <w:bCs w:val="0"/>
+          <w:sz w:val="24"/>
+          <w:szCs w:val="24"/>
+        </w:rPr>
+        <w:t>XrayGPT</w:t>
+      </w:r>
+      <w:proofErr w:type="spellEnd"/>
+      <w:r>
+        <w:rPr>
+          <w:b w:val="0"/>
+          <w:bCs w:val="0"/>
+          <w:sz w:val="24"/>
+          <w:szCs w:val="24"/>
+        </w:rPr>
+        <w:t xml:space="preserve">, which used 32 different projectors. To isolate the contribution of the projector, all other components were kept the same: the same RAD-DINO encoder, the same Phi-3.5 Mini with the same </w:t>
+      </w:r>
+      <w:proofErr w:type="spellStart"/>
+      <w:r>
+        <w:rPr>
+          <w:b w:val="0"/>
+          <w:bCs w:val="0"/>
+          <w:sz w:val="24"/>
+          <w:szCs w:val="24"/>
+        </w:rPr>
+        <w:t>LoRA</w:t>
+      </w:r>
+      <w:proofErr w:type="spellEnd"/>
+      <w:r>
+        <w:rPr>
+          <w:b w:val="0"/>
+          <w:bCs w:val="0"/>
+          <w:sz w:val="24"/>
+          <w:szCs w:val="24"/>
+        </w:rPr>
+        <w:t xml:space="preserve"> configuration, the same training loop, the same split of the dataset, and the same hyperparameters and early stopping criterion.</w:t>
       </w:r>
       <w:bookmarkEnd w:id="82"/>
       <w:bookmarkEnd w:id="83"/>
@@ -15977,7 +18256,107 @@
           <w:sz w:val="24"/>
           <w:szCs w:val="24"/>
         </w:rPr>
-        <w:t xml:space="preserve">All 550 held-out test samples are used to evaluate the generation of English reports in Stage 1, with a set of complementary metrics. These are calculated using the NLTK corpus_bleu function with smoothing method 1, representing the unigram, bigram, and 4-gram corpus-level precision of the generated and reference reports. ROUGE-1, ROUGE-2 and ROUGE-L are calculated based on unigram recall, bigram recall and longest common subsequence similarity, respectively, using the rouge_score library. Computed at sentence level and averaged across all 550 samples, METEOR focuses on both stemming and synonym-based semantic matching, as well as exact token overlap. chrF++ is calculated using sacrebleu, and is based on character n-gram, a measure that is robust to morphological variations and especially informative for subword-rich languages. Clinical entity evaluation uses a set of regular-expression patterns on both generated and reference reports, calculates per-label precision, recall, F1 as well as macro-averaged, micro-averaged and weighted-F1 scores, </w:t>
+        <w:t xml:space="preserve">All 550 held-out test samples are used to evaluate the generation of English reports in Stage 1, with a set of complementary metrics. These are calculated using the NLTK </w:t>
+      </w:r>
+      <w:proofErr w:type="spellStart"/>
+      <w:r>
+        <w:rPr>
+          <w:b w:val="0"/>
+          <w:bCs w:val="0"/>
+          <w:sz w:val="24"/>
+          <w:szCs w:val="24"/>
+        </w:rPr>
+        <w:t>corpus_bleu</w:t>
+      </w:r>
+      <w:proofErr w:type="spellEnd"/>
+      <w:r>
+        <w:rPr>
+          <w:b w:val="0"/>
+          <w:bCs w:val="0"/>
+          <w:sz w:val="24"/>
+          <w:szCs w:val="24"/>
+        </w:rPr>
+        <w:t xml:space="preserve"> function with smoothing method 1, representing the unigram, bigram, and 4-gram corpus-level precision of the generated and reference reports. ROUGE-1, ROUGE-2 and ROUGE-L are calculated based on unigram recall, bigram recall and longest common subsequence similarity, respectively, using the </w:t>
+      </w:r>
+      <w:proofErr w:type="spellStart"/>
+      <w:r>
+        <w:rPr>
+          <w:b w:val="0"/>
+          <w:bCs w:val="0"/>
+          <w:sz w:val="24"/>
+          <w:szCs w:val="24"/>
+        </w:rPr>
+        <w:t>rouge_score</w:t>
+      </w:r>
+      <w:proofErr w:type="spellEnd"/>
+      <w:r>
+        <w:rPr>
+          <w:b w:val="0"/>
+          <w:bCs w:val="0"/>
+          <w:sz w:val="24"/>
+          <w:szCs w:val="24"/>
+        </w:rPr>
+        <w:t xml:space="preserve"> library. Computed at sentence level and averaged across all 550 samples, METEOR focuses on both stemming and synonym-based semantic matching, as well as exact token overlap. </w:t>
+      </w:r>
+      <w:proofErr w:type="spellStart"/>
+      <w:r>
+        <w:rPr>
+          <w:b w:val="0"/>
+          <w:bCs w:val="0"/>
+          <w:sz w:val="24"/>
+          <w:szCs w:val="24"/>
+        </w:rPr>
+        <w:t>chrF</w:t>
+      </w:r>
+      <w:proofErr w:type="spellEnd"/>
+      <w:r>
+        <w:rPr>
+          <w:b w:val="0"/>
+          <w:bCs w:val="0"/>
+          <w:sz w:val="24"/>
+          <w:szCs w:val="24"/>
+        </w:rPr>
+        <w:t xml:space="preserve">++ is calculated using </w:t>
+      </w:r>
+      <w:proofErr w:type="spellStart"/>
+      <w:r>
+        <w:rPr>
+          <w:b w:val="0"/>
+          <w:bCs w:val="0"/>
+          <w:sz w:val="24"/>
+          <w:szCs w:val="24"/>
+        </w:rPr>
+        <w:t>sacrebleu</w:t>
+      </w:r>
+      <w:proofErr w:type="spellEnd"/>
+      <w:r>
+        <w:rPr>
+          <w:b w:val="0"/>
+          <w:bCs w:val="0"/>
+          <w:sz w:val="24"/>
+          <w:szCs w:val="24"/>
+        </w:rPr>
+        <w:t xml:space="preserve">, and is based on character n-gram, a measure that is robust to morphological variations and especially informative for </w:t>
+      </w:r>
+      <w:proofErr w:type="spellStart"/>
+      <w:r>
+        <w:rPr>
+          <w:b w:val="0"/>
+          <w:bCs w:val="0"/>
+          <w:sz w:val="24"/>
+          <w:szCs w:val="24"/>
+        </w:rPr>
+        <w:t>subword</w:t>
+      </w:r>
+      <w:proofErr w:type="spellEnd"/>
+      <w:r>
+        <w:rPr>
+          <w:b w:val="0"/>
+          <w:bCs w:val="0"/>
+          <w:sz w:val="24"/>
+          <w:szCs w:val="24"/>
+        </w:rPr>
+        <w:t xml:space="preserve">-rich languages. Clinical entity evaluation uses a set of regular-expression patterns on both generated and reference reports, calculates per-label precision, recall, F1 as well as macro-averaged, micro-averaged and weighted-F1 scores, </w:t>
       </w:r>
       <w:r>
         <w:rPr>
@@ -15987,7 +18366,107 @@
           <w:szCs w:val="24"/>
         </w:rPr>
         <w:lastRenderedPageBreak/>
-        <w:t>using the scikit-learn library. Additionally, a binary overall abnormality detection score is generated, with any report which contains the mention of at least one pathological finding classified as abnormal. The translated Bangla evaluation results for the translated Bangla reports with respect to NLLB-200 translated Bangla references are calculated by the same metrics: BLEU-1, BLEU-2, BLEU-4 and chrF++. This is intentional, as chrF++ is a more robust reliability measure than BLEU when n-gram similarity is computed over bangla characters rather than words, because of morphological variations and transliteration inconsistencies that can exist in word tokenization and affect the BLEU score that are documented in the multilingual NLP literature (Han et al., 2024). The ablation study compares the FlatMLP baseline under the same test conditions and creates a table for direct comparison of all the NLG and clinical metrics to see if the improvement from AnatomyGuided is statistically significant, or just incremental.</w:t>
+        <w:t xml:space="preserve">using the scikit-learn library. Additionally, a binary overall abnormality detection score is generated, with any report which contains the mention of at least one pathological finding classified as abnormal. The translated Bangla evaluation results for the translated Bangla reports with respect to NLLB-200 translated Bangla references are calculated by the same metrics: BLEU-1, BLEU-2, BLEU-4 and </w:t>
+      </w:r>
+      <w:proofErr w:type="spellStart"/>
+      <w:r>
+        <w:rPr>
+          <w:b w:val="0"/>
+          <w:bCs w:val="0"/>
+          <w:sz w:val="24"/>
+          <w:szCs w:val="24"/>
+        </w:rPr>
+        <w:t>chrF</w:t>
+      </w:r>
+      <w:proofErr w:type="spellEnd"/>
+      <w:r>
+        <w:rPr>
+          <w:b w:val="0"/>
+          <w:bCs w:val="0"/>
+          <w:sz w:val="24"/>
+          <w:szCs w:val="24"/>
+        </w:rPr>
+        <w:t xml:space="preserve">++. This is intentional, as </w:t>
+      </w:r>
+      <w:proofErr w:type="spellStart"/>
+      <w:r>
+        <w:rPr>
+          <w:b w:val="0"/>
+          <w:bCs w:val="0"/>
+          <w:sz w:val="24"/>
+          <w:szCs w:val="24"/>
+        </w:rPr>
+        <w:t>chrF</w:t>
+      </w:r>
+      <w:proofErr w:type="spellEnd"/>
+      <w:r>
+        <w:rPr>
+          <w:b w:val="0"/>
+          <w:bCs w:val="0"/>
+          <w:sz w:val="24"/>
+          <w:szCs w:val="24"/>
+        </w:rPr>
+        <w:t xml:space="preserve">++ is a more robust reliability measure than BLEU when n-gram similarity is computed over </w:t>
+      </w:r>
+      <w:proofErr w:type="spellStart"/>
+      <w:r>
+        <w:rPr>
+          <w:b w:val="0"/>
+          <w:bCs w:val="0"/>
+          <w:sz w:val="24"/>
+          <w:szCs w:val="24"/>
+        </w:rPr>
+        <w:t>bangla</w:t>
+      </w:r>
+      <w:proofErr w:type="spellEnd"/>
+      <w:r>
+        <w:rPr>
+          <w:b w:val="0"/>
+          <w:bCs w:val="0"/>
+          <w:sz w:val="24"/>
+          <w:szCs w:val="24"/>
+        </w:rPr>
+        <w:t xml:space="preserve"> characters rather than words, because of morphological variations and transliteration inconsistencies that can exist in word tokenization and affect the BLEU score that are documented in the multilingual NLP literature (Han et al., 2024). The ablation study compares the </w:t>
+      </w:r>
+      <w:proofErr w:type="spellStart"/>
+      <w:r>
+        <w:rPr>
+          <w:b w:val="0"/>
+          <w:bCs w:val="0"/>
+          <w:sz w:val="24"/>
+          <w:szCs w:val="24"/>
+        </w:rPr>
+        <w:t>FlatMLP</w:t>
+      </w:r>
+      <w:proofErr w:type="spellEnd"/>
+      <w:r>
+        <w:rPr>
+          <w:b w:val="0"/>
+          <w:bCs w:val="0"/>
+          <w:sz w:val="24"/>
+          <w:szCs w:val="24"/>
+        </w:rPr>
+        <w:t xml:space="preserve"> baseline under the same test conditions and creates a table for direct comparison of all the NLG and clinical metrics to see if the improvement from </w:t>
+      </w:r>
+      <w:proofErr w:type="spellStart"/>
+      <w:r>
+        <w:rPr>
+          <w:b w:val="0"/>
+          <w:bCs w:val="0"/>
+          <w:sz w:val="24"/>
+          <w:szCs w:val="24"/>
+        </w:rPr>
+        <w:t>AnatomyGuided</w:t>
+      </w:r>
+      <w:proofErr w:type="spellEnd"/>
+      <w:r>
+        <w:rPr>
+          <w:b w:val="0"/>
+          <w:bCs w:val="0"/>
+          <w:sz w:val="24"/>
+          <w:szCs w:val="24"/>
+        </w:rPr>
+        <w:t xml:space="preserve"> is statistically significant, or just incremental.</w:t>
       </w:r>
       <w:bookmarkEnd w:id="85"/>
       <w:bookmarkEnd w:id="86"/>
@@ -16070,7 +18549,67 @@
           <w:sz w:val="24"/>
           <w:szCs w:val="24"/>
         </w:rPr>
-        <w:t xml:space="preserve"> The training of the AnatomyGuided model was steady over 25 epochs until it reached the point of early stopping. The validation loss had a dramatic drop between epochs 1 and 2, from 2.6083 to 1.6051, and continued to improve until epoch 18 with a best value of 0.5516, but eventually stagnated and then began to increase at epoch 25, with a validation loss of 0.5516, without further improvement over the last 8 epochs, prompting early stopping at epoch 25. Throughout the training loss continued to decline, and at epoch 25, it was at 0.2444, suggesting that the model did not overfit much before early stopping kicked in. The last saved checkpoint is at epoch 18 with validation loss 0.5516. The baseline was also terminated early for the FlatMLP, but in a different way. The lowest validation loss achieved was 1.5710 at epoch 3, but then the model did not improve further and plateaued at epoch 10. The validation loss for the baseline was consistently &gt;1.57 while for the AnatomyGuided model it was consistently &lt;0.55, yielding a numerical difference of over 1.0 loss units that was also strongly predictive of the difference in generation quality at evaluation.</w:t>
+        <w:t xml:space="preserve"> The training of the </w:t>
+      </w:r>
+      <w:proofErr w:type="spellStart"/>
+      <w:r>
+        <w:rPr>
+          <w:b w:val="0"/>
+          <w:bCs w:val="0"/>
+          <w:sz w:val="24"/>
+          <w:szCs w:val="24"/>
+        </w:rPr>
+        <w:t>AnatomyGuided</w:t>
+      </w:r>
+      <w:proofErr w:type="spellEnd"/>
+      <w:r>
+        <w:rPr>
+          <w:b w:val="0"/>
+          <w:bCs w:val="0"/>
+          <w:sz w:val="24"/>
+          <w:szCs w:val="24"/>
+        </w:rPr>
+        <w:t xml:space="preserve"> model was steady over 25 epochs until it reached the point of early stopping. The validation loss had a dramatic drop between epochs 1 and 2, from 2.6083 to 1.6051, and continued to improve until epoch 18 with a best value of 0.5516, but eventually stagnated and then began to increase at epoch 25, with a validation loss of 0.5516, without further improvement over the last 8 epochs, prompting early stopping at epoch 25. Throughout the training loss continued to decline, and at epoch 25, it was at 0.2444, suggesting that the model did not overfit much before early stopping kicked in. The last saved checkpoint is at epoch 18 with validation loss 0.5516. The baseline was also terminated early for the </w:t>
+      </w:r>
+      <w:proofErr w:type="spellStart"/>
+      <w:r>
+        <w:rPr>
+          <w:b w:val="0"/>
+          <w:bCs w:val="0"/>
+          <w:sz w:val="24"/>
+          <w:szCs w:val="24"/>
+        </w:rPr>
+        <w:t>FlatMLP</w:t>
+      </w:r>
+      <w:proofErr w:type="spellEnd"/>
+      <w:r>
+        <w:rPr>
+          <w:b w:val="0"/>
+          <w:bCs w:val="0"/>
+          <w:sz w:val="24"/>
+          <w:szCs w:val="24"/>
+        </w:rPr>
+        <w:t xml:space="preserve">, but in a different way. The lowest validation loss achieved was 1.5710 at epoch 3, but then the model did not improve further and plateaued at epoch 10. The validation loss for the baseline was consistently &gt;1.57 while for the </w:t>
+      </w:r>
+      <w:proofErr w:type="spellStart"/>
+      <w:r>
+        <w:rPr>
+          <w:b w:val="0"/>
+          <w:bCs w:val="0"/>
+          <w:sz w:val="24"/>
+          <w:szCs w:val="24"/>
+        </w:rPr>
+        <w:t>AnatomyGuided</w:t>
+      </w:r>
+      <w:proofErr w:type="spellEnd"/>
+      <w:r>
+        <w:rPr>
+          <w:b w:val="0"/>
+          <w:bCs w:val="0"/>
+          <w:sz w:val="24"/>
+          <w:szCs w:val="24"/>
+        </w:rPr>
+        <w:t xml:space="preserve"> model it was consistently &lt;0.55, yielding a numerical difference of over 1.0 loss units that was also strongly predictive of the difference in generation quality at evaluation.</w:t>
       </w:r>
     </w:p>
     <w:p>
@@ -16112,7 +18651,67 @@
           <w:sz w:val="24"/>
           <w:szCs w:val="24"/>
         </w:rPr>
-        <w:t xml:space="preserve">The AnatomyGuided model achieved the following scores on the 550-sample test set: BLEU-1 of 0.2884, BLEU-2 of 0.1664, BLEU-4 of 0.0699, ROUGE-1 of 0.4352, ROUGE-2 of 0.1604, ROUGE-L of 0.3103, METEOR of 0.2820, and chrF++ of 41.32. The FlatMLP </w:t>
+        <w:t xml:space="preserve">The </w:t>
+      </w:r>
+      <w:proofErr w:type="spellStart"/>
+      <w:r>
+        <w:rPr>
+          <w:b w:val="0"/>
+          <w:bCs w:val="0"/>
+          <w:sz w:val="24"/>
+          <w:szCs w:val="24"/>
+        </w:rPr>
+        <w:t>AnatomyGuided</w:t>
+      </w:r>
+      <w:proofErr w:type="spellEnd"/>
+      <w:r>
+        <w:rPr>
+          <w:b w:val="0"/>
+          <w:bCs w:val="0"/>
+          <w:sz w:val="24"/>
+          <w:szCs w:val="24"/>
+        </w:rPr>
+        <w:t xml:space="preserve"> model achieved the following scores on the 550-sample test set: BLEU-1 of 0.2884, BLEU-2 of 0.1664, BLEU-4 of 0.0699, ROUGE-1 of 0.4352, ROUGE-2 of 0.1604, ROUGE-L of 0.3103, METEOR of 0.2820, and </w:t>
+      </w:r>
+      <w:proofErr w:type="spellStart"/>
+      <w:r>
+        <w:rPr>
+          <w:b w:val="0"/>
+          <w:bCs w:val="0"/>
+          <w:sz w:val="24"/>
+          <w:szCs w:val="24"/>
+        </w:rPr>
+        <w:t>chrF</w:t>
+      </w:r>
+      <w:proofErr w:type="spellEnd"/>
+      <w:r>
+        <w:rPr>
+          <w:b w:val="0"/>
+          <w:bCs w:val="0"/>
+          <w:sz w:val="24"/>
+          <w:szCs w:val="24"/>
+        </w:rPr>
+        <w:t xml:space="preserve">++ of 41.32. The </w:t>
+      </w:r>
+      <w:proofErr w:type="spellStart"/>
+      <w:r>
+        <w:rPr>
+          <w:b w:val="0"/>
+          <w:bCs w:val="0"/>
+          <w:sz w:val="24"/>
+          <w:szCs w:val="24"/>
+        </w:rPr>
+        <w:t>FlatMLP</w:t>
+      </w:r>
+      <w:proofErr w:type="spellEnd"/>
+      <w:r>
+        <w:rPr>
+          <w:b w:val="0"/>
+          <w:bCs w:val="0"/>
+          <w:sz w:val="24"/>
+          <w:szCs w:val="24"/>
+        </w:rPr>
+        <w:t xml:space="preserve"> </w:t>
       </w:r>
       <w:r>
         <w:rPr>
@@ -16122,7 +18721,167 @@
           <w:szCs w:val="24"/>
         </w:rPr>
         <w:lastRenderedPageBreak/>
-        <w:t>baseline collapsed entirely, producing BLEU-1 of 0.0003, BLEU-2 of 0.0000, BLEU-4 of 0.0000, ROUGE-1 of 0.0147, ROUGE-2 of 0.0000, and ROUGE-L of 0.0146. Qualitative analysis of the baseline outputs validated the complete failure of generative model performance: each generated report was a nonsensical multilingual fragment instead of any clinical text, indicating the need for spatial visual information that is lost when using mean-pooling over 1,370 patch tokens. This is not a marginal architectural difference; it is a difference between a working system and complete failure; it makes the design of the cross-attention region query in AnatomyGuidedProjector a necessary architectural feature and not merely a better option. The achieved score of 0.4352 in ROUGE-1 is significantly comparable with the 0.3213 score obtained by XrayGPT on the MIMIC-CXR dataset (Thawakar et al., 2024), despite the differences in the datasets. The METEOR of 0.2820 is lower than ClinicalBLIP's 0.570 on IU X-ray (Ji et al., 2024) due to the former's use of two-stage LoRA approach with explicit prior clinical knowledge integration and the fact that the two datasets are different, with IU X-ray being specific to that setting and ClinicalBLIP being a general setting, while BanglaCXR is a general two-stage pipeline not optimized for just NLG score maximization. ChrF++ is 41.32 which places the model in a range typical of systems that produce fluent, but not exact, clinical text.</w:t>
+        <w:t xml:space="preserve">baseline collapsed entirely, producing BLEU-1 of 0.0003, BLEU-2 of 0.0000, BLEU-4 of 0.0000, ROUGE-1 of 0.0147, ROUGE-2 of 0.0000, and ROUGE-L of 0.0146. Qualitative analysis of the baseline outputs validated the complete failure of generative model performance: each generated report was a nonsensical multilingual fragment instead of any clinical text, indicating the need for spatial visual information that is lost when using mean-pooling over 1,370 patch tokens. This is not a marginal architectural difference; it is a difference between a working system and complete failure; it makes the design of the cross-attention region query in </w:t>
+      </w:r>
+      <w:proofErr w:type="spellStart"/>
+      <w:r>
+        <w:rPr>
+          <w:b w:val="0"/>
+          <w:bCs w:val="0"/>
+          <w:sz w:val="24"/>
+          <w:szCs w:val="24"/>
+        </w:rPr>
+        <w:t>AnatomyGuidedProjector</w:t>
+      </w:r>
+      <w:proofErr w:type="spellEnd"/>
+      <w:r>
+        <w:rPr>
+          <w:b w:val="0"/>
+          <w:bCs w:val="0"/>
+          <w:sz w:val="24"/>
+          <w:szCs w:val="24"/>
+        </w:rPr>
+        <w:t xml:space="preserve"> a necessary architectural feature and not merely a better option. The achieved score of 0.4352 in ROUGE-1 is significantly comparable with the 0.3213 score obtained by </w:t>
+      </w:r>
+      <w:proofErr w:type="spellStart"/>
+      <w:r>
+        <w:rPr>
+          <w:b w:val="0"/>
+          <w:bCs w:val="0"/>
+          <w:sz w:val="24"/>
+          <w:szCs w:val="24"/>
+        </w:rPr>
+        <w:t>XrayGPT</w:t>
+      </w:r>
+      <w:proofErr w:type="spellEnd"/>
+      <w:r>
+        <w:rPr>
+          <w:b w:val="0"/>
+          <w:bCs w:val="0"/>
+          <w:sz w:val="24"/>
+          <w:szCs w:val="24"/>
+        </w:rPr>
+        <w:t xml:space="preserve"> on the MIMIC-CXR dataset (</w:t>
+      </w:r>
+      <w:proofErr w:type="spellStart"/>
+      <w:r>
+        <w:rPr>
+          <w:b w:val="0"/>
+          <w:bCs w:val="0"/>
+          <w:sz w:val="24"/>
+          <w:szCs w:val="24"/>
+        </w:rPr>
+        <w:t>Thawakar</w:t>
+      </w:r>
+      <w:proofErr w:type="spellEnd"/>
+      <w:r>
+        <w:rPr>
+          <w:b w:val="0"/>
+          <w:bCs w:val="0"/>
+          <w:sz w:val="24"/>
+          <w:szCs w:val="24"/>
+        </w:rPr>
+        <w:t xml:space="preserve"> et al., 2024), despite the differences in the datasets. The METEOR of 0.2820 is lower than </w:t>
+      </w:r>
+      <w:proofErr w:type="spellStart"/>
+      <w:r>
+        <w:rPr>
+          <w:b w:val="0"/>
+          <w:bCs w:val="0"/>
+          <w:sz w:val="24"/>
+          <w:szCs w:val="24"/>
+        </w:rPr>
+        <w:t>ClinicalBLIP's</w:t>
+      </w:r>
+      <w:proofErr w:type="spellEnd"/>
+      <w:r>
+        <w:rPr>
+          <w:b w:val="0"/>
+          <w:bCs w:val="0"/>
+          <w:sz w:val="24"/>
+          <w:szCs w:val="24"/>
+        </w:rPr>
+        <w:t xml:space="preserve"> 0.570 on IU X-ray (Ji et al., 2024) due to the former's use of two-stage </w:t>
+      </w:r>
+      <w:proofErr w:type="spellStart"/>
+      <w:r>
+        <w:rPr>
+          <w:b w:val="0"/>
+          <w:bCs w:val="0"/>
+          <w:sz w:val="24"/>
+          <w:szCs w:val="24"/>
+        </w:rPr>
+        <w:t>LoRA</w:t>
+      </w:r>
+      <w:proofErr w:type="spellEnd"/>
+      <w:r>
+        <w:rPr>
+          <w:b w:val="0"/>
+          <w:bCs w:val="0"/>
+          <w:sz w:val="24"/>
+          <w:szCs w:val="24"/>
+        </w:rPr>
+        <w:t xml:space="preserve"> approach with explicit prior clinical knowledge integration and the fact that the two datasets are different, with IU X-ray being specific to that setting and </w:t>
+      </w:r>
+      <w:proofErr w:type="spellStart"/>
+      <w:r>
+        <w:rPr>
+          <w:b w:val="0"/>
+          <w:bCs w:val="0"/>
+          <w:sz w:val="24"/>
+          <w:szCs w:val="24"/>
+        </w:rPr>
+        <w:t>ClinicalBLIP</w:t>
+      </w:r>
+      <w:proofErr w:type="spellEnd"/>
+      <w:r>
+        <w:rPr>
+          <w:b w:val="0"/>
+          <w:bCs w:val="0"/>
+          <w:sz w:val="24"/>
+          <w:szCs w:val="24"/>
+        </w:rPr>
+        <w:t xml:space="preserve"> being a general setting, while </w:t>
+      </w:r>
+      <w:proofErr w:type="spellStart"/>
+      <w:r>
+        <w:rPr>
+          <w:b w:val="0"/>
+          <w:bCs w:val="0"/>
+          <w:sz w:val="24"/>
+          <w:szCs w:val="24"/>
+        </w:rPr>
+        <w:t>BanglaCXR</w:t>
+      </w:r>
+      <w:proofErr w:type="spellEnd"/>
+      <w:r>
+        <w:rPr>
+          <w:b w:val="0"/>
+          <w:bCs w:val="0"/>
+          <w:sz w:val="24"/>
+          <w:szCs w:val="24"/>
+        </w:rPr>
+        <w:t xml:space="preserve"> is a general two-stage pipeline not optimized for just NLG score maximization. </w:t>
+      </w:r>
+      <w:proofErr w:type="spellStart"/>
+      <w:r>
+        <w:rPr>
+          <w:b w:val="0"/>
+          <w:bCs w:val="0"/>
+          <w:sz w:val="24"/>
+          <w:szCs w:val="24"/>
+        </w:rPr>
+        <w:t>ChrF</w:t>
+      </w:r>
+      <w:proofErr w:type="spellEnd"/>
+      <w:r>
+        <w:rPr>
+          <w:b w:val="0"/>
+          <w:bCs w:val="0"/>
+          <w:sz w:val="24"/>
+          <w:szCs w:val="24"/>
+        </w:rPr>
+        <w:t>++ is 41.32 which places the model in a range typical of systems that produce fluent, but not exact, clinical text.</w:t>
       </w:r>
     </w:p>
     <w:p>
@@ -16216,8 +18975,49 @@
           <w:sz w:val="24"/>
           <w:szCs w:val="24"/>
         </w:rPr>
-        <w:t xml:space="preserve">The Stage 2 evaluation against NLLB-200-translated Bangla references yields BLEU-1 of 0.2626, BLEU-2 of 0.1358, BLEU-4 of 0.0502, and chrF++ of 35.18. The slight decrease in the chrF++ value for Stage 1 English to 41.32 and Stage 2 Bangla to 35.18 is the cumulative impact of two steps that are imperfect: Step 1 is to generate the English text that diverges from the reference, and Step 2 is to translate the generated text to Bangla and the reference to Bangla, which may introduce further level of character level differences. Sample Bangla outputs from the qualitative inspection reveals that generated reports are grammatically correct Bangla which preserves the clinical structure of the English input including Findings/Impression, and correctly renders key pathological terms such as </w:t>
-      </w:r>
+        <w:t xml:space="preserve">The Stage 2 evaluation against NLLB-200-translated Bangla references yields BLEU-1 of 0.2626, BLEU-2 of 0.1358, BLEU-4 of 0.0502, and </w:t>
+      </w:r>
+      <w:proofErr w:type="spellStart"/>
+      <w:r>
+        <w:rPr>
+          <w:b w:val="0"/>
+          <w:bCs w:val="0"/>
+          <w:sz w:val="24"/>
+          <w:szCs w:val="24"/>
+        </w:rPr>
+        <w:t>chrF</w:t>
+      </w:r>
+      <w:proofErr w:type="spellEnd"/>
+      <w:r>
+        <w:rPr>
+          <w:b w:val="0"/>
+          <w:bCs w:val="0"/>
+          <w:sz w:val="24"/>
+          <w:szCs w:val="24"/>
+        </w:rPr>
+        <w:t xml:space="preserve">++ of 35.18. The slight decrease in the </w:t>
+      </w:r>
+      <w:proofErr w:type="spellStart"/>
+      <w:r>
+        <w:rPr>
+          <w:b w:val="0"/>
+          <w:bCs w:val="0"/>
+          <w:sz w:val="24"/>
+          <w:szCs w:val="24"/>
+        </w:rPr>
+        <w:t>chrF</w:t>
+      </w:r>
+      <w:proofErr w:type="spellEnd"/>
+      <w:r>
+        <w:rPr>
+          <w:b w:val="0"/>
+          <w:bCs w:val="0"/>
+          <w:sz w:val="24"/>
+          <w:szCs w:val="24"/>
+        </w:rPr>
+        <w:t xml:space="preserve">++ value for Stage 1 English to 41.32 and Stage 2 Bangla to 35.18 is the cumulative impact of two steps that are imperfect: Step 1 is to generate the English text that diverges from the reference, and Step 2 is to translate the generated text to Bangla and the reference to Bangla, which may introduce further level of character level differences. Sample Bangla outputs from the qualitative inspection reveals that generated reports are grammatically correct Bangla which preserves the clinical structure of the English input including Findings/Impression, and correctly renders key pathological terms such as </w:t>
+      </w:r>
+      <w:proofErr w:type="spellStart"/>
       <w:r>
         <w:rPr>
           <w:rFonts w:ascii="Nirmala UI" w:hAnsi="Nirmala UI" w:cs="Nirmala UI"/>
@@ -16228,15 +19028,17 @@
         </w:rPr>
         <w:t>ফুসফুস</w:t>
       </w:r>
-      <w:r>
-        <w:rPr>
-          <w:b w:val="0"/>
-          <w:bCs w:val="0"/>
-          <w:sz w:val="24"/>
-          <w:szCs w:val="24"/>
-        </w:rPr>
-        <w:t xml:space="preserve"> </w:t>
-      </w:r>
+      <w:proofErr w:type="spellEnd"/>
+      <w:r>
+        <w:rPr>
+          <w:b w:val="0"/>
+          <w:bCs w:val="0"/>
+          <w:sz w:val="24"/>
+          <w:szCs w:val="24"/>
+        </w:rPr>
+        <w:t xml:space="preserve"> </w:t>
+      </w:r>
+      <w:proofErr w:type="spellStart"/>
       <w:r>
         <w:rPr>
           <w:rFonts w:ascii="Nirmala UI" w:hAnsi="Nirmala UI" w:cs="Nirmala UI"/>
@@ -16247,6 +19049,7 @@
         </w:rPr>
         <w:t>পরিষ্কার</w:t>
       </w:r>
+      <w:proofErr w:type="spellEnd"/>
       <w:r>
         <w:rPr>
           <w:b w:val="0"/>
@@ -16256,6 +19059,7 @@
         </w:rPr>
         <w:t xml:space="preserve"> (lungs are clear), </w:t>
       </w:r>
+      <w:proofErr w:type="spellStart"/>
       <w:r>
         <w:rPr>
           <w:rFonts w:ascii="Nirmala UI" w:hAnsi="Nirmala UI" w:cs="Nirmala UI"/>
@@ -16266,15 +19070,17 @@
         </w:rPr>
         <w:t>প্লুরাল</w:t>
       </w:r>
-      <w:r>
-        <w:rPr>
-          <w:b w:val="0"/>
-          <w:bCs w:val="0"/>
-          <w:sz w:val="24"/>
-          <w:szCs w:val="24"/>
-        </w:rPr>
-        <w:t xml:space="preserve"> </w:t>
-      </w:r>
+      <w:proofErr w:type="spellEnd"/>
+      <w:r>
+        <w:rPr>
+          <w:b w:val="0"/>
+          <w:bCs w:val="0"/>
+          <w:sz w:val="24"/>
+          <w:szCs w:val="24"/>
+        </w:rPr>
+        <w:t xml:space="preserve"> </w:t>
+      </w:r>
+      <w:proofErr w:type="spellStart"/>
       <w:r>
         <w:rPr>
           <w:rFonts w:ascii="Nirmala UI" w:hAnsi="Nirmala UI" w:cs="Nirmala UI"/>
@@ -16285,6 +19091,7 @@
         </w:rPr>
         <w:t>ইফিউশন</w:t>
       </w:r>
+      <w:proofErr w:type="spellEnd"/>
       <w:r>
         <w:rPr>
           <w:b w:val="0"/>
@@ -16294,6 +19101,7 @@
         </w:rPr>
         <w:t xml:space="preserve"> (pleural effusion), and </w:t>
       </w:r>
+      <w:proofErr w:type="spellStart"/>
       <w:r>
         <w:rPr>
           <w:rFonts w:ascii="Nirmala UI" w:hAnsi="Nirmala UI" w:cs="Nirmala UI"/>
@@ -16304,6 +19112,7 @@
         </w:rPr>
         <w:t>নিউমোথোরাক্স</w:t>
       </w:r>
+      <w:proofErr w:type="spellEnd"/>
       <w:r>
         <w:rPr>
           <w:b w:val="0"/>
@@ -16313,6 +19122,7 @@
         </w:rPr>
         <w:t xml:space="preserve"> (pneumothorax). The major sources of error in the Bangla output are not due to wrong translation of clinical information but due to the inconsistency in the rendering of structural phrases like Findings in Bangla as </w:t>
       </w:r>
+      <w:proofErr w:type="spellStart"/>
       <w:r>
         <w:rPr>
           <w:rFonts w:ascii="Nirmala UI" w:hAnsi="Nirmala UI" w:cs="Nirmala UI"/>
@@ -16323,6 +19133,7 @@
         </w:rPr>
         <w:t>ফলাফলঃ</w:t>
       </w:r>
+      <w:proofErr w:type="spellEnd"/>
       <w:r>
         <w:rPr>
           <w:b w:val="0"/>
@@ -16332,6 +19143,7 @@
         </w:rPr>
         <w:t xml:space="preserve"> instead of </w:t>
       </w:r>
+      <w:proofErr w:type="spellStart"/>
       <w:r>
         <w:rPr>
           <w:rFonts w:ascii="Nirmala UI" w:hAnsi="Nirmala UI" w:cs="Nirmala UI"/>
@@ -16342,14 +19154,35 @@
         </w:rPr>
         <w:t>ফলাফল</w:t>
       </w:r>
-      <w:r>
-        <w:rPr>
-          <w:b w:val="0"/>
-          <w:bCs w:val="0"/>
-          <w:sz w:val="24"/>
-          <w:szCs w:val="24"/>
-        </w:rPr>
-        <w:t>; minor variations in normal anatomical description; and propagation of any such inaccuracy from the output of the English Stage 1 into the Bangla output. Combined, the results validate the pipeline's ability to function, the need for the AnatomyGuidedProjector, English performance in the range of similar resource-constrained systems in the literature, and the resulting readability and clinical structure of the Bangla translation pipeline, along with its reasonable lexical fidelity to a regularly generated reference.</w:t>
+      <w:proofErr w:type="spellEnd"/>
+      <w:r>
+        <w:rPr>
+          <w:b w:val="0"/>
+          <w:bCs w:val="0"/>
+          <w:sz w:val="24"/>
+          <w:szCs w:val="24"/>
+        </w:rPr>
+        <w:t xml:space="preserve">; minor variations in normal anatomical description; and propagation of any such inaccuracy from the output of the English Stage 1 into the Bangla output. Combined, the results validate the pipeline's ability to function, the need for the </w:t>
+      </w:r>
+      <w:proofErr w:type="spellStart"/>
+      <w:r>
+        <w:rPr>
+          <w:b w:val="0"/>
+          <w:bCs w:val="0"/>
+          <w:sz w:val="24"/>
+          <w:szCs w:val="24"/>
+        </w:rPr>
+        <w:t>AnatomyGuidedProjector</w:t>
+      </w:r>
+      <w:proofErr w:type="spellEnd"/>
+      <w:r>
+        <w:rPr>
+          <w:b w:val="0"/>
+          <w:bCs w:val="0"/>
+          <w:sz w:val="24"/>
+          <w:szCs w:val="24"/>
+        </w:rPr>
+        <w:t>, English performance in the range of similar resource-constrained systems in the literature, and the resulting readability and clinical structure of the Bangla translation pipeline, along with its reasonable lexical fidelity to a regularly generated reference.</w:t>
       </w:r>
       <w:bookmarkEnd w:id="88"/>
       <w:bookmarkEnd w:id="89"/>
@@ -16406,7 +19239,47 @@
           <w:sz w:val="24"/>
           <w:szCs w:val="24"/>
         </w:rPr>
-        <w:t xml:space="preserve">This chapter has showed the complete implementation and evaluation of BanglaCXR in both pipeline stages and ablation baseline. The model trained successfully with the best validation loss value of 0.5516 after epoch 18, and reached BLEU-1 = 0.2884, ROUGE-1 = 0.4352, METEOR = 0.2820 and chrF++ = 41.32 on the English test reports of 550 reports, along with an abnormality detection F1 of 0.8802 and clinical micro-F1 of 0.5897 on 12 pathological labels. The cross-attention region query projector was indeed worth the effort, </w:t>
+        <w:t xml:space="preserve">This chapter has showed the complete implementation and evaluation of </w:t>
+      </w:r>
+      <w:proofErr w:type="spellStart"/>
+      <w:r>
+        <w:rPr>
+          <w:b w:val="0"/>
+          <w:bCs w:val="0"/>
+          <w:sz w:val="24"/>
+          <w:szCs w:val="24"/>
+        </w:rPr>
+        <w:t>BanglaCXR</w:t>
+      </w:r>
+      <w:proofErr w:type="spellEnd"/>
+      <w:r>
+        <w:rPr>
+          <w:b w:val="0"/>
+          <w:bCs w:val="0"/>
+          <w:sz w:val="24"/>
+          <w:szCs w:val="24"/>
+        </w:rPr>
+        <w:t xml:space="preserve"> in both pipeline stages and ablation baseline. The model trained successfully with the best validation loss value of 0.5516 after epoch 18, and reached BLEU-1 = 0.2884, ROUGE-1 = 0.4352, METEOR = 0.2820 and </w:t>
+      </w:r>
+      <w:proofErr w:type="spellStart"/>
+      <w:r>
+        <w:rPr>
+          <w:b w:val="0"/>
+          <w:bCs w:val="0"/>
+          <w:sz w:val="24"/>
+          <w:szCs w:val="24"/>
+        </w:rPr>
+        <w:t>chrF</w:t>
+      </w:r>
+      <w:proofErr w:type="spellEnd"/>
+      <w:r>
+        <w:rPr>
+          <w:b w:val="0"/>
+          <w:bCs w:val="0"/>
+          <w:sz w:val="24"/>
+          <w:szCs w:val="24"/>
+        </w:rPr>
+        <w:t xml:space="preserve">++ = 41.32 on the English test reports of 550 reports, along with an abnormality detection F1 of 0.8802 and clinical micro-F1 of 0.5897 on 12 pathological labels. The cross-attention region query projector was indeed worth the effort, </w:t>
       </w:r>
       <w:r>
         <w:rPr>
@@ -16416,7 +19289,27 @@
           <w:szCs w:val="24"/>
         </w:rPr>
         <w:lastRenderedPageBreak/>
-        <w:t>as the baseline based on the Flattened MLP failed to perform. ChrF++ was computed at 35.18 with clinically structured Bangla output for all 550 test cases in Stage 2 Bangla translation, for the first time providing the Bangla radiology NLG benchmark. The next chapter discusses the standards, limitations, sustainability issues and time frame that informed this research</w:t>
+        <w:t xml:space="preserve">as the baseline based on the Flattened MLP failed to perform. </w:t>
+      </w:r>
+      <w:proofErr w:type="spellStart"/>
+      <w:r>
+        <w:rPr>
+          <w:b w:val="0"/>
+          <w:bCs w:val="0"/>
+          <w:sz w:val="24"/>
+          <w:szCs w:val="24"/>
+        </w:rPr>
+        <w:t>ChrF</w:t>
+      </w:r>
+      <w:proofErr w:type="spellEnd"/>
+      <w:r>
+        <w:rPr>
+          <w:b w:val="0"/>
+          <w:bCs w:val="0"/>
+          <w:sz w:val="24"/>
+          <w:szCs w:val="24"/>
+        </w:rPr>
+        <w:t>++ was computed at 35.18 with clinically structured Bangla output for all 550 test cases in Stage 2 Bangla translation, for the first time providing the Bangla radiology NLG benchmark. The next chapter discusses the standards, limitations, sustainability issues and time frame that informed this research</w:t>
       </w:r>
       <w:bookmarkEnd w:id="91"/>
       <w:bookmarkEnd w:id="92"/>
@@ -16907,7 +19800,27 @@
           <w:sz w:val="24"/>
           <w:szCs w:val="24"/>
         </w:rPr>
-        <w:t>Development of BanglaCXR followed the following known principles from the relevant standards bodies and AI ethics frameworks that are applicable to AI medical systems. A software engineering point of view, the implementation is designed and reproducible according to the IEEE guidelines for scientific software, that is, fixed random seeds (all dataset splits used with seed 42), version pinned library dependencies, notebook structure (allows the full evaluation to be independently reproduced by others) and saved model checkpoints. AI and machine learning side, the system's design follows the principles of the recent NIST AI RMF (Risk Management Framework) for trustworthy AI, such as transparency of AI system architecture and training process, measurable performance against a range of evaluation metrics, and documented failures. The training and evaluation is based on an existing public benchmark dataset (IU X-ray) instead of private clinical data, which is in line with open science practices and external validation. Meta's NLLB-200, a model designed specifically for low-resource languages, is based on the principles of responsible AI, is translated with this pipeline, and is developed by Meta AI Research. The system is not yet compliant with clinical device regulations like the FDA's Medical Device Software (SaMD) guidelines, or the EU Medical Device Regulation (MDR); it has not been clinically validated in a health care environment; not been prospectively evaluated by patients' outcomes; and has not included the clinical deployment audit trail mechanisms that are required. Any attempt to bring this to actual clinical practice would require compliance with these regulations.</w:t>
+        <w:t xml:space="preserve">Development of </w:t>
+      </w:r>
+      <w:proofErr w:type="spellStart"/>
+      <w:r>
+        <w:rPr>
+          <w:b w:val="0"/>
+          <w:bCs w:val="0"/>
+          <w:sz w:val="24"/>
+          <w:szCs w:val="24"/>
+        </w:rPr>
+        <w:t>BanglaCXR</w:t>
+      </w:r>
+      <w:proofErr w:type="spellEnd"/>
+      <w:r>
+        <w:rPr>
+          <w:b w:val="0"/>
+          <w:bCs w:val="0"/>
+          <w:sz w:val="24"/>
+          <w:szCs w:val="24"/>
+        </w:rPr>
+        <w:t xml:space="preserve"> followed the following known principles from the relevant standards bodies and AI ethics frameworks that are applicable to AI medical systems. A software engineering point of view, the implementation is designed and reproducible according to the IEEE guidelines for scientific software, that is, fixed random seeds (all dataset splits used with seed 42), version pinned library dependencies, notebook structure (allows the full evaluation to be independently reproduced by others) and saved model checkpoints. AI and machine learning side, the system's design follows the principles of the recent NIST AI RMF (Risk Management Framework) for trustworthy AI, such as transparency of AI system architecture and training process, measurable performance against a range of evaluation metrics, and documented failures. The training and evaluation is based on an existing public benchmark dataset (IU X-ray) instead of private clinical data, which is in line with open science practices and external validation. Meta's NLLB-200, a model designed specifically for low-resource languages, is based on the principles of responsible AI, is translated with this pipeline, and is developed by Meta AI Research. The system is not yet compliant with clinical device regulations like the FDA's Medical Device Software (SaMD) guidelines, or the EU Medical Device Regulation (MDR); it has not been clinically validated in a health care environment; not been prospectively evaluated by patients' outcomes; and has not included the clinical deployment audit trail mechanisms that are required. Any attempt to bring this to actual clinical practice would require compliance with these regulations.</w:t>
       </w:r>
       <w:bookmarkEnd w:id="96"/>
       <w:bookmarkEnd w:id="97"/>
@@ -16956,14 +19869,45 @@
       </w:pPr>
       <w:bookmarkStart w:id="99" w:name="_Toc226031596"/>
       <w:bookmarkStart w:id="100" w:name="_Toc226033400"/>
-      <w:r>
-        <w:rPr>
-          <w:b w:val="0"/>
-          <w:bCs w:val="0"/>
-          <w:sz w:val="24"/>
-          <w:szCs w:val="24"/>
-        </w:rPr>
-        <w:t xml:space="preserve">BanglaCXR is engineered not only to be efficient, but also to be efficient as a goal, given the context of real-world deployment in resource-limited hospitals in Bangladesh. Adopted 4-bit NF4 quantization on Phi-3.5 Mini saves ~8GB of VRAM used for a full-precision inference, to ~3.15GB during the generation of a report, enabling it to be run on a single consumer-grade laptop GPU without cloud compute. Training a LoRA fine-tuned model only requires updating 1.30% of the total model parameters, significantly lowering the amount of compute needed to train the model, as well as the storage space required for the trained model, compared with fine-tuning the entire model. Distilled 600M parameter </w:t>
+      <w:proofErr w:type="spellStart"/>
+      <w:r>
+        <w:rPr>
+          <w:b w:val="0"/>
+          <w:bCs w:val="0"/>
+          <w:sz w:val="24"/>
+          <w:szCs w:val="24"/>
+        </w:rPr>
+        <w:t>BanglaCXR</w:t>
+      </w:r>
+      <w:proofErr w:type="spellEnd"/>
+      <w:r>
+        <w:rPr>
+          <w:b w:val="0"/>
+          <w:bCs w:val="0"/>
+          <w:sz w:val="24"/>
+          <w:szCs w:val="24"/>
+        </w:rPr>
+        <w:t xml:space="preserve"> is engineered not only to be efficient, but also to be efficient as a goal, given the context of real-world deployment in resource-limited hospitals in Bangladesh. Adopted 4-bit NF4 quantization on Phi-3.5 Mini saves ~8GB of VRAM used for a full-precision inference, to ~3.15GB during the generation of a report, enabling it to be run on a single consumer-grade laptop GPU without cloud compute. Training a </w:t>
+      </w:r>
+      <w:proofErr w:type="spellStart"/>
+      <w:r>
+        <w:rPr>
+          <w:b w:val="0"/>
+          <w:bCs w:val="0"/>
+          <w:sz w:val="24"/>
+          <w:szCs w:val="24"/>
+        </w:rPr>
+        <w:t>LoRA</w:t>
+      </w:r>
+      <w:proofErr w:type="spellEnd"/>
+      <w:r>
+        <w:rPr>
+          <w:b w:val="0"/>
+          <w:bCs w:val="0"/>
+          <w:sz w:val="24"/>
+          <w:szCs w:val="24"/>
+        </w:rPr>
+        <w:t xml:space="preserve"> fine-tuned model only requires updating 1.30% of the total model parameters, significantly lowering the amount of compute needed to train the model, as well as the storage space required for the trained model, compared with fine-tuning the entire model. Distilled 600M parameter </w:t>
       </w:r>
       <w:r>
         <w:rPr>
@@ -17029,7 +19973,87 @@
           <w:sz w:val="24"/>
           <w:szCs w:val="24"/>
         </w:rPr>
-        <w:t xml:space="preserve">The societal benefits of BanglaCXR are most direct when implemented in the context of health care in Bangladesh: With the extreme rarity of radiologists, large groups of the population do not receive any expert interpretation of their chest X-rays. A working reporting system with AI support in Bangla would be an effective pre-screening mechanism for district level GP's, identifying potential abnormalities and prioritising patients for referral to specialist centres, and delivering a readable initial report in Bangla. This would help minimize diagnostic delay, optimize triage and increase access to radiological skills in remote rural areas. The first release of Bangla radiology NLG benchmark has academic significance for researchers who are interested in medical AI for South Asian languages, and the proof-of-concept method of using a radiology-specialized vision encoder in conjunction with a small quantized LLM using a parameter-efficient cross-attention projector offers a template for other low-resource language deployments. But the possible downsides should be taken on as seriously, however. The system identifies reports with a clinical micro-F1 of 0.5897 on twelve pathological labels, which indicates that the current generation quality is not adequate for clinical decision making for rare findings like fracture, nodule, edema, etc. without expert supervision. If the system is deployed without this disclaimer, especially in environments with under-resourced health care practitioners who might blindly take the input from an AI without critically evaluating it, this would result in misdiagnosis and eventual patient harm. The model is also subject to demographic and imaging biases that may apply to the IU X-ray dataset which has been gathered at an American academic medical centre, which may not be representative of the distribution of pathologies, imaging equipment quality, or demographics of a Bangladeshi hospital. These </w:t>
+        <w:t xml:space="preserve">The societal benefits of </w:t>
+      </w:r>
+      <w:proofErr w:type="spellStart"/>
+      <w:r>
+        <w:rPr>
+          <w:b w:val="0"/>
+          <w:bCs w:val="0"/>
+          <w:sz w:val="24"/>
+          <w:szCs w:val="24"/>
+        </w:rPr>
+        <w:t>BanglaCXR</w:t>
+      </w:r>
+      <w:proofErr w:type="spellEnd"/>
+      <w:r>
+        <w:rPr>
+          <w:b w:val="0"/>
+          <w:bCs w:val="0"/>
+          <w:sz w:val="24"/>
+          <w:szCs w:val="24"/>
+        </w:rPr>
+        <w:t xml:space="preserve"> are most direct when implemented in the context of health care in Bangladesh: With the extreme rarity of radiologists, large groups of the population do not receive any expert interpretation of their chest X-rays. A working reporting system with AI support in Bangla would be an effective pre-screening mechanism for district level GP's, identifying potential abnormalities and </w:t>
+      </w:r>
+      <w:proofErr w:type="spellStart"/>
+      <w:r>
+        <w:rPr>
+          <w:b w:val="0"/>
+          <w:bCs w:val="0"/>
+          <w:sz w:val="24"/>
+          <w:szCs w:val="24"/>
+        </w:rPr>
+        <w:t>prioritising</w:t>
+      </w:r>
+      <w:proofErr w:type="spellEnd"/>
+      <w:r>
+        <w:rPr>
+          <w:b w:val="0"/>
+          <w:bCs w:val="0"/>
+          <w:sz w:val="24"/>
+          <w:szCs w:val="24"/>
+        </w:rPr>
+        <w:t xml:space="preserve"> patients for referral to specialist </w:t>
+      </w:r>
+      <w:proofErr w:type="spellStart"/>
+      <w:r>
+        <w:rPr>
+          <w:b w:val="0"/>
+          <w:bCs w:val="0"/>
+          <w:sz w:val="24"/>
+          <w:szCs w:val="24"/>
+        </w:rPr>
+        <w:t>centres</w:t>
+      </w:r>
+      <w:proofErr w:type="spellEnd"/>
+      <w:r>
+        <w:rPr>
+          <w:b w:val="0"/>
+          <w:bCs w:val="0"/>
+          <w:sz w:val="24"/>
+          <w:szCs w:val="24"/>
+        </w:rPr>
+        <w:t xml:space="preserve">, and delivering a readable initial report in Bangla. This would help minimize diagnostic delay, optimize triage and increase access to radiological skills in remote rural areas. The first release of Bangla radiology NLG benchmark has academic significance for researchers who are interested in medical AI for South Asian languages, and the proof-of-concept method of using a radiology-specialized vision encoder in conjunction with a small quantized LLM using a parameter-efficient cross-attention projector offers a template for other low-resource language deployments. But the possible downsides should be taken on as seriously, however. The system identifies reports with a clinical micro-F1 of 0.5897 on twelve pathological labels, which indicates that the current generation quality is not adequate for clinical decision making for rare findings like fracture, nodule, edema, etc. without expert supervision. If the system is deployed without this disclaimer, especially in environments with under-resourced health care practitioners who might blindly take the input from an AI without critically evaluating it, this would result in misdiagnosis and eventual patient harm. The model is also subject to demographic and imaging biases that may apply to the IU X-ray dataset which has been gathered at an American academic medical </w:t>
+      </w:r>
+      <w:proofErr w:type="spellStart"/>
+      <w:r>
+        <w:rPr>
+          <w:b w:val="0"/>
+          <w:bCs w:val="0"/>
+          <w:sz w:val="24"/>
+          <w:szCs w:val="24"/>
+        </w:rPr>
+        <w:t>centre</w:t>
+      </w:r>
+      <w:proofErr w:type="spellEnd"/>
+      <w:r>
+        <w:rPr>
+          <w:b w:val="0"/>
+          <w:bCs w:val="0"/>
+          <w:sz w:val="24"/>
+          <w:szCs w:val="24"/>
+        </w:rPr>
+        <w:t xml:space="preserve">, which may not be representative of the distribution of pathologies, imaging equipment quality, or demographics of a Bangladeshi hospital. These </w:t>
       </w:r>
       <w:r>
         <w:rPr>
@@ -17095,7 +20119,27 @@
           <w:sz w:val="24"/>
           <w:szCs w:val="24"/>
         </w:rPr>
-        <w:t>There are a number of ethical considerations in this study. The first one is about bias and fairness of the training data. The IU X-ray dataset consists of data from a single academic hospital in the US, so it is specific to the quality of the equipment, patient population, clinical protocols, and reporting of that hospital. This brings in the bias at the population level: the model can be expected to perform differently with chest X-rays of Bangladeshi patients, as well as with differences in disease prevalence patterns (such as the prevalence of tuberculosis, which is significantly higher in Bangladesh than in the IU dataset) and imaging equipment properties (which can be different for Bangladeshi patients) and clinical documentation conventions; all these factors can result in a different disease burden pattern. The other issue is clinical safety. The system is designed for research purposes and for preliminary reporting only and should not substitute for experienced radiologists. All output must be considered a preliminary product and subject to expert verification and the thesis documentation and communication of any deployments should explicitly and prominently state this fact. The third concern is with regard to the Bangla translation specifically: errors in clinical translation can impact patient care due to misinterpretation of a report by a clinician based on an incorrect Bangla translation of a finding. This risk is partially reduced by the medical glossary post-processing applied in implementing, but it cannot be completely eliminated. The fourth concern is that of data privacy, where no patient identifiable data is utilized in this research, and no new patient data was gathered, but the IU X-ray dataset is a fully anonymized and de-identified public release (Demner-Fushman et al., 2016). No data were sent to external servers for model training and/or evaluation.</w:t>
+        <w:t>There are a number of ethical considerations in this study. The first one is about bias and fairness of the training data. The IU X-ray dataset consists of data from a single academic hospital in the US, so it is specific to the quality of the equipment, patient population, clinical protocols, and reporting of that hospital. This brings in the bias at the population level: the model can be expected to perform differently with chest X-rays of Bangladeshi patients, as well as with differences in disease prevalence patterns (such as the prevalence of tuberculosis, which is significantly higher in Bangladesh than in the IU dataset) and imaging equipment properties (which can be different for Bangladeshi patients) and clinical documentation conventions; all these factors can result in a different disease burden pattern. The other issue is clinical safety. The system is designed for research purposes and for preliminary reporting only and should not substitute for experienced radiologists. All output must be considered a preliminary product and subject to expert verification and the thesis documentation and communication of any deployments should explicitly and prominently state this fact. The third concern is with regard to the Bangla translation specifically: errors in clinical translation can impact patient care due to misinterpretation of a report by a clinician based on an incorrect Bangla translation of a finding. This risk is partially reduced by the medical glossary post-processing applied in implementing, but it cannot be completely eliminated. The fourth concern is that of data privacy, where no patient identifiable data is utilized in this research, and no new patient data was gathered, but the IU X-ray dataset is a fully anonymized and de-identified public release (</w:t>
+      </w:r>
+      <w:proofErr w:type="spellStart"/>
+      <w:r>
+        <w:rPr>
+          <w:b w:val="0"/>
+          <w:bCs w:val="0"/>
+          <w:sz w:val="24"/>
+          <w:szCs w:val="24"/>
+        </w:rPr>
+        <w:t>Demner-Fushman</w:t>
+      </w:r>
+      <w:proofErr w:type="spellEnd"/>
+      <w:r>
+        <w:rPr>
+          <w:b w:val="0"/>
+          <w:bCs w:val="0"/>
+          <w:sz w:val="24"/>
+          <w:szCs w:val="24"/>
+        </w:rPr>
+        <w:t xml:space="preserve"> et al., 2016). No data were sent to external servers for model training and/or evaluation.</w:t>
       </w:r>
       <w:bookmarkEnd w:id="105"/>
       <w:bookmarkEnd w:id="106"/>
@@ -17151,7 +20195,27 @@
           <w:sz w:val="24"/>
           <w:szCs w:val="24"/>
         </w:rPr>
-        <w:t xml:space="preserve">The privacy risk during the development and evaluation of BanglaCXR is kept to a minimum because it was done entirely on a local machine and on an already de-identified set of data from the public domain. The personally identifiable information from the IU X-ray data set has been removed and the data was acquired from the Indiana University under institutional review board guidelines. No patient information was sent to any cloud services, sent via API, or sent over networks during development or testing. The model weights saved at the checkpoints are not associated with any patient, but rather they are </w:t>
+        <w:t xml:space="preserve">The privacy risk during the development and evaluation of </w:t>
+      </w:r>
+      <w:proofErr w:type="spellStart"/>
+      <w:r>
+        <w:rPr>
+          <w:b w:val="0"/>
+          <w:bCs w:val="0"/>
+          <w:sz w:val="24"/>
+          <w:szCs w:val="24"/>
+        </w:rPr>
+        <w:t>BanglaCXR</w:t>
+      </w:r>
+      <w:proofErr w:type="spellEnd"/>
+      <w:r>
+        <w:rPr>
+          <w:b w:val="0"/>
+          <w:bCs w:val="0"/>
+          <w:sz w:val="24"/>
+          <w:szCs w:val="24"/>
+        </w:rPr>
+        <w:t xml:space="preserve"> is kept to a minimum because it was done entirely on a local machine and on an already de-identified set of data from the public domain. The personally identifiable information from the IU X-ray data set has been removed and the data was acquired from the Indiana University under institutional review board guidelines. No patient information was sent to any cloud services, sent via API, or sent over networks during development or testing. The model weights saved at the checkpoints are not associated with any patient, but rather they are </w:t>
       </w:r>
       <w:r>
         <w:rPr>
@@ -17254,7 +20318,87 @@
           <w:sz w:val="24"/>
           <w:szCs w:val="24"/>
         </w:rPr>
-        <w:t xml:space="preserve">The biggest design limitation of BanglaCXR is the 8 GB VRAM limit due to the hardware available. All key decisions on architecture were forced by this constraint: use of Phi-3.5 Mini (3.8B parameters) instead of a bigger model like LLaMA-3-8B or Phi-3-medium (14B); use of the distilled NLLB-200 (600M) over the larger options; and the use of 32 region queries instead of 64 or 128 in the AnatomyGuidedProjector, which is directly responsible for the length of the visual prefix and thus the prefill memory overhead. The ability to generate reports of length up to 256 tokens (maximum length of 200) for training and generation, respectively, was a related design constraint, chosen to keep memory usage manageable, but which prevents the model from generating very long reports with extensive clinical detail. This is usually not a limiting constraint on the length of the IU X-ray reports, which are usually short, but it would be a constraint on longer reports, like those in the MIMIC-CXR style. The frozen RAD-DINO encoder cannot be further optimized without surpassing VRAM capacity, which means that the visual quality of the feature is set by the pretrained model and cannot be adjusted to different visual features of the training set. In the same way, we need to freeze the base weights of Phi-3.5 Mini, so it only has the LoRA delta weights that can be adjusted during training, and the projector can also be adjusted. This thus leaves the entire responsibility for cross-modal adaptation to the projector and to the relatively small LoRA adapters, which is feasible and yet fundamentally constrained from being as scalable as a fully fine-tuned system trained at </w:t>
+        <w:t xml:space="preserve">The biggest design limitation of </w:t>
+      </w:r>
+      <w:proofErr w:type="spellStart"/>
+      <w:r>
+        <w:rPr>
+          <w:b w:val="0"/>
+          <w:bCs w:val="0"/>
+          <w:sz w:val="24"/>
+          <w:szCs w:val="24"/>
+        </w:rPr>
+        <w:t>BanglaCXR</w:t>
+      </w:r>
+      <w:proofErr w:type="spellEnd"/>
+      <w:r>
+        <w:rPr>
+          <w:b w:val="0"/>
+          <w:bCs w:val="0"/>
+          <w:sz w:val="24"/>
+          <w:szCs w:val="24"/>
+        </w:rPr>
+        <w:t xml:space="preserve"> is the 8 GB VRAM limit due to the hardware available. All key decisions on architecture were forced by this constraint: use of Phi-3.5 Mini (3.8B parameters) instead of a bigger model like LLaMA-3-8B or Phi-3-medium (14B); use of the distilled NLLB-200 (600M) over the larger options; and the use of 32 region queries instead of 64 or 128 in the </w:t>
+      </w:r>
+      <w:proofErr w:type="spellStart"/>
+      <w:r>
+        <w:rPr>
+          <w:b w:val="0"/>
+          <w:bCs w:val="0"/>
+          <w:sz w:val="24"/>
+          <w:szCs w:val="24"/>
+        </w:rPr>
+        <w:t>AnatomyGuidedProjector</w:t>
+      </w:r>
+      <w:proofErr w:type="spellEnd"/>
+      <w:r>
+        <w:rPr>
+          <w:b w:val="0"/>
+          <w:bCs w:val="0"/>
+          <w:sz w:val="24"/>
+          <w:szCs w:val="24"/>
+        </w:rPr>
+        <w:t xml:space="preserve">, which is directly responsible for the length of the visual prefix and thus the prefill memory overhead. The ability to generate reports of length up to 256 tokens (maximum length of 200) for training and generation, respectively, was a related design constraint, chosen to keep memory usage manageable, but which prevents the model from generating very long reports with extensive clinical detail. This is usually not a limiting constraint on the length of the IU X-ray reports, which are usually short, but it would be a constraint on longer reports, like those in the MIMIC-CXR style. The frozen RAD-DINO encoder cannot be further optimized without surpassing VRAM capacity, which means that the visual quality of the feature is set by the pretrained model and cannot be adjusted to different visual features of the training set. In the same way, we need to freeze the base weights of Phi-3.5 Mini, so it only has the </w:t>
+      </w:r>
+      <w:proofErr w:type="spellStart"/>
+      <w:r>
+        <w:rPr>
+          <w:b w:val="0"/>
+          <w:bCs w:val="0"/>
+          <w:sz w:val="24"/>
+          <w:szCs w:val="24"/>
+        </w:rPr>
+        <w:t>LoRA</w:t>
+      </w:r>
+      <w:proofErr w:type="spellEnd"/>
+      <w:r>
+        <w:rPr>
+          <w:b w:val="0"/>
+          <w:bCs w:val="0"/>
+          <w:sz w:val="24"/>
+          <w:szCs w:val="24"/>
+        </w:rPr>
+        <w:t xml:space="preserve"> delta weights that can be adjusted during training, and the projector can also be adjusted. This thus leaves the entire responsibility for cross-modal adaptation to the projector and to the relatively small </w:t>
+      </w:r>
+      <w:proofErr w:type="spellStart"/>
+      <w:r>
+        <w:rPr>
+          <w:b w:val="0"/>
+          <w:bCs w:val="0"/>
+          <w:sz w:val="24"/>
+          <w:szCs w:val="24"/>
+        </w:rPr>
+        <w:t>LoRA</w:t>
+      </w:r>
+      <w:proofErr w:type="spellEnd"/>
+      <w:r>
+        <w:rPr>
+          <w:b w:val="0"/>
+          <w:bCs w:val="0"/>
+          <w:sz w:val="24"/>
+          <w:szCs w:val="24"/>
+        </w:rPr>
+        <w:t xml:space="preserve"> adapters, which is feasible and yet fundamentally constrained from being as scalable as a fully fine-tuned system trained at </w:t>
       </w:r>
       <w:r>
         <w:rPr>
@@ -17334,7 +20478,87 @@
           <w:sz w:val="24"/>
           <w:szCs w:val="24"/>
         </w:rPr>
-        <w:t>The main limitation of the primary data is the size and demographic characteristics of the IU X-ray database. Following cleaning and filtering, 3,666 valid pairs of image-report pairs of frontal images are available, but only 2,566 of those are used for training. This is significantly smaller than the training corpora of state-of-the-art systems: 8.5 million samples in the case of CheXagent, more than 510,000 samples for MAIRA-2, and 580,000 samples of instruction-following ones for RaDialog. It is possible to train the model using 2,566 samples, 3.8B parameters, LoRA, and 4-bit quantization, but it cannot be avoided that such a small number of samples and a limited number of parameters constrict the diversity of pathological presentations and report phrasing that the model training can learn from. There is also a significant class imbalance in the IU X-ray dataset: 439 out of 550 test samples (79.8%) have at least one abnormal present, and many classes of anomalies, like fracture and nodules, have only a few reports in total in the whole dataset. This is partially mitigated by using a weighted random sampler during training, but rare categories are still underrepresented compared to what is necessary to adequately detect at the clinical level. In Stage 2, the lack of any human-written Bangla radiology reference book makes that the evaluation references are also machine translated by NLLB-200, which creates a confound, since the score of the machine translation reflects how similar it is to another machine translated version of the same text by NLLB-200, not to another human-written version of that text by a Bangla-speaking radiologist. This will, however, need to be done via the collection and annotation of professionally written Bangla radiology reports, and that is a key priority for future work. The problem constraints are no less real. Training the AnatomyGuided model took around just a few hours for 25 epochs on the RTX 5050 Laptop GPU, which is fine for a single training session but would be expensive for larger hyperparameter optimization or cross-validation studies. The inference time per report, which includes image preprocessing, RAD-DINO encoding, projector forward pass, and autoregressive generation of up to 200 tokens, takes about 10 to 20 seconds per case on the test hardware, and is suitable for a supplementary reporting tool, but requires further optimization in the case of high throughput and deployable applications.</w:t>
+        <w:t xml:space="preserve">The main limitation of the primary data is the size and demographic characteristics of the IU X-ray database. Following cleaning and filtering, 3,666 valid pairs of image-report pairs of frontal images are available, but only 2,566 of those are used for training. This is significantly smaller than the training corpora of state-of-the-art systems: 8.5 million samples in the case of </w:t>
+      </w:r>
+      <w:proofErr w:type="spellStart"/>
+      <w:r>
+        <w:rPr>
+          <w:b w:val="0"/>
+          <w:bCs w:val="0"/>
+          <w:sz w:val="24"/>
+          <w:szCs w:val="24"/>
+        </w:rPr>
+        <w:t>CheXagent</w:t>
+      </w:r>
+      <w:proofErr w:type="spellEnd"/>
+      <w:r>
+        <w:rPr>
+          <w:b w:val="0"/>
+          <w:bCs w:val="0"/>
+          <w:sz w:val="24"/>
+          <w:szCs w:val="24"/>
+        </w:rPr>
+        <w:t xml:space="preserve">, more than 510,000 samples for MAIRA-2, and 580,000 samples of instruction-following ones for </w:t>
+      </w:r>
+      <w:proofErr w:type="spellStart"/>
+      <w:r>
+        <w:rPr>
+          <w:b w:val="0"/>
+          <w:bCs w:val="0"/>
+          <w:sz w:val="24"/>
+          <w:szCs w:val="24"/>
+        </w:rPr>
+        <w:t>RaDialog</w:t>
+      </w:r>
+      <w:proofErr w:type="spellEnd"/>
+      <w:r>
+        <w:rPr>
+          <w:b w:val="0"/>
+          <w:bCs w:val="0"/>
+          <w:sz w:val="24"/>
+          <w:szCs w:val="24"/>
+        </w:rPr>
+        <w:t xml:space="preserve">. It is possible to train the model using 2,566 samples, 3.8B parameters, </w:t>
+      </w:r>
+      <w:proofErr w:type="spellStart"/>
+      <w:r>
+        <w:rPr>
+          <w:b w:val="0"/>
+          <w:bCs w:val="0"/>
+          <w:sz w:val="24"/>
+          <w:szCs w:val="24"/>
+        </w:rPr>
+        <w:t>LoRA</w:t>
+      </w:r>
+      <w:proofErr w:type="spellEnd"/>
+      <w:r>
+        <w:rPr>
+          <w:b w:val="0"/>
+          <w:bCs w:val="0"/>
+          <w:sz w:val="24"/>
+          <w:szCs w:val="24"/>
+        </w:rPr>
+        <w:t xml:space="preserve">, and 4-bit quantization, but it cannot be avoided that such a small number of samples and a limited number of parameters constrict the diversity of pathological presentations and report phrasing that the model training can learn from. There is also a significant class imbalance in the IU X-ray dataset: 439 out of 550 test samples (79.8%) have at least one abnormal present, and many classes of anomalies, like fracture and nodules, have only a few reports in total in the whole dataset. This is partially mitigated by using a weighted random sampler during training, but rare categories are still underrepresented compared to what is necessary to adequately detect at the clinical level. In Stage 2, the lack of any human-written Bangla radiology reference book makes that the evaluation references are also machine translated by NLLB-200, which creates a confound, since the score of the machine translation reflects how similar it is to another machine translated version of the same text by NLLB-200, not to another human-written version of that text by a Bangla-speaking radiologist. This will, however, need to be done via the collection and annotation of professionally written Bangla radiology reports, and that is a key priority for future work. The problem constraints are no less real. Training the </w:t>
+      </w:r>
+      <w:proofErr w:type="spellStart"/>
+      <w:r>
+        <w:rPr>
+          <w:b w:val="0"/>
+          <w:bCs w:val="0"/>
+          <w:sz w:val="24"/>
+          <w:szCs w:val="24"/>
+        </w:rPr>
+        <w:t>AnatomyGuided</w:t>
+      </w:r>
+      <w:proofErr w:type="spellEnd"/>
+      <w:r>
+        <w:rPr>
+          <w:b w:val="0"/>
+          <w:bCs w:val="0"/>
+          <w:sz w:val="24"/>
+          <w:szCs w:val="24"/>
+        </w:rPr>
+        <w:t xml:space="preserve"> model took around just a few hours for 25 epochs on the RTX 5050 Laptop GPU, which is fine for a single training session but would be expensive for larger hyperparameter optimization or cross-validation studies. The inference time per report, which includes image preprocessing, RAD-DINO encoding, projector forward pass, and autoregressive generation of up to 200 tokens, takes about 10 to 20 seconds per case on the test hardware, and is suitable for a supplementary reporting tool, but requires further optimization in the case of high throughput and deployable applications.</w:t>
       </w:r>
       <w:bookmarkEnd w:id="114"/>
       <w:bookmarkEnd w:id="115"/>
@@ -17418,7 +20642,47 @@
           <w:szCs w:val="24"/>
         </w:rPr>
         <w:lastRenderedPageBreak/>
-        <w:t>source licenses on HuggingFace. This IU X-ray dataset is openly available on the Open-i platform of the National Library of Medicine. All software libraries used are open source software which are freely licensed. All training was done on the personal hardware - RTX 5050 Laptop GPU - without incurring cloud compute costs. None of the proprietary annotation tools, clinical databases or subscription based APIs were used at any stage. This zero-budget constraint was not simply a constraint, but a design feature as well, as one of the motivations of the research is to illustrate that a working Bangla radiology AI pipeline can be built without institutional compute infrastructure to make the methodology accessible for researchers in Bangladesh and other low-income settings with similar compute resource constraints. The major cost would be to extend the research towards clinical validation, which would involve professionally written Bangla radiology reports being annotated by trained radiologists, and paying them for their efforts.</w:t>
+        <w:t xml:space="preserve">source licenses on </w:t>
+      </w:r>
+      <w:proofErr w:type="spellStart"/>
+      <w:r>
+        <w:rPr>
+          <w:b w:val="0"/>
+          <w:bCs w:val="0"/>
+          <w:sz w:val="24"/>
+          <w:szCs w:val="24"/>
+        </w:rPr>
+        <w:t>HuggingFace</w:t>
+      </w:r>
+      <w:proofErr w:type="spellEnd"/>
+      <w:r>
+        <w:rPr>
+          <w:b w:val="0"/>
+          <w:bCs w:val="0"/>
+          <w:sz w:val="24"/>
+          <w:szCs w:val="24"/>
+        </w:rPr>
+        <w:t>. This IU X-ray dataset is openly available on the Open-</w:t>
+      </w:r>
+      <w:proofErr w:type="spellStart"/>
+      <w:r>
+        <w:rPr>
+          <w:b w:val="0"/>
+          <w:bCs w:val="0"/>
+          <w:sz w:val="24"/>
+          <w:szCs w:val="24"/>
+        </w:rPr>
+        <w:t>i</w:t>
+      </w:r>
+      <w:proofErr w:type="spellEnd"/>
+      <w:r>
+        <w:rPr>
+          <w:b w:val="0"/>
+          <w:bCs w:val="0"/>
+          <w:sz w:val="24"/>
+          <w:szCs w:val="24"/>
+        </w:rPr>
+        <w:t xml:space="preserve"> platform of the National Library of Medicine. All software libraries used are open source software which are freely licensed. All training was done on the personal hardware - RTX 5050 Laptop GPU - without incurring cloud compute costs. None of the proprietary annotation tools, clinical databases or subscription based APIs were used at any stage. This zero-budget constraint was not simply a constraint, but a design feature as well, as one of the motivations of the research is to illustrate that a working Bangla radiology AI pipeline can be built without institutional compute infrastructure to make the methodology accessible for researchers in Bangladesh and other low-income settings with similar compute resource constraints. The major cost would be to extend the research towards clinical validation, which would involve professionally written Bangla radiology reports being annotated by trained radiologists, and paying them for their efforts.</w:t>
       </w:r>
       <w:bookmarkEnd w:id="117"/>
       <w:bookmarkEnd w:id="118"/>
@@ -17490,7 +20754,67 @@
           <w:sz w:val="24"/>
           <w:szCs w:val="24"/>
         </w:rPr>
-        <w:t xml:space="preserve">In this lesson, students examine the process of task breakdown and the project timeline. The research was conducted in six consecutive steps, which took about five months. This first phase (lasting about three weeks) was dedicated to the identification of the problem and the literature survey, which included a systematic review of 30 papers from different domains: radiology report generation, Bangla NLP, multilingual clinical NLP, and AI in low-resource healthcare, and eventually, a well-defined research gap and research goals. The second phase lasted 2 weeks and involved downloading the IU X-ray dataset, writing the filter and merge pipeline, making the train/validation/test splits and checking the availability of the images and completeness of the reports. The third phase, which lasted around four weeks, focused on the design of the AnatomyGuidedProjector, the embedding of RAD-DINO and Phi-3.5 Mini, the prompt template design, the design of the weighted sampler, and training loop implementation with gradient accumulation and learning rate scheduling. The fourth phase lasted about three weeks and included model training, checkpoint management, and tracking of training dynamics, which involved addressing some instability challenges that were experienced in the initial training runs. The fifth phase lasted two weeks and involved implementation of evaluation and execution of the ablation study, including coding all the NLG and clinical metrics, running the two models (AnatomyGuided and FlatMLP) over all 550 test cases, and implementing the Stage 2 translation pipeline and its evaluation. The sixth and final phase was a three-week period for the analysis of the results, figure generation and thesis writing. A breakdown of the task </w:t>
+        <w:t xml:space="preserve">In this lesson, students examine the process of task breakdown and the project timeline. The research was conducted in six consecutive steps, which took about five months. This first phase (lasting about three weeks) was dedicated to the identification of the problem and the literature survey, which included a systematic review of 30 papers from different domains: radiology report generation, Bangla NLP, multilingual clinical NLP, and AI in low-resource healthcare, and eventually, a well-defined research gap and research goals. The second phase lasted 2 weeks and involved downloading the IU X-ray dataset, writing the filter and merge pipeline, making the train/validation/test splits and checking the availability of the images and completeness of the reports. The third phase, which lasted around four weeks, focused on the design of the </w:t>
+      </w:r>
+      <w:proofErr w:type="spellStart"/>
+      <w:r>
+        <w:rPr>
+          <w:b w:val="0"/>
+          <w:bCs w:val="0"/>
+          <w:sz w:val="24"/>
+          <w:szCs w:val="24"/>
+        </w:rPr>
+        <w:t>AnatomyGuidedProjector</w:t>
+      </w:r>
+      <w:proofErr w:type="spellEnd"/>
+      <w:r>
+        <w:rPr>
+          <w:b w:val="0"/>
+          <w:bCs w:val="0"/>
+          <w:sz w:val="24"/>
+          <w:szCs w:val="24"/>
+        </w:rPr>
+        <w:t>, the embedding of RAD-DINO and Phi-3.5 Mini, the prompt template design, the design of the weighted sampler, and training loop implementation with gradient accumulation and learning rate scheduling. The fourth phase lasted about three weeks and included model training, checkpoint management, and tracking of training dynamics, which involved addressing some instability challenges that were experienced in the initial training runs. The fifth phase lasted two weeks and involved implementation of evaluation and execution of the ablation study, including coding all the NLG and clinical metrics, running the two models (</w:t>
+      </w:r>
+      <w:proofErr w:type="spellStart"/>
+      <w:r>
+        <w:rPr>
+          <w:b w:val="0"/>
+          <w:bCs w:val="0"/>
+          <w:sz w:val="24"/>
+          <w:szCs w:val="24"/>
+        </w:rPr>
+        <w:t>AnatomyGuided</w:t>
+      </w:r>
+      <w:proofErr w:type="spellEnd"/>
+      <w:r>
+        <w:rPr>
+          <w:b w:val="0"/>
+          <w:bCs w:val="0"/>
+          <w:sz w:val="24"/>
+          <w:szCs w:val="24"/>
+        </w:rPr>
+        <w:t xml:space="preserve"> and </w:t>
+      </w:r>
+      <w:proofErr w:type="spellStart"/>
+      <w:r>
+        <w:rPr>
+          <w:b w:val="0"/>
+          <w:bCs w:val="0"/>
+          <w:sz w:val="24"/>
+          <w:szCs w:val="24"/>
+        </w:rPr>
+        <w:t>FlatMLP</w:t>
+      </w:r>
+      <w:proofErr w:type="spellEnd"/>
+      <w:r>
+        <w:rPr>
+          <w:b w:val="0"/>
+          <w:bCs w:val="0"/>
+          <w:sz w:val="24"/>
+          <w:szCs w:val="24"/>
+        </w:rPr>
+        <w:t xml:space="preserve">) over all 550 test cases, and implementing the Stage 2 translation pipeline and its evaluation. The sixth and final phase was a three-week period for the analysis of the results, figure generation and thesis writing. A breakdown of the task </w:t>
       </w:r>
       <w:r>
         <w:rPr>
@@ -17500,7 +20824,47 @@
           <w:szCs w:val="24"/>
         </w:rPr>
         <w:lastRenderedPageBreak/>
-        <w:t>within these phases can be explained as follows. Literature review was carried out by reading and systematically annotating 30 papers, developing the problem statement and formulating the objectives. For the preparation of data sets, utilities for writing the data to the file system were written and the abnormality pattern detector for the weighted sampler was implemented, and the integrity of the 3,666 image-report pairs was verified. The implementation of the architecture comprised the creation of the AnatomyGuidedProjector class, BanglaCXRStage1 model class, the CXRDataset class and finally the generation function. Training consisted of multiple sessions, saving checkpoints, keeping an eye on VRAM, and figuring out what went wrong in preliminary training sessions before the final configuration stabilized to produce the loss. Evaluation was done by applying seven NLG metrics, twelve-label clinical entity extraction, the complete ablation comparison, and the Bangla Stage 2 evaluation. One of the tasks of documentation was to prepare the entire thesis text, figures and references.</w:t>
+        <w:t xml:space="preserve">within these phases can be explained as follows. Literature review was carried out by reading and systematically annotating 30 papers, developing the problem statement and formulating the objectives. For the preparation of data sets, utilities for writing the data to the file system were written and the abnormality pattern detector for the weighted sampler was implemented, and the integrity of the 3,666 image-report pairs was verified. The implementation of the architecture comprised the creation of the </w:t>
+      </w:r>
+      <w:proofErr w:type="spellStart"/>
+      <w:r>
+        <w:rPr>
+          <w:b w:val="0"/>
+          <w:bCs w:val="0"/>
+          <w:sz w:val="24"/>
+          <w:szCs w:val="24"/>
+        </w:rPr>
+        <w:t>AnatomyGuidedProjector</w:t>
+      </w:r>
+      <w:proofErr w:type="spellEnd"/>
+      <w:r>
+        <w:rPr>
+          <w:b w:val="0"/>
+          <w:bCs w:val="0"/>
+          <w:sz w:val="24"/>
+          <w:szCs w:val="24"/>
+        </w:rPr>
+        <w:t xml:space="preserve"> class, BanglaCXRStage1 model class, the </w:t>
+      </w:r>
+      <w:proofErr w:type="spellStart"/>
+      <w:r>
+        <w:rPr>
+          <w:b w:val="0"/>
+          <w:bCs w:val="0"/>
+          <w:sz w:val="24"/>
+          <w:szCs w:val="24"/>
+        </w:rPr>
+        <w:t>CXRDataset</w:t>
+      </w:r>
+      <w:proofErr w:type="spellEnd"/>
+      <w:r>
+        <w:rPr>
+          <w:b w:val="0"/>
+          <w:bCs w:val="0"/>
+          <w:sz w:val="24"/>
+          <w:szCs w:val="24"/>
+        </w:rPr>
+        <w:t xml:space="preserve"> class and finally the generation function. Training consisted of multiple sessions, saving checkpoints, keeping an eye on VRAM, and figuring out what went wrong in preliminary training sessions before the final configuration stabilized to produce the loss. Evaluation was done by applying seven NLG metrics, twelve-label clinical entity extraction, the complete ablation comparison, and the Bangla Stage 2 evaluation. One of the tasks of documentation was to prepare the entire thesis text, figures and references.</w:t>
       </w:r>
       <w:bookmarkEnd w:id="120"/>
       <w:bookmarkEnd w:id="121"/>
@@ -17557,7 +20921,67 @@
           <w:sz w:val="24"/>
           <w:szCs w:val="24"/>
         </w:rPr>
-        <w:t>The project is broken down into 5 key milestones. The first milestone is the literature review and problem specification, which is accomplished when the 30 annotated paper reviews are completed and the problem statement and objective set is written. The next milestone is dataset readiness, which means the availability of 3,666 image-report pairs with IU X-rays that have been cleaned and split, file integrity checked and the weighted random sampler is working. The third milestone is the trained AnatomyGuided Stage 1 model, with the best checkpoint saved from epoch 18 with a validation loss of 0.5516 and 550 English test reports generated and saved to stage2_english_reports.json. The fourth milestone is the ablation study and Stage 2 evaluation, which includes the final comparison table (AnatomyGuided versus FlatMLP) for all metrics and the Bangla evaluation results are recorded in stage2_bangla_full.json. The sixth and last milestone is the finished thesis with all six chapters, all references listed in the APA format and the six visualization figures created during the ablation phase. For every milestone there is a clear, tangible, and verifiable deliverable, such as a document or a saved file or a set of measurable numerical results, that can be measured, and that the research can be fully reproduced from the available artifacts.</w:t>
+        <w:t xml:space="preserve">The project is broken down into 5 key milestones. The first milestone is the literature review and problem specification, which is accomplished when the 30 annotated paper reviews are completed and the problem statement and objective set is written. The next milestone is dataset readiness, which means the availability of 3,666 image-report pairs with IU X-rays that have been cleaned and split, file integrity checked and the weighted random sampler is working. The third milestone is the trained </w:t>
+      </w:r>
+      <w:proofErr w:type="spellStart"/>
+      <w:r>
+        <w:rPr>
+          <w:b w:val="0"/>
+          <w:bCs w:val="0"/>
+          <w:sz w:val="24"/>
+          <w:szCs w:val="24"/>
+        </w:rPr>
+        <w:t>AnatomyGuided</w:t>
+      </w:r>
+      <w:proofErr w:type="spellEnd"/>
+      <w:r>
+        <w:rPr>
+          <w:b w:val="0"/>
+          <w:bCs w:val="0"/>
+          <w:sz w:val="24"/>
+          <w:szCs w:val="24"/>
+        </w:rPr>
+        <w:t xml:space="preserve"> Stage 1 model, with the best checkpoint saved from epoch 18 with a validation loss of 0.5516 and 550 English test reports generated and saved to stage2_english_reports.json. The fourth milestone is the ablation study and Stage 2 evaluation, which includes the final comparison table (</w:t>
+      </w:r>
+      <w:proofErr w:type="spellStart"/>
+      <w:r>
+        <w:rPr>
+          <w:b w:val="0"/>
+          <w:bCs w:val="0"/>
+          <w:sz w:val="24"/>
+          <w:szCs w:val="24"/>
+        </w:rPr>
+        <w:t>AnatomyGuided</w:t>
+      </w:r>
+      <w:proofErr w:type="spellEnd"/>
+      <w:r>
+        <w:rPr>
+          <w:b w:val="0"/>
+          <w:bCs w:val="0"/>
+          <w:sz w:val="24"/>
+          <w:szCs w:val="24"/>
+        </w:rPr>
+        <w:t xml:space="preserve"> versus </w:t>
+      </w:r>
+      <w:proofErr w:type="spellStart"/>
+      <w:r>
+        <w:rPr>
+          <w:b w:val="0"/>
+          <w:bCs w:val="0"/>
+          <w:sz w:val="24"/>
+          <w:szCs w:val="24"/>
+        </w:rPr>
+        <w:t>FlatMLP</w:t>
+      </w:r>
+      <w:proofErr w:type="spellEnd"/>
+      <w:r>
+        <w:rPr>
+          <w:b w:val="0"/>
+          <w:bCs w:val="0"/>
+          <w:sz w:val="24"/>
+          <w:szCs w:val="24"/>
+        </w:rPr>
+        <w:t>) for all metrics and the Bangla evaluation results are recorded in stage2_bangla_full.json. The sixth and last milestone is the finished thesis with all six chapters, all references listed in the APA format and the six visualization figures created during the ablation phase. For every milestone there is a clear, tangible, and verifiable deliverable, such as a document or a saved file or a set of measurable numerical results, that can be measured, and that the research can be fully reproduced from the available artifacts.</w:t>
       </w:r>
       <w:bookmarkEnd w:id="123"/>
       <w:bookmarkEnd w:id="124"/>
@@ -17667,7 +21091,27 @@
           <w:sz w:val="24"/>
           <w:szCs w:val="24"/>
         </w:rPr>
-        <w:t>In this chapter, the entire spectrum of standards, constraints, and project management issues that affected the way this research was conducted have been described. While BanglaCXR supports open science and reproducible AI practices, it currently lacks clinical regulatory standards, but these standards are a deliberate scope decision and not overlooked. The consistent design choices made in the system are based on a set of computational sustainability choices due to the 8.5GB VRAM constraint and these choices together result in a system that is deployable on consumer hardware, which is a contribution to equitable use of AI in low resource settings. Data limitations, in particular the size and size of the demographic of IU X-ray training set, and lack of human annotated Bangla references, are the most important limitations on the strength of the current results and thus the most important directions of future work. The project was carried out in six successive stages, which were completed in about 5 months, and the project was able to deliver the six major milestones and all the experimental artifacts it had produced were reproducible. The final chapter brings the research findings together, restates the contributions and provides specific direction for further work on this subject</w:t>
+        <w:t xml:space="preserve">In this chapter, the entire spectrum of standards, constraints, and project management issues that affected the way this research was conducted have been described. While </w:t>
+      </w:r>
+      <w:proofErr w:type="spellStart"/>
+      <w:r>
+        <w:rPr>
+          <w:b w:val="0"/>
+          <w:bCs w:val="0"/>
+          <w:sz w:val="24"/>
+          <w:szCs w:val="24"/>
+        </w:rPr>
+        <w:t>BanglaCXR</w:t>
+      </w:r>
+      <w:proofErr w:type="spellEnd"/>
+      <w:r>
+        <w:rPr>
+          <w:b w:val="0"/>
+          <w:bCs w:val="0"/>
+          <w:sz w:val="24"/>
+          <w:szCs w:val="24"/>
+        </w:rPr>
+        <w:t xml:space="preserve"> supports open science and reproducible AI practices, it currently lacks clinical regulatory standards, but these standards are a deliberate scope decision and not overlooked. The consistent design choices made in the system are based on a set of computational sustainability choices due to the 8.5GB VRAM constraint and these choices together result in a system that is deployable on consumer hardware, which is a contribution to equitable use of AI in low resource settings. Data limitations, in particular the size and size of the demographic of IU X-ray training set, and lack of human annotated Bangla references, are the most important limitations on the strength of the current results and thus the most important directions of future work. The project was carried out in six successive stages, which were completed in about 5 months, and the project was able to deliver the six major milestones and all the experimental artifacts it had produced were reproducible. The final chapter brings the research findings together, restates the contributions and provides specific direction for further work on this subject</w:t>
       </w:r>
       <w:bookmarkEnd w:id="129"/>
       <w:r>
@@ -17868,7 +21312,147 @@
           <w:sz w:val="24"/>
           <w:szCs w:val="24"/>
         </w:rPr>
-        <w:t>The aim of this thesis was to fill in this important, yet practically needed void: a completely missing resource of AI-assisted reporting of chest X-rays in Bangla, the native language of more than 170 million people, and where a radiologist is available for less than one person in every 200,000 people. We have designed, implemented and evaluated BanglaCXR, a two stage pipeline of vision-to-language and language-to-vision. The first stage is made up of a frozen RAD-DINO vision encoder, a novel cross-attention module named AnatomyGuidedProjector and a LoRA fine-tuned Phi-3.5 Mini language model which outputs structured English radiology reports from chest X-ray images. In the second stage, the English reports are translated into Bangla using NLLB-200. The system has been trained and tested on the Indiana University Chest X-ray database, with 2566 training samples, 550 validation samples and 550 test samples being all performed on consumer-grade hardware with 8.5GB VRAM. Stage 1 obtained BLEU-1 score of 0.2884, ROUGE-1 score of 0.4352, METEOR score of 0.2820 and chrF++ score of 41.32 in twelve pathological categories, whereas the score of abnormality detection F1 was 0.8802, and clinical micro-F1 was 0.5897. At stage 2, Bangla reports were generated by chrF++ with the score of 35.18 on NLLB-200-translated reference texts, producing reasonably good reports and clinically organized output. An ablation study confirmed that the AnatomyGuidedProjector is necessary for the model, with a baseline model consisting of a FlatMLP mean-pooling architecture failing to collapse the generation for all metrics.</w:t>
+        <w:t xml:space="preserve">The aim of this thesis was to fill in this important, yet practically needed void: a completely missing resource of AI-assisted reporting of chest X-rays in Bangla, the native language of more than 170 million people, and where a radiologist is available for less than one person in every 200,000 people. We have designed, implemented and evaluated </w:t>
+      </w:r>
+      <w:proofErr w:type="spellStart"/>
+      <w:r>
+        <w:rPr>
+          <w:b w:val="0"/>
+          <w:bCs w:val="0"/>
+          <w:sz w:val="24"/>
+          <w:szCs w:val="24"/>
+        </w:rPr>
+        <w:t>BanglaCXR</w:t>
+      </w:r>
+      <w:proofErr w:type="spellEnd"/>
+      <w:r>
+        <w:rPr>
+          <w:b w:val="0"/>
+          <w:bCs w:val="0"/>
+          <w:sz w:val="24"/>
+          <w:szCs w:val="24"/>
+        </w:rPr>
+        <w:t xml:space="preserve">, a two stage pipeline of vision-to-language and language-to-vision. The first stage is made up of a frozen RAD-DINO vision encoder, a novel cross-attention module named </w:t>
+      </w:r>
+      <w:proofErr w:type="spellStart"/>
+      <w:r>
+        <w:rPr>
+          <w:b w:val="0"/>
+          <w:bCs w:val="0"/>
+          <w:sz w:val="24"/>
+          <w:szCs w:val="24"/>
+        </w:rPr>
+        <w:t>AnatomyGuidedProjector</w:t>
+      </w:r>
+      <w:proofErr w:type="spellEnd"/>
+      <w:r>
+        <w:rPr>
+          <w:b w:val="0"/>
+          <w:bCs w:val="0"/>
+          <w:sz w:val="24"/>
+          <w:szCs w:val="24"/>
+        </w:rPr>
+        <w:t xml:space="preserve"> and a </w:t>
+      </w:r>
+      <w:proofErr w:type="spellStart"/>
+      <w:r>
+        <w:rPr>
+          <w:b w:val="0"/>
+          <w:bCs w:val="0"/>
+          <w:sz w:val="24"/>
+          <w:szCs w:val="24"/>
+        </w:rPr>
+        <w:t>LoRA</w:t>
+      </w:r>
+      <w:proofErr w:type="spellEnd"/>
+      <w:r>
+        <w:rPr>
+          <w:b w:val="0"/>
+          <w:bCs w:val="0"/>
+          <w:sz w:val="24"/>
+          <w:szCs w:val="24"/>
+        </w:rPr>
+        <w:t xml:space="preserve"> fine-tuned Phi-3.5 Mini language model which outputs structured English radiology reports from chest X-ray images. In the second stage, the English reports are translated into Bangla using NLLB-200. The system has been trained and tested on the Indiana University Chest X-ray database, with 2566 training samples, 550 validation samples and 550 test samples being all performed on consumer-grade hardware with 8.5GB VRAM. Stage 1 obtained BLEU-1 score of 0.2884, ROUGE-1 score of 0.4352, METEOR score of 0.2820 and </w:t>
+      </w:r>
+      <w:proofErr w:type="spellStart"/>
+      <w:r>
+        <w:rPr>
+          <w:b w:val="0"/>
+          <w:bCs w:val="0"/>
+          <w:sz w:val="24"/>
+          <w:szCs w:val="24"/>
+        </w:rPr>
+        <w:t>chrF</w:t>
+      </w:r>
+      <w:proofErr w:type="spellEnd"/>
+      <w:r>
+        <w:rPr>
+          <w:b w:val="0"/>
+          <w:bCs w:val="0"/>
+          <w:sz w:val="24"/>
+          <w:szCs w:val="24"/>
+        </w:rPr>
+        <w:t xml:space="preserve">++ score of 41.32 in twelve pathological categories, whereas the score of abnormality detection F1 was 0.8802, and clinical micro-F1 was 0.5897. At stage 2, Bangla reports were generated by </w:t>
+      </w:r>
+      <w:proofErr w:type="spellStart"/>
+      <w:r>
+        <w:rPr>
+          <w:b w:val="0"/>
+          <w:bCs w:val="0"/>
+          <w:sz w:val="24"/>
+          <w:szCs w:val="24"/>
+        </w:rPr>
+        <w:t>chrF</w:t>
+      </w:r>
+      <w:proofErr w:type="spellEnd"/>
+      <w:r>
+        <w:rPr>
+          <w:b w:val="0"/>
+          <w:bCs w:val="0"/>
+          <w:sz w:val="24"/>
+          <w:szCs w:val="24"/>
+        </w:rPr>
+        <w:t xml:space="preserve">++ with the score of 35.18 on NLLB-200-translated reference texts, producing reasonably good reports and clinically organized output. An ablation study confirmed that the </w:t>
+      </w:r>
+      <w:proofErr w:type="spellStart"/>
+      <w:r>
+        <w:rPr>
+          <w:b w:val="0"/>
+          <w:bCs w:val="0"/>
+          <w:sz w:val="24"/>
+          <w:szCs w:val="24"/>
+        </w:rPr>
+        <w:t>AnatomyGuidedProjector</w:t>
+      </w:r>
+      <w:proofErr w:type="spellEnd"/>
+      <w:r>
+        <w:rPr>
+          <w:b w:val="0"/>
+          <w:bCs w:val="0"/>
+          <w:sz w:val="24"/>
+          <w:szCs w:val="24"/>
+        </w:rPr>
+        <w:t xml:space="preserve"> is necessary for the model, with a baseline model consisting of a </w:t>
+      </w:r>
+      <w:proofErr w:type="spellStart"/>
+      <w:r>
+        <w:rPr>
+          <w:b w:val="0"/>
+          <w:bCs w:val="0"/>
+          <w:sz w:val="24"/>
+          <w:szCs w:val="24"/>
+        </w:rPr>
+        <w:t>FlatMLP</w:t>
+      </w:r>
+      <w:proofErr w:type="spellEnd"/>
+      <w:r>
+        <w:rPr>
+          <w:b w:val="0"/>
+          <w:bCs w:val="0"/>
+          <w:sz w:val="24"/>
+          <w:szCs w:val="24"/>
+        </w:rPr>
+        <w:t xml:space="preserve"> mean-pooling architecture failing to collapse the generation for all metrics.</w:t>
       </w:r>
       <w:bookmarkEnd w:id="133"/>
       <w:bookmarkEnd w:id="134"/>
@@ -17934,7 +21518,87 @@
           <w:sz w:val="24"/>
           <w:szCs w:val="24"/>
         </w:rPr>
-        <w:t xml:space="preserve">The study has four specific contributions. The first is BanglaCXR itself, the first end-to-end pipeline evaluated with over 550 test cases, which fully documented for re-implementability, and has been shown to generate structured chest X-ray radiology reports in Bangla. The second is the AnatomyGuidedProjector, a cross-attention module comprising of 32 learnable region queries, which effectively reduces the number of patch tokens in RAD-DINO (1,370) to region-aware embeddings, conditions the language model—with the ablation study showing that this is architecturally crucial, as the FlatMLP alternative fails to boost results substantially (0.0003 BLEU-1 vs. 0.2884). The third is the </w:t>
+        <w:t xml:space="preserve">The study has four specific contributions. The first is </w:t>
+      </w:r>
+      <w:proofErr w:type="spellStart"/>
+      <w:r>
+        <w:rPr>
+          <w:b w:val="0"/>
+          <w:bCs w:val="0"/>
+          <w:sz w:val="24"/>
+          <w:szCs w:val="24"/>
+        </w:rPr>
+        <w:t>BanglaCXR</w:t>
+      </w:r>
+      <w:proofErr w:type="spellEnd"/>
+      <w:r>
+        <w:rPr>
+          <w:b w:val="0"/>
+          <w:bCs w:val="0"/>
+          <w:sz w:val="24"/>
+          <w:szCs w:val="24"/>
+        </w:rPr>
+        <w:t xml:space="preserve"> itself, the first end-to-end pipeline evaluated with over 550 test cases, which fully documented for re-</w:t>
+      </w:r>
+      <w:proofErr w:type="spellStart"/>
+      <w:r>
+        <w:rPr>
+          <w:b w:val="0"/>
+          <w:bCs w:val="0"/>
+          <w:sz w:val="24"/>
+          <w:szCs w:val="24"/>
+        </w:rPr>
+        <w:t>implementability</w:t>
+      </w:r>
+      <w:proofErr w:type="spellEnd"/>
+      <w:r>
+        <w:rPr>
+          <w:b w:val="0"/>
+          <w:bCs w:val="0"/>
+          <w:sz w:val="24"/>
+          <w:szCs w:val="24"/>
+        </w:rPr>
+        <w:t xml:space="preserve">, and has been shown to generate structured chest X-ray radiology reports in Bangla. The second is the </w:t>
+      </w:r>
+      <w:proofErr w:type="spellStart"/>
+      <w:r>
+        <w:rPr>
+          <w:b w:val="0"/>
+          <w:bCs w:val="0"/>
+          <w:sz w:val="24"/>
+          <w:szCs w:val="24"/>
+        </w:rPr>
+        <w:t>AnatomyGuidedProjector</w:t>
+      </w:r>
+      <w:proofErr w:type="spellEnd"/>
+      <w:r>
+        <w:rPr>
+          <w:b w:val="0"/>
+          <w:bCs w:val="0"/>
+          <w:sz w:val="24"/>
+          <w:szCs w:val="24"/>
+        </w:rPr>
+        <w:t xml:space="preserve">, a cross-attention module comprising of 32 learnable region queries, which effectively reduces the number of patch tokens in RAD-DINO (1,370) to region-aware embeddings, conditions the language model—with the ablation study showing that this is architecturally crucial, as the </w:t>
+      </w:r>
+      <w:proofErr w:type="spellStart"/>
+      <w:r>
+        <w:rPr>
+          <w:b w:val="0"/>
+          <w:bCs w:val="0"/>
+          <w:sz w:val="24"/>
+          <w:szCs w:val="24"/>
+        </w:rPr>
+        <w:t>FlatMLP</w:t>
+      </w:r>
+      <w:proofErr w:type="spellEnd"/>
+      <w:r>
+        <w:rPr>
+          <w:b w:val="0"/>
+          <w:bCs w:val="0"/>
+          <w:sz w:val="24"/>
+          <w:szCs w:val="24"/>
+        </w:rPr>
+        <w:t xml:space="preserve"> alternative fails to boost results substantially (0.0003 BLEU-1 vs. 0.2884). The third is the </w:t>
       </w:r>
       <w:r>
         <w:rPr>
@@ -17995,7 +21659,71 @@
           <w:sz w:val="24"/>
           <w:szCs w:val="24"/>
         </w:rPr>
-        <w:t>There were some restrictions in the present study. The training data is the most significant: 2,566 samples from one American academic hospital is a narrowly demographically and small body of material to train a clinical generation model for Bangladeshi patients. The IU X-ray data are not representative of the disease burden, equipment, or clinical reporting approaches of Bangladeshi hospitals, and the model's performance in true in-distribution Bangladesh chest X-rays remains unclear. The results of rare pathological categories such as fractures, nodules, edema, and atelectasis are below 0.25 in both English as well as Bangla, meaning that the model performance is not reliable enough to detect these pathological findings yet. A methodological weakness of the Stage 2 evaluation is that there are no human-written Bangla references to compare against, so the references used in the evaluation are also created by NLLB-200, which means that the chrF++ score reflects the consistency between two machine-generated translations instead of fidelity to the expert human output. Whilst the FlatMLP ablation is an important control, it does not represent a comparison with other published systems on the same data set and hardware constraints, so it is not possible to contextualise BanglaCXR's performance in detail in relation to the literature. Lastly, there is absolutely no clinical validation of the system: no radiologist has examined the reports provided by the system, no patient outcome data has been gathered and no assessment of clinical “usefulness” has been performed.</w:t>
+        <w:t xml:space="preserve">There were some restrictions in the present study. The training data is the most significant: 2,566 samples from one American academic hospital is a narrowly demographically and small body of material to train a clinical generation model for Bangladeshi patients. The IU X-ray data are not representative of the disease burden, equipment, or clinical reporting approaches of Bangladeshi hospitals, and the model's performance in true in-distribution Bangladesh chest X-rays remains unclear. The results of rare pathological categories such as fractures, nodules, edema, and atelectasis are below 0.25 in both English as well as Bangla, meaning that the model performance is not reliable enough to detect these pathological findings yet. A methodological weakness of the Stage 2 evaluation is that there are no human-written Bangla references to compare against, so the references used in the evaluation are also created by NLLB-200, which means that the </w:t>
+      </w:r>
+      <w:proofErr w:type="spellStart"/>
+      <w:r>
+        <w:rPr>
+          <w:sz w:val="24"/>
+          <w:szCs w:val="24"/>
+        </w:rPr>
+        <w:t>chrF</w:t>
+      </w:r>
+      <w:proofErr w:type="spellEnd"/>
+      <w:r>
+        <w:rPr>
+          <w:sz w:val="24"/>
+          <w:szCs w:val="24"/>
+        </w:rPr>
+        <w:t xml:space="preserve">++ score reflects the consistency between two machine-generated translations instead of fidelity to the expert human output. Whilst the </w:t>
+      </w:r>
+      <w:proofErr w:type="spellStart"/>
+      <w:r>
+        <w:rPr>
+          <w:sz w:val="24"/>
+          <w:szCs w:val="24"/>
+        </w:rPr>
+        <w:t>FlatMLP</w:t>
+      </w:r>
+      <w:proofErr w:type="spellEnd"/>
+      <w:r>
+        <w:rPr>
+          <w:sz w:val="24"/>
+          <w:szCs w:val="24"/>
+        </w:rPr>
+        <w:t xml:space="preserve"> ablation is an important control, it does not represent a comparison with other published systems on the same data set and hardware constraints, so it is not possible to </w:t>
+      </w:r>
+      <w:proofErr w:type="spellStart"/>
+      <w:r>
+        <w:rPr>
+          <w:sz w:val="24"/>
+          <w:szCs w:val="24"/>
+        </w:rPr>
+        <w:t>contextualise</w:t>
+      </w:r>
+      <w:proofErr w:type="spellEnd"/>
+      <w:r>
+        <w:rPr>
+          <w:sz w:val="24"/>
+          <w:szCs w:val="24"/>
+        </w:rPr>
+        <w:t xml:space="preserve"> </w:t>
+      </w:r>
+      <w:proofErr w:type="spellStart"/>
+      <w:r>
+        <w:rPr>
+          <w:sz w:val="24"/>
+          <w:szCs w:val="24"/>
+        </w:rPr>
+        <w:t>BanglaCXR's</w:t>
+      </w:r>
+      <w:proofErr w:type="spellEnd"/>
+      <w:r>
+        <w:rPr>
+          <w:sz w:val="24"/>
+          <w:szCs w:val="24"/>
+        </w:rPr>
+        <w:t xml:space="preserve"> performance in detail in relation to the literature. Lastly, there is absolutely no clinical validation of the system: no radiologist has examined the reports provided by the system, no patient outcome data has been gathered and no assessment of clinical “usefulness” has been performed.</w:t>
       </w:r>
     </w:p>
     <w:p>
@@ -18052,7 +21780,23 @@
           <w:szCs w:val="24"/>
         </w:rPr>
         <w:lastRenderedPageBreak/>
-        <w:t>language model training set to a larger-sized dataset like MIMIC-CXR, possibly with a cross-dataset transfer strategy by pretraining the model on MIMIC-CXR and fine-tuning it with IU X-ray to ensure a more comprehensive exposure to the vast range of pathological images. Third, the clinical entity evaluation results indicate that more substantial training sets, broader training sets, or some form of a structured prior clinical knowledge (like ClinicalBLIP (Ji et al., 2024) would be needed to improve performance on rare findings. Fourth, swapping the NLLB-200 translation model with a fine-tuned domain-adapted clinical translation model for the English-to-Bangla language pair, as shown by Han et al. (2024) for other clinical language pairs, would likely result in significantly improved output quality for Bangla. Lastly, a formal clinical evaluation study of Bangladeshi radiologists who would read the system-generated reports in comparison to reference reports without knowing which was generated by the system would be necessary to determine if the system would have real world clinical utility and what deployment-protective measures are required for any actual use.</w:t>
+        <w:t xml:space="preserve">language model training set to a larger-sized dataset like MIMIC-CXR, possibly with a cross-dataset transfer strategy by pretraining the model on MIMIC-CXR and fine-tuning it with IU X-ray to ensure a more comprehensive exposure to the vast range of pathological images. Third, the clinical entity evaluation results indicate that more substantial training sets, broader training sets, or some form of a structured prior clinical knowledge (like </w:t>
+      </w:r>
+      <w:proofErr w:type="spellStart"/>
+      <w:r>
+        <w:rPr>
+          <w:sz w:val="24"/>
+          <w:szCs w:val="24"/>
+        </w:rPr>
+        <w:t>ClinicalBLIP</w:t>
+      </w:r>
+      <w:proofErr w:type="spellEnd"/>
+      <w:r>
+        <w:rPr>
+          <w:sz w:val="24"/>
+          <w:szCs w:val="24"/>
+        </w:rPr>
+        <w:t xml:space="preserve"> (Ji et al., 2024) would be needed to improve performance on rare findings. Fourth, swapping the NLLB-200 translation model with a fine-tuned domain-adapted clinical translation model for the English-to-Bangla language pair, as shown by Han et al. (2024) for other clinical language pairs, would likely result in significantly improved output quality for Bangla. Lastly, a formal clinical evaluation study of Bangladeshi radiologists who would read the system-generated reports in comparison to reference reports without knowing which was generated by the system would be necessary to determine if the system would have real world clinical utility and what deployment-protective measures are required for any actual use.</w:t>
       </w:r>
     </w:p>
     <w:p>
@@ -18155,12 +21899,85 @@
           <w:szCs w:val="24"/>
         </w:rPr>
       </w:pPr>
-      <w:r>
-        <w:rPr>
-          <w:sz w:val="24"/>
-          <w:szCs w:val="24"/>
-        </w:rPr>
-        <w:t>Boecking, B., Usuyama, N., Bannur, S., Coelho de Castro, D., Schwaighofer, A., Hyland, S., Wetscherek, M., Naumann, T., Nori, A., Alvarez-Valle, J., Poon, H., &amp; Oktay, O. (2023). Making the most of text semantics to improve biomedical vision-language processing. Proceedings of the European Conference on Computer Vision (ECCV), 1–21.</w:t>
+      <w:proofErr w:type="spellStart"/>
+      <w:r>
+        <w:rPr>
+          <w:sz w:val="24"/>
+          <w:szCs w:val="24"/>
+        </w:rPr>
+        <w:t>Boecking</w:t>
+      </w:r>
+      <w:proofErr w:type="spellEnd"/>
+      <w:r>
+        <w:rPr>
+          <w:sz w:val="24"/>
+          <w:szCs w:val="24"/>
+        </w:rPr>
+        <w:t xml:space="preserve">, B., </w:t>
+      </w:r>
+      <w:proofErr w:type="spellStart"/>
+      <w:r>
+        <w:rPr>
+          <w:sz w:val="24"/>
+          <w:szCs w:val="24"/>
+        </w:rPr>
+        <w:t>Usuyama</w:t>
+      </w:r>
+      <w:proofErr w:type="spellEnd"/>
+      <w:r>
+        <w:rPr>
+          <w:sz w:val="24"/>
+          <w:szCs w:val="24"/>
+        </w:rPr>
+        <w:t xml:space="preserve">, N., </w:t>
+      </w:r>
+      <w:proofErr w:type="spellStart"/>
+      <w:r>
+        <w:rPr>
+          <w:sz w:val="24"/>
+          <w:szCs w:val="24"/>
+        </w:rPr>
+        <w:t>Bannur</w:t>
+      </w:r>
+      <w:proofErr w:type="spellEnd"/>
+      <w:r>
+        <w:rPr>
+          <w:sz w:val="24"/>
+          <w:szCs w:val="24"/>
+        </w:rPr>
+        <w:t xml:space="preserve">, S., Coelho de Castro, D., </w:t>
+      </w:r>
+      <w:proofErr w:type="spellStart"/>
+      <w:r>
+        <w:rPr>
+          <w:sz w:val="24"/>
+          <w:szCs w:val="24"/>
+        </w:rPr>
+        <w:t>Schwaighofer</w:t>
+      </w:r>
+      <w:proofErr w:type="spellEnd"/>
+      <w:r>
+        <w:rPr>
+          <w:sz w:val="24"/>
+          <w:szCs w:val="24"/>
+        </w:rPr>
+        <w:t xml:space="preserve">, A., Hyland, S., </w:t>
+      </w:r>
+      <w:proofErr w:type="spellStart"/>
+      <w:r>
+        <w:rPr>
+          <w:sz w:val="24"/>
+          <w:szCs w:val="24"/>
+        </w:rPr>
+        <w:t>Wetscherek</w:t>
+      </w:r>
+      <w:proofErr w:type="spellEnd"/>
+      <w:r>
+        <w:rPr>
+          <w:sz w:val="24"/>
+          <w:szCs w:val="24"/>
+        </w:rPr>
+        <w:t>, M., Naumann, T., Nori, A., Alvarez-Valle, J., Poon, H., &amp; Oktay, O. (2023). Making the most of text semantics to improve biomedical vision-language processing. Proceedings of the European Conference on Computer Vision (ECCV), 1–21.</w:t>
       </w:r>
     </w:p>
     <w:p>
@@ -18185,12 +22002,85 @@
           <w:szCs w:val="24"/>
         </w:rPr>
       </w:pPr>
-      <w:r>
-        <w:rPr>
-          <w:sz w:val="24"/>
-          <w:szCs w:val="24"/>
-        </w:rPr>
-        <w:t>Bannur, S., Hyland, S., Liu, Q., Pérez-García, F., Ilse, M., Coelho de Castro, D., Boecking, B., Sharma, H., Bouzid, K., Thieme, A., Schwaighofer, A., Wetscherek, M., Naumann, T., Nori, A., Alvarez-Valle, J., &amp; Oktay, O. (2024). MAIRA-2: Grounded radiology report generation. arXiv preprint arXiv:2406.04449.</w:t>
+      <w:proofErr w:type="spellStart"/>
+      <w:r>
+        <w:rPr>
+          <w:sz w:val="24"/>
+          <w:szCs w:val="24"/>
+        </w:rPr>
+        <w:t>Bannur</w:t>
+      </w:r>
+      <w:proofErr w:type="spellEnd"/>
+      <w:r>
+        <w:rPr>
+          <w:sz w:val="24"/>
+          <w:szCs w:val="24"/>
+        </w:rPr>
+        <w:t xml:space="preserve">, S., Hyland, S., Liu, Q., Pérez-García, F., Ilse, M., Coelho de Castro, D., </w:t>
+      </w:r>
+      <w:proofErr w:type="spellStart"/>
+      <w:r>
+        <w:rPr>
+          <w:sz w:val="24"/>
+          <w:szCs w:val="24"/>
+        </w:rPr>
+        <w:t>Boecking</w:t>
+      </w:r>
+      <w:proofErr w:type="spellEnd"/>
+      <w:r>
+        <w:rPr>
+          <w:sz w:val="24"/>
+          <w:szCs w:val="24"/>
+        </w:rPr>
+        <w:t xml:space="preserve">, B., Sharma, H., Bouzid, K., Thieme, A., </w:t>
+      </w:r>
+      <w:proofErr w:type="spellStart"/>
+      <w:r>
+        <w:rPr>
+          <w:sz w:val="24"/>
+          <w:szCs w:val="24"/>
+        </w:rPr>
+        <w:t>Schwaighofer</w:t>
+      </w:r>
+      <w:proofErr w:type="spellEnd"/>
+      <w:r>
+        <w:rPr>
+          <w:sz w:val="24"/>
+          <w:szCs w:val="24"/>
+        </w:rPr>
+        <w:t xml:space="preserve">, A., </w:t>
+      </w:r>
+      <w:proofErr w:type="spellStart"/>
+      <w:r>
+        <w:rPr>
+          <w:sz w:val="24"/>
+          <w:szCs w:val="24"/>
+        </w:rPr>
+        <w:t>Wetscherek</w:t>
+      </w:r>
+      <w:proofErr w:type="spellEnd"/>
+      <w:r>
+        <w:rPr>
+          <w:sz w:val="24"/>
+          <w:szCs w:val="24"/>
+        </w:rPr>
+        <w:t xml:space="preserve">, M., Naumann, T., Nori, A., Alvarez-Valle, J., &amp; Oktay, O. (2024). MAIRA-2: Grounded radiology report generation. </w:t>
+      </w:r>
+      <w:proofErr w:type="spellStart"/>
+      <w:r>
+        <w:rPr>
+          <w:sz w:val="24"/>
+          <w:szCs w:val="24"/>
+        </w:rPr>
+        <w:t>arXiv</w:t>
+      </w:r>
+      <w:proofErr w:type="spellEnd"/>
+      <w:r>
+        <w:rPr>
+          <w:sz w:val="24"/>
+          <w:szCs w:val="24"/>
+        </w:rPr>
+        <w:t xml:space="preserve"> preprint arXiv:2406.04449.</w:t>
       </w:r>
     </w:p>
     <w:p>
@@ -18220,7 +22110,87 @@
           <w:sz w:val="24"/>
           <w:szCs w:val="24"/>
         </w:rPr>
-        <w:t>Chambon, P., Bluethgen, C., Delbrouck, J.-B., Van der Sluijs, R., Połacin, M., Chaves, J. M. Z., Abraham, T. M., Purohit, S., Langlotz, C. P., &amp; Chaudhari, A. (2024). CheXagent: Towards a foundation model for chest X-ray interpretation. arXiv preprint arXiv:2401.12208.</w:t>
+        <w:t xml:space="preserve">Chambon, P., </w:t>
+      </w:r>
+      <w:proofErr w:type="spellStart"/>
+      <w:r>
+        <w:rPr>
+          <w:sz w:val="24"/>
+          <w:szCs w:val="24"/>
+        </w:rPr>
+        <w:t>Bluethgen</w:t>
+      </w:r>
+      <w:proofErr w:type="spellEnd"/>
+      <w:r>
+        <w:rPr>
+          <w:sz w:val="24"/>
+          <w:szCs w:val="24"/>
+        </w:rPr>
+        <w:t xml:space="preserve">, C., </w:t>
+      </w:r>
+      <w:proofErr w:type="spellStart"/>
+      <w:r>
+        <w:rPr>
+          <w:sz w:val="24"/>
+          <w:szCs w:val="24"/>
+        </w:rPr>
+        <w:t>Delbrouck</w:t>
+      </w:r>
+      <w:proofErr w:type="spellEnd"/>
+      <w:r>
+        <w:rPr>
+          <w:sz w:val="24"/>
+          <w:szCs w:val="24"/>
+        </w:rPr>
+        <w:t xml:space="preserve">, J.-B., Van der Sluijs, R., </w:t>
+      </w:r>
+      <w:proofErr w:type="spellStart"/>
+      <w:r>
+        <w:rPr>
+          <w:sz w:val="24"/>
+          <w:szCs w:val="24"/>
+        </w:rPr>
+        <w:t>Połacin</w:t>
+      </w:r>
+      <w:proofErr w:type="spellEnd"/>
+      <w:r>
+        <w:rPr>
+          <w:sz w:val="24"/>
+          <w:szCs w:val="24"/>
+        </w:rPr>
+        <w:t xml:space="preserve">, M., Chaves, J. M. Z., Abraham, T. M., Purohit, S., Langlotz, C. P., &amp; Chaudhari, A. (2024). </w:t>
+      </w:r>
+      <w:proofErr w:type="spellStart"/>
+      <w:r>
+        <w:rPr>
+          <w:sz w:val="24"/>
+          <w:szCs w:val="24"/>
+        </w:rPr>
+        <w:t>CheXagent</w:t>
+      </w:r>
+      <w:proofErr w:type="spellEnd"/>
+      <w:r>
+        <w:rPr>
+          <w:sz w:val="24"/>
+          <w:szCs w:val="24"/>
+        </w:rPr>
+        <w:t xml:space="preserve">: Towards a foundation model for chest X-ray interpretation. </w:t>
+      </w:r>
+      <w:proofErr w:type="spellStart"/>
+      <w:r>
+        <w:rPr>
+          <w:sz w:val="24"/>
+          <w:szCs w:val="24"/>
+        </w:rPr>
+        <w:t>arXiv</w:t>
+      </w:r>
+      <w:proofErr w:type="spellEnd"/>
+      <w:r>
+        <w:rPr>
+          <w:sz w:val="24"/>
+          <w:szCs w:val="24"/>
+        </w:rPr>
+        <w:t xml:space="preserve"> preprint arXiv:2401.12208.</w:t>
       </w:r>
     </w:p>
     <w:p>
@@ -18250,7 +22220,39 @@
           <w:sz w:val="24"/>
           <w:szCs w:val="24"/>
         </w:rPr>
-        <w:t>Dettmers, T., Pagnoni, A., Holtzman, A., &amp; Zettlemoyer, L. (2023). QLoRA: Efficient finetuning of quantized language models. Advances in Neural Information Processing Systems (NeurIPS), 36, 1–28.</w:t>
+        <w:t xml:space="preserve">Dettmers, T., Pagnoni, A., Holtzman, A., &amp; Zettlemoyer, L. (2023). </w:t>
+      </w:r>
+      <w:proofErr w:type="spellStart"/>
+      <w:r>
+        <w:rPr>
+          <w:sz w:val="24"/>
+          <w:szCs w:val="24"/>
+        </w:rPr>
+        <w:t>QLoRA</w:t>
+      </w:r>
+      <w:proofErr w:type="spellEnd"/>
+      <w:r>
+        <w:rPr>
+          <w:sz w:val="24"/>
+          <w:szCs w:val="24"/>
+        </w:rPr>
+        <w:t>: Efficient finetuning of quantized language models. Advances in Neural Information Processing Systems (</w:t>
+      </w:r>
+      <w:proofErr w:type="spellStart"/>
+      <w:r>
+        <w:rPr>
+          <w:sz w:val="24"/>
+          <w:szCs w:val="24"/>
+        </w:rPr>
+        <w:t>NeurIPS</w:t>
+      </w:r>
+      <w:proofErr w:type="spellEnd"/>
+      <w:r>
+        <w:rPr>
+          <w:sz w:val="24"/>
+          <w:szCs w:val="24"/>
+        </w:rPr>
+        <w:t>), 36, 1–28.</w:t>
       </w:r>
     </w:p>
     <w:p>
@@ -18275,12 +22277,37 @@
           <w:szCs w:val="24"/>
         </w:rPr>
       </w:pPr>
-      <w:r>
-        <w:rPr>
-          <w:sz w:val="24"/>
-          <w:szCs w:val="24"/>
-        </w:rPr>
-        <w:t>Sounack, T., Antolin, E. D., Truhn, D., &amp; Schneider, P. (2024). RAD-DINO: Exploring high-quality radiology representation learning with self-supervised vision transformers. arXiv preprint arXiv:2404.16758.</w:t>
+      <w:proofErr w:type="spellStart"/>
+      <w:r>
+        <w:rPr>
+          <w:sz w:val="24"/>
+          <w:szCs w:val="24"/>
+        </w:rPr>
+        <w:t>Sounack</w:t>
+      </w:r>
+      <w:proofErr w:type="spellEnd"/>
+      <w:r>
+        <w:rPr>
+          <w:sz w:val="24"/>
+          <w:szCs w:val="24"/>
+        </w:rPr>
+        <w:t xml:space="preserve">, T., Antolin, E. D., Truhn, D., &amp; Schneider, P. (2024). RAD-DINO: Exploring high-quality radiology representation learning with self-supervised vision transformers. </w:t>
+      </w:r>
+      <w:proofErr w:type="spellStart"/>
+      <w:r>
+        <w:rPr>
+          <w:sz w:val="24"/>
+          <w:szCs w:val="24"/>
+        </w:rPr>
+        <w:t>arXiv</w:t>
+      </w:r>
+      <w:proofErr w:type="spellEnd"/>
+      <w:r>
+        <w:rPr>
+          <w:sz w:val="24"/>
+          <w:szCs w:val="24"/>
+        </w:rPr>
+        <w:t xml:space="preserve"> preprint arXiv:2404.16758.</w:t>
       </w:r>
     </w:p>
     <w:p>
@@ -18310,7 +22337,103 @@
           <w:sz w:val="24"/>
           <w:szCs w:val="24"/>
         </w:rPr>
-        <w:t>NLLB Team, Costa-jussà, M. R., Cross, J., Çelebi, O., Elbayad, M., Heafield, K., Heffernan, K., Kalbassi, E., Lam, J., Licht, D., Maillard, J., Sun, A., Wang, S., Wenzek, G., Youngblood, A., Akula, B., Barrault, L., Gonzalez, G. M., Hansanti, P., ... &amp; Fan, A. (2022). No language left behind: Scaling human-centered machine translation. arXiv preprint arXiv:2207.04672.</w:t>
+        <w:t>NLLB Team, Costa-</w:t>
+      </w:r>
+      <w:proofErr w:type="spellStart"/>
+      <w:r>
+        <w:rPr>
+          <w:sz w:val="24"/>
+          <w:szCs w:val="24"/>
+        </w:rPr>
+        <w:t>jussà</w:t>
+      </w:r>
+      <w:proofErr w:type="spellEnd"/>
+      <w:r>
+        <w:rPr>
+          <w:sz w:val="24"/>
+          <w:szCs w:val="24"/>
+        </w:rPr>
+        <w:t xml:space="preserve">, M. R., Cross, J., Çelebi, O., </w:t>
+      </w:r>
+      <w:proofErr w:type="spellStart"/>
+      <w:r>
+        <w:rPr>
+          <w:sz w:val="24"/>
+          <w:szCs w:val="24"/>
+        </w:rPr>
+        <w:t>Elbayad</w:t>
+      </w:r>
+      <w:proofErr w:type="spellEnd"/>
+      <w:r>
+        <w:rPr>
+          <w:sz w:val="24"/>
+          <w:szCs w:val="24"/>
+        </w:rPr>
+        <w:t xml:space="preserve">, M., </w:t>
+      </w:r>
+      <w:proofErr w:type="spellStart"/>
+      <w:r>
+        <w:rPr>
+          <w:sz w:val="24"/>
+          <w:szCs w:val="24"/>
+        </w:rPr>
+        <w:t>Heafield</w:t>
+      </w:r>
+      <w:proofErr w:type="spellEnd"/>
+      <w:r>
+        <w:rPr>
+          <w:sz w:val="24"/>
+          <w:szCs w:val="24"/>
+        </w:rPr>
+        <w:t xml:space="preserve">, K., Heffernan, K., </w:t>
+      </w:r>
+      <w:proofErr w:type="spellStart"/>
+      <w:r>
+        <w:rPr>
+          <w:sz w:val="24"/>
+          <w:szCs w:val="24"/>
+        </w:rPr>
+        <w:t>Kalbassi</w:t>
+      </w:r>
+      <w:proofErr w:type="spellEnd"/>
+      <w:r>
+        <w:rPr>
+          <w:sz w:val="24"/>
+          <w:szCs w:val="24"/>
+        </w:rPr>
+        <w:t xml:space="preserve">, E., Lam, J., Licht, D., Maillard, J., Sun, A., Wang, S., Wenzek, G., Youngblood, A., Akula, B., Barrault, L., Gonzalez, G. M., </w:t>
+      </w:r>
+      <w:proofErr w:type="spellStart"/>
+      <w:r>
+        <w:rPr>
+          <w:sz w:val="24"/>
+          <w:szCs w:val="24"/>
+        </w:rPr>
+        <w:t>Hansanti</w:t>
+      </w:r>
+      <w:proofErr w:type="spellEnd"/>
+      <w:r>
+        <w:rPr>
+          <w:sz w:val="24"/>
+          <w:szCs w:val="24"/>
+        </w:rPr>
+        <w:t xml:space="preserve">, P., ... &amp; Fan, A. (2022). No language left behind: Scaling human-centered machine translation. </w:t>
+      </w:r>
+      <w:proofErr w:type="spellStart"/>
+      <w:r>
+        <w:rPr>
+          <w:sz w:val="24"/>
+          <w:szCs w:val="24"/>
+        </w:rPr>
+        <w:t>arXiv</w:t>
+      </w:r>
+      <w:proofErr w:type="spellEnd"/>
+      <w:r>
+        <w:rPr>
+          <w:sz w:val="24"/>
+          <w:szCs w:val="24"/>
+        </w:rPr>
+        <w:t xml:space="preserve"> preprint arXiv:2207.04672.</w:t>
       </w:r>
     </w:p>
     <w:p>
@@ -18340,7 +22463,23 @@
           <w:sz w:val="24"/>
           <w:szCs w:val="24"/>
         </w:rPr>
-        <w:t>Smit, A., Jain, S., Rajpurkar, P., Pareek, A., Ng, A. Y., &amp; Lungren, M. P. (2020). Combining automatic labelers and expert annotations for accurate radiology report labeling using BERT. Proceedings of the 2020 Conference on Empirical Methods in Natural Language Processing (EMNLP), 1500–1519.</w:t>
+        <w:t xml:space="preserve">Smit, A., Jain, S., </w:t>
+      </w:r>
+      <w:proofErr w:type="spellStart"/>
+      <w:r>
+        <w:rPr>
+          <w:sz w:val="24"/>
+          <w:szCs w:val="24"/>
+        </w:rPr>
+        <w:t>Rajpurkar</w:t>
+      </w:r>
+      <w:proofErr w:type="spellEnd"/>
+      <w:r>
+        <w:rPr>
+          <w:sz w:val="24"/>
+          <w:szCs w:val="24"/>
+        </w:rPr>
+        <w:t>, P., Pareek, A., Ng, A. Y., &amp; Lungren, M. P. (2020). Combining automatic labelers and expert annotations for accurate radiology report labeling using BERT. Proceedings of the 2020 Conference on Empirical Methods in Natural Language Processing (EMNLP), 1500–1519.</w:t>
       </w:r>
     </w:p>
     <w:p>

--- a/Thesis Report.docx
+++ b/Thesis Report.docx
@@ -1130,6 +1130,7 @@
         </w:rPr>
         <w:t xml:space="preserve"> </w:t>
       </w:r>
+      <w:proofErr w:type="gramStart"/>
       <w:r>
         <w:rPr>
           <w:i/>
@@ -1152,6 +1153,7 @@
         </w:rPr>
         <w:t>reproduce</w:t>
       </w:r>
+      <w:proofErr w:type="gramEnd"/>
       <w:r>
         <w:rPr>
           <w:i/>
@@ -1411,7 +1413,21 @@
         <w:rPr>
           <w:w w:val="95"/>
         </w:rPr>
-        <w:t>We have clearly stated the contribution of others to our thesis as a whole, including statistical assistance,</w:t>
+        <w:t xml:space="preserve">We have clearly stated the contribution of others to our </w:t>
+      </w:r>
+      <w:proofErr w:type="gramStart"/>
+      <w:r>
+        <w:rPr>
+          <w:w w:val="95"/>
+        </w:rPr>
+        <w:t>thesis as a whole, including</w:t>
+      </w:r>
+      <w:proofErr w:type="gramEnd"/>
+      <w:r>
+        <w:rPr>
+          <w:w w:val="95"/>
+        </w:rPr>
+        <w:t xml:space="preserve"> statistical assistance,</w:t>
       </w:r>
       <w:r>
         <w:rPr>
@@ -13790,7 +13806,25 @@
           <w:sz w:val="24"/>
           <w:szCs w:val="24"/>
         </w:rPr>
-        <w:t xml:space="preserve"> (Raihan &amp; Zampieri, 2025). But all of these models haven't been used in medical imaging so far and the study of </w:t>
+        <w:t xml:space="preserve"> (Raihan &amp; Zampieri, 2025). But </w:t>
+      </w:r>
+      <w:proofErr w:type="gramStart"/>
+      <w:r>
+        <w:rPr>
+          <w:iCs/>
+          <w:sz w:val="24"/>
+          <w:szCs w:val="24"/>
+        </w:rPr>
+        <w:t>all of</w:t>
+      </w:r>
+      <w:proofErr w:type="gramEnd"/>
+      <w:r>
+        <w:rPr>
+          <w:iCs/>
+          <w:sz w:val="24"/>
+          <w:szCs w:val="24"/>
+        </w:rPr>
+        <w:t xml:space="preserve"> these models haven't been used in medical imaging so far and the study of </w:t>
       </w:r>
       <w:proofErr w:type="spellStart"/>
       <w:r>
@@ -13981,7 +14015,87 @@
           <w:sz w:val="24"/>
           <w:szCs w:val="24"/>
         </w:rPr>
-        <w:t xml:space="preserve">This research is motivated by practical need and academic opportunity. This ratio of approximately 1 radiologist per 200,000 population, combined with the fact that most chest X-rays in district hospitals are either not evaluated or must be waited for several days before they can be discussed via telemedicine, results in the majority of patients not receiving timely consultations with a radiologist (Adhikari et al., 2025). However, this is where AI-assisted reporting can help: If the output is in a language that clinicians can use. While Bangla is the native language of more than 170 million people across Bangladesh and several hundred million in the Indian state of West Bengal and in the diaspora, it continues to under-represented in medical AI research. In addition to its clinical relevance, there is an academic gap that needs to be filled – while a number of European languages have been the subject of research in low-resource medical NLG, medical applications in South Asian languages have not been investigated at all in the field of radiology. Language </w:t>
+        <w:t xml:space="preserve">This research is motivated by practical </w:t>
+      </w:r>
+      <w:proofErr w:type="gramStart"/>
+      <w:r>
+        <w:rPr>
+          <w:b w:val="0"/>
+          <w:bCs w:val="0"/>
+          <w:sz w:val="24"/>
+          <w:szCs w:val="24"/>
+        </w:rPr>
+        <w:t>need</w:t>
+      </w:r>
+      <w:proofErr w:type="gramEnd"/>
+      <w:r>
+        <w:rPr>
+          <w:b w:val="0"/>
+          <w:bCs w:val="0"/>
+          <w:sz w:val="24"/>
+          <w:szCs w:val="24"/>
+        </w:rPr>
+        <w:t xml:space="preserve"> and academic </w:t>
+      </w:r>
+      <w:proofErr w:type="gramStart"/>
+      <w:r>
+        <w:rPr>
+          <w:b w:val="0"/>
+          <w:bCs w:val="0"/>
+          <w:sz w:val="24"/>
+          <w:szCs w:val="24"/>
+        </w:rPr>
+        <w:t>opportunity</w:t>
+      </w:r>
+      <w:proofErr w:type="gramEnd"/>
+      <w:r>
+        <w:rPr>
+          <w:b w:val="0"/>
+          <w:bCs w:val="0"/>
+          <w:sz w:val="24"/>
+          <w:szCs w:val="24"/>
+        </w:rPr>
+        <w:t xml:space="preserve">. This ratio of approximately 1 radiologist per 200,000 population, combined with the fact that most chest X-rays in district hospitals are either not evaluated or must be waited for several days before they can be discussed via telemedicine, results in </w:t>
+      </w:r>
+      <w:proofErr w:type="gramStart"/>
+      <w:r>
+        <w:rPr>
+          <w:b w:val="0"/>
+          <w:bCs w:val="0"/>
+          <w:sz w:val="24"/>
+          <w:szCs w:val="24"/>
+        </w:rPr>
+        <w:t>the majority of</w:t>
+      </w:r>
+      <w:proofErr w:type="gramEnd"/>
+      <w:r>
+        <w:rPr>
+          <w:b w:val="0"/>
+          <w:bCs w:val="0"/>
+          <w:sz w:val="24"/>
+          <w:szCs w:val="24"/>
+        </w:rPr>
+        <w:t xml:space="preserve"> patients not receiving timely consultations with a radiologist (Adhikari et al., 2025). However, this is where AI-assisted reporting can help: If the output is in a language that clinicians can use. While Bangla is the native language of more than 170 million people across Bangladesh and several hundred million in the Indian state of West Bengal and in the diaspora, it continues to under-represented in medical AI research. In addition to its clinical relevance, there is an academic gap that needs to be filled – while </w:t>
+      </w:r>
+      <w:proofErr w:type="gramStart"/>
+      <w:r>
+        <w:rPr>
+          <w:b w:val="0"/>
+          <w:bCs w:val="0"/>
+          <w:sz w:val="24"/>
+          <w:szCs w:val="24"/>
+        </w:rPr>
+        <w:t>a number of</w:t>
+      </w:r>
+      <w:proofErr w:type="gramEnd"/>
+      <w:r>
+        <w:rPr>
+          <w:b w:val="0"/>
+          <w:bCs w:val="0"/>
+          <w:sz w:val="24"/>
+          <w:szCs w:val="24"/>
+        </w:rPr>
+        <w:t xml:space="preserve"> European languages have been the subject of research in low-resource medical NLG, medical applications in South Asian languages have not been investigated at all in the field of radiology. Language </w:t>
       </w:r>
       <w:r>
         <w:rPr>
@@ -14053,7 +14167,27 @@
           <w:sz w:val="24"/>
           <w:szCs w:val="24"/>
         </w:rPr>
-        <w:t xml:space="preserve">The research goes hand in hand with a series of six linked phases. The study starts by an in-depth literature review on vision-language models for radiology report generation, Bangla NLP, multilingual clinical NLP, and AI usage in low-resource regions that collectively form the specific gap addressed in this study. The second phase deals with the preparation of the dataset, including the collection of the Indiana University Chest X-ray dataset and filtering of valid image-report pairs to create a frontal view only dataset, and creating training, validation, and test splits. The third phase involves designing and implementing the model architecture, such as the design of the cross-attention projector based on the anatomy, the vision encoder being a RAD-DINO model, and the fine-tuning of the Phi-3.5 Mini language model decoder using </w:t>
+        <w:t xml:space="preserve">The research goes hand in hand with a series of six linked phases. The study starts </w:t>
+      </w:r>
+      <w:proofErr w:type="gramStart"/>
+      <w:r>
+        <w:rPr>
+          <w:b w:val="0"/>
+          <w:bCs w:val="0"/>
+          <w:sz w:val="24"/>
+          <w:szCs w:val="24"/>
+        </w:rPr>
+        <w:t>by</w:t>
+      </w:r>
+      <w:proofErr w:type="gramEnd"/>
+      <w:r>
+        <w:rPr>
+          <w:b w:val="0"/>
+          <w:bCs w:val="0"/>
+          <w:sz w:val="24"/>
+          <w:szCs w:val="24"/>
+        </w:rPr>
+        <w:t xml:space="preserve"> an in-depth literature review on vision-language models for radiology report generation, Bangla NLP, multilingual clinical NLP, and AI usage in low-resource regions that collectively form the specific gap addressed in this study. The second phase deals with the preparation of the dataset, including the collection of the Indiana University Chest X-ray dataset and filtering of valid image-report pairs to create a frontal view only dataset, and creating training, validation, and test splits. The third phase involves designing and implementing the model architecture, such as the design of the cross-attention projector based on the anatomy, the vision encoder being a RAD-DINO model, and the fine-tuning of the Phi-3.5 Mini language model decoder using </w:t>
       </w:r>
       <w:proofErr w:type="spellStart"/>
       <w:r>
@@ -14125,7 +14259,27 @@
           <w:sz w:val="24"/>
           <w:szCs w:val="24"/>
         </w:rPr>
-        <w:t xml:space="preserve">This research is significant on both practical and academic dimensions. On a practical level, it shows an AI system capable of producing clinically useful chest X-ray reports in Bangla can be developed and deployed on consumer-grade hardware (a 8.5 GB VRAM </w:t>
+        <w:t>This research is significant on both practical and academic dimensions. On a practical level, it shows an AI system capable of producing clinically useful chest X-ray reports in Bangla can be developed and deployed on consumer-grade hardware (</w:t>
+      </w:r>
+      <w:proofErr w:type="gramStart"/>
+      <w:r>
+        <w:rPr>
+          <w:b w:val="0"/>
+          <w:bCs w:val="0"/>
+          <w:sz w:val="24"/>
+          <w:szCs w:val="24"/>
+        </w:rPr>
+        <w:t>a</w:t>
+      </w:r>
+      <w:proofErr w:type="gramEnd"/>
+      <w:r>
+        <w:rPr>
+          <w:b w:val="0"/>
+          <w:bCs w:val="0"/>
+          <w:sz w:val="24"/>
+          <w:szCs w:val="24"/>
+        </w:rPr>
+        <w:t xml:space="preserve"> 8 GB VRAM </w:t>
       </w:r>
       <w:proofErr w:type="spellStart"/>
       <w:r>
@@ -14277,7 +14431,15 @@
       </w:r>
       <w:proofErr w:type="spellEnd"/>
       <w:r>
-        <w:t xml:space="preserve"> training strategy, and the glossary-augmented translation pipeline are explained in Chapter 3. Chapter 4 discusses the environment in which the implementation took place, the preparation of the data set, and the technical problems faced in the development and how they were overcome. Experimental results are presented in Chapter 5, including quantitative results with NLP and clinical metrics, ablation studies with baseline alternatives to the proposed projector, and qualitative analysis of the reports generated. The findings are discussed in the context of the research questions, limitations of the present study and future research directions are given in chapter 6. Lastly, Chapter 7 summarizes the main results and their implications.</w:t>
+        <w:t xml:space="preserve"> training strategy, and the glossary-augmented translation pipeline are explained in Chapter 3. Chapter 4 discusses the environment in which the implementation took place, the preparation of the data set, and the technical problems faced in the development and how they were overcome. Experimental results are presented in Chapter 5, including quantitative results with NLP and clinical metrics, ablation studies with baseline alternatives to the proposed projector, and qualitative analysis of the reports generated. The findings are discussed in the context of the research </w:t>
+      </w:r>
+      <w:proofErr w:type="gramStart"/>
+      <w:r>
+        <w:t>questions,</w:t>
+      </w:r>
+      <w:proofErr w:type="gramEnd"/>
+      <w:r>
+        <w:t xml:space="preserve"> limitations of the present study and future research directions are given in chapter 6. Lastly, Chapter 7 summarizes the main results and their implications.</w:t>
       </w:r>
     </w:p>
     <w:p>
@@ -14343,7 +14505,47 @@
           <w:sz w:val="24"/>
           <w:szCs w:val="24"/>
         </w:rPr>
-        <w:t>, a two-stage AI system to generate chest X-ray radiology report in both English and Bangla. The central issue – the lack of automated radiology reporting in Bangla in one nation where the number of radiologists is very low – was clearly outlined, grounded in the existing literature and linked to a series of specific, measurable research questions. The research questions direct the experimental design, the contributions clearly explain what is new in this research, and the thesis organization provides an overview of how each chapter builds towards a complete and measurable system. The next chapter explores the current research literature in depth to form the theoretical and empirical base for this research work.</w:t>
+        <w:t xml:space="preserve">, a two-stage AI system to generate chest X-ray radiology report in both English and Bangla. The central </w:t>
+      </w:r>
+      <w:proofErr w:type="gramStart"/>
+      <w:r>
+        <w:rPr>
+          <w:b w:val="0"/>
+          <w:bCs w:val="0"/>
+          <w:sz w:val="24"/>
+          <w:szCs w:val="24"/>
+        </w:rPr>
+        <w:t>issue</w:t>
+      </w:r>
+      <w:proofErr w:type="gramEnd"/>
+      <w:r>
+        <w:rPr>
+          <w:b w:val="0"/>
+          <w:bCs w:val="0"/>
+          <w:sz w:val="24"/>
+          <w:szCs w:val="24"/>
+        </w:rPr>
+        <w:t xml:space="preserve"> the lack of automated radiology reporting in Bangla in one nation where the number of radiologists is very </w:t>
+      </w:r>
+      <w:proofErr w:type="gramStart"/>
+      <w:r>
+        <w:rPr>
+          <w:b w:val="0"/>
+          <w:bCs w:val="0"/>
+          <w:sz w:val="24"/>
+          <w:szCs w:val="24"/>
+        </w:rPr>
+        <w:t>low</w:t>
+      </w:r>
+      <w:proofErr w:type="gramEnd"/>
+      <w:r>
+        <w:rPr>
+          <w:b w:val="0"/>
+          <w:bCs w:val="0"/>
+          <w:sz w:val="24"/>
+          <w:szCs w:val="24"/>
+        </w:rPr>
+        <w:t xml:space="preserve"> was clearly outlined, grounded in the existing literature and linked to a series of specific, measurable research questions. The research questions direct the experimental design, the contributions clearly explain what is new in this research, and the thesis organization provides an overview of how each chapter builds towards a complete and measurable system. The next chapter explores the current research literature in depth to form the theoretical and empirical base for this research work.</w:t>
       </w:r>
     </w:p>
     <w:p>
@@ -14717,7 +14919,15 @@
       </w:r>
       <w:proofErr w:type="spellEnd"/>
       <w:r>
-        <w:t xml:space="preserve"> (2026) conducted the most recent survey of this trajectory, including 51 deep learning studies from 2018 to September 2025, and also found the same dominant dataset, MIMIC-CXR, and the same clinical evaluation and multi-lingual shortcomings. Tran et al. (2026) also reviewed 14 model evaluations from 2021 to 2024, identifying the same dominant dataset, MIMIC-CXR, and the same clinical evaluation and multi-lingual shortcomings. Within the foundational architectures, </w:t>
+        <w:t xml:space="preserve"> (2026) conducted the most recent survey of this trajectory, including 51 deep learning studies from 2018 to September 2025, </w:t>
+      </w:r>
+      <w:proofErr w:type="gramStart"/>
+      <w:r>
+        <w:t>and also</w:t>
+      </w:r>
+      <w:proofErr w:type="gramEnd"/>
+      <w:r>
+        <w:t xml:space="preserve"> found the same dominant dataset, MIMIC-CXR, and the same clinical evaluation and multi-lingual shortcomings. Tran et al. (2026) also reviewed 14 model evaluations from 2021 to 2024, identifying the same dominant dataset, MIMIC-CXR, and the same clinical evaluation and multi-lingual shortcomings. Within the foundational architectures, </w:t>
       </w:r>
       <w:proofErr w:type="spellStart"/>
       <w:r>
@@ -14725,7 +14935,7 @@
       </w:r>
       <w:proofErr w:type="spellEnd"/>
       <w:r>
-        <w:t xml:space="preserve"> ( Chen et al., 2024) has set a benchmark design paradigm that uses an image encoder (</w:t>
+        <w:t xml:space="preserve"> (Chen et al., 2024) has set a benchmark design paradigm that uses an image encoder (</w:t>
       </w:r>
       <w:proofErr w:type="spellStart"/>
       <w:r>
@@ -14749,11 +14959,11 @@
       </w:r>
       <w:proofErr w:type="spellEnd"/>
       <w:r>
-        <w:t xml:space="preserve"> and </w:t>
+        <w:t xml:space="preserve"> and established strong </w:t>
       </w:r>
       <w:r>
         <w:lastRenderedPageBreak/>
-        <w:t xml:space="preserve">established strong baselines for each view classification, VQA and report generation. A similar design approach forms the basis of </w:t>
+        <w:t xml:space="preserve">baselines for each view classification, VQA and report generation. A similar design approach forms the basis of </w:t>
       </w:r>
       <w:proofErr w:type="spellStart"/>
       <w:r>
@@ -14833,7 +15043,15 @@
       </w:r>
       <w:proofErr w:type="spellEnd"/>
       <w:r>
-        <w:t xml:space="preserve"> (Pellegrini et al., 2025) is an extension of the report generation paradigm to interactive, dialogue-based clinical support. By leveraging a BERT-based alignment module and fine-tuning the Vicuna-7B with </w:t>
+        <w:t xml:space="preserve"> (Pellegrini et al., 2025) is an extension of the report generation paradigm to interactive, dialogue-based clinical support. By leveraging a BERT-based alignment module and fine-tuning </w:t>
+      </w:r>
+      <w:proofErr w:type="gramStart"/>
+      <w:r>
+        <w:t>the Vicuna</w:t>
+      </w:r>
+      <w:proofErr w:type="gramEnd"/>
+      <w:r>
+        <w:t xml:space="preserve">-7B with </w:t>
       </w:r>
       <w:proofErr w:type="spellStart"/>
       <w:r>
@@ -14857,7 +15075,15 @@
       </w:r>
       <w:proofErr w:type="spellEnd"/>
       <w:r>
-        <w:t xml:space="preserve"> with a clinical efficacy F1 score of 39.7 on MIMIC-CXR and is able to correct, summarize, and generate visual question answering for reports using a 580,000-sample instruction dataset. There is no limitation included in the model that acknowledges the non-English reporting of evaluations. The approach of </w:t>
+        <w:t xml:space="preserve"> with a clinical efficacy F1 score of 39.7 on MIMIC-CXR and </w:t>
+      </w:r>
+      <w:proofErr w:type="gramStart"/>
+      <w:r>
+        <w:t>is able to</w:t>
+      </w:r>
+      <w:proofErr w:type="gramEnd"/>
+      <w:r>
+        <w:t xml:space="preserve"> correct, summarize, and generate visual question answering for reports using a 580,000-sample instruction dataset. There is no limitation included in the model that acknowledges the non-English reporting of evaluations. The approach of </w:t>
       </w:r>
       <w:proofErr w:type="spellStart"/>
       <w:r>
@@ -14897,11 +15123,19 @@
       </w:r>
       <w:proofErr w:type="spellEnd"/>
       <w:r>
-        <w:t xml:space="preserve"> fine-tuning strategy and integration with prior clinical knowledge can lead to a METEOR score </w:t>
+        <w:t xml:space="preserve"> fine-tuning strategy and integration with prior clinical knowledge can lead to a METEOR score of 0.570 on IU X-ray, which is more than double </w:t>
       </w:r>
       <w:r>
         <w:lastRenderedPageBreak/>
-        <w:t xml:space="preserve">of 0.570 on IU X-ray, which is more than double the best competitor. Hartsock and Rasool (2024) offer a more broad architectural overview of 16 medical VLMs, discussing single-stream and dual-stream architectures, training methods (including contrastive learning and RLHF), and evaluation techniques, highlighting the key challenges of the field as hallucination, catastrophic forgetting, and the lack of clinical evaluation metrics. While the survey by Mamdouh et al. (2025) on Bioengineering provides a structured comparison of 38 papers by different methods, including transformer-based, LLM/VLM-based and graph-based methods, the authors have identified RADAR as the best-performing model for the MIMIC-CXR dataset for 2025, with BLEU-1 of 0.509 and METEOR of 0.450 respectively, and explicitly note that there is no report generation literature for non-English and low-resource languages. In this thesis, the </w:t>
+        <w:t xml:space="preserve">the best competitor. Hartsock and Rasool (2024) offer a </w:t>
+      </w:r>
+      <w:proofErr w:type="gramStart"/>
+      <w:r>
+        <w:t>more broad</w:t>
+      </w:r>
+      <w:proofErr w:type="gramEnd"/>
+      <w:r>
+        <w:t xml:space="preserve"> architectural overview of 16 medical VLMs, discussing single-stream and dual-stream architectures, training methods (including contrastive learning and RLHF), and evaluation techniques, highlighting the key challenges of the field as hallucination, catastrophic forgetting, and the lack of clinical evaluation metrics. While the survey by Mamdouh et al. (2025) on Bioengineering provides a structured comparison of 38 papers by different methods, including transformer-based, LLM/VLM-based and graph-based methods, the authors have identified RADAR as the best-performing model for the MIMIC-CXR dataset for 2025, with BLEU-1 of 0.509 and METEOR of 0.450 respectively, and explicitly note that there is no report generation literature for non-English and low-resource languages. In this thesis, the </w:t>
       </w:r>
       <w:proofErr w:type="spellStart"/>
       <w:r>
@@ -14979,7 +15213,15 @@
       </w:r>
       <w:proofErr w:type="spellEnd"/>
       <w:r>
-        <w:t xml:space="preserve"> (Bhattacharjee et al., 2022) laid the groundwork by pretraining an ELECTRA-based encoder on 27.5 GB of Bangla web text, where the researchers explicitly pointed out that the text used for pretraining does not include biomedical or clinical text. Bhattacharjee et al., 2023 built upon this by making BanglaT5 (247M parameters) based on the Bangla2B+ corpus, and creating the </w:t>
+        <w:t xml:space="preserve"> (Bhattacharjee et al., 2022) laid the groundwork by pretraining an ELECTRA-based encoder on 27.5 GB of Bangla web text, where the researchers explicitly pointed out that the text used for pretraining does not include biomedical or clinical text. Bhattacharjee et al., 2023 built upon this by making BanglaT5 (247M parameters) based on the Bangla2B+ </w:t>
+      </w:r>
+      <w:proofErr w:type="gramStart"/>
+      <w:r>
+        <w:t>corpus, and</w:t>
+      </w:r>
+      <w:proofErr w:type="gramEnd"/>
+      <w:r>
+        <w:t xml:space="preserve"> creating the </w:t>
       </w:r>
       <w:proofErr w:type="spellStart"/>
       <w:r>
@@ -15023,7 +15265,15 @@
       </w:r>
       <w:proofErr w:type="spellEnd"/>
       <w:r>
-        <w:t xml:space="preserve"> (Raihan &amp; Zampieri, 2025) has recently introduced the first properly documented family of Bangla specific (1B and 9B) LLMs that were continually pre-trained on 10M token educational corpus and fully fine-tuned on 100K instruction-response pairs, outperforming all previous Bangla LLMs by 30–55 percentage points across six benchmarks and even being better than GPT-3.5 on most tasks, but still they are entirely in general-purpose domain with no medical applications.</w:t>
+        <w:t xml:space="preserve"> (Raihan &amp; Zampieri, 2025) has recently introduced the first properly documented family of Bangla specific (1B and 9B) LLMs that were continually pre-trained on 10M token educational corpus and fully fine-tuned on 100K instruction-response pairs, outperforming all previous Bangla LLMs by 30–55 percentage points across six benchmarks and even being better than GPT-3.5 on most tasks, but </w:t>
+      </w:r>
+      <w:proofErr w:type="gramStart"/>
+      <w:r>
+        <w:t>still</w:t>
+      </w:r>
+      <w:proofErr w:type="gramEnd"/>
+      <w:r>
+        <w:t xml:space="preserve"> they are entirely in general-purpose domain with no medical applications.</w:t>
       </w:r>
     </w:p>
     <w:p>
@@ -15053,7 +15303,15 @@
         <w:jc w:val="both"/>
       </w:pPr>
       <w:r>
-        <w:t>The translation module of this pipeline builds upon a research foundation of multilingual clinical NLP that not only tackles the technical issues of medical domain machine translation (MDMT), but also the broader issue of translating medical AI into low-resource languages. Han et al. (2024) compare three multilingual models to fine-tune a translation model with only 250,000 clean bilingual sentence pairs to translate clinical texts from English to Spanish and vice versa, and find that a fine-tuned small model (Clinical-Marian) outperforms much larger models such as NLLB-distilled across most metrics and achieves the best human evaluation score (HOPE score of 0.80) score. Luo et al. (2024) provide an analysis of multilingual BERT domain-adaptive pretraining for clinical NER and HIV screening classification tasks on Dutch, Romanian, and Spanish, demonstrating that, for the tasks analyzed, the clinical domain adaptation strategy outperform the general biomedical domain by statistically significant margins, especially when the target language is similar to the domain from which the base model was trained. The L2M3 system (</w:t>
+        <w:t xml:space="preserve">The translation module of this pipeline builds upon a research foundation of multilingual clinical NLP that not only tackles the technical issues of medical domain machine translation (MDMT), but also the broader issue of translating medical AI into low-resource languages. Han et al. (2024) compare three multilingual models to fine-tune a translation model with only 250,000 clean bilingual sentence pairs to translate clinical texts from English to Spanish and </w:t>
+      </w:r>
+      <w:proofErr w:type="gramStart"/>
+      <w:r>
+        <w:t>vice versa, and</w:t>
+      </w:r>
+      <w:proofErr w:type="gramEnd"/>
+      <w:r>
+        <w:t xml:space="preserve"> find that a fine-tuned small model (Clinical-Marian) outperforms much larger models such as NLLB-distilled across most metrics and achieves the best human evaluation score (HOPE score of 0.80) score. Luo et al. (2024) provide an analysis of multilingual BERT domain-adaptive pretraining for clinical NER and HIV screening classification tasks on Dutch, Romanian, and Spanish, demonstrating that, for the tasks analyzed, the clinical domain adaptation strategy outperform the general biomedical domain by statistically significant margins, especially when the target language is similar to the domain from which the base model was trained. The L2M3 system (</w:t>
       </w:r>
       <w:proofErr w:type="spellStart"/>
       <w:r>
@@ -15184,7 +15442,15 @@
       </w:r>
       <w:proofErr w:type="spellEnd"/>
       <w:r>
-        <w:t xml:space="preserve">, it is pointed out by the authors of the survey of Mamdouh et al. (2025) as a specific future direction, and no work has been done. This is the main deficiency. The second aspect of the issue is the evaluation infrastructure. If a researcher wanted to develop Bangla radiology report generation system, there is no benchmark for them to evaluate the system. </w:t>
+        <w:t xml:space="preserve">, it is pointed out by the authors of the survey of Mamdouh et al. (2025) as a specific future direction, and no work has been done. This is the main deficiency. The second aspect of the issue is the evaluation infrastructure. If a researcher wanted to develop Bangla radiology report generation system, there </w:t>
+      </w:r>
+      <w:proofErr w:type="gramStart"/>
+      <w:r>
+        <w:t>is</w:t>
+      </w:r>
+      <w:proofErr w:type="gramEnd"/>
+      <w:r>
+        <w:t xml:space="preserve"> no benchmark for them to evaluate the system. </w:t>
       </w:r>
       <w:proofErr w:type="spellStart"/>
       <w:r>
@@ -15203,10 +15469,12 @@
         <w:t xml:space="preserve">-Eval and Abrar et al. (2024) which was done specifically in the context of health. No annotated Bangla radiology dataset, no reference report set and no protocol for measuring Bangla medical NLG quality. The third dimension is the architectural challenge of effectively embedding language model generation into radiological visual characteristics under compute </w:t>
       </w:r>
       <w:proofErr w:type="spellStart"/>
+      <w:proofErr w:type="gramStart"/>
       <w:r>
         <w:t>constraints.The</w:t>
       </w:r>
       <w:proofErr w:type="spellEnd"/>
+      <w:proofErr w:type="gramEnd"/>
       <w:r>
         <w:t xml:space="preserve"> third dimension is the architectural problem of using limited compute to effectively embed language model generation in radiological visual characteristics. Lian et al. (2024) have found that parameter-efficient fine-tuning is the right approach for small data sets. Rad-DINO is the best radiology vision encoder available and has been validated by MAIRA-2. But the design of the projector architecture from the vision encoder to the language model is still an open question in resource-constrained environments. The more complex the architecture, such as the four-layer MLP in MAIRA-2, the more extensive the training data must be, and simple MLP pooling which is used in </w:t>
       </w:r>
@@ -15216,7 +15484,15 @@
       </w:r>
       <w:proofErr w:type="spellEnd"/>
       <w:r>
-        <w:t xml:space="preserve"> might lose spatial visual information into a single embedding that cannot be used to guide multi-finding generation. While this method is advantageous in the medical imaging context, a novel tradeoff exists with a cross-attention mechanism based on learned region queries, similar to the BLIP-2 Q-Former network, but modified to the task of radiology with a small, fixed number of anatomy-representative tokens, which is a method that has not been tested on the IU X-ray dataset under compute constraints typical of low-resource deployment. The fourth dimension is the pipeline itself. Neither L2M3 nor Han et al. (2024) test the pipeline with medical languages, of which radiology reports are a subset, nor do both test Bangla; both show that the two-stage pipeline is practically viable for low resource languages. The clinical terms are also another challenge for the translation of Bangla as many such terms do not have Bangla equivalents and they are either transliterated or code-switched into English in clinical communication, which was observed by </w:t>
+        <w:t xml:space="preserve"> might lose spatial visual information into a single embedding that cannot be used to guide multi-finding generation. While this method is advantageous in the medical imaging context, a novel tradeoff exists with a cross-attention mechanism based on learned region queries, similar to the BLIP-2 Q-Former </w:t>
+      </w:r>
+      <w:proofErr w:type="gramStart"/>
+      <w:r>
+        <w:t>network, but</w:t>
+      </w:r>
+      <w:proofErr w:type="gramEnd"/>
+      <w:r>
+        <w:t xml:space="preserve"> modified to the task of radiology with a small, fixed number of anatomy-representative tokens, which is a method that has not been tested on the IU X-ray dataset under compute constraints typical of low-resource deployment. The fourth dimension is the pipeline itself. Neither L2M3 nor Han et al. (2024) test the pipeline with medical languages, of which radiology reports are a subset, nor do both test Bangla; both show that the two-stage pipeline is practically viable for low resource languages. The clinical terms are also another challenge for the translation of Bangla as many such terms do not have Bangla equivalents and they are either transliterated or code-switched into English in clinical communication, which was observed by </w:t>
       </w:r>
       <w:proofErr w:type="spellStart"/>
       <w:r>
@@ -15645,7 +15921,15 @@
       </w:r>
       <w:proofErr w:type="spellEnd"/>
       <w:r>
-        <w:t xml:space="preserve"> system. After the feasibility analysis to determine if the approach is feasible in the resource limitations of this research, the chapter progresses through the functional and non-functional requirements of the system, the two-phase research process from vision to English text and English to Bangla, the full system architecture, and implementation and training decisions to create a final model. The main architectural challenge discussed here is how to develop a clinically viable, language-specific radiology report generation pipeline, on top of an open source set of model components, a publicly accessible but still reasonably sized dataset, and a consumer-grade GPU, without simultaneously making a novel, verifiable architectural contribution.</w:t>
+        <w:t xml:space="preserve"> system. After the feasibility analysis to determine if the approach is feasible in the resource limitations of this research, the chapter progresses through the functional and non-functional requirements of the system, the two-phase research process from vision to English text and English to Bangla, the full system architecture, and implementation and training decisions to create a final model. The main architectural challenge discussed here is how to develop a clinically viable, language-specific radiology report generation pipeline, on top of an </w:t>
+      </w:r>
+      <w:proofErr w:type="gramStart"/>
+      <w:r>
+        <w:t>open source</w:t>
+      </w:r>
+      <w:proofErr w:type="gramEnd"/>
+      <w:r>
+        <w:t xml:space="preserve"> set of model components, a publicly accessible but still reasonably sized dataset, and a consumer-grade GPU, without simultaneously making a novel, verifiable architectural contribution.</w:t>
       </w:r>
     </w:p>
     <w:p>
@@ -15686,10 +15970,12 @@
         <w:t>In a technical sense, the proposed system is technically achievable, with the available resources. The entire pipeline is developed for NVIDIA GeForce RTX 5050 Laptop GPU with 8GB VRAM, which is a limitation that prevents large models from being trained from scratch, but can support the fine-tuning of large models up to 4 billion parameters using 4-bit quantized models. The main training resource, the IU X-ray dataset, consists of 7,470 chest X-ray images, accompanied by radiology reports, and is publicly available in Open-</w:t>
       </w:r>
       <w:proofErr w:type="spellStart"/>
+      <w:proofErr w:type="gramStart"/>
       <w:r>
         <w:t>i.The</w:t>
       </w:r>
       <w:proofErr w:type="spellEnd"/>
+      <w:proofErr w:type="gramEnd"/>
       <w:r>
         <w:t xml:space="preserve"> IU X-ray dataset is the primary training resource which contains 7,470 chest X-ray images with associated radiology reports, adequate to fine-tune a vision-language model for supervised learning. The weights for all the model components, RAD-DINO, Phi-3.5 Mini, and NLLB-200 are provided as open source pretrained weights and do not need commercial licenses from </w:t>
       </w:r>
@@ -15719,7 +16005,15 @@
       </w:r>
       <w:proofErr w:type="spellEnd"/>
       <w:r>
-        <w:t xml:space="preserve"> and 4-bit quantization specifically, it reduces VRAM demand to the point of being possible to run on commodity hardware as demonstrated by Lian et al. (2024) and shown to be effective by other researchers at institutions in Bangladesh and other low-resource environments, avoiding the need for dedicated compute facilities. From an operational perspective, the two-stage pipeline enables each of the stages to be modularly developed, tested and evaluated to minimize risk in implementation. The English output from Stage 1 is also available to use as a backup in case the translation quality of a report is not good enough for Stage 2. The system does not need internet connectivity at inference time, thus it can be deployed in the offline-first setting which is made essential by Adhikari et al. (2025) in Bangladesh's district hospital context.</w:t>
+        <w:t xml:space="preserve"> and 4-bit quantization specifically, it reduces VRAM demand to the point of being possible to run on commodity hardware as demonstrated by Lian et al. (2024) and shown to be effective by other researchers at institutions in Bangladesh and other low-resource environments, avoiding the need for dedicated compute facilities. From an operational perspective, the two-stage pipeline enables each of the stages to be modularly developed, tested and evaluated to minimize risk in implementation. The English output from Stage 1 is also available to use as a backup in case the translation quality of a report is not good enough for Stage 2. The system does not need internet connectivity at inference </w:t>
+      </w:r>
+      <w:proofErr w:type="gramStart"/>
+      <w:r>
+        <w:t>time,</w:t>
+      </w:r>
+      <w:proofErr w:type="gramEnd"/>
+      <w:r>
+        <w:t xml:space="preserve"> thus it can be deployed in the offline-first setting which is made essential by Adhikari et al. (2025) in Bangladesh's district hospital context.</w:t>
       </w:r>
     </w:p>
     <w:p>
@@ -15778,7 +16072,39 @@
       </w:r>
       <w:proofErr w:type="spellEnd"/>
       <w:r>
-        <w:t>++. For each of the twelve clinical categories, precision, recall, and F1 scores should be computed per label. There are also the non-functional requirements that are important in this deployment context. All of the training pipeline has to be contained in 8.5 GB of VRAM. The time required to have the inferences completed should not exceed the time of reading the image and should not exceed 30 seconds per report in the same hardware. The system should not have to be connected to the Internet during inference. It is recommended that the code base is written in reproducible Jupyter notebooks allowing to rerun the entire pipeline from scratch. The report should be generated in the same prompt template as in training (Findings followed by Impression), and be written in English. The output of the translation should be in Bangla script using Unicode characters, which can be checked by looking through it, without requiring any special medical expertise.</w:t>
+        <w:t xml:space="preserve">++. For each of the twelve clinical categories, precision, recall, and F1 scores should be computed per label. There are also the non-functional requirements that are important in this deployment context. </w:t>
+      </w:r>
+      <w:proofErr w:type="gramStart"/>
+      <w:r>
+        <w:t>All of</w:t>
+      </w:r>
+      <w:proofErr w:type="gramEnd"/>
+      <w:r>
+        <w:t xml:space="preserve"> the training pipeline </w:t>
+      </w:r>
+      <w:proofErr w:type="gramStart"/>
+      <w:r>
+        <w:t>has to</w:t>
+      </w:r>
+      <w:proofErr w:type="gramEnd"/>
+      <w:r>
+        <w:t xml:space="preserve"> be contained in 8.5 GB of VRAM. The time required to have the inferences completed should not exceed the time of reading the image and should not exceed 30 seconds per report in the same hardware. The system should not have to be connected to the Internet during inference. It is recommended that the code base is written in reproducible Jupyter notebooks allowing </w:t>
+      </w:r>
+      <w:proofErr w:type="gramStart"/>
+      <w:r>
+        <w:t>to rerun the entire pipeline</w:t>
+      </w:r>
+      <w:proofErr w:type="gramEnd"/>
+      <w:r>
+        <w:t xml:space="preserve"> from scratch. The report should be generated in the same prompt template as in training (Findings followed by Impression</w:t>
+      </w:r>
+      <w:proofErr w:type="gramStart"/>
+      <w:r>
+        <w:t>), and</w:t>
+      </w:r>
+      <w:proofErr w:type="gramEnd"/>
+      <w:r>
+        <w:t xml:space="preserve"> be written in English. The output of the translation should be in Bangla script using Unicode characters, which can be checked by looking through it, without requiring any special medical expertise.</w:t>
       </w:r>
     </w:p>
     <w:p>
@@ -15839,9 +16165,30 @@
           <w:sz w:val="24"/>
           <w:szCs w:val="24"/>
         </w:rPr>
-        <w:t xml:space="preserve"> is a two-stage process that breaks down the problem of generating multilingual radiology reports into two manageable parts which are rooted in well-documented solutions from the literature. In the first step, a vision-language model is trained to produce structured radiology reports from chest X-ray images, while using natural language to describe the image </w:t>
+        <w:t xml:space="preserve"> is a two-stage process that breaks down the problem of generating multilingual radiology reports into two manageable parts which are rooted in well-documented solutions from </w:t>
+      </w:r>
+      <w:proofErr w:type="gramStart"/>
+      <w:r>
+        <w:rPr>
+          <w:b w:val="0"/>
+          <w:bCs w:val="0"/>
+          <w:sz w:val="24"/>
+          <w:szCs w:val="24"/>
+        </w:rPr>
+        <w:t>the literature</w:t>
+      </w:r>
+      <w:proofErr w:type="gramEnd"/>
+      <w:r>
+        <w:rPr>
+          <w:b w:val="0"/>
+          <w:bCs w:val="0"/>
+          <w:sz w:val="24"/>
+          <w:szCs w:val="24"/>
+        </w:rPr>
+        <w:t xml:space="preserve">. In the first step, a vision-language model is trained to produce structured radiology reports from chest X-ray images, while using natural language to describe the image </w:t>
       </w:r>
       <w:proofErr w:type="spellStart"/>
+      <w:proofErr w:type="gramStart"/>
       <w:r>
         <w:rPr>
           <w:b w:val="0"/>
@@ -15852,14 +16199,35 @@
         <w:t>content.The</w:t>
       </w:r>
       <w:proofErr w:type="spellEnd"/>
-      <w:r>
-        <w:rPr>
-          <w:b w:val="0"/>
-          <w:bCs w:val="0"/>
-          <w:sz w:val="24"/>
-          <w:szCs w:val="24"/>
-        </w:rPr>
-        <w:t xml:space="preserve"> first step is to train a vision-language model that produces a structured radiology report from the chest X-ray image while using natural language to describe the image content. The second step is the use of a pretrained multilingual neural machine translation system to translate English reports into Bangla. This approach of two stages is preferred over an end-to-end Bangla generation for three reasons. First, the amount of English chest X-ray training data is significantly larger and more varied than any Bangla-specific training data and, by separating the vision-to-language step from the translation step, it can both be optimized using the data best suited to it. Second, English production in stage 1 can be directly assessed against a set of standards and it is easy to ensure that the vision-language model is functioning properly before assessing the translation phase. Third, the modular architecture allows for the upgrading of the translation stage independently, as the translation model for Bangla is improved, without retraining the vision-language core. The method is similar to the one used by Han et al. (2024) and </w:t>
+      <w:proofErr w:type="gramEnd"/>
+      <w:r>
+        <w:rPr>
+          <w:b w:val="0"/>
+          <w:bCs w:val="0"/>
+          <w:sz w:val="24"/>
+          <w:szCs w:val="24"/>
+        </w:rPr>
+        <w:t xml:space="preserve"> first step is to train a vision-language model that produces a structured radiology report from the chest X-ray image while using natural language to describe the image content. The second step is the use of a pretrained multilingual neural machine translation system to translate English reports into Bangla. This approach of two stages is preferred over an end-to-end Bangla generation for three reasons. First, the amount of English chest X-ray training data is significantly larger and more varied than any Bangla-specific training data and, by separating the vision-to-language step from the translation step, it can both be optimized using the data best suited to it. Second, English production in stage 1 can be directly assessed against a set of standards and it is easy to ensure that the vision-language model is functioning properly before assessing the translation phase. Third, the modular architecture allows for the upgrading of the translation stage independently, as the translation model for Bangla is improved, without retraining the vision-language core. The method is </w:t>
+      </w:r>
+      <w:proofErr w:type="gramStart"/>
+      <w:r>
+        <w:rPr>
+          <w:b w:val="0"/>
+          <w:bCs w:val="0"/>
+          <w:sz w:val="24"/>
+          <w:szCs w:val="24"/>
+        </w:rPr>
+        <w:t>similar to</w:t>
+      </w:r>
+      <w:proofErr w:type="gramEnd"/>
+      <w:r>
+        <w:rPr>
+          <w:b w:val="0"/>
+          <w:bCs w:val="0"/>
+          <w:sz w:val="24"/>
+          <w:szCs w:val="24"/>
+        </w:rPr>
+        <w:t xml:space="preserve"> the one used by Han et al. (2024) and </w:t>
       </w:r>
       <w:proofErr w:type="spellStart"/>
       <w:r>
@@ -16055,7 +16423,23 @@
           <w:sz w:val="24"/>
           <w:szCs w:val="24"/>
         </w:rPr>
-        <w:t xml:space="preserve">/rad-dino). It takes in 518 × 518 image data and outputs a series of 1370 patch-level feature vectors, each with a size of 768. All the weights of the encoder are fixed during the training and inference process, which means that all the computing resources are allocated to the projector and the language model. The novel cross-attention module is named </w:t>
+        <w:t xml:space="preserve">/rad-dino). It </w:t>
+      </w:r>
+      <w:proofErr w:type="gramStart"/>
+      <w:r>
+        <w:rPr>
+          <w:sz w:val="24"/>
+          <w:szCs w:val="24"/>
+        </w:rPr>
+        <w:t>takes in 518 ×</w:t>
+      </w:r>
+      <w:proofErr w:type="gramEnd"/>
+      <w:r>
+        <w:rPr>
+          <w:sz w:val="24"/>
+          <w:szCs w:val="24"/>
+        </w:rPr>
+        <w:t xml:space="preserve"> 518 image data and outputs a series of 1370 patch-level feature vectors, each with a size of 768. All the weights of the encoder are fixed during the training and inference process, which means that all the computing resources are allocated to the projector and the language model. The novel cross-attention module is named </w:t>
       </w:r>
       <w:proofErr w:type="spellStart"/>
       <w:r>
@@ -16239,7 +16623,23 @@
           <w:sz w:val="24"/>
           <w:szCs w:val="24"/>
         </w:rPr>
-        <w:t xml:space="preserve">, token ID 256026) is specified at inference time to direct the translation. This study does not perform any fine tuning of NLLB-200; it is used as a pretrained model, similar to the baseline use studied in Han et al (2024) and </w:t>
+        <w:t xml:space="preserve">, token ID 256026) is specified at inference time to direct the translation. This study does not perform any fine tuning of NLLB-200; it is used as a pretrained model, </w:t>
+      </w:r>
+      <w:proofErr w:type="gramStart"/>
+      <w:r>
+        <w:rPr>
+          <w:sz w:val="24"/>
+          <w:szCs w:val="24"/>
+        </w:rPr>
+        <w:t>similar to</w:t>
+      </w:r>
+      <w:proofErr w:type="gramEnd"/>
+      <w:r>
+        <w:rPr>
+          <w:sz w:val="24"/>
+          <w:szCs w:val="24"/>
+        </w:rPr>
+        <w:t xml:space="preserve"> the baseline use studied in Han et al (2024) and </w:t>
       </w:r>
       <w:proofErr w:type="spellStart"/>
       <w:r>
@@ -16255,7 +16655,23 @@
           <w:sz w:val="24"/>
           <w:szCs w:val="24"/>
         </w:rPr>
-        <w:t xml:space="preserve"> (2024). The Bangla reference reports for evaluation are generated using the same NLLB-200 model by translating the IU X-ray English reference reports, so that only Stage 2 is evaluated by measuring the similarity of the generated translation to the English reference reports which are generated through the same model, and thus provide a consistent reference for the evaluation.</w:t>
+        <w:t xml:space="preserve"> (2024). The Bangla reference reports for evaluation are generated using the same NLLB-200 model by translating the IU X-ray English reference reports, so that only Stage 2 is evaluated by measuring the similarity of the generated translation to the English reference reports which are generated through the same </w:t>
+      </w:r>
+      <w:proofErr w:type="gramStart"/>
+      <w:r>
+        <w:rPr>
+          <w:sz w:val="24"/>
+          <w:szCs w:val="24"/>
+        </w:rPr>
+        <w:t>model, and</w:t>
+      </w:r>
+      <w:proofErr w:type="gramEnd"/>
+      <w:r>
+        <w:rPr>
+          <w:sz w:val="24"/>
+          <w:szCs w:val="24"/>
+        </w:rPr>
+        <w:t xml:space="preserve"> thus provide a consistent reference for the evaluation.</w:t>
       </w:r>
     </w:p>
     <w:p>
@@ -16343,7 +16759,27 @@
           <w:sz w:val="24"/>
           <w:szCs w:val="24"/>
         </w:rPr>
-        <w:t xml:space="preserve"> et al., 2016) is employed. There are 7,470 images and 3,955 radiology reports in the raw dataset. Following the exclusion of findings and impression fields of missing data, there are 3,826 remaining reports. 3,666 image-report pairs are then obtained after filtering to obtain only image-report pairs of frontal-projections and checking the existence of image files. They are partitioned into a training set (2,566 data points), a validation set (550 data points), and a test set (550 data points) with a random seed of 42 and a 70-15-15 distribution. The images are resized to 518 x 518 pixels, and normalized via the RAD-DINO </w:t>
+        <w:t xml:space="preserve"> et al., 2016) is employed. There are 7,470 images and 3,955 radiology reports in the raw dataset. Following the exclusion of findings and impression fields of missing data, there are 3,826 remaining reports. 3,666 image-report pairs are then obtained after filtering to obtain only image-report pairs of frontal-projections and checking the existence of image files. They are partitioned into a training set (2,566 data points), a validation set (550 data points), and a test set (550 data points) with a random seed of 42 and a 70-15-15 distribution. The images are resized to 518 x 518 </w:t>
+      </w:r>
+      <w:proofErr w:type="gramStart"/>
+      <w:r>
+        <w:rPr>
+          <w:b w:val="0"/>
+          <w:bCs w:val="0"/>
+          <w:sz w:val="24"/>
+          <w:szCs w:val="24"/>
+        </w:rPr>
+        <w:t>pixels, and</w:t>
+      </w:r>
+      <w:proofErr w:type="gramEnd"/>
+      <w:r>
+        <w:rPr>
+          <w:b w:val="0"/>
+          <w:bCs w:val="0"/>
+          <w:sz w:val="24"/>
+          <w:szCs w:val="24"/>
+        </w:rPr>
+        <w:t xml:space="preserve"> normalized via the RAD-DINO </w:t>
       </w:r>
       <w:proofErr w:type="spellStart"/>
       <w:r>
@@ -16445,7 +16881,27 @@
           <w:sz w:val="24"/>
           <w:szCs w:val="24"/>
         </w:rPr>
-        <w:t xml:space="preserve"> layers being 1 × 10⁻⁵, while both groups use weight decay of 0.01. A cosine learning rate schedule with linear warmup over 5% of total steps (320 warmup steps out of 6,415 total) is applied to both groups. The effective batch size is 16 (physical batch size of 2 x 8 gradient accumulations). Gradient norms are clamped at 1.0 to ensure the stability of the training. In order to tackle class imbalance between normal and abnormal cases in IU X-ray, training weight 3.0 is given to the samples whose reports contain abnormal terms, such as consolidation, effusion, pneumothorax, cardiomegaly, atelectasis, and opacity, while its weight is set to 1.0 for the normal ones. This </w:t>
+        <w:t xml:space="preserve"> layers being 1 × 10⁻⁵, while both groups use weight decay of 0.01. A cosine learning rate schedule with linear warmup over 5% of total steps (320 warmup steps out of 6,415 total) is applied to both groups. The effective batch size is 16 (physical batch size of 2 x 8 gradient accumulations). Gradient norms are clamped at 1.0 to ensure the stability of the training. </w:t>
+      </w:r>
+      <w:proofErr w:type="gramStart"/>
+      <w:r>
+        <w:rPr>
+          <w:b w:val="0"/>
+          <w:bCs w:val="0"/>
+          <w:sz w:val="24"/>
+          <w:szCs w:val="24"/>
+        </w:rPr>
+        <w:t>In order to</w:t>
+      </w:r>
+      <w:proofErr w:type="gramEnd"/>
+      <w:r>
+        <w:rPr>
+          <w:b w:val="0"/>
+          <w:bCs w:val="0"/>
+          <w:sz w:val="24"/>
+          <w:szCs w:val="24"/>
+        </w:rPr>
+        <w:t xml:space="preserve"> tackle class imbalance between normal and abnormal cases in IU X-ray, training weight 3.0 is given to the samples whose reports contain abnormal terms, such as consolidation, effusion, pneumothorax, cardiomegaly, atelectasis, and opacity, while its weight is set to 1.0 for the normal ones. This </w:t>
       </w:r>
       <w:proofErr w:type="spellStart"/>
       <w:r>
@@ -16784,7 +17240,23 @@
           <w:sz w:val="24"/>
           <w:szCs w:val="24"/>
         </w:rPr>
-        <w:t xml:space="preserve">All the implementation has been done using open source Python libraries. The deep learning framework and GPU acceleration comes from </w:t>
+        <w:t xml:space="preserve">All the implementation has been done using </w:t>
+      </w:r>
+      <w:proofErr w:type="gramStart"/>
+      <w:r>
+        <w:rPr>
+          <w:sz w:val="24"/>
+          <w:szCs w:val="24"/>
+        </w:rPr>
+        <w:t>open source</w:t>
+      </w:r>
+      <w:proofErr w:type="gramEnd"/>
+      <w:r>
+        <w:rPr>
+          <w:sz w:val="24"/>
+          <w:szCs w:val="24"/>
+        </w:rPr>
+        <w:t xml:space="preserve"> Python libraries. The deep learning framework and GPU acceleration comes from </w:t>
       </w:r>
       <w:proofErr w:type="spellStart"/>
       <w:r>
@@ -16904,7 +17376,23 @@
           <w:sz w:val="24"/>
           <w:szCs w:val="24"/>
         </w:rPr>
-        <w:t xml:space="preserve">++ for evaluation. Pandas and NumPy process the data, and Matplotlib create training curves and performance visualizations. The entire pipeline is implemented in three Jupyter notebooks: bangla_cxr_local_stage_1.ipynb for the novel </w:t>
+        <w:t>++ for evaluation. Pandas and NumPy process the data, and Matplotlib create training curves and performance visualizations. The entire pipeline is implemented in three Jupyter notebooks: bangla_cxr_local_stage_</w:t>
+      </w:r>
+      <w:proofErr w:type="gramStart"/>
+      <w:r>
+        <w:rPr>
+          <w:sz w:val="24"/>
+          <w:szCs w:val="24"/>
+        </w:rPr>
+        <w:t>1.ipynb</w:t>
+      </w:r>
+      <w:proofErr w:type="gramEnd"/>
+      <w:r>
+        <w:rPr>
+          <w:sz w:val="24"/>
+          <w:szCs w:val="24"/>
+        </w:rPr>
+        <w:t xml:space="preserve"> for the novel </w:t>
       </w:r>
       <w:proofErr w:type="spellStart"/>
       <w:r>
@@ -16920,7 +17408,23 @@
           <w:sz w:val="24"/>
           <w:szCs w:val="24"/>
         </w:rPr>
-        <w:t xml:space="preserve"> model, bangla_cxr_local_stage_1_baseline.ipynb for the </w:t>
+        <w:t xml:space="preserve"> model, bangla_cxr_local_stage_1_</w:t>
+      </w:r>
+      <w:proofErr w:type="gramStart"/>
+      <w:r>
+        <w:rPr>
+          <w:sz w:val="24"/>
+          <w:szCs w:val="24"/>
+        </w:rPr>
+        <w:t>baseline.ipynb</w:t>
+      </w:r>
+      <w:proofErr w:type="gramEnd"/>
+      <w:r>
+        <w:rPr>
+          <w:sz w:val="24"/>
+          <w:szCs w:val="24"/>
+        </w:rPr>
+        <w:t xml:space="preserve"> for the </w:t>
       </w:r>
       <w:proofErr w:type="spellStart"/>
       <w:r>
@@ -16936,7 +17440,23 @@
           <w:sz w:val="24"/>
           <w:szCs w:val="24"/>
         </w:rPr>
-        <w:t xml:space="preserve"> ablation and bangla_cxr_local_stage_2.ipynb for the Bangla translation stage. The training is conducted locally with an NVIDIA GeForce RTX 5050 Laptop GPU, using Python 3.10.20 (Anaconda distribution) and Windows 1</w:t>
+        <w:t xml:space="preserve"> ablation and bangla_cxr_local_stage_</w:t>
+      </w:r>
+      <w:proofErr w:type="gramStart"/>
+      <w:r>
+        <w:rPr>
+          <w:sz w:val="24"/>
+          <w:szCs w:val="24"/>
+        </w:rPr>
+        <w:t>2.ipynb</w:t>
+      </w:r>
+      <w:proofErr w:type="gramEnd"/>
+      <w:r>
+        <w:rPr>
+          <w:sz w:val="24"/>
+          <w:szCs w:val="24"/>
+        </w:rPr>
+        <w:t xml:space="preserve"> for the Bangla translation stage. The training is conducted locally with an NVIDIA GeForce RTX 5050 Laptop GPU, using Python 3.10.20 (Anaconda distribution) and Windows 1</w:t>
       </w:r>
       <w:r>
         <w:rPr>
@@ -17019,7 +17539,21 @@
         <w:rPr>
           <w:szCs w:val="22"/>
         </w:rPr>
-        <w:t xml:space="preserve"> and its integration with the English Report Generation model (RAD-DINO and Phi-3.5 Mini), and complete implementation of the proposed approach including the dataset preparation, training configuration, inference procedure, and evaluation framework. The proposed system meets the specified compute requirements, is based on a set of well-established design choices from the literature with proven performance, and clearly contributes to the system architecture, with the cross-attention projector tested for necessity in the ablation study. The experimental results of the novel model and the </w:t>
+        <w:t xml:space="preserve"> and its integration with the English Report Generation model (RAD-DINO and Phi-3.5 Mini), and complete implementation of the proposed approach including the dataset preparation, training configuration, inference procedure, and evaluation framework. The proposed system meets the specified compute requirements, is based on a set of well-established design choices from </w:t>
+      </w:r>
+      <w:proofErr w:type="gramStart"/>
+      <w:r>
+        <w:rPr>
+          <w:szCs w:val="22"/>
+        </w:rPr>
+        <w:t>the literature</w:t>
+      </w:r>
+      <w:proofErr w:type="gramEnd"/>
+      <w:r>
+        <w:rPr>
+          <w:szCs w:val="22"/>
+        </w:rPr>
+        <w:t xml:space="preserve"> with proven performance, and clearly contributes to the system architecture, with the cross-attention projector tested for necessity in the ablation study. The experimental results of the novel model and the </w:t>
       </w:r>
       <w:proofErr w:type="spellStart"/>
       <w:r>
@@ -17331,7 +17865,27 @@
           <w:sz w:val="24"/>
           <w:szCs w:val="24"/>
         </w:rPr>
-        <w:t xml:space="preserve"> system in both the stages of pipeline will be presented. It builds upon the architecture and methodology described in Chapter 3 and details the hardware and software environment in which it was developed and implemented, the step-by-step implementation of the Stage 1 English report generation model and the Stage 2 Bangla translation pipeline, the evaluation framework adopted for both stages, and a detailed discussion of the results including the ablation study comparing the proposed </w:t>
+        <w:t xml:space="preserve"> system in both the </w:t>
+      </w:r>
+      <w:proofErr w:type="gramStart"/>
+      <w:r>
+        <w:rPr>
+          <w:b w:val="0"/>
+          <w:bCs w:val="0"/>
+          <w:sz w:val="24"/>
+          <w:szCs w:val="24"/>
+        </w:rPr>
+        <w:t>stages of pipeline</w:t>
+      </w:r>
+      <w:proofErr w:type="gramEnd"/>
+      <w:r>
+        <w:rPr>
+          <w:b w:val="0"/>
+          <w:bCs w:val="0"/>
+          <w:sz w:val="24"/>
+          <w:szCs w:val="24"/>
+        </w:rPr>
+        <w:t xml:space="preserve"> will be presented. It builds upon the architecture and methodology described in Chapter 3 and details the hardware and software environment in which it was developed and implemented, the step-by-step implementation of the Stage 1 English report generation model and the Stage 2 Bangla translation pipeline, the evaluation framework adopted for both stages, and a detailed discussion of the results including the ablation study comparing the proposed </w:t>
       </w:r>
       <w:proofErr w:type="spellStart"/>
       <w:r>
@@ -17371,7 +17925,47 @@
           <w:sz w:val="24"/>
           <w:szCs w:val="24"/>
         </w:rPr>
-        <w:t xml:space="preserve"> baseline architecture. The chapter ends with situating the findings in the context of the research purposes as well as in the context of the existing literature.</w:t>
+        <w:t xml:space="preserve"> baseline architecture. The chapter ends with situating the findings in the context of </w:t>
+      </w:r>
+      <w:proofErr w:type="gramStart"/>
+      <w:r>
+        <w:rPr>
+          <w:b w:val="0"/>
+          <w:bCs w:val="0"/>
+          <w:sz w:val="24"/>
+          <w:szCs w:val="24"/>
+        </w:rPr>
+        <w:t>the research</w:t>
+      </w:r>
+      <w:proofErr w:type="gramEnd"/>
+      <w:r>
+        <w:rPr>
+          <w:b w:val="0"/>
+          <w:bCs w:val="0"/>
+          <w:sz w:val="24"/>
+          <w:szCs w:val="24"/>
+        </w:rPr>
+        <w:t xml:space="preserve"> purposes as well as in the context of </w:t>
+      </w:r>
+      <w:proofErr w:type="gramStart"/>
+      <w:r>
+        <w:rPr>
+          <w:b w:val="0"/>
+          <w:bCs w:val="0"/>
+          <w:sz w:val="24"/>
+          <w:szCs w:val="24"/>
+        </w:rPr>
+        <w:t>the existing</w:t>
+      </w:r>
+      <w:proofErr w:type="gramEnd"/>
+      <w:r>
+        <w:rPr>
+          <w:b w:val="0"/>
+          <w:bCs w:val="0"/>
+          <w:sz w:val="24"/>
+          <w:szCs w:val="24"/>
+        </w:rPr>
+        <w:t xml:space="preserve"> literature.</w:t>
       </w:r>
       <w:bookmarkEnd w:id="76"/>
       <w:bookmarkEnd w:id="77"/>
@@ -17441,6 +18035,7 @@
         <w:t xml:space="preserve">An overview of the system setup and </w:t>
       </w:r>
       <w:proofErr w:type="spellStart"/>
+      <w:proofErr w:type="gramStart"/>
       <w:r>
         <w:rPr>
           <w:b w:val="0"/>
@@ -17451,6 +18046,7 @@
         <w:t>environment.System</w:t>
       </w:r>
       <w:proofErr w:type="spellEnd"/>
+      <w:proofErr w:type="gramEnd"/>
       <w:r>
         <w:rPr>
           <w:b w:val="0"/>
@@ -17581,6 +18177,7 @@
         <w:t xml:space="preserve">++ </w:t>
       </w:r>
       <w:proofErr w:type="spellStart"/>
+      <w:proofErr w:type="gramStart"/>
       <w:r>
         <w:rPr>
           <w:b w:val="0"/>
@@ -17591,6 +18188,7 @@
         <w:t>respectively.BLEU</w:t>
       </w:r>
       <w:proofErr w:type="spellEnd"/>
+      <w:proofErr w:type="gramEnd"/>
       <w:r>
         <w:rPr>
           <w:b w:val="0"/>
@@ -17658,7 +18256,67 @@
           <w:sz w:val="24"/>
           <w:szCs w:val="24"/>
         </w:rPr>
-        <w:t xml:space="preserve"> notebooks, namely the bangla_cxr_local_stage_1.ipynb, bangla_cxr_local_stage_1_baseline.ipynb and bangla_cxr_local_stage_2.ipynb.</w:t>
+        <w:t xml:space="preserve"> notebooks, namely the bangla_cxr_local_stage_</w:t>
+      </w:r>
+      <w:proofErr w:type="gramStart"/>
+      <w:r>
+        <w:rPr>
+          <w:b w:val="0"/>
+          <w:bCs w:val="0"/>
+          <w:sz w:val="24"/>
+          <w:szCs w:val="24"/>
+        </w:rPr>
+        <w:t>1.ipynb</w:t>
+      </w:r>
+      <w:proofErr w:type="gramEnd"/>
+      <w:r>
+        <w:rPr>
+          <w:b w:val="0"/>
+          <w:bCs w:val="0"/>
+          <w:sz w:val="24"/>
+          <w:szCs w:val="24"/>
+        </w:rPr>
+        <w:t>, bangla_cxr_local_stage_1_</w:t>
+      </w:r>
+      <w:proofErr w:type="gramStart"/>
+      <w:r>
+        <w:rPr>
+          <w:b w:val="0"/>
+          <w:bCs w:val="0"/>
+          <w:sz w:val="24"/>
+          <w:szCs w:val="24"/>
+        </w:rPr>
+        <w:t>baseline.ipynb</w:t>
+      </w:r>
+      <w:proofErr w:type="gramEnd"/>
+      <w:r>
+        <w:rPr>
+          <w:b w:val="0"/>
+          <w:bCs w:val="0"/>
+          <w:sz w:val="24"/>
+          <w:szCs w:val="24"/>
+        </w:rPr>
+        <w:t xml:space="preserve"> and bangla_cxr_local_stage_</w:t>
+      </w:r>
+      <w:proofErr w:type="gramStart"/>
+      <w:r>
+        <w:rPr>
+          <w:b w:val="0"/>
+          <w:bCs w:val="0"/>
+          <w:sz w:val="24"/>
+          <w:szCs w:val="24"/>
+        </w:rPr>
+        <w:t>2.ipynb</w:t>
+      </w:r>
+      <w:proofErr w:type="gramEnd"/>
+      <w:r>
+        <w:rPr>
+          <w:b w:val="0"/>
+          <w:bCs w:val="0"/>
+          <w:sz w:val="24"/>
+          <w:szCs w:val="24"/>
+        </w:rPr>
+        <w:t>.</w:t>
       </w:r>
       <w:bookmarkEnd w:id="79"/>
       <w:bookmarkEnd w:id="80"/>
@@ -17748,6 +18406,7 @@
         <w:t xml:space="preserve">The Stage 1 implementation starts with the preprocessing of data sets. The raw IU X-ray dataset was loaded from the CSV reports and projections file and only those images that had a </w:t>
       </w:r>
       <w:proofErr w:type="spellStart"/>
+      <w:proofErr w:type="gramStart"/>
       <w:r>
         <w:rPr>
           <w:b w:val="0"/>
@@ -17758,6 +18417,7 @@
         <w:t>non empty</w:t>
       </w:r>
       <w:proofErr w:type="spellEnd"/>
+      <w:proofErr w:type="gramEnd"/>
       <w:r>
         <w:rPr>
           <w:b w:val="0"/>
@@ -17965,7 +18625,27 @@
           <w:sz w:val="24"/>
           <w:szCs w:val="24"/>
         </w:rPr>
-        <w:t xml:space="preserve"> layers with a learning rate of 1 × 10⁻⁵, and both groups had weight decay of 0.01. The optimum batch size was 16, obtained by using a physical batch size of 2, and 8 gradient accumulation steps, with gradient norms clipped at 1.0 per step. Both sets of parameters were subjected to a cosine schedule, with 5% warm up (320 warm up steps out of 6,415 total). The training was conducted for up to 40 epochs, with an early stopping patience of 8. Model checkpoint was saved if there was a decrease in validation loss. During inference, the pipeline will load the saved checkpoint and re-initialize the model using frozen RAD-DINO weights and the trained projector and </w:t>
+        <w:t xml:space="preserve"> layers with a learning rate of 1 × 10⁻⁵, and both groups had weight decay of 0.01. The optimum batch size was 16, obtained by using a physical batch size of 2, and 8 gradient accumulation steps, with gradient norms clipped at 1.0 per step. Both sets of parameters were subjected to a cosine schedule, with 5% warm up (320 warm up steps out of 6,415 total). The training was conducted for up to 40 epochs, with an early stopping patience of 8. Model </w:t>
+      </w:r>
+      <w:proofErr w:type="gramStart"/>
+      <w:r>
+        <w:rPr>
+          <w:b w:val="0"/>
+          <w:bCs w:val="0"/>
+          <w:sz w:val="24"/>
+          <w:szCs w:val="24"/>
+        </w:rPr>
+        <w:t>checkpoint was</w:t>
+      </w:r>
+      <w:proofErr w:type="gramEnd"/>
+      <w:r>
+        <w:rPr>
+          <w:b w:val="0"/>
+          <w:bCs w:val="0"/>
+          <w:sz w:val="24"/>
+          <w:szCs w:val="24"/>
+        </w:rPr>
+        <w:t xml:space="preserve"> saved if there was a decrease in validation loss. During inference, the pipeline will load the saved checkpoint and re-initialize the model using frozen RAD-DINO weights and the trained projector and </w:t>
       </w:r>
       <w:proofErr w:type="spellStart"/>
       <w:r>
@@ -18119,7 +18799,27 @@
           <w:sz w:val="24"/>
           <w:szCs w:val="24"/>
         </w:rPr>
-        <w:t xml:space="preserve"> baseline simply applies a mean-pooling operation over all 1,370 RAD-DINO patch tokens followed by a two-layer MLP that generates a single 3,072-dimensional embedding. This reduces the whole visual context into a single query per token, and directly compares to the mean-pooling projectors of systems like </w:t>
+        <w:t xml:space="preserve"> baseline simply applies a mean-pooling operation over all 1,370 RAD-DINO patch tokens followed by a two-layer MLP that generates a single 3,072-dimensional embedding. This reduces the whole visual context into a single query per </w:t>
+      </w:r>
+      <w:proofErr w:type="gramStart"/>
+      <w:r>
+        <w:rPr>
+          <w:b w:val="0"/>
+          <w:bCs w:val="0"/>
+          <w:sz w:val="24"/>
+          <w:szCs w:val="24"/>
+        </w:rPr>
+        <w:t>token, and</w:t>
+      </w:r>
+      <w:proofErr w:type="gramEnd"/>
+      <w:r>
+        <w:rPr>
+          <w:b w:val="0"/>
+          <w:bCs w:val="0"/>
+          <w:sz w:val="24"/>
+          <w:szCs w:val="24"/>
+        </w:rPr>
+        <w:t xml:space="preserve"> directly compares to the mean-pooling projectors of systems like </w:t>
       </w:r>
       <w:proofErr w:type="spellStart"/>
       <w:r>
@@ -18142,6 +18842,7 @@
         <w:t xml:space="preserve">, which applied different projectors to each of 32 region-based </w:t>
       </w:r>
       <w:proofErr w:type="spellStart"/>
+      <w:proofErr w:type="gramStart"/>
       <w:r>
         <w:rPr>
           <w:b w:val="0"/>
@@ -18152,6 +18853,7 @@
         <w:t>queries.This</w:t>
       </w:r>
       <w:proofErr w:type="spellEnd"/>
+      <w:proofErr w:type="gramEnd"/>
       <w:r>
         <w:rPr>
           <w:b w:val="0"/>
@@ -18199,7 +18901,27 @@
           <w:sz w:val="24"/>
           <w:szCs w:val="24"/>
         </w:rPr>
-        <w:t xml:space="preserve"> configuration, the same training loop, the same split of the dataset, and the same hyperparameters and early stopping criterion.</w:t>
+        <w:t xml:space="preserve"> configuration, the same training loop, the same split of the dataset, and the same hyperparameters and early stopping </w:t>
+      </w:r>
+      <w:proofErr w:type="gramStart"/>
+      <w:r>
+        <w:rPr>
+          <w:b w:val="0"/>
+          <w:bCs w:val="0"/>
+          <w:sz w:val="24"/>
+          <w:szCs w:val="24"/>
+        </w:rPr>
+        <w:t>criterion</w:t>
+      </w:r>
+      <w:proofErr w:type="gramEnd"/>
+      <w:r>
+        <w:rPr>
+          <w:b w:val="0"/>
+          <w:bCs w:val="0"/>
+          <w:sz w:val="24"/>
+          <w:szCs w:val="24"/>
+        </w:rPr>
+        <w:t>.</w:t>
       </w:r>
       <w:bookmarkEnd w:id="82"/>
       <w:bookmarkEnd w:id="83"/>
@@ -18569,7 +19291,47 @@
           <w:sz w:val="24"/>
           <w:szCs w:val="24"/>
         </w:rPr>
-        <w:t xml:space="preserve"> model was steady over 25 epochs until it reached the point of early stopping. The validation loss had a dramatic drop between epochs 1 and 2, from 2.6083 to 1.6051, and continued to improve until epoch 18 with a best value of 0.5516, but eventually stagnated and then began to increase at epoch 25, with a validation loss of 0.5516, without further improvement over the last 8 epochs, prompting early stopping at epoch 25. Throughout the training loss continued to decline, and at epoch 25, it was at 0.2444, suggesting that the model did not overfit much before early stopping kicked in. The last saved checkpoint is at epoch 18 with validation loss 0.5516. The baseline was also terminated early for the </w:t>
+        <w:t xml:space="preserve"> model was steady over 25 epochs until it reached the point of early stopping. The validation loss had a dramatic drop between epochs 1 and 2, from 2.6083 to 1.6051, and continued to improve until epoch 18 with a best value of </w:t>
+      </w:r>
+      <w:proofErr w:type="gramStart"/>
+      <w:r>
+        <w:rPr>
+          <w:b w:val="0"/>
+          <w:bCs w:val="0"/>
+          <w:sz w:val="24"/>
+          <w:szCs w:val="24"/>
+        </w:rPr>
+        <w:t>0.5516, but</w:t>
+      </w:r>
+      <w:proofErr w:type="gramEnd"/>
+      <w:r>
+        <w:rPr>
+          <w:b w:val="0"/>
+          <w:bCs w:val="0"/>
+          <w:sz w:val="24"/>
+          <w:szCs w:val="24"/>
+        </w:rPr>
+        <w:t xml:space="preserve"> eventually stagnated and then began to increase at epoch 25, with a validation loss of 0.5516, without further improvement over the last 8 epochs, prompting early stopping at epoch 25. Throughout the training loss continued to decline, and at epoch 25, it was at 0.2444, suggesting that the model did not overfit much before early stopping kicked in. The last </w:t>
+      </w:r>
+      <w:proofErr w:type="gramStart"/>
+      <w:r>
+        <w:rPr>
+          <w:b w:val="0"/>
+          <w:bCs w:val="0"/>
+          <w:sz w:val="24"/>
+          <w:szCs w:val="24"/>
+        </w:rPr>
+        <w:t>saved checkpoint</w:t>
+      </w:r>
+      <w:proofErr w:type="gramEnd"/>
+      <w:r>
+        <w:rPr>
+          <w:b w:val="0"/>
+          <w:bCs w:val="0"/>
+          <w:sz w:val="24"/>
+          <w:szCs w:val="24"/>
+        </w:rPr>
+        <w:t xml:space="preserve"> is at epoch 18 with validation loss 0.5516. The baseline was also terminated early for the </w:t>
       </w:r>
       <w:proofErr w:type="spellStart"/>
       <w:r>
@@ -18589,7 +19351,47 @@
           <w:sz w:val="24"/>
           <w:szCs w:val="24"/>
         </w:rPr>
-        <w:t xml:space="preserve">, but in a different way. The lowest validation loss achieved was 1.5710 at epoch 3, but then the model did not improve further and plateaued at epoch 10. The validation loss for the baseline was consistently &gt;1.57 while for the </w:t>
+        <w:t xml:space="preserve">, but in a different way. The lowest validation loss achieved was 1.5710 at </w:t>
+      </w:r>
+      <w:proofErr w:type="gramStart"/>
+      <w:r>
+        <w:rPr>
+          <w:b w:val="0"/>
+          <w:bCs w:val="0"/>
+          <w:sz w:val="24"/>
+          <w:szCs w:val="24"/>
+        </w:rPr>
+        <w:t>epoch</w:t>
+      </w:r>
+      <w:proofErr w:type="gramEnd"/>
+      <w:r>
+        <w:rPr>
+          <w:b w:val="0"/>
+          <w:bCs w:val="0"/>
+          <w:sz w:val="24"/>
+          <w:szCs w:val="24"/>
+        </w:rPr>
+        <w:t xml:space="preserve"> 3, but then the model did not improve further and plateaued at </w:t>
+      </w:r>
+      <w:proofErr w:type="gramStart"/>
+      <w:r>
+        <w:rPr>
+          <w:b w:val="0"/>
+          <w:bCs w:val="0"/>
+          <w:sz w:val="24"/>
+          <w:szCs w:val="24"/>
+        </w:rPr>
+        <w:t>epoch</w:t>
+      </w:r>
+      <w:proofErr w:type="gramEnd"/>
+      <w:r>
+        <w:rPr>
+          <w:b w:val="0"/>
+          <w:bCs w:val="0"/>
+          <w:sz w:val="24"/>
+          <w:szCs w:val="24"/>
+        </w:rPr>
+        <w:t xml:space="preserve"> 10. The validation loss for the baseline was consistently &gt;1.57 while for the </w:t>
       </w:r>
       <w:proofErr w:type="spellStart"/>
       <w:r>
@@ -18741,7 +19543,47 @@
           <w:sz w:val="24"/>
           <w:szCs w:val="24"/>
         </w:rPr>
-        <w:t xml:space="preserve"> a necessary architectural feature and not merely a better option. The achieved score of 0.4352 in ROUGE-1 is significantly comparable with the 0.3213 score obtained by </w:t>
+        <w:t xml:space="preserve"> a necessary architectural feature and not merely a better option. The </w:t>
+      </w:r>
+      <w:proofErr w:type="gramStart"/>
+      <w:r>
+        <w:rPr>
+          <w:b w:val="0"/>
+          <w:bCs w:val="0"/>
+          <w:sz w:val="24"/>
+          <w:szCs w:val="24"/>
+        </w:rPr>
+        <w:t>achieved score</w:t>
+      </w:r>
+      <w:proofErr w:type="gramEnd"/>
+      <w:r>
+        <w:rPr>
+          <w:b w:val="0"/>
+          <w:bCs w:val="0"/>
+          <w:sz w:val="24"/>
+          <w:szCs w:val="24"/>
+        </w:rPr>
+        <w:t xml:space="preserve"> of 0.4352 in ROUGE-1 is significantly comparable with the </w:t>
+      </w:r>
+      <w:proofErr w:type="gramStart"/>
+      <w:r>
+        <w:rPr>
+          <w:b w:val="0"/>
+          <w:bCs w:val="0"/>
+          <w:sz w:val="24"/>
+          <w:szCs w:val="24"/>
+        </w:rPr>
+        <w:t>0.3213 score</w:t>
+      </w:r>
+      <w:proofErr w:type="gramEnd"/>
+      <w:r>
+        <w:rPr>
+          <w:b w:val="0"/>
+          <w:bCs w:val="0"/>
+          <w:sz w:val="24"/>
+          <w:szCs w:val="24"/>
+        </w:rPr>
+        <w:t xml:space="preserve"> obtained by </w:t>
       </w:r>
       <w:proofErr w:type="spellStart"/>
       <w:r>
@@ -18923,7 +19765,107 @@
           <w:sz w:val="24"/>
           <w:szCs w:val="24"/>
         </w:rPr>
-        <w:t xml:space="preserve">There is marked variation in performance between pathological categories in the clinical entity evaluation. The model's performance is best on common, visually distinct findings: Pleural Effusion has an F1 score of 0.7164 and a recall score of 0.867, Pneumothorax has an F1 score of 0.7532 with a recall score of 0.904, and No Finding (normal chest) has an F1 score of 0.7962 with a recall score of 0.830. These are the categories that are most commonly found in the IU X-ray training set and the ones that are most likely to have a clear and unambiguous visual pattern in chest X-ray images. The model has a significant difficulty with less common or less obvious findings: Fracture gets an F1 of 0.0000, Nodule/Mass gets an F1 of 0.0909, and Edema gets an F1 of 0.1263. Atelectasis (F1 = 0.2500) and Consolidation (F1 = 0.2895) are also low, but do seem to be present in the training set despite the weighted sampler, and they are also quite subtle from a visual standpoint. The overall binary abnormality detection results are more promising: the model correctly identified 430 of the 439 truly abnormal cases in the test set, missed 9 (false negative), and created 108 false alarms (false positive) from the 111 normal cases. This yields a recall of 0.9795 and precision of 0.7993, with an F1 of 0.8802. In the clinical </w:t>
+        <w:t xml:space="preserve">There is marked variation in performance between pathological categories in the clinical entity evaluation. The model's performance is best on common, visually distinct findings: Pleural Effusion has an F1 score of 0.7164 and a recall score of 0.867, Pneumothorax has an F1 score of 0.7532 with a recall score of 0.904, and No Finding (normal chest) has an F1 score of 0.7962 with a recall score of 0.830. These are the categories that are </w:t>
+      </w:r>
+      <w:proofErr w:type="gramStart"/>
+      <w:r>
+        <w:rPr>
+          <w:b w:val="0"/>
+          <w:bCs w:val="0"/>
+          <w:sz w:val="24"/>
+          <w:szCs w:val="24"/>
+        </w:rPr>
+        <w:t>most commonly found</w:t>
+      </w:r>
+      <w:proofErr w:type="gramEnd"/>
+      <w:r>
+        <w:rPr>
+          <w:b w:val="0"/>
+          <w:bCs w:val="0"/>
+          <w:sz w:val="24"/>
+          <w:szCs w:val="24"/>
+        </w:rPr>
+        <w:t xml:space="preserve"> in the IU X-ray training set and the ones that are most likely to have a clear and unambiguous visual pattern in chest X-ray images. The model has </w:t>
+      </w:r>
+      <w:proofErr w:type="gramStart"/>
+      <w:r>
+        <w:rPr>
+          <w:b w:val="0"/>
+          <w:bCs w:val="0"/>
+          <w:sz w:val="24"/>
+          <w:szCs w:val="24"/>
+        </w:rPr>
+        <w:t>a significant</w:t>
+      </w:r>
+      <w:proofErr w:type="gramEnd"/>
+      <w:r>
+        <w:rPr>
+          <w:b w:val="0"/>
+          <w:bCs w:val="0"/>
+          <w:sz w:val="24"/>
+          <w:szCs w:val="24"/>
+        </w:rPr>
+        <w:t xml:space="preserve"> difficulty with less common or less obvious findings: Fracture gets an F1 of 0.0000, Nodule/Mass gets an F1 of 0.0909, and Edema gets an F1 of 0.1263. Atelectasis (F1 = 0.2500) and Consolidation (F1 = 0.2895) are also </w:t>
+      </w:r>
+      <w:proofErr w:type="gramStart"/>
+      <w:r>
+        <w:rPr>
+          <w:b w:val="0"/>
+          <w:bCs w:val="0"/>
+          <w:sz w:val="24"/>
+          <w:szCs w:val="24"/>
+        </w:rPr>
+        <w:t>low, but</w:t>
+      </w:r>
+      <w:proofErr w:type="gramEnd"/>
+      <w:r>
+        <w:rPr>
+          <w:b w:val="0"/>
+          <w:bCs w:val="0"/>
+          <w:sz w:val="24"/>
+          <w:szCs w:val="24"/>
+        </w:rPr>
+        <w:t xml:space="preserve"> do seem to be present in the training set despite the weighted sampler, and they are also quite subtle from a visual standpoint. The overall binary abnormality detection results are more promising: the model correctly identified 430 of the 439 truly abnormal cases in the test set, missed 9 (false negative), and created </w:t>
+      </w:r>
+      <w:proofErr w:type="gramStart"/>
+      <w:r>
+        <w:rPr>
+          <w:b w:val="0"/>
+          <w:bCs w:val="0"/>
+          <w:sz w:val="24"/>
+          <w:szCs w:val="24"/>
+        </w:rPr>
+        <w:t>108 false alarms (</w:t>
+      </w:r>
+      <w:proofErr w:type="gramEnd"/>
+      <w:r>
+        <w:rPr>
+          <w:b w:val="0"/>
+          <w:bCs w:val="0"/>
+          <w:sz w:val="24"/>
+          <w:szCs w:val="24"/>
+        </w:rPr>
+        <w:t xml:space="preserve">false positive) from </w:t>
+      </w:r>
+      <w:proofErr w:type="gramStart"/>
+      <w:r>
+        <w:rPr>
+          <w:b w:val="0"/>
+          <w:bCs w:val="0"/>
+          <w:sz w:val="24"/>
+          <w:szCs w:val="24"/>
+        </w:rPr>
+        <w:t>the 111</w:t>
+      </w:r>
+      <w:proofErr w:type="gramEnd"/>
+      <w:r>
+        <w:rPr>
+          <w:b w:val="0"/>
+          <w:bCs w:val="0"/>
+          <w:sz w:val="24"/>
+          <w:szCs w:val="24"/>
+        </w:rPr>
+        <w:t xml:space="preserve"> normal cases. This yields a recall of 0.9795 and precision of 0.7993, with an F1 of 0.8802. In the clinical </w:t>
       </w:r>
       <w:r>
         <w:rPr>
@@ -19015,7 +19957,27 @@
           <w:sz w:val="24"/>
           <w:szCs w:val="24"/>
         </w:rPr>
-        <w:t xml:space="preserve">++ value for Stage 1 English to 41.32 and Stage 2 Bangla to 35.18 is the cumulative impact of two steps that are imperfect: Step 1 is to generate the English text that diverges from the reference, and Step 2 is to translate the generated text to Bangla and the reference to Bangla, which may introduce further level of character level differences. Sample Bangla outputs from the qualitative inspection reveals that generated reports are grammatically correct Bangla which preserves the clinical structure of the English input including Findings/Impression, and correctly renders key pathological terms such as </w:t>
+        <w:t>++ value for Stage 1 English to 41.32 and Stage 2 Bangla to 35.18 is the cumulative impact of two steps that are imperfect: Step 1 is to generate the English text that diverges from the reference, and Step 2 is to translate the generated text to Bangla and the reference to Bangla, which may introduce further level of character level differences. Sample Bangla outputs from the qualitative inspection reveals that generated reports are grammatically correct Bangla which preserves the clinical structure of the English input including Findings/</w:t>
+      </w:r>
+      <w:proofErr w:type="gramStart"/>
+      <w:r>
+        <w:rPr>
+          <w:b w:val="0"/>
+          <w:bCs w:val="0"/>
+          <w:sz w:val="24"/>
+          <w:szCs w:val="24"/>
+        </w:rPr>
+        <w:t>Impression, and</w:t>
+      </w:r>
+      <w:proofErr w:type="gramEnd"/>
+      <w:r>
+        <w:rPr>
+          <w:b w:val="0"/>
+          <w:bCs w:val="0"/>
+          <w:sz w:val="24"/>
+          <w:szCs w:val="24"/>
+        </w:rPr>
+        <w:t xml:space="preserve"> correctly renders key pathological terms such as </w:t>
       </w:r>
       <w:proofErr w:type="spellStart"/>
       <w:r>
@@ -19239,7 +20201,27 @@
           <w:sz w:val="24"/>
           <w:szCs w:val="24"/>
         </w:rPr>
-        <w:t xml:space="preserve">This chapter has showed the complete implementation and evaluation of </w:t>
+        <w:t xml:space="preserve">This chapter </w:t>
+      </w:r>
+      <w:proofErr w:type="gramStart"/>
+      <w:r>
+        <w:rPr>
+          <w:b w:val="0"/>
+          <w:bCs w:val="0"/>
+          <w:sz w:val="24"/>
+          <w:szCs w:val="24"/>
+        </w:rPr>
+        <w:t>has showed</w:t>
+      </w:r>
+      <w:proofErr w:type="gramEnd"/>
+      <w:r>
+        <w:rPr>
+          <w:b w:val="0"/>
+          <w:bCs w:val="0"/>
+          <w:sz w:val="24"/>
+          <w:szCs w:val="24"/>
+        </w:rPr>
+        <w:t xml:space="preserve"> the complete implementation and evaluation of </w:t>
       </w:r>
       <w:proofErr w:type="spellStart"/>
       <w:r>
@@ -19820,7 +20802,27 @@
           <w:sz w:val="24"/>
           <w:szCs w:val="24"/>
         </w:rPr>
-        <w:t xml:space="preserve"> followed the following known principles from the relevant standards bodies and AI ethics frameworks that are applicable to AI medical systems. A software engineering point of view, the implementation is designed and reproducible according to the IEEE guidelines for scientific software, that is, fixed random seeds (all dataset splits used with seed 42), version pinned library dependencies, notebook structure (allows the full evaluation to be independently reproduced by others) and saved model checkpoints. AI and machine learning side, the system's design follows the principles of the recent NIST AI RMF (Risk Management Framework) for trustworthy AI, such as transparency of AI system architecture and training process, measurable performance against a range of evaluation metrics, and documented failures. The training and evaluation is based on an existing public benchmark dataset (IU X-ray) instead of private clinical data, which is in line with open science practices and external validation. Meta's NLLB-200, a model designed specifically for low-resource languages, is based on the principles of responsible AI, is translated with this pipeline, and is developed by Meta AI Research. The system is not yet compliant with clinical device regulations like the FDA's Medical Device Software (SaMD) guidelines, or the EU Medical Device Regulation (MDR); it has not been clinically validated in a health care environment; not been prospectively evaluated by patients' outcomes; and has not included the clinical deployment audit trail mechanisms that are required. Any attempt to bring this to actual clinical practice would require compliance with these regulations.</w:t>
+        <w:t xml:space="preserve"> followed the following known principles from the relevant standards bodies and AI ethics frameworks that are applicable to AI medical systems. A software engineering point of view, the implementation is designed and reproducible according to the IEEE guidelines for scientific software, that is, fixed random seeds (all dataset splits used with seed 42), version pinned library dependencies, notebook structure (allows the full evaluation to be independently reproduced by others) and saved model checkpoints. AI and machine learning side, the system's design follows the principles of the recent NIST AI RMF (Risk Management Framework) for trustworthy AI, such as transparency of AI system architecture and training process, measurable performance against a range of evaluation metrics, and documented failures. The training and evaluation </w:t>
+      </w:r>
+      <w:proofErr w:type="gramStart"/>
+      <w:r>
+        <w:rPr>
+          <w:b w:val="0"/>
+          <w:bCs w:val="0"/>
+          <w:sz w:val="24"/>
+          <w:szCs w:val="24"/>
+        </w:rPr>
+        <w:t>is</w:t>
+      </w:r>
+      <w:proofErr w:type="gramEnd"/>
+      <w:r>
+        <w:rPr>
+          <w:b w:val="0"/>
+          <w:bCs w:val="0"/>
+          <w:sz w:val="24"/>
+          <w:szCs w:val="24"/>
+        </w:rPr>
+        <w:t xml:space="preserve"> based on an existing public benchmark dataset (IU X-ray) instead of private clinical data, which is in line with open science practices and external validation. Meta's NLLB-200, a model designed specifically for low-resource languages, is based on the principles of responsible AI, is translated with this pipeline, and is developed by Meta AI Research. The system is not yet compliant with clinical device regulations like the FDA's Medical Device Software (SaMD) guidelines, or the EU Medical Device Regulation (MDR); it has not been clinically validated in a health care environment; not been prospectively evaluated by patients' outcomes; and has not included the clinical deployment audit trail mechanisms that are required. Any attempt to bring this to actual clinical practice would require compliance with these regulations.</w:t>
       </w:r>
       <w:bookmarkEnd w:id="96"/>
       <w:bookmarkEnd w:id="97"/>
@@ -19907,7 +20909,27 @@
           <w:sz w:val="24"/>
           <w:szCs w:val="24"/>
         </w:rPr>
-        <w:t xml:space="preserve"> fine-tuned model only requires updating 1.30% of the total model parameters, significantly lowering the amount of compute needed to train the model, as well as the storage space required for the trained model, compared with fine-tuning the entire model. Distilled 600M parameter </w:t>
+        <w:t xml:space="preserve"> fine-tuned model only requires updating 1.30% of the total model parameters, significantly lowering the amount of </w:t>
+      </w:r>
+      <w:proofErr w:type="gramStart"/>
+      <w:r>
+        <w:rPr>
+          <w:b w:val="0"/>
+          <w:bCs w:val="0"/>
+          <w:sz w:val="24"/>
+          <w:szCs w:val="24"/>
+        </w:rPr>
+        <w:t>compute</w:t>
+      </w:r>
+      <w:proofErr w:type="gramEnd"/>
+      <w:r>
+        <w:rPr>
+          <w:b w:val="0"/>
+          <w:bCs w:val="0"/>
+          <w:sz w:val="24"/>
+          <w:szCs w:val="24"/>
+        </w:rPr>
+        <w:t xml:space="preserve"> needed to train the model, as well as the storage space required for the trained model, compared with fine-tuning the entire model. Distilled 600M parameter </w:t>
       </w:r>
       <w:r>
         <w:rPr>
@@ -19917,7 +20939,27 @@
           <w:szCs w:val="24"/>
         </w:rPr>
         <w:lastRenderedPageBreak/>
-        <w:t>variant was chosen over the larger 1.3B and 3.3B variants for NLLB-200 to reduce the VRAM usage for stage 2, while the float16 precision brings the VRAM down to about 1.23 GB. This entire 2 stage inference pipeline is deployed on 8.5GB VRAM of test hardware, eliminating the need for cloud resources, extra GPUs or specialized accelerators. Energy-wise, the training process consumed about 25 effective epochs per laptop GPU for several hours, and the deployments would only require energy at inference time; much less demanding than training a large model. Scalability to other South Asian languages is provided by the two stage architecture: To add a new language target, just modify the NLLB-200 target language token, without retraining the core vision/language part of the system.</w:t>
+        <w:t xml:space="preserve">variant was chosen over the larger 1.3B and 3.3B variants for NLLB-200 to reduce the VRAM usage for stage 2, while the float16 precision brings the VRAM down to about 1.23 GB. This entire 2 stage inference pipeline is deployed on 8.5GB VRAM of test hardware, eliminating the need for cloud resources, extra GPUs or specialized accelerators. Energy-wise, the training process consumed about 25 effective epochs per laptop GPU for several hours, and the deployments would only require energy at inference time; much less demanding than training a large model. Scalability to other South Asian languages is provided by the </w:t>
+      </w:r>
+      <w:proofErr w:type="gramStart"/>
+      <w:r>
+        <w:rPr>
+          <w:b w:val="0"/>
+          <w:bCs w:val="0"/>
+          <w:sz w:val="24"/>
+          <w:szCs w:val="24"/>
+        </w:rPr>
+        <w:t>two stage</w:t>
+      </w:r>
+      <w:proofErr w:type="gramEnd"/>
+      <w:r>
+        <w:rPr>
+          <w:b w:val="0"/>
+          <w:bCs w:val="0"/>
+          <w:sz w:val="24"/>
+          <w:szCs w:val="24"/>
+        </w:rPr>
+        <w:t xml:space="preserve"> architecture: To add a new language target, just modify the NLLB-200 target language token, without retraining the core vision/language part of the system.</w:t>
       </w:r>
       <w:bookmarkEnd w:id="99"/>
       <w:bookmarkEnd w:id="100"/>
@@ -20119,7 +21161,87 @@
           <w:sz w:val="24"/>
           <w:szCs w:val="24"/>
         </w:rPr>
-        <w:t>There are a number of ethical considerations in this study. The first one is about bias and fairness of the training data. The IU X-ray dataset consists of data from a single academic hospital in the US, so it is specific to the quality of the equipment, patient population, clinical protocols, and reporting of that hospital. This brings in the bias at the population level: the model can be expected to perform differently with chest X-rays of Bangladeshi patients, as well as with differences in disease prevalence patterns (such as the prevalence of tuberculosis, which is significantly higher in Bangladesh than in the IU dataset) and imaging equipment properties (which can be different for Bangladeshi patients) and clinical documentation conventions; all these factors can result in a different disease burden pattern. The other issue is clinical safety. The system is designed for research purposes and for preliminary reporting only and should not substitute for experienced radiologists. All output must be considered a preliminary product and subject to expert verification and the thesis documentation and communication of any deployments should explicitly and prominently state this fact. The third concern is with regard to the Bangla translation specifically: errors in clinical translation can impact patient care due to misinterpretation of a report by a clinician based on an incorrect Bangla translation of a finding. This risk is partially reduced by the medical glossary post-processing applied in implementing, but it cannot be completely eliminated. The fourth concern is that of data privacy, where no patient identifiable data is utilized in this research, and no new patient data was gathered, but the IU X-ray dataset is a fully anonymized and de-identified public release (</w:t>
+        <w:t xml:space="preserve">There are </w:t>
+      </w:r>
+      <w:proofErr w:type="gramStart"/>
+      <w:r>
+        <w:rPr>
+          <w:b w:val="0"/>
+          <w:bCs w:val="0"/>
+          <w:sz w:val="24"/>
+          <w:szCs w:val="24"/>
+        </w:rPr>
+        <w:t>a number of</w:t>
+      </w:r>
+      <w:proofErr w:type="gramEnd"/>
+      <w:r>
+        <w:rPr>
+          <w:b w:val="0"/>
+          <w:bCs w:val="0"/>
+          <w:sz w:val="24"/>
+          <w:szCs w:val="24"/>
+        </w:rPr>
+        <w:t xml:space="preserve"> ethical considerations in this study. The first one is about bias and fairness of the training data. The IU X-ray dataset consists of data from a single academic hospital in the US, so it is specific to the quality of the equipment, patient population, clinical protocols, and reporting of that hospital. This brings in the bias at the population level: the model can be expected to perform differently with chest X-rays of Bangladeshi patients, as well as with differences in disease prevalence patterns (such as the prevalence of tuberculosis, which is significantly higher in Bangladesh than in the IU dataset) and imaging equipment properties (which can be different for Bangladeshi patients) and clinical documentation conventions; all these factors can result in a different disease burden pattern. The other issue is clinical safety. The system is designed for research purposes and for preliminary reporting only and should not </w:t>
+      </w:r>
+      <w:proofErr w:type="gramStart"/>
+      <w:r>
+        <w:rPr>
+          <w:b w:val="0"/>
+          <w:bCs w:val="0"/>
+          <w:sz w:val="24"/>
+          <w:szCs w:val="24"/>
+        </w:rPr>
+        <w:t>substitute</w:t>
+      </w:r>
+      <w:proofErr w:type="gramEnd"/>
+      <w:r>
+        <w:rPr>
+          <w:b w:val="0"/>
+          <w:bCs w:val="0"/>
+          <w:sz w:val="24"/>
+          <w:szCs w:val="24"/>
+        </w:rPr>
+        <w:t xml:space="preserve"> for experienced radiologists. All output must be considered a preliminary product and subject to expert verification and the thesis documentation and communication of any deployments should explicitly and prominently state this fact. The third concern is </w:t>
+      </w:r>
+      <w:proofErr w:type="gramStart"/>
+      <w:r>
+        <w:rPr>
+          <w:b w:val="0"/>
+          <w:bCs w:val="0"/>
+          <w:sz w:val="24"/>
+          <w:szCs w:val="24"/>
+        </w:rPr>
+        <w:t>with regard to</w:t>
+      </w:r>
+      <w:proofErr w:type="gramEnd"/>
+      <w:r>
+        <w:rPr>
+          <w:b w:val="0"/>
+          <w:bCs w:val="0"/>
+          <w:sz w:val="24"/>
+          <w:szCs w:val="24"/>
+        </w:rPr>
+        <w:t xml:space="preserve"> the Bangla translation specifically: errors in clinical translation can impact patient care due to misinterpretation of a report by a clinician based on an incorrect Bangla translation of a finding. This risk is partially reduced by the medical glossary post-processing applied in implementing, but it cannot be </w:t>
+      </w:r>
+      <w:proofErr w:type="gramStart"/>
+      <w:r>
+        <w:rPr>
+          <w:b w:val="0"/>
+          <w:bCs w:val="0"/>
+          <w:sz w:val="24"/>
+          <w:szCs w:val="24"/>
+        </w:rPr>
+        <w:t>completely eliminated</w:t>
+      </w:r>
+      <w:proofErr w:type="gramEnd"/>
+      <w:r>
+        <w:rPr>
+          <w:b w:val="0"/>
+          <w:bCs w:val="0"/>
+          <w:sz w:val="24"/>
+          <w:szCs w:val="24"/>
+        </w:rPr>
+        <w:t>. The fourth concern is that of data privacy, where no patient identifiable data is utilized in this research, and no new patient data was gathered, but the IU X-ray dataset is a fully anonymized and de-identified public release (</w:t>
       </w:r>
       <w:proofErr w:type="spellStart"/>
       <w:r>
@@ -20139,7 +21261,27 @@
           <w:sz w:val="24"/>
           <w:szCs w:val="24"/>
         </w:rPr>
-        <w:t xml:space="preserve"> et al., 2016). No data were sent to external servers for model training and/or evaluation.</w:t>
+        <w:t xml:space="preserve"> et al., 2016). No data </w:t>
+      </w:r>
+      <w:proofErr w:type="gramStart"/>
+      <w:r>
+        <w:rPr>
+          <w:b w:val="0"/>
+          <w:bCs w:val="0"/>
+          <w:sz w:val="24"/>
+          <w:szCs w:val="24"/>
+        </w:rPr>
+        <w:t>were</w:t>
+      </w:r>
+      <w:proofErr w:type="gramEnd"/>
+      <w:r>
+        <w:rPr>
+          <w:b w:val="0"/>
+          <w:bCs w:val="0"/>
+          <w:sz w:val="24"/>
+          <w:szCs w:val="24"/>
+        </w:rPr>
+        <w:t xml:space="preserve"> sent to external servers for model training and/or evaluation.</w:t>
       </w:r>
       <w:bookmarkEnd w:id="105"/>
       <w:bookmarkEnd w:id="106"/>
@@ -20225,7 +21367,47 @@
           <w:szCs w:val="24"/>
         </w:rPr>
         <w:lastRenderedPageBreak/>
-        <w:t>parameters learned from the pooled training corpus. If the system were to be used in the clinic, there would have to be some security and privacy concerns that would have to be addressed. Chest X-Ray images and reports created for patients would be considered sensitive health information under the applicable privacy laws such as Digital Security Act in Bangladesh and international laws like HIPAA and GDPR. The resulting system would need the security features of encrypted storage for input images and generated reports, user access controls (based on user roles) that would limit the viewing rights of reports to qualified clinical staff, audit logging of all model calls for accountability and a data retention policy that would determine the length of time any images and reports should be kept before they are deleted. This offline-first system, which does not need an internet connection when inferring, is a good security feature because it reduces the risk of attacks through network transmission of data.</w:t>
+        <w:t xml:space="preserve">parameters learned from the pooled training corpus. If the system were to be used in the clinic, there would have to be some security and privacy concerns that would have to be addressed. Chest X-Ray images and reports created for patients would be considered sensitive health information under the applicable privacy laws such as Digital Security Act in Bangladesh and international laws like HIPAA and GDPR. The resulting system would need the security features of encrypted storage for input images and generated reports, user access controls (based on user roles) that would limit the viewing rights of reports to qualified clinical staff, audit logging of all </w:t>
+      </w:r>
+      <w:proofErr w:type="gramStart"/>
+      <w:r>
+        <w:rPr>
+          <w:b w:val="0"/>
+          <w:bCs w:val="0"/>
+          <w:sz w:val="24"/>
+          <w:szCs w:val="24"/>
+        </w:rPr>
+        <w:t>model</w:t>
+      </w:r>
+      <w:proofErr w:type="gramEnd"/>
+      <w:r>
+        <w:rPr>
+          <w:b w:val="0"/>
+          <w:bCs w:val="0"/>
+          <w:sz w:val="24"/>
+          <w:szCs w:val="24"/>
+        </w:rPr>
+        <w:t xml:space="preserve"> calls for accountability and a data retention policy that would determine the length of time any images and reports should be kept before they are deleted. This </w:t>
+      </w:r>
+      <w:proofErr w:type="gramStart"/>
+      <w:r>
+        <w:rPr>
+          <w:b w:val="0"/>
+          <w:bCs w:val="0"/>
+          <w:sz w:val="24"/>
+          <w:szCs w:val="24"/>
+        </w:rPr>
+        <w:t>offline-first</w:t>
+      </w:r>
+      <w:proofErr w:type="gramEnd"/>
+      <w:r>
+        <w:rPr>
+          <w:b w:val="0"/>
+          <w:bCs w:val="0"/>
+          <w:sz w:val="24"/>
+          <w:szCs w:val="24"/>
+        </w:rPr>
+        <w:t xml:space="preserve"> system, which does not need an internet connection when inferring, is a good security feature because it reduces the risk of attacks through network transmission of data.</w:t>
       </w:r>
     </w:p>
     <w:p>
@@ -20632,7 +21814,17 @@
           <w:sz w:val="24"/>
           <w:szCs w:val="24"/>
         </w:rPr>
-        <w:t xml:space="preserve">no money was spent. The model weights (RAD-DINO, Phi-3.5 Mini, NLLB-200) are all released as open-source under open </w:t>
+        <w:t xml:space="preserve">no money was spent. The model weights (RAD-DINO, Phi-3.5 Mini, NLLB-200) are all released as open-source under </w:t>
+      </w:r>
+      <w:proofErr w:type="gramStart"/>
+      <w:r>
+        <w:rPr>
+          <w:b w:val="0"/>
+          <w:bCs w:val="0"/>
+          <w:sz w:val="24"/>
+          <w:szCs w:val="24"/>
+        </w:rPr>
+        <w:t xml:space="preserve">open </w:t>
       </w:r>
       <w:r>
         <w:rPr>
@@ -20642,7 +21834,17 @@
           <w:szCs w:val="24"/>
         </w:rPr>
         <w:lastRenderedPageBreak/>
-        <w:t xml:space="preserve">source licenses on </w:t>
+        <w:t>source</w:t>
+      </w:r>
+      <w:proofErr w:type="gramEnd"/>
+      <w:r>
+        <w:rPr>
+          <w:b w:val="0"/>
+          <w:bCs w:val="0"/>
+          <w:sz w:val="24"/>
+          <w:szCs w:val="24"/>
+        </w:rPr>
+        <w:t xml:space="preserve"> licenses on </w:t>
       </w:r>
       <w:proofErr w:type="spellStart"/>
       <w:r>
@@ -20682,7 +21884,67 @@
           <w:sz w:val="24"/>
           <w:szCs w:val="24"/>
         </w:rPr>
-        <w:t xml:space="preserve"> platform of the National Library of Medicine. All software libraries used are open source software which are freely licensed. All training was done on the personal hardware - RTX 5050 Laptop GPU - without incurring cloud compute costs. None of the proprietary annotation tools, clinical databases or subscription based APIs were used at any stage. This zero-budget constraint was not simply a constraint, but a design feature as well, as one of the motivations of the research is to illustrate that a working Bangla radiology AI pipeline can be built without institutional compute infrastructure to make the methodology accessible for researchers in Bangladesh and other low-income settings with similar compute resource constraints. The major cost would be to extend the research towards clinical validation, which would involve professionally written Bangla radiology reports being annotated by trained radiologists, and paying them for their efforts.</w:t>
+        <w:t xml:space="preserve"> platform of the National Library of Medicine. All software libraries used are </w:t>
+      </w:r>
+      <w:proofErr w:type="gramStart"/>
+      <w:r>
+        <w:rPr>
+          <w:b w:val="0"/>
+          <w:bCs w:val="0"/>
+          <w:sz w:val="24"/>
+          <w:szCs w:val="24"/>
+        </w:rPr>
+        <w:t>open source</w:t>
+      </w:r>
+      <w:proofErr w:type="gramEnd"/>
+      <w:r>
+        <w:rPr>
+          <w:b w:val="0"/>
+          <w:bCs w:val="0"/>
+          <w:sz w:val="24"/>
+          <w:szCs w:val="24"/>
+        </w:rPr>
+        <w:t xml:space="preserve"> software which </w:t>
+      </w:r>
+      <w:proofErr w:type="gramStart"/>
+      <w:r>
+        <w:rPr>
+          <w:b w:val="0"/>
+          <w:bCs w:val="0"/>
+          <w:sz w:val="24"/>
+          <w:szCs w:val="24"/>
+        </w:rPr>
+        <w:t>are</w:t>
+      </w:r>
+      <w:proofErr w:type="gramEnd"/>
+      <w:r>
+        <w:rPr>
+          <w:b w:val="0"/>
+          <w:bCs w:val="0"/>
+          <w:sz w:val="24"/>
+          <w:szCs w:val="24"/>
+        </w:rPr>
+        <w:t xml:space="preserve"> freely licensed. All training was done on the personal hardware - RTX 5050 Laptop GPU - without incurring cloud compute costs. None of the proprietary annotation tools, clinical databases or </w:t>
+      </w:r>
+      <w:proofErr w:type="gramStart"/>
+      <w:r>
+        <w:rPr>
+          <w:b w:val="0"/>
+          <w:bCs w:val="0"/>
+          <w:sz w:val="24"/>
+          <w:szCs w:val="24"/>
+        </w:rPr>
+        <w:t>subscription based</w:t>
+      </w:r>
+      <w:proofErr w:type="gramEnd"/>
+      <w:r>
+        <w:rPr>
+          <w:b w:val="0"/>
+          <w:bCs w:val="0"/>
+          <w:sz w:val="24"/>
+          <w:szCs w:val="24"/>
+        </w:rPr>
+        <w:t xml:space="preserve"> APIs were used at any stage. This zero-budget constraint was not simply a constraint, but a design feature as well, as one of the motivations of the research is to illustrate that a working Bangla radiology AI pipeline can be built without institutional compute infrastructure to make the methodology accessible for researchers in Bangladesh and other low-income settings with similar compute resource constraints. The major cost would be to extend the research towards clinical validation, which would involve professionally written Bangla radiology reports being annotated by trained radiologists, and paying them for their efforts.</w:t>
       </w:r>
       <w:bookmarkEnd w:id="117"/>
       <w:bookmarkEnd w:id="118"/>
@@ -20754,7 +22016,27 @@
           <w:sz w:val="24"/>
           <w:szCs w:val="24"/>
         </w:rPr>
-        <w:t xml:space="preserve">In this lesson, students examine the process of task breakdown and the project timeline. The research was conducted in six consecutive steps, which took about five months. This first phase (lasting about three weeks) was dedicated to the identification of the problem and the literature survey, which included a systematic review of 30 papers from different domains: radiology report generation, Bangla NLP, multilingual clinical NLP, and AI in low-resource healthcare, and eventually, a well-defined research gap and research goals. The second phase lasted 2 weeks and involved downloading the IU X-ray dataset, writing the filter and merge pipeline, making the train/validation/test splits and checking the availability of the images and completeness of the reports. The third phase, which lasted around four weeks, focused on the design of the </w:t>
+        <w:t xml:space="preserve">In this lesson, students examine the process of task breakdown and the project timeline. The research was conducted in six consecutive steps, which took about five months. This first phase (lasting about three weeks) was dedicated to the identification of the problem and the literature survey, which included a systematic review of 30 papers from different domains: radiology report generation, Bangla NLP, multilingual clinical NLP, and AI in low-resource healthcare, and eventually, a well-defined research gap and research goals. The second phase lasted 2 weeks and involved downloading the IU X-ray dataset, writing the filter and </w:t>
+      </w:r>
+      <w:proofErr w:type="gramStart"/>
+      <w:r>
+        <w:rPr>
+          <w:b w:val="0"/>
+          <w:bCs w:val="0"/>
+          <w:sz w:val="24"/>
+          <w:szCs w:val="24"/>
+        </w:rPr>
+        <w:t>merge</w:t>
+      </w:r>
+      <w:proofErr w:type="gramEnd"/>
+      <w:r>
+        <w:rPr>
+          <w:b w:val="0"/>
+          <w:bCs w:val="0"/>
+          <w:sz w:val="24"/>
+          <w:szCs w:val="24"/>
+        </w:rPr>
+        <w:t xml:space="preserve"> pipeline, making the train/validation/test splits and checking the availability of the images and completeness of the reports. The third phase, which lasted around four weeks, focused on the design of the </w:t>
       </w:r>
       <w:proofErr w:type="spellStart"/>
       <w:r>
@@ -20814,7 +22096,27 @@
           <w:sz w:val="24"/>
           <w:szCs w:val="24"/>
         </w:rPr>
-        <w:t xml:space="preserve">) over all 550 test cases, and implementing the Stage 2 translation pipeline and its evaluation. The sixth and final phase was a three-week period for the analysis of the results, figure generation and thesis writing. A breakdown of the task </w:t>
+        <w:t xml:space="preserve">) over all 550 test cases, and implementing the Stage 2 translation pipeline and its evaluation. The sixth and final phase was a three-week period for the analysis of the results, figure generation and </w:t>
+      </w:r>
+      <w:proofErr w:type="gramStart"/>
+      <w:r>
+        <w:rPr>
+          <w:b w:val="0"/>
+          <w:bCs w:val="0"/>
+          <w:sz w:val="24"/>
+          <w:szCs w:val="24"/>
+        </w:rPr>
+        <w:t>thesis writing</w:t>
+      </w:r>
+      <w:proofErr w:type="gramEnd"/>
+      <w:r>
+        <w:rPr>
+          <w:b w:val="0"/>
+          <w:bCs w:val="0"/>
+          <w:sz w:val="24"/>
+          <w:szCs w:val="24"/>
+        </w:rPr>
+        <w:t xml:space="preserve">. A breakdown of the task </w:t>
       </w:r>
       <w:r>
         <w:rPr>
@@ -20921,7 +22223,27 @@
           <w:sz w:val="24"/>
           <w:szCs w:val="24"/>
         </w:rPr>
-        <w:t xml:space="preserve">The project is broken down into 5 key milestones. The first milestone is the literature review and problem specification, which is accomplished when the 30 annotated paper reviews are completed and the problem statement and objective set is written. The next milestone is dataset readiness, which means the availability of 3,666 image-report pairs with IU X-rays that have been cleaned and split, file integrity checked and the weighted random sampler is working. The third milestone is the trained </w:t>
+        <w:t xml:space="preserve">The project is broken down into 5 key milestones. The first milestone is the literature review and problem specification, which is accomplished when the 30 annotated paper reviews are completed and the problem statement and objective set </w:t>
+      </w:r>
+      <w:proofErr w:type="gramStart"/>
+      <w:r>
+        <w:rPr>
+          <w:b w:val="0"/>
+          <w:bCs w:val="0"/>
+          <w:sz w:val="24"/>
+          <w:szCs w:val="24"/>
+        </w:rPr>
+        <w:t>is</w:t>
+      </w:r>
+      <w:proofErr w:type="gramEnd"/>
+      <w:r>
+        <w:rPr>
+          <w:b w:val="0"/>
+          <w:bCs w:val="0"/>
+          <w:sz w:val="24"/>
+          <w:szCs w:val="24"/>
+        </w:rPr>
+        <w:t xml:space="preserve"> written. The next milestone is dataset readiness, which means the availability of 3,666 image-report pairs with IU X-rays that have been cleaned and split, file integrity checked and the weighted random sampler is working. The third milestone is the trained </w:t>
       </w:r>
       <w:proofErr w:type="spellStart"/>
       <w:r>
@@ -20941,7 +22263,27 @@
           <w:sz w:val="24"/>
           <w:szCs w:val="24"/>
         </w:rPr>
-        <w:t xml:space="preserve"> Stage 1 model, with the best checkpoint saved from epoch 18 with a validation loss of 0.5516 and 550 English test reports generated and saved to stage2_english_reports.json. The fourth milestone is the ablation study and Stage 2 evaluation, which includes the final comparison table (</w:t>
+        <w:t xml:space="preserve"> Stage 1 model, with the best checkpoint saved from epoch 18 with a validation loss of 0.5516 and 550 English test reports generated and saved to stage2_english_</w:t>
+      </w:r>
+      <w:proofErr w:type="gramStart"/>
+      <w:r>
+        <w:rPr>
+          <w:b w:val="0"/>
+          <w:bCs w:val="0"/>
+          <w:sz w:val="24"/>
+          <w:szCs w:val="24"/>
+        </w:rPr>
+        <w:t>reports.json</w:t>
+      </w:r>
+      <w:proofErr w:type="gramEnd"/>
+      <w:r>
+        <w:rPr>
+          <w:b w:val="0"/>
+          <w:bCs w:val="0"/>
+          <w:sz w:val="24"/>
+          <w:szCs w:val="24"/>
+        </w:rPr>
+        <w:t>. The fourth milestone is the ablation study and Stage 2 evaluation, which includes the final comparison table (</w:t>
       </w:r>
       <w:proofErr w:type="spellStart"/>
       <w:r>
@@ -20981,7 +22323,27 @@
           <w:sz w:val="24"/>
           <w:szCs w:val="24"/>
         </w:rPr>
-        <w:t>) for all metrics and the Bangla evaluation results are recorded in stage2_bangla_full.json. The sixth and last milestone is the finished thesis with all six chapters, all references listed in the APA format and the six visualization figures created during the ablation phase. For every milestone there is a clear, tangible, and verifiable deliverable, such as a document or a saved file or a set of measurable numerical results, that can be measured, and that the research can be fully reproduced from the available artifacts.</w:t>
+        <w:t>) for all metrics and the Bangla evaluation results are recorded in stage2_bangla_</w:t>
+      </w:r>
+      <w:proofErr w:type="gramStart"/>
+      <w:r>
+        <w:rPr>
+          <w:b w:val="0"/>
+          <w:bCs w:val="0"/>
+          <w:sz w:val="24"/>
+          <w:szCs w:val="24"/>
+        </w:rPr>
+        <w:t>full.json</w:t>
+      </w:r>
+      <w:proofErr w:type="gramEnd"/>
+      <w:r>
+        <w:rPr>
+          <w:b w:val="0"/>
+          <w:bCs w:val="0"/>
+          <w:sz w:val="24"/>
+          <w:szCs w:val="24"/>
+        </w:rPr>
+        <w:t>. The sixth and last milestone is the finished thesis with all six chapters, all references listed in the APA format and the six visualization figures created during the ablation phase. For every milestone there is a clear, tangible, and verifiable deliverable, such as a document or a saved file or a set of measurable numerical results, that can be measured, and that the research can be fully reproduced from the available artifacts.</w:t>
       </w:r>
       <w:bookmarkEnd w:id="123"/>
       <w:bookmarkEnd w:id="124"/>
@@ -21033,6 +22395,7 @@
         </w:rPr>
         <w:t xml:space="preserve">The Gantt chart for this project illustrates the six project phases, relating them to a 5-month </w:t>
       </w:r>
+      <w:proofErr w:type="gramStart"/>
       <w:r>
         <w:rPr>
           <w:b w:val="0"/>
@@ -21041,7 +22404,37 @@
           <w:szCs w:val="24"/>
         </w:rPr>
         <w:lastRenderedPageBreak/>
-        <w:t>time period from the initiation of the project until thesis submission. The phases are represented by horizontal bars across the weeks of their allocated time and the dependency between the phases is reflected in the sequential arrangement of the bars from literature review to dataset preparation, through architecture design, training, evaluation and documentation. Some phases occurred in parallel, such as the early training phase and the architecture refinements, where documentation and analysis started concurrently with the initial evaluation runs, rather than waiting for all results to be consolidated, and documentation and problem statement formation started during the initial literature review phase, which continued while some of the architecture refinements were performed. Training and evaluation is a critical path, where the 550 English test reports, and the Ablation comparison was a prerequisite for all the following stage 2 evaluation and for the results discussion in the thesis. Although not an idealized plan, the Gantt chart is presented as Figure 7 in the appendix, and shows the actual timeline that was followed, rather than what may have been ideal.</w:t>
+        <w:t>time period</w:t>
+      </w:r>
+      <w:proofErr w:type="gramEnd"/>
+      <w:r>
+        <w:rPr>
+          <w:b w:val="0"/>
+          <w:bCs w:val="0"/>
+          <w:sz w:val="24"/>
+          <w:szCs w:val="24"/>
+        </w:rPr>
+        <w:t xml:space="preserve"> from the initiation of the project until thesis submission. The phases are represented by horizontal bars across the weeks of their allocated time and the dependency between the phases is reflected in the sequential arrangement of the bars from literature review to dataset preparation, through architecture design, training, evaluation and documentation. Some phases occurred in parallel, such as the early training phase and the architecture refinements, where documentation and analysis started concurrently with the initial evaluation runs, rather than waiting for all results to be consolidated, and documentation and problem statement formation started during the initial literature review phase, which continued while some of the architecture refinements were performed. Training and evaluation </w:t>
+      </w:r>
+      <w:proofErr w:type="gramStart"/>
+      <w:r>
+        <w:rPr>
+          <w:b w:val="0"/>
+          <w:bCs w:val="0"/>
+          <w:sz w:val="24"/>
+          <w:szCs w:val="24"/>
+        </w:rPr>
+        <w:t>is</w:t>
+      </w:r>
+      <w:proofErr w:type="gramEnd"/>
+      <w:r>
+        <w:rPr>
+          <w:b w:val="0"/>
+          <w:bCs w:val="0"/>
+          <w:sz w:val="24"/>
+          <w:szCs w:val="24"/>
+        </w:rPr>
+        <w:t xml:space="preserve"> a critical path, where the 550 English test reports, and the Ablation comparison was a prerequisite for all the following stage 2 evaluation and for the results discussion in the thesis. Although not an idealized plan, the Gantt chart is presented as Figure 7 in the appendix, and shows the actual timeline that was followed, rather than what may have been ideal.</w:t>
       </w:r>
       <w:bookmarkEnd w:id="126"/>
       <w:bookmarkEnd w:id="127"/>
@@ -21312,7 +22705,27 @@
           <w:sz w:val="24"/>
           <w:szCs w:val="24"/>
         </w:rPr>
-        <w:t xml:space="preserve">The aim of this thesis was to fill in this important, yet practically needed void: a completely missing resource of AI-assisted reporting of chest X-rays in Bangla, the native language of more than 170 million people, and where a radiologist is available for less than one person in every 200,000 people. We have designed, implemented and evaluated </w:t>
+        <w:t xml:space="preserve">The aim of this thesis was to fill in this </w:t>
+      </w:r>
+      <w:proofErr w:type="gramStart"/>
+      <w:r>
+        <w:rPr>
+          <w:b w:val="0"/>
+          <w:bCs w:val="0"/>
+          <w:sz w:val="24"/>
+          <w:szCs w:val="24"/>
+        </w:rPr>
+        <w:t>important, yet</w:t>
+      </w:r>
+      <w:proofErr w:type="gramEnd"/>
+      <w:r>
+        <w:rPr>
+          <w:b w:val="0"/>
+          <w:bCs w:val="0"/>
+          <w:sz w:val="24"/>
+          <w:szCs w:val="24"/>
+        </w:rPr>
+        <w:t xml:space="preserve"> practically needed void: a completely missing resource of AI-assisted reporting of chest X-rays in Bangla, the native language of more than 170 million people, and where a radiologist is available for less than one person in every 200,000 people. We have designed, implemented and evaluated </w:t>
       </w:r>
       <w:proofErr w:type="spellStart"/>
       <w:r>
@@ -21332,7 +22745,27 @@
           <w:sz w:val="24"/>
           <w:szCs w:val="24"/>
         </w:rPr>
-        <w:t xml:space="preserve">, a two stage pipeline of vision-to-language and language-to-vision. The first stage is made up of a frozen RAD-DINO vision encoder, a novel cross-attention module named </w:t>
+        <w:t xml:space="preserve">, a </w:t>
+      </w:r>
+      <w:proofErr w:type="gramStart"/>
+      <w:r>
+        <w:rPr>
+          <w:b w:val="0"/>
+          <w:bCs w:val="0"/>
+          <w:sz w:val="24"/>
+          <w:szCs w:val="24"/>
+        </w:rPr>
+        <w:t>two stage</w:t>
+      </w:r>
+      <w:proofErr w:type="gramEnd"/>
+      <w:r>
+        <w:rPr>
+          <w:b w:val="0"/>
+          <w:bCs w:val="0"/>
+          <w:sz w:val="24"/>
+          <w:szCs w:val="24"/>
+        </w:rPr>
+        <w:t xml:space="preserve"> pipeline of vision-to-language and language-to-vision. The first stage is made up of a frozen RAD-DINO vision encoder, a novel cross-attention module named </w:t>
       </w:r>
       <w:proofErr w:type="spellStart"/>
       <w:r>
@@ -21372,7 +22805,27 @@
           <w:sz w:val="24"/>
           <w:szCs w:val="24"/>
         </w:rPr>
-        <w:t xml:space="preserve"> fine-tuned Phi-3.5 Mini language model which outputs structured English radiology reports from chest X-ray images. In the second stage, the English reports are translated into Bangla using NLLB-200. The system has been trained and tested on the Indiana University Chest X-ray database, with 2566 training samples, 550 validation samples and 550 test samples being all performed on consumer-grade hardware with 8.5GB VRAM. Stage 1 obtained BLEU-1 score of 0.2884, ROUGE-1 score of 0.4352, METEOR score of 0.2820 and </w:t>
+        <w:t xml:space="preserve"> fine-tuned Phi-3.5 Mini language model which outputs structured English radiology reports from chest X-ray images. In the second stage, the English reports are translated into Bangla using NLLB-200. The system has been trained and tested on the Indiana University Chest X-ray database, with 2566 training samples, 550 validation samples and 550 test samples </w:t>
+      </w:r>
+      <w:proofErr w:type="gramStart"/>
+      <w:r>
+        <w:rPr>
+          <w:b w:val="0"/>
+          <w:bCs w:val="0"/>
+          <w:sz w:val="24"/>
+          <w:szCs w:val="24"/>
+        </w:rPr>
+        <w:t>being all</w:t>
+      </w:r>
+      <w:proofErr w:type="gramEnd"/>
+      <w:r>
+        <w:rPr>
+          <w:b w:val="0"/>
+          <w:bCs w:val="0"/>
+          <w:sz w:val="24"/>
+          <w:szCs w:val="24"/>
+        </w:rPr>
+        <w:t xml:space="preserve"> performed on consumer-grade hardware with 8.5GB VRAM. Stage 1 obtained BLEU-1 score of 0.2884, ROUGE-1 score of 0.4352, METEOR score of 0.2820 and </w:t>
       </w:r>
       <w:proofErr w:type="spellStart"/>
       <w:r>
@@ -21608,7 +23061,27 @@
           <w:szCs w:val="24"/>
         </w:rPr>
         <w:lastRenderedPageBreak/>
-        <w:t>first structured Bangla radiology NLG benchmark with 550 paired English-Bangla evaluated report samples that can be used by future researchers to evaluate and compare Bangla medical text generation models. The fourth is the clinical entity evaluation framework across 12 pathological categories, which serves as a diagnostically-informed supplement to NLG metrics, and gives a more actionable view of clinical deployment readiness than the NLG metrics do individually.</w:t>
+        <w:t xml:space="preserve">first structured Bangla radiology NLG benchmark with 550 paired English-Bangla evaluated report samples that can be used by future researchers to evaluate and compare Bangla medical text generation models. The fourth is the clinical entity evaluation framework across 12 pathological categories, which serves as a </w:t>
+      </w:r>
+      <w:proofErr w:type="gramStart"/>
+      <w:r>
+        <w:rPr>
+          <w:b w:val="0"/>
+          <w:bCs w:val="0"/>
+          <w:sz w:val="24"/>
+          <w:szCs w:val="24"/>
+        </w:rPr>
+        <w:t>diagnostically-informed</w:t>
+      </w:r>
+      <w:proofErr w:type="gramEnd"/>
+      <w:r>
+        <w:rPr>
+          <w:b w:val="0"/>
+          <w:bCs w:val="0"/>
+          <w:sz w:val="24"/>
+          <w:szCs w:val="24"/>
+        </w:rPr>
+        <w:t xml:space="preserve"> supplement to NLG metrics, and gives a more actionable view of clinical deployment readiness than the NLG metrics do individually.</w:t>
       </w:r>
       <w:bookmarkEnd w:id="136"/>
       <w:bookmarkEnd w:id="137"/>
@@ -21723,7 +23196,39 @@
           <w:sz w:val="24"/>
           <w:szCs w:val="24"/>
         </w:rPr>
-        <w:t xml:space="preserve"> performance in detail in relation to the literature. Lastly, there is absolutely no clinical validation of the system: no radiologist has examined the reports provided by the system, no patient outcome data has been gathered and no assessment of clinical “usefulness” has been performed.</w:t>
+        <w:t xml:space="preserve"> performance in detail in relation to the literature. Lastly, there is </w:t>
+      </w:r>
+      <w:proofErr w:type="gramStart"/>
+      <w:r>
+        <w:rPr>
+          <w:sz w:val="24"/>
+          <w:szCs w:val="24"/>
+        </w:rPr>
+        <w:t>absolutely no</w:t>
+      </w:r>
+      <w:proofErr w:type="gramEnd"/>
+      <w:r>
+        <w:rPr>
+          <w:sz w:val="24"/>
+          <w:szCs w:val="24"/>
+        </w:rPr>
+        <w:t xml:space="preserve"> clinical validation of the system: no radiologist has examined the reports provided by the system, no patient outcome data has been </w:t>
+      </w:r>
+      <w:proofErr w:type="gramStart"/>
+      <w:r>
+        <w:rPr>
+          <w:sz w:val="24"/>
+          <w:szCs w:val="24"/>
+        </w:rPr>
+        <w:t>gathered</w:t>
+      </w:r>
+      <w:proofErr w:type="gramEnd"/>
+      <w:r>
+        <w:rPr>
+          <w:sz w:val="24"/>
+          <w:szCs w:val="24"/>
+        </w:rPr>
+        <w:t xml:space="preserve"> and no assessment of clinical “usefulness” has been performed.</w:t>
       </w:r>
     </w:p>
     <w:p>

--- a/Thesis Report.docx
+++ b/Thesis Report.docx
@@ -15474,6 +15474,3881 @@
         <w:t>++ should be used as the primary reliability measure, rather than word-level BLEU scores. These four problem dimensions, combined with the fact that none of these hospitals has a system for generating Bangla radiology reports, the lack of evaluation infrastructure, and the unresolved question of the projector architecture of the low resource deployment of these systems, coupled with the need to keep the clinical meaning of the report from being lost during translation with a neural machine, form the research problem that this thesis addresses.</w:t>
       </w:r>
     </w:p>
+    <w:tbl>
+      <w:tblPr>
+        <w:tblW w:w="8360" w:type="dxa"/>
+        <w:jc w:val="center"/>
+        <w:tblBorders>
+          <w:top w:val="single" w:sz="4" w:space="0" w:color="auto"/>
+          <w:left w:val="single" w:sz="4" w:space="0" w:color="auto"/>
+          <w:bottom w:val="single" w:sz="4" w:space="0" w:color="auto"/>
+          <w:right w:val="single" w:sz="4" w:space="0" w:color="auto"/>
+          <w:insideH w:val="single" w:sz="4" w:space="0" w:color="auto"/>
+          <w:insideV w:val="single" w:sz="4" w:space="0" w:color="auto"/>
+        </w:tblBorders>
+        <w:tblCellMar>
+          <w:left w:w="10" w:type="dxa"/>
+          <w:right w:w="10" w:type="dxa"/>
+        </w:tblCellMar>
+        <w:tblLook w:val="04A0" w:firstRow="1" w:lastRow="0" w:firstColumn="1" w:lastColumn="0" w:noHBand="0" w:noVBand="1"/>
+      </w:tblPr>
+      <w:tblGrid>
+        <w:gridCol w:w="1891"/>
+        <w:gridCol w:w="1891"/>
+        <w:gridCol w:w="1499"/>
+        <w:gridCol w:w="1499"/>
+        <w:gridCol w:w="1580"/>
+      </w:tblGrid>
+      <w:tr>
+        <w:tblPrEx>
+          <w:tblCellMar>
+            <w:top w:w="0" w:type="dxa"/>
+            <w:bottom w:w="0" w:type="dxa"/>
+          </w:tblCellMar>
+        </w:tblPrEx>
+        <w:trPr>
+          <w:tblHeader/>
+          <w:jc w:val="center"/>
+        </w:trPr>
+        <w:tc>
+          <w:tcPr>
+            <w:tcW w:w="1900" w:type="dxa"/>
+            <w:tcBorders>
+              <w:top w:val="single" w:sz="1" w:space="0" w:color="AAAAAA"/>
+              <w:left w:val="single" w:sz="1" w:space="0" w:color="AAAAAA"/>
+              <w:bottom w:val="single" w:sz="1" w:space="0" w:color="AAAAAA"/>
+              <w:right w:val="single" w:sz="1" w:space="0" w:color="AAAAAA"/>
+            </w:tcBorders>
+            <w:shd w:val="clear" w:color="auto" w:fill="D9D9D9"/>
+            <w:tcMar>
+              <w:top w:w="80" w:type="dxa"/>
+              <w:left w:w="100" w:type="dxa"/>
+              <w:bottom w:w="80" w:type="dxa"/>
+              <w:right w:w="100" w:type="dxa"/>
+            </w:tcMar>
+            <w:vAlign w:val="center"/>
+          </w:tcPr>
+          <w:p>
+            <w:r>
+              <w:rPr>
+                <w:b/>
+                <w:bCs/>
+                <w:sz w:val="18"/>
+                <w:szCs w:val="18"/>
+              </w:rPr>
+              <w:t>Paper</w:t>
+            </w:r>
+          </w:p>
+        </w:tc>
+        <w:tc>
+          <w:tcPr>
+            <w:tcW w:w="1900" w:type="dxa"/>
+            <w:tcBorders>
+              <w:top w:val="single" w:sz="1" w:space="0" w:color="AAAAAA"/>
+              <w:left w:val="single" w:sz="1" w:space="0" w:color="AAAAAA"/>
+              <w:bottom w:val="single" w:sz="1" w:space="0" w:color="AAAAAA"/>
+              <w:right w:val="single" w:sz="1" w:space="0" w:color="AAAAAA"/>
+            </w:tcBorders>
+            <w:shd w:val="clear" w:color="auto" w:fill="D9D9D9"/>
+            <w:tcMar>
+              <w:top w:w="80" w:type="dxa"/>
+              <w:left w:w="100" w:type="dxa"/>
+              <w:bottom w:w="80" w:type="dxa"/>
+              <w:right w:w="100" w:type="dxa"/>
+            </w:tcMar>
+            <w:vAlign w:val="center"/>
+          </w:tcPr>
+          <w:p>
+            <w:r>
+              <w:rPr>
+                <w:b/>
+                <w:bCs/>
+                <w:sz w:val="18"/>
+                <w:szCs w:val="18"/>
+              </w:rPr>
+              <w:t>Model / Architecture</w:t>
+            </w:r>
+          </w:p>
+        </w:tc>
+        <w:tc>
+          <w:tcPr>
+            <w:tcW w:w="1500" w:type="dxa"/>
+            <w:tcBorders>
+              <w:top w:val="single" w:sz="1" w:space="0" w:color="AAAAAA"/>
+              <w:left w:val="single" w:sz="1" w:space="0" w:color="AAAAAA"/>
+              <w:bottom w:val="single" w:sz="1" w:space="0" w:color="AAAAAA"/>
+              <w:right w:val="single" w:sz="1" w:space="0" w:color="AAAAAA"/>
+            </w:tcBorders>
+            <w:shd w:val="clear" w:color="auto" w:fill="D9D9D9"/>
+            <w:tcMar>
+              <w:top w:w="80" w:type="dxa"/>
+              <w:left w:w="100" w:type="dxa"/>
+              <w:bottom w:w="80" w:type="dxa"/>
+              <w:right w:w="100" w:type="dxa"/>
+            </w:tcMar>
+            <w:vAlign w:val="center"/>
+          </w:tcPr>
+          <w:p>
+            <w:r>
+              <w:rPr>
+                <w:b/>
+                <w:bCs/>
+                <w:sz w:val="18"/>
+                <w:szCs w:val="18"/>
+              </w:rPr>
+              <w:t>Dataset</w:t>
+            </w:r>
+          </w:p>
+        </w:tc>
+        <w:tc>
+          <w:tcPr>
+            <w:tcW w:w="1500" w:type="dxa"/>
+            <w:tcBorders>
+              <w:top w:val="single" w:sz="1" w:space="0" w:color="AAAAAA"/>
+              <w:left w:val="single" w:sz="1" w:space="0" w:color="AAAAAA"/>
+              <w:bottom w:val="single" w:sz="1" w:space="0" w:color="AAAAAA"/>
+              <w:right w:val="single" w:sz="1" w:space="0" w:color="AAAAAA"/>
+            </w:tcBorders>
+            <w:shd w:val="clear" w:color="auto" w:fill="D9D9D9"/>
+            <w:tcMar>
+              <w:top w:w="80" w:type="dxa"/>
+              <w:left w:w="100" w:type="dxa"/>
+              <w:bottom w:w="80" w:type="dxa"/>
+              <w:right w:w="100" w:type="dxa"/>
+            </w:tcMar>
+            <w:vAlign w:val="center"/>
+          </w:tcPr>
+          <w:p>
+            <w:r>
+              <w:rPr>
+                <w:b/>
+                <w:bCs/>
+                <w:sz w:val="18"/>
+                <w:szCs w:val="18"/>
+              </w:rPr>
+              <w:t>Key Metric(s) / Result</w:t>
+            </w:r>
+          </w:p>
+        </w:tc>
+        <w:tc>
+          <w:tcPr>
+            <w:tcW w:w="1560" w:type="dxa"/>
+            <w:tcBorders>
+              <w:top w:val="single" w:sz="1" w:space="0" w:color="AAAAAA"/>
+              <w:left w:val="single" w:sz="1" w:space="0" w:color="AAAAAA"/>
+              <w:bottom w:val="single" w:sz="1" w:space="0" w:color="AAAAAA"/>
+              <w:right w:val="single" w:sz="1" w:space="0" w:color="AAAAAA"/>
+            </w:tcBorders>
+            <w:shd w:val="clear" w:color="auto" w:fill="D9D9D9"/>
+            <w:tcMar>
+              <w:top w:w="80" w:type="dxa"/>
+              <w:left w:w="100" w:type="dxa"/>
+              <w:bottom w:w="80" w:type="dxa"/>
+              <w:right w:w="100" w:type="dxa"/>
+            </w:tcMar>
+            <w:vAlign w:val="center"/>
+          </w:tcPr>
+          <w:p>
+            <w:r>
+              <w:rPr>
+                <w:b/>
+                <w:bCs/>
+                <w:sz w:val="18"/>
+                <w:szCs w:val="18"/>
+              </w:rPr>
+              <w:t>Gap Addressed</w:t>
+            </w:r>
+          </w:p>
+        </w:tc>
+      </w:tr>
+      <w:tr>
+        <w:tblPrEx>
+          <w:tblCellMar>
+            <w:top w:w="0" w:type="dxa"/>
+            <w:bottom w:w="0" w:type="dxa"/>
+          </w:tblCellMar>
+        </w:tblPrEx>
+        <w:trPr>
+          <w:jc w:val="center"/>
+        </w:trPr>
+        <w:tc>
+          <w:tcPr>
+            <w:tcW w:w="1900" w:type="dxa"/>
+            <w:tcBorders>
+              <w:top w:val="single" w:sz="1" w:space="0" w:color="AAAAAA"/>
+              <w:left w:val="single" w:sz="1" w:space="0" w:color="AAAAAA"/>
+              <w:bottom w:val="single" w:sz="1" w:space="0" w:color="AAAAAA"/>
+              <w:right w:val="single" w:sz="1" w:space="0" w:color="AAAAAA"/>
+            </w:tcBorders>
+            <w:tcMar>
+              <w:top w:w="80" w:type="dxa"/>
+              <w:left w:w="100" w:type="dxa"/>
+              <w:bottom w:w="80" w:type="dxa"/>
+              <w:right w:w="100" w:type="dxa"/>
+            </w:tcMar>
+            <w:vAlign w:val="center"/>
+          </w:tcPr>
+          <w:p>
+            <w:proofErr w:type="spellStart"/>
+            <w:r>
+              <w:rPr>
+                <w:sz w:val="18"/>
+                <w:szCs w:val="18"/>
+              </w:rPr>
+              <w:t>CheXagent</w:t>
+            </w:r>
+            <w:proofErr w:type="spellEnd"/>
+            <w:r>
+              <w:rPr>
+                <w:sz w:val="18"/>
+                <w:szCs w:val="18"/>
+              </w:rPr>
+              <w:t xml:space="preserve"> (Chen et al., 2024)</w:t>
+            </w:r>
+          </w:p>
+        </w:tc>
+        <w:tc>
+          <w:tcPr>
+            <w:tcW w:w="1900" w:type="dxa"/>
+            <w:tcBorders>
+              <w:top w:val="single" w:sz="1" w:space="0" w:color="AAAAAA"/>
+              <w:left w:val="single" w:sz="1" w:space="0" w:color="AAAAAA"/>
+              <w:bottom w:val="single" w:sz="1" w:space="0" w:color="AAAAAA"/>
+              <w:right w:val="single" w:sz="1" w:space="0" w:color="AAAAAA"/>
+            </w:tcBorders>
+            <w:tcMar>
+              <w:top w:w="80" w:type="dxa"/>
+              <w:left w:w="100" w:type="dxa"/>
+              <w:bottom w:w="80" w:type="dxa"/>
+              <w:right w:w="100" w:type="dxa"/>
+            </w:tcMar>
+            <w:vAlign w:val="center"/>
+          </w:tcPr>
+          <w:p>
+            <w:proofErr w:type="spellStart"/>
+            <w:r>
+              <w:rPr>
+                <w:sz w:val="18"/>
+                <w:szCs w:val="18"/>
+              </w:rPr>
+              <w:t>SigLIP</w:t>
+            </w:r>
+            <w:proofErr w:type="spellEnd"/>
+            <w:r>
+              <w:rPr>
+                <w:sz w:val="18"/>
+                <w:szCs w:val="18"/>
+              </w:rPr>
+              <w:t>-Large + 2-layer MLP + Phi-2 (3.1B)</w:t>
+            </w:r>
+          </w:p>
+        </w:tc>
+        <w:tc>
+          <w:tcPr>
+            <w:tcW w:w="1500" w:type="dxa"/>
+            <w:tcBorders>
+              <w:top w:val="single" w:sz="1" w:space="0" w:color="AAAAAA"/>
+              <w:left w:val="single" w:sz="1" w:space="0" w:color="AAAAAA"/>
+              <w:bottom w:val="single" w:sz="1" w:space="0" w:color="AAAAAA"/>
+              <w:right w:val="single" w:sz="1" w:space="0" w:color="AAAAAA"/>
+            </w:tcBorders>
+            <w:tcMar>
+              <w:top w:w="80" w:type="dxa"/>
+              <w:left w:w="100" w:type="dxa"/>
+              <w:bottom w:w="80" w:type="dxa"/>
+              <w:right w:w="100" w:type="dxa"/>
+            </w:tcMar>
+            <w:vAlign w:val="center"/>
+          </w:tcPr>
+          <w:p>
+            <w:proofErr w:type="spellStart"/>
+            <w:r>
+              <w:rPr>
+                <w:sz w:val="18"/>
+                <w:szCs w:val="18"/>
+              </w:rPr>
+              <w:t>CheXinstruct</w:t>
+            </w:r>
+            <w:proofErr w:type="spellEnd"/>
+            <w:r>
+              <w:rPr>
+                <w:sz w:val="18"/>
+                <w:szCs w:val="18"/>
+              </w:rPr>
+              <w:t xml:space="preserve"> (8.5M samples, 35 tasks)</w:t>
+            </w:r>
+          </w:p>
+        </w:tc>
+        <w:tc>
+          <w:tcPr>
+            <w:tcW w:w="1500" w:type="dxa"/>
+            <w:tcBorders>
+              <w:top w:val="single" w:sz="1" w:space="0" w:color="AAAAAA"/>
+              <w:left w:val="single" w:sz="1" w:space="0" w:color="AAAAAA"/>
+              <w:bottom w:val="single" w:sz="1" w:space="0" w:color="AAAAAA"/>
+              <w:right w:val="single" w:sz="1" w:space="0" w:color="AAAAAA"/>
+            </w:tcBorders>
+            <w:tcMar>
+              <w:top w:w="80" w:type="dxa"/>
+              <w:left w:w="100" w:type="dxa"/>
+              <w:bottom w:w="80" w:type="dxa"/>
+              <w:right w:w="100" w:type="dxa"/>
+            </w:tcMar>
+            <w:vAlign w:val="center"/>
+          </w:tcPr>
+          <w:p>
+            <w:r>
+              <w:rPr>
+                <w:sz w:val="18"/>
+                <w:szCs w:val="18"/>
+              </w:rPr>
+              <w:t xml:space="preserve">CheXbert-F1 / </w:t>
+            </w:r>
+            <w:proofErr w:type="spellStart"/>
+            <w:r>
+              <w:rPr>
+                <w:sz w:val="18"/>
+                <w:szCs w:val="18"/>
+              </w:rPr>
+              <w:t>BERTScore</w:t>
+            </w:r>
+            <w:proofErr w:type="spellEnd"/>
+            <w:r>
+              <w:rPr>
+                <w:sz w:val="18"/>
+                <w:szCs w:val="18"/>
+              </w:rPr>
+              <w:t>: 0.444 / 0.488 (MIMIC-CXR findings generation)</w:t>
+            </w:r>
+          </w:p>
+        </w:tc>
+        <w:tc>
+          <w:tcPr>
+            <w:tcW w:w="1560" w:type="dxa"/>
+            <w:tcBorders>
+              <w:top w:val="single" w:sz="1" w:space="0" w:color="AAAAAA"/>
+              <w:left w:val="single" w:sz="1" w:space="0" w:color="AAAAAA"/>
+              <w:bottom w:val="single" w:sz="1" w:space="0" w:color="AAAAAA"/>
+              <w:right w:val="single" w:sz="1" w:space="0" w:color="AAAAAA"/>
+            </w:tcBorders>
+            <w:tcMar>
+              <w:top w:w="80" w:type="dxa"/>
+              <w:left w:w="100" w:type="dxa"/>
+              <w:bottom w:w="80" w:type="dxa"/>
+              <w:right w:w="100" w:type="dxa"/>
+            </w:tcMar>
+            <w:vAlign w:val="center"/>
+          </w:tcPr>
+          <w:p>
+            <w:r>
+              <w:rPr>
+                <w:sz w:val="18"/>
+                <w:szCs w:val="18"/>
+              </w:rPr>
+              <w:t>Unified multi-task CXR foundation model; no large public CXR training corpus existed before</w:t>
+            </w:r>
+          </w:p>
+        </w:tc>
+      </w:tr>
+      <w:tr>
+        <w:tblPrEx>
+          <w:tblCellMar>
+            <w:top w:w="0" w:type="dxa"/>
+            <w:bottom w:w="0" w:type="dxa"/>
+          </w:tblCellMar>
+        </w:tblPrEx>
+        <w:trPr>
+          <w:jc w:val="center"/>
+        </w:trPr>
+        <w:tc>
+          <w:tcPr>
+            <w:tcW w:w="1900" w:type="dxa"/>
+            <w:tcBorders>
+              <w:top w:val="single" w:sz="1" w:space="0" w:color="AAAAAA"/>
+              <w:left w:val="single" w:sz="1" w:space="0" w:color="AAAAAA"/>
+              <w:bottom w:val="single" w:sz="1" w:space="0" w:color="AAAAAA"/>
+              <w:right w:val="single" w:sz="1" w:space="0" w:color="AAAAAA"/>
+            </w:tcBorders>
+            <w:tcMar>
+              <w:top w:w="80" w:type="dxa"/>
+              <w:left w:w="100" w:type="dxa"/>
+              <w:bottom w:w="80" w:type="dxa"/>
+              <w:right w:w="100" w:type="dxa"/>
+            </w:tcMar>
+            <w:vAlign w:val="center"/>
+          </w:tcPr>
+          <w:p>
+            <w:r>
+              <w:rPr>
+                <w:sz w:val="18"/>
+                <w:szCs w:val="18"/>
+              </w:rPr>
+              <w:t>MAIRA-2 (</w:t>
+            </w:r>
+            <w:proofErr w:type="spellStart"/>
+            <w:r>
+              <w:rPr>
+                <w:sz w:val="18"/>
+                <w:szCs w:val="18"/>
+              </w:rPr>
+              <w:t>Bannur</w:t>
+            </w:r>
+            <w:proofErr w:type="spellEnd"/>
+            <w:r>
+              <w:rPr>
+                <w:sz w:val="18"/>
+                <w:szCs w:val="18"/>
+              </w:rPr>
+              <w:t xml:space="preserve"> et al., 2024)</w:t>
+            </w:r>
+          </w:p>
+        </w:tc>
+        <w:tc>
+          <w:tcPr>
+            <w:tcW w:w="1900" w:type="dxa"/>
+            <w:tcBorders>
+              <w:top w:val="single" w:sz="1" w:space="0" w:color="AAAAAA"/>
+              <w:left w:val="single" w:sz="1" w:space="0" w:color="AAAAAA"/>
+              <w:bottom w:val="single" w:sz="1" w:space="0" w:color="AAAAAA"/>
+              <w:right w:val="single" w:sz="1" w:space="0" w:color="AAAAAA"/>
+            </w:tcBorders>
+            <w:tcMar>
+              <w:top w:w="80" w:type="dxa"/>
+              <w:left w:w="100" w:type="dxa"/>
+              <w:bottom w:w="80" w:type="dxa"/>
+              <w:right w:w="100" w:type="dxa"/>
+            </w:tcMar>
+            <w:vAlign w:val="center"/>
+          </w:tcPr>
+          <w:p>
+            <w:r>
+              <w:rPr>
+                <w:sz w:val="18"/>
+                <w:szCs w:val="18"/>
+              </w:rPr>
+              <w:t>RAD-DINO + 4-layer MLP + Vicuna-7B</w:t>
+            </w:r>
+          </w:p>
+        </w:tc>
+        <w:tc>
+          <w:tcPr>
+            <w:tcW w:w="1500" w:type="dxa"/>
+            <w:tcBorders>
+              <w:top w:val="single" w:sz="1" w:space="0" w:color="AAAAAA"/>
+              <w:left w:val="single" w:sz="1" w:space="0" w:color="AAAAAA"/>
+              <w:bottom w:val="single" w:sz="1" w:space="0" w:color="AAAAAA"/>
+              <w:right w:val="single" w:sz="1" w:space="0" w:color="AAAAAA"/>
+            </w:tcBorders>
+            <w:tcMar>
+              <w:top w:w="80" w:type="dxa"/>
+              <w:left w:w="100" w:type="dxa"/>
+              <w:bottom w:w="80" w:type="dxa"/>
+              <w:right w:w="100" w:type="dxa"/>
+            </w:tcMar>
+            <w:vAlign w:val="center"/>
+          </w:tcPr>
+          <w:p>
+            <w:r>
+              <w:rPr>
+                <w:sz w:val="18"/>
+                <w:szCs w:val="18"/>
+              </w:rPr>
+              <w:t xml:space="preserve">MIMIC-CXR, </w:t>
+            </w:r>
+            <w:proofErr w:type="spellStart"/>
+            <w:r>
+              <w:rPr>
+                <w:sz w:val="18"/>
+                <w:szCs w:val="18"/>
+              </w:rPr>
+              <w:t>PadChest</w:t>
+            </w:r>
+            <w:proofErr w:type="spellEnd"/>
+            <w:r>
+              <w:rPr>
+                <w:sz w:val="18"/>
+                <w:szCs w:val="18"/>
+              </w:rPr>
+              <w:t>, private US dataset (510K+ samples)</w:t>
+            </w:r>
+          </w:p>
+        </w:tc>
+        <w:tc>
+          <w:tcPr>
+            <w:tcW w:w="1500" w:type="dxa"/>
+            <w:tcBorders>
+              <w:top w:val="single" w:sz="1" w:space="0" w:color="AAAAAA"/>
+              <w:left w:val="single" w:sz="1" w:space="0" w:color="AAAAAA"/>
+              <w:bottom w:val="single" w:sz="1" w:space="0" w:color="AAAAAA"/>
+              <w:right w:val="single" w:sz="1" w:space="0" w:color="AAAAAA"/>
+            </w:tcBorders>
+            <w:tcMar>
+              <w:top w:w="80" w:type="dxa"/>
+              <w:left w:w="100" w:type="dxa"/>
+              <w:bottom w:w="80" w:type="dxa"/>
+              <w:right w:w="100" w:type="dxa"/>
+            </w:tcMar>
+            <w:vAlign w:val="center"/>
+          </w:tcPr>
+          <w:p>
+            <w:r>
+              <w:rPr>
+                <w:sz w:val="18"/>
+                <w:szCs w:val="18"/>
+              </w:rPr>
+              <w:t>BLEU-4 / RadGraph-F1: 23.1 / 34.6</w:t>
+            </w:r>
+          </w:p>
+        </w:tc>
+        <w:tc>
+          <w:tcPr>
+            <w:tcW w:w="1560" w:type="dxa"/>
+            <w:tcBorders>
+              <w:top w:val="single" w:sz="1" w:space="0" w:color="AAAAAA"/>
+              <w:left w:val="single" w:sz="1" w:space="0" w:color="AAAAAA"/>
+              <w:bottom w:val="single" w:sz="1" w:space="0" w:color="AAAAAA"/>
+              <w:right w:val="single" w:sz="1" w:space="0" w:color="AAAAAA"/>
+            </w:tcBorders>
+            <w:tcMar>
+              <w:top w:w="80" w:type="dxa"/>
+              <w:left w:w="100" w:type="dxa"/>
+              <w:bottom w:w="80" w:type="dxa"/>
+              <w:right w:w="100" w:type="dxa"/>
+            </w:tcMar>
+            <w:vAlign w:val="center"/>
+          </w:tcPr>
+          <w:p>
+            <w:r>
+              <w:rPr>
+                <w:sz w:val="18"/>
+                <w:szCs w:val="18"/>
+              </w:rPr>
+              <w:t>Grounded report generation with spatial bounding boxes; no non-English evaluation</w:t>
+            </w:r>
+          </w:p>
+        </w:tc>
+      </w:tr>
+      <w:tr>
+        <w:tblPrEx>
+          <w:tblCellMar>
+            <w:top w:w="0" w:type="dxa"/>
+            <w:bottom w:w="0" w:type="dxa"/>
+          </w:tblCellMar>
+        </w:tblPrEx>
+        <w:trPr>
+          <w:jc w:val="center"/>
+        </w:trPr>
+        <w:tc>
+          <w:tcPr>
+            <w:tcW w:w="1900" w:type="dxa"/>
+            <w:tcBorders>
+              <w:top w:val="single" w:sz="1" w:space="0" w:color="AAAAAA"/>
+              <w:left w:val="single" w:sz="1" w:space="0" w:color="AAAAAA"/>
+              <w:bottom w:val="single" w:sz="1" w:space="0" w:color="AAAAAA"/>
+              <w:right w:val="single" w:sz="1" w:space="0" w:color="AAAAAA"/>
+            </w:tcBorders>
+            <w:tcMar>
+              <w:top w:w="80" w:type="dxa"/>
+              <w:left w:w="100" w:type="dxa"/>
+              <w:bottom w:w="80" w:type="dxa"/>
+              <w:right w:w="100" w:type="dxa"/>
+            </w:tcMar>
+            <w:vAlign w:val="center"/>
+          </w:tcPr>
+          <w:p>
+            <w:proofErr w:type="spellStart"/>
+            <w:r>
+              <w:rPr>
+                <w:sz w:val="18"/>
+                <w:szCs w:val="18"/>
+              </w:rPr>
+              <w:t>RaDialog</w:t>
+            </w:r>
+            <w:proofErr w:type="spellEnd"/>
+            <w:r>
+              <w:rPr>
+                <w:sz w:val="18"/>
+                <w:szCs w:val="18"/>
+              </w:rPr>
+              <w:t xml:space="preserve"> (Pellegrini et al., 2025)</w:t>
+            </w:r>
+          </w:p>
+        </w:tc>
+        <w:tc>
+          <w:tcPr>
+            <w:tcW w:w="1900" w:type="dxa"/>
+            <w:tcBorders>
+              <w:top w:val="single" w:sz="1" w:space="0" w:color="AAAAAA"/>
+              <w:left w:val="single" w:sz="1" w:space="0" w:color="AAAAAA"/>
+              <w:bottom w:val="single" w:sz="1" w:space="0" w:color="AAAAAA"/>
+              <w:right w:val="single" w:sz="1" w:space="0" w:color="AAAAAA"/>
+            </w:tcBorders>
+            <w:tcMar>
+              <w:top w:w="80" w:type="dxa"/>
+              <w:left w:w="100" w:type="dxa"/>
+              <w:bottom w:w="80" w:type="dxa"/>
+              <w:right w:w="100" w:type="dxa"/>
+            </w:tcMar>
+            <w:vAlign w:val="center"/>
+          </w:tcPr>
+          <w:p>
+            <w:proofErr w:type="spellStart"/>
+            <w:r>
+              <w:rPr>
+                <w:sz w:val="18"/>
+                <w:szCs w:val="18"/>
+              </w:rPr>
+              <w:t>BioViL</w:t>
+            </w:r>
+            <w:proofErr w:type="spellEnd"/>
+            <w:r>
+              <w:rPr>
+                <w:sz w:val="18"/>
+                <w:szCs w:val="18"/>
+              </w:rPr>
+              <w:t>-T + BERT alignment + Vicuna-7B (</w:t>
+            </w:r>
+            <w:proofErr w:type="spellStart"/>
+            <w:r>
+              <w:rPr>
+                <w:sz w:val="18"/>
+                <w:szCs w:val="18"/>
+              </w:rPr>
+              <w:t>LoRA</w:t>
+            </w:r>
+            <w:proofErr w:type="spellEnd"/>
+            <w:r>
+              <w:rPr>
+                <w:sz w:val="18"/>
+                <w:szCs w:val="18"/>
+              </w:rPr>
+              <w:t>)</w:t>
+            </w:r>
+          </w:p>
+        </w:tc>
+        <w:tc>
+          <w:tcPr>
+            <w:tcW w:w="1500" w:type="dxa"/>
+            <w:tcBorders>
+              <w:top w:val="single" w:sz="1" w:space="0" w:color="AAAAAA"/>
+              <w:left w:val="single" w:sz="1" w:space="0" w:color="AAAAAA"/>
+              <w:bottom w:val="single" w:sz="1" w:space="0" w:color="AAAAAA"/>
+              <w:right w:val="single" w:sz="1" w:space="0" w:color="AAAAAA"/>
+            </w:tcBorders>
+            <w:tcMar>
+              <w:top w:w="80" w:type="dxa"/>
+              <w:left w:w="100" w:type="dxa"/>
+              <w:bottom w:w="80" w:type="dxa"/>
+              <w:right w:w="100" w:type="dxa"/>
+            </w:tcMar>
+            <w:vAlign w:val="center"/>
+          </w:tcPr>
+          <w:p>
+            <w:r>
+              <w:rPr>
+                <w:sz w:val="18"/>
+                <w:szCs w:val="18"/>
+              </w:rPr>
+              <w:t>580K instruction dataset (MIMIC-CXR based)</w:t>
+            </w:r>
+          </w:p>
+        </w:tc>
+        <w:tc>
+          <w:tcPr>
+            <w:tcW w:w="1500" w:type="dxa"/>
+            <w:tcBorders>
+              <w:top w:val="single" w:sz="1" w:space="0" w:color="AAAAAA"/>
+              <w:left w:val="single" w:sz="1" w:space="0" w:color="AAAAAA"/>
+              <w:bottom w:val="single" w:sz="1" w:space="0" w:color="AAAAAA"/>
+              <w:right w:val="single" w:sz="1" w:space="0" w:color="AAAAAA"/>
+            </w:tcBorders>
+            <w:tcMar>
+              <w:top w:w="80" w:type="dxa"/>
+              <w:left w:w="100" w:type="dxa"/>
+              <w:bottom w:w="80" w:type="dxa"/>
+              <w:right w:w="100" w:type="dxa"/>
+            </w:tcMar>
+            <w:vAlign w:val="center"/>
+          </w:tcPr>
+          <w:p>
+            <w:r>
+              <w:rPr>
+                <w:sz w:val="18"/>
+                <w:szCs w:val="18"/>
+              </w:rPr>
+              <w:t>Clinical Efficacy F1: 39.7</w:t>
+            </w:r>
+          </w:p>
+        </w:tc>
+        <w:tc>
+          <w:tcPr>
+            <w:tcW w:w="1560" w:type="dxa"/>
+            <w:tcBorders>
+              <w:top w:val="single" w:sz="1" w:space="0" w:color="AAAAAA"/>
+              <w:left w:val="single" w:sz="1" w:space="0" w:color="AAAAAA"/>
+              <w:bottom w:val="single" w:sz="1" w:space="0" w:color="AAAAAA"/>
+              <w:right w:val="single" w:sz="1" w:space="0" w:color="AAAAAA"/>
+            </w:tcBorders>
+            <w:tcMar>
+              <w:top w:w="80" w:type="dxa"/>
+              <w:left w:w="100" w:type="dxa"/>
+              <w:bottom w:w="80" w:type="dxa"/>
+              <w:right w:w="100" w:type="dxa"/>
+            </w:tcMar>
+            <w:vAlign w:val="center"/>
+          </w:tcPr>
+          <w:p>
+            <w:r>
+              <w:rPr>
+                <w:sz w:val="18"/>
+                <w:szCs w:val="18"/>
+              </w:rPr>
+              <w:t>Interactive, dialogue-based reporting; explicitly notes no non-English evaluation</w:t>
+            </w:r>
+          </w:p>
+        </w:tc>
+      </w:tr>
+      <w:tr>
+        <w:tblPrEx>
+          <w:tblCellMar>
+            <w:top w:w="0" w:type="dxa"/>
+            <w:bottom w:w="0" w:type="dxa"/>
+          </w:tblCellMar>
+        </w:tblPrEx>
+        <w:trPr>
+          <w:jc w:val="center"/>
+        </w:trPr>
+        <w:tc>
+          <w:tcPr>
+            <w:tcW w:w="1900" w:type="dxa"/>
+            <w:tcBorders>
+              <w:top w:val="single" w:sz="1" w:space="0" w:color="AAAAAA"/>
+              <w:left w:val="single" w:sz="1" w:space="0" w:color="AAAAAA"/>
+              <w:bottom w:val="single" w:sz="1" w:space="0" w:color="AAAAAA"/>
+              <w:right w:val="single" w:sz="1" w:space="0" w:color="AAAAAA"/>
+            </w:tcBorders>
+            <w:tcMar>
+              <w:top w:w="80" w:type="dxa"/>
+              <w:left w:w="100" w:type="dxa"/>
+              <w:bottom w:w="80" w:type="dxa"/>
+              <w:right w:w="100" w:type="dxa"/>
+            </w:tcMar>
+            <w:vAlign w:val="center"/>
+          </w:tcPr>
+          <w:p>
+            <w:proofErr w:type="spellStart"/>
+            <w:r>
+              <w:rPr>
+                <w:sz w:val="18"/>
+                <w:szCs w:val="18"/>
+              </w:rPr>
+              <w:t>XrayGPT</w:t>
+            </w:r>
+            <w:proofErr w:type="spellEnd"/>
+            <w:r>
+              <w:rPr>
+                <w:sz w:val="18"/>
+                <w:szCs w:val="18"/>
+              </w:rPr>
+              <w:t xml:space="preserve"> (</w:t>
+            </w:r>
+            <w:proofErr w:type="spellStart"/>
+            <w:r>
+              <w:rPr>
+                <w:sz w:val="18"/>
+                <w:szCs w:val="18"/>
+              </w:rPr>
+              <w:t>Thawakar</w:t>
+            </w:r>
+            <w:proofErr w:type="spellEnd"/>
+            <w:r>
+              <w:rPr>
+                <w:sz w:val="18"/>
+                <w:szCs w:val="18"/>
+              </w:rPr>
+              <w:t xml:space="preserve"> et al., 2024)</w:t>
+            </w:r>
+          </w:p>
+        </w:tc>
+        <w:tc>
+          <w:tcPr>
+            <w:tcW w:w="1900" w:type="dxa"/>
+            <w:tcBorders>
+              <w:top w:val="single" w:sz="1" w:space="0" w:color="AAAAAA"/>
+              <w:left w:val="single" w:sz="1" w:space="0" w:color="AAAAAA"/>
+              <w:bottom w:val="single" w:sz="1" w:space="0" w:color="AAAAAA"/>
+              <w:right w:val="single" w:sz="1" w:space="0" w:color="AAAAAA"/>
+            </w:tcBorders>
+            <w:tcMar>
+              <w:top w:w="80" w:type="dxa"/>
+              <w:left w:w="100" w:type="dxa"/>
+              <w:bottom w:w="80" w:type="dxa"/>
+              <w:right w:w="100" w:type="dxa"/>
+            </w:tcMar>
+            <w:vAlign w:val="center"/>
+          </w:tcPr>
+          <w:p>
+            <w:r>
+              <w:rPr>
+                <w:sz w:val="18"/>
+                <w:szCs w:val="18"/>
+              </w:rPr>
+              <w:t xml:space="preserve">Frozen </w:t>
+            </w:r>
+            <w:proofErr w:type="spellStart"/>
+            <w:r>
+              <w:rPr>
+                <w:sz w:val="18"/>
+                <w:szCs w:val="18"/>
+              </w:rPr>
+              <w:t>MedCLIP</w:t>
+            </w:r>
+            <w:proofErr w:type="spellEnd"/>
+            <w:r>
+              <w:rPr>
+                <w:sz w:val="18"/>
+                <w:szCs w:val="18"/>
+              </w:rPr>
+              <w:t xml:space="preserve"> + linear layer + fine-tuned Vicuna-7B</w:t>
+            </w:r>
+          </w:p>
+        </w:tc>
+        <w:tc>
+          <w:tcPr>
+            <w:tcW w:w="1500" w:type="dxa"/>
+            <w:tcBorders>
+              <w:top w:val="single" w:sz="1" w:space="0" w:color="AAAAAA"/>
+              <w:left w:val="single" w:sz="1" w:space="0" w:color="AAAAAA"/>
+              <w:bottom w:val="single" w:sz="1" w:space="0" w:color="AAAAAA"/>
+              <w:right w:val="single" w:sz="1" w:space="0" w:color="AAAAAA"/>
+            </w:tcBorders>
+            <w:tcMar>
+              <w:top w:w="80" w:type="dxa"/>
+              <w:left w:w="100" w:type="dxa"/>
+              <w:bottom w:w="80" w:type="dxa"/>
+              <w:right w:w="100" w:type="dxa"/>
+            </w:tcMar>
+            <w:vAlign w:val="center"/>
+          </w:tcPr>
+          <w:p>
+            <w:r>
+              <w:rPr>
+                <w:sz w:val="18"/>
+                <w:szCs w:val="18"/>
+              </w:rPr>
+              <w:t xml:space="preserve">MIMIC-CXR, </w:t>
+            </w:r>
+            <w:proofErr w:type="spellStart"/>
+            <w:r>
+              <w:rPr>
+                <w:sz w:val="18"/>
+                <w:szCs w:val="18"/>
+              </w:rPr>
+              <w:t>OpenI</w:t>
+            </w:r>
+            <w:proofErr w:type="spellEnd"/>
+          </w:p>
+        </w:tc>
+        <w:tc>
+          <w:tcPr>
+            <w:tcW w:w="1500" w:type="dxa"/>
+            <w:tcBorders>
+              <w:top w:val="single" w:sz="1" w:space="0" w:color="AAAAAA"/>
+              <w:left w:val="single" w:sz="1" w:space="0" w:color="AAAAAA"/>
+              <w:bottom w:val="single" w:sz="1" w:space="0" w:color="AAAAAA"/>
+              <w:right w:val="single" w:sz="1" w:space="0" w:color="AAAAAA"/>
+            </w:tcBorders>
+            <w:tcMar>
+              <w:top w:w="80" w:type="dxa"/>
+              <w:left w:w="100" w:type="dxa"/>
+              <w:bottom w:w="80" w:type="dxa"/>
+              <w:right w:w="100" w:type="dxa"/>
+            </w:tcMar>
+            <w:vAlign w:val="center"/>
+          </w:tcPr>
+          <w:p>
+            <w:r>
+              <w:rPr>
+                <w:sz w:val="18"/>
+                <w:szCs w:val="18"/>
+              </w:rPr>
+              <w:t>ROUGE-1 / Physician accuracy: 0.3213 / 72%</w:t>
+            </w:r>
+          </w:p>
+        </w:tc>
+        <w:tc>
+          <w:tcPr>
+            <w:tcW w:w="1560" w:type="dxa"/>
+            <w:tcBorders>
+              <w:top w:val="single" w:sz="1" w:space="0" w:color="AAAAAA"/>
+              <w:left w:val="single" w:sz="1" w:space="0" w:color="AAAAAA"/>
+              <w:bottom w:val="single" w:sz="1" w:space="0" w:color="AAAAAA"/>
+              <w:right w:val="single" w:sz="1" w:space="0" w:color="AAAAAA"/>
+            </w:tcBorders>
+            <w:tcMar>
+              <w:top w:w="80" w:type="dxa"/>
+              <w:left w:w="100" w:type="dxa"/>
+              <w:bottom w:w="80" w:type="dxa"/>
+              <w:right w:w="100" w:type="dxa"/>
+            </w:tcMar>
+            <w:vAlign w:val="center"/>
+          </w:tcPr>
+          <w:p>
+            <w:r>
+              <w:rPr>
+                <w:sz w:val="18"/>
+                <w:szCs w:val="18"/>
+              </w:rPr>
+              <w:t>Simple linear projector; lightweight design but English-only</w:t>
+            </w:r>
+          </w:p>
+        </w:tc>
+      </w:tr>
+      <w:tr>
+        <w:tblPrEx>
+          <w:tblCellMar>
+            <w:top w:w="0" w:type="dxa"/>
+            <w:bottom w:w="0" w:type="dxa"/>
+          </w:tblCellMar>
+        </w:tblPrEx>
+        <w:trPr>
+          <w:jc w:val="center"/>
+        </w:trPr>
+        <w:tc>
+          <w:tcPr>
+            <w:tcW w:w="1900" w:type="dxa"/>
+            <w:tcBorders>
+              <w:top w:val="single" w:sz="1" w:space="0" w:color="AAAAAA"/>
+              <w:left w:val="single" w:sz="1" w:space="0" w:color="AAAAAA"/>
+              <w:bottom w:val="single" w:sz="1" w:space="0" w:color="AAAAAA"/>
+              <w:right w:val="single" w:sz="1" w:space="0" w:color="AAAAAA"/>
+            </w:tcBorders>
+            <w:tcMar>
+              <w:top w:w="80" w:type="dxa"/>
+              <w:left w:w="100" w:type="dxa"/>
+              <w:bottom w:w="80" w:type="dxa"/>
+              <w:right w:w="100" w:type="dxa"/>
+            </w:tcMar>
+            <w:vAlign w:val="center"/>
+          </w:tcPr>
+          <w:p>
+            <w:proofErr w:type="spellStart"/>
+            <w:r>
+              <w:rPr>
+                <w:sz w:val="18"/>
+                <w:szCs w:val="18"/>
+              </w:rPr>
+              <w:t>SLaVA</w:t>
+            </w:r>
+            <w:proofErr w:type="spellEnd"/>
+            <w:r>
+              <w:rPr>
+                <w:sz w:val="18"/>
+                <w:szCs w:val="18"/>
+              </w:rPr>
+              <w:t>-CXR (Wu et al., 2024)</w:t>
+            </w:r>
+          </w:p>
+        </w:tc>
+        <w:tc>
+          <w:tcPr>
+            <w:tcW w:w="1900" w:type="dxa"/>
+            <w:tcBorders>
+              <w:top w:val="single" w:sz="1" w:space="0" w:color="AAAAAA"/>
+              <w:left w:val="single" w:sz="1" w:space="0" w:color="AAAAAA"/>
+              <w:bottom w:val="single" w:sz="1" w:space="0" w:color="AAAAAA"/>
+              <w:right w:val="single" w:sz="1" w:space="0" w:color="AAAAAA"/>
+            </w:tcBorders>
+            <w:tcMar>
+              <w:top w:w="80" w:type="dxa"/>
+              <w:left w:w="100" w:type="dxa"/>
+              <w:bottom w:w="80" w:type="dxa"/>
+              <w:right w:w="100" w:type="dxa"/>
+            </w:tcMar>
+            <w:vAlign w:val="center"/>
+          </w:tcPr>
+          <w:p>
+            <w:r>
+              <w:rPr>
+                <w:sz w:val="18"/>
+                <w:szCs w:val="18"/>
+              </w:rPr>
+              <w:t xml:space="preserve">CLIP </w:t>
+            </w:r>
+            <w:proofErr w:type="spellStart"/>
+            <w:r>
+              <w:rPr>
+                <w:sz w:val="18"/>
+                <w:szCs w:val="18"/>
+              </w:rPr>
+              <w:t>ViT</w:t>
+            </w:r>
+            <w:proofErr w:type="spellEnd"/>
+            <w:r>
+              <w:rPr>
+                <w:sz w:val="18"/>
+                <w:szCs w:val="18"/>
+              </w:rPr>
+              <w:t>-L/14 + Phi-2, 3-stage Re3Training</w:t>
+            </w:r>
+          </w:p>
+        </w:tc>
+        <w:tc>
+          <w:tcPr>
+            <w:tcW w:w="1500" w:type="dxa"/>
+            <w:tcBorders>
+              <w:top w:val="single" w:sz="1" w:space="0" w:color="AAAAAA"/>
+              <w:left w:val="single" w:sz="1" w:space="0" w:color="AAAAAA"/>
+              <w:bottom w:val="single" w:sz="1" w:space="0" w:color="AAAAAA"/>
+              <w:right w:val="single" w:sz="1" w:space="0" w:color="AAAAAA"/>
+            </w:tcBorders>
+            <w:tcMar>
+              <w:top w:w="80" w:type="dxa"/>
+              <w:left w:w="100" w:type="dxa"/>
+              <w:bottom w:w="80" w:type="dxa"/>
+              <w:right w:w="100" w:type="dxa"/>
+            </w:tcMar>
+            <w:vAlign w:val="center"/>
+          </w:tcPr>
+          <w:p>
+            <w:r>
+              <w:rPr>
+                <w:sz w:val="18"/>
+                <w:szCs w:val="18"/>
+              </w:rPr>
+              <w:t>RADEX synthetic dataset</w:t>
+            </w:r>
+          </w:p>
+        </w:tc>
+        <w:tc>
+          <w:tcPr>
+            <w:tcW w:w="1500" w:type="dxa"/>
+            <w:tcBorders>
+              <w:top w:val="single" w:sz="1" w:space="0" w:color="AAAAAA"/>
+              <w:left w:val="single" w:sz="1" w:space="0" w:color="AAAAAA"/>
+              <w:bottom w:val="single" w:sz="1" w:space="0" w:color="AAAAAA"/>
+              <w:right w:val="single" w:sz="1" w:space="0" w:color="AAAAAA"/>
+            </w:tcBorders>
+            <w:tcMar>
+              <w:top w:w="80" w:type="dxa"/>
+              <w:left w:w="100" w:type="dxa"/>
+              <w:bottom w:w="80" w:type="dxa"/>
+              <w:right w:w="100" w:type="dxa"/>
+            </w:tcMar>
+            <w:vAlign w:val="center"/>
+          </w:tcPr>
+          <w:p>
+            <w:r>
+              <w:rPr>
+                <w:sz w:val="18"/>
+                <w:szCs w:val="18"/>
+              </w:rPr>
+              <w:t xml:space="preserve">Inference speed vs </w:t>
+            </w:r>
+            <w:proofErr w:type="spellStart"/>
+            <w:r>
+              <w:rPr>
+                <w:sz w:val="18"/>
+                <w:szCs w:val="18"/>
+              </w:rPr>
+              <w:t>LLaVA</w:t>
+            </w:r>
+            <w:proofErr w:type="spellEnd"/>
+            <w:r>
+              <w:rPr>
+                <w:sz w:val="18"/>
+                <w:szCs w:val="18"/>
+              </w:rPr>
+              <w:t>-Med: 6.13x faster, outperforms 7B models at 2.7B</w:t>
+            </w:r>
+          </w:p>
+        </w:tc>
+        <w:tc>
+          <w:tcPr>
+            <w:tcW w:w="1560" w:type="dxa"/>
+            <w:tcBorders>
+              <w:top w:val="single" w:sz="1" w:space="0" w:color="AAAAAA"/>
+              <w:left w:val="single" w:sz="1" w:space="0" w:color="AAAAAA"/>
+              <w:bottom w:val="single" w:sz="1" w:space="0" w:color="AAAAAA"/>
+              <w:right w:val="single" w:sz="1" w:space="0" w:color="AAAAAA"/>
+            </w:tcBorders>
+            <w:tcMar>
+              <w:top w:w="80" w:type="dxa"/>
+              <w:left w:w="100" w:type="dxa"/>
+              <w:bottom w:w="80" w:type="dxa"/>
+              <w:right w:w="100" w:type="dxa"/>
+            </w:tcMar>
+            <w:vAlign w:val="center"/>
+          </w:tcPr>
+          <w:p>
+            <w:r>
+              <w:rPr>
+                <w:sz w:val="18"/>
+                <w:szCs w:val="18"/>
+              </w:rPr>
+              <w:t>Low-resource deployment efficiency; no multilingual coverage</w:t>
+            </w:r>
+          </w:p>
+        </w:tc>
+      </w:tr>
+      <w:tr>
+        <w:tblPrEx>
+          <w:tblCellMar>
+            <w:top w:w="0" w:type="dxa"/>
+            <w:bottom w:w="0" w:type="dxa"/>
+          </w:tblCellMar>
+        </w:tblPrEx>
+        <w:trPr>
+          <w:jc w:val="center"/>
+        </w:trPr>
+        <w:tc>
+          <w:tcPr>
+            <w:tcW w:w="1900" w:type="dxa"/>
+            <w:tcBorders>
+              <w:top w:val="single" w:sz="1" w:space="0" w:color="AAAAAA"/>
+              <w:left w:val="single" w:sz="1" w:space="0" w:color="AAAAAA"/>
+              <w:bottom w:val="single" w:sz="1" w:space="0" w:color="AAAAAA"/>
+              <w:right w:val="single" w:sz="1" w:space="0" w:color="AAAAAA"/>
+            </w:tcBorders>
+            <w:tcMar>
+              <w:top w:w="80" w:type="dxa"/>
+              <w:left w:w="100" w:type="dxa"/>
+              <w:bottom w:w="80" w:type="dxa"/>
+              <w:right w:w="100" w:type="dxa"/>
+            </w:tcMar>
+            <w:vAlign w:val="center"/>
+          </w:tcPr>
+          <w:p>
+            <w:r>
+              <w:rPr>
+                <w:sz w:val="18"/>
+                <w:szCs w:val="18"/>
+              </w:rPr>
+              <w:t>GIT-CXR (Sîrbu et al., 2025)</w:t>
+            </w:r>
+          </w:p>
+        </w:tc>
+        <w:tc>
+          <w:tcPr>
+            <w:tcW w:w="1900" w:type="dxa"/>
+            <w:tcBorders>
+              <w:top w:val="single" w:sz="1" w:space="0" w:color="AAAAAA"/>
+              <w:left w:val="single" w:sz="1" w:space="0" w:color="AAAAAA"/>
+              <w:bottom w:val="single" w:sz="1" w:space="0" w:color="AAAAAA"/>
+              <w:right w:val="single" w:sz="1" w:space="0" w:color="AAAAAA"/>
+            </w:tcBorders>
+            <w:tcMar>
+              <w:top w:w="80" w:type="dxa"/>
+              <w:left w:w="100" w:type="dxa"/>
+              <w:bottom w:w="80" w:type="dxa"/>
+              <w:right w:w="100" w:type="dxa"/>
+            </w:tcMar>
+            <w:vAlign w:val="center"/>
+          </w:tcPr>
+          <w:p>
+            <w:r>
+              <w:rPr>
+                <w:sz w:val="18"/>
+                <w:szCs w:val="18"/>
+              </w:rPr>
+              <w:t>End-to-end transformer, curriculum learning</w:t>
+            </w:r>
+          </w:p>
+        </w:tc>
+        <w:tc>
+          <w:tcPr>
+            <w:tcW w:w="1500" w:type="dxa"/>
+            <w:tcBorders>
+              <w:top w:val="single" w:sz="1" w:space="0" w:color="AAAAAA"/>
+              <w:left w:val="single" w:sz="1" w:space="0" w:color="AAAAAA"/>
+              <w:bottom w:val="single" w:sz="1" w:space="0" w:color="AAAAAA"/>
+              <w:right w:val="single" w:sz="1" w:space="0" w:color="AAAAAA"/>
+            </w:tcBorders>
+            <w:tcMar>
+              <w:top w:w="80" w:type="dxa"/>
+              <w:left w:w="100" w:type="dxa"/>
+              <w:bottom w:w="80" w:type="dxa"/>
+              <w:right w:w="100" w:type="dxa"/>
+            </w:tcMar>
+            <w:vAlign w:val="center"/>
+          </w:tcPr>
+          <w:p>
+            <w:r>
+              <w:rPr>
+                <w:sz w:val="18"/>
+                <w:szCs w:val="18"/>
+              </w:rPr>
+              <w:t>MIMIC-CXR</w:t>
+            </w:r>
+          </w:p>
+        </w:tc>
+        <w:tc>
+          <w:tcPr>
+            <w:tcW w:w="1500" w:type="dxa"/>
+            <w:tcBorders>
+              <w:top w:val="single" w:sz="1" w:space="0" w:color="AAAAAA"/>
+              <w:left w:val="single" w:sz="1" w:space="0" w:color="AAAAAA"/>
+              <w:bottom w:val="single" w:sz="1" w:space="0" w:color="AAAAAA"/>
+              <w:right w:val="single" w:sz="1" w:space="0" w:color="AAAAAA"/>
+            </w:tcBorders>
+            <w:tcMar>
+              <w:top w:w="80" w:type="dxa"/>
+              <w:left w:w="100" w:type="dxa"/>
+              <w:bottom w:w="80" w:type="dxa"/>
+              <w:right w:w="100" w:type="dxa"/>
+            </w:tcMar>
+            <w:vAlign w:val="center"/>
+          </w:tcPr>
+          <w:p>
+            <w:r>
+              <w:rPr>
+                <w:sz w:val="18"/>
+                <w:szCs w:val="18"/>
+              </w:rPr>
+              <w:t>METEOR / Clinical F1: state-of-the-art on these metrics</w:t>
+            </w:r>
+          </w:p>
+        </w:tc>
+        <w:tc>
+          <w:tcPr>
+            <w:tcW w:w="1560" w:type="dxa"/>
+            <w:tcBorders>
+              <w:top w:val="single" w:sz="1" w:space="0" w:color="AAAAAA"/>
+              <w:left w:val="single" w:sz="1" w:space="0" w:color="AAAAAA"/>
+              <w:bottom w:val="single" w:sz="1" w:space="0" w:color="AAAAAA"/>
+              <w:right w:val="single" w:sz="1" w:space="0" w:color="AAAAAA"/>
+            </w:tcBorders>
+            <w:tcMar>
+              <w:top w:w="80" w:type="dxa"/>
+              <w:left w:w="100" w:type="dxa"/>
+              <w:bottom w:w="80" w:type="dxa"/>
+              <w:right w:w="100" w:type="dxa"/>
+            </w:tcMar>
+            <w:vAlign w:val="center"/>
+          </w:tcPr>
+          <w:p>
+            <w:r>
+              <w:rPr>
+                <w:sz w:val="18"/>
+                <w:szCs w:val="18"/>
+              </w:rPr>
+              <w:t>Curriculum learning by report length; English-only</w:t>
+            </w:r>
+          </w:p>
+        </w:tc>
+      </w:tr>
+      <w:tr>
+        <w:tblPrEx>
+          <w:tblCellMar>
+            <w:top w:w="0" w:type="dxa"/>
+            <w:bottom w:w="0" w:type="dxa"/>
+          </w:tblCellMar>
+        </w:tblPrEx>
+        <w:trPr>
+          <w:jc w:val="center"/>
+        </w:trPr>
+        <w:tc>
+          <w:tcPr>
+            <w:tcW w:w="1900" w:type="dxa"/>
+            <w:tcBorders>
+              <w:top w:val="single" w:sz="1" w:space="0" w:color="AAAAAA"/>
+              <w:left w:val="single" w:sz="1" w:space="0" w:color="AAAAAA"/>
+              <w:bottom w:val="single" w:sz="1" w:space="0" w:color="AAAAAA"/>
+              <w:right w:val="single" w:sz="1" w:space="0" w:color="AAAAAA"/>
+            </w:tcBorders>
+            <w:tcMar>
+              <w:top w:w="80" w:type="dxa"/>
+              <w:left w:w="100" w:type="dxa"/>
+              <w:bottom w:w="80" w:type="dxa"/>
+              <w:right w:w="100" w:type="dxa"/>
+            </w:tcMar>
+            <w:vAlign w:val="center"/>
+          </w:tcPr>
+          <w:p>
+            <w:proofErr w:type="spellStart"/>
+            <w:r>
+              <w:rPr>
+                <w:sz w:val="18"/>
+                <w:szCs w:val="18"/>
+              </w:rPr>
+              <w:t>ClinicalBLIP</w:t>
+            </w:r>
+            <w:proofErr w:type="spellEnd"/>
+            <w:r>
+              <w:rPr>
+                <w:sz w:val="18"/>
+                <w:szCs w:val="18"/>
+              </w:rPr>
+              <w:t xml:space="preserve"> (Ji et al., 2024)</w:t>
+            </w:r>
+          </w:p>
+        </w:tc>
+        <w:tc>
+          <w:tcPr>
+            <w:tcW w:w="1900" w:type="dxa"/>
+            <w:tcBorders>
+              <w:top w:val="single" w:sz="1" w:space="0" w:color="AAAAAA"/>
+              <w:left w:val="single" w:sz="1" w:space="0" w:color="AAAAAA"/>
+              <w:bottom w:val="single" w:sz="1" w:space="0" w:color="AAAAAA"/>
+              <w:right w:val="single" w:sz="1" w:space="0" w:color="AAAAAA"/>
+            </w:tcBorders>
+            <w:tcMar>
+              <w:top w:w="80" w:type="dxa"/>
+              <w:left w:w="100" w:type="dxa"/>
+              <w:bottom w:w="80" w:type="dxa"/>
+              <w:right w:w="100" w:type="dxa"/>
+            </w:tcMar>
+            <w:vAlign w:val="center"/>
+          </w:tcPr>
+          <w:p>
+            <w:proofErr w:type="spellStart"/>
+            <w:proofErr w:type="gramStart"/>
+            <w:r>
+              <w:rPr>
+                <w:sz w:val="18"/>
+                <w:szCs w:val="18"/>
+              </w:rPr>
+              <w:t>InstructBLIP</w:t>
+            </w:r>
+            <w:proofErr w:type="spellEnd"/>
+            <w:proofErr w:type="gramEnd"/>
+            <w:r>
+              <w:rPr>
+                <w:sz w:val="18"/>
+                <w:szCs w:val="18"/>
+              </w:rPr>
+              <w:t xml:space="preserve"> + 2-stage </w:t>
+            </w:r>
+            <w:proofErr w:type="spellStart"/>
+            <w:r>
+              <w:rPr>
+                <w:sz w:val="18"/>
+                <w:szCs w:val="18"/>
+              </w:rPr>
+              <w:t>LoRA</w:t>
+            </w:r>
+            <w:proofErr w:type="spellEnd"/>
+            <w:r>
+              <w:rPr>
+                <w:sz w:val="18"/>
+                <w:szCs w:val="18"/>
+              </w:rPr>
+              <w:t xml:space="preserve"> + clinical knowledge prior</w:t>
+            </w:r>
+          </w:p>
+        </w:tc>
+        <w:tc>
+          <w:tcPr>
+            <w:tcW w:w="1500" w:type="dxa"/>
+            <w:tcBorders>
+              <w:top w:val="single" w:sz="1" w:space="0" w:color="AAAAAA"/>
+              <w:left w:val="single" w:sz="1" w:space="0" w:color="AAAAAA"/>
+              <w:bottom w:val="single" w:sz="1" w:space="0" w:color="AAAAAA"/>
+              <w:right w:val="single" w:sz="1" w:space="0" w:color="AAAAAA"/>
+            </w:tcBorders>
+            <w:tcMar>
+              <w:top w:w="80" w:type="dxa"/>
+              <w:left w:w="100" w:type="dxa"/>
+              <w:bottom w:w="80" w:type="dxa"/>
+              <w:right w:w="100" w:type="dxa"/>
+            </w:tcMar>
+            <w:vAlign w:val="center"/>
+          </w:tcPr>
+          <w:p>
+            <w:r>
+              <w:rPr>
+                <w:sz w:val="18"/>
+                <w:szCs w:val="18"/>
+              </w:rPr>
+              <w:t>IU X-ray</w:t>
+            </w:r>
+          </w:p>
+        </w:tc>
+        <w:tc>
+          <w:tcPr>
+            <w:tcW w:w="1500" w:type="dxa"/>
+            <w:tcBorders>
+              <w:top w:val="single" w:sz="1" w:space="0" w:color="AAAAAA"/>
+              <w:left w:val="single" w:sz="1" w:space="0" w:color="AAAAAA"/>
+              <w:bottom w:val="single" w:sz="1" w:space="0" w:color="AAAAAA"/>
+              <w:right w:val="single" w:sz="1" w:space="0" w:color="AAAAAA"/>
+            </w:tcBorders>
+            <w:tcMar>
+              <w:top w:w="80" w:type="dxa"/>
+              <w:left w:w="100" w:type="dxa"/>
+              <w:bottom w:w="80" w:type="dxa"/>
+              <w:right w:w="100" w:type="dxa"/>
+            </w:tcMar>
+            <w:vAlign w:val="center"/>
+          </w:tcPr>
+          <w:p>
+            <w:proofErr w:type="gramStart"/>
+            <w:r>
+              <w:rPr>
+                <w:sz w:val="18"/>
+                <w:szCs w:val="18"/>
+              </w:rPr>
+              <w:t>METEOR</w:t>
+            </w:r>
+            <w:proofErr w:type="gramEnd"/>
+            <w:r>
+              <w:rPr>
+                <w:sz w:val="18"/>
+                <w:szCs w:val="18"/>
+              </w:rPr>
+              <w:t>: 0.570</w:t>
+            </w:r>
+          </w:p>
+        </w:tc>
+        <w:tc>
+          <w:tcPr>
+            <w:tcW w:w="1560" w:type="dxa"/>
+            <w:tcBorders>
+              <w:top w:val="single" w:sz="1" w:space="0" w:color="AAAAAA"/>
+              <w:left w:val="single" w:sz="1" w:space="0" w:color="AAAAAA"/>
+              <w:bottom w:val="single" w:sz="1" w:space="0" w:color="AAAAAA"/>
+              <w:right w:val="single" w:sz="1" w:space="0" w:color="AAAAAA"/>
+            </w:tcBorders>
+            <w:tcMar>
+              <w:top w:w="80" w:type="dxa"/>
+              <w:left w:w="100" w:type="dxa"/>
+              <w:bottom w:w="80" w:type="dxa"/>
+              <w:right w:w="100" w:type="dxa"/>
+            </w:tcMar>
+            <w:vAlign w:val="center"/>
+          </w:tcPr>
+          <w:p>
+            <w:r>
+              <w:rPr>
+                <w:sz w:val="18"/>
+                <w:szCs w:val="18"/>
+              </w:rPr>
+              <w:t>Prior clinical knowledge integration; no multilingual extension</w:t>
+            </w:r>
+          </w:p>
+        </w:tc>
+      </w:tr>
+      <w:tr>
+        <w:tblPrEx>
+          <w:tblCellMar>
+            <w:top w:w="0" w:type="dxa"/>
+            <w:bottom w:w="0" w:type="dxa"/>
+          </w:tblCellMar>
+        </w:tblPrEx>
+        <w:trPr>
+          <w:jc w:val="center"/>
+        </w:trPr>
+        <w:tc>
+          <w:tcPr>
+            <w:tcW w:w="1900" w:type="dxa"/>
+            <w:tcBorders>
+              <w:top w:val="single" w:sz="1" w:space="0" w:color="AAAAAA"/>
+              <w:left w:val="single" w:sz="1" w:space="0" w:color="AAAAAA"/>
+              <w:bottom w:val="single" w:sz="1" w:space="0" w:color="AAAAAA"/>
+              <w:right w:val="single" w:sz="1" w:space="0" w:color="AAAAAA"/>
+            </w:tcBorders>
+            <w:tcMar>
+              <w:top w:w="80" w:type="dxa"/>
+              <w:left w:w="100" w:type="dxa"/>
+              <w:bottom w:w="80" w:type="dxa"/>
+              <w:right w:w="100" w:type="dxa"/>
+            </w:tcMar>
+            <w:vAlign w:val="center"/>
+          </w:tcPr>
+          <w:p>
+            <w:r>
+              <w:rPr>
+                <w:sz w:val="18"/>
+                <w:szCs w:val="18"/>
+              </w:rPr>
+              <w:t>Flamingo-CXR (Tanno et al., 2025)</w:t>
+            </w:r>
+          </w:p>
+        </w:tc>
+        <w:tc>
+          <w:tcPr>
+            <w:tcW w:w="1900" w:type="dxa"/>
+            <w:tcBorders>
+              <w:top w:val="single" w:sz="1" w:space="0" w:color="AAAAAA"/>
+              <w:left w:val="single" w:sz="1" w:space="0" w:color="AAAAAA"/>
+              <w:bottom w:val="single" w:sz="1" w:space="0" w:color="AAAAAA"/>
+              <w:right w:val="single" w:sz="1" w:space="0" w:color="AAAAAA"/>
+            </w:tcBorders>
+            <w:tcMar>
+              <w:top w:w="80" w:type="dxa"/>
+              <w:left w:w="100" w:type="dxa"/>
+              <w:bottom w:w="80" w:type="dxa"/>
+              <w:right w:w="100" w:type="dxa"/>
+            </w:tcMar>
+            <w:vAlign w:val="center"/>
+          </w:tcPr>
+          <w:p>
+            <w:r>
+              <w:rPr>
+                <w:sz w:val="18"/>
+                <w:szCs w:val="18"/>
+              </w:rPr>
+              <w:t>Flamingo-based VLM</w:t>
+            </w:r>
+          </w:p>
+        </w:tc>
+        <w:tc>
+          <w:tcPr>
+            <w:tcW w:w="1500" w:type="dxa"/>
+            <w:tcBorders>
+              <w:top w:val="single" w:sz="1" w:space="0" w:color="AAAAAA"/>
+              <w:left w:val="single" w:sz="1" w:space="0" w:color="AAAAAA"/>
+              <w:bottom w:val="single" w:sz="1" w:space="0" w:color="AAAAAA"/>
+              <w:right w:val="single" w:sz="1" w:space="0" w:color="AAAAAA"/>
+            </w:tcBorders>
+            <w:tcMar>
+              <w:top w:w="80" w:type="dxa"/>
+              <w:left w:w="100" w:type="dxa"/>
+              <w:bottom w:w="80" w:type="dxa"/>
+              <w:right w:w="100" w:type="dxa"/>
+            </w:tcMar>
+            <w:vAlign w:val="center"/>
+          </w:tcPr>
+          <w:p>
+            <w:r>
+              <w:rPr>
+                <w:sz w:val="18"/>
+                <w:szCs w:val="18"/>
+              </w:rPr>
+              <w:t>IND1 (India), MIMIC-CXR (606 cases)</w:t>
+            </w:r>
+          </w:p>
+        </w:tc>
+        <w:tc>
+          <w:tcPr>
+            <w:tcW w:w="1500" w:type="dxa"/>
+            <w:tcBorders>
+              <w:top w:val="single" w:sz="1" w:space="0" w:color="AAAAAA"/>
+              <w:left w:val="single" w:sz="1" w:space="0" w:color="AAAAAA"/>
+              <w:bottom w:val="single" w:sz="1" w:space="0" w:color="AAAAAA"/>
+              <w:right w:val="single" w:sz="1" w:space="0" w:color="AAAAAA"/>
+            </w:tcBorders>
+            <w:tcMar>
+              <w:top w:w="80" w:type="dxa"/>
+              <w:left w:w="100" w:type="dxa"/>
+              <w:bottom w:w="80" w:type="dxa"/>
+              <w:right w:w="100" w:type="dxa"/>
+            </w:tcMar>
+            <w:vAlign w:val="center"/>
+          </w:tcPr>
+          <w:p>
+            <w:r>
+              <w:rPr>
+                <w:sz w:val="18"/>
+                <w:szCs w:val="18"/>
+              </w:rPr>
+              <w:t>Radiologist preference rate: 71.2% preferred/equal (IND1)</w:t>
+            </w:r>
+          </w:p>
+        </w:tc>
+        <w:tc>
+          <w:tcPr>
+            <w:tcW w:w="1560" w:type="dxa"/>
+            <w:tcBorders>
+              <w:top w:val="single" w:sz="1" w:space="0" w:color="AAAAAA"/>
+              <w:left w:val="single" w:sz="1" w:space="0" w:color="AAAAAA"/>
+              <w:bottom w:val="single" w:sz="1" w:space="0" w:color="AAAAAA"/>
+              <w:right w:val="single" w:sz="1" w:space="0" w:color="AAAAAA"/>
+            </w:tcBorders>
+            <w:tcMar>
+              <w:top w:w="80" w:type="dxa"/>
+              <w:left w:w="100" w:type="dxa"/>
+              <w:bottom w:w="80" w:type="dxa"/>
+              <w:right w:w="100" w:type="dxa"/>
+            </w:tcMar>
+            <w:vAlign w:val="center"/>
+          </w:tcPr>
+          <w:p>
+            <w:r>
+              <w:rPr>
+                <w:sz w:val="18"/>
+                <w:szCs w:val="18"/>
+              </w:rPr>
+              <w:t>Largest human clinician evaluation to date; weaker on ICU cohort, English-only</w:t>
+            </w:r>
+          </w:p>
+        </w:tc>
+      </w:tr>
+      <w:tr>
+        <w:tblPrEx>
+          <w:tblCellMar>
+            <w:top w:w="0" w:type="dxa"/>
+            <w:bottom w:w="0" w:type="dxa"/>
+          </w:tblCellMar>
+        </w:tblPrEx>
+        <w:trPr>
+          <w:jc w:val="center"/>
+        </w:trPr>
+        <w:tc>
+          <w:tcPr>
+            <w:tcW w:w="1900" w:type="dxa"/>
+            <w:tcBorders>
+              <w:top w:val="single" w:sz="1" w:space="0" w:color="AAAAAA"/>
+              <w:left w:val="single" w:sz="1" w:space="0" w:color="AAAAAA"/>
+              <w:bottom w:val="single" w:sz="1" w:space="0" w:color="AAAAAA"/>
+              <w:right w:val="single" w:sz="1" w:space="0" w:color="AAAAAA"/>
+            </w:tcBorders>
+            <w:tcMar>
+              <w:top w:w="80" w:type="dxa"/>
+              <w:left w:w="100" w:type="dxa"/>
+              <w:bottom w:w="80" w:type="dxa"/>
+              <w:right w:w="100" w:type="dxa"/>
+            </w:tcMar>
+            <w:vAlign w:val="center"/>
+          </w:tcPr>
+          <w:p>
+            <w:r>
+              <w:rPr>
+                <w:sz w:val="18"/>
+                <w:szCs w:val="18"/>
+              </w:rPr>
+              <w:t xml:space="preserve">Mamdouh et al. survey </w:t>
+            </w:r>
+            <w:r>
+              <w:rPr>
+                <w:sz w:val="18"/>
+                <w:szCs w:val="18"/>
+              </w:rPr>
+              <w:lastRenderedPageBreak/>
+              <w:t>(2025)</w:t>
+            </w:r>
+          </w:p>
+        </w:tc>
+        <w:tc>
+          <w:tcPr>
+            <w:tcW w:w="1900" w:type="dxa"/>
+            <w:tcBorders>
+              <w:top w:val="single" w:sz="1" w:space="0" w:color="AAAAAA"/>
+              <w:left w:val="single" w:sz="1" w:space="0" w:color="AAAAAA"/>
+              <w:bottom w:val="single" w:sz="1" w:space="0" w:color="AAAAAA"/>
+              <w:right w:val="single" w:sz="1" w:space="0" w:color="AAAAAA"/>
+            </w:tcBorders>
+            <w:tcMar>
+              <w:top w:w="80" w:type="dxa"/>
+              <w:left w:w="100" w:type="dxa"/>
+              <w:bottom w:w="80" w:type="dxa"/>
+              <w:right w:w="100" w:type="dxa"/>
+            </w:tcMar>
+            <w:vAlign w:val="center"/>
+          </w:tcPr>
+          <w:p>
+            <w:r>
+              <w:rPr>
+                <w:sz w:val="18"/>
+                <w:szCs w:val="18"/>
+              </w:rPr>
+              <w:lastRenderedPageBreak/>
+              <w:t xml:space="preserve">Survey of 38 papers </w:t>
+            </w:r>
+            <w:r>
+              <w:rPr>
+                <w:sz w:val="18"/>
+                <w:szCs w:val="18"/>
+              </w:rPr>
+              <w:lastRenderedPageBreak/>
+              <w:t>(</w:t>
+            </w:r>
+            <w:proofErr w:type="gramStart"/>
+            <w:r>
+              <w:rPr>
+                <w:sz w:val="18"/>
+                <w:szCs w:val="18"/>
+              </w:rPr>
+              <w:t>transformer</w:t>
+            </w:r>
+            <w:proofErr w:type="gramEnd"/>
+            <w:r>
+              <w:rPr>
+                <w:sz w:val="18"/>
+                <w:szCs w:val="18"/>
+              </w:rPr>
+              <w:t>, LLM/VLM, graph-based)</w:t>
+            </w:r>
+          </w:p>
+        </w:tc>
+        <w:tc>
+          <w:tcPr>
+            <w:tcW w:w="1500" w:type="dxa"/>
+            <w:tcBorders>
+              <w:top w:val="single" w:sz="1" w:space="0" w:color="AAAAAA"/>
+              <w:left w:val="single" w:sz="1" w:space="0" w:color="AAAAAA"/>
+              <w:bottom w:val="single" w:sz="1" w:space="0" w:color="AAAAAA"/>
+              <w:right w:val="single" w:sz="1" w:space="0" w:color="AAAAAA"/>
+            </w:tcBorders>
+            <w:tcMar>
+              <w:top w:w="80" w:type="dxa"/>
+              <w:left w:w="100" w:type="dxa"/>
+              <w:bottom w:w="80" w:type="dxa"/>
+              <w:right w:w="100" w:type="dxa"/>
+            </w:tcMar>
+            <w:vAlign w:val="center"/>
+          </w:tcPr>
+          <w:p>
+            <w:r>
+              <w:rPr>
+                <w:sz w:val="18"/>
+                <w:szCs w:val="18"/>
+              </w:rPr>
+              <w:lastRenderedPageBreak/>
+              <w:t xml:space="preserve">MIMIC-CXR, IU </w:t>
+            </w:r>
+            <w:r>
+              <w:rPr>
+                <w:sz w:val="18"/>
+                <w:szCs w:val="18"/>
+              </w:rPr>
+              <w:lastRenderedPageBreak/>
+              <w:t>X-ray, 10+ datasets</w:t>
+            </w:r>
+          </w:p>
+        </w:tc>
+        <w:tc>
+          <w:tcPr>
+            <w:tcW w:w="1500" w:type="dxa"/>
+            <w:tcBorders>
+              <w:top w:val="single" w:sz="1" w:space="0" w:color="AAAAAA"/>
+              <w:left w:val="single" w:sz="1" w:space="0" w:color="AAAAAA"/>
+              <w:bottom w:val="single" w:sz="1" w:space="0" w:color="AAAAAA"/>
+              <w:right w:val="single" w:sz="1" w:space="0" w:color="AAAAAA"/>
+            </w:tcBorders>
+            <w:tcMar>
+              <w:top w:w="80" w:type="dxa"/>
+              <w:left w:w="100" w:type="dxa"/>
+              <w:bottom w:w="80" w:type="dxa"/>
+              <w:right w:w="100" w:type="dxa"/>
+            </w:tcMar>
+            <w:vAlign w:val="center"/>
+          </w:tcPr>
+          <w:p>
+            <w:r>
+              <w:rPr>
+                <w:sz w:val="18"/>
+                <w:szCs w:val="18"/>
+              </w:rPr>
+              <w:lastRenderedPageBreak/>
+              <w:t xml:space="preserve">BLEU-1 / </w:t>
+            </w:r>
+            <w:r>
+              <w:rPr>
+                <w:sz w:val="18"/>
+                <w:szCs w:val="18"/>
+              </w:rPr>
+              <w:lastRenderedPageBreak/>
+              <w:t>METEOR (top model RADAR): 0.509 / 0.450</w:t>
+            </w:r>
+          </w:p>
+        </w:tc>
+        <w:tc>
+          <w:tcPr>
+            <w:tcW w:w="1560" w:type="dxa"/>
+            <w:tcBorders>
+              <w:top w:val="single" w:sz="1" w:space="0" w:color="AAAAAA"/>
+              <w:left w:val="single" w:sz="1" w:space="0" w:color="AAAAAA"/>
+              <w:bottom w:val="single" w:sz="1" w:space="0" w:color="AAAAAA"/>
+              <w:right w:val="single" w:sz="1" w:space="0" w:color="AAAAAA"/>
+            </w:tcBorders>
+            <w:tcMar>
+              <w:top w:w="80" w:type="dxa"/>
+              <w:left w:w="100" w:type="dxa"/>
+              <w:bottom w:w="80" w:type="dxa"/>
+              <w:right w:w="100" w:type="dxa"/>
+            </w:tcMar>
+            <w:vAlign w:val="center"/>
+          </w:tcPr>
+          <w:p>
+            <w:r>
+              <w:rPr>
+                <w:sz w:val="18"/>
+                <w:szCs w:val="18"/>
+              </w:rPr>
+              <w:lastRenderedPageBreak/>
+              <w:t xml:space="preserve">Comprehensive </w:t>
+            </w:r>
+            <w:r>
+              <w:rPr>
+                <w:sz w:val="18"/>
+                <w:szCs w:val="18"/>
+              </w:rPr>
+              <w:lastRenderedPageBreak/>
+              <w:t xml:space="preserve">2021-2025 survey; </w:t>
+            </w:r>
+            <w:proofErr w:type="gramStart"/>
+            <w:r>
+              <w:rPr>
+                <w:sz w:val="18"/>
+                <w:szCs w:val="18"/>
+              </w:rPr>
+              <w:t>explicitly</w:t>
+            </w:r>
+            <w:proofErr w:type="gramEnd"/>
+            <w:r>
+              <w:rPr>
+                <w:sz w:val="18"/>
+                <w:szCs w:val="18"/>
+              </w:rPr>
+              <w:t xml:space="preserve"> notes absence of low-resource language RRG</w:t>
+            </w:r>
+          </w:p>
+        </w:tc>
+      </w:tr>
+      <w:tr>
+        <w:tblPrEx>
+          <w:tblCellMar>
+            <w:top w:w="0" w:type="dxa"/>
+            <w:bottom w:w="0" w:type="dxa"/>
+          </w:tblCellMar>
+        </w:tblPrEx>
+        <w:trPr>
+          <w:jc w:val="center"/>
+        </w:trPr>
+        <w:tc>
+          <w:tcPr>
+            <w:tcW w:w="1900" w:type="dxa"/>
+            <w:tcBorders>
+              <w:top w:val="single" w:sz="1" w:space="0" w:color="AAAAAA"/>
+              <w:left w:val="single" w:sz="1" w:space="0" w:color="AAAAAA"/>
+              <w:bottom w:val="single" w:sz="1" w:space="0" w:color="AAAAAA"/>
+              <w:right w:val="single" w:sz="1" w:space="0" w:color="AAAAAA"/>
+            </w:tcBorders>
+            <w:tcMar>
+              <w:top w:w="80" w:type="dxa"/>
+              <w:left w:w="100" w:type="dxa"/>
+              <w:bottom w:w="80" w:type="dxa"/>
+              <w:right w:w="100" w:type="dxa"/>
+            </w:tcMar>
+            <w:vAlign w:val="center"/>
+          </w:tcPr>
+          <w:p>
+            <w:r>
+              <w:rPr>
+                <w:sz w:val="18"/>
+                <w:szCs w:val="18"/>
+              </w:rPr>
+              <w:lastRenderedPageBreak/>
+              <w:t xml:space="preserve">Salhi &amp; </w:t>
+            </w:r>
+            <w:proofErr w:type="spellStart"/>
+            <w:r>
+              <w:rPr>
+                <w:sz w:val="18"/>
+                <w:szCs w:val="18"/>
+              </w:rPr>
+              <w:t>Akhloufi</w:t>
+            </w:r>
+            <w:proofErr w:type="spellEnd"/>
+            <w:r>
+              <w:rPr>
+                <w:sz w:val="18"/>
+                <w:szCs w:val="18"/>
+              </w:rPr>
+              <w:t xml:space="preserve"> survey (2026)</w:t>
+            </w:r>
+          </w:p>
+        </w:tc>
+        <w:tc>
+          <w:tcPr>
+            <w:tcW w:w="1900" w:type="dxa"/>
+            <w:tcBorders>
+              <w:top w:val="single" w:sz="1" w:space="0" w:color="AAAAAA"/>
+              <w:left w:val="single" w:sz="1" w:space="0" w:color="AAAAAA"/>
+              <w:bottom w:val="single" w:sz="1" w:space="0" w:color="AAAAAA"/>
+              <w:right w:val="single" w:sz="1" w:space="0" w:color="AAAAAA"/>
+            </w:tcBorders>
+            <w:tcMar>
+              <w:top w:w="80" w:type="dxa"/>
+              <w:left w:w="100" w:type="dxa"/>
+              <w:bottom w:w="80" w:type="dxa"/>
+              <w:right w:w="100" w:type="dxa"/>
+            </w:tcMar>
+            <w:vAlign w:val="center"/>
+          </w:tcPr>
+          <w:p>
+            <w:r>
+              <w:rPr>
+                <w:sz w:val="18"/>
+                <w:szCs w:val="18"/>
+              </w:rPr>
+              <w:t>Survey of 51 DL studies (2018-2025)</w:t>
+            </w:r>
+          </w:p>
+        </w:tc>
+        <w:tc>
+          <w:tcPr>
+            <w:tcW w:w="1500" w:type="dxa"/>
+            <w:tcBorders>
+              <w:top w:val="single" w:sz="1" w:space="0" w:color="AAAAAA"/>
+              <w:left w:val="single" w:sz="1" w:space="0" w:color="AAAAAA"/>
+              <w:bottom w:val="single" w:sz="1" w:space="0" w:color="AAAAAA"/>
+              <w:right w:val="single" w:sz="1" w:space="0" w:color="AAAAAA"/>
+            </w:tcBorders>
+            <w:tcMar>
+              <w:top w:w="80" w:type="dxa"/>
+              <w:left w:w="100" w:type="dxa"/>
+              <w:bottom w:w="80" w:type="dxa"/>
+              <w:right w:w="100" w:type="dxa"/>
+            </w:tcMar>
+            <w:vAlign w:val="center"/>
+          </w:tcPr>
+          <w:p>
+            <w:r>
+              <w:rPr>
+                <w:sz w:val="18"/>
+                <w:szCs w:val="18"/>
+              </w:rPr>
+              <w:t>MIMIC-CXR-centric</w:t>
+            </w:r>
+          </w:p>
+        </w:tc>
+        <w:tc>
+          <w:tcPr>
+            <w:tcW w:w="1500" w:type="dxa"/>
+            <w:tcBorders>
+              <w:top w:val="single" w:sz="1" w:space="0" w:color="AAAAAA"/>
+              <w:left w:val="single" w:sz="1" w:space="0" w:color="AAAAAA"/>
+              <w:bottom w:val="single" w:sz="1" w:space="0" w:color="AAAAAA"/>
+              <w:right w:val="single" w:sz="1" w:space="0" w:color="AAAAAA"/>
+            </w:tcBorders>
+            <w:tcMar>
+              <w:top w:w="80" w:type="dxa"/>
+              <w:left w:w="100" w:type="dxa"/>
+              <w:bottom w:w="80" w:type="dxa"/>
+              <w:right w:w="100" w:type="dxa"/>
+            </w:tcMar>
+            <w:vAlign w:val="center"/>
+          </w:tcPr>
+          <w:p>
+            <w:r>
+              <w:rPr>
+                <w:sz w:val="18"/>
+                <w:szCs w:val="18"/>
+              </w:rPr>
+              <w:t>N/A (survey)</w:t>
+            </w:r>
+          </w:p>
+        </w:tc>
+        <w:tc>
+          <w:tcPr>
+            <w:tcW w:w="1560" w:type="dxa"/>
+            <w:tcBorders>
+              <w:top w:val="single" w:sz="1" w:space="0" w:color="AAAAAA"/>
+              <w:left w:val="single" w:sz="1" w:space="0" w:color="AAAAAA"/>
+              <w:bottom w:val="single" w:sz="1" w:space="0" w:color="AAAAAA"/>
+              <w:right w:val="single" w:sz="1" w:space="0" w:color="AAAAAA"/>
+            </w:tcBorders>
+            <w:tcMar>
+              <w:top w:w="80" w:type="dxa"/>
+              <w:left w:w="100" w:type="dxa"/>
+              <w:bottom w:w="80" w:type="dxa"/>
+              <w:right w:w="100" w:type="dxa"/>
+            </w:tcMar>
+            <w:vAlign w:val="center"/>
+          </w:tcPr>
+          <w:p>
+            <w:r>
+              <w:rPr>
+                <w:sz w:val="18"/>
+                <w:szCs w:val="18"/>
+              </w:rPr>
+              <w:t>Most recent comprehensive RRG survey; confirms multilingual RRG remains unexplored</w:t>
+            </w:r>
+          </w:p>
+        </w:tc>
+      </w:tr>
+      <w:tr>
+        <w:tblPrEx>
+          <w:tblCellMar>
+            <w:top w:w="0" w:type="dxa"/>
+            <w:bottom w:w="0" w:type="dxa"/>
+          </w:tblCellMar>
+        </w:tblPrEx>
+        <w:trPr>
+          <w:jc w:val="center"/>
+        </w:trPr>
+        <w:tc>
+          <w:tcPr>
+            <w:tcW w:w="1900" w:type="dxa"/>
+            <w:tcBorders>
+              <w:top w:val="single" w:sz="1" w:space="0" w:color="AAAAAA"/>
+              <w:left w:val="single" w:sz="1" w:space="0" w:color="AAAAAA"/>
+              <w:bottom w:val="single" w:sz="1" w:space="0" w:color="AAAAAA"/>
+              <w:right w:val="single" w:sz="1" w:space="0" w:color="AAAAAA"/>
+            </w:tcBorders>
+            <w:tcMar>
+              <w:top w:w="80" w:type="dxa"/>
+              <w:left w:w="100" w:type="dxa"/>
+              <w:bottom w:w="80" w:type="dxa"/>
+              <w:right w:w="100" w:type="dxa"/>
+            </w:tcMar>
+            <w:vAlign w:val="center"/>
+          </w:tcPr>
+          <w:p>
+            <w:r>
+              <w:rPr>
+                <w:sz w:val="18"/>
+                <w:szCs w:val="18"/>
+              </w:rPr>
+              <w:t>Beyond Images (Aksoy et al., 2024)</w:t>
+            </w:r>
+          </w:p>
+        </w:tc>
+        <w:tc>
+          <w:tcPr>
+            <w:tcW w:w="1900" w:type="dxa"/>
+            <w:tcBorders>
+              <w:top w:val="single" w:sz="1" w:space="0" w:color="AAAAAA"/>
+              <w:left w:val="single" w:sz="1" w:space="0" w:color="AAAAAA"/>
+              <w:bottom w:val="single" w:sz="1" w:space="0" w:color="AAAAAA"/>
+              <w:right w:val="single" w:sz="1" w:space="0" w:color="AAAAAA"/>
+            </w:tcBorders>
+            <w:tcMar>
+              <w:top w:w="80" w:type="dxa"/>
+              <w:left w:w="100" w:type="dxa"/>
+              <w:bottom w:w="80" w:type="dxa"/>
+              <w:right w:w="100" w:type="dxa"/>
+            </w:tcMar>
+            <w:vAlign w:val="center"/>
+          </w:tcPr>
+          <w:p>
+            <w:r>
+              <w:rPr>
+                <w:sz w:val="18"/>
+                <w:szCs w:val="18"/>
+              </w:rPr>
+              <w:t>EfficientNetB0 + cross-attention + Transformer decoder</w:t>
+            </w:r>
+          </w:p>
+        </w:tc>
+        <w:tc>
+          <w:tcPr>
+            <w:tcW w:w="1500" w:type="dxa"/>
+            <w:tcBorders>
+              <w:top w:val="single" w:sz="1" w:space="0" w:color="AAAAAA"/>
+              <w:left w:val="single" w:sz="1" w:space="0" w:color="AAAAAA"/>
+              <w:bottom w:val="single" w:sz="1" w:space="0" w:color="AAAAAA"/>
+              <w:right w:val="single" w:sz="1" w:space="0" w:color="AAAAAA"/>
+            </w:tcBorders>
+            <w:tcMar>
+              <w:top w:w="80" w:type="dxa"/>
+              <w:left w:w="100" w:type="dxa"/>
+              <w:bottom w:w="80" w:type="dxa"/>
+              <w:right w:w="100" w:type="dxa"/>
+            </w:tcMar>
+            <w:vAlign w:val="center"/>
+          </w:tcPr>
+          <w:p>
+            <w:r>
+              <w:rPr>
+                <w:sz w:val="18"/>
+                <w:szCs w:val="18"/>
+              </w:rPr>
+              <w:t>MIMIC-CXR + MIMIC-IV + MIMIC-IV-ED (3,000 linked samples)</w:t>
+            </w:r>
+          </w:p>
+        </w:tc>
+        <w:tc>
+          <w:tcPr>
+            <w:tcW w:w="1500" w:type="dxa"/>
+            <w:tcBorders>
+              <w:top w:val="single" w:sz="1" w:space="0" w:color="AAAAAA"/>
+              <w:left w:val="single" w:sz="1" w:space="0" w:color="AAAAAA"/>
+              <w:bottom w:val="single" w:sz="1" w:space="0" w:color="AAAAAA"/>
+              <w:right w:val="single" w:sz="1" w:space="0" w:color="AAAAAA"/>
+            </w:tcBorders>
+            <w:tcMar>
+              <w:top w:w="80" w:type="dxa"/>
+              <w:left w:w="100" w:type="dxa"/>
+              <w:bottom w:w="80" w:type="dxa"/>
+              <w:right w:w="100" w:type="dxa"/>
+            </w:tcMar>
+            <w:vAlign w:val="center"/>
+          </w:tcPr>
+          <w:p>
+            <w:r>
+              <w:rPr>
+                <w:sz w:val="18"/>
+                <w:szCs w:val="18"/>
+              </w:rPr>
+              <w:t>ROUGE-L (</w:t>
+            </w:r>
+            <w:proofErr w:type="spellStart"/>
+            <w:r>
+              <w:rPr>
+                <w:sz w:val="18"/>
+                <w:szCs w:val="18"/>
+              </w:rPr>
+              <w:t>FullFusion</w:t>
+            </w:r>
+            <w:proofErr w:type="spellEnd"/>
+            <w:r>
+              <w:rPr>
+                <w:sz w:val="18"/>
+                <w:szCs w:val="18"/>
+              </w:rPr>
+              <w:t>): 0.331</w:t>
+            </w:r>
+          </w:p>
+        </w:tc>
+        <w:tc>
+          <w:tcPr>
+            <w:tcW w:w="1560" w:type="dxa"/>
+            <w:tcBorders>
+              <w:top w:val="single" w:sz="1" w:space="0" w:color="AAAAAA"/>
+              <w:left w:val="single" w:sz="1" w:space="0" w:color="AAAAAA"/>
+              <w:bottom w:val="single" w:sz="1" w:space="0" w:color="AAAAAA"/>
+              <w:right w:val="single" w:sz="1" w:space="0" w:color="AAAAAA"/>
+            </w:tcBorders>
+            <w:tcMar>
+              <w:top w:w="80" w:type="dxa"/>
+              <w:left w:w="100" w:type="dxa"/>
+              <w:bottom w:w="80" w:type="dxa"/>
+              <w:right w:w="100" w:type="dxa"/>
+            </w:tcMar>
+            <w:vAlign w:val="center"/>
+          </w:tcPr>
+          <w:p>
+            <w:r>
+              <w:rPr>
+                <w:sz w:val="18"/>
+                <w:szCs w:val="18"/>
+              </w:rPr>
+              <w:t>Multi-modal fusion of clinical metadata with images; single institution, small dataset</w:t>
+            </w:r>
+          </w:p>
+        </w:tc>
+      </w:tr>
+      <w:tr>
+        <w:tblPrEx>
+          <w:tblCellMar>
+            <w:top w:w="0" w:type="dxa"/>
+            <w:bottom w:w="0" w:type="dxa"/>
+          </w:tblCellMar>
+        </w:tblPrEx>
+        <w:trPr>
+          <w:jc w:val="center"/>
+        </w:trPr>
+        <w:tc>
+          <w:tcPr>
+            <w:tcW w:w="1900" w:type="dxa"/>
+            <w:tcBorders>
+              <w:top w:val="single" w:sz="1" w:space="0" w:color="AAAAAA"/>
+              <w:left w:val="single" w:sz="1" w:space="0" w:color="AAAAAA"/>
+              <w:bottom w:val="single" w:sz="1" w:space="0" w:color="AAAAAA"/>
+              <w:right w:val="single" w:sz="1" w:space="0" w:color="AAAAAA"/>
+            </w:tcBorders>
+            <w:tcMar>
+              <w:top w:w="80" w:type="dxa"/>
+              <w:left w:w="100" w:type="dxa"/>
+              <w:bottom w:w="80" w:type="dxa"/>
+              <w:right w:w="100" w:type="dxa"/>
+            </w:tcMar>
+            <w:vAlign w:val="center"/>
+          </w:tcPr>
+          <w:p>
+            <w:proofErr w:type="spellStart"/>
+            <w:r>
+              <w:rPr>
+                <w:sz w:val="18"/>
+                <w:szCs w:val="18"/>
+              </w:rPr>
+              <w:t>BanglaBERT</w:t>
+            </w:r>
+            <w:proofErr w:type="spellEnd"/>
+            <w:r>
+              <w:rPr>
+                <w:sz w:val="18"/>
+                <w:szCs w:val="18"/>
+              </w:rPr>
+              <w:t xml:space="preserve"> (Bhattacharjee et al., 2022)</w:t>
+            </w:r>
+          </w:p>
+        </w:tc>
+        <w:tc>
+          <w:tcPr>
+            <w:tcW w:w="1900" w:type="dxa"/>
+            <w:tcBorders>
+              <w:top w:val="single" w:sz="1" w:space="0" w:color="AAAAAA"/>
+              <w:left w:val="single" w:sz="1" w:space="0" w:color="AAAAAA"/>
+              <w:bottom w:val="single" w:sz="1" w:space="0" w:color="AAAAAA"/>
+              <w:right w:val="single" w:sz="1" w:space="0" w:color="AAAAAA"/>
+            </w:tcBorders>
+            <w:tcMar>
+              <w:top w:w="80" w:type="dxa"/>
+              <w:left w:w="100" w:type="dxa"/>
+              <w:bottom w:w="80" w:type="dxa"/>
+              <w:right w:w="100" w:type="dxa"/>
+            </w:tcMar>
+            <w:vAlign w:val="center"/>
+          </w:tcPr>
+          <w:p>
+            <w:r>
+              <w:rPr>
+                <w:sz w:val="18"/>
+                <w:szCs w:val="18"/>
+              </w:rPr>
+              <w:t>ELECTRA-based encoder, 110M params</w:t>
+            </w:r>
+          </w:p>
+        </w:tc>
+        <w:tc>
+          <w:tcPr>
+            <w:tcW w:w="1500" w:type="dxa"/>
+            <w:tcBorders>
+              <w:top w:val="single" w:sz="1" w:space="0" w:color="AAAAAA"/>
+              <w:left w:val="single" w:sz="1" w:space="0" w:color="AAAAAA"/>
+              <w:bottom w:val="single" w:sz="1" w:space="0" w:color="AAAAAA"/>
+              <w:right w:val="single" w:sz="1" w:space="0" w:color="AAAAAA"/>
+            </w:tcBorders>
+            <w:tcMar>
+              <w:top w:w="80" w:type="dxa"/>
+              <w:left w:w="100" w:type="dxa"/>
+              <w:bottom w:w="80" w:type="dxa"/>
+              <w:right w:w="100" w:type="dxa"/>
+            </w:tcMar>
+            <w:vAlign w:val="center"/>
+          </w:tcPr>
+          <w:p>
+            <w:r>
+              <w:rPr>
+                <w:sz w:val="18"/>
+                <w:szCs w:val="18"/>
+              </w:rPr>
+              <w:t>Bangla2B+ (27.5GB, 2.18B tokens)</w:t>
+            </w:r>
+          </w:p>
+        </w:tc>
+        <w:tc>
+          <w:tcPr>
+            <w:tcW w:w="1500" w:type="dxa"/>
+            <w:tcBorders>
+              <w:top w:val="single" w:sz="1" w:space="0" w:color="AAAAAA"/>
+              <w:left w:val="single" w:sz="1" w:space="0" w:color="AAAAAA"/>
+              <w:bottom w:val="single" w:sz="1" w:space="0" w:color="AAAAAA"/>
+              <w:right w:val="single" w:sz="1" w:space="0" w:color="AAAAAA"/>
+            </w:tcBorders>
+            <w:tcMar>
+              <w:top w:w="80" w:type="dxa"/>
+              <w:left w:w="100" w:type="dxa"/>
+              <w:bottom w:w="80" w:type="dxa"/>
+              <w:right w:w="100" w:type="dxa"/>
+            </w:tcMar>
+            <w:vAlign w:val="center"/>
+          </w:tcPr>
+          <w:p>
+            <w:r>
+              <w:rPr>
+                <w:sz w:val="18"/>
+                <w:szCs w:val="18"/>
+              </w:rPr>
+              <w:t>BLUB score: 77.09</w:t>
+            </w:r>
+          </w:p>
+        </w:tc>
+        <w:tc>
+          <w:tcPr>
+            <w:tcW w:w="1560" w:type="dxa"/>
+            <w:tcBorders>
+              <w:top w:val="single" w:sz="1" w:space="0" w:color="AAAAAA"/>
+              <w:left w:val="single" w:sz="1" w:space="0" w:color="AAAAAA"/>
+              <w:bottom w:val="single" w:sz="1" w:space="0" w:color="AAAAAA"/>
+              <w:right w:val="single" w:sz="1" w:space="0" w:color="AAAAAA"/>
+            </w:tcBorders>
+            <w:tcMar>
+              <w:top w:w="80" w:type="dxa"/>
+              <w:left w:w="100" w:type="dxa"/>
+              <w:bottom w:w="80" w:type="dxa"/>
+              <w:right w:w="100" w:type="dxa"/>
+            </w:tcMar>
+            <w:vAlign w:val="center"/>
+          </w:tcPr>
+          <w:p>
+            <w:r>
+              <w:rPr>
+                <w:sz w:val="18"/>
+                <w:szCs w:val="18"/>
+              </w:rPr>
+              <w:t>First large-scale Bangla pretrained LM; no biomedical/clinical text, encoder-only</w:t>
+            </w:r>
+          </w:p>
+        </w:tc>
+      </w:tr>
+      <w:tr>
+        <w:tblPrEx>
+          <w:tblCellMar>
+            <w:top w:w="0" w:type="dxa"/>
+            <w:bottom w:w="0" w:type="dxa"/>
+          </w:tblCellMar>
+        </w:tblPrEx>
+        <w:trPr>
+          <w:jc w:val="center"/>
+        </w:trPr>
+        <w:tc>
+          <w:tcPr>
+            <w:tcW w:w="1900" w:type="dxa"/>
+            <w:tcBorders>
+              <w:top w:val="single" w:sz="1" w:space="0" w:color="AAAAAA"/>
+              <w:left w:val="single" w:sz="1" w:space="0" w:color="AAAAAA"/>
+              <w:bottom w:val="single" w:sz="1" w:space="0" w:color="AAAAAA"/>
+              <w:right w:val="single" w:sz="1" w:space="0" w:color="AAAAAA"/>
+            </w:tcBorders>
+            <w:tcMar>
+              <w:top w:w="80" w:type="dxa"/>
+              <w:left w:w="100" w:type="dxa"/>
+              <w:bottom w:w="80" w:type="dxa"/>
+              <w:right w:w="100" w:type="dxa"/>
+            </w:tcMar>
+            <w:vAlign w:val="center"/>
+          </w:tcPr>
+          <w:p>
+            <w:r>
+              <w:rPr>
+                <w:sz w:val="18"/>
+                <w:szCs w:val="18"/>
+              </w:rPr>
+              <w:t xml:space="preserve">BanglaT5 / </w:t>
+            </w:r>
+            <w:proofErr w:type="spellStart"/>
+            <w:r>
+              <w:rPr>
+                <w:sz w:val="18"/>
+                <w:szCs w:val="18"/>
+              </w:rPr>
+              <w:t>BanglaNLG</w:t>
+            </w:r>
+            <w:proofErr w:type="spellEnd"/>
+            <w:r>
+              <w:rPr>
+                <w:sz w:val="18"/>
+                <w:szCs w:val="18"/>
+              </w:rPr>
+              <w:t xml:space="preserve"> (Bhattacharjee et al., 2023)</w:t>
+            </w:r>
+          </w:p>
+        </w:tc>
+        <w:tc>
+          <w:tcPr>
+            <w:tcW w:w="1900" w:type="dxa"/>
+            <w:tcBorders>
+              <w:top w:val="single" w:sz="1" w:space="0" w:color="AAAAAA"/>
+              <w:left w:val="single" w:sz="1" w:space="0" w:color="AAAAAA"/>
+              <w:bottom w:val="single" w:sz="1" w:space="0" w:color="AAAAAA"/>
+              <w:right w:val="single" w:sz="1" w:space="0" w:color="AAAAAA"/>
+            </w:tcBorders>
+            <w:tcMar>
+              <w:top w:w="80" w:type="dxa"/>
+              <w:left w:w="100" w:type="dxa"/>
+              <w:bottom w:w="80" w:type="dxa"/>
+              <w:right w:w="100" w:type="dxa"/>
+            </w:tcMar>
+            <w:vAlign w:val="center"/>
+          </w:tcPr>
+          <w:p>
+            <w:r>
+              <w:rPr>
+                <w:sz w:val="18"/>
+                <w:szCs w:val="18"/>
+              </w:rPr>
+              <w:t>T5-based seq2seq, 247M params</w:t>
+            </w:r>
+          </w:p>
+        </w:tc>
+        <w:tc>
+          <w:tcPr>
+            <w:tcW w:w="1500" w:type="dxa"/>
+            <w:tcBorders>
+              <w:top w:val="single" w:sz="1" w:space="0" w:color="AAAAAA"/>
+              <w:left w:val="single" w:sz="1" w:space="0" w:color="AAAAAA"/>
+              <w:bottom w:val="single" w:sz="1" w:space="0" w:color="AAAAAA"/>
+              <w:right w:val="single" w:sz="1" w:space="0" w:color="AAAAAA"/>
+            </w:tcBorders>
+            <w:tcMar>
+              <w:top w:w="80" w:type="dxa"/>
+              <w:left w:w="100" w:type="dxa"/>
+              <w:bottom w:w="80" w:type="dxa"/>
+              <w:right w:w="100" w:type="dxa"/>
+            </w:tcMar>
+            <w:vAlign w:val="center"/>
+          </w:tcPr>
+          <w:p>
+            <w:r>
+              <w:rPr>
+                <w:sz w:val="18"/>
+                <w:szCs w:val="18"/>
+              </w:rPr>
+              <w:t>Bangla2B+, 6 NLG tasks</w:t>
+            </w:r>
+          </w:p>
+        </w:tc>
+        <w:tc>
+          <w:tcPr>
+            <w:tcW w:w="1500" w:type="dxa"/>
+            <w:tcBorders>
+              <w:top w:val="single" w:sz="1" w:space="0" w:color="AAAAAA"/>
+              <w:left w:val="single" w:sz="1" w:space="0" w:color="AAAAAA"/>
+              <w:bottom w:val="single" w:sz="1" w:space="0" w:color="AAAAAA"/>
+              <w:right w:val="single" w:sz="1" w:space="0" w:color="AAAAAA"/>
+            </w:tcBorders>
+            <w:tcMar>
+              <w:top w:w="80" w:type="dxa"/>
+              <w:left w:w="100" w:type="dxa"/>
+              <w:bottom w:w="80" w:type="dxa"/>
+              <w:right w:w="100" w:type="dxa"/>
+            </w:tcMar>
+            <w:vAlign w:val="center"/>
+          </w:tcPr>
+          <w:p>
+            <w:r>
+              <w:rPr>
+                <w:sz w:val="18"/>
+                <w:szCs w:val="18"/>
+              </w:rPr>
+              <w:t>Avg. gain over mT5: +4%</w:t>
+            </w:r>
+          </w:p>
+        </w:tc>
+        <w:tc>
+          <w:tcPr>
+            <w:tcW w:w="1560" w:type="dxa"/>
+            <w:tcBorders>
+              <w:top w:val="single" w:sz="1" w:space="0" w:color="AAAAAA"/>
+              <w:left w:val="single" w:sz="1" w:space="0" w:color="AAAAAA"/>
+              <w:bottom w:val="single" w:sz="1" w:space="0" w:color="AAAAAA"/>
+              <w:right w:val="single" w:sz="1" w:space="0" w:color="AAAAAA"/>
+            </w:tcBorders>
+            <w:tcMar>
+              <w:top w:w="80" w:type="dxa"/>
+              <w:left w:w="100" w:type="dxa"/>
+              <w:bottom w:w="80" w:type="dxa"/>
+              <w:right w:w="100" w:type="dxa"/>
+            </w:tcMar>
+            <w:vAlign w:val="center"/>
+          </w:tcPr>
+          <w:p>
+            <w:r>
+              <w:rPr>
+                <w:sz w:val="18"/>
+                <w:szCs w:val="18"/>
+              </w:rPr>
+              <w:t>First Bangla NLG benchmark; no medical domain tasks</w:t>
+            </w:r>
+          </w:p>
+        </w:tc>
+      </w:tr>
+      <w:tr>
+        <w:tblPrEx>
+          <w:tblCellMar>
+            <w:top w:w="0" w:type="dxa"/>
+            <w:bottom w:w="0" w:type="dxa"/>
+          </w:tblCellMar>
+        </w:tblPrEx>
+        <w:trPr>
+          <w:jc w:val="center"/>
+        </w:trPr>
+        <w:tc>
+          <w:tcPr>
+            <w:tcW w:w="1900" w:type="dxa"/>
+            <w:tcBorders>
+              <w:top w:val="single" w:sz="1" w:space="0" w:color="AAAAAA"/>
+              <w:left w:val="single" w:sz="1" w:space="0" w:color="AAAAAA"/>
+              <w:bottom w:val="single" w:sz="1" w:space="0" w:color="AAAAAA"/>
+              <w:right w:val="single" w:sz="1" w:space="0" w:color="AAAAAA"/>
+            </w:tcBorders>
+            <w:tcMar>
+              <w:top w:w="80" w:type="dxa"/>
+              <w:left w:w="100" w:type="dxa"/>
+              <w:bottom w:w="80" w:type="dxa"/>
+              <w:right w:w="100" w:type="dxa"/>
+            </w:tcMar>
+            <w:vAlign w:val="center"/>
+          </w:tcPr>
+          <w:p>
+            <w:proofErr w:type="spellStart"/>
+            <w:r>
+              <w:rPr>
+                <w:sz w:val="18"/>
+                <w:szCs w:val="18"/>
+              </w:rPr>
+              <w:t>BenLLM</w:t>
+            </w:r>
+            <w:proofErr w:type="spellEnd"/>
+            <w:r>
+              <w:rPr>
+                <w:sz w:val="18"/>
+                <w:szCs w:val="18"/>
+              </w:rPr>
+              <w:t>-Eval (Kabir et al., 2024)</w:t>
+            </w:r>
+          </w:p>
+        </w:tc>
+        <w:tc>
+          <w:tcPr>
+            <w:tcW w:w="1900" w:type="dxa"/>
+            <w:tcBorders>
+              <w:top w:val="single" w:sz="1" w:space="0" w:color="AAAAAA"/>
+              <w:left w:val="single" w:sz="1" w:space="0" w:color="AAAAAA"/>
+              <w:bottom w:val="single" w:sz="1" w:space="0" w:color="AAAAAA"/>
+              <w:right w:val="single" w:sz="1" w:space="0" w:color="AAAAAA"/>
+            </w:tcBorders>
+            <w:tcMar>
+              <w:top w:w="80" w:type="dxa"/>
+              <w:left w:w="100" w:type="dxa"/>
+              <w:bottom w:w="80" w:type="dxa"/>
+              <w:right w:w="100" w:type="dxa"/>
+            </w:tcMar>
+            <w:vAlign w:val="center"/>
+          </w:tcPr>
+          <w:p>
+            <w:r>
+              <w:rPr>
+                <w:sz w:val="18"/>
+                <w:szCs w:val="18"/>
+              </w:rPr>
+              <w:t>Zero-shot eval: GPT-3.5, Claude-2, LLaMA-2-13b</w:t>
+            </w:r>
+          </w:p>
+        </w:tc>
+        <w:tc>
+          <w:tcPr>
+            <w:tcW w:w="1500" w:type="dxa"/>
+            <w:tcBorders>
+              <w:top w:val="single" w:sz="1" w:space="0" w:color="AAAAAA"/>
+              <w:left w:val="single" w:sz="1" w:space="0" w:color="AAAAAA"/>
+              <w:bottom w:val="single" w:sz="1" w:space="0" w:color="AAAAAA"/>
+              <w:right w:val="single" w:sz="1" w:space="0" w:color="AAAAAA"/>
+            </w:tcBorders>
+            <w:tcMar>
+              <w:top w:w="80" w:type="dxa"/>
+              <w:left w:w="100" w:type="dxa"/>
+              <w:bottom w:w="80" w:type="dxa"/>
+              <w:right w:w="100" w:type="dxa"/>
+            </w:tcMar>
+            <w:vAlign w:val="center"/>
+          </w:tcPr>
+          <w:p>
+            <w:r>
+              <w:rPr>
+                <w:sz w:val="18"/>
+                <w:szCs w:val="18"/>
+              </w:rPr>
+              <w:t xml:space="preserve">XL-Sum, </w:t>
+            </w:r>
+            <w:proofErr w:type="spellStart"/>
+            <w:r>
+              <w:rPr>
+                <w:sz w:val="18"/>
+                <w:szCs w:val="18"/>
+              </w:rPr>
+              <w:t>SQuAD_Bangla</w:t>
+            </w:r>
+            <w:proofErr w:type="spellEnd"/>
+            <w:r>
+              <w:rPr>
+                <w:sz w:val="18"/>
+                <w:szCs w:val="18"/>
+              </w:rPr>
+              <w:t>, BNLI, etc. (8 datasets)</w:t>
+            </w:r>
+          </w:p>
+        </w:tc>
+        <w:tc>
+          <w:tcPr>
+            <w:tcW w:w="1500" w:type="dxa"/>
+            <w:tcBorders>
+              <w:top w:val="single" w:sz="1" w:space="0" w:color="AAAAAA"/>
+              <w:left w:val="single" w:sz="1" w:space="0" w:color="AAAAAA"/>
+              <w:bottom w:val="single" w:sz="1" w:space="0" w:color="AAAAAA"/>
+              <w:right w:val="single" w:sz="1" w:space="0" w:color="AAAAAA"/>
+            </w:tcBorders>
+            <w:tcMar>
+              <w:top w:w="80" w:type="dxa"/>
+              <w:left w:w="100" w:type="dxa"/>
+              <w:bottom w:w="80" w:type="dxa"/>
+              <w:right w:w="100" w:type="dxa"/>
+            </w:tcMar>
+            <w:vAlign w:val="center"/>
+          </w:tcPr>
+          <w:p>
+            <w:r>
+              <w:rPr>
+                <w:sz w:val="18"/>
+                <w:szCs w:val="18"/>
+              </w:rPr>
+              <w:t>ROUGE-2 (summarization): 5.81 (GPT-3.5) vs 11.43 (fine-tuned mT5)</w:t>
+            </w:r>
+          </w:p>
+        </w:tc>
+        <w:tc>
+          <w:tcPr>
+            <w:tcW w:w="1560" w:type="dxa"/>
+            <w:tcBorders>
+              <w:top w:val="single" w:sz="1" w:space="0" w:color="AAAAAA"/>
+              <w:left w:val="single" w:sz="1" w:space="0" w:color="AAAAAA"/>
+              <w:bottom w:val="single" w:sz="1" w:space="0" w:color="AAAAAA"/>
+              <w:right w:val="single" w:sz="1" w:space="0" w:color="AAAAAA"/>
+            </w:tcBorders>
+            <w:tcMar>
+              <w:top w:w="80" w:type="dxa"/>
+              <w:left w:w="100" w:type="dxa"/>
+              <w:bottom w:w="80" w:type="dxa"/>
+              <w:right w:w="100" w:type="dxa"/>
+            </w:tcMar>
+            <w:vAlign w:val="center"/>
+          </w:tcPr>
+          <w:p>
+            <w:r>
+              <w:rPr>
+                <w:sz w:val="18"/>
+                <w:szCs w:val="18"/>
+              </w:rPr>
+              <w:t>First systematic LLM evaluation on Bengali; confirms zero-shot LLMs underperform fine-tuned models</w:t>
+            </w:r>
+          </w:p>
+        </w:tc>
+      </w:tr>
+      <w:tr>
+        <w:tblPrEx>
+          <w:tblCellMar>
+            <w:top w:w="0" w:type="dxa"/>
+            <w:bottom w:w="0" w:type="dxa"/>
+          </w:tblCellMar>
+        </w:tblPrEx>
+        <w:trPr>
+          <w:jc w:val="center"/>
+        </w:trPr>
+        <w:tc>
+          <w:tcPr>
+            <w:tcW w:w="1900" w:type="dxa"/>
+            <w:tcBorders>
+              <w:top w:val="single" w:sz="1" w:space="0" w:color="AAAAAA"/>
+              <w:left w:val="single" w:sz="1" w:space="0" w:color="AAAAAA"/>
+              <w:bottom w:val="single" w:sz="1" w:space="0" w:color="AAAAAA"/>
+              <w:right w:val="single" w:sz="1" w:space="0" w:color="AAAAAA"/>
+            </w:tcBorders>
+            <w:tcMar>
+              <w:top w:w="80" w:type="dxa"/>
+              <w:left w:w="100" w:type="dxa"/>
+              <w:bottom w:w="80" w:type="dxa"/>
+              <w:right w:w="100" w:type="dxa"/>
+            </w:tcMar>
+            <w:vAlign w:val="center"/>
+          </w:tcPr>
+          <w:p>
+            <w:r>
+              <w:rPr>
+                <w:sz w:val="18"/>
+                <w:szCs w:val="18"/>
+              </w:rPr>
+              <w:t xml:space="preserve">Bangla </w:t>
+            </w:r>
+            <w:proofErr w:type="spellStart"/>
+            <w:r>
+              <w:rPr>
+                <w:sz w:val="18"/>
+                <w:szCs w:val="18"/>
+              </w:rPr>
+              <w:t>MedER</w:t>
+            </w:r>
+            <w:proofErr w:type="spellEnd"/>
+            <w:r>
+              <w:rPr>
+                <w:sz w:val="18"/>
+                <w:szCs w:val="18"/>
+              </w:rPr>
+              <w:t xml:space="preserve"> (</w:t>
+            </w:r>
+            <w:proofErr w:type="spellStart"/>
+            <w:r>
+              <w:rPr>
+                <w:sz w:val="18"/>
+                <w:szCs w:val="18"/>
+              </w:rPr>
+              <w:t>Aurpa</w:t>
+            </w:r>
+            <w:proofErr w:type="spellEnd"/>
+            <w:r>
+              <w:rPr>
+                <w:sz w:val="18"/>
+                <w:szCs w:val="18"/>
+              </w:rPr>
+              <w:t xml:space="preserve"> et al., 2025)</w:t>
+            </w:r>
+          </w:p>
+        </w:tc>
+        <w:tc>
+          <w:tcPr>
+            <w:tcW w:w="1900" w:type="dxa"/>
+            <w:tcBorders>
+              <w:top w:val="single" w:sz="1" w:space="0" w:color="AAAAAA"/>
+              <w:left w:val="single" w:sz="1" w:space="0" w:color="AAAAAA"/>
+              <w:bottom w:val="single" w:sz="1" w:space="0" w:color="AAAAAA"/>
+              <w:right w:val="single" w:sz="1" w:space="0" w:color="AAAAAA"/>
+            </w:tcBorders>
+            <w:tcMar>
+              <w:top w:w="80" w:type="dxa"/>
+              <w:left w:w="100" w:type="dxa"/>
+              <w:bottom w:w="80" w:type="dxa"/>
+              <w:right w:w="100" w:type="dxa"/>
+            </w:tcMar>
+            <w:vAlign w:val="center"/>
+          </w:tcPr>
+          <w:p>
+            <w:r>
+              <w:rPr>
+                <w:sz w:val="18"/>
+                <w:szCs w:val="18"/>
+              </w:rPr>
+              <w:t>Multi-BERT Ensemble (dual parallel BERT)</w:t>
+            </w:r>
+          </w:p>
+        </w:tc>
+        <w:tc>
+          <w:tcPr>
+            <w:tcW w:w="1500" w:type="dxa"/>
+            <w:tcBorders>
+              <w:top w:val="single" w:sz="1" w:space="0" w:color="AAAAAA"/>
+              <w:left w:val="single" w:sz="1" w:space="0" w:color="AAAAAA"/>
+              <w:bottom w:val="single" w:sz="1" w:space="0" w:color="AAAAAA"/>
+              <w:right w:val="single" w:sz="1" w:space="0" w:color="AAAAAA"/>
+            </w:tcBorders>
+            <w:tcMar>
+              <w:top w:w="80" w:type="dxa"/>
+              <w:left w:w="100" w:type="dxa"/>
+              <w:bottom w:w="80" w:type="dxa"/>
+              <w:right w:w="100" w:type="dxa"/>
+            </w:tcMar>
+            <w:vAlign w:val="center"/>
+          </w:tcPr>
+          <w:p>
+            <w:r>
+              <w:rPr>
+                <w:sz w:val="18"/>
+                <w:szCs w:val="18"/>
+              </w:rPr>
+              <w:t>Custom Bangla medical corpus (6,895 statements)</w:t>
+            </w:r>
+          </w:p>
+        </w:tc>
+        <w:tc>
+          <w:tcPr>
+            <w:tcW w:w="1500" w:type="dxa"/>
+            <w:tcBorders>
+              <w:top w:val="single" w:sz="1" w:space="0" w:color="AAAAAA"/>
+              <w:left w:val="single" w:sz="1" w:space="0" w:color="AAAAAA"/>
+              <w:bottom w:val="single" w:sz="1" w:space="0" w:color="AAAAAA"/>
+              <w:right w:val="single" w:sz="1" w:space="0" w:color="AAAAAA"/>
+            </w:tcBorders>
+            <w:tcMar>
+              <w:top w:w="80" w:type="dxa"/>
+              <w:left w:w="100" w:type="dxa"/>
+              <w:bottom w:w="80" w:type="dxa"/>
+              <w:right w:w="100" w:type="dxa"/>
+            </w:tcMar>
+            <w:vAlign w:val="center"/>
+          </w:tcPr>
+          <w:p>
+            <w:r>
+              <w:rPr>
+                <w:sz w:val="18"/>
+                <w:szCs w:val="18"/>
+              </w:rPr>
+              <w:t>Accuracy / Macro-F1: 89.58% / 86.55%</w:t>
+            </w:r>
+          </w:p>
+        </w:tc>
+        <w:tc>
+          <w:tcPr>
+            <w:tcW w:w="1560" w:type="dxa"/>
+            <w:tcBorders>
+              <w:top w:val="single" w:sz="1" w:space="0" w:color="AAAAAA"/>
+              <w:left w:val="single" w:sz="1" w:space="0" w:color="AAAAAA"/>
+              <w:bottom w:val="single" w:sz="1" w:space="0" w:color="AAAAAA"/>
+              <w:right w:val="single" w:sz="1" w:space="0" w:color="AAAAAA"/>
+            </w:tcBorders>
+            <w:tcMar>
+              <w:top w:w="80" w:type="dxa"/>
+              <w:left w:w="100" w:type="dxa"/>
+              <w:bottom w:w="80" w:type="dxa"/>
+              <w:right w:w="100" w:type="dxa"/>
+            </w:tcMar>
+            <w:vAlign w:val="center"/>
+          </w:tcPr>
+          <w:p>
+            <w:r>
+              <w:rPr>
+                <w:sz w:val="18"/>
+                <w:szCs w:val="18"/>
+              </w:rPr>
+              <w:t>First Bangla medical entity recognition system; small dataset, no biomedical pretrained Bangla model</w:t>
+            </w:r>
+          </w:p>
+        </w:tc>
+      </w:tr>
+      <w:tr>
+        <w:tblPrEx>
+          <w:tblCellMar>
+            <w:top w:w="0" w:type="dxa"/>
+            <w:bottom w:w="0" w:type="dxa"/>
+          </w:tblCellMar>
+        </w:tblPrEx>
+        <w:trPr>
+          <w:jc w:val="center"/>
+        </w:trPr>
+        <w:tc>
+          <w:tcPr>
+            <w:tcW w:w="1900" w:type="dxa"/>
+            <w:tcBorders>
+              <w:top w:val="single" w:sz="1" w:space="0" w:color="AAAAAA"/>
+              <w:left w:val="single" w:sz="1" w:space="0" w:color="AAAAAA"/>
+              <w:bottom w:val="single" w:sz="1" w:space="0" w:color="AAAAAA"/>
+              <w:right w:val="single" w:sz="1" w:space="0" w:color="AAAAAA"/>
+            </w:tcBorders>
+            <w:tcMar>
+              <w:top w:w="80" w:type="dxa"/>
+              <w:left w:w="100" w:type="dxa"/>
+              <w:bottom w:w="80" w:type="dxa"/>
+              <w:right w:w="100" w:type="dxa"/>
+            </w:tcMar>
+            <w:vAlign w:val="center"/>
+          </w:tcPr>
+          <w:p>
+            <w:proofErr w:type="spellStart"/>
+            <w:r>
+              <w:rPr>
+                <w:sz w:val="18"/>
+                <w:szCs w:val="18"/>
+              </w:rPr>
+              <w:t>TigerLLM</w:t>
+            </w:r>
+            <w:proofErr w:type="spellEnd"/>
+            <w:r>
+              <w:rPr>
+                <w:sz w:val="18"/>
+                <w:szCs w:val="18"/>
+              </w:rPr>
+              <w:t xml:space="preserve"> (Raihan &amp; Zampieri, 2025)</w:t>
+            </w:r>
+          </w:p>
+        </w:tc>
+        <w:tc>
+          <w:tcPr>
+            <w:tcW w:w="1900" w:type="dxa"/>
+            <w:tcBorders>
+              <w:top w:val="single" w:sz="1" w:space="0" w:color="AAAAAA"/>
+              <w:left w:val="single" w:sz="1" w:space="0" w:color="AAAAAA"/>
+              <w:bottom w:val="single" w:sz="1" w:space="0" w:color="AAAAAA"/>
+              <w:right w:val="single" w:sz="1" w:space="0" w:color="AAAAAA"/>
+            </w:tcBorders>
+            <w:tcMar>
+              <w:top w:w="80" w:type="dxa"/>
+              <w:left w:w="100" w:type="dxa"/>
+              <w:bottom w:w="80" w:type="dxa"/>
+              <w:right w:w="100" w:type="dxa"/>
+            </w:tcMar>
+            <w:vAlign w:val="center"/>
+          </w:tcPr>
+          <w:p>
+            <w:proofErr w:type="gramStart"/>
+            <w:r>
+              <w:rPr>
+                <w:sz w:val="18"/>
+                <w:szCs w:val="18"/>
+              </w:rPr>
+              <w:t>Continual</w:t>
+            </w:r>
+            <w:proofErr w:type="gramEnd"/>
+            <w:r>
+              <w:rPr>
+                <w:sz w:val="18"/>
+                <w:szCs w:val="18"/>
+              </w:rPr>
+              <w:t xml:space="preserve"> pretrained + fine-tuned Bangla LLM (1B/9B)</w:t>
+            </w:r>
+          </w:p>
+        </w:tc>
+        <w:tc>
+          <w:tcPr>
+            <w:tcW w:w="1500" w:type="dxa"/>
+            <w:tcBorders>
+              <w:top w:val="single" w:sz="1" w:space="0" w:color="AAAAAA"/>
+              <w:left w:val="single" w:sz="1" w:space="0" w:color="AAAAAA"/>
+              <w:bottom w:val="single" w:sz="1" w:space="0" w:color="AAAAAA"/>
+              <w:right w:val="single" w:sz="1" w:space="0" w:color="AAAAAA"/>
+            </w:tcBorders>
+            <w:tcMar>
+              <w:top w:w="80" w:type="dxa"/>
+              <w:left w:w="100" w:type="dxa"/>
+              <w:bottom w:w="80" w:type="dxa"/>
+              <w:right w:w="100" w:type="dxa"/>
+            </w:tcMar>
+            <w:vAlign w:val="center"/>
+          </w:tcPr>
+          <w:p>
+            <w:r>
+              <w:rPr>
+                <w:sz w:val="18"/>
+                <w:szCs w:val="18"/>
+              </w:rPr>
+              <w:t>10M token educational corpus, 100K instruction pairs</w:t>
+            </w:r>
+          </w:p>
+        </w:tc>
+        <w:tc>
+          <w:tcPr>
+            <w:tcW w:w="1500" w:type="dxa"/>
+            <w:tcBorders>
+              <w:top w:val="single" w:sz="1" w:space="0" w:color="AAAAAA"/>
+              <w:left w:val="single" w:sz="1" w:space="0" w:color="AAAAAA"/>
+              <w:bottom w:val="single" w:sz="1" w:space="0" w:color="AAAAAA"/>
+              <w:right w:val="single" w:sz="1" w:space="0" w:color="AAAAAA"/>
+            </w:tcBorders>
+            <w:tcMar>
+              <w:top w:w="80" w:type="dxa"/>
+              <w:left w:w="100" w:type="dxa"/>
+              <w:bottom w:w="80" w:type="dxa"/>
+              <w:right w:w="100" w:type="dxa"/>
+            </w:tcMar>
+            <w:vAlign w:val="center"/>
+          </w:tcPr>
+          <w:p>
+            <w:r>
+              <w:rPr>
+                <w:sz w:val="18"/>
+                <w:szCs w:val="18"/>
+              </w:rPr>
+              <w:t>Improvement over prior Bangla LLMs: +30 to +55 pts across 6 benchmarks</w:t>
+            </w:r>
+          </w:p>
+        </w:tc>
+        <w:tc>
+          <w:tcPr>
+            <w:tcW w:w="1560" w:type="dxa"/>
+            <w:tcBorders>
+              <w:top w:val="single" w:sz="1" w:space="0" w:color="AAAAAA"/>
+              <w:left w:val="single" w:sz="1" w:space="0" w:color="AAAAAA"/>
+              <w:bottom w:val="single" w:sz="1" w:space="0" w:color="AAAAAA"/>
+              <w:right w:val="single" w:sz="1" w:space="0" w:color="AAAAAA"/>
+            </w:tcBorders>
+            <w:tcMar>
+              <w:top w:w="80" w:type="dxa"/>
+              <w:left w:w="100" w:type="dxa"/>
+              <w:bottom w:w="80" w:type="dxa"/>
+              <w:right w:w="100" w:type="dxa"/>
+            </w:tcMar>
+            <w:vAlign w:val="center"/>
+          </w:tcPr>
+          <w:p>
+            <w:r>
+              <w:rPr>
+                <w:sz w:val="18"/>
+                <w:szCs w:val="18"/>
+              </w:rPr>
+              <w:t>First documented Bangla-specific LLM family; general-purpose only, no medical domain</w:t>
+            </w:r>
+          </w:p>
+        </w:tc>
+      </w:tr>
+      <w:tr>
+        <w:tblPrEx>
+          <w:tblCellMar>
+            <w:top w:w="0" w:type="dxa"/>
+            <w:bottom w:w="0" w:type="dxa"/>
+          </w:tblCellMar>
+        </w:tblPrEx>
+        <w:trPr>
+          <w:jc w:val="center"/>
+        </w:trPr>
+        <w:tc>
+          <w:tcPr>
+            <w:tcW w:w="1900" w:type="dxa"/>
+            <w:tcBorders>
+              <w:top w:val="single" w:sz="1" w:space="0" w:color="AAAAAA"/>
+              <w:left w:val="single" w:sz="1" w:space="0" w:color="AAAAAA"/>
+              <w:bottom w:val="single" w:sz="1" w:space="0" w:color="AAAAAA"/>
+              <w:right w:val="single" w:sz="1" w:space="0" w:color="AAAAAA"/>
+            </w:tcBorders>
+            <w:tcMar>
+              <w:top w:w="80" w:type="dxa"/>
+              <w:left w:w="100" w:type="dxa"/>
+              <w:bottom w:w="80" w:type="dxa"/>
+              <w:right w:w="100" w:type="dxa"/>
+            </w:tcMar>
+            <w:vAlign w:val="center"/>
+          </w:tcPr>
+          <w:p>
+            <w:r>
+              <w:rPr>
+                <w:sz w:val="18"/>
+                <w:szCs w:val="18"/>
+              </w:rPr>
+              <w:t>Han et al. (2024)</w:t>
+            </w:r>
+          </w:p>
+        </w:tc>
+        <w:tc>
+          <w:tcPr>
+            <w:tcW w:w="1900" w:type="dxa"/>
+            <w:tcBorders>
+              <w:top w:val="single" w:sz="1" w:space="0" w:color="AAAAAA"/>
+              <w:left w:val="single" w:sz="1" w:space="0" w:color="AAAAAA"/>
+              <w:bottom w:val="single" w:sz="1" w:space="0" w:color="AAAAAA"/>
+              <w:right w:val="single" w:sz="1" w:space="0" w:color="AAAAAA"/>
+            </w:tcBorders>
+            <w:tcMar>
+              <w:top w:w="80" w:type="dxa"/>
+              <w:left w:w="100" w:type="dxa"/>
+              <w:bottom w:w="80" w:type="dxa"/>
+              <w:right w:w="100" w:type="dxa"/>
+            </w:tcMar>
+            <w:vAlign w:val="center"/>
+          </w:tcPr>
+          <w:p>
+            <w:r>
+              <w:rPr>
+                <w:sz w:val="18"/>
+                <w:szCs w:val="18"/>
+              </w:rPr>
+              <w:t xml:space="preserve">Clinical-Marian vs. NLLB-distilled vs. </w:t>
+            </w:r>
+            <w:proofErr w:type="spellStart"/>
+            <w:r>
+              <w:rPr>
+                <w:sz w:val="18"/>
+                <w:szCs w:val="18"/>
+              </w:rPr>
+              <w:t>mBART</w:t>
+            </w:r>
+            <w:proofErr w:type="spellEnd"/>
+          </w:p>
+        </w:tc>
+        <w:tc>
+          <w:tcPr>
+            <w:tcW w:w="1500" w:type="dxa"/>
+            <w:tcBorders>
+              <w:top w:val="single" w:sz="1" w:space="0" w:color="AAAAAA"/>
+              <w:left w:val="single" w:sz="1" w:space="0" w:color="AAAAAA"/>
+              <w:bottom w:val="single" w:sz="1" w:space="0" w:color="AAAAAA"/>
+              <w:right w:val="single" w:sz="1" w:space="0" w:color="AAAAAA"/>
+            </w:tcBorders>
+            <w:tcMar>
+              <w:top w:w="80" w:type="dxa"/>
+              <w:left w:w="100" w:type="dxa"/>
+              <w:bottom w:w="80" w:type="dxa"/>
+              <w:right w:w="100" w:type="dxa"/>
+            </w:tcMar>
+            <w:vAlign w:val="center"/>
+          </w:tcPr>
+          <w:p>
+            <w:r>
+              <w:rPr>
+                <w:sz w:val="18"/>
+                <w:szCs w:val="18"/>
+              </w:rPr>
+              <w:t>ClinSpEn-2022 (EN-ES clinical translation)</w:t>
+            </w:r>
+          </w:p>
+        </w:tc>
+        <w:tc>
+          <w:tcPr>
+            <w:tcW w:w="1500" w:type="dxa"/>
+            <w:tcBorders>
+              <w:top w:val="single" w:sz="1" w:space="0" w:color="AAAAAA"/>
+              <w:left w:val="single" w:sz="1" w:space="0" w:color="AAAAAA"/>
+              <w:bottom w:val="single" w:sz="1" w:space="0" w:color="AAAAAA"/>
+              <w:right w:val="single" w:sz="1" w:space="0" w:color="AAAAAA"/>
+            </w:tcBorders>
+            <w:tcMar>
+              <w:top w:w="80" w:type="dxa"/>
+              <w:left w:w="100" w:type="dxa"/>
+              <w:bottom w:w="80" w:type="dxa"/>
+              <w:right w:w="100" w:type="dxa"/>
+            </w:tcMar>
+            <w:vAlign w:val="center"/>
+          </w:tcPr>
+          <w:p>
+            <w:r>
+              <w:rPr>
+                <w:sz w:val="18"/>
+                <w:szCs w:val="18"/>
+              </w:rPr>
+              <w:t>HOPE human eval score: 0.80 (Clinical-Marian)</w:t>
+            </w:r>
+          </w:p>
+        </w:tc>
+        <w:tc>
+          <w:tcPr>
+            <w:tcW w:w="1560" w:type="dxa"/>
+            <w:tcBorders>
+              <w:top w:val="single" w:sz="1" w:space="0" w:color="AAAAAA"/>
+              <w:left w:val="single" w:sz="1" w:space="0" w:color="AAAAAA"/>
+              <w:bottom w:val="single" w:sz="1" w:space="0" w:color="AAAAAA"/>
+              <w:right w:val="single" w:sz="1" w:space="0" w:color="AAAAAA"/>
+            </w:tcBorders>
+            <w:tcMar>
+              <w:top w:w="80" w:type="dxa"/>
+              <w:left w:w="100" w:type="dxa"/>
+              <w:bottom w:w="80" w:type="dxa"/>
+              <w:right w:w="100" w:type="dxa"/>
+            </w:tcMar>
+            <w:vAlign w:val="center"/>
+          </w:tcPr>
+          <w:p>
+            <w:r>
+              <w:rPr>
+                <w:sz w:val="18"/>
+                <w:szCs w:val="18"/>
+              </w:rPr>
+              <w:t xml:space="preserve">Demonstrates </w:t>
+            </w:r>
+            <w:proofErr w:type="gramStart"/>
+            <w:r>
+              <w:rPr>
+                <w:sz w:val="18"/>
+                <w:szCs w:val="18"/>
+              </w:rPr>
+              <w:t>small fine-tuned</w:t>
+            </w:r>
+            <w:proofErr w:type="gramEnd"/>
+            <w:r>
+              <w:rPr>
+                <w:sz w:val="18"/>
+                <w:szCs w:val="18"/>
+              </w:rPr>
+              <w:t xml:space="preserve"> models can beat larger general translation models on clinical text</w:t>
+            </w:r>
+          </w:p>
+        </w:tc>
+      </w:tr>
+      <w:tr>
+        <w:tblPrEx>
+          <w:tblCellMar>
+            <w:top w:w="0" w:type="dxa"/>
+            <w:bottom w:w="0" w:type="dxa"/>
+          </w:tblCellMar>
+        </w:tblPrEx>
+        <w:trPr>
+          <w:jc w:val="center"/>
+        </w:trPr>
+        <w:tc>
+          <w:tcPr>
+            <w:tcW w:w="1900" w:type="dxa"/>
+            <w:tcBorders>
+              <w:top w:val="single" w:sz="1" w:space="0" w:color="AAAAAA"/>
+              <w:left w:val="single" w:sz="1" w:space="0" w:color="AAAAAA"/>
+              <w:bottom w:val="single" w:sz="1" w:space="0" w:color="AAAAAA"/>
+              <w:right w:val="single" w:sz="1" w:space="0" w:color="AAAAAA"/>
+            </w:tcBorders>
+            <w:tcMar>
+              <w:top w:w="80" w:type="dxa"/>
+              <w:left w:w="100" w:type="dxa"/>
+              <w:bottom w:w="80" w:type="dxa"/>
+              <w:right w:w="100" w:type="dxa"/>
+            </w:tcMar>
+            <w:vAlign w:val="center"/>
+          </w:tcPr>
+          <w:p>
+            <w:r>
+              <w:rPr>
+                <w:sz w:val="18"/>
+                <w:szCs w:val="18"/>
+              </w:rPr>
+              <w:t>L2M3 (</w:t>
+            </w:r>
+            <w:proofErr w:type="spellStart"/>
+            <w:r>
+              <w:rPr>
+                <w:sz w:val="18"/>
+                <w:szCs w:val="18"/>
+              </w:rPr>
+              <w:t>Gangavarapu</w:t>
+            </w:r>
+            <w:proofErr w:type="spellEnd"/>
+            <w:r>
+              <w:rPr>
+                <w:sz w:val="18"/>
+                <w:szCs w:val="18"/>
+              </w:rPr>
+              <w:t>, 2024)</w:t>
+            </w:r>
+          </w:p>
+        </w:tc>
+        <w:tc>
+          <w:tcPr>
+            <w:tcW w:w="1900" w:type="dxa"/>
+            <w:tcBorders>
+              <w:top w:val="single" w:sz="1" w:space="0" w:color="AAAAAA"/>
+              <w:left w:val="single" w:sz="1" w:space="0" w:color="AAAAAA"/>
+              <w:bottom w:val="single" w:sz="1" w:space="0" w:color="AAAAAA"/>
+              <w:right w:val="single" w:sz="1" w:space="0" w:color="AAAAAA"/>
+            </w:tcBorders>
+            <w:tcMar>
+              <w:top w:w="80" w:type="dxa"/>
+              <w:left w:w="100" w:type="dxa"/>
+              <w:bottom w:w="80" w:type="dxa"/>
+              <w:right w:w="100" w:type="dxa"/>
+            </w:tcMar>
+            <w:vAlign w:val="center"/>
+          </w:tcPr>
+          <w:p>
+            <w:r>
+              <w:rPr>
+                <w:sz w:val="18"/>
+                <w:szCs w:val="18"/>
+              </w:rPr>
+              <w:t>Meditron-70B + Seamless M4T v2</w:t>
+            </w:r>
+          </w:p>
+        </w:tc>
+        <w:tc>
+          <w:tcPr>
+            <w:tcW w:w="1500" w:type="dxa"/>
+            <w:tcBorders>
+              <w:top w:val="single" w:sz="1" w:space="0" w:color="AAAAAA"/>
+              <w:left w:val="single" w:sz="1" w:space="0" w:color="AAAAAA"/>
+              <w:bottom w:val="single" w:sz="1" w:space="0" w:color="AAAAAA"/>
+              <w:right w:val="single" w:sz="1" w:space="0" w:color="AAAAAA"/>
+            </w:tcBorders>
+            <w:tcMar>
+              <w:top w:w="80" w:type="dxa"/>
+              <w:left w:w="100" w:type="dxa"/>
+              <w:bottom w:w="80" w:type="dxa"/>
+              <w:right w:w="100" w:type="dxa"/>
+            </w:tcMar>
+            <w:vAlign w:val="center"/>
+          </w:tcPr>
+          <w:p>
+            <w:r>
+              <w:rPr>
+                <w:sz w:val="18"/>
+                <w:szCs w:val="18"/>
+              </w:rPr>
+              <w:t xml:space="preserve">Multilingual medical QA </w:t>
+            </w:r>
+            <w:r>
+              <w:rPr>
+                <w:sz w:val="18"/>
+                <w:szCs w:val="18"/>
+              </w:rPr>
+              <w:lastRenderedPageBreak/>
+              <w:t>(Telugu, Hindi, Arabic, Swahili)</w:t>
+            </w:r>
+          </w:p>
+        </w:tc>
+        <w:tc>
+          <w:tcPr>
+            <w:tcW w:w="1500" w:type="dxa"/>
+            <w:tcBorders>
+              <w:top w:val="single" w:sz="1" w:space="0" w:color="AAAAAA"/>
+              <w:left w:val="single" w:sz="1" w:space="0" w:color="AAAAAA"/>
+              <w:bottom w:val="single" w:sz="1" w:space="0" w:color="AAAAAA"/>
+              <w:right w:val="single" w:sz="1" w:space="0" w:color="AAAAAA"/>
+            </w:tcBorders>
+            <w:tcMar>
+              <w:top w:w="80" w:type="dxa"/>
+              <w:left w:w="100" w:type="dxa"/>
+              <w:bottom w:w="80" w:type="dxa"/>
+              <w:right w:w="100" w:type="dxa"/>
+            </w:tcMar>
+            <w:vAlign w:val="center"/>
+          </w:tcPr>
+          <w:p>
+            <w:r>
+              <w:rPr>
+                <w:sz w:val="18"/>
+                <w:szCs w:val="18"/>
+              </w:rPr>
+              <w:lastRenderedPageBreak/>
+              <w:t xml:space="preserve">BLEU improvement: </w:t>
+            </w:r>
+            <w:r>
+              <w:rPr>
+                <w:sz w:val="18"/>
+                <w:szCs w:val="18"/>
+              </w:rPr>
+              <w:lastRenderedPageBreak/>
+              <w:t>substantial gains, language-dependent</w:t>
+            </w:r>
+          </w:p>
+        </w:tc>
+        <w:tc>
+          <w:tcPr>
+            <w:tcW w:w="1560" w:type="dxa"/>
+            <w:tcBorders>
+              <w:top w:val="single" w:sz="1" w:space="0" w:color="AAAAAA"/>
+              <w:left w:val="single" w:sz="1" w:space="0" w:color="AAAAAA"/>
+              <w:bottom w:val="single" w:sz="1" w:space="0" w:color="AAAAAA"/>
+              <w:right w:val="single" w:sz="1" w:space="0" w:color="AAAAAA"/>
+            </w:tcBorders>
+            <w:tcMar>
+              <w:top w:w="80" w:type="dxa"/>
+              <w:left w:w="100" w:type="dxa"/>
+              <w:bottom w:w="80" w:type="dxa"/>
+              <w:right w:w="100" w:type="dxa"/>
+            </w:tcMar>
+            <w:vAlign w:val="center"/>
+          </w:tcPr>
+          <w:p>
+            <w:r>
+              <w:rPr>
+                <w:sz w:val="18"/>
+                <w:szCs w:val="18"/>
+              </w:rPr>
+              <w:lastRenderedPageBreak/>
+              <w:t xml:space="preserve">Multilingual medical LLM + </w:t>
+            </w:r>
+            <w:r>
+              <w:rPr>
+                <w:sz w:val="18"/>
+                <w:szCs w:val="18"/>
+              </w:rPr>
+              <w:lastRenderedPageBreak/>
+              <w:t>translation pipeline; no Bangla, no radiology</w:t>
+            </w:r>
+          </w:p>
+        </w:tc>
+      </w:tr>
+      <w:tr>
+        <w:tblPrEx>
+          <w:tblCellMar>
+            <w:top w:w="0" w:type="dxa"/>
+            <w:bottom w:w="0" w:type="dxa"/>
+          </w:tblCellMar>
+        </w:tblPrEx>
+        <w:trPr>
+          <w:jc w:val="center"/>
+        </w:trPr>
+        <w:tc>
+          <w:tcPr>
+            <w:tcW w:w="1900" w:type="dxa"/>
+            <w:tcBorders>
+              <w:top w:val="single" w:sz="1" w:space="0" w:color="AAAAAA"/>
+              <w:left w:val="single" w:sz="1" w:space="0" w:color="AAAAAA"/>
+              <w:bottom w:val="single" w:sz="1" w:space="0" w:color="AAAAAA"/>
+              <w:right w:val="single" w:sz="1" w:space="0" w:color="AAAAAA"/>
+            </w:tcBorders>
+            <w:tcMar>
+              <w:top w:w="80" w:type="dxa"/>
+              <w:left w:w="100" w:type="dxa"/>
+              <w:bottom w:w="80" w:type="dxa"/>
+              <w:right w:w="100" w:type="dxa"/>
+            </w:tcMar>
+            <w:vAlign w:val="center"/>
+          </w:tcPr>
+          <w:p>
+            <w:r>
+              <w:rPr>
+                <w:sz w:val="18"/>
+                <w:szCs w:val="18"/>
+              </w:rPr>
+              <w:lastRenderedPageBreak/>
+              <w:t>Salme et al. (2025)</w:t>
+            </w:r>
+          </w:p>
+        </w:tc>
+        <w:tc>
+          <w:tcPr>
+            <w:tcW w:w="1900" w:type="dxa"/>
+            <w:tcBorders>
+              <w:top w:val="single" w:sz="1" w:space="0" w:color="AAAAAA"/>
+              <w:left w:val="single" w:sz="1" w:space="0" w:color="AAAAAA"/>
+              <w:bottom w:val="single" w:sz="1" w:space="0" w:color="AAAAAA"/>
+              <w:right w:val="single" w:sz="1" w:space="0" w:color="AAAAAA"/>
+            </w:tcBorders>
+            <w:tcMar>
+              <w:top w:w="80" w:type="dxa"/>
+              <w:left w:w="100" w:type="dxa"/>
+              <w:bottom w:w="80" w:type="dxa"/>
+              <w:right w:w="100" w:type="dxa"/>
+            </w:tcMar>
+            <w:vAlign w:val="center"/>
+          </w:tcPr>
+          <w:p>
+            <w:proofErr w:type="spellStart"/>
+            <w:r>
+              <w:rPr>
+                <w:sz w:val="18"/>
+                <w:szCs w:val="18"/>
+              </w:rPr>
+              <w:t>LLaVA</w:t>
+            </w:r>
+            <w:proofErr w:type="spellEnd"/>
+            <w:r>
+              <w:rPr>
+                <w:sz w:val="18"/>
+                <w:szCs w:val="18"/>
+              </w:rPr>
+              <w:t xml:space="preserve"> framework, multiple LLM backbones</w:t>
+            </w:r>
+          </w:p>
+        </w:tc>
+        <w:tc>
+          <w:tcPr>
+            <w:tcW w:w="1500" w:type="dxa"/>
+            <w:tcBorders>
+              <w:top w:val="single" w:sz="1" w:space="0" w:color="AAAAAA"/>
+              <w:left w:val="single" w:sz="1" w:space="0" w:color="AAAAAA"/>
+              <w:bottom w:val="single" w:sz="1" w:space="0" w:color="AAAAAA"/>
+              <w:right w:val="single" w:sz="1" w:space="0" w:color="AAAAAA"/>
+            </w:tcBorders>
+            <w:tcMar>
+              <w:top w:w="80" w:type="dxa"/>
+              <w:left w:w="100" w:type="dxa"/>
+              <w:bottom w:w="80" w:type="dxa"/>
+              <w:right w:w="100" w:type="dxa"/>
+            </w:tcMar>
+            <w:vAlign w:val="center"/>
+          </w:tcPr>
+          <w:p>
+            <w:r>
+              <w:rPr>
+                <w:sz w:val="18"/>
+                <w:szCs w:val="18"/>
+              </w:rPr>
+              <w:t>Radiology reports (Italian, German, Spanish)</w:t>
+            </w:r>
+          </w:p>
+        </w:tc>
+        <w:tc>
+          <w:tcPr>
+            <w:tcW w:w="1500" w:type="dxa"/>
+            <w:tcBorders>
+              <w:top w:val="single" w:sz="1" w:space="0" w:color="AAAAAA"/>
+              <w:left w:val="single" w:sz="1" w:space="0" w:color="AAAAAA"/>
+              <w:bottom w:val="single" w:sz="1" w:space="0" w:color="AAAAAA"/>
+              <w:right w:val="single" w:sz="1" w:space="0" w:color="AAAAAA"/>
+            </w:tcBorders>
+            <w:tcMar>
+              <w:top w:w="80" w:type="dxa"/>
+              <w:left w:w="100" w:type="dxa"/>
+              <w:bottom w:w="80" w:type="dxa"/>
+              <w:right w:w="100" w:type="dxa"/>
+            </w:tcMar>
+            <w:vAlign w:val="center"/>
+          </w:tcPr>
+          <w:p>
+            <w:r>
+              <w:rPr>
+                <w:sz w:val="18"/>
+                <w:szCs w:val="18"/>
+              </w:rPr>
+              <w:t>Baseline established (N/A)</w:t>
+            </w:r>
+          </w:p>
+        </w:tc>
+        <w:tc>
+          <w:tcPr>
+            <w:tcW w:w="1560" w:type="dxa"/>
+            <w:tcBorders>
+              <w:top w:val="single" w:sz="1" w:space="0" w:color="AAAAAA"/>
+              <w:left w:val="single" w:sz="1" w:space="0" w:color="AAAAAA"/>
+              <w:bottom w:val="single" w:sz="1" w:space="0" w:color="AAAAAA"/>
+              <w:right w:val="single" w:sz="1" w:space="0" w:color="AAAAAA"/>
+            </w:tcBorders>
+            <w:tcMar>
+              <w:top w:w="80" w:type="dxa"/>
+              <w:left w:w="100" w:type="dxa"/>
+              <w:bottom w:w="80" w:type="dxa"/>
+              <w:right w:w="100" w:type="dxa"/>
+            </w:tcMar>
+            <w:vAlign w:val="center"/>
+          </w:tcPr>
+          <w:p>
+            <w:r>
+              <w:rPr>
+                <w:sz w:val="18"/>
+                <w:szCs w:val="18"/>
+              </w:rPr>
+              <w:t>First multilingual VLM-based radiology reporting baselines; no South Asian language</w:t>
+            </w:r>
+          </w:p>
+        </w:tc>
+      </w:tr>
+      <w:tr>
+        <w:tblPrEx>
+          <w:tblCellMar>
+            <w:top w:w="0" w:type="dxa"/>
+            <w:bottom w:w="0" w:type="dxa"/>
+          </w:tblCellMar>
+        </w:tblPrEx>
+        <w:trPr>
+          <w:jc w:val="center"/>
+        </w:trPr>
+        <w:tc>
+          <w:tcPr>
+            <w:tcW w:w="1900" w:type="dxa"/>
+            <w:tcBorders>
+              <w:top w:val="single" w:sz="1" w:space="0" w:color="AAAAAA"/>
+              <w:left w:val="single" w:sz="1" w:space="0" w:color="AAAAAA"/>
+              <w:bottom w:val="single" w:sz="1" w:space="0" w:color="AAAAAA"/>
+              <w:right w:val="single" w:sz="1" w:space="0" w:color="AAAAAA"/>
+            </w:tcBorders>
+            <w:tcMar>
+              <w:top w:w="80" w:type="dxa"/>
+              <w:left w:w="100" w:type="dxa"/>
+              <w:bottom w:w="80" w:type="dxa"/>
+              <w:right w:w="100" w:type="dxa"/>
+            </w:tcMar>
+            <w:vAlign w:val="center"/>
+          </w:tcPr>
+          <w:p>
+            <w:r>
+              <w:rPr>
+                <w:sz w:val="18"/>
+                <w:szCs w:val="18"/>
+              </w:rPr>
+              <w:t>Lian et al. (2024)</w:t>
+            </w:r>
+          </w:p>
+        </w:tc>
+        <w:tc>
+          <w:tcPr>
+            <w:tcW w:w="1900" w:type="dxa"/>
+            <w:tcBorders>
+              <w:top w:val="single" w:sz="1" w:space="0" w:color="AAAAAA"/>
+              <w:left w:val="single" w:sz="1" w:space="0" w:color="AAAAAA"/>
+              <w:bottom w:val="single" w:sz="1" w:space="0" w:color="AAAAAA"/>
+              <w:right w:val="single" w:sz="1" w:space="0" w:color="AAAAAA"/>
+            </w:tcBorders>
+            <w:tcMar>
+              <w:top w:w="80" w:type="dxa"/>
+              <w:left w:w="100" w:type="dxa"/>
+              <w:bottom w:w="80" w:type="dxa"/>
+              <w:right w:w="100" w:type="dxa"/>
+            </w:tcMar>
+            <w:vAlign w:val="center"/>
+          </w:tcPr>
+          <w:p>
+            <w:proofErr w:type="spellStart"/>
+            <w:r>
+              <w:rPr>
+                <w:sz w:val="18"/>
+                <w:szCs w:val="18"/>
+              </w:rPr>
+              <w:t>LoRA</w:t>
+            </w:r>
+            <w:proofErr w:type="spellEnd"/>
+            <w:r>
+              <w:rPr>
+                <w:sz w:val="18"/>
+                <w:szCs w:val="18"/>
+              </w:rPr>
+              <w:t xml:space="preserve"> vs. full fine-tuning on radiology-pretrained </w:t>
+            </w:r>
+            <w:proofErr w:type="spellStart"/>
+            <w:r>
+              <w:rPr>
+                <w:sz w:val="18"/>
+                <w:szCs w:val="18"/>
+              </w:rPr>
+              <w:t>ViTs</w:t>
+            </w:r>
+            <w:proofErr w:type="spellEnd"/>
+          </w:p>
+        </w:tc>
+        <w:tc>
+          <w:tcPr>
+            <w:tcW w:w="1500" w:type="dxa"/>
+            <w:tcBorders>
+              <w:top w:val="single" w:sz="1" w:space="0" w:color="AAAAAA"/>
+              <w:left w:val="single" w:sz="1" w:space="0" w:color="AAAAAA"/>
+              <w:bottom w:val="single" w:sz="1" w:space="0" w:color="AAAAAA"/>
+              <w:right w:val="single" w:sz="1" w:space="0" w:color="AAAAAA"/>
+            </w:tcBorders>
+            <w:tcMar>
+              <w:top w:w="80" w:type="dxa"/>
+              <w:left w:w="100" w:type="dxa"/>
+              <w:bottom w:w="80" w:type="dxa"/>
+              <w:right w:w="100" w:type="dxa"/>
+            </w:tcMar>
+            <w:vAlign w:val="center"/>
+          </w:tcPr>
+          <w:p>
+            <w:r>
+              <w:rPr>
+                <w:sz w:val="18"/>
+                <w:szCs w:val="18"/>
+              </w:rPr>
+              <w:t xml:space="preserve">NIH ChestX-ray14, </w:t>
+            </w:r>
+            <w:proofErr w:type="spellStart"/>
+            <w:r>
+              <w:rPr>
+                <w:sz w:val="18"/>
+                <w:szCs w:val="18"/>
+              </w:rPr>
+              <w:t>CheXpert</w:t>
+            </w:r>
+            <w:proofErr w:type="spellEnd"/>
+            <w:r>
+              <w:rPr>
+                <w:sz w:val="18"/>
+                <w:szCs w:val="18"/>
+              </w:rPr>
+              <w:t>, RSNA Pneumonia</w:t>
+            </w:r>
+          </w:p>
+        </w:tc>
+        <w:tc>
+          <w:tcPr>
+            <w:tcW w:w="1500" w:type="dxa"/>
+            <w:tcBorders>
+              <w:top w:val="single" w:sz="1" w:space="0" w:color="AAAAAA"/>
+              <w:left w:val="single" w:sz="1" w:space="0" w:color="AAAAAA"/>
+              <w:bottom w:val="single" w:sz="1" w:space="0" w:color="AAAAAA"/>
+              <w:right w:val="single" w:sz="1" w:space="0" w:color="AAAAAA"/>
+            </w:tcBorders>
+            <w:tcMar>
+              <w:top w:w="80" w:type="dxa"/>
+              <w:left w:w="100" w:type="dxa"/>
+              <w:bottom w:w="80" w:type="dxa"/>
+              <w:right w:w="100" w:type="dxa"/>
+            </w:tcMar>
+            <w:vAlign w:val="center"/>
+          </w:tcPr>
+          <w:p>
+            <w:r>
+              <w:rPr>
+                <w:sz w:val="18"/>
+                <w:szCs w:val="18"/>
+              </w:rPr>
+              <w:t>AUROC (1% labeled data): 77.1% (</w:t>
+            </w:r>
+            <w:proofErr w:type="spellStart"/>
+            <w:r>
+              <w:rPr>
+                <w:sz w:val="18"/>
+                <w:szCs w:val="18"/>
+              </w:rPr>
+              <w:t>LoRA</w:t>
+            </w:r>
+            <w:proofErr w:type="spellEnd"/>
+            <w:r>
+              <w:rPr>
+                <w:sz w:val="18"/>
+                <w:szCs w:val="18"/>
+              </w:rPr>
+              <w:t>) vs 74.2% (full FT)</w:t>
+            </w:r>
+          </w:p>
+        </w:tc>
+        <w:tc>
+          <w:tcPr>
+            <w:tcW w:w="1560" w:type="dxa"/>
+            <w:tcBorders>
+              <w:top w:val="single" w:sz="1" w:space="0" w:color="AAAAAA"/>
+              <w:left w:val="single" w:sz="1" w:space="0" w:color="AAAAAA"/>
+              <w:bottom w:val="single" w:sz="1" w:space="0" w:color="AAAAAA"/>
+              <w:right w:val="single" w:sz="1" w:space="0" w:color="AAAAAA"/>
+            </w:tcBorders>
+            <w:tcMar>
+              <w:top w:w="80" w:type="dxa"/>
+              <w:left w:w="100" w:type="dxa"/>
+              <w:bottom w:w="80" w:type="dxa"/>
+              <w:right w:w="100" w:type="dxa"/>
+            </w:tcMar>
+            <w:vAlign w:val="center"/>
+          </w:tcPr>
+          <w:p>
+            <w:r>
+              <w:rPr>
+                <w:sz w:val="18"/>
+                <w:szCs w:val="18"/>
+              </w:rPr>
+              <w:t xml:space="preserve">Validates </w:t>
+            </w:r>
+            <w:proofErr w:type="spellStart"/>
+            <w:r>
+              <w:rPr>
+                <w:sz w:val="18"/>
+                <w:szCs w:val="18"/>
+              </w:rPr>
+              <w:t>LoRA</w:t>
+            </w:r>
+            <w:proofErr w:type="spellEnd"/>
+            <w:r>
+              <w:rPr>
+                <w:sz w:val="18"/>
+                <w:szCs w:val="18"/>
+              </w:rPr>
+              <w:t xml:space="preserve"> as superior in low-data regimes; supports </w:t>
+            </w:r>
+            <w:proofErr w:type="spellStart"/>
+            <w:r>
+              <w:rPr>
+                <w:sz w:val="18"/>
+                <w:szCs w:val="18"/>
+              </w:rPr>
+              <w:t>BanglaCXR's</w:t>
+            </w:r>
+            <w:proofErr w:type="spellEnd"/>
+            <w:r>
+              <w:rPr>
+                <w:sz w:val="18"/>
+                <w:szCs w:val="18"/>
+              </w:rPr>
+              <w:t xml:space="preserve"> fine-tuning choice</w:t>
+            </w:r>
+          </w:p>
+        </w:tc>
+      </w:tr>
+      <w:tr>
+        <w:tblPrEx>
+          <w:tblCellMar>
+            <w:top w:w="0" w:type="dxa"/>
+            <w:bottom w:w="0" w:type="dxa"/>
+          </w:tblCellMar>
+        </w:tblPrEx>
+        <w:trPr>
+          <w:jc w:val="center"/>
+        </w:trPr>
+        <w:tc>
+          <w:tcPr>
+            <w:tcW w:w="1900" w:type="dxa"/>
+            <w:tcBorders>
+              <w:top w:val="single" w:sz="1" w:space="0" w:color="AAAAAA"/>
+              <w:left w:val="single" w:sz="1" w:space="0" w:color="AAAAAA"/>
+              <w:bottom w:val="single" w:sz="1" w:space="0" w:color="AAAAAA"/>
+              <w:right w:val="single" w:sz="1" w:space="0" w:color="AAAAAA"/>
+            </w:tcBorders>
+            <w:tcMar>
+              <w:top w:w="80" w:type="dxa"/>
+              <w:left w:w="100" w:type="dxa"/>
+              <w:bottom w:w="80" w:type="dxa"/>
+              <w:right w:w="100" w:type="dxa"/>
+            </w:tcMar>
+            <w:vAlign w:val="center"/>
+          </w:tcPr>
+          <w:p>
+            <w:r>
+              <w:rPr>
+                <w:sz w:val="18"/>
+                <w:szCs w:val="18"/>
+              </w:rPr>
+              <w:t>Adhikari et al. (2025)</w:t>
+            </w:r>
+          </w:p>
+        </w:tc>
+        <w:tc>
+          <w:tcPr>
+            <w:tcW w:w="1900" w:type="dxa"/>
+            <w:tcBorders>
+              <w:top w:val="single" w:sz="1" w:space="0" w:color="AAAAAA"/>
+              <w:left w:val="single" w:sz="1" w:space="0" w:color="AAAAAA"/>
+              <w:bottom w:val="single" w:sz="1" w:space="0" w:color="AAAAAA"/>
+              <w:right w:val="single" w:sz="1" w:space="0" w:color="AAAAAA"/>
+            </w:tcBorders>
+            <w:tcMar>
+              <w:top w:w="80" w:type="dxa"/>
+              <w:left w:w="100" w:type="dxa"/>
+              <w:bottom w:w="80" w:type="dxa"/>
+              <w:right w:w="100" w:type="dxa"/>
+            </w:tcMar>
+            <w:vAlign w:val="center"/>
+          </w:tcPr>
+          <w:p>
+            <w:r>
+              <w:rPr>
+                <w:sz w:val="18"/>
+                <w:szCs w:val="18"/>
+              </w:rPr>
+              <w:t>Perspective paper (AI-Sarosh workshop)</w:t>
+            </w:r>
+          </w:p>
+        </w:tc>
+        <w:tc>
+          <w:tcPr>
+            <w:tcW w:w="1500" w:type="dxa"/>
+            <w:tcBorders>
+              <w:top w:val="single" w:sz="1" w:space="0" w:color="AAAAAA"/>
+              <w:left w:val="single" w:sz="1" w:space="0" w:color="AAAAAA"/>
+              <w:bottom w:val="single" w:sz="1" w:space="0" w:color="AAAAAA"/>
+              <w:right w:val="single" w:sz="1" w:space="0" w:color="AAAAAA"/>
+            </w:tcBorders>
+            <w:tcMar>
+              <w:top w:w="80" w:type="dxa"/>
+              <w:left w:w="100" w:type="dxa"/>
+              <w:bottom w:w="80" w:type="dxa"/>
+              <w:right w:w="100" w:type="dxa"/>
+            </w:tcMar>
+            <w:vAlign w:val="center"/>
+          </w:tcPr>
+          <w:p>
+            <w:r>
+              <w:rPr>
+                <w:sz w:val="18"/>
+                <w:szCs w:val="18"/>
+              </w:rPr>
+              <w:t>N/A (qualitative)</w:t>
+            </w:r>
+          </w:p>
+        </w:tc>
+        <w:tc>
+          <w:tcPr>
+            <w:tcW w:w="1500" w:type="dxa"/>
+            <w:tcBorders>
+              <w:top w:val="single" w:sz="1" w:space="0" w:color="AAAAAA"/>
+              <w:left w:val="single" w:sz="1" w:space="0" w:color="AAAAAA"/>
+              <w:bottom w:val="single" w:sz="1" w:space="0" w:color="AAAAAA"/>
+              <w:right w:val="single" w:sz="1" w:space="0" w:color="AAAAAA"/>
+            </w:tcBorders>
+            <w:tcMar>
+              <w:top w:w="80" w:type="dxa"/>
+              <w:left w:w="100" w:type="dxa"/>
+              <w:bottom w:w="80" w:type="dxa"/>
+              <w:right w:w="100" w:type="dxa"/>
+            </w:tcMar>
+            <w:vAlign w:val="center"/>
+          </w:tcPr>
+          <w:p>
+            <w:r>
+              <w:rPr>
+                <w:sz w:val="18"/>
+                <w:szCs w:val="18"/>
+              </w:rPr>
+              <w:t>N/A</w:t>
+            </w:r>
+          </w:p>
+        </w:tc>
+        <w:tc>
+          <w:tcPr>
+            <w:tcW w:w="1560" w:type="dxa"/>
+            <w:tcBorders>
+              <w:top w:val="single" w:sz="1" w:space="0" w:color="AAAAAA"/>
+              <w:left w:val="single" w:sz="1" w:space="0" w:color="AAAAAA"/>
+              <w:bottom w:val="single" w:sz="1" w:space="0" w:color="AAAAAA"/>
+              <w:right w:val="single" w:sz="1" w:space="0" w:color="AAAAAA"/>
+            </w:tcBorders>
+            <w:tcMar>
+              <w:top w:w="80" w:type="dxa"/>
+              <w:left w:w="100" w:type="dxa"/>
+              <w:bottom w:w="80" w:type="dxa"/>
+              <w:right w:w="100" w:type="dxa"/>
+            </w:tcMar>
+            <w:vAlign w:val="center"/>
+          </w:tcPr>
+          <w:p>
+            <w:r>
+              <w:rPr>
+                <w:sz w:val="18"/>
+                <w:szCs w:val="18"/>
+              </w:rPr>
+              <w:t>Identifies offline-first design and language equity as preconditions for South Asian AI health adoption</w:t>
+            </w:r>
+          </w:p>
+        </w:tc>
+      </w:tr>
+    </w:tbl>
+    <w:p>
+      <w:pPr>
+        <w:pStyle w:val="NormalWeb"/>
+        <w:spacing w:line="360" w:lineRule="auto"/>
+        <w:ind w:left="360"/>
+        <w:jc w:val="both"/>
+      </w:pPr>
+    </w:p>
     <w:p>
       <w:pPr>
         <w:pStyle w:val="Heading1"/>
@@ -15540,141 +19415,6 @@
       <w:r>
         <w:t xml:space="preserve"> system is explained in the next chapter in detail starting from feasibility, architecture design to implementation.</w:t>
       </w:r>
-    </w:p>
-    <w:p>
-      <w:pPr>
-        <w:jc w:val="both"/>
-        <w:rPr>
-          <w:sz w:val="24"/>
-          <w:szCs w:val="24"/>
-        </w:rPr>
-      </w:pPr>
-    </w:p>
-    <w:p>
-      <w:pPr>
-        <w:jc w:val="both"/>
-        <w:rPr>
-          <w:sz w:val="24"/>
-          <w:szCs w:val="24"/>
-        </w:rPr>
-      </w:pPr>
-    </w:p>
-    <w:p>
-      <w:pPr>
-        <w:jc w:val="both"/>
-        <w:rPr>
-          <w:sz w:val="24"/>
-          <w:szCs w:val="24"/>
-        </w:rPr>
-      </w:pPr>
-    </w:p>
-    <w:p>
-      <w:pPr>
-        <w:jc w:val="both"/>
-        <w:rPr>
-          <w:sz w:val="24"/>
-          <w:szCs w:val="24"/>
-        </w:rPr>
-      </w:pPr>
-    </w:p>
-    <w:p>
-      <w:pPr>
-        <w:jc w:val="both"/>
-        <w:rPr>
-          <w:sz w:val="24"/>
-          <w:szCs w:val="24"/>
-        </w:rPr>
-      </w:pPr>
-    </w:p>
-    <w:p>
-      <w:pPr>
-        <w:jc w:val="both"/>
-        <w:rPr>
-          <w:sz w:val="24"/>
-          <w:szCs w:val="24"/>
-        </w:rPr>
-      </w:pPr>
-    </w:p>
-    <w:p>
-      <w:pPr>
-        <w:jc w:val="both"/>
-        <w:rPr>
-          <w:sz w:val="24"/>
-          <w:szCs w:val="24"/>
-        </w:rPr>
-      </w:pPr>
-    </w:p>
-    <w:p>
-      <w:pPr>
-        <w:jc w:val="both"/>
-        <w:rPr>
-          <w:sz w:val="24"/>
-          <w:szCs w:val="24"/>
-        </w:rPr>
-      </w:pPr>
-    </w:p>
-    <w:p>
-      <w:pPr>
-        <w:jc w:val="both"/>
-        <w:rPr>
-          <w:sz w:val="24"/>
-          <w:szCs w:val="24"/>
-        </w:rPr>
-      </w:pPr>
-    </w:p>
-    <w:p>
-      <w:pPr>
-        <w:jc w:val="both"/>
-        <w:rPr>
-          <w:sz w:val="24"/>
-          <w:szCs w:val="24"/>
-        </w:rPr>
-      </w:pPr>
-    </w:p>
-    <w:p>
-      <w:pPr>
-        <w:jc w:val="both"/>
-        <w:rPr>
-          <w:sz w:val="24"/>
-          <w:szCs w:val="24"/>
-        </w:rPr>
-      </w:pPr>
-    </w:p>
-    <w:p>
-      <w:pPr>
-        <w:jc w:val="both"/>
-        <w:rPr>
-          <w:sz w:val="24"/>
-          <w:szCs w:val="24"/>
-        </w:rPr>
-      </w:pPr>
-    </w:p>
-    <w:p>
-      <w:pPr>
-        <w:jc w:val="both"/>
-        <w:rPr>
-          <w:sz w:val="24"/>
-          <w:szCs w:val="24"/>
-        </w:rPr>
-      </w:pPr>
-    </w:p>
-    <w:p>
-      <w:pPr>
-        <w:jc w:val="both"/>
-        <w:rPr>
-          <w:sz w:val="24"/>
-          <w:szCs w:val="24"/>
-        </w:rPr>
-      </w:pPr>
-    </w:p>
-    <w:p>
-      <w:pPr>
-        <w:jc w:val="both"/>
-        <w:rPr>
-          <w:sz w:val="24"/>
-          <w:szCs w:val="24"/>
-        </w:rPr>
-      </w:pPr>
     </w:p>
     <w:p>
       <w:pPr>
@@ -19389,14 +23129,7 @@
           <w:sz w:val="24"/>
           <w:szCs w:val="24"/>
         </w:rPr>
-        <w:t>Stage 1 English NLG Results</w:t>
-      </w:r>
-      <w:r>
-        <w:rPr>
-          <w:sz w:val="24"/>
-          <w:szCs w:val="24"/>
-        </w:rPr>
-        <w:t xml:space="preserve">: </w:t>
+        <w:t xml:space="preserve">Stage 1 English NLG Results: </w:t>
       </w:r>
     </w:p>
     <w:p>
@@ -19708,14 +23441,7 @@
           <w:sz w:val="24"/>
           <w:szCs w:val="24"/>
         </w:rPr>
-        <w:t>Clinical Entity Results</w:t>
-      </w:r>
-      <w:r>
-        <w:rPr>
-          <w:sz w:val="24"/>
-          <w:szCs w:val="24"/>
-        </w:rPr>
-        <w:t>:</w:t>
+        <w:t>Clinical Entity Results:</w:t>
       </w:r>
     </w:p>
     <w:p>
@@ -19867,14 +23593,7 @@
           <w:sz w:val="24"/>
           <w:szCs w:val="24"/>
         </w:rPr>
-        <w:t>Stage 2 Bangla Translation Results</w:t>
-      </w:r>
-      <w:r>
-        <w:rPr>
-          <w:sz w:val="24"/>
-          <w:szCs w:val="24"/>
-        </w:rPr>
-        <w:t>:</w:t>
+        <w:t>Stage 2 Bangla Translation Results:</w:t>
       </w:r>
     </w:p>
     <w:p>
@@ -23011,7 +26730,25 @@
           <w:sz w:val="24"/>
           <w:szCs w:val="24"/>
         </w:rPr>
-        <w:t xml:space="preserve">, a cross-attention module comprising of 32 learnable region queries, which effectively reduces the number of patch tokens in RAD-DINO (1,370) to region-aware embeddings, conditions the language model—with the ablation study showing that this is architecturally crucial, as the </w:t>
+        <w:t>, a cross-attention module comprising of 32 learnable region queries, which effectively reduces the number of patch tokens in RAD-DINO (1,370) to region-aware embeddings, conditions the language model</w:t>
+      </w:r>
+      <w:r>
+        <w:rPr>
+          <w:b w:val="0"/>
+          <w:bCs w:val="0"/>
+          <w:sz w:val="24"/>
+          <w:szCs w:val="24"/>
+        </w:rPr>
+        <w:t xml:space="preserve">, </w:t>
+      </w:r>
+      <w:r>
+        <w:rPr>
+          <w:b w:val="0"/>
+          <w:bCs w:val="0"/>
+          <w:sz w:val="24"/>
+          <w:szCs w:val="24"/>
+        </w:rPr>
+        <w:t xml:space="preserve">with the ablation study showing that this is architecturally crucial, as the </w:t>
       </w:r>
       <w:proofErr w:type="spellStart"/>
       <w:r>
@@ -26018,6 +29755,7 @@
   <w:style w:type="character" w:default="1" w:styleId="DefaultParagraphFont">
     <w:name w:val="Default Paragraph Font"/>
     <w:uiPriority w:val="1"/>
+    <w:semiHidden/>
     <w:unhideWhenUsed/>
   </w:style>
   <w:style w:type="table" w:default="1" w:styleId="TableNormal">

--- a/Thesis Report.docx
+++ b/Thesis Report.docx
@@ -2752,7 +2752,7 @@
               <w:rPr>
                 <w:color w:val="000000"/>
               </w:rPr>
-              <w:t>Professor &amp; Associate Dean</w:t>
+              <w:t>Professor &amp; Dean</w:t>
             </w:r>
           </w:p>
           <w:p>
@@ -2835,21 +2835,12 @@
                 <w:bCs/>
               </w:rPr>
             </w:pPr>
-            <w:proofErr w:type="spellStart"/>
             <w:r>
               <w:rPr>
                 <w:b/>
                 <w:bCs/>
               </w:rPr>
-              <w:t>Mashiour</w:t>
-            </w:r>
-            <w:proofErr w:type="spellEnd"/>
-            <w:r>
-              <w:rPr>
-                <w:b/>
-                <w:bCs/>
-              </w:rPr>
-              <w:t xml:space="preserve"> Rahman</w:t>
+              <w:t>Dr. Khandaker Tabin Hasan</w:t>
             </w:r>
           </w:p>
           <w:p>
@@ -2864,24 +2855,32 @@
               <w:rPr>
                 <w:color w:val="000000"/>
               </w:rPr>
-              <w:t xml:space="preserve">Sr. Associate Professor </w:t>
-            </w:r>
-          </w:p>
-          <w:p>
-            <w:pPr>
-              <w:spacing w:line="360" w:lineRule="auto"/>
-              <w:jc w:val="center"/>
+              <w:t xml:space="preserve">Professor </w:t>
+            </w:r>
+            <w:r>
+              <w:rPr>
+                <w:color w:val="000000"/>
+              </w:rPr>
+              <w:t>&amp;</w:t>
+            </w:r>
+            <w:r>
+              <w:rPr>
+                <w:color w:val="000000"/>
+              </w:rPr>
+              <w:t xml:space="preserve"> Associate</w:t>
+            </w:r>
+            <w:r>
+              <w:rPr>
+                <w:color w:val="000000"/>
+              </w:rPr>
+              <w:t xml:space="preserve"> </w:t>
+            </w:r>
+            <w:r>
               <w:rPr>
                 <w:color w:val="000000"/>
                 <w:lang w:val="en-AU"/>
               </w:rPr>
-            </w:pPr>
-            <w:r>
-              <w:rPr>
-                <w:color w:val="000000"/>
-                <w:lang w:val="en-AU"/>
-              </w:rPr>
-              <w:t>Dean-In-Charge</w:t>
+              <w:t>Dean</w:t>
             </w:r>
           </w:p>
           <w:p>
@@ -2977,7 +2976,10 @@
         <w:jc w:val="both"/>
       </w:pPr>
       <w:r>
-        <w:t xml:space="preserve">We extend our heartfelt thanks to our supervisor, Dr. </w:t>
+        <w:t>We extend our heartfelt thanks to our supervisor,</w:t>
+      </w:r>
+      <w:r>
+        <w:t xml:space="preserve"> </w:t>
       </w:r>
       <w:proofErr w:type="spellStart"/>
       <w:r>
@@ -3636,41 +3638,7 @@
                 <w:noProof/>
                 <w:webHidden/>
               </w:rPr>
-              <w:fldChar w:fldCharType="begin"/>
-            </w:r>
-            <w:r>
-              <w:rPr>
-                <w:noProof/>
-                <w:webHidden/>
-              </w:rPr>
-              <w:instrText xml:space="preserve"> PAGEREF _Toc226033340 \h </w:instrText>
-            </w:r>
-            <w:r>
-              <w:rPr>
-                <w:noProof/>
-                <w:webHidden/>
-              </w:rPr>
-            </w:r>
-            <w:r>
-              <w:rPr>
-                <w:noProof/>
-                <w:webHidden/>
-              </w:rPr>
-              <w:fldChar w:fldCharType="separate"/>
-            </w:r>
-            <w:r>
-              <w:rPr>
-                <w:noProof/>
-                <w:webHidden/>
-              </w:rPr>
-              <w:t>x</w:t>
-            </w:r>
-            <w:r>
-              <w:rPr>
-                <w:noProof/>
-                <w:webHidden/>
-              </w:rPr>
-              <w:fldChar w:fldCharType="end"/>
+              <w:t>VIII</w:t>
             </w:r>
           </w:hyperlink>
         </w:p>
@@ -3742,43 +3710,12 @@
                 <w:noProof/>
                 <w:webHidden/>
               </w:rPr>
-              <w:fldChar w:fldCharType="begin"/>
-            </w:r>
-            <w:r>
-              <w:rPr>
-                <w:noProof/>
-                <w:webHidden/>
-              </w:rPr>
-              <w:instrText xml:space="preserve"> PAGEREF _Toc226033341 \h </w:instrText>
-            </w:r>
-            <w:r>
-              <w:rPr>
-                <w:noProof/>
-                <w:webHidden/>
-              </w:rPr>
-            </w:r>
-            <w:r>
-              <w:rPr>
-                <w:noProof/>
-                <w:webHidden/>
-              </w:rPr>
-              <w:fldChar w:fldCharType="separate"/>
-            </w:r>
-            <w:r>
-              <w:rPr>
-                <w:noProof/>
-                <w:webHidden/>
-              </w:rPr>
-              <w:t>xi</w:t>
-            </w:r>
-            <w:r>
-              <w:rPr>
-                <w:noProof/>
-                <w:webHidden/>
-              </w:rPr>
-              <w:fldChar w:fldCharType="end"/>
+              <w:t>I</w:t>
             </w:r>
           </w:hyperlink>
+          <w:r>
+            <w:t>X</w:t>
+          </w:r>
         </w:p>
         <w:p>
           <w:pPr>
@@ -3875,7 +3812,7 @@
                 <w:noProof/>
                 <w:webHidden/>
               </w:rPr>
-              <w:t>xii</w:t>
+              <w:t>x</w:t>
             </w:r>
             <w:r>
               <w:rPr>
@@ -3951,7 +3888,7 @@
                 <w:noProof/>
                 <w:webHidden/>
               </w:rPr>
-              <w:t>xiii</w:t>
+              <w:t>xi</w:t>
             </w:r>
             <w:r>
               <w:rPr>
@@ -4027,7 +3964,7 @@
                 <w:noProof/>
                 <w:webHidden/>
               </w:rPr>
-              <w:t>xiii</w:t>
+              <w:t>xii</w:t>
             </w:r>
             <w:r>
               <w:rPr>
@@ -4118,7 +4055,14 @@
                 <w:noProof/>
                 <w:webHidden/>
               </w:rPr>
-              <w:t>14</w:t>
+              <w:t>1</w:t>
+            </w:r>
+            <w:r>
+              <w:rPr>
+                <w:noProof/>
+                <w:webHidden/>
+              </w:rPr>
+              <w:t>3</w:t>
             </w:r>
             <w:r>
               <w:rPr>
@@ -4194,7 +4138,14 @@
                 <w:noProof/>
                 <w:webHidden/>
               </w:rPr>
-              <w:t>14</w:t>
+              <w:t>1</w:t>
+            </w:r>
+            <w:r>
+              <w:rPr>
+                <w:noProof/>
+                <w:webHidden/>
+              </w:rPr>
+              <w:t>3</w:t>
             </w:r>
             <w:r>
               <w:rPr>
@@ -4292,7 +4243,14 @@
                 <w:noProof/>
                 <w:webHidden/>
               </w:rPr>
-              <w:t>14</w:t>
+              <w:t>1</w:t>
+            </w:r>
+            <w:r>
+              <w:rPr>
+                <w:noProof/>
+                <w:webHidden/>
+              </w:rPr>
+              <w:t>3</w:t>
             </w:r>
             <w:r>
               <w:rPr>
@@ -4390,7 +4348,14 @@
                 <w:noProof/>
                 <w:webHidden/>
               </w:rPr>
-              <w:t>14</w:t>
+              <w:t>1</w:t>
+            </w:r>
+            <w:r>
+              <w:rPr>
+                <w:noProof/>
+                <w:webHidden/>
+              </w:rPr>
+              <w:t>3</w:t>
             </w:r>
             <w:r>
               <w:rPr>
@@ -4643,16 +4608,7 @@
                 <w:rStyle w:val="Hyperlink"/>
                 <w:noProof/>
               </w:rPr>
-              <w:t xml:space="preserve">Research Questions </w:t>
-            </w:r>
-            <w:r>
-              <w:rPr>
-                <w:rStyle w:val="Hyperlink"/>
-                <w:i/>
-                <w:iCs/>
-                <w:noProof/>
-              </w:rPr>
-              <w:t>(optional but recommended for AI/ML/SE/Cyber Security)</w:t>
+              <w:t>Research Questions</w:t>
             </w:r>
             <w:r>
               <w:rPr>
@@ -4889,7 +4845,14 @@
                 <w:noProof/>
                 <w:webHidden/>
               </w:rPr>
-              <w:t>15</w:t>
+              <w:t>1</w:t>
+            </w:r>
+            <w:r>
+              <w:rPr>
+                <w:noProof/>
+                <w:webHidden/>
+              </w:rPr>
+              <w:t>6</w:t>
             </w:r>
             <w:r>
               <w:rPr>
@@ -4987,7 +4950,14 @@
                 <w:noProof/>
                 <w:webHidden/>
               </w:rPr>
-              <w:t>15</w:t>
+              <w:t>1</w:t>
+            </w:r>
+            <w:r>
+              <w:rPr>
+                <w:noProof/>
+                <w:webHidden/>
+              </w:rPr>
+              <w:t>6</w:t>
             </w:r>
             <w:r>
               <w:rPr>
@@ -5085,7 +5055,14 @@
                 <w:noProof/>
                 <w:webHidden/>
               </w:rPr>
-              <w:t>15</w:t>
+              <w:t>1</w:t>
+            </w:r>
+            <w:r>
+              <w:rPr>
+                <w:noProof/>
+                <w:webHidden/>
+              </w:rPr>
+              <w:t>7</w:t>
             </w:r>
             <w:r>
               <w:rPr>
@@ -5183,7 +5160,14 @@
                 <w:noProof/>
                 <w:webHidden/>
               </w:rPr>
-              <w:t>16</w:t>
+              <w:t>1</w:t>
+            </w:r>
+            <w:r>
+              <w:rPr>
+                <w:noProof/>
+                <w:webHidden/>
+              </w:rPr>
+              <w:t>7</w:t>
             </w:r>
             <w:r>
               <w:rPr>
@@ -5281,7 +5265,14 @@
                 <w:noProof/>
                 <w:webHidden/>
               </w:rPr>
-              <w:t>16</w:t>
+              <w:t>1</w:t>
+            </w:r>
+            <w:r>
+              <w:rPr>
+                <w:noProof/>
+                <w:webHidden/>
+              </w:rPr>
+              <w:t>8</w:t>
             </w:r>
             <w:r>
               <w:rPr>
@@ -5372,7 +5363,14 @@
                 <w:noProof/>
                 <w:webHidden/>
               </w:rPr>
-              <w:t>17</w:t>
+              <w:t>1</w:t>
+            </w:r>
+            <w:r>
+              <w:rPr>
+                <w:noProof/>
+                <w:webHidden/>
+              </w:rPr>
+              <w:t>9</w:t>
             </w:r>
             <w:r>
               <w:rPr>
@@ -5448,7 +5446,14 @@
                 <w:noProof/>
                 <w:webHidden/>
               </w:rPr>
-              <w:t>17</w:t>
+              <w:t>1</w:t>
+            </w:r>
+            <w:r>
+              <w:rPr>
+                <w:noProof/>
+                <w:webHidden/>
+              </w:rPr>
+              <w:t>9</w:t>
             </w:r>
             <w:r>
               <w:rPr>
@@ -5546,7 +5551,14 @@
                 <w:noProof/>
                 <w:webHidden/>
               </w:rPr>
-              <w:t>17</w:t>
+              <w:t>1</w:t>
+            </w:r>
+            <w:r>
+              <w:rPr>
+                <w:noProof/>
+                <w:webHidden/>
+              </w:rPr>
+              <w:t>9</w:t>
             </w:r>
             <w:r>
               <w:rPr>
@@ -5644,7 +5656,14 @@
                 <w:noProof/>
                 <w:webHidden/>
               </w:rPr>
-              <w:t>17</w:t>
+              <w:t>1</w:t>
+            </w:r>
+            <w:r>
+              <w:rPr>
+                <w:noProof/>
+                <w:webHidden/>
+              </w:rPr>
+              <w:t>9</w:t>
             </w:r>
             <w:r>
               <w:rPr>
@@ -5715,41 +5734,7 @@
                 <w:noProof/>
                 <w:webHidden/>
               </w:rPr>
-              <w:fldChar w:fldCharType="begin"/>
-            </w:r>
-            <w:r>
-              <w:rPr>
-                <w:noProof/>
-                <w:webHidden/>
-              </w:rPr>
-              <w:instrText xml:space="preserve"> PAGEREF _Toc226033367 \h </w:instrText>
-            </w:r>
-            <w:r>
-              <w:rPr>
-                <w:noProof/>
-                <w:webHidden/>
-              </w:rPr>
-            </w:r>
-            <w:r>
-              <w:rPr>
-                <w:noProof/>
-                <w:webHidden/>
-              </w:rPr>
-              <w:fldChar w:fldCharType="separate"/>
-            </w:r>
-            <w:r>
-              <w:rPr>
-                <w:noProof/>
-                <w:webHidden/>
-              </w:rPr>
-              <w:t>17</w:t>
-            </w:r>
-            <w:r>
-              <w:rPr>
-                <w:noProof/>
-                <w:webHidden/>
-              </w:rPr>
-              <w:fldChar w:fldCharType="end"/>
+              <w:t>23</w:t>
             </w:r>
           </w:hyperlink>
         </w:p>
@@ -5813,41 +5798,7 @@
                 <w:noProof/>
                 <w:webHidden/>
               </w:rPr>
-              <w:fldChar w:fldCharType="begin"/>
-            </w:r>
-            <w:r>
-              <w:rPr>
-                <w:noProof/>
-                <w:webHidden/>
-              </w:rPr>
-              <w:instrText xml:space="preserve"> PAGEREF _Toc226033368 \h </w:instrText>
-            </w:r>
-            <w:r>
-              <w:rPr>
-                <w:noProof/>
-                <w:webHidden/>
-              </w:rPr>
-            </w:r>
-            <w:r>
-              <w:rPr>
-                <w:noProof/>
-                <w:webHidden/>
-              </w:rPr>
-              <w:fldChar w:fldCharType="separate"/>
-            </w:r>
-            <w:r>
-              <w:rPr>
-                <w:noProof/>
-                <w:webHidden/>
-              </w:rPr>
-              <w:t>17</w:t>
-            </w:r>
-            <w:r>
-              <w:rPr>
-                <w:noProof/>
-                <w:webHidden/>
-              </w:rPr>
-              <w:fldChar w:fldCharType="end"/>
+              <w:t>27</w:t>
             </w:r>
           </w:hyperlink>
         </w:p>
@@ -5904,41 +5855,7 @@
                 <w:noProof/>
                 <w:webHidden/>
               </w:rPr>
-              <w:fldChar w:fldCharType="begin"/>
-            </w:r>
-            <w:r>
-              <w:rPr>
-                <w:noProof/>
-                <w:webHidden/>
-              </w:rPr>
-              <w:instrText xml:space="preserve"> PAGEREF _Toc226033369 \h </w:instrText>
-            </w:r>
-            <w:r>
-              <w:rPr>
-                <w:noProof/>
-                <w:webHidden/>
-              </w:rPr>
-            </w:r>
-            <w:r>
-              <w:rPr>
-                <w:noProof/>
-                <w:webHidden/>
-              </w:rPr>
-              <w:fldChar w:fldCharType="separate"/>
-            </w:r>
-            <w:r>
-              <w:rPr>
-                <w:noProof/>
-                <w:webHidden/>
-              </w:rPr>
-              <w:t>18</w:t>
-            </w:r>
-            <w:r>
-              <w:rPr>
-                <w:noProof/>
-                <w:webHidden/>
-              </w:rPr>
-              <w:fldChar w:fldCharType="end"/>
+              <w:t>28</w:t>
             </w:r>
           </w:hyperlink>
         </w:p>
@@ -5980,41 +5897,7 @@
                 <w:noProof/>
                 <w:webHidden/>
               </w:rPr>
-              <w:fldChar w:fldCharType="begin"/>
-            </w:r>
-            <w:r>
-              <w:rPr>
-                <w:noProof/>
-                <w:webHidden/>
-              </w:rPr>
-              <w:instrText xml:space="preserve"> PAGEREF _Toc226033370 \h </w:instrText>
-            </w:r>
-            <w:r>
-              <w:rPr>
-                <w:noProof/>
-                <w:webHidden/>
-              </w:rPr>
-            </w:r>
-            <w:r>
-              <w:rPr>
-                <w:noProof/>
-                <w:webHidden/>
-              </w:rPr>
-              <w:fldChar w:fldCharType="separate"/>
-            </w:r>
-            <w:r>
-              <w:rPr>
-                <w:noProof/>
-                <w:webHidden/>
-              </w:rPr>
-              <w:t>18</w:t>
-            </w:r>
-            <w:r>
-              <w:rPr>
-                <w:noProof/>
-                <w:webHidden/>
-              </w:rPr>
-              <w:fldChar w:fldCharType="end"/>
+              <w:t>28</w:t>
             </w:r>
           </w:hyperlink>
         </w:p>
@@ -6078,41 +5961,7 @@
                 <w:noProof/>
                 <w:webHidden/>
               </w:rPr>
-              <w:fldChar w:fldCharType="begin"/>
-            </w:r>
-            <w:r>
-              <w:rPr>
-                <w:noProof/>
-                <w:webHidden/>
-              </w:rPr>
-              <w:instrText xml:space="preserve"> PAGEREF _Toc226033371 \h </w:instrText>
-            </w:r>
-            <w:r>
-              <w:rPr>
-                <w:noProof/>
-                <w:webHidden/>
-              </w:rPr>
-            </w:r>
-            <w:r>
-              <w:rPr>
-                <w:noProof/>
-                <w:webHidden/>
-              </w:rPr>
-              <w:fldChar w:fldCharType="separate"/>
-            </w:r>
-            <w:r>
-              <w:rPr>
-                <w:noProof/>
-                <w:webHidden/>
-              </w:rPr>
-              <w:t>18</w:t>
-            </w:r>
-            <w:r>
-              <w:rPr>
-                <w:noProof/>
-                <w:webHidden/>
-              </w:rPr>
-              <w:fldChar w:fldCharType="end"/>
+              <w:t>28</w:t>
             </w:r>
           </w:hyperlink>
         </w:p>
@@ -6176,41 +6025,7 @@
                 <w:noProof/>
                 <w:webHidden/>
               </w:rPr>
-              <w:fldChar w:fldCharType="begin"/>
-            </w:r>
-            <w:r>
-              <w:rPr>
-                <w:noProof/>
-                <w:webHidden/>
-              </w:rPr>
-              <w:instrText xml:space="preserve"> PAGEREF _Toc226033372 \h </w:instrText>
-            </w:r>
-            <w:r>
-              <w:rPr>
-                <w:noProof/>
-                <w:webHidden/>
-              </w:rPr>
-            </w:r>
-            <w:r>
-              <w:rPr>
-                <w:noProof/>
-                <w:webHidden/>
-              </w:rPr>
-              <w:fldChar w:fldCharType="separate"/>
-            </w:r>
-            <w:r>
-              <w:rPr>
-                <w:noProof/>
-                <w:webHidden/>
-              </w:rPr>
-              <w:t>18</w:t>
-            </w:r>
-            <w:r>
-              <w:rPr>
-                <w:noProof/>
-                <w:webHidden/>
-              </w:rPr>
-              <w:fldChar w:fldCharType="end"/>
+              <w:t>28</w:t>
             </w:r>
           </w:hyperlink>
         </w:p>
@@ -6260,7 +6075,7 @@
                 <w:rStyle w:val="Hyperlink"/>
                 <w:noProof/>
               </w:rPr>
-              <w:t>Requirement Analysis (Functional / Non-Functional Requirements)</w:t>
+              <w:t>Requirement Analysis</w:t>
             </w:r>
             <w:r>
               <w:rPr>
@@ -6274,41 +6089,7 @@
                 <w:noProof/>
                 <w:webHidden/>
               </w:rPr>
-              <w:fldChar w:fldCharType="begin"/>
-            </w:r>
-            <w:r>
-              <w:rPr>
-                <w:noProof/>
-                <w:webHidden/>
-              </w:rPr>
-              <w:instrText xml:space="preserve"> PAGEREF _Toc226033373 \h </w:instrText>
-            </w:r>
-            <w:r>
-              <w:rPr>
-                <w:noProof/>
-                <w:webHidden/>
-              </w:rPr>
-            </w:r>
-            <w:r>
-              <w:rPr>
-                <w:noProof/>
-                <w:webHidden/>
-              </w:rPr>
-              <w:fldChar w:fldCharType="separate"/>
-            </w:r>
-            <w:r>
-              <w:rPr>
-                <w:noProof/>
-                <w:webHidden/>
-              </w:rPr>
-              <w:t>18</w:t>
-            </w:r>
-            <w:r>
-              <w:rPr>
-                <w:noProof/>
-                <w:webHidden/>
-              </w:rPr>
-              <w:fldChar w:fldCharType="end"/>
+              <w:t>29</w:t>
             </w:r>
           </w:hyperlink>
         </w:p>
@@ -6358,7 +6139,7 @@
                 <w:rStyle w:val="Hyperlink"/>
                 <w:noProof/>
               </w:rPr>
-              <w:t>Research Methodology (AI / ML / DL / SE / Cyber Security Approach)</w:t>
+              <w:t>Research Methodology</w:t>
             </w:r>
             <w:r>
               <w:rPr>
@@ -6372,41 +6153,7 @@
                 <w:noProof/>
                 <w:webHidden/>
               </w:rPr>
-              <w:fldChar w:fldCharType="begin"/>
-            </w:r>
-            <w:r>
-              <w:rPr>
-                <w:noProof/>
-                <w:webHidden/>
-              </w:rPr>
-              <w:instrText xml:space="preserve"> PAGEREF _Toc226033374 \h </w:instrText>
-            </w:r>
-            <w:r>
-              <w:rPr>
-                <w:noProof/>
-                <w:webHidden/>
-              </w:rPr>
-            </w:r>
-            <w:r>
-              <w:rPr>
-                <w:noProof/>
-                <w:webHidden/>
-              </w:rPr>
-              <w:fldChar w:fldCharType="separate"/>
-            </w:r>
-            <w:r>
-              <w:rPr>
-                <w:noProof/>
-                <w:webHidden/>
-              </w:rPr>
-              <w:t>18</w:t>
-            </w:r>
-            <w:r>
-              <w:rPr>
-                <w:noProof/>
-                <w:webHidden/>
-              </w:rPr>
-              <w:fldChar w:fldCharType="end"/>
+              <w:t>30</w:t>
             </w:r>
           </w:hyperlink>
         </w:p>
@@ -6456,7 +6203,7 @@
                 <w:rStyle w:val="Hyperlink"/>
                 <w:noProof/>
               </w:rPr>
-              <w:t>System Design and Architecture (Model Architecture / Software Architecture / Security Design)</w:t>
+              <w:t>System Design and Architecture</w:t>
             </w:r>
             <w:r>
               <w:rPr>
@@ -6470,41 +6217,7 @@
                 <w:noProof/>
                 <w:webHidden/>
               </w:rPr>
-              <w:fldChar w:fldCharType="begin"/>
-            </w:r>
-            <w:r>
-              <w:rPr>
-                <w:noProof/>
-                <w:webHidden/>
-              </w:rPr>
-              <w:instrText xml:space="preserve"> PAGEREF _Toc226033376 \h </w:instrText>
-            </w:r>
-            <w:r>
-              <w:rPr>
-                <w:noProof/>
-                <w:webHidden/>
-              </w:rPr>
-            </w:r>
-            <w:r>
-              <w:rPr>
-                <w:noProof/>
-                <w:webHidden/>
-              </w:rPr>
-              <w:fldChar w:fldCharType="separate"/>
-            </w:r>
-            <w:r>
-              <w:rPr>
-                <w:noProof/>
-                <w:webHidden/>
-              </w:rPr>
-              <w:t>19</w:t>
-            </w:r>
-            <w:r>
-              <w:rPr>
-                <w:noProof/>
-                <w:webHidden/>
-              </w:rPr>
-              <w:fldChar w:fldCharType="end"/>
+              <w:t>31</w:t>
             </w:r>
           </w:hyperlink>
         </w:p>
@@ -6554,7 +6267,7 @@
                 <w:rStyle w:val="Hyperlink"/>
                 <w:noProof/>
               </w:rPr>
-              <w:t>Implementation and Simulation (Model Training / System Development / Experimentation)</w:t>
+              <w:t>Implementation and Simulation</w:t>
             </w:r>
             <w:r>
               <w:rPr>
@@ -6568,41 +6281,7 @@
                 <w:noProof/>
                 <w:webHidden/>
               </w:rPr>
-              <w:fldChar w:fldCharType="begin"/>
-            </w:r>
-            <w:r>
-              <w:rPr>
-                <w:noProof/>
-                <w:webHidden/>
-              </w:rPr>
-              <w:instrText xml:space="preserve"> PAGEREF _Toc226033377 \h </w:instrText>
-            </w:r>
-            <w:r>
-              <w:rPr>
-                <w:noProof/>
-                <w:webHidden/>
-              </w:rPr>
-            </w:r>
-            <w:r>
-              <w:rPr>
-                <w:noProof/>
-                <w:webHidden/>
-              </w:rPr>
-              <w:fldChar w:fldCharType="separate"/>
-            </w:r>
-            <w:r>
-              <w:rPr>
-                <w:noProof/>
-                <w:webHidden/>
-              </w:rPr>
-              <w:t>19</w:t>
-            </w:r>
-            <w:r>
-              <w:rPr>
-                <w:noProof/>
-                <w:webHidden/>
-              </w:rPr>
-              <w:fldChar w:fldCharType="end"/>
+              <w:t>33</w:t>
             </w:r>
           </w:hyperlink>
         </w:p>
@@ -6652,7 +6331,7 @@
                 <w:rStyle w:val="Hyperlink"/>
                 <w:noProof/>
               </w:rPr>
-              <w:t>Tools and Technologies Used (Frameworks / Libraries / Platforms)</w:t>
+              <w:t>Tools and Technologies Used</w:t>
             </w:r>
             <w:r>
               <w:rPr>
@@ -6666,41 +6345,7 @@
                 <w:noProof/>
                 <w:webHidden/>
               </w:rPr>
-              <w:fldChar w:fldCharType="begin"/>
-            </w:r>
-            <w:r>
-              <w:rPr>
-                <w:noProof/>
-                <w:webHidden/>
-              </w:rPr>
-              <w:instrText xml:space="preserve"> PAGEREF _Toc226033379 \h </w:instrText>
-            </w:r>
-            <w:r>
-              <w:rPr>
-                <w:noProof/>
-                <w:webHidden/>
-              </w:rPr>
-            </w:r>
-            <w:r>
-              <w:rPr>
-                <w:noProof/>
-                <w:webHidden/>
-              </w:rPr>
-              <w:fldChar w:fldCharType="separate"/>
-            </w:r>
-            <w:r>
-              <w:rPr>
-                <w:noProof/>
-                <w:webHidden/>
-              </w:rPr>
-              <w:t>19</w:t>
-            </w:r>
-            <w:r>
-              <w:rPr>
-                <w:noProof/>
-                <w:webHidden/>
-              </w:rPr>
-              <w:fldChar w:fldCharType="end"/>
+              <w:t>35</w:t>
             </w:r>
           </w:hyperlink>
         </w:p>
@@ -6764,41 +6409,7 @@
                 <w:noProof/>
                 <w:webHidden/>
               </w:rPr>
-              <w:fldChar w:fldCharType="begin"/>
-            </w:r>
-            <w:r>
-              <w:rPr>
-                <w:noProof/>
-                <w:webHidden/>
-              </w:rPr>
-              <w:instrText xml:space="preserve"> PAGEREF _Toc226033380 \h </w:instrText>
-            </w:r>
-            <w:r>
-              <w:rPr>
-                <w:noProof/>
-                <w:webHidden/>
-              </w:rPr>
-            </w:r>
-            <w:r>
-              <w:rPr>
-                <w:noProof/>
-                <w:webHidden/>
-              </w:rPr>
-              <w:fldChar w:fldCharType="separate"/>
-            </w:r>
-            <w:r>
-              <w:rPr>
-                <w:noProof/>
-                <w:webHidden/>
-              </w:rPr>
-              <w:t>19</w:t>
-            </w:r>
-            <w:r>
-              <w:rPr>
-                <w:noProof/>
-                <w:webHidden/>
-              </w:rPr>
-              <w:fldChar w:fldCharType="end"/>
+              <w:t>35</w:t>
             </w:r>
           </w:hyperlink>
         </w:p>
@@ -6855,41 +6466,7 @@
                 <w:noProof/>
                 <w:webHidden/>
               </w:rPr>
-              <w:fldChar w:fldCharType="begin"/>
-            </w:r>
-            <w:r>
-              <w:rPr>
-                <w:noProof/>
-                <w:webHidden/>
-              </w:rPr>
-              <w:instrText xml:space="preserve"> PAGEREF _Toc226033381 \h </w:instrText>
-            </w:r>
-            <w:r>
-              <w:rPr>
-                <w:noProof/>
-                <w:webHidden/>
-              </w:rPr>
-            </w:r>
-            <w:r>
-              <w:rPr>
-                <w:noProof/>
-                <w:webHidden/>
-              </w:rPr>
-              <w:fldChar w:fldCharType="separate"/>
-            </w:r>
-            <w:r>
-              <w:rPr>
-                <w:noProof/>
-                <w:webHidden/>
-              </w:rPr>
-              <w:t>20</w:t>
-            </w:r>
-            <w:r>
-              <w:rPr>
-                <w:noProof/>
-                <w:webHidden/>
-              </w:rPr>
-              <w:fldChar w:fldCharType="end"/>
+              <w:t>37</w:t>
             </w:r>
           </w:hyperlink>
         </w:p>
@@ -6931,41 +6508,7 @@
                 <w:noProof/>
                 <w:webHidden/>
               </w:rPr>
-              <w:fldChar w:fldCharType="begin"/>
-            </w:r>
-            <w:r>
-              <w:rPr>
-                <w:noProof/>
-                <w:webHidden/>
-              </w:rPr>
-              <w:instrText xml:space="preserve"> PAGEREF _Toc226033382 \h </w:instrText>
-            </w:r>
-            <w:r>
-              <w:rPr>
-                <w:noProof/>
-                <w:webHidden/>
-              </w:rPr>
-            </w:r>
-            <w:r>
-              <w:rPr>
-                <w:noProof/>
-                <w:webHidden/>
-              </w:rPr>
-              <w:fldChar w:fldCharType="separate"/>
-            </w:r>
-            <w:r>
-              <w:rPr>
-                <w:noProof/>
-                <w:webHidden/>
-              </w:rPr>
-              <w:t>20</w:t>
-            </w:r>
-            <w:r>
-              <w:rPr>
-                <w:noProof/>
-                <w:webHidden/>
-              </w:rPr>
-              <w:fldChar w:fldCharType="end"/>
+              <w:t>37</w:t>
             </w:r>
           </w:hyperlink>
         </w:p>
@@ -7029,41 +6572,7 @@
                 <w:noProof/>
                 <w:webHidden/>
               </w:rPr>
-              <w:fldChar w:fldCharType="begin"/>
-            </w:r>
-            <w:r>
-              <w:rPr>
-                <w:noProof/>
-                <w:webHidden/>
-              </w:rPr>
-              <w:instrText xml:space="preserve"> PAGEREF _Toc226033383 \h </w:instrText>
-            </w:r>
-            <w:r>
-              <w:rPr>
-                <w:noProof/>
-                <w:webHidden/>
-              </w:rPr>
-            </w:r>
-            <w:r>
-              <w:rPr>
-                <w:noProof/>
-                <w:webHidden/>
-              </w:rPr>
-              <w:fldChar w:fldCharType="separate"/>
-            </w:r>
-            <w:r>
-              <w:rPr>
-                <w:noProof/>
-                <w:webHidden/>
-              </w:rPr>
-              <w:t>20</w:t>
-            </w:r>
-            <w:r>
-              <w:rPr>
-                <w:noProof/>
-                <w:webHidden/>
-              </w:rPr>
-              <w:fldChar w:fldCharType="end"/>
+              <w:t>37</w:t>
             </w:r>
           </w:hyperlink>
         </w:p>
@@ -7113,7 +6622,7 @@
                 <w:rStyle w:val="Hyperlink"/>
                 <w:noProof/>
               </w:rPr>
-              <w:t>System Setup and Environment (Hardware / Software / Tools / Frameworks for AI-ML-DL / SE / Cyber Security)</w:t>
+              <w:t>System Setup and Environment</w:t>
             </w:r>
             <w:r>
               <w:rPr>
@@ -7127,41 +6636,7 @@
                 <w:noProof/>
                 <w:webHidden/>
               </w:rPr>
-              <w:fldChar w:fldCharType="begin"/>
-            </w:r>
-            <w:r>
-              <w:rPr>
-                <w:noProof/>
-                <w:webHidden/>
-              </w:rPr>
-              <w:instrText xml:space="preserve"> PAGEREF _Toc226033385 \h </w:instrText>
-            </w:r>
-            <w:r>
-              <w:rPr>
-                <w:noProof/>
-                <w:webHidden/>
-              </w:rPr>
-            </w:r>
-            <w:r>
-              <w:rPr>
-                <w:noProof/>
-                <w:webHidden/>
-              </w:rPr>
-              <w:fldChar w:fldCharType="separate"/>
-            </w:r>
-            <w:r>
-              <w:rPr>
-                <w:noProof/>
-                <w:webHidden/>
-              </w:rPr>
-              <w:t>20</w:t>
-            </w:r>
-            <w:r>
-              <w:rPr>
-                <w:noProof/>
-                <w:webHidden/>
-              </w:rPr>
-              <w:fldChar w:fldCharType="end"/>
+              <w:t>37</w:t>
             </w:r>
           </w:hyperlink>
         </w:p>
@@ -7211,7 +6686,7 @@
                 <w:rStyle w:val="Hyperlink"/>
                 <w:noProof/>
               </w:rPr>
-              <w:t>Implementation of the System (Model Development / Software Development / Security Implementation as applicable)</w:t>
+              <w:t>Implementation of the System</w:t>
             </w:r>
             <w:r>
               <w:rPr>
@@ -7225,41 +6700,7 @@
                 <w:noProof/>
                 <w:webHidden/>
               </w:rPr>
-              <w:fldChar w:fldCharType="begin"/>
-            </w:r>
-            <w:r>
-              <w:rPr>
-                <w:noProof/>
-                <w:webHidden/>
-              </w:rPr>
-              <w:instrText xml:space="preserve"> PAGEREF _Toc226033387 \h </w:instrText>
-            </w:r>
-            <w:r>
-              <w:rPr>
-                <w:noProof/>
-                <w:webHidden/>
-              </w:rPr>
-            </w:r>
-            <w:r>
-              <w:rPr>
-                <w:noProof/>
-                <w:webHidden/>
-              </w:rPr>
-              <w:fldChar w:fldCharType="separate"/>
-            </w:r>
-            <w:r>
-              <w:rPr>
-                <w:noProof/>
-                <w:webHidden/>
-              </w:rPr>
-              <w:t>20</w:t>
-            </w:r>
-            <w:r>
-              <w:rPr>
-                <w:noProof/>
-                <w:webHidden/>
-              </w:rPr>
-              <w:fldChar w:fldCharType="end"/>
+              <w:t>38</w:t>
             </w:r>
           </w:hyperlink>
         </w:p>
@@ -7309,7 +6750,7 @@
                 <w:rStyle w:val="Hyperlink"/>
                 <w:noProof/>
               </w:rPr>
-              <w:t>Evaluation and Testing (Performance Metrics / Unit Testing / Model Evaluation / Security Testing as applicable)</w:t>
+              <w:t>Evaluation and Testing</w:t>
             </w:r>
             <w:r>
               <w:rPr>
@@ -7323,41 +6764,7 @@
                 <w:noProof/>
                 <w:webHidden/>
               </w:rPr>
-              <w:fldChar w:fldCharType="begin"/>
-            </w:r>
-            <w:r>
-              <w:rPr>
-                <w:noProof/>
-                <w:webHidden/>
-              </w:rPr>
-              <w:instrText xml:space="preserve"> PAGEREF _Toc226033389 \h </w:instrText>
-            </w:r>
-            <w:r>
-              <w:rPr>
-                <w:noProof/>
-                <w:webHidden/>
-              </w:rPr>
-            </w:r>
-            <w:r>
-              <w:rPr>
-                <w:noProof/>
-                <w:webHidden/>
-              </w:rPr>
-              <w:fldChar w:fldCharType="separate"/>
-            </w:r>
-            <w:r>
-              <w:rPr>
-                <w:noProof/>
-                <w:webHidden/>
-              </w:rPr>
-              <w:t>20</w:t>
-            </w:r>
-            <w:r>
-              <w:rPr>
-                <w:noProof/>
-                <w:webHidden/>
-              </w:rPr>
-              <w:fldChar w:fldCharType="end"/>
+              <w:t>39</w:t>
             </w:r>
           </w:hyperlink>
         </w:p>
@@ -7407,7 +6814,7 @@
                 <w:rStyle w:val="Hyperlink"/>
                 <w:noProof/>
               </w:rPr>
-              <w:t>Results and Discussion (Analysis of Outputs / Accuracy / System Performance / Comparative Analysis)</w:t>
+              <w:t>Results and Discussion</w:t>
             </w:r>
             <w:r>
               <w:rPr>
@@ -7421,41 +6828,7 @@
                 <w:noProof/>
                 <w:webHidden/>
               </w:rPr>
-              <w:fldChar w:fldCharType="begin"/>
-            </w:r>
-            <w:r>
-              <w:rPr>
-                <w:noProof/>
-                <w:webHidden/>
-              </w:rPr>
-              <w:instrText xml:space="preserve"> PAGEREF _Toc226033391 \h </w:instrText>
-            </w:r>
-            <w:r>
-              <w:rPr>
-                <w:noProof/>
-                <w:webHidden/>
-              </w:rPr>
-            </w:r>
-            <w:r>
-              <w:rPr>
-                <w:noProof/>
-                <w:webHidden/>
-              </w:rPr>
-              <w:fldChar w:fldCharType="separate"/>
-            </w:r>
-            <w:r>
-              <w:rPr>
-                <w:noProof/>
-                <w:webHidden/>
-              </w:rPr>
-              <w:t>21</w:t>
-            </w:r>
-            <w:r>
-              <w:rPr>
-                <w:noProof/>
-                <w:webHidden/>
-              </w:rPr>
-              <w:fldChar w:fldCharType="end"/>
+              <w:t>40</w:t>
             </w:r>
           </w:hyperlink>
         </w:p>
@@ -7519,41 +6892,7 @@
                 <w:noProof/>
                 <w:webHidden/>
               </w:rPr>
-              <w:fldChar w:fldCharType="begin"/>
-            </w:r>
-            <w:r>
-              <w:rPr>
-                <w:noProof/>
-                <w:webHidden/>
-              </w:rPr>
-              <w:instrText xml:space="preserve"> PAGEREF _Toc226033393 \h </w:instrText>
-            </w:r>
-            <w:r>
-              <w:rPr>
-                <w:noProof/>
-                <w:webHidden/>
-              </w:rPr>
-            </w:r>
-            <w:r>
-              <w:rPr>
-                <w:noProof/>
-                <w:webHidden/>
-              </w:rPr>
-              <w:fldChar w:fldCharType="separate"/>
-            </w:r>
-            <w:r>
-              <w:rPr>
-                <w:noProof/>
-                <w:webHidden/>
-              </w:rPr>
-              <w:t>21</w:t>
-            </w:r>
-            <w:r>
-              <w:rPr>
-                <w:noProof/>
-                <w:webHidden/>
-              </w:rPr>
-              <w:fldChar w:fldCharType="end"/>
+              <w:t>44</w:t>
             </w:r>
           </w:hyperlink>
         </w:p>
@@ -7610,41 +6949,7 @@
                 <w:noProof/>
                 <w:webHidden/>
               </w:rPr>
-              <w:fldChar w:fldCharType="begin"/>
-            </w:r>
-            <w:r>
-              <w:rPr>
-                <w:noProof/>
-                <w:webHidden/>
-              </w:rPr>
-              <w:instrText xml:space="preserve"> PAGEREF _Toc226033395 \h </w:instrText>
-            </w:r>
-            <w:r>
-              <w:rPr>
-                <w:noProof/>
-                <w:webHidden/>
-              </w:rPr>
-            </w:r>
-            <w:r>
-              <w:rPr>
-                <w:noProof/>
-                <w:webHidden/>
-              </w:rPr>
-              <w:fldChar w:fldCharType="separate"/>
-            </w:r>
-            <w:r>
-              <w:rPr>
-                <w:noProof/>
-                <w:webHidden/>
-              </w:rPr>
-              <w:t>22</w:t>
-            </w:r>
-            <w:r>
-              <w:rPr>
-                <w:noProof/>
-                <w:webHidden/>
-              </w:rPr>
-              <w:fldChar w:fldCharType="end"/>
+              <w:t>46</w:t>
             </w:r>
           </w:hyperlink>
         </w:p>
@@ -7686,41 +6991,7 @@
                 <w:noProof/>
                 <w:webHidden/>
               </w:rPr>
-              <w:fldChar w:fldCharType="begin"/>
-            </w:r>
-            <w:r>
-              <w:rPr>
-                <w:noProof/>
-                <w:webHidden/>
-              </w:rPr>
-              <w:instrText xml:space="preserve"> PAGEREF _Toc226033396 \h </w:instrText>
-            </w:r>
-            <w:r>
-              <w:rPr>
-                <w:noProof/>
-                <w:webHidden/>
-              </w:rPr>
-            </w:r>
-            <w:r>
-              <w:rPr>
-                <w:noProof/>
-                <w:webHidden/>
-              </w:rPr>
-              <w:fldChar w:fldCharType="separate"/>
-            </w:r>
-            <w:r>
-              <w:rPr>
-                <w:noProof/>
-                <w:webHidden/>
-              </w:rPr>
-              <w:t>22</w:t>
-            </w:r>
-            <w:r>
-              <w:rPr>
-                <w:noProof/>
-                <w:webHidden/>
-              </w:rPr>
-              <w:fldChar w:fldCharType="end"/>
+              <w:t>46</w:t>
             </w:r>
           </w:hyperlink>
         </w:p>
@@ -7770,7 +7041,7 @@
                 <w:rStyle w:val="Hyperlink"/>
                 <w:noProof/>
               </w:rPr>
-              <w:t>Standards and Compliance (ISO/IEEE / Software Engineering / AI Model Standards / Cyber Security Frameworks)</w:t>
+              <w:t>Standards and Compliance</w:t>
             </w:r>
             <w:r>
               <w:rPr>
@@ -7784,41 +7055,7 @@
                 <w:noProof/>
                 <w:webHidden/>
               </w:rPr>
-              <w:fldChar w:fldCharType="begin"/>
-            </w:r>
-            <w:r>
-              <w:rPr>
-                <w:noProof/>
-                <w:webHidden/>
-              </w:rPr>
-              <w:instrText xml:space="preserve"> PAGEREF _Toc226033397 \h </w:instrText>
-            </w:r>
-            <w:r>
-              <w:rPr>
-                <w:noProof/>
-                <w:webHidden/>
-              </w:rPr>
-            </w:r>
-            <w:r>
-              <w:rPr>
-                <w:noProof/>
-                <w:webHidden/>
-              </w:rPr>
-              <w:fldChar w:fldCharType="separate"/>
-            </w:r>
-            <w:r>
-              <w:rPr>
-                <w:noProof/>
-                <w:webHidden/>
-              </w:rPr>
-              <w:t>22</w:t>
-            </w:r>
-            <w:r>
-              <w:rPr>
-                <w:noProof/>
-                <w:webHidden/>
-              </w:rPr>
-              <w:fldChar w:fldCharType="end"/>
+              <w:t>46</w:t>
             </w:r>
           </w:hyperlink>
         </w:p>
@@ -7868,7 +7105,7 @@
                 <w:rStyle w:val="Hyperlink"/>
                 <w:noProof/>
               </w:rPr>
-              <w:t>Sustainability Considerations (Computational Efficiency / Energy Usage in AI-ML-DL / System Scalability)</w:t>
+              <w:t>Sustainability Considerations</w:t>
             </w:r>
             <w:r>
               <w:rPr>
@@ -7882,41 +7119,7 @@
                 <w:noProof/>
                 <w:webHidden/>
               </w:rPr>
-              <w:fldChar w:fldCharType="begin"/>
-            </w:r>
-            <w:r>
-              <w:rPr>
-                <w:noProof/>
-                <w:webHidden/>
-              </w:rPr>
-              <w:instrText xml:space="preserve"> PAGEREF _Toc226033399 \h </w:instrText>
-            </w:r>
-            <w:r>
-              <w:rPr>
-                <w:noProof/>
-                <w:webHidden/>
-              </w:rPr>
-            </w:r>
-            <w:r>
-              <w:rPr>
-                <w:noProof/>
-                <w:webHidden/>
-              </w:rPr>
-              <w:fldChar w:fldCharType="separate"/>
-            </w:r>
-            <w:r>
-              <w:rPr>
-                <w:noProof/>
-                <w:webHidden/>
-              </w:rPr>
-              <w:t>22</w:t>
-            </w:r>
-            <w:r>
-              <w:rPr>
-                <w:noProof/>
-                <w:webHidden/>
-              </w:rPr>
-              <w:fldChar w:fldCharType="end"/>
+              <w:t>46</w:t>
             </w:r>
           </w:hyperlink>
         </w:p>
@@ -7966,7 +7169,7 @@
                 <w:rStyle w:val="Hyperlink"/>
                 <w:noProof/>
               </w:rPr>
-              <w:t>Societal Impact (Positive and Negative Impacts of AI/ML/SE/Cyber Systems)</w:t>
+              <w:t>Societal Impact</w:t>
             </w:r>
             <w:r>
               <w:rPr>
@@ -7980,41 +7183,7 @@
                 <w:noProof/>
                 <w:webHidden/>
               </w:rPr>
-              <w:fldChar w:fldCharType="begin"/>
-            </w:r>
-            <w:r>
-              <w:rPr>
-                <w:noProof/>
-                <w:webHidden/>
-              </w:rPr>
-              <w:instrText xml:space="preserve"> PAGEREF _Toc226033401 \h </w:instrText>
-            </w:r>
-            <w:r>
-              <w:rPr>
-                <w:noProof/>
-                <w:webHidden/>
-              </w:rPr>
-            </w:r>
-            <w:r>
-              <w:rPr>
-                <w:noProof/>
-                <w:webHidden/>
-              </w:rPr>
-              <w:fldChar w:fldCharType="separate"/>
-            </w:r>
-            <w:r>
-              <w:rPr>
-                <w:noProof/>
-                <w:webHidden/>
-              </w:rPr>
-              <w:t>22</w:t>
-            </w:r>
-            <w:r>
-              <w:rPr>
-                <w:noProof/>
-                <w:webHidden/>
-              </w:rPr>
-              <w:fldChar w:fldCharType="end"/>
+              <w:t>47</w:t>
             </w:r>
           </w:hyperlink>
         </w:p>
@@ -8064,7 +7233,7 @@
                 <w:rStyle w:val="Hyperlink"/>
                 <w:noProof/>
               </w:rPr>
-              <w:t>Ethical Considerations (Bias/Fairness in AI / Data Privacy / Responsible Software Use / Cyber Ethics)</w:t>
+              <w:t>Ethical Considerations</w:t>
             </w:r>
             <w:r>
               <w:rPr>
@@ -8078,41 +7247,7 @@
                 <w:noProof/>
                 <w:webHidden/>
               </w:rPr>
-              <w:fldChar w:fldCharType="begin"/>
-            </w:r>
-            <w:r>
-              <w:rPr>
-                <w:noProof/>
-                <w:webHidden/>
-              </w:rPr>
-              <w:instrText xml:space="preserve"> PAGEREF _Toc226033403 \h </w:instrText>
-            </w:r>
-            <w:r>
-              <w:rPr>
-                <w:noProof/>
-                <w:webHidden/>
-              </w:rPr>
-            </w:r>
-            <w:r>
-              <w:rPr>
-                <w:noProof/>
-                <w:webHidden/>
-              </w:rPr>
-              <w:fldChar w:fldCharType="separate"/>
-            </w:r>
-            <w:r>
-              <w:rPr>
-                <w:noProof/>
-                <w:webHidden/>
-              </w:rPr>
-              <w:t>22</w:t>
-            </w:r>
-            <w:r>
-              <w:rPr>
-                <w:noProof/>
-                <w:webHidden/>
-              </w:rPr>
-              <w:fldChar w:fldCharType="end"/>
+              <w:t>48</w:t>
             </w:r>
           </w:hyperlink>
         </w:p>
@@ -8162,7 +7297,7 @@
                 <w:rStyle w:val="Hyperlink"/>
                 <w:noProof/>
               </w:rPr>
-              <w:t>Security and Privacy Considerations (Data Protection / System Vulnerabilities / Cyber Threat Risks / Secure Design Principles)</w:t>
+              <w:t>Security and Privacy Considerations</w:t>
             </w:r>
             <w:r>
               <w:rPr>
@@ -8176,41 +7311,7 @@
                 <w:noProof/>
                 <w:webHidden/>
               </w:rPr>
-              <w:fldChar w:fldCharType="begin"/>
-            </w:r>
-            <w:r>
-              <w:rPr>
-                <w:noProof/>
-                <w:webHidden/>
-              </w:rPr>
-              <w:instrText xml:space="preserve"> PAGEREF _Toc226033405 \h </w:instrText>
-            </w:r>
-            <w:r>
-              <w:rPr>
-                <w:noProof/>
-                <w:webHidden/>
-              </w:rPr>
-            </w:r>
-            <w:r>
-              <w:rPr>
-                <w:noProof/>
-                <w:webHidden/>
-              </w:rPr>
-              <w:fldChar w:fldCharType="separate"/>
-            </w:r>
-            <w:r>
-              <w:rPr>
-                <w:noProof/>
-                <w:webHidden/>
-              </w:rPr>
-              <w:t>23</w:t>
-            </w:r>
-            <w:r>
-              <w:rPr>
-                <w:noProof/>
-                <w:webHidden/>
-              </w:rPr>
-              <w:fldChar w:fldCharType="end"/>
+              <w:t>48</w:t>
             </w:r>
           </w:hyperlink>
         </w:p>
@@ -8260,7 +7361,7 @@
                 <w:rStyle w:val="Hyperlink"/>
                 <w:noProof/>
               </w:rPr>
-              <w:t>Design Constraints and Component Constraints (System Architecture / Hardware / Software Design Limitations)</w:t>
+              <w:t>Design Constraints and Component Constraints</w:t>
             </w:r>
             <w:r>
               <w:rPr>
@@ -8274,41 +7375,7 @@
                 <w:noProof/>
                 <w:webHidden/>
               </w:rPr>
-              <w:fldChar w:fldCharType="begin"/>
-            </w:r>
-            <w:r>
-              <w:rPr>
-                <w:noProof/>
-                <w:webHidden/>
-              </w:rPr>
-              <w:instrText xml:space="preserve"> PAGEREF _Toc226033407 \h </w:instrText>
-            </w:r>
-            <w:r>
-              <w:rPr>
-                <w:noProof/>
-                <w:webHidden/>
-              </w:rPr>
-            </w:r>
-            <w:r>
-              <w:rPr>
-                <w:noProof/>
-                <w:webHidden/>
-              </w:rPr>
-              <w:fldChar w:fldCharType="separate"/>
-            </w:r>
-            <w:r>
-              <w:rPr>
-                <w:noProof/>
-                <w:webHidden/>
-              </w:rPr>
-              <w:t>23</w:t>
-            </w:r>
-            <w:r>
-              <w:rPr>
-                <w:noProof/>
-                <w:webHidden/>
-              </w:rPr>
-              <w:fldChar w:fldCharType="end"/>
+              <w:t>49</w:t>
             </w:r>
           </w:hyperlink>
         </w:p>
@@ -8358,7 +7425,7 @@
                 <w:rStyle w:val="Hyperlink"/>
                 <w:noProof/>
               </w:rPr>
-              <w:t>Data Constraints and Computational Constraints (Dataset Availability / Processing Power / Imbalance / Privacy Restrictions)</w:t>
+              <w:t>Data Constraints and Computational Constraints</w:t>
             </w:r>
             <w:r>
               <w:rPr>
@@ -8372,41 +7439,7 @@
                 <w:noProof/>
                 <w:webHidden/>
               </w:rPr>
-              <w:fldChar w:fldCharType="begin"/>
-            </w:r>
-            <w:r>
-              <w:rPr>
-                <w:noProof/>
-                <w:webHidden/>
-              </w:rPr>
-              <w:instrText xml:space="preserve"> PAGEREF _Toc226033410 \h </w:instrText>
-            </w:r>
-            <w:r>
-              <w:rPr>
-                <w:noProof/>
-                <w:webHidden/>
-              </w:rPr>
-            </w:r>
-            <w:r>
-              <w:rPr>
-                <w:noProof/>
-                <w:webHidden/>
-              </w:rPr>
-              <w:fldChar w:fldCharType="separate"/>
-            </w:r>
-            <w:r>
-              <w:rPr>
-                <w:noProof/>
-                <w:webHidden/>
-              </w:rPr>
-              <w:t>23</w:t>
-            </w:r>
-            <w:r>
-              <w:rPr>
-                <w:noProof/>
-                <w:webHidden/>
-              </w:rPr>
-              <w:fldChar w:fldCharType="end"/>
+              <w:t>50</w:t>
             </w:r>
           </w:hyperlink>
         </w:p>
@@ -8456,7 +7489,7 @@
                 <w:rStyle w:val="Hyperlink"/>
                 <w:noProof/>
               </w:rPr>
-              <w:t>Budget Constraints (Cost Limitations for Tools / Infrastructure / Deployment)</w:t>
+              <w:t xml:space="preserve">Budget Constraints </w:t>
             </w:r>
             <w:r>
               <w:rPr>
@@ -8470,41 +7503,7 @@
                 <w:noProof/>
                 <w:webHidden/>
               </w:rPr>
-              <w:fldChar w:fldCharType="begin"/>
-            </w:r>
-            <w:r>
-              <w:rPr>
-                <w:noProof/>
-                <w:webHidden/>
-              </w:rPr>
-              <w:instrText xml:space="preserve"> PAGEREF _Toc226033413 \h </w:instrText>
-            </w:r>
-            <w:r>
-              <w:rPr>
-                <w:noProof/>
-                <w:webHidden/>
-              </w:rPr>
-            </w:r>
-            <w:r>
-              <w:rPr>
-                <w:noProof/>
-                <w:webHidden/>
-              </w:rPr>
-              <w:fldChar w:fldCharType="separate"/>
-            </w:r>
-            <w:r>
-              <w:rPr>
-                <w:noProof/>
-                <w:webHidden/>
-              </w:rPr>
-              <w:t>24</w:t>
-            </w:r>
-            <w:r>
-              <w:rPr>
-                <w:noProof/>
-                <w:webHidden/>
-              </w:rPr>
-              <w:fldChar w:fldCharType="end"/>
+              <w:t>50</w:t>
             </w:r>
           </w:hyperlink>
         </w:p>
@@ -8554,7 +7553,7 @@
                 <w:rStyle w:val="Hyperlink"/>
                 <w:noProof/>
               </w:rPr>
-              <w:t>Task Breakdown and Project Timeline (Phase-wise Development Plan / Iterative Development Cycle)</w:t>
+              <w:t>Task Breakdown and Project Timeline</w:t>
             </w:r>
             <w:r>
               <w:rPr>
@@ -8568,41 +7567,7 @@
                 <w:noProof/>
                 <w:webHidden/>
               </w:rPr>
-              <w:fldChar w:fldCharType="begin"/>
-            </w:r>
-            <w:r>
-              <w:rPr>
-                <w:noProof/>
-                <w:webHidden/>
-              </w:rPr>
-              <w:instrText xml:space="preserve"> PAGEREF _Toc226033415 \h </w:instrText>
-            </w:r>
-            <w:r>
-              <w:rPr>
-                <w:noProof/>
-                <w:webHidden/>
-              </w:rPr>
-            </w:r>
-            <w:r>
-              <w:rPr>
-                <w:noProof/>
-                <w:webHidden/>
-              </w:rPr>
-              <w:fldChar w:fldCharType="separate"/>
-            </w:r>
-            <w:r>
-              <w:rPr>
-                <w:noProof/>
-                <w:webHidden/>
-              </w:rPr>
-              <w:t>24</w:t>
-            </w:r>
-            <w:r>
-              <w:rPr>
-                <w:noProof/>
-                <w:webHidden/>
-              </w:rPr>
-              <w:fldChar w:fldCharType="end"/>
+              <w:t>51</w:t>
             </w:r>
           </w:hyperlink>
         </w:p>
@@ -8652,7 +7617,7 @@
                 <w:rStyle w:val="Hyperlink"/>
                 <w:noProof/>
               </w:rPr>
-              <w:t>Milestones and Deliverables (Key Progress Points / Version Releases / Evaluation Stages)</w:t>
+              <w:t>Milestones and Deliverables</w:t>
             </w:r>
             <w:r>
               <w:rPr>
@@ -8666,41 +7631,7 @@
                 <w:noProof/>
                 <w:webHidden/>
               </w:rPr>
-              <w:fldChar w:fldCharType="begin"/>
-            </w:r>
-            <w:r>
-              <w:rPr>
-                <w:noProof/>
-                <w:webHidden/>
-              </w:rPr>
-              <w:instrText xml:space="preserve"> PAGEREF _Toc226033418 \h </w:instrText>
-            </w:r>
-            <w:r>
-              <w:rPr>
-                <w:noProof/>
-                <w:webHidden/>
-              </w:rPr>
-            </w:r>
-            <w:r>
-              <w:rPr>
-                <w:noProof/>
-                <w:webHidden/>
-              </w:rPr>
-              <w:fldChar w:fldCharType="separate"/>
-            </w:r>
-            <w:r>
-              <w:rPr>
-                <w:noProof/>
-                <w:webHidden/>
-              </w:rPr>
-              <w:t>24</w:t>
-            </w:r>
-            <w:r>
-              <w:rPr>
-                <w:noProof/>
-                <w:webHidden/>
-              </w:rPr>
-              <w:fldChar w:fldCharType="end"/>
+              <w:t>52</w:t>
             </w:r>
           </w:hyperlink>
         </w:p>
@@ -8750,7 +7681,7 @@
                 <w:rStyle w:val="Hyperlink"/>
                 <w:noProof/>
               </w:rPr>
-              <w:t>Gantt Chart (Project Scheduling and Progress Visualization)</w:t>
+              <w:t>Gantt Chart</w:t>
             </w:r>
             <w:r>
               <w:rPr>
@@ -8764,41 +7695,7 @@
                 <w:noProof/>
                 <w:webHidden/>
               </w:rPr>
-              <w:fldChar w:fldCharType="begin"/>
-            </w:r>
-            <w:r>
-              <w:rPr>
-                <w:noProof/>
-                <w:webHidden/>
-              </w:rPr>
-              <w:instrText xml:space="preserve"> PAGEREF _Toc226033420 \h </w:instrText>
-            </w:r>
-            <w:r>
-              <w:rPr>
-                <w:noProof/>
-                <w:webHidden/>
-              </w:rPr>
-            </w:r>
-            <w:r>
-              <w:rPr>
-                <w:noProof/>
-                <w:webHidden/>
-              </w:rPr>
-              <w:fldChar w:fldCharType="separate"/>
-            </w:r>
-            <w:r>
-              <w:rPr>
-                <w:noProof/>
-                <w:webHidden/>
-              </w:rPr>
-              <w:t>24</w:t>
-            </w:r>
-            <w:r>
-              <w:rPr>
-                <w:noProof/>
-                <w:webHidden/>
-              </w:rPr>
-              <w:fldChar w:fldCharType="end"/>
+              <w:t>52</w:t>
             </w:r>
           </w:hyperlink>
         </w:p>
@@ -8862,41 +7759,7 @@
                 <w:noProof/>
                 <w:webHidden/>
               </w:rPr>
-              <w:fldChar w:fldCharType="begin"/>
-            </w:r>
-            <w:r>
-              <w:rPr>
-                <w:noProof/>
-                <w:webHidden/>
-              </w:rPr>
-              <w:instrText xml:space="preserve"> PAGEREF _Toc226033422 \h </w:instrText>
-            </w:r>
-            <w:r>
-              <w:rPr>
-                <w:noProof/>
-                <w:webHidden/>
-              </w:rPr>
-            </w:r>
-            <w:r>
-              <w:rPr>
-                <w:noProof/>
-                <w:webHidden/>
-              </w:rPr>
-              <w:fldChar w:fldCharType="separate"/>
-            </w:r>
-            <w:r>
-              <w:rPr>
-                <w:noProof/>
-                <w:webHidden/>
-              </w:rPr>
-              <w:t>25</w:t>
-            </w:r>
-            <w:r>
-              <w:rPr>
-                <w:noProof/>
-                <w:webHidden/>
-              </w:rPr>
-              <w:fldChar w:fldCharType="end"/>
+              <w:t>53</w:t>
             </w:r>
           </w:hyperlink>
         </w:p>
@@ -8953,41 +7816,7 @@
                 <w:noProof/>
                 <w:webHidden/>
               </w:rPr>
-              <w:fldChar w:fldCharType="begin"/>
-            </w:r>
-            <w:r>
-              <w:rPr>
-                <w:noProof/>
-                <w:webHidden/>
-              </w:rPr>
-              <w:instrText xml:space="preserve"> PAGEREF _Toc226033424 \h </w:instrText>
-            </w:r>
-            <w:r>
-              <w:rPr>
-                <w:noProof/>
-                <w:webHidden/>
-              </w:rPr>
-            </w:r>
-            <w:r>
-              <w:rPr>
-                <w:noProof/>
-                <w:webHidden/>
-              </w:rPr>
-              <w:fldChar w:fldCharType="separate"/>
-            </w:r>
-            <w:r>
-              <w:rPr>
-                <w:noProof/>
-                <w:webHidden/>
-              </w:rPr>
-              <w:t>26</w:t>
-            </w:r>
-            <w:r>
-              <w:rPr>
-                <w:noProof/>
-                <w:webHidden/>
-              </w:rPr>
-              <w:fldChar w:fldCharType="end"/>
+              <w:t>54</w:t>
             </w:r>
           </w:hyperlink>
         </w:p>
@@ -9029,41 +7858,7 @@
                 <w:noProof/>
                 <w:webHidden/>
               </w:rPr>
-              <w:fldChar w:fldCharType="begin"/>
-            </w:r>
-            <w:r>
-              <w:rPr>
-                <w:noProof/>
-                <w:webHidden/>
-              </w:rPr>
-              <w:instrText xml:space="preserve"> PAGEREF _Toc226033425 \h </w:instrText>
-            </w:r>
-            <w:r>
-              <w:rPr>
-                <w:noProof/>
-                <w:webHidden/>
-              </w:rPr>
-            </w:r>
-            <w:r>
-              <w:rPr>
-                <w:noProof/>
-                <w:webHidden/>
-              </w:rPr>
-              <w:fldChar w:fldCharType="separate"/>
-            </w:r>
-            <w:r>
-              <w:rPr>
-                <w:noProof/>
-                <w:webHidden/>
-              </w:rPr>
-              <w:t>26</w:t>
-            </w:r>
-            <w:r>
-              <w:rPr>
-                <w:noProof/>
-                <w:webHidden/>
-              </w:rPr>
-              <w:fldChar w:fldCharType="end"/>
+              <w:t>54</w:t>
             </w:r>
           </w:hyperlink>
         </w:p>
@@ -9127,41 +7922,7 @@
                 <w:noProof/>
                 <w:webHidden/>
               </w:rPr>
-              <w:fldChar w:fldCharType="begin"/>
-            </w:r>
-            <w:r>
-              <w:rPr>
-                <w:noProof/>
-                <w:webHidden/>
-              </w:rPr>
-              <w:instrText xml:space="preserve"> PAGEREF _Toc226033426 \h </w:instrText>
-            </w:r>
-            <w:r>
-              <w:rPr>
-                <w:noProof/>
-                <w:webHidden/>
-              </w:rPr>
-            </w:r>
-            <w:r>
-              <w:rPr>
-                <w:noProof/>
-                <w:webHidden/>
-              </w:rPr>
-              <w:fldChar w:fldCharType="separate"/>
-            </w:r>
-            <w:r>
-              <w:rPr>
-                <w:noProof/>
-                <w:webHidden/>
-              </w:rPr>
-              <w:t>26</w:t>
-            </w:r>
-            <w:r>
-              <w:rPr>
-                <w:noProof/>
-                <w:webHidden/>
-              </w:rPr>
-              <w:fldChar w:fldCharType="end"/>
+              <w:t>54</w:t>
             </w:r>
           </w:hyperlink>
         </w:p>
@@ -9225,41 +7986,7 @@
                 <w:noProof/>
                 <w:webHidden/>
               </w:rPr>
-              <w:fldChar w:fldCharType="begin"/>
-            </w:r>
-            <w:r>
-              <w:rPr>
-                <w:noProof/>
-                <w:webHidden/>
-              </w:rPr>
-              <w:instrText xml:space="preserve"> PAGEREF _Toc226033428 \h </w:instrText>
-            </w:r>
-            <w:r>
-              <w:rPr>
-                <w:noProof/>
-                <w:webHidden/>
-              </w:rPr>
-            </w:r>
-            <w:r>
-              <w:rPr>
-                <w:noProof/>
-                <w:webHidden/>
-              </w:rPr>
-              <w:fldChar w:fldCharType="separate"/>
-            </w:r>
-            <w:r>
-              <w:rPr>
-                <w:noProof/>
-                <w:webHidden/>
-              </w:rPr>
-              <w:t>26</w:t>
-            </w:r>
-            <w:r>
-              <w:rPr>
-                <w:noProof/>
-                <w:webHidden/>
-              </w:rPr>
-              <w:fldChar w:fldCharType="end"/>
+              <w:t>54</w:t>
             </w:r>
           </w:hyperlink>
         </w:p>
@@ -9323,41 +8050,7 @@
                 <w:noProof/>
                 <w:webHidden/>
               </w:rPr>
-              <w:fldChar w:fldCharType="begin"/>
-            </w:r>
-            <w:r>
-              <w:rPr>
-                <w:noProof/>
-                <w:webHidden/>
-              </w:rPr>
-              <w:instrText xml:space="preserve"> PAGEREF _Toc226033430 \h </w:instrText>
-            </w:r>
-            <w:r>
-              <w:rPr>
-                <w:noProof/>
-                <w:webHidden/>
-              </w:rPr>
-            </w:r>
-            <w:r>
-              <w:rPr>
-                <w:noProof/>
-                <w:webHidden/>
-              </w:rPr>
-              <w:fldChar w:fldCharType="separate"/>
-            </w:r>
-            <w:r>
-              <w:rPr>
-                <w:noProof/>
-                <w:webHidden/>
-              </w:rPr>
-              <w:t>26</w:t>
-            </w:r>
-            <w:r>
-              <w:rPr>
-                <w:noProof/>
-                <w:webHidden/>
-              </w:rPr>
-              <w:fldChar w:fldCharType="end"/>
+              <w:t>55</w:t>
             </w:r>
           </w:hyperlink>
         </w:p>
@@ -9421,41 +8114,7 @@
                 <w:noProof/>
                 <w:webHidden/>
               </w:rPr>
-              <w:fldChar w:fldCharType="begin"/>
-            </w:r>
-            <w:r>
-              <w:rPr>
-                <w:noProof/>
-                <w:webHidden/>
-              </w:rPr>
-              <w:instrText xml:space="preserve"> PAGEREF _Toc226033431 \h </w:instrText>
-            </w:r>
-            <w:r>
-              <w:rPr>
-                <w:noProof/>
-                <w:webHidden/>
-              </w:rPr>
-            </w:r>
-            <w:r>
-              <w:rPr>
-                <w:noProof/>
-                <w:webHidden/>
-              </w:rPr>
-              <w:fldChar w:fldCharType="separate"/>
-            </w:r>
-            <w:r>
-              <w:rPr>
-                <w:noProof/>
-                <w:webHidden/>
-              </w:rPr>
-              <w:t>26</w:t>
-            </w:r>
-            <w:r>
-              <w:rPr>
-                <w:noProof/>
-                <w:webHidden/>
-              </w:rPr>
-              <w:fldChar w:fldCharType="end"/>
+              <w:t>55</w:t>
             </w:r>
           </w:hyperlink>
         </w:p>
@@ -9497,41 +8156,7 @@
                 <w:noProof/>
                 <w:webHidden/>
               </w:rPr>
-              <w:fldChar w:fldCharType="begin"/>
-            </w:r>
-            <w:r>
-              <w:rPr>
-                <w:noProof/>
-                <w:webHidden/>
-              </w:rPr>
-              <w:instrText xml:space="preserve"> PAGEREF _Toc226033432 \h </w:instrText>
-            </w:r>
-            <w:r>
-              <w:rPr>
-                <w:noProof/>
-                <w:webHidden/>
-              </w:rPr>
-            </w:r>
-            <w:r>
-              <w:rPr>
-                <w:noProof/>
-                <w:webHidden/>
-              </w:rPr>
-              <w:fldChar w:fldCharType="separate"/>
-            </w:r>
-            <w:r>
-              <w:rPr>
-                <w:noProof/>
-                <w:webHidden/>
-              </w:rPr>
-              <w:t>27</w:t>
-            </w:r>
-            <w:r>
-              <w:rPr>
-                <w:noProof/>
-                <w:webHidden/>
-              </w:rPr>
-              <w:fldChar w:fldCharType="end"/>
+              <w:t>57</w:t>
             </w:r>
           </w:hyperlink>
         </w:p>
@@ -9573,41 +8198,7 @@
                 <w:noProof/>
                 <w:webHidden/>
               </w:rPr>
-              <w:fldChar w:fldCharType="begin"/>
-            </w:r>
-            <w:r>
-              <w:rPr>
-                <w:noProof/>
-                <w:webHidden/>
-              </w:rPr>
-              <w:instrText xml:space="preserve"> PAGEREF _Toc226033433 \h </w:instrText>
-            </w:r>
-            <w:r>
-              <w:rPr>
-                <w:noProof/>
-                <w:webHidden/>
-              </w:rPr>
-            </w:r>
-            <w:r>
-              <w:rPr>
-                <w:noProof/>
-                <w:webHidden/>
-              </w:rPr>
-              <w:fldChar w:fldCharType="separate"/>
-            </w:r>
-            <w:r>
-              <w:rPr>
-                <w:noProof/>
-                <w:webHidden/>
-              </w:rPr>
-              <w:t>28</w:t>
-            </w:r>
-            <w:r>
-              <w:rPr>
-                <w:noProof/>
-                <w:webHidden/>
-              </w:rPr>
-              <w:fldChar w:fldCharType="end"/>
+              <w:t>60</w:t>
             </w:r>
           </w:hyperlink>
         </w:p>
@@ -9754,14 +8345,14 @@
         <w:tblLook w:val="04A0" w:firstRow="1" w:lastRow="0" w:firstColumn="1" w:lastColumn="0" w:noHBand="0" w:noVBand="1"/>
       </w:tblPr>
       <w:tblGrid>
-        <w:gridCol w:w="1117"/>
-        <w:gridCol w:w="7025"/>
-        <w:gridCol w:w="888"/>
+        <w:gridCol w:w="1121"/>
+        <w:gridCol w:w="7015"/>
+        <w:gridCol w:w="894"/>
       </w:tblGrid>
       <w:tr>
         <w:tc>
           <w:tcPr>
-            <w:tcW w:w="1170" w:type="dxa"/>
+            <w:tcW w:w="1121" w:type="dxa"/>
           </w:tcPr>
           <w:p>
             <w:pPr>
@@ -9774,20 +8365,20 @@
         </w:tc>
         <w:tc>
           <w:tcPr>
-            <w:tcW w:w="7830" w:type="dxa"/>
+            <w:tcW w:w="7015" w:type="dxa"/>
           </w:tcPr>
           <w:p>
             <w:pPr>
               <w:spacing w:line="276" w:lineRule="auto"/>
             </w:pPr>
             <w:r>
-              <w:t>AMERICAN INTERNATIONAL UNIVERSITY – BANGLADESH</w:t>
+              <w:t>Methodology Diagram</w:t>
             </w:r>
           </w:p>
         </w:tc>
         <w:tc>
           <w:tcPr>
-            <w:tcW w:w="960" w:type="dxa"/>
+            <w:tcW w:w="894" w:type="dxa"/>
           </w:tcPr>
           <w:p>
             <w:pPr>
@@ -9795,46 +8386,336 @@
               <w:jc w:val="right"/>
             </w:pPr>
             <w:r>
-              <w:t>18</w:t>
-            </w:r>
+              <w:t>32</w:t>
+            </w:r>
+          </w:p>
+          <w:p>
+            <w:pPr>
+              <w:spacing w:line="276" w:lineRule="auto"/>
+              <w:jc w:val="right"/>
+            </w:pPr>
           </w:p>
         </w:tc>
       </w:tr>
       <w:tr>
         <w:tc>
           <w:tcPr>
-            <w:tcW w:w="1170" w:type="dxa"/>
+            <w:tcW w:w="1121" w:type="dxa"/>
           </w:tcPr>
           <w:p>
             <w:pPr>
               <w:spacing w:line="276" w:lineRule="auto"/>
-              <w:rPr>
-                <w:rFonts w:asciiTheme="minorHAnsi" w:hAnsiTheme="minorHAnsi" w:cstheme="minorHAnsi"/>
-              </w:rPr>
             </w:pPr>
+            <w:r>
+              <w:t xml:space="preserve">Figure </w:t>
+            </w:r>
+            <w:r>
+              <w:t>2</w:t>
+            </w:r>
+            <w:r>
+              <w:t>:</w:t>
+            </w:r>
           </w:p>
         </w:tc>
         <w:tc>
           <w:tcPr>
-            <w:tcW w:w="7830" w:type="dxa"/>
+            <w:tcW w:w="7015" w:type="dxa"/>
           </w:tcPr>
           <w:p>
             <w:pPr>
               <w:spacing w:line="276" w:lineRule="auto"/>
-              <w:rPr>
-                <w:rFonts w:asciiTheme="minorHAnsi" w:hAnsiTheme="minorHAnsi" w:cstheme="minorHAnsi"/>
-              </w:rPr>
             </w:pPr>
+            <w:r>
+              <w:t xml:space="preserve">System Architecture </w:t>
+            </w:r>
           </w:p>
         </w:tc>
         <w:tc>
           <w:tcPr>
-            <w:tcW w:w="960" w:type="dxa"/>
+            <w:tcW w:w="894" w:type="dxa"/>
           </w:tcPr>
           <w:p>
             <w:pPr>
               <w:spacing w:line="276" w:lineRule="auto"/>
               <w:jc w:val="right"/>
+            </w:pPr>
+            <w:r>
+              <w:t>34</w:t>
+            </w:r>
+          </w:p>
+          <w:p>
+            <w:pPr>
+              <w:spacing w:line="276" w:lineRule="auto"/>
+              <w:jc w:val="right"/>
+            </w:pPr>
+          </w:p>
+        </w:tc>
+      </w:tr>
+      <w:tr>
+        <w:tc>
+          <w:tcPr>
+            <w:tcW w:w="1121" w:type="dxa"/>
+          </w:tcPr>
+          <w:p>
+            <w:pPr>
+              <w:spacing w:line="276" w:lineRule="auto"/>
+            </w:pPr>
+            <w:r>
+              <w:t xml:space="preserve">Figure </w:t>
+            </w:r>
+            <w:r>
+              <w:t>3</w:t>
+            </w:r>
+            <w:r>
+              <w:t>:</w:t>
+            </w:r>
+          </w:p>
+        </w:tc>
+        <w:tc>
+          <w:tcPr>
+            <w:tcW w:w="7015" w:type="dxa"/>
+          </w:tcPr>
+          <w:p>
+            <w:pPr>
+              <w:spacing w:line="276" w:lineRule="auto"/>
+            </w:pPr>
+            <w:r>
+              <w:t>Sample Image</w:t>
+            </w:r>
+          </w:p>
+        </w:tc>
+        <w:tc>
+          <w:tcPr>
+            <w:tcW w:w="894" w:type="dxa"/>
+          </w:tcPr>
+          <w:p>
+            <w:pPr>
+              <w:spacing w:line="276" w:lineRule="auto"/>
+              <w:jc w:val="right"/>
+            </w:pPr>
+            <w:r>
+              <w:t>35</w:t>
+            </w:r>
+          </w:p>
+          <w:p>
+            <w:pPr>
+              <w:spacing w:line="276" w:lineRule="auto"/>
+              <w:jc w:val="right"/>
+            </w:pPr>
+          </w:p>
+        </w:tc>
+      </w:tr>
+      <w:tr>
+        <w:tc>
+          <w:tcPr>
+            <w:tcW w:w="1121" w:type="dxa"/>
+          </w:tcPr>
+          <w:p>
+            <w:pPr>
+              <w:spacing w:line="276" w:lineRule="auto"/>
+            </w:pPr>
+            <w:r>
+              <w:t xml:space="preserve">Figure </w:t>
+            </w:r>
+            <w:r>
+              <w:t>4</w:t>
+            </w:r>
+            <w:r>
+              <w:t>:</w:t>
+            </w:r>
+          </w:p>
+        </w:tc>
+        <w:tc>
+          <w:tcPr>
+            <w:tcW w:w="7015" w:type="dxa"/>
+          </w:tcPr>
+          <w:p>
+            <w:pPr>
+              <w:spacing w:line="276" w:lineRule="auto"/>
+            </w:pPr>
+            <w:r>
+              <w:t>Training Curve</w:t>
+            </w:r>
+          </w:p>
+        </w:tc>
+        <w:tc>
+          <w:tcPr>
+            <w:tcW w:w="894" w:type="dxa"/>
+          </w:tcPr>
+          <w:p>
+            <w:pPr>
+              <w:spacing w:line="276" w:lineRule="auto"/>
+              <w:jc w:val="right"/>
+            </w:pPr>
+            <w:r>
+              <w:t>42</w:t>
+            </w:r>
+          </w:p>
+          <w:p>
+            <w:pPr>
+              <w:spacing w:line="276" w:lineRule="auto"/>
+              <w:jc w:val="right"/>
+            </w:pPr>
+          </w:p>
+        </w:tc>
+      </w:tr>
+      <w:tr>
+        <w:tc>
+          <w:tcPr>
+            <w:tcW w:w="1121" w:type="dxa"/>
+          </w:tcPr>
+          <w:p>
+            <w:pPr>
+              <w:spacing w:line="276" w:lineRule="auto"/>
+            </w:pPr>
+            <w:r>
+              <w:t xml:space="preserve">Figure </w:t>
+            </w:r>
+            <w:r>
+              <w:t>5</w:t>
+            </w:r>
+            <w:r>
+              <w:t>:</w:t>
+            </w:r>
+          </w:p>
+        </w:tc>
+        <w:tc>
+          <w:tcPr>
+            <w:tcW w:w="7015" w:type="dxa"/>
+          </w:tcPr>
+          <w:p>
+            <w:pPr>
+              <w:spacing w:line="276" w:lineRule="auto"/>
+            </w:pPr>
+            <w:r>
+              <w:t xml:space="preserve">Ablation Study- Anatomy Guided Projector vs </w:t>
+            </w:r>
+            <w:proofErr w:type="spellStart"/>
+            <w:r>
+              <w:t>FlatMLP</w:t>
+            </w:r>
+            <w:proofErr w:type="spellEnd"/>
+            <w:r>
+              <w:t xml:space="preserve"> Baseline</w:t>
+            </w:r>
+          </w:p>
+        </w:tc>
+        <w:tc>
+          <w:tcPr>
+            <w:tcW w:w="894" w:type="dxa"/>
+          </w:tcPr>
+          <w:p>
+            <w:pPr>
+              <w:spacing w:line="276" w:lineRule="auto"/>
+              <w:jc w:val="right"/>
+            </w:pPr>
+            <w:r>
+              <w:t>46</w:t>
+            </w:r>
+          </w:p>
+          <w:p>
+            <w:pPr>
+              <w:spacing w:line="276" w:lineRule="auto"/>
+              <w:jc w:val="right"/>
+            </w:pPr>
+          </w:p>
+        </w:tc>
+      </w:tr>
+      <w:tr>
+        <w:tc>
+          <w:tcPr>
+            <w:tcW w:w="1121" w:type="dxa"/>
+          </w:tcPr>
+          <w:p>
+            <w:pPr>
+              <w:spacing w:line="276" w:lineRule="auto"/>
+            </w:pPr>
+            <w:r>
+              <w:t xml:space="preserve">Figure </w:t>
+            </w:r>
+            <w:r>
+              <w:t>6</w:t>
+            </w:r>
+            <w:r>
+              <w:t>:</w:t>
+            </w:r>
+          </w:p>
+          <w:p/>
+        </w:tc>
+        <w:tc>
+          <w:tcPr>
+            <w:tcW w:w="7015" w:type="dxa"/>
+          </w:tcPr>
+          <w:p>
+            <w:pPr>
+              <w:spacing w:line="276" w:lineRule="auto"/>
+            </w:pPr>
+            <w:proofErr w:type="spellStart"/>
+            <w:r>
+              <w:t>BanglaCXR</w:t>
+            </w:r>
+            <w:proofErr w:type="spellEnd"/>
+            <w:r>
+              <w:t xml:space="preserve"> Stage1- Clinical Entity F1 per Finding</w:t>
+            </w:r>
+          </w:p>
+        </w:tc>
+        <w:tc>
+          <w:tcPr>
+            <w:tcW w:w="894" w:type="dxa"/>
+          </w:tcPr>
+          <w:p>
+            <w:pPr>
+              <w:spacing w:line="276" w:lineRule="auto"/>
+              <w:jc w:val="right"/>
+            </w:pPr>
+            <w:r>
+              <w:t>46</w:t>
+            </w:r>
+          </w:p>
+          <w:p>
+            <w:pPr>
+              <w:spacing w:line="276" w:lineRule="auto"/>
+              <w:jc w:val="right"/>
+            </w:pPr>
+          </w:p>
+        </w:tc>
+      </w:tr>
+      <w:tr>
+        <w:tc>
+          <w:tcPr>
+            <w:tcW w:w="1121" w:type="dxa"/>
+          </w:tcPr>
+          <w:p>
+            <w:pPr>
+              <w:spacing w:line="276" w:lineRule="auto"/>
+              <w:rPr>
+                <w:rFonts w:asciiTheme="minorHAnsi" w:hAnsiTheme="minorHAnsi" w:cstheme="minorHAnsi"/>
+              </w:rPr>
+            </w:pPr>
+          </w:p>
+        </w:tc>
+        <w:tc>
+          <w:tcPr>
+            <w:tcW w:w="7015" w:type="dxa"/>
+          </w:tcPr>
+          <w:p>
+            <w:pPr>
+              <w:spacing w:line="276" w:lineRule="auto"/>
+              <w:rPr>
+                <w:rFonts w:asciiTheme="minorHAnsi" w:hAnsiTheme="minorHAnsi" w:cstheme="minorHAnsi"/>
+              </w:rPr>
+            </w:pPr>
+          </w:p>
+        </w:tc>
+        <w:tc>
+          <w:tcPr>
+            <w:tcW w:w="894" w:type="dxa"/>
+          </w:tcPr>
+          <w:p>
+            <w:pPr>
+              <w:spacing w:line="276" w:lineRule="auto"/>
+              <w:jc w:val="right"/>
               <w:rPr>
                 <w:rFonts w:asciiTheme="minorHAnsi" w:hAnsiTheme="minorHAnsi" w:cstheme="minorHAnsi"/>
               </w:rPr>
@@ -10077,44 +8958,8 @@
     </w:p>
     <w:p>
       <w:pPr>
-        <w:pStyle w:val="BodyText"/>
-        <w:rPr>
-          <w:sz w:val="28"/>
-        </w:rPr>
-      </w:pPr>
-    </w:p>
-    <w:p>
-      <w:pPr>
-        <w:pStyle w:val="BodyText"/>
-        <w:rPr>
-          <w:sz w:val="28"/>
-        </w:rPr>
-      </w:pPr>
-    </w:p>
-    <w:p>
-      <w:pPr>
-        <w:pStyle w:val="BodyText"/>
-        <w:spacing w:before="2"/>
-        <w:rPr>
-          <w:sz w:val="32"/>
-        </w:rPr>
-      </w:pPr>
-    </w:p>
-    <w:p>
-      <w:pPr>
-        <w:jc w:val="center"/>
-        <w:sectPr>
-          <w:pgSz w:w="11910" w:h="16840"/>
-          <w:pgMar w:top="1440" w:right="1440" w:bottom="1440" w:left="1440" w:header="720" w:footer="720" w:gutter="0"/>
-          <w:pgNumType w:fmt="lowerRoman"/>
-          <w:cols w:space="720"/>
-          <w:docGrid w:linePitch="299"/>
-        </w:sectPr>
-      </w:pPr>
-    </w:p>
-    <w:p>
-      <w:pPr>
         <w:pStyle w:val="Heading1"/>
+        <w:ind w:left="0"/>
         <w:rPr>
           <w:sz w:val="34"/>
           <w:szCs w:val="34"/>
@@ -10133,7 +8978,6 @@
           <w:sz w:val="34"/>
           <w:szCs w:val="34"/>
         </w:rPr>
-        <w:lastRenderedPageBreak/>
         <w:t>List</w:t>
       </w:r>
       <w:r>
@@ -10214,7 +9058,7 @@
       <w:tr>
         <w:tc>
           <w:tcPr>
-            <w:tcW w:w="1080" w:type="dxa"/>
+            <w:tcW w:w="1039" w:type="dxa"/>
           </w:tcPr>
           <w:p>
             <w:pPr>
@@ -10227,20 +9071,20 @@
         </w:tc>
         <w:tc>
           <w:tcPr>
-            <w:tcW w:w="7830" w:type="dxa"/>
+            <w:tcW w:w="7010" w:type="dxa"/>
           </w:tcPr>
           <w:p>
             <w:pPr>
               <w:spacing w:line="276" w:lineRule="auto"/>
             </w:pPr>
             <w:r>
-              <w:t>List of data</w:t>
+              <w:t>Comparison Table</w:t>
             </w:r>
           </w:p>
         </w:tc>
         <w:tc>
           <w:tcPr>
-            <w:tcW w:w="1050" w:type="dxa"/>
+            <w:tcW w:w="981" w:type="dxa"/>
           </w:tcPr>
           <w:p>
             <w:pPr>
@@ -10248,7 +9092,7 @@
               <w:jc w:val="right"/>
             </w:pPr>
             <w:r>
-              <w:t>18</w:t>
+              <w:t>25</w:t>
             </w:r>
           </w:p>
         </w:tc>
@@ -10256,20 +9100,31 @@
       <w:tr>
         <w:tc>
           <w:tcPr>
-            <w:tcW w:w="1080" w:type="dxa"/>
+            <w:tcW w:w="1039" w:type="dxa"/>
           </w:tcPr>
           <w:p>
             <w:pPr>
               <w:spacing w:line="276" w:lineRule="auto"/>
               <w:rPr>
                 <w:rFonts w:asciiTheme="minorHAnsi" w:hAnsiTheme="minorHAnsi" w:cstheme="minorHAnsi"/>
+                <w:b/>
+                <w:bCs/>
               </w:rPr>
             </w:pPr>
+            <w:r>
+              <w:t xml:space="preserve">Table </w:t>
+            </w:r>
+            <w:r>
+              <w:t>2</w:t>
+            </w:r>
+            <w:r>
+              <w:t>:</w:t>
+            </w:r>
           </w:p>
         </w:tc>
         <w:tc>
           <w:tcPr>
-            <w:tcW w:w="7830" w:type="dxa"/>
+            <w:tcW w:w="7010" w:type="dxa"/>
           </w:tcPr>
           <w:p>
             <w:pPr>
@@ -10278,11 +9133,14 @@
                 <w:rFonts w:asciiTheme="minorHAnsi" w:hAnsiTheme="minorHAnsi" w:cstheme="minorHAnsi"/>
               </w:rPr>
             </w:pPr>
+            <w:r>
+              <w:t>Training Table</w:t>
+            </w:r>
           </w:p>
         </w:tc>
         <w:tc>
           <w:tcPr>
-            <w:tcW w:w="1050" w:type="dxa"/>
+            <w:tcW w:w="981" w:type="dxa"/>
           </w:tcPr>
           <w:p>
             <w:pPr>
@@ -10292,6 +9150,153 @@
                 <w:rFonts w:asciiTheme="minorHAnsi" w:hAnsiTheme="minorHAnsi" w:cstheme="minorHAnsi"/>
               </w:rPr>
             </w:pPr>
+            <w:r>
+              <w:t>40</w:t>
+            </w:r>
+          </w:p>
+        </w:tc>
+      </w:tr>
+      <w:tr>
+        <w:tc>
+          <w:tcPr>
+            <w:tcW w:w="1039" w:type="dxa"/>
+          </w:tcPr>
+          <w:p>
+            <w:pPr>
+              <w:spacing w:line="276" w:lineRule="auto"/>
+            </w:pPr>
+            <w:r>
+              <w:t xml:space="preserve">Table </w:t>
+            </w:r>
+            <w:r>
+              <w:t>3</w:t>
+            </w:r>
+            <w:r>
+              <w:t>:</w:t>
+            </w:r>
+          </w:p>
+        </w:tc>
+        <w:tc>
+          <w:tcPr>
+            <w:tcW w:w="7010" w:type="dxa"/>
+          </w:tcPr>
+          <w:p>
+            <w:pPr>
+              <w:spacing w:line="276" w:lineRule="auto"/>
+            </w:pPr>
+            <w:r>
+              <w:t>Stage-1 Anatomy Guided</w:t>
+            </w:r>
+          </w:p>
+        </w:tc>
+        <w:tc>
+          <w:tcPr>
+            <w:tcW w:w="981" w:type="dxa"/>
+          </w:tcPr>
+          <w:p>
+            <w:pPr>
+              <w:spacing w:line="276" w:lineRule="auto"/>
+              <w:jc w:val="right"/>
+            </w:pPr>
+            <w:r>
+              <w:t>42</w:t>
+            </w:r>
+          </w:p>
+        </w:tc>
+      </w:tr>
+      <w:tr>
+        <w:tc>
+          <w:tcPr>
+            <w:tcW w:w="1039" w:type="dxa"/>
+          </w:tcPr>
+          <w:p>
+            <w:pPr>
+              <w:spacing w:line="276" w:lineRule="auto"/>
+            </w:pPr>
+            <w:r>
+              <w:t xml:space="preserve">Table </w:t>
+            </w:r>
+            <w:r>
+              <w:t>4</w:t>
+            </w:r>
+            <w:r>
+              <w:t>:</w:t>
+            </w:r>
+          </w:p>
+        </w:tc>
+        <w:tc>
+          <w:tcPr>
+            <w:tcW w:w="7010" w:type="dxa"/>
+          </w:tcPr>
+          <w:p>
+            <w:pPr>
+              <w:spacing w:line="276" w:lineRule="auto"/>
+            </w:pPr>
+            <w:r>
+              <w:t>Stage-1 Baseline</w:t>
+            </w:r>
+          </w:p>
+        </w:tc>
+        <w:tc>
+          <w:tcPr>
+            <w:tcW w:w="981" w:type="dxa"/>
+          </w:tcPr>
+          <w:p>
+            <w:pPr>
+              <w:spacing w:line="276" w:lineRule="auto"/>
+              <w:jc w:val="right"/>
+            </w:pPr>
+            <w:r>
+              <w:t>43</w:t>
+            </w:r>
+          </w:p>
+        </w:tc>
+      </w:tr>
+      <w:tr>
+        <w:tc>
+          <w:tcPr>
+            <w:tcW w:w="1039" w:type="dxa"/>
+          </w:tcPr>
+          <w:p>
+            <w:pPr>
+              <w:spacing w:line="276" w:lineRule="auto"/>
+            </w:pPr>
+            <w:r>
+              <w:t xml:space="preserve">Table </w:t>
+            </w:r>
+            <w:r>
+              <w:t>5</w:t>
+            </w:r>
+            <w:r>
+              <w:t>:</w:t>
+            </w:r>
+          </w:p>
+        </w:tc>
+        <w:tc>
+          <w:tcPr>
+            <w:tcW w:w="7010" w:type="dxa"/>
+          </w:tcPr>
+          <w:p>
+            <w:pPr>
+              <w:spacing w:line="276" w:lineRule="auto"/>
+            </w:pPr>
+            <w:r>
+              <w:t>Stage-2</w:t>
+            </w:r>
+          </w:p>
+        </w:tc>
+        <w:tc>
+          <w:tcPr>
+            <w:tcW w:w="981" w:type="dxa"/>
+          </w:tcPr>
+          <w:p>
+            <w:pPr>
+              <w:spacing w:line="276" w:lineRule="auto"/>
+              <w:jc w:val="right"/>
+            </w:pPr>
+            <w:r>
+              <w:t>44</w:t>
+            </w:r>
           </w:p>
         </w:tc>
       </w:tr>
@@ -10570,39 +9575,6 @@
         <w:pStyle w:val="BodyText"/>
         <w:rPr>
           <w:sz w:val="28"/>
-        </w:rPr>
-      </w:pPr>
-    </w:p>
-    <w:p>
-      <w:pPr>
-        <w:pStyle w:val="BodyText"/>
-        <w:rPr>
-          <w:sz w:val="28"/>
-        </w:rPr>
-      </w:pPr>
-    </w:p>
-    <w:p>
-      <w:pPr>
-        <w:pStyle w:val="BodyText"/>
-        <w:rPr>
-          <w:sz w:val="28"/>
-        </w:rPr>
-      </w:pPr>
-    </w:p>
-    <w:p>
-      <w:pPr>
-        <w:pStyle w:val="BodyText"/>
-        <w:rPr>
-          <w:sz w:val="28"/>
-        </w:rPr>
-      </w:pPr>
-    </w:p>
-    <w:p>
-      <w:pPr>
-        <w:pStyle w:val="BodyText"/>
-        <w:spacing w:before="8"/>
-        <w:rPr>
-          <w:sz w:val="35"/>
         </w:rPr>
       </w:pPr>
     </w:p>
@@ -11677,24 +10649,6 @@
     </w:p>
     <w:p>
       <w:pPr>
-        <w:pStyle w:val="BodyText"/>
-        <w:rPr>
-          <w:i/>
-          <w:sz w:val="20"/>
-        </w:rPr>
-      </w:pPr>
-    </w:p>
-    <w:p>
-      <w:pPr>
-        <w:pStyle w:val="BodyText"/>
-        <w:rPr>
-          <w:i/>
-          <w:sz w:val="20"/>
-        </w:rPr>
-      </w:pPr>
-    </w:p>
-    <w:p>
-      <w:pPr>
         <w:pStyle w:val="Heading1"/>
         <w:ind w:left="0"/>
         <w:rPr>
@@ -11717,16 +10671,6 @@
     </w:p>
     <w:p>
       <w:pPr>
-        <w:pStyle w:val="BodyText"/>
-        <w:spacing w:before="4"/>
-        <w:rPr>
-          <w:iCs/>
-          <w:sz w:val="41"/>
-        </w:rPr>
-      </w:pPr>
-    </w:p>
-    <w:p>
-      <w:pPr>
         <w:spacing w:line="360" w:lineRule="auto"/>
         <w:jc w:val="both"/>
         <w:rPr>
@@ -11734,12 +10678,22 @@
           <w:szCs w:val="24"/>
         </w:rPr>
       </w:pPr>
-      <w:r>
-        <w:rPr>
-          <w:sz w:val="24"/>
-          <w:szCs w:val="24"/>
-        </w:rPr>
-        <w:t xml:space="preserve">Like other LMICs, Bangladesh has a serious shortage of radiologists compared to its population and there is a significant number of chest X-rays that are not promptly read by an expert, especially outside major cities. Although automation of radiology reports has progressed significantly with the introduction of vision-language models like </w:t>
+    </w:p>
+    <w:p>
+      <w:pPr>
+        <w:spacing w:line="360" w:lineRule="auto"/>
+        <w:jc w:val="both"/>
+        <w:rPr>
+          <w:sz w:val="24"/>
+          <w:szCs w:val="24"/>
+        </w:rPr>
+      </w:pPr>
+      <w:r>
+        <w:rPr>
+          <w:sz w:val="24"/>
+          <w:szCs w:val="24"/>
+        </w:rPr>
+        <w:t xml:space="preserve">This is a significant problem in Bangladesh with the lack of radiologist, as many chest X-rays are not promptly interpreted by expert Radiologist. The current AI-powered radiology report generation systems such as </w:t>
       </w:r>
       <w:proofErr w:type="spellStart"/>
       <w:r>
@@ -11771,7 +10725,55 @@
           <w:sz w:val="24"/>
           <w:szCs w:val="24"/>
         </w:rPr>
-        <w:t xml:space="preserve">, all existing systems produce reports in English, which means Bangla-speaking clinicians and patients are not provided with any AI-based support for diagnosis. The work presented in this thesis will work to address the </w:t>
+        <w:t xml:space="preserve"> generate reports in English, leaving out Bangla-speaking clinicians and patients. In this thesis, </w:t>
+      </w:r>
+      <w:proofErr w:type="spellStart"/>
+      <w:r>
+        <w:rPr>
+          <w:sz w:val="24"/>
+          <w:szCs w:val="24"/>
+        </w:rPr>
+        <w:t>BanglaCXR</w:t>
+      </w:r>
+      <w:proofErr w:type="spellEnd"/>
+      <w:r>
+        <w:rPr>
+          <w:sz w:val="24"/>
+          <w:szCs w:val="24"/>
+        </w:rPr>
+        <w:t xml:space="preserve">, a vision-language pipeline method that generates chest X-ray reports in English and Bangla, is introduced. Stage 1 is a frozen RAD-DINO encoder, with a novel </w:t>
+      </w:r>
+      <w:proofErr w:type="spellStart"/>
+      <w:r>
+        <w:rPr>
+          <w:sz w:val="24"/>
+          <w:szCs w:val="24"/>
+        </w:rPr>
+        <w:t>AnatomyGuidedProjector</w:t>
+      </w:r>
+      <w:proofErr w:type="spellEnd"/>
+      <w:r>
+        <w:rPr>
+          <w:sz w:val="24"/>
+          <w:szCs w:val="24"/>
+        </w:rPr>
+        <w:t xml:space="preserve">, that passes a </w:t>
+      </w:r>
+      <w:proofErr w:type="spellStart"/>
+      <w:r>
+        <w:rPr>
+          <w:sz w:val="24"/>
+          <w:szCs w:val="24"/>
+        </w:rPr>
+        <w:t>LoRA</w:t>
+      </w:r>
+      <w:proofErr w:type="spellEnd"/>
+      <w:r>
+        <w:rPr>
+          <w:sz w:val="24"/>
+          <w:szCs w:val="24"/>
+        </w:rPr>
+        <w:t xml:space="preserve"> fine-tuned, 4-bit quantized Phi-3.5 Mini model, utilizing 32 region queries. </w:t>
       </w:r>
       <w:proofErr w:type="gramStart"/>
       <w:r>
@@ -11779,7 +10781,7 @@
           <w:sz w:val="24"/>
           <w:szCs w:val="24"/>
         </w:rPr>
-        <w:t>aforementioned gap</w:t>
+        <w:t>The stage</w:t>
       </w:r>
       <w:proofErr w:type="gramEnd"/>
       <w:r>
@@ -11787,7 +10789,7 @@
           <w:sz w:val="24"/>
           <w:szCs w:val="24"/>
         </w:rPr>
-        <w:t xml:space="preserve"> by designing, implementing and evaluating </w:t>
+        <w:t xml:space="preserve"> 2 is Bangla translation of output in NLLB-200. In English, the model was trained on IU X-ray dataset (2566/550/550) on a single consumer GPU and delivered results of BLEU-1 0.2884, ROUGE-1 0.4352 and abnormality-detection F1 0.8802; while in Bangla, it was trained on the same split of the dataset and delivered </w:t>
       </w:r>
       <w:proofErr w:type="spellStart"/>
       <w:r>
@@ -11795,7 +10797,7 @@
           <w:sz w:val="24"/>
           <w:szCs w:val="24"/>
         </w:rPr>
-        <w:t>BanglaCXR</w:t>
+        <w:t>chrF</w:t>
       </w:r>
       <w:proofErr w:type="spellEnd"/>
       <w:r>
@@ -11803,23 +10805,7 @@
           <w:sz w:val="24"/>
           <w:szCs w:val="24"/>
         </w:rPr>
-        <w:t xml:space="preserve">, a two-stage vision-language pipeline which aims to generate structured chest X-ray radiology reports in both English and Bangla. The first stage is based on a frozen RAD-DINO vision encoder and a novel </w:t>
-      </w:r>
-      <w:proofErr w:type="spellStart"/>
-      <w:r>
-        <w:rPr>
-          <w:sz w:val="24"/>
-          <w:szCs w:val="24"/>
-        </w:rPr>
-        <w:t>AnatomyGuidedProjector</w:t>
-      </w:r>
-      <w:proofErr w:type="spellEnd"/>
-      <w:r>
-        <w:rPr>
-          <w:sz w:val="24"/>
-          <w:szCs w:val="24"/>
-        </w:rPr>
-        <w:t xml:space="preserve">, which maps 1,370 patch-level visual tokens to </w:t>
+        <w:t xml:space="preserve">++ 35.18. An ablation study validated that the projector is an essential element of </w:t>
       </w:r>
       <w:proofErr w:type="gramStart"/>
       <w:r>
@@ -11827,7 +10813,7 @@
           <w:sz w:val="24"/>
           <w:szCs w:val="24"/>
         </w:rPr>
-        <w:t>anatomically-grounded</w:t>
+        <w:t>the architecture</w:t>
       </w:r>
       <w:proofErr w:type="gramEnd"/>
       <w:r>
@@ -11835,79 +10821,7 @@
           <w:sz w:val="24"/>
           <w:szCs w:val="24"/>
         </w:rPr>
-        <w:t xml:space="preserve"> embeddings that condition a 4-bit quantized Phi-3.5 Mini language model fine-tuned with </w:t>
-      </w:r>
-      <w:proofErr w:type="spellStart"/>
-      <w:r>
-        <w:rPr>
-          <w:sz w:val="24"/>
-          <w:szCs w:val="24"/>
-        </w:rPr>
-        <w:t>LoRA</w:t>
-      </w:r>
-      <w:proofErr w:type="spellEnd"/>
-      <w:r>
-        <w:rPr>
-          <w:sz w:val="24"/>
-          <w:szCs w:val="24"/>
-        </w:rPr>
-        <w:t xml:space="preserve">. At the second stage, NLLB-200 process is applied to translate the generated English reports in Bangla. The system was trained and tested completely on an 8.5 GB VRAM consumer-grade laptop GPU, with the Indiana University Chest X-ray dataset containing a total of 2,566 training samples, 550 validation samples and 550 test samples. This was a viable approach as there was no prior work that has assessed radiology report generation in any South Asian language, and no benchmark for evaluating the quality of Bangla medical text generation, although Bangla is the language of over 170 million people. The proposed model was evaluated on the 550-sample English test set with a BLEU-1 score of 0.2884, a ROUGE-1 score of 0.4352, a METEOR score of 0.2820, a </w:t>
-      </w:r>
-      <w:proofErr w:type="spellStart"/>
-      <w:r>
-        <w:rPr>
-          <w:sz w:val="24"/>
-          <w:szCs w:val="24"/>
-        </w:rPr>
-        <w:t>chrF</w:t>
-      </w:r>
-      <w:proofErr w:type="spellEnd"/>
-      <w:r>
-        <w:rPr>
-          <w:sz w:val="24"/>
-          <w:szCs w:val="24"/>
-        </w:rPr>
-        <w:t xml:space="preserve">++ score of 41.32, a F1 score of 0.8802 for abnormality detection and a clinical micro-F1 score of 0.5897 across 12 pathological categories. The ablation study with the mean-pooling baseline yielded the full collapse of the generative model: BLEU-1 dropped to 0.0003, and it was found that the cross-attention projector architecture is essential, not additive, to the generative model. The Bangla translation stage obtained the </w:t>
-      </w:r>
-      <w:proofErr w:type="spellStart"/>
-      <w:r>
-        <w:rPr>
-          <w:sz w:val="24"/>
-          <w:szCs w:val="24"/>
-        </w:rPr>
-        <w:t>chrF</w:t>
-      </w:r>
-      <w:proofErr w:type="spellEnd"/>
-      <w:r>
-        <w:rPr>
-          <w:sz w:val="24"/>
-          <w:szCs w:val="24"/>
-        </w:rPr>
-        <w:t xml:space="preserve">++ of 35.18, and provided readable, clinically structured Bangla reports on all the 550 test cases against NLLB-200 translated references. The results show that an institutional-scale compute can be avoided for building and testing a working Bangla radiology reporting </w:t>
-      </w:r>
-      <w:proofErr w:type="gramStart"/>
-      <w:r>
-        <w:rPr>
-          <w:sz w:val="24"/>
-          <w:szCs w:val="24"/>
-        </w:rPr>
-        <w:t>pipeline, and</w:t>
-      </w:r>
-      <w:proofErr w:type="gramEnd"/>
-      <w:r>
-        <w:rPr>
-          <w:sz w:val="24"/>
-          <w:szCs w:val="24"/>
-        </w:rPr>
-        <w:t xml:space="preserve"> provide the first structured NLP benchmark for future research in Bangla radiology reporting. The results also highlight certain drawbacks such as the low detection accuracy of rare diseases like fracture and nodules which need to be overcome by increasing the training data size and diversity before </w:t>
-      </w:r>
-      <w:r>
-        <w:rPr>
-          <w:sz w:val="24"/>
-          <w:szCs w:val="24"/>
-        </w:rPr>
-        <w:lastRenderedPageBreak/>
-        <w:t>clinical use. This study not only provides a validated architectural method but also a replicable assessment tool that can be used in other languages with comparable medical AI use constraints.</w:t>
+        <w:t>, not something that can be added on. This work introduces the first-ever Bangla medical AI NLG benchmark and a reproducible low-resource approach to multilingual medical AI.</w:t>
       </w:r>
     </w:p>
     <w:p>
@@ -11961,49 +10875,78 @@
           <w:sz w:val="24"/>
           <w:szCs w:val="24"/>
         </w:rPr>
-        <w:t xml:space="preserve">radiology report generation, vision-language model, low-resource </w:t>
-      </w:r>
-      <w:proofErr w:type="spellStart"/>
-      <w:r>
-        <w:rPr>
-          <w:sz w:val="24"/>
-          <w:szCs w:val="24"/>
-        </w:rPr>
-        <w:t>nlp</w:t>
-      </w:r>
-      <w:proofErr w:type="spellEnd"/>
-      <w:r>
-        <w:rPr>
-          <w:sz w:val="24"/>
-          <w:szCs w:val="24"/>
-        </w:rPr>
-        <w:t xml:space="preserve">, </w:t>
-      </w:r>
-      <w:proofErr w:type="spellStart"/>
-      <w:r>
-        <w:rPr>
-          <w:sz w:val="24"/>
-          <w:szCs w:val="24"/>
-        </w:rPr>
-        <w:t>bangla</w:t>
-      </w:r>
-      <w:proofErr w:type="spellEnd"/>
-      <w:r>
-        <w:rPr>
-          <w:sz w:val="24"/>
-          <w:szCs w:val="24"/>
-        </w:rPr>
-        <w:t xml:space="preserve">, cross-attention, medical imaging, chest x-ray, lora fine-tuning, multilingual translation, clinical </w:t>
-      </w:r>
-      <w:proofErr w:type="spellStart"/>
-      <w:r>
-        <w:rPr>
-          <w:sz w:val="24"/>
-          <w:szCs w:val="24"/>
-        </w:rPr>
-        <w:t>nlp</w:t>
-      </w:r>
-      <w:proofErr w:type="spellEnd"/>
+        <w:t>R</w:t>
+      </w:r>
+      <w:r>
+        <w:rPr>
+          <w:sz w:val="24"/>
+          <w:szCs w:val="24"/>
+        </w:rPr>
+        <w:t xml:space="preserve">adiology report generation, </w:t>
+      </w:r>
+      <w:r>
+        <w:rPr>
+          <w:sz w:val="24"/>
+          <w:szCs w:val="24"/>
+        </w:rPr>
+        <w:t>V</w:t>
+      </w:r>
+      <w:r>
+        <w:rPr>
+          <w:sz w:val="24"/>
+          <w:szCs w:val="24"/>
+        </w:rPr>
+        <w:t xml:space="preserve">ision-language model, </w:t>
+      </w:r>
+      <w:r>
+        <w:rPr>
+          <w:sz w:val="24"/>
+          <w:szCs w:val="24"/>
+        </w:rPr>
+        <w:t>C</w:t>
+      </w:r>
+      <w:r>
+        <w:rPr>
+          <w:sz w:val="24"/>
+          <w:szCs w:val="24"/>
+        </w:rPr>
+        <w:t xml:space="preserve">hest x-ray, </w:t>
+      </w:r>
+      <w:r>
+        <w:rPr>
+          <w:sz w:val="24"/>
+          <w:szCs w:val="24"/>
+        </w:rPr>
+        <w:t>L</w:t>
+      </w:r>
+      <w:r>
+        <w:rPr>
+          <w:sz w:val="24"/>
+          <w:szCs w:val="24"/>
+        </w:rPr>
+        <w:t xml:space="preserve">ora fine-tuning, </w:t>
+      </w:r>
+      <w:r>
+        <w:rPr>
+          <w:sz w:val="24"/>
+          <w:szCs w:val="24"/>
+        </w:rPr>
+        <w:t>M</w:t>
+      </w:r>
+      <w:r>
+        <w:rPr>
+          <w:sz w:val="24"/>
+          <w:szCs w:val="24"/>
+        </w:rPr>
+        <w:t>ultilingual translation</w:t>
+      </w:r>
+      <w:r>
+        <w:rPr>
+          <w:sz w:val="24"/>
+          <w:szCs w:val="24"/>
+        </w:rPr>
+        <w:t>.</w:t>
+      </w:r>
     </w:p>
     <w:p>
       <w:pPr>
@@ -13048,41 +11991,27 @@
         <w:jc w:val="both"/>
       </w:pPr>
       <w:r>
-        <w:rPr>
-          <w:color w:val="EE0000"/>
-        </w:rPr>
-        <w:t>Demo</w:t>
-      </w:r>
-    </w:p>
-    <w:p>
-      <w:pPr>
-        <w:pStyle w:val="NormalWeb"/>
-        <w:spacing w:line="360" w:lineRule="auto"/>
-        <w:ind w:left="420"/>
-        <w:jc w:val="both"/>
-      </w:pPr>
-      <w:r>
-        <w:t xml:space="preserve">The rest of this thesis is structured as follows. Chapter 2 provides a thorough review of the existing literature on vision-language models for radiology, multilingual medical NLP, and parameter-efficient fine-tuning methods, culminating in identifying the gaps in the </w:t>
+        <w:t xml:space="preserve">The rest of this thesis is structured as follows. Chapter 2 provides a thorough review of the existing literature on vision-language models for radiology report generation, Bangla and multilingual medical NLP, and parameter-efficient fine-tuning methods, culminating in a structured analysis of the gaps in the research that this work addresses. Chapter 3 presents the proposed model, covering the feasibility analysis, system requirements, the overall </w:t>
       </w:r>
       <w:r>
         <w:lastRenderedPageBreak/>
-        <w:t xml:space="preserve">research this work addresses. The overall system architecture, anatomy-guided cross-attention projector, the </w:t>
+        <w:t xml:space="preserve">two-stage methodology, the system architecture including the </w:t>
       </w:r>
       <w:proofErr w:type="spellStart"/>
       <w:r>
-        <w:t>QLoRA</w:t>
+        <w:t>AnatomyGuidedProjector</w:t>
       </w:r>
       <w:proofErr w:type="spellEnd"/>
       <w:r>
-        <w:t xml:space="preserve"> training strategy, and the glossary-augmented translation pipeline are explained in Chapter 3. Chapter 4 discusses the environment in which the implementation took place, the preparation of the data set, and the technical problems faced in the development and how they were overcome. Experimental results are presented in Chapter 5, including quantitative results with NLP and clinical metrics, ablation studies with baseline alternatives to the proposed projector, and qualitative analysis of the reports generated. The findings are discussed in the context of the research </w:t>
-      </w:r>
-      <w:proofErr w:type="gramStart"/>
-      <w:r>
-        <w:t>questions,</w:t>
-      </w:r>
-      <w:proofErr w:type="gramEnd"/>
-      <w:r>
-        <w:t xml:space="preserve"> limitations of the present study and future research directions are given in chapter 6. Lastly, Chapter 7 summarizes the main results and their implications.</w:t>
+        <w:t xml:space="preserve">, the </w:t>
+      </w:r>
+      <w:proofErr w:type="spellStart"/>
+      <w:r>
+        <w:t>LoRA</w:t>
+      </w:r>
+      <w:proofErr w:type="spellEnd"/>
+      <w:r>
+        <w:t xml:space="preserve"> training strategy, and the NLLB-200 translation pipeline. Chapter 4 discusses the implementation and testing of the system, including the environment in which development took place, the preparation of the dataset, and the evaluation results, covering quantitative NLG and clinical metrics, the ablation study comparing the proposed projector against a baseline alternative, and analysis of the generated reports. Chapter 5 addresses the standards, constraints, and project management aspects of the research, including sustainability, ethical and security considerations, data and computational limitations, and the project timeline and milestones. Chapter 6 concludes the thesis by summarizing the key contributions, acknowledging the limitations of the present study, and outlining directions for future research.</w:t>
       </w:r>
     </w:p>
     <w:p>
@@ -14126,6 +13055,33 @@
         <w:t>++ should be used as the primary reliability measure, rather than word-level BLEU scores. These four problem dimensions, combined with the fact that none of these hospitals has a system for generating Bangla radiology reports, the lack of evaluation infrastructure, and the unresolved question of the projector architecture of the low resource deployment of these systems, coupled with the need to keep the clinical meaning of the report from being lost during translation with a neural machine, form the research problem that this thesis addresses.</w:t>
       </w:r>
     </w:p>
+    <w:p>
+      <w:pPr>
+        <w:pStyle w:val="NormalWeb"/>
+        <w:spacing w:line="360" w:lineRule="auto"/>
+        <w:ind w:left="360"/>
+        <w:jc w:val="center"/>
+        <w:rPr>
+          <w:i/>
+          <w:iCs/>
+        </w:rPr>
+      </w:pPr>
+      <w:r>
+        <w:rPr>
+          <w:i/>
+          <w:iCs/>
+        </w:rPr>
+        <w:t xml:space="preserve">Table 1: </w:t>
+      </w:r>
+      <w:r>
+        <w:rPr>
+          <w:i/>
+          <w:iCs/>
+          <w:color w:val="EE0000"/>
+        </w:rPr>
+        <w:t>Comparison Table</w:t>
+      </w:r>
+    </w:p>
     <w:tbl>
       <w:tblPr>
         <w:tblW w:w="8360" w:type="dxa"/>
@@ -15640,7 +14596,15 @@
                 <w:sz w:val="18"/>
                 <w:szCs w:val="18"/>
               </w:rPr>
-              <w:t>Radiologist preference rate: 71.2% preferred/equal (IND1)</w:t>
+              <w:t xml:space="preserve">Radiologist preference rate: 71.2% preferred/equal </w:t>
+            </w:r>
+            <w:r>
+              <w:rPr>
+                <w:sz w:val="18"/>
+                <w:szCs w:val="18"/>
+              </w:rPr>
+              <w:lastRenderedPageBreak/>
+              <w:t>(IND1)</w:t>
             </w:r>
           </w:p>
         </w:tc>
@@ -15667,7 +14631,16 @@
                 <w:sz w:val="18"/>
                 <w:szCs w:val="18"/>
               </w:rPr>
-              <w:t>Largest human clinician evaluation to date; weaker on ICU cohort, English-only</w:t>
+              <w:lastRenderedPageBreak/>
+              <w:t xml:space="preserve">Largest human clinician evaluation to date; weaker on ICU </w:t>
+            </w:r>
+            <w:r>
+              <w:rPr>
+                <w:sz w:val="18"/>
+                <w:szCs w:val="18"/>
+              </w:rPr>
+              <w:lastRenderedPageBreak/>
+              <w:t>cohort, English-only</w:t>
             </w:r>
           </w:p>
         </w:tc>
@@ -15699,15 +14672,8 @@
                 <w:sz w:val="18"/>
                 <w:szCs w:val="18"/>
               </w:rPr>
-              <w:t xml:space="preserve">Mamdouh et al. survey </w:t>
-            </w:r>
-            <w:r>
-              <w:rPr>
-                <w:sz w:val="18"/>
-                <w:szCs w:val="18"/>
-              </w:rPr>
               <w:lastRenderedPageBreak/>
-              <w:t>(2025)</w:t>
+              <w:t>Mamdouh et al. survey (2025)</w:t>
             </w:r>
           </w:p>
         </w:tc>
@@ -15734,16 +14700,7 @@
                 <w:sz w:val="18"/>
                 <w:szCs w:val="18"/>
               </w:rPr>
-              <w:lastRenderedPageBreak/>
-              <w:t xml:space="preserve">Survey of 38 papers </w:t>
-            </w:r>
-            <w:r>
-              <w:rPr>
-                <w:sz w:val="18"/>
-                <w:szCs w:val="18"/>
-              </w:rPr>
-              <w:lastRenderedPageBreak/>
-              <w:t>(</w:t>
+              <w:t>Survey of 38 papers (</w:t>
             </w:r>
             <w:proofErr w:type="gramStart"/>
             <w:r>
@@ -15786,16 +14743,7 @@
                 <w:sz w:val="18"/>
                 <w:szCs w:val="18"/>
               </w:rPr>
-              <w:lastRenderedPageBreak/>
-              <w:t xml:space="preserve">MIMIC-CXR, IU </w:t>
-            </w:r>
-            <w:r>
-              <w:rPr>
-                <w:sz w:val="18"/>
-                <w:szCs w:val="18"/>
-              </w:rPr>
-              <w:lastRenderedPageBreak/>
-              <w:t>X-ray, 10+ datasets</w:t>
+              <w:t>MIMIC-CXR, IU X-ray, 10+ datasets</w:t>
             </w:r>
           </w:p>
         </w:tc>
@@ -15822,16 +14770,7 @@
                 <w:sz w:val="18"/>
                 <w:szCs w:val="18"/>
               </w:rPr>
-              <w:lastRenderedPageBreak/>
-              <w:t xml:space="preserve">BLEU-1 / </w:t>
-            </w:r>
-            <w:r>
-              <w:rPr>
-                <w:sz w:val="18"/>
-                <w:szCs w:val="18"/>
-              </w:rPr>
-              <w:lastRenderedPageBreak/>
-              <w:t>METEOR (top model RADAR): 0.509 / 0.450</w:t>
+              <w:t>BLEU-1 / METEOR (top model RADAR): 0.509 / 0.450</w:t>
             </w:r>
           </w:p>
         </w:tc>
@@ -15858,16 +14797,7 @@
                 <w:sz w:val="18"/>
                 <w:szCs w:val="18"/>
               </w:rPr>
-              <w:lastRenderedPageBreak/>
-              <w:t xml:space="preserve">Comprehensive </w:t>
-            </w:r>
-            <w:r>
-              <w:rPr>
-                <w:sz w:val="18"/>
-                <w:szCs w:val="18"/>
-              </w:rPr>
-              <w:lastRenderedPageBreak/>
-              <w:t xml:space="preserve">2021-2025 survey; </w:t>
+              <w:t xml:space="preserve">Comprehensive 2021-2025 survey; </w:t>
             </w:r>
             <w:proofErr w:type="gramStart"/>
             <w:r>
@@ -15915,7 +14845,6 @@
                 <w:sz w:val="18"/>
                 <w:szCs w:val="18"/>
               </w:rPr>
-              <w:lastRenderedPageBreak/>
               <w:t xml:space="preserve">Salhi &amp; </w:t>
             </w:r>
             <w:proofErr w:type="spellStart"/>
@@ -17161,7 +16090,15 @@
                 <w:sz w:val="18"/>
                 <w:szCs w:val="18"/>
               </w:rPr>
-              <w:t xml:space="preserve"> models can beat larger general translation models on clinical text</w:t>
+              <w:t xml:space="preserve"> models can beat larger general translation models </w:t>
+            </w:r>
+            <w:r>
+              <w:rPr>
+                <w:sz w:val="18"/>
+                <w:szCs w:val="18"/>
+              </w:rPr>
+              <w:lastRenderedPageBreak/>
+              <w:t>on clinical text</w:t>
             </w:r>
           </w:p>
         </w:tc>
@@ -17193,6 +16130,7 @@
                 <w:sz w:val="18"/>
                 <w:szCs w:val="18"/>
               </w:rPr>
+              <w:lastRenderedPageBreak/>
               <w:t>L2M3 (</w:t>
             </w:r>
             <w:proofErr w:type="spellStart"/>
@@ -17263,15 +16201,7 @@
                 <w:sz w:val="18"/>
                 <w:szCs w:val="18"/>
               </w:rPr>
-              <w:t xml:space="preserve">Multilingual medical QA </w:t>
-            </w:r>
-            <w:r>
-              <w:rPr>
-                <w:sz w:val="18"/>
-                <w:szCs w:val="18"/>
-              </w:rPr>
-              <w:lastRenderedPageBreak/>
-              <w:t>(Telugu, Hindi, Arabic, Swahili)</w:t>
+              <w:t>Multilingual medical QA (Telugu, Hindi, Arabic, Swahili)</w:t>
             </w:r>
           </w:p>
         </w:tc>
@@ -17298,16 +16228,7 @@
                 <w:sz w:val="18"/>
                 <w:szCs w:val="18"/>
               </w:rPr>
-              <w:lastRenderedPageBreak/>
-              <w:t xml:space="preserve">BLEU improvement: </w:t>
-            </w:r>
-            <w:r>
-              <w:rPr>
-                <w:sz w:val="18"/>
-                <w:szCs w:val="18"/>
-              </w:rPr>
-              <w:lastRenderedPageBreak/>
-              <w:t>substantial gains, language-dependent</w:t>
+              <w:t>BLEU improvement: substantial gains, language-dependent</w:t>
             </w:r>
           </w:p>
         </w:tc>
@@ -17334,16 +16255,7 @@
                 <w:sz w:val="18"/>
                 <w:szCs w:val="18"/>
               </w:rPr>
-              <w:lastRenderedPageBreak/>
-              <w:t xml:space="preserve">Multilingual medical LLM + </w:t>
-            </w:r>
-            <w:r>
-              <w:rPr>
-                <w:sz w:val="18"/>
-                <w:szCs w:val="18"/>
-              </w:rPr>
-              <w:lastRenderedPageBreak/>
-              <w:t>translation pipeline; no Bangla, no radiology</w:t>
+              <w:t>Multilingual medical LLM + translation pipeline; no Bangla, no radiology</w:t>
             </w:r>
           </w:p>
         </w:tc>
@@ -17375,7 +16287,6 @@
                 <w:sz w:val="18"/>
                 <w:szCs w:val="18"/>
               </w:rPr>
-              <w:lastRenderedPageBreak/>
               <w:t>Salme et al. (2025)</w:t>
             </w:r>
           </w:p>
@@ -17865,7 +16776,6 @@
       <w:pPr>
         <w:pStyle w:val="NormalWeb"/>
         <w:spacing w:line="360" w:lineRule="auto"/>
-        <w:ind w:left="360"/>
         <w:jc w:val="both"/>
       </w:pPr>
     </w:p>
@@ -17935,24 +16845,6 @@
       <w:r>
         <w:t xml:space="preserve"> system is explained in the next chapter in detail starting from feasibility, architecture design to implementation.</w:t>
       </w:r>
-    </w:p>
-    <w:p>
-      <w:pPr>
-        <w:jc w:val="both"/>
-        <w:rPr>
-          <w:sz w:val="24"/>
-          <w:szCs w:val="24"/>
-        </w:rPr>
-      </w:pPr>
-    </w:p>
-    <w:p>
-      <w:pPr>
-        <w:jc w:val="both"/>
-        <w:rPr>
-          <w:sz w:val="24"/>
-          <w:szCs w:val="24"/>
-        </w:rPr>
-      </w:pPr>
     </w:p>
     <w:p>
       <w:pPr>
@@ -18508,6 +17400,15 @@
         <w:rPr>
           <w:b w:val="0"/>
           <w:bCs w:val="0"/>
+          <w:sz w:val="24"/>
+          <w:szCs w:val="24"/>
+        </w:rPr>
+        <w:t xml:space="preserve">                              </w:t>
+      </w:r>
+      <w:r>
+        <w:rPr>
+          <w:b w:val="0"/>
+          <w:bCs w:val="0"/>
           <w:noProof/>
           <w:sz w:val="24"/>
           <w:szCs w:val="24"/>
@@ -18559,6 +17460,66 @@
     <w:p>
       <w:pPr>
         <w:pStyle w:val="Heading1"/>
+        <w:spacing w:after="240" w:line="360" w:lineRule="auto"/>
+        <w:ind w:left="432"/>
+        <w:jc w:val="center"/>
+        <w:rPr>
+          <w:b w:val="0"/>
+          <w:bCs w:val="0"/>
+          <w:i/>
+          <w:iCs/>
+          <w:sz w:val="24"/>
+          <w:szCs w:val="24"/>
+        </w:rPr>
+      </w:pPr>
+      <w:r>
+        <w:rPr>
+          <w:b w:val="0"/>
+          <w:bCs w:val="0"/>
+          <w:i/>
+          <w:iCs/>
+          <w:sz w:val="24"/>
+          <w:szCs w:val="24"/>
+        </w:rPr>
+        <w:t>Figu</w:t>
+      </w:r>
+      <w:r>
+        <w:rPr>
+          <w:b w:val="0"/>
+          <w:bCs w:val="0"/>
+          <w:i/>
+          <w:iCs/>
+          <w:sz w:val="24"/>
+          <w:szCs w:val="24"/>
+        </w:rPr>
+        <w:t>re</w:t>
+      </w:r>
+      <w:r>
+        <w:rPr>
+          <w:b w:val="0"/>
+          <w:bCs w:val="0"/>
+          <w:i/>
+          <w:iCs/>
+          <w:sz w:val="24"/>
+          <w:szCs w:val="24"/>
+        </w:rPr>
+        <w:t xml:space="preserve"> 1</w:t>
+      </w:r>
+      <w:r>
+        <w:rPr>
+          <w:b w:val="0"/>
+          <w:bCs w:val="0"/>
+          <w:i/>
+          <w:iCs/>
+          <w:sz w:val="24"/>
+          <w:szCs w:val="24"/>
+        </w:rPr>
+        <w:t>: Methodology Diagram</w:t>
+      </w:r>
+    </w:p>
+    <w:p>
+      <w:pPr>
+        <w:pStyle w:val="Heading1"/>
         <w:numPr>
           <w:ilvl w:val="1"/>
           <w:numId w:val="3"/>
@@ -18731,7 +17692,7 @@
           <w:sz w:val="24"/>
           <w:szCs w:val="24"/>
         </w:rPr>
-        <w:t xml:space="preserve"> because it maps a 1,370-length sequence of visual patch tokens to 32 region embeddings of dimension 3,072 that can be directly concatenated to the language model input embeddings. It contains 32 learnable 768-dimensional query vectors, randomly initialized and updated during training, which are used as queries; a multi-head cross-attention layer with 8 attention heads, and the output of RAD-DINO patch is used as keys and values; a two-layer projection network with GELU activation, dropout, 768-dimensional output, and 3,072-dimensional LLM </w:t>
+        <w:t xml:space="preserve"> because it maps a 1,370-length sequence of visual patch tokens to 32 region embeddings of dimension 3,072 that can be directly concatenated to the language model input embeddings. It contains 32 learnable 768-dimensional query vectors, randomly initialized and updated during training, which are used as queries; a multi-head cross-attention layer with 8 attention heads, and the </w:t>
       </w:r>
       <w:r>
         <w:rPr>
@@ -18739,7 +17700,7 @@
           <w:szCs w:val="24"/>
         </w:rPr>
         <w:lastRenderedPageBreak/>
-        <w:t>hidden space; a final layer normalization. These 32 queries aim to narrow the focus of the language model when training it, thereby making it a small representation of the different anatomical regions in the chest, namely lung fields, cardiac silhouette, and mediastinum, which enables it to attend to the different kinds of visual information in space rather than focus on a single averaged global embedding. The language model decoder is Phi-3.5 Mini (</w:t>
+        <w:t>output of RAD-DINO patch is used as keys and values; a two-layer projection network with GELU activation, dropout, 768-dimensional output, and 3,072-dimensional LLM hidden space; a final layer normalization. These 32 queries aim to narrow the focus of the language model when training it, thereby making it a small representation of the different anatomical regions in the chest, namely lung fields, cardiac silhouette, and mediastinum, which enables it to attend to the different kinds of visual information in space rather than focus on a single averaged global embedding. The language model decoder is Phi-3.5 Mini (</w:t>
       </w:r>
       <w:proofErr w:type="spellStart"/>
       <w:r>
@@ -19025,6 +17986,88 @@
     </w:p>
     <w:p>
       <w:pPr>
+        <w:pStyle w:val="Heading1"/>
+        <w:spacing w:after="240" w:line="360" w:lineRule="auto"/>
+        <w:ind w:left="432"/>
+        <w:jc w:val="center"/>
+        <w:rPr>
+          <w:b w:val="0"/>
+          <w:bCs w:val="0"/>
+          <w:i/>
+          <w:iCs/>
+          <w:sz w:val="24"/>
+          <w:szCs w:val="24"/>
+        </w:rPr>
+      </w:pPr>
+      <w:r>
+        <w:rPr>
+          <w:b w:val="0"/>
+          <w:bCs w:val="0"/>
+          <w:i/>
+          <w:iCs/>
+          <w:sz w:val="24"/>
+          <w:szCs w:val="24"/>
+        </w:rPr>
+        <w:t>Figure</w:t>
+      </w:r>
+      <w:r>
+        <w:rPr>
+          <w:b w:val="0"/>
+          <w:bCs w:val="0"/>
+          <w:i/>
+          <w:iCs/>
+          <w:sz w:val="24"/>
+          <w:szCs w:val="24"/>
+        </w:rPr>
+        <w:t xml:space="preserve"> 2</w:t>
+      </w:r>
+      <w:r>
+        <w:rPr>
+          <w:b w:val="0"/>
+          <w:bCs w:val="0"/>
+          <w:i/>
+          <w:iCs/>
+          <w:sz w:val="24"/>
+          <w:szCs w:val="24"/>
+        </w:rPr>
+        <w:t>:</w:t>
+      </w:r>
+      <w:r>
+        <w:rPr>
+          <w:b w:val="0"/>
+          <w:bCs w:val="0"/>
+          <w:i/>
+          <w:iCs/>
+          <w:sz w:val="24"/>
+          <w:szCs w:val="24"/>
+        </w:rPr>
+        <w:t xml:space="preserve"> </w:t>
+      </w:r>
+      <w:r>
+        <w:rPr>
+          <w:b w:val="0"/>
+          <w:bCs w:val="0"/>
+          <w:i/>
+          <w:iCs/>
+          <w:sz w:val="24"/>
+          <w:szCs w:val="24"/>
+        </w:rPr>
+        <w:t xml:space="preserve">Stage 1 </w:t>
+      </w:r>
+      <w:r>
+        <w:rPr>
+          <w:b w:val="0"/>
+          <w:bCs w:val="0"/>
+          <w:i/>
+          <w:iCs/>
+          <w:sz w:val="24"/>
+          <w:szCs w:val="24"/>
+        </w:rPr>
+        <w:t>System Architecture</w:t>
+      </w:r>
+    </w:p>
+    <w:p>
+      <w:pPr>
         <w:pStyle w:val="ListParagraph"/>
         <w:spacing w:line="360" w:lineRule="auto"/>
         <w:ind w:left="458" w:hanging="26"/>
@@ -19120,7 +18163,7 @@
           <w:sz w:val="24"/>
           <w:szCs w:val="24"/>
         </w:rPr>
-        <w:t xml:space="preserve"> et al., 2016) is employed. There are 7,470 images and 3,955 radiology reports in the raw dataset. Following the exclusion of findings and impression fields of missing data, there are 3,826 remaining reports. 3,666 image-report pairs are then obtained after filtering to obtain only image-report pairs of frontal-projections and checking the existence of image files. They are partitioned into a training set (2,566 data points), a validation set (550 data points), and </w:t>
+        <w:t xml:space="preserve"> et al., 2016) is employed. There are 7,470 images and 3,955 radiology reports in the raw dataset. Following the exclusion of findings and impression fields of missing data, there are 3,826 remaining reports. 3,666 image-report pairs are then obtained after filtering to obtain only image-report pairs of frontal-projections and checking the existence of image files. They </w:t>
       </w:r>
       <w:r>
         <w:rPr>
@@ -19130,7 +18173,7 @@
           <w:szCs w:val="24"/>
         </w:rPr>
         <w:lastRenderedPageBreak/>
-        <w:t xml:space="preserve">a test set (550 data points) with a random seed of 42 and a 70-15-15 distribution. The images are resized to 518 x 518 </w:t>
+        <w:t xml:space="preserve">are partitioned into a training set (2,566 data points), a validation set (550 data points), and a test set (550 data points) with a random seed of 42 and a 70-15-15 distribution. The images are resized to 518 x 518 </w:t>
       </w:r>
       <w:proofErr w:type="gramStart"/>
       <w:r>
@@ -19242,18 +18285,59 @@
         <w:pStyle w:val="Heading1"/>
         <w:spacing w:after="240" w:line="360" w:lineRule="auto"/>
         <w:ind w:left="432"/>
-        <w:jc w:val="both"/>
-        <w:rPr>
-          <w:sz w:val="24"/>
-          <w:szCs w:val="24"/>
-        </w:rPr>
-      </w:pPr>
-      <w:r>
-        <w:rPr>
-          <w:sz w:val="24"/>
-          <w:szCs w:val="24"/>
-        </w:rPr>
-        <w:t>Training:</w:t>
+        <w:jc w:val="center"/>
+        <w:rPr>
+          <w:b w:val="0"/>
+          <w:bCs w:val="0"/>
+          <w:i/>
+          <w:iCs/>
+          <w:sz w:val="24"/>
+          <w:szCs w:val="24"/>
+        </w:rPr>
+      </w:pPr>
+      <w:r>
+        <w:rPr>
+          <w:b w:val="0"/>
+          <w:bCs w:val="0"/>
+          <w:i/>
+          <w:iCs/>
+          <w:sz w:val="24"/>
+          <w:szCs w:val="24"/>
+        </w:rPr>
+        <w:t>Figure</w:t>
+      </w:r>
+      <w:r>
+        <w:rPr>
+          <w:b w:val="0"/>
+          <w:bCs w:val="0"/>
+          <w:i/>
+          <w:iCs/>
+          <w:sz w:val="24"/>
+          <w:szCs w:val="24"/>
+        </w:rPr>
+        <w:t xml:space="preserve"> 3</w:t>
+      </w:r>
+      <w:r>
+        <w:rPr>
+          <w:b w:val="0"/>
+          <w:bCs w:val="0"/>
+          <w:i/>
+          <w:iCs/>
+          <w:sz w:val="24"/>
+          <w:szCs w:val="24"/>
+        </w:rPr>
+        <w:t xml:space="preserve">: </w:t>
+      </w:r>
+      <w:r>
+        <w:rPr>
+          <w:b w:val="0"/>
+          <w:bCs w:val="0"/>
+          <w:i/>
+          <w:iCs/>
+          <w:sz w:val="24"/>
+          <w:szCs w:val="24"/>
+        </w:rPr>
+        <w:t>Sample Image</w:t>
       </w:r>
     </w:p>
     <w:p>
@@ -19263,120 +18347,16 @@
         <w:ind w:left="432"/>
         <w:jc w:val="both"/>
         <w:rPr>
-          <w:b w:val="0"/>
-          <w:bCs w:val="0"/>
-          <w:sz w:val="24"/>
-          <w:szCs w:val="24"/>
-        </w:rPr>
-      </w:pPr>
-      <w:r>
-        <w:rPr>
-          <w:b w:val="0"/>
-          <w:bCs w:val="0"/>
-          <w:sz w:val="24"/>
-          <w:szCs w:val="24"/>
-        </w:rPr>
-        <w:t xml:space="preserve">The </w:t>
-      </w:r>
-      <w:proofErr w:type="spellStart"/>
-      <w:r>
-        <w:rPr>
-          <w:b w:val="0"/>
-          <w:bCs w:val="0"/>
-          <w:sz w:val="24"/>
-          <w:szCs w:val="24"/>
-        </w:rPr>
-        <w:t>AdamW</w:t>
-      </w:r>
-      <w:proofErr w:type="spellEnd"/>
-      <w:r>
-        <w:rPr>
-          <w:b w:val="0"/>
-          <w:bCs w:val="0"/>
-          <w:sz w:val="24"/>
-          <w:szCs w:val="24"/>
-        </w:rPr>
-        <w:t xml:space="preserve"> optimizer is used with 2 sets of parameters, with the learning rate for the projector being 3 × 10⁻⁴ and the </w:t>
-      </w:r>
-      <w:proofErr w:type="spellStart"/>
-      <w:r>
-        <w:rPr>
-          <w:b w:val="0"/>
-          <w:bCs w:val="0"/>
-          <w:sz w:val="24"/>
-          <w:szCs w:val="24"/>
-        </w:rPr>
-        <w:t>LoRA</w:t>
-      </w:r>
-      <w:proofErr w:type="spellEnd"/>
-      <w:r>
-        <w:rPr>
-          <w:b w:val="0"/>
-          <w:bCs w:val="0"/>
-          <w:sz w:val="24"/>
-          <w:szCs w:val="24"/>
-        </w:rPr>
-        <w:t xml:space="preserve"> layers being 1 × 10⁻⁵, while both groups use weight decay of 0.01. A cosine learning rate schedule with linear warmup over 5% of total steps (320 warmup steps out of 6,415 total) is applied to both groups. The effective batch size is 16 (physical batch size of 2 x 8 gradient accumulations). Gradient norms are clamped at 1.0 to ensure the stability of the training. </w:t>
-      </w:r>
-      <w:proofErr w:type="gramStart"/>
-      <w:r>
-        <w:rPr>
-          <w:b w:val="0"/>
-          <w:bCs w:val="0"/>
-          <w:sz w:val="24"/>
-          <w:szCs w:val="24"/>
-        </w:rPr>
-        <w:t>In order to</w:t>
-      </w:r>
-      <w:proofErr w:type="gramEnd"/>
-      <w:r>
-        <w:rPr>
-          <w:b w:val="0"/>
-          <w:bCs w:val="0"/>
-          <w:sz w:val="24"/>
-          <w:szCs w:val="24"/>
-        </w:rPr>
-        <w:t xml:space="preserve"> tackle class imbalance between normal and abnormal cases in IU X-ray, training weight 3.0 is given to the samples whose reports contain abnormal terms, such as consolidation, effusion, pneumothorax, cardiomegaly, atelectasis, and opacity, while its weight is set to 1.0 for the normal ones. This </w:t>
-      </w:r>
-      <w:proofErr w:type="spellStart"/>
-      <w:r>
-        <w:rPr>
-          <w:b w:val="0"/>
-          <w:bCs w:val="0"/>
-          <w:sz w:val="24"/>
-          <w:szCs w:val="24"/>
-        </w:rPr>
-        <w:t>upsampling</w:t>
-      </w:r>
-      <w:proofErr w:type="spellEnd"/>
-      <w:r>
-        <w:rPr>
-          <w:b w:val="0"/>
-          <w:bCs w:val="0"/>
-          <w:sz w:val="24"/>
-          <w:szCs w:val="24"/>
-        </w:rPr>
-        <w:t xml:space="preserve"> of </w:t>
-      </w:r>
-      <w:proofErr w:type="spellStart"/>
-      <w:r>
-        <w:rPr>
-          <w:b w:val="0"/>
-          <w:bCs w:val="0"/>
-          <w:sz w:val="24"/>
-          <w:szCs w:val="24"/>
-        </w:rPr>
-        <w:t>abnormals</w:t>
-      </w:r>
-      <w:proofErr w:type="spellEnd"/>
-      <w:r>
-        <w:rPr>
-          <w:b w:val="0"/>
-          <w:bCs w:val="0"/>
-          <w:sz w:val="24"/>
-          <w:szCs w:val="24"/>
-        </w:rPr>
-        <w:t xml:space="preserve"> helps the model not be biased towards producing a generic normal finding. For this, training runs for 40 epochs, using a patience of 8 epochs and early stopping based on the validation loss. The best model checkpoint is saved when the validation loss gets better. </w:t>
+          <w:sz w:val="24"/>
+          <w:szCs w:val="24"/>
+        </w:rPr>
+      </w:pPr>
+      <w:r>
+        <w:rPr>
+          <w:sz w:val="24"/>
+          <w:szCs w:val="24"/>
+        </w:rPr>
+        <w:t>Training:</w:t>
       </w:r>
     </w:p>
     <w:p>
@@ -19386,16 +18366,120 @@
         <w:ind w:left="432"/>
         <w:jc w:val="both"/>
         <w:rPr>
-          <w:sz w:val="24"/>
-          <w:szCs w:val="24"/>
-        </w:rPr>
-      </w:pPr>
-      <w:r>
-        <w:rPr>
-          <w:sz w:val="24"/>
-          <w:szCs w:val="24"/>
-        </w:rPr>
-        <w:t>Generation:</w:t>
+          <w:b w:val="0"/>
+          <w:bCs w:val="0"/>
+          <w:sz w:val="24"/>
+          <w:szCs w:val="24"/>
+        </w:rPr>
+      </w:pPr>
+      <w:r>
+        <w:rPr>
+          <w:b w:val="0"/>
+          <w:bCs w:val="0"/>
+          <w:sz w:val="24"/>
+          <w:szCs w:val="24"/>
+        </w:rPr>
+        <w:t xml:space="preserve">The </w:t>
+      </w:r>
+      <w:proofErr w:type="spellStart"/>
+      <w:r>
+        <w:rPr>
+          <w:b w:val="0"/>
+          <w:bCs w:val="0"/>
+          <w:sz w:val="24"/>
+          <w:szCs w:val="24"/>
+        </w:rPr>
+        <w:t>AdamW</w:t>
+      </w:r>
+      <w:proofErr w:type="spellEnd"/>
+      <w:r>
+        <w:rPr>
+          <w:b w:val="0"/>
+          <w:bCs w:val="0"/>
+          <w:sz w:val="24"/>
+          <w:szCs w:val="24"/>
+        </w:rPr>
+        <w:t xml:space="preserve"> optimizer is used with 2 sets of parameters, with the learning rate for the projector being 3 × 10⁻⁴ and the </w:t>
+      </w:r>
+      <w:proofErr w:type="spellStart"/>
+      <w:r>
+        <w:rPr>
+          <w:b w:val="0"/>
+          <w:bCs w:val="0"/>
+          <w:sz w:val="24"/>
+          <w:szCs w:val="24"/>
+        </w:rPr>
+        <w:t>LoRA</w:t>
+      </w:r>
+      <w:proofErr w:type="spellEnd"/>
+      <w:r>
+        <w:rPr>
+          <w:b w:val="0"/>
+          <w:bCs w:val="0"/>
+          <w:sz w:val="24"/>
+          <w:szCs w:val="24"/>
+        </w:rPr>
+        <w:t xml:space="preserve"> layers being 1 × 10⁻⁵, while both groups use weight decay of 0.01. A cosine learning rate schedule with linear warmup over 5% of total steps (320 warmup steps out of 6,415 total) is applied to both groups. The effective batch size is 16 (physical batch size of 2 x 8 gradient accumulations). Gradient norms are clamped at 1.0 to ensure the stability of the training. </w:t>
+      </w:r>
+      <w:proofErr w:type="gramStart"/>
+      <w:r>
+        <w:rPr>
+          <w:b w:val="0"/>
+          <w:bCs w:val="0"/>
+          <w:sz w:val="24"/>
+          <w:szCs w:val="24"/>
+        </w:rPr>
+        <w:t>In order to</w:t>
+      </w:r>
+      <w:proofErr w:type="gramEnd"/>
+      <w:r>
+        <w:rPr>
+          <w:b w:val="0"/>
+          <w:bCs w:val="0"/>
+          <w:sz w:val="24"/>
+          <w:szCs w:val="24"/>
+        </w:rPr>
+        <w:t xml:space="preserve"> tackle class imbalance between normal and abnormal cases in IU X-ray, training weight 3.0 is given to the samples whose reports contain abnormal terms, such as consolidation, effusion, pneumothorax, cardiomegaly, atelectasis, and opacity, while its weight is set to 1.0 for the normal ones. This </w:t>
+      </w:r>
+      <w:proofErr w:type="spellStart"/>
+      <w:r>
+        <w:rPr>
+          <w:b w:val="0"/>
+          <w:bCs w:val="0"/>
+          <w:sz w:val="24"/>
+          <w:szCs w:val="24"/>
+        </w:rPr>
+        <w:t>upsampling</w:t>
+      </w:r>
+      <w:proofErr w:type="spellEnd"/>
+      <w:r>
+        <w:rPr>
+          <w:b w:val="0"/>
+          <w:bCs w:val="0"/>
+          <w:sz w:val="24"/>
+          <w:szCs w:val="24"/>
+        </w:rPr>
+        <w:t xml:space="preserve"> of </w:t>
+      </w:r>
+      <w:proofErr w:type="spellStart"/>
+      <w:r>
+        <w:rPr>
+          <w:b w:val="0"/>
+          <w:bCs w:val="0"/>
+          <w:sz w:val="24"/>
+          <w:szCs w:val="24"/>
+        </w:rPr>
+        <w:t>abnormals</w:t>
+      </w:r>
+      <w:proofErr w:type="spellEnd"/>
+      <w:r>
+        <w:rPr>
+          <w:b w:val="0"/>
+          <w:bCs w:val="0"/>
+          <w:sz w:val="24"/>
+          <w:szCs w:val="24"/>
+        </w:rPr>
+        <w:t xml:space="preserve"> helps the model not be biased towards producing a generic normal finding. For this, training runs for 40 epochs, using a patience of 8 epochs and early stopping based on the validation loss. The best model checkpoint is saved when the validation loss gets better. </w:t>
       </w:r>
     </w:p>
     <w:p>
@@ -19405,20 +18489,16 @@
         <w:ind w:left="432"/>
         <w:jc w:val="both"/>
         <w:rPr>
-          <w:b w:val="0"/>
-          <w:bCs w:val="0"/>
-          <w:sz w:val="24"/>
-          <w:szCs w:val="24"/>
-        </w:rPr>
-      </w:pPr>
-      <w:r>
-        <w:rPr>
-          <w:b w:val="0"/>
-          <w:bCs w:val="0"/>
-          <w:sz w:val="24"/>
-          <w:szCs w:val="24"/>
-        </w:rPr>
-        <w:t xml:space="preserve">The KV-cache mechanism is used at inference to autoregressively generate reports with full contextual coherence. The generation function pre-generates the embeddings of the visual region, along with prompt tokens, and stores the key-value states, after which it decodes new tokens, applying a repetition penalty of 1.3 to all previously generated tokens to avoid degenerate loops. The generation will be stopped at the EOS token or up to 200 new tokens. </w:t>
+          <w:sz w:val="24"/>
+          <w:szCs w:val="24"/>
+        </w:rPr>
+      </w:pPr>
+      <w:r>
+        <w:rPr>
+          <w:sz w:val="24"/>
+          <w:szCs w:val="24"/>
+        </w:rPr>
+        <w:t>Generation:</w:t>
       </w:r>
     </w:p>
     <w:p>
@@ -19428,16 +18508,48 @@
         <w:ind w:left="432"/>
         <w:jc w:val="both"/>
         <w:rPr>
-          <w:sz w:val="24"/>
-          <w:szCs w:val="24"/>
-        </w:rPr>
-      </w:pPr>
-      <w:r>
-        <w:rPr>
+          <w:b w:val="0"/>
+          <w:bCs w:val="0"/>
+          <w:sz w:val="24"/>
+          <w:szCs w:val="24"/>
+        </w:rPr>
+      </w:pPr>
+      <w:r>
+        <w:rPr>
+          <w:b w:val="0"/>
+          <w:bCs w:val="0"/>
+          <w:sz w:val="24"/>
+          <w:szCs w:val="24"/>
+        </w:rPr>
+        <w:t xml:space="preserve">The KV-cache mechanism is used at inference to autoregressively generate reports with full contextual coherence. The generation function pre-generates the embeddings of the visual region, along with prompt tokens, and stores the key-value states, after which it decodes new tokens, applying a repetition penalty of 1.3 to all previously generated tokens </w:t>
+      </w:r>
+      <w:r>
+        <w:rPr>
+          <w:b w:val="0"/>
+          <w:bCs w:val="0"/>
           <w:sz w:val="24"/>
           <w:szCs w:val="24"/>
         </w:rPr>
         <w:lastRenderedPageBreak/>
+        <w:t xml:space="preserve">to avoid degenerate loops. The generation will be stopped at the EOS token or up to 200 new tokens. </w:t>
+      </w:r>
+    </w:p>
+    <w:p>
+      <w:pPr>
+        <w:pStyle w:val="Heading1"/>
+        <w:spacing w:after="240" w:line="360" w:lineRule="auto"/>
+        <w:ind w:left="432"/>
+        <w:jc w:val="both"/>
+        <w:rPr>
+          <w:sz w:val="24"/>
+          <w:szCs w:val="24"/>
+        </w:rPr>
+      </w:pPr>
+      <w:r>
+        <w:rPr>
+          <w:sz w:val="24"/>
+          <w:szCs w:val="24"/>
+        </w:rPr>
         <w:t>Evaluation Implementation:</w:t>
       </w:r>
     </w:p>
@@ -19943,14 +19055,14 @@
         <w:rPr>
           <w:szCs w:val="22"/>
         </w:rPr>
-        <w:t xml:space="preserve">, which includes technical and economic feasibility of the proposed approach, functional and non-functional system requirements, methodology of two stages that involves separating the functional model of generating English report from the Bangla translation model, detailed </w:t>
+        <w:t>, which includes technical and economic feasibility of the proposed approach, functional and non-</w:t>
       </w:r>
       <w:r>
         <w:rPr>
           <w:szCs w:val="22"/>
         </w:rPr>
         <w:lastRenderedPageBreak/>
-        <w:t xml:space="preserve">architecture of the </w:t>
+        <w:t xml:space="preserve">functional system requirements, methodology of two stages that involves separating the functional model of generating English report from the Bangla translation model, detailed architecture of the </w:t>
       </w:r>
       <w:proofErr w:type="spellStart"/>
       <w:r>
@@ -20099,28 +19211,6 @@
         </w:rPr>
       </w:pPr>
       <w:bookmarkStart w:id="71" w:name="_Toc151025056"/>
-    </w:p>
-    <w:p>
-      <w:pPr>
-        <w:pStyle w:val="Heading1"/>
-        <w:spacing w:after="240"/>
-        <w:ind w:left="0"/>
-        <w:rPr>
-          <w:sz w:val="40"/>
-          <w:szCs w:val="40"/>
-        </w:rPr>
-      </w:pPr>
-    </w:p>
-    <w:p>
-      <w:pPr>
-        <w:pStyle w:val="Heading1"/>
-        <w:spacing w:after="240"/>
-        <w:ind w:left="0"/>
-        <w:rPr>
-          <w:sz w:val="40"/>
-          <w:szCs w:val="40"/>
-        </w:rPr>
-      </w:pPr>
     </w:p>
     <w:p>
       <w:pPr>
@@ -21706,6 +20796,31 @@
       <w:bookmarkEnd w:id="84"/>
       <w:bookmarkEnd w:id="85"/>
     </w:p>
+    <w:p>
+      <w:pPr>
+        <w:pStyle w:val="Heading1"/>
+        <w:spacing w:line="360" w:lineRule="auto"/>
+        <w:ind w:left="360"/>
+        <w:jc w:val="center"/>
+        <w:rPr>
+          <w:b w:val="0"/>
+          <w:bCs w:val="0"/>
+          <w:sz w:val="24"/>
+          <w:szCs w:val="24"/>
+        </w:rPr>
+      </w:pPr>
+      <w:r>
+        <w:rPr>
+          <w:b w:val="0"/>
+          <w:bCs w:val="0"/>
+          <w:i/>
+          <w:iCs/>
+          <w:sz w:val="24"/>
+          <w:szCs w:val="24"/>
+        </w:rPr>
+        <w:t>Table 2: Training Table</w:t>
+      </w:r>
+    </w:p>
     <w:tbl>
       <w:tblPr>
         <w:tblW w:w="7400" w:type="dxa"/>
@@ -22248,7 +21363,17 @@
           <w:sz w:val="24"/>
           <w:szCs w:val="24"/>
         </w:rPr>
-        <w:t xml:space="preserve"> model it was consistently &lt;0.55, yielding a numerical difference of over 1.0 loss units that was also strongly predictive of the difference in generation quality at evaluation.</w:t>
+        <w:t xml:space="preserve"> model it was consistently &lt;0.55, yielding a numerical difference of over 1.0 loss units that was also strongly predictive of the difference in generation quality at </w:t>
+      </w:r>
+      <w:r>
+        <w:rPr>
+          <w:b w:val="0"/>
+          <w:bCs w:val="0"/>
+          <w:sz w:val="24"/>
+          <w:szCs w:val="24"/>
+        </w:rPr>
+        <w:lastRenderedPageBreak/>
+        <w:t>evaluation.</w:t>
       </w:r>
     </w:p>
     <w:p>
@@ -22272,7 +21397,6 @@
           <w:sz w:val="24"/>
           <w:szCs w:val="24"/>
         </w:rPr>
-        <w:lastRenderedPageBreak/>
         <w:drawing>
           <wp:inline distT="0" distB="0" distL="0" distR="0" wp14:anchorId="729DB952" wp14:editId="24D2B8F8">
             <wp:extent cx="5734050" cy="2867025"/>
@@ -22319,20 +21443,61 @@
     <w:p>
       <w:pPr>
         <w:pStyle w:val="Heading1"/>
-        <w:spacing w:line="360" w:lineRule="auto"/>
-        <w:ind w:left="360"/>
-        <w:jc w:val="both"/>
-        <w:rPr>
-          <w:sz w:val="24"/>
-          <w:szCs w:val="24"/>
-        </w:rPr>
-      </w:pPr>
-      <w:r>
-        <w:rPr>
-          <w:sz w:val="24"/>
-          <w:szCs w:val="24"/>
-        </w:rPr>
-        <w:t xml:space="preserve">Stage 1 English NLG Results: </w:t>
+        <w:spacing w:after="240" w:line="360" w:lineRule="auto"/>
+        <w:ind w:left="432"/>
+        <w:jc w:val="center"/>
+        <w:rPr>
+          <w:b w:val="0"/>
+          <w:bCs w:val="0"/>
+          <w:i/>
+          <w:iCs/>
+          <w:sz w:val="24"/>
+          <w:szCs w:val="24"/>
+        </w:rPr>
+      </w:pPr>
+      <w:r>
+        <w:rPr>
+          <w:b w:val="0"/>
+          <w:bCs w:val="0"/>
+          <w:i/>
+          <w:iCs/>
+          <w:sz w:val="24"/>
+          <w:szCs w:val="24"/>
+        </w:rPr>
+        <w:t>Figure</w:t>
+      </w:r>
+      <w:r>
+        <w:rPr>
+          <w:b w:val="0"/>
+          <w:bCs w:val="0"/>
+          <w:i/>
+          <w:iCs/>
+          <w:sz w:val="24"/>
+          <w:szCs w:val="24"/>
+        </w:rPr>
+        <w:t xml:space="preserve"> 4</w:t>
+      </w:r>
+      <w:r>
+        <w:rPr>
+          <w:b w:val="0"/>
+          <w:bCs w:val="0"/>
+          <w:i/>
+          <w:iCs/>
+          <w:sz w:val="24"/>
+          <w:szCs w:val="24"/>
+        </w:rPr>
+        <w:t xml:space="preserve">: </w:t>
+      </w:r>
+      <w:r>
+        <w:rPr>
+          <w:b w:val="0"/>
+          <w:bCs w:val="0"/>
+          <w:i/>
+          <w:iCs/>
+          <w:sz w:val="24"/>
+          <w:szCs w:val="24"/>
+        </w:rPr>
+        <w:t>Training Curve</w:t>
       </w:r>
     </w:p>
     <w:p>
@@ -22342,6 +21507,25 @@
         <w:ind w:left="360"/>
         <w:jc w:val="both"/>
         <w:rPr>
+          <w:sz w:val="24"/>
+          <w:szCs w:val="24"/>
+        </w:rPr>
+      </w:pPr>
+      <w:r>
+        <w:rPr>
+          <w:sz w:val="24"/>
+          <w:szCs w:val="24"/>
+        </w:rPr>
+        <w:t xml:space="preserve">Stage 1 English NLG Results: </w:t>
+      </w:r>
+    </w:p>
+    <w:p>
+      <w:pPr>
+        <w:pStyle w:val="Heading1"/>
+        <w:spacing w:line="360" w:lineRule="auto"/>
+        <w:ind w:left="360"/>
+        <w:jc w:val="both"/>
+        <w:rPr>
           <w:b w:val="0"/>
           <w:bCs w:val="0"/>
           <w:sz w:val="24"/>
@@ -22595,7 +21779,17 @@
           <w:sz w:val="24"/>
           <w:szCs w:val="24"/>
         </w:rPr>
-        <w:t xml:space="preserve"> is a general two-stage pipeline not optimized for just NLG score maximization. </w:t>
+        <w:t xml:space="preserve"> is a general two-stage pipeline not optimized for </w:t>
+      </w:r>
+      <w:r>
+        <w:rPr>
+          <w:b w:val="0"/>
+          <w:bCs w:val="0"/>
+          <w:sz w:val="24"/>
+          <w:szCs w:val="24"/>
+        </w:rPr>
+        <w:lastRenderedPageBreak/>
+        <w:t xml:space="preserve">just NLG score maximization. </w:t>
       </w:r>
       <w:proofErr w:type="spellStart"/>
       <w:r>
@@ -22616,6 +21810,44 @@
           <w:szCs w:val="24"/>
         </w:rPr>
         <w:t>++ is 41.32 which places the model in a range typical of systems that produce fluent, but not exact, clinical text.</w:t>
+      </w:r>
+    </w:p>
+    <w:p>
+      <w:pPr>
+        <w:pStyle w:val="Heading1"/>
+        <w:spacing w:line="360" w:lineRule="auto"/>
+        <w:ind w:left="360"/>
+        <w:jc w:val="center"/>
+        <w:rPr>
+          <w:b w:val="0"/>
+          <w:bCs w:val="0"/>
+          <w:i/>
+          <w:iCs/>
+          <w:sz w:val="24"/>
+          <w:szCs w:val="24"/>
+        </w:rPr>
+      </w:pPr>
+      <w:r>
+        <w:rPr>
+          <w:b w:val="0"/>
+          <w:bCs w:val="0"/>
+          <w:i/>
+          <w:iCs/>
+          <w:sz w:val="24"/>
+          <w:szCs w:val="24"/>
+        </w:rPr>
+        <w:t>Table 3:</w:t>
+      </w:r>
+      <w:r>
+        <w:rPr>
+          <w:b w:val="0"/>
+          <w:bCs w:val="0"/>
+          <w:i/>
+          <w:iCs/>
+          <w:sz w:val="24"/>
+          <w:szCs w:val="24"/>
+        </w:rPr>
+        <w:t xml:space="preserve"> Stage-1 Anatomy Guided</w:t>
       </w:r>
     </w:p>
     <w:tbl>
@@ -22673,7 +21905,6 @@
                 <w:sz w:val="20"/>
                 <w:szCs w:val="20"/>
               </w:rPr>
-              <w:lastRenderedPageBreak/>
               <w:t>Metric</w:t>
             </w:r>
           </w:p>
@@ -23881,7 +23112,7 @@
           <w:sz w:val="24"/>
           <w:szCs w:val="24"/>
         </w:rPr>
-        <w:t xml:space="preserve"> normal cases. This yields a recall of 0.9795 and precision of 0.7993, with an F1 of 0.8802. In the clinical setting, the screening context, the higher the "recall", the more important the metric; the cost of a false negative is more significant than that of a false positive. The test distribution and model's reliable output space have a large gap between the micro-F1 (0.5897) and macro-F1 (0.3321) which is a typical sign of the dominance of common categories (No </w:t>
+        <w:t xml:space="preserve"> normal cases. This yields a recall of 0.9795 and precision of 0.7993, with an F1 of 0.8802. In the clinical setting, the screening context, the higher the "recall", the more important the metric; the </w:t>
       </w:r>
       <w:r>
         <w:rPr>
@@ -23891,7 +23122,67 @@
           <w:szCs w:val="24"/>
         </w:rPr>
         <w:lastRenderedPageBreak/>
-        <w:t>Finding, Pleural Effusion, Pneumothorax) in both.</w:t>
+        <w:t>cost of a false negative is more significant than that of a false positive. The test distribution and model's reliable output space have a large gap between the micro-F1 (0.5897) and macro-F1 (0.3321) which is a typical sign of the dominance of common categories (No Finding, Pleural Effusion, Pneumothorax) in both.</w:t>
+      </w:r>
+    </w:p>
+    <w:p>
+      <w:pPr>
+        <w:pStyle w:val="Heading1"/>
+        <w:spacing w:line="360" w:lineRule="auto"/>
+        <w:ind w:left="360"/>
+        <w:jc w:val="center"/>
+        <w:rPr>
+          <w:b w:val="0"/>
+          <w:bCs w:val="0"/>
+          <w:i/>
+          <w:iCs/>
+          <w:sz w:val="24"/>
+          <w:szCs w:val="24"/>
+        </w:rPr>
+      </w:pPr>
+      <w:r>
+        <w:rPr>
+          <w:b w:val="0"/>
+          <w:bCs w:val="0"/>
+          <w:i/>
+          <w:iCs/>
+          <w:sz w:val="24"/>
+          <w:szCs w:val="24"/>
+        </w:rPr>
+        <w:t xml:space="preserve">Table </w:t>
+      </w:r>
+      <w:r>
+        <w:rPr>
+          <w:b w:val="0"/>
+          <w:bCs w:val="0"/>
+          <w:i/>
+          <w:iCs/>
+          <w:sz w:val="24"/>
+          <w:szCs w:val="24"/>
+        </w:rPr>
+        <w:t>4</w:t>
+      </w:r>
+      <w:r>
+        <w:rPr>
+          <w:b w:val="0"/>
+          <w:bCs w:val="0"/>
+          <w:i/>
+          <w:iCs/>
+          <w:sz w:val="24"/>
+          <w:szCs w:val="24"/>
+        </w:rPr>
+        <w:t>:</w:t>
+      </w:r>
+      <w:r>
+        <w:rPr>
+          <w:b w:val="0"/>
+          <w:bCs w:val="0"/>
+          <w:i/>
+          <w:iCs/>
+          <w:sz w:val="24"/>
+          <w:szCs w:val="24"/>
+        </w:rPr>
+        <w:t xml:space="preserve"> Stage-1 Baseline</w:t>
       </w:r>
     </w:p>
     <w:tbl>
@@ -25960,6 +25251,7 @@
           <w:sz w:val="24"/>
           <w:szCs w:val="24"/>
         </w:rPr>
+        <w:lastRenderedPageBreak/>
         <w:t>নিউমোথোরাক্স</w:t>
       </w:r>
       <w:proofErr w:type="spellEnd"/>
@@ -26012,17 +25304,7 @@
           <w:sz w:val="24"/>
           <w:szCs w:val="24"/>
         </w:rPr>
-        <w:t xml:space="preserve">; minor variations in normal anatomical description; and propagation of any such inaccuracy from </w:t>
-      </w:r>
-      <w:r>
-        <w:rPr>
-          <w:b w:val="0"/>
-          <w:bCs w:val="0"/>
-          <w:sz w:val="24"/>
-          <w:szCs w:val="24"/>
-        </w:rPr>
-        <w:lastRenderedPageBreak/>
-        <w:t xml:space="preserve">the output of the English Stage 1 into the Bangla output. Combined, the results validate the pipeline's ability to function, the need for the </w:t>
+        <w:t xml:space="preserve">; minor variations in normal anatomical description; and propagation of any such inaccuracy from the output of the English Stage 1 into the Bangla output. Combined, the results validate the pipeline's ability to function, the need for the </w:t>
       </w:r>
       <w:proofErr w:type="spellStart"/>
       <w:r>
@@ -26046,6 +25328,66 @@
       </w:r>
       <w:bookmarkEnd w:id="87"/>
       <w:bookmarkEnd w:id="88"/>
+    </w:p>
+    <w:p>
+      <w:pPr>
+        <w:pStyle w:val="Heading1"/>
+        <w:spacing w:line="360" w:lineRule="auto"/>
+        <w:ind w:left="360"/>
+        <w:jc w:val="center"/>
+        <w:rPr>
+          <w:b w:val="0"/>
+          <w:bCs w:val="0"/>
+          <w:i/>
+          <w:iCs/>
+          <w:sz w:val="24"/>
+          <w:szCs w:val="24"/>
+        </w:rPr>
+      </w:pPr>
+      <w:r>
+        <w:rPr>
+          <w:b w:val="0"/>
+          <w:bCs w:val="0"/>
+          <w:i/>
+          <w:iCs/>
+          <w:sz w:val="24"/>
+          <w:szCs w:val="24"/>
+        </w:rPr>
+        <w:t xml:space="preserve">Table </w:t>
+      </w:r>
+      <w:r>
+        <w:rPr>
+          <w:b w:val="0"/>
+          <w:bCs w:val="0"/>
+          <w:i/>
+          <w:iCs/>
+          <w:sz w:val="24"/>
+          <w:szCs w:val="24"/>
+        </w:rPr>
+        <w:t>5</w:t>
+      </w:r>
+      <w:r>
+        <w:rPr>
+          <w:b w:val="0"/>
+          <w:bCs w:val="0"/>
+          <w:i/>
+          <w:iCs/>
+          <w:sz w:val="24"/>
+          <w:szCs w:val="24"/>
+        </w:rPr>
+        <w:t>:</w:t>
+      </w:r>
+      <w:r>
+        <w:rPr>
+          <w:b w:val="0"/>
+          <w:bCs w:val="0"/>
+          <w:i/>
+          <w:iCs/>
+          <w:sz w:val="24"/>
+          <w:szCs w:val="24"/>
+        </w:rPr>
+        <w:t xml:space="preserve"> Stage-2</w:t>
+      </w:r>
     </w:p>
     <w:tbl>
       <w:tblPr>
@@ -26609,6 +25951,126 @@
     <w:p>
       <w:pPr>
         <w:pStyle w:val="Heading1"/>
+        <w:spacing w:after="240" w:line="360" w:lineRule="auto"/>
+        <w:ind w:left="432"/>
+        <w:jc w:val="center"/>
+        <w:rPr>
+          <w:b w:val="0"/>
+          <w:bCs w:val="0"/>
+          <w:i/>
+          <w:iCs/>
+          <w:sz w:val="24"/>
+          <w:szCs w:val="24"/>
+        </w:rPr>
+      </w:pPr>
+      <w:r>
+        <w:rPr>
+          <w:b w:val="0"/>
+          <w:bCs w:val="0"/>
+          <w:i/>
+          <w:iCs/>
+          <w:sz w:val="24"/>
+          <w:szCs w:val="24"/>
+        </w:rPr>
+        <w:t>Figure</w:t>
+      </w:r>
+      <w:r>
+        <w:rPr>
+          <w:b w:val="0"/>
+          <w:bCs w:val="0"/>
+          <w:i/>
+          <w:iCs/>
+          <w:sz w:val="24"/>
+          <w:szCs w:val="24"/>
+        </w:rPr>
+        <w:t xml:space="preserve"> 5</w:t>
+      </w:r>
+      <w:r>
+        <w:rPr>
+          <w:b w:val="0"/>
+          <w:bCs w:val="0"/>
+          <w:i/>
+          <w:iCs/>
+          <w:sz w:val="24"/>
+          <w:szCs w:val="24"/>
+        </w:rPr>
+        <w:t xml:space="preserve">: </w:t>
+      </w:r>
+      <w:r>
+        <w:rPr>
+          <w:b w:val="0"/>
+          <w:bCs w:val="0"/>
+          <w:i/>
+          <w:iCs/>
+          <w:sz w:val="24"/>
+          <w:szCs w:val="24"/>
+        </w:rPr>
+        <w:t>Ablation Study</w:t>
+      </w:r>
+      <w:r>
+        <w:rPr>
+          <w:b w:val="0"/>
+          <w:bCs w:val="0"/>
+          <w:i/>
+          <w:iCs/>
+          <w:sz w:val="24"/>
+          <w:szCs w:val="24"/>
+        </w:rPr>
+        <w:t>-</w:t>
+      </w:r>
+      <w:r>
+        <w:rPr>
+          <w:b w:val="0"/>
+          <w:bCs w:val="0"/>
+          <w:i/>
+          <w:iCs/>
+          <w:sz w:val="24"/>
+          <w:szCs w:val="24"/>
+        </w:rPr>
+        <w:t xml:space="preserve"> Anatomy Guided Projector vs </w:t>
+      </w:r>
+      <w:proofErr w:type="spellStart"/>
+      <w:r>
+        <w:rPr>
+          <w:b w:val="0"/>
+          <w:bCs w:val="0"/>
+          <w:i/>
+          <w:iCs/>
+          <w:sz w:val="24"/>
+          <w:szCs w:val="24"/>
+        </w:rPr>
+        <w:t>FlatMLP</w:t>
+      </w:r>
+      <w:proofErr w:type="spellEnd"/>
+      <w:r>
+        <w:rPr>
+          <w:b w:val="0"/>
+          <w:bCs w:val="0"/>
+          <w:i/>
+          <w:iCs/>
+          <w:sz w:val="24"/>
+          <w:szCs w:val="24"/>
+        </w:rPr>
+        <w:t xml:space="preserve"> Baseline</w:t>
+      </w:r>
+    </w:p>
+    <w:p>
+      <w:pPr>
+        <w:pStyle w:val="Heading1"/>
+        <w:spacing w:line="360" w:lineRule="auto"/>
+        <w:ind w:left="360"/>
+        <w:jc w:val="both"/>
+        <w:rPr>
+          <w:b w:val="0"/>
+          <w:bCs w:val="0"/>
+          <w:sz w:val="24"/>
+          <w:szCs w:val="24"/>
+        </w:rPr>
+      </w:pPr>
+    </w:p>
+    <w:p>
+      <w:pPr>
+        <w:pStyle w:val="Heading1"/>
         <w:spacing w:line="360" w:lineRule="auto"/>
         <w:ind w:left="360"/>
         <w:jc w:val="both"/>
@@ -26673,58 +26135,86 @@
     <w:p>
       <w:pPr>
         <w:pStyle w:val="Heading1"/>
-        <w:spacing w:line="360" w:lineRule="auto"/>
-        <w:ind w:left="360"/>
-        <w:jc w:val="both"/>
-        <w:rPr>
-          <w:b w:val="0"/>
-          <w:bCs w:val="0"/>
-          <w:sz w:val="24"/>
-          <w:szCs w:val="24"/>
-        </w:rPr>
-      </w:pPr>
-    </w:p>
-    <w:p>
-      <w:pPr>
-        <w:pStyle w:val="Heading1"/>
-        <w:spacing w:line="360" w:lineRule="auto"/>
-        <w:ind w:left="360"/>
-        <w:jc w:val="both"/>
-        <w:rPr>
-          <w:b w:val="0"/>
-          <w:bCs w:val="0"/>
-          <w:sz w:val="24"/>
-          <w:szCs w:val="24"/>
-        </w:rPr>
-      </w:pPr>
-    </w:p>
-    <w:p>
-      <w:pPr>
-        <w:pStyle w:val="Heading1"/>
-        <w:spacing w:line="360" w:lineRule="auto"/>
-        <w:ind w:left="360"/>
-        <w:jc w:val="both"/>
-        <w:rPr>
-          <w:b w:val="0"/>
-          <w:bCs w:val="0"/>
-          <w:sz w:val="24"/>
-          <w:szCs w:val="24"/>
-        </w:rPr>
-      </w:pPr>
-    </w:p>
-    <w:p>
-      <w:pPr>
-        <w:pStyle w:val="Heading1"/>
-        <w:spacing w:line="360" w:lineRule="auto"/>
-        <w:ind w:left="360"/>
-        <w:jc w:val="both"/>
-        <w:rPr>
-          <w:b w:val="0"/>
-          <w:bCs w:val="0"/>
-          <w:sz w:val="24"/>
-          <w:szCs w:val="24"/>
-        </w:rPr>
-      </w:pPr>
+        <w:spacing w:after="240" w:line="360" w:lineRule="auto"/>
+        <w:ind w:left="432"/>
+        <w:jc w:val="center"/>
+        <w:rPr>
+          <w:b w:val="0"/>
+          <w:bCs w:val="0"/>
+          <w:i/>
+          <w:iCs/>
+          <w:sz w:val="24"/>
+          <w:szCs w:val="24"/>
+        </w:rPr>
+      </w:pPr>
+      <w:r>
+        <w:rPr>
+          <w:b w:val="0"/>
+          <w:bCs w:val="0"/>
+          <w:i/>
+          <w:iCs/>
+          <w:sz w:val="24"/>
+          <w:szCs w:val="24"/>
+        </w:rPr>
+        <w:t>Figure</w:t>
+      </w:r>
+      <w:r>
+        <w:rPr>
+          <w:b w:val="0"/>
+          <w:bCs w:val="0"/>
+          <w:i/>
+          <w:iCs/>
+          <w:sz w:val="24"/>
+          <w:szCs w:val="24"/>
+        </w:rPr>
+        <w:t xml:space="preserve"> 6</w:t>
+      </w:r>
+      <w:r>
+        <w:rPr>
+          <w:b w:val="0"/>
+          <w:bCs w:val="0"/>
+          <w:i/>
+          <w:iCs/>
+          <w:sz w:val="24"/>
+          <w:szCs w:val="24"/>
+        </w:rPr>
+        <w:t xml:space="preserve">: </w:t>
+      </w:r>
+      <w:proofErr w:type="spellStart"/>
+      <w:r>
+        <w:rPr>
+          <w:b w:val="0"/>
+          <w:bCs w:val="0"/>
+          <w:i/>
+          <w:iCs/>
+          <w:sz w:val="24"/>
+          <w:szCs w:val="24"/>
+        </w:rPr>
+        <w:t>BanglaCXR</w:t>
+      </w:r>
+      <w:proofErr w:type="spellEnd"/>
+      <w:r>
+        <w:rPr>
+          <w:b w:val="0"/>
+          <w:bCs w:val="0"/>
+          <w:i/>
+          <w:iCs/>
+          <w:sz w:val="24"/>
+          <w:szCs w:val="24"/>
+        </w:rPr>
+        <w:t xml:space="preserve"> Stage</w:t>
+      </w:r>
+      <w:r>
+        <w:rPr>
+          <w:b w:val="0"/>
+          <w:bCs w:val="0"/>
+          <w:i/>
+          <w:iCs/>
+          <w:sz w:val="24"/>
+          <w:szCs w:val="24"/>
+        </w:rPr>
+        <w:t xml:space="preserve"> 1- Clinical Entity F1 per Finding</w:t>
+      </w:r>
     </w:p>
     <w:p>
       <w:pPr>
@@ -32893,6 +32383,7 @@
   <w:style w:type="character" w:default="1" w:styleId="DefaultParagraphFont">
     <w:name w:val="Default Paragraph Font"/>
     <w:uiPriority w:val="1"/>
+    <w:semiHidden/>
     <w:unhideWhenUsed/>
   </w:style>
   <w:style w:type="table" w:default="1" w:styleId="TableNormal">
